--- a/Documentation.docx
+++ b/Documentation.docx
@@ -4,6 +4,7 @@
   <w:body>
     <w:p>
       <w:pPr>
+        <w:ind w:right="-1"/>
         <w:jc w:val="center"/>
         <w:rPr>
           <w:lang w:val="en-GB"/>
@@ -59,6 +60,7 @@
     </w:p>
     <w:p>
       <w:pPr>
+        <w:ind w:right="-1"/>
         <w:jc w:val="center"/>
         <w:outlineLvl w:val="0"/>
         <w:rPr>
@@ -77,6 +79,7 @@
     <w:p>
       <w:pPr>
         <w:spacing w:before="3120"/>
+        <w:ind w:right="-1"/>
         <w:jc w:val="center"/>
         <w:outlineLvl w:val="0"/>
         <w:rPr>
@@ -109,6 +112,7 @@
     <w:bookmarkEnd w:id="0"/>
     <w:p>
       <w:pPr>
+        <w:ind w:right="-1"/>
         <w:jc w:val="center"/>
         <w:outlineLvl w:val="0"/>
         <w:rPr>
@@ -169,6 +173,7 @@
     </w:p>
     <w:p>
       <w:pPr>
+        <w:ind w:right="-1"/>
         <w:jc w:val="center"/>
         <w:outlineLvl w:val="0"/>
         <w:rPr>
@@ -181,6 +186,7 @@
     </w:p>
     <w:p>
       <w:pPr>
+        <w:ind w:right="-1"/>
         <w:jc w:val="center"/>
         <w:outlineLvl w:val="0"/>
         <w:rPr>
@@ -193,6 +199,7 @@
     </w:p>
     <w:p>
       <w:pPr>
+        <w:ind w:right="-1"/>
         <w:rPr>
           <w:lang w:val="en-GB"/>
         </w:rPr>
@@ -201,6 +208,7 @@
     <w:p>
       <w:pPr>
         <w:spacing w:after="0"/>
+        <w:ind w:right="-1"/>
         <w:jc w:val="center"/>
         <w:outlineLvl w:val="0"/>
         <w:rPr>
@@ -217,6 +225,7 @@
     <w:p>
       <w:pPr>
         <w:spacing w:after="0"/>
+        <w:ind w:right="-1"/>
         <w:jc w:val="center"/>
         <w:outlineLvl w:val="0"/>
         <w:rPr>
@@ -233,6 +242,7 @@
     <w:p>
       <w:pPr>
         <w:spacing w:after="0"/>
+        <w:ind w:right="-1"/>
         <w:jc w:val="center"/>
         <w:outlineLvl w:val="0"/>
         <w:rPr>
@@ -260,24 +270,13 @@
     </w:p>
     <w:p>
       <w:pPr>
-        <w:pStyle w:val="Kopfzeile"/>
-        <w:spacing w:after="0"/>
-        <w:outlineLvl w:val="0"/>
-        <w:rPr>
-          <w:lang w:val="en-GB"/>
-        </w:rPr>
-      </w:pPr>
-      <w:r>
-        <w:rPr>
-          <w:lang w:val="en-GB"/>
-        </w:rPr>
+        <w:pStyle w:val="berschrift2"/>
+      </w:pPr>
+      <w:r>
         <w:lastRenderedPageBreak/>
         <w:t>TABLE OF CONTENTS</w:t>
       </w:r>
       <w:r>
-        <w:rPr>
-          <w:lang w:val="en-GB"/>
-        </w:rPr>
         <w:t xml:space="preserve"> </w:t>
       </w:r>
     </w:p>
@@ -287,7 +286,7 @@
         <w:rPr>
           <w:rFonts w:asciiTheme="minorHAnsi" w:eastAsiaTheme="minorEastAsia" w:hAnsiTheme="minorHAnsi" w:cstheme="minorBidi"/>
           <w:kern w:val="2"/>
-          <w:lang w:val="en-US" w:eastAsia="en-US" w:bidi="fa-IR"/>
+          <w:lang w:val="en-GB" w:eastAsia="de-DE"/>
           <w14:ligatures w14:val="standardContextual"/>
         </w:rPr>
       </w:pPr>
@@ -319,78 +318,37 @@
         <w:rPr>
           <w:lang w:val="en-US" w:eastAsia="en-US"/>
         </w:rPr>
-        <w:t>1</w:t>
-      </w:r>
-      <w:r>
-        <w:rPr>
-          <w:lang w:val="en-GB"/>
-        </w:rPr>
-        <w:t xml:space="preserve"> Introduction</w:t>
-      </w:r>
-      <w:r>
-        <w:rPr>
-          <w:lang w:val="en-GB"/>
-        </w:rPr>
-        <w:tab/>
-      </w:r>
-      <w:r>
-        <w:fldChar w:fldCharType="begin"/>
-      </w:r>
-      <w:r>
-        <w:rPr>
-          <w:lang w:val="en-GB"/>
-        </w:rPr>
-        <w:instrText xml:space="preserve"> PAGEREF _Toc224395681 \h </w:instrText>
-      </w:r>
-      <w:r>
-        <w:fldChar w:fldCharType="separate"/>
-      </w:r>
-      <w:r>
-        <w:rPr>
-          <w:lang w:val="en-GB"/>
-        </w:rPr>
-        <w:t>3</w:t>
-      </w:r>
-      <w:r>
-        <w:fldChar w:fldCharType="end"/>
-      </w:r>
-    </w:p>
-    <w:p>
-      <w:pPr>
-        <w:pStyle w:val="Verzeichnis1"/>
+        <w:t>1.</w:t>
+      </w:r>
+      <w:r>
         <w:rPr>
           <w:rFonts w:asciiTheme="minorHAnsi" w:eastAsiaTheme="minorEastAsia" w:hAnsiTheme="minorHAnsi" w:cstheme="minorBidi"/>
           <w:kern w:val="2"/>
-          <w:lang w:val="en-US" w:eastAsia="en-US" w:bidi="fa-IR"/>
+          <w:lang w:val="en-GB" w:eastAsia="de-DE"/>
           <w14:ligatures w14:val="standardContextual"/>
         </w:rPr>
-      </w:pPr>
-      <w:r>
-        <w:rPr>
-          <w:lang w:val="en-US" w:eastAsia="en-US"/>
-        </w:rPr>
-        <w:t>2</w:t>
-      </w:r>
-      <w:r>
-        <w:rPr>
-          <w:lang w:val="en-GB"/>
-        </w:rPr>
-        <w:t xml:space="preserve"> Methodology &amp; Simulation Architecture</w:t>
-      </w:r>
-      <w:r>
-        <w:rPr>
-          <w:lang w:val="en-GB"/>
-        </w:rPr>
         <w:tab/>
       </w:r>
       <w:r>
+        <w:rPr>
+          <w:lang w:val="en-GB"/>
+        </w:rPr>
+        <w:t>Introduction</w:t>
+      </w:r>
+      <w:r>
+        <w:rPr>
+          <w:lang w:val="en-GB"/>
+        </w:rPr>
+        <w:tab/>
+      </w:r>
+      <w:r>
         <w:fldChar w:fldCharType="begin"/>
       </w:r>
       <w:r>
         <w:rPr>
           <w:lang w:val="en-GB"/>
         </w:rPr>
-        <w:instrText xml:space="preserve"> PAGEREF _Toc224395682 \h </w:instrText>
+        <w:instrText xml:space="preserve"> PAGEREF _Toc225009468 \h </w:instrText>
       </w:r>
       <w:r>
         <w:fldChar w:fldCharType="separate"/>
@@ -407,11 +365,11 @@
     </w:p>
     <w:p>
       <w:pPr>
-        <w:pStyle w:val="Verzeichnis2"/>
+        <w:pStyle w:val="Verzeichnis1"/>
         <w:rPr>
           <w:rFonts w:asciiTheme="minorHAnsi" w:eastAsiaTheme="minorEastAsia" w:hAnsiTheme="minorHAnsi" w:cstheme="minorBidi"/>
           <w:kern w:val="2"/>
-          <w:lang w:val="en-US" w:eastAsia="en-US" w:bidi="fa-IR"/>
+          <w:lang w:val="en-GB" w:eastAsia="de-DE"/>
           <w14:ligatures w14:val="standardContextual"/>
         </w:rPr>
       </w:pPr>
@@ -419,57 +377,46 @@
         <w:rPr>
           <w:lang w:val="en-US" w:eastAsia="en-US"/>
         </w:rPr>
-        <w:t>2.1 The Core: Electrolyzer Unit</w:t>
-      </w:r>
-      <w:r>
-        <w:tab/>
-      </w:r>
-      <w:r>
-        <w:fldChar w:fldCharType="begin"/>
-      </w:r>
-      <w:r>
-        <w:instrText xml:space="preserve"> PAGEREF _Toc224395683 \h </w:instrText>
-      </w:r>
-      <w:r>
-        <w:fldChar w:fldCharType="separate"/>
-      </w:r>
-      <w:r>
-        <w:t>4</w:t>
-      </w:r>
-      <w:r>
-        <w:fldChar w:fldCharType="end"/>
-      </w:r>
-    </w:p>
-    <w:p>
-      <w:pPr>
-        <w:pStyle w:val="Verzeichnis2"/>
+        <w:t>2.</w:t>
+      </w:r>
+      <w:r>
         <w:rPr>
           <w:rFonts w:asciiTheme="minorHAnsi" w:eastAsiaTheme="minorEastAsia" w:hAnsiTheme="minorHAnsi" w:cstheme="minorBidi"/>
           <w:kern w:val="2"/>
-          <w:lang w:val="en-US" w:eastAsia="en-US" w:bidi="fa-IR"/>
+          <w:lang w:val="en-GB" w:eastAsia="de-DE"/>
           <w14:ligatures w14:val="standardContextual"/>
         </w:rPr>
-      </w:pPr>
-      <w:r>
-        <w:rPr>
-          <w:lang w:val="en-US" w:eastAsia="en-US"/>
-        </w:rPr>
-        <w:t>2.2 Mass Flow Systems (Hydrogen &amp; Oxygen)</w:t>
-      </w:r>
-      <w:r>
         <w:tab/>
       </w:r>
       <w:r>
+        <w:rPr>
+          <w:lang w:val="en-GB"/>
+        </w:rPr>
+        <w:t>Methodology &amp; Simulation Architecture</w:t>
+      </w:r>
+      <w:r>
+        <w:rPr>
+          <w:lang w:val="en-GB"/>
+        </w:rPr>
+        <w:tab/>
+      </w:r>
+      <w:r>
         <w:fldChar w:fldCharType="begin"/>
       </w:r>
       <w:r>
-        <w:instrText xml:space="preserve"> PAGEREF _Toc224395684 \h </w:instrText>
+        <w:rPr>
+          <w:lang w:val="en-GB"/>
+        </w:rPr>
+        <w:instrText xml:space="preserve"> PAGEREF _Toc225009469 \h </w:instrText>
       </w:r>
       <w:r>
         <w:fldChar w:fldCharType="separate"/>
       </w:r>
       <w:r>
-        <w:t>4</w:t>
+        <w:rPr>
+          <w:lang w:val="en-GB"/>
+        </w:rPr>
+        <w:t>3</w:t>
       </w:r>
       <w:r>
         <w:fldChar w:fldCharType="end"/>
@@ -481,7 +428,7 @@
         <w:rPr>
           <w:rFonts w:asciiTheme="minorHAnsi" w:eastAsiaTheme="minorEastAsia" w:hAnsiTheme="minorHAnsi" w:cstheme="minorBidi"/>
           <w:kern w:val="2"/>
-          <w:lang w:val="en-US" w:eastAsia="en-US" w:bidi="fa-IR"/>
+          <w:lang w:eastAsia="de-DE"/>
           <w14:ligatures w14:val="standardContextual"/>
         </w:rPr>
       </w:pPr>
@@ -489,7 +436,7 @@
         <w:rPr>
           <w:lang w:val="en-US" w:eastAsia="en-US"/>
         </w:rPr>
-        <w:t>2.3 Thermal Recovery &amp; Distribution</w:t>
+        <w:t>2.1 The Core: Electrolyzer Unit</w:t>
       </w:r>
       <w:r>
         <w:tab/>
@@ -498,13 +445,13 @@
         <w:fldChar w:fldCharType="begin"/>
       </w:r>
       <w:r>
-        <w:instrText xml:space="preserve"> PAGEREF _Toc224395685 \h </w:instrText>
+        <w:instrText xml:space="preserve"> PAGEREF _Toc225009470 \h </w:instrText>
       </w:r>
       <w:r>
         <w:fldChar w:fldCharType="separate"/>
       </w:r>
       <w:r>
-        <w:t>5</w:t>
+        <w:t>4</w:t>
       </w:r>
       <w:r>
         <w:fldChar w:fldCharType="end"/>
@@ -512,11 +459,11 @@
     </w:p>
     <w:p>
       <w:pPr>
-        <w:pStyle w:val="Verzeichnis1"/>
+        <w:pStyle w:val="Verzeichnis2"/>
         <w:rPr>
           <w:rFonts w:asciiTheme="minorHAnsi" w:eastAsiaTheme="minorEastAsia" w:hAnsiTheme="minorHAnsi" w:cstheme="minorBidi"/>
           <w:kern w:val="2"/>
-          <w:lang w:val="en-US" w:eastAsia="en-US" w:bidi="fa-IR"/>
+          <w:lang w:eastAsia="de-DE"/>
           <w14:ligatures w14:val="standardContextual"/>
         </w:rPr>
       </w:pPr>
@@ -524,31 +471,22 @@
         <w:rPr>
           <w:lang w:val="en-US" w:eastAsia="en-US"/>
         </w:rPr>
-        <w:t>3 MODEL PARAMETERS &amp; DATA LOGIC</w:t>
-      </w:r>
-      <w:r>
-        <w:rPr>
-          <w:lang w:val="en-GB"/>
-        </w:rPr>
+        <w:t>2.2 Mass Flow Systems (Hydrogen &amp; Oxygen)</w:t>
+      </w:r>
+      <w:r>
         <w:tab/>
       </w:r>
       <w:r>
         <w:fldChar w:fldCharType="begin"/>
       </w:r>
       <w:r>
-        <w:rPr>
-          <w:lang w:val="en-GB"/>
-        </w:rPr>
-        <w:instrText xml:space="preserve"> PAGEREF _Toc224395686 \h </w:instrText>
+        <w:instrText xml:space="preserve"> PAGEREF _Toc225009471 \h </w:instrText>
       </w:r>
       <w:r>
         <w:fldChar w:fldCharType="separate"/>
       </w:r>
       <w:r>
-        <w:rPr>
-          <w:lang w:val="en-GB"/>
-        </w:rPr>
-        <w:t>5</w:t>
+        <w:t>4</w:t>
       </w:r>
       <w:r>
         <w:fldChar w:fldCharType="end"/>
@@ -560,12 +498,15 @@
         <w:rPr>
           <w:rFonts w:asciiTheme="minorHAnsi" w:eastAsiaTheme="minorEastAsia" w:hAnsiTheme="minorHAnsi" w:cstheme="minorBidi"/>
           <w:kern w:val="2"/>
-          <w:lang w:val="en-US" w:eastAsia="en-US" w:bidi="fa-IR"/>
+          <w:lang w:eastAsia="de-DE"/>
           <w14:ligatures w14:val="standardContextual"/>
         </w:rPr>
       </w:pPr>
       <w:r>
-        <w:t>3.1 Wind Farm (P_electrolyzer)</w:t>
+        <w:rPr>
+          <w:lang w:val="en-US" w:eastAsia="en-US"/>
+        </w:rPr>
+        <w:t>2.3 Thermal Recovery &amp; Distribution</w:t>
       </w:r>
       <w:r>
         <w:tab/>
@@ -574,13 +515,13 @@
         <w:fldChar w:fldCharType="begin"/>
       </w:r>
       <w:r>
-        <w:instrText xml:space="preserve"> PAGEREF _Toc224395687 \h </w:instrText>
+        <w:instrText xml:space="preserve"> PAGEREF _Toc225009472 \h </w:instrText>
       </w:r>
       <w:r>
         <w:fldChar w:fldCharType="separate"/>
       </w:r>
       <w:r>
-        <w:t>6</w:t>
+        <w:t>5</w:t>
       </w:r>
       <w:r>
         <w:fldChar w:fldCharType="end"/>
@@ -588,63 +529,58 @@
     </w:p>
     <w:p>
       <w:pPr>
-        <w:pStyle w:val="Verzeichnis2"/>
+        <w:pStyle w:val="Verzeichnis1"/>
         <w:rPr>
           <w:rFonts w:asciiTheme="minorHAnsi" w:eastAsiaTheme="minorEastAsia" w:hAnsiTheme="minorHAnsi" w:cstheme="minorBidi"/>
           <w:kern w:val="2"/>
-          <w:lang w:val="en-US" w:eastAsia="en-US" w:bidi="fa-IR"/>
+          <w:lang w:val="en-GB" w:eastAsia="de-DE"/>
           <w14:ligatures w14:val="standardContextual"/>
         </w:rPr>
       </w:pPr>
       <w:r>
-        <w:t>3.2 Fish Farm Design</w:t>
-      </w:r>
-      <w:r>
-        <w:tab/>
-      </w:r>
-      <w:r>
-        <w:fldChar w:fldCharType="begin"/>
-      </w:r>
-      <w:r>
-        <w:instrText xml:space="preserve"> PAGEREF _Toc224395688 \h </w:instrText>
-      </w:r>
-      <w:r>
-        <w:fldChar w:fldCharType="separate"/>
-      </w:r>
-      <w:r>
-        <w:t>6</w:t>
-      </w:r>
-      <w:r>
-        <w:fldChar w:fldCharType="end"/>
-      </w:r>
-    </w:p>
-    <w:p>
-      <w:pPr>
-        <w:pStyle w:val="Verzeichnis2"/>
+        <w:rPr>
+          <w:lang w:val="en-US" w:eastAsia="en-US"/>
+        </w:rPr>
+        <w:t>3.</w:t>
+      </w:r>
+      <w:r>
         <w:rPr>
           <w:rFonts w:asciiTheme="minorHAnsi" w:eastAsiaTheme="minorEastAsia" w:hAnsiTheme="minorHAnsi" w:cstheme="minorBidi"/>
           <w:kern w:val="2"/>
-          <w:lang w:val="en-US" w:eastAsia="en-US" w:bidi="fa-IR"/>
+          <w:lang w:val="en-GB" w:eastAsia="de-DE"/>
           <w14:ligatures w14:val="standardContextual"/>
         </w:rPr>
-      </w:pPr>
-      <w:r>
-        <w:t>3.3 Parameters/Stocks/Flows</w:t>
-      </w:r>
-      <w:r>
         <w:tab/>
       </w:r>
       <w:r>
+        <w:rPr>
+          <w:lang w:val="en-US" w:eastAsia="en-US"/>
+        </w:rPr>
+        <w:t>MODEL PARAMETERS &amp; LOGIC</w:t>
+      </w:r>
+      <w:r>
+        <w:rPr>
+          <w:lang w:val="en-GB"/>
+        </w:rPr>
+        <w:tab/>
+      </w:r>
+      <w:r>
         <w:fldChar w:fldCharType="begin"/>
       </w:r>
       <w:r>
-        <w:instrText xml:space="preserve"> PAGEREF _Toc224395689 \h </w:instrText>
+        <w:rPr>
+          <w:lang w:val="en-GB"/>
+        </w:rPr>
+        <w:instrText xml:space="preserve"> PAGEREF _Toc225009473 \h </w:instrText>
       </w:r>
       <w:r>
         <w:fldChar w:fldCharType="separate"/>
       </w:r>
       <w:r>
-        <w:t>7</w:t>
+        <w:rPr>
+          <w:lang w:val="en-GB"/>
+        </w:rPr>
+        <w:t>5</w:t>
       </w:r>
       <w:r>
         <w:fldChar w:fldCharType="end"/>
@@ -656,12 +592,12 @@
         <w:rPr>
           <w:rFonts w:asciiTheme="minorHAnsi" w:eastAsiaTheme="minorEastAsia" w:hAnsiTheme="minorHAnsi" w:cstheme="minorBidi"/>
           <w:kern w:val="2"/>
-          <w:lang w:val="en-US" w:eastAsia="en-US" w:bidi="fa-IR"/>
+          <w:lang w:eastAsia="de-DE"/>
           <w14:ligatures w14:val="standardContextual"/>
         </w:rPr>
       </w:pPr>
       <w:r>
-        <w:t>3.4 Key Equations</w:t>
+        <w:t>3.1 Wind Farm (P_electrolyzer)</w:t>
       </w:r>
       <w:r>
         <w:tab/>
@@ -670,13 +606,45 @@
         <w:fldChar w:fldCharType="begin"/>
       </w:r>
       <w:r>
-        <w:instrText xml:space="preserve"> PAGEREF _Toc224395690 \h </w:instrText>
+        <w:instrText xml:space="preserve"> PAGEREF _Toc225009474 \h </w:instrText>
       </w:r>
       <w:r>
         <w:fldChar w:fldCharType="separate"/>
       </w:r>
       <w:r>
-        <w:t>9</w:t>
+        <w:t>6</w:t>
+      </w:r>
+      <w:r>
+        <w:fldChar w:fldCharType="end"/>
+      </w:r>
+    </w:p>
+    <w:p>
+      <w:pPr>
+        <w:pStyle w:val="Verzeichnis2"/>
+        <w:rPr>
+          <w:rFonts w:asciiTheme="minorHAnsi" w:eastAsiaTheme="minorEastAsia" w:hAnsiTheme="minorHAnsi" w:cstheme="minorBidi"/>
+          <w:kern w:val="2"/>
+          <w:lang w:eastAsia="de-DE"/>
+          <w14:ligatures w14:val="standardContextual"/>
+        </w:rPr>
+      </w:pPr>
+      <w:r>
+        <w:t>3.2 Fish Farm Design</w:t>
+      </w:r>
+      <w:r>
+        <w:tab/>
+      </w:r>
+      <w:r>
+        <w:fldChar w:fldCharType="begin"/>
+      </w:r>
+      <w:r>
+        <w:instrText xml:space="preserve"> PAGEREF _Toc225009475 \h </w:instrText>
+      </w:r>
+      <w:r>
+        <w:fldChar w:fldCharType="separate"/>
+      </w:r>
+      <w:r>
+        <w:t>6</w:t>
       </w:r>
       <w:r>
         <w:fldChar w:fldCharType="end"/>
@@ -689,7 +657,7 @@
           <w:rFonts w:asciiTheme="minorHAnsi" w:eastAsiaTheme="minorEastAsia" w:hAnsiTheme="minorHAnsi" w:cstheme="minorBidi"/>
           <w:noProof/>
           <w:kern w:val="2"/>
-          <w:lang w:val="en-US" w:eastAsia="en-US" w:bidi="fa-IR"/>
+          <w:lang w:val="en-GB" w:eastAsia="de-DE"/>
           <w14:ligatures w14:val="standardContextual"/>
         </w:rPr>
       </w:pPr>
@@ -698,7 +666,7 @@
           <w:noProof/>
           <w:lang w:val="en-GB"/>
         </w:rPr>
-        <w:t>3.4.1 Variables</w:t>
+        <w:t>3.2.1 Sizing the Fish Tank</w:t>
       </w:r>
       <w:r>
         <w:rPr>
@@ -718,7 +686,7 @@
           <w:noProof/>
           <w:lang w:val="en-GB"/>
         </w:rPr>
-        <w:instrText xml:space="preserve"> PAGEREF _Toc224395691 \h </w:instrText>
+        <w:instrText xml:space="preserve"> PAGEREF _Toc225009476 \h </w:instrText>
       </w:r>
       <w:r>
         <w:rPr>
@@ -736,7 +704,7 @@
           <w:noProof/>
           <w:lang w:val="en-GB"/>
         </w:rPr>
-        <w:t>10</w:t>
+        <w:t>6</w:t>
       </w:r>
       <w:r>
         <w:rPr>
@@ -752,7 +720,7 @@
           <w:rFonts w:asciiTheme="minorHAnsi" w:eastAsiaTheme="minorEastAsia" w:hAnsiTheme="minorHAnsi" w:cstheme="minorBidi"/>
           <w:noProof/>
           <w:kern w:val="2"/>
-          <w:lang w:val="en-US" w:eastAsia="en-US" w:bidi="fa-IR"/>
+          <w:lang w:val="en-GB" w:eastAsia="de-DE"/>
           <w14:ligatures w14:val="standardContextual"/>
         </w:rPr>
       </w:pPr>
@@ -761,7 +729,7 @@
           <w:noProof/>
           <w:lang w:val="en-GB"/>
         </w:rPr>
-        <w:t>3.4.2 Hydrogen Production Rate</w:t>
+        <w:t>3.2.2 Fish Tank Heat Losses</w:t>
       </w:r>
       <w:r>
         <w:rPr>
@@ -781,7 +749,7 @@
           <w:noProof/>
           <w:lang w:val="en-GB"/>
         </w:rPr>
-        <w:instrText xml:space="preserve"> PAGEREF _Toc224395692 \h </w:instrText>
+        <w:instrText xml:space="preserve"> PAGEREF _Toc225009477 \h </w:instrText>
       </w:r>
       <w:r>
         <w:rPr>
@@ -799,12 +767,76 @@
           <w:noProof/>
           <w:lang w:val="en-GB"/>
         </w:rPr>
+        <w:t>7</w:t>
+      </w:r>
+      <w:r>
+        <w:rPr>
+          <w:noProof/>
+        </w:rPr>
+        <w:fldChar w:fldCharType="end"/>
+      </w:r>
+    </w:p>
+    <w:p>
+      <w:pPr>
+        <w:pStyle w:val="Verzeichnis2"/>
+        <w:rPr>
+          <w:rFonts w:asciiTheme="minorHAnsi" w:eastAsiaTheme="minorEastAsia" w:hAnsiTheme="minorHAnsi" w:cstheme="minorBidi"/>
+          <w:kern w:val="2"/>
+          <w:lang w:eastAsia="de-DE"/>
+          <w14:ligatures w14:val="standardContextual"/>
+        </w:rPr>
+      </w:pPr>
+      <w:r>
+        <w:t>3.3 Parameters/Stocks/Flows</w:t>
+      </w:r>
+      <w:r>
+        <w:tab/>
+      </w:r>
+      <w:r>
+        <w:fldChar w:fldCharType="begin"/>
+      </w:r>
+      <w:r>
+        <w:instrText xml:space="preserve"> PAGEREF _Toc225009478 \h </w:instrText>
+      </w:r>
+      <w:r>
+        <w:fldChar w:fldCharType="separate"/>
+      </w:r>
+      <w:r>
+        <w:t>8</w:t>
+      </w:r>
+      <w:r>
+        <w:fldChar w:fldCharType="end"/>
+      </w:r>
+    </w:p>
+    <w:p>
+      <w:pPr>
+        <w:pStyle w:val="Verzeichnis2"/>
+        <w:rPr>
+          <w:rFonts w:asciiTheme="minorHAnsi" w:eastAsiaTheme="minorEastAsia" w:hAnsiTheme="minorHAnsi" w:cstheme="minorBidi"/>
+          <w:kern w:val="2"/>
+          <w:lang w:eastAsia="de-DE"/>
+          <w14:ligatures w14:val="standardContextual"/>
+        </w:rPr>
+      </w:pPr>
+      <w:r>
+        <w:t>3.4 Key Equations</w:t>
+      </w:r>
+      <w:r>
+        <w:tab/>
+      </w:r>
+      <w:r>
+        <w:fldChar w:fldCharType="begin"/>
+      </w:r>
+      <w:r>
+        <w:instrText xml:space="preserve"> PAGEREF _Toc225009479 \h </w:instrText>
+      </w:r>
+      <w:r>
+        <w:fldChar w:fldCharType="separate"/>
+      </w:r>
+      <w:r>
         <w:t>10</w:t>
       </w:r>
       <w:r>
-        <w:rPr>
-          <w:noProof/>
-        </w:rPr>
         <w:fldChar w:fldCharType="end"/>
       </w:r>
     </w:p>
@@ -815,7 +847,7 @@
           <w:rFonts w:asciiTheme="minorHAnsi" w:eastAsiaTheme="minorEastAsia" w:hAnsiTheme="minorHAnsi" w:cstheme="minorBidi"/>
           <w:noProof/>
           <w:kern w:val="2"/>
-          <w:lang w:val="en-US" w:eastAsia="en-US" w:bidi="fa-IR"/>
+          <w:lang w:val="en-GB" w:eastAsia="de-DE"/>
           <w14:ligatures w14:val="standardContextual"/>
         </w:rPr>
       </w:pPr>
@@ -824,7 +856,7 @@
           <w:noProof/>
           <w:lang w:val="en-GB"/>
         </w:rPr>
-        <w:t>3.4.3 Oxygen Production Rate</w:t>
+        <w:t>3.4.1 Variables</w:t>
       </w:r>
       <w:r>
         <w:rPr>
@@ -844,7 +876,7 @@
           <w:noProof/>
           <w:lang w:val="en-GB"/>
         </w:rPr>
-        <w:instrText xml:space="preserve"> PAGEREF _Toc224395693 \h </w:instrText>
+        <w:instrText xml:space="preserve"> PAGEREF _Toc225009480 \h </w:instrText>
       </w:r>
       <w:r>
         <w:rPr>
@@ -862,7 +894,7 @@
           <w:noProof/>
           <w:lang w:val="en-GB"/>
         </w:rPr>
-        <w:t>10</w:t>
+        <w:t>11</w:t>
       </w:r>
       <w:r>
         <w:rPr>
@@ -878,17 +910,16 @@
           <w:rFonts w:asciiTheme="minorHAnsi" w:eastAsiaTheme="minorEastAsia" w:hAnsiTheme="minorHAnsi" w:cstheme="minorBidi"/>
           <w:noProof/>
           <w:kern w:val="2"/>
-          <w:lang w:val="en-US" w:eastAsia="en-US" w:bidi="fa-IR"/>
+          <w:lang w:val="en-GB" w:eastAsia="de-DE"/>
           <w14:ligatures w14:val="standardContextual"/>
         </w:rPr>
       </w:pPr>
       <w:r>
         <w:rPr>
-          <w:rFonts w:eastAsiaTheme="minorEastAsia"/>
           <w:noProof/>
           <w:lang w:val="en-GB"/>
         </w:rPr>
-        <w:t>3.4.4 Fish Tank Oxygen Concentration</w:t>
+        <w:t>3.4.2 Hydrogen Production Rate</w:t>
       </w:r>
       <w:r>
         <w:rPr>
@@ -908,7 +939,7 @@
           <w:noProof/>
           <w:lang w:val="en-GB"/>
         </w:rPr>
-        <w:instrText xml:space="preserve"> PAGEREF _Toc224395694 \h </w:instrText>
+        <w:instrText xml:space="preserve"> PAGEREF _Toc225009481 \h </w:instrText>
       </w:r>
       <w:r>
         <w:rPr>
@@ -942,7 +973,7 @@
           <w:rFonts w:asciiTheme="minorHAnsi" w:eastAsiaTheme="minorEastAsia" w:hAnsiTheme="minorHAnsi" w:cstheme="minorBidi"/>
           <w:noProof/>
           <w:kern w:val="2"/>
-          <w:lang w:val="en-US" w:eastAsia="en-US" w:bidi="fa-IR"/>
+          <w:lang w:val="en-GB" w:eastAsia="de-DE"/>
           <w14:ligatures w14:val="standardContextual"/>
         </w:rPr>
       </w:pPr>
@@ -951,7 +982,7 @@
           <w:noProof/>
           <w:lang w:val="en-GB"/>
         </w:rPr>
-        <w:t>3.4.5 Heat Production Rate</w:t>
+        <w:t>3.4.3 Oxygen Production Rate</w:t>
       </w:r>
       <w:r>
         <w:rPr>
@@ -971,7 +1002,7 @@
           <w:noProof/>
           <w:lang w:val="en-GB"/>
         </w:rPr>
-        <w:instrText xml:space="preserve"> PAGEREF _Toc224395695 \h </w:instrText>
+        <w:instrText xml:space="preserve"> PAGEREF _Toc225009482 \h </w:instrText>
       </w:r>
       <w:r>
         <w:rPr>
@@ -989,7 +1020,7 @@
           <w:noProof/>
           <w:lang w:val="en-GB"/>
         </w:rPr>
-        <w:t>11</w:t>
+        <w:t>12</w:t>
       </w:r>
       <w:r>
         <w:rPr>
@@ -1005,16 +1036,17 @@
           <w:rFonts w:asciiTheme="minorHAnsi" w:eastAsiaTheme="minorEastAsia" w:hAnsiTheme="minorHAnsi" w:cstheme="minorBidi"/>
           <w:noProof/>
           <w:kern w:val="2"/>
-          <w:lang w:val="en-US" w:eastAsia="en-US" w:bidi="fa-IR"/>
+          <w:lang w:val="en-GB" w:eastAsia="de-DE"/>
           <w14:ligatures w14:val="standardContextual"/>
         </w:rPr>
       </w:pPr>
       <w:r>
         <w:rPr>
+          <w:rFonts w:eastAsiaTheme="minorEastAsia"/>
           <w:noProof/>
           <w:lang w:val="en-GB"/>
         </w:rPr>
-        <w:t>3.4.6 Greenhouse Temperature</w:t>
+        <w:t>3.4.4 Fish Tank Oxygen Concentration</w:t>
       </w:r>
       <w:r>
         <w:rPr>
@@ -1034,7 +1066,7 @@
           <w:noProof/>
           <w:lang w:val="en-GB"/>
         </w:rPr>
-        <w:instrText xml:space="preserve"> PAGEREF _Toc224395696 \h </w:instrText>
+        <w:instrText xml:space="preserve"> PAGEREF _Toc225009483 \h </w:instrText>
       </w:r>
       <w:r>
         <w:rPr>
@@ -1052,7 +1084,7 @@
           <w:noProof/>
           <w:lang w:val="en-GB"/>
         </w:rPr>
-        <w:t>11</w:t>
+        <w:t>12</w:t>
       </w:r>
       <w:r>
         <w:rPr>
@@ -1068,13 +1100,139 @@
           <w:rFonts w:asciiTheme="minorHAnsi" w:eastAsiaTheme="minorEastAsia" w:hAnsiTheme="minorHAnsi" w:cstheme="minorBidi"/>
           <w:noProof/>
           <w:kern w:val="2"/>
-          <w:lang w:val="en-US" w:eastAsia="en-US" w:bidi="fa-IR"/>
+          <w:lang w:val="en-GB" w:eastAsia="de-DE"/>
           <w14:ligatures w14:val="standardContextual"/>
         </w:rPr>
       </w:pPr>
       <w:r>
         <w:rPr>
           <w:noProof/>
+          <w:lang w:val="en-GB"/>
+        </w:rPr>
+        <w:t>3.4.5 Heat Production Rate</w:t>
+      </w:r>
+      <w:r>
+        <w:rPr>
+          <w:noProof/>
+          <w:lang w:val="en-GB"/>
+        </w:rPr>
+        <w:tab/>
+      </w:r>
+      <w:r>
+        <w:rPr>
+          <w:noProof/>
+        </w:rPr>
+        <w:fldChar w:fldCharType="begin"/>
+      </w:r>
+      <w:r>
+        <w:rPr>
+          <w:noProof/>
+          <w:lang w:val="en-GB"/>
+        </w:rPr>
+        <w:instrText xml:space="preserve"> PAGEREF _Toc225009484 \h </w:instrText>
+      </w:r>
+      <w:r>
+        <w:rPr>
+          <w:noProof/>
+        </w:rPr>
+      </w:r>
+      <w:r>
+        <w:rPr>
+          <w:noProof/>
+        </w:rPr>
+        <w:fldChar w:fldCharType="separate"/>
+      </w:r>
+      <w:r>
+        <w:rPr>
+          <w:noProof/>
+          <w:lang w:val="en-GB"/>
+        </w:rPr>
+        <w:t>12</w:t>
+      </w:r>
+      <w:r>
+        <w:rPr>
+          <w:noProof/>
+        </w:rPr>
+        <w:fldChar w:fldCharType="end"/>
+      </w:r>
+    </w:p>
+    <w:p>
+      <w:pPr>
+        <w:pStyle w:val="Verzeichnis3"/>
+        <w:rPr>
+          <w:rFonts w:asciiTheme="minorHAnsi" w:eastAsiaTheme="minorEastAsia" w:hAnsiTheme="minorHAnsi" w:cstheme="minorBidi"/>
+          <w:noProof/>
+          <w:kern w:val="2"/>
+          <w:lang w:val="en-GB" w:eastAsia="de-DE"/>
+          <w14:ligatures w14:val="standardContextual"/>
+        </w:rPr>
+      </w:pPr>
+      <w:r>
+        <w:rPr>
+          <w:noProof/>
+          <w:lang w:val="en-GB"/>
+        </w:rPr>
+        <w:t>3.4.6 Greenhouse Temperature</w:t>
+      </w:r>
+      <w:r>
+        <w:rPr>
+          <w:noProof/>
+          <w:lang w:val="en-GB"/>
+        </w:rPr>
+        <w:tab/>
+      </w:r>
+      <w:r>
+        <w:rPr>
+          <w:noProof/>
+        </w:rPr>
+        <w:fldChar w:fldCharType="begin"/>
+      </w:r>
+      <w:r>
+        <w:rPr>
+          <w:noProof/>
+          <w:lang w:val="en-GB"/>
+        </w:rPr>
+        <w:instrText xml:space="preserve"> PAGEREF _Toc225009485 \h </w:instrText>
+      </w:r>
+      <w:r>
+        <w:rPr>
+          <w:noProof/>
+        </w:rPr>
+      </w:r>
+      <w:r>
+        <w:rPr>
+          <w:noProof/>
+        </w:rPr>
+        <w:fldChar w:fldCharType="separate"/>
+      </w:r>
+      <w:r>
+        <w:rPr>
+          <w:noProof/>
+          <w:lang w:val="en-GB"/>
+        </w:rPr>
+        <w:t>12</w:t>
+      </w:r>
+      <w:r>
+        <w:rPr>
+          <w:noProof/>
+        </w:rPr>
+        <w:fldChar w:fldCharType="end"/>
+      </w:r>
+    </w:p>
+    <w:p>
+      <w:pPr>
+        <w:pStyle w:val="Verzeichnis3"/>
+        <w:rPr>
+          <w:rFonts w:asciiTheme="minorHAnsi" w:eastAsiaTheme="minorEastAsia" w:hAnsiTheme="minorHAnsi" w:cstheme="minorBidi"/>
+          <w:noProof/>
+          <w:kern w:val="2"/>
+          <w:lang w:val="de-DE" w:eastAsia="de-DE"/>
+          <w14:ligatures w14:val="standardContextual"/>
+        </w:rPr>
+      </w:pPr>
+      <w:r>
+        <w:rPr>
+          <w:noProof/>
         </w:rPr>
         <w:t>3.4.7 Fish Tank Temperature</w:t>
       </w:r>
@@ -1094,7 +1252,7 @@
         <w:rPr>
           <w:noProof/>
         </w:rPr>
-        <w:instrText xml:space="preserve"> PAGEREF _Toc224395697 \h </w:instrText>
+        <w:instrText xml:space="preserve"> PAGEREF _Toc225009486 \h </w:instrText>
       </w:r>
       <w:r>
         <w:rPr>
@@ -1111,7 +1269,7 @@
         <w:rPr>
           <w:noProof/>
         </w:rPr>
-        <w:t>11</w:t>
+        <w:t>12</w:t>
       </w:r>
       <w:r>
         <w:rPr>
@@ -1126,7 +1284,7 @@
         <w:rPr>
           <w:rFonts w:asciiTheme="minorHAnsi" w:eastAsiaTheme="minorEastAsia" w:hAnsiTheme="minorHAnsi" w:cstheme="minorBidi"/>
           <w:kern w:val="2"/>
-          <w:lang w:val="en-US" w:eastAsia="en-US" w:bidi="fa-IR"/>
+          <w:lang w:val="de-DE" w:eastAsia="de-DE"/>
           <w14:ligatures w14:val="standardContextual"/>
         </w:rPr>
       </w:pPr>
@@ -1135,22 +1293,38 @@
           <w:rFonts w:eastAsiaTheme="minorEastAsia"/>
           <w:lang w:val="en-GB"/>
         </w:rPr>
-        <w:t>4 Bibliography</w:t>
-      </w:r>
-      <w:r>
+        <w:t>4.</w:t>
+      </w:r>
+      <w:r>
+        <w:rPr>
+          <w:rFonts w:asciiTheme="minorHAnsi" w:eastAsiaTheme="minorEastAsia" w:hAnsiTheme="minorHAnsi" w:cstheme="minorBidi"/>
+          <w:kern w:val="2"/>
+          <w:lang w:val="de-DE" w:eastAsia="de-DE"/>
+          <w14:ligatures w14:val="standardContextual"/>
+        </w:rPr>
         <w:tab/>
       </w:r>
       <w:r>
+        <w:rPr>
+          <w:rFonts w:eastAsiaTheme="minorEastAsia"/>
+          <w:lang w:val="en-GB"/>
+        </w:rPr>
+        <w:t>Bibliography</w:t>
+      </w:r>
+      <w:r>
+        <w:tab/>
+      </w:r>
+      <w:r>
         <w:fldChar w:fldCharType="begin"/>
       </w:r>
       <w:r>
-        <w:instrText xml:space="preserve"> PAGEREF _Toc224395698 \h </w:instrText>
+        <w:instrText xml:space="preserve"> PAGEREF _Toc225009487 \h </w:instrText>
       </w:r>
       <w:r>
         <w:fldChar w:fldCharType="separate"/>
       </w:r>
       <w:r>
-        <w:t>12</w:t>
+        <w:t>13</w:t>
       </w:r>
       <w:r>
         <w:fldChar w:fldCharType="end"/>
@@ -1159,62 +1333,46 @@
     <w:p>
       <w:pPr>
         <w:pStyle w:val="Default"/>
-        <w:rPr>
-          <w:lang w:val="en-GB"/>
-        </w:rPr>
-      </w:pPr>
-      <w:r>
+        <w:tabs>
+          <w:tab w:val="clear" w:pos="1418"/>
+          <w:tab w:val="clear" w:pos="4820"/>
+          <w:tab w:val="clear" w:pos="8505"/>
+        </w:tabs>
+        <w:ind w:right="-1"/>
         <w:rPr>
           <w:sz w:val="22"/>
           <w:szCs w:val="16"/>
-          <w:lang w:val="en-GB"/>
-        </w:rPr>
-        <w:fldChar w:fldCharType="end"/>
-      </w:r>
-    </w:p>
-    <w:p>
-      <w:pPr>
-        <w:spacing w:after="0" w:line="240" w:lineRule="auto"/>
-        <w:rPr>
-          <w:lang w:val="en-GB"/>
-        </w:rPr>
-      </w:pPr>
-    </w:p>
-    <w:p>
-      <w:pPr>
-        <w:overflowPunct/>
-        <w:autoSpaceDE/>
-        <w:autoSpaceDN/>
-        <w:adjustRightInd/>
-        <w:spacing w:after="0" w:line="240" w:lineRule="auto"/>
-        <w:textAlignment w:val="auto"/>
-        <w:rPr>
-          <w:b/>
           <w:lang w:val="en-GB"/>
         </w:rPr>
         <w:sectPr>
           <w:headerReference w:type="default" r:id="rId9"/>
           <w:footerReference w:type="default" r:id="rId10"/>
-          <w:pgSz w:w="11907" w:h="16840" w:code="9"/>
-          <w:pgMar w:top="1134" w:right="1134" w:bottom="1134" w:left="1134" w:header="709" w:footer="709" w:gutter="0"/>
+          <w:pgSz w:w="11907" w:h="16840"/>
+          <w:pgMar w:top="1134" w:right="1418" w:bottom="1134" w:left="1418" w:header="709" w:footer="709" w:gutter="0"/>
           <w:cols w:space="708"/>
           <w:docGrid w:linePitch="326"/>
         </w:sectPr>
       </w:pPr>
+      <w:r>
+        <w:rPr>
+          <w:sz w:val="22"/>
+          <w:szCs w:val="16"/>
+          <w:lang w:val="en-GB"/>
+        </w:rPr>
+        <w:fldChar w:fldCharType="end"/>
+      </w:r>
       <w:bookmarkStart w:id="1" w:name="_Toc248216254"/>
       <w:bookmarkStart w:id="2" w:name="_Toc152214217"/>
       <w:bookmarkStart w:id="3" w:name="_Toc393270758"/>
     </w:p>
     <w:p>
       <w:pPr>
-        <w:pStyle w:val="berschrift1"/>
-        <w:rPr>
-          <w:sz w:val="36"/>
-          <w:szCs w:val="36"/>
-          <w:lang w:val="en-US" w:eastAsia="en-US"/>
-        </w:rPr>
-      </w:pPr>
-      <w:bookmarkStart w:id="4" w:name="_Toc224395681"/>
+        <w:pStyle w:val="berschrift2"/>
+        <w:rPr>
+          <w:rStyle w:val="Fett"/>
+        </w:rPr>
+      </w:pPr>
+      <w:bookmarkStart w:id="4" w:name="_Toc225009468"/>
       <w:bookmarkEnd w:id="1"/>
       <w:bookmarkEnd w:id="2"/>
       <w:bookmarkEnd w:id="3"/>
@@ -1231,6 +1389,7 @@
     </w:p>
     <w:p>
       <w:pPr>
+        <w:ind w:right="-1"/>
         <w:rPr>
           <w:lang w:val="en-GB"/>
         </w:rPr>
@@ -1257,6 +1416,9 @@
       </w:r>
     </w:p>
     <w:p>
+      <w:pPr>
+        <w:ind w:right="-1"/>
+      </w:pPr>
       <w:r>
         <w:rPr>
           <w:lang w:val="en-GB"/>
@@ -1319,7 +1481,7 @@
           <w:ilvl w:val="0"/>
           <w:numId w:val="14"/>
         </w:numPr>
-        <w:ind w:left="284" w:hanging="294"/>
+        <w:ind w:right="-1"/>
         <w:rPr>
           <w:lang w:val="en-GB"/>
         </w:rPr>
@@ -1344,7 +1506,7 @@
           <w:ilvl w:val="0"/>
           <w:numId w:val="14"/>
         </w:numPr>
-        <w:ind w:left="284" w:hanging="294"/>
+        <w:ind w:right="-1"/>
         <w:rPr>
           <w:lang w:val="en-GB"/>
         </w:rPr>
@@ -1369,7 +1531,7 @@
           <w:ilvl w:val="0"/>
           <w:numId w:val="14"/>
         </w:numPr>
-        <w:ind w:left="284" w:hanging="294"/>
+        <w:ind w:right="-1"/>
         <w:rPr>
           <w:lang w:val="en-GB"/>
         </w:rPr>
@@ -1389,6 +1551,7 @@
     </w:p>
     <w:p>
       <w:pPr>
+        <w:ind w:right="-1"/>
         <w:rPr>
           <w:rStyle w:val="Fett"/>
           <w:lang w:val="en-GB"/>
@@ -1418,14 +1581,9 @@
     </w:p>
     <w:p>
       <w:pPr>
-        <w:pStyle w:val="berschrift1"/>
-        <w:rPr>
-          <w:sz w:val="36"/>
-          <w:szCs w:val="36"/>
-          <w:lang w:val="en-US" w:eastAsia="en-US"/>
-        </w:rPr>
-      </w:pPr>
-      <w:bookmarkStart w:id="5" w:name="_Toc224395682"/>
+        <w:pStyle w:val="berschrift2"/>
+      </w:pPr>
+      <w:bookmarkStart w:id="5" w:name="_Toc225009469"/>
       <w:r>
         <w:rPr>
           <w:rStyle w:val="Fett"/>
@@ -1438,6 +1596,7 @@
     </w:p>
     <w:p>
       <w:pPr>
+        <w:ind w:right="-1"/>
         <w:rPr>
           <w:lang w:val="en-US" w:eastAsia="en-US"/>
         </w:rPr>
@@ -1457,6 +1616,7 @@
     </w:p>
     <w:p>
       <w:pPr>
+        <w:ind w:right="-1"/>
         <w:jc w:val="center"/>
         <w:rPr>
           <w:lang w:val="en-US" w:eastAsia="en-US"/>
@@ -1514,6 +1674,7 @@
     <w:p>
       <w:pPr>
         <w:pStyle w:val="Beschriftung"/>
+        <w:ind w:right="-1"/>
         <w:rPr>
           <w:lang w:val="en-US" w:eastAsia="en-US"/>
         </w:rPr>
@@ -1555,6 +1716,7 @@
     </w:p>
     <w:p>
       <w:pPr>
+        <w:ind w:right="-1"/>
         <w:rPr>
           <w:lang w:val="en-US" w:eastAsia="en-US"/>
         </w:rPr>
@@ -1583,140 +1745,116 @@
     <w:p>
       <w:pPr>
         <w:pStyle w:val="berschrift2"/>
+      </w:pPr>
+      <w:bookmarkStart w:id="6" w:name="_Toc225009470"/>
+      <w:r>
+        <w:t>The Core: Electrolyzer Unit</w:t>
+      </w:r>
+      <w:bookmarkEnd w:id="6"/>
+    </w:p>
+    <w:p>
+      <w:pPr>
+        <w:ind w:right="-1"/>
         <w:rPr>
           <w:lang w:val="en-US" w:eastAsia="en-US"/>
         </w:rPr>
       </w:pPr>
-      <w:bookmarkStart w:id="6" w:name="_Toc224395683"/>
       <w:r>
         <w:rPr>
           <w:lang w:val="en-US" w:eastAsia="en-US"/>
         </w:rPr>
-        <w:t xml:space="preserve">The Core: </w:t>
+        <w:t xml:space="preserve">The </w:t>
       </w:r>
       <w:proofErr w:type="spellStart"/>
       <w:r>
         <w:rPr>
           <w:lang w:val="en-US" w:eastAsia="en-US"/>
         </w:rPr>
-        <w:t>Electrolyzer</w:t>
+        <w:t>electrolyzer</w:t>
       </w:r>
       <w:proofErr w:type="spellEnd"/>
       <w:r>
         <w:rPr>
           <w:lang w:val="en-US" w:eastAsia="en-US"/>
         </w:rPr>
-        <w:t xml:space="preserve"> Unit</w:t>
-      </w:r>
-      <w:bookmarkEnd w:id="6"/>
-    </w:p>
-    <w:p>
-      <w:pPr>
+        <w:t xml:space="preserve"> acts as the primary source node in the simulation. It takes electrical power input (</w:t>
+      </w:r>
+      <w:proofErr w:type="spellStart"/>
+      <w:r>
         <w:rPr>
           <w:lang w:val="en-US" w:eastAsia="en-US"/>
         </w:rPr>
-      </w:pPr>
+        <w:t>P_Electrolyzer</w:t>
+      </w:r>
+      <w:proofErr w:type="spellEnd"/>
       <w:r>
         <w:rPr>
           <w:lang w:val="en-US" w:eastAsia="en-US"/>
         </w:rPr>
-        <w:t xml:space="preserve">The </w:t>
+        <w:t>) and, based on the reaction enthalpy (</w:t>
       </w:r>
       <w:proofErr w:type="spellStart"/>
       <w:r>
         <w:rPr>
           <w:lang w:val="en-US" w:eastAsia="en-US"/>
         </w:rPr>
-        <w:t>electrolyzer</w:t>
+        <w:t>Delta_h</w:t>
       </w:r>
       <w:proofErr w:type="spellEnd"/>
       <w:r>
         <w:rPr>
           <w:lang w:val="en-US" w:eastAsia="en-US"/>
         </w:rPr>
-        <w:t xml:space="preserve"> acts as the primary source node in the simulation. It takes electrical power input (</w:t>
+        <w:t>) and efficiency (</w:t>
       </w:r>
       <w:proofErr w:type="spellStart"/>
       <w:r>
         <w:rPr>
           <w:lang w:val="en-US" w:eastAsia="en-US"/>
         </w:rPr>
-        <w:t>P_Electrolyzer</w:t>
+        <w:t>Eff_Electrolyzer</w:t>
       </w:r>
       <w:proofErr w:type="spellEnd"/>
       <w:r>
         <w:rPr>
           <w:lang w:val="en-US" w:eastAsia="en-US"/>
         </w:rPr>
-        <w:t>) and, based on the reaction enthalpy (</w:t>
+        <w:t>), generates three simultaneous outputs: Hydrogen gas, Oxygen gas, and Dissipated Heat (</w:t>
       </w:r>
       <w:proofErr w:type="spellStart"/>
       <w:r>
         <w:rPr>
           <w:lang w:val="en-US" w:eastAsia="en-US"/>
         </w:rPr>
-        <w:t>Delta_h</w:t>
+        <w:t>Q_prod</w:t>
       </w:r>
       <w:proofErr w:type="spellEnd"/>
       <w:r>
         <w:rPr>
           <w:lang w:val="en-US" w:eastAsia="en-US"/>
         </w:rPr>
-        <w:t>) and efficiency (</w:t>
-      </w:r>
-      <w:proofErr w:type="spellStart"/>
+        <w:t>)</w:t>
+      </w:r>
       <w:r>
         <w:rPr>
           <w:lang w:val="en-US" w:eastAsia="en-US"/>
         </w:rPr>
-        <w:t>Eff_Electrolyzer</w:t>
-      </w:r>
-      <w:proofErr w:type="spellEnd"/>
-      <w:r>
-        <w:rPr>
-          <w:lang w:val="en-US" w:eastAsia="en-US"/>
-        </w:rPr>
-        <w:t>), generates three simultaneous outputs: Hydrogen gas, Oxygen gas, and Dissipated Heat (</w:t>
-      </w:r>
-      <w:proofErr w:type="spellStart"/>
-      <w:r>
-        <w:rPr>
-          <w:lang w:val="en-US" w:eastAsia="en-US"/>
-        </w:rPr>
-        <w:t>Q_prod</w:t>
-      </w:r>
-      <w:proofErr w:type="spellEnd"/>
-      <w:r>
-        <w:rPr>
-          <w:lang w:val="en-US" w:eastAsia="en-US"/>
-        </w:rPr>
-        <w:t>)</w:t>
-      </w:r>
-      <w:r>
-        <w:rPr>
-          <w:lang w:val="en-US" w:eastAsia="en-US"/>
-        </w:rPr>
         <w:t>.</w:t>
       </w:r>
+      <w:bookmarkStart w:id="7" w:name="_Toc225009471"/>
     </w:p>
     <w:p>
       <w:pPr>
         <w:pStyle w:val="berschrift2"/>
-        <w:rPr>
-          <w:lang w:val="en-US" w:eastAsia="en-US"/>
-        </w:rPr>
-      </w:pPr>
-      <w:bookmarkStart w:id="7" w:name="_Toc224395684"/>
-      <w:r>
-        <w:rPr>
-          <w:lang w:val="en-US" w:eastAsia="en-US"/>
-        </w:rPr>
+      </w:pPr>
+      <w:r>
         <w:t>Mass Flow Systems (Hydrogen &amp; Oxygen)</w:t>
       </w:r>
       <w:bookmarkEnd w:id="7"/>
     </w:p>
     <w:p>
       <w:pPr>
+        <w:ind w:right="-1"/>
         <w:rPr>
           <w:lang w:val="en-US" w:eastAsia="en-US"/>
         </w:rPr>
@@ -1733,9 +1871,9 @@
         <w:pStyle w:val="Listenabsatz"/>
         <w:numPr>
           <w:ilvl w:val="0"/>
-          <w:numId w:val="15"/>
+          <w:numId w:val="14"/>
         </w:numPr>
-        <w:ind w:left="284" w:hanging="284"/>
+        <w:ind w:right="-1"/>
         <w:rPr>
           <w:lang w:val="en-US" w:eastAsia="en-US"/>
         </w:rPr>
@@ -1764,9 +1902,9 @@
         <w:pStyle w:val="Listenabsatz"/>
         <w:numPr>
           <w:ilvl w:val="0"/>
-          <w:numId w:val="15"/>
+          <w:numId w:val="14"/>
         </w:numPr>
-        <w:ind w:left="284" w:hanging="284"/>
+        <w:ind w:right="-1"/>
         <w:rPr>
           <w:lang w:val="en-US" w:eastAsia="en-US"/>
         </w:rPr>
@@ -1829,7 +1967,14 @@
         <w:rPr>
           <w:lang w:val="en-US" w:eastAsia="en-US"/>
         </w:rPr>
-        <w:t xml:space="preserve"> to maintain the </w:t>
+        <w:t xml:space="preserve"> to maintain </w:t>
+      </w:r>
+      <w:r>
+        <w:rPr>
+          <w:lang w:val="en-US" w:eastAsia="en-US"/>
+        </w:rPr>
+        <w:lastRenderedPageBreak/>
+        <w:t xml:space="preserve">the </w:t>
       </w:r>
       <w:r>
         <w:rPr>
@@ -1891,9 +2036,9 @@
         <w:pStyle w:val="Listenabsatz"/>
         <w:numPr>
           <w:ilvl w:val="0"/>
-          <w:numId w:val="15"/>
+          <w:numId w:val="14"/>
         </w:numPr>
-        <w:ind w:left="284" w:hanging="284"/>
+        <w:ind w:right="-1"/>
         <w:rPr>
           <w:lang w:val="en-US" w:eastAsia="en-US"/>
         </w:rPr>
@@ -1902,7 +2047,6 @@
         <w:rPr>
           <w:lang w:val="en-US" w:eastAsia="en-US"/>
         </w:rPr>
-        <w:lastRenderedPageBreak/>
         <w:t xml:space="preserve">Biological Respiration: </w:t>
       </w:r>
       <w:r>
@@ -1927,27 +2071,19 @@
     <w:p>
       <w:pPr>
         <w:pStyle w:val="berschrift2"/>
-        <w:rPr>
-          <w:lang w:val="en-US" w:eastAsia="en-US"/>
-        </w:rPr>
-      </w:pPr>
-      <w:bookmarkStart w:id="8" w:name="_Toc224395685"/>
-      <w:r>
-        <w:rPr>
-          <w:lang w:val="en-US" w:eastAsia="en-US"/>
-        </w:rPr>
+      </w:pPr>
+      <w:bookmarkStart w:id="8" w:name="_Toc225009472"/>
+      <w:r>
         <w:t xml:space="preserve">Thermal Recovery &amp; </w:t>
       </w:r>
       <w:r>
-        <w:rPr>
-          <w:lang w:val="en-US" w:eastAsia="en-US"/>
-        </w:rPr>
         <w:t>Distribution</w:t>
       </w:r>
       <w:bookmarkEnd w:id="8"/>
     </w:p>
     <w:p>
       <w:pPr>
+        <w:ind w:right="-1"/>
         <w:rPr>
           <w:lang w:val="en-US" w:eastAsia="en-US"/>
         </w:rPr>
@@ -1982,9 +2118,9 @@
         <w:pStyle w:val="Listenabsatz"/>
         <w:numPr>
           <w:ilvl w:val="0"/>
-          <w:numId w:val="16"/>
+          <w:numId w:val="14"/>
         </w:numPr>
-        <w:ind w:left="284" w:hanging="284"/>
+        <w:ind w:right="-1"/>
         <w:rPr>
           <w:lang w:val="en-US" w:eastAsia="en-US"/>
         </w:rPr>
@@ -2047,9 +2183,9 @@
         <w:pStyle w:val="Listenabsatz"/>
         <w:numPr>
           <w:ilvl w:val="0"/>
-          <w:numId w:val="16"/>
+          <w:numId w:val="14"/>
         </w:numPr>
-        <w:ind w:left="284" w:hanging="284"/>
+        <w:ind w:right="-1"/>
         <w:rPr>
           <w:lang w:val="en-US" w:eastAsia="en-US"/>
         </w:rPr>
@@ -2206,9 +2342,9 @@
         <w:pStyle w:val="Listenabsatz"/>
         <w:numPr>
           <w:ilvl w:val="0"/>
-          <w:numId w:val="16"/>
+          <w:numId w:val="14"/>
         </w:numPr>
-        <w:ind w:left="284" w:hanging="284"/>
+        <w:ind w:right="-1"/>
         <w:rPr>
           <w:lang w:val="en-US" w:eastAsia="en-US"/>
         </w:rPr>
@@ -2217,83 +2353,35 @@
         <w:rPr>
           <w:lang w:val="en-US" w:eastAsia="en-US"/>
         </w:rPr>
-        <w:t>Greenhouse Heating: Simultaneously, heat is transferred through</w:t>
-      </w:r>
+        <w:t>Greenhouse Heating: Simultaneously, heat is transferred through a heat flow (</w:t>
+      </w:r>
+      <w:proofErr w:type="spellStart"/>
       <w:r>
         <w:rPr>
           <w:lang w:val="en-US" w:eastAsia="en-US"/>
         </w:rPr>
-        <w:t xml:space="preserve"> a heat flow</w:t>
-      </w:r>
+        <w:t>Q_greenhouse_in</w:t>
+      </w:r>
+      <w:proofErr w:type="spellEnd"/>
       <w:r>
         <w:rPr>
           <w:lang w:val="en-US" w:eastAsia="en-US"/>
         </w:rPr>
-        <w:t xml:space="preserve"> </w:t>
-      </w:r>
+        <w:t>) to the vertical farm module to maintain the greenhouse temperature (</w:t>
+      </w:r>
+      <w:proofErr w:type="spellStart"/>
       <w:r>
         <w:rPr>
           <w:lang w:val="en-US" w:eastAsia="en-US"/>
         </w:rPr>
-        <w:t>(</w:t>
-      </w:r>
-      <w:proofErr w:type="spellStart"/>
+        <w:t>T_greenhouse</w:t>
+      </w:r>
+      <w:proofErr w:type="spellEnd"/>
       <w:r>
         <w:rPr>
           <w:lang w:val="en-US" w:eastAsia="en-US"/>
         </w:rPr>
-        <w:t>Q_greenhouse_in</w:t>
-      </w:r>
-      <w:proofErr w:type="spellEnd"/>
-      <w:r>
-        <w:rPr>
-          <w:lang w:val="en-US" w:eastAsia="en-US"/>
-        </w:rPr>
-        <w:t>)</w:t>
-      </w:r>
-      <w:r>
-        <w:rPr>
-          <w:lang w:val="en-US" w:eastAsia="en-US"/>
-        </w:rPr>
-        <w:t xml:space="preserve"> to the vertical farm module to maintain</w:t>
-      </w:r>
-      <w:r>
-        <w:rPr>
-          <w:lang w:val="en-US" w:eastAsia="en-US"/>
-        </w:rPr>
-        <w:t xml:space="preserve"> the greenhouse temperature</w:t>
-      </w:r>
-      <w:r>
-        <w:rPr>
-          <w:lang w:val="en-US" w:eastAsia="en-US"/>
-        </w:rPr>
-        <w:t xml:space="preserve"> </w:t>
-      </w:r>
-      <w:r>
-        <w:rPr>
-          <w:lang w:val="en-US" w:eastAsia="en-US"/>
-        </w:rPr>
-        <w:t>(</w:t>
-      </w:r>
-      <w:proofErr w:type="spellStart"/>
-      <w:r>
-        <w:rPr>
-          <w:lang w:val="en-US" w:eastAsia="en-US"/>
-        </w:rPr>
-        <w:t>T_greenhouse</w:t>
-      </w:r>
-      <w:proofErr w:type="spellEnd"/>
-      <w:r>
-        <w:rPr>
-          <w:lang w:val="en-US" w:eastAsia="en-US"/>
-        </w:rPr>
-        <w:t>)</w:t>
-      </w:r>
-      <w:r>
-        <w:rPr>
-          <w:lang w:val="en-US" w:eastAsia="en-US"/>
-        </w:rPr>
-        <w:t>.</w:t>
+        <w:t>).</w:t>
       </w:r>
     </w:p>
     <w:p>
@@ -2301,9 +2389,9 @@
         <w:pStyle w:val="Listenabsatz"/>
         <w:numPr>
           <w:ilvl w:val="0"/>
-          <w:numId w:val="16"/>
+          <w:numId w:val="14"/>
         </w:numPr>
-        <w:ind w:left="284" w:hanging="284"/>
+        <w:ind w:right="-1"/>
         <w:rPr>
           <w:lang w:val="en-US" w:eastAsia="en-US"/>
         </w:rPr>
@@ -2389,92 +2477,81 @@
     </w:p>
     <w:p>
       <w:pPr>
-        <w:pStyle w:val="berschrift1"/>
+        <w:pStyle w:val="berschrift2"/>
+      </w:pPr>
+      <w:r>
+        <w:t>Model Parameters and Logic</w:t>
+      </w:r>
+    </w:p>
+    <w:p>
+      <w:pPr>
+        <w:ind w:right="-1"/>
+        <w:rPr>
+          <w:lang w:val="en-GB"/>
+        </w:rPr>
+      </w:pPr>
+      <w:r>
         <w:rPr>
           <w:lang w:val="en-US" w:eastAsia="en-US"/>
         </w:rPr>
-      </w:pPr>
-      <w:bookmarkStart w:id="9" w:name="_Toc224395686"/>
+        <w:t xml:space="preserve">The model is of a hypothetical hydrogen plant with PEM </w:t>
+      </w:r>
+      <w:proofErr w:type="spellStart"/>
       <w:r>
         <w:rPr>
           <w:lang w:val="en-US" w:eastAsia="en-US"/>
         </w:rPr>
-        <w:t>MODEL PARAMETERS &amp; DATA LOGIC</w:t>
+        <w:t>electrolyzers</w:t>
+      </w:r>
+      <w:proofErr w:type="spellEnd"/>
+      <w:r>
+        <w:rPr>
+          <w:lang w:val="en-US" w:eastAsia="en-US"/>
+        </w:rPr>
+        <w:t xml:space="preserve">. The power for plant operation comes from an islanded wind farm with a similar capacity. It is assumed that the heat output of the </w:t>
+      </w:r>
+      <w:proofErr w:type="spellStart"/>
+      <w:r>
+        <w:rPr>
+          <w:lang w:val="en-US" w:eastAsia="en-US"/>
+        </w:rPr>
+        <w:t>electrolyzer</w:t>
+      </w:r>
+      <w:proofErr w:type="spellEnd"/>
+      <w:r>
+        <w:rPr>
+          <w:lang w:val="en-US" w:eastAsia="en-US"/>
+        </w:rPr>
+        <w:t xml:space="preserve"> is very large compared with the oxygen output. Therefore, the fish farm is sized first, based on the oxygen output, and the greenhouse is sized based on the heat remaining after the fish farm demand has been calculated</w:t>
+      </w:r>
+      <w:r>
+        <w:rPr>
+          <w:lang w:val="en-US" w:eastAsia="en-US"/>
+        </w:rPr>
+        <w:t>.</w:t>
+      </w:r>
+    </w:p>
+    <w:p>
+      <w:pPr>
+        <w:pStyle w:val="berschrift2"/>
+      </w:pPr>
+      <w:bookmarkStart w:id="9" w:name="_Toc225009474"/>
+      <w:r>
+        <w:t>Wind Farm (</w:t>
+      </w:r>
+      <w:proofErr w:type="spellStart"/>
+      <w:r>
+        <w:t>P_electrolyzer</w:t>
+      </w:r>
+      <w:proofErr w:type="spellEnd"/>
+      <w:r>
+        <w:t>)</w:t>
       </w:r>
       <w:bookmarkEnd w:id="9"/>
     </w:p>
     <w:p>
       <w:pPr>
-        <w:rPr>
-          <w:lang w:val="en-GB"/>
-        </w:rPr>
-      </w:pPr>
-      <w:r>
-        <w:rPr>
-          <w:lang w:val="en-US" w:eastAsia="en-US"/>
-        </w:rPr>
-        <w:t xml:space="preserve">The model is of a hypothetical hydrogen plant with PEM </w:t>
-      </w:r>
-      <w:proofErr w:type="spellStart"/>
-      <w:r>
-        <w:rPr>
-          <w:lang w:val="en-US" w:eastAsia="en-US"/>
-        </w:rPr>
-        <w:t>electrolyzers</w:t>
-      </w:r>
-      <w:proofErr w:type="spellEnd"/>
-      <w:r>
-        <w:rPr>
-          <w:lang w:val="en-US" w:eastAsia="en-US"/>
-        </w:rPr>
-        <w:t xml:space="preserve">. The power for plant operation comes from an islanded wind farm with a similar capacity. It is assumed that the heat output of the </w:t>
-      </w:r>
-      <w:proofErr w:type="spellStart"/>
-      <w:r>
-        <w:rPr>
-          <w:lang w:val="en-US" w:eastAsia="en-US"/>
-        </w:rPr>
-        <w:t>electrolyzer</w:t>
-      </w:r>
-      <w:proofErr w:type="spellEnd"/>
-      <w:r>
-        <w:rPr>
-          <w:lang w:val="en-US" w:eastAsia="en-US"/>
-        </w:rPr>
-        <w:t xml:space="preserve"> is very large compared with the oxygen output. Therefore, the fish farm is sized first, based on the oxygen output, and the greenhouse is sized based on the heat remaining after the fish farm demand has been calculated</w:t>
-      </w:r>
-      <w:r>
-        <w:rPr>
-          <w:lang w:val="en-US" w:eastAsia="en-US"/>
-        </w:rPr>
-        <w:t>.</w:t>
-      </w:r>
-    </w:p>
-    <w:p>
-      <w:pPr>
-        <w:pStyle w:val="berschrift2"/>
-      </w:pPr>
-      <w:bookmarkStart w:id="10" w:name="_Toc224395687"/>
-      <w:proofErr w:type="spellStart"/>
-      <w:r>
-        <w:t>Wind</w:t>
-      </w:r>
-      <w:proofErr w:type="spellEnd"/>
-      <w:r>
-        <w:t xml:space="preserve"> Farm (</w:t>
-      </w:r>
-      <w:proofErr w:type="spellStart"/>
-      <w:r>
-        <w:t>P_electrolyzer</w:t>
-      </w:r>
-      <w:proofErr w:type="spellEnd"/>
-      <w:r>
-        <w:t>)</w:t>
-      </w:r>
-      <w:bookmarkEnd w:id="10"/>
-    </w:p>
-    <w:p>
-      <w:pPr>
+        <w:ind w:right="-1"/>
         <w:rPr>
           <w:rFonts w:cs="Calibri"/>
         </w:rPr>
@@ -2523,7 +2600,15 @@
           <w:rFonts w:cs="Calibri"/>
           <w:lang w:val="en-GB"/>
         </w:rPr>
-        <w:t xml:space="preserve">. The capacity factor was taken from the same source and the power output over 24 hours was scaled to data from </w:t>
+        <w:t xml:space="preserve">. The capacity factor was taken from the same source and the power output over 24 </w:t>
+      </w:r>
+      <w:r>
+        <w:rPr>
+          <w:rFonts w:cs="Calibri"/>
+          <w:lang w:val="en-GB"/>
+        </w:rPr>
+        <w:lastRenderedPageBreak/>
+        <w:t xml:space="preserve">hours was scaled to data from </w:t>
       </w:r>
       <w:proofErr w:type="spellStart"/>
       <w:r>
@@ -2672,18 +2757,17 @@
         <w:pStyle w:val="Listenabsatz"/>
         <w:numPr>
           <w:ilvl w:val="0"/>
-          <w:numId w:val="24"/>
+          <w:numId w:val="27"/>
         </w:numPr>
-        <w:ind w:left="284" w:hanging="294"/>
-        <w:rPr>
-          <w:lang w:val="en-GB"/>
-        </w:rPr>
-      </w:pPr>
-      <w:r>
-        <w:rPr>
-          <w:lang w:val="en-GB"/>
-        </w:rPr>
-        <w:lastRenderedPageBreak/>
+        <w:ind w:right="-1"/>
+        <w:rPr>
+          <w:lang w:val="en-GB"/>
+        </w:rPr>
+      </w:pPr>
+      <w:r>
+        <w:rPr>
+          <w:lang w:val="en-GB"/>
+        </w:rPr>
         <w:t xml:space="preserve">Hourly Averaging: The raw 3-minute real-time production data from </w:t>
       </w:r>
       <w:proofErr w:type="spellStart"/>
@@ -2706,9 +2790,9 @@
         <w:pStyle w:val="Listenabsatz"/>
         <w:numPr>
           <w:ilvl w:val="0"/>
-          <w:numId w:val="24"/>
+          <w:numId w:val="27"/>
         </w:numPr>
-        <w:ind w:left="284" w:hanging="294"/>
+        <w:ind w:right="-1"/>
         <w:rPr>
           <w:lang w:val="en-GB"/>
         </w:rPr>
@@ -2746,9 +2830,9 @@
         <w:pStyle w:val="Listenabsatz"/>
         <w:numPr>
           <w:ilvl w:val="0"/>
-          <w:numId w:val="24"/>
+          <w:numId w:val="27"/>
         </w:numPr>
-        <w:ind w:left="284" w:hanging="294"/>
+        <w:ind w:right="-1"/>
         <w:rPr>
           <w:lang w:val="en-GB"/>
         </w:rPr>
@@ -2810,9 +2894,9 @@
         <w:pStyle w:val="Listenabsatz"/>
         <w:numPr>
           <w:ilvl w:val="0"/>
-          <w:numId w:val="24"/>
+          <w:numId w:val="27"/>
         </w:numPr>
-        <w:ind w:left="284" w:hanging="294"/>
+        <w:ind w:right="-1"/>
         <w:rPr>
           <w:lang w:val="en-GB"/>
         </w:rPr>
@@ -2847,6 +2931,7 @@
     </w:p>
     <w:p>
       <w:pPr>
+        <w:ind w:right="-1"/>
         <w:rPr>
           <w:lang w:val="en-GB"/>
         </w:rPr>
@@ -2954,39 +3039,105 @@
           <w:bCs/>
         </w:rPr>
       </w:pPr>
-      <w:bookmarkStart w:id="11" w:name="_Toc224395688"/>
-      <w:proofErr w:type="spellStart"/>
+      <w:bookmarkStart w:id="10" w:name="_Toc225009475"/>
       <w:r>
         <w:rPr>
           <w:rStyle w:val="Fett"/>
           <w:b/>
           <w:bCs/>
         </w:rPr>
-        <w:t>Fish</w:t>
-      </w:r>
-      <w:proofErr w:type="spellEnd"/>
+        <w:t>Fish Farm Design</w:t>
+      </w:r>
+      <w:bookmarkEnd w:id="10"/>
+    </w:p>
+    <w:p>
+      <w:pPr>
+        <w:pStyle w:val="berschrift3"/>
+        <w:numPr>
+          <w:ilvl w:val="0"/>
+          <w:numId w:val="0"/>
+        </w:numPr>
+        <w:ind w:left="624" w:hanging="624"/>
+      </w:pPr>
+      <w:bookmarkStart w:id="11" w:name="_Toc225009476"/>
+      <w:proofErr w:type="spellStart"/>
       <w:r>
         <w:rPr>
           <w:rStyle w:val="Fett"/>
           <w:b/>
           <w:bCs/>
         </w:rPr>
-        <w:t xml:space="preserve"> Farm Design</w:t>
+        <w:t>Sizing</w:t>
+      </w:r>
+      <w:proofErr w:type="spellEnd"/>
+      <w:r>
+        <w:rPr>
+          <w:rStyle w:val="Fett"/>
+          <w:b/>
+          <w:bCs/>
+        </w:rPr>
+        <w:t xml:space="preserve"> </w:t>
+      </w:r>
+      <w:proofErr w:type="spellStart"/>
+      <w:r>
+        <w:rPr>
+          <w:rStyle w:val="Fett"/>
+          <w:b/>
+          <w:bCs/>
+        </w:rPr>
+        <w:t>the</w:t>
+      </w:r>
+      <w:proofErr w:type="spellEnd"/>
+      <w:r>
+        <w:rPr>
+          <w:rStyle w:val="Fett"/>
+          <w:b/>
+          <w:bCs/>
+        </w:rPr>
+        <w:t xml:space="preserve"> </w:t>
+      </w:r>
+      <w:proofErr w:type="spellStart"/>
+      <w:r>
+        <w:rPr>
+          <w:rStyle w:val="Fett"/>
+          <w:b/>
+          <w:bCs/>
+        </w:rPr>
+        <w:t>Fish</w:t>
+      </w:r>
+      <w:proofErr w:type="spellEnd"/>
+      <w:r>
+        <w:rPr>
+          <w:rStyle w:val="Fett"/>
+          <w:b/>
+          <w:bCs/>
+        </w:rPr>
+        <w:t xml:space="preserve"> </w:t>
+      </w:r>
+      <w:proofErr w:type="spellStart"/>
+      <w:r>
+        <w:rPr>
+          <w:rStyle w:val="Fett"/>
+          <w:b/>
+          <w:bCs/>
+        </w:rPr>
+        <w:t>Tank</w:t>
       </w:r>
       <w:bookmarkEnd w:id="11"/>
+      <w:proofErr w:type="spellEnd"/>
     </w:p>
     <w:p>
       <w:pPr>
         <w:pStyle w:val="Listenabsatz"/>
         <w:numPr>
           <w:ilvl w:val="0"/>
-          <w:numId w:val="25"/>
+          <w:numId w:val="27"/>
         </w:numPr>
         <w:overflowPunct/>
         <w:autoSpaceDE/>
         <w:autoSpaceDN/>
         <w:adjustRightInd/>
-        <w:ind w:left="284" w:hanging="284"/>
+        <w:ind w:right="-1"/>
         <w:textAlignment w:val="auto"/>
         <w:rPr>
           <w:lang w:val="en-GB"/>
@@ -3074,13 +3225,13 @@
         <w:pStyle w:val="Listenabsatz"/>
         <w:numPr>
           <w:ilvl w:val="0"/>
-          <w:numId w:val="25"/>
+          <w:numId w:val="27"/>
         </w:numPr>
         <w:overflowPunct/>
         <w:autoSpaceDE/>
         <w:autoSpaceDN/>
         <w:adjustRightInd/>
-        <w:ind w:left="284" w:hanging="284"/>
+        <w:ind w:right="-1"/>
         <w:textAlignment w:val="auto"/>
         <w:rPr>
           <w:lang w:val="en-GB"/>
@@ -3121,13 +3272,13 @@
         <w:pStyle w:val="Listenabsatz"/>
         <w:numPr>
           <w:ilvl w:val="0"/>
-          <w:numId w:val="25"/>
+          <w:numId w:val="27"/>
         </w:numPr>
         <w:overflowPunct/>
         <w:autoSpaceDE/>
         <w:autoSpaceDN/>
         <w:adjustRightInd/>
-        <w:ind w:left="284" w:hanging="284"/>
+        <w:ind w:right="-1"/>
         <w:textAlignment w:val="auto"/>
         <w:rPr>
           <w:lang w:val="en-GB"/>
@@ -3215,13 +3366,13 @@
         <w:pStyle w:val="Listenabsatz"/>
         <w:numPr>
           <w:ilvl w:val="0"/>
-          <w:numId w:val="25"/>
+          <w:numId w:val="27"/>
         </w:numPr>
         <w:overflowPunct/>
         <w:autoSpaceDE/>
         <w:autoSpaceDN/>
         <w:adjustRightInd/>
-        <w:ind w:left="284" w:hanging="284"/>
+        <w:ind w:right="-1"/>
         <w:textAlignment w:val="auto"/>
         <w:rPr>
           <w:lang w:val="en-GB"/>
@@ -3288,13 +3439,13 @@
         <w:pStyle w:val="Listenabsatz"/>
         <w:numPr>
           <w:ilvl w:val="0"/>
-          <w:numId w:val="25"/>
+          <w:numId w:val="27"/>
         </w:numPr>
         <w:overflowPunct/>
         <w:autoSpaceDE/>
         <w:autoSpaceDN/>
         <w:adjustRightInd/>
-        <w:ind w:left="284" w:hanging="284"/>
+        <w:ind w:right="-1"/>
         <w:textAlignment w:val="auto"/>
         <w:rPr>
           <w:lang w:val="en-GB"/>
@@ -3489,13 +3640,13 @@
         <w:pStyle w:val="Listenabsatz"/>
         <w:numPr>
           <w:ilvl w:val="0"/>
-          <w:numId w:val="25"/>
+          <w:numId w:val="27"/>
         </w:numPr>
         <w:overflowPunct/>
         <w:autoSpaceDE/>
         <w:autoSpaceDN/>
         <w:adjustRightInd/>
-        <w:ind w:left="284" w:hanging="284"/>
+        <w:ind w:right="-1"/>
         <w:textAlignment w:val="auto"/>
         <w:rPr>
           <w:lang w:val="en-GB"/>
@@ -3553,6 +3704,7 @@
     </w:p>
     <w:p>
       <w:pPr>
+        <w:ind w:right="-1"/>
         <w:rPr>
           <w:lang w:val="en-GB"/>
         </w:rPr>
@@ -3566,7 +3718,7 @@
     </w:p>
     <w:p>
       <w:pPr>
-        <w:ind w:left="-709"/>
+        <w:ind w:right="-1"/>
         <w:jc w:val="center"/>
       </w:pPr>
       <m:oMathPara>
@@ -3575,6 +3727,7 @@
             <w:rPr>
               <w:rFonts w:ascii="Cambria Math" w:hAnsi="Cambria Math"/>
             </w:rPr>
+            <w:lastRenderedPageBreak/>
             <m:t>capacityFactor*1</m:t>
           </m:r>
           <m:r>
@@ -3646,7 +3799,7 @@
     </w:p>
     <w:p>
       <w:pPr>
-        <w:ind w:left="-709"/>
+        <w:ind w:right="-1"/>
         <w:jc w:val="center"/>
       </w:pPr>
       <m:oMathPara>
@@ -3688,12 +3841,13 @@
     </w:p>
     <w:p>
       <w:pPr>
-        <w:ind w:left="-709"/>
+        <w:ind w:right="-1"/>
         <w:jc w:val="center"/>
       </w:pPr>
     </w:p>
     <w:p>
       <w:pPr>
+        <w:ind w:right="-1"/>
         <w:rPr>
           <w:rFonts w:eastAsiaTheme="minorEastAsia"/>
           <w:lang w:val="en-GB"/>
@@ -3704,12 +3858,12 @@
           <w:rFonts w:eastAsiaTheme="minorEastAsia"/>
           <w:lang w:val="en-GB"/>
         </w:rPr>
-        <w:lastRenderedPageBreak/>
         <w:t>The energy produced per hour can be divided by the formation enthalpy of one mol of hydrogen and multiplied by a factor of 0.5 to give the amount of oxygen produced per hour in mol:</w:t>
       </w:r>
     </w:p>
     <w:p>
       <w:pPr>
+        <w:ind w:right="-1"/>
         <w:rPr>
           <w:rFonts w:eastAsiaTheme="minorEastAsia"/>
         </w:rPr>
@@ -3832,6 +3986,7 @@
     </w:p>
     <w:p>
       <w:pPr>
+        <w:ind w:right="-1"/>
         <w:rPr>
           <w:rFonts w:eastAsiaTheme="minorEastAsia"/>
           <w:lang w:val="en-GB"/>
@@ -3847,6 +4002,7 @@
     </w:p>
     <w:p>
       <w:pPr>
+        <w:ind w:right="-1"/>
         <w:jc w:val="center"/>
         <w:rPr>
           <w:rFonts w:eastAsiaTheme="minorEastAsia"/>
@@ -4003,6 +4159,7 @@
     </w:p>
     <w:p>
       <w:pPr>
+        <w:ind w:right="-1"/>
         <w:rPr>
           <w:rFonts w:eastAsiaTheme="minorEastAsia"/>
           <w:lang w:val="en-GB"/>
@@ -4018,6 +4175,7 @@
     </w:p>
     <w:p>
       <w:pPr>
+        <w:ind w:right="-1"/>
         <w:jc w:val="center"/>
         <w:rPr>
           <w:rFonts w:eastAsiaTheme="minorEastAsia"/>
@@ -4172,31 +4330,958 @@
     </w:p>
     <w:p>
       <w:pPr>
-        <w:pStyle w:val="berschrift2"/>
-      </w:pPr>
-      <w:bookmarkStart w:id="12" w:name="_Toc224395689"/>
+        <w:ind w:right="-1"/>
+        <w:jc w:val="center"/>
+        <w:rPr>
+          <w:rFonts w:eastAsiaTheme="minorEastAsia"/>
+        </w:rPr>
+      </w:pPr>
+    </w:p>
+    <w:p>
+      <w:pPr>
+        <w:pStyle w:val="berschrift3"/>
+        <w:numPr>
+          <w:ilvl w:val="0"/>
+          <w:numId w:val="0"/>
+        </w:numPr>
+        <w:ind w:right="-1"/>
+        <w:rPr>
+          <w:rStyle w:val="Fett"/>
+          <w:b/>
+          <w:bCs/>
+        </w:rPr>
+      </w:pPr>
+      <w:bookmarkStart w:id="12" w:name="_Toc225009477"/>
       <w:proofErr w:type="spellStart"/>
       <w:r>
-        <w:t>Parameters</w:t>
+        <w:rPr>
+          <w:rStyle w:val="Fett"/>
+          <w:b/>
+          <w:bCs/>
+        </w:rPr>
+        <w:t>Fish</w:t>
       </w:r>
       <w:proofErr w:type="spellEnd"/>
       <w:r>
-        <w:t>/</w:t>
+        <w:rPr>
+          <w:rStyle w:val="Fett"/>
+          <w:b/>
+          <w:bCs/>
+        </w:rPr>
+        <w:t xml:space="preserve"> </w:t>
       </w:r>
       <w:proofErr w:type="spellStart"/>
       <w:r>
-        <w:t>Stocks</w:t>
+        <w:rPr>
+          <w:rStyle w:val="Fett"/>
+          <w:b/>
+          <w:bCs/>
+        </w:rPr>
+        <w:t>Tank</w:t>
       </w:r>
       <w:proofErr w:type="spellEnd"/>
       <w:r>
-        <w:t>/</w:t>
+        <w:rPr>
+          <w:rStyle w:val="Fett"/>
+          <w:b/>
+          <w:bCs/>
+        </w:rPr>
+        <w:t xml:space="preserve"> </w:t>
       </w:r>
       <w:proofErr w:type="spellStart"/>
       <w:r>
-        <w:t>Flows</w:t>
+        <w:rPr>
+          <w:rStyle w:val="Fett"/>
+          <w:b/>
+          <w:bCs/>
+        </w:rPr>
+        <w:t>Heat</w:t>
+      </w:r>
+      <w:proofErr w:type="spellEnd"/>
+      <w:r>
+        <w:rPr>
+          <w:rStyle w:val="Fett"/>
+          <w:b/>
+          <w:bCs/>
+        </w:rPr>
+        <w:t xml:space="preserve"> </w:t>
+      </w:r>
+      <w:proofErr w:type="spellStart"/>
+      <w:r>
+        <w:rPr>
+          <w:rStyle w:val="Fett"/>
+          <w:b/>
+          <w:bCs/>
+        </w:rPr>
+        <w:t>Losses</w:t>
       </w:r>
       <w:bookmarkEnd w:id="12"/>
       <w:proofErr w:type="spellEnd"/>
+    </w:p>
+    <w:p>
+      <w:pPr>
+        <w:ind w:right="-1"/>
+        <w:rPr>
+          <w:lang w:val="en-GB"/>
+        </w:rPr>
+      </w:pPr>
+      <w:r>
+        <w:rPr>
+          <w:lang w:val="en-GB"/>
+        </w:rPr>
+        <w:t>The heat losses are c</w:t>
+      </w:r>
+      <w:r>
+        <w:rPr>
+          <w:lang w:val="en-GB"/>
+        </w:rPr>
+        <w:t>alculated from U-Values and temperatures in the model. The U-Values and design temperatures are based on the following data:</w:t>
+      </w:r>
+    </w:p>
+    <w:p>
+      <w:pPr>
+        <w:pStyle w:val="Listenabsatz"/>
+        <w:numPr>
+          <w:ilvl w:val="0"/>
+          <w:numId w:val="27"/>
+        </w:numPr>
+        <w:ind w:right="-1"/>
+        <w:rPr>
+          <w:lang w:val="en-GB"/>
+        </w:rPr>
+      </w:pPr>
+      <w:r>
+        <w:rPr>
+          <w:lang w:val="en-GB"/>
+        </w:rPr>
+        <w:t xml:space="preserve">The fish tank is considered to be in a closed space based on images </w:t>
+      </w:r>
+      <w:r>
+        <w:rPr>
+          <w:lang w:val="en-GB"/>
+        </w:rPr>
+        <w:t xml:space="preserve">of a facility </w:t>
+      </w:r>
+      <w:r>
+        <w:rPr>
+          <w:lang w:val="en-GB"/>
+        </w:rPr>
+        <w:t xml:space="preserve">from a similar project utilizing waste heat form a data centre </w:t>
+      </w:r>
+      <w:r>
+        <w:rPr>
+          <w:lang w:val="en-GB"/>
+        </w:rPr>
+        <w:fldChar w:fldCharType="begin"/>
+      </w:r>
+      <w:r>
+        <w:rPr>
+          <w:lang w:val="en-GB"/>
+        </w:rPr>
+        <w:instrText xml:space="preserve"> ADDIN ZOTERO_ITEM CSL_CITATION {"citationID":"ZWQZQgbu","properties":{"formattedCitation":"[7], [8], [9]","plainCitation":"[7], [8], [9]","noteIndex":0},"citationItems":[{"id":365,"uris":["http://zotero.org/groups/6447497/items/RAACV288"],"itemData":{"id":365,"type":"post-weblog","abstract":"Data Center Waste heat from Green Mountain will be used in the world's largest land-based trout farm at Rjukan in Norway.","container-title":"Green Mountain Data Center","language":"en-US","title":"Land-based trout farm will use data center waste heat","URL":"https://greenmountain.no/land-based-trout-farm-will-use-data-center-waste-heat/","author":[{"family":"Amit","given":""}],"accessed":{"date-parts":[["2026",3,21]]},"issued":{"date-parts":[["2021",6,28]]}},"label":"page"},{"id":367,"uris":["http://zotero.org/groups/6447497/items/L7WMHLED"],"itemData":{"id":367,"type":"webpage","abstract":"Green Mountain and Hima Seafood yesterday marked the launch of their joint excess‑heat reuse project in Rjukan, Norway. The initiative represents an...","container-title":"Mynewsdesk","language":"en","title":"Green Mountain and Hima Seafood launch groundbreaking heat reuse project","URL":"https://www.mynewsdesk.com/green-mountain/pressreleases/green-mountain-and-hima-seafood-launch-groundbreaking-heat-reuse-project-3430566","accessed":{"date-parts":[["2026",3,21]]},"issued":{"date-parts":[["2026",2,4]]}},"label":"page"},{"id":363,"uris":["http://zotero.org/groups/6447497/items/CVGTVK37"],"itemData":{"id":363,"type":"webpage","abstract":"For CEO Sten Falkum, Hima Seafood’s NOK 3 billion (€255 million/$276 million) Rjukan project is more than a fish farm — it’s a proof of concept for what he calls “regenerative” aquaculture, where fish, water, and waste all serve a larger environmental purpose.","container-title":"intrafish.com","language":"en","note":"section: Aquaculture","title":"‘The only thing that can save the planet’: Hima Seafood’s bold bet on land-based trout farming","title-short":"‘The only thing that can save the planet’","URL":"https://www.intrafish.com/aquaculture/-the-only-thing-that-can-save-the-planet-hima-seafood-s-bold-bet-on-land-based-trout-farming/2-1-1879098","author":[{"family":"Furuset","given":"Anders"}],"accessed":{"date-parts":[["2026",3,21]]},"issued":{"date-parts":[["2025",10,1]]}}}],"schema":"https://github.com/citation-style-language/schema/raw/master/csl-citation.json"} </w:instrText>
+      </w:r>
+      <w:r>
+        <w:rPr>
+          <w:lang w:val="en-GB"/>
+        </w:rPr>
+        <w:fldChar w:fldCharType="separate"/>
+      </w:r>
+      <w:r>
+        <w:rPr>
+          <w:lang w:val="en-GB"/>
+        </w:rPr>
+        <w:t>[7], [8], [9]</w:t>
+      </w:r>
+      <w:r>
+        <w:rPr>
+          <w:lang w:val="en-GB"/>
+        </w:rPr>
+        <w:fldChar w:fldCharType="end"/>
+      </w:r>
+    </w:p>
+    <w:p>
+      <w:pPr>
+        <w:pStyle w:val="Listenabsatz"/>
+        <w:numPr>
+          <w:ilvl w:val="0"/>
+          <w:numId w:val="27"/>
+        </w:numPr>
+        <w:ind w:right="-1"/>
+        <w:rPr>
+          <w:lang w:val="en-GB"/>
+        </w:rPr>
+      </w:pPr>
+      <w:r>
+        <w:rPr>
+          <w:lang w:val="en-GB"/>
+        </w:rPr>
+        <w:t>B</w:t>
+      </w:r>
+      <w:r>
+        <w:rPr>
+          <w:lang w:val="en-GB"/>
+        </w:rPr>
+        <w:t xml:space="preserve">ased on data form two tank manufacturers, including one that manufactures aquaculture tanks, </w:t>
+      </w:r>
+      <w:r>
+        <w:rPr>
+          <w:lang w:val="en-GB"/>
+        </w:rPr>
+        <w:t>a</w:t>
+      </w:r>
+      <w:r>
+        <w:rPr>
+          <w:lang w:val="en-GB"/>
+        </w:rPr>
+        <w:t xml:space="preserve"> U-Values of </w:t>
+      </w:r>
+      <m:oMath>
+        <m:r>
+          <w:rPr>
+            <w:rFonts w:ascii="Cambria Math" w:hAnsi="Cambria Math"/>
+            <w:lang w:val="en-GB"/>
+          </w:rPr>
+          <m:t>0.6</m:t>
+        </m:r>
+        <m:f>
+          <m:fPr>
+            <m:ctrlPr>
+              <w:rPr>
+                <w:rFonts w:ascii="Cambria Math" w:hAnsi="Cambria Math"/>
+                <w:i/>
+                <w:lang w:val="en-GB"/>
+              </w:rPr>
+            </m:ctrlPr>
+          </m:fPr>
+          <m:num>
+            <m:r>
+              <w:rPr>
+                <w:rFonts w:ascii="Cambria Math" w:hAnsi="Cambria Math"/>
+                <w:lang w:val="en-GB"/>
+              </w:rPr>
+              <m:t>W</m:t>
+            </m:r>
+          </m:num>
+          <m:den>
+            <m:sSup>
+              <m:sSupPr>
+                <m:ctrlPr>
+                  <w:rPr>
+                    <w:rFonts w:ascii="Cambria Math" w:hAnsi="Cambria Math"/>
+                    <w:i/>
+                    <w:lang w:val="en-GB"/>
+                  </w:rPr>
+                </m:ctrlPr>
+              </m:sSupPr>
+              <m:e>
+                <m:r>
+                  <w:rPr>
+                    <w:rFonts w:ascii="Cambria Math" w:hAnsi="Cambria Math"/>
+                    <w:lang w:val="en-GB"/>
+                  </w:rPr>
+                  <m:t>m</m:t>
+                </m:r>
+              </m:e>
+              <m:sup>
+                <m:r>
+                  <w:rPr>
+                    <w:rFonts w:ascii="Cambria Math" w:hAnsi="Cambria Math"/>
+                    <w:lang w:val="en-GB"/>
+                  </w:rPr>
+                  <m:t>2</m:t>
+                </m:r>
+              </m:sup>
+            </m:sSup>
+            <m:r>
+              <w:rPr>
+                <w:rFonts w:ascii="Cambria Math" w:hAnsi="Cambria Math"/>
+                <w:lang w:val="en-GB"/>
+              </w:rPr>
+              <m:t>K</m:t>
+            </m:r>
+          </m:den>
+        </m:f>
+      </m:oMath>
+      <w:r>
+        <w:rPr>
+          <w:lang w:val="en-GB"/>
+        </w:rPr>
+        <w:t xml:space="preserve"> is used as an average U-Value</w:t>
+      </w:r>
+      <w:r>
+        <w:rPr>
+          <w:lang w:val="en-GB"/>
+        </w:rPr>
+        <w:t xml:space="preserve"> </w:t>
+      </w:r>
+      <w:r>
+        <w:rPr>
+          <w:lang w:val="en-GB"/>
+        </w:rPr>
+        <w:fldChar w:fldCharType="begin"/>
+      </w:r>
+      <w:r>
+        <w:rPr>
+          <w:lang w:val="en-GB"/>
+        </w:rPr>
+        <w:instrText xml:space="preserve"> ADDIN ZOTERO_ITEM CSL_CITATION {"citationID":"xVKGosSo","properties":{"formattedCitation":"[10], [11], [12]","plainCitation":"[10], [11], [12]","noteIndex":0},"citationItems":[{"id":369,"uris":["http://zotero.org/groups/6447497/items/U686J3YK"],"itemData":{"id":369,"type":"document","title":"7. FRP Tanks 2","URL":"https://almfiberglass.com/wp-content/uploads/2024/07/7.-FRP-Tanks-2.pdf","accessed":{"date-parts":[["2026",3,21]]}},"label":"page"},{"id":372,"uris":["http://zotero.org/groups/6447497/items/WZGU4TE6"],"itemData":{"id":372,"type":"webpage","abstract":"U-values - Designing Buildings - Share your construction industry knowledge. U-values (sometimes referred to as heat transfer coefficients or thermal transmittances) are a measure of how effective the elements of a building's fabric are as insulators. That is, the degree to which they prevent heat from transmitting between the inside and the outside of a building.","genre":"Definition; Guidance; Standard","language":"en-gb","license":"https://www.designingbuildings.co.uk/wiki/Terms_and_Conditions","note":"publisher: https://www.designingbuildings.co.uk","title":"U-values","URL":"https://www.designingbuildings.co.uk/wiki/U-values","accessed":{"date-parts":[["2026",3,21]]}},"label":"page"},{"id":370,"uris":["http://zotero.org/groups/6447497/items/F4Z9I833"],"itemData":{"id":370,"type":"webpage","abstract":"Balmoral GRP sectional water storage tanks are WRAS approved for potable water storage and meets industry approval for fire fighting sprinkler systems.","container-title":"Balmoral Tanks","language":"en-gb","title":"GRP sectional tanks","URL":"https://www.balmoraltanks.com/solutions/grp-sectional-tanks","accessed":{"date-parts":[["2026",3,21]]}}}],"schema":"https://github.com/citation-style-language/schema/raw/master/csl-citation.json"} </w:instrText>
+      </w:r>
+      <w:r>
+        <w:rPr>
+          <w:lang w:val="en-GB"/>
+        </w:rPr>
+        <w:fldChar w:fldCharType="separate"/>
+      </w:r>
+      <w:r>
+        <w:rPr>
+          <w:lang w:val="en-GB"/>
+        </w:rPr>
+        <w:t>[10], [11], [12]</w:t>
+      </w:r>
+      <w:r>
+        <w:rPr>
+          <w:lang w:val="en-GB"/>
+        </w:rPr>
+        <w:fldChar w:fldCharType="end"/>
+      </w:r>
+    </w:p>
+    <w:p>
+      <w:pPr>
+        <w:pStyle w:val="Listenabsatz"/>
+        <w:numPr>
+          <w:ilvl w:val="1"/>
+          <w:numId w:val="27"/>
+        </w:numPr>
+        <w:ind w:right="-1"/>
+        <w:rPr>
+          <w:lang w:val="en-GB"/>
+        </w:rPr>
+      </w:pPr>
+      <w:r>
+        <w:rPr>
+          <w:lang w:val="en-GB"/>
+        </w:rPr>
+        <w:t xml:space="preserve">Note: This assumption places the U-Value </w:t>
+      </w:r>
+      <w:r>
+        <w:rPr>
+          <w:lang w:val="en-GB"/>
+        </w:rPr>
+        <w:t>at</w:t>
+      </w:r>
+      <w:r>
+        <w:rPr>
+          <w:lang w:val="en-GB"/>
+        </w:rPr>
+        <w:t xml:space="preserve"> the lower end, as the non-water filled section of the facility will likely have </w:t>
+      </w:r>
+      <w:r>
+        <w:rPr>
+          <w:lang w:val="en-GB"/>
+        </w:rPr>
+        <w:t>lower</w:t>
+      </w:r>
+      <w:r>
+        <w:rPr>
+          <w:lang w:val="en-GB"/>
+        </w:rPr>
+        <w:t xml:space="preserve"> U-Values and is neglected entirely</w:t>
+      </w:r>
+    </w:p>
+    <w:p>
+      <w:pPr>
+        <w:pStyle w:val="Listenabsatz"/>
+        <w:numPr>
+          <w:ilvl w:val="0"/>
+          <w:numId w:val="27"/>
+        </w:numPr>
+        <w:ind w:right="-1"/>
+        <w:rPr>
+          <w:lang w:val="en-GB"/>
+        </w:rPr>
+      </w:pPr>
+      <w:r>
+        <w:rPr>
+          <w:lang w:val="en-GB"/>
+        </w:rPr>
+        <w:t xml:space="preserve">The temperature in the fish tank is assumed </w:t>
+      </w:r>
+      <w:r>
+        <w:rPr>
+          <w:lang w:val="en-GB"/>
+        </w:rPr>
+        <w:t xml:space="preserve">to be </w:t>
+      </w:r>
+      <m:oMath>
+        <m:r>
+          <w:rPr>
+            <w:rFonts w:ascii="Cambria Math" w:hAnsi="Cambria Math"/>
+            <w:lang w:val="en-GB"/>
+          </w:rPr>
+          <m:t>12</m:t>
+        </m:r>
+        <m:r>
+          <w:rPr>
+            <w:rFonts w:ascii="Cambria Math" w:hAnsi="Cambria Math"/>
+            <w:lang w:val="en-GB"/>
+          </w:rPr>
+          <m:t xml:space="preserve"> </m:t>
+        </m:r>
+        <m:r>
+          <w:rPr>
+            <w:rFonts w:ascii="Cambria Math" w:hAnsi="Cambria Math"/>
+            <w:lang w:val="en-GB"/>
+          </w:rPr>
+          <m:t>°C</m:t>
+        </m:r>
+      </m:oMath>
+      <w:r>
+        <w:rPr>
+          <w:lang w:val="en-GB"/>
+        </w:rPr>
+        <w:t>. This is optimal for rainbow</w:t>
+      </w:r>
+      <w:r>
+        <w:rPr>
+          <w:lang w:val="en-GB"/>
+        </w:rPr>
+        <w:t xml:space="preserve"> trout</w:t>
+      </w:r>
+      <w:r>
+        <w:rPr>
+          <w:lang w:val="en-GB"/>
+        </w:rPr>
+        <w:t xml:space="preserve"> </w:t>
+      </w:r>
+      <w:r>
+        <w:rPr>
+          <w:lang w:val="en-GB"/>
+        </w:rPr>
+        <w:fldChar w:fldCharType="begin"/>
+      </w:r>
+      <w:r>
+        <w:rPr>
+          <w:lang w:val="en-GB"/>
+        </w:rPr>
+        <w:instrText xml:space="preserve"> ADDIN ZOTERO_ITEM CSL_CITATION {"citationID":"FHr0D3MF","properties":{"formattedCitation":"[13]","plainCitation":"[13]","noteIndex":0},"citationItems":[{"id":376,"uris":["http://zotero.org/groups/6447497/items/IAFW6P8S"],"itemData":{"id":376,"type":"webpage","title":"Small Scale Rainbow Trout Farming - Ideal Temperature For Rainbow Trout Farming","URL":"https://sites.google.com/view/smallscalerainbowtroutfarm/ideal-temperature-for-rainbow-trout-farming","accessed":{"date-parts":[["2026",3,21]]}}}],"schema":"https://github.com/citation-style-language/schema/raw/master/csl-citation.json"} </w:instrText>
+      </w:r>
+      <w:r>
+        <w:rPr>
+          <w:lang w:val="en-GB"/>
+        </w:rPr>
+        <w:fldChar w:fldCharType="separate"/>
+      </w:r>
+      <w:r>
+        <w:rPr>
+          <w:lang w:val="en-GB"/>
+        </w:rPr>
+        <w:t>[13]</w:t>
+      </w:r>
+      <w:r>
+        <w:rPr>
+          <w:lang w:val="en-GB"/>
+        </w:rPr>
+        <w:fldChar w:fldCharType="end"/>
+      </w:r>
+      <w:r>
+        <w:rPr>
+          <w:lang w:val="en-GB"/>
+        </w:rPr>
+        <w:t xml:space="preserve">, </w:t>
+      </w:r>
+      <w:r>
+        <w:rPr>
+          <w:lang w:val="en-GB"/>
+        </w:rPr>
+        <w:t>which are</w:t>
+      </w:r>
+      <w:r>
+        <w:rPr>
+          <w:lang w:val="en-GB"/>
+        </w:rPr>
+        <w:t xml:space="preserve"> commonly farmed in Nordic regions</w:t>
+      </w:r>
+      <w:r>
+        <w:rPr>
+          <w:lang w:val="en-GB"/>
+        </w:rPr>
+        <w:t xml:space="preserve"> </w:t>
+      </w:r>
+      <w:r>
+        <w:rPr>
+          <w:lang w:val="en-GB"/>
+        </w:rPr>
+        <w:fldChar w:fldCharType="begin"/>
+      </w:r>
+      <w:r>
+        <w:rPr>
+          <w:lang w:val="en-GB"/>
+        </w:rPr>
+        <w:instrText xml:space="preserve"> ADDIN ZOTERO_ITEM CSL_CITATION {"citationID":"s8tuasq9","properties":{"formattedCitation":"[14]","plainCitation":"[14]","noteIndex":0},"citationItems":[{"id":374,"uris":["http://zotero.org/groups/6447497/items/UHQKJDTY"],"itemData":{"id":374,"type":"webpage","abstract":"Kopiera in presentationstext","language":"en","title":"5. Marine aquaculture in the Nordics - Nordic Oceans 2050","URL":"https://pub.norden.org/nordicinnovation2025-05/5-marine-aquaculture-in-the-nordics.html","accessed":{"date-parts":[["2026",3,21]]}}}],"schema":"https://github.com/citation-style-language/schema/raw/master/csl-citation.json"} </w:instrText>
+      </w:r>
+      <w:r>
+        <w:rPr>
+          <w:lang w:val="en-GB"/>
+        </w:rPr>
+        <w:fldChar w:fldCharType="separate"/>
+      </w:r>
+      <w:r>
+        <w:rPr>
+          <w:lang w:val="en-GB"/>
+        </w:rPr>
+        <w:t>[14]</w:t>
+      </w:r>
+      <w:r>
+        <w:rPr>
+          <w:lang w:val="en-GB"/>
+        </w:rPr>
+        <w:fldChar w:fldCharType="end"/>
+      </w:r>
+      <w:r>
+        <w:rPr>
+          <w:lang w:val="en-GB"/>
+        </w:rPr>
+        <w:t xml:space="preserve"> and </w:t>
+      </w:r>
+      <w:r>
+        <w:rPr>
+          <w:lang w:val="en-GB"/>
+        </w:rPr>
+        <w:t xml:space="preserve">are also farmed in the </w:t>
+      </w:r>
+      <w:r>
+        <w:rPr>
+          <w:lang w:val="en-GB"/>
+        </w:rPr>
+        <w:t>project utilizing waste heat from the data centre</w:t>
+      </w:r>
+      <w:r>
+        <w:rPr>
+          <w:lang w:val="en-GB"/>
+        </w:rPr>
+        <w:t xml:space="preserve"> </w:t>
+      </w:r>
+      <w:r>
+        <w:rPr>
+          <w:lang w:val="en-GB"/>
+        </w:rPr>
+        <w:fldChar w:fldCharType="begin"/>
+      </w:r>
+      <w:r>
+        <w:rPr>
+          <w:lang w:val="en-GB"/>
+        </w:rPr>
+        <w:instrText xml:space="preserve"> ADDIN ZOTERO_ITEM CSL_CITATION {"citationID":"KjzKEtpD","properties":{"formattedCitation":"[7]","plainCitation":"[7]","noteIndex":0},"citationItems":[{"id":365,"uris":["http://zotero.org/groups/6447497/items/RAACV288"],"itemData":{"id":365,"type":"post-weblog","abstract":"Data Center Waste heat from Green Mountain will be used in the world's largest land-based trout farm at Rjukan in Norway.","container-title":"Green Mountain Data Center","language":"en-US","title":"Land-based trout farm will use data center waste heat","URL":"https://greenmountain.no/land-based-trout-farm-will-use-data-center-waste-heat/","author":[{"family":"Amit","given":""}],"accessed":{"date-parts":[["2026",3,21]]},"issued":{"date-parts":[["2021",6,28]]}}}],"schema":"https://github.com/citation-style-language/schema/raw/master/csl-citation.json"} </w:instrText>
+      </w:r>
+      <w:r>
+        <w:rPr>
+          <w:lang w:val="en-GB"/>
+        </w:rPr>
+        <w:fldChar w:fldCharType="separate"/>
+      </w:r>
+      <w:r>
+        <w:rPr>
+          <w:lang w:val="en-GB"/>
+        </w:rPr>
+        <w:t>[7]</w:t>
+      </w:r>
+      <w:r>
+        <w:rPr>
+          <w:lang w:val="en-GB"/>
+        </w:rPr>
+        <w:fldChar w:fldCharType="end"/>
+      </w:r>
+      <w:r>
+        <w:rPr>
+          <w:lang w:val="en-GB"/>
+        </w:rPr>
+        <w:t xml:space="preserve">. </w:t>
+      </w:r>
+    </w:p>
+    <w:p>
+      <w:pPr>
+        <w:pStyle w:val="Listenabsatz"/>
+        <w:numPr>
+          <w:ilvl w:val="0"/>
+          <w:numId w:val="27"/>
+        </w:numPr>
+        <w:ind w:right="-1"/>
+        <w:rPr>
+          <w:lang w:val="en-GB"/>
+        </w:rPr>
+      </w:pPr>
+      <w:r>
+        <w:rPr>
+          <w:lang w:val="en-GB"/>
+        </w:rPr>
+        <w:lastRenderedPageBreak/>
+        <w:t xml:space="preserve">The thermal mass of the fish is assumed to be </w:t>
+      </w:r>
+      <w:proofErr w:type="gramStart"/>
+      <w:r>
+        <w:rPr>
+          <w:lang w:val="en-GB"/>
+        </w:rPr>
+        <w:t>similar to</w:t>
+      </w:r>
+      <w:proofErr w:type="gramEnd"/>
+      <w:r>
+        <w:rPr>
+          <w:lang w:val="en-GB"/>
+        </w:rPr>
+        <w:t xml:space="preserve"> that of water and is thus neglected.</w:t>
+      </w:r>
+    </w:p>
+    <w:p>
+      <w:pPr>
+        <w:pStyle w:val="Listenabsatz"/>
+        <w:numPr>
+          <w:ilvl w:val="0"/>
+          <w:numId w:val="27"/>
+        </w:numPr>
+        <w:ind w:right="-1"/>
+        <w:rPr>
+          <w:lang w:val="en-GB"/>
+        </w:rPr>
+      </w:pPr>
+      <w:r>
+        <w:rPr>
+          <w:lang w:val="en-GB"/>
+        </w:rPr>
+        <w:t xml:space="preserve">The area of the fish tank envelope is estimated roughly from the geometry, which itself is estimated form images of the project utilizing waste heat from a data centre </w:t>
+      </w:r>
+      <w:r>
+        <w:rPr>
+          <w:lang w:val="en-GB"/>
+        </w:rPr>
+        <w:fldChar w:fldCharType="begin"/>
+      </w:r>
+      <w:r>
+        <w:rPr>
+          <w:lang w:val="en-GB"/>
+        </w:rPr>
+        <w:instrText xml:space="preserve"> ADDIN ZOTERO_ITEM CSL_CITATION {"citationID":"UFeAW7tv","properties":{"formattedCitation":"[7]","plainCitation":"[7]","noteIndex":0},"citationItems":[{"id":365,"uris":["http://zotero.org/groups/6447497/items/RAACV288"],"itemData":{"id":365,"type":"post-weblog","abstract":"Data Center Waste heat from Green Mountain will be used in the world's largest land-based trout farm at Rjukan in Norway.","container-title":"Green Mountain Data Center","language":"en-US","title":"Land-based trout farm will use data center waste heat","URL":"https://greenmountain.no/land-based-trout-farm-will-use-data-center-waste-heat/","author":[{"family":"Amit","given":""}],"accessed":{"date-parts":[["2026",3,21]]},"issued":{"date-parts":[["2021",6,28]]}}}],"schema":"https://github.com/citation-style-language/schema/raw/master/csl-citation.json"} </w:instrText>
+      </w:r>
+      <w:r>
+        <w:rPr>
+          <w:lang w:val="en-GB"/>
+        </w:rPr>
+        <w:fldChar w:fldCharType="separate"/>
+      </w:r>
+      <w:r>
+        <w:rPr>
+          <w:lang w:val="en-GB"/>
+        </w:rPr>
+        <w:t>[7]</w:t>
+      </w:r>
+      <w:r>
+        <w:rPr>
+          <w:lang w:val="en-GB"/>
+        </w:rPr>
+        <w:fldChar w:fldCharType="end"/>
+      </w:r>
+      <w:r>
+        <w:rPr>
+          <w:lang w:val="en-GB"/>
+        </w:rPr>
+        <w:t xml:space="preserve">. </w:t>
+      </w:r>
+    </w:p>
+    <w:p>
+      <w:pPr>
+        <w:ind w:right="-1"/>
+        <w:rPr>
+          <w:lang w:val="en-GB"/>
+        </w:rPr>
+      </w:pPr>
+      <w:r>
+        <w:rPr>
+          <w:lang w:val="en-GB"/>
+        </w:rPr>
+        <w:t xml:space="preserve">From the proportional lengths of the </w:t>
+      </w:r>
+      <w:r>
+        <w:rPr>
+          <w:lang w:val="en-GB"/>
+        </w:rPr>
+        <w:t xml:space="preserve">rectangular </w:t>
+      </w:r>
+      <w:r>
+        <w:rPr>
+          <w:lang w:val="en-GB"/>
+        </w:rPr>
+        <w:t>prism and the volume calculated during fish tank sizing, the lengths of the sides can be calculated:</w:t>
+      </w:r>
+    </w:p>
+    <w:p>
+      <w:pPr>
+        <w:pStyle w:val="Listenabsatz"/>
+        <w:ind w:right="-1"/>
+        <w:rPr>
+          <w:lang w:val="en-GB"/>
+        </w:rPr>
+      </w:pPr>
+      <m:oMathPara>
+        <m:oMath>
+          <m:r>
+            <w:rPr>
+              <w:rFonts w:ascii="Cambria Math" w:hAnsi="Cambria Math"/>
+              <w:lang w:val="en-GB"/>
+            </w:rPr>
+            <m:t>20H=L;4H=W</m:t>
+          </m:r>
+        </m:oMath>
+      </m:oMathPara>
+    </w:p>
+    <w:p>
+      <w:pPr>
+        <w:ind w:left="360" w:right="-1"/>
+        <w:rPr>
+          <w:lang w:val="en-GB"/>
+        </w:rPr>
+      </w:pPr>
+      <m:oMathPara>
+        <m:oMath>
+          <m:r>
+            <w:rPr>
+              <w:rFonts w:ascii="Cambria Math" w:hAnsi="Cambria Math"/>
+              <w:lang w:val="en-GB"/>
+            </w:rPr>
+            <m:t>80</m:t>
+          </m:r>
+          <m:sSup>
+            <m:sSupPr>
+              <m:ctrlPr>
+                <w:rPr>
+                  <w:rFonts w:ascii="Cambria Math" w:hAnsi="Cambria Math"/>
+                  <w:i/>
+                  <w:lang w:val="en-GB"/>
+                </w:rPr>
+              </m:ctrlPr>
+            </m:sSupPr>
+            <m:e>
+              <m:r>
+                <w:rPr>
+                  <w:rFonts w:ascii="Cambria Math" w:hAnsi="Cambria Math"/>
+                  <w:lang w:val="en-GB"/>
+                </w:rPr>
+                <m:t>H</m:t>
+              </m:r>
+            </m:e>
+            <m:sup>
+              <m:r>
+                <w:rPr>
+                  <w:rFonts w:ascii="Cambria Math" w:hAnsi="Cambria Math"/>
+                  <w:lang w:val="en-GB"/>
+                </w:rPr>
+                <m:t>3</m:t>
+              </m:r>
+            </m:sup>
+          </m:sSup>
+          <m:r>
+            <w:rPr>
+              <w:rFonts w:ascii="Cambria Math" w:hAnsi="Cambria Math"/>
+              <w:lang w:val="en-GB"/>
+            </w:rPr>
+            <m:t>=</m:t>
+          </m:r>
+          <m:r>
+            <w:rPr>
+              <w:rFonts w:ascii="Cambria Math" w:hAnsi="Cambria Math"/>
+              <w:lang w:val="en-GB"/>
+            </w:rPr>
+            <m:t xml:space="preserve">21 046.86 </m:t>
+          </m:r>
+          <m:sSup>
+            <m:sSupPr>
+              <m:ctrlPr>
+                <w:rPr>
+                  <w:rFonts w:ascii="Cambria Math" w:hAnsi="Cambria Math"/>
+                  <w:i/>
+                  <w:lang w:val="en-GB"/>
+                </w:rPr>
+              </m:ctrlPr>
+            </m:sSupPr>
+            <m:e>
+              <m:r>
+                <w:rPr>
+                  <w:rFonts w:ascii="Cambria Math" w:hAnsi="Cambria Math"/>
+                  <w:lang w:val="en-GB"/>
+                </w:rPr>
+                <m:t>m</m:t>
+              </m:r>
+            </m:e>
+            <m:sup>
+              <m:r>
+                <w:rPr>
+                  <w:rFonts w:ascii="Cambria Math" w:hAnsi="Cambria Math"/>
+                  <w:lang w:val="en-GB"/>
+                </w:rPr>
+                <m:t>3</m:t>
+              </m:r>
+            </m:sup>
+          </m:sSup>
+        </m:oMath>
+      </m:oMathPara>
+    </w:p>
+    <w:p>
+      <w:pPr>
+        <w:ind w:left="360" w:right="-1"/>
+        <w:rPr>
+          <w:lang w:val="en-GB"/>
+        </w:rPr>
+      </w:pPr>
+      <m:oMathPara>
+        <m:oMath>
+          <m:r>
+            <w:rPr>
+              <w:rFonts w:ascii="Cambria Math" w:hAnsi="Cambria Math"/>
+              <w:lang w:val="en-GB"/>
+            </w:rPr>
+            <m:t>H=</m:t>
+          </m:r>
+          <m:rad>
+            <m:radPr>
+              <m:ctrlPr>
+                <w:rPr>
+                  <w:rFonts w:ascii="Cambria Math" w:hAnsi="Cambria Math"/>
+                  <w:i/>
+                  <w:lang w:val="en-GB"/>
+                </w:rPr>
+              </m:ctrlPr>
+            </m:radPr>
+            <m:deg>
+              <m:r>
+                <w:rPr>
+                  <w:rFonts w:ascii="Cambria Math" w:hAnsi="Cambria Math"/>
+                  <w:lang w:val="en-GB"/>
+                </w:rPr>
+                <m:t>3</m:t>
+              </m:r>
+            </m:deg>
+            <m:e>
+              <m:f>
+                <m:fPr>
+                  <m:ctrlPr>
+                    <w:rPr>
+                      <w:rFonts w:ascii="Cambria Math" w:hAnsi="Cambria Math"/>
+                      <w:i/>
+                      <w:lang w:val="en-GB"/>
+                    </w:rPr>
+                  </m:ctrlPr>
+                </m:fPr>
+                <m:num>
+                  <m:r>
+                    <w:rPr>
+                      <w:rFonts w:ascii="Cambria Math" w:hAnsi="Cambria Math"/>
+                      <w:lang w:val="en-GB"/>
+                    </w:rPr>
+                    <m:t>21046.86</m:t>
+                  </m:r>
+                  <m:r>
+                    <w:rPr>
+                      <w:rFonts w:ascii="Cambria Math" w:hAnsi="Cambria Math"/>
+                      <w:lang w:val="en-GB"/>
+                    </w:rPr>
+                    <m:t xml:space="preserve"> </m:t>
+                  </m:r>
+                  <m:sSup>
+                    <m:sSupPr>
+                      <m:ctrlPr>
+                        <w:rPr>
+                          <w:rFonts w:ascii="Cambria Math" w:hAnsi="Cambria Math"/>
+                          <w:i/>
+                          <w:lang w:val="en-GB"/>
+                        </w:rPr>
+                      </m:ctrlPr>
+                    </m:sSupPr>
+                    <m:e>
+                      <m:r>
+                        <w:rPr>
+                          <w:rFonts w:ascii="Cambria Math" w:hAnsi="Cambria Math"/>
+                          <w:lang w:val="en-GB"/>
+                        </w:rPr>
+                        <m:t>m</m:t>
+                      </m:r>
+                    </m:e>
+                    <m:sup>
+                      <m:r>
+                        <w:rPr>
+                          <w:rFonts w:ascii="Cambria Math" w:hAnsi="Cambria Math"/>
+                          <w:lang w:val="en-GB"/>
+                        </w:rPr>
+                        <m:t>3</m:t>
+                      </m:r>
+                    </m:sup>
+                  </m:sSup>
+                </m:num>
+                <m:den>
+                  <m:r>
+                    <w:rPr>
+                      <w:rFonts w:ascii="Cambria Math" w:hAnsi="Cambria Math"/>
+                      <w:lang w:val="en-GB"/>
+                    </w:rPr>
+                    <m:t>80</m:t>
+                  </m:r>
+                </m:den>
+              </m:f>
+            </m:e>
+          </m:rad>
+          <m:r>
+            <w:rPr>
+              <w:rFonts w:ascii="Cambria Math" w:hAnsi="Cambria Math"/>
+              <w:lang w:val="en-GB"/>
+            </w:rPr>
+            <m:t>=6.41;W=25.63;L=128.15</m:t>
+          </m:r>
+        </m:oMath>
+      </m:oMathPara>
+    </w:p>
+    <w:p>
+      <w:pPr>
+        <w:ind w:right="-1"/>
+        <w:rPr>
+          <w:lang w:val="en-GB"/>
+        </w:rPr>
+      </w:pPr>
+    </w:p>
+    <w:p>
+      <w:pPr>
+        <w:ind w:right="-1"/>
+        <w:rPr>
+          <w:lang w:val="en-GB"/>
+        </w:rPr>
+      </w:pPr>
+      <w:r>
+        <w:rPr>
+          <w:lang w:val="en-GB"/>
+        </w:rPr>
+        <w:t xml:space="preserve">The area is calculated from the length of the </w:t>
+      </w:r>
+      <w:proofErr w:type="gramStart"/>
+      <w:r>
+        <w:rPr>
+          <w:lang w:val="en-GB"/>
+        </w:rPr>
+        <w:t>sides</w:t>
+      </w:r>
+      <w:proofErr w:type="gramEnd"/>
+      <w:r>
+        <w:rPr>
+          <w:lang w:val="en-GB"/>
+        </w:rPr>
+        <w:t xml:space="preserve"> and the heat loss can be calculated using the area, the temperature difference and the assumed U-Values.</w:t>
+      </w:r>
+    </w:p>
+    <w:p>
+      <w:pPr>
+        <w:pStyle w:val="berschrift2"/>
+      </w:pPr>
+      <w:bookmarkStart w:id="13" w:name="_Toc225009478"/>
+      <w:r>
+        <w:t>Parameters</w:t>
+      </w:r>
+      <w:bookmarkEnd w:id="13"/>
     </w:p>
     <w:tbl>
       <w:tblPr>
@@ -4225,7 +5310,7 @@
           <w:p>
             <w:pPr>
               <w:spacing w:after="0" w:line="276" w:lineRule="auto"/>
-              <w:ind w:left="-108" w:right="-103"/>
+              <w:ind w:right="-1"/>
               <w:jc w:val="center"/>
               <w:rPr>
                 <w:b/>
@@ -4259,7 +5344,7 @@
           <w:p>
             <w:pPr>
               <w:spacing w:after="0" w:line="276" w:lineRule="auto"/>
-              <w:ind w:left="-108" w:right="-103"/>
+              <w:ind w:right="-1"/>
               <w:jc w:val="center"/>
               <w:rPr>
                 <w:b/>
@@ -4293,7 +5378,7 @@
           <w:p>
             <w:pPr>
               <w:spacing w:after="0" w:line="276" w:lineRule="auto"/>
-              <w:ind w:left="-108" w:right="-103"/>
+              <w:ind w:right="-1"/>
               <w:jc w:val="center"/>
               <w:rPr>
                 <w:b/>
@@ -4325,7 +5410,7 @@
           <w:p>
             <w:pPr>
               <w:spacing w:after="0" w:line="276" w:lineRule="auto"/>
-              <w:ind w:left="-108" w:right="-103"/>
+              <w:ind w:right="-1"/>
               <w:jc w:val="center"/>
             </w:pPr>
             <w:proofErr w:type="spellStart"/>
@@ -4343,7 +5428,7 @@
           <w:p>
             <w:pPr>
               <w:spacing w:after="0" w:line="276" w:lineRule="auto"/>
-              <w:ind w:left="-108" w:right="-103"/>
+              <w:ind w:right="-1"/>
               <w:jc w:val="center"/>
             </w:pPr>
             <w:proofErr w:type="spellStart"/>
@@ -4361,7 +5446,7 @@
           <w:p>
             <w:pPr>
               <w:spacing w:after="0" w:line="276" w:lineRule="auto"/>
-              <w:ind w:right="36"/>
+              <w:ind w:right="-1"/>
               <w:jc w:val="center"/>
             </w:pPr>
             <w:r>
@@ -4419,13 +5504,13 @@
               <w:rPr>
                 <w:lang w:val="en-GB"/>
               </w:rPr>
-              <w:instrText xml:space="preserve"> ADDIN ZOTERO_ITEM CSL_CITATION {"citationID":"DSsI2lzZ","properties":{"formattedCitation":"[7]","plainCitation":"[7]","noteIndex":0},"citationItems":[{"id":343,"uris":["http://zotero.org/groups/6447497/items/SRB46M8K"],"itemData":{"id":343,"type":"post-weblog","language":"en-GB","title":"Haeolus – Hydrogen-Aeolic Energy with Optimised eLectrolysers Upstream of Substation","URL":"https://haeolus.eu/","accessed":{"date-parts":[["2026",3,6]]},"issued":{"date-parts":[["2024",1,8]]}}}],"schema":"https://github.com/citation-style-language/schema/raw/master/csl-citation.json"} </w:instrText>
+              <w:instrText xml:space="preserve"> ADDIN ZOTERO_ITEM CSL_CITATION {"citationID":"DSsI2lzZ","properties":{"formattedCitation":"[15]","plainCitation":"[15]","noteIndex":0},"citationItems":[{"id":343,"uris":["http://zotero.org/groups/6447497/items/SRB46M8K"],"itemData":{"id":343,"type":"post-weblog","language":"en-GB","title":"Haeolus – Hydrogen-Aeolic Energy with Optimised eLectrolysers Upstream of Substation","URL":"https://haeolus.eu/","accessed":{"date-parts":[["2026",3,6]]},"issued":{"date-parts":[["2024",1,8]]}}}],"schema":"https://github.com/citation-style-language/schema/raw/master/csl-citation.json"} </w:instrText>
             </w:r>
             <w:r>
               <w:fldChar w:fldCharType="separate"/>
             </w:r>
             <w:r>
-              <w:t>[7]</w:t>
+              <w:t>[15]</w:t>
             </w:r>
             <w:r>
               <w:fldChar w:fldCharType="end"/>
@@ -4446,7 +5531,7 @@
           <w:p>
             <w:pPr>
               <w:spacing w:after="0" w:line="276" w:lineRule="auto"/>
-              <w:ind w:left="-108" w:right="-103"/>
+              <w:ind w:right="-1"/>
               <w:jc w:val="center"/>
             </w:pPr>
             <w:proofErr w:type="spellStart"/>
@@ -4464,7 +5549,7 @@
           <w:p>
             <w:pPr>
               <w:spacing w:after="0" w:line="276" w:lineRule="auto"/>
-              <w:ind w:left="-108" w:right="-103"/>
+              <w:ind w:right="-1"/>
               <w:jc w:val="center"/>
             </w:pPr>
             <m:oMathPara>
@@ -4487,7 +5572,7 @@
           <w:p>
             <w:pPr>
               <w:spacing w:after="0" w:line="276" w:lineRule="auto"/>
-              <w:ind w:right="36"/>
+              <w:ind w:right="-1"/>
               <w:jc w:val="center"/>
             </w:pPr>
             <w:r>
@@ -4503,13 +5588,13 @@
               <w:rPr>
                 <w:lang w:val="en-GB"/>
               </w:rPr>
-              <w:instrText xml:space="preserve"> ADDIN ZOTERO_ITEM CSL_CITATION {"citationID":"gPCdkhXq","properties":{"formattedCitation":"[8]","plainCitation":"[8]","noteIndex":0},"citationItems":[{"id":359,"uris":["http://zotero.org/groups/6447497/items/SS8CMKJN"],"itemData":{"id":359,"type":"article-journal","abstract":"This study investigates the impact of including (or neglecting) the variable efficiency of hydrogen electrolyzers as a function of operating power in the modelling of green hydrogen produced from variable renewable energy sources. Results show that neglecting the variable electrolyzer efficiency, as is commonly done in studies of green hydrogen, leads to significant overestimation of hydrogen production in the range of 5–24%. The effects of the time resolution used in models are also investigated, as well as the impact of including the option for the electrolyzer to switch to stand-by mode instead of powering down and electrolyzer ramp rate constraints. Results indicate that these have a minor effect on overall hydrogen production, with the use of hour resolution data leading to overestimation in the range of 0.2–2%, relative to using 5-min data. This study used data from three solar farms and three wind in Australia, from which it is observed that wind farms produced 55% more hydrogen than the solar farms. The results in this study highlight the critical importance of including the variable efficiency of electrolyzers in the modelling of green hydrogen production. As this industry scales, continuing to neglect this effect would lead to the overestimation of hydrogen production by tens of megatonnes.","container-title":"International Journal of Hydrogen Energy","DOI":"10.1016/j.ijhydene.2024.05.360","ISSN":"0360-3199","journalAbbreviation":"International Journal of Hydrogen Energy","page":"49-59","source":"ScienceDirect","title":"Ignore variability, overestimate hydrogen production – Quantifying the effects of electrolyzer efficiency curves on hydrogen production from renewable energy sources","volume":"72","author":[{"family":"Virah-Sawmy","given":"Dan"},{"family":"Beck","given":"Fiona J."},{"family":"Sturmberg","given":"Bjorn"}],"issued":{"date-parts":[["2024",6,27]]}}}],"schema":"https://github.com/citation-style-language/schema/raw/master/csl-citation.json"} </w:instrText>
+              <w:instrText xml:space="preserve"> ADDIN ZOTERO_ITEM CSL_CITATION {"citationID":"gPCdkhXq","properties":{"formattedCitation":"[16]","plainCitation":"[16]","noteIndex":0},"citationItems":[{"id":359,"uris":["http://zotero.org/groups/6447497/items/SS8CMKJN"],"itemData":{"id":359,"type":"article-journal","abstract":"This study investigates the impact of including (or neglecting) the variable efficiency of hydrogen electrolyzers as a function of operating power in the modelling of green hydrogen produced from variable renewable energy sources. Results show that neglecting the variable electrolyzer efficiency, as is commonly done in studies of green hydrogen, leads to significant overestimation of hydrogen production in the range of 5–24%. The effects of the time resolution used in models are also investigated, as well as the impact of including the option for the electrolyzer to switch to stand-by mode instead of powering down and electrolyzer ramp rate constraints. Results indicate that these have a minor effect on overall hydrogen production, with the use of hour resolution data leading to overestimation in the range of 0.2–2%, relative to using 5-min data. This study used data from three solar farms and three wind in Australia, from which it is observed that wind farms produced 55% more hydrogen than the solar farms. The results in this study highlight the critical importance of including the variable efficiency of electrolyzers in the modelling of green hydrogen production. As this industry scales, continuing to neglect this effect would lead to the overestimation of hydrogen production by tens of megatonnes.","container-title":"International Journal of Hydrogen Energy","DOI":"10.1016/j.ijhydene.2024.05.360","ISSN":"0360-3199","journalAbbreviation":"International Journal of Hydrogen Energy","page":"49-59","source":"ScienceDirect","title":"Ignore variability, overestimate hydrogen production – Quantifying the effects of electrolyzer efficiency curves on hydrogen production from renewable energy sources","volume":"72","author":[{"family":"Virah-Sawmy","given":"Dan"},{"family":"Beck","given":"Fiona J."},{"family":"Sturmberg","given":"Bjorn"}],"issued":{"date-parts":[["2024",6,27]]}}}],"schema":"https://github.com/citation-style-language/schema/raw/master/csl-citation.json"} </w:instrText>
             </w:r>
             <w:r>
               <w:fldChar w:fldCharType="separate"/>
             </w:r>
             <w:r>
-              <w:t>[8]</w:t>
+              <w:t>[16]</w:t>
             </w:r>
             <w:r>
               <w:fldChar w:fldCharType="end"/>
@@ -4530,7 +5615,7 @@
           <w:p>
             <w:pPr>
               <w:spacing w:after="0" w:line="276" w:lineRule="auto"/>
-              <w:ind w:left="-108" w:right="-103"/>
+              <w:ind w:right="-1"/>
               <w:jc w:val="center"/>
             </w:pPr>
             <w:proofErr w:type="spellStart"/>
@@ -4548,7 +5633,7 @@
           <w:p>
             <w:pPr>
               <w:spacing w:after="0" w:line="276" w:lineRule="auto"/>
-              <w:ind w:left="-108" w:right="-103"/>
+              <w:ind w:right="-1"/>
               <w:jc w:val="center"/>
             </w:pPr>
             <m:oMathPara>
@@ -4598,7 +5683,7 @@
           <w:p>
             <w:pPr>
               <w:spacing w:after="0" w:line="276" w:lineRule="auto"/>
-              <w:ind w:right="36"/>
+              <w:ind w:right="-1"/>
               <w:jc w:val="center"/>
             </w:pPr>
             <w:r>
@@ -4711,13 +5796,13 @@
               <w:rPr>
                 <w:lang w:val="en-GB"/>
               </w:rPr>
-              <w:instrText xml:space="preserve"> ADDIN ZOTERO_ITEM CSL_CITATION {"citationID":"eSBSfdEq","properties":{"formattedCitation":"[9]","plainCitation":"[9]","noteIndex":0},"citationItems":[{"id":358,"uris":["http://zotero.org/groups/6447497/items/ZK2PQ9AW"],"itemData":{"id":358,"type":"book","ISBN":"3-527-33342-8","language":"English","title":"Hydrogen Production by Electrolysis","author":[{"family":"Godula-Jopek","given":"Agata"}],"issued":{"date-parts":[["2015",7,7]]}}}],"schema":"https://github.com/citation-style-language/schema/raw/master/csl-citation.json"} </w:instrText>
+              <w:instrText xml:space="preserve"> ADDIN ZOTERO_ITEM CSL_CITATION {"citationID":"eSBSfdEq","properties":{"formattedCitation":"[17]","plainCitation":"[17]","noteIndex":0},"citationItems":[{"id":358,"uris":["http://zotero.org/groups/6447497/items/ZK2PQ9AW"],"itemData":{"id":358,"type":"book","ISBN":"3-527-33342-8","language":"English","title":"Hydrogen Production by Electrolysis","author":[{"family":"Godula-Jopek","given":"Agata"}],"issued":{"date-parts":[["2015",7,7]]}}}],"schema":"https://github.com/citation-style-language/schema/raw/master/csl-citation.json"} </w:instrText>
             </w:r>
             <w:r>
               <w:fldChar w:fldCharType="separate"/>
             </w:r>
             <w:r>
-              <w:t>[9]</w:t>
+              <w:t>[17]</w:t>
             </w:r>
             <w:r>
               <w:fldChar w:fldCharType="end"/>
@@ -4738,7 +5823,7 @@
           <w:p>
             <w:pPr>
               <w:spacing w:after="0" w:line="276" w:lineRule="auto"/>
-              <w:ind w:left="-108" w:right="-103"/>
+              <w:ind w:right="-1"/>
               <w:jc w:val="center"/>
             </w:pPr>
             <w:proofErr w:type="spellStart"/>
@@ -4756,7 +5841,7 @@
           <w:p>
             <w:pPr>
               <w:spacing w:after="0" w:line="276" w:lineRule="auto"/>
-              <w:ind w:left="-108" w:right="-103"/>
+              <w:ind w:right="-1"/>
               <w:jc w:val="center"/>
             </w:pPr>
             <m:oMathPara>
@@ -4805,7 +5890,7 @@
           <w:p>
             <w:pPr>
               <w:spacing w:after="0" w:line="276" w:lineRule="auto"/>
-              <w:ind w:right="36"/>
+              <w:ind w:right="-1"/>
               <w:jc w:val="center"/>
               <w:rPr>
                 <w:lang w:val="en-GB"/>
@@ -4847,7 +5932,7 @@
           <w:p>
             <w:pPr>
               <w:spacing w:after="0" w:line="276" w:lineRule="auto"/>
-              <w:ind w:left="-108" w:right="-103"/>
+              <w:ind w:right="-1"/>
               <w:jc w:val="center"/>
             </w:pPr>
             <w:proofErr w:type="spellStart"/>
@@ -4865,7 +5950,7 @@
           <w:p>
             <w:pPr>
               <w:spacing w:after="0" w:line="276" w:lineRule="auto"/>
-              <w:ind w:left="-108" w:right="-103"/>
+              <w:ind w:right="-1"/>
               <w:jc w:val="center"/>
               <w:rPr>
                 <w:rFonts w:eastAsia="Aptos"/>
@@ -4918,7 +6003,7 @@
           <w:p>
             <w:pPr>
               <w:spacing w:after="0" w:line="276" w:lineRule="auto"/>
-              <w:ind w:right="36"/>
+              <w:ind w:right="-1"/>
               <w:jc w:val="center"/>
             </w:pPr>
             <w:r>
@@ -4953,7 +6038,7 @@
           <w:p>
             <w:pPr>
               <w:spacing w:after="0" w:line="276" w:lineRule="auto"/>
-              <w:ind w:left="-108" w:right="-103"/>
+              <w:ind w:right="-1"/>
               <w:jc w:val="center"/>
             </w:pPr>
             <w:proofErr w:type="spellStart"/>
@@ -4971,7 +6056,7 @@
           <w:p>
             <w:pPr>
               <w:spacing w:after="0" w:line="276" w:lineRule="auto"/>
-              <w:ind w:left="-108" w:right="-103"/>
+              <w:ind w:right="-1"/>
               <w:jc w:val="center"/>
             </w:pPr>
             <m:oMathPara>
@@ -5020,7 +6105,7 @@
           <w:p>
             <w:pPr>
               <w:spacing w:after="0" w:line="276" w:lineRule="auto"/>
-              <w:ind w:right="36"/>
+              <w:ind w:right="-1"/>
               <w:jc w:val="center"/>
               <w:rPr>
                 <w:lang w:val="en-GB"/>
@@ -5048,7 +6133,7 @@
           <w:p>
             <w:pPr>
               <w:spacing w:after="0" w:line="276" w:lineRule="auto"/>
-              <w:ind w:left="-108" w:right="-103"/>
+              <w:ind w:right="-1"/>
               <w:jc w:val="center"/>
             </w:pPr>
             <w:proofErr w:type="spellStart"/>
@@ -5066,7 +6151,7 @@
           <w:p>
             <w:pPr>
               <w:spacing w:after="0" w:line="276" w:lineRule="auto"/>
-              <w:ind w:left="-108" w:right="-103"/>
+              <w:ind w:right="-1"/>
               <w:jc w:val="center"/>
             </w:pPr>
             <m:oMathPara>
@@ -5115,7 +6200,7 @@
           <w:p>
             <w:pPr>
               <w:spacing w:after="0" w:line="276" w:lineRule="auto"/>
-              <w:ind w:right="36"/>
+              <w:ind w:right="-1"/>
               <w:jc w:val="center"/>
               <w:rPr>
                 <w:lang w:val="en-GB"/>
@@ -5143,7 +6228,7 @@
           <w:p>
             <w:pPr>
               <w:spacing w:after="0" w:line="276" w:lineRule="auto"/>
-              <w:ind w:left="-108" w:right="-103"/>
+              <w:ind w:right="-1"/>
               <w:jc w:val="center"/>
             </w:pPr>
             <w:r>
@@ -5159,7 +6244,7 @@
           <w:p>
             <w:pPr>
               <w:spacing w:after="0" w:line="276" w:lineRule="auto"/>
-              <w:ind w:left="-108" w:right="-103"/>
+              <w:ind w:right="-1"/>
               <w:jc w:val="center"/>
               <w:rPr>
                 <w:rFonts w:eastAsia="Aptos"/>
@@ -5211,7 +6296,7 @@
           <w:p>
             <w:pPr>
               <w:spacing w:after="0" w:line="276" w:lineRule="auto"/>
-              <w:ind w:right="36"/>
+              <w:ind w:right="-1"/>
               <w:jc w:val="center"/>
               <w:rPr>
                 <w:lang w:val="en-GB"/>
@@ -5239,11 +6324,12 @@
           <w:p>
             <w:pPr>
               <w:spacing w:after="0" w:line="276" w:lineRule="auto"/>
-              <w:ind w:left="-108" w:right="-103"/>
+              <w:ind w:right="-1"/>
               <w:jc w:val="center"/>
             </w:pPr>
             <w:proofErr w:type="spellStart"/>
             <w:r>
+              <w:lastRenderedPageBreak/>
               <w:t>rho_air</w:t>
             </w:r>
             <w:proofErr w:type="spellEnd"/>
@@ -5257,7 +6343,7 @@
           <w:p>
             <w:pPr>
               <w:spacing w:after="0" w:line="276" w:lineRule="auto"/>
-              <w:ind w:left="-108" w:right="-103"/>
+              <w:ind w:right="-1"/>
               <w:jc w:val="center"/>
               <w:rPr>
                 <w:rFonts w:eastAsia="Aptos"/>
@@ -5329,7 +6415,7 @@
           <w:p>
             <w:pPr>
               <w:spacing w:after="0" w:line="276" w:lineRule="auto"/>
-              <w:ind w:right="36"/>
+              <w:ind w:right="-1"/>
               <w:jc w:val="center"/>
             </w:pPr>
             <w:r>
@@ -5351,7 +6437,7 @@
           <w:p>
             <w:pPr>
               <w:spacing w:after="0" w:line="276" w:lineRule="auto"/>
-              <w:ind w:left="-108" w:right="-103"/>
+              <w:ind w:right="-1"/>
               <w:jc w:val="center"/>
             </w:pPr>
             <w:r>
@@ -5367,7 +6453,7 @@
           <w:p>
             <w:pPr>
               <w:spacing w:after="0" w:line="276" w:lineRule="auto"/>
-              <w:ind w:left="-108" w:right="-103"/>
+              <w:ind w:right="-1"/>
               <w:jc w:val="center"/>
               <w:rPr>
                 <w:rFonts w:eastAsia="Aptos"/>
@@ -5439,7 +6525,7 @@
           <w:p>
             <w:pPr>
               <w:spacing w:after="0" w:line="276" w:lineRule="auto"/>
-              <w:ind w:right="36"/>
+              <w:ind w:right="-1"/>
               <w:jc w:val="center"/>
             </w:pPr>
             <w:r>
@@ -5451,10 +6537,19 @@
     </w:tbl>
     <w:p>
       <w:pPr>
+        <w:pStyle w:val="berschrift2"/>
         <w:rPr>
           <w:rFonts w:ascii="Calibri" w:hAnsi="Calibri" w:cs="Calibri"/>
         </w:rPr>
       </w:pPr>
+      <w:r>
+        <w:rPr>
+          <w:rStyle w:val="berschrift2Zchn"/>
+          <w:b/>
+          <w:bCs/>
+        </w:rPr>
+        <w:t>Stocks</w:t>
+      </w:r>
     </w:p>
     <w:tbl>
       <w:tblPr>
@@ -5483,7 +6578,7 @@
           <w:p>
             <w:pPr>
               <w:spacing w:after="0" w:line="276" w:lineRule="auto"/>
-              <w:ind w:left="-102" w:right="-110"/>
+              <w:ind w:right="-1"/>
               <w:jc w:val="center"/>
               <w:rPr>
                 <w:b/>
@@ -5495,7 +6590,6 @@
                 <w:b/>
                 <w:bCs/>
               </w:rPr>
-              <w:lastRenderedPageBreak/>
               <w:t>Stock</w:t>
             </w:r>
           </w:p>
@@ -5509,7 +6603,7 @@
           <w:p>
             <w:pPr>
               <w:spacing w:after="0" w:line="276" w:lineRule="auto"/>
-              <w:ind w:left="-102" w:right="-110"/>
+              <w:ind w:right="-1"/>
               <w:jc w:val="center"/>
               <w:rPr>
                 <w:b/>
@@ -5534,7 +6628,7 @@
           <w:p>
             <w:pPr>
               <w:spacing w:after="0" w:line="276" w:lineRule="auto"/>
-              <w:ind w:left="-102" w:right="-110"/>
+              <w:ind w:right="-1"/>
               <w:jc w:val="center"/>
               <w:rPr>
                 <w:b/>
@@ -5564,7 +6658,7 @@
           <w:p>
             <w:pPr>
               <w:spacing w:after="0" w:line="276" w:lineRule="auto"/>
-              <w:ind w:left="-102" w:right="-110"/>
+              <w:ind w:right="-1"/>
               <w:jc w:val="center"/>
             </w:pPr>
             <w:r>
@@ -5580,7 +6674,7 @@
           <w:p>
             <w:pPr>
               <w:spacing w:after="0" w:line="276" w:lineRule="auto"/>
-              <w:ind w:left="-102" w:right="-110"/>
+              <w:ind w:right="-1"/>
               <w:jc w:val="center"/>
             </w:pPr>
             <m:oMathPara>
@@ -5603,7 +6697,7 @@
           <w:p>
             <w:pPr>
               <w:spacing w:after="0" w:line="276" w:lineRule="auto"/>
-              <w:ind w:left="-102" w:right="-110"/>
+              <w:ind w:right="-1"/>
               <w:jc w:val="center"/>
             </w:pPr>
             <w:r>
@@ -5625,7 +6719,7 @@
           <w:p>
             <w:pPr>
               <w:spacing w:after="0" w:line="276" w:lineRule="auto"/>
-              <w:ind w:left="-102" w:right="-110"/>
+              <w:ind w:right="-1"/>
               <w:jc w:val="center"/>
             </w:pPr>
             <w:r>
@@ -5641,7 +6735,7 @@
           <w:p>
             <w:pPr>
               <w:spacing w:after="0" w:line="276" w:lineRule="auto"/>
-              <w:ind w:left="-102" w:right="-110"/>
+              <w:ind w:right="-1"/>
               <w:jc w:val="center"/>
             </w:pPr>
             <m:oMathPara>
@@ -5704,7 +6798,7 @@
           <w:p>
             <w:pPr>
               <w:spacing w:after="0" w:line="276" w:lineRule="auto"/>
-              <w:ind w:left="-102" w:right="-110"/>
+              <w:ind w:right="-1"/>
               <w:jc w:val="center"/>
               <w:rPr>
                 <w:lang w:val="en-GB"/>
@@ -5732,7 +6826,7 @@
           <w:p>
             <w:pPr>
               <w:spacing w:after="0" w:line="276" w:lineRule="auto"/>
-              <w:ind w:left="-102" w:right="-110"/>
+              <w:ind w:right="-1"/>
               <w:jc w:val="center"/>
             </w:pPr>
             <w:r>
@@ -5748,7 +6842,7 @@
           <w:p>
             <w:pPr>
               <w:spacing w:after="0" w:line="276" w:lineRule="auto"/>
-              <w:ind w:left="-102" w:right="-110"/>
+              <w:ind w:right="-1"/>
               <w:jc w:val="center"/>
             </w:pPr>
             <m:oMathPara>
@@ -5771,7 +6865,7 @@
           <w:p>
             <w:pPr>
               <w:spacing w:after="0" w:line="276" w:lineRule="auto"/>
-              <w:ind w:left="-102" w:right="-110"/>
+              <w:ind w:right="-1"/>
               <w:jc w:val="center"/>
             </w:pPr>
             <w:r>
@@ -5793,7 +6887,7 @@
           <w:p>
             <w:pPr>
               <w:spacing w:after="0" w:line="276" w:lineRule="auto"/>
-              <w:ind w:left="-102" w:right="-110"/>
+              <w:ind w:right="-1"/>
               <w:jc w:val="center"/>
             </w:pPr>
             <w:r>
@@ -5809,7 +6903,7 @@
           <w:p>
             <w:pPr>
               <w:spacing w:after="0" w:line="276" w:lineRule="auto"/>
-              <w:ind w:left="-102" w:right="-110"/>
+              <w:ind w:right="-1"/>
               <w:jc w:val="center"/>
             </w:pPr>
             <m:oMathPara>
@@ -5832,7 +6926,7 @@
           <w:p>
             <w:pPr>
               <w:spacing w:after="0" w:line="276" w:lineRule="auto"/>
-              <w:ind w:left="-102" w:right="-110"/>
+              <w:ind w:right="-1"/>
               <w:jc w:val="center"/>
             </w:pPr>
             <w:r>
@@ -5854,7 +6948,7 @@
           <w:p>
             <w:pPr>
               <w:spacing w:after="0" w:line="276" w:lineRule="auto"/>
-              <w:ind w:left="-102" w:right="-110"/>
+              <w:ind w:right="-1"/>
               <w:jc w:val="center"/>
             </w:pPr>
             <w:r>
@@ -5870,7 +6964,7 @@
           <w:p>
             <w:pPr>
               <w:spacing w:after="0" w:line="276" w:lineRule="auto"/>
-              <w:ind w:left="-102" w:right="-110"/>
+              <w:ind w:right="-1"/>
               <w:jc w:val="center"/>
             </w:pPr>
             <m:oMathPara>
@@ -5893,7 +6987,7 @@
           <w:p>
             <w:pPr>
               <w:spacing w:after="0" w:line="276" w:lineRule="auto"/>
-              <w:ind w:left="-102" w:right="-110"/>
+              <w:ind w:right="-1"/>
               <w:jc w:val="center"/>
               <w:rPr>
                 <w:lang w:val="en-GB"/>
@@ -5921,7 +7015,7 @@
           <w:p>
             <w:pPr>
               <w:spacing w:after="0" w:line="276" w:lineRule="auto"/>
-              <w:ind w:left="-102" w:right="-110"/>
+              <w:ind w:right="-1"/>
               <w:jc w:val="center"/>
             </w:pPr>
             <w:proofErr w:type="spellStart"/>
@@ -5939,7 +7033,7 @@
           <w:p>
             <w:pPr>
               <w:spacing w:after="0" w:line="276" w:lineRule="auto"/>
-              <w:ind w:left="-102" w:right="-110"/>
+              <w:ind w:right="-1"/>
               <w:jc w:val="center"/>
               <w:rPr>
                 <w:rFonts w:eastAsia="Aptos"/>
@@ -5965,7 +7059,7 @@
           <w:p>
             <w:pPr>
               <w:spacing w:after="0" w:line="276" w:lineRule="auto"/>
-              <w:ind w:left="-102" w:right="-110"/>
+              <w:ind w:right="-1"/>
               <w:jc w:val="center"/>
             </w:pPr>
             <w:r>
@@ -5977,10 +7071,14 @@
     </w:tbl>
     <w:p>
       <w:pPr>
+        <w:pStyle w:val="berschrift2"/>
         <w:rPr>
           <w:rFonts w:ascii="Calibri" w:hAnsi="Calibri" w:cs="Calibri"/>
         </w:rPr>
       </w:pPr>
+      <w:r>
+        <w:t>Flows</w:t>
+      </w:r>
     </w:p>
     <w:tbl>
       <w:tblPr>
@@ -6009,13 +7107,14 @@
           <w:p>
             <w:pPr>
               <w:spacing w:after="0" w:line="276" w:lineRule="auto"/>
-              <w:ind w:left="-108" w:right="-108"/>
+              <w:ind w:right="-1"/>
               <w:jc w:val="center"/>
               <w:rPr>
                 <w:b/>
                 <w:bCs/>
               </w:rPr>
             </w:pPr>
+            <w:proofErr w:type="spellStart"/>
             <w:r>
               <w:rPr>
                 <w:b/>
@@ -6023,6 +7122,7 @@
               </w:rPr>
               <w:t>Flow</w:t>
             </w:r>
+            <w:proofErr w:type="spellEnd"/>
           </w:p>
         </w:tc>
         <w:tc>
@@ -6034,7 +7134,7 @@
           <w:p>
             <w:pPr>
               <w:spacing w:after="0" w:line="276" w:lineRule="auto"/>
-              <w:ind w:left="-108" w:right="-108"/>
+              <w:ind w:right="-1"/>
               <w:jc w:val="center"/>
               <w:rPr>
                 <w:b/>
@@ -6059,7 +7159,7 @@
           <w:p>
             <w:pPr>
               <w:spacing w:after="0" w:line="276" w:lineRule="auto"/>
-              <w:ind w:left="-108" w:right="-108"/>
+              <w:ind w:right="-1"/>
               <w:jc w:val="center"/>
               <w:rPr>
                 <w:b/>
@@ -6089,7 +7189,7 @@
           <w:p>
             <w:pPr>
               <w:spacing w:after="0" w:line="276" w:lineRule="auto"/>
-              <w:ind w:left="-108" w:right="-108"/>
+              <w:ind w:right="-1"/>
               <w:jc w:val="center"/>
             </w:pPr>
             <w:r>
@@ -6105,7 +7205,7 @@
           <w:p>
             <w:pPr>
               <w:spacing w:after="0" w:line="276" w:lineRule="auto"/>
-              <w:ind w:left="-108" w:right="-108"/>
+              <w:ind w:right="-1"/>
               <w:jc w:val="center"/>
             </w:pPr>
             <m:oMathPara>
@@ -6148,7 +7248,7 @@
           <w:p>
             <w:pPr>
               <w:spacing w:after="0" w:line="276" w:lineRule="auto"/>
-              <w:ind w:left="-108" w:right="-108"/>
+              <w:ind w:right="-1"/>
               <w:jc w:val="center"/>
             </w:pPr>
             <w:r>
@@ -6170,7 +7270,7 @@
           <w:p>
             <w:pPr>
               <w:spacing w:after="0" w:line="276" w:lineRule="auto"/>
-              <w:ind w:left="-108" w:right="-108"/>
+              <w:ind w:right="-1"/>
               <w:jc w:val="center"/>
             </w:pPr>
             <w:r>
@@ -6186,7 +7286,7 @@
           <w:p>
             <w:pPr>
               <w:spacing w:after="0" w:line="276" w:lineRule="auto"/>
-              <w:ind w:left="-108" w:right="-108"/>
+              <w:ind w:right="-1"/>
               <w:jc w:val="center"/>
             </w:pPr>
             <m:oMathPara>
@@ -6229,7 +7329,7 @@
           <w:p>
             <w:pPr>
               <w:spacing w:after="0" w:line="276" w:lineRule="auto"/>
-              <w:ind w:left="-108" w:right="-108"/>
+              <w:ind w:right="-1"/>
               <w:jc w:val="center"/>
             </w:pPr>
             <w:r>
@@ -6251,7 +7351,7 @@
           <w:p>
             <w:pPr>
               <w:spacing w:after="0" w:line="276" w:lineRule="auto"/>
-              <w:ind w:left="-108" w:right="-108"/>
+              <w:ind w:right="-1"/>
               <w:jc w:val="center"/>
             </w:pPr>
             <w:r>
@@ -6267,7 +7367,7 @@
           <w:p>
             <w:pPr>
               <w:spacing w:after="0" w:line="276" w:lineRule="auto"/>
-              <w:ind w:left="-108" w:right="-108"/>
+              <w:ind w:right="-1"/>
               <w:jc w:val="center"/>
             </w:pPr>
             <m:oMathPara>
@@ -6310,7 +7410,7 @@
           <w:p>
             <w:pPr>
               <w:spacing w:after="0" w:line="276" w:lineRule="auto"/>
-              <w:ind w:left="-108" w:right="-108"/>
+              <w:ind w:right="-1"/>
               <w:jc w:val="center"/>
               <w:rPr>
                 <w:lang w:val="en-GB"/>
@@ -6338,7 +7438,7 @@
           <w:p>
             <w:pPr>
               <w:spacing w:after="0" w:line="276" w:lineRule="auto"/>
-              <w:ind w:left="-108" w:right="-108"/>
+              <w:ind w:right="-1"/>
               <w:jc w:val="center"/>
             </w:pPr>
             <w:proofErr w:type="spellStart"/>
@@ -6356,7 +7456,7 @@
           <w:p>
             <w:pPr>
               <w:spacing w:after="0" w:line="276" w:lineRule="auto"/>
-              <w:ind w:left="-108" w:right="-108"/>
+              <w:ind w:right="-1"/>
               <w:jc w:val="center"/>
             </w:pPr>
             <m:oMathPara>
@@ -6399,7 +7499,7 @@
           <w:p>
             <w:pPr>
               <w:spacing w:after="0" w:line="276" w:lineRule="auto"/>
-              <w:ind w:left="-108" w:right="-108"/>
+              <w:ind w:right="-1"/>
               <w:jc w:val="center"/>
               <w:rPr>
                 <w:lang w:val="en-GB"/>
@@ -6427,7 +7527,7 @@
           <w:p>
             <w:pPr>
               <w:spacing w:after="0" w:line="276" w:lineRule="auto"/>
-              <w:ind w:left="-108" w:right="-108"/>
+              <w:ind w:right="-1"/>
               <w:jc w:val="center"/>
             </w:pPr>
             <w:proofErr w:type="spellStart"/>
@@ -6445,7 +7545,7 @@
           <w:p>
             <w:pPr>
               <w:spacing w:after="0" w:line="276" w:lineRule="auto"/>
-              <w:ind w:left="-108" w:right="-108"/>
+              <w:ind w:right="-1"/>
               <w:jc w:val="center"/>
             </w:pPr>
             <m:oMathPara>
@@ -6488,7 +7588,7 @@
           <w:p>
             <w:pPr>
               <w:spacing w:after="0" w:line="276" w:lineRule="auto"/>
-              <w:ind w:left="-108" w:right="-108"/>
+              <w:ind w:right="-1"/>
               <w:jc w:val="center"/>
               <w:rPr>
                 <w:lang w:val="en-GB"/>
@@ -6516,7 +7616,7 @@
           <w:p>
             <w:pPr>
               <w:spacing w:after="0" w:line="276" w:lineRule="auto"/>
-              <w:ind w:left="-108" w:right="-108"/>
+              <w:ind w:right="-1"/>
               <w:jc w:val="center"/>
             </w:pPr>
             <w:proofErr w:type="spellStart"/>
@@ -6534,7 +7634,7 @@
           <w:p>
             <w:pPr>
               <w:spacing w:after="0" w:line="276" w:lineRule="auto"/>
-              <w:ind w:left="-108" w:right="-108"/>
+              <w:ind w:right="-1"/>
               <w:jc w:val="center"/>
               <w:rPr>
                 <w:rFonts w:eastAsia="Aptos"/>
@@ -6580,7 +7680,7 @@
           <w:p>
             <w:pPr>
               <w:spacing w:after="0" w:line="276" w:lineRule="auto"/>
-              <w:ind w:left="-108" w:right="-108"/>
+              <w:ind w:right="-1"/>
               <w:jc w:val="center"/>
               <w:rPr>
                 <w:lang w:val="en-GB"/>
@@ -6608,7 +7708,7 @@
           <w:p>
             <w:pPr>
               <w:spacing w:after="0" w:line="276" w:lineRule="auto"/>
-              <w:ind w:left="-108" w:right="-108"/>
+              <w:ind w:right="-1"/>
               <w:jc w:val="center"/>
             </w:pPr>
             <w:proofErr w:type="spellStart"/>
@@ -6626,7 +7726,7 @@
           <w:p>
             <w:pPr>
               <w:spacing w:after="0" w:line="276" w:lineRule="auto"/>
-              <w:ind w:left="-108" w:right="-108"/>
+              <w:ind w:right="-1"/>
               <w:jc w:val="center"/>
               <w:rPr>
                 <w:rFonts w:eastAsia="Aptos"/>
@@ -6672,7 +7772,7 @@
           <w:p>
             <w:pPr>
               <w:spacing w:after="0" w:line="276" w:lineRule="auto"/>
-              <w:ind w:left="-108" w:right="-108"/>
+              <w:ind w:right="-1"/>
               <w:jc w:val="center"/>
               <w:rPr>
                 <w:lang w:val="en-GB"/>
@@ -6700,7 +7800,7 @@
           <w:p>
             <w:pPr>
               <w:spacing w:after="0" w:line="276" w:lineRule="auto"/>
-              <w:ind w:left="-108" w:right="-108"/>
+              <w:ind w:right="-1"/>
               <w:jc w:val="center"/>
             </w:pPr>
             <w:proofErr w:type="spellStart"/>
@@ -6718,7 +7818,7 @@
           <w:p>
             <w:pPr>
               <w:spacing w:after="0" w:line="276" w:lineRule="auto"/>
-              <w:ind w:left="-108" w:right="-108"/>
+              <w:ind w:right="-1"/>
               <w:jc w:val="center"/>
               <w:rPr>
                 <w:rFonts w:eastAsia="Aptos"/>
@@ -6764,7 +7864,7 @@
           <w:p>
             <w:pPr>
               <w:spacing w:after="0" w:line="276" w:lineRule="auto"/>
-              <w:ind w:left="-108" w:right="-108"/>
+              <w:ind w:right="-1"/>
               <w:jc w:val="center"/>
             </w:pPr>
             <w:r>
@@ -6776,6 +7876,7 @@
     </w:tbl>
     <w:p>
       <w:pPr>
+        <w:ind w:right="-1"/>
         <w:rPr>
           <w:rFonts w:ascii="Calibri" w:hAnsi="Calibri" w:cs="Calibri"/>
         </w:rPr>
@@ -6783,6 +7884,7 @@
     </w:p>
     <w:p>
       <w:pPr>
+        <w:ind w:right="-1"/>
         <w:rPr>
           <w:rFonts w:asciiTheme="majorHAnsi" w:eastAsiaTheme="majorEastAsia" w:hAnsiTheme="majorHAnsi" w:cstheme="majorBidi"/>
           <w:color w:val="365F91" w:themeColor="accent1" w:themeShade="BF"/>
@@ -6844,6 +7946,7 @@
     </w:p>
     <w:p>
       <w:pPr>
+        <w:ind w:right="-1"/>
         <w:rPr>
           <w:lang w:val="en-GB"/>
         </w:rPr>
@@ -6909,7 +8012,7 @@
       <w:pPr>
         <w:pStyle w:val="berschrift2"/>
       </w:pPr>
-      <w:bookmarkStart w:id="13" w:name="_Toc224395690"/>
+      <w:bookmarkStart w:id="14" w:name="_Toc225009479"/>
       <w:r>
         <w:t xml:space="preserve">Key </w:t>
       </w:r>
@@ -6917,11 +8020,12 @@
       <w:r>
         <w:t>Equations</w:t>
       </w:r>
-      <w:bookmarkEnd w:id="13"/>
+      <w:bookmarkEnd w:id="14"/>
       <w:proofErr w:type="spellEnd"/>
     </w:p>
     <w:p>
       <w:pPr>
+        <w:ind w:right="-1"/>
         <w:rPr>
           <w:lang w:val="en-GB"/>
         </w:rPr>
@@ -6964,18 +8068,24 @@
     <w:p>
       <w:pPr>
         <w:pStyle w:val="berschrift3"/>
-      </w:pPr>
-      <w:bookmarkStart w:id="14" w:name="_Toc224395691"/>
+        <w:numPr>
+          <w:ilvl w:val="0"/>
+          <w:numId w:val="0"/>
+        </w:numPr>
+        <w:ind w:right="-1"/>
+      </w:pPr>
+      <w:bookmarkStart w:id="15" w:name="_Toc225009480"/>
       <w:proofErr w:type="spellStart"/>
       <w:r>
         <w:lastRenderedPageBreak/>
         <w:t>Variables</w:t>
       </w:r>
-      <w:bookmarkEnd w:id="14"/>
+      <w:bookmarkEnd w:id="15"/>
       <w:proofErr w:type="spellEnd"/>
     </w:p>
     <w:p>
       <w:pPr>
+        <w:ind w:right="-1"/>
         <w:rPr>
           <w:rFonts w:eastAsiaTheme="minorEastAsia"/>
         </w:rPr>
@@ -7055,6 +8165,7 @@
     </w:p>
     <w:p>
       <w:pPr>
+        <w:ind w:right="-1"/>
         <w:rPr>
           <w:rFonts w:eastAsiaTheme="minorEastAsia"/>
         </w:rPr>
@@ -7095,6 +8206,7 @@
     </w:p>
     <w:p>
       <w:pPr>
+        <w:ind w:right="-1"/>
         <w:rPr>
           <w:rFonts w:eastAsiaTheme="minorEastAsia"/>
         </w:rPr>
@@ -7135,6 +8247,7 @@
     </w:p>
     <w:p>
       <w:pPr>
+        <w:ind w:right="-1"/>
         <w:rPr>
           <w:rFonts w:eastAsiaTheme="minorEastAsia"/>
         </w:rPr>
@@ -7195,6 +8308,7 @@
     </w:p>
     <w:p>
       <w:pPr>
+        <w:ind w:right="-1"/>
         <w:rPr>
           <w:rFonts w:eastAsiaTheme="minorEastAsia"/>
         </w:rPr>
@@ -7268,6 +8382,7 @@
     </w:p>
     <w:p>
       <w:pPr>
+        <w:ind w:right="-1"/>
         <w:rPr>
           <w:rFonts w:eastAsiaTheme="minorEastAsia"/>
         </w:rPr>
@@ -7341,6 +8456,7 @@
     </w:p>
     <w:p>
       <w:pPr>
+        <w:ind w:right="-1"/>
         <w:rPr>
           <w:rFonts w:eastAsiaTheme="minorEastAsia"/>
         </w:rPr>
@@ -7420,6 +8536,7 @@
     </w:p>
     <w:p>
       <w:pPr>
+        <w:ind w:right="-1"/>
         <w:rPr>
           <w:rFonts w:eastAsiaTheme="minorEastAsia"/>
         </w:rPr>
@@ -7499,6 +8616,7 @@
     </w:p>
     <w:p>
       <w:pPr>
+        <w:ind w:right="-1"/>
         <w:rPr>
           <w:rFonts w:eastAsiaTheme="minorEastAsia"/>
         </w:rPr>
@@ -7539,6 +8657,7 @@
     </w:p>
     <w:p>
       <w:pPr>
+        <w:ind w:right="-1"/>
         <w:rPr>
           <w:rFonts w:eastAsiaTheme="minorEastAsia"/>
         </w:rPr>
@@ -7579,6 +8698,7 @@
     </w:p>
     <w:p>
       <w:pPr>
+        <w:ind w:right="-1"/>
         <w:rPr>
           <w:rFonts w:eastAsiaTheme="minorEastAsia"/>
           <w:lang w:val="en-GB"/>
@@ -7623,6 +8743,7 @@
     </w:p>
     <w:p>
       <w:pPr>
+        <w:ind w:right="-1"/>
         <w:rPr>
           <w:rFonts w:eastAsiaTheme="minorEastAsia"/>
           <w:bCs/>
@@ -7669,6 +8790,7 @@
     </w:p>
     <w:p>
       <w:pPr>
+        <w:ind w:right="-1"/>
         <w:rPr>
           <w:rFonts w:eastAsiaTheme="minorEastAsia"/>
           <w:bCs/>
@@ -7715,6 +8837,7 @@
     </w:p>
     <w:p>
       <w:pPr>
+        <w:ind w:right="-1"/>
         <w:rPr>
           <w:rFonts w:eastAsiaTheme="minorEastAsia"/>
           <w:bCs/>
@@ -7761,6 +8884,7 @@
     </w:p>
     <w:p>
       <w:pPr>
+        <w:ind w:right="-1"/>
         <w:rPr>
           <w:rFonts w:eastAsiaTheme="minorEastAsia"/>
           <w:bCs/>
@@ -7844,6 +8968,7 @@
     </w:p>
     <w:p>
       <w:pPr>
+        <w:ind w:right="-1"/>
         <w:rPr>
           <w:rFonts w:eastAsiaTheme="minorEastAsia"/>
           <w:bCs/>
@@ -7920,6 +9045,7 @@
     </w:p>
     <w:p>
       <w:pPr>
+        <w:ind w:right="-1"/>
         <w:rPr>
           <w:rFonts w:eastAsiaTheme="minorEastAsia"/>
           <w:bCs/>
@@ -7966,6 +9092,7 @@
     </w:p>
     <w:p>
       <w:pPr>
+        <w:ind w:right="-1"/>
         <w:rPr>
           <w:rFonts w:eastAsiaTheme="minorEastAsia"/>
           <w:bCs/>
@@ -8012,6 +9139,7 @@
     </w:p>
     <w:p>
       <w:pPr>
+        <w:ind w:right="-1"/>
         <w:rPr>
           <w:rFonts w:eastAsiaTheme="minorEastAsia"/>
           <w:b/>
@@ -8081,15 +9209,21 @@
     <w:p>
       <w:pPr>
         <w:pStyle w:val="berschrift3"/>
-      </w:pPr>
-      <w:bookmarkStart w:id="15" w:name="_Toc224395692"/>
+        <w:numPr>
+          <w:ilvl w:val="0"/>
+          <w:numId w:val="0"/>
+        </w:numPr>
+        <w:ind w:right="-1"/>
+      </w:pPr>
+      <w:bookmarkStart w:id="16" w:name="_Toc225009481"/>
       <w:r>
         <w:t>Hydrogen Production Rate</w:t>
       </w:r>
-      <w:bookmarkEnd w:id="15"/>
-    </w:p>
-    <w:p>
-      <w:pPr>
+      <w:bookmarkEnd w:id="16"/>
+    </w:p>
+    <w:p>
+      <w:pPr>
+        <w:ind w:right="-1"/>
         <w:rPr>
           <w:lang w:val="en-GB"/>
         </w:rPr>
@@ -8143,6 +9277,9 @@
       </w:r>
     </w:p>
     <w:p>
+      <w:pPr>
+        <w:ind w:right="-1"/>
+      </w:pPr>
       <m:oMathPara>
         <m:oMath>
           <m:sSub>
@@ -8340,16 +9477,22 @@
     <w:p>
       <w:pPr>
         <w:pStyle w:val="berschrift3"/>
-      </w:pPr>
-      <w:bookmarkStart w:id="16" w:name="_Toc224395693"/>
+        <w:numPr>
+          <w:ilvl w:val="0"/>
+          <w:numId w:val="0"/>
+        </w:numPr>
+        <w:ind w:right="-1"/>
+      </w:pPr>
+      <w:bookmarkStart w:id="17" w:name="_Toc225009482"/>
       <w:r>
         <w:lastRenderedPageBreak/>
         <w:t>Oxygen Production Rate</w:t>
       </w:r>
-      <w:bookmarkEnd w:id="16"/>
-    </w:p>
-    <w:p>
-      <w:pPr>
+      <w:bookmarkEnd w:id="17"/>
+    </w:p>
+    <w:p>
+      <w:pPr>
+        <w:ind w:right="-1"/>
         <w:rPr>
           <w:lang w:val="en-GB"/>
         </w:rPr>
@@ -8470,6 +9613,7 @@
     </w:p>
     <w:p>
       <w:pPr>
+        <w:ind w:right="-1"/>
         <w:jc w:val="center"/>
         <w:rPr>
           <w:rFonts w:ascii="Calibri" w:eastAsiaTheme="minorEastAsia" w:hAnsi="Calibri" w:cs="Calibri"/>
@@ -8613,21 +9757,27 @@
     <w:p>
       <w:pPr>
         <w:pStyle w:val="berschrift3"/>
+        <w:numPr>
+          <w:ilvl w:val="0"/>
+          <w:numId w:val="0"/>
+        </w:numPr>
+        <w:ind w:right="-1"/>
         <w:rPr>
           <w:rFonts w:eastAsiaTheme="minorEastAsia"/>
         </w:rPr>
       </w:pPr>
-      <w:bookmarkStart w:id="17" w:name="_Toc224395694"/>
+      <w:bookmarkStart w:id="18" w:name="_Toc225009483"/>
       <w:r>
         <w:rPr>
           <w:rFonts w:eastAsiaTheme="minorEastAsia"/>
         </w:rPr>
         <w:t>Fish Tank Oxygen Concentration</w:t>
       </w:r>
-      <w:bookmarkEnd w:id="17"/>
-    </w:p>
-    <w:p>
-      <w:pPr>
+      <w:bookmarkEnd w:id="18"/>
+    </w:p>
+    <w:p>
+      <w:pPr>
+        <w:ind w:right="-1"/>
         <w:rPr>
           <w:rFonts w:ascii="Calibri" w:eastAsiaTheme="minorEastAsia" w:hAnsi="Calibri" w:cs="Calibri"/>
           <w:lang w:val="en-GB"/>
@@ -8643,6 +9793,7 @@
     </w:p>
     <w:p>
       <w:pPr>
+        <w:ind w:right="-1"/>
         <w:jc w:val="center"/>
         <w:rPr>
           <w:rFonts w:ascii="Calibri" w:eastAsiaTheme="minorEastAsia" w:hAnsi="Calibri" w:cs="Calibri"/>
@@ -8896,18 +10047,24 @@
     <w:p>
       <w:pPr>
         <w:pStyle w:val="berschrift3"/>
-      </w:pPr>
-      <w:bookmarkStart w:id="18" w:name="_Toc224395695"/>
+        <w:numPr>
+          <w:ilvl w:val="0"/>
+          <w:numId w:val="0"/>
+        </w:numPr>
+        <w:ind w:right="-1"/>
+      </w:pPr>
+      <w:bookmarkStart w:id="19" w:name="_Toc225009484"/>
       <w:r>
         <w:t>Heat</w:t>
       </w:r>
       <w:r>
         <w:t xml:space="preserve"> Production Rate</w:t>
       </w:r>
-      <w:bookmarkEnd w:id="18"/>
-    </w:p>
-    <w:p>
-      <w:pPr>
+      <w:bookmarkEnd w:id="19"/>
+    </w:p>
+    <w:p>
+      <w:pPr>
+        <w:ind w:right="-1"/>
         <w:rPr>
           <w:lang w:val="en-GB"/>
         </w:rPr>
@@ -8921,6 +10078,7 @@
     </w:p>
     <w:p>
       <w:pPr>
+        <w:ind w:right="-1"/>
         <w:rPr>
           <w:rFonts w:ascii="Calibri" w:hAnsi="Calibri" w:cs="Calibri"/>
           <w:b/>
@@ -9031,15 +10189,21 @@
     <w:p>
       <w:pPr>
         <w:pStyle w:val="berschrift3"/>
-      </w:pPr>
-      <w:bookmarkStart w:id="19" w:name="_Toc224395696"/>
+        <w:numPr>
+          <w:ilvl w:val="0"/>
+          <w:numId w:val="0"/>
+        </w:numPr>
+        <w:ind w:right="-1"/>
+      </w:pPr>
+      <w:bookmarkStart w:id="20" w:name="_Toc225009485"/>
       <w:r>
         <w:t>Greenhouse Temperature</w:t>
       </w:r>
-      <w:bookmarkEnd w:id="19"/>
-    </w:p>
-    <w:p>
-      <w:pPr>
+      <w:bookmarkEnd w:id="20"/>
+    </w:p>
+    <w:p>
+      <w:pPr>
+        <w:ind w:right="-1"/>
         <w:rPr>
           <w:lang w:val="en-GB"/>
         </w:rPr>
@@ -9053,6 +10217,7 @@
     </w:p>
     <w:p>
       <w:pPr>
+        <w:ind w:right="-1"/>
         <w:rPr>
           <w:rFonts w:ascii="Calibri" w:eastAsiaTheme="minorEastAsia" w:hAnsi="Calibri" w:cs="Calibri"/>
           <w:bCs/>
@@ -9274,6 +10439,7 @@
     </w:p>
     <w:p>
       <w:pPr>
+        <w:ind w:right="-1"/>
         <w:rPr>
           <w:rFonts w:eastAsiaTheme="minorEastAsia"/>
           <w:lang w:val="en-GB"/>
@@ -9290,18 +10456,24 @@
     <w:p>
       <w:pPr>
         <w:pStyle w:val="berschrift3"/>
-      </w:pPr>
-      <w:bookmarkStart w:id="20" w:name="_Toc224395697"/>
+        <w:numPr>
+          <w:ilvl w:val="0"/>
+          <w:numId w:val="0"/>
+        </w:numPr>
+        <w:ind w:right="-1"/>
+      </w:pPr>
+      <w:bookmarkStart w:id="21" w:name="_Toc225009486"/>
       <w:r>
         <w:t>Fish Tank</w:t>
       </w:r>
       <w:r>
         <w:t xml:space="preserve"> Temperature</w:t>
       </w:r>
-      <w:bookmarkEnd w:id="20"/>
-    </w:p>
-    <w:p>
-      <w:pPr>
+      <w:bookmarkEnd w:id="21"/>
+    </w:p>
+    <w:p>
+      <w:pPr>
+        <w:ind w:right="-1"/>
         <w:rPr>
           <w:lang w:val="en-GB"/>
         </w:rPr>
@@ -9315,6 +10487,7 @@
     </w:p>
     <w:p>
       <w:pPr>
+        <w:ind w:right="-1"/>
         <w:rPr>
           <w:rFonts w:ascii="Calibri" w:eastAsiaTheme="minorEastAsia" w:hAnsi="Calibri" w:cs="Calibri"/>
           <w:bCs/>
@@ -9565,6 +10738,7 @@
     </w:p>
     <w:p>
       <w:pPr>
+        <w:ind w:right="-1"/>
         <w:rPr>
           <w:rFonts w:eastAsiaTheme="minorEastAsia"/>
           <w:lang w:val="en-GB"/>
@@ -9580,6 +10754,7 @@
     </w:p>
     <w:p>
       <w:pPr>
+        <w:ind w:right="-1"/>
         <w:rPr>
           <w:rFonts w:ascii="Calibri" w:eastAsiaTheme="minorEastAsia" w:hAnsi="Calibri" w:cs="Calibri"/>
           <w:lang w:val="en-GB"/>
@@ -9596,12 +10771,17 @@
     <w:p>
       <w:pPr>
         <w:pStyle w:val="berschrift1"/>
+        <w:numPr>
+          <w:ilvl w:val="0"/>
+          <w:numId w:val="0"/>
+        </w:numPr>
+        <w:ind w:left="360" w:hanging="360"/>
         <w:rPr>
           <w:rFonts w:eastAsiaTheme="minorEastAsia"/>
           <w:lang w:val="en-GB"/>
         </w:rPr>
       </w:pPr>
-      <w:bookmarkStart w:id="21" w:name="_Toc224395698"/>
+      <w:bookmarkStart w:id="22" w:name="_Toc225009487"/>
       <w:r>
         <w:rPr>
           <w:rFonts w:eastAsiaTheme="minorEastAsia"/>
@@ -9610,57 +10790,104 @@
         <w:lastRenderedPageBreak/>
         <w:t>Bibliography</w:t>
       </w:r>
-      <w:bookmarkEnd w:id="21"/>
+      <w:bookmarkEnd w:id="22"/>
     </w:p>
     <w:p>
       <w:pPr>
         <w:pStyle w:val="Literaturverzeichnis"/>
-        <w:jc w:val="both"/>
         <w:rPr>
           <w:rFonts w:ascii="Times New Roman" w:hAnsi="Times New Roman" w:cs="Times New Roman"/>
         </w:rPr>
       </w:pPr>
       <w:r>
+        <w:fldChar w:fldCharType="begin"/>
+      </w:r>
+      <w:r>
+        <w:instrText xml:space="preserve"> ADDIN ZOTERO_BIBL {"uncited":[],"omitted":[],"custom":[]} CSL_BIBLIOGRAPHY </w:instrText>
+      </w:r>
+      <w:r>
+        <w:fldChar w:fldCharType="separate"/>
+      </w:r>
+      <w:r>
         <w:rPr>
           <w:rFonts w:ascii="Times New Roman" w:hAnsi="Times New Roman" w:cs="Times New Roman"/>
         </w:rPr>
-        <w:fldChar w:fldCharType="begin"/>
-      </w:r>
+        <w:t>[1</w:t>
+      </w:r>
+      <w:proofErr w:type="gramStart"/>
       <w:r>
         <w:rPr>
           <w:rFonts w:ascii="Times New Roman" w:hAnsi="Times New Roman" w:cs="Times New Roman"/>
         </w:rPr>
-        <w:instrText xml:space="preserve"> ADDIN ZOTERO_BIBL {"uncited":[],"omitted":[],"custom":[]} CSL_BIBLIOGRAPHY </w:instrText>
+        <w:t>]</w:t>
       </w:r>
       <w:r>
         <w:rPr>
           <w:rFonts w:ascii="Times New Roman" w:hAnsi="Times New Roman" w:cs="Times New Roman"/>
         </w:rPr>
-        <w:fldChar w:fldCharType="separate"/>
-      </w:r>
+        <w:tab/>
+        <w:t>‘</w:t>
+      </w:r>
+      <w:proofErr w:type="gramEnd"/>
       <w:r>
         <w:rPr>
           <w:rFonts w:ascii="Times New Roman" w:hAnsi="Times New Roman" w:cs="Times New Roman"/>
         </w:rPr>
-        <w:t>[1</w:t>
-      </w:r>
-      <w:r>
+        <w:t>PowerPoint Presentation’. Accessed: Mar. 06, 2026. [Online]. Available: https://www.hydrogen.no/files/documents/medlemsmoter/h2carrier.pdf</w:t>
+      </w:r>
+    </w:p>
+    <w:p>
+      <w:pPr>
+        <w:pStyle w:val="Literaturverzeichnis"/>
         <w:rPr>
           <w:rFonts w:ascii="Times New Roman" w:hAnsi="Times New Roman" w:cs="Times New Roman"/>
         </w:rPr>
-        <w:t xml:space="preserve">] </w:t>
-      </w:r>
+      </w:pPr>
       <w:r>
         <w:rPr>
           <w:rFonts w:ascii="Times New Roman" w:hAnsi="Times New Roman" w:cs="Times New Roman"/>
         </w:rPr>
-        <w:t>PowerPoint Presentation’. Accessed: Mar. 06, 2026. [Online]. Available: https://www.hydrogen.no/files/documents/medlemsmoter/h2carrier.pdf</w:t>
+        <w:t>[2</w:t>
+      </w:r>
+      <w:proofErr w:type="gramStart"/>
+      <w:r>
+        <w:rPr>
+          <w:rFonts w:ascii="Times New Roman" w:hAnsi="Times New Roman" w:cs="Times New Roman"/>
+        </w:rPr>
+        <w:t>]</w:t>
+      </w:r>
+      <w:r>
+        <w:rPr>
+          <w:rFonts w:ascii="Times New Roman" w:hAnsi="Times New Roman" w:cs="Times New Roman"/>
+        </w:rPr>
+        <w:tab/>
+        <w:t>‘</w:t>
+      </w:r>
+      <w:proofErr w:type="gramEnd"/>
+      <w:r>
+        <w:rPr>
+          <w:rFonts w:ascii="Times New Roman" w:hAnsi="Times New Roman" w:cs="Times New Roman"/>
+        </w:rPr>
+        <w:t xml:space="preserve">Download </w:t>
+      </w:r>
+      <w:proofErr w:type="gramStart"/>
+      <w:r>
+        <w:rPr>
+          <w:rFonts w:ascii="Times New Roman" w:hAnsi="Times New Roman" w:cs="Times New Roman"/>
+        </w:rPr>
+        <w:t>datasets’</w:t>
+      </w:r>
+      <w:proofErr w:type="gramEnd"/>
+      <w:r>
+        <w:rPr>
+          <w:rFonts w:ascii="Times New Roman" w:hAnsi="Times New Roman" w:cs="Times New Roman"/>
+        </w:rPr>
+        <w:t>. Accessed: Mar. 09, 2026. [Online]. Available: https://data.fingrid.fi/en/data?datasets=181</w:t>
       </w:r>
     </w:p>
     <w:p>
       <w:pPr>
         <w:pStyle w:val="Literaturverzeichnis"/>
-        <w:jc w:val="both"/>
         <w:rPr>
           <w:rFonts w:ascii="Times New Roman" w:hAnsi="Times New Roman" w:cs="Times New Roman"/>
         </w:rPr>
@@ -9669,37 +10896,47 @@
         <w:rPr>
           <w:rFonts w:ascii="Times New Roman" w:hAnsi="Times New Roman" w:cs="Times New Roman"/>
         </w:rPr>
-        <w:t>[2</w:t>
-      </w:r>
+        <w:t>[3</w:t>
+      </w:r>
+      <w:proofErr w:type="gramStart"/>
       <w:r>
         <w:rPr>
           <w:rFonts w:ascii="Times New Roman" w:hAnsi="Times New Roman" w:cs="Times New Roman"/>
         </w:rPr>
-        <w:t xml:space="preserve">] </w:t>
+        <w:t>]</w:t>
       </w:r>
       <w:r>
         <w:rPr>
           <w:rFonts w:ascii="Times New Roman" w:hAnsi="Times New Roman" w:cs="Times New Roman"/>
         </w:rPr>
-        <w:t xml:space="preserve">Download </w:t>
-      </w:r>
+        <w:tab/>
+        <w:t>‘</w:t>
+      </w:r>
+      <w:proofErr w:type="gramEnd"/>
       <w:r>
         <w:rPr>
           <w:rFonts w:ascii="Times New Roman" w:hAnsi="Times New Roman" w:cs="Times New Roman"/>
         </w:rPr>
-        <w:t>datasets</w:t>
-      </w:r>
+        <w:t xml:space="preserve">NIB lends to </w:t>
+      </w:r>
+      <w:proofErr w:type="spellStart"/>
       <w:r>
         <w:rPr>
           <w:rFonts w:ascii="Times New Roman" w:hAnsi="Times New Roman" w:cs="Times New Roman"/>
         </w:rPr>
-        <w:t>. Accessed: Mar. 09, 2026. [Online]. Available: https://data.fingrid.fi/en/data?datasets=181</w:t>
+        <w:t>Varanger</w:t>
+      </w:r>
+      <w:proofErr w:type="spellEnd"/>
+      <w:r>
+        <w:rPr>
+          <w:rFonts w:ascii="Times New Roman" w:hAnsi="Times New Roman" w:cs="Times New Roman"/>
+        </w:rPr>
+        <w:t xml:space="preserve"> Kraft´s hydrogen and power grid projects’, Nordic Investment Bank. Accessed: Mar. 08, 2026. [Online]. Available: https://www.nib.int/news/nib-lends-to-varanger-krafts-hydrogen-and-power-grid-projects/</w:t>
       </w:r>
     </w:p>
     <w:p>
       <w:pPr>
         <w:pStyle w:val="Literaturverzeichnis"/>
-        <w:jc w:val="both"/>
         <w:rPr>
           <w:rFonts w:ascii="Times New Roman" w:hAnsi="Times New Roman" w:cs="Times New Roman"/>
         </w:rPr>
@@ -9708,25 +10945,61 @@
         <w:rPr>
           <w:rFonts w:ascii="Times New Roman" w:hAnsi="Times New Roman" w:cs="Times New Roman"/>
         </w:rPr>
-        <w:t>[3</w:t>
-      </w:r>
+        <w:t>[4</w:t>
+      </w:r>
+      <w:proofErr w:type="gramStart"/>
       <w:r>
         <w:rPr>
           <w:rFonts w:ascii="Times New Roman" w:hAnsi="Times New Roman" w:cs="Times New Roman"/>
         </w:rPr>
-        <w:t xml:space="preserve">] </w:t>
+        <w:t>]</w:t>
       </w:r>
       <w:r>
         <w:rPr>
           <w:rFonts w:ascii="Times New Roman" w:hAnsi="Times New Roman" w:cs="Times New Roman"/>
         </w:rPr>
-        <w:t>NIB lends to Varanger Kraft´s hydrogen and power grid projects’, Nordic Investment Bank. Accessed: Mar. 08, 2026. [Online]. Available: https://www.nib.int/news/nib-lends-to-varanger-krafts-hydrogen-and-power-grid-projects/</w:t>
+        <w:tab/>
+        <w:t>‘</w:t>
+      </w:r>
+      <w:proofErr w:type="gramEnd"/>
+      <w:r>
+        <w:rPr>
+          <w:rFonts w:ascii="Times New Roman" w:hAnsi="Times New Roman" w:cs="Times New Roman"/>
+        </w:rPr>
+        <w:t xml:space="preserve">Hydrogen-Aeolic Energy with </w:t>
+      </w:r>
+      <w:proofErr w:type="spellStart"/>
+      <w:r>
+        <w:rPr>
+          <w:rFonts w:ascii="Times New Roman" w:hAnsi="Times New Roman" w:cs="Times New Roman"/>
+        </w:rPr>
+        <w:t>Optimised</w:t>
+      </w:r>
+      <w:proofErr w:type="spellEnd"/>
+      <w:r>
+        <w:rPr>
+          <w:rFonts w:ascii="Times New Roman" w:hAnsi="Times New Roman" w:cs="Times New Roman"/>
+        </w:rPr>
+        <w:t xml:space="preserve"> </w:t>
+      </w:r>
+      <w:proofErr w:type="spellStart"/>
+      <w:r>
+        <w:rPr>
+          <w:rFonts w:ascii="Times New Roman" w:hAnsi="Times New Roman" w:cs="Times New Roman"/>
+        </w:rPr>
+        <w:t>eLectrolysers</w:t>
+      </w:r>
+      <w:proofErr w:type="spellEnd"/>
+      <w:r>
+        <w:rPr>
+          <w:rFonts w:ascii="Times New Roman" w:hAnsi="Times New Roman" w:cs="Times New Roman"/>
+        </w:rPr>
+        <w:t xml:space="preserve"> Upstream of Substation | H2020’, CORDIS | European Commission. Accessed: Mar. 08, 2026. [Online]. Available: https://cordis.europa.eu/project/id/779469/reporting</w:t>
       </w:r>
     </w:p>
     <w:p>
       <w:pPr>
         <w:pStyle w:val="Literaturverzeichnis"/>
-        <w:jc w:val="both"/>
         <w:rPr>
           <w:rFonts w:ascii="Times New Roman" w:hAnsi="Times New Roman" w:cs="Times New Roman"/>
         </w:rPr>
@@ -9735,25 +11008,33 @@
         <w:rPr>
           <w:rFonts w:ascii="Times New Roman" w:hAnsi="Times New Roman" w:cs="Times New Roman"/>
         </w:rPr>
-        <w:t>[4</w:t>
-      </w:r>
+        <w:t>[5</w:t>
+      </w:r>
+      <w:proofErr w:type="gramStart"/>
       <w:r>
         <w:rPr>
           <w:rFonts w:ascii="Times New Roman" w:hAnsi="Times New Roman" w:cs="Times New Roman"/>
         </w:rPr>
-        <w:t xml:space="preserve">] </w:t>
+        <w:t>]</w:t>
       </w:r>
       <w:r>
         <w:rPr>
           <w:rFonts w:ascii="Times New Roman" w:hAnsi="Times New Roman" w:cs="Times New Roman"/>
         </w:rPr>
-        <w:t>Hydrogen-Aeolic Energy with Optimised eLectrolysers Upstream of Substation | H2020’, CORDIS | European Commission. Accessed: Mar. 08, 2026. [Online]. Available: https://cordis.europa.eu/project/id/779469/reporting</w:t>
+        <w:tab/>
+        <w:t>‘</w:t>
+      </w:r>
+      <w:proofErr w:type="gramEnd"/>
+      <w:r>
+        <w:rPr>
+          <w:rFonts w:ascii="Times New Roman" w:hAnsi="Times New Roman" w:cs="Times New Roman"/>
+        </w:rPr>
+        <w:t>Dissolved oxygen requirements in aquatic animal respiration - Responsible Seafood Advocate’, Global Seafood Alliance. Accessed: Mar. 06, 2026. [Online]. Available: https://www.globalseafood.org/advocate/dissolved-oxygen-requirements-in-aquatic-animal-respiration/</w:t>
       </w:r>
     </w:p>
     <w:p>
       <w:pPr>
         <w:pStyle w:val="Literaturverzeichnis"/>
-        <w:jc w:val="both"/>
         <w:rPr>
           <w:rFonts w:ascii="Times New Roman" w:hAnsi="Times New Roman" w:cs="Times New Roman"/>
         </w:rPr>
@@ -9762,25 +11043,33 @@
         <w:rPr>
           <w:rFonts w:ascii="Times New Roman" w:hAnsi="Times New Roman" w:cs="Times New Roman"/>
         </w:rPr>
-        <w:t>[5</w:t>
-      </w:r>
+        <w:t>[6</w:t>
+      </w:r>
+      <w:proofErr w:type="gramStart"/>
       <w:r>
         <w:rPr>
           <w:rFonts w:ascii="Times New Roman" w:hAnsi="Times New Roman" w:cs="Times New Roman"/>
         </w:rPr>
-        <w:t xml:space="preserve">] </w:t>
+        <w:t>]</w:t>
       </w:r>
       <w:r>
         <w:rPr>
           <w:rFonts w:ascii="Times New Roman" w:hAnsi="Times New Roman" w:cs="Times New Roman"/>
         </w:rPr>
-        <w:t>Dissolved oxygen requirements in aquatic animal respiration - Responsible Seafood Advocate’, Global Seafood Alliance. Accessed: Mar. 06, 2026. [Online]. Available: https://www.globalseafood.org/advocate/dissolved-oxygen-requirements-in-aquatic-animal-respiration/</w:t>
+        <w:tab/>
+        <w:t>‘</w:t>
+      </w:r>
+      <w:proofErr w:type="gramEnd"/>
+      <w:r>
+        <w:rPr>
+          <w:rFonts w:ascii="Times New Roman" w:hAnsi="Times New Roman" w:cs="Times New Roman"/>
+        </w:rPr>
+        <w:t>Fish density on our farms’. Accessed: Mar. 07, 2026. [Online]. Available: https://griegseafood.com/our-impact-fish-density-on-our-farms</w:t>
       </w:r>
     </w:p>
     <w:p>
       <w:pPr>
         <w:pStyle w:val="Literaturverzeichnis"/>
-        <w:jc w:val="both"/>
         <w:rPr>
           <w:rFonts w:ascii="Times New Roman" w:hAnsi="Times New Roman" w:cs="Times New Roman"/>
         </w:rPr>
@@ -9789,25 +11078,68 @@
         <w:rPr>
           <w:rFonts w:ascii="Times New Roman" w:hAnsi="Times New Roman" w:cs="Times New Roman"/>
         </w:rPr>
-        <w:t>[6</w:t>
+        <w:t>[7]</w:t>
       </w:r>
       <w:r>
         <w:rPr>
           <w:rFonts w:ascii="Times New Roman" w:hAnsi="Times New Roman" w:cs="Times New Roman"/>
         </w:rPr>
-        <w:t xml:space="preserve">] </w:t>
-      </w:r>
-      <w:r>
+        <w:tab/>
+        <w:t>Amit, ‘Land-based trout farm will use data center waste heat’, Green Mountain Data Center. Accessed: Mar. 21, 2026. [Online]. Available: https://greenmountain.no/land-based-trout-farm-will-use-data-center-waste-heat/</w:t>
+      </w:r>
+    </w:p>
+    <w:p>
+      <w:pPr>
+        <w:pStyle w:val="Literaturverzeichnis"/>
         <w:rPr>
           <w:rFonts w:ascii="Times New Roman" w:hAnsi="Times New Roman" w:cs="Times New Roman"/>
         </w:rPr>
-        <w:t>Fish density on our farms’. Accessed: Mar. 07, 2026. [Online]. Available: https://griegseafood.com/our-impact-fish-density-on-our-farms</w:t>
+      </w:pPr>
+      <w:r>
+        <w:rPr>
+          <w:rFonts w:ascii="Times New Roman" w:hAnsi="Times New Roman" w:cs="Times New Roman"/>
+        </w:rPr>
+        <w:t>[8</w:t>
+      </w:r>
+      <w:proofErr w:type="gramStart"/>
+      <w:r>
+        <w:rPr>
+          <w:rFonts w:ascii="Times New Roman" w:hAnsi="Times New Roman" w:cs="Times New Roman"/>
+        </w:rPr>
+        <w:t>]</w:t>
+      </w:r>
+      <w:r>
+        <w:rPr>
+          <w:rFonts w:ascii="Times New Roman" w:hAnsi="Times New Roman" w:cs="Times New Roman"/>
+        </w:rPr>
+        <w:tab/>
+        <w:t>‘</w:t>
+      </w:r>
+      <w:proofErr w:type="gramEnd"/>
+      <w:r>
+        <w:rPr>
+          <w:rFonts w:ascii="Times New Roman" w:hAnsi="Times New Roman" w:cs="Times New Roman"/>
+        </w:rPr>
+        <w:t xml:space="preserve">Green Mountain and Hima Seafood launch groundbreaking heat reuse project’, </w:t>
+      </w:r>
+      <w:proofErr w:type="spellStart"/>
+      <w:r>
+        <w:rPr>
+          <w:rFonts w:ascii="Times New Roman" w:hAnsi="Times New Roman" w:cs="Times New Roman"/>
+        </w:rPr>
+        <w:t>Mynewsdesk</w:t>
+      </w:r>
+      <w:proofErr w:type="spellEnd"/>
+      <w:r>
+        <w:rPr>
+          <w:rFonts w:ascii="Times New Roman" w:hAnsi="Times New Roman" w:cs="Times New Roman"/>
+        </w:rPr>
+        <w:t>. Accessed: Mar. 21, 2026. [Online]. Available: https://www.mynewsdesk.com/green-mountain/pressreleases/green-mountain-and-hima-seafood-launch-groundbreaking-heat-reuse-project-3430566</w:t>
       </w:r>
     </w:p>
     <w:p>
       <w:pPr>
         <w:pStyle w:val="Literaturverzeichnis"/>
-        <w:jc w:val="both"/>
         <w:rPr>
           <w:rFonts w:ascii="Times New Roman" w:hAnsi="Times New Roman" w:cs="Times New Roman"/>
         </w:rPr>
@@ -9816,25 +11148,33 @@
         <w:rPr>
           <w:rFonts w:ascii="Times New Roman" w:hAnsi="Times New Roman" w:cs="Times New Roman"/>
         </w:rPr>
-        <w:t>[</w:t>
+        <w:t>[9]</w:t>
       </w:r>
       <w:r>
         <w:rPr>
           <w:rFonts w:ascii="Times New Roman" w:hAnsi="Times New Roman" w:cs="Times New Roman"/>
         </w:rPr>
-        <w:t>7] ‘</w:t>
-      </w:r>
+        <w:tab/>
+        <w:t xml:space="preserve">A. </w:t>
+      </w:r>
+      <w:proofErr w:type="spellStart"/>
       <w:r>
         <w:rPr>
           <w:rFonts w:ascii="Times New Roman" w:hAnsi="Times New Roman" w:cs="Times New Roman"/>
         </w:rPr>
-        <w:t>Haeolus – Hydrogen-Aeolic Energy with Optimised eLectrolysers Upstream of Substation’. Accessed: Mar. 06, 2026. [Online]. Available: https://haeolus.eu/</w:t>
+        <w:t>Furuset</w:t>
+      </w:r>
+      <w:proofErr w:type="spellEnd"/>
+      <w:r>
+        <w:rPr>
+          <w:rFonts w:ascii="Times New Roman" w:hAnsi="Times New Roman" w:cs="Times New Roman"/>
+        </w:rPr>
+        <w:t>, ‘“The only thing that can save the planet”: Hima Seafood’s bold bet on land-based trout farming’, intrafish.com. Accessed: Mar. 21, 2026. [Online]. Available: https://www.intrafish.com/aquaculture/-the-only-thing-that-can-save-the-planet-hima-seafood-s-bold-bet-on-land-based-trout-farming/2-1-1879098</w:t>
       </w:r>
     </w:p>
     <w:p>
       <w:pPr>
         <w:pStyle w:val="Literaturverzeichnis"/>
-        <w:jc w:val="both"/>
         <w:rPr>
           <w:rFonts w:ascii="Times New Roman" w:hAnsi="Times New Roman" w:cs="Times New Roman"/>
         </w:rPr>
@@ -9843,19 +11183,308 @@
         <w:rPr>
           <w:rFonts w:ascii="Times New Roman" w:hAnsi="Times New Roman" w:cs="Times New Roman"/>
         </w:rPr>
-        <w:t>[</w:t>
-      </w:r>
+        <w:t>[10</w:t>
+      </w:r>
+      <w:proofErr w:type="gramStart"/>
       <w:r>
         <w:rPr>
           <w:rFonts w:ascii="Times New Roman" w:hAnsi="Times New Roman" w:cs="Times New Roman"/>
         </w:rPr>
-        <w:t>8] D.</w:t>
+        <w:t>]</w:t>
       </w:r>
       <w:r>
         <w:rPr>
           <w:rFonts w:ascii="Times New Roman" w:hAnsi="Times New Roman" w:cs="Times New Roman"/>
         </w:rPr>
-        <w:t xml:space="preserve"> Virah-Sawmy, F. J. Beck, and B. Sturmberg, ‘Ignore variability, overestimate hydrogen production – Quantifying the effects of electrolyzer efficiency curves on hydrogen production from renewable energy sources’, </w:t>
+        <w:tab/>
+        <w:t>‘</w:t>
+      </w:r>
+      <w:proofErr w:type="gramEnd"/>
+      <w:r>
+        <w:rPr>
+          <w:rFonts w:ascii="Times New Roman" w:hAnsi="Times New Roman" w:cs="Times New Roman"/>
+        </w:rPr>
+        <w:t>7. FRP Tanks 2’. Accessed: Mar. 21, 2026. [Online]. Available: https://almfiberglass.com/wp-content/uploads/2024/07/7.-FRP-Tanks-2.pdf</w:t>
+      </w:r>
+    </w:p>
+    <w:p>
+      <w:pPr>
+        <w:pStyle w:val="Literaturverzeichnis"/>
+        <w:rPr>
+          <w:rFonts w:ascii="Times New Roman" w:hAnsi="Times New Roman" w:cs="Times New Roman"/>
+        </w:rPr>
+      </w:pPr>
+      <w:r>
+        <w:rPr>
+          <w:rFonts w:ascii="Times New Roman" w:hAnsi="Times New Roman" w:cs="Times New Roman"/>
+        </w:rPr>
+        <w:t>[11</w:t>
+      </w:r>
+      <w:proofErr w:type="gramStart"/>
+      <w:r>
+        <w:rPr>
+          <w:rFonts w:ascii="Times New Roman" w:hAnsi="Times New Roman" w:cs="Times New Roman"/>
+        </w:rPr>
+        <w:t>]</w:t>
+      </w:r>
+      <w:r>
+        <w:rPr>
+          <w:rFonts w:ascii="Times New Roman" w:hAnsi="Times New Roman" w:cs="Times New Roman"/>
+        </w:rPr>
+        <w:tab/>
+        <w:t>‘</w:t>
+      </w:r>
+      <w:proofErr w:type="gramEnd"/>
+      <w:r>
+        <w:rPr>
+          <w:rFonts w:ascii="Times New Roman" w:hAnsi="Times New Roman" w:cs="Times New Roman"/>
+        </w:rPr>
+        <w:t>U-values’. Accessed: Mar. 21, 2026. [Online]. Available: https://www.designingbuildings.co.uk/wiki/U-values</w:t>
+      </w:r>
+    </w:p>
+    <w:p>
+      <w:pPr>
+        <w:pStyle w:val="Literaturverzeichnis"/>
+        <w:rPr>
+          <w:rFonts w:ascii="Times New Roman" w:hAnsi="Times New Roman" w:cs="Times New Roman"/>
+        </w:rPr>
+      </w:pPr>
+      <w:r>
+        <w:rPr>
+          <w:rFonts w:ascii="Times New Roman" w:hAnsi="Times New Roman" w:cs="Times New Roman"/>
+        </w:rPr>
+        <w:t>[12</w:t>
+      </w:r>
+      <w:proofErr w:type="gramStart"/>
+      <w:r>
+        <w:rPr>
+          <w:rFonts w:ascii="Times New Roman" w:hAnsi="Times New Roman" w:cs="Times New Roman"/>
+        </w:rPr>
+        <w:t>]</w:t>
+      </w:r>
+      <w:r>
+        <w:rPr>
+          <w:rFonts w:ascii="Times New Roman" w:hAnsi="Times New Roman" w:cs="Times New Roman"/>
+        </w:rPr>
+        <w:tab/>
+        <w:t>‘</w:t>
+      </w:r>
+      <w:proofErr w:type="gramEnd"/>
+      <w:r>
+        <w:rPr>
+          <w:rFonts w:ascii="Times New Roman" w:hAnsi="Times New Roman" w:cs="Times New Roman"/>
+        </w:rPr>
+        <w:t>GRP sectional tanks’, Balmoral Tanks. Accessed: Mar. 21, 2026. [Online]. Available: https://www.balmoraltanks.com/solutions/grp-sectional-tanks</w:t>
+      </w:r>
+    </w:p>
+    <w:p>
+      <w:pPr>
+        <w:pStyle w:val="Literaturverzeichnis"/>
+        <w:rPr>
+          <w:rFonts w:ascii="Times New Roman" w:hAnsi="Times New Roman" w:cs="Times New Roman"/>
+        </w:rPr>
+      </w:pPr>
+      <w:r>
+        <w:rPr>
+          <w:rFonts w:ascii="Times New Roman" w:hAnsi="Times New Roman" w:cs="Times New Roman"/>
+        </w:rPr>
+        <w:t>[13</w:t>
+      </w:r>
+      <w:proofErr w:type="gramStart"/>
+      <w:r>
+        <w:rPr>
+          <w:rFonts w:ascii="Times New Roman" w:hAnsi="Times New Roman" w:cs="Times New Roman"/>
+        </w:rPr>
+        <w:t>]</w:t>
+      </w:r>
+      <w:r>
+        <w:rPr>
+          <w:rFonts w:ascii="Times New Roman" w:hAnsi="Times New Roman" w:cs="Times New Roman"/>
+        </w:rPr>
+        <w:tab/>
+        <w:t>‘</w:t>
+      </w:r>
+      <w:proofErr w:type="gramEnd"/>
+      <w:r>
+        <w:rPr>
+          <w:rFonts w:ascii="Times New Roman" w:hAnsi="Times New Roman" w:cs="Times New Roman"/>
+        </w:rPr>
+        <w:t xml:space="preserve">Small Scale Rainbow Trout Farming - Ideal Temperature </w:t>
+      </w:r>
+      <w:proofErr w:type="gramStart"/>
+      <w:r>
+        <w:rPr>
+          <w:rFonts w:ascii="Times New Roman" w:hAnsi="Times New Roman" w:cs="Times New Roman"/>
+        </w:rPr>
+        <w:t>For</w:t>
+      </w:r>
+      <w:proofErr w:type="gramEnd"/>
+      <w:r>
+        <w:rPr>
+          <w:rFonts w:ascii="Times New Roman" w:hAnsi="Times New Roman" w:cs="Times New Roman"/>
+        </w:rPr>
+        <w:t xml:space="preserve"> Rainbow Trout Farming’. Accessed: Mar. 21, 2026. [Online]. Available: https://sites.google.com/view/smallscalerainbowtroutfarm/ideal-temperature-for-rainbow-trout-farming</w:t>
+      </w:r>
+    </w:p>
+    <w:p>
+      <w:pPr>
+        <w:pStyle w:val="Literaturverzeichnis"/>
+        <w:rPr>
+          <w:rFonts w:ascii="Times New Roman" w:hAnsi="Times New Roman" w:cs="Times New Roman"/>
+        </w:rPr>
+      </w:pPr>
+      <w:r>
+        <w:rPr>
+          <w:rFonts w:ascii="Times New Roman" w:hAnsi="Times New Roman" w:cs="Times New Roman"/>
+        </w:rPr>
+        <w:t>[14</w:t>
+      </w:r>
+      <w:proofErr w:type="gramStart"/>
+      <w:r>
+        <w:rPr>
+          <w:rFonts w:ascii="Times New Roman" w:hAnsi="Times New Roman" w:cs="Times New Roman"/>
+        </w:rPr>
+        <w:t>]</w:t>
+      </w:r>
+      <w:r>
+        <w:rPr>
+          <w:rFonts w:ascii="Times New Roman" w:hAnsi="Times New Roman" w:cs="Times New Roman"/>
+        </w:rPr>
+        <w:tab/>
+        <w:t>‘</w:t>
+      </w:r>
+      <w:proofErr w:type="gramEnd"/>
+      <w:r>
+        <w:rPr>
+          <w:rFonts w:ascii="Times New Roman" w:hAnsi="Times New Roman" w:cs="Times New Roman"/>
+        </w:rPr>
+        <w:t>5. Marine aquaculture in the Nordics - Nordic Oceans 2050’. Accessed: Mar. 21, 2026. [Online]. Available: https://pub.norden.org/nordicinnovation2025-05/5-marine-aquaculture-in-the-nordics.html</w:t>
+      </w:r>
+    </w:p>
+    <w:p>
+      <w:pPr>
+        <w:pStyle w:val="Literaturverzeichnis"/>
+        <w:rPr>
+          <w:rFonts w:ascii="Times New Roman" w:hAnsi="Times New Roman" w:cs="Times New Roman"/>
+        </w:rPr>
+      </w:pPr>
+      <w:r>
+        <w:rPr>
+          <w:rFonts w:ascii="Times New Roman" w:hAnsi="Times New Roman" w:cs="Times New Roman"/>
+        </w:rPr>
+        <w:t>[15]</w:t>
+      </w:r>
+      <w:r>
+        <w:rPr>
+          <w:rFonts w:ascii="Times New Roman" w:hAnsi="Times New Roman" w:cs="Times New Roman"/>
+        </w:rPr>
+        <w:tab/>
+        <w:t>‘</w:t>
+      </w:r>
+      <w:proofErr w:type="spellStart"/>
+      <w:r>
+        <w:rPr>
+          <w:rFonts w:ascii="Times New Roman" w:hAnsi="Times New Roman" w:cs="Times New Roman"/>
+        </w:rPr>
+        <w:t>Haeolus</w:t>
+      </w:r>
+      <w:proofErr w:type="spellEnd"/>
+      <w:r>
+        <w:rPr>
+          <w:rFonts w:ascii="Times New Roman" w:hAnsi="Times New Roman" w:cs="Times New Roman"/>
+        </w:rPr>
+        <w:t xml:space="preserve"> – Hydrogen-Aeolic Energy with </w:t>
+      </w:r>
+      <w:proofErr w:type="spellStart"/>
+      <w:r>
+        <w:rPr>
+          <w:rFonts w:ascii="Times New Roman" w:hAnsi="Times New Roman" w:cs="Times New Roman"/>
+        </w:rPr>
+        <w:t>Optimised</w:t>
+      </w:r>
+      <w:proofErr w:type="spellEnd"/>
+      <w:r>
+        <w:rPr>
+          <w:rFonts w:ascii="Times New Roman" w:hAnsi="Times New Roman" w:cs="Times New Roman"/>
+        </w:rPr>
+        <w:t xml:space="preserve"> </w:t>
+      </w:r>
+      <w:proofErr w:type="spellStart"/>
+      <w:r>
+        <w:rPr>
+          <w:rFonts w:ascii="Times New Roman" w:hAnsi="Times New Roman" w:cs="Times New Roman"/>
+        </w:rPr>
+        <w:t>eLectrolysers</w:t>
+      </w:r>
+      <w:proofErr w:type="spellEnd"/>
+      <w:r>
+        <w:rPr>
+          <w:rFonts w:ascii="Times New Roman" w:hAnsi="Times New Roman" w:cs="Times New Roman"/>
+        </w:rPr>
+        <w:t xml:space="preserve"> Upstream of Substation’. Accessed: Mar. 06, 2026. [Online]. Available: https://haeolus.eu/</w:t>
+      </w:r>
+    </w:p>
+    <w:p>
+      <w:pPr>
+        <w:pStyle w:val="Literaturverzeichnis"/>
+        <w:rPr>
+          <w:rFonts w:ascii="Times New Roman" w:hAnsi="Times New Roman" w:cs="Times New Roman"/>
+        </w:rPr>
+      </w:pPr>
+      <w:r>
+        <w:rPr>
+          <w:rFonts w:ascii="Times New Roman" w:hAnsi="Times New Roman" w:cs="Times New Roman"/>
+        </w:rPr>
+        <w:t>[16]</w:t>
+      </w:r>
+      <w:r>
+        <w:rPr>
+          <w:rFonts w:ascii="Times New Roman" w:hAnsi="Times New Roman" w:cs="Times New Roman"/>
+        </w:rPr>
+        <w:tab/>
+        <w:t xml:space="preserve">D. </w:t>
+      </w:r>
+      <w:proofErr w:type="spellStart"/>
+      <w:r>
+        <w:rPr>
+          <w:rFonts w:ascii="Times New Roman" w:hAnsi="Times New Roman" w:cs="Times New Roman"/>
+        </w:rPr>
+        <w:t>Virah</w:t>
+      </w:r>
+      <w:proofErr w:type="spellEnd"/>
+      <w:r>
+        <w:rPr>
+          <w:rFonts w:ascii="Times New Roman" w:hAnsi="Times New Roman" w:cs="Times New Roman"/>
+        </w:rPr>
+        <w:t xml:space="preserve">-Sawmy, F. J. Beck, and B. </w:t>
+      </w:r>
+      <w:proofErr w:type="spellStart"/>
+      <w:r>
+        <w:rPr>
+          <w:rFonts w:ascii="Times New Roman" w:hAnsi="Times New Roman" w:cs="Times New Roman"/>
+        </w:rPr>
+        <w:t>Sturmberg</w:t>
+      </w:r>
+      <w:proofErr w:type="spellEnd"/>
+      <w:r>
+        <w:rPr>
+          <w:rFonts w:ascii="Times New Roman" w:hAnsi="Times New Roman" w:cs="Times New Roman"/>
+        </w:rPr>
+        <w:t xml:space="preserve">, ‘Ignore variability, overestimate hydrogen production – Quantifying the effects of </w:t>
+      </w:r>
+      <w:proofErr w:type="spellStart"/>
+      <w:r>
+        <w:rPr>
+          <w:rFonts w:ascii="Times New Roman" w:hAnsi="Times New Roman" w:cs="Times New Roman"/>
+        </w:rPr>
+        <w:t>electrolyzer</w:t>
+      </w:r>
+      <w:proofErr w:type="spellEnd"/>
+      <w:r>
+        <w:rPr>
+          <w:rFonts w:ascii="Times New Roman" w:hAnsi="Times New Roman" w:cs="Times New Roman"/>
+        </w:rPr>
+        <w:t xml:space="preserve"> efficiency curves on hydrogen production from renewable energy sources’, </w:t>
       </w:r>
       <w:r>
         <w:rPr>
@@ -9863,47 +11492,87 @@
           <w:i/>
           <w:iCs/>
         </w:rPr>
-        <w:t>Int. J. Hydrog. Energy</w:t>
-      </w:r>
-      <w:r>
-        <w:rPr>
-          <w:rFonts w:ascii="Times New Roman" w:hAnsi="Times New Roman" w:cs="Times New Roman"/>
-        </w:rPr>
-        <w:t>, vol. 72, pp. 49–59, Jun. 2024, doi: 10.1016/j.ijhydene.2024.05.360.</w:t>
-      </w:r>
-    </w:p>
-    <w:p>
-      <w:pPr>
-        <w:pStyle w:val="Literaturverzeichnis"/>
-        <w:jc w:val="both"/>
-        <w:rPr>
-          <w:rFonts w:ascii="Times New Roman" w:hAnsi="Times New Roman" w:cs="Times New Roman"/>
-        </w:rPr>
-      </w:pPr>
-      <w:r>
-        <w:rPr>
-          <w:rFonts w:ascii="Times New Roman" w:hAnsi="Times New Roman" w:cs="Times New Roman"/>
-        </w:rPr>
-        <w:t>[</w:t>
-      </w:r>
-      <w:r>
-        <w:rPr>
-          <w:rFonts w:ascii="Times New Roman" w:hAnsi="Times New Roman" w:cs="Times New Roman"/>
-        </w:rPr>
-        <w:t>9] A.</w:t>
-      </w:r>
-      <w:r>
-        <w:rPr>
-          <w:rFonts w:ascii="Times New Roman" w:hAnsi="Times New Roman" w:cs="Times New Roman"/>
-        </w:rPr>
-        <w:t xml:space="preserve"> Godula-Jopek, </w:t>
-      </w:r>
+        <w:t xml:space="preserve">Int. J. </w:t>
+      </w:r>
+      <w:proofErr w:type="spellStart"/>
       <w:r>
         <w:rPr>
           <w:rFonts w:ascii="Times New Roman" w:hAnsi="Times New Roman" w:cs="Times New Roman"/>
           <w:i/>
           <w:iCs/>
         </w:rPr>
+        <w:t>Hydrog</w:t>
+      </w:r>
+      <w:proofErr w:type="spellEnd"/>
+      <w:r>
+        <w:rPr>
+          <w:rFonts w:ascii="Times New Roman" w:hAnsi="Times New Roman" w:cs="Times New Roman"/>
+          <w:i/>
+          <w:iCs/>
+        </w:rPr>
+        <w:t>. Energy</w:t>
+      </w:r>
+      <w:r>
+        <w:rPr>
+          <w:rFonts w:ascii="Times New Roman" w:hAnsi="Times New Roman" w:cs="Times New Roman"/>
+        </w:rPr>
+        <w:t xml:space="preserve">, vol. 72, pp. 49–59, Jun. 2024, </w:t>
+      </w:r>
+      <w:proofErr w:type="spellStart"/>
+      <w:r>
+        <w:rPr>
+          <w:rFonts w:ascii="Times New Roman" w:hAnsi="Times New Roman" w:cs="Times New Roman"/>
+        </w:rPr>
+        <w:t>doi</w:t>
+      </w:r>
+      <w:proofErr w:type="spellEnd"/>
+      <w:r>
+        <w:rPr>
+          <w:rFonts w:ascii="Times New Roman" w:hAnsi="Times New Roman" w:cs="Times New Roman"/>
+        </w:rPr>
+        <w:t>: 10.1016/j.ijhydene.2024.05.360.</w:t>
+      </w:r>
+    </w:p>
+    <w:p>
+      <w:pPr>
+        <w:pStyle w:val="Literaturverzeichnis"/>
+        <w:rPr>
+          <w:rFonts w:ascii="Times New Roman" w:hAnsi="Times New Roman" w:cs="Times New Roman"/>
+        </w:rPr>
+      </w:pPr>
+      <w:r>
+        <w:rPr>
+          <w:rFonts w:ascii="Times New Roman" w:hAnsi="Times New Roman" w:cs="Times New Roman"/>
+        </w:rPr>
+        <w:t>[17]</w:t>
+      </w:r>
+      <w:r>
+        <w:rPr>
+          <w:rFonts w:ascii="Times New Roman" w:hAnsi="Times New Roman" w:cs="Times New Roman"/>
+        </w:rPr>
+        <w:tab/>
+        <w:t xml:space="preserve">A. </w:t>
+      </w:r>
+      <w:proofErr w:type="spellStart"/>
+      <w:r>
+        <w:rPr>
+          <w:rFonts w:ascii="Times New Roman" w:hAnsi="Times New Roman" w:cs="Times New Roman"/>
+        </w:rPr>
+        <w:t>Godula</w:t>
+      </w:r>
+      <w:proofErr w:type="spellEnd"/>
+      <w:r>
+        <w:rPr>
+          <w:rFonts w:ascii="Times New Roman" w:hAnsi="Times New Roman" w:cs="Times New Roman"/>
+        </w:rPr>
+        <w:t xml:space="preserve">-Jopek, </w:t>
+      </w:r>
+      <w:r>
+        <w:rPr>
+          <w:rFonts w:ascii="Times New Roman" w:hAnsi="Times New Roman" w:cs="Times New Roman"/>
+          <w:i/>
+          <w:iCs/>
+        </w:rPr>
         <w:t>Hydrogen Production by Electrolysis</w:t>
       </w:r>
       <w:r>
@@ -9915,6 +11584,7 @@
     </w:p>
     <w:p>
       <w:pPr>
+        <w:ind w:right="-1"/>
         <w:rPr>
           <w:lang w:val="de-DE" w:eastAsia="en-US"/>
         </w:rPr>
@@ -9926,7 +11596,7 @@
     <w:sectPr>
       <w:footerReference w:type="default" r:id="rId13"/>
       <w:pgSz w:w="11907" w:h="16840"/>
-      <w:pgMar w:top="1134" w:right="1134" w:bottom="1134" w:left="1134" w:header="709" w:footer="709" w:gutter="0"/>
+      <w:pgMar w:top="1134" w:right="1418" w:bottom="1134" w:left="1418" w:header="709" w:footer="709" w:gutter="0"/>
       <w:cols w:space="708"/>
       <w:docGrid w:linePitch="326"/>
     </w:sectPr>
@@ -10193,6 +11863,119 @@
     </w:lvl>
   </w:abstractNum>
   <w:abstractNum w:abstractNumId="2" w15:restartNumberingAfterBreak="0">
+    <w:nsid w:val="1725209F"/>
+    <w:multiLevelType w:val="multilevel"/>
+    <w:tmpl w:val="39526760"/>
+    <w:lvl w:ilvl="0">
+      <w:start w:val="2"/>
+      <w:numFmt w:val="decimal"/>
+      <w:lvlText w:val="%1"/>
+      <w:lvlJc w:val="left"/>
+      <w:pPr>
+        <w:ind w:left="360" w:hanging="360"/>
+      </w:pPr>
+      <w:rPr>
+        <w:rFonts w:hint="default"/>
+      </w:rPr>
+    </w:lvl>
+    <w:lvl w:ilvl="1">
+      <w:start w:val="1"/>
+      <w:numFmt w:val="decimal"/>
+      <w:lvlText w:val="%1.%2"/>
+      <w:lvlJc w:val="left"/>
+      <w:pPr>
+        <w:ind w:left="1080" w:hanging="360"/>
+      </w:pPr>
+      <w:rPr>
+        <w:rFonts w:hint="default"/>
+      </w:rPr>
+    </w:lvl>
+    <w:lvl w:ilvl="2">
+      <w:start w:val="1"/>
+      <w:numFmt w:val="decimal"/>
+      <w:lvlText w:val="%1.%2.%3"/>
+      <w:lvlJc w:val="left"/>
+      <w:pPr>
+        <w:ind w:left="2160" w:hanging="720"/>
+      </w:pPr>
+      <w:rPr>
+        <w:rFonts w:hint="default"/>
+      </w:rPr>
+    </w:lvl>
+    <w:lvl w:ilvl="3">
+      <w:start w:val="1"/>
+      <w:numFmt w:val="decimal"/>
+      <w:lvlText w:val="%1.%2.%3.%4"/>
+      <w:lvlJc w:val="left"/>
+      <w:pPr>
+        <w:ind w:left="3240" w:hanging="1080"/>
+      </w:pPr>
+      <w:rPr>
+        <w:rFonts w:hint="default"/>
+      </w:rPr>
+    </w:lvl>
+    <w:lvl w:ilvl="4">
+      <w:start w:val="1"/>
+      <w:numFmt w:val="decimal"/>
+      <w:lvlText w:val="%1.%2.%3.%4.%5"/>
+      <w:lvlJc w:val="left"/>
+      <w:pPr>
+        <w:ind w:left="3960" w:hanging="1080"/>
+      </w:pPr>
+      <w:rPr>
+        <w:rFonts w:hint="default"/>
+      </w:rPr>
+    </w:lvl>
+    <w:lvl w:ilvl="5">
+      <w:start w:val="1"/>
+      <w:numFmt w:val="decimal"/>
+      <w:lvlText w:val="%1.%2.%3.%4.%5.%6"/>
+      <w:lvlJc w:val="left"/>
+      <w:pPr>
+        <w:ind w:left="5040" w:hanging="1440"/>
+      </w:pPr>
+      <w:rPr>
+        <w:rFonts w:hint="default"/>
+      </w:rPr>
+    </w:lvl>
+    <w:lvl w:ilvl="6">
+      <w:start w:val="1"/>
+      <w:numFmt w:val="decimal"/>
+      <w:lvlText w:val="%1.%2.%3.%4.%5.%6.%7"/>
+      <w:lvlJc w:val="left"/>
+      <w:pPr>
+        <w:ind w:left="5760" w:hanging="1440"/>
+      </w:pPr>
+      <w:rPr>
+        <w:rFonts w:hint="default"/>
+      </w:rPr>
+    </w:lvl>
+    <w:lvl w:ilvl="7">
+      <w:start w:val="1"/>
+      <w:numFmt w:val="decimal"/>
+      <w:lvlText w:val="%1.%2.%3.%4.%5.%6.%7.%8"/>
+      <w:lvlJc w:val="left"/>
+      <w:pPr>
+        <w:ind w:left="6840" w:hanging="1800"/>
+      </w:pPr>
+      <w:rPr>
+        <w:rFonts w:hint="default"/>
+      </w:rPr>
+    </w:lvl>
+    <w:lvl w:ilvl="8">
+      <w:start w:val="1"/>
+      <w:numFmt w:val="decimal"/>
+      <w:lvlText w:val="%1.%2.%3.%4.%5.%6.%7.%8.%9"/>
+      <w:lvlJc w:val="left"/>
+      <w:pPr>
+        <w:ind w:left="7920" w:hanging="2160"/>
+      </w:pPr>
+      <w:rPr>
+        <w:rFonts w:hint="default"/>
+      </w:rPr>
+    </w:lvl>
+  </w:abstractNum>
+  <w:abstractNum w:abstractNumId="3" w15:restartNumberingAfterBreak="0">
     <w:nsid w:val="180C33EC"/>
     <w:multiLevelType w:val="hybridMultilevel"/>
     <w:tmpl w:val="22569072"/>
@@ -10305,7 +12088,7 @@
       </w:rPr>
     </w:lvl>
   </w:abstractNum>
-  <w:abstractNum w:abstractNumId="3" w15:restartNumberingAfterBreak="0">
+  <w:abstractNum w:abstractNumId="4" w15:restartNumberingAfterBreak="0">
     <w:nsid w:val="21A97DEC"/>
     <w:multiLevelType w:val="hybridMultilevel"/>
     <w:tmpl w:val="1384F6D0"/>
@@ -10418,7 +12201,121 @@
       </w:rPr>
     </w:lvl>
   </w:abstractNum>
-  <w:abstractNum w:abstractNumId="4" w15:restartNumberingAfterBreak="0">
+  <w:abstractNum w:abstractNumId="5" w15:restartNumberingAfterBreak="0">
+    <w:nsid w:val="26A07A18"/>
+    <w:multiLevelType w:val="multilevel"/>
+    <w:tmpl w:val="FB6E71E2"/>
+    <w:lvl w:ilvl="0">
+      <w:start w:val="1"/>
+      <w:numFmt w:val="decimal"/>
+      <w:pStyle w:val="berschrift1"/>
+      <w:lvlText w:val="%1"/>
+      <w:lvlJc w:val="left"/>
+      <w:pPr>
+        <w:ind w:left="360" w:hanging="360"/>
+      </w:pPr>
+      <w:rPr>
+        <w:rFonts w:hint="default"/>
+      </w:rPr>
+    </w:lvl>
+    <w:lvl w:ilvl="1">
+      <w:start w:val="1"/>
+      <w:numFmt w:val="decimal"/>
+      <w:lvlText w:val="%1.%2"/>
+      <w:lvlJc w:val="left"/>
+      <w:pPr>
+        <w:ind w:left="360" w:hanging="360"/>
+      </w:pPr>
+      <w:rPr>
+        <w:rFonts w:hint="default"/>
+      </w:rPr>
+    </w:lvl>
+    <w:lvl w:ilvl="2">
+      <w:start w:val="1"/>
+      <w:numFmt w:val="decimal"/>
+      <w:lvlText w:val="%1.%2.%3"/>
+      <w:lvlJc w:val="left"/>
+      <w:pPr>
+        <w:ind w:left="720" w:hanging="720"/>
+      </w:pPr>
+      <w:rPr>
+        <w:rFonts w:hint="default"/>
+      </w:rPr>
+    </w:lvl>
+    <w:lvl w:ilvl="3">
+      <w:start w:val="1"/>
+      <w:numFmt w:val="decimal"/>
+      <w:lvlText w:val="%1.%2.%3.%4"/>
+      <w:lvlJc w:val="left"/>
+      <w:pPr>
+        <w:ind w:left="1080" w:hanging="1080"/>
+      </w:pPr>
+      <w:rPr>
+        <w:rFonts w:hint="default"/>
+      </w:rPr>
+    </w:lvl>
+    <w:lvl w:ilvl="4">
+      <w:start w:val="1"/>
+      <w:numFmt w:val="decimal"/>
+      <w:lvlText w:val="%1.%2.%3.%4.%5"/>
+      <w:lvlJc w:val="left"/>
+      <w:pPr>
+        <w:ind w:left="1080" w:hanging="1080"/>
+      </w:pPr>
+      <w:rPr>
+        <w:rFonts w:hint="default"/>
+      </w:rPr>
+    </w:lvl>
+    <w:lvl w:ilvl="5">
+      <w:start w:val="1"/>
+      <w:numFmt w:val="decimal"/>
+      <w:lvlText w:val="%1.%2.%3.%4.%5.%6"/>
+      <w:lvlJc w:val="left"/>
+      <w:pPr>
+        <w:ind w:left="1440" w:hanging="1440"/>
+      </w:pPr>
+      <w:rPr>
+        <w:rFonts w:hint="default"/>
+      </w:rPr>
+    </w:lvl>
+    <w:lvl w:ilvl="6">
+      <w:start w:val="1"/>
+      <w:numFmt w:val="decimal"/>
+      <w:lvlText w:val="%1.%2.%3.%4.%5.%6.%7"/>
+      <w:lvlJc w:val="left"/>
+      <w:pPr>
+        <w:ind w:left="1440" w:hanging="1440"/>
+      </w:pPr>
+      <w:rPr>
+        <w:rFonts w:hint="default"/>
+      </w:rPr>
+    </w:lvl>
+    <w:lvl w:ilvl="7">
+      <w:start w:val="1"/>
+      <w:numFmt w:val="decimal"/>
+      <w:lvlText w:val="%1.%2.%3.%4.%5.%6.%7.%8"/>
+      <w:lvlJc w:val="left"/>
+      <w:pPr>
+        <w:ind w:left="1800" w:hanging="1800"/>
+      </w:pPr>
+      <w:rPr>
+        <w:rFonts w:hint="default"/>
+      </w:rPr>
+    </w:lvl>
+    <w:lvl w:ilvl="8">
+      <w:start w:val="1"/>
+      <w:numFmt w:val="decimal"/>
+      <w:lvlText w:val="%1.%2.%3.%4.%5.%6.%7.%8.%9"/>
+      <w:lvlJc w:val="left"/>
+      <w:pPr>
+        <w:ind w:left="2160" w:hanging="2160"/>
+      </w:pPr>
+      <w:rPr>
+        <w:rFonts w:hint="default"/>
+      </w:rPr>
+    </w:lvl>
+  </w:abstractNum>
+  <w:abstractNum w:abstractNumId="6" w15:restartNumberingAfterBreak="0">
     <w:nsid w:val="28256028"/>
     <w:multiLevelType w:val="multilevel"/>
     <w:tmpl w:val="BB7290EC"/>
@@ -10535,120 +12432,119 @@
       </w:pPr>
     </w:lvl>
   </w:abstractNum>
-  <w:abstractNum w:abstractNumId="5" w15:restartNumberingAfterBreak="0">
+  <w:abstractNum w:abstractNumId="7" w15:restartNumberingAfterBreak="0">
     <w:nsid w:val="2B1A4C2F"/>
     <w:multiLevelType w:val="hybridMultilevel"/>
-    <w:tmpl w:val="E7B80964"/>
-    <w:lvl w:ilvl="0" w:tplc="04090001">
+    <w:tmpl w:val="781C3CEE"/>
+    <w:lvl w:ilvl="0" w:tplc="3250A328">
+      <w:numFmt w:val="bullet"/>
+      <w:lvlText w:val="-"/>
+      <w:lvlJc w:val="left"/>
+      <w:pPr>
+        <w:ind w:left="1014" w:hanging="360"/>
+      </w:pPr>
+      <w:rPr>
+        <w:rFonts w:ascii="Aptos" w:eastAsiaTheme="minorHAnsi" w:hAnsi="Aptos" w:cstheme="minorBidi" w:hint="default"/>
+      </w:rPr>
+    </w:lvl>
+    <w:lvl w:ilvl="1" w:tplc="04090003">
+      <w:start w:val="1"/>
+      <w:numFmt w:val="bullet"/>
+      <w:lvlText w:val="o"/>
+      <w:lvlJc w:val="left"/>
+      <w:pPr>
+        <w:ind w:left="1734" w:hanging="360"/>
+      </w:pPr>
+      <w:rPr>
+        <w:rFonts w:ascii="Courier New" w:hAnsi="Courier New" w:cs="Courier New" w:hint="default"/>
+      </w:rPr>
+    </w:lvl>
+    <w:lvl w:ilvl="2" w:tplc="04090005" w:tentative="1">
+      <w:start w:val="1"/>
+      <w:numFmt w:val="bullet"/>
+      <w:lvlText w:val=""/>
+      <w:lvlJc w:val="left"/>
+      <w:pPr>
+        <w:ind w:left="2454" w:hanging="360"/>
+      </w:pPr>
+      <w:rPr>
+        <w:rFonts w:ascii="Wingdings" w:hAnsi="Wingdings" w:hint="default"/>
+      </w:rPr>
+    </w:lvl>
+    <w:lvl w:ilvl="3" w:tplc="04090001" w:tentative="1">
       <w:start w:val="1"/>
       <w:numFmt w:val="bullet"/>
       <w:lvlText w:val=""/>
       <w:lvlJc w:val="left"/>
       <w:pPr>
-        <w:ind w:left="720" w:hanging="360"/>
+        <w:ind w:left="3174" w:hanging="360"/>
       </w:pPr>
       <w:rPr>
         <w:rFonts w:ascii="Symbol" w:hAnsi="Symbol" w:hint="default"/>
       </w:rPr>
     </w:lvl>
-    <w:lvl w:ilvl="1" w:tplc="04090003" w:tentative="1">
+    <w:lvl w:ilvl="4" w:tplc="04090003" w:tentative="1">
       <w:start w:val="1"/>
       <w:numFmt w:val="bullet"/>
       <w:lvlText w:val="o"/>
       <w:lvlJc w:val="left"/>
       <w:pPr>
-        <w:ind w:left="1440" w:hanging="360"/>
+        <w:ind w:left="3894" w:hanging="360"/>
       </w:pPr>
       <w:rPr>
         <w:rFonts w:ascii="Courier New" w:hAnsi="Courier New" w:cs="Courier New" w:hint="default"/>
       </w:rPr>
     </w:lvl>
-    <w:lvl w:ilvl="2" w:tplc="04090005" w:tentative="1">
+    <w:lvl w:ilvl="5" w:tplc="04090005" w:tentative="1">
       <w:start w:val="1"/>
       <w:numFmt w:val="bullet"/>
       <w:lvlText w:val=""/>
       <w:lvlJc w:val="left"/>
       <w:pPr>
-        <w:ind w:left="2160" w:hanging="360"/>
+        <w:ind w:left="4614" w:hanging="360"/>
       </w:pPr>
       <w:rPr>
         <w:rFonts w:ascii="Wingdings" w:hAnsi="Wingdings" w:hint="default"/>
       </w:rPr>
     </w:lvl>
-    <w:lvl w:ilvl="3" w:tplc="04090001" w:tentative="1">
+    <w:lvl w:ilvl="6" w:tplc="04090001" w:tentative="1">
       <w:start w:val="1"/>
       <w:numFmt w:val="bullet"/>
       <w:lvlText w:val=""/>
       <w:lvlJc w:val="left"/>
       <w:pPr>
-        <w:ind w:left="2880" w:hanging="360"/>
+        <w:ind w:left="5334" w:hanging="360"/>
       </w:pPr>
       <w:rPr>
         <w:rFonts w:ascii="Symbol" w:hAnsi="Symbol" w:hint="default"/>
       </w:rPr>
     </w:lvl>
-    <w:lvl w:ilvl="4" w:tplc="04090003" w:tentative="1">
+    <w:lvl w:ilvl="7" w:tplc="04090003" w:tentative="1">
       <w:start w:val="1"/>
       <w:numFmt w:val="bullet"/>
       <w:lvlText w:val="o"/>
       <w:lvlJc w:val="left"/>
       <w:pPr>
-        <w:ind w:left="3600" w:hanging="360"/>
+        <w:ind w:left="6054" w:hanging="360"/>
       </w:pPr>
       <w:rPr>
         <w:rFonts w:ascii="Courier New" w:hAnsi="Courier New" w:cs="Courier New" w:hint="default"/>
       </w:rPr>
     </w:lvl>
-    <w:lvl w:ilvl="5" w:tplc="04090005" w:tentative="1">
+    <w:lvl w:ilvl="8" w:tplc="04090005" w:tentative="1">
       <w:start w:val="1"/>
       <w:numFmt w:val="bullet"/>
       <w:lvlText w:val=""/>
       <w:lvlJc w:val="left"/>
       <w:pPr>
-        <w:ind w:left="4320" w:hanging="360"/>
+        <w:ind w:left="6774" w:hanging="360"/>
       </w:pPr>
       <w:rPr>
         <w:rFonts w:ascii="Wingdings" w:hAnsi="Wingdings" w:hint="default"/>
       </w:rPr>
     </w:lvl>
-    <w:lvl w:ilvl="6" w:tplc="04090001" w:tentative="1">
-      <w:start w:val="1"/>
-      <w:numFmt w:val="bullet"/>
-      <w:lvlText w:val=""/>
-      <w:lvlJc w:val="left"/>
-      <w:pPr>
-        <w:ind w:left="5040" w:hanging="360"/>
-      </w:pPr>
-      <w:rPr>
-        <w:rFonts w:ascii="Symbol" w:hAnsi="Symbol" w:hint="default"/>
-      </w:rPr>
-    </w:lvl>
-    <w:lvl w:ilvl="7" w:tplc="04090003" w:tentative="1">
-      <w:start w:val="1"/>
-      <w:numFmt w:val="bullet"/>
-      <w:lvlText w:val="o"/>
-      <w:lvlJc w:val="left"/>
-      <w:pPr>
-        <w:ind w:left="5760" w:hanging="360"/>
-      </w:pPr>
-      <w:rPr>
-        <w:rFonts w:ascii="Courier New" w:hAnsi="Courier New" w:cs="Courier New" w:hint="default"/>
-      </w:rPr>
-    </w:lvl>
-    <w:lvl w:ilvl="8" w:tplc="04090005" w:tentative="1">
-      <w:start w:val="1"/>
-      <w:numFmt w:val="bullet"/>
-      <w:lvlText w:val=""/>
-      <w:lvlJc w:val="left"/>
-      <w:pPr>
-        <w:ind w:left="6480" w:hanging="360"/>
-      </w:pPr>
-      <w:rPr>
-        <w:rFonts w:ascii="Wingdings" w:hAnsi="Wingdings" w:hint="default"/>
-      </w:rPr>
-    </w:lvl>
   </w:abstractNum>
-  <w:abstractNum w:abstractNumId="6" w15:restartNumberingAfterBreak="0">
+  <w:abstractNum w:abstractNumId="8" w15:restartNumberingAfterBreak="0">
     <w:nsid w:val="34C81D45"/>
     <w:multiLevelType w:val="hybridMultilevel"/>
     <w:tmpl w:val="4F0AA792"/>
@@ -10761,7 +12657,7 @@
       </w:rPr>
     </w:lvl>
   </w:abstractNum>
-  <w:abstractNum w:abstractNumId="7" w15:restartNumberingAfterBreak="0">
+  <w:abstractNum w:abstractNumId="9" w15:restartNumberingAfterBreak="0">
     <w:nsid w:val="37865CBC"/>
     <w:multiLevelType w:val="hybridMultilevel"/>
     <w:tmpl w:val="C1C4F35C"/>
@@ -10771,7 +12667,7 @@
       <w:lvlText w:val=""/>
       <w:lvlJc w:val="left"/>
       <w:pPr>
-        <w:ind w:left="720" w:hanging="360"/>
+        <w:ind w:left="1856" w:hanging="360"/>
       </w:pPr>
       <w:rPr>
         <w:rFonts w:ascii="Symbol" w:hAnsi="Symbol" w:hint="default"/>
@@ -10783,7 +12679,7 @@
       <w:lvlText w:val="o"/>
       <w:lvlJc w:val="left"/>
       <w:pPr>
-        <w:ind w:left="1440" w:hanging="360"/>
+        <w:ind w:left="2576" w:hanging="360"/>
       </w:pPr>
       <w:rPr>
         <w:rFonts w:ascii="Courier New" w:hAnsi="Courier New" w:cs="Courier New" w:hint="default"/>
@@ -10795,7 +12691,7 @@
       <w:lvlText w:val=""/>
       <w:lvlJc w:val="left"/>
       <w:pPr>
-        <w:ind w:left="2160" w:hanging="360"/>
+        <w:ind w:left="3296" w:hanging="360"/>
       </w:pPr>
       <w:rPr>
         <w:rFonts w:ascii="Wingdings" w:hAnsi="Wingdings" w:hint="default"/>
@@ -10807,7 +12703,7 @@
       <w:lvlText w:val=""/>
       <w:lvlJc w:val="left"/>
       <w:pPr>
-        <w:ind w:left="2880" w:hanging="360"/>
+        <w:ind w:left="4016" w:hanging="360"/>
       </w:pPr>
       <w:rPr>
         <w:rFonts w:ascii="Symbol" w:hAnsi="Symbol" w:hint="default"/>
@@ -10819,7 +12715,7 @@
       <w:lvlText w:val="o"/>
       <w:lvlJc w:val="left"/>
       <w:pPr>
-        <w:ind w:left="3600" w:hanging="360"/>
+        <w:ind w:left="4736" w:hanging="360"/>
       </w:pPr>
       <w:rPr>
         <w:rFonts w:ascii="Courier New" w:hAnsi="Courier New" w:cs="Courier New" w:hint="default"/>
@@ -10831,7 +12727,7 @@
       <w:lvlText w:val=""/>
       <w:lvlJc w:val="left"/>
       <w:pPr>
-        <w:ind w:left="4320" w:hanging="360"/>
+        <w:ind w:left="5456" w:hanging="360"/>
       </w:pPr>
       <w:rPr>
         <w:rFonts w:ascii="Wingdings" w:hAnsi="Wingdings" w:hint="default"/>
@@ -10843,7 +12739,7 @@
       <w:lvlText w:val=""/>
       <w:lvlJc w:val="left"/>
       <w:pPr>
-        <w:ind w:left="5040" w:hanging="360"/>
+        <w:ind w:left="6176" w:hanging="360"/>
       </w:pPr>
       <w:rPr>
         <w:rFonts w:ascii="Symbol" w:hAnsi="Symbol" w:hint="default"/>
@@ -10855,7 +12751,7 @@
       <w:lvlText w:val="o"/>
       <w:lvlJc w:val="left"/>
       <w:pPr>
-        <w:ind w:left="5760" w:hanging="360"/>
+        <w:ind w:left="6896" w:hanging="360"/>
       </w:pPr>
       <w:rPr>
         <w:rFonts w:ascii="Courier New" w:hAnsi="Courier New" w:cs="Courier New" w:hint="default"/>
@@ -10867,14 +12763,104 @@
       <w:lvlText w:val=""/>
       <w:lvlJc w:val="left"/>
       <w:pPr>
-        <w:ind w:left="6480" w:hanging="360"/>
+        <w:ind w:left="7616" w:hanging="360"/>
       </w:pPr>
       <w:rPr>
         <w:rFonts w:ascii="Wingdings" w:hAnsi="Wingdings" w:hint="default"/>
       </w:rPr>
     </w:lvl>
   </w:abstractNum>
-  <w:abstractNum w:abstractNumId="8" w15:restartNumberingAfterBreak="0">
+  <w:abstractNum w:abstractNumId="10" w15:restartNumberingAfterBreak="0">
+    <w:nsid w:val="38E451CA"/>
+    <w:multiLevelType w:val="multilevel"/>
+    <w:tmpl w:val="0407001F"/>
+    <w:lvl w:ilvl="0">
+      <w:start w:val="1"/>
+      <w:numFmt w:val="decimal"/>
+      <w:lvlText w:val="%1."/>
+      <w:lvlJc w:val="left"/>
+      <w:pPr>
+        <w:ind w:left="360" w:hanging="360"/>
+      </w:pPr>
+      <w:rPr>
+        <w:rFonts w:hint="default"/>
+        <w:sz w:val="32"/>
+      </w:rPr>
+    </w:lvl>
+    <w:lvl w:ilvl="1">
+      <w:start w:val="1"/>
+      <w:numFmt w:val="decimal"/>
+      <w:lvlText w:val="%1.%2."/>
+      <w:lvlJc w:val="left"/>
+      <w:pPr>
+        <w:ind w:left="792" w:hanging="432"/>
+      </w:pPr>
+    </w:lvl>
+    <w:lvl w:ilvl="2">
+      <w:start w:val="1"/>
+      <w:numFmt w:val="decimal"/>
+      <w:lvlText w:val="%1.%2.%3."/>
+      <w:lvlJc w:val="left"/>
+      <w:pPr>
+        <w:ind w:left="1224" w:hanging="504"/>
+      </w:pPr>
+    </w:lvl>
+    <w:lvl w:ilvl="3">
+      <w:start w:val="1"/>
+      <w:numFmt w:val="decimal"/>
+      <w:lvlText w:val="%1.%2.%3.%4."/>
+      <w:lvlJc w:val="left"/>
+      <w:pPr>
+        <w:ind w:left="1728" w:hanging="648"/>
+      </w:pPr>
+    </w:lvl>
+    <w:lvl w:ilvl="4">
+      <w:start w:val="1"/>
+      <w:numFmt w:val="decimal"/>
+      <w:lvlText w:val="%1.%2.%3.%4.%5."/>
+      <w:lvlJc w:val="left"/>
+      <w:pPr>
+        <w:ind w:left="2232" w:hanging="792"/>
+      </w:pPr>
+    </w:lvl>
+    <w:lvl w:ilvl="5">
+      <w:start w:val="1"/>
+      <w:numFmt w:val="decimal"/>
+      <w:lvlText w:val="%1.%2.%3.%4.%5.%6."/>
+      <w:lvlJc w:val="left"/>
+      <w:pPr>
+        <w:ind w:left="2736" w:hanging="936"/>
+      </w:pPr>
+    </w:lvl>
+    <w:lvl w:ilvl="6">
+      <w:start w:val="1"/>
+      <w:numFmt w:val="decimal"/>
+      <w:lvlText w:val="%1.%2.%3.%4.%5.%6.%7."/>
+      <w:lvlJc w:val="left"/>
+      <w:pPr>
+        <w:ind w:left="3240" w:hanging="1080"/>
+      </w:pPr>
+    </w:lvl>
+    <w:lvl w:ilvl="7">
+      <w:start w:val="1"/>
+      <w:numFmt w:val="decimal"/>
+      <w:lvlText w:val="%1.%2.%3.%4.%5.%6.%7.%8."/>
+      <w:lvlJc w:val="left"/>
+      <w:pPr>
+        <w:ind w:left="3744" w:hanging="1224"/>
+      </w:pPr>
+    </w:lvl>
+    <w:lvl w:ilvl="8">
+      <w:start w:val="1"/>
+      <w:numFmt w:val="decimal"/>
+      <w:lvlText w:val="%1.%2.%3.%4.%5.%6.%7.%8.%9."/>
+      <w:lvlJc w:val="left"/>
+      <w:pPr>
+        <w:ind w:left="4320" w:hanging="1440"/>
+      </w:pPr>
+    </w:lvl>
+  </w:abstractNum>
+  <w:abstractNum w:abstractNumId="11" w15:restartNumberingAfterBreak="0">
     <w:nsid w:val="3DC97BBE"/>
     <w:multiLevelType w:val="hybridMultilevel"/>
     <w:tmpl w:val="0C928C44"/>
@@ -10987,7 +12973,120 @@
       </w:rPr>
     </w:lvl>
   </w:abstractNum>
-  <w:abstractNum w:abstractNumId="9" w15:restartNumberingAfterBreak="0">
+  <w:abstractNum w:abstractNumId="12" w15:restartNumberingAfterBreak="0">
+    <w:nsid w:val="3FB42D22"/>
+    <w:multiLevelType w:val="hybridMultilevel"/>
+    <w:tmpl w:val="8E8C0A8E"/>
+    <w:lvl w:ilvl="0" w:tplc="3B0C848C">
+      <w:start w:val="20"/>
+      <w:numFmt w:val="bullet"/>
+      <w:lvlText w:val="-"/>
+      <w:lvlJc w:val="left"/>
+      <w:pPr>
+        <w:ind w:left="720" w:hanging="360"/>
+      </w:pPr>
+      <w:rPr>
+        <w:rFonts w:ascii="Times New Roman" w:eastAsia="Times New Roman" w:hAnsi="Times New Roman" w:cs="Times New Roman" w:hint="default"/>
+      </w:rPr>
+    </w:lvl>
+    <w:lvl w:ilvl="1" w:tplc="04070003" w:tentative="1">
+      <w:start w:val="1"/>
+      <w:numFmt w:val="bullet"/>
+      <w:lvlText w:val="o"/>
+      <w:lvlJc w:val="left"/>
+      <w:pPr>
+        <w:ind w:left="1440" w:hanging="360"/>
+      </w:pPr>
+      <w:rPr>
+        <w:rFonts w:ascii="Courier New" w:hAnsi="Courier New" w:cs="Courier New" w:hint="default"/>
+      </w:rPr>
+    </w:lvl>
+    <w:lvl w:ilvl="2" w:tplc="04070005" w:tentative="1">
+      <w:start w:val="1"/>
+      <w:numFmt w:val="bullet"/>
+      <w:lvlText w:val=""/>
+      <w:lvlJc w:val="left"/>
+      <w:pPr>
+        <w:ind w:left="2160" w:hanging="360"/>
+      </w:pPr>
+      <w:rPr>
+        <w:rFonts w:ascii="Wingdings" w:hAnsi="Wingdings" w:hint="default"/>
+      </w:rPr>
+    </w:lvl>
+    <w:lvl w:ilvl="3" w:tplc="04070001" w:tentative="1">
+      <w:start w:val="1"/>
+      <w:numFmt w:val="bullet"/>
+      <w:lvlText w:val=""/>
+      <w:lvlJc w:val="left"/>
+      <w:pPr>
+        <w:ind w:left="2880" w:hanging="360"/>
+      </w:pPr>
+      <w:rPr>
+        <w:rFonts w:ascii="Symbol" w:hAnsi="Symbol" w:hint="default"/>
+      </w:rPr>
+    </w:lvl>
+    <w:lvl w:ilvl="4" w:tplc="04070003" w:tentative="1">
+      <w:start w:val="1"/>
+      <w:numFmt w:val="bullet"/>
+      <w:lvlText w:val="o"/>
+      <w:lvlJc w:val="left"/>
+      <w:pPr>
+        <w:ind w:left="3600" w:hanging="360"/>
+      </w:pPr>
+      <w:rPr>
+        <w:rFonts w:ascii="Courier New" w:hAnsi="Courier New" w:cs="Courier New" w:hint="default"/>
+      </w:rPr>
+    </w:lvl>
+    <w:lvl w:ilvl="5" w:tplc="04070005" w:tentative="1">
+      <w:start w:val="1"/>
+      <w:numFmt w:val="bullet"/>
+      <w:lvlText w:val=""/>
+      <w:lvlJc w:val="left"/>
+      <w:pPr>
+        <w:ind w:left="4320" w:hanging="360"/>
+      </w:pPr>
+      <w:rPr>
+        <w:rFonts w:ascii="Wingdings" w:hAnsi="Wingdings" w:hint="default"/>
+      </w:rPr>
+    </w:lvl>
+    <w:lvl w:ilvl="6" w:tplc="04070001" w:tentative="1">
+      <w:start w:val="1"/>
+      <w:numFmt w:val="bullet"/>
+      <w:lvlText w:val=""/>
+      <w:lvlJc w:val="left"/>
+      <w:pPr>
+        <w:ind w:left="5040" w:hanging="360"/>
+      </w:pPr>
+      <w:rPr>
+        <w:rFonts w:ascii="Symbol" w:hAnsi="Symbol" w:hint="default"/>
+      </w:rPr>
+    </w:lvl>
+    <w:lvl w:ilvl="7" w:tplc="04070003" w:tentative="1">
+      <w:start w:val="1"/>
+      <w:numFmt w:val="bullet"/>
+      <w:lvlText w:val="o"/>
+      <w:lvlJc w:val="left"/>
+      <w:pPr>
+        <w:ind w:left="5760" w:hanging="360"/>
+      </w:pPr>
+      <w:rPr>
+        <w:rFonts w:ascii="Courier New" w:hAnsi="Courier New" w:cs="Courier New" w:hint="default"/>
+      </w:rPr>
+    </w:lvl>
+    <w:lvl w:ilvl="8" w:tplc="04070005" w:tentative="1">
+      <w:start w:val="1"/>
+      <w:numFmt w:val="bullet"/>
+      <w:lvlText w:val=""/>
+      <w:lvlJc w:val="left"/>
+      <w:pPr>
+        <w:ind w:left="6480" w:hanging="360"/>
+      </w:pPr>
+      <w:rPr>
+        <w:rFonts w:ascii="Wingdings" w:hAnsi="Wingdings" w:hint="default"/>
+      </w:rPr>
+    </w:lvl>
+  </w:abstractNum>
+  <w:abstractNum w:abstractNumId="13" w15:restartNumberingAfterBreak="0">
     <w:nsid w:val="428D4E69"/>
     <w:multiLevelType w:val="hybridMultilevel"/>
     <w:tmpl w:val="8BC47A1A"/>
@@ -11100,7 +13199,7 @@
       </w:rPr>
     </w:lvl>
   </w:abstractNum>
-  <w:abstractNum w:abstractNumId="10" w15:restartNumberingAfterBreak="0">
+  <w:abstractNum w:abstractNumId="14" w15:restartNumberingAfterBreak="0">
     <w:nsid w:val="45F57CF3"/>
     <w:multiLevelType w:val="hybridMultilevel"/>
     <w:tmpl w:val="73B2F018"/>
@@ -11213,18 +13312,130 @@
       </w:rPr>
     </w:lvl>
   </w:abstractNum>
-  <w:abstractNum w:abstractNumId="11" w15:restartNumberingAfterBreak="0">
+  <w:abstractNum w:abstractNumId="15" w15:restartNumberingAfterBreak="0">
+    <w:nsid w:val="4A3D56FD"/>
+    <w:multiLevelType w:val="multilevel"/>
+    <w:tmpl w:val="C1C67140"/>
+    <w:lvl w:ilvl="0">
+      <w:start w:val="2"/>
+      <w:numFmt w:val="decimal"/>
+      <w:lvlText w:val="%1"/>
+      <w:lvlJc w:val="left"/>
+      <w:pPr>
+        <w:ind w:left="360" w:hanging="360"/>
+      </w:pPr>
+      <w:rPr>
+        <w:rFonts w:hint="default"/>
+      </w:rPr>
+    </w:lvl>
+    <w:lvl w:ilvl="1">
+      <w:start w:val="1"/>
+      <w:numFmt w:val="decimal"/>
+      <w:lvlText w:val="%1.%2"/>
+      <w:lvlJc w:val="left"/>
+      <w:pPr>
+        <w:ind w:left="360" w:hanging="360"/>
+      </w:pPr>
+      <w:rPr>
+        <w:rFonts w:hint="default"/>
+      </w:rPr>
+    </w:lvl>
+    <w:lvl w:ilvl="2">
+      <w:start w:val="1"/>
+      <w:numFmt w:val="decimal"/>
+      <w:lvlText w:val="%1.%2.%3"/>
+      <w:lvlJc w:val="left"/>
+      <w:pPr>
+        <w:ind w:left="720" w:hanging="720"/>
+      </w:pPr>
+      <w:rPr>
+        <w:rFonts w:hint="default"/>
+      </w:rPr>
+    </w:lvl>
+    <w:lvl w:ilvl="3">
+      <w:start w:val="1"/>
+      <w:numFmt w:val="decimal"/>
+      <w:lvlText w:val="%1.%2.%3.%4"/>
+      <w:lvlJc w:val="left"/>
+      <w:pPr>
+        <w:ind w:left="1080" w:hanging="1080"/>
+      </w:pPr>
+      <w:rPr>
+        <w:rFonts w:hint="default"/>
+      </w:rPr>
+    </w:lvl>
+    <w:lvl w:ilvl="4">
+      <w:start w:val="1"/>
+      <w:numFmt w:val="decimal"/>
+      <w:lvlText w:val="%1.%2.%3.%4.%5"/>
+      <w:lvlJc w:val="left"/>
+      <w:pPr>
+        <w:ind w:left="1080" w:hanging="1080"/>
+      </w:pPr>
+      <w:rPr>
+        <w:rFonts w:hint="default"/>
+      </w:rPr>
+    </w:lvl>
+    <w:lvl w:ilvl="5">
+      <w:start w:val="1"/>
+      <w:numFmt w:val="decimal"/>
+      <w:lvlText w:val="%1.%2.%3.%4.%5.%6"/>
+      <w:lvlJc w:val="left"/>
+      <w:pPr>
+        <w:ind w:left="1440" w:hanging="1440"/>
+      </w:pPr>
+      <w:rPr>
+        <w:rFonts w:hint="default"/>
+      </w:rPr>
+    </w:lvl>
+    <w:lvl w:ilvl="6">
+      <w:start w:val="1"/>
+      <w:numFmt w:val="decimal"/>
+      <w:lvlText w:val="%1.%2.%3.%4.%5.%6.%7"/>
+      <w:lvlJc w:val="left"/>
+      <w:pPr>
+        <w:ind w:left="1440" w:hanging="1440"/>
+      </w:pPr>
+      <w:rPr>
+        <w:rFonts w:hint="default"/>
+      </w:rPr>
+    </w:lvl>
+    <w:lvl w:ilvl="7">
+      <w:start w:val="1"/>
+      <w:numFmt w:val="decimal"/>
+      <w:lvlText w:val="%1.%2.%3.%4.%5.%6.%7.%8"/>
+      <w:lvlJc w:val="left"/>
+      <w:pPr>
+        <w:ind w:left="1800" w:hanging="1800"/>
+      </w:pPr>
+      <w:rPr>
+        <w:rFonts w:hint="default"/>
+      </w:rPr>
+    </w:lvl>
+    <w:lvl w:ilvl="8">
+      <w:start w:val="1"/>
+      <w:numFmt w:val="decimal"/>
+      <w:lvlText w:val="%1.%2.%3.%4.%5.%6.%7.%8.%9"/>
+      <w:lvlJc w:val="left"/>
+      <w:pPr>
+        <w:ind w:left="2160" w:hanging="2160"/>
+      </w:pPr>
+      <w:rPr>
+        <w:rFonts w:hint="default"/>
+      </w:rPr>
+    </w:lvl>
+  </w:abstractNum>
+  <w:abstractNum w:abstractNumId="16" w15:restartNumberingAfterBreak="0">
     <w:nsid w:val="4BD318EA"/>
     <w:multiLevelType w:val="multilevel"/>
-    <w:tmpl w:val="670E1D74"/>
+    <w:tmpl w:val="12745028"/>
     <w:lvl w:ilvl="0">
       <w:start w:val="1"/>
       <w:numFmt w:val="decimal"/>
-      <w:pStyle w:val="berschrift1"/>
       <w:lvlText w:val="%1."/>
       <w:lvlJc w:val="left"/>
       <w:pPr>
-        <w:ind w:left="76" w:hanging="360"/>
+        <w:ind w:left="436" w:hanging="360"/>
       </w:pPr>
       <w:rPr>
         <w:rFonts w:hint="default"/>
@@ -11237,12 +13448,11 @@
     <w:lvl w:ilvl="1">
       <w:start w:val="1"/>
       <w:numFmt w:val="decimal"/>
-      <w:pStyle w:val="berschrift2"/>
       <w:suff w:val="space"/>
       <w:lvlText w:val="%1.%2"/>
       <w:lvlJc w:val="left"/>
       <w:pPr>
-        <w:ind w:left="292" w:hanging="434"/>
+        <w:ind w:left="652" w:hanging="434"/>
       </w:pPr>
       <w:rPr>
         <w:rFonts w:hint="default"/>
@@ -11256,7 +13466,7 @@
       <w:lvlText w:val="%1.%2.%3"/>
       <w:lvlJc w:val="left"/>
       <w:pPr>
-        <w:ind w:left="623" w:hanging="623"/>
+        <w:ind w:left="983" w:hanging="623"/>
       </w:pPr>
       <w:rPr>
         <w:rFonts w:ascii="Times New Roman" w:hAnsi="Times New Roman" w:hint="default"/>
@@ -11271,7 +13481,7 @@
       <w:lvlText w:val="%1.%2.%3.%4"/>
       <w:lvlJc w:val="left"/>
       <w:pPr>
-        <w:ind w:left="580" w:hanging="864"/>
+        <w:ind w:left="940" w:hanging="864"/>
       </w:pPr>
       <w:rPr>
         <w:rFonts w:hint="default"/>
@@ -11283,7 +13493,7 @@
       <w:lvlText w:val="%1.%2.%3.%4.%5"/>
       <w:lvlJc w:val="left"/>
       <w:pPr>
-        <w:ind w:left="724" w:hanging="1008"/>
+        <w:ind w:left="1084" w:hanging="1008"/>
       </w:pPr>
       <w:rPr>
         <w:rFonts w:hint="default"/>
@@ -11297,7 +13507,7 @@
       <w:lvlText w:val="Taulukko %5."/>
       <w:lvlJc w:val="left"/>
       <w:pPr>
-        <w:ind w:left="868" w:hanging="1152"/>
+        <w:ind w:left="1228" w:hanging="1152"/>
       </w:pPr>
       <w:rPr>
         <w:rFonts w:ascii="Times New Roman Bold" w:hAnsi="Times New Roman Bold" w:hint="default"/>
@@ -11310,7 +13520,7 @@
       <w:lvlText w:val="%1.%2.%3.%4.%5.%6.%7"/>
       <w:lvlJc w:val="left"/>
       <w:pPr>
-        <w:ind w:left="1012" w:hanging="1296"/>
+        <w:ind w:left="1372" w:hanging="1296"/>
       </w:pPr>
       <w:rPr>
         <w:rFonts w:hint="default"/>
@@ -11322,7 +13532,7 @@
       <w:lvlText w:val="%1.%2.%3.%4.%5.%6.%7.%8"/>
       <w:lvlJc w:val="left"/>
       <w:pPr>
-        <w:ind w:left="1156" w:hanging="1440"/>
+        <w:ind w:left="1516" w:hanging="1440"/>
       </w:pPr>
       <w:rPr>
         <w:rFonts w:hint="default"/>
@@ -11334,14 +13544,14 @@
       <w:lvlText w:val="%1.%2.%3.%4.%5.%6.%7.%8.%9"/>
       <w:lvlJc w:val="left"/>
       <w:pPr>
-        <w:ind w:left="1300" w:hanging="1584"/>
+        <w:ind w:left="1660" w:hanging="1584"/>
       </w:pPr>
       <w:rPr>
         <w:rFonts w:hint="default"/>
       </w:rPr>
     </w:lvl>
   </w:abstractNum>
-  <w:abstractNum w:abstractNumId="12" w15:restartNumberingAfterBreak="0">
+  <w:abstractNum w:abstractNumId="17" w15:restartNumberingAfterBreak="0">
     <w:nsid w:val="4BEB4CDE"/>
     <w:multiLevelType w:val="hybridMultilevel"/>
     <w:tmpl w:val="53A44D1A"/>
@@ -11454,7 +13664,7 @@
       </w:rPr>
     </w:lvl>
   </w:abstractNum>
-  <w:abstractNum w:abstractNumId="13" w15:restartNumberingAfterBreak="0">
+  <w:abstractNum w:abstractNumId="18" w15:restartNumberingAfterBreak="0">
     <w:nsid w:val="4CFB7777"/>
     <w:multiLevelType w:val="hybridMultilevel"/>
     <w:tmpl w:val="C686B2F0"/>
@@ -11567,7 +13777,7 @@
       </w:rPr>
     </w:lvl>
   </w:abstractNum>
-  <w:abstractNum w:abstractNumId="14" w15:restartNumberingAfterBreak="0">
+  <w:abstractNum w:abstractNumId="19" w15:restartNumberingAfterBreak="0">
     <w:nsid w:val="4F76293B"/>
     <w:multiLevelType w:val="hybridMultilevel"/>
     <w:tmpl w:val="3B129D7A"/>
@@ -11680,7 +13890,93 @@
       </w:rPr>
     </w:lvl>
   </w:abstractNum>
-  <w:abstractNum w:abstractNumId="15" w15:restartNumberingAfterBreak="0">
+  <w:abstractNum w:abstractNumId="20" w15:restartNumberingAfterBreak="0">
+    <w:nsid w:val="57C97407"/>
+    <w:multiLevelType w:val="multilevel"/>
+    <w:tmpl w:val="0407001F"/>
+    <w:lvl w:ilvl="0">
+      <w:start w:val="1"/>
+      <w:numFmt w:val="decimal"/>
+      <w:lvlText w:val="%1."/>
+      <w:lvlJc w:val="left"/>
+      <w:pPr>
+        <w:ind w:left="360" w:hanging="360"/>
+      </w:pPr>
+    </w:lvl>
+    <w:lvl w:ilvl="1">
+      <w:start w:val="1"/>
+      <w:numFmt w:val="decimal"/>
+      <w:lvlText w:val="%1.%2."/>
+      <w:lvlJc w:val="left"/>
+      <w:pPr>
+        <w:ind w:left="792" w:hanging="432"/>
+      </w:pPr>
+    </w:lvl>
+    <w:lvl w:ilvl="2">
+      <w:start w:val="1"/>
+      <w:numFmt w:val="decimal"/>
+      <w:lvlText w:val="%1.%2.%3."/>
+      <w:lvlJc w:val="left"/>
+      <w:pPr>
+        <w:ind w:left="1224" w:hanging="504"/>
+      </w:pPr>
+    </w:lvl>
+    <w:lvl w:ilvl="3">
+      <w:start w:val="1"/>
+      <w:numFmt w:val="decimal"/>
+      <w:lvlText w:val="%1.%2.%3.%4."/>
+      <w:lvlJc w:val="left"/>
+      <w:pPr>
+        <w:ind w:left="1728" w:hanging="648"/>
+      </w:pPr>
+    </w:lvl>
+    <w:lvl w:ilvl="4">
+      <w:start w:val="1"/>
+      <w:numFmt w:val="decimal"/>
+      <w:lvlText w:val="%1.%2.%3.%4.%5."/>
+      <w:lvlJc w:val="left"/>
+      <w:pPr>
+        <w:ind w:left="2232" w:hanging="792"/>
+      </w:pPr>
+    </w:lvl>
+    <w:lvl w:ilvl="5">
+      <w:start w:val="1"/>
+      <w:numFmt w:val="decimal"/>
+      <w:lvlText w:val="%1.%2.%3.%4.%5.%6."/>
+      <w:lvlJc w:val="left"/>
+      <w:pPr>
+        <w:ind w:left="2736" w:hanging="936"/>
+      </w:pPr>
+    </w:lvl>
+    <w:lvl w:ilvl="6">
+      <w:start w:val="1"/>
+      <w:numFmt w:val="decimal"/>
+      <w:lvlText w:val="%1.%2.%3.%4.%5.%6.%7."/>
+      <w:lvlJc w:val="left"/>
+      <w:pPr>
+        <w:ind w:left="3240" w:hanging="1080"/>
+      </w:pPr>
+    </w:lvl>
+    <w:lvl w:ilvl="7">
+      <w:start w:val="1"/>
+      <w:numFmt w:val="decimal"/>
+      <w:lvlText w:val="%1.%2.%3.%4.%5.%6.%7.%8."/>
+      <w:lvlJc w:val="left"/>
+      <w:pPr>
+        <w:ind w:left="3744" w:hanging="1224"/>
+      </w:pPr>
+    </w:lvl>
+    <w:lvl w:ilvl="8">
+      <w:start w:val="1"/>
+      <w:numFmt w:val="decimal"/>
+      <w:lvlText w:val="%1.%2.%3.%4.%5.%6.%7.%8.%9."/>
+      <w:lvlJc w:val="left"/>
+      <w:pPr>
+        <w:ind w:left="4320" w:hanging="1440"/>
+      </w:pPr>
+    </w:lvl>
+  </w:abstractNum>
+  <w:abstractNum w:abstractNumId="21" w15:restartNumberingAfterBreak="0">
     <w:nsid w:val="582B2662"/>
     <w:multiLevelType w:val="hybridMultilevel"/>
     <w:tmpl w:val="9230E236"/>
@@ -11793,7 +14089,7 @@
       </w:rPr>
     </w:lvl>
   </w:abstractNum>
-  <w:abstractNum w:abstractNumId="16" w15:restartNumberingAfterBreak="0">
+  <w:abstractNum w:abstractNumId="22" w15:restartNumberingAfterBreak="0">
     <w:nsid w:val="598622D2"/>
     <w:multiLevelType w:val="hybridMultilevel"/>
     <w:tmpl w:val="09B60712"/>
@@ -11906,7 +14202,7 @@
       </w:rPr>
     </w:lvl>
   </w:abstractNum>
-  <w:abstractNum w:abstractNumId="17" w15:restartNumberingAfterBreak="0">
+  <w:abstractNum w:abstractNumId="23" w15:restartNumberingAfterBreak="0">
     <w:nsid w:val="5A0F30F3"/>
     <w:multiLevelType w:val="hybridMultilevel"/>
     <w:tmpl w:val="FEC68240"/>
@@ -12000,7 +14296,7 @@
       </w:pPr>
     </w:lvl>
   </w:abstractNum>
-  <w:abstractNum w:abstractNumId="18" w15:restartNumberingAfterBreak="0">
+  <w:abstractNum w:abstractNumId="24" w15:restartNumberingAfterBreak="0">
     <w:nsid w:val="5D846AEA"/>
     <w:multiLevelType w:val="hybridMultilevel"/>
     <w:tmpl w:val="AFE0ACDE"/>
@@ -12010,7 +14306,7 @@
       <w:lvlText w:val=""/>
       <w:lvlJc w:val="left"/>
       <w:pPr>
-        <w:ind w:left="720" w:hanging="360"/>
+        <w:ind w:left="1896" w:hanging="360"/>
       </w:pPr>
       <w:rPr>
         <w:rFonts w:ascii="Symbol" w:hAnsi="Symbol" w:hint="default"/>
@@ -12022,7 +14318,7 @@
       <w:lvlText w:val="o"/>
       <w:lvlJc w:val="left"/>
       <w:pPr>
-        <w:ind w:left="1440" w:hanging="360"/>
+        <w:ind w:left="2616" w:hanging="360"/>
       </w:pPr>
       <w:rPr>
         <w:rFonts w:ascii="Courier New" w:hAnsi="Courier New" w:cs="Courier New" w:hint="default"/>
@@ -12034,7 +14330,7 @@
       <w:lvlText w:val=""/>
       <w:lvlJc w:val="left"/>
       <w:pPr>
-        <w:ind w:left="2160" w:hanging="360"/>
+        <w:ind w:left="3336" w:hanging="360"/>
       </w:pPr>
       <w:rPr>
         <w:rFonts w:ascii="Wingdings" w:hAnsi="Wingdings" w:hint="default"/>
@@ -12046,7 +14342,7 @@
       <w:lvlText w:val=""/>
       <w:lvlJc w:val="left"/>
       <w:pPr>
-        <w:ind w:left="2880" w:hanging="360"/>
+        <w:ind w:left="4056" w:hanging="360"/>
       </w:pPr>
       <w:rPr>
         <w:rFonts w:ascii="Symbol" w:hAnsi="Symbol" w:hint="default"/>
@@ -12058,7 +14354,7 @@
       <w:lvlText w:val="o"/>
       <w:lvlJc w:val="left"/>
       <w:pPr>
-        <w:ind w:left="3600" w:hanging="360"/>
+        <w:ind w:left="4776" w:hanging="360"/>
       </w:pPr>
       <w:rPr>
         <w:rFonts w:ascii="Courier New" w:hAnsi="Courier New" w:cs="Courier New" w:hint="default"/>
@@ -12070,7 +14366,7 @@
       <w:lvlText w:val=""/>
       <w:lvlJc w:val="left"/>
       <w:pPr>
-        <w:ind w:left="4320" w:hanging="360"/>
+        <w:ind w:left="5496" w:hanging="360"/>
       </w:pPr>
       <w:rPr>
         <w:rFonts w:ascii="Wingdings" w:hAnsi="Wingdings" w:hint="default"/>
@@ -12082,7 +14378,7 @@
       <w:lvlText w:val=""/>
       <w:lvlJc w:val="left"/>
       <w:pPr>
-        <w:ind w:left="5040" w:hanging="360"/>
+        <w:ind w:left="6216" w:hanging="360"/>
       </w:pPr>
       <w:rPr>
         <w:rFonts w:ascii="Symbol" w:hAnsi="Symbol" w:hint="default"/>
@@ -12094,7 +14390,7 @@
       <w:lvlText w:val="o"/>
       <w:lvlJc w:val="left"/>
       <w:pPr>
-        <w:ind w:left="5760" w:hanging="360"/>
+        <w:ind w:left="6936" w:hanging="360"/>
       </w:pPr>
       <w:rPr>
         <w:rFonts w:ascii="Courier New" w:hAnsi="Courier New" w:cs="Courier New" w:hint="default"/>
@@ -12106,14 +14402,14 @@
       <w:lvlText w:val=""/>
       <w:lvlJc w:val="left"/>
       <w:pPr>
-        <w:ind w:left="6480" w:hanging="360"/>
+        <w:ind w:left="7656" w:hanging="360"/>
       </w:pPr>
       <w:rPr>
         <w:rFonts w:ascii="Wingdings" w:hAnsi="Wingdings" w:hint="default"/>
       </w:rPr>
     </w:lvl>
   </w:abstractNum>
-  <w:abstractNum w:abstractNumId="19" w15:restartNumberingAfterBreak="0">
+  <w:abstractNum w:abstractNumId="25" w15:restartNumberingAfterBreak="0">
     <w:nsid w:val="64A85805"/>
     <w:multiLevelType w:val="hybridMultilevel"/>
     <w:tmpl w:val="B350782C"/>
@@ -12225,7 +14521,7 @@
       </w:rPr>
     </w:lvl>
   </w:abstractNum>
-  <w:abstractNum w:abstractNumId="20" w15:restartNumberingAfterBreak="0">
+  <w:abstractNum w:abstractNumId="26" w15:restartNumberingAfterBreak="0">
     <w:nsid w:val="67C65305"/>
     <w:multiLevelType w:val="hybridMultilevel"/>
     <w:tmpl w:val="49B4E9D6"/>
@@ -12235,7 +14531,7 @@
       <w:lvlText w:val=""/>
       <w:lvlJc w:val="left"/>
       <w:pPr>
-        <w:ind w:left="1080" w:hanging="360"/>
+        <w:ind w:left="1364" w:hanging="360"/>
       </w:pPr>
       <w:rPr>
         <w:rFonts w:ascii="Symbol" w:hAnsi="Symbol" w:hint="default"/>
@@ -12247,7 +14543,7 @@
       <w:lvlText w:val="o"/>
       <w:lvlJc w:val="left"/>
       <w:pPr>
-        <w:ind w:left="1800" w:hanging="360"/>
+        <w:ind w:left="2084" w:hanging="360"/>
       </w:pPr>
       <w:rPr>
         <w:rFonts w:ascii="Courier New" w:hAnsi="Courier New" w:cs="Courier New" w:hint="default"/>
@@ -12259,7 +14555,7 @@
       <w:lvlText w:val=""/>
       <w:lvlJc w:val="left"/>
       <w:pPr>
-        <w:ind w:left="2520" w:hanging="360"/>
+        <w:ind w:left="2804" w:hanging="360"/>
       </w:pPr>
       <w:rPr>
         <w:rFonts w:ascii="Wingdings" w:hAnsi="Wingdings" w:hint="default"/>
@@ -12271,7 +14567,7 @@
       <w:lvlText w:val=""/>
       <w:lvlJc w:val="left"/>
       <w:pPr>
-        <w:ind w:left="3240" w:hanging="360"/>
+        <w:ind w:left="3524" w:hanging="360"/>
       </w:pPr>
       <w:rPr>
         <w:rFonts w:ascii="Symbol" w:hAnsi="Symbol" w:hint="default"/>
@@ -12283,7 +14579,7 @@
       <w:lvlText w:val="o"/>
       <w:lvlJc w:val="left"/>
       <w:pPr>
-        <w:ind w:left="3960" w:hanging="360"/>
+        <w:ind w:left="4244" w:hanging="360"/>
       </w:pPr>
       <w:rPr>
         <w:rFonts w:ascii="Courier New" w:hAnsi="Courier New" w:cs="Courier New" w:hint="default"/>
@@ -12295,7 +14591,7 @@
       <w:lvlText w:val=""/>
       <w:lvlJc w:val="left"/>
       <w:pPr>
-        <w:ind w:left="4680" w:hanging="360"/>
+        <w:ind w:left="4964" w:hanging="360"/>
       </w:pPr>
       <w:rPr>
         <w:rFonts w:ascii="Wingdings" w:hAnsi="Wingdings" w:hint="default"/>
@@ -12307,7 +14603,7 @@
       <w:lvlText w:val=""/>
       <w:lvlJc w:val="left"/>
       <w:pPr>
-        <w:ind w:left="5400" w:hanging="360"/>
+        <w:ind w:left="5684" w:hanging="360"/>
       </w:pPr>
       <w:rPr>
         <w:rFonts w:ascii="Symbol" w:hAnsi="Symbol" w:hint="default"/>
@@ -12319,7 +14615,7 @@
       <w:lvlText w:val="o"/>
       <w:lvlJc w:val="left"/>
       <w:pPr>
-        <w:ind w:left="6120" w:hanging="360"/>
+        <w:ind w:left="6404" w:hanging="360"/>
       </w:pPr>
       <w:rPr>
         <w:rFonts w:ascii="Courier New" w:hAnsi="Courier New" w:cs="Courier New" w:hint="default"/>
@@ -12331,14 +14627,14 @@
       <w:lvlText w:val=""/>
       <w:lvlJc w:val="left"/>
       <w:pPr>
-        <w:ind w:left="6840" w:hanging="360"/>
+        <w:ind w:left="7124" w:hanging="360"/>
       </w:pPr>
       <w:rPr>
         <w:rFonts w:ascii="Wingdings" w:hAnsi="Wingdings" w:hint="default"/>
       </w:rPr>
     </w:lvl>
   </w:abstractNum>
-  <w:abstractNum w:abstractNumId="21" w15:restartNumberingAfterBreak="0">
+  <w:abstractNum w:abstractNumId="27" w15:restartNumberingAfterBreak="0">
     <w:nsid w:val="70FD69BD"/>
     <w:multiLevelType w:val="hybridMultilevel"/>
     <w:tmpl w:val="83EC72E4"/>
@@ -12451,7 +14747,120 @@
       </w:rPr>
     </w:lvl>
   </w:abstractNum>
-  <w:abstractNum w:abstractNumId="22" w15:restartNumberingAfterBreak="0">
+  <w:abstractNum w:abstractNumId="28" w15:restartNumberingAfterBreak="0">
+    <w:nsid w:val="71505BAC"/>
+    <w:multiLevelType w:val="hybridMultilevel"/>
+    <w:tmpl w:val="A09ADC5C"/>
+    <w:lvl w:ilvl="0" w:tplc="94F050A8">
+      <w:start w:val="20"/>
+      <w:numFmt w:val="bullet"/>
+      <w:lvlText w:val="-"/>
+      <w:lvlJc w:val="left"/>
+      <w:pPr>
+        <w:ind w:left="720" w:hanging="360"/>
+      </w:pPr>
+      <w:rPr>
+        <w:rFonts w:ascii="Times New Roman" w:eastAsia="Times New Roman" w:hAnsi="Times New Roman" w:cs="Times New Roman" w:hint="default"/>
+      </w:rPr>
+    </w:lvl>
+    <w:lvl w:ilvl="1" w:tplc="04070003">
+      <w:start w:val="1"/>
+      <w:numFmt w:val="bullet"/>
+      <w:lvlText w:val="o"/>
+      <w:lvlJc w:val="left"/>
+      <w:pPr>
+        <w:ind w:left="1440" w:hanging="360"/>
+      </w:pPr>
+      <w:rPr>
+        <w:rFonts w:ascii="Courier New" w:hAnsi="Courier New" w:cs="Courier New" w:hint="default"/>
+      </w:rPr>
+    </w:lvl>
+    <w:lvl w:ilvl="2" w:tplc="04070005" w:tentative="1">
+      <w:start w:val="1"/>
+      <w:numFmt w:val="bullet"/>
+      <w:lvlText w:val=""/>
+      <w:lvlJc w:val="left"/>
+      <w:pPr>
+        <w:ind w:left="2160" w:hanging="360"/>
+      </w:pPr>
+      <w:rPr>
+        <w:rFonts w:ascii="Wingdings" w:hAnsi="Wingdings" w:hint="default"/>
+      </w:rPr>
+    </w:lvl>
+    <w:lvl w:ilvl="3" w:tplc="04070001" w:tentative="1">
+      <w:start w:val="1"/>
+      <w:numFmt w:val="bullet"/>
+      <w:lvlText w:val=""/>
+      <w:lvlJc w:val="left"/>
+      <w:pPr>
+        <w:ind w:left="2880" w:hanging="360"/>
+      </w:pPr>
+      <w:rPr>
+        <w:rFonts w:ascii="Symbol" w:hAnsi="Symbol" w:hint="default"/>
+      </w:rPr>
+    </w:lvl>
+    <w:lvl w:ilvl="4" w:tplc="04070003" w:tentative="1">
+      <w:start w:val="1"/>
+      <w:numFmt w:val="bullet"/>
+      <w:lvlText w:val="o"/>
+      <w:lvlJc w:val="left"/>
+      <w:pPr>
+        <w:ind w:left="3600" w:hanging="360"/>
+      </w:pPr>
+      <w:rPr>
+        <w:rFonts w:ascii="Courier New" w:hAnsi="Courier New" w:cs="Courier New" w:hint="default"/>
+      </w:rPr>
+    </w:lvl>
+    <w:lvl w:ilvl="5" w:tplc="04070005" w:tentative="1">
+      <w:start w:val="1"/>
+      <w:numFmt w:val="bullet"/>
+      <w:lvlText w:val=""/>
+      <w:lvlJc w:val="left"/>
+      <w:pPr>
+        <w:ind w:left="4320" w:hanging="360"/>
+      </w:pPr>
+      <w:rPr>
+        <w:rFonts w:ascii="Wingdings" w:hAnsi="Wingdings" w:hint="default"/>
+      </w:rPr>
+    </w:lvl>
+    <w:lvl w:ilvl="6" w:tplc="04070001" w:tentative="1">
+      <w:start w:val="1"/>
+      <w:numFmt w:val="bullet"/>
+      <w:lvlText w:val=""/>
+      <w:lvlJc w:val="left"/>
+      <w:pPr>
+        <w:ind w:left="5040" w:hanging="360"/>
+      </w:pPr>
+      <w:rPr>
+        <w:rFonts w:ascii="Symbol" w:hAnsi="Symbol" w:hint="default"/>
+      </w:rPr>
+    </w:lvl>
+    <w:lvl w:ilvl="7" w:tplc="04070003" w:tentative="1">
+      <w:start w:val="1"/>
+      <w:numFmt w:val="bullet"/>
+      <w:lvlText w:val="o"/>
+      <w:lvlJc w:val="left"/>
+      <w:pPr>
+        <w:ind w:left="5760" w:hanging="360"/>
+      </w:pPr>
+      <w:rPr>
+        <w:rFonts w:ascii="Courier New" w:hAnsi="Courier New" w:cs="Courier New" w:hint="default"/>
+      </w:rPr>
+    </w:lvl>
+    <w:lvl w:ilvl="8" w:tplc="04070005" w:tentative="1">
+      <w:start w:val="1"/>
+      <w:numFmt w:val="bullet"/>
+      <w:lvlText w:val=""/>
+      <w:lvlJc w:val="left"/>
+      <w:pPr>
+        <w:ind w:left="6480" w:hanging="360"/>
+      </w:pPr>
+      <w:rPr>
+        <w:rFonts w:ascii="Wingdings" w:hAnsi="Wingdings" w:hint="default"/>
+      </w:rPr>
+    </w:lvl>
+  </w:abstractNum>
+  <w:abstractNum w:abstractNumId="29" w15:restartNumberingAfterBreak="0">
     <w:nsid w:val="74953FAB"/>
     <w:multiLevelType w:val="hybridMultilevel"/>
     <w:tmpl w:val="9A3C7D60"/>
@@ -12564,7 +14973,7 @@
       </w:rPr>
     </w:lvl>
   </w:abstractNum>
-  <w:abstractNum w:abstractNumId="23" w15:restartNumberingAfterBreak="0">
+  <w:abstractNum w:abstractNumId="30" w15:restartNumberingAfterBreak="0">
     <w:nsid w:val="79D11871"/>
     <w:multiLevelType w:val="hybridMultilevel"/>
     <w:tmpl w:val="D1A08264"/>
@@ -12677,7 +15086,7 @@
       </w:rPr>
     </w:lvl>
   </w:abstractNum>
-  <w:abstractNum w:abstractNumId="24" w15:restartNumberingAfterBreak="0">
+  <w:abstractNum w:abstractNumId="31" w15:restartNumberingAfterBreak="0">
     <w:nsid w:val="7FDE40F0"/>
     <w:multiLevelType w:val="hybridMultilevel"/>
     <w:tmpl w:val="CF4887BC"/>
@@ -12771,75 +15180,96 @@
     <w:abstractNumId w:val="0"/>
   </w:num>
   <w:num w:numId="2" w16cid:durableId="1535385660">
+    <w:abstractNumId w:val="6"/>
+  </w:num>
+  <w:num w:numId="3" w16cid:durableId="22479746">
+    <w:abstractNumId w:val="16"/>
+  </w:num>
+  <w:num w:numId="4" w16cid:durableId="882715846">
+    <w:abstractNumId w:val="31"/>
+  </w:num>
+  <w:num w:numId="5" w16cid:durableId="1517766878">
+    <w:abstractNumId w:val="23"/>
+  </w:num>
+  <w:num w:numId="6" w16cid:durableId="1738355196">
+    <w:abstractNumId w:val="14"/>
+  </w:num>
+  <w:num w:numId="7" w16cid:durableId="508760422">
+    <w:abstractNumId w:val="8"/>
+  </w:num>
+  <w:num w:numId="8" w16cid:durableId="412431353">
     <w:abstractNumId w:val="4"/>
   </w:num>
-  <w:num w:numId="3" w16cid:durableId="22479746">
+  <w:num w:numId="9" w16cid:durableId="1040014695">
+    <w:abstractNumId w:val="29"/>
+  </w:num>
+  <w:num w:numId="10" w16cid:durableId="798453138">
+    <w:abstractNumId w:val="13"/>
+  </w:num>
+  <w:num w:numId="11" w16cid:durableId="1949435488">
     <w:abstractNumId w:val="11"/>
   </w:num>
-  <w:num w:numId="4" w16cid:durableId="882715846">
-    <w:abstractNumId w:val="24"/>
+  <w:num w:numId="12" w16cid:durableId="1872113432">
+    <w:abstractNumId w:val="21"/>
   </w:num>
-  <w:num w:numId="5" w16cid:durableId="1517766878">
-    <w:abstractNumId w:val="17"/>
-  </w:num>
-  <w:num w:numId="6" w16cid:durableId="1738355196">
-    <w:abstractNumId w:val="10"/>
-  </w:num>
-  <w:num w:numId="7" w16cid:durableId="508760422">
-    <w:abstractNumId w:val="6"/>
-  </w:num>
-  <w:num w:numId="8" w16cid:durableId="412431353">
-    <w:abstractNumId w:val="3"/>
-  </w:num>
-  <w:num w:numId="9" w16cid:durableId="1040014695">
+  <w:num w:numId="13" w16cid:durableId="1793674343">
     <w:abstractNumId w:val="22"/>
   </w:num>
-  <w:num w:numId="10" w16cid:durableId="798453138">
+  <w:num w:numId="14" w16cid:durableId="1960068264">
+    <w:abstractNumId w:val="7"/>
+  </w:num>
+  <w:num w:numId="15" w16cid:durableId="1380129844">
     <w:abstractNumId w:val="9"/>
   </w:num>
-  <w:num w:numId="11" w16cid:durableId="1949435488">
-    <w:abstractNumId w:val="8"/>
-  </w:num>
-  <w:num w:numId="12" w16cid:durableId="1872113432">
-    <w:abstractNumId w:val="15"/>
-  </w:num>
-  <w:num w:numId="13" w16cid:durableId="1793674343">
-    <w:abstractNumId w:val="16"/>
-  </w:num>
-  <w:num w:numId="14" w16cid:durableId="1960068264">
-    <w:abstractNumId w:val="5"/>
-  </w:num>
-  <w:num w:numId="15" w16cid:durableId="1380129844">
-    <w:abstractNumId w:val="7"/>
-  </w:num>
   <w:num w:numId="16" w16cid:durableId="242838046">
-    <w:abstractNumId w:val="13"/>
+    <w:abstractNumId w:val="18"/>
   </w:num>
   <w:num w:numId="17" w16cid:durableId="676808331">
-    <w:abstractNumId w:val="23"/>
+    <w:abstractNumId w:val="30"/>
   </w:num>
   <w:num w:numId="18" w16cid:durableId="404109054">
-    <w:abstractNumId w:val="21"/>
+    <w:abstractNumId w:val="27"/>
   </w:num>
   <w:num w:numId="19" w16cid:durableId="932469542">
-    <w:abstractNumId w:val="2"/>
+    <w:abstractNumId w:val="3"/>
   </w:num>
   <w:num w:numId="20" w16cid:durableId="472676306">
     <w:abstractNumId w:val="1"/>
   </w:num>
   <w:num w:numId="21" w16cid:durableId="747849293">
+    <w:abstractNumId w:val="17"/>
+  </w:num>
+  <w:num w:numId="22" w16cid:durableId="1540243774">
+    <w:abstractNumId w:val="25"/>
+  </w:num>
+  <w:num w:numId="23" w16cid:durableId="754596691">
+    <w:abstractNumId w:val="19"/>
+  </w:num>
+  <w:num w:numId="24" w16cid:durableId="496189109">
+    <w:abstractNumId w:val="24"/>
+  </w:num>
+  <w:num w:numId="25" w16cid:durableId="1192374771">
+    <w:abstractNumId w:val="26"/>
+  </w:num>
+  <w:num w:numId="26" w16cid:durableId="402947314">
     <w:abstractNumId w:val="12"/>
   </w:num>
-  <w:num w:numId="22" w16cid:durableId="1540243774">
-    <w:abstractNumId w:val="19"/>
+  <w:num w:numId="27" w16cid:durableId="636495448">
+    <w:abstractNumId w:val="28"/>
   </w:num>
-  <w:num w:numId="23" w16cid:durableId="754596691">
-    <w:abstractNumId w:val="14"/>
+  <w:num w:numId="28" w16cid:durableId="946543094">
+    <w:abstractNumId w:val="10"/>
   </w:num>
-  <w:num w:numId="24" w16cid:durableId="496189109">
-    <w:abstractNumId w:val="18"/>
+  <w:num w:numId="29" w16cid:durableId="724304411">
+    <w:abstractNumId w:val="2"/>
   </w:num>
-  <w:num w:numId="25" w16cid:durableId="1192374771">
+  <w:num w:numId="30" w16cid:durableId="210775514">
+    <w:abstractNumId w:val="15"/>
+  </w:num>
+  <w:num w:numId="31" w16cid:durableId="1692796458">
+    <w:abstractNumId w:val="5"/>
+  </w:num>
+  <w:num w:numId="32" w16cid:durableId="1218710787">
     <w:abstractNumId w:val="20"/>
   </w:num>
   <w:numIdMacAtCleanup w:val="12"/>
@@ -13245,11 +15675,11 @@
     <w:next w:val="Standard"/>
     <w:autoRedefine/>
     <w:qFormat/>
-    <w:rsid w:val="00827C00"/>
+    <w:rsid w:val="003D75E5"/>
     <w:pPr>
       <w:keepNext/>
       <w:numPr>
-        <w:numId w:val="3"/>
+        <w:numId w:val="31"/>
       </w:numPr>
       <w:spacing w:before="600" w:after="360" w:line="240" w:lineRule="auto"/>
       <w:outlineLvl w:val="0"/>
@@ -13271,16 +15701,12 @@
     <w:link w:val="berschrift2Zchn"/>
     <w:autoRedefine/>
     <w:qFormat/>
-    <w:rsid w:val="00D86E1A"/>
+    <w:rsid w:val="00B10950"/>
     <w:pPr>
       <w:keepNext/>
       <w:keepLines/>
-      <w:numPr>
-        <w:ilvl w:val="1"/>
-        <w:numId w:val="3"/>
-      </w:numPr>
       <w:spacing w:before="480" w:after="480" w:line="240" w:lineRule="auto"/>
-      <w:ind w:left="295" w:hanging="437"/>
+      <w:ind w:right="-1"/>
       <w:outlineLvl w:val="1"/>
     </w:pPr>
     <w:rPr>
@@ -13288,6 +15714,7 @@
       <w:bCs/>
       <w:sz w:val="28"/>
       <w:szCs w:val="28"/>
+      <w:lang w:val="en-GB" w:eastAsia="en-US"/>
     </w:rPr>
   </w:style>
   <w:style w:type="paragraph" w:styleId="berschrift3">
@@ -13442,7 +15869,6 @@
   <w:style w:type="character" w:default="1" w:styleId="Absatz-Standardschriftart">
     <w:name w:val="Default Paragraph Font"/>
     <w:uiPriority w:val="1"/>
-    <w:semiHidden/>
     <w:unhideWhenUsed/>
   </w:style>
   <w:style w:type="table" w:default="1" w:styleId="NormaleTabelle">
@@ -13514,7 +15940,7 @@
     <w:next w:val="Standard"/>
     <w:autoRedefine/>
     <w:uiPriority w:val="39"/>
-    <w:rsid w:val="00821EA8"/>
+    <w:rsid w:val="00590E46"/>
     <w:pPr>
       <w:tabs>
         <w:tab w:val="left" w:pos="360"/>
@@ -13534,13 +15960,13 @@
     <w:next w:val="Standard"/>
     <w:autoRedefine/>
     <w:uiPriority w:val="39"/>
-    <w:rsid w:val="00AD3704"/>
+    <w:rsid w:val="00590E46"/>
     <w:pPr>
       <w:tabs>
         <w:tab w:val="right" w:leader="dot" w:pos="8787"/>
       </w:tabs>
       <w:spacing w:after="120" w:line="240" w:lineRule="auto"/>
-      <w:ind w:left="635" w:hanging="397"/>
+      <w:ind w:left="397" w:hanging="397"/>
     </w:pPr>
     <w:rPr>
       <w:noProof/>
@@ -13553,13 +15979,13 @@
     <w:next w:val="Standard"/>
     <w:autoRedefine/>
     <w:uiPriority w:val="39"/>
-    <w:rsid w:val="00301EB3"/>
+    <w:rsid w:val="00590E46"/>
     <w:pPr>
       <w:tabs>
         <w:tab w:val="right" w:leader="dot" w:pos="8787"/>
       </w:tabs>
       <w:spacing w:after="120" w:line="240" w:lineRule="auto"/>
-      <w:ind w:left="1191" w:hanging="567"/>
+      <w:ind w:left="567" w:hanging="567"/>
     </w:pPr>
   </w:style>
   <w:style w:type="paragraph" w:styleId="Verzeichnis4">
@@ -14105,11 +16531,15 @@
     <w:unhideWhenUsed/>
     <w:rsid w:val="004A03ED"/>
     <w:pPr>
+      <w:tabs>
+        <w:tab w:val="left" w:pos="504"/>
+      </w:tabs>
       <w:overflowPunct/>
       <w:autoSpaceDE/>
       <w:autoSpaceDN/>
       <w:adjustRightInd/>
-      <w:spacing w:line="259" w:lineRule="auto"/>
+      <w:spacing w:after="0" w:line="240" w:lineRule="auto"/>
+      <w:ind w:left="504" w:hanging="504"/>
       <w:jc w:val="left"/>
       <w:textAlignment w:val="auto"/>
     </w:pPr>
@@ -14170,13 +16600,13 @@
     <w:name w:val="Überschrift 2 Zchn"/>
     <w:basedOn w:val="Absatz-Standardschriftart"/>
     <w:link w:val="berschrift2"/>
-    <w:rsid w:val="00A161A9"/>
+    <w:rsid w:val="00B10950"/>
     <w:rPr>
       <w:b/>
       <w:bCs/>
       <w:sz w:val="28"/>
       <w:szCs w:val="28"/>
-      <w:lang w:val="fi-FI" w:eastAsia="fi-FI"/>
+      <w:lang w:eastAsia="en-US"/>
     </w:rPr>
   </w:style>
   <w:style w:type="character" w:customStyle="1" w:styleId="Formatvorlage1Zchn">

--- a/Documentation.docx
+++ b/Documentation.docx
@@ -5272,12 +5272,699 @@
         </w:rPr>
         <w:t xml:space="preserve"> and the heat loss can be calculated using the area, the temperature difference and the assumed U-Values.</w:t>
       </w:r>
+      <w:r>
+        <w:rPr>
+          <w:lang w:val="en-GB"/>
+        </w:rPr>
+        <w:t xml:space="preserve"> </w:t>
+      </w:r>
     </w:p>
     <w:p>
       <w:pPr>
         <w:pStyle w:val="berschrift2"/>
       </w:pPr>
+      <w:r>
+        <w:t>Vertical Farm Design</w:t>
+      </w:r>
+    </w:p>
+    <w:p>
+      <w:pPr>
+        <w:rPr>
+          <w:lang w:val="en-GB" w:eastAsia="en-US"/>
+        </w:rPr>
+      </w:pPr>
+      <w:r>
+        <w:rPr>
+          <w:lang w:val="en-GB" w:eastAsia="en-US"/>
+        </w:rPr>
+        <w:t>The vertical farm is designed by calculating the maximum volume from the maximum possible area. The maximum possible area is itself calculated form an assumed heat loss per area, a design temperature and the available excess heat after the heat-losses from the fish tank. The actual size of the greenhouse depends on the thermal capacity of the heat-storage. The calculation is based on the following assumptions/data:</w:t>
+      </w:r>
+    </w:p>
+    <w:p>
+      <w:pPr>
+        <w:pStyle w:val="Listenabsatz"/>
+        <w:numPr>
+          <w:ilvl w:val="0"/>
+          <w:numId w:val="27"/>
+        </w:numPr>
+        <w:ind w:right="-1"/>
+        <w:rPr>
+          <w:lang w:val="en-GB"/>
+        </w:rPr>
+      </w:pPr>
+      <w:r>
+        <w:rPr>
+          <w:lang w:val="en-GB" w:eastAsia="en-US"/>
+        </w:rPr>
+        <w:t xml:space="preserve">Although data on the design temperature in </w:t>
+      </w:r>
+      <w:proofErr w:type="spellStart"/>
+      <w:r>
+        <w:rPr>
+          <w:lang w:val="en-GB" w:eastAsia="en-US"/>
+        </w:rPr>
+        <w:t>Berlevag</w:t>
+      </w:r>
+      <w:proofErr w:type="spellEnd"/>
+      <w:r>
+        <w:rPr>
+          <w:lang w:val="en-GB" w:eastAsia="en-US"/>
+        </w:rPr>
+        <w:t xml:space="preserve"> could not be found, </w:t>
+      </w:r>
+      <m:oMath>
+        <m:r>
+          <w:rPr>
+            <w:rFonts w:ascii="Cambria Math" w:hAnsi="Cambria Math"/>
+            <w:lang w:val="en-GB"/>
+          </w:rPr>
+          <m:t>-14 °C</m:t>
+        </m:r>
+      </m:oMath>
+      <w:r>
+        <w:rPr>
+          <w:lang w:val="en-GB"/>
+        </w:rPr>
+        <w:t xml:space="preserve"> is selected as a conservative </w:t>
+      </w:r>
+      <w:r>
+        <w:rPr>
+          <w:lang w:val="en-GB"/>
+        </w:rPr>
+        <w:t xml:space="preserve">assumption, based on weather data from </w:t>
+      </w:r>
+      <w:r>
+        <w:rPr>
+          <w:lang w:val="en-GB"/>
+        </w:rPr>
+        <w:fldChar w:fldCharType="begin"/>
+      </w:r>
+      <w:r>
+        <w:rPr>
+          <w:lang w:val="en-GB"/>
+        </w:rPr>
+        <w:instrText xml:space="preserve"> ADDIN ZOTERO_ITEM CSL_CITATION {"citationID":"572OG7OJ","properties":{"formattedCitation":"[15]","plainCitation":"[15]","noteIndex":0},"citationItems":[{"id":384,"uris":["http://zotero.org/groups/6447497/items/P5NJIHDH"],"itemData":{"id":384,"type":"webpage","title":"Berlevåg Climate, Weather By Month, Average Temperature (Norway) - Weather Spark","URL":"https://weatherspark.com/y/96283/Average-Weather-in-Berlev%C3%A5g-Norway-Year-Round","accessed":{"date-parts":[["2026",3,22]]}}}],"schema":"https://github.com/citation-style-language/schema/raw/master/csl-citation.json"} </w:instrText>
+      </w:r>
+      <w:r>
+        <w:rPr>
+          <w:lang w:val="en-GB"/>
+        </w:rPr>
+        <w:fldChar w:fldCharType="separate"/>
+      </w:r>
+      <w:r>
+        <w:rPr>
+          <w:lang w:val="en-GB"/>
+        </w:rPr>
+        <w:t>[15]</w:t>
+      </w:r>
+      <w:r>
+        <w:rPr>
+          <w:lang w:val="en-GB"/>
+        </w:rPr>
+        <w:fldChar w:fldCharType="end"/>
+      </w:r>
+      <w:r>
+        <w:rPr>
+          <w:lang w:val="en-GB"/>
+        </w:rPr>
+        <w:t xml:space="preserve">. </w:t>
+      </w:r>
+    </w:p>
+    <w:p>
+      <w:pPr>
+        <w:pStyle w:val="Listenabsatz"/>
+        <w:numPr>
+          <w:ilvl w:val="1"/>
+          <w:numId w:val="27"/>
+        </w:numPr>
+        <w:ind w:right="-1"/>
+        <w:rPr>
+          <w:lang w:val="en-GB"/>
+        </w:rPr>
+      </w:pPr>
+      <w:r>
+        <w:rPr>
+          <w:lang w:val="en-GB"/>
+        </w:rPr>
+        <w:t xml:space="preserve">The simulation calculates a heat loss of </w:t>
+      </w:r>
+      <m:oMath>
+        <m:r>
+          <w:rPr>
+            <w:rFonts w:ascii="Cambria Math" w:hAnsi="Cambria Math"/>
+            <w:lang w:val="en-GB"/>
+          </w:rPr>
+          <m:t>0.</m:t>
+        </m:r>
+        <m:r>
+          <w:rPr>
+            <w:rFonts w:ascii="Cambria Math" w:hAnsi="Cambria Math"/>
+            <w:lang w:val="en-GB"/>
+          </w:rPr>
+          <m:t>133</m:t>
+        </m:r>
+        <m:r>
+          <w:rPr>
+            <w:rFonts w:ascii="Cambria Math" w:hAnsi="Cambria Math"/>
+            <w:lang w:val="en-GB"/>
+          </w:rPr>
+          <m:t>2</m:t>
+        </m:r>
+        <m:r>
+          <w:rPr>
+            <w:rFonts w:ascii="Cambria Math" w:hAnsi="Cambria Math"/>
+            <w:lang w:val="en-GB"/>
+          </w:rPr>
+          <m:t xml:space="preserve"> MW</m:t>
+        </m:r>
+      </m:oMath>
+      <w:r>
+        <w:rPr>
+          <w:lang w:val="en-GB"/>
+        </w:rPr>
+        <w:t xml:space="preserve"> </w:t>
+      </w:r>
+      <w:r>
+        <w:rPr>
+          <w:lang w:val="en-GB"/>
+        </w:rPr>
+        <w:t xml:space="preserve">at an outdoor temperature of </w:t>
+      </w:r>
+      <m:oMath>
+        <m:r>
+          <w:rPr>
+            <w:rFonts w:ascii="Cambria Math" w:hAnsi="Cambria Math"/>
+            <w:lang w:val="en-GB"/>
+          </w:rPr>
+          <m:t>-14 °C</m:t>
+        </m:r>
+      </m:oMath>
+      <w:r>
+        <w:rPr>
+          <w:lang w:val="en-GB"/>
+        </w:rPr>
+        <w:t xml:space="preserve"> for the fish tank</w:t>
+      </w:r>
+      <w:r>
+        <w:rPr>
+          <w:lang w:val="en-GB"/>
+        </w:rPr>
+        <w:t xml:space="preserve"> and a power input of </w:t>
+      </w:r>
+      <m:oMath>
+        <m:r>
+          <w:rPr>
+            <w:rFonts w:ascii="Cambria Math" w:hAnsi="Cambria Math"/>
+            <w:lang w:val="en-GB"/>
+          </w:rPr>
+          <m:t>1.305 MW</m:t>
+        </m:r>
+      </m:oMath>
+      <w:r>
+        <w:rPr>
+          <w:lang w:val="en-GB"/>
+        </w:rPr>
+        <w:t xml:space="preserve"> (the average power input based on </w:t>
+      </w:r>
+      <w:r>
+        <w:rPr>
+          <w:lang w:val="en-GB"/>
+        </w:rPr>
+        <w:t>capacity, capacity factor and efficiency)</w:t>
+      </w:r>
+      <w:r>
+        <w:rPr>
+          <w:lang w:val="en-GB"/>
+        </w:rPr>
+        <w:t xml:space="preserve"> , leaving</w:t>
+      </w:r>
+      <w:r>
+        <w:rPr>
+          <w:lang w:val="en-GB"/>
+        </w:rPr>
+        <w:t xml:space="preserve"> approximately</w:t>
+      </w:r>
+      <w:r>
+        <w:rPr>
+          <w:lang w:val="en-GB"/>
+        </w:rPr>
+        <w:t xml:space="preserve"> </w:t>
+      </w:r>
+      <m:oMath>
+        <m:r>
+          <w:rPr>
+            <w:rFonts w:ascii="Cambria Math" w:hAnsi="Cambria Math"/>
+            <w:lang w:val="en-GB"/>
+          </w:rPr>
+          <m:t>0.2582 MW</m:t>
+        </m:r>
+      </m:oMath>
+      <w:r>
+        <w:rPr>
+          <w:lang w:val="en-GB"/>
+        </w:rPr>
+        <w:t xml:space="preserve"> to be dissipated from the vertical farm (based on calculations in the simulation).</w:t>
+      </w:r>
+    </w:p>
+    <w:p>
+      <w:pPr>
+        <w:pStyle w:val="Listenabsatz"/>
+        <w:numPr>
+          <w:ilvl w:val="0"/>
+          <w:numId w:val="27"/>
+        </w:numPr>
+        <w:rPr>
+          <w:lang w:val="en-GB" w:eastAsia="en-US"/>
+        </w:rPr>
+      </w:pPr>
+      <w:r>
+        <w:rPr>
+          <w:lang w:val="en-GB" w:eastAsia="en-US"/>
+        </w:rPr>
+        <w:t>The</w:t>
+      </w:r>
+      <w:r>
+        <w:rPr>
+          <w:lang w:val="en-GB" w:eastAsia="en-US"/>
+        </w:rPr>
+        <w:t xml:space="preserve"> vertical farm is designed to grow lettuce, as is the case in the </w:t>
+      </w:r>
+      <w:proofErr w:type="spellStart"/>
+      <w:r>
+        <w:rPr>
+          <w:lang w:val="en-GB" w:eastAsia="en-US"/>
+        </w:rPr>
+        <w:t>Berlevag</w:t>
+      </w:r>
+      <w:proofErr w:type="spellEnd"/>
+      <w:r>
+        <w:rPr>
+          <w:lang w:val="en-GB" w:eastAsia="en-US"/>
+        </w:rPr>
+        <w:t xml:space="preserve"> project </w:t>
+      </w:r>
+      <w:r>
+        <w:rPr>
+          <w:lang w:val="en-GB" w:eastAsia="en-US"/>
+        </w:rPr>
+        <w:fldChar w:fldCharType="begin"/>
+      </w:r>
+      <w:r>
+        <w:rPr>
+          <w:lang w:val="en-GB" w:eastAsia="en-US"/>
+        </w:rPr>
+        <w:instrText xml:space="preserve"> ADDIN ZOTERO_ITEM CSL_CITATION {"citationID":"gAa51JEF","properties":{"formattedCitation":"[16]","plainCitation":"[16]","noteIndex":0},"citationItems":[{"id":386,"uris":["http://zotero.org/groups/6447497/items/WP4TGPHP"],"itemData":{"id":386,"type":"webpage","abstract":"Visiting Berlevåg: Winds of Change.","container-title":"Arctic Economic Council","language":"en-US","title":"Visiting Berlevåg: Winds of Change","title-short":"Visiting Berlevåg","URL":"https://arcticeconomiccouncil.com/news/winds-of-change/","accessed":{"date-parts":[["2026",3,22]]},"issued":{"date-parts":[["2021",8,24]]}}}],"schema":"https://github.com/citation-style-language/schema/raw/master/csl-citation.json"} </w:instrText>
+      </w:r>
+      <w:r>
+        <w:rPr>
+          <w:lang w:val="en-GB" w:eastAsia="en-US"/>
+        </w:rPr>
+        <w:fldChar w:fldCharType="separate"/>
+      </w:r>
+      <w:r>
+        <w:rPr>
+          <w:lang w:val="en-GB" w:eastAsia="en-US"/>
+        </w:rPr>
+        <w:t>[16]</w:t>
+      </w:r>
+      <w:r>
+        <w:rPr>
+          <w:lang w:val="en-GB" w:eastAsia="en-US"/>
+        </w:rPr>
+        <w:fldChar w:fldCharType="end"/>
+      </w:r>
+      <w:r>
+        <w:rPr>
+          <w:lang w:val="en-GB" w:eastAsia="en-US"/>
+        </w:rPr>
+        <w:t>.</w:t>
+      </w:r>
+    </w:p>
+    <w:p>
+      <w:pPr>
+        <w:pStyle w:val="Listenabsatz"/>
+        <w:numPr>
+          <w:ilvl w:val="1"/>
+          <w:numId w:val="27"/>
+        </w:numPr>
+        <w:rPr>
+          <w:lang w:val="en-GB" w:eastAsia="en-US"/>
+        </w:rPr>
+      </w:pPr>
+      <w:r>
+        <w:rPr>
+          <w:lang w:val="en-GB" w:eastAsia="en-US"/>
+        </w:rPr>
+        <w:lastRenderedPageBreak/>
+        <w:t xml:space="preserve">The optimal growing temperature for lettuce and thus the indoor temperature of the vertical farm is assumed to be </w:t>
+      </w:r>
+      <m:oMath>
+        <m:r>
+          <w:rPr>
+            <w:rFonts w:ascii="Cambria Math" w:hAnsi="Cambria Math"/>
+            <w:lang w:val="en-GB" w:eastAsia="en-US"/>
+          </w:rPr>
+          <m:t>17°C</m:t>
+        </m:r>
+      </m:oMath>
+      <w:r>
+        <w:rPr>
+          <w:lang w:val="en-GB" w:eastAsia="en-US"/>
+        </w:rPr>
+        <w:t xml:space="preserve"> </w:t>
+      </w:r>
+      <w:r>
+        <w:rPr>
+          <w:lang w:val="en-GB" w:eastAsia="en-US"/>
+        </w:rPr>
+        <w:fldChar w:fldCharType="begin"/>
+      </w:r>
+      <w:r>
+        <w:rPr>
+          <w:lang w:val="en-GB" w:eastAsia="en-US"/>
+        </w:rPr>
+        <w:instrText xml:space="preserve"> ADDIN ZOTERO_ITEM CSL_CITATION {"citationID":"hlnBWBkD","properties":{"formattedCitation":"[17]","plainCitation":"[17]","noteIndex":0},"citationItems":[{"id":388,"uris":["http://zotero.org/groups/6447497/items/Y5F88AU2"],"itemData":{"id":388,"type":"webpage","abstract":"&lt;table align=\"right\" width=\"300\"&gt;\n  &lt;tr&gt;\n    &lt;td&gt;&lt;table align=\"right\" width=\"300\" border=\"1\"&gt;  \n      &lt;tr&gt;\n        &lt;td&gt;&lt;a href=\"/products/buttercrunch-bibb-butterhead-lettuce/\"&gt;&lt;img src=\"/media/products/width-400/lettuce-buttercrunch-11c960c52a0868288a5bd1790802098f.jpg\" alt=\"Buttercrunch Bibb Lettuce\" width=\"300\" hspace=\"4\" vspace=\"4\" /&gt;&lt;/a&gt;&lt;/td&gt;\n       &lt;/tr&gt;\n    &lt;tr&gt;&lt;td&gt;&lt;i&gt;&lt;center&gt;&lt;a href=\"/products/buttercrunch-bibb-butterhead-lettuce/\" style=\"color:black;text-decoration:none\"&gt;Buttercrunch Bibb Lettuce&lt;/a&gt;&lt;/center&gt;&lt;/i&gt;&lt;/a&gt;&lt;/td&gt;&lt;/tr&gt;\n  &lt;/tr&gt;\n    &lt;/table&gt;&lt;/td&gt;\n&lt;tr&gt;\n&lt;td&gt;&lt;table align=\"right\" width=\"300\" border=\"1\"&gt;  \n\t&lt;tr&gt;&lt;td&gt;&lt;img src=\"/images/culture/seedlings/lettuce-seedlings.jpg\" alt=\"Lettuce Seedlings\" width=\"300\" hspace=\"4\" vspace=\"4\" /&gt;&lt;/td&gt;&lt;/tr&gt;\n  &lt;tr&gt;&lt;td&gt;&lt;i&gt;&lt;center&gt;&lt;span style=\"color:black;text-decoration:none\"&gt;The largest of these lettuce seedlings are developing their first true leaves.&lt;/span&gt;&lt;/center&gt;&lt;/i&gt;&lt;/td&gt;&lt;/tr&gt;\n\n&lt;/table&gt;\n&lt;/td&gt;\n&lt;/tr&gt;\n&lt;/table&gt;&lt;p&gt;&lt;em&gt;Lactuca sativa&lt;/em&gt;&lt;/p&gt;\n&lt;p&gt;&lt;b&gt;How to Grow:&lt;/b&gt; Lettuce is a cool-weather crop that thrives in the temperature range\n  60-65 degrees F, and if thoroughly hardened, most varieties survive temperatures as\n  low as 20 degrees F. Cold-adapted varieties survive much lower temperatures. Seed\n  germinates best at about 75 degrees F. Lettuce seed will germinate at a temperature\n  as low as 40 degrees F. Early spring plantings should be made as hardened transplants\n  from seed started one month before setting outdoors. Later plantings can be direct-seeded. Sow seed 1/4&amp;quot; deep and thin to 10-16&amp;quot; apart depending\n  on the variety. Loose-leaf varieties may be planted more closely but\n  good air circulation should be maintained around the plants. Soil should be\n  cool and moist during the germination period. &lt;/p&gt;\n&lt;p&gt;&lt;b&gt;Germination Notes:&lt;/b&gt; If the\n  temperature exceeds 80 degrees F lettuce will often fail to germinate. Lettuce can be\n  planted during late summer or early fall while the days are still hot provided\n  that the seeds are germinated in the refrigerator for 4-6 days. Another method\n  is to soak seed in 10% bleach for 2 hours at 40-60 degrees F followed by 4 water rinses.\n  This method enhances both the speed and amount of germination. One more\n  method is to keep soil cool with burlap or boards; remove cover promptly\n  after germination to keep grasshoppers and other pests from enjoying the\n  shaded tender sprouts! &lt;/p&gt;\n&lt;p&gt;&lt;b&gt;Bolt Resistance:&lt;/b&gt; Resistance to bolting is highest\n  with loose-leaf lettuce, followed in order by romaine, butterhead, and bibb,\n  and crisphead. Lettuce bolts more readily if exposed to temperatures below\n  50 degrees F during the 2- to 3-leaf stage (the first three weeks after germination).\n  Thus, spring lettuce is best started indoors and transplanted out at least 3\n  weeks after sowing. Before the days become hot, mulch the plants to keep\n  the root temperature cool. In deep summer heat it's difficult to mature quality lettuce--heads become smaller and less sweet--at that\ntime of year, cucumber and tomato salads are the easiest!&lt;/p&gt;\n&lt;p&gt;&lt;b&gt;Harvest and Flavor Notes:&lt;/b&gt; The glucose content\n  of lettuce harvested in the morning may be 2-1/2 times greater than lettuce\n  harvested in the early afternoon. For best quality and maximum sweetness\n  harvest by 7-8 am, especially in summer. &lt;/p&gt;\n&lt;p&gt;&lt;b&gt;Greenhouse Note:&lt;/b&gt; Use heat-tolerant, loose leaf or bibb\n  types. &lt;/p&gt;\n&lt;p&gt;&lt;b&gt;Insect Pests and Diseases:&lt;/b&gt; In the greenhouse, control aphids by means\n  of ladybugs, sticky yellow traps or by insecticidal soap. Maintain good air\n  circulation around plants to reduce disease. &lt;/p&gt;\n&lt;p&gt;&lt;b&gt;Maturity Dates:&lt;/b&gt; Dates are from\n  direct seeding. Subtract 15-20 days for dates from transplanting. &lt;/p&gt;\n&lt;p&gt;&lt;b&gt;Seed Savers:&lt;/b&gt;\n  Isolate varieties by a minimum of 12' for home use. For pure seed isolate\n  varieties a minimum of 25-50'. &lt;/p&gt;\n&lt;p&gt;&lt;b&gt;Packet:&lt;/b&gt; 0.5g unless stated (approximately 400-625\n  seeds, depending on variety) sows 30' direct seeded or 175' as transplants.&lt;/p&gt;\n&lt;p&gt;&lt;a href=\"/categories/lettuce/\"&gt;All Our Lettuce varieties&lt;/a&gt;&lt;/p&gt;\n&lt;p&gt;&lt;b&gt;Extend Your Lettuce Season&lt;/b&gt;: Begin lettuce production early and keep\n  it going later in the season by covering plants with a Reemay blanket\n  (p. 87). Extend your harvest into early summer with this technique:\n  plant tall vegetables in north-south rows and plant heat-resistant lettuce\n  underneath the leaf canopy so that it is shaded during the hottest portion\n  of the day. Corn planted in rows 4 feet apart or pole beans on a fence\n  or trellis is ideal. Interplanting lettuce with bush squash also gives good\n  results. Mulch the lettuce well, keep well watered and enjoy!&lt;/p&gt;\n&lt;hr&gt;\n&lt;p&gt;&lt;strong&gt;Romaine (Cos) Lettuce&lt;/strong&gt;&lt;/p&gt;\n&lt;p&gt;Romaine lettuce produces upright, elongated tall heads with thick succulent\n  ribs and distinctively flavored long thick crinkled leaves. Moderately\n  tolerant of heat and shade, romaine does best in a loose fertile soil, and\n  is the most nutritious type of lettuce.&lt;/p&gt;\n&lt;p&gt;Buttercos lettuce has the characteristics of both butterhead and cos.&lt;/p&gt;\n&lt;p&gt;&lt;a href=\"/categories/romaine-cos-lettuce/\"&gt;Romaine (Cos) Lettuce varieties&lt;/a&gt;&lt;/p&gt;\n&lt;p&gt;&lt;strong&gt;Loose-Leaf Lettuce&lt;/strong&gt;&lt;/p&gt;\n&lt;p&gt;Loose-leaf lettuce is a non-heading type of lettuce, second to romaine in\n  nutritional value, and generally the easiest type for gardeners to grow. As a\n  group it is the most forgiving of poor soil, is generally more heat-tolerant,\n  and contains the largest diversity of attractive heirlooms.&lt;/p&gt;\n&lt;p&gt;&lt;a href=\"/categories/loose-leaf-lettuce/\"&gt;Loose-Leaf Lettuce varieties&lt;/a&gt;&lt;/p&gt;\n&lt;p&gt;&lt;strong&gt;Bibb (Butterhead) Lettuce&lt;/strong&gt;&lt;/p&gt;\n&lt;p&gt;Bibb lettuce is more tolerant of hot weather than crisphead lettuce.\n  As a group it is best for cooler regions, with some notable exceptions.\n  Intermediate in nutritional value, it has small loose green heads with\n  blanched yellow interiors and thin, soft-textured leaves.&lt;/p&gt;\n&lt;p&gt;&lt;a href=\"/categories/bibb-butterhead-lettuce/\"&gt;Bibb (Butterhead) Lettuce varieties&lt;/a&gt;&lt;/p&gt;\n&lt;p&gt;&lt;strong&gt;Crisphead &amp;amp; Batavian Lettuce&lt;/strong&gt;&lt;/p&gt;\n&lt;p&gt;Crisphead lettuce is the most popular type, appreciated for its tightly\n  folded blanched crisp leaves, though less nutritious than other types.\n  Because it is harder to grow to perfection, we offer varieties that are more\n  adapted for hot regions. Crisphead lettuce should be set out early in the\n  season since it requires a long cool season. If heads have not formed\n  by late spring, shading with cheesecloth or screening is recommended.&lt;/p&gt;\n&lt;p&gt;&lt;a href=\"/categories/crisphead-batvian-lettuce/\"&gt;Crisphead &amp;amp; Batavian Lettuce varieties&lt;/a&gt;&lt;/p&gt;\n&lt;p&gt; &lt;a href=\"/growing-guides/\"&gt;All Our Growing Guides&lt;/a&gt;&lt;/p&gt;\n\n\n&lt;a href=\"http://www.southernexposure.com/index.php?main_page=product_info&amp;amp;cPath=3_57_138&amp;amp;products_id=978\"&gt;&lt;/a&gt;\n&lt;p&gt;","container-title":"Southern Exposure Seed Exchange","language":"en-US","title":"Lettuce Growing Guide","URL":"https://www.southernexposure.com/lettuce-growing-guide/","accessed":{"date-parts":[["2026",3,22]]}}}],"schema":"https://github.com/citation-style-language/schema/raw/master/csl-citation.json"} </w:instrText>
+      </w:r>
+      <w:r>
+        <w:rPr>
+          <w:lang w:val="en-GB" w:eastAsia="en-US"/>
+        </w:rPr>
+        <w:fldChar w:fldCharType="separate"/>
+      </w:r>
+      <w:r>
+        <w:rPr>
+          <w:lang w:val="en-GB" w:eastAsia="en-US"/>
+        </w:rPr>
+        <w:t>[17]</w:t>
+      </w:r>
+      <w:r>
+        <w:rPr>
+          <w:lang w:val="en-GB" w:eastAsia="en-US"/>
+        </w:rPr>
+        <w:fldChar w:fldCharType="end"/>
+      </w:r>
+      <w:r>
+        <w:rPr>
+          <w:lang w:val="en-GB" w:eastAsia="en-US"/>
+        </w:rPr>
+        <w:t xml:space="preserve"> </w:t>
+      </w:r>
+    </w:p>
+    <w:p>
+      <w:pPr>
+        <w:pStyle w:val="Listenabsatz"/>
+        <w:numPr>
+          <w:ilvl w:val="0"/>
+          <w:numId w:val="27"/>
+        </w:numPr>
+        <w:rPr>
+          <w:lang w:val="en-GB" w:eastAsia="en-US"/>
+        </w:rPr>
+      </w:pPr>
+      <w:r>
+        <w:rPr>
+          <w:lang w:val="en-GB" w:eastAsia="en-US"/>
+        </w:rPr>
+        <w:t xml:space="preserve">The U-Value is calculated based on data from </w:t>
+      </w:r>
+      <w:r>
+        <w:rPr>
+          <w:lang w:val="en-GB" w:eastAsia="en-US"/>
+        </w:rPr>
+        <w:fldChar w:fldCharType="begin"/>
+      </w:r>
+      <w:r>
+        <w:rPr>
+          <w:lang w:val="en-GB" w:eastAsia="en-US"/>
+        </w:rPr>
+        <w:instrText xml:space="preserve"> ADDIN ZOTERO_ITEM CSL_CITATION {"citationID":"X9bElBcj","properties":{"formattedCitation":"[18]","plainCitation":"[18]","noteIndex":0},"citationItems":[{"id":378,"uris":["http://zotero.org/groups/6447497/items/J8R7ICF8"],"itemData":{"id":378,"type":"article-journal","container-title":"Applied Thermal Engineering","DOI":"10.1016/j.applthermaleng.2025.127623","ISSN":"13594311","journalAbbreviation":"Applied Thermal Engineering","language":"en","page":"127623","source":"DOI.org (Crossref)","title":"Thermo-economic optimization of vertical farms exploring multiple design options for the built environment and HVAC system","volume":"279","author":[{"family":"Pelella","given":"Francesco"},{"family":"Viscito","given":"Luca"},{"family":"Napoli","given":"Giovanni"},{"family":"Tariello","given":"Francesco"},{"family":"Pantaleo","given":"Antonio Marco"},{"family":"Cabeza","given":"Luisa F."},{"family":"Mauro","given":"Alfonso William"}],"issued":{"date-parts":[["2025",11]]}}}],"schema":"https://github.com/citation-style-language/schema/raw/master/csl-citation.json"} </w:instrText>
+      </w:r>
+      <w:r>
+        <w:rPr>
+          <w:lang w:val="en-GB" w:eastAsia="en-US"/>
+        </w:rPr>
+        <w:fldChar w:fldCharType="separate"/>
+      </w:r>
+      <w:r>
+        <w:rPr>
+          <w:lang w:val="en-GB" w:eastAsia="en-US"/>
+        </w:rPr>
+        <w:t>[18]</w:t>
+      </w:r>
+      <w:r>
+        <w:rPr>
+          <w:lang w:val="en-GB" w:eastAsia="en-US"/>
+        </w:rPr>
+        <w:fldChar w:fldCharType="end"/>
+      </w:r>
+      <w:r>
+        <w:rPr>
+          <w:lang w:val="en-GB" w:eastAsia="en-US"/>
+        </w:rPr>
+        <w:t xml:space="preserve">, where investment cost and output of vertical farms are compared with a focus on the thermal properties of the envelope. It is assumed that similar insulation </w:t>
+      </w:r>
+      <w:r>
+        <w:rPr>
+          <w:lang w:val="en-GB" w:eastAsia="en-US"/>
+        </w:rPr>
+        <w:t>would be used in this project.</w:t>
+      </w:r>
+      <w:r>
+        <w:rPr>
+          <w:lang w:val="en-GB" w:eastAsia="en-US"/>
+        </w:rPr>
+        <w:t xml:space="preserve"> </w:t>
+      </w:r>
+    </w:p>
+    <w:p>
+      <w:pPr>
+        <w:pStyle w:val="Listenabsatz"/>
+        <w:numPr>
+          <w:ilvl w:val="1"/>
+          <w:numId w:val="27"/>
+        </w:numPr>
+        <w:rPr>
+          <w:lang w:val="en-GB" w:eastAsia="en-US"/>
+        </w:rPr>
+      </w:pPr>
+      <w:r>
+        <w:rPr>
+          <w:lang w:val="en-GB" w:eastAsia="en-US"/>
+        </w:rPr>
+        <w:t xml:space="preserve">For the climate zone of </w:t>
+      </w:r>
+      <w:proofErr w:type="gramStart"/>
+      <w:r>
+        <w:rPr>
+          <w:lang w:val="en-GB" w:eastAsia="en-US"/>
+        </w:rPr>
+        <w:t>Helsinki</w:t>
+      </w:r>
+      <w:proofErr w:type="gramEnd"/>
+      <w:r>
+        <w:rPr>
+          <w:lang w:val="en-GB" w:eastAsia="en-US"/>
+        </w:rPr>
+        <w:t xml:space="preserve"> the optimal </w:t>
+      </w:r>
+      <w:r>
+        <w:rPr>
+          <w:lang w:val="en-GB" w:eastAsia="en-US"/>
+        </w:rPr>
+        <w:t>insulation</w:t>
+      </w:r>
+      <w:r>
+        <w:rPr>
+          <w:lang w:val="en-GB" w:eastAsia="en-US"/>
+        </w:rPr>
+        <w:t xml:space="preserve"> material is </w:t>
+      </w:r>
+      <w:r>
+        <w:rPr>
+          <w:lang w:val="en-GB" w:eastAsia="en-US"/>
+        </w:rPr>
+        <w:t>Expanded Polystyrene (</w:t>
+      </w:r>
+      <w:r>
+        <w:rPr>
+          <w:lang w:val="en-GB" w:eastAsia="en-US"/>
+        </w:rPr>
+        <w:t>EPS</w:t>
+      </w:r>
+      <w:r>
+        <w:rPr>
+          <w:lang w:val="en-GB" w:eastAsia="en-US"/>
+        </w:rPr>
+        <w:t>)</w:t>
+      </w:r>
+    </w:p>
+    <w:p>
+      <w:pPr>
+        <w:pStyle w:val="Listenabsatz"/>
+        <w:numPr>
+          <w:ilvl w:val="1"/>
+          <w:numId w:val="27"/>
+        </w:numPr>
+        <w:rPr>
+          <w:lang w:val="en-GB" w:eastAsia="en-US"/>
+        </w:rPr>
+      </w:pPr>
+      <w:r>
+        <w:rPr>
+          <w:lang w:val="en-GB" w:eastAsia="en-US"/>
+        </w:rPr>
+        <w:t xml:space="preserve">The optimal </w:t>
+      </w:r>
+      <w:r>
+        <w:rPr>
+          <w:lang w:val="en-GB" w:eastAsia="en-US"/>
+        </w:rPr>
+        <w:t xml:space="preserve">insulation </w:t>
+      </w:r>
+      <w:r>
+        <w:rPr>
+          <w:lang w:val="en-GB" w:eastAsia="en-US"/>
+        </w:rPr>
+        <w:t xml:space="preserve">thickness is </w:t>
+      </w:r>
+      <w:r>
+        <w:rPr>
+          <w:lang w:val="en-GB" w:eastAsia="en-US"/>
+        </w:rPr>
+        <w:t>200 mm</w:t>
+      </w:r>
+    </w:p>
+    <w:p>
+      <w:pPr>
+        <w:pStyle w:val="Listenabsatz"/>
+        <w:numPr>
+          <w:ilvl w:val="1"/>
+          <w:numId w:val="27"/>
+        </w:numPr>
+        <w:rPr>
+          <w:lang w:val="en-GB" w:eastAsia="en-US"/>
+        </w:rPr>
+      </w:pPr>
+      <w:r>
+        <w:rPr>
+          <w:lang w:val="en-GB" w:eastAsia="en-US"/>
+        </w:rPr>
+        <w:t xml:space="preserve">Using an online U-value calculator, the resulting U-value is </w:t>
+      </w:r>
+      <m:oMath>
+        <m:r>
+          <w:rPr>
+            <w:rFonts w:ascii="Cambria Math" w:hAnsi="Cambria Math"/>
+            <w:lang w:val="en-GB" w:eastAsia="en-US"/>
+          </w:rPr>
+          <m:t>0.18</m:t>
+        </m:r>
+        <m:f>
+          <m:fPr>
+            <m:ctrlPr>
+              <w:rPr>
+                <w:rFonts w:ascii="Cambria Math" w:hAnsi="Cambria Math"/>
+                <w:i/>
+                <w:lang w:val="en-GB" w:eastAsia="en-US"/>
+              </w:rPr>
+            </m:ctrlPr>
+          </m:fPr>
+          <m:num>
+            <m:r>
+              <w:rPr>
+                <w:rFonts w:ascii="Cambria Math" w:hAnsi="Cambria Math"/>
+                <w:lang w:val="en-GB" w:eastAsia="en-US"/>
+              </w:rPr>
+              <m:t>W</m:t>
+            </m:r>
+          </m:num>
+          <m:den>
+            <m:sSup>
+              <m:sSupPr>
+                <m:ctrlPr>
+                  <w:rPr>
+                    <w:rFonts w:ascii="Cambria Math" w:hAnsi="Cambria Math"/>
+                    <w:i/>
+                    <w:lang w:val="en-GB" w:eastAsia="en-US"/>
+                  </w:rPr>
+                </m:ctrlPr>
+              </m:sSupPr>
+              <m:e>
+                <m:r>
+                  <w:rPr>
+                    <w:rFonts w:ascii="Cambria Math" w:hAnsi="Cambria Math"/>
+                    <w:lang w:val="en-GB" w:eastAsia="en-US"/>
+                  </w:rPr>
+                  <m:t>m</m:t>
+                </m:r>
+              </m:e>
+              <m:sup>
+                <m:r>
+                  <w:rPr>
+                    <w:rFonts w:ascii="Cambria Math" w:hAnsi="Cambria Math"/>
+                    <w:lang w:val="en-GB" w:eastAsia="en-US"/>
+                  </w:rPr>
+                  <m:t>2</m:t>
+                </m:r>
+              </m:sup>
+            </m:sSup>
+            <m:r>
+              <w:rPr>
+                <w:rFonts w:ascii="Cambria Math" w:hAnsi="Cambria Math"/>
+                <w:lang w:val="en-GB" w:eastAsia="en-US"/>
+              </w:rPr>
+              <m:t>K</m:t>
+            </m:r>
+          </m:den>
+        </m:f>
+      </m:oMath>
+      <w:r>
+        <w:rPr>
+          <w:lang w:val="en-GB" w:eastAsia="en-US"/>
+        </w:rPr>
+        <w:t xml:space="preserve"> </w:t>
+      </w:r>
+      <w:r>
+        <w:rPr>
+          <w:lang w:val="en-GB" w:eastAsia="en-US"/>
+        </w:rPr>
+        <w:fldChar w:fldCharType="begin"/>
+      </w:r>
+      <w:r>
+        <w:rPr>
+          <w:lang w:val="en-GB" w:eastAsia="en-US"/>
+        </w:rPr>
+        <w:instrText xml:space="preserve"> ADDIN ZOTERO_ITEM CSL_CITATION {"citationID":"XTGy8Y0k","properties":{"formattedCitation":"[19]","plainCitation":"[19]","noteIndex":0},"citationItems":[{"id":383,"uris":["http://zotero.org/groups/6447497/items/CVQLW26L"],"itemData":{"id":383,"type":"webpage","title":"U-Value Calculator : ChangePlan","URL":"https://www.changeplan.co.uk/u_value_calculator.php","accessed":{"date-parts":[["2026",3,22]]}}}],"schema":"https://github.com/citation-style-language/schema/raw/master/csl-citation.json"} </w:instrText>
+      </w:r>
+      <w:r>
+        <w:rPr>
+          <w:lang w:val="en-GB" w:eastAsia="en-US"/>
+        </w:rPr>
+        <w:fldChar w:fldCharType="separate"/>
+      </w:r>
+      <w:r>
+        <w:rPr>
+          <w:lang w:val="en-GB" w:eastAsia="en-US"/>
+        </w:rPr>
+        <w:t>[19]</w:t>
+      </w:r>
+      <w:r>
+        <w:rPr>
+          <w:lang w:val="en-GB" w:eastAsia="en-US"/>
+        </w:rPr>
+        <w:fldChar w:fldCharType="end"/>
+      </w:r>
+    </w:p>
+    <w:p>
+      <w:pPr>
+        <w:pStyle w:val="berschrift2"/>
+      </w:pPr>
       <w:bookmarkStart w:id="13" w:name="_Toc225009478"/>
+    </w:p>
+    <w:p>
+      <w:pPr>
+        <w:pStyle w:val="berschrift2"/>
+      </w:pPr>
       <w:r>
         <w:t>Parameters</w:t>
       </w:r>
@@ -5504,13 +6191,13 @@
               <w:rPr>
                 <w:lang w:val="en-GB"/>
               </w:rPr>
-              <w:instrText xml:space="preserve"> ADDIN ZOTERO_ITEM CSL_CITATION {"citationID":"DSsI2lzZ","properties":{"formattedCitation":"[15]","plainCitation":"[15]","noteIndex":0},"citationItems":[{"id":343,"uris":["http://zotero.org/groups/6447497/items/SRB46M8K"],"itemData":{"id":343,"type":"post-weblog","language":"en-GB","title":"Haeolus – Hydrogen-Aeolic Energy with Optimised eLectrolysers Upstream of Substation","URL":"https://haeolus.eu/","accessed":{"date-parts":[["2026",3,6]]},"issued":{"date-parts":[["2024",1,8]]}}}],"schema":"https://github.com/citation-style-language/schema/raw/master/csl-citation.json"} </w:instrText>
+              <w:instrText xml:space="preserve"> ADDIN ZOTERO_ITEM CSL_CITATION {"citationID":"DSsI2lzZ","properties":{"formattedCitation":"[20]","plainCitation":"[20]","noteIndex":0},"citationItems":[{"id":343,"uris":["http://zotero.org/groups/6447497/items/SRB46M8K"],"itemData":{"id":343,"type":"post-weblog","language":"en-GB","title":"Haeolus – Hydrogen-Aeolic Energy with Optimised eLectrolysers Upstream of Substation","URL":"https://haeolus.eu/","accessed":{"date-parts":[["2026",3,6]]},"issued":{"date-parts":[["2024",1,8]]}}}],"schema":"https://github.com/citation-style-language/schema/raw/master/csl-citation.json"} </w:instrText>
             </w:r>
             <w:r>
               <w:fldChar w:fldCharType="separate"/>
             </w:r>
             <w:r>
-              <w:t>[15]</w:t>
+              <w:t>[20]</w:t>
             </w:r>
             <w:r>
               <w:fldChar w:fldCharType="end"/>
@@ -5588,13 +6275,13 @@
               <w:rPr>
                 <w:lang w:val="en-GB"/>
               </w:rPr>
-              <w:instrText xml:space="preserve"> ADDIN ZOTERO_ITEM CSL_CITATION {"citationID":"gPCdkhXq","properties":{"formattedCitation":"[16]","plainCitation":"[16]","noteIndex":0},"citationItems":[{"id":359,"uris":["http://zotero.org/groups/6447497/items/SS8CMKJN"],"itemData":{"id":359,"type":"article-journal","abstract":"This study investigates the impact of including (or neglecting) the variable efficiency of hydrogen electrolyzers as a function of operating power in the modelling of green hydrogen produced from variable renewable energy sources. Results show that neglecting the variable electrolyzer efficiency, as is commonly done in studies of green hydrogen, leads to significant overestimation of hydrogen production in the range of 5–24%. The effects of the time resolution used in models are also investigated, as well as the impact of including the option for the electrolyzer to switch to stand-by mode instead of powering down and electrolyzer ramp rate constraints. Results indicate that these have a minor effect on overall hydrogen production, with the use of hour resolution data leading to overestimation in the range of 0.2–2%, relative to using 5-min data. This study used data from three solar farms and three wind in Australia, from which it is observed that wind farms produced 55% more hydrogen than the solar farms. The results in this study highlight the critical importance of including the variable efficiency of electrolyzers in the modelling of green hydrogen production. As this industry scales, continuing to neglect this effect would lead to the overestimation of hydrogen production by tens of megatonnes.","container-title":"International Journal of Hydrogen Energy","DOI":"10.1016/j.ijhydene.2024.05.360","ISSN":"0360-3199","journalAbbreviation":"International Journal of Hydrogen Energy","page":"49-59","source":"ScienceDirect","title":"Ignore variability, overestimate hydrogen production – Quantifying the effects of electrolyzer efficiency curves on hydrogen production from renewable energy sources","volume":"72","author":[{"family":"Virah-Sawmy","given":"Dan"},{"family":"Beck","given":"Fiona J."},{"family":"Sturmberg","given":"Bjorn"}],"issued":{"date-parts":[["2024",6,27]]}}}],"schema":"https://github.com/citation-style-language/schema/raw/master/csl-citation.json"} </w:instrText>
+              <w:instrText xml:space="preserve"> ADDIN ZOTERO_ITEM CSL_CITATION {"citationID":"gPCdkhXq","properties":{"formattedCitation":"[21]","plainCitation":"[21]","noteIndex":0},"citationItems":[{"id":359,"uris":["http://zotero.org/groups/6447497/items/SS8CMKJN"],"itemData":{"id":359,"type":"article-journal","abstract":"This study investigates the impact of including (or neglecting) the variable efficiency of hydrogen electrolyzers as a function of operating power in the modelling of green hydrogen produced from variable renewable energy sources. Results show that neglecting the variable electrolyzer efficiency, as is commonly done in studies of green hydrogen, leads to significant overestimation of hydrogen production in the range of 5–24%. The effects of the time resolution used in models are also investigated, as well as the impact of including the option for the electrolyzer to switch to stand-by mode instead of powering down and electrolyzer ramp rate constraints. Results indicate that these have a minor effect on overall hydrogen production, with the use of hour resolution data leading to overestimation in the range of 0.2–2%, relative to using 5-min data. This study used data from three solar farms and three wind in Australia, from which it is observed that wind farms produced 55% more hydrogen than the solar farms. The results in this study highlight the critical importance of including the variable efficiency of electrolyzers in the modelling of green hydrogen production. As this industry scales, continuing to neglect this effect would lead to the overestimation of hydrogen production by tens of megatonnes.","container-title":"International Journal of Hydrogen Energy","DOI":"10.1016/j.ijhydene.2024.05.360","ISSN":"0360-3199","journalAbbreviation":"International Journal of Hydrogen Energy","page":"49-59","source":"ScienceDirect","title":"Ignore variability, overestimate hydrogen production – Quantifying the effects of electrolyzer efficiency curves on hydrogen production from renewable energy sources","volume":"72","author":[{"family":"Virah-Sawmy","given":"Dan"},{"family":"Beck","given":"Fiona J."},{"family":"Sturmberg","given":"Bjorn"}],"issued":{"date-parts":[["2024",6,27]]}}}],"schema":"https://github.com/citation-style-language/schema/raw/master/csl-citation.json"} </w:instrText>
             </w:r>
             <w:r>
               <w:fldChar w:fldCharType="separate"/>
             </w:r>
             <w:r>
-              <w:t>[16]</w:t>
+              <w:t>[21]</w:t>
             </w:r>
             <w:r>
               <w:fldChar w:fldCharType="end"/>
@@ -5796,13 +6483,13 @@
               <w:rPr>
                 <w:lang w:val="en-GB"/>
               </w:rPr>
-              <w:instrText xml:space="preserve"> ADDIN ZOTERO_ITEM CSL_CITATION {"citationID":"eSBSfdEq","properties":{"formattedCitation":"[17]","plainCitation":"[17]","noteIndex":0},"citationItems":[{"id":358,"uris":["http://zotero.org/groups/6447497/items/ZK2PQ9AW"],"itemData":{"id":358,"type":"book","ISBN":"3-527-33342-8","language":"English","title":"Hydrogen Production by Electrolysis","author":[{"family":"Godula-Jopek","given":"Agata"}],"issued":{"date-parts":[["2015",7,7]]}}}],"schema":"https://github.com/citation-style-language/schema/raw/master/csl-citation.json"} </w:instrText>
+              <w:instrText xml:space="preserve"> ADDIN ZOTERO_ITEM CSL_CITATION {"citationID":"eSBSfdEq","properties":{"formattedCitation":"[22]","plainCitation":"[22]","noteIndex":0},"citationItems":[{"id":358,"uris":["http://zotero.org/groups/6447497/items/ZK2PQ9AW"],"itemData":{"id":358,"type":"book","ISBN":"3-527-33342-8","language":"English","title":"Hydrogen Production by Electrolysis","author":[{"family":"Godula-Jopek","given":"Agata"}],"issued":{"date-parts":[["2015",7,7]]}}}],"schema":"https://github.com/citation-style-language/schema/raw/master/csl-citation.json"} </w:instrText>
             </w:r>
             <w:r>
               <w:fldChar w:fldCharType="separate"/>
             </w:r>
             <w:r>
-              <w:t>[17]</w:t>
+              <w:t>[22]</w:t>
             </w:r>
             <w:r>
               <w:fldChar w:fldCharType="end"/>
@@ -6329,7 +7016,6 @@
             </w:pPr>
             <w:proofErr w:type="spellStart"/>
             <w:r>
-              <w:lastRenderedPageBreak/>
               <w:t>rho_air</w:t>
             </w:r>
             <w:proofErr w:type="spellEnd"/>
@@ -6548,6 +7234,7 @@
           <w:b/>
           <w:bCs/>
         </w:rPr>
+        <w:lastRenderedPageBreak/>
         <w:t>Stocks</w:t>
       </w:r>
     </w:p>
@@ -11386,42 +12073,98 @@
         <w:rPr>
           <w:rFonts w:ascii="Times New Roman" w:hAnsi="Times New Roman" w:cs="Times New Roman"/>
         </w:rPr>
-        <w:t>Haeolus</w:t>
+        <w:t>Berlevåg</w:t>
       </w:r>
       <w:proofErr w:type="spellEnd"/>
       <w:r>
         <w:rPr>
           <w:rFonts w:ascii="Times New Roman" w:hAnsi="Times New Roman" w:cs="Times New Roman"/>
         </w:rPr>
-        <w:t xml:space="preserve"> – Hydrogen-Aeolic Energy with </w:t>
+        <w:t xml:space="preserve"> Climate, Weather </w:t>
+      </w:r>
+      <w:proofErr w:type="gramStart"/>
+      <w:r>
+        <w:rPr>
+          <w:rFonts w:ascii="Times New Roman" w:hAnsi="Times New Roman" w:cs="Times New Roman"/>
+        </w:rPr>
+        <w:t>By</w:t>
+      </w:r>
+      <w:proofErr w:type="gramEnd"/>
+      <w:r>
+        <w:rPr>
+          <w:rFonts w:ascii="Times New Roman" w:hAnsi="Times New Roman" w:cs="Times New Roman"/>
+        </w:rPr>
+        <w:t xml:space="preserve"> Month, Average Temperature (Norway) - Weather Spark’. Accessed: Mar. 22, 2026. [Online]. Available: https://weatherspark.com/y/96283/Average-Weather-in-Berlev%C3%A5g-Norway-Year-Round</w:t>
+      </w:r>
+    </w:p>
+    <w:p>
+      <w:pPr>
+        <w:pStyle w:val="Literaturverzeichnis"/>
+        <w:rPr>
+          <w:rFonts w:ascii="Times New Roman" w:hAnsi="Times New Roman" w:cs="Times New Roman"/>
+        </w:rPr>
+      </w:pPr>
+      <w:r>
+        <w:rPr>
+          <w:rFonts w:ascii="Times New Roman" w:hAnsi="Times New Roman" w:cs="Times New Roman"/>
+        </w:rPr>
+        <w:t>[16]</w:t>
+      </w:r>
+      <w:r>
+        <w:rPr>
+          <w:rFonts w:ascii="Times New Roman" w:hAnsi="Times New Roman" w:cs="Times New Roman"/>
+        </w:rPr>
+        <w:tab/>
+        <w:t xml:space="preserve">‘Visiting </w:t>
       </w:r>
       <w:proofErr w:type="spellStart"/>
       <w:r>
         <w:rPr>
           <w:rFonts w:ascii="Times New Roman" w:hAnsi="Times New Roman" w:cs="Times New Roman"/>
         </w:rPr>
-        <w:t>Optimised</w:t>
+        <w:t>Berlevåg</w:t>
       </w:r>
       <w:proofErr w:type="spellEnd"/>
       <w:r>
         <w:rPr>
           <w:rFonts w:ascii="Times New Roman" w:hAnsi="Times New Roman" w:cs="Times New Roman"/>
         </w:rPr>
-        <w:t xml:space="preserve"> </w:t>
-      </w:r>
-      <w:proofErr w:type="spellStart"/>
-      <w:r>
+        <w:t>: Winds of Change’, Arctic Economic Council. Accessed: Mar. 22, 2026. [Online]. Available: https://arcticeconomiccouncil.com/news/winds-of-change/</w:t>
+      </w:r>
+    </w:p>
+    <w:p>
+      <w:pPr>
+        <w:pStyle w:val="Literaturverzeichnis"/>
         <w:rPr>
           <w:rFonts w:ascii="Times New Roman" w:hAnsi="Times New Roman" w:cs="Times New Roman"/>
         </w:rPr>
-        <w:t>eLectrolysers</w:t>
-      </w:r>
-      <w:proofErr w:type="spellEnd"/>
+      </w:pPr>
       <w:r>
         <w:rPr>
           <w:rFonts w:ascii="Times New Roman" w:hAnsi="Times New Roman" w:cs="Times New Roman"/>
         </w:rPr>
-        <w:t xml:space="preserve"> Upstream of Substation’. Accessed: Mar. 06, 2026. [Online]. Available: https://haeolus.eu/</w:t>
+        <w:t>[17</w:t>
+      </w:r>
+      <w:proofErr w:type="gramStart"/>
+      <w:r>
+        <w:rPr>
+          <w:rFonts w:ascii="Times New Roman" w:hAnsi="Times New Roman" w:cs="Times New Roman"/>
+        </w:rPr>
+        <w:t>]</w:t>
+      </w:r>
+      <w:r>
+        <w:rPr>
+          <w:rFonts w:ascii="Times New Roman" w:hAnsi="Times New Roman" w:cs="Times New Roman"/>
+        </w:rPr>
+        <w:tab/>
+        <w:t>‘</w:t>
+      </w:r>
+      <w:proofErr w:type="gramEnd"/>
+      <w:r>
+        <w:rPr>
+          <w:rFonts w:ascii="Times New Roman" w:hAnsi="Times New Roman" w:cs="Times New Roman"/>
+        </w:rPr>
+        <w:t>Lettuce Growing Guide’, Southern Exposure Seed Exchange. Accessed: Mar. 22, 2026. [Online]. Available: https://www.southernexposure.com/lettuce-growing-guide/</w:t>
       </w:r>
     </w:p>
     <w:p>
@@ -11435,56 +12178,14 @@
         <w:rPr>
           <w:rFonts w:ascii="Times New Roman" w:hAnsi="Times New Roman" w:cs="Times New Roman"/>
         </w:rPr>
-        <w:t>[16]</w:t>
+        <w:t>[18]</w:t>
       </w:r>
       <w:r>
         <w:rPr>
           <w:rFonts w:ascii="Times New Roman" w:hAnsi="Times New Roman" w:cs="Times New Roman"/>
         </w:rPr>
         <w:tab/>
-        <w:t xml:space="preserve">D. </w:t>
-      </w:r>
-      <w:proofErr w:type="spellStart"/>
-      <w:r>
-        <w:rPr>
-          <w:rFonts w:ascii="Times New Roman" w:hAnsi="Times New Roman" w:cs="Times New Roman"/>
-        </w:rPr>
-        <w:t>Virah</w:t>
-      </w:r>
-      <w:proofErr w:type="spellEnd"/>
-      <w:r>
-        <w:rPr>
-          <w:rFonts w:ascii="Times New Roman" w:hAnsi="Times New Roman" w:cs="Times New Roman"/>
-        </w:rPr>
-        <w:t xml:space="preserve">-Sawmy, F. J. Beck, and B. </w:t>
-      </w:r>
-      <w:proofErr w:type="spellStart"/>
-      <w:r>
-        <w:rPr>
-          <w:rFonts w:ascii="Times New Roman" w:hAnsi="Times New Roman" w:cs="Times New Roman"/>
-        </w:rPr>
-        <w:t>Sturmberg</w:t>
-      </w:r>
-      <w:proofErr w:type="spellEnd"/>
-      <w:r>
-        <w:rPr>
-          <w:rFonts w:ascii="Times New Roman" w:hAnsi="Times New Roman" w:cs="Times New Roman"/>
-        </w:rPr>
-        <w:t xml:space="preserve">, ‘Ignore variability, overestimate hydrogen production – Quantifying the effects of </w:t>
-      </w:r>
-      <w:proofErr w:type="spellStart"/>
-      <w:r>
-        <w:rPr>
-          <w:rFonts w:ascii="Times New Roman" w:hAnsi="Times New Roman" w:cs="Times New Roman"/>
-        </w:rPr>
-        <w:t>electrolyzer</w:t>
-      </w:r>
-      <w:proofErr w:type="spellEnd"/>
-      <w:r>
-        <w:rPr>
-          <w:rFonts w:ascii="Times New Roman" w:hAnsi="Times New Roman" w:cs="Times New Roman"/>
-        </w:rPr>
-        <w:t xml:space="preserve"> efficiency curves on hydrogen production from renewable energy sources’, </w:t>
+        <w:t xml:space="preserve">F. Pelella </w:t>
       </w:r>
       <w:r>
         <w:rPr>
@@ -11492,24 +12193,256 @@
           <w:i/>
           <w:iCs/>
         </w:rPr>
-        <w:t xml:space="preserve">Int. J. </w:t>
-      </w:r>
-      <w:proofErr w:type="spellStart"/>
+        <w:t>et al.</w:t>
+      </w:r>
+      <w:r>
+        <w:rPr>
+          <w:rFonts w:ascii="Times New Roman" w:hAnsi="Times New Roman" w:cs="Times New Roman"/>
+        </w:rPr>
+        <w:t xml:space="preserve">, ‘Thermo-economic optimization of vertical farms exploring multiple design options for the built environment and HVAC system’, </w:t>
+      </w:r>
       <w:r>
         <w:rPr>
           <w:rFonts w:ascii="Times New Roman" w:hAnsi="Times New Roman" w:cs="Times New Roman"/>
           <w:i/>
           <w:iCs/>
         </w:rPr>
-        <w:t>Hydrog</w:t>
+        <w:t>Appl. Therm. Eng.</w:t>
+      </w:r>
+      <w:r>
+        <w:rPr>
+          <w:rFonts w:ascii="Times New Roman" w:hAnsi="Times New Roman" w:cs="Times New Roman"/>
+        </w:rPr>
+        <w:t xml:space="preserve">, vol. 279, p. 127623, Nov. 2025, </w:t>
+      </w:r>
+      <w:proofErr w:type="spellStart"/>
+      <w:r>
+        <w:rPr>
+          <w:rFonts w:ascii="Times New Roman" w:hAnsi="Times New Roman" w:cs="Times New Roman"/>
+        </w:rPr>
+        <w:t>doi</w:t>
       </w:r>
       <w:proofErr w:type="spellEnd"/>
+      <w:r>
+        <w:rPr>
+          <w:rFonts w:ascii="Times New Roman" w:hAnsi="Times New Roman" w:cs="Times New Roman"/>
+        </w:rPr>
+        <w:t>: 10.1016/j.applthermaleng.2025.127623.</w:t>
+      </w:r>
+    </w:p>
+    <w:p>
+      <w:pPr>
+        <w:pStyle w:val="Literaturverzeichnis"/>
+        <w:rPr>
+          <w:rFonts w:ascii="Times New Roman" w:hAnsi="Times New Roman" w:cs="Times New Roman"/>
+        </w:rPr>
+      </w:pPr>
+      <w:r>
+        <w:rPr>
+          <w:rFonts w:ascii="Times New Roman" w:hAnsi="Times New Roman" w:cs="Times New Roman"/>
+        </w:rPr>
+        <w:lastRenderedPageBreak/>
+        <w:t>[19</w:t>
+      </w:r>
+      <w:proofErr w:type="gramStart"/>
+      <w:r>
+        <w:rPr>
+          <w:rFonts w:ascii="Times New Roman" w:hAnsi="Times New Roman" w:cs="Times New Roman"/>
+        </w:rPr>
+        <w:t>]</w:t>
+      </w:r>
+      <w:r>
+        <w:rPr>
+          <w:rFonts w:ascii="Times New Roman" w:hAnsi="Times New Roman" w:cs="Times New Roman"/>
+        </w:rPr>
+        <w:tab/>
+        <w:t>‘</w:t>
+      </w:r>
+      <w:proofErr w:type="gramEnd"/>
+      <w:r>
+        <w:rPr>
+          <w:rFonts w:ascii="Times New Roman" w:hAnsi="Times New Roman" w:cs="Times New Roman"/>
+        </w:rPr>
+        <w:t xml:space="preserve">U-Value </w:t>
+      </w:r>
+      <w:proofErr w:type="gramStart"/>
+      <w:r>
+        <w:rPr>
+          <w:rFonts w:ascii="Times New Roman" w:hAnsi="Times New Roman" w:cs="Times New Roman"/>
+        </w:rPr>
+        <w:t>Calculator :</w:t>
+      </w:r>
+      <w:proofErr w:type="gramEnd"/>
+      <w:r>
+        <w:rPr>
+          <w:rFonts w:ascii="Times New Roman" w:hAnsi="Times New Roman" w:cs="Times New Roman"/>
+        </w:rPr>
+        <w:t xml:space="preserve"> </w:t>
+      </w:r>
+      <w:proofErr w:type="spellStart"/>
+      <w:r>
+        <w:rPr>
+          <w:rFonts w:ascii="Times New Roman" w:hAnsi="Times New Roman" w:cs="Times New Roman"/>
+        </w:rPr>
+        <w:t>ChangePlan</w:t>
+      </w:r>
+      <w:proofErr w:type="spellEnd"/>
+      <w:r>
+        <w:rPr>
+          <w:rFonts w:ascii="Times New Roman" w:hAnsi="Times New Roman" w:cs="Times New Roman"/>
+        </w:rPr>
+        <w:t>’. Accessed: Mar. 22, 2026. [Online]. Available: https://www.changeplan.co.uk/u_value_calculator.php</w:t>
+      </w:r>
+    </w:p>
+    <w:p>
+      <w:pPr>
+        <w:pStyle w:val="Literaturverzeichnis"/>
+        <w:rPr>
+          <w:rFonts w:ascii="Times New Roman" w:hAnsi="Times New Roman" w:cs="Times New Roman"/>
+        </w:rPr>
+      </w:pPr>
+      <w:r>
+        <w:rPr>
+          <w:rFonts w:ascii="Times New Roman" w:hAnsi="Times New Roman" w:cs="Times New Roman"/>
+        </w:rPr>
+        <w:t>[20]</w:t>
+      </w:r>
+      <w:r>
+        <w:rPr>
+          <w:rFonts w:ascii="Times New Roman" w:hAnsi="Times New Roman" w:cs="Times New Roman"/>
+        </w:rPr>
+        <w:tab/>
+        <w:t>‘</w:t>
+      </w:r>
+      <w:proofErr w:type="spellStart"/>
+      <w:r>
+        <w:rPr>
+          <w:rFonts w:ascii="Times New Roman" w:hAnsi="Times New Roman" w:cs="Times New Roman"/>
+        </w:rPr>
+        <w:t>Haeolus</w:t>
+      </w:r>
+      <w:proofErr w:type="spellEnd"/>
+      <w:r>
+        <w:rPr>
+          <w:rFonts w:ascii="Times New Roman" w:hAnsi="Times New Roman" w:cs="Times New Roman"/>
+        </w:rPr>
+        <w:t xml:space="preserve"> – Hydrogen-Aeolic Energy with </w:t>
+      </w:r>
+      <w:proofErr w:type="spellStart"/>
+      <w:r>
+        <w:rPr>
+          <w:rFonts w:ascii="Times New Roman" w:hAnsi="Times New Roman" w:cs="Times New Roman"/>
+        </w:rPr>
+        <w:t>Optimised</w:t>
+      </w:r>
+      <w:proofErr w:type="spellEnd"/>
+      <w:r>
+        <w:rPr>
+          <w:rFonts w:ascii="Times New Roman" w:hAnsi="Times New Roman" w:cs="Times New Roman"/>
+        </w:rPr>
+        <w:t xml:space="preserve"> </w:t>
+      </w:r>
+      <w:proofErr w:type="spellStart"/>
+      <w:r>
+        <w:rPr>
+          <w:rFonts w:ascii="Times New Roman" w:hAnsi="Times New Roman" w:cs="Times New Roman"/>
+        </w:rPr>
+        <w:t>eLectrolysers</w:t>
+      </w:r>
+      <w:proofErr w:type="spellEnd"/>
+      <w:r>
+        <w:rPr>
+          <w:rFonts w:ascii="Times New Roman" w:hAnsi="Times New Roman" w:cs="Times New Roman"/>
+        </w:rPr>
+        <w:t xml:space="preserve"> Upstream of Substation’. Accessed: Mar. 06, 2026. [Online]. Available: https://haeolus.eu/</w:t>
+      </w:r>
+    </w:p>
+    <w:p>
+      <w:pPr>
+        <w:pStyle w:val="Literaturverzeichnis"/>
+        <w:rPr>
+          <w:rFonts w:ascii="Times New Roman" w:hAnsi="Times New Roman" w:cs="Times New Roman"/>
+        </w:rPr>
+      </w:pPr>
+      <w:r>
+        <w:rPr>
+          <w:rFonts w:ascii="Times New Roman" w:hAnsi="Times New Roman" w:cs="Times New Roman"/>
+        </w:rPr>
+        <w:t>[21]</w:t>
+      </w:r>
+      <w:r>
+        <w:rPr>
+          <w:rFonts w:ascii="Times New Roman" w:hAnsi="Times New Roman" w:cs="Times New Roman"/>
+        </w:rPr>
+        <w:tab/>
+        <w:t xml:space="preserve">D. </w:t>
+      </w:r>
+      <w:proofErr w:type="spellStart"/>
+      <w:r>
+        <w:rPr>
+          <w:rFonts w:ascii="Times New Roman" w:hAnsi="Times New Roman" w:cs="Times New Roman"/>
+        </w:rPr>
+        <w:t>Virah</w:t>
+      </w:r>
+      <w:proofErr w:type="spellEnd"/>
+      <w:r>
+        <w:rPr>
+          <w:rFonts w:ascii="Times New Roman" w:hAnsi="Times New Roman" w:cs="Times New Roman"/>
+        </w:rPr>
+        <w:t xml:space="preserve">-Sawmy, F. J. Beck, and B. </w:t>
+      </w:r>
+      <w:proofErr w:type="spellStart"/>
+      <w:r>
+        <w:rPr>
+          <w:rFonts w:ascii="Times New Roman" w:hAnsi="Times New Roman" w:cs="Times New Roman"/>
+        </w:rPr>
+        <w:t>Sturmberg</w:t>
+      </w:r>
+      <w:proofErr w:type="spellEnd"/>
+      <w:r>
+        <w:rPr>
+          <w:rFonts w:ascii="Times New Roman" w:hAnsi="Times New Roman" w:cs="Times New Roman"/>
+        </w:rPr>
+        <w:t xml:space="preserve">, ‘Ignore variability, overestimate hydrogen production – Quantifying the effects of </w:t>
+      </w:r>
+      <w:proofErr w:type="spellStart"/>
+      <w:r>
+        <w:rPr>
+          <w:rFonts w:ascii="Times New Roman" w:hAnsi="Times New Roman" w:cs="Times New Roman"/>
+        </w:rPr>
+        <w:t>electrolyzer</w:t>
+      </w:r>
+      <w:proofErr w:type="spellEnd"/>
+      <w:r>
+        <w:rPr>
+          <w:rFonts w:ascii="Times New Roman" w:hAnsi="Times New Roman" w:cs="Times New Roman"/>
+        </w:rPr>
+        <w:t xml:space="preserve"> efficiency curves on hydrogen production from renewable energy sources’, </w:t>
+      </w:r>
       <w:r>
         <w:rPr>
           <w:rFonts w:ascii="Times New Roman" w:hAnsi="Times New Roman" w:cs="Times New Roman"/>
           <w:i/>
           <w:iCs/>
         </w:rPr>
+        <w:t xml:space="preserve">Int. J. </w:t>
+      </w:r>
+      <w:proofErr w:type="spellStart"/>
+      <w:r>
+        <w:rPr>
+          <w:rFonts w:ascii="Times New Roman" w:hAnsi="Times New Roman" w:cs="Times New Roman"/>
+          <w:i/>
+          <w:iCs/>
+        </w:rPr>
+        <w:t>Hydrog</w:t>
+      </w:r>
+      <w:proofErr w:type="spellEnd"/>
+      <w:r>
+        <w:rPr>
+          <w:rFonts w:ascii="Times New Roman" w:hAnsi="Times New Roman" w:cs="Times New Roman"/>
+          <w:i/>
+          <w:iCs/>
+        </w:rPr>
         <w:t>. Energy</w:t>
       </w:r>
       <w:r>
@@ -11544,7 +12477,7 @@
         <w:rPr>
           <w:rFonts w:ascii="Times New Roman" w:hAnsi="Times New Roman" w:cs="Times New Roman"/>
         </w:rPr>
-        <w:t>[17]</w:t>
+        <w:t>[22]</w:t>
       </w:r>
       <w:r>
         <w:rPr>

--- a/Documentation.docx
+++ b/Documentation.docx
@@ -5954,11 +5954,6 @@
         </w:rPr>
         <w:fldChar w:fldCharType="end"/>
       </w:r>
-    </w:p>
-    <w:p>
-      <w:pPr>
-        <w:pStyle w:val="berschrift2"/>
-      </w:pPr>
       <w:bookmarkStart w:id="13" w:name="_Toc225009478"/>
     </w:p>
     <w:p>

--- a/Documentation.docx
+++ b/Documentation.docx
@@ -5297,7 +5297,79 @@
         <w:rPr>
           <w:lang w:val="en-GB" w:eastAsia="en-US"/>
         </w:rPr>
-        <w:t>The vertical farm is designed by calculating the maximum volume from the maximum possible area. The maximum possible area is itself calculated form an assumed heat loss per area, a design temperature and the available excess heat after the heat-losses from the fish tank. The actual size of the greenhouse depends on the thermal capacity of the heat-storage. The calculation is based on the following assumptions/data:</w:t>
+        <w:t xml:space="preserve">The vertical farm is designed by </w:t>
+      </w:r>
+      <w:r>
+        <w:rPr>
+          <w:lang w:val="en-GB" w:eastAsia="en-US"/>
+        </w:rPr>
+        <w:t>estimating</w:t>
+      </w:r>
+      <w:r>
+        <w:rPr>
+          <w:lang w:val="en-GB" w:eastAsia="en-US"/>
+        </w:rPr>
+        <w:t xml:space="preserve"> the maximum volume</w:t>
+      </w:r>
+      <w:r>
+        <w:rPr>
+          <w:lang w:val="en-GB" w:eastAsia="en-US"/>
+        </w:rPr>
+        <w:t>, within sensible limits,</w:t>
+      </w:r>
+      <w:r>
+        <w:rPr>
+          <w:lang w:val="en-GB" w:eastAsia="en-US"/>
+        </w:rPr>
+        <w:t xml:space="preserve"> from the </w:t>
+      </w:r>
+      <w:r>
+        <w:rPr>
+          <w:lang w:val="en-GB" w:eastAsia="en-US"/>
+        </w:rPr>
+        <w:t xml:space="preserve">calculated </w:t>
+      </w:r>
+      <w:r>
+        <w:rPr>
+          <w:lang w:val="en-GB" w:eastAsia="en-US"/>
+        </w:rPr>
+        <w:t xml:space="preserve">maximum possible area. The maximum possible area is itself calculated form an assumed </w:t>
+      </w:r>
+      <w:r>
+        <w:rPr>
+          <w:lang w:val="en-GB" w:eastAsia="en-US"/>
+        </w:rPr>
+        <w:t>U-value</w:t>
+      </w:r>
+      <w:r>
+        <w:rPr>
+          <w:lang w:val="en-GB" w:eastAsia="en-US"/>
+        </w:rPr>
+        <w:t xml:space="preserve">, a design temperature and the available excess heat after </w:t>
+      </w:r>
+      <w:r>
+        <w:rPr>
+          <w:lang w:val="en-GB" w:eastAsia="en-US"/>
+        </w:rPr>
+        <w:t xml:space="preserve">subtraction of </w:t>
+      </w:r>
+      <w:r>
+        <w:rPr>
+          <w:lang w:val="en-GB" w:eastAsia="en-US"/>
+        </w:rPr>
+        <w:t>the heat-losses from the fish tank. The actual size of the greenhouse depends on the thermal capacity of the heat-storage</w:t>
+      </w:r>
+      <w:r>
+        <w:rPr>
+          <w:lang w:val="en-GB" w:eastAsia="en-US"/>
+        </w:rPr>
+        <w:t>, which is not sized in this simulation design</w:t>
+      </w:r>
+      <w:r>
+        <w:rPr>
+          <w:lang w:val="en-GB" w:eastAsia="en-US"/>
+        </w:rPr>
+        <w:t>. The calculation is based on the following assumptions/data:</w:t>
       </w:r>
     </w:p>
     <w:p>
@@ -5351,7 +5423,7 @@
         <w:rPr>
           <w:lang w:val="en-GB"/>
         </w:rPr>
-        <w:t xml:space="preserve">assumption, based on weather data from </w:t>
+        <w:t xml:space="preserve">assumption based on weather data </w:t>
       </w:r>
       <w:r>
         <w:rPr>
@@ -5541,6 +5613,7 @@
         <w:rPr>
           <w:lang w:val="en-GB" w:eastAsia="en-US"/>
         </w:rPr>
+        <w:lastRenderedPageBreak/>
         <w:t>The</w:t>
       </w:r>
       <w:r>
@@ -5599,23 +5672,16 @@
         </w:rPr>
         <w:t>.</w:t>
       </w:r>
-    </w:p>
-    <w:p>
-      <w:pPr>
-        <w:pStyle w:val="Listenabsatz"/>
-        <w:numPr>
-          <w:ilvl w:val="1"/>
-          <w:numId w:val="27"/>
-        </w:numPr>
+      <w:r>
         <w:rPr>
           <w:lang w:val="en-GB" w:eastAsia="en-US"/>
         </w:rPr>
-      </w:pPr>
+        <w:t xml:space="preserve"> </w:t>
+      </w:r>
       <w:r>
         <w:rPr>
           <w:lang w:val="en-GB" w:eastAsia="en-US"/>
         </w:rPr>
-        <w:lastRenderedPageBreak/>
         <w:t xml:space="preserve">The optimal growing temperature for lettuce and thus the indoor temperature of the vertical farm is assumed to be </w:t>
       </w:r>
       <m:oMath>
@@ -5667,7 +5733,7 @@
         <w:rPr>
           <w:lang w:val="en-GB" w:eastAsia="en-US"/>
         </w:rPr>
-        <w:t xml:space="preserve"> </w:t>
+        <w:t>.</w:t>
       </w:r>
     </w:p>
     <w:p>
@@ -5958,9 +6024,554 @@
     </w:p>
     <w:p>
       <w:pPr>
+        <w:pStyle w:val="Listenabsatz"/>
+        <w:numPr>
+          <w:ilvl w:val="0"/>
+          <w:numId w:val="27"/>
+        </w:numPr>
+        <w:rPr>
+          <w:lang w:val="en-GB" w:eastAsia="en-US"/>
+        </w:rPr>
+      </w:pPr>
+      <w:r>
+        <w:rPr>
+          <w:lang w:val="en-GB" w:eastAsia="en-US"/>
+        </w:rPr>
+        <w:t>The thermal mass of the plants, auxiliaries (soil/hydroponics/structures) is neglected entirely</w:t>
+      </w:r>
+      <w:r>
+        <w:rPr>
+          <w:lang w:val="en-GB" w:eastAsia="en-US"/>
+        </w:rPr>
+        <w:t>. I</w:t>
+      </w:r>
+      <w:r>
+        <w:rPr>
+          <w:lang w:val="en-GB" w:eastAsia="en-US"/>
+        </w:rPr>
+        <w:t xml:space="preserve">n consequence, the thermal inertia of the simulated system is lower than it would be in a real system. </w:t>
+      </w:r>
+    </w:p>
+    <w:p>
+      <w:pPr>
+        <w:ind w:left="360"/>
+        <w:rPr>
+          <w:lang w:val="en-GB" w:eastAsia="en-US"/>
+        </w:rPr>
+      </w:pPr>
+      <w:r>
+        <w:rPr>
+          <w:lang w:val="en-GB" w:eastAsia="en-US"/>
+        </w:rPr>
+        <w:t xml:space="preserve">With the above data, the sizing of the vertical farm can be performed. First the area of the envelope is calculated by dividing the thermal power output which remains after subtracting the thermal losses of the fish tank from the total thermal power output at the design temperature of </w:t>
+      </w:r>
+      <m:oMath>
+        <m:r>
+          <w:rPr>
+            <w:rFonts w:ascii="Cambria Math" w:hAnsi="Cambria Math"/>
+            <w:lang w:val="en-GB"/>
+          </w:rPr>
+          <m:t>-14 °C</m:t>
+        </m:r>
+      </m:oMath>
+      <w:r>
+        <w:rPr>
+          <w:lang w:val="en-GB" w:eastAsia="en-US"/>
+        </w:rPr>
+        <w:t xml:space="preserve">. </w:t>
+      </w:r>
+    </w:p>
+    <w:p>
+      <w:pPr>
+        <w:ind w:left="360"/>
+        <w:rPr>
+          <w:lang w:val="en-GB" w:eastAsia="en-US"/>
+        </w:rPr>
+      </w:pPr>
+      <m:oMathPara>
+        <m:oMath>
+          <m:sSub>
+            <m:sSubPr>
+              <m:ctrlPr>
+                <w:rPr>
+                  <w:rFonts w:ascii="Cambria Math" w:hAnsi="Cambria Math"/>
+                  <w:i/>
+                  <w:lang w:val="en-GB" w:eastAsia="en-US"/>
+                </w:rPr>
+              </m:ctrlPr>
+            </m:sSubPr>
+            <m:e>
+              <m:r>
+                <w:rPr>
+                  <w:rFonts w:ascii="Cambria Math" w:hAnsi="Cambria Math"/>
+                  <w:lang w:val="en-GB" w:eastAsia="en-US"/>
+                </w:rPr>
+                <m:t>Q</m:t>
+              </m:r>
+            </m:e>
+            <m:sub>
+              <m:r>
+                <w:rPr>
+                  <w:rFonts w:ascii="Cambria Math" w:hAnsi="Cambria Math"/>
+                  <w:lang w:val="en-GB" w:eastAsia="en-US"/>
+                </w:rPr>
+                <m:t>remaining</m:t>
+              </m:r>
+            </m:sub>
+          </m:sSub>
+          <m:r>
+            <w:rPr>
+              <w:rFonts w:ascii="Cambria Math" w:hAnsi="Cambria Math"/>
+              <w:lang w:val="en-GB" w:eastAsia="en-US"/>
+            </w:rPr>
+            <m:t>=</m:t>
+          </m:r>
+          <m:sSub>
+            <m:sSubPr>
+              <m:ctrlPr>
+                <w:rPr>
+                  <w:rFonts w:ascii="Cambria Math" w:hAnsi="Cambria Math"/>
+                  <w:i/>
+                  <w:lang w:val="en-GB" w:eastAsia="en-US"/>
+                </w:rPr>
+              </m:ctrlPr>
+            </m:sSubPr>
+            <m:e>
+              <m:r>
+                <w:rPr>
+                  <w:rFonts w:ascii="Cambria Math" w:hAnsi="Cambria Math"/>
+                  <w:lang w:val="en-GB" w:eastAsia="en-US"/>
+                </w:rPr>
+                <m:t>Q</m:t>
+              </m:r>
+            </m:e>
+            <m:sub>
+              <m:r>
+                <w:rPr>
+                  <w:rFonts w:ascii="Cambria Math" w:hAnsi="Cambria Math"/>
+                  <w:lang w:val="en-GB" w:eastAsia="en-US"/>
+                </w:rPr>
+                <m:t>diss_greenhouse</m:t>
+              </m:r>
+            </m:sub>
+          </m:sSub>
+          <m:r>
+            <w:rPr>
+              <w:rFonts w:ascii="Cambria Math" w:hAnsi="Cambria Math"/>
+              <w:lang w:val="en-GB" w:eastAsia="en-US"/>
+            </w:rPr>
+            <m:t>=</m:t>
+          </m:r>
+          <m:sSub>
+            <m:sSubPr>
+              <m:ctrlPr>
+                <w:rPr>
+                  <w:rFonts w:ascii="Cambria Math" w:hAnsi="Cambria Math"/>
+                  <w:i/>
+                  <w:lang w:val="en-GB" w:eastAsia="en-US"/>
+                </w:rPr>
+              </m:ctrlPr>
+            </m:sSubPr>
+            <m:e>
+              <m:sSub>
+                <m:sSubPr>
+                  <m:ctrlPr>
+                    <w:rPr>
+                      <w:rFonts w:ascii="Cambria Math" w:hAnsi="Cambria Math"/>
+                      <w:i/>
+                      <w:lang w:val="en-GB" w:eastAsia="en-US"/>
+                    </w:rPr>
+                  </m:ctrlPr>
+                </m:sSubPr>
+                <m:e>
+                  <m:r>
+                    <w:rPr>
+                      <w:rFonts w:ascii="Cambria Math" w:hAnsi="Cambria Math"/>
+                      <w:lang w:val="en-GB" w:eastAsia="en-US"/>
+                    </w:rPr>
+                    <m:t>Q</m:t>
+                  </m:r>
+                </m:e>
+                <m:sub>
+                  <m:r>
+                    <w:rPr>
+                      <w:rFonts w:ascii="Cambria Math" w:hAnsi="Cambria Math"/>
+                      <w:lang w:val="en-GB" w:eastAsia="en-US"/>
+                    </w:rPr>
+                    <m:t>prod</m:t>
+                  </m:r>
+                </m:sub>
+              </m:sSub>
+              <m:r>
+                <w:rPr>
+                  <w:rFonts w:ascii="Cambria Math" w:hAnsi="Cambria Math"/>
+                  <w:lang w:val="en-GB" w:eastAsia="en-US"/>
+                </w:rPr>
+                <m:t>-Q</m:t>
+              </m:r>
+            </m:e>
+            <m:sub>
+              <m:r>
+                <w:rPr>
+                  <w:rFonts w:ascii="Cambria Math" w:hAnsi="Cambria Math"/>
+                  <w:lang w:val="en-GB" w:eastAsia="en-US"/>
+                </w:rPr>
+                <m:t>diss,_tank</m:t>
+              </m:r>
+            </m:sub>
+          </m:sSub>
+          <m:r>
+            <w:rPr>
+              <w:rFonts w:ascii="Cambria Math" w:hAnsi="Cambria Math"/>
+              <w:lang w:val="en-GB" w:eastAsia="en-US"/>
+            </w:rPr>
+            <m:t>≈0.258 MW</m:t>
+          </m:r>
+        </m:oMath>
+      </m:oMathPara>
+    </w:p>
+    <w:p>
+      <w:pPr>
+        <w:ind w:left="360"/>
+        <w:rPr>
+          <w:lang w:val="en-GB" w:eastAsia="en-US"/>
+        </w:rPr>
+      </w:pPr>
+      <w:r>
+        <w:rPr>
+          <w:lang w:val="en-GB" w:eastAsia="en-US"/>
+        </w:rPr>
+        <w:t>The area can be calculated by rearranging the following equation:</w:t>
+      </w:r>
+    </w:p>
+    <w:p>
+      <w:pPr>
+        <w:ind w:left="360"/>
+        <w:rPr>
+          <w:lang w:val="en-GB" w:eastAsia="en-US"/>
+        </w:rPr>
+      </w:pPr>
+      <m:oMathPara>
+        <m:oMath>
+          <m:r>
+            <w:rPr>
+              <w:rFonts w:ascii="Cambria Math" w:hAnsi="Cambria Math"/>
+              <w:lang w:val="en-GB" w:eastAsia="en-US"/>
+            </w:rPr>
+            <m:t>U⋅</m:t>
+          </m:r>
+          <m:sSub>
+            <m:sSubPr>
+              <m:ctrlPr>
+                <w:rPr>
+                  <w:rFonts w:ascii="Cambria Math" w:hAnsi="Cambria Math"/>
+                  <w:i/>
+                  <w:lang w:val="en-GB" w:eastAsia="en-US"/>
+                </w:rPr>
+              </m:ctrlPr>
+            </m:sSubPr>
+            <m:e>
+              <m:r>
+                <w:rPr>
+                  <w:rFonts w:ascii="Cambria Math" w:hAnsi="Cambria Math"/>
+                  <w:lang w:val="en-GB" w:eastAsia="en-US"/>
+                </w:rPr>
+                <m:t>A</m:t>
+              </m:r>
+            </m:e>
+            <m:sub>
+              <m:r>
+                <w:rPr>
+                  <w:rFonts w:ascii="Cambria Math" w:hAnsi="Cambria Math"/>
+                  <w:lang w:val="en-GB" w:eastAsia="en-US"/>
+                </w:rPr>
+                <m:t>greenhouse</m:t>
+              </m:r>
+            </m:sub>
+          </m:sSub>
+          <m:r>
+            <w:rPr>
+              <w:rFonts w:ascii="Cambria Math" w:hAnsi="Cambria Math"/>
+              <w:lang w:val="en-GB" w:eastAsia="en-US"/>
+            </w:rPr>
+            <m:t>⋅dT=</m:t>
+          </m:r>
+          <m:sSub>
+            <m:sSubPr>
+              <m:ctrlPr>
+                <w:rPr>
+                  <w:rFonts w:ascii="Cambria Math" w:hAnsi="Cambria Math"/>
+                  <w:i/>
+                  <w:lang w:val="en-GB" w:eastAsia="en-US"/>
+                </w:rPr>
+              </m:ctrlPr>
+            </m:sSubPr>
+            <m:e>
+              <m:r>
+                <w:rPr>
+                  <w:rFonts w:ascii="Cambria Math" w:hAnsi="Cambria Math"/>
+                  <w:lang w:val="en-GB" w:eastAsia="en-US"/>
+                </w:rPr>
+                <m:t>Q</m:t>
+              </m:r>
+            </m:e>
+            <m:sub>
+              <m:r>
+                <w:rPr>
+                  <w:rFonts w:ascii="Cambria Math" w:hAnsi="Cambria Math"/>
+                  <w:lang w:val="en-GB" w:eastAsia="en-US"/>
+                </w:rPr>
+                <m:t>diss, greenhouse</m:t>
+              </m:r>
+            </m:sub>
+          </m:sSub>
+          <m:r>
+            <w:rPr>
+              <w:rFonts w:ascii="Cambria Math" w:hAnsi="Cambria Math"/>
+              <w:lang w:val="en-GB" w:eastAsia="en-US"/>
+            </w:rPr>
+            <m:t xml:space="preserve">  </m:t>
+          </m:r>
+        </m:oMath>
+      </m:oMathPara>
+    </w:p>
+    <w:p>
+      <w:pPr>
+        <w:ind w:left="360"/>
+        <w:rPr>
+          <w:lang w:val="en-GB" w:eastAsia="en-US"/>
+        </w:rPr>
+      </w:pPr>
+      <w:r>
+        <w:rPr>
+          <w:lang w:val="en-GB" w:eastAsia="en-US"/>
+        </w:rPr>
+        <w:t>To:</w:t>
+      </w:r>
+    </w:p>
+    <w:p>
+      <w:pPr>
+        <w:ind w:left="360"/>
+        <w:jc w:val="center"/>
+        <w:rPr>
+          <w:lang w:val="en-GB" w:eastAsia="en-US"/>
+        </w:rPr>
+      </w:pPr>
+      <m:oMathPara>
+        <m:oMath>
+          <m:sSub>
+            <m:sSubPr>
+              <m:ctrlPr>
+                <w:rPr>
+                  <w:rFonts w:ascii="Cambria Math" w:hAnsi="Cambria Math"/>
+                  <w:i/>
+                  <w:lang w:val="en-GB" w:eastAsia="en-US"/>
+                </w:rPr>
+              </m:ctrlPr>
+            </m:sSubPr>
+            <m:e>
+              <m:r>
+                <w:rPr>
+                  <w:rFonts w:ascii="Cambria Math" w:hAnsi="Cambria Math"/>
+                  <w:lang w:val="en-GB" w:eastAsia="en-US"/>
+                </w:rPr>
+                <m:t>A</m:t>
+              </m:r>
+            </m:e>
+            <m:sub>
+              <m:r>
+                <w:rPr>
+                  <w:rFonts w:ascii="Cambria Math" w:hAnsi="Cambria Math"/>
+                  <w:lang w:val="en-GB" w:eastAsia="en-US"/>
+                </w:rPr>
+                <m:t>greenhouse</m:t>
+              </m:r>
+            </m:sub>
+          </m:sSub>
+          <m:r>
+            <w:rPr>
+              <w:rFonts w:ascii="Cambria Math" w:hAnsi="Cambria Math"/>
+              <w:lang w:val="en-GB" w:eastAsia="en-US"/>
+            </w:rPr>
+            <m:t>=</m:t>
+          </m:r>
+          <m:f>
+            <m:fPr>
+              <m:ctrlPr>
+                <w:rPr>
+                  <w:rFonts w:ascii="Cambria Math" w:hAnsi="Cambria Math"/>
+                  <w:i/>
+                  <w:lang w:val="en-GB" w:eastAsia="en-US"/>
+                </w:rPr>
+              </m:ctrlPr>
+            </m:fPr>
+            <m:num>
+              <m:sSub>
+                <m:sSubPr>
+                  <m:ctrlPr>
+                    <w:rPr>
+                      <w:rFonts w:ascii="Cambria Math" w:hAnsi="Cambria Math"/>
+                      <w:i/>
+                      <w:lang w:val="en-GB" w:eastAsia="en-US"/>
+                    </w:rPr>
+                  </m:ctrlPr>
+                </m:sSubPr>
+                <m:e>
+                  <m:r>
+                    <w:rPr>
+                      <w:rFonts w:ascii="Cambria Math" w:hAnsi="Cambria Math"/>
+                      <w:lang w:val="en-GB" w:eastAsia="en-US"/>
+                    </w:rPr>
+                    <m:t>Q</m:t>
+                  </m:r>
+                </m:e>
+                <m:sub>
+                  <m:r>
+                    <w:rPr>
+                      <w:rFonts w:ascii="Cambria Math" w:hAnsi="Cambria Math"/>
+                      <w:lang w:val="en-GB" w:eastAsia="en-US"/>
+                    </w:rPr>
+                    <m:t>diss, greenhouse</m:t>
+                  </m:r>
+                </m:sub>
+              </m:sSub>
+            </m:num>
+            <m:den>
+              <m:r>
+                <w:rPr>
+                  <w:rFonts w:ascii="Cambria Math" w:hAnsi="Cambria Math"/>
+                  <w:lang w:val="en-GB" w:eastAsia="en-US"/>
+                </w:rPr>
+                <m:t>U⋅dT</m:t>
+              </m:r>
+            </m:den>
+          </m:f>
+          <m:r>
+            <m:rPr>
+              <m:sty m:val="p"/>
+            </m:rPr>
+            <w:rPr>
+              <w:rFonts w:ascii="Cambria Math" w:hAnsi="Cambria Math"/>
+              <w:lang w:val="en-GB" w:eastAsia="en-US"/>
+            </w:rPr>
+            <m:t xml:space="preserve">=46 284.829 </m:t>
+          </m:r>
+          <m:sSup>
+            <m:sSupPr>
+              <m:ctrlPr>
+                <w:rPr>
+                  <w:rFonts w:ascii="Cambria Math" w:hAnsi="Cambria Math"/>
+                  <w:lang w:val="en-GB" w:eastAsia="en-US"/>
+                </w:rPr>
+              </m:ctrlPr>
+            </m:sSupPr>
+            <m:e>
+              <m:r>
+                <m:rPr>
+                  <m:sty m:val="p"/>
+                </m:rPr>
+                <w:rPr>
+                  <w:rFonts w:ascii="Cambria Math" w:hAnsi="Cambria Math"/>
+                  <w:lang w:val="en-GB" w:eastAsia="en-US"/>
+                </w:rPr>
+                <m:t>m</m:t>
+              </m:r>
+            </m:e>
+            <m:sup>
+              <m:r>
+                <m:rPr>
+                  <m:sty m:val="p"/>
+                </m:rPr>
+                <w:rPr>
+                  <w:rFonts w:ascii="Cambria Math" w:hAnsi="Cambria Math"/>
+                  <w:lang w:val="en-GB" w:eastAsia="en-US"/>
+                </w:rPr>
+                <m:t>2</m:t>
+              </m:r>
+            </m:sup>
+          </m:sSup>
+        </m:oMath>
+      </m:oMathPara>
+    </w:p>
+    <w:p>
+      <w:pPr>
+        <w:ind w:left="360"/>
+        <w:jc w:val="left"/>
+        <w:rPr>
+          <w:lang w:val="en-GB" w:eastAsia="en-US"/>
+        </w:rPr>
+      </w:pPr>
+      <w:r>
+        <w:rPr>
+          <w:lang w:val="en-GB" w:eastAsia="en-US"/>
+        </w:rPr>
+        <w:t>T</w:t>
+      </w:r>
+      <w:r>
+        <w:rPr>
+          <w:lang w:val="en-GB" w:eastAsia="en-US"/>
+        </w:rPr>
+        <w:t xml:space="preserve">he volume </w:t>
+      </w:r>
+      <w:r>
+        <w:rPr>
+          <w:lang w:val="en-GB" w:eastAsia="en-US"/>
+        </w:rPr>
+        <w:t xml:space="preserve">of a </w:t>
+      </w:r>
+      <w:r>
+        <w:rPr>
+          <w:lang w:val="en-GB" w:eastAsia="en-US"/>
+        </w:rPr>
+        <w:t>rectangular</w:t>
+      </w:r>
+      <w:r>
+        <w:rPr>
+          <w:lang w:val="en-GB" w:eastAsia="en-US"/>
+        </w:rPr>
+        <w:t xml:space="preserve"> prism </w:t>
+      </w:r>
+      <w:r>
+        <w:rPr>
+          <w:lang w:val="en-GB" w:eastAsia="en-US"/>
+        </w:rPr>
+        <w:t>would be maximized in a cube</w:t>
+      </w:r>
+      <w:r>
+        <w:rPr>
+          <w:lang w:val="en-GB" w:eastAsia="en-US"/>
+        </w:rPr>
+        <w:t xml:space="preserve">, resulting in a height, width and length of </w:t>
+      </w:r>
+      <m:oMath>
+        <m:r>
+          <w:rPr>
+            <w:rFonts w:ascii="Cambria Math" w:hAnsi="Cambria Math"/>
+            <w:lang w:val="en-GB" w:eastAsia="en-US"/>
+          </w:rPr>
+          <m:t>87.83</m:t>
+        </m:r>
+        <m:r>
+          <w:rPr>
+            <w:rFonts w:ascii="Cambria Math" w:hAnsi="Cambria Math"/>
+            <w:lang w:val="en-GB" w:eastAsia="en-US"/>
+          </w:rPr>
+          <m:t xml:space="preserve"> m</m:t>
+        </m:r>
+      </m:oMath>
+      <w:r>
+        <w:rPr>
+          <w:lang w:val="en-GB" w:eastAsia="en-US"/>
+        </w:rPr>
+        <w:t xml:space="preserve">. Whilst logistical reasons and the size of the property may lead to other geometries, this geometry is chosen for simplicity and as little information on existing geometries was found. </w:t>
+      </w:r>
+    </w:p>
+    <w:p>
+      <w:pPr>
         <w:pStyle w:val="berschrift2"/>
       </w:pPr>
       <w:r>
+        <w:lastRenderedPageBreak/>
         <w:t>Parameters</w:t>
       </w:r>
       <w:bookmarkEnd w:id="13"/>
@@ -7229,7 +7840,6 @@
           <w:b/>
           <w:bCs/>
         </w:rPr>
-        <w:lastRenderedPageBreak/>
         <w:t>Stocks</w:t>
       </w:r>
     </w:p>
@@ -7759,6 +8369,7 @@
         </w:rPr>
       </w:pPr>
       <w:r>
+        <w:lastRenderedPageBreak/>
         <w:t>Flows</w:t>
       </w:r>
     </w:p>

--- a/Documentation.docx
+++ b/Documentation.docx
@@ -1398,21 +1398,7 @@
         <w:rPr>
           <w:lang w:val="en-GB"/>
         </w:rPr>
-        <w:t xml:space="preserve">The </w:t>
-      </w:r>
-      <w:proofErr w:type="spellStart"/>
-      <w:r>
-        <w:rPr>
-          <w:lang w:val="en-GB"/>
-        </w:rPr>
-        <w:t>Superfarm</w:t>
-      </w:r>
-      <w:proofErr w:type="spellEnd"/>
-      <w:r>
-        <w:rPr>
-          <w:lang w:val="en-GB"/>
-        </w:rPr>
-        <w:t xml:space="preserve"> project represents a transition from traditional linear industrial models to a circular "Waste-to-Value" framework. The project’s core philosophy, "Using Waste to Grow Fish and Plants," addresses the inherent inefficiencies in green hydrogen production, where byproduct oxygen and thermal energy are often treated as secondary waste streams rather than valuable resources.</w:t>
+        <w:t>The Superfarm project represents a transition from traditional linear industrial models to a circular "Waste-to-Value" framework. The project’s core philosophy, "Using Waste to Grow Fish and Plants," addresses the inherent inefficiencies in green hydrogen production, where byproduct oxygen and thermal energy are often treated as secondary waste streams rather than valuable resources.</w:t>
       </w:r>
     </w:p>
     <w:p>
@@ -1425,51 +1411,9 @@
         </w:rPr>
         <w:t xml:space="preserve">This simulation acts as a Digital Twin, providing a high-fidelity environment to validate the technical and economic viability of integrating electrolysis with localized agriculture. </w:t>
       </w:r>
-      <w:proofErr w:type="spellStart"/>
-      <w:r>
-        <w:t>The</w:t>
-      </w:r>
-      <w:proofErr w:type="spellEnd"/>
-      <w:r>
-        <w:t xml:space="preserve"> </w:t>
-      </w:r>
-      <w:proofErr w:type="spellStart"/>
-      <w:r>
-        <w:t>primary</w:t>
-      </w:r>
-      <w:proofErr w:type="spellEnd"/>
-      <w:r>
-        <w:t xml:space="preserve"> </w:t>
-      </w:r>
-      <w:proofErr w:type="spellStart"/>
-      <w:r>
-        <w:t>objectives</w:t>
-      </w:r>
-      <w:proofErr w:type="spellEnd"/>
-      <w:r>
-        <w:t xml:space="preserve"> of </w:t>
-      </w:r>
-      <w:proofErr w:type="spellStart"/>
-      <w:r>
-        <w:t>the</w:t>
-      </w:r>
-      <w:proofErr w:type="spellEnd"/>
-      <w:r>
-        <w:t xml:space="preserve"> </w:t>
-      </w:r>
-      <w:proofErr w:type="spellStart"/>
-      <w:r>
-        <w:t>model</w:t>
-      </w:r>
-      <w:proofErr w:type="spellEnd"/>
-      <w:r>
-        <w:t xml:space="preserve"> </w:t>
-      </w:r>
-      <w:proofErr w:type="spellStart"/>
-      <w:r>
-        <w:t>are</w:t>
-      </w:r>
-      <w:proofErr w:type="spellEnd"/>
+      <w:r>
+        <w:t>The primary objectives of the model are</w:t>
+      </w:r>
       <w:r>
         <w:t>:</w:t>
       </w:r>
@@ -1683,157 +1627,45 @@
         <w:rPr>
           <w:lang w:val="en-US" w:eastAsia="en-US"/>
         </w:rPr>
-        <w:t xml:space="preserve">Figure 1: System Dynamics Architecture of the </w:t>
-      </w:r>
-      <w:proofErr w:type="spellStart"/>
-      <w:r>
+        <w:t>Figure 1: System Dynamics Architecture of the Superfarm Digital Twin in AnyLogic.</w:t>
+      </w:r>
+    </w:p>
+    <w:p>
+      <w:pPr>
+        <w:ind w:right="-1"/>
         <w:rPr>
           <w:lang w:val="en-US" w:eastAsia="en-US"/>
         </w:rPr>
-        <w:t>Superfarm</w:t>
-      </w:r>
-      <w:proofErr w:type="spellEnd"/>
+      </w:pPr>
       <w:r>
         <w:rPr>
           <w:lang w:val="en-US" w:eastAsia="en-US"/>
         </w:rPr>
-        <w:t xml:space="preserve"> Digital Twin in </w:t>
-      </w:r>
-      <w:proofErr w:type="spellStart"/>
-      <w:r>
+        <w:t>To ensure a high-fidelity representation of the Superfarm system, the model employs a multilayered modular design:</w:t>
+      </w:r>
+    </w:p>
+    <w:p>
+      <w:pPr>
+        <w:pStyle w:val="berschrift2"/>
+      </w:pPr>
+      <w:bookmarkStart w:id="6" w:name="_Toc225009470"/>
+      <w:r>
+        <w:t>The Core: Electrolyzer Unit</w:t>
+      </w:r>
+      <w:bookmarkEnd w:id="6"/>
+    </w:p>
+    <w:p>
+      <w:pPr>
+        <w:ind w:right="-1"/>
         <w:rPr>
           <w:lang w:val="en-US" w:eastAsia="en-US"/>
         </w:rPr>
-        <w:t>AnyLogic</w:t>
-      </w:r>
-      <w:proofErr w:type="spellEnd"/>
+      </w:pPr>
       <w:r>
         <w:rPr>
           <w:lang w:val="en-US" w:eastAsia="en-US"/>
         </w:rPr>
-        <w:t>.</w:t>
-      </w:r>
-    </w:p>
-    <w:p>
-      <w:pPr>
-        <w:ind w:right="-1"/>
-        <w:rPr>
-          <w:lang w:val="en-US" w:eastAsia="en-US"/>
-        </w:rPr>
-      </w:pPr>
-      <w:r>
-        <w:rPr>
-          <w:lang w:val="en-US" w:eastAsia="en-US"/>
-        </w:rPr>
-        <w:t xml:space="preserve">To ensure a high-fidelity representation of the </w:t>
-      </w:r>
-      <w:proofErr w:type="spellStart"/>
-      <w:r>
-        <w:rPr>
-          <w:lang w:val="en-US" w:eastAsia="en-US"/>
-        </w:rPr>
-        <w:t>Superfarm</w:t>
-      </w:r>
-      <w:proofErr w:type="spellEnd"/>
-      <w:r>
-        <w:rPr>
-          <w:lang w:val="en-US" w:eastAsia="en-US"/>
-        </w:rPr>
-        <w:t xml:space="preserve"> system, the model employs a multilayered modular design:</w:t>
-      </w:r>
-    </w:p>
-    <w:p>
-      <w:pPr>
-        <w:pStyle w:val="berschrift2"/>
-      </w:pPr>
-      <w:bookmarkStart w:id="6" w:name="_Toc225009470"/>
-      <w:r>
-        <w:t>The Core: Electrolyzer Unit</w:t>
-      </w:r>
-      <w:bookmarkEnd w:id="6"/>
-    </w:p>
-    <w:p>
-      <w:pPr>
-        <w:ind w:right="-1"/>
-        <w:rPr>
-          <w:lang w:val="en-US" w:eastAsia="en-US"/>
-        </w:rPr>
-      </w:pPr>
-      <w:r>
-        <w:rPr>
-          <w:lang w:val="en-US" w:eastAsia="en-US"/>
-        </w:rPr>
-        <w:t xml:space="preserve">The </w:t>
-      </w:r>
-      <w:proofErr w:type="spellStart"/>
-      <w:r>
-        <w:rPr>
-          <w:lang w:val="en-US" w:eastAsia="en-US"/>
-        </w:rPr>
-        <w:t>electrolyzer</w:t>
-      </w:r>
-      <w:proofErr w:type="spellEnd"/>
-      <w:r>
-        <w:rPr>
-          <w:lang w:val="en-US" w:eastAsia="en-US"/>
-        </w:rPr>
-        <w:t xml:space="preserve"> acts as the primary source node in the simulation. It takes electrical power input (</w:t>
-      </w:r>
-      <w:proofErr w:type="spellStart"/>
-      <w:r>
-        <w:rPr>
-          <w:lang w:val="en-US" w:eastAsia="en-US"/>
-        </w:rPr>
-        <w:t>P_Electrolyzer</w:t>
-      </w:r>
-      <w:proofErr w:type="spellEnd"/>
-      <w:r>
-        <w:rPr>
-          <w:lang w:val="en-US" w:eastAsia="en-US"/>
-        </w:rPr>
-        <w:t>) and, based on the reaction enthalpy (</w:t>
-      </w:r>
-      <w:proofErr w:type="spellStart"/>
-      <w:r>
-        <w:rPr>
-          <w:lang w:val="en-US" w:eastAsia="en-US"/>
-        </w:rPr>
-        <w:t>Delta_h</w:t>
-      </w:r>
-      <w:proofErr w:type="spellEnd"/>
-      <w:r>
-        <w:rPr>
-          <w:lang w:val="en-US" w:eastAsia="en-US"/>
-        </w:rPr>
-        <w:t>) and efficiency (</w:t>
-      </w:r>
-      <w:proofErr w:type="spellStart"/>
-      <w:r>
-        <w:rPr>
-          <w:lang w:val="en-US" w:eastAsia="en-US"/>
-        </w:rPr>
-        <w:t>Eff_Electrolyzer</w:t>
-      </w:r>
-      <w:proofErr w:type="spellEnd"/>
-      <w:r>
-        <w:rPr>
-          <w:lang w:val="en-US" w:eastAsia="en-US"/>
-        </w:rPr>
-        <w:t>), generates three simultaneous outputs: Hydrogen gas, Oxygen gas, and Dissipated Heat (</w:t>
-      </w:r>
-      <w:proofErr w:type="spellStart"/>
-      <w:r>
-        <w:rPr>
-          <w:lang w:val="en-US" w:eastAsia="en-US"/>
-        </w:rPr>
-        <w:t>Q_prod</w:t>
-      </w:r>
-      <w:proofErr w:type="spellEnd"/>
-      <w:r>
-        <w:rPr>
-          <w:lang w:val="en-US" w:eastAsia="en-US"/>
-        </w:rPr>
-        <w:t>)</w:t>
+        <w:t>The electrolyzer acts as the primary source node in the simulation. It takes electrical power input (P_Electrolyzer) and, based on the reaction enthalpy (Delta_h) and efficiency (Eff_Electrolyzer), generates three simultaneous outputs: Hydrogen gas, Oxygen gas, and Dissipated Heat (Q_prod)</w:t>
       </w:r>
       <w:r>
         <w:rPr>
@@ -2141,35 +1973,7 @@
         <w:rPr>
           <w:lang w:val="en-US" w:eastAsia="en-US"/>
         </w:rPr>
-        <w:t>The dissipated heat (</w:t>
-      </w:r>
-      <w:proofErr w:type="spellStart"/>
-      <w:r>
-        <w:rPr>
-          <w:lang w:val="en-US" w:eastAsia="en-US"/>
-        </w:rPr>
-        <w:t>Q_prod</w:t>
-      </w:r>
-      <w:proofErr w:type="spellEnd"/>
-      <w:r>
-        <w:rPr>
-          <w:lang w:val="en-US" w:eastAsia="en-US"/>
-        </w:rPr>
-        <w:t>) is captured and stored in a central energy storage unit (</w:t>
-      </w:r>
-      <w:proofErr w:type="spellStart"/>
-      <w:r>
-        <w:rPr>
-          <w:lang w:val="en-US" w:eastAsia="en-US"/>
-        </w:rPr>
-        <w:t>Q_store</w:t>
-      </w:r>
-      <w:proofErr w:type="spellEnd"/>
-      <w:r>
-        <w:rPr>
-          <w:lang w:val="en-US" w:eastAsia="en-US"/>
-        </w:rPr>
-        <w:t>)</w:t>
+        <w:t>The dissipated heat (Q_prod) is captured and stored in a central energy storage unit (Q_store)</w:t>
       </w:r>
       <w:r>
         <w:rPr>
@@ -2220,14 +2024,12 @@
         </w:rPr>
         <w:t xml:space="preserve"> (</w:t>
       </w:r>
-      <w:proofErr w:type="spellStart"/>
       <w:r>
         <w:rPr>
           <w:lang w:val="en-US" w:eastAsia="en-US"/>
         </w:rPr>
         <w:t>Q_tank_in</w:t>
       </w:r>
-      <w:proofErr w:type="spellEnd"/>
       <w:r>
         <w:rPr>
           <w:lang w:val="en-US" w:eastAsia="en-US"/>
@@ -2238,92 +2040,74 @@
         <w:rPr>
           <w:lang w:val="en-US" w:eastAsia="en-US"/>
         </w:rPr>
-        <w:t xml:space="preserve"> to regulate the fish tank temperature (</w:t>
-      </w:r>
-      <w:proofErr w:type="spellStart"/>
+        <w:t xml:space="preserve"> to regulate the fish tank temperature (T_tank), </w:t>
+      </w:r>
       <w:r>
         <w:rPr>
           <w:lang w:val="en-US" w:eastAsia="en-US"/>
         </w:rPr>
-        <w:t>T_tank</w:t>
-      </w:r>
-      <w:proofErr w:type="spellEnd"/>
+        <w:t>considering water properties such as density</w:t>
+      </w:r>
       <w:r>
         <w:rPr>
           <w:lang w:val="en-US" w:eastAsia="en-US"/>
         </w:rPr>
-        <w:t xml:space="preserve">), </w:t>
+        <w:t xml:space="preserve"> </w:t>
       </w:r>
       <w:r>
         <w:rPr>
           <w:lang w:val="en-US" w:eastAsia="en-US"/>
         </w:rPr>
-        <w:t>considering water properties such as density</w:t>
+        <w:t>(</w:t>
       </w:r>
       <w:r>
         <w:rPr>
           <w:lang w:val="en-US" w:eastAsia="en-US"/>
         </w:rPr>
+        <w:t>rho_water</w:t>
+      </w:r>
+      <w:r>
+        <w:rPr>
+          <w:lang w:val="en-US" w:eastAsia="en-US"/>
+        </w:rPr>
+        <w:t>)</w:t>
+      </w:r>
+      <w:r>
+        <w:rPr>
+          <w:lang w:val="en-US" w:eastAsia="en-US"/>
+        </w:rPr>
+        <w:t xml:space="preserve"> and</w:t>
+      </w:r>
+      <w:r>
+        <w:rPr>
+          <w:lang w:val="en-US" w:eastAsia="en-US"/>
+        </w:rPr>
         <w:t xml:space="preserve"> </w:t>
       </w:r>
       <w:r>
         <w:rPr>
           <w:lang w:val="en-US" w:eastAsia="en-US"/>
         </w:rPr>
+        <w:t>specific heat capacity</w:t>
+      </w:r>
+      <w:r>
+        <w:rPr>
+          <w:lang w:val="en-US" w:eastAsia="en-US"/>
+        </w:rPr>
+        <w:t xml:space="preserve"> </w:t>
+      </w:r>
+      <w:r>
+        <w:rPr>
+          <w:lang w:val="en-US" w:eastAsia="en-US"/>
+        </w:rPr>
         <w:t>(</w:t>
       </w:r>
-      <w:proofErr w:type="spellStart"/>
       <w:r>
         <w:rPr>
           <w:lang w:val="en-US" w:eastAsia="en-US"/>
         </w:rPr>
-        <w:t>rho_water</w:t>
-      </w:r>
-      <w:proofErr w:type="spellEnd"/>
-      <w:r>
-        <w:rPr>
-          <w:lang w:val="en-US" w:eastAsia="en-US"/>
-        </w:rPr>
-        <w:t>)</w:t>
-      </w:r>
-      <w:r>
-        <w:rPr>
-          <w:lang w:val="en-US" w:eastAsia="en-US"/>
-        </w:rPr>
-        <w:t xml:space="preserve"> and</w:t>
-      </w:r>
-      <w:r>
-        <w:rPr>
-          <w:lang w:val="en-US" w:eastAsia="en-US"/>
-        </w:rPr>
-        <w:t xml:space="preserve"> </w:t>
-      </w:r>
-      <w:r>
-        <w:rPr>
-          <w:lang w:val="en-US" w:eastAsia="en-US"/>
-        </w:rPr>
-        <w:t>specific heat capacity</w:t>
-      </w:r>
-      <w:r>
-        <w:rPr>
-          <w:lang w:val="en-US" w:eastAsia="en-US"/>
-        </w:rPr>
-        <w:t xml:space="preserve"> </w:t>
-      </w:r>
-      <w:r>
-        <w:rPr>
-          <w:lang w:val="en-US" w:eastAsia="en-US"/>
-        </w:rPr>
-        <w:t>(</w:t>
-      </w:r>
-      <w:proofErr w:type="spellStart"/>
-      <w:r>
-        <w:rPr>
-          <w:lang w:val="en-US" w:eastAsia="en-US"/>
-        </w:rPr>
         <w:t>cp_water</w:t>
       </w:r>
-      <w:proofErr w:type="spellEnd"/>
       <w:r>
         <w:rPr>
           <w:lang w:val="en-US" w:eastAsia="en-US"/>
@@ -2353,30 +2137,8 @@
         <w:rPr>
           <w:lang w:val="en-US" w:eastAsia="en-US"/>
         </w:rPr>
-        <w:t>Greenhouse Heating: Simultaneously, heat is transferred through a heat flow (</w:t>
-      </w:r>
-      <w:proofErr w:type="spellStart"/>
-      <w:r>
-        <w:rPr>
-          <w:lang w:val="en-US" w:eastAsia="en-US"/>
-        </w:rPr>
-        <w:t>Q_greenhouse_in</w:t>
-      </w:r>
-      <w:proofErr w:type="spellEnd"/>
-      <w:r>
-        <w:rPr>
-          <w:lang w:val="en-US" w:eastAsia="en-US"/>
-        </w:rPr>
-        <w:t>) to the vertical farm module to maintain the greenhouse temperature (</w:t>
-      </w:r>
-      <w:proofErr w:type="spellStart"/>
-      <w:r>
-        <w:rPr>
-          <w:lang w:val="en-US" w:eastAsia="en-US"/>
-        </w:rPr>
-        <w:t>T_greenhouse</w:t>
-      </w:r>
-      <w:proofErr w:type="spellEnd"/>
+        <w:t>Greenhouse Heating: Simultaneously, heat is transferred through a heat flow (Q_greenhouse_in) to the vertical farm module to maintain the greenhouse temperature (T_greenhouse</w:t>
+      </w:r>
       <w:r>
         <w:rPr>
           <w:lang w:val="en-US" w:eastAsia="en-US"/>
@@ -2408,70 +2170,68 @@
         </w:rPr>
         <w:t>two heat flows (</w:t>
       </w:r>
-      <w:proofErr w:type="spellStart"/>
       <w:r>
         <w:rPr>
           <w:lang w:val="en-US" w:eastAsia="en-US"/>
         </w:rPr>
-        <w:t>Q_diss_tank</w:t>
-      </w:r>
-      <w:proofErr w:type="spellEnd"/>
+        <w:t>Q_diss_tank and Q_diss_greenhouse</w:t>
+      </w:r>
       <w:r>
         <w:rPr>
           <w:lang w:val="en-US" w:eastAsia="en-US"/>
         </w:rPr>
-        <w:t xml:space="preserve"> and </w:t>
-      </w:r>
-      <w:proofErr w:type="spellStart"/>
+        <w:t>)</w:t>
+      </w:r>
       <w:r>
         <w:rPr>
           <w:lang w:val="en-US" w:eastAsia="en-US"/>
         </w:rPr>
-        <w:t>Q_</w:t>
-      </w:r>
-      <w:proofErr w:type="gramStart"/>
+        <w:t xml:space="preserve"> to </w:t>
+      </w:r>
+      <w:r>
+        <w:rPr>
+          <w:lang w:val="en-GB" w:eastAsia="en-US"/>
+        </w:rPr>
+        <w:t xml:space="preserve">evaluate </w:t>
+      </w:r>
       <w:r>
         <w:rPr>
           <w:lang w:val="en-US" w:eastAsia="en-US"/>
         </w:rPr>
-        <w:t>diss</w:t>
-      </w:r>
-      <w:proofErr w:type="gramEnd"/>
+        <w:t>the system's thermal efficiency</w:t>
+      </w:r>
       <w:r>
         <w:rPr>
           <w:lang w:val="en-US" w:eastAsia="en-US"/>
         </w:rPr>
-        <w:t>_greenhouse</w:t>
-      </w:r>
-      <w:proofErr w:type="spellEnd"/>
+        <w:t>.</w:t>
+      </w:r>
+    </w:p>
+    <w:p>
+      <w:pPr>
+        <w:pStyle w:val="berschrift2"/>
+      </w:pPr>
+      <w:r>
+        <w:t>Model Parameters and Logic</w:t>
+      </w:r>
+    </w:p>
+    <w:p>
+      <w:pPr>
+        <w:ind w:right="-1"/>
+        <w:rPr>
+          <w:lang w:val="en-GB"/>
+        </w:rPr>
+      </w:pPr>
       <w:r>
         <w:rPr>
           <w:lang w:val="en-US" w:eastAsia="en-US"/>
         </w:rPr>
-        <w:t>)</w:t>
+        <w:t>The model is of a hypothetical hydrogen plant with PEM electrolyzers. The power for plant operation comes from an islanded wind farm with a similar capacity. It is assumed that the heat output of the electrolyzer is very large compared with the oxygen output. Therefore, the fish farm is sized first, based on the oxygen output, and the greenhouse is sized based on the heat remaining after the fish farm demand has been calculated</w:t>
       </w:r>
       <w:r>
         <w:rPr>
           <w:lang w:val="en-US" w:eastAsia="en-US"/>
         </w:rPr>
-        <w:t xml:space="preserve"> to </w:t>
-      </w:r>
-      <w:r>
-        <w:rPr>
-          <w:lang w:val="en-GB" w:eastAsia="en-US"/>
-        </w:rPr>
-        <w:t xml:space="preserve">evaluate </w:t>
-      </w:r>
-      <w:r>
-        <w:rPr>
-          <w:lang w:val="en-US" w:eastAsia="en-US"/>
-        </w:rPr>
-        <w:t>the system's thermal efficiency</w:t>
-      </w:r>
-      <w:r>
-        <w:rPr>
-          <w:lang w:val="en-US" w:eastAsia="en-US"/>
-        </w:rPr>
         <w:t>.</w:t>
       </w:r>
     </w:p>
@@ -2479,80 +2239,16 @@
       <w:pPr>
         <w:pStyle w:val="berschrift2"/>
       </w:pPr>
-      <w:r>
-        <w:t>Model Parameters and Logic</w:t>
-      </w:r>
+      <w:bookmarkStart w:id="9" w:name="_Toc225009474"/>
+      <w:r>
+        <w:t>Wind Farm (P_electrolyzer)</w:t>
+      </w:r>
+      <w:bookmarkEnd w:id="9"/>
     </w:p>
     <w:p>
       <w:pPr>
         <w:ind w:right="-1"/>
         <w:rPr>
-          <w:lang w:val="en-GB"/>
-        </w:rPr>
-      </w:pPr>
-      <w:r>
-        <w:rPr>
-          <w:lang w:val="en-US" w:eastAsia="en-US"/>
-        </w:rPr>
-        <w:t xml:space="preserve">The model is of a hypothetical hydrogen plant with PEM </w:t>
-      </w:r>
-      <w:proofErr w:type="spellStart"/>
-      <w:r>
-        <w:rPr>
-          <w:lang w:val="en-US" w:eastAsia="en-US"/>
-        </w:rPr>
-        <w:t>electrolyzers</w:t>
-      </w:r>
-      <w:proofErr w:type="spellEnd"/>
-      <w:r>
-        <w:rPr>
-          <w:lang w:val="en-US" w:eastAsia="en-US"/>
-        </w:rPr>
-        <w:t xml:space="preserve">. The power for plant operation comes from an islanded wind farm with a similar capacity. It is assumed that the heat output of the </w:t>
-      </w:r>
-      <w:proofErr w:type="spellStart"/>
-      <w:r>
-        <w:rPr>
-          <w:lang w:val="en-US" w:eastAsia="en-US"/>
-        </w:rPr>
-        <w:t>electrolyzer</w:t>
-      </w:r>
-      <w:proofErr w:type="spellEnd"/>
-      <w:r>
-        <w:rPr>
-          <w:lang w:val="en-US" w:eastAsia="en-US"/>
-        </w:rPr>
-        <w:t xml:space="preserve"> is very large compared with the oxygen output. Therefore, the fish farm is sized first, based on the oxygen output, and the greenhouse is sized based on the heat remaining after the fish farm demand has been calculated</w:t>
-      </w:r>
-      <w:r>
-        <w:rPr>
-          <w:lang w:val="en-US" w:eastAsia="en-US"/>
-        </w:rPr>
-        <w:t>.</w:t>
-      </w:r>
-    </w:p>
-    <w:p>
-      <w:pPr>
-        <w:pStyle w:val="berschrift2"/>
-      </w:pPr>
-      <w:bookmarkStart w:id="9" w:name="_Toc225009474"/>
-      <w:r>
-        <w:t>Wind Farm (</w:t>
-      </w:r>
-      <w:proofErr w:type="spellStart"/>
-      <w:r>
-        <w:t>P_electrolyzer</w:t>
-      </w:r>
-      <w:proofErr w:type="spellEnd"/>
-      <w:r>
-        <w:t>)</w:t>
-      </w:r>
-      <w:bookmarkEnd w:id="9"/>
-    </w:p>
-    <w:p>
-      <w:pPr>
-        <w:ind w:right="-1"/>
-        <w:rPr>
           <w:rFonts w:cs="Calibri"/>
         </w:rPr>
       </w:pPr>
@@ -2608,148 +2304,52 @@
           <w:lang w:val="en-GB"/>
         </w:rPr>
         <w:lastRenderedPageBreak/>
-        <w:t xml:space="preserve">hours was scaled to data from </w:t>
-      </w:r>
-      <w:proofErr w:type="spellStart"/>
+        <w:t xml:space="preserve">hours was scaled to data from Fingrid </w:t>
+      </w:r>
       <w:r>
         <w:rPr>
           <w:rFonts w:cs="Calibri"/>
-          <w:lang w:val="en-GB"/>
-        </w:rPr>
-        <w:t>Fingrid</w:t>
-      </w:r>
-      <w:proofErr w:type="spellEnd"/>
+        </w:rPr>
+        <w:fldChar w:fldCharType="begin"/>
+      </w:r>
       <w:r>
         <w:rPr>
           <w:rFonts w:cs="Calibri"/>
           <w:lang w:val="en-GB"/>
         </w:rPr>
-        <w:t xml:space="preserve"> </w:t>
+        <w:instrText xml:space="preserve"> ADDIN ZOTERO_ITEM CSL_CITATION {"citationID":"XfvlAsyt","properties":{"formattedCitation":"[2]","plainCitation":"[2]","noteIndex":0},"citationItems":[{"id":356,"uris":["http://zotero.org/groups/6447497/items/9ELM3ZNS"],"itemData":{"id":356,"type":"webpage","title":"Download datasets","URL":"https://data.fingrid.fi/en/data?datasets=181","accessed":{"date-parts":[["2026",3,9]]}}}],"schema":"https://github.com/citation-style-language/schema/raw/master/csl-citation.json"} </w:instrText>
       </w:r>
       <w:r>
         <w:rPr>
           <w:rFonts w:cs="Calibri"/>
         </w:rPr>
-        <w:fldChar w:fldCharType="begin"/>
+        <w:fldChar w:fldCharType="separate"/>
+      </w:r>
+      <w:r>
+        <w:rPr>
+          <w:rFonts w:ascii="Aptos" w:hAnsi="Aptos"/>
+          <w:lang w:val="en-GB"/>
+        </w:rPr>
+        <w:t>[2]</w:t>
       </w:r>
       <w:r>
         <w:rPr>
           <w:rFonts w:cs="Calibri"/>
-          <w:lang w:val="en-GB"/>
-        </w:rPr>
-        <w:instrText xml:space="preserve"> ADDIN ZOTERO_ITEM CSL_CITATION {"citationID":"XfvlAsyt","properties":{"formattedCitation":"[2]","plainCitation":"[2]","noteIndex":0},"citationItems":[{"id":356,"uris":["http://zotero.org/groups/6447497/items/9ELM3ZNS"],"itemData":{"id":356,"type":"webpage","title":"Download datasets","URL":"https://data.fingrid.fi/en/data?datasets=181","accessed":{"date-parts":[["2026",3,9]]}}}],"schema":"https://github.com/citation-style-language/schema/raw/master/csl-citation.json"} </w:instrText>
+        </w:rPr>
+        <w:fldChar w:fldCharType="end"/>
       </w:r>
       <w:r>
         <w:rPr>
           <w:rFonts w:cs="Calibri"/>
-        </w:rPr>
-        <w:fldChar w:fldCharType="separate"/>
-      </w:r>
-      <w:r>
-        <w:rPr>
-          <w:rFonts w:ascii="Aptos" w:hAnsi="Aptos"/>
-          <w:lang w:val="en-GB"/>
-        </w:rPr>
-        <w:t>[2]</w:t>
+          <w:lang w:val="en-GB"/>
+        </w:rPr>
+        <w:t xml:space="preserve">. Although Fingrid data is for all of Finland, data for specific wind farms is not easily found. Therefore, the profile is the best approximation for our project. </w:t>
       </w:r>
       <w:r>
         <w:rPr>
           <w:rFonts w:cs="Calibri"/>
         </w:rPr>
-        <w:fldChar w:fldCharType="end"/>
-      </w:r>
-      <w:r>
-        <w:rPr>
-          <w:rFonts w:cs="Calibri"/>
-          <w:lang w:val="en-GB"/>
-        </w:rPr>
-        <w:t xml:space="preserve">. Although </w:t>
-      </w:r>
-      <w:proofErr w:type="spellStart"/>
-      <w:r>
-        <w:rPr>
-          <w:rFonts w:cs="Calibri"/>
-          <w:lang w:val="en-GB"/>
-        </w:rPr>
-        <w:t>Fingrid</w:t>
-      </w:r>
-      <w:proofErr w:type="spellEnd"/>
-      <w:r>
-        <w:rPr>
-          <w:rFonts w:cs="Calibri"/>
-          <w:lang w:val="en-GB"/>
-        </w:rPr>
-        <w:t xml:space="preserve"> data is for all of Finland, data for specific wind farms is not easily found. Therefore, the profile is the best approximation for our project. </w:t>
-      </w:r>
-      <w:proofErr w:type="spellStart"/>
-      <w:r>
-        <w:rPr>
-          <w:rFonts w:cs="Calibri"/>
-        </w:rPr>
-        <w:t>The</w:t>
-      </w:r>
-      <w:proofErr w:type="spellEnd"/>
-      <w:r>
-        <w:rPr>
-          <w:rFonts w:cs="Calibri"/>
-        </w:rPr>
-        <w:t xml:space="preserve"> </w:t>
-      </w:r>
-      <w:proofErr w:type="spellStart"/>
-      <w:r>
-        <w:rPr>
-          <w:rFonts w:cs="Calibri"/>
-        </w:rPr>
-        <w:t>power</w:t>
-      </w:r>
-      <w:proofErr w:type="spellEnd"/>
-      <w:r>
-        <w:rPr>
-          <w:rFonts w:cs="Calibri"/>
-        </w:rPr>
-        <w:t xml:space="preserve"> output </w:t>
-      </w:r>
-      <w:proofErr w:type="spellStart"/>
-      <w:r>
-        <w:rPr>
-          <w:rFonts w:cs="Calibri"/>
-        </w:rPr>
-        <w:t>was</w:t>
-      </w:r>
-      <w:proofErr w:type="spellEnd"/>
-      <w:r>
-        <w:rPr>
-          <w:rFonts w:cs="Calibri"/>
-        </w:rPr>
-        <w:t xml:space="preserve"> </w:t>
-      </w:r>
-      <w:proofErr w:type="spellStart"/>
-      <w:r>
-        <w:rPr>
-          <w:rFonts w:cs="Calibri"/>
-        </w:rPr>
-        <w:t>scaled</w:t>
-      </w:r>
-      <w:proofErr w:type="spellEnd"/>
-      <w:r>
-        <w:rPr>
-          <w:rFonts w:cs="Calibri"/>
-        </w:rPr>
-        <w:t xml:space="preserve"> as </w:t>
-      </w:r>
-      <w:proofErr w:type="spellStart"/>
-      <w:r>
-        <w:rPr>
-          <w:rFonts w:cs="Calibri"/>
-        </w:rPr>
-        <w:t>follows</w:t>
-      </w:r>
-      <w:proofErr w:type="spellEnd"/>
-      <w:r>
-        <w:rPr>
-          <w:rFonts w:cs="Calibri"/>
-        </w:rPr>
-        <w:t>:</w:t>
+        <w:t>The power output was scaled as follows:</w:t>
       </w:r>
     </w:p>
     <w:p>
@@ -2768,21 +2368,7 @@
         <w:rPr>
           <w:lang w:val="en-GB"/>
         </w:rPr>
-        <w:t xml:space="preserve">Hourly Averaging: The raw 3-minute real-time production data from </w:t>
-      </w:r>
-      <w:proofErr w:type="spellStart"/>
-      <w:r>
-        <w:rPr>
-          <w:lang w:val="en-GB"/>
-        </w:rPr>
-        <w:t>Fingrid</w:t>
-      </w:r>
-      <w:proofErr w:type="spellEnd"/>
-      <w:r>
-        <w:rPr>
-          <w:lang w:val="en-GB"/>
-        </w:rPr>
-        <w:t xml:space="preserve"> (March 6th-7th) was aggregated into hourly mean values to provide a consistent daily profile.</w:t>
+        <w:t>Hourly Averaging: The raw 3-minute real-time production data from Fingrid (March 6th-7th) was aggregated into hourly mean values to provide a consistent daily profile.</w:t>
       </w:r>
     </w:p>
     <w:p>
@@ -3060,71 +2646,31 @@
         <w:ind w:left="624" w:hanging="624"/>
       </w:pPr>
       <w:bookmarkStart w:id="11" w:name="_Toc225009476"/>
-      <w:proofErr w:type="spellStart"/>
       <w:r>
         <w:rPr>
           <w:rStyle w:val="Fett"/>
           <w:b/>
           <w:bCs/>
         </w:rPr>
-        <w:t>Sizing</w:t>
-      </w:r>
-      <w:proofErr w:type="spellEnd"/>
+        <w:t xml:space="preserve">Sizing the </w:t>
+      </w:r>
       <w:r>
         <w:rPr>
           <w:rStyle w:val="Fett"/>
           <w:b/>
           <w:bCs/>
         </w:rPr>
-        <w:t xml:space="preserve"> </w:t>
-      </w:r>
-      <w:proofErr w:type="spellStart"/>
+        <w:t xml:space="preserve">Fish </w:t>
+      </w:r>
       <w:r>
         <w:rPr>
           <w:rStyle w:val="Fett"/>
           <w:b/>
           <w:bCs/>
         </w:rPr>
-        <w:t>the</w:t>
-      </w:r>
-      <w:proofErr w:type="spellEnd"/>
-      <w:r>
-        <w:rPr>
-          <w:rStyle w:val="Fett"/>
-          <w:b/>
-          <w:bCs/>
-        </w:rPr>
-        <w:t xml:space="preserve"> </w:t>
-      </w:r>
-      <w:proofErr w:type="spellStart"/>
-      <w:r>
-        <w:rPr>
-          <w:rStyle w:val="Fett"/>
-          <w:b/>
-          <w:bCs/>
-        </w:rPr>
-        <w:t>Fish</w:t>
-      </w:r>
-      <w:proofErr w:type="spellEnd"/>
-      <w:r>
-        <w:rPr>
-          <w:rStyle w:val="Fett"/>
-          <w:b/>
-          <w:bCs/>
-        </w:rPr>
-        <w:t xml:space="preserve"> </w:t>
-      </w:r>
-      <w:proofErr w:type="spellStart"/>
-      <w:r>
-        <w:rPr>
-          <w:rStyle w:val="Fett"/>
-          <w:b/>
-          <w:bCs/>
-        </w:rPr>
         <w:t>Tank</w:t>
       </w:r>
       <w:bookmarkEnd w:id="11"/>
-      <w:proofErr w:type="spellEnd"/>
     </w:p>
     <w:p>
       <w:pPr>
@@ -4352,71 +3898,23 @@
         </w:rPr>
       </w:pPr>
       <w:bookmarkStart w:id="12" w:name="_Toc225009477"/>
-      <w:proofErr w:type="spellStart"/>
       <w:r>
         <w:rPr>
           <w:rStyle w:val="Fett"/>
           <w:b/>
           <w:bCs/>
         </w:rPr>
-        <w:t>Fish</w:t>
-      </w:r>
-      <w:proofErr w:type="spellEnd"/>
+        <w:t xml:space="preserve">Fish </w:t>
+      </w:r>
       <w:r>
         <w:rPr>
           <w:rStyle w:val="Fett"/>
           <w:b/>
           <w:bCs/>
         </w:rPr>
-        <w:t xml:space="preserve"> </w:t>
-      </w:r>
-      <w:proofErr w:type="spellStart"/>
-      <w:r>
-        <w:rPr>
-          <w:rStyle w:val="Fett"/>
-          <w:b/>
-          <w:bCs/>
-        </w:rPr>
-        <w:t>Tank</w:t>
-      </w:r>
-      <w:proofErr w:type="spellEnd"/>
-      <w:r>
-        <w:rPr>
-          <w:rStyle w:val="Fett"/>
-          <w:b/>
-          <w:bCs/>
-        </w:rPr>
-        <w:t xml:space="preserve"> </w:t>
-      </w:r>
-      <w:proofErr w:type="spellStart"/>
-      <w:r>
-        <w:rPr>
-          <w:rStyle w:val="Fett"/>
-          <w:b/>
-          <w:bCs/>
-        </w:rPr>
-        <w:t>Heat</w:t>
-      </w:r>
-      <w:proofErr w:type="spellEnd"/>
-      <w:r>
-        <w:rPr>
-          <w:rStyle w:val="Fett"/>
-          <w:b/>
-          <w:bCs/>
-        </w:rPr>
-        <w:t xml:space="preserve"> </w:t>
-      </w:r>
-      <w:proofErr w:type="spellStart"/>
-      <w:r>
-        <w:rPr>
-          <w:rStyle w:val="Fett"/>
-          <w:b/>
-          <w:bCs/>
-        </w:rPr>
-        <w:t>Losses</w:t>
+        <w:t>Tank Heat Losses</w:t>
       </w:r>
       <w:bookmarkEnd w:id="12"/>
-      <w:proofErr w:type="spellEnd"/>
     </w:p>
     <w:p>
       <w:pPr>
@@ -4915,21 +4413,7 @@
           <w:lang w:val="en-GB"/>
         </w:rPr>
         <w:lastRenderedPageBreak/>
-        <w:t xml:space="preserve">The thermal mass of the fish is assumed to be </w:t>
-      </w:r>
-      <w:proofErr w:type="gramStart"/>
-      <w:r>
-        <w:rPr>
-          <w:lang w:val="en-GB"/>
-        </w:rPr>
-        <w:t>similar to</w:t>
-      </w:r>
-      <w:proofErr w:type="gramEnd"/>
-      <w:r>
-        <w:rPr>
-          <w:lang w:val="en-GB"/>
-        </w:rPr>
-        <w:t xml:space="preserve"> that of water and is thus neglected.</w:t>
+        <w:t>The thermal mass of the fish is assumed to be similar to that of water and is thus neglected.</w:t>
       </w:r>
     </w:p>
     <w:p>
@@ -5232,7 +4716,42 @@
               <w:rFonts w:ascii="Cambria Math" w:hAnsi="Cambria Math"/>
               <w:lang w:val="en-GB"/>
             </w:rPr>
-            <m:t>=6.41;W=25.63;L=128.15</m:t>
+            <m:t>=6.41</m:t>
+          </m:r>
+          <m:r>
+            <w:rPr>
+              <w:rFonts w:ascii="Cambria Math" w:hAnsi="Cambria Math"/>
+              <w:lang w:val="en-GB"/>
+            </w:rPr>
+            <m:t xml:space="preserve"> m</m:t>
+          </m:r>
+          <m:r>
+            <w:rPr>
+              <w:rFonts w:ascii="Cambria Math" w:hAnsi="Cambria Math"/>
+              <w:lang w:val="en-GB"/>
+            </w:rPr>
+            <m:t>;W=25.63</m:t>
+          </m:r>
+          <m:r>
+            <w:rPr>
+              <w:rFonts w:ascii="Cambria Math" w:hAnsi="Cambria Math"/>
+              <w:lang w:val="en-GB"/>
+            </w:rPr>
+            <m:t xml:space="preserve"> m</m:t>
+          </m:r>
+          <m:r>
+            <w:rPr>
+              <w:rFonts w:ascii="Cambria Math" w:hAnsi="Cambria Math"/>
+              <w:lang w:val="en-GB"/>
+            </w:rPr>
+            <m:t>;L=128.15</m:t>
+          </m:r>
+          <m:r>
+            <w:rPr>
+              <w:rFonts w:ascii="Cambria Math" w:hAnsi="Cambria Math"/>
+              <w:lang w:val="en-GB"/>
+            </w:rPr>
+            <m:t xml:space="preserve"> m</m:t>
           </m:r>
         </m:oMath>
       </m:oMathPara>
@@ -5256,21 +4775,7 @@
         <w:rPr>
           <w:lang w:val="en-GB"/>
         </w:rPr>
-        <w:t xml:space="preserve">The area is calculated from the length of the </w:t>
-      </w:r>
-      <w:proofErr w:type="gramStart"/>
-      <w:r>
-        <w:rPr>
-          <w:lang w:val="en-GB"/>
-        </w:rPr>
-        <w:t>sides</w:t>
-      </w:r>
-      <w:proofErr w:type="gramEnd"/>
-      <w:r>
-        <w:rPr>
-          <w:lang w:val="en-GB"/>
-        </w:rPr>
-        <w:t xml:space="preserve"> and the heat loss can be calculated using the area, the temperature difference and the assumed U-Values.</w:t>
+        <w:t>The area is calculated from the length of the sides and the heat loss can be calculated using the area, the temperature difference and the assumed U-Values.</w:t>
       </w:r>
       <w:r>
         <w:rPr>
@@ -5388,21 +4893,7 @@
         <w:rPr>
           <w:lang w:val="en-GB" w:eastAsia="en-US"/>
         </w:rPr>
-        <w:t xml:space="preserve">Although data on the design temperature in </w:t>
-      </w:r>
-      <w:proofErr w:type="spellStart"/>
-      <w:r>
-        <w:rPr>
-          <w:lang w:val="en-GB" w:eastAsia="en-US"/>
-        </w:rPr>
-        <w:t>Berlevag</w:t>
-      </w:r>
-      <w:proofErr w:type="spellEnd"/>
-      <w:r>
-        <w:rPr>
-          <w:lang w:val="en-GB" w:eastAsia="en-US"/>
-        </w:rPr>
-        <w:t xml:space="preserve"> could not be found, </w:t>
+        <w:t xml:space="preserve">Although data on the design temperature in Berlevag could not be found, </w:t>
       </w:r>
       <m:oMath>
         <m:r>
@@ -5620,21 +5111,7 @@
         <w:rPr>
           <w:lang w:val="en-GB" w:eastAsia="en-US"/>
         </w:rPr>
-        <w:t xml:space="preserve"> vertical farm is designed to grow lettuce, as is the case in the </w:t>
-      </w:r>
-      <w:proofErr w:type="spellStart"/>
-      <w:r>
-        <w:rPr>
-          <w:lang w:val="en-GB" w:eastAsia="en-US"/>
-        </w:rPr>
-        <w:t>Berlevag</w:t>
-      </w:r>
-      <w:proofErr w:type="spellEnd"/>
-      <w:r>
-        <w:rPr>
-          <w:lang w:val="en-GB" w:eastAsia="en-US"/>
-        </w:rPr>
-        <w:t xml:space="preserve"> project </w:t>
+        <w:t xml:space="preserve"> vertical farm is designed to grow lettuce, as is the case in the Berlevag project </w:t>
       </w:r>
       <w:r>
         <w:rPr>
@@ -5817,21 +5294,7 @@
         <w:rPr>
           <w:lang w:val="en-GB" w:eastAsia="en-US"/>
         </w:rPr>
-        <w:t xml:space="preserve">For the climate zone of </w:t>
-      </w:r>
-      <w:proofErr w:type="gramStart"/>
-      <w:r>
-        <w:rPr>
-          <w:lang w:val="en-GB" w:eastAsia="en-US"/>
-        </w:rPr>
-        <w:t>Helsinki</w:t>
-      </w:r>
-      <w:proofErr w:type="gramEnd"/>
-      <w:r>
-        <w:rPr>
-          <w:lang w:val="en-GB" w:eastAsia="en-US"/>
-        </w:rPr>
-        <w:t xml:space="preserve"> the optimal </w:t>
+        <w:t xml:space="preserve">For the climate zone of Helsinki the optimal </w:t>
       </w:r>
       <w:r>
         <w:rPr>
@@ -6563,7 +6026,642 @@
         <w:rPr>
           <w:lang w:val="en-GB" w:eastAsia="en-US"/>
         </w:rPr>
-        <w:t xml:space="preserve">. Whilst logistical reasons and the size of the property may lead to other geometries, this geometry is chosen for simplicity and as little information on existing geometries was found. </w:t>
+        <w:t xml:space="preserve">. </w:t>
+      </w:r>
+      <w:r>
+        <w:rPr>
+          <w:lang w:val="en-GB" w:eastAsia="en-US"/>
+        </w:rPr>
+        <w:t>However,</w:t>
+      </w:r>
+      <w:r>
+        <w:rPr>
+          <w:lang w:val="en-GB" w:eastAsia="en-US"/>
+        </w:rPr>
+        <w:t xml:space="preserve"> for</w:t>
+      </w:r>
+      <w:r>
+        <w:rPr>
+          <w:lang w:val="en-GB" w:eastAsia="en-US"/>
+        </w:rPr>
+        <w:t xml:space="preserve"> logistical reasons </w:t>
+      </w:r>
+      <w:r>
+        <w:rPr>
+          <w:lang w:val="en-GB" w:eastAsia="en-US"/>
+        </w:rPr>
+        <w:t>the height of the vertical farm is likely limited. The (self-reported) tallest vertical farm in the world</w:t>
+      </w:r>
+      <w:r>
+        <w:rPr>
+          <w:lang w:val="en-GB" w:eastAsia="en-US"/>
+        </w:rPr>
+        <w:t>, the Greenphyto Innovation Centre in Singapore,</w:t>
+      </w:r>
+      <w:r>
+        <w:rPr>
+          <w:lang w:val="en-GB" w:eastAsia="en-US"/>
+        </w:rPr>
+        <w:t xml:space="preserve"> is 23.3m tall </w:t>
+      </w:r>
+      <w:r>
+        <w:rPr>
+          <w:lang w:val="en-GB" w:eastAsia="en-US"/>
+        </w:rPr>
+        <w:fldChar w:fldCharType="begin"/>
+      </w:r>
+      <w:r>
+        <w:rPr>
+          <w:lang w:val="en-GB" w:eastAsia="en-US"/>
+        </w:rPr>
+        <w:instrText xml:space="preserve"> ADDIN ZOTERO_ITEM CSL_CITATION {"citationID":"ZTp3ho2N","properties":{"formattedCitation":"[20]","plainCitation":"[20]","noteIndex":0},"citationItems":[{"id":390,"uris":["http://zotero.org/groups/6447497/items/HW3DZH35"],"itemData":{"id":390,"type":"webpage","abstract":"Greenphyto’s vision is to be the World’s premier Farms of the Future, enabling security of sustainable food supplies for nations, through innovative, automated and weather independent farming solutions.","container-title":"Greenphyto","language":"en-US","title":"Home","URL":"https://greenphyto.com/","accessed":{"date-parts":[["2026",3,25]]}}}],"schema":"https://github.com/citation-style-language/schema/raw/master/csl-citation.json"} </w:instrText>
+      </w:r>
+      <w:r>
+        <w:rPr>
+          <w:lang w:val="en-GB" w:eastAsia="en-US"/>
+        </w:rPr>
+        <w:fldChar w:fldCharType="separate"/>
+      </w:r>
+      <w:r>
+        <w:rPr>
+          <w:lang w:val="en-GB" w:eastAsia="en-US"/>
+        </w:rPr>
+        <w:t>[20]</w:t>
+      </w:r>
+      <w:r>
+        <w:rPr>
+          <w:lang w:val="en-GB" w:eastAsia="en-US"/>
+        </w:rPr>
+        <w:fldChar w:fldCharType="end"/>
+      </w:r>
+      <w:r>
+        <w:rPr>
+          <w:lang w:val="en-GB" w:eastAsia="en-US"/>
+        </w:rPr>
+        <w:t>. Google earth images show that the proportion of the length to width of th</w:t>
+      </w:r>
+      <w:r>
+        <w:rPr>
+          <w:lang w:val="en-GB" w:eastAsia="en-US"/>
+        </w:rPr>
+        <w:t>e Greenphyto vertical farm are 5:1</w:t>
+      </w:r>
+      <w:r>
+        <w:rPr>
+          <w:lang w:val="en-GB" w:eastAsia="en-US"/>
+        </w:rPr>
+        <w:t xml:space="preserve"> </w:t>
+      </w:r>
+      <w:r>
+        <w:rPr>
+          <w:lang w:val="en-GB" w:eastAsia="en-US"/>
+        </w:rPr>
+        <w:fldChar w:fldCharType="begin"/>
+      </w:r>
+      <w:r>
+        <w:rPr>
+          <w:lang w:val="en-GB" w:eastAsia="en-US"/>
+        </w:rPr>
+        <w:instrText xml:space="preserve"> ADDIN ZOTERO_ITEM CSL_CITATION {"citationID":"5RChp4no","properties":{"formattedCitation":"[21]","plainCitation":"[21]","noteIndex":0},"citationItems":[{"id":306,"uris":["http://zotero.org/users/18808339/items/72YIZQQP"],"itemData":{"id":306,"type":"software","medium":"Windows 11","publisher":"Google","title":"Google Earth Pro","version":"7.3.6.10441","issued":{"date-parts":[["2025",9,3]]}}}],"schema":"https://github.com/citation-style-language/schema/raw/master/csl-citation.json"} </w:instrText>
+      </w:r>
+      <w:r>
+        <w:rPr>
+          <w:lang w:val="en-GB" w:eastAsia="en-US"/>
+        </w:rPr>
+        <w:fldChar w:fldCharType="separate"/>
+      </w:r>
+      <w:r>
+        <w:rPr>
+          <w:lang w:val="en-GB" w:eastAsia="en-US"/>
+        </w:rPr>
+        <w:t>[21]</w:t>
+      </w:r>
+      <w:r>
+        <w:rPr>
+          <w:lang w:val="en-GB" w:eastAsia="en-US"/>
+        </w:rPr>
+        <w:fldChar w:fldCharType="end"/>
+      </w:r>
+      <w:r>
+        <w:rPr>
+          <w:lang w:val="en-GB" w:eastAsia="en-US"/>
+        </w:rPr>
+        <w:t xml:space="preserve">. Using this data, </w:t>
+      </w:r>
+      <w:r>
+        <w:rPr>
+          <w:lang w:val="en-GB" w:eastAsia="en-US"/>
+        </w:rPr>
+        <w:t>a sensible</w:t>
+      </w:r>
+      <w:r>
+        <w:rPr>
+          <w:lang w:val="en-GB" w:eastAsia="en-US"/>
+        </w:rPr>
+        <w:t xml:space="preserve"> geometry of the vertical farm can be </w:t>
+      </w:r>
+      <w:r>
+        <w:rPr>
+          <w:lang w:val="en-GB" w:eastAsia="en-US"/>
+        </w:rPr>
+        <w:t>calculated by solving the resulting quadratic equation (one real solution)</w:t>
+      </w:r>
+      <w:r>
+        <w:rPr>
+          <w:lang w:val="en-GB" w:eastAsia="en-US"/>
+        </w:rPr>
+        <w:t>:</w:t>
+      </w:r>
+    </w:p>
+    <w:p>
+      <w:pPr>
+        <w:pStyle w:val="Listenabsatz"/>
+        <w:ind w:right="-1"/>
+        <w:rPr>
+          <w:lang w:val="en-GB"/>
+        </w:rPr>
+      </w:pPr>
+      <m:oMathPara>
+        <m:oMath>
+          <m:r>
+            <w:rPr>
+              <w:rFonts w:ascii="Cambria Math" w:hAnsi="Cambria Math"/>
+              <w:lang w:val="en-GB"/>
+            </w:rPr>
+            <w:lastRenderedPageBreak/>
+            <m:t>H=</m:t>
+          </m:r>
+          <m:r>
+            <w:rPr>
+              <w:rFonts w:ascii="Cambria Math" w:hAnsi="Cambria Math"/>
+              <w:lang w:val="en-GB"/>
+            </w:rPr>
+            <m:t>20 m;5W</m:t>
+          </m:r>
+          <m:r>
+            <w:rPr>
+              <w:rFonts w:ascii="Cambria Math" w:hAnsi="Cambria Math"/>
+              <w:lang w:val="en-GB"/>
+            </w:rPr>
+            <m:t>=</m:t>
+          </m:r>
+          <m:r>
+            <w:rPr>
+              <w:rFonts w:ascii="Cambria Math" w:hAnsi="Cambria Math"/>
+              <w:lang w:val="en-GB"/>
+            </w:rPr>
+            <m:t>L</m:t>
+          </m:r>
+        </m:oMath>
+      </m:oMathPara>
+    </w:p>
+    <w:p>
+      <w:pPr>
+        <w:ind w:left="360" w:right="-1"/>
+        <w:rPr>
+          <w:lang w:val="en-GB"/>
+        </w:rPr>
+      </w:pPr>
+      <m:oMathPara>
+        <m:oMath>
+          <m:r>
+            <w:rPr>
+              <w:rFonts w:ascii="Cambria Math" w:hAnsi="Cambria Math"/>
+              <w:lang w:val="en-GB"/>
+            </w:rPr>
+            <m:t>2H⋅</m:t>
+          </m:r>
+          <m:r>
+            <w:rPr>
+              <w:rFonts w:ascii="Cambria Math" w:hAnsi="Cambria Math"/>
+              <w:lang w:val="en-GB"/>
+            </w:rPr>
+            <m:t>W</m:t>
+          </m:r>
+          <m:r>
+            <w:rPr>
+              <w:rFonts w:ascii="Cambria Math" w:hAnsi="Cambria Math"/>
+              <w:lang w:val="en-GB"/>
+            </w:rPr>
+            <m:t>+2H⋅L+2W⋅</m:t>
+          </m:r>
+          <m:r>
+            <w:rPr>
+              <w:rFonts w:ascii="Cambria Math" w:hAnsi="Cambria Math"/>
+              <w:lang w:val="en-GB"/>
+            </w:rPr>
+            <m:t>L=</m:t>
+          </m:r>
+          <m:r>
+            <w:rPr>
+              <w:rFonts w:ascii="Cambria Math" w:hAnsi="Cambria Math"/>
+              <w:lang w:val="en-GB"/>
+            </w:rPr>
+            <m:t>2</m:t>
+          </m:r>
+          <m:r>
+            <w:rPr>
+              <w:rFonts w:ascii="Cambria Math" w:hAnsi="Cambria Math"/>
+              <w:lang w:val="en-GB"/>
+            </w:rPr>
+            <m:t>40</m:t>
+          </m:r>
+          <m:r>
+            <w:rPr>
+              <w:rFonts w:ascii="Cambria Math" w:hAnsi="Cambria Math"/>
+              <w:lang w:val="en-GB"/>
+            </w:rPr>
+            <m:t xml:space="preserve"> m⋅W+</m:t>
+          </m:r>
+          <m:r>
+            <w:rPr>
+              <w:rFonts w:ascii="Cambria Math" w:hAnsi="Cambria Math"/>
+              <w:lang w:val="en-GB"/>
+            </w:rPr>
+            <m:t>10⋅</m:t>
+          </m:r>
+          <m:sSup>
+            <m:sSupPr>
+              <m:ctrlPr>
+                <w:rPr>
+                  <w:rFonts w:ascii="Cambria Math" w:hAnsi="Cambria Math"/>
+                  <w:i/>
+                  <w:lang w:val="en-GB"/>
+                </w:rPr>
+              </m:ctrlPr>
+            </m:sSupPr>
+            <m:e>
+              <m:r>
+                <w:rPr>
+                  <w:rFonts w:ascii="Cambria Math" w:hAnsi="Cambria Math"/>
+                  <w:lang w:val="en-GB"/>
+                </w:rPr>
+                <m:t>W</m:t>
+              </m:r>
+            </m:e>
+            <m:sup>
+              <m:r>
+                <w:rPr>
+                  <w:rFonts w:ascii="Cambria Math" w:hAnsi="Cambria Math"/>
+                  <w:lang w:val="en-GB"/>
+                </w:rPr>
+                <m:t>2</m:t>
+              </m:r>
+            </m:sup>
+          </m:sSup>
+          <m:r>
+            <w:rPr>
+              <w:rFonts w:ascii="Cambria Math" w:hAnsi="Cambria Math"/>
+              <w:lang w:val="en-GB"/>
+            </w:rPr>
+            <m:t>=</m:t>
+          </m:r>
+          <m:r>
+            <w:rPr>
+              <w:rFonts w:ascii="Cambria Math" w:hAnsi="Cambria Math"/>
+              <w:lang w:val="en-GB"/>
+            </w:rPr>
+            <m:t>46284.829</m:t>
+          </m:r>
+          <m:r>
+            <w:rPr>
+              <w:rFonts w:ascii="Cambria Math" w:hAnsi="Cambria Math"/>
+              <w:lang w:val="en-GB"/>
+            </w:rPr>
+            <m:t xml:space="preserve"> </m:t>
+          </m:r>
+          <m:sSup>
+            <m:sSupPr>
+              <m:ctrlPr>
+                <w:rPr>
+                  <w:rFonts w:ascii="Cambria Math" w:hAnsi="Cambria Math"/>
+                  <w:i/>
+                  <w:lang w:val="en-GB"/>
+                </w:rPr>
+              </m:ctrlPr>
+            </m:sSupPr>
+            <m:e>
+              <m:r>
+                <w:rPr>
+                  <w:rFonts w:ascii="Cambria Math" w:hAnsi="Cambria Math"/>
+                  <w:lang w:val="en-GB"/>
+                </w:rPr>
+                <m:t>m</m:t>
+              </m:r>
+            </m:e>
+            <m:sup>
+              <m:r>
+                <w:rPr>
+                  <w:rFonts w:ascii="Cambria Math" w:hAnsi="Cambria Math"/>
+                  <w:lang w:val="en-GB"/>
+                </w:rPr>
+                <m:t>2</m:t>
+              </m:r>
+            </m:sup>
+          </m:sSup>
+        </m:oMath>
+      </m:oMathPara>
+    </w:p>
+    <w:p>
+      <w:pPr>
+        <w:ind w:left="360" w:right="-1"/>
+        <w:rPr>
+          <w:lang w:val="en-GB"/>
+        </w:rPr>
+      </w:pPr>
+      <m:oMathPara>
+        <m:oMath>
+          <m:r>
+            <w:rPr>
+              <w:rFonts w:ascii="Cambria Math" w:hAnsi="Cambria Math"/>
+              <w:lang w:val="en-GB"/>
+            </w:rPr>
+            <m:t>W</m:t>
+          </m:r>
+          <m:r>
+            <w:rPr>
+              <w:rFonts w:ascii="Cambria Math" w:hAnsi="Cambria Math"/>
+              <w:lang w:val="en-GB"/>
+            </w:rPr>
+            <m:t>=</m:t>
+          </m:r>
+          <m:r>
+            <w:rPr>
+              <w:rFonts w:ascii="Cambria Math" w:hAnsi="Cambria Math"/>
+              <w:lang w:val="en-GB"/>
+            </w:rPr>
+            <m:t>-12 m+</m:t>
+          </m:r>
+          <m:rad>
+            <m:radPr>
+              <m:ctrlPr>
+                <w:rPr>
+                  <w:rFonts w:ascii="Cambria Math" w:hAnsi="Cambria Math"/>
+                  <w:i/>
+                  <w:lang w:val="en-GB"/>
+                </w:rPr>
+              </m:ctrlPr>
+            </m:radPr>
+            <m:deg>
+              <m:r>
+                <w:rPr>
+                  <w:rFonts w:ascii="Cambria Math" w:hAnsi="Cambria Math"/>
+                  <w:lang w:val="en-GB"/>
+                </w:rPr>
+                <m:t>2</m:t>
+              </m:r>
+            </m:deg>
+            <m:e>
+              <m:sSup>
+                <m:sSupPr>
+                  <m:ctrlPr>
+                    <w:rPr>
+                      <w:rFonts w:ascii="Cambria Math" w:hAnsi="Cambria Math"/>
+                      <w:i/>
+                      <w:lang w:val="en-GB"/>
+                    </w:rPr>
+                  </m:ctrlPr>
+                </m:sSupPr>
+                <m:e>
+                  <m:d>
+                    <m:dPr>
+                      <m:ctrlPr>
+                        <w:rPr>
+                          <w:rFonts w:ascii="Cambria Math" w:hAnsi="Cambria Math"/>
+                          <w:i/>
+                          <w:lang w:val="en-GB"/>
+                        </w:rPr>
+                      </m:ctrlPr>
+                    </m:dPr>
+                    <m:e>
+                      <m:r>
+                        <w:rPr>
+                          <w:rFonts w:ascii="Cambria Math" w:hAnsi="Cambria Math"/>
+                          <w:lang w:val="en-GB"/>
+                        </w:rPr>
+                        <m:t>12 m</m:t>
+                      </m:r>
+                    </m:e>
+                  </m:d>
+                </m:e>
+                <m:sup>
+                  <m:r>
+                    <w:rPr>
+                      <w:rFonts w:ascii="Cambria Math" w:hAnsi="Cambria Math"/>
+                      <w:lang w:val="en-GB"/>
+                    </w:rPr>
+                    <m:t>2</m:t>
+                  </m:r>
+                </m:sup>
+              </m:sSup>
+              <m:r>
+                <w:rPr>
+                  <w:rFonts w:ascii="Cambria Math" w:hAnsi="Cambria Math"/>
+                  <w:lang w:val="en-GB"/>
+                </w:rPr>
+                <m:t xml:space="preserve">+4628.483 </m:t>
+              </m:r>
+              <m:sSup>
+                <m:sSupPr>
+                  <m:ctrlPr>
+                    <w:rPr>
+                      <w:rFonts w:ascii="Cambria Math" w:hAnsi="Cambria Math"/>
+                      <w:i/>
+                      <w:lang w:val="en-GB"/>
+                    </w:rPr>
+                  </m:ctrlPr>
+                </m:sSupPr>
+                <m:e>
+                  <m:r>
+                    <w:rPr>
+                      <w:rFonts w:ascii="Cambria Math" w:hAnsi="Cambria Math"/>
+                      <w:lang w:val="en-GB"/>
+                    </w:rPr>
+                    <m:t>m</m:t>
+                  </m:r>
+                </m:e>
+                <m:sup>
+                  <m:r>
+                    <w:rPr>
+                      <w:rFonts w:ascii="Cambria Math" w:hAnsi="Cambria Math"/>
+                      <w:lang w:val="en-GB"/>
+                    </w:rPr>
+                    <m:t>2</m:t>
+                  </m:r>
+                </m:sup>
+              </m:sSup>
+            </m:e>
+          </m:rad>
+          <m:r>
+            <w:rPr>
+              <w:rFonts w:ascii="Cambria Math" w:hAnsi="Cambria Math"/>
+              <w:lang w:val="en-GB"/>
+            </w:rPr>
+            <m:t>=</m:t>
+          </m:r>
+          <m:r>
+            <w:rPr>
+              <w:rFonts w:ascii="Cambria Math" w:hAnsi="Cambria Math"/>
+              <w:lang w:val="en-GB"/>
+            </w:rPr>
+            <m:t>57</m:t>
+          </m:r>
+          <m:r>
+            <w:rPr>
+              <w:rFonts w:ascii="Cambria Math" w:hAnsi="Cambria Math"/>
+              <w:lang w:val="en-GB"/>
+            </w:rPr>
+            <m:t>.083</m:t>
+          </m:r>
+          <m:r>
+            <w:rPr>
+              <w:rFonts w:ascii="Cambria Math" w:hAnsi="Cambria Math"/>
+              <w:lang w:val="en-GB"/>
+            </w:rPr>
+            <m:t xml:space="preserve"> m</m:t>
+          </m:r>
+          <m:r>
+            <w:rPr>
+              <w:rFonts w:ascii="Cambria Math" w:hAnsi="Cambria Math"/>
+              <w:lang w:val="en-GB"/>
+            </w:rPr>
+            <m:t>;</m:t>
+          </m:r>
+          <m:r>
+            <w:rPr>
+              <w:rFonts w:ascii="Cambria Math" w:hAnsi="Cambria Math"/>
+              <w:lang w:val="en-GB"/>
+            </w:rPr>
+            <m:t>L</m:t>
+          </m:r>
+          <m:r>
+            <w:rPr>
+              <w:rFonts w:ascii="Cambria Math" w:hAnsi="Cambria Math"/>
+              <w:lang w:val="en-GB"/>
+            </w:rPr>
+            <m:t>=</m:t>
+          </m:r>
+          <m:r>
+            <w:rPr>
+              <w:rFonts w:ascii="Cambria Math" w:hAnsi="Cambria Math"/>
+              <w:lang w:val="en-GB"/>
+            </w:rPr>
+            <m:t>285.416</m:t>
+          </m:r>
+          <m:r>
+            <w:rPr>
+              <w:rFonts w:ascii="Cambria Math" w:hAnsi="Cambria Math"/>
+              <w:lang w:val="en-GB"/>
+            </w:rPr>
+            <m:t xml:space="preserve"> m</m:t>
+          </m:r>
+          <m:r>
+            <w:rPr>
+              <w:rFonts w:ascii="Cambria Math" w:hAnsi="Cambria Math"/>
+              <w:lang w:val="en-GB"/>
+            </w:rPr>
+            <m:t>;</m:t>
+          </m:r>
+          <m:r>
+            <w:rPr>
+              <w:rFonts w:ascii="Cambria Math" w:hAnsi="Cambria Math"/>
+              <w:lang w:val="en-GB"/>
+            </w:rPr>
+            <m:t>H</m:t>
+          </m:r>
+          <m:r>
+            <w:rPr>
+              <w:rFonts w:ascii="Cambria Math" w:hAnsi="Cambria Math"/>
+              <w:lang w:val="en-GB"/>
+            </w:rPr>
+            <m:t>=</m:t>
+          </m:r>
+          <m:r>
+            <w:rPr>
+              <w:rFonts w:ascii="Cambria Math" w:hAnsi="Cambria Math"/>
+              <w:lang w:val="en-GB"/>
+            </w:rPr>
+            <m:t>20 m</m:t>
+          </m:r>
+        </m:oMath>
+      </m:oMathPara>
+    </w:p>
+    <w:p>
+      <w:pPr>
+        <w:ind w:left="360"/>
+        <w:jc w:val="left"/>
+        <w:rPr>
+          <w:lang w:val="en-GB" w:eastAsia="en-US"/>
+        </w:rPr>
+      </w:pPr>
+    </w:p>
+    <w:p>
+      <w:pPr>
+        <w:ind w:left="360"/>
+        <w:jc w:val="left"/>
+        <w:rPr>
+          <w:lang w:val="en-GB" w:eastAsia="en-US"/>
+        </w:rPr>
+      </w:pPr>
+      <w:r>
+        <w:rPr>
+          <w:lang w:val="en-GB" w:eastAsia="en-US"/>
+        </w:rPr>
+        <w:t>T</w:t>
+      </w:r>
+      <w:r>
+        <w:rPr>
+          <w:lang w:val="en-GB" w:eastAsia="en-US"/>
+        </w:rPr>
+        <w:t>he size</w:t>
+      </w:r>
+      <w:r>
+        <w:rPr>
+          <w:lang w:val="en-GB" w:eastAsia="en-US"/>
+        </w:rPr>
+        <w:t>/geometry</w:t>
+      </w:r>
+      <w:r>
+        <w:rPr>
+          <w:lang w:val="en-GB" w:eastAsia="en-US"/>
+        </w:rPr>
+        <w:t xml:space="preserve"> of the property may lead to other geometries</w:t>
+      </w:r>
+      <w:r>
+        <w:rPr>
+          <w:lang w:val="en-GB" w:eastAsia="en-US"/>
+        </w:rPr>
+        <w:t>.</w:t>
+      </w:r>
+      <w:r>
+        <w:rPr>
+          <w:lang w:val="en-GB" w:eastAsia="en-US"/>
+        </w:rPr>
+        <w:t xml:space="preserve"> this geometry is chosen for simplicity</w:t>
+      </w:r>
+      <w:r>
+        <w:rPr>
+          <w:lang w:val="en-GB" w:eastAsia="en-US"/>
+        </w:rPr>
+        <w:t xml:space="preserve">, </w:t>
+      </w:r>
+      <w:r>
+        <w:rPr>
+          <w:lang w:val="en-GB" w:eastAsia="en-US"/>
+        </w:rPr>
+        <w:t xml:space="preserve">as </w:t>
+      </w:r>
+      <w:r>
+        <w:rPr>
+          <w:lang w:val="en-GB" w:eastAsia="en-US"/>
+        </w:rPr>
+        <w:t>there is no real information on the property location.</w:t>
+      </w:r>
+      <w:r>
+        <w:rPr>
+          <w:lang w:val="en-GB" w:eastAsia="en-US"/>
+        </w:rPr>
+        <w:t xml:space="preserve"> </w:t>
       </w:r>
     </w:p>
     <w:p>
@@ -6571,7 +6669,6 @@
         <w:pStyle w:val="berschrift2"/>
       </w:pPr>
       <w:r>
-        <w:lastRenderedPageBreak/>
         <w:t>Parameters</w:t>
       </w:r>
       <w:bookmarkEnd w:id="13"/>
@@ -6610,7 +6707,6 @@
                 <w:bCs/>
               </w:rPr>
             </w:pPr>
-            <w:proofErr w:type="spellStart"/>
             <w:r>
               <w:rPr>
                 <w:b/>
@@ -6625,7 +6721,6 @@
               </w:rPr>
               <w:t>s</w:t>
             </w:r>
-            <w:proofErr w:type="spellEnd"/>
           </w:p>
         </w:tc>
         <w:tc>
@@ -6649,17 +6744,8 @@
                 <w:b/>
                 <w:bCs/>
               </w:rPr>
-              <w:t>Value/</w:t>
+              <w:t>Value/Unit</w:t>
             </w:r>
-            <w:proofErr w:type="spellStart"/>
-            <w:r>
-              <w:rPr>
-                <w:b/>
-                <w:bCs/>
-              </w:rPr>
-              <w:t>Unit</w:t>
-            </w:r>
-            <w:proofErr w:type="spellEnd"/>
           </w:p>
         </w:tc>
         <w:tc>
@@ -6678,7 +6764,6 @@
                 <w:bCs/>
               </w:rPr>
             </w:pPr>
-            <w:proofErr w:type="spellStart"/>
             <w:r>
               <w:rPr>
                 <w:b/>
@@ -6686,7 +6771,6 @@
               </w:rPr>
               <w:t>Description</w:t>
             </w:r>
-            <w:proofErr w:type="spellEnd"/>
           </w:p>
         </w:tc>
       </w:tr>
@@ -6706,11 +6790,9 @@
               <w:ind w:right="-1"/>
               <w:jc w:val="center"/>
             </w:pPr>
-            <w:proofErr w:type="spellStart"/>
             <w:r>
               <w:t>P_Electrolyzer</w:t>
             </w:r>
-            <w:proofErr w:type="spellEnd"/>
           </w:p>
         </w:tc>
         <w:tc>
@@ -6724,11 +6806,9 @@
               <w:ind w:right="-1"/>
               <w:jc w:val="center"/>
             </w:pPr>
-            <w:proofErr w:type="spellStart"/>
             <w:r>
               <w:t>variable</w:t>
             </w:r>
-            <w:proofErr w:type="spellEnd"/>
           </w:p>
         </w:tc>
         <w:tc>
@@ -6797,13 +6877,13 @@
               <w:rPr>
                 <w:lang w:val="en-GB"/>
               </w:rPr>
-              <w:instrText xml:space="preserve"> ADDIN ZOTERO_ITEM CSL_CITATION {"citationID":"DSsI2lzZ","properties":{"formattedCitation":"[20]","plainCitation":"[20]","noteIndex":0},"citationItems":[{"id":343,"uris":["http://zotero.org/groups/6447497/items/SRB46M8K"],"itemData":{"id":343,"type":"post-weblog","language":"en-GB","title":"Haeolus – Hydrogen-Aeolic Energy with Optimised eLectrolysers Upstream of Substation","URL":"https://haeolus.eu/","accessed":{"date-parts":[["2026",3,6]]},"issued":{"date-parts":[["2024",1,8]]}}}],"schema":"https://github.com/citation-style-language/schema/raw/master/csl-citation.json"} </w:instrText>
+              <w:instrText xml:space="preserve"> ADDIN ZOTERO_ITEM CSL_CITATION {"citationID":"DSsI2lzZ","properties":{"formattedCitation":"[22]","plainCitation":"[22]","noteIndex":0},"citationItems":[{"id":343,"uris":["http://zotero.org/groups/6447497/items/SRB46M8K"],"itemData":{"id":343,"type":"post-weblog","language":"en-GB","title":"Haeolus – Hydrogen-Aeolic Energy with Optimised eLectrolysers Upstream of Substation","URL":"https://haeolus.eu/","accessed":{"date-parts":[["2026",3,6]]},"issued":{"date-parts":[["2024",1,8]]}}}],"schema":"https://github.com/citation-style-language/schema/raw/master/csl-citation.json"} </w:instrText>
             </w:r>
             <w:r>
               <w:fldChar w:fldCharType="separate"/>
             </w:r>
             <w:r>
-              <w:t>[20]</w:t>
+              <w:t>[22]</w:t>
             </w:r>
             <w:r>
               <w:fldChar w:fldCharType="end"/>
@@ -6827,11 +6907,9 @@
               <w:ind w:right="-1"/>
               <w:jc w:val="center"/>
             </w:pPr>
-            <w:proofErr w:type="spellStart"/>
             <w:r>
               <w:t>Eff_Electrolyzer</w:t>
             </w:r>
-            <w:proofErr w:type="spellEnd"/>
           </w:p>
         </w:tc>
         <w:tc>
@@ -6881,13 +6959,13 @@
               <w:rPr>
                 <w:lang w:val="en-GB"/>
               </w:rPr>
-              <w:instrText xml:space="preserve"> ADDIN ZOTERO_ITEM CSL_CITATION {"citationID":"gPCdkhXq","properties":{"formattedCitation":"[21]","plainCitation":"[21]","noteIndex":0},"citationItems":[{"id":359,"uris":["http://zotero.org/groups/6447497/items/SS8CMKJN"],"itemData":{"id":359,"type":"article-journal","abstract":"This study investigates the impact of including (or neglecting) the variable efficiency of hydrogen electrolyzers as a function of operating power in the modelling of green hydrogen produced from variable renewable energy sources. Results show that neglecting the variable electrolyzer efficiency, as is commonly done in studies of green hydrogen, leads to significant overestimation of hydrogen production in the range of 5–24%. The effects of the time resolution used in models are also investigated, as well as the impact of including the option for the electrolyzer to switch to stand-by mode instead of powering down and electrolyzer ramp rate constraints. Results indicate that these have a minor effect on overall hydrogen production, with the use of hour resolution data leading to overestimation in the range of 0.2–2%, relative to using 5-min data. This study used data from three solar farms and three wind in Australia, from which it is observed that wind farms produced 55% more hydrogen than the solar farms. The results in this study highlight the critical importance of including the variable efficiency of electrolyzers in the modelling of green hydrogen production. As this industry scales, continuing to neglect this effect would lead to the overestimation of hydrogen production by tens of megatonnes.","container-title":"International Journal of Hydrogen Energy","DOI":"10.1016/j.ijhydene.2024.05.360","ISSN":"0360-3199","journalAbbreviation":"International Journal of Hydrogen Energy","page":"49-59","source":"ScienceDirect","title":"Ignore variability, overestimate hydrogen production – Quantifying the effects of electrolyzer efficiency curves on hydrogen production from renewable energy sources","volume":"72","author":[{"family":"Virah-Sawmy","given":"Dan"},{"family":"Beck","given":"Fiona J."},{"family":"Sturmberg","given":"Bjorn"}],"issued":{"date-parts":[["2024",6,27]]}}}],"schema":"https://github.com/citation-style-language/schema/raw/master/csl-citation.json"} </w:instrText>
+              <w:instrText xml:space="preserve"> ADDIN ZOTERO_ITEM CSL_CITATION {"citationID":"gPCdkhXq","properties":{"formattedCitation":"[23]","plainCitation":"[23]","noteIndex":0},"citationItems":[{"id":359,"uris":["http://zotero.org/groups/6447497/items/SS8CMKJN"],"itemData":{"id":359,"type":"article-journal","abstract":"This study investigates the impact of including (or neglecting) the variable efficiency of hydrogen electrolyzers as a function of operating power in the modelling of green hydrogen produced from variable renewable energy sources. Results show that neglecting the variable electrolyzer efficiency, as is commonly done in studies of green hydrogen, leads to significant overestimation of hydrogen production in the range of 5–24%. The effects of the time resolution used in models are also investigated, as well as the impact of including the option for the electrolyzer to switch to stand-by mode instead of powering down and electrolyzer ramp rate constraints. Results indicate that these have a minor effect on overall hydrogen production, with the use of hour resolution data leading to overestimation in the range of 0.2–2%, relative to using 5-min data. This study used data from three solar farms and three wind in Australia, from which it is observed that wind farms produced 55% more hydrogen than the solar farms. The results in this study highlight the critical importance of including the variable efficiency of electrolyzers in the modelling of green hydrogen production. As this industry scales, continuing to neglect this effect would lead to the overestimation of hydrogen production by tens of megatonnes.","container-title":"International Journal of Hydrogen Energy","DOI":"10.1016/j.ijhydene.2024.05.360","ISSN":"0360-3199","journalAbbreviation":"International Journal of Hydrogen Energy","page":"49-59","source":"ScienceDirect","title":"Ignore variability, overestimate hydrogen production – Quantifying the effects of electrolyzer efficiency curves on hydrogen production from renewable energy sources","volume":"72","author":[{"family":"Virah-Sawmy","given":"Dan"},{"family":"Beck","given":"Fiona J."},{"family":"Sturmberg","given":"Bjorn"}],"issued":{"date-parts":[["2024",6,27]]}}}],"schema":"https://github.com/citation-style-language/schema/raw/master/csl-citation.json"} </w:instrText>
             </w:r>
             <w:r>
               <w:fldChar w:fldCharType="separate"/>
             </w:r>
             <w:r>
-              <w:t>[21]</w:t>
+              <w:t>[23]</w:t>
             </w:r>
             <w:r>
               <w:fldChar w:fldCharType="end"/>
@@ -6911,11 +6989,9 @@
               <w:ind w:right="-1"/>
               <w:jc w:val="center"/>
             </w:pPr>
-            <w:proofErr w:type="spellStart"/>
             <w:r>
               <w:t>Delta_h</w:t>
             </w:r>
-            <w:proofErr w:type="spellEnd"/>
           </w:p>
         </w:tc>
         <w:tc>
@@ -7089,13 +7165,13 @@
               <w:rPr>
                 <w:lang w:val="en-GB"/>
               </w:rPr>
-              <w:instrText xml:space="preserve"> ADDIN ZOTERO_ITEM CSL_CITATION {"citationID":"eSBSfdEq","properties":{"formattedCitation":"[22]","plainCitation":"[22]","noteIndex":0},"citationItems":[{"id":358,"uris":["http://zotero.org/groups/6447497/items/ZK2PQ9AW"],"itemData":{"id":358,"type":"book","ISBN":"3-527-33342-8","language":"English","title":"Hydrogen Production by Electrolysis","author":[{"family":"Godula-Jopek","given":"Agata"}],"issued":{"date-parts":[["2015",7,7]]}}}],"schema":"https://github.com/citation-style-language/schema/raw/master/csl-citation.json"} </w:instrText>
+              <w:instrText xml:space="preserve"> ADDIN ZOTERO_ITEM CSL_CITATION {"citationID":"eSBSfdEq","properties":{"formattedCitation":"[24]","plainCitation":"[24]","noteIndex":0},"citationItems":[{"id":358,"uris":["http://zotero.org/groups/6447497/items/ZK2PQ9AW"],"itemData":{"id":358,"type":"book","ISBN":"3-527-33342-8","language":"English","title":"Hydrogen Production by Electrolysis","author":[{"family":"Godula-Jopek","given":"Agata"}],"issued":{"date-parts":[["2015",7,7]]}}}],"schema":"https://github.com/citation-style-language/schema/raw/master/csl-citation.json"} </w:instrText>
             </w:r>
             <w:r>
               <w:fldChar w:fldCharType="separate"/>
             </w:r>
             <w:r>
-              <w:t>[22]</w:t>
+              <w:t>[24]</w:t>
             </w:r>
             <w:r>
               <w:fldChar w:fldCharType="end"/>
@@ -7119,11 +7195,9 @@
               <w:ind w:right="-1"/>
               <w:jc w:val="center"/>
             </w:pPr>
-            <w:proofErr w:type="spellStart"/>
             <w:r>
               <w:t>V_tank</w:t>
             </w:r>
-            <w:proofErr w:type="spellEnd"/>
           </w:p>
         </w:tc>
         <w:tc>
@@ -7193,21 +7267,7 @@
               <w:rPr>
                 <w:lang w:val="en-GB"/>
               </w:rPr>
-              <w:t xml:space="preserve">Calculated from Oxygen production, oxygen consumption of fish and space required for resulting </w:t>
-            </w:r>
-            <w:proofErr w:type="gramStart"/>
-            <w:r>
-              <w:rPr>
-                <w:lang w:val="en-GB"/>
-              </w:rPr>
-              <w:t>amount</w:t>
-            </w:r>
-            <w:proofErr w:type="gramEnd"/>
-            <w:r>
-              <w:rPr>
-                <w:lang w:val="en-GB"/>
-              </w:rPr>
-              <w:t xml:space="preserve"> of fish.</w:t>
+              <w:t>Calculated from Oxygen production, oxygen consumption of fish and space required for resulting amount of fish.</w:t>
             </w:r>
           </w:p>
         </w:tc>
@@ -7228,11 +7288,9 @@
               <w:ind w:right="-1"/>
               <w:jc w:val="center"/>
             </w:pPr>
-            <w:proofErr w:type="spellStart"/>
             <w:r>
               <w:t>V_greenhouse</w:t>
             </w:r>
-            <w:proofErr w:type="spellEnd"/>
           </w:p>
         </w:tc>
         <w:tc>
@@ -7300,21 +7358,8 @@
               <w:jc w:val="center"/>
             </w:pPr>
             <w:r>
-              <w:t xml:space="preserve">Volume of </w:t>
+              <w:t>Volume of the greenhouse</w:t>
             </w:r>
-            <w:proofErr w:type="spellStart"/>
-            <w:r>
-              <w:t>the</w:t>
-            </w:r>
-            <w:proofErr w:type="spellEnd"/>
-            <w:r>
-              <w:t xml:space="preserve"> </w:t>
-            </w:r>
-            <w:proofErr w:type="spellStart"/>
-            <w:r>
-              <w:t>greenhouse</w:t>
-            </w:r>
-            <w:proofErr w:type="spellEnd"/>
           </w:p>
         </w:tc>
       </w:tr>
@@ -7334,11 +7379,9 @@
               <w:ind w:right="-1"/>
               <w:jc w:val="center"/>
             </w:pPr>
-            <w:proofErr w:type="spellStart"/>
             <w:r>
               <w:t>cp_water</w:t>
             </w:r>
-            <w:proofErr w:type="spellEnd"/>
           </w:p>
         </w:tc>
         <w:tc>
@@ -7429,11 +7472,9 @@
               <w:ind w:right="-1"/>
               <w:jc w:val="center"/>
             </w:pPr>
-            <w:proofErr w:type="spellStart"/>
             <w:r>
               <w:t>cp_air</w:t>
             </w:r>
-            <w:proofErr w:type="spellEnd"/>
           </w:p>
         </w:tc>
         <w:tc>
@@ -7620,11 +7661,9 @@
               <w:ind w:right="-1"/>
               <w:jc w:val="center"/>
             </w:pPr>
-            <w:proofErr w:type="spellStart"/>
             <w:r>
               <w:t>rho_air</w:t>
             </w:r>
-            <w:proofErr w:type="spellEnd"/>
           </w:p>
         </w:tc>
         <w:tc>
@@ -7954,6 +7993,7 @@
               <w:jc w:val="center"/>
             </w:pPr>
             <w:r>
+              <w:lastRenderedPageBreak/>
               <w:t>H2_store</w:t>
             </w:r>
           </w:p>
@@ -8310,11 +8350,9 @@
               <w:ind w:right="-1"/>
               <w:jc w:val="center"/>
             </w:pPr>
-            <w:proofErr w:type="spellStart"/>
             <w:r>
               <w:t>T_greenhouse</w:t>
             </w:r>
-            <w:proofErr w:type="spellEnd"/>
           </w:p>
         </w:tc>
         <w:tc>
@@ -8369,7 +8407,6 @@
         </w:rPr>
       </w:pPr>
       <w:r>
-        <w:lastRenderedPageBreak/>
         <w:t>Flows</w:t>
       </w:r>
     </w:p>
@@ -8407,7 +8444,6 @@
                 <w:bCs/>
               </w:rPr>
             </w:pPr>
-            <w:proofErr w:type="spellStart"/>
             <w:r>
               <w:rPr>
                 <w:b/>
@@ -8415,7 +8451,6 @@
               </w:rPr>
               <w:t>Flow</w:t>
             </w:r>
-            <w:proofErr w:type="spellEnd"/>
           </w:p>
         </w:tc>
         <w:tc>
@@ -8734,11 +8769,9 @@
               <w:ind w:right="-1"/>
               <w:jc w:val="center"/>
             </w:pPr>
-            <w:proofErr w:type="spellStart"/>
             <w:r>
               <w:t>Q_diss_greenhouse</w:t>
             </w:r>
-            <w:proofErr w:type="spellEnd"/>
           </w:p>
         </w:tc>
         <w:tc>
@@ -8823,11 +8856,9 @@
               <w:ind w:right="-1"/>
               <w:jc w:val="center"/>
             </w:pPr>
-            <w:proofErr w:type="spellStart"/>
             <w:r>
               <w:t>Q_diss_tank</w:t>
             </w:r>
-            <w:proofErr w:type="spellEnd"/>
           </w:p>
         </w:tc>
         <w:tc>
@@ -8912,11 +8943,9 @@
               <w:ind w:right="-1"/>
               <w:jc w:val="center"/>
             </w:pPr>
-            <w:proofErr w:type="spellStart"/>
             <w:r>
               <w:t>Q_greenhouse_in</w:t>
             </w:r>
-            <w:proofErr w:type="spellEnd"/>
           </w:p>
         </w:tc>
         <w:tc>
@@ -9004,11 +9033,9 @@
               <w:ind w:right="-1"/>
               <w:jc w:val="center"/>
             </w:pPr>
-            <w:proofErr w:type="spellStart"/>
             <w:r>
               <w:t>Q_tank_in</w:t>
             </w:r>
-            <w:proofErr w:type="spellEnd"/>
           </w:p>
         </w:tc>
         <w:tc>
@@ -9096,11 +9123,9 @@
               <w:ind w:right="-1"/>
               <w:jc w:val="center"/>
             </w:pPr>
-            <w:proofErr w:type="spellStart"/>
             <w:r>
               <w:t>Q_prod</w:t>
             </w:r>
-            <w:proofErr w:type="spellEnd"/>
           </w:p>
         </w:tc>
         <w:tc>
@@ -9248,21 +9273,7 @@
         <w:rPr>
           <w:lang w:val="en-GB"/>
         </w:rPr>
-        <w:t xml:space="preserve">This obviously needs to be </w:t>
-      </w:r>
-      <w:proofErr w:type="gramStart"/>
-      <w:r>
-        <w:rPr>
-          <w:lang w:val="en-GB"/>
-        </w:rPr>
-        <w:t>digitalized,</w:t>
-      </w:r>
-      <w:proofErr w:type="gramEnd"/>
-      <w:r>
-        <w:rPr>
-          <w:lang w:val="en-GB"/>
-        </w:rPr>
-        <w:t xml:space="preserve"> it</w:t>
+        <w:t>This obviously needs to be digitalized, it</w:t>
       </w:r>
       <w:r>
         <w:rPr>
@@ -9307,14 +9318,9 @@
       </w:pPr>
       <w:bookmarkStart w:id="14" w:name="_Toc225009479"/>
       <w:r>
-        <w:t xml:space="preserve">Key </w:t>
-      </w:r>
-      <w:proofErr w:type="spellStart"/>
-      <w:r>
-        <w:t>Equations</w:t>
+        <w:t>Key Equations</w:t>
       </w:r>
       <w:bookmarkEnd w:id="14"/>
-      <w:proofErr w:type="spellEnd"/>
     </w:p>
     <w:p>
       <w:pPr>
@@ -9327,21 +9333,7 @@
         <w:rPr>
           <w:lang w:val="en-GB"/>
         </w:rPr>
-        <w:t xml:space="preserve">Each equation is represented in a part of the model. The variable names are not the same as in the model, to make the equations more easily recognizable </w:t>
-      </w:r>
-      <w:proofErr w:type="gramStart"/>
-      <w:r>
-        <w:rPr>
-          <w:lang w:val="en-GB"/>
-        </w:rPr>
-        <w:t>at a glance</w:t>
-      </w:r>
-      <w:proofErr w:type="gramEnd"/>
-      <w:r>
-        <w:rPr>
-          <w:lang w:val="en-GB"/>
-        </w:rPr>
-        <w:t xml:space="preserve">. The equation is described shortly and the section of the model where it can be found is named. The variables for the equations below are listed under </w:t>
+        <w:t xml:space="preserve">Each equation is represented in a part of the model. The variable names are not the same as in the model, to make the equations more easily recognizable at a glance. The equation is described shortly and the section of the model where it can be found is named. The variables for the equations below are listed under </w:t>
       </w:r>
       <w:r>
         <w:rPr>
@@ -9368,13 +9360,11 @@
         <w:ind w:right="-1"/>
       </w:pPr>
       <w:bookmarkStart w:id="15" w:name="_Toc225009480"/>
-      <w:proofErr w:type="spellStart"/>
       <w:r>
         <w:lastRenderedPageBreak/>
         <w:t>Variables</w:t>
       </w:r>
       <w:bookmarkEnd w:id="15"/>
-      <w:proofErr w:type="spellEnd"/>
     </w:p>
     <w:p>
       <w:pPr>
@@ -12105,28 +12095,56 @@
         <w:rPr>
           <w:rFonts w:ascii="Times New Roman" w:hAnsi="Times New Roman" w:cs="Times New Roman"/>
         </w:rPr>
-        <w:t>[1</w:t>
-      </w:r>
-      <w:proofErr w:type="gramStart"/>
+        <w:t>[1]</w:t>
+      </w:r>
       <w:r>
         <w:rPr>
           <w:rFonts w:ascii="Times New Roman" w:hAnsi="Times New Roman" w:cs="Times New Roman"/>
         </w:rPr>
-        <w:t>]</w:t>
-      </w:r>
-      <w:r>
+        <w:tab/>
+        <w:t>‘PowerPoint Presentation’. Accessed: Mar. 06, 2026. [Online]. Available: https://www.hydrogen.no/files/documents/medlemsmoter/h2carrier.pdf</w:t>
+      </w:r>
+    </w:p>
+    <w:p>
+      <w:pPr>
+        <w:pStyle w:val="Literaturverzeichnis"/>
         <w:rPr>
           <w:rFonts w:ascii="Times New Roman" w:hAnsi="Times New Roman" w:cs="Times New Roman"/>
         </w:rPr>
+      </w:pPr>
+      <w:r>
+        <w:rPr>
+          <w:rFonts w:ascii="Times New Roman" w:hAnsi="Times New Roman" w:cs="Times New Roman"/>
+        </w:rPr>
+        <w:t>[2]</w:t>
+      </w:r>
+      <w:r>
+        <w:rPr>
+          <w:rFonts w:ascii="Times New Roman" w:hAnsi="Times New Roman" w:cs="Times New Roman"/>
+        </w:rPr>
         <w:tab/>
-        <w:t>‘</w:t>
-      </w:r>
-      <w:proofErr w:type="gramEnd"/>
-      <w:r>
+        <w:t>‘Download datasets’. Accessed: Mar. 09, 2026. [Online]. Available: https://data.fingrid.fi/en/data?datasets=181</w:t>
+      </w:r>
+    </w:p>
+    <w:p>
+      <w:pPr>
+        <w:pStyle w:val="Literaturverzeichnis"/>
         <w:rPr>
           <w:rFonts w:ascii="Times New Roman" w:hAnsi="Times New Roman" w:cs="Times New Roman"/>
         </w:rPr>
-        <w:t>PowerPoint Presentation’. Accessed: Mar. 06, 2026. [Online]. Available: https://www.hydrogen.no/files/documents/medlemsmoter/h2carrier.pdf</w:t>
+      </w:pPr>
+      <w:r>
+        <w:rPr>
+          <w:rFonts w:ascii="Times New Roman" w:hAnsi="Times New Roman" w:cs="Times New Roman"/>
+        </w:rPr>
+        <w:t>[3]</w:t>
+      </w:r>
+      <w:r>
+        <w:rPr>
+          <w:rFonts w:ascii="Times New Roman" w:hAnsi="Times New Roman" w:cs="Times New Roman"/>
+        </w:rPr>
+        <w:tab/>
+        <w:t>‘NIB lends to Varanger Kraft´s hydrogen and power grid projects’, Nordic Investment Bank. Accessed: Mar. 08, 2026. [Online]. Available: https://www.nib.int/news/nib-lends-to-varanger-krafts-hydrogen-and-power-grid-projects/</w:t>
       </w:r>
     </w:p>
     <w:p>
@@ -12140,224 +12158,56 @@
         <w:rPr>
           <w:rFonts w:ascii="Times New Roman" w:hAnsi="Times New Roman" w:cs="Times New Roman"/>
         </w:rPr>
-        <w:t>[2</w:t>
-      </w:r>
-      <w:proofErr w:type="gramStart"/>
+        <w:t>[4]</w:t>
+      </w:r>
       <w:r>
         <w:rPr>
           <w:rFonts w:ascii="Times New Roman" w:hAnsi="Times New Roman" w:cs="Times New Roman"/>
         </w:rPr>
-        <w:t>]</w:t>
-      </w:r>
-      <w:r>
+        <w:tab/>
+        <w:t>‘Hydrogen-Aeolic Energy with Optimised eLectrolysers Upstream of Substation | H2020’, CORDIS | European Commission. Accessed: Mar. 08, 2026. [Online]. Available: https://cordis.europa.eu/project/id/779469/reporting</w:t>
+      </w:r>
+    </w:p>
+    <w:p>
+      <w:pPr>
+        <w:pStyle w:val="Literaturverzeichnis"/>
         <w:rPr>
           <w:rFonts w:ascii="Times New Roman" w:hAnsi="Times New Roman" w:cs="Times New Roman"/>
         </w:rPr>
+      </w:pPr>
+      <w:r>
+        <w:rPr>
+          <w:rFonts w:ascii="Times New Roman" w:hAnsi="Times New Roman" w:cs="Times New Roman"/>
+        </w:rPr>
+        <w:t>[5]</w:t>
+      </w:r>
+      <w:r>
+        <w:rPr>
+          <w:rFonts w:ascii="Times New Roman" w:hAnsi="Times New Roman" w:cs="Times New Roman"/>
+        </w:rPr>
         <w:tab/>
-        <w:t>‘</w:t>
-      </w:r>
-      <w:proofErr w:type="gramEnd"/>
-      <w:r>
+        <w:t>‘Dissolved oxygen requirements in aquatic animal respiration - Responsible Seafood Advocate’, Global Seafood Alliance. Accessed: Mar. 06, 2026. [Online]. Available: https://www.globalseafood.org/advocate/dissolved-oxygen-requirements-in-aquatic-animal-respiration/</w:t>
+      </w:r>
+    </w:p>
+    <w:p>
+      <w:pPr>
+        <w:pStyle w:val="Literaturverzeichnis"/>
         <w:rPr>
           <w:rFonts w:ascii="Times New Roman" w:hAnsi="Times New Roman" w:cs="Times New Roman"/>
         </w:rPr>
-        <w:t xml:space="preserve">Download </w:t>
-      </w:r>
-      <w:proofErr w:type="gramStart"/>
+      </w:pPr>
       <w:r>
         <w:rPr>
           <w:rFonts w:ascii="Times New Roman" w:hAnsi="Times New Roman" w:cs="Times New Roman"/>
         </w:rPr>
-        <w:t>datasets’</w:t>
-      </w:r>
-      <w:proofErr w:type="gramEnd"/>
+        <w:t>[6]</w:t>
+      </w:r>
       <w:r>
         <w:rPr>
           <w:rFonts w:ascii="Times New Roman" w:hAnsi="Times New Roman" w:cs="Times New Roman"/>
         </w:rPr>
-        <w:t>. Accessed: Mar. 09, 2026. [Online]. Available: https://data.fingrid.fi/en/data?datasets=181</w:t>
-      </w:r>
-    </w:p>
-    <w:p>
-      <w:pPr>
-        <w:pStyle w:val="Literaturverzeichnis"/>
-        <w:rPr>
-          <w:rFonts w:ascii="Times New Roman" w:hAnsi="Times New Roman" w:cs="Times New Roman"/>
-        </w:rPr>
-      </w:pPr>
-      <w:r>
-        <w:rPr>
-          <w:rFonts w:ascii="Times New Roman" w:hAnsi="Times New Roman" w:cs="Times New Roman"/>
-        </w:rPr>
-        <w:t>[3</w:t>
-      </w:r>
-      <w:proofErr w:type="gramStart"/>
-      <w:r>
-        <w:rPr>
-          <w:rFonts w:ascii="Times New Roman" w:hAnsi="Times New Roman" w:cs="Times New Roman"/>
-        </w:rPr>
-        <w:t>]</w:t>
-      </w:r>
-      <w:r>
-        <w:rPr>
-          <w:rFonts w:ascii="Times New Roman" w:hAnsi="Times New Roman" w:cs="Times New Roman"/>
-        </w:rPr>
         <w:tab/>
-        <w:t>‘</w:t>
-      </w:r>
-      <w:proofErr w:type="gramEnd"/>
-      <w:r>
-        <w:rPr>
-          <w:rFonts w:ascii="Times New Roman" w:hAnsi="Times New Roman" w:cs="Times New Roman"/>
-        </w:rPr>
-        <w:t xml:space="preserve">NIB lends to </w:t>
-      </w:r>
-      <w:proofErr w:type="spellStart"/>
-      <w:r>
-        <w:rPr>
-          <w:rFonts w:ascii="Times New Roman" w:hAnsi="Times New Roman" w:cs="Times New Roman"/>
-        </w:rPr>
-        <w:t>Varanger</w:t>
-      </w:r>
-      <w:proofErr w:type="spellEnd"/>
-      <w:r>
-        <w:rPr>
-          <w:rFonts w:ascii="Times New Roman" w:hAnsi="Times New Roman" w:cs="Times New Roman"/>
-        </w:rPr>
-        <w:t xml:space="preserve"> Kraft´s hydrogen and power grid projects’, Nordic Investment Bank. Accessed: Mar. 08, 2026. [Online]. Available: https://www.nib.int/news/nib-lends-to-varanger-krafts-hydrogen-and-power-grid-projects/</w:t>
-      </w:r>
-    </w:p>
-    <w:p>
-      <w:pPr>
-        <w:pStyle w:val="Literaturverzeichnis"/>
-        <w:rPr>
-          <w:rFonts w:ascii="Times New Roman" w:hAnsi="Times New Roman" w:cs="Times New Roman"/>
-        </w:rPr>
-      </w:pPr>
-      <w:r>
-        <w:rPr>
-          <w:rFonts w:ascii="Times New Roman" w:hAnsi="Times New Roman" w:cs="Times New Roman"/>
-        </w:rPr>
-        <w:t>[4</w:t>
-      </w:r>
-      <w:proofErr w:type="gramStart"/>
-      <w:r>
-        <w:rPr>
-          <w:rFonts w:ascii="Times New Roman" w:hAnsi="Times New Roman" w:cs="Times New Roman"/>
-        </w:rPr>
-        <w:t>]</w:t>
-      </w:r>
-      <w:r>
-        <w:rPr>
-          <w:rFonts w:ascii="Times New Roman" w:hAnsi="Times New Roman" w:cs="Times New Roman"/>
-        </w:rPr>
-        <w:tab/>
-        <w:t>‘</w:t>
-      </w:r>
-      <w:proofErr w:type="gramEnd"/>
-      <w:r>
-        <w:rPr>
-          <w:rFonts w:ascii="Times New Roman" w:hAnsi="Times New Roman" w:cs="Times New Roman"/>
-        </w:rPr>
-        <w:t xml:space="preserve">Hydrogen-Aeolic Energy with </w:t>
-      </w:r>
-      <w:proofErr w:type="spellStart"/>
-      <w:r>
-        <w:rPr>
-          <w:rFonts w:ascii="Times New Roman" w:hAnsi="Times New Roman" w:cs="Times New Roman"/>
-        </w:rPr>
-        <w:t>Optimised</w:t>
-      </w:r>
-      <w:proofErr w:type="spellEnd"/>
-      <w:r>
-        <w:rPr>
-          <w:rFonts w:ascii="Times New Roman" w:hAnsi="Times New Roman" w:cs="Times New Roman"/>
-        </w:rPr>
-        <w:t xml:space="preserve"> </w:t>
-      </w:r>
-      <w:proofErr w:type="spellStart"/>
-      <w:r>
-        <w:rPr>
-          <w:rFonts w:ascii="Times New Roman" w:hAnsi="Times New Roman" w:cs="Times New Roman"/>
-        </w:rPr>
-        <w:t>eLectrolysers</w:t>
-      </w:r>
-      <w:proofErr w:type="spellEnd"/>
-      <w:r>
-        <w:rPr>
-          <w:rFonts w:ascii="Times New Roman" w:hAnsi="Times New Roman" w:cs="Times New Roman"/>
-        </w:rPr>
-        <w:t xml:space="preserve"> Upstream of Substation | H2020’, CORDIS | European Commission. Accessed: Mar. 08, 2026. [Online]. Available: https://cordis.europa.eu/project/id/779469/reporting</w:t>
-      </w:r>
-    </w:p>
-    <w:p>
-      <w:pPr>
-        <w:pStyle w:val="Literaturverzeichnis"/>
-        <w:rPr>
-          <w:rFonts w:ascii="Times New Roman" w:hAnsi="Times New Roman" w:cs="Times New Roman"/>
-        </w:rPr>
-      </w:pPr>
-      <w:r>
-        <w:rPr>
-          <w:rFonts w:ascii="Times New Roman" w:hAnsi="Times New Roman" w:cs="Times New Roman"/>
-        </w:rPr>
-        <w:t>[5</w:t>
-      </w:r>
-      <w:proofErr w:type="gramStart"/>
-      <w:r>
-        <w:rPr>
-          <w:rFonts w:ascii="Times New Roman" w:hAnsi="Times New Roman" w:cs="Times New Roman"/>
-        </w:rPr>
-        <w:t>]</w:t>
-      </w:r>
-      <w:r>
-        <w:rPr>
-          <w:rFonts w:ascii="Times New Roman" w:hAnsi="Times New Roman" w:cs="Times New Roman"/>
-        </w:rPr>
-        <w:tab/>
-        <w:t>‘</w:t>
-      </w:r>
-      <w:proofErr w:type="gramEnd"/>
-      <w:r>
-        <w:rPr>
-          <w:rFonts w:ascii="Times New Roman" w:hAnsi="Times New Roman" w:cs="Times New Roman"/>
-        </w:rPr>
-        <w:t>Dissolved oxygen requirements in aquatic animal respiration - Responsible Seafood Advocate’, Global Seafood Alliance. Accessed: Mar. 06, 2026. [Online]. Available: https://www.globalseafood.org/advocate/dissolved-oxygen-requirements-in-aquatic-animal-respiration/</w:t>
-      </w:r>
-    </w:p>
-    <w:p>
-      <w:pPr>
-        <w:pStyle w:val="Literaturverzeichnis"/>
-        <w:rPr>
-          <w:rFonts w:ascii="Times New Roman" w:hAnsi="Times New Roman" w:cs="Times New Roman"/>
-        </w:rPr>
-      </w:pPr>
-      <w:r>
-        <w:rPr>
-          <w:rFonts w:ascii="Times New Roman" w:hAnsi="Times New Roman" w:cs="Times New Roman"/>
-        </w:rPr>
-        <w:t>[6</w:t>
-      </w:r>
-      <w:proofErr w:type="gramStart"/>
-      <w:r>
-        <w:rPr>
-          <w:rFonts w:ascii="Times New Roman" w:hAnsi="Times New Roman" w:cs="Times New Roman"/>
-        </w:rPr>
-        <w:t>]</w:t>
-      </w:r>
-      <w:r>
-        <w:rPr>
-          <w:rFonts w:ascii="Times New Roman" w:hAnsi="Times New Roman" w:cs="Times New Roman"/>
-        </w:rPr>
-        <w:tab/>
-        <w:t>‘</w:t>
-      </w:r>
-      <w:proofErr w:type="gramEnd"/>
-      <w:r>
-        <w:rPr>
-          <w:rFonts w:ascii="Times New Roman" w:hAnsi="Times New Roman" w:cs="Times New Roman"/>
-        </w:rPr>
-        <w:t>Fish density on our farms’. Accessed: Mar. 07, 2026. [Online]. Available: https://griegseafood.com/our-impact-fish-density-on-our-farms</w:t>
+        <w:t>‘Fish density on our farms’. Accessed: Mar. 07, 2026. [Online]. Available: https://griegseafood.com/our-impact-fish-density-on-our-farms</w:t>
       </w:r>
     </w:p>
     <w:p>
@@ -12392,42 +12242,56 @@
         <w:rPr>
           <w:rFonts w:ascii="Times New Roman" w:hAnsi="Times New Roman" w:cs="Times New Roman"/>
         </w:rPr>
-        <w:t>[8</w:t>
-      </w:r>
-      <w:proofErr w:type="gramStart"/>
+        <w:t>[8]</w:t>
+      </w:r>
       <w:r>
         <w:rPr>
           <w:rFonts w:ascii="Times New Roman" w:hAnsi="Times New Roman" w:cs="Times New Roman"/>
         </w:rPr>
-        <w:t>]</w:t>
-      </w:r>
-      <w:r>
+        <w:tab/>
+        <w:t>‘Green Mountain and Hima Seafood launch groundbreaking heat reuse project’, Mynewsdesk. Accessed: Mar. 21, 2026. [Online]. Available: https://www.mynewsdesk.com/green-mountain/pressreleases/green-mountain-and-hima-seafood-launch-groundbreaking-heat-reuse-project-3430566</w:t>
+      </w:r>
+    </w:p>
+    <w:p>
+      <w:pPr>
+        <w:pStyle w:val="Literaturverzeichnis"/>
         <w:rPr>
           <w:rFonts w:ascii="Times New Roman" w:hAnsi="Times New Roman" w:cs="Times New Roman"/>
         </w:rPr>
+      </w:pPr>
+      <w:r>
+        <w:rPr>
+          <w:rFonts w:ascii="Times New Roman" w:hAnsi="Times New Roman" w:cs="Times New Roman"/>
+        </w:rPr>
+        <w:t>[9]</w:t>
+      </w:r>
+      <w:r>
+        <w:rPr>
+          <w:rFonts w:ascii="Times New Roman" w:hAnsi="Times New Roman" w:cs="Times New Roman"/>
+        </w:rPr>
         <w:tab/>
-        <w:t>‘</w:t>
-      </w:r>
-      <w:proofErr w:type="gramEnd"/>
-      <w:r>
+        <w:t>A. Furuset, ‘“The only thing that can save the planet”: Hima Seafood’s bold bet on land-based trout farming’, intrafish.com. Accessed: Mar. 21, 2026. [Online]. Available: https://www.intrafish.com/aquaculture/-the-only-thing-that-can-save-the-planet-hima-seafood-s-bold-bet-on-land-based-trout-farming/2-1-1879098</w:t>
+      </w:r>
+    </w:p>
+    <w:p>
+      <w:pPr>
+        <w:pStyle w:val="Literaturverzeichnis"/>
         <w:rPr>
           <w:rFonts w:ascii="Times New Roman" w:hAnsi="Times New Roman" w:cs="Times New Roman"/>
         </w:rPr>
-        <w:t xml:space="preserve">Green Mountain and Hima Seafood launch groundbreaking heat reuse project’, </w:t>
-      </w:r>
-      <w:proofErr w:type="spellStart"/>
+      </w:pPr>
       <w:r>
         <w:rPr>
           <w:rFonts w:ascii="Times New Roman" w:hAnsi="Times New Roman" w:cs="Times New Roman"/>
         </w:rPr>
-        <w:t>Mynewsdesk</w:t>
-      </w:r>
-      <w:proofErr w:type="spellEnd"/>
+        <w:t>[10]</w:t>
+      </w:r>
       <w:r>
         <w:rPr>
           <w:rFonts w:ascii="Times New Roman" w:hAnsi="Times New Roman" w:cs="Times New Roman"/>
         </w:rPr>
-        <w:t>. Accessed: Mar. 21, 2026. [Online]. Available: https://www.mynewsdesk.com/green-mountain/pressreleases/green-mountain-and-hima-seafood-launch-groundbreaking-heat-reuse-project-3430566</w:t>
+        <w:tab/>
+        <w:t>‘7. FRP Tanks 2’. Accessed: Mar. 21, 2026. [Online]. Available: https://almfiberglass.com/wp-content/uploads/2024/07/7.-FRP-Tanks-2.pdf</w:t>
       </w:r>
     </w:p>
     <w:p>
@@ -12441,28 +12305,35 @@
         <w:rPr>
           <w:rFonts w:ascii="Times New Roman" w:hAnsi="Times New Roman" w:cs="Times New Roman"/>
         </w:rPr>
-        <w:t>[9]</w:t>
+        <w:t>[11]</w:t>
       </w:r>
       <w:r>
         <w:rPr>
           <w:rFonts w:ascii="Times New Roman" w:hAnsi="Times New Roman" w:cs="Times New Roman"/>
         </w:rPr>
         <w:tab/>
-        <w:t xml:space="preserve">A. </w:t>
-      </w:r>
-      <w:proofErr w:type="spellStart"/>
-      <w:r>
+        <w:t>‘U-values’. Accessed: Mar. 21, 2026. [Online]. Available: https://www.designingbuildings.co.uk/wiki/U-values</w:t>
+      </w:r>
+    </w:p>
+    <w:p>
+      <w:pPr>
+        <w:pStyle w:val="Literaturverzeichnis"/>
         <w:rPr>
           <w:rFonts w:ascii="Times New Roman" w:hAnsi="Times New Roman" w:cs="Times New Roman"/>
         </w:rPr>
-        <w:t>Furuset</w:t>
-      </w:r>
-      <w:proofErr w:type="spellEnd"/>
+      </w:pPr>
       <w:r>
         <w:rPr>
           <w:rFonts w:ascii="Times New Roman" w:hAnsi="Times New Roman" w:cs="Times New Roman"/>
         </w:rPr>
-        <w:t>, ‘“The only thing that can save the planet”: Hima Seafood’s bold bet on land-based trout farming’, intrafish.com. Accessed: Mar. 21, 2026. [Online]. Available: https://www.intrafish.com/aquaculture/-the-only-thing-that-can-save-the-planet-hima-seafood-s-bold-bet-on-land-based-trout-farming/2-1-1879098</w:t>
+        <w:t>[12]</w:t>
+      </w:r>
+      <w:r>
+        <w:rPr>
+          <w:rFonts w:ascii="Times New Roman" w:hAnsi="Times New Roman" w:cs="Times New Roman"/>
+        </w:rPr>
+        <w:tab/>
+        <w:t>‘GRP sectional tanks’, Balmoral Tanks. Accessed: Mar. 21, 2026. [Online]. Available: https://www.balmoraltanks.com/solutions/grp-sectional-tanks</w:t>
       </w:r>
     </w:p>
     <w:p>
@@ -12476,28 +12347,56 @@
         <w:rPr>
           <w:rFonts w:ascii="Times New Roman" w:hAnsi="Times New Roman" w:cs="Times New Roman"/>
         </w:rPr>
-        <w:t>[10</w:t>
-      </w:r>
-      <w:proofErr w:type="gramStart"/>
+        <w:t>[13]</w:t>
+      </w:r>
       <w:r>
         <w:rPr>
           <w:rFonts w:ascii="Times New Roman" w:hAnsi="Times New Roman" w:cs="Times New Roman"/>
         </w:rPr>
-        <w:t>]</w:t>
-      </w:r>
-      <w:r>
+        <w:tab/>
+        <w:t>‘Small Scale Rainbow Trout Farming - Ideal Temperature For Rainbow Trout Farming’. Accessed: Mar. 21, 2026. [Online]. Available: https://sites.google.com/view/smallscalerainbowtroutfarm/ideal-temperature-for-rainbow-trout-farming</w:t>
+      </w:r>
+    </w:p>
+    <w:p>
+      <w:pPr>
+        <w:pStyle w:val="Literaturverzeichnis"/>
         <w:rPr>
           <w:rFonts w:ascii="Times New Roman" w:hAnsi="Times New Roman" w:cs="Times New Roman"/>
         </w:rPr>
+      </w:pPr>
+      <w:r>
+        <w:rPr>
+          <w:rFonts w:ascii="Times New Roman" w:hAnsi="Times New Roman" w:cs="Times New Roman"/>
+        </w:rPr>
+        <w:t>[14]</w:t>
+      </w:r>
+      <w:r>
+        <w:rPr>
+          <w:rFonts w:ascii="Times New Roman" w:hAnsi="Times New Roman" w:cs="Times New Roman"/>
+        </w:rPr>
         <w:tab/>
-        <w:t>‘</w:t>
-      </w:r>
-      <w:proofErr w:type="gramEnd"/>
-      <w:r>
+        <w:t>‘5. Marine aquaculture in the Nordics - Nordic Oceans 2050’. Accessed: Mar. 21, 2026. [Online]. Available: https://pub.norden.org/nordicinnovation2025-05/5-marine-aquaculture-in-the-nordics.html</w:t>
+      </w:r>
+    </w:p>
+    <w:p>
+      <w:pPr>
+        <w:pStyle w:val="Literaturverzeichnis"/>
         <w:rPr>
           <w:rFonts w:ascii="Times New Roman" w:hAnsi="Times New Roman" w:cs="Times New Roman"/>
         </w:rPr>
-        <w:t>7. FRP Tanks 2’. Accessed: Mar. 21, 2026. [Online]. Available: https://almfiberglass.com/wp-content/uploads/2024/07/7.-FRP-Tanks-2.pdf</w:t>
+      </w:pPr>
+      <w:r>
+        <w:rPr>
+          <w:rFonts w:ascii="Times New Roman" w:hAnsi="Times New Roman" w:cs="Times New Roman"/>
+        </w:rPr>
+        <w:t>[15]</w:t>
+      </w:r>
+      <w:r>
+        <w:rPr>
+          <w:rFonts w:ascii="Times New Roman" w:hAnsi="Times New Roman" w:cs="Times New Roman"/>
+        </w:rPr>
+        <w:tab/>
+        <w:t>‘Berlevåg Climate, Weather By Month, Average Temperature (Norway) - Weather Spark’. Accessed: Mar. 22, 2026. [Online]. Available: https://weatherspark.com/y/96283/Average-Weather-in-Berlev%C3%A5g-Norway-Year-Round</w:t>
       </w:r>
     </w:p>
     <w:p>
@@ -12511,266 +12410,35 @@
         <w:rPr>
           <w:rFonts w:ascii="Times New Roman" w:hAnsi="Times New Roman" w:cs="Times New Roman"/>
         </w:rPr>
-        <w:t>[11</w:t>
-      </w:r>
-      <w:proofErr w:type="gramStart"/>
+        <w:t>[16]</w:t>
+      </w:r>
       <w:r>
         <w:rPr>
           <w:rFonts w:ascii="Times New Roman" w:hAnsi="Times New Roman" w:cs="Times New Roman"/>
         </w:rPr>
-        <w:t>]</w:t>
-      </w:r>
-      <w:r>
+        <w:tab/>
+        <w:t>‘Visiting Berlevåg: Winds of Change’, Arctic Economic Council. Accessed: Mar. 22, 2026. [Online]. Available: https://arcticeconomiccouncil.com/news/winds-of-change/</w:t>
+      </w:r>
+    </w:p>
+    <w:p>
+      <w:pPr>
+        <w:pStyle w:val="Literaturverzeichnis"/>
         <w:rPr>
           <w:rFonts w:ascii="Times New Roman" w:hAnsi="Times New Roman" w:cs="Times New Roman"/>
         </w:rPr>
+      </w:pPr>
+      <w:r>
+        <w:rPr>
+          <w:rFonts w:ascii="Times New Roman" w:hAnsi="Times New Roman" w:cs="Times New Roman"/>
+        </w:rPr>
+        <w:t>[17]</w:t>
+      </w:r>
+      <w:r>
+        <w:rPr>
+          <w:rFonts w:ascii="Times New Roman" w:hAnsi="Times New Roman" w:cs="Times New Roman"/>
+        </w:rPr>
         <w:tab/>
-        <w:t>‘</w:t>
-      </w:r>
-      <w:proofErr w:type="gramEnd"/>
-      <w:r>
-        <w:rPr>
-          <w:rFonts w:ascii="Times New Roman" w:hAnsi="Times New Roman" w:cs="Times New Roman"/>
-        </w:rPr>
-        <w:t>U-values’. Accessed: Mar. 21, 2026. [Online]. Available: https://www.designingbuildings.co.uk/wiki/U-values</w:t>
-      </w:r>
-    </w:p>
-    <w:p>
-      <w:pPr>
-        <w:pStyle w:val="Literaturverzeichnis"/>
-        <w:rPr>
-          <w:rFonts w:ascii="Times New Roman" w:hAnsi="Times New Roman" w:cs="Times New Roman"/>
-        </w:rPr>
-      </w:pPr>
-      <w:r>
-        <w:rPr>
-          <w:rFonts w:ascii="Times New Roman" w:hAnsi="Times New Roman" w:cs="Times New Roman"/>
-        </w:rPr>
-        <w:t>[12</w:t>
-      </w:r>
-      <w:proofErr w:type="gramStart"/>
-      <w:r>
-        <w:rPr>
-          <w:rFonts w:ascii="Times New Roman" w:hAnsi="Times New Roman" w:cs="Times New Roman"/>
-        </w:rPr>
-        <w:t>]</w:t>
-      </w:r>
-      <w:r>
-        <w:rPr>
-          <w:rFonts w:ascii="Times New Roman" w:hAnsi="Times New Roman" w:cs="Times New Roman"/>
-        </w:rPr>
-        <w:tab/>
-        <w:t>‘</w:t>
-      </w:r>
-      <w:proofErr w:type="gramEnd"/>
-      <w:r>
-        <w:rPr>
-          <w:rFonts w:ascii="Times New Roman" w:hAnsi="Times New Roman" w:cs="Times New Roman"/>
-        </w:rPr>
-        <w:t>GRP sectional tanks’, Balmoral Tanks. Accessed: Mar. 21, 2026. [Online]. Available: https://www.balmoraltanks.com/solutions/grp-sectional-tanks</w:t>
-      </w:r>
-    </w:p>
-    <w:p>
-      <w:pPr>
-        <w:pStyle w:val="Literaturverzeichnis"/>
-        <w:rPr>
-          <w:rFonts w:ascii="Times New Roman" w:hAnsi="Times New Roman" w:cs="Times New Roman"/>
-        </w:rPr>
-      </w:pPr>
-      <w:r>
-        <w:rPr>
-          <w:rFonts w:ascii="Times New Roman" w:hAnsi="Times New Roman" w:cs="Times New Roman"/>
-        </w:rPr>
-        <w:t>[13</w:t>
-      </w:r>
-      <w:proofErr w:type="gramStart"/>
-      <w:r>
-        <w:rPr>
-          <w:rFonts w:ascii="Times New Roman" w:hAnsi="Times New Roman" w:cs="Times New Roman"/>
-        </w:rPr>
-        <w:t>]</w:t>
-      </w:r>
-      <w:r>
-        <w:rPr>
-          <w:rFonts w:ascii="Times New Roman" w:hAnsi="Times New Roman" w:cs="Times New Roman"/>
-        </w:rPr>
-        <w:tab/>
-        <w:t>‘</w:t>
-      </w:r>
-      <w:proofErr w:type="gramEnd"/>
-      <w:r>
-        <w:rPr>
-          <w:rFonts w:ascii="Times New Roman" w:hAnsi="Times New Roman" w:cs="Times New Roman"/>
-        </w:rPr>
-        <w:t xml:space="preserve">Small Scale Rainbow Trout Farming - Ideal Temperature </w:t>
-      </w:r>
-      <w:proofErr w:type="gramStart"/>
-      <w:r>
-        <w:rPr>
-          <w:rFonts w:ascii="Times New Roman" w:hAnsi="Times New Roman" w:cs="Times New Roman"/>
-        </w:rPr>
-        <w:t>For</w:t>
-      </w:r>
-      <w:proofErr w:type="gramEnd"/>
-      <w:r>
-        <w:rPr>
-          <w:rFonts w:ascii="Times New Roman" w:hAnsi="Times New Roman" w:cs="Times New Roman"/>
-        </w:rPr>
-        <w:t xml:space="preserve"> Rainbow Trout Farming’. Accessed: Mar. 21, 2026. [Online]. Available: https://sites.google.com/view/smallscalerainbowtroutfarm/ideal-temperature-for-rainbow-trout-farming</w:t>
-      </w:r>
-    </w:p>
-    <w:p>
-      <w:pPr>
-        <w:pStyle w:val="Literaturverzeichnis"/>
-        <w:rPr>
-          <w:rFonts w:ascii="Times New Roman" w:hAnsi="Times New Roman" w:cs="Times New Roman"/>
-        </w:rPr>
-      </w:pPr>
-      <w:r>
-        <w:rPr>
-          <w:rFonts w:ascii="Times New Roman" w:hAnsi="Times New Roman" w:cs="Times New Roman"/>
-        </w:rPr>
-        <w:t>[14</w:t>
-      </w:r>
-      <w:proofErr w:type="gramStart"/>
-      <w:r>
-        <w:rPr>
-          <w:rFonts w:ascii="Times New Roman" w:hAnsi="Times New Roman" w:cs="Times New Roman"/>
-        </w:rPr>
-        <w:t>]</w:t>
-      </w:r>
-      <w:r>
-        <w:rPr>
-          <w:rFonts w:ascii="Times New Roman" w:hAnsi="Times New Roman" w:cs="Times New Roman"/>
-        </w:rPr>
-        <w:tab/>
-        <w:t>‘</w:t>
-      </w:r>
-      <w:proofErr w:type="gramEnd"/>
-      <w:r>
-        <w:rPr>
-          <w:rFonts w:ascii="Times New Roman" w:hAnsi="Times New Roman" w:cs="Times New Roman"/>
-        </w:rPr>
-        <w:t>5. Marine aquaculture in the Nordics - Nordic Oceans 2050’. Accessed: Mar. 21, 2026. [Online]. Available: https://pub.norden.org/nordicinnovation2025-05/5-marine-aquaculture-in-the-nordics.html</w:t>
-      </w:r>
-    </w:p>
-    <w:p>
-      <w:pPr>
-        <w:pStyle w:val="Literaturverzeichnis"/>
-        <w:rPr>
-          <w:rFonts w:ascii="Times New Roman" w:hAnsi="Times New Roman" w:cs="Times New Roman"/>
-        </w:rPr>
-      </w:pPr>
-      <w:r>
-        <w:rPr>
-          <w:rFonts w:ascii="Times New Roman" w:hAnsi="Times New Roman" w:cs="Times New Roman"/>
-        </w:rPr>
-        <w:t>[15]</w:t>
-      </w:r>
-      <w:r>
-        <w:rPr>
-          <w:rFonts w:ascii="Times New Roman" w:hAnsi="Times New Roman" w:cs="Times New Roman"/>
-        </w:rPr>
-        <w:tab/>
-        <w:t>‘</w:t>
-      </w:r>
-      <w:proofErr w:type="spellStart"/>
-      <w:r>
-        <w:rPr>
-          <w:rFonts w:ascii="Times New Roman" w:hAnsi="Times New Roman" w:cs="Times New Roman"/>
-        </w:rPr>
-        <w:t>Berlevåg</w:t>
-      </w:r>
-      <w:proofErr w:type="spellEnd"/>
-      <w:r>
-        <w:rPr>
-          <w:rFonts w:ascii="Times New Roman" w:hAnsi="Times New Roman" w:cs="Times New Roman"/>
-        </w:rPr>
-        <w:t xml:space="preserve"> Climate, Weather </w:t>
-      </w:r>
-      <w:proofErr w:type="gramStart"/>
-      <w:r>
-        <w:rPr>
-          <w:rFonts w:ascii="Times New Roman" w:hAnsi="Times New Roman" w:cs="Times New Roman"/>
-        </w:rPr>
-        <w:t>By</w:t>
-      </w:r>
-      <w:proofErr w:type="gramEnd"/>
-      <w:r>
-        <w:rPr>
-          <w:rFonts w:ascii="Times New Roman" w:hAnsi="Times New Roman" w:cs="Times New Roman"/>
-        </w:rPr>
-        <w:t xml:space="preserve"> Month, Average Temperature (Norway) - Weather Spark’. Accessed: Mar. 22, 2026. [Online]. Available: https://weatherspark.com/y/96283/Average-Weather-in-Berlev%C3%A5g-Norway-Year-Round</w:t>
-      </w:r>
-    </w:p>
-    <w:p>
-      <w:pPr>
-        <w:pStyle w:val="Literaturverzeichnis"/>
-        <w:rPr>
-          <w:rFonts w:ascii="Times New Roman" w:hAnsi="Times New Roman" w:cs="Times New Roman"/>
-        </w:rPr>
-      </w:pPr>
-      <w:r>
-        <w:rPr>
-          <w:rFonts w:ascii="Times New Roman" w:hAnsi="Times New Roman" w:cs="Times New Roman"/>
-        </w:rPr>
-        <w:t>[16]</w:t>
-      </w:r>
-      <w:r>
-        <w:rPr>
-          <w:rFonts w:ascii="Times New Roman" w:hAnsi="Times New Roman" w:cs="Times New Roman"/>
-        </w:rPr>
-        <w:tab/>
-        <w:t xml:space="preserve">‘Visiting </w:t>
-      </w:r>
-      <w:proofErr w:type="spellStart"/>
-      <w:r>
-        <w:rPr>
-          <w:rFonts w:ascii="Times New Roman" w:hAnsi="Times New Roman" w:cs="Times New Roman"/>
-        </w:rPr>
-        <w:t>Berlevåg</w:t>
-      </w:r>
-      <w:proofErr w:type="spellEnd"/>
-      <w:r>
-        <w:rPr>
-          <w:rFonts w:ascii="Times New Roman" w:hAnsi="Times New Roman" w:cs="Times New Roman"/>
-        </w:rPr>
-        <w:t>: Winds of Change’, Arctic Economic Council. Accessed: Mar. 22, 2026. [Online]. Available: https://arcticeconomiccouncil.com/news/winds-of-change/</w:t>
-      </w:r>
-    </w:p>
-    <w:p>
-      <w:pPr>
-        <w:pStyle w:val="Literaturverzeichnis"/>
-        <w:rPr>
-          <w:rFonts w:ascii="Times New Roman" w:hAnsi="Times New Roman" w:cs="Times New Roman"/>
-        </w:rPr>
-      </w:pPr>
-      <w:r>
-        <w:rPr>
-          <w:rFonts w:ascii="Times New Roman" w:hAnsi="Times New Roman" w:cs="Times New Roman"/>
-        </w:rPr>
-        <w:t>[17</w:t>
-      </w:r>
-      <w:proofErr w:type="gramStart"/>
-      <w:r>
-        <w:rPr>
-          <w:rFonts w:ascii="Times New Roman" w:hAnsi="Times New Roman" w:cs="Times New Roman"/>
-        </w:rPr>
-        <w:t>]</w:t>
-      </w:r>
-      <w:r>
-        <w:rPr>
-          <w:rFonts w:ascii="Times New Roman" w:hAnsi="Times New Roman" w:cs="Times New Roman"/>
-        </w:rPr>
-        <w:tab/>
-        <w:t>‘</w:t>
-      </w:r>
-      <w:proofErr w:type="gramEnd"/>
-      <w:r>
-        <w:rPr>
-          <w:rFonts w:ascii="Times New Roman" w:hAnsi="Times New Roman" w:cs="Times New Roman"/>
-        </w:rPr>
-        <w:t>Lettuce Growing Guide’, Southern Exposure Seed Exchange. Accessed: Mar. 22, 2026. [Online]. Available: https://www.southernexposure.com/lettuce-growing-guide/</w:t>
+        <w:t>‘Lettuce Growing Guide’, Southern Exposure Seed Exchange. Accessed: Mar. 22, 2026. [Online]. Available: https://www.southernexposure.com/lettuce-growing-guide/</w:t>
       </w:r>
     </w:p>
     <w:p>
@@ -12819,21 +12487,29 @@
         <w:rPr>
           <w:rFonts w:ascii="Times New Roman" w:hAnsi="Times New Roman" w:cs="Times New Roman"/>
         </w:rPr>
-        <w:t xml:space="preserve">, vol. 279, p. 127623, Nov. 2025, </w:t>
-      </w:r>
-      <w:proofErr w:type="spellStart"/>
-      <w:r>
+        <w:t>, vol. 279, p. 127623, Nov. 2025, doi: 10.1016/j.applthermaleng.2025.127623.</w:t>
+      </w:r>
+    </w:p>
+    <w:p>
+      <w:pPr>
+        <w:pStyle w:val="Literaturverzeichnis"/>
         <w:rPr>
           <w:rFonts w:ascii="Times New Roman" w:hAnsi="Times New Roman" w:cs="Times New Roman"/>
         </w:rPr>
-        <w:t>doi</w:t>
-      </w:r>
-      <w:proofErr w:type="spellEnd"/>
+      </w:pPr>
       <w:r>
         <w:rPr>
           <w:rFonts w:ascii="Times New Roman" w:hAnsi="Times New Roman" w:cs="Times New Roman"/>
         </w:rPr>
-        <w:t>: 10.1016/j.applthermaleng.2025.127623.</w:t>
+        <w:lastRenderedPageBreak/>
+        <w:t>[19]</w:t>
+      </w:r>
+      <w:r>
+        <w:rPr>
+          <w:rFonts w:ascii="Times New Roman" w:hAnsi="Times New Roman" w:cs="Times New Roman"/>
+        </w:rPr>
+        <w:tab/>
+        <w:t>‘U-Value Calculator : ChangePlan’. Accessed: Mar. 22, 2026. [Online]. Available: https://www.changeplan.co.uk/u_value_calculator.php</w:t>
       </w:r>
     </w:p>
     <w:p>
@@ -12847,183 +12523,34 @@
         <w:rPr>
           <w:rFonts w:ascii="Times New Roman" w:hAnsi="Times New Roman" w:cs="Times New Roman"/>
         </w:rPr>
-        <w:lastRenderedPageBreak/>
-        <w:t>[19</w:t>
-      </w:r>
-      <w:proofErr w:type="gramStart"/>
+        <w:t>[20]</w:t>
+      </w:r>
       <w:r>
         <w:rPr>
           <w:rFonts w:ascii="Times New Roman" w:hAnsi="Times New Roman" w:cs="Times New Roman"/>
         </w:rPr>
-        <w:t>]</w:t>
-      </w:r>
-      <w:r>
+        <w:tab/>
+        <w:t>‘Home’, Greenphyto. Accessed: Mar. 25, 2026. [Online]. Available: https://greenphyto.com/</w:t>
+      </w:r>
+    </w:p>
+    <w:p>
+      <w:pPr>
+        <w:pStyle w:val="Literaturverzeichnis"/>
         <w:rPr>
           <w:rFonts w:ascii="Times New Roman" w:hAnsi="Times New Roman" w:cs="Times New Roman"/>
         </w:rPr>
+      </w:pPr>
+      <w:r>
+        <w:rPr>
+          <w:rFonts w:ascii="Times New Roman" w:hAnsi="Times New Roman" w:cs="Times New Roman"/>
+        </w:rPr>
+        <w:t>[21]</w:t>
+      </w:r>
+      <w:r>
+        <w:rPr>
+          <w:rFonts w:ascii="Times New Roman" w:hAnsi="Times New Roman" w:cs="Times New Roman"/>
+        </w:rPr>
         <w:tab/>
-        <w:t>‘</w:t>
-      </w:r>
-      <w:proofErr w:type="gramEnd"/>
-      <w:r>
-        <w:rPr>
-          <w:rFonts w:ascii="Times New Roman" w:hAnsi="Times New Roman" w:cs="Times New Roman"/>
-        </w:rPr>
-        <w:t xml:space="preserve">U-Value </w:t>
-      </w:r>
-      <w:proofErr w:type="gramStart"/>
-      <w:r>
-        <w:rPr>
-          <w:rFonts w:ascii="Times New Roman" w:hAnsi="Times New Roman" w:cs="Times New Roman"/>
-        </w:rPr>
-        <w:t>Calculator :</w:t>
-      </w:r>
-      <w:proofErr w:type="gramEnd"/>
-      <w:r>
-        <w:rPr>
-          <w:rFonts w:ascii="Times New Roman" w:hAnsi="Times New Roman" w:cs="Times New Roman"/>
-        </w:rPr>
-        <w:t xml:space="preserve"> </w:t>
-      </w:r>
-      <w:proofErr w:type="spellStart"/>
-      <w:r>
-        <w:rPr>
-          <w:rFonts w:ascii="Times New Roman" w:hAnsi="Times New Roman" w:cs="Times New Roman"/>
-        </w:rPr>
-        <w:t>ChangePlan</w:t>
-      </w:r>
-      <w:proofErr w:type="spellEnd"/>
-      <w:r>
-        <w:rPr>
-          <w:rFonts w:ascii="Times New Roman" w:hAnsi="Times New Roman" w:cs="Times New Roman"/>
-        </w:rPr>
-        <w:t>’. Accessed: Mar. 22, 2026. [Online]. Available: https://www.changeplan.co.uk/u_value_calculator.php</w:t>
-      </w:r>
-    </w:p>
-    <w:p>
-      <w:pPr>
-        <w:pStyle w:val="Literaturverzeichnis"/>
-        <w:rPr>
-          <w:rFonts w:ascii="Times New Roman" w:hAnsi="Times New Roman" w:cs="Times New Roman"/>
-        </w:rPr>
-      </w:pPr>
-      <w:r>
-        <w:rPr>
-          <w:rFonts w:ascii="Times New Roman" w:hAnsi="Times New Roman" w:cs="Times New Roman"/>
-        </w:rPr>
-        <w:t>[20]</w:t>
-      </w:r>
-      <w:r>
-        <w:rPr>
-          <w:rFonts w:ascii="Times New Roman" w:hAnsi="Times New Roman" w:cs="Times New Roman"/>
-        </w:rPr>
-        <w:tab/>
-        <w:t>‘</w:t>
-      </w:r>
-      <w:proofErr w:type="spellStart"/>
-      <w:r>
-        <w:rPr>
-          <w:rFonts w:ascii="Times New Roman" w:hAnsi="Times New Roman" w:cs="Times New Roman"/>
-        </w:rPr>
-        <w:t>Haeolus</w:t>
-      </w:r>
-      <w:proofErr w:type="spellEnd"/>
-      <w:r>
-        <w:rPr>
-          <w:rFonts w:ascii="Times New Roman" w:hAnsi="Times New Roman" w:cs="Times New Roman"/>
-        </w:rPr>
-        <w:t xml:space="preserve"> – Hydrogen-Aeolic Energy with </w:t>
-      </w:r>
-      <w:proofErr w:type="spellStart"/>
-      <w:r>
-        <w:rPr>
-          <w:rFonts w:ascii="Times New Roman" w:hAnsi="Times New Roman" w:cs="Times New Roman"/>
-        </w:rPr>
-        <w:t>Optimised</w:t>
-      </w:r>
-      <w:proofErr w:type="spellEnd"/>
-      <w:r>
-        <w:rPr>
-          <w:rFonts w:ascii="Times New Roman" w:hAnsi="Times New Roman" w:cs="Times New Roman"/>
-        </w:rPr>
-        <w:t xml:space="preserve"> </w:t>
-      </w:r>
-      <w:proofErr w:type="spellStart"/>
-      <w:r>
-        <w:rPr>
-          <w:rFonts w:ascii="Times New Roman" w:hAnsi="Times New Roman" w:cs="Times New Roman"/>
-        </w:rPr>
-        <w:t>eLectrolysers</w:t>
-      </w:r>
-      <w:proofErr w:type="spellEnd"/>
-      <w:r>
-        <w:rPr>
-          <w:rFonts w:ascii="Times New Roman" w:hAnsi="Times New Roman" w:cs="Times New Roman"/>
-        </w:rPr>
-        <w:t xml:space="preserve"> Upstream of Substation’. Accessed: Mar. 06, 2026. [Online]. Available: https://haeolus.eu/</w:t>
-      </w:r>
-    </w:p>
-    <w:p>
-      <w:pPr>
-        <w:pStyle w:val="Literaturverzeichnis"/>
-        <w:rPr>
-          <w:rFonts w:ascii="Times New Roman" w:hAnsi="Times New Roman" w:cs="Times New Roman"/>
-        </w:rPr>
-      </w:pPr>
-      <w:r>
-        <w:rPr>
-          <w:rFonts w:ascii="Times New Roman" w:hAnsi="Times New Roman" w:cs="Times New Roman"/>
-        </w:rPr>
-        <w:t>[21]</w:t>
-      </w:r>
-      <w:r>
-        <w:rPr>
-          <w:rFonts w:ascii="Times New Roman" w:hAnsi="Times New Roman" w:cs="Times New Roman"/>
-        </w:rPr>
-        <w:tab/>
-        <w:t xml:space="preserve">D. </w:t>
-      </w:r>
-      <w:proofErr w:type="spellStart"/>
-      <w:r>
-        <w:rPr>
-          <w:rFonts w:ascii="Times New Roman" w:hAnsi="Times New Roman" w:cs="Times New Roman"/>
-        </w:rPr>
-        <w:t>Virah</w:t>
-      </w:r>
-      <w:proofErr w:type="spellEnd"/>
-      <w:r>
-        <w:rPr>
-          <w:rFonts w:ascii="Times New Roman" w:hAnsi="Times New Roman" w:cs="Times New Roman"/>
-        </w:rPr>
-        <w:t xml:space="preserve">-Sawmy, F. J. Beck, and B. </w:t>
-      </w:r>
-      <w:proofErr w:type="spellStart"/>
-      <w:r>
-        <w:rPr>
-          <w:rFonts w:ascii="Times New Roman" w:hAnsi="Times New Roman" w:cs="Times New Roman"/>
-        </w:rPr>
-        <w:t>Sturmberg</w:t>
-      </w:r>
-      <w:proofErr w:type="spellEnd"/>
-      <w:r>
-        <w:rPr>
-          <w:rFonts w:ascii="Times New Roman" w:hAnsi="Times New Roman" w:cs="Times New Roman"/>
-        </w:rPr>
-        <w:t xml:space="preserve">, ‘Ignore variability, overestimate hydrogen production – Quantifying the effects of </w:t>
-      </w:r>
-      <w:proofErr w:type="spellStart"/>
-      <w:r>
-        <w:rPr>
-          <w:rFonts w:ascii="Times New Roman" w:hAnsi="Times New Roman" w:cs="Times New Roman"/>
-        </w:rPr>
-        <w:t>electrolyzer</w:t>
-      </w:r>
-      <w:proofErr w:type="spellEnd"/>
-      <w:r>
-        <w:rPr>
-          <w:rFonts w:ascii="Times New Roman" w:hAnsi="Times New Roman" w:cs="Times New Roman"/>
-        </w:rPr>
-        <w:t xml:space="preserve"> efficiency curves on hydrogen production from renewable energy sources’, </w:t>
       </w:r>
       <w:r>
         <w:rPr>
@@ -13031,80 +12558,90 @@
           <w:i/>
           <w:iCs/>
         </w:rPr>
-        <w:t xml:space="preserve">Int. J. </w:t>
-      </w:r>
-      <w:proofErr w:type="spellStart"/>
+        <w:t>Google Earth Pro</w:t>
+      </w:r>
+      <w:r>
+        <w:rPr>
+          <w:rFonts w:ascii="Times New Roman" w:hAnsi="Times New Roman" w:cs="Times New Roman"/>
+        </w:rPr>
+        <w:t>. (Sep. 03, 2025). Google.</w:t>
+      </w:r>
+    </w:p>
+    <w:p>
+      <w:pPr>
+        <w:pStyle w:val="Literaturverzeichnis"/>
+        <w:rPr>
+          <w:rFonts w:ascii="Times New Roman" w:hAnsi="Times New Roman" w:cs="Times New Roman"/>
+        </w:rPr>
+      </w:pPr>
+      <w:r>
+        <w:rPr>
+          <w:rFonts w:ascii="Times New Roman" w:hAnsi="Times New Roman" w:cs="Times New Roman"/>
+        </w:rPr>
+        <w:t>[22]</w:t>
+      </w:r>
+      <w:r>
+        <w:rPr>
+          <w:rFonts w:ascii="Times New Roman" w:hAnsi="Times New Roman" w:cs="Times New Roman"/>
+        </w:rPr>
+        <w:tab/>
+        <w:t>‘Haeolus – Hydrogen-Aeolic Energy with Optimised eLectrolysers Upstream of Substation’. Accessed: Mar. 06, 2026. [Online]. Available: https://haeolus.eu/</w:t>
+      </w:r>
+    </w:p>
+    <w:p>
+      <w:pPr>
+        <w:pStyle w:val="Literaturverzeichnis"/>
+        <w:rPr>
+          <w:rFonts w:ascii="Times New Roman" w:hAnsi="Times New Roman" w:cs="Times New Roman"/>
+        </w:rPr>
+      </w:pPr>
+      <w:r>
+        <w:rPr>
+          <w:rFonts w:ascii="Times New Roman" w:hAnsi="Times New Roman" w:cs="Times New Roman"/>
+        </w:rPr>
+        <w:t>[23]</w:t>
+      </w:r>
+      <w:r>
+        <w:rPr>
+          <w:rFonts w:ascii="Times New Roman" w:hAnsi="Times New Roman" w:cs="Times New Roman"/>
+        </w:rPr>
+        <w:tab/>
+        <w:t xml:space="preserve">D. Virah-Sawmy, F. J. Beck, and B. Sturmberg, ‘Ignore variability, overestimate hydrogen production – Quantifying the effects of electrolyzer efficiency curves on hydrogen production from renewable energy sources’, </w:t>
+      </w:r>
       <w:r>
         <w:rPr>
           <w:rFonts w:ascii="Times New Roman" w:hAnsi="Times New Roman" w:cs="Times New Roman"/>
           <w:i/>
           <w:iCs/>
         </w:rPr>
-        <w:t>Hydrog</w:t>
-      </w:r>
-      <w:proofErr w:type="spellEnd"/>
+        <w:t>Int. J. Hydrog. Energy</w:t>
+      </w:r>
       <w:r>
         <w:rPr>
           <w:rFonts w:ascii="Times New Roman" w:hAnsi="Times New Roman" w:cs="Times New Roman"/>
-          <w:i/>
-          <w:iCs/>
-        </w:rPr>
-        <w:t>. Energy</w:t>
-      </w:r>
-      <w:r>
+        </w:rPr>
+        <w:t>, vol. 72, pp. 49–59, Jun. 2024, doi: 10.1016/j.ijhydene.2024.05.360.</w:t>
+      </w:r>
+    </w:p>
+    <w:p>
+      <w:pPr>
+        <w:pStyle w:val="Literaturverzeichnis"/>
         <w:rPr>
           <w:rFonts w:ascii="Times New Roman" w:hAnsi="Times New Roman" w:cs="Times New Roman"/>
         </w:rPr>
-        <w:t xml:space="preserve">, vol. 72, pp. 49–59, Jun. 2024, </w:t>
-      </w:r>
-      <w:proofErr w:type="spellStart"/>
+      </w:pPr>
       <w:r>
         <w:rPr>
           <w:rFonts w:ascii="Times New Roman" w:hAnsi="Times New Roman" w:cs="Times New Roman"/>
         </w:rPr>
-        <w:t>doi</w:t>
-      </w:r>
-      <w:proofErr w:type="spellEnd"/>
+        <w:t>[24]</w:t>
+      </w:r>
       <w:r>
         <w:rPr>
           <w:rFonts w:ascii="Times New Roman" w:hAnsi="Times New Roman" w:cs="Times New Roman"/>
         </w:rPr>
-        <w:t>: 10.1016/j.ijhydene.2024.05.360.</w:t>
-      </w:r>
-    </w:p>
-    <w:p>
-      <w:pPr>
-        <w:pStyle w:val="Literaturverzeichnis"/>
-        <w:rPr>
-          <w:rFonts w:ascii="Times New Roman" w:hAnsi="Times New Roman" w:cs="Times New Roman"/>
-        </w:rPr>
-      </w:pPr>
-      <w:r>
-        <w:rPr>
-          <w:rFonts w:ascii="Times New Roman" w:hAnsi="Times New Roman" w:cs="Times New Roman"/>
-        </w:rPr>
-        <w:t>[22]</w:t>
-      </w:r>
-      <w:r>
-        <w:rPr>
-          <w:rFonts w:ascii="Times New Roman" w:hAnsi="Times New Roman" w:cs="Times New Roman"/>
-        </w:rPr>
         <w:tab/>
-        <w:t xml:space="preserve">A. </w:t>
-      </w:r>
-      <w:proofErr w:type="spellStart"/>
-      <w:r>
-        <w:rPr>
-          <w:rFonts w:ascii="Times New Roman" w:hAnsi="Times New Roman" w:cs="Times New Roman"/>
-        </w:rPr>
-        <w:t>Godula</w:t>
-      </w:r>
-      <w:proofErr w:type="spellEnd"/>
-      <w:r>
-        <w:rPr>
-          <w:rFonts w:ascii="Times New Roman" w:hAnsi="Times New Roman" w:cs="Times New Roman"/>
-        </w:rPr>
-        <w:t xml:space="preserve">-Jopek, </w:t>
+        <w:t xml:space="preserve">A. Godula-Jopek, </w:t>
       </w:r>
       <w:r>
         <w:rPr>
@@ -17192,7 +16729,7 @@
   <w:style w:type="paragraph" w:default="1" w:styleId="Standard">
     <w:name w:val="Normal"/>
     <w:qFormat/>
-    <w:rsid w:val="00971FFF"/>
+    <w:rsid w:val="00D26F35"/>
     <w:pPr>
       <w:overflowPunct w:val="0"/>
       <w:autoSpaceDE w:val="0"/>

--- a/Documentation.docx
+++ b/Documentation.docx
@@ -1398,7 +1398,21 @@
         <w:rPr>
           <w:lang w:val="en-GB"/>
         </w:rPr>
-        <w:t>The Superfarm project represents a transition from traditional linear industrial models to a circular "Waste-to-Value" framework. The project’s core philosophy, "Using Waste to Grow Fish and Plants," addresses the inherent inefficiencies in green hydrogen production, where byproduct oxygen and thermal energy are often treated as secondary waste streams rather than valuable resources.</w:t>
+        <w:t xml:space="preserve">The </w:t>
+      </w:r>
+      <w:proofErr w:type="spellStart"/>
+      <w:r>
+        <w:rPr>
+          <w:lang w:val="en-GB"/>
+        </w:rPr>
+        <w:t>Superfarm</w:t>
+      </w:r>
+      <w:proofErr w:type="spellEnd"/>
+      <w:r>
+        <w:rPr>
+          <w:lang w:val="en-GB"/>
+        </w:rPr>
+        <w:t xml:space="preserve"> project represents a transition from traditional linear industrial models to a circular "Waste-to-Value" framework. The project’s core philosophy, "Using Waste to Grow Fish and Plants," addresses the inherent inefficiencies in green hydrogen production, where byproduct oxygen and thermal energy are often treated as secondary waste streams rather than valuable resources.</w:t>
       </w:r>
     </w:p>
     <w:p>
@@ -1411,9 +1425,51 @@
         </w:rPr>
         <w:t xml:space="preserve">This simulation acts as a Digital Twin, providing a high-fidelity environment to validate the technical and economic viability of integrating electrolysis with localized agriculture. </w:t>
       </w:r>
-      <w:r>
-        <w:t>The primary objectives of the model are</w:t>
-      </w:r>
+      <w:proofErr w:type="spellStart"/>
+      <w:r>
+        <w:t>The</w:t>
+      </w:r>
+      <w:proofErr w:type="spellEnd"/>
+      <w:r>
+        <w:t xml:space="preserve"> </w:t>
+      </w:r>
+      <w:proofErr w:type="spellStart"/>
+      <w:r>
+        <w:t>primary</w:t>
+      </w:r>
+      <w:proofErr w:type="spellEnd"/>
+      <w:r>
+        <w:t xml:space="preserve"> </w:t>
+      </w:r>
+      <w:proofErr w:type="spellStart"/>
+      <w:r>
+        <w:t>objectives</w:t>
+      </w:r>
+      <w:proofErr w:type="spellEnd"/>
+      <w:r>
+        <w:t xml:space="preserve"> of </w:t>
+      </w:r>
+      <w:proofErr w:type="spellStart"/>
+      <w:r>
+        <w:t>the</w:t>
+      </w:r>
+      <w:proofErr w:type="spellEnd"/>
+      <w:r>
+        <w:t xml:space="preserve"> </w:t>
+      </w:r>
+      <w:proofErr w:type="spellStart"/>
+      <w:r>
+        <w:t>model</w:t>
+      </w:r>
+      <w:proofErr w:type="spellEnd"/>
+      <w:r>
+        <w:t xml:space="preserve"> </w:t>
+      </w:r>
+      <w:proofErr w:type="spellStart"/>
+      <w:r>
+        <w:t>are</w:t>
+      </w:r>
+      <w:proofErr w:type="spellEnd"/>
       <w:r>
         <w:t>:</w:t>
       </w:r>
@@ -1627,7 +1683,35 @@
         <w:rPr>
           <w:lang w:val="en-US" w:eastAsia="en-US"/>
         </w:rPr>
-        <w:t>Figure 1: System Dynamics Architecture of the Superfarm Digital Twin in AnyLogic.</w:t>
+        <w:t xml:space="preserve">Figure 1: System Dynamics Architecture of the </w:t>
+      </w:r>
+      <w:proofErr w:type="spellStart"/>
+      <w:r>
+        <w:rPr>
+          <w:lang w:val="en-US" w:eastAsia="en-US"/>
+        </w:rPr>
+        <w:t>Superfarm</w:t>
+      </w:r>
+      <w:proofErr w:type="spellEnd"/>
+      <w:r>
+        <w:rPr>
+          <w:lang w:val="en-US" w:eastAsia="en-US"/>
+        </w:rPr>
+        <w:t xml:space="preserve"> Digital Twin in </w:t>
+      </w:r>
+      <w:proofErr w:type="spellStart"/>
+      <w:r>
+        <w:rPr>
+          <w:lang w:val="en-US" w:eastAsia="en-US"/>
+        </w:rPr>
+        <w:t>AnyLogic</w:t>
+      </w:r>
+      <w:proofErr w:type="spellEnd"/>
+      <w:r>
+        <w:rPr>
+          <w:lang w:val="en-US" w:eastAsia="en-US"/>
+        </w:rPr>
+        <w:t>.</w:t>
       </w:r>
     </w:p>
     <w:p>
@@ -1641,7 +1725,21 @@
         <w:rPr>
           <w:lang w:val="en-US" w:eastAsia="en-US"/>
         </w:rPr>
-        <w:t>To ensure a high-fidelity representation of the Superfarm system, the model employs a multilayered modular design:</w:t>
+        <w:t xml:space="preserve">To ensure a high-fidelity representation of the </w:t>
+      </w:r>
+      <w:proofErr w:type="spellStart"/>
+      <w:r>
+        <w:rPr>
+          <w:lang w:val="en-US" w:eastAsia="en-US"/>
+        </w:rPr>
+        <w:t>Superfarm</w:t>
+      </w:r>
+      <w:proofErr w:type="spellEnd"/>
+      <w:r>
+        <w:rPr>
+          <w:lang w:val="en-US" w:eastAsia="en-US"/>
+        </w:rPr>
+        <w:t xml:space="preserve"> system, the model employs a multilayered modular design:</w:t>
       </w:r>
     </w:p>
     <w:p>
@@ -1665,7 +1763,77 @@
         <w:rPr>
           <w:lang w:val="en-US" w:eastAsia="en-US"/>
         </w:rPr>
-        <w:t>The electrolyzer acts as the primary source node in the simulation. It takes electrical power input (P_Electrolyzer) and, based on the reaction enthalpy (Delta_h) and efficiency (Eff_Electrolyzer), generates three simultaneous outputs: Hydrogen gas, Oxygen gas, and Dissipated Heat (Q_prod)</w:t>
+        <w:t xml:space="preserve">The </w:t>
+      </w:r>
+      <w:proofErr w:type="spellStart"/>
+      <w:r>
+        <w:rPr>
+          <w:lang w:val="en-US" w:eastAsia="en-US"/>
+        </w:rPr>
+        <w:t>electrolyzer</w:t>
+      </w:r>
+      <w:proofErr w:type="spellEnd"/>
+      <w:r>
+        <w:rPr>
+          <w:lang w:val="en-US" w:eastAsia="en-US"/>
+        </w:rPr>
+        <w:t xml:space="preserve"> acts as the primary source node in the simulation. It takes electrical power input (</w:t>
+      </w:r>
+      <w:proofErr w:type="spellStart"/>
+      <w:r>
+        <w:rPr>
+          <w:lang w:val="en-US" w:eastAsia="en-US"/>
+        </w:rPr>
+        <w:t>P_Electrolyzer</w:t>
+      </w:r>
+      <w:proofErr w:type="spellEnd"/>
+      <w:r>
+        <w:rPr>
+          <w:lang w:val="en-US" w:eastAsia="en-US"/>
+        </w:rPr>
+        <w:t>) and, based on the reaction enthalpy (</w:t>
+      </w:r>
+      <w:proofErr w:type="spellStart"/>
+      <w:r>
+        <w:rPr>
+          <w:lang w:val="en-US" w:eastAsia="en-US"/>
+        </w:rPr>
+        <w:t>Delta_h</w:t>
+      </w:r>
+      <w:proofErr w:type="spellEnd"/>
+      <w:r>
+        <w:rPr>
+          <w:lang w:val="en-US" w:eastAsia="en-US"/>
+        </w:rPr>
+        <w:t>) and efficiency (</w:t>
+      </w:r>
+      <w:proofErr w:type="spellStart"/>
+      <w:r>
+        <w:rPr>
+          <w:lang w:val="en-US" w:eastAsia="en-US"/>
+        </w:rPr>
+        <w:t>Eff_Electrolyzer</w:t>
+      </w:r>
+      <w:proofErr w:type="spellEnd"/>
+      <w:r>
+        <w:rPr>
+          <w:lang w:val="en-US" w:eastAsia="en-US"/>
+        </w:rPr>
+        <w:t>), generates three simultaneous outputs: Hydrogen gas, Oxygen gas, and Dissipated Heat (</w:t>
+      </w:r>
+      <w:proofErr w:type="spellStart"/>
+      <w:r>
+        <w:rPr>
+          <w:lang w:val="en-US" w:eastAsia="en-US"/>
+        </w:rPr>
+        <w:t>Q_prod</w:t>
+      </w:r>
+      <w:proofErr w:type="spellEnd"/>
+      <w:r>
+        <w:rPr>
+          <w:lang w:val="en-US" w:eastAsia="en-US"/>
+        </w:rPr>
+        <w:t>)</w:t>
       </w:r>
       <w:r>
         <w:rPr>
@@ -1973,7 +2141,35 @@
         <w:rPr>
           <w:lang w:val="en-US" w:eastAsia="en-US"/>
         </w:rPr>
-        <w:t>The dissipated heat (Q_prod) is captured and stored in a central energy storage unit (Q_store)</w:t>
+        <w:t>The dissipated heat (</w:t>
+      </w:r>
+      <w:proofErr w:type="spellStart"/>
+      <w:r>
+        <w:rPr>
+          <w:lang w:val="en-US" w:eastAsia="en-US"/>
+        </w:rPr>
+        <w:t>Q_prod</w:t>
+      </w:r>
+      <w:proofErr w:type="spellEnd"/>
+      <w:r>
+        <w:rPr>
+          <w:lang w:val="en-US" w:eastAsia="en-US"/>
+        </w:rPr>
+        <w:t>) is captured and stored in a central energy storage unit (</w:t>
+      </w:r>
+      <w:proofErr w:type="spellStart"/>
+      <w:r>
+        <w:rPr>
+          <w:lang w:val="en-US" w:eastAsia="en-US"/>
+        </w:rPr>
+        <w:t>Q_store</w:t>
+      </w:r>
+      <w:proofErr w:type="spellEnd"/>
+      <w:r>
+        <w:rPr>
+          <w:lang w:val="en-US" w:eastAsia="en-US"/>
+        </w:rPr>
+        <w:t>)</w:t>
       </w:r>
       <w:r>
         <w:rPr>
@@ -2024,12 +2220,14 @@
         </w:rPr>
         <w:t xml:space="preserve"> (</w:t>
       </w:r>
+      <w:proofErr w:type="spellStart"/>
       <w:r>
         <w:rPr>
           <w:lang w:val="en-US" w:eastAsia="en-US"/>
         </w:rPr>
         <w:t>Q_tank_in</w:t>
       </w:r>
+      <w:proofErr w:type="spellEnd"/>
       <w:r>
         <w:rPr>
           <w:lang w:val="en-US" w:eastAsia="en-US"/>
@@ -2040,12 +2238,26 @@
         <w:rPr>
           <w:lang w:val="en-US" w:eastAsia="en-US"/>
         </w:rPr>
-        <w:t xml:space="preserve"> to regulate the fish tank temperature (T_tank), </w:t>
-      </w:r>
+        <w:t xml:space="preserve"> to regulate the fish tank temperature (</w:t>
+      </w:r>
+      <w:proofErr w:type="spellStart"/>
       <w:r>
         <w:rPr>
           <w:lang w:val="en-US" w:eastAsia="en-US"/>
         </w:rPr>
+        <w:t>T_tank</w:t>
+      </w:r>
+      <w:proofErr w:type="spellEnd"/>
+      <w:r>
+        <w:rPr>
+          <w:lang w:val="en-US" w:eastAsia="en-US"/>
+        </w:rPr>
+        <w:t xml:space="preserve">), </w:t>
+      </w:r>
+      <w:r>
+        <w:rPr>
+          <w:lang w:val="en-US" w:eastAsia="en-US"/>
+        </w:rPr>
         <w:t>considering water properties such as density</w:t>
       </w:r>
       <w:r>
@@ -2060,12 +2272,14 @@
         </w:rPr>
         <w:t>(</w:t>
       </w:r>
+      <w:proofErr w:type="spellStart"/>
       <w:r>
         <w:rPr>
           <w:lang w:val="en-US" w:eastAsia="en-US"/>
         </w:rPr>
         <w:t>rho_water</w:t>
       </w:r>
+      <w:proofErr w:type="spellEnd"/>
       <w:r>
         <w:rPr>
           <w:lang w:val="en-US" w:eastAsia="en-US"/>
@@ -2102,12 +2316,14 @@
         </w:rPr>
         <w:t>(</w:t>
       </w:r>
+      <w:proofErr w:type="spellStart"/>
       <w:r>
         <w:rPr>
           <w:lang w:val="en-US" w:eastAsia="en-US"/>
         </w:rPr>
         <w:t>cp_water</w:t>
       </w:r>
+      <w:proofErr w:type="spellEnd"/>
       <w:r>
         <w:rPr>
           <w:lang w:val="en-US" w:eastAsia="en-US"/>
@@ -2137,8 +2353,30 @@
         <w:rPr>
           <w:lang w:val="en-US" w:eastAsia="en-US"/>
         </w:rPr>
-        <w:t>Greenhouse Heating: Simultaneously, heat is transferred through a heat flow (Q_greenhouse_in) to the vertical farm module to maintain the greenhouse temperature (T_greenhouse</w:t>
-      </w:r>
+        <w:t>Greenhouse Heating: Simultaneously, heat is transferred through a heat flow (</w:t>
+      </w:r>
+      <w:proofErr w:type="spellStart"/>
+      <w:r>
+        <w:rPr>
+          <w:lang w:val="en-US" w:eastAsia="en-US"/>
+        </w:rPr>
+        <w:t>Q_greenhouse_in</w:t>
+      </w:r>
+      <w:proofErr w:type="spellEnd"/>
+      <w:r>
+        <w:rPr>
+          <w:lang w:val="en-US" w:eastAsia="en-US"/>
+        </w:rPr>
+        <w:t>) to the vertical farm module to maintain the greenhouse temperature (</w:t>
+      </w:r>
+      <w:proofErr w:type="spellStart"/>
+      <w:r>
+        <w:rPr>
+          <w:lang w:val="en-US" w:eastAsia="en-US"/>
+        </w:rPr>
+        <w:t>T_greenhouse</w:t>
+      </w:r>
+      <w:proofErr w:type="spellEnd"/>
       <w:r>
         <w:rPr>
           <w:lang w:val="en-US" w:eastAsia="en-US"/>
@@ -2170,16 +2408,46 @@
         </w:rPr>
         <w:t>two heat flows (</w:t>
       </w:r>
+      <w:proofErr w:type="spellStart"/>
       <w:r>
         <w:rPr>
           <w:lang w:val="en-US" w:eastAsia="en-US"/>
         </w:rPr>
-        <w:t>Q_diss_tank and Q_diss_greenhouse</w:t>
-      </w:r>
+        <w:t>Q_diss_tank</w:t>
+      </w:r>
+      <w:proofErr w:type="spellEnd"/>
       <w:r>
         <w:rPr>
           <w:lang w:val="en-US" w:eastAsia="en-US"/>
         </w:rPr>
+        <w:t xml:space="preserve"> and </w:t>
+      </w:r>
+      <w:proofErr w:type="spellStart"/>
+      <w:r>
+        <w:rPr>
+          <w:lang w:val="en-US" w:eastAsia="en-US"/>
+        </w:rPr>
+        <w:t>Q_</w:t>
+      </w:r>
+      <w:proofErr w:type="gramStart"/>
+      <w:r>
+        <w:rPr>
+          <w:lang w:val="en-US" w:eastAsia="en-US"/>
+        </w:rPr>
+        <w:t>diss</w:t>
+      </w:r>
+      <w:proofErr w:type="gramEnd"/>
+      <w:r>
+        <w:rPr>
+          <w:lang w:val="en-US" w:eastAsia="en-US"/>
+        </w:rPr>
+        <w:t>_greenhouse</w:t>
+      </w:r>
+      <w:proofErr w:type="spellEnd"/>
+      <w:r>
+        <w:rPr>
+          <w:lang w:val="en-US" w:eastAsia="en-US"/>
+        </w:rPr>
         <w:t>)</w:t>
       </w:r>
       <w:r>
@@ -2226,12 +2494,40 @@
         <w:rPr>
           <w:lang w:val="en-US" w:eastAsia="en-US"/>
         </w:rPr>
-        <w:t>The model is of a hypothetical hydrogen plant with PEM electrolyzers. The power for plant operation comes from an islanded wind farm with a similar capacity. It is assumed that the heat output of the electrolyzer is very large compared with the oxygen output. Therefore, the fish farm is sized first, based on the oxygen output, and the greenhouse is sized based on the heat remaining after the fish farm demand has been calculated</w:t>
-      </w:r>
+        <w:t xml:space="preserve">The model is of a hypothetical hydrogen plant with PEM </w:t>
+      </w:r>
+      <w:proofErr w:type="spellStart"/>
       <w:r>
         <w:rPr>
           <w:lang w:val="en-US" w:eastAsia="en-US"/>
         </w:rPr>
+        <w:t>electrolyzers</w:t>
+      </w:r>
+      <w:proofErr w:type="spellEnd"/>
+      <w:r>
+        <w:rPr>
+          <w:lang w:val="en-US" w:eastAsia="en-US"/>
+        </w:rPr>
+        <w:t xml:space="preserve">. The power for plant operation comes from an islanded wind farm with a similar capacity. It is assumed that the heat output of the </w:t>
+      </w:r>
+      <w:proofErr w:type="spellStart"/>
+      <w:r>
+        <w:rPr>
+          <w:lang w:val="en-US" w:eastAsia="en-US"/>
+        </w:rPr>
+        <w:t>electrolyzer</w:t>
+      </w:r>
+      <w:proofErr w:type="spellEnd"/>
+      <w:r>
+        <w:rPr>
+          <w:lang w:val="en-US" w:eastAsia="en-US"/>
+        </w:rPr>
+        <w:t xml:space="preserve"> is very large compared with the oxygen output. Therefore, the fish farm is sized first, based on the oxygen output, and the greenhouse is sized based on the heat remaining after the fish farm demand has been calculated</w:t>
+      </w:r>
+      <w:r>
+        <w:rPr>
+          <w:lang w:val="en-US" w:eastAsia="en-US"/>
+        </w:rPr>
         <w:t>.</w:t>
       </w:r>
     </w:p>
@@ -2241,7 +2537,15 @@
       </w:pPr>
       <w:bookmarkStart w:id="9" w:name="_Toc225009474"/>
       <w:r>
-        <w:t>Wind Farm (P_electrolyzer)</w:t>
+        <w:t>Wind Farm (</w:t>
+      </w:r>
+      <w:proofErr w:type="spellStart"/>
+      <w:r>
+        <w:t>P_electrolyzer</w:t>
+      </w:r>
+      <w:proofErr w:type="spellEnd"/>
+      <w:r>
+        <w:t>)</w:t>
       </w:r>
       <w:bookmarkEnd w:id="9"/>
     </w:p>
@@ -2304,11 +2608,27 @@
           <w:lang w:val="en-GB"/>
         </w:rPr>
         <w:lastRenderedPageBreak/>
-        <w:t xml:space="preserve">hours was scaled to data from Fingrid </w:t>
-      </w:r>
+        <w:t xml:space="preserve">hours was scaled to data from </w:t>
+      </w:r>
+      <w:proofErr w:type="spellStart"/>
       <w:r>
         <w:rPr>
           <w:rFonts w:cs="Calibri"/>
+          <w:lang w:val="en-GB"/>
+        </w:rPr>
+        <w:t>Fingrid</w:t>
+      </w:r>
+      <w:proofErr w:type="spellEnd"/>
+      <w:r>
+        <w:rPr>
+          <w:rFonts w:cs="Calibri"/>
+          <w:lang w:val="en-GB"/>
+        </w:rPr>
+        <w:t xml:space="preserve"> </w:t>
+      </w:r>
+      <w:r>
+        <w:rPr>
+          <w:rFonts w:cs="Calibri"/>
         </w:rPr>
         <w:fldChar w:fldCharType="begin"/>
       </w:r>
@@ -2343,13 +2663,93 @@
           <w:rFonts w:cs="Calibri"/>
           <w:lang w:val="en-GB"/>
         </w:rPr>
-        <w:t xml:space="preserve">. Although Fingrid data is for all of Finland, data for specific wind farms is not easily found. Therefore, the profile is the best approximation for our project. </w:t>
-      </w:r>
+        <w:t xml:space="preserve">. Although </w:t>
+      </w:r>
+      <w:proofErr w:type="spellStart"/>
       <w:r>
         <w:rPr>
           <w:rFonts w:cs="Calibri"/>
-        </w:rPr>
-        <w:t>The power output was scaled as follows:</w:t>
+          <w:lang w:val="en-GB"/>
+        </w:rPr>
+        <w:t>Fingrid</w:t>
+      </w:r>
+      <w:proofErr w:type="spellEnd"/>
+      <w:r>
+        <w:rPr>
+          <w:rFonts w:cs="Calibri"/>
+          <w:lang w:val="en-GB"/>
+        </w:rPr>
+        <w:t xml:space="preserve"> data is for all of Finland, data for specific wind farms is not easily found. Therefore, the profile is the best approximation for our project. </w:t>
+      </w:r>
+      <w:proofErr w:type="spellStart"/>
+      <w:r>
+        <w:rPr>
+          <w:rFonts w:cs="Calibri"/>
+        </w:rPr>
+        <w:t>The</w:t>
+      </w:r>
+      <w:proofErr w:type="spellEnd"/>
+      <w:r>
+        <w:rPr>
+          <w:rFonts w:cs="Calibri"/>
+        </w:rPr>
+        <w:t xml:space="preserve"> </w:t>
+      </w:r>
+      <w:proofErr w:type="spellStart"/>
+      <w:r>
+        <w:rPr>
+          <w:rFonts w:cs="Calibri"/>
+        </w:rPr>
+        <w:t>power</w:t>
+      </w:r>
+      <w:proofErr w:type="spellEnd"/>
+      <w:r>
+        <w:rPr>
+          <w:rFonts w:cs="Calibri"/>
+        </w:rPr>
+        <w:t xml:space="preserve"> output </w:t>
+      </w:r>
+      <w:proofErr w:type="spellStart"/>
+      <w:r>
+        <w:rPr>
+          <w:rFonts w:cs="Calibri"/>
+        </w:rPr>
+        <w:t>was</w:t>
+      </w:r>
+      <w:proofErr w:type="spellEnd"/>
+      <w:r>
+        <w:rPr>
+          <w:rFonts w:cs="Calibri"/>
+        </w:rPr>
+        <w:t xml:space="preserve"> </w:t>
+      </w:r>
+      <w:proofErr w:type="spellStart"/>
+      <w:r>
+        <w:rPr>
+          <w:rFonts w:cs="Calibri"/>
+        </w:rPr>
+        <w:t>scaled</w:t>
+      </w:r>
+      <w:proofErr w:type="spellEnd"/>
+      <w:r>
+        <w:rPr>
+          <w:rFonts w:cs="Calibri"/>
+        </w:rPr>
+        <w:t xml:space="preserve"> as </w:t>
+      </w:r>
+      <w:proofErr w:type="spellStart"/>
+      <w:r>
+        <w:rPr>
+          <w:rFonts w:cs="Calibri"/>
+        </w:rPr>
+        <w:t>follows</w:t>
+      </w:r>
+      <w:proofErr w:type="spellEnd"/>
+      <w:r>
+        <w:rPr>
+          <w:rFonts w:cs="Calibri"/>
+        </w:rPr>
+        <w:t>:</w:t>
       </w:r>
     </w:p>
     <w:p>
@@ -2368,7 +2768,21 @@
         <w:rPr>
           <w:lang w:val="en-GB"/>
         </w:rPr>
-        <w:t>Hourly Averaging: The raw 3-minute real-time production data from Fingrid (March 6th-7th) was aggregated into hourly mean values to provide a consistent daily profile.</w:t>
+        <w:t xml:space="preserve">Hourly Averaging: The raw 3-minute real-time production data from </w:t>
+      </w:r>
+      <w:proofErr w:type="spellStart"/>
+      <w:r>
+        <w:rPr>
+          <w:lang w:val="en-GB"/>
+        </w:rPr>
+        <w:t>Fingrid</w:t>
+      </w:r>
+      <w:proofErr w:type="spellEnd"/>
+      <w:r>
+        <w:rPr>
+          <w:lang w:val="en-GB"/>
+        </w:rPr>
+        <w:t xml:space="preserve"> (March 6th-7th) was aggregated into hourly mean values to provide a consistent daily profile.</w:t>
       </w:r>
     </w:p>
     <w:p>
@@ -2646,31 +3060,71 @@
         <w:ind w:left="624" w:hanging="624"/>
       </w:pPr>
       <w:bookmarkStart w:id="11" w:name="_Toc225009476"/>
+      <w:proofErr w:type="spellStart"/>
       <w:r>
         <w:rPr>
           <w:rStyle w:val="Fett"/>
           <w:b/>
           <w:bCs/>
         </w:rPr>
-        <w:t xml:space="preserve">Sizing the </w:t>
-      </w:r>
+        <w:t>Sizing</w:t>
+      </w:r>
+      <w:proofErr w:type="spellEnd"/>
       <w:r>
         <w:rPr>
           <w:rStyle w:val="Fett"/>
           <w:b/>
           <w:bCs/>
         </w:rPr>
-        <w:t xml:space="preserve">Fish </w:t>
-      </w:r>
+        <w:t xml:space="preserve"> </w:t>
+      </w:r>
+      <w:proofErr w:type="spellStart"/>
       <w:r>
         <w:rPr>
           <w:rStyle w:val="Fett"/>
           <w:b/>
           <w:bCs/>
         </w:rPr>
+        <w:t>the</w:t>
+      </w:r>
+      <w:proofErr w:type="spellEnd"/>
+      <w:r>
+        <w:rPr>
+          <w:rStyle w:val="Fett"/>
+          <w:b/>
+          <w:bCs/>
+        </w:rPr>
+        <w:t xml:space="preserve"> </w:t>
+      </w:r>
+      <w:proofErr w:type="spellStart"/>
+      <w:r>
+        <w:rPr>
+          <w:rStyle w:val="Fett"/>
+          <w:b/>
+          <w:bCs/>
+        </w:rPr>
+        <w:t>Fish</w:t>
+      </w:r>
+      <w:proofErr w:type="spellEnd"/>
+      <w:r>
+        <w:rPr>
+          <w:rStyle w:val="Fett"/>
+          <w:b/>
+          <w:bCs/>
+        </w:rPr>
+        <w:t xml:space="preserve"> </w:t>
+      </w:r>
+      <w:proofErr w:type="spellStart"/>
+      <w:r>
+        <w:rPr>
+          <w:rStyle w:val="Fett"/>
+          <w:b/>
+          <w:bCs/>
+        </w:rPr>
         <w:t>Tank</w:t>
       </w:r>
       <w:bookmarkEnd w:id="11"/>
+      <w:proofErr w:type="spellEnd"/>
     </w:p>
     <w:p>
       <w:pPr>
@@ -3898,23 +4352,71 @@
         </w:rPr>
       </w:pPr>
       <w:bookmarkStart w:id="12" w:name="_Toc225009477"/>
+      <w:proofErr w:type="spellStart"/>
       <w:r>
         <w:rPr>
           <w:rStyle w:val="Fett"/>
           <w:b/>
           <w:bCs/>
         </w:rPr>
-        <w:t xml:space="preserve">Fish </w:t>
-      </w:r>
+        <w:t>Fish</w:t>
+      </w:r>
+      <w:proofErr w:type="spellEnd"/>
       <w:r>
         <w:rPr>
           <w:rStyle w:val="Fett"/>
           <w:b/>
           <w:bCs/>
         </w:rPr>
-        <w:t>Tank Heat Losses</w:t>
+        <w:t xml:space="preserve"> </w:t>
+      </w:r>
+      <w:proofErr w:type="spellStart"/>
+      <w:r>
+        <w:rPr>
+          <w:rStyle w:val="Fett"/>
+          <w:b/>
+          <w:bCs/>
+        </w:rPr>
+        <w:t>Tank</w:t>
+      </w:r>
+      <w:proofErr w:type="spellEnd"/>
+      <w:r>
+        <w:rPr>
+          <w:rStyle w:val="Fett"/>
+          <w:b/>
+          <w:bCs/>
+        </w:rPr>
+        <w:t xml:space="preserve"> </w:t>
+      </w:r>
+      <w:proofErr w:type="spellStart"/>
+      <w:r>
+        <w:rPr>
+          <w:rStyle w:val="Fett"/>
+          <w:b/>
+          <w:bCs/>
+        </w:rPr>
+        <w:t>Heat</w:t>
+      </w:r>
+      <w:proofErr w:type="spellEnd"/>
+      <w:r>
+        <w:rPr>
+          <w:rStyle w:val="Fett"/>
+          <w:b/>
+          <w:bCs/>
+        </w:rPr>
+        <w:t xml:space="preserve"> </w:t>
+      </w:r>
+      <w:proofErr w:type="spellStart"/>
+      <w:r>
+        <w:rPr>
+          <w:rStyle w:val="Fett"/>
+          <w:b/>
+          <w:bCs/>
+        </w:rPr>
+        <w:t>Losses</w:t>
       </w:r>
       <w:bookmarkEnd w:id="12"/>
+      <w:proofErr w:type="spellEnd"/>
     </w:p>
     <w:p>
       <w:pPr>
@@ -4413,7 +4915,21 @@
           <w:lang w:val="en-GB"/>
         </w:rPr>
         <w:lastRenderedPageBreak/>
-        <w:t>The thermal mass of the fish is assumed to be similar to that of water and is thus neglected.</w:t>
+        <w:t xml:space="preserve">The thermal mass of the fish is assumed to be </w:t>
+      </w:r>
+      <w:proofErr w:type="gramStart"/>
+      <w:r>
+        <w:rPr>
+          <w:lang w:val="en-GB"/>
+        </w:rPr>
+        <w:t>similar to</w:t>
+      </w:r>
+      <w:proofErr w:type="gramEnd"/>
+      <w:r>
+        <w:rPr>
+          <w:lang w:val="en-GB"/>
+        </w:rPr>
+        <w:t xml:space="preserve"> that of water and is thus neglected.</w:t>
       </w:r>
     </w:p>
     <w:p>
@@ -4775,7 +5291,21 @@
         <w:rPr>
           <w:lang w:val="en-GB"/>
         </w:rPr>
-        <w:t>The area is calculated from the length of the sides and the heat loss can be calculated using the area, the temperature difference and the assumed U-Values.</w:t>
+        <w:t xml:space="preserve">The area is calculated from the length of the </w:t>
+      </w:r>
+      <w:proofErr w:type="gramStart"/>
+      <w:r>
+        <w:rPr>
+          <w:lang w:val="en-GB"/>
+        </w:rPr>
+        <w:t>sides</w:t>
+      </w:r>
+      <w:proofErr w:type="gramEnd"/>
+      <w:r>
+        <w:rPr>
+          <w:lang w:val="en-GB"/>
+        </w:rPr>
+        <w:t xml:space="preserve"> and the heat loss can be calculated using the area, the temperature difference and the assumed U-Values.</w:t>
       </w:r>
       <w:r>
         <w:rPr>
@@ -4893,7 +5423,21 @@
         <w:rPr>
           <w:lang w:val="en-GB" w:eastAsia="en-US"/>
         </w:rPr>
-        <w:t xml:space="preserve">Although data on the design temperature in Berlevag could not be found, </w:t>
+        <w:t xml:space="preserve">Although data on the design temperature in </w:t>
+      </w:r>
+      <w:proofErr w:type="spellStart"/>
+      <w:r>
+        <w:rPr>
+          <w:lang w:val="en-GB" w:eastAsia="en-US"/>
+        </w:rPr>
+        <w:t>Berlevag</w:t>
+      </w:r>
+      <w:proofErr w:type="spellEnd"/>
+      <w:r>
+        <w:rPr>
+          <w:lang w:val="en-GB" w:eastAsia="en-US"/>
+        </w:rPr>
+        <w:t xml:space="preserve"> could not be found, </w:t>
       </w:r>
       <m:oMath>
         <m:r>
@@ -5111,7 +5655,21 @@
         <w:rPr>
           <w:lang w:val="en-GB" w:eastAsia="en-US"/>
         </w:rPr>
-        <w:t xml:space="preserve"> vertical farm is designed to grow lettuce, as is the case in the Berlevag project </w:t>
+        <w:t xml:space="preserve"> vertical farm is designed to grow lettuce, as is the case in the </w:t>
+      </w:r>
+      <w:proofErr w:type="spellStart"/>
+      <w:r>
+        <w:rPr>
+          <w:lang w:val="en-GB" w:eastAsia="en-US"/>
+        </w:rPr>
+        <w:t>Berlevag</w:t>
+      </w:r>
+      <w:proofErr w:type="spellEnd"/>
+      <w:r>
+        <w:rPr>
+          <w:lang w:val="en-GB" w:eastAsia="en-US"/>
+        </w:rPr>
+        <w:t xml:space="preserve"> project </w:t>
       </w:r>
       <w:r>
         <w:rPr>
@@ -5294,7 +5852,21 @@
         <w:rPr>
           <w:lang w:val="en-GB" w:eastAsia="en-US"/>
         </w:rPr>
-        <w:t xml:space="preserve">For the climate zone of Helsinki the optimal </w:t>
+        <w:t xml:space="preserve">For the climate zone of </w:t>
+      </w:r>
+      <w:proofErr w:type="gramStart"/>
+      <w:r>
+        <w:rPr>
+          <w:lang w:val="en-GB" w:eastAsia="en-US"/>
+        </w:rPr>
+        <w:t>Helsinki</w:t>
+      </w:r>
+      <w:proofErr w:type="gramEnd"/>
+      <w:r>
+        <w:rPr>
+          <w:lang w:val="en-GB" w:eastAsia="en-US"/>
+        </w:rPr>
+        <w:t xml:space="preserve"> the optimal </w:t>
       </w:r>
       <w:r>
         <w:rPr>
@@ -6056,12 +6628,26 @@
         <w:rPr>
           <w:lang w:val="en-GB" w:eastAsia="en-US"/>
         </w:rPr>
-        <w:t>, the Greenphyto Innovation Centre in Singapore,</w:t>
-      </w:r>
+        <w:t xml:space="preserve">, the </w:t>
+      </w:r>
+      <w:proofErr w:type="spellStart"/>
       <w:r>
         <w:rPr>
           <w:lang w:val="en-GB" w:eastAsia="en-US"/>
         </w:rPr>
+        <w:t>Greenphyto</w:t>
+      </w:r>
+      <w:proofErr w:type="spellEnd"/>
+      <w:r>
+        <w:rPr>
+          <w:lang w:val="en-GB" w:eastAsia="en-US"/>
+        </w:rPr>
+        <w:t xml:space="preserve"> Innovation Centre in Singapore,</w:t>
+      </w:r>
+      <w:r>
+        <w:rPr>
+          <w:lang w:val="en-GB" w:eastAsia="en-US"/>
+        </w:rPr>
         <w:t xml:space="preserve"> is 23.3m tall </w:t>
       </w:r>
       <w:r>
@@ -6104,7 +6690,21 @@
         <w:rPr>
           <w:lang w:val="en-GB" w:eastAsia="en-US"/>
         </w:rPr>
-        <w:t>e Greenphyto vertical farm are 5:1</w:t>
+        <w:t xml:space="preserve">e </w:t>
+      </w:r>
+      <w:proofErr w:type="spellStart"/>
+      <w:r>
+        <w:rPr>
+          <w:lang w:val="en-GB" w:eastAsia="en-US"/>
+        </w:rPr>
+        <w:t>Greenphyto</w:t>
+      </w:r>
+      <w:proofErr w:type="spellEnd"/>
+      <w:r>
+        <w:rPr>
+          <w:lang w:val="en-GB" w:eastAsia="en-US"/>
+        </w:rPr>
+        <w:t xml:space="preserve"> vertical farm are 5:1</w:t>
       </w:r>
       <w:r>
         <w:rPr>
@@ -6669,6 +7269,202 @@
         <w:pStyle w:val="berschrift2"/>
       </w:pPr>
       <w:r>
+        <w:t>Control Strategy Heat</w:t>
+      </w:r>
+    </w:p>
+    <w:p>
+      <w:pPr>
+        <w:jc w:val="left"/>
+        <w:rPr>
+          <w:lang w:val="en-GB" w:eastAsia="en-US"/>
+        </w:rPr>
+      </w:pPr>
+      <w:r>
+        <w:rPr>
+          <w:lang w:val="en-GB" w:eastAsia="en-US"/>
+        </w:rPr>
+        <w:t xml:space="preserve">A simple proportional controller is used to keep the temperatures of the fish tank and the greenhouse in range. </w:t>
+      </w:r>
+      <w:r>
+        <w:rPr>
+          <w:lang w:val="en-GB" w:eastAsia="en-US"/>
+        </w:rPr>
+        <w:t xml:space="preserve">The simulation calculates a heat loss of </w:t>
+      </w:r>
+      <m:oMath>
+        <m:r>
+          <w:rPr>
+            <w:rFonts w:ascii="Cambria Math" w:hAnsi="Cambria Math"/>
+            <w:lang w:val="en-GB" w:eastAsia="en-US"/>
+          </w:rPr>
+          <m:t>0.051 MW</m:t>
+        </m:r>
+      </m:oMath>
+      <w:r>
+        <w:rPr>
+          <w:lang w:val="en-GB" w:eastAsia="en-US"/>
+        </w:rPr>
+        <w:t xml:space="preserve"> from the fish tank and </w:t>
+      </w:r>
+      <m:oMath>
+        <m:r>
+          <w:rPr>
+            <w:rFonts w:ascii="Cambria Math" w:hAnsi="Cambria Math"/>
+            <w:lang w:val="en-GB" w:eastAsia="en-US"/>
+          </w:rPr>
+          <m:t>0.125 MW</m:t>
+        </m:r>
+      </m:oMath>
+      <w:r>
+        <w:rPr>
+          <w:lang w:val="en-GB" w:eastAsia="en-US"/>
+        </w:rPr>
+        <w:t xml:space="preserve"> from the greenhouse at an outdoor temperature of </w:t>
+      </w:r>
+      <m:oMath>
+        <m:r>
+          <w:rPr>
+            <w:rFonts w:ascii="Cambria Math" w:hAnsi="Cambria Math"/>
+            <w:lang w:val="en-GB" w:eastAsia="en-US"/>
+          </w:rPr>
+          <m:t>2</m:t>
+        </m:r>
+        <m:r>
+          <w:rPr>
+            <w:rFonts w:ascii="Cambria Math" w:hAnsi="Cambria Math"/>
+            <w:lang w:val="en-GB" w:eastAsia="en-US"/>
+          </w:rPr>
+          <m:t xml:space="preserve"> °C</m:t>
+        </m:r>
+      </m:oMath>
+      <w:r>
+        <w:rPr>
+          <w:lang w:val="en-GB" w:eastAsia="en-US"/>
+        </w:rPr>
+        <w:t xml:space="preserve">. This is used as the </w:t>
+      </w:r>
+      <w:r>
+        <w:rPr>
+          <w:lang w:val="en-GB" w:eastAsia="en-US"/>
+        </w:rPr>
+        <w:t xml:space="preserve">constant term. The error is calculated form </w:t>
+      </w:r>
+      <m:oMath>
+        <m:sSub>
+          <m:sSubPr>
+            <m:ctrlPr>
+              <w:rPr>
+                <w:rFonts w:ascii="Cambria Math" w:hAnsi="Cambria Math"/>
+                <w:i/>
+                <w:lang w:val="en-GB" w:eastAsia="en-US"/>
+              </w:rPr>
+            </m:ctrlPr>
+          </m:sSubPr>
+          <m:e>
+            <m:r>
+              <w:rPr>
+                <w:rFonts w:ascii="Cambria Math" w:hAnsi="Cambria Math"/>
+                <w:lang w:val="en-GB" w:eastAsia="en-US"/>
+              </w:rPr>
+              <m:t>T</m:t>
+            </m:r>
+          </m:e>
+          <m:sub>
+            <m:r>
+              <w:rPr>
+                <w:rFonts w:ascii="Cambria Math" w:hAnsi="Cambria Math"/>
+                <w:lang w:val="en-GB" w:eastAsia="en-US"/>
+              </w:rPr>
+              <m:t>set</m:t>
+            </m:r>
+          </m:sub>
+        </m:sSub>
+        <m:r>
+          <w:rPr>
+            <w:rFonts w:ascii="Cambria Math" w:hAnsi="Cambria Math"/>
+            <w:lang w:val="en-GB" w:eastAsia="en-US"/>
+          </w:rPr>
+          <m:t>-</m:t>
+        </m:r>
+        <m:sSub>
+          <m:sSubPr>
+            <m:ctrlPr>
+              <w:rPr>
+                <w:rFonts w:ascii="Cambria Math" w:hAnsi="Cambria Math"/>
+                <w:i/>
+                <w:lang w:val="en-GB" w:eastAsia="en-US"/>
+              </w:rPr>
+            </m:ctrlPr>
+          </m:sSubPr>
+          <m:e>
+            <m:r>
+              <w:rPr>
+                <w:rFonts w:ascii="Cambria Math" w:hAnsi="Cambria Math"/>
+                <w:lang w:val="en-GB" w:eastAsia="en-US"/>
+              </w:rPr>
+              <m:t>T</m:t>
+            </m:r>
+          </m:e>
+          <m:sub>
+            <m:r>
+              <w:rPr>
+                <w:rFonts w:ascii="Cambria Math" w:hAnsi="Cambria Math"/>
+                <w:lang w:val="en-GB" w:eastAsia="en-US"/>
+              </w:rPr>
+              <m:t>measured</m:t>
+            </m:r>
+          </m:sub>
+        </m:sSub>
+      </m:oMath>
+      <w:r>
+        <w:rPr>
+          <w:lang w:val="en-GB" w:eastAsia="en-US"/>
+        </w:rPr>
+        <w:t xml:space="preserve">, with </w:t>
+      </w:r>
+      <m:oMath>
+        <m:sSub>
+          <m:sSubPr>
+            <m:ctrlPr>
+              <w:rPr>
+                <w:rFonts w:ascii="Cambria Math" w:hAnsi="Cambria Math"/>
+                <w:i/>
+                <w:lang w:val="en-GB" w:eastAsia="en-US"/>
+              </w:rPr>
+            </m:ctrlPr>
+          </m:sSubPr>
+          <m:e>
+            <m:r>
+              <w:rPr>
+                <w:rFonts w:ascii="Cambria Math" w:hAnsi="Cambria Math"/>
+                <w:lang w:val="en-GB" w:eastAsia="en-US"/>
+              </w:rPr>
+              <m:t>T</m:t>
+            </m:r>
+          </m:e>
+          <m:sub>
+            <m:r>
+              <w:rPr>
+                <w:rFonts w:ascii="Cambria Math" w:hAnsi="Cambria Math"/>
+                <w:lang w:val="en-GB" w:eastAsia="en-US"/>
+              </w:rPr>
+              <m:t>measured</m:t>
+            </m:r>
+          </m:sub>
+        </m:sSub>
+      </m:oMath>
+      <w:r>
+        <w:rPr>
+          <w:lang w:val="en-GB" w:eastAsia="en-US"/>
+        </w:rPr>
+        <w:t xml:space="preserve"> being the temperature calculated for the fish tank/greenhouse in the simulation. </w:t>
+      </w:r>
+    </w:p>
+    <w:p>
+      <w:pPr>
+        <w:pStyle w:val="berschrift2"/>
+      </w:pPr>
+      <w:r>
         <w:t>Parameters</w:t>
       </w:r>
       <w:bookmarkEnd w:id="13"/>
@@ -6707,6 +7503,7 @@
                 <w:bCs/>
               </w:rPr>
             </w:pPr>
+            <w:proofErr w:type="spellStart"/>
             <w:r>
               <w:rPr>
                 <w:b/>
@@ -6721,6 +7518,7 @@
               </w:rPr>
               <w:t>s</w:t>
             </w:r>
+            <w:proofErr w:type="spellEnd"/>
           </w:p>
         </w:tc>
         <w:tc>
@@ -6744,8 +7542,17 @@
                 <w:b/>
                 <w:bCs/>
               </w:rPr>
-              <w:t>Value/Unit</w:t>
+              <w:t>Value/</w:t>
             </w:r>
+            <w:proofErr w:type="spellStart"/>
+            <w:r>
+              <w:rPr>
+                <w:b/>
+                <w:bCs/>
+              </w:rPr>
+              <w:t>Unit</w:t>
+            </w:r>
+            <w:proofErr w:type="spellEnd"/>
           </w:p>
         </w:tc>
         <w:tc>
@@ -6764,6 +7571,7 @@
                 <w:bCs/>
               </w:rPr>
             </w:pPr>
+            <w:proofErr w:type="spellStart"/>
             <w:r>
               <w:rPr>
                 <w:b/>
@@ -6771,6 +7579,7 @@
               </w:rPr>
               <w:t>Description</w:t>
             </w:r>
+            <w:proofErr w:type="spellEnd"/>
           </w:p>
         </w:tc>
       </w:tr>
@@ -6790,9 +7599,11 @@
               <w:ind w:right="-1"/>
               <w:jc w:val="center"/>
             </w:pPr>
+            <w:proofErr w:type="spellStart"/>
             <w:r>
               <w:t>P_Electrolyzer</w:t>
             </w:r>
+            <w:proofErr w:type="spellEnd"/>
           </w:p>
         </w:tc>
         <w:tc>
@@ -6806,9 +7617,11 @@
               <w:ind w:right="-1"/>
               <w:jc w:val="center"/>
             </w:pPr>
+            <w:proofErr w:type="spellStart"/>
             <w:r>
               <w:t>variable</w:t>
             </w:r>
+            <w:proofErr w:type="spellEnd"/>
           </w:p>
         </w:tc>
         <w:tc>
@@ -6907,9 +7720,11 @@
               <w:ind w:right="-1"/>
               <w:jc w:val="center"/>
             </w:pPr>
+            <w:proofErr w:type="spellStart"/>
             <w:r>
               <w:t>Eff_Electrolyzer</w:t>
             </w:r>
+            <w:proofErr w:type="spellEnd"/>
           </w:p>
         </w:tc>
         <w:tc>
@@ -6989,9 +7804,11 @@
               <w:ind w:right="-1"/>
               <w:jc w:val="center"/>
             </w:pPr>
+            <w:proofErr w:type="spellStart"/>
             <w:r>
               <w:t>Delta_h</w:t>
             </w:r>
+            <w:proofErr w:type="spellEnd"/>
           </w:p>
         </w:tc>
         <w:tc>
@@ -7195,9 +8012,11 @@
               <w:ind w:right="-1"/>
               <w:jc w:val="center"/>
             </w:pPr>
+            <w:proofErr w:type="spellStart"/>
             <w:r>
               <w:t>V_tank</w:t>
             </w:r>
+            <w:proofErr w:type="spellEnd"/>
           </w:p>
         </w:tc>
         <w:tc>
@@ -7267,7 +8086,21 @@
               <w:rPr>
                 <w:lang w:val="en-GB"/>
               </w:rPr>
-              <w:t>Calculated from Oxygen production, oxygen consumption of fish and space required for resulting amount of fish.</w:t>
+              <w:t xml:space="preserve">Calculated from Oxygen production, oxygen consumption of fish and space required for resulting </w:t>
+            </w:r>
+            <w:proofErr w:type="gramStart"/>
+            <w:r>
+              <w:rPr>
+                <w:lang w:val="en-GB"/>
+              </w:rPr>
+              <w:t>amount</w:t>
+            </w:r>
+            <w:proofErr w:type="gramEnd"/>
+            <w:r>
+              <w:rPr>
+                <w:lang w:val="en-GB"/>
+              </w:rPr>
+              <w:t xml:space="preserve"> of fish.</w:t>
             </w:r>
           </w:p>
         </w:tc>
@@ -7288,9 +8121,11 @@
               <w:ind w:right="-1"/>
               <w:jc w:val="center"/>
             </w:pPr>
+            <w:proofErr w:type="spellStart"/>
             <w:r>
               <w:t>V_greenhouse</w:t>
             </w:r>
+            <w:proofErr w:type="spellEnd"/>
           </w:p>
         </w:tc>
         <w:tc>
@@ -7358,8 +8193,21 @@
               <w:jc w:val="center"/>
             </w:pPr>
             <w:r>
-              <w:t>Volume of the greenhouse</w:t>
+              <w:t xml:space="preserve">Volume of </w:t>
             </w:r>
+            <w:proofErr w:type="spellStart"/>
+            <w:r>
+              <w:t>the</w:t>
+            </w:r>
+            <w:proofErr w:type="spellEnd"/>
+            <w:r>
+              <w:t xml:space="preserve"> </w:t>
+            </w:r>
+            <w:proofErr w:type="spellStart"/>
+            <w:r>
+              <w:t>greenhouse</w:t>
+            </w:r>
+            <w:proofErr w:type="spellEnd"/>
           </w:p>
         </w:tc>
       </w:tr>
@@ -7379,9 +8227,11 @@
               <w:ind w:right="-1"/>
               <w:jc w:val="center"/>
             </w:pPr>
+            <w:proofErr w:type="spellStart"/>
             <w:r>
               <w:t>cp_water</w:t>
             </w:r>
+            <w:proofErr w:type="spellEnd"/>
           </w:p>
         </w:tc>
         <w:tc>
@@ -7472,9 +8322,11 @@
               <w:ind w:right="-1"/>
               <w:jc w:val="center"/>
             </w:pPr>
+            <w:proofErr w:type="spellStart"/>
             <w:r>
               <w:t>cp_air</w:t>
             </w:r>
+            <w:proofErr w:type="spellEnd"/>
           </w:p>
         </w:tc>
         <w:tc>
@@ -7661,9 +8513,12 @@
               <w:ind w:right="-1"/>
               <w:jc w:val="center"/>
             </w:pPr>
+            <w:proofErr w:type="spellStart"/>
             <w:r>
+              <w:lastRenderedPageBreak/>
               <w:t>rho_air</w:t>
             </w:r>
+            <w:proofErr w:type="spellEnd"/>
           </w:p>
         </w:tc>
         <w:tc>
@@ -7993,7 +8848,6 @@
               <w:jc w:val="center"/>
             </w:pPr>
             <w:r>
-              <w:lastRenderedPageBreak/>
               <w:t>H2_store</w:t>
             </w:r>
           </w:p>
@@ -8350,9 +9204,11 @@
               <w:ind w:right="-1"/>
               <w:jc w:val="center"/>
             </w:pPr>
+            <w:proofErr w:type="spellStart"/>
             <w:r>
               <w:t>T_greenhouse</w:t>
             </w:r>
+            <w:proofErr w:type="spellEnd"/>
           </w:p>
         </w:tc>
         <w:tc>
@@ -8444,6 +9300,7 @@
                 <w:bCs/>
               </w:rPr>
             </w:pPr>
+            <w:proofErr w:type="spellStart"/>
             <w:r>
               <w:rPr>
                 <w:b/>
@@ -8451,6 +9308,7 @@
               </w:rPr>
               <w:t>Flow</w:t>
             </w:r>
+            <w:proofErr w:type="spellEnd"/>
           </w:p>
         </w:tc>
         <w:tc>
@@ -8769,9 +9627,11 @@
               <w:ind w:right="-1"/>
               <w:jc w:val="center"/>
             </w:pPr>
+            <w:proofErr w:type="spellStart"/>
             <w:r>
               <w:t>Q_diss_greenhouse</w:t>
             </w:r>
+            <w:proofErr w:type="spellEnd"/>
           </w:p>
         </w:tc>
         <w:tc>
@@ -8856,9 +9716,11 @@
               <w:ind w:right="-1"/>
               <w:jc w:val="center"/>
             </w:pPr>
+            <w:proofErr w:type="spellStart"/>
             <w:r>
               <w:t>Q_diss_tank</w:t>
             </w:r>
+            <w:proofErr w:type="spellEnd"/>
           </w:p>
         </w:tc>
         <w:tc>
@@ -8943,9 +9805,11 @@
               <w:ind w:right="-1"/>
               <w:jc w:val="center"/>
             </w:pPr>
+            <w:proofErr w:type="spellStart"/>
             <w:r>
               <w:t>Q_greenhouse_in</w:t>
             </w:r>
+            <w:proofErr w:type="spellEnd"/>
           </w:p>
         </w:tc>
         <w:tc>
@@ -9033,9 +9897,11 @@
               <w:ind w:right="-1"/>
               <w:jc w:val="center"/>
             </w:pPr>
+            <w:proofErr w:type="spellStart"/>
             <w:r>
               <w:t>Q_tank_in</w:t>
             </w:r>
+            <w:proofErr w:type="spellEnd"/>
           </w:p>
         </w:tc>
         <w:tc>
@@ -9123,9 +9989,11 @@
               <w:ind w:right="-1"/>
               <w:jc w:val="center"/>
             </w:pPr>
+            <w:proofErr w:type="spellStart"/>
             <w:r>
               <w:t>Q_prod</w:t>
             </w:r>
+            <w:proofErr w:type="spellEnd"/>
           </w:p>
         </w:tc>
         <w:tc>
@@ -9273,7 +10141,21 @@
         <w:rPr>
           <w:lang w:val="en-GB"/>
         </w:rPr>
-        <w:t>This obviously needs to be digitalized, it</w:t>
+        <w:t xml:space="preserve">This obviously needs to be </w:t>
+      </w:r>
+      <w:proofErr w:type="gramStart"/>
+      <w:r>
+        <w:rPr>
+          <w:lang w:val="en-GB"/>
+        </w:rPr>
+        <w:t>digitalized,</w:t>
+      </w:r>
+      <w:proofErr w:type="gramEnd"/>
+      <w:r>
+        <w:rPr>
+          <w:lang w:val="en-GB"/>
+        </w:rPr>
+        <w:t xml:space="preserve"> it</w:t>
       </w:r>
       <w:r>
         <w:rPr>
@@ -9333,7 +10215,21 @@
         <w:rPr>
           <w:lang w:val="en-GB"/>
         </w:rPr>
-        <w:t xml:space="preserve">Each equation is represented in a part of the model. The variable names are not the same as in the model, to make the equations more easily recognizable at a glance. The equation is described shortly and the section of the model where it can be found is named. The variables for the equations below are listed under </w:t>
+        <w:t xml:space="preserve">Each equation is represented in a part of the model. The variable names are not the same as in the model, to make the equations more easily recognizable </w:t>
+      </w:r>
+      <w:proofErr w:type="gramStart"/>
+      <w:r>
+        <w:rPr>
+          <w:lang w:val="en-GB"/>
+        </w:rPr>
+        <w:t>at a glance</w:t>
+      </w:r>
+      <w:proofErr w:type="gramEnd"/>
+      <w:r>
+        <w:rPr>
+          <w:lang w:val="en-GB"/>
+        </w:rPr>
+        <w:t xml:space="preserve">. The equation is described shortly and the section of the model where it can be found is named. The variables for the equations below are listed under </w:t>
       </w:r>
       <w:r>
         <w:rPr>
@@ -9360,11 +10256,13 @@
         <w:ind w:right="-1"/>
       </w:pPr>
       <w:bookmarkStart w:id="15" w:name="_Toc225009480"/>
+      <w:proofErr w:type="spellStart"/>
       <w:r>
         <w:lastRenderedPageBreak/>
         <w:t>Variables</w:t>
       </w:r>
       <w:bookmarkEnd w:id="15"/>
+      <w:proofErr w:type="spellEnd"/>
     </w:p>
     <w:p>
       <w:pPr>
@@ -12095,14 +12993,28 @@
         <w:rPr>
           <w:rFonts w:ascii="Times New Roman" w:hAnsi="Times New Roman" w:cs="Times New Roman"/>
         </w:rPr>
-        <w:t>[1]</w:t>
-      </w:r>
+        <w:t>[1</w:t>
+      </w:r>
+      <w:proofErr w:type="gramStart"/>
       <w:r>
         <w:rPr>
           <w:rFonts w:ascii="Times New Roman" w:hAnsi="Times New Roman" w:cs="Times New Roman"/>
         </w:rPr>
+        <w:t>]</w:t>
+      </w:r>
+      <w:r>
+        <w:rPr>
+          <w:rFonts w:ascii="Times New Roman" w:hAnsi="Times New Roman" w:cs="Times New Roman"/>
+        </w:rPr>
         <w:tab/>
-        <w:t>‘PowerPoint Presentation’. Accessed: Mar. 06, 2026. [Online]. Available: https://www.hydrogen.no/files/documents/medlemsmoter/h2carrier.pdf</w:t>
+        <w:t>‘</w:t>
+      </w:r>
+      <w:proofErr w:type="gramEnd"/>
+      <w:r>
+        <w:rPr>
+          <w:rFonts w:ascii="Times New Roman" w:hAnsi="Times New Roman" w:cs="Times New Roman"/>
+        </w:rPr>
+        <w:t>PowerPoint Presentation’. Accessed: Mar. 06, 2026. [Online]. Available: https://www.hydrogen.no/files/documents/medlemsmoter/h2carrier.pdf</w:t>
       </w:r>
     </w:p>
     <w:p>
@@ -12116,14 +13028,42 @@
         <w:rPr>
           <w:rFonts w:ascii="Times New Roman" w:hAnsi="Times New Roman" w:cs="Times New Roman"/>
         </w:rPr>
-        <w:t>[2]</w:t>
-      </w:r>
+        <w:t>[2</w:t>
+      </w:r>
+      <w:proofErr w:type="gramStart"/>
       <w:r>
         <w:rPr>
           <w:rFonts w:ascii="Times New Roman" w:hAnsi="Times New Roman" w:cs="Times New Roman"/>
         </w:rPr>
+        <w:t>]</w:t>
+      </w:r>
+      <w:r>
+        <w:rPr>
+          <w:rFonts w:ascii="Times New Roman" w:hAnsi="Times New Roman" w:cs="Times New Roman"/>
+        </w:rPr>
         <w:tab/>
-        <w:t>‘Download datasets’. Accessed: Mar. 09, 2026. [Online]. Available: https://data.fingrid.fi/en/data?datasets=181</w:t>
+        <w:t>‘</w:t>
+      </w:r>
+      <w:proofErr w:type="gramEnd"/>
+      <w:r>
+        <w:rPr>
+          <w:rFonts w:ascii="Times New Roman" w:hAnsi="Times New Roman" w:cs="Times New Roman"/>
+        </w:rPr>
+        <w:t xml:space="preserve">Download </w:t>
+      </w:r>
+      <w:proofErr w:type="gramStart"/>
+      <w:r>
+        <w:rPr>
+          <w:rFonts w:ascii="Times New Roman" w:hAnsi="Times New Roman" w:cs="Times New Roman"/>
+        </w:rPr>
+        <w:t>datasets’</w:t>
+      </w:r>
+      <w:proofErr w:type="gramEnd"/>
+      <w:r>
+        <w:rPr>
+          <w:rFonts w:ascii="Times New Roman" w:hAnsi="Times New Roman" w:cs="Times New Roman"/>
+        </w:rPr>
+        <w:t>. Accessed: Mar. 09, 2026. [Online]. Available: https://data.fingrid.fi/en/data?datasets=181</w:t>
       </w:r>
     </w:p>
     <w:p>
@@ -12137,14 +13077,42 @@
         <w:rPr>
           <w:rFonts w:ascii="Times New Roman" w:hAnsi="Times New Roman" w:cs="Times New Roman"/>
         </w:rPr>
-        <w:t>[3]</w:t>
-      </w:r>
+        <w:t>[3</w:t>
+      </w:r>
+      <w:proofErr w:type="gramStart"/>
       <w:r>
         <w:rPr>
           <w:rFonts w:ascii="Times New Roman" w:hAnsi="Times New Roman" w:cs="Times New Roman"/>
         </w:rPr>
+        <w:t>]</w:t>
+      </w:r>
+      <w:r>
+        <w:rPr>
+          <w:rFonts w:ascii="Times New Roman" w:hAnsi="Times New Roman" w:cs="Times New Roman"/>
+        </w:rPr>
         <w:tab/>
-        <w:t>‘NIB lends to Varanger Kraft´s hydrogen and power grid projects’, Nordic Investment Bank. Accessed: Mar. 08, 2026. [Online]. Available: https://www.nib.int/news/nib-lends-to-varanger-krafts-hydrogen-and-power-grid-projects/</w:t>
+        <w:t>‘</w:t>
+      </w:r>
+      <w:proofErr w:type="gramEnd"/>
+      <w:r>
+        <w:rPr>
+          <w:rFonts w:ascii="Times New Roman" w:hAnsi="Times New Roman" w:cs="Times New Roman"/>
+        </w:rPr>
+        <w:t xml:space="preserve">NIB lends to </w:t>
+      </w:r>
+      <w:proofErr w:type="spellStart"/>
+      <w:r>
+        <w:rPr>
+          <w:rFonts w:ascii="Times New Roman" w:hAnsi="Times New Roman" w:cs="Times New Roman"/>
+        </w:rPr>
+        <w:t>Varanger</w:t>
+      </w:r>
+      <w:proofErr w:type="spellEnd"/>
+      <w:r>
+        <w:rPr>
+          <w:rFonts w:ascii="Times New Roman" w:hAnsi="Times New Roman" w:cs="Times New Roman"/>
+        </w:rPr>
+        <w:t xml:space="preserve"> Kraft´s hydrogen and power grid projects’, Nordic Investment Bank. Accessed: Mar. 08, 2026. [Online]. Available: https://www.nib.int/news/nib-lends-to-varanger-krafts-hydrogen-and-power-grid-projects/</w:t>
       </w:r>
     </w:p>
     <w:p>
@@ -12158,14 +13126,56 @@
         <w:rPr>
           <w:rFonts w:ascii="Times New Roman" w:hAnsi="Times New Roman" w:cs="Times New Roman"/>
         </w:rPr>
-        <w:t>[4]</w:t>
-      </w:r>
+        <w:t>[4</w:t>
+      </w:r>
+      <w:proofErr w:type="gramStart"/>
       <w:r>
         <w:rPr>
           <w:rFonts w:ascii="Times New Roman" w:hAnsi="Times New Roman" w:cs="Times New Roman"/>
         </w:rPr>
+        <w:t>]</w:t>
+      </w:r>
+      <w:r>
+        <w:rPr>
+          <w:rFonts w:ascii="Times New Roman" w:hAnsi="Times New Roman" w:cs="Times New Roman"/>
+        </w:rPr>
         <w:tab/>
-        <w:t>‘Hydrogen-Aeolic Energy with Optimised eLectrolysers Upstream of Substation | H2020’, CORDIS | European Commission. Accessed: Mar. 08, 2026. [Online]. Available: https://cordis.europa.eu/project/id/779469/reporting</w:t>
+        <w:t>‘</w:t>
+      </w:r>
+      <w:proofErr w:type="gramEnd"/>
+      <w:r>
+        <w:rPr>
+          <w:rFonts w:ascii="Times New Roman" w:hAnsi="Times New Roman" w:cs="Times New Roman"/>
+        </w:rPr>
+        <w:t xml:space="preserve">Hydrogen-Aeolic Energy with </w:t>
+      </w:r>
+      <w:proofErr w:type="spellStart"/>
+      <w:r>
+        <w:rPr>
+          <w:rFonts w:ascii="Times New Roman" w:hAnsi="Times New Roman" w:cs="Times New Roman"/>
+        </w:rPr>
+        <w:t>Optimised</w:t>
+      </w:r>
+      <w:proofErr w:type="spellEnd"/>
+      <w:r>
+        <w:rPr>
+          <w:rFonts w:ascii="Times New Roman" w:hAnsi="Times New Roman" w:cs="Times New Roman"/>
+        </w:rPr>
+        <w:t xml:space="preserve"> </w:t>
+      </w:r>
+      <w:proofErr w:type="spellStart"/>
+      <w:r>
+        <w:rPr>
+          <w:rFonts w:ascii="Times New Roman" w:hAnsi="Times New Roman" w:cs="Times New Roman"/>
+        </w:rPr>
+        <w:t>eLectrolysers</w:t>
+      </w:r>
+      <w:proofErr w:type="spellEnd"/>
+      <w:r>
+        <w:rPr>
+          <w:rFonts w:ascii="Times New Roman" w:hAnsi="Times New Roman" w:cs="Times New Roman"/>
+        </w:rPr>
+        <w:t xml:space="preserve"> Upstream of Substation | H2020’, CORDIS | European Commission. Accessed: Mar. 08, 2026. [Online]. Available: https://cordis.europa.eu/project/id/779469/reporting</w:t>
       </w:r>
     </w:p>
     <w:p>
@@ -12179,14 +13189,28 @@
         <w:rPr>
           <w:rFonts w:ascii="Times New Roman" w:hAnsi="Times New Roman" w:cs="Times New Roman"/>
         </w:rPr>
-        <w:t>[5]</w:t>
-      </w:r>
+        <w:t>[5</w:t>
+      </w:r>
+      <w:proofErr w:type="gramStart"/>
       <w:r>
         <w:rPr>
           <w:rFonts w:ascii="Times New Roman" w:hAnsi="Times New Roman" w:cs="Times New Roman"/>
         </w:rPr>
+        <w:t>]</w:t>
+      </w:r>
+      <w:r>
+        <w:rPr>
+          <w:rFonts w:ascii="Times New Roman" w:hAnsi="Times New Roman" w:cs="Times New Roman"/>
+        </w:rPr>
         <w:tab/>
-        <w:t>‘Dissolved oxygen requirements in aquatic animal respiration - Responsible Seafood Advocate’, Global Seafood Alliance. Accessed: Mar. 06, 2026. [Online]. Available: https://www.globalseafood.org/advocate/dissolved-oxygen-requirements-in-aquatic-animal-respiration/</w:t>
+        <w:t>‘</w:t>
+      </w:r>
+      <w:proofErr w:type="gramEnd"/>
+      <w:r>
+        <w:rPr>
+          <w:rFonts w:ascii="Times New Roman" w:hAnsi="Times New Roman" w:cs="Times New Roman"/>
+        </w:rPr>
+        <w:t>Dissolved oxygen requirements in aquatic animal respiration - Responsible Seafood Advocate’, Global Seafood Alliance. Accessed: Mar. 06, 2026. [Online]. Available: https://www.globalseafood.org/advocate/dissolved-oxygen-requirements-in-aquatic-animal-respiration/</w:t>
       </w:r>
     </w:p>
     <w:p>
@@ -12200,14 +13224,28 @@
         <w:rPr>
           <w:rFonts w:ascii="Times New Roman" w:hAnsi="Times New Roman" w:cs="Times New Roman"/>
         </w:rPr>
-        <w:t>[6]</w:t>
-      </w:r>
+        <w:t>[6</w:t>
+      </w:r>
+      <w:proofErr w:type="gramStart"/>
       <w:r>
         <w:rPr>
           <w:rFonts w:ascii="Times New Roman" w:hAnsi="Times New Roman" w:cs="Times New Roman"/>
         </w:rPr>
+        <w:t>]</w:t>
+      </w:r>
+      <w:r>
+        <w:rPr>
+          <w:rFonts w:ascii="Times New Roman" w:hAnsi="Times New Roman" w:cs="Times New Roman"/>
+        </w:rPr>
         <w:tab/>
-        <w:t>‘Fish density on our farms’. Accessed: Mar. 07, 2026. [Online]. Available: https://griegseafood.com/our-impact-fish-density-on-our-farms</w:t>
+        <w:t>‘</w:t>
+      </w:r>
+      <w:proofErr w:type="gramEnd"/>
+      <w:r>
+        <w:rPr>
+          <w:rFonts w:ascii="Times New Roman" w:hAnsi="Times New Roman" w:cs="Times New Roman"/>
+        </w:rPr>
+        <w:t>Fish density on our farms’. Accessed: Mar. 07, 2026. [Online]. Available: https://griegseafood.com/our-impact-fish-density-on-our-farms</w:t>
       </w:r>
     </w:p>
     <w:p>
@@ -12242,14 +13280,42 @@
         <w:rPr>
           <w:rFonts w:ascii="Times New Roman" w:hAnsi="Times New Roman" w:cs="Times New Roman"/>
         </w:rPr>
-        <w:t>[8]</w:t>
-      </w:r>
+        <w:t>[8</w:t>
+      </w:r>
+      <w:proofErr w:type="gramStart"/>
       <w:r>
         <w:rPr>
           <w:rFonts w:ascii="Times New Roman" w:hAnsi="Times New Roman" w:cs="Times New Roman"/>
         </w:rPr>
+        <w:t>]</w:t>
+      </w:r>
+      <w:r>
+        <w:rPr>
+          <w:rFonts w:ascii="Times New Roman" w:hAnsi="Times New Roman" w:cs="Times New Roman"/>
+        </w:rPr>
         <w:tab/>
-        <w:t>‘Green Mountain and Hima Seafood launch groundbreaking heat reuse project’, Mynewsdesk. Accessed: Mar. 21, 2026. [Online]. Available: https://www.mynewsdesk.com/green-mountain/pressreleases/green-mountain-and-hima-seafood-launch-groundbreaking-heat-reuse-project-3430566</w:t>
+        <w:t>‘</w:t>
+      </w:r>
+      <w:proofErr w:type="gramEnd"/>
+      <w:r>
+        <w:rPr>
+          <w:rFonts w:ascii="Times New Roman" w:hAnsi="Times New Roman" w:cs="Times New Roman"/>
+        </w:rPr>
+        <w:t xml:space="preserve">Green Mountain and Hima Seafood launch groundbreaking heat reuse project’, </w:t>
+      </w:r>
+      <w:proofErr w:type="spellStart"/>
+      <w:r>
+        <w:rPr>
+          <w:rFonts w:ascii="Times New Roman" w:hAnsi="Times New Roman" w:cs="Times New Roman"/>
+        </w:rPr>
+        <w:t>Mynewsdesk</w:t>
+      </w:r>
+      <w:proofErr w:type="spellEnd"/>
+      <w:r>
+        <w:rPr>
+          <w:rFonts w:ascii="Times New Roman" w:hAnsi="Times New Roman" w:cs="Times New Roman"/>
+        </w:rPr>
+        <w:t>. Accessed: Mar. 21, 2026. [Online]. Available: https://www.mynewsdesk.com/green-mountain/pressreleases/green-mountain-and-hima-seafood-launch-groundbreaking-heat-reuse-project-3430566</w:t>
       </w:r>
     </w:p>
     <w:p>
@@ -12270,7 +13336,21 @@
           <w:rFonts w:ascii="Times New Roman" w:hAnsi="Times New Roman" w:cs="Times New Roman"/>
         </w:rPr>
         <w:tab/>
-        <w:t>A. Furuset, ‘“The only thing that can save the planet”: Hima Seafood’s bold bet on land-based trout farming’, intrafish.com. Accessed: Mar. 21, 2026. [Online]. Available: https://www.intrafish.com/aquaculture/-the-only-thing-that-can-save-the-planet-hima-seafood-s-bold-bet-on-land-based-trout-farming/2-1-1879098</w:t>
+        <w:t xml:space="preserve">A. </w:t>
+      </w:r>
+      <w:proofErr w:type="spellStart"/>
+      <w:r>
+        <w:rPr>
+          <w:rFonts w:ascii="Times New Roman" w:hAnsi="Times New Roman" w:cs="Times New Roman"/>
+        </w:rPr>
+        <w:t>Furuset</w:t>
+      </w:r>
+      <w:proofErr w:type="spellEnd"/>
+      <w:r>
+        <w:rPr>
+          <w:rFonts w:ascii="Times New Roman" w:hAnsi="Times New Roman" w:cs="Times New Roman"/>
+        </w:rPr>
+        <w:t>, ‘“The only thing that can save the planet”: Hima Seafood’s bold bet on land-based trout farming’, intrafish.com. Accessed: Mar. 21, 2026. [Online]. Available: https://www.intrafish.com/aquaculture/-the-only-thing-that-can-save-the-planet-hima-seafood-s-bold-bet-on-land-based-trout-farming/2-1-1879098</w:t>
       </w:r>
     </w:p>
     <w:p>
@@ -12284,14 +13364,28 @@
         <w:rPr>
           <w:rFonts w:ascii="Times New Roman" w:hAnsi="Times New Roman" w:cs="Times New Roman"/>
         </w:rPr>
-        <w:t>[10]</w:t>
-      </w:r>
+        <w:t>[10</w:t>
+      </w:r>
+      <w:proofErr w:type="gramStart"/>
       <w:r>
         <w:rPr>
           <w:rFonts w:ascii="Times New Roman" w:hAnsi="Times New Roman" w:cs="Times New Roman"/>
         </w:rPr>
+        <w:t>]</w:t>
+      </w:r>
+      <w:r>
+        <w:rPr>
+          <w:rFonts w:ascii="Times New Roman" w:hAnsi="Times New Roman" w:cs="Times New Roman"/>
+        </w:rPr>
         <w:tab/>
-        <w:t>‘7. FRP Tanks 2’. Accessed: Mar. 21, 2026. [Online]. Available: https://almfiberglass.com/wp-content/uploads/2024/07/7.-FRP-Tanks-2.pdf</w:t>
+        <w:t>‘</w:t>
+      </w:r>
+      <w:proofErr w:type="gramEnd"/>
+      <w:r>
+        <w:rPr>
+          <w:rFonts w:ascii="Times New Roman" w:hAnsi="Times New Roman" w:cs="Times New Roman"/>
+        </w:rPr>
+        <w:t>7. FRP Tanks 2’. Accessed: Mar. 21, 2026. [Online]. Available: https://almfiberglass.com/wp-content/uploads/2024/07/7.-FRP-Tanks-2.pdf</w:t>
       </w:r>
     </w:p>
     <w:p>
@@ -12305,14 +13399,28 @@
         <w:rPr>
           <w:rFonts w:ascii="Times New Roman" w:hAnsi="Times New Roman" w:cs="Times New Roman"/>
         </w:rPr>
-        <w:t>[11]</w:t>
-      </w:r>
+        <w:t>[11</w:t>
+      </w:r>
+      <w:proofErr w:type="gramStart"/>
       <w:r>
         <w:rPr>
           <w:rFonts w:ascii="Times New Roman" w:hAnsi="Times New Roman" w:cs="Times New Roman"/>
         </w:rPr>
+        <w:t>]</w:t>
+      </w:r>
+      <w:r>
+        <w:rPr>
+          <w:rFonts w:ascii="Times New Roman" w:hAnsi="Times New Roman" w:cs="Times New Roman"/>
+        </w:rPr>
         <w:tab/>
-        <w:t>‘U-values’. Accessed: Mar. 21, 2026. [Online]. Available: https://www.designingbuildings.co.uk/wiki/U-values</w:t>
+        <w:t>‘</w:t>
+      </w:r>
+      <w:proofErr w:type="gramEnd"/>
+      <w:r>
+        <w:rPr>
+          <w:rFonts w:ascii="Times New Roman" w:hAnsi="Times New Roman" w:cs="Times New Roman"/>
+        </w:rPr>
+        <w:t>U-values’. Accessed: Mar. 21, 2026. [Online]. Available: https://www.designingbuildings.co.uk/wiki/U-values</w:t>
       </w:r>
     </w:p>
     <w:p>
@@ -12326,14 +13434,28 @@
         <w:rPr>
           <w:rFonts w:ascii="Times New Roman" w:hAnsi="Times New Roman" w:cs="Times New Roman"/>
         </w:rPr>
-        <w:t>[12]</w:t>
-      </w:r>
+        <w:t>[12</w:t>
+      </w:r>
+      <w:proofErr w:type="gramStart"/>
       <w:r>
         <w:rPr>
           <w:rFonts w:ascii="Times New Roman" w:hAnsi="Times New Roman" w:cs="Times New Roman"/>
         </w:rPr>
+        <w:t>]</w:t>
+      </w:r>
+      <w:r>
+        <w:rPr>
+          <w:rFonts w:ascii="Times New Roman" w:hAnsi="Times New Roman" w:cs="Times New Roman"/>
+        </w:rPr>
         <w:tab/>
-        <w:t>‘GRP sectional tanks’, Balmoral Tanks. Accessed: Mar. 21, 2026. [Online]. Available: https://www.balmoraltanks.com/solutions/grp-sectional-tanks</w:t>
+        <w:t>‘</w:t>
+      </w:r>
+      <w:proofErr w:type="gramEnd"/>
+      <w:r>
+        <w:rPr>
+          <w:rFonts w:ascii="Times New Roman" w:hAnsi="Times New Roman" w:cs="Times New Roman"/>
+        </w:rPr>
+        <w:t>GRP sectional tanks’, Balmoral Tanks. Accessed: Mar. 21, 2026. [Online]. Available: https://www.balmoraltanks.com/solutions/grp-sectional-tanks</w:t>
       </w:r>
     </w:p>
     <w:p>
@@ -12347,14 +13469,42 @@
         <w:rPr>
           <w:rFonts w:ascii="Times New Roman" w:hAnsi="Times New Roman" w:cs="Times New Roman"/>
         </w:rPr>
-        <w:t>[13]</w:t>
-      </w:r>
+        <w:t>[13</w:t>
+      </w:r>
+      <w:proofErr w:type="gramStart"/>
       <w:r>
         <w:rPr>
           <w:rFonts w:ascii="Times New Roman" w:hAnsi="Times New Roman" w:cs="Times New Roman"/>
         </w:rPr>
+        <w:t>]</w:t>
+      </w:r>
+      <w:r>
+        <w:rPr>
+          <w:rFonts w:ascii="Times New Roman" w:hAnsi="Times New Roman" w:cs="Times New Roman"/>
+        </w:rPr>
         <w:tab/>
-        <w:t>‘Small Scale Rainbow Trout Farming - Ideal Temperature For Rainbow Trout Farming’. Accessed: Mar. 21, 2026. [Online]. Available: https://sites.google.com/view/smallscalerainbowtroutfarm/ideal-temperature-for-rainbow-trout-farming</w:t>
+        <w:t>‘</w:t>
+      </w:r>
+      <w:proofErr w:type="gramEnd"/>
+      <w:r>
+        <w:rPr>
+          <w:rFonts w:ascii="Times New Roman" w:hAnsi="Times New Roman" w:cs="Times New Roman"/>
+        </w:rPr>
+        <w:t xml:space="preserve">Small Scale Rainbow Trout Farming - Ideal Temperature </w:t>
+      </w:r>
+      <w:proofErr w:type="gramStart"/>
+      <w:r>
+        <w:rPr>
+          <w:rFonts w:ascii="Times New Roman" w:hAnsi="Times New Roman" w:cs="Times New Roman"/>
+        </w:rPr>
+        <w:t>For</w:t>
+      </w:r>
+      <w:proofErr w:type="gramEnd"/>
+      <w:r>
+        <w:rPr>
+          <w:rFonts w:ascii="Times New Roman" w:hAnsi="Times New Roman" w:cs="Times New Roman"/>
+        </w:rPr>
+        <w:t xml:space="preserve"> Rainbow Trout Farming’. Accessed: Mar. 21, 2026. [Online]. Available: https://sites.google.com/view/smallscalerainbowtroutfarm/ideal-temperature-for-rainbow-trout-farming</w:t>
       </w:r>
     </w:p>
     <w:p>
@@ -12368,14 +13518,28 @@
         <w:rPr>
           <w:rFonts w:ascii="Times New Roman" w:hAnsi="Times New Roman" w:cs="Times New Roman"/>
         </w:rPr>
-        <w:t>[14]</w:t>
-      </w:r>
+        <w:t>[14</w:t>
+      </w:r>
+      <w:proofErr w:type="gramStart"/>
       <w:r>
         <w:rPr>
           <w:rFonts w:ascii="Times New Roman" w:hAnsi="Times New Roman" w:cs="Times New Roman"/>
         </w:rPr>
+        <w:t>]</w:t>
+      </w:r>
+      <w:r>
+        <w:rPr>
+          <w:rFonts w:ascii="Times New Roman" w:hAnsi="Times New Roman" w:cs="Times New Roman"/>
+        </w:rPr>
         <w:tab/>
-        <w:t>‘5. Marine aquaculture in the Nordics - Nordic Oceans 2050’. Accessed: Mar. 21, 2026. [Online]. Available: https://pub.norden.org/nordicinnovation2025-05/5-marine-aquaculture-in-the-nordics.html</w:t>
+        <w:t>‘</w:t>
+      </w:r>
+      <w:proofErr w:type="gramEnd"/>
+      <w:r>
+        <w:rPr>
+          <w:rFonts w:ascii="Times New Roman" w:hAnsi="Times New Roman" w:cs="Times New Roman"/>
+        </w:rPr>
+        <w:t>5. Marine aquaculture in the Nordics - Nordic Oceans 2050’. Accessed: Mar. 21, 2026. [Online]. Available: https://pub.norden.org/nordicinnovation2025-05/5-marine-aquaculture-in-the-nordics.html</w:t>
       </w:r>
     </w:p>
     <w:p>
@@ -12396,7 +13560,35 @@
           <w:rFonts w:ascii="Times New Roman" w:hAnsi="Times New Roman" w:cs="Times New Roman"/>
         </w:rPr>
         <w:tab/>
-        <w:t>‘Berlevåg Climate, Weather By Month, Average Temperature (Norway) - Weather Spark’. Accessed: Mar. 22, 2026. [Online]. Available: https://weatherspark.com/y/96283/Average-Weather-in-Berlev%C3%A5g-Norway-Year-Round</w:t>
+        <w:t>‘</w:t>
+      </w:r>
+      <w:proofErr w:type="spellStart"/>
+      <w:r>
+        <w:rPr>
+          <w:rFonts w:ascii="Times New Roman" w:hAnsi="Times New Roman" w:cs="Times New Roman"/>
+        </w:rPr>
+        <w:t>Berlevåg</w:t>
+      </w:r>
+      <w:proofErr w:type="spellEnd"/>
+      <w:r>
+        <w:rPr>
+          <w:rFonts w:ascii="Times New Roman" w:hAnsi="Times New Roman" w:cs="Times New Roman"/>
+        </w:rPr>
+        <w:t xml:space="preserve"> Climate, Weather </w:t>
+      </w:r>
+      <w:proofErr w:type="gramStart"/>
+      <w:r>
+        <w:rPr>
+          <w:rFonts w:ascii="Times New Roman" w:hAnsi="Times New Roman" w:cs="Times New Roman"/>
+        </w:rPr>
+        <w:t>By</w:t>
+      </w:r>
+      <w:proofErr w:type="gramEnd"/>
+      <w:r>
+        <w:rPr>
+          <w:rFonts w:ascii="Times New Roman" w:hAnsi="Times New Roman" w:cs="Times New Roman"/>
+        </w:rPr>
+        <w:t xml:space="preserve"> Month, Average Temperature (Norway) - Weather Spark’. Accessed: Mar. 22, 2026. [Online]. Available: https://weatherspark.com/y/96283/Average-Weather-in-Berlev%C3%A5g-Norway-Year-Round</w:t>
       </w:r>
     </w:p>
     <w:p>
@@ -12417,7 +13609,21 @@
           <w:rFonts w:ascii="Times New Roman" w:hAnsi="Times New Roman" w:cs="Times New Roman"/>
         </w:rPr>
         <w:tab/>
-        <w:t>‘Visiting Berlevåg: Winds of Change’, Arctic Economic Council. Accessed: Mar. 22, 2026. [Online]. Available: https://arcticeconomiccouncil.com/news/winds-of-change/</w:t>
+        <w:t xml:space="preserve">‘Visiting </w:t>
+      </w:r>
+      <w:proofErr w:type="spellStart"/>
+      <w:r>
+        <w:rPr>
+          <w:rFonts w:ascii="Times New Roman" w:hAnsi="Times New Roman" w:cs="Times New Roman"/>
+        </w:rPr>
+        <w:t>Berlevåg</w:t>
+      </w:r>
+      <w:proofErr w:type="spellEnd"/>
+      <w:r>
+        <w:rPr>
+          <w:rFonts w:ascii="Times New Roman" w:hAnsi="Times New Roman" w:cs="Times New Roman"/>
+        </w:rPr>
+        <w:t>: Winds of Change’, Arctic Economic Council. Accessed: Mar. 22, 2026. [Online]. Available: https://arcticeconomiccouncil.com/news/winds-of-change/</w:t>
       </w:r>
     </w:p>
     <w:p>
@@ -12431,14 +13637,28 @@
         <w:rPr>
           <w:rFonts w:ascii="Times New Roman" w:hAnsi="Times New Roman" w:cs="Times New Roman"/>
         </w:rPr>
-        <w:t>[17]</w:t>
-      </w:r>
+        <w:t>[17</w:t>
+      </w:r>
+      <w:proofErr w:type="gramStart"/>
       <w:r>
         <w:rPr>
           <w:rFonts w:ascii="Times New Roman" w:hAnsi="Times New Roman" w:cs="Times New Roman"/>
         </w:rPr>
+        <w:t>]</w:t>
+      </w:r>
+      <w:r>
+        <w:rPr>
+          <w:rFonts w:ascii="Times New Roman" w:hAnsi="Times New Roman" w:cs="Times New Roman"/>
+        </w:rPr>
         <w:tab/>
-        <w:t>‘Lettuce Growing Guide’, Southern Exposure Seed Exchange. Accessed: Mar. 22, 2026. [Online]. Available: https://www.southernexposure.com/lettuce-growing-guide/</w:t>
+        <w:t>‘</w:t>
+      </w:r>
+      <w:proofErr w:type="gramEnd"/>
+      <w:r>
+        <w:rPr>
+          <w:rFonts w:ascii="Times New Roman" w:hAnsi="Times New Roman" w:cs="Times New Roman"/>
+        </w:rPr>
+        <w:t>Lettuce Growing Guide’, Southern Exposure Seed Exchange. Accessed: Mar. 22, 2026. [Online]. Available: https://www.southernexposure.com/lettuce-growing-guide/</w:t>
       </w:r>
     </w:p>
     <w:p>
@@ -12487,7 +13707,21 @@
         <w:rPr>
           <w:rFonts w:ascii="Times New Roman" w:hAnsi="Times New Roman" w:cs="Times New Roman"/>
         </w:rPr>
-        <w:t>, vol. 279, p. 127623, Nov. 2025, doi: 10.1016/j.applthermaleng.2025.127623.</w:t>
+        <w:t xml:space="preserve">, vol. 279, p. 127623, Nov. 2025, </w:t>
+      </w:r>
+      <w:proofErr w:type="spellStart"/>
+      <w:r>
+        <w:rPr>
+          <w:rFonts w:ascii="Times New Roman" w:hAnsi="Times New Roman" w:cs="Times New Roman"/>
+        </w:rPr>
+        <w:t>doi</w:t>
+      </w:r>
+      <w:proofErr w:type="spellEnd"/>
+      <w:r>
+        <w:rPr>
+          <w:rFonts w:ascii="Times New Roman" w:hAnsi="Times New Roman" w:cs="Times New Roman"/>
+        </w:rPr>
+        <w:t>: 10.1016/j.applthermaleng.2025.127623.</w:t>
       </w:r>
     </w:p>
     <w:p>
@@ -12502,14 +13736,56 @@
           <w:rFonts w:ascii="Times New Roman" w:hAnsi="Times New Roman" w:cs="Times New Roman"/>
         </w:rPr>
         <w:lastRenderedPageBreak/>
-        <w:t>[19]</w:t>
-      </w:r>
+        <w:t>[19</w:t>
+      </w:r>
+      <w:proofErr w:type="gramStart"/>
       <w:r>
         <w:rPr>
           <w:rFonts w:ascii="Times New Roman" w:hAnsi="Times New Roman" w:cs="Times New Roman"/>
         </w:rPr>
+        <w:t>]</w:t>
+      </w:r>
+      <w:r>
+        <w:rPr>
+          <w:rFonts w:ascii="Times New Roman" w:hAnsi="Times New Roman" w:cs="Times New Roman"/>
+        </w:rPr>
         <w:tab/>
-        <w:t>‘U-Value Calculator : ChangePlan’. Accessed: Mar. 22, 2026. [Online]. Available: https://www.changeplan.co.uk/u_value_calculator.php</w:t>
+        <w:t>‘</w:t>
+      </w:r>
+      <w:proofErr w:type="gramEnd"/>
+      <w:r>
+        <w:rPr>
+          <w:rFonts w:ascii="Times New Roman" w:hAnsi="Times New Roman" w:cs="Times New Roman"/>
+        </w:rPr>
+        <w:t xml:space="preserve">U-Value </w:t>
+      </w:r>
+      <w:proofErr w:type="gramStart"/>
+      <w:r>
+        <w:rPr>
+          <w:rFonts w:ascii="Times New Roman" w:hAnsi="Times New Roman" w:cs="Times New Roman"/>
+        </w:rPr>
+        <w:t>Calculator :</w:t>
+      </w:r>
+      <w:proofErr w:type="gramEnd"/>
+      <w:r>
+        <w:rPr>
+          <w:rFonts w:ascii="Times New Roman" w:hAnsi="Times New Roman" w:cs="Times New Roman"/>
+        </w:rPr>
+        <w:t xml:space="preserve"> </w:t>
+      </w:r>
+      <w:proofErr w:type="spellStart"/>
+      <w:r>
+        <w:rPr>
+          <w:rFonts w:ascii="Times New Roman" w:hAnsi="Times New Roman" w:cs="Times New Roman"/>
+        </w:rPr>
+        <w:t>ChangePlan</w:t>
+      </w:r>
+      <w:proofErr w:type="spellEnd"/>
+      <w:r>
+        <w:rPr>
+          <w:rFonts w:ascii="Times New Roman" w:hAnsi="Times New Roman" w:cs="Times New Roman"/>
+        </w:rPr>
+        <w:t>’. Accessed: Mar. 22, 2026. [Online]. Available: https://www.changeplan.co.uk/u_value_calculator.php</w:t>
       </w:r>
     </w:p>
     <w:p>
@@ -12523,14 +13799,42 @@
         <w:rPr>
           <w:rFonts w:ascii="Times New Roman" w:hAnsi="Times New Roman" w:cs="Times New Roman"/>
         </w:rPr>
-        <w:t>[20]</w:t>
-      </w:r>
+        <w:t>[20</w:t>
+      </w:r>
+      <w:proofErr w:type="gramStart"/>
       <w:r>
         <w:rPr>
           <w:rFonts w:ascii="Times New Roman" w:hAnsi="Times New Roman" w:cs="Times New Roman"/>
         </w:rPr>
+        <w:t>]</w:t>
+      </w:r>
+      <w:r>
+        <w:rPr>
+          <w:rFonts w:ascii="Times New Roman" w:hAnsi="Times New Roman" w:cs="Times New Roman"/>
+        </w:rPr>
         <w:tab/>
-        <w:t>‘Home’, Greenphyto. Accessed: Mar. 25, 2026. [Online]. Available: https://greenphyto.com/</w:t>
+        <w:t>‘</w:t>
+      </w:r>
+      <w:proofErr w:type="gramEnd"/>
+      <w:r>
+        <w:rPr>
+          <w:rFonts w:ascii="Times New Roman" w:hAnsi="Times New Roman" w:cs="Times New Roman"/>
+        </w:rPr>
+        <w:t xml:space="preserve">Home’, </w:t>
+      </w:r>
+      <w:proofErr w:type="spellStart"/>
+      <w:r>
+        <w:rPr>
+          <w:rFonts w:ascii="Times New Roman" w:hAnsi="Times New Roman" w:cs="Times New Roman"/>
+        </w:rPr>
+        <w:t>Greenphyto</w:t>
+      </w:r>
+      <w:proofErr w:type="spellEnd"/>
+      <w:r>
+        <w:rPr>
+          <w:rFonts w:ascii="Times New Roman" w:hAnsi="Times New Roman" w:cs="Times New Roman"/>
+        </w:rPr>
+        <w:t>. Accessed: Mar. 25, 2026. [Online]. Available: https://greenphyto.com/</w:t>
       </w:r>
     </w:p>
     <w:p>
@@ -12585,7 +13889,49 @@
           <w:rFonts w:ascii="Times New Roman" w:hAnsi="Times New Roman" w:cs="Times New Roman"/>
         </w:rPr>
         <w:tab/>
-        <w:t>‘Haeolus – Hydrogen-Aeolic Energy with Optimised eLectrolysers Upstream of Substation’. Accessed: Mar. 06, 2026. [Online]. Available: https://haeolus.eu/</w:t>
+        <w:t>‘</w:t>
+      </w:r>
+      <w:proofErr w:type="spellStart"/>
+      <w:r>
+        <w:rPr>
+          <w:rFonts w:ascii="Times New Roman" w:hAnsi="Times New Roman" w:cs="Times New Roman"/>
+        </w:rPr>
+        <w:t>Haeolus</w:t>
+      </w:r>
+      <w:proofErr w:type="spellEnd"/>
+      <w:r>
+        <w:rPr>
+          <w:rFonts w:ascii="Times New Roman" w:hAnsi="Times New Roman" w:cs="Times New Roman"/>
+        </w:rPr>
+        <w:t xml:space="preserve"> – Hydrogen-Aeolic Energy with </w:t>
+      </w:r>
+      <w:proofErr w:type="spellStart"/>
+      <w:r>
+        <w:rPr>
+          <w:rFonts w:ascii="Times New Roman" w:hAnsi="Times New Roman" w:cs="Times New Roman"/>
+        </w:rPr>
+        <w:t>Optimised</w:t>
+      </w:r>
+      <w:proofErr w:type="spellEnd"/>
+      <w:r>
+        <w:rPr>
+          <w:rFonts w:ascii="Times New Roman" w:hAnsi="Times New Roman" w:cs="Times New Roman"/>
+        </w:rPr>
+        <w:t xml:space="preserve"> </w:t>
+      </w:r>
+      <w:proofErr w:type="spellStart"/>
+      <w:r>
+        <w:rPr>
+          <w:rFonts w:ascii="Times New Roman" w:hAnsi="Times New Roman" w:cs="Times New Roman"/>
+        </w:rPr>
+        <w:t>eLectrolysers</w:t>
+      </w:r>
+      <w:proofErr w:type="spellEnd"/>
+      <w:r>
+        <w:rPr>
+          <w:rFonts w:ascii="Times New Roman" w:hAnsi="Times New Roman" w:cs="Times New Roman"/>
+        </w:rPr>
+        <w:t xml:space="preserve"> Upstream of Substation’. Accessed: Mar. 06, 2026. [Online]. Available: https://haeolus.eu/</w:t>
       </w:r>
     </w:p>
     <w:p>
@@ -12606,7 +13952,49 @@
           <w:rFonts w:ascii="Times New Roman" w:hAnsi="Times New Roman" w:cs="Times New Roman"/>
         </w:rPr>
         <w:tab/>
-        <w:t xml:space="preserve">D. Virah-Sawmy, F. J. Beck, and B. Sturmberg, ‘Ignore variability, overestimate hydrogen production – Quantifying the effects of electrolyzer efficiency curves on hydrogen production from renewable energy sources’, </w:t>
+        <w:t xml:space="preserve">D. </w:t>
+      </w:r>
+      <w:proofErr w:type="spellStart"/>
+      <w:r>
+        <w:rPr>
+          <w:rFonts w:ascii="Times New Roman" w:hAnsi="Times New Roman" w:cs="Times New Roman"/>
+        </w:rPr>
+        <w:t>Virah</w:t>
+      </w:r>
+      <w:proofErr w:type="spellEnd"/>
+      <w:r>
+        <w:rPr>
+          <w:rFonts w:ascii="Times New Roman" w:hAnsi="Times New Roman" w:cs="Times New Roman"/>
+        </w:rPr>
+        <w:t xml:space="preserve">-Sawmy, F. J. Beck, and B. </w:t>
+      </w:r>
+      <w:proofErr w:type="spellStart"/>
+      <w:r>
+        <w:rPr>
+          <w:rFonts w:ascii="Times New Roman" w:hAnsi="Times New Roman" w:cs="Times New Roman"/>
+        </w:rPr>
+        <w:t>Sturmberg</w:t>
+      </w:r>
+      <w:proofErr w:type="spellEnd"/>
+      <w:r>
+        <w:rPr>
+          <w:rFonts w:ascii="Times New Roman" w:hAnsi="Times New Roman" w:cs="Times New Roman"/>
+        </w:rPr>
+        <w:t xml:space="preserve">, ‘Ignore variability, overestimate hydrogen production – Quantifying the effects of </w:t>
+      </w:r>
+      <w:proofErr w:type="spellStart"/>
+      <w:r>
+        <w:rPr>
+          <w:rFonts w:ascii="Times New Roman" w:hAnsi="Times New Roman" w:cs="Times New Roman"/>
+        </w:rPr>
+        <w:t>electrolyzer</w:t>
+      </w:r>
+      <w:proofErr w:type="spellEnd"/>
+      <w:r>
+        <w:rPr>
+          <w:rFonts w:ascii="Times New Roman" w:hAnsi="Times New Roman" w:cs="Times New Roman"/>
+        </w:rPr>
+        <w:t xml:space="preserve"> efficiency curves on hydrogen production from renewable energy sources’, </w:t>
       </w:r>
       <w:r>
         <w:rPr>
@@ -12614,13 +14002,45 @@
           <w:i/>
           <w:iCs/>
         </w:rPr>
-        <w:t>Int. J. Hydrog. Energy</w:t>
-      </w:r>
+        <w:t xml:space="preserve">Int. J. </w:t>
+      </w:r>
+      <w:proofErr w:type="spellStart"/>
       <w:r>
         <w:rPr>
           <w:rFonts w:ascii="Times New Roman" w:hAnsi="Times New Roman" w:cs="Times New Roman"/>
-        </w:rPr>
-        <w:t>, vol. 72, pp. 49–59, Jun. 2024, doi: 10.1016/j.ijhydene.2024.05.360.</w:t>
+          <w:i/>
+          <w:iCs/>
+        </w:rPr>
+        <w:t>Hydrog</w:t>
+      </w:r>
+      <w:proofErr w:type="spellEnd"/>
+      <w:r>
+        <w:rPr>
+          <w:rFonts w:ascii="Times New Roman" w:hAnsi="Times New Roman" w:cs="Times New Roman"/>
+          <w:i/>
+          <w:iCs/>
+        </w:rPr>
+        <w:t>. Energy</w:t>
+      </w:r>
+      <w:r>
+        <w:rPr>
+          <w:rFonts w:ascii="Times New Roman" w:hAnsi="Times New Roman" w:cs="Times New Roman"/>
+        </w:rPr>
+        <w:t xml:space="preserve">, vol. 72, pp. 49–59, Jun. 2024, </w:t>
+      </w:r>
+      <w:proofErr w:type="spellStart"/>
+      <w:r>
+        <w:rPr>
+          <w:rFonts w:ascii="Times New Roman" w:hAnsi="Times New Roman" w:cs="Times New Roman"/>
+        </w:rPr>
+        <w:t>doi</w:t>
+      </w:r>
+      <w:proofErr w:type="spellEnd"/>
+      <w:r>
+        <w:rPr>
+          <w:rFonts w:ascii="Times New Roman" w:hAnsi="Times New Roman" w:cs="Times New Roman"/>
+        </w:rPr>
+        <w:t>: 10.1016/j.ijhydene.2024.05.360.</w:t>
       </w:r>
     </w:p>
     <w:p>
@@ -12641,7 +14061,21 @@
           <w:rFonts w:ascii="Times New Roman" w:hAnsi="Times New Roman" w:cs="Times New Roman"/>
         </w:rPr>
         <w:tab/>
-        <w:t xml:space="preserve">A. Godula-Jopek, </w:t>
+        <w:t xml:space="preserve">A. </w:t>
+      </w:r>
+      <w:proofErr w:type="spellStart"/>
+      <w:r>
+        <w:rPr>
+          <w:rFonts w:ascii="Times New Roman" w:hAnsi="Times New Roman" w:cs="Times New Roman"/>
+        </w:rPr>
+        <w:t>Godula</w:t>
+      </w:r>
+      <w:proofErr w:type="spellEnd"/>
+      <w:r>
+        <w:rPr>
+          <w:rFonts w:ascii="Times New Roman" w:hAnsi="Times New Roman" w:cs="Times New Roman"/>
+        </w:rPr>
+        <w:t xml:space="preserve">-Jopek, </w:t>
       </w:r>
       <w:r>
         <w:rPr>

--- a/Documentation.docx
+++ b/Documentation.docx
@@ -6531,7 +6531,6 @@
     <w:p>
       <w:pPr>
         <w:ind w:left="360"/>
-        <w:jc w:val="left"/>
         <w:rPr>
           <w:lang w:val="en-GB" w:eastAsia="en-US"/>
         </w:rPr>
@@ -7198,7 +7197,6 @@
     <w:p>
       <w:pPr>
         <w:ind w:left="360"/>
-        <w:jc w:val="left"/>
         <w:rPr>
           <w:lang w:val="en-GB" w:eastAsia="en-US"/>
         </w:rPr>
@@ -7274,7 +7272,6 @@
     </w:p>
     <w:p>
       <w:pPr>
-        <w:jc w:val="left"/>
         <w:rPr>
           <w:lang w:val="en-GB" w:eastAsia="en-US"/>
         </w:rPr>
@@ -7341,13 +7338,190 @@
         <w:rPr>
           <w:lang w:val="en-GB" w:eastAsia="en-US"/>
         </w:rPr>
-        <w:t xml:space="preserve">. This is used as the </w:t>
+        <w:t>. Th</w:t>
       </w:r>
       <w:r>
         <w:rPr>
           <w:lang w:val="en-GB" w:eastAsia="en-US"/>
         </w:rPr>
-        <w:t xml:space="preserve">constant term. The error is calculated form </w:t>
+        <w:t>ese values are</w:t>
+      </w:r>
+      <w:r>
+        <w:rPr>
+          <w:lang w:val="en-GB" w:eastAsia="en-US"/>
+        </w:rPr>
+        <w:t xml:space="preserve"> used as the </w:t>
+      </w:r>
+      <w:r>
+        <w:rPr>
+          <w:lang w:val="en-GB" w:eastAsia="en-US"/>
+        </w:rPr>
+        <w:t>constant term</w:t>
+      </w:r>
+      <w:r>
+        <w:rPr>
+          <w:lang w:val="en-GB" w:eastAsia="en-US"/>
+        </w:rPr>
+        <w:t xml:space="preserve">s, </w:t>
+      </w:r>
+      <m:oMath>
+        <m:sSub>
+          <m:sSubPr>
+            <m:ctrlPr>
+              <w:rPr>
+                <w:rFonts w:ascii="Cambria Math" w:hAnsi="Cambria Math"/>
+                <w:i/>
+                <w:lang w:val="en-GB" w:eastAsia="en-US"/>
+              </w:rPr>
+            </m:ctrlPr>
+          </m:sSubPr>
+          <m:e>
+            <m:sSub>
+              <m:sSubPr>
+                <m:ctrlPr>
+                  <w:rPr>
+                    <w:rFonts w:ascii="Cambria Math" w:hAnsi="Cambria Math"/>
+                    <w:i/>
+                    <w:lang w:val="en-GB" w:eastAsia="en-US"/>
+                  </w:rPr>
+                </m:ctrlPr>
+              </m:sSubPr>
+              <m:e>
+                <m:r>
+                  <w:rPr>
+                    <w:rFonts w:ascii="Cambria Math" w:hAnsi="Cambria Math"/>
+                    <w:lang w:val="en-GB" w:eastAsia="en-US"/>
+                  </w:rPr>
+                  <m:t>K</m:t>
+                </m:r>
+              </m:e>
+              <m:sub>
+                <m:r>
+                  <w:rPr>
+                    <w:rFonts w:ascii="Cambria Math" w:hAnsi="Cambria Math"/>
+                    <w:lang w:val="en-GB" w:eastAsia="en-US"/>
+                  </w:rPr>
+                  <m:t>p</m:t>
+                </m:r>
+              </m:sub>
+            </m:sSub>
+          </m:e>
+          <m:sub>
+            <m:r>
+              <w:rPr>
+                <w:rFonts w:ascii="Cambria Math" w:hAnsi="Cambria Math"/>
+                <w:lang w:val="en-GB" w:eastAsia="en-US"/>
+              </w:rPr>
+              <m:t>tank</m:t>
+            </m:r>
+          </m:sub>
+        </m:sSub>
+      </m:oMath>
+      <w:r>
+        <w:rPr>
+          <w:lang w:val="en-GB" w:eastAsia="en-US"/>
+        </w:rPr>
+        <w:t xml:space="preserve"> and </w:t>
+      </w:r>
+      <m:oMath>
+        <m:sSub>
+          <m:sSubPr>
+            <m:ctrlPr>
+              <w:rPr>
+                <w:rFonts w:ascii="Cambria Math" w:hAnsi="Cambria Math"/>
+                <w:i/>
+                <w:lang w:val="en-GB" w:eastAsia="en-US"/>
+              </w:rPr>
+            </m:ctrlPr>
+          </m:sSubPr>
+          <m:e>
+            <m:sSub>
+              <m:sSubPr>
+                <m:ctrlPr>
+                  <w:rPr>
+                    <w:rFonts w:ascii="Cambria Math" w:hAnsi="Cambria Math"/>
+                    <w:i/>
+                    <w:lang w:val="en-GB" w:eastAsia="en-US"/>
+                  </w:rPr>
+                </m:ctrlPr>
+              </m:sSubPr>
+              <m:e>
+                <m:r>
+                  <w:rPr>
+                    <w:rFonts w:ascii="Cambria Math" w:hAnsi="Cambria Math"/>
+                    <w:lang w:val="en-GB" w:eastAsia="en-US"/>
+                  </w:rPr>
+                  <m:t>K</m:t>
+                </m:r>
+              </m:e>
+              <m:sub>
+                <m:r>
+                  <w:rPr>
+                    <w:rFonts w:ascii="Cambria Math" w:hAnsi="Cambria Math"/>
+                    <w:lang w:val="en-GB" w:eastAsia="en-US"/>
+                  </w:rPr>
+                  <m:t>p</m:t>
+                </m:r>
+              </m:sub>
+            </m:sSub>
+          </m:e>
+          <m:sub>
+            <m:r>
+              <w:rPr>
+                <w:rFonts w:ascii="Cambria Math" w:hAnsi="Cambria Math"/>
+                <w:lang w:val="en-GB" w:eastAsia="en-US"/>
+              </w:rPr>
+              <m:t>greenhouse</m:t>
+            </m:r>
+          </m:sub>
+        </m:sSub>
+      </m:oMath>
+      <w:r>
+        <w:rPr>
+          <w:lang w:val="en-GB" w:eastAsia="en-US"/>
+        </w:rPr>
+        <w:t xml:space="preserve">. The error </w:t>
+      </w:r>
+      <m:oMath>
+        <m:r>
+          <w:rPr>
+            <w:rFonts w:ascii="Cambria Math" w:hAnsi="Cambria Math"/>
+            <w:lang w:val="en-GB" w:eastAsia="en-US"/>
+          </w:rPr>
+          <m:t>e</m:t>
+        </m:r>
+        <m:d>
+          <m:dPr>
+            <m:ctrlPr>
+              <w:rPr>
+                <w:rFonts w:ascii="Cambria Math" w:hAnsi="Cambria Math"/>
+                <w:i/>
+                <w:lang w:val="en-GB" w:eastAsia="en-US"/>
+              </w:rPr>
+            </m:ctrlPr>
+          </m:dPr>
+          <m:e>
+            <m:r>
+              <w:rPr>
+                <w:rFonts w:ascii="Cambria Math" w:hAnsi="Cambria Math"/>
+                <w:lang w:val="en-GB" w:eastAsia="en-US"/>
+              </w:rPr>
+              <m:t>t</m:t>
+            </m:r>
+          </m:e>
+        </m:d>
+      </m:oMath>
+      <w:r>
+        <w:rPr>
+          <w:lang w:val="en-GB" w:eastAsia="en-US"/>
+        </w:rPr>
+        <w:t xml:space="preserve"> </w:t>
+      </w:r>
+      <w:r>
+        <w:rPr>
+          <w:lang w:val="en-GB" w:eastAsia="en-US"/>
+        </w:rPr>
+        <w:t xml:space="preserve">is calculated form </w:t>
       </w:r>
       <m:oMath>
         <m:sSub>
@@ -7458,6 +7632,634 @@
           <w:lang w:val="en-GB" w:eastAsia="en-US"/>
         </w:rPr>
         <w:t xml:space="preserve"> being the temperature calculated for the fish tank/greenhouse in the simulation. </w:t>
+      </w:r>
+    </w:p>
+    <w:p>
+      <w:pPr>
+        <w:pStyle w:val="berschrift2"/>
+      </w:pPr>
+      <w:r>
+        <w:t xml:space="preserve">Control Strategy </w:t>
+      </w:r>
+      <w:r>
+        <w:t>Oxygen</w:t>
+      </w:r>
+    </w:p>
+    <w:p>
+      <w:pPr>
+        <w:rPr>
+          <w:lang w:val="en-GB" w:eastAsia="en-US"/>
+        </w:rPr>
+      </w:pPr>
+      <w:r>
+        <w:rPr>
+          <w:lang w:val="en-GB" w:eastAsia="en-US"/>
+        </w:rPr>
+        <w:t>The control strategy for oxygen works analogous to the control strategy for heat. The setpoint for oxygen concentration lies at</w:t>
+      </w:r>
+      <w:r>
+        <w:rPr>
+          <w:lang w:val="en-GB" w:eastAsia="en-US"/>
+        </w:rPr>
+        <w:t xml:space="preserve"> </w:t>
+      </w:r>
+      <m:oMath>
+        <m:r>
+          <w:rPr>
+            <w:rFonts w:ascii="Cambria Math" w:hAnsi="Cambria Math"/>
+            <w:lang w:val="en-GB" w:eastAsia="en-US"/>
+          </w:rPr>
+          <m:t>9</m:t>
+        </m:r>
+        <m:r>
+          <w:rPr>
+            <w:rFonts w:ascii="Cambria Math" w:hAnsi="Cambria Math"/>
+            <w:lang w:val="en-GB" w:eastAsia="en-US"/>
+          </w:rPr>
+          <m:t>.7</m:t>
+        </m:r>
+        <m:f>
+          <m:fPr>
+            <m:ctrlPr>
+              <w:rPr>
+                <w:rFonts w:ascii="Cambria Math" w:hAnsi="Cambria Math"/>
+                <w:i/>
+                <w:lang w:val="en-GB" w:eastAsia="en-US"/>
+              </w:rPr>
+            </m:ctrlPr>
+          </m:fPr>
+          <m:num>
+            <m:r>
+              <w:rPr>
+                <w:rFonts w:ascii="Cambria Math" w:hAnsi="Cambria Math"/>
+                <w:lang w:val="en-GB" w:eastAsia="en-US"/>
+              </w:rPr>
+              <m:t>mg</m:t>
+            </m:r>
+          </m:num>
+          <m:den>
+            <m:r>
+              <w:rPr>
+                <w:rFonts w:ascii="Cambria Math" w:hAnsi="Cambria Math"/>
+                <w:lang w:val="en-GB" w:eastAsia="en-US"/>
+              </w:rPr>
+              <m:t>L</m:t>
+            </m:r>
+          </m:den>
+        </m:f>
+      </m:oMath>
+      <w:r>
+        <w:rPr>
+          <w:lang w:val="en-GB" w:eastAsia="en-US"/>
+        </w:rPr>
+        <w:t xml:space="preserve">, the saturation-point at </w:t>
+      </w:r>
+      <m:oMath>
+        <m:r>
+          <w:rPr>
+            <w:rFonts w:ascii="Cambria Math" w:hAnsi="Cambria Math"/>
+            <w:lang w:val="en-GB" w:eastAsia="en-US"/>
+          </w:rPr>
+          <m:t>17</m:t>
+        </m:r>
+        <m:r>
+          <w:rPr>
+            <w:rFonts w:ascii="Cambria Math" w:hAnsi="Cambria Math"/>
+            <w:lang w:val="en-GB" w:eastAsia="en-US"/>
+          </w:rPr>
+          <m:t xml:space="preserve"> </m:t>
+        </m:r>
+        <m:r>
+          <w:rPr>
+            <w:rFonts w:ascii="Cambria Math" w:hAnsi="Cambria Math"/>
+            <w:lang w:val="en-GB" w:eastAsia="en-US"/>
+          </w:rPr>
+          <m:t>°C</m:t>
+        </m:r>
+      </m:oMath>
+      <w:r>
+        <w:rPr>
+          <w:lang w:val="en-GB" w:eastAsia="en-US"/>
+        </w:rPr>
+        <w:t xml:space="preserve"> </w:t>
+      </w:r>
+      <w:r>
+        <w:rPr>
+          <w:lang w:val="en-GB" w:eastAsia="en-US"/>
+        </w:rPr>
+        <w:fldChar w:fldCharType="begin"/>
+      </w:r>
+      <w:r>
+        <w:rPr>
+          <w:lang w:val="en-GB" w:eastAsia="en-US"/>
+        </w:rPr>
+        <w:instrText xml:space="preserve"> ADDIN ZOTERO_ITEM CSL_CITATION {"citationID":"oZDk9U7p","properties":{"formattedCitation":"[22]","plainCitation":"[22]","noteIndex":0},"citationItems":[{"id":395,"uris":["http://zotero.org/groups/6447497/items/TU978UF7"],"itemData":{"id":395,"type":"article-journal","abstract":"Water quality is a combination of chemical, physical and biological parameters that affect the growth and prosperity of cultured fish. The success of a commercial aquaculture activity depends on the optimal environment conditions for accelerated growth at the lowest cost of resources. Water quality affects the general condition of the cultured body as it determines the conditions of health and growth of the cultured fish. The water quality is, therefore, an essential factor to consider when planning a high aquaculture production.","language":"en","source":"Zotero","title":"Effect of water quality on rainbow trout performance","author":[{"family":"Dmitry","given":"Avkhimovich"}]}}],"schema":"https://github.com/citation-style-language/schema/raw/master/csl-citation.json"} </w:instrText>
+      </w:r>
+      <w:r>
+        <w:rPr>
+          <w:lang w:val="en-GB" w:eastAsia="en-US"/>
+        </w:rPr>
+        <w:fldChar w:fldCharType="separate"/>
+      </w:r>
+      <w:r>
+        <w:rPr>
+          <w:lang w:val="en-GB" w:eastAsia="en-US"/>
+        </w:rPr>
+        <w:t>[22]</w:t>
+      </w:r>
+      <w:r>
+        <w:rPr>
+          <w:lang w:val="en-GB" w:eastAsia="en-US"/>
+        </w:rPr>
+        <w:fldChar w:fldCharType="end"/>
+      </w:r>
+      <w:r>
+        <w:rPr>
+          <w:lang w:val="en-GB" w:eastAsia="en-US"/>
+        </w:rPr>
+        <w:t>.</w:t>
+      </w:r>
+      <w:r>
+        <w:rPr>
+          <w:lang w:val="en-GB" w:eastAsia="en-US"/>
+        </w:rPr>
+        <w:t xml:space="preserve"> </w:t>
+      </w:r>
+      <w:r>
+        <w:rPr>
+          <w:lang w:val="en-GB" w:eastAsia="en-US"/>
+        </w:rPr>
+        <w:t xml:space="preserve">The error, </w:t>
+      </w:r>
+      <m:oMath>
+        <m:r>
+          <w:rPr>
+            <w:rFonts w:ascii="Cambria Math" w:hAnsi="Cambria Math"/>
+            <w:lang w:val="en-GB" w:eastAsia="en-US"/>
+          </w:rPr>
+          <m:t>e(t)</m:t>
+        </m:r>
+      </m:oMath>
+      <w:r>
+        <w:rPr>
+          <w:lang w:val="en-GB" w:eastAsia="en-US"/>
+        </w:rPr>
+        <w:t xml:space="preserve">, is calculated by </w:t>
+      </w:r>
+      <m:oMath>
+        <m:sSub>
+          <m:sSubPr>
+            <m:ctrlPr>
+              <w:rPr>
+                <w:rFonts w:ascii="Cambria Math" w:hAnsi="Cambria Math"/>
+                <w:i/>
+                <w:lang w:val="en-GB" w:eastAsia="en-US"/>
+              </w:rPr>
+            </m:ctrlPr>
+          </m:sSubPr>
+          <m:e>
+            <m:r>
+              <w:rPr>
+                <w:rFonts w:ascii="Cambria Math" w:hAnsi="Cambria Math"/>
+                <w:lang w:val="en-GB" w:eastAsia="en-US"/>
+              </w:rPr>
+              <m:t>C</m:t>
+            </m:r>
+          </m:e>
+          <m:sub>
+            <m:r>
+              <w:rPr>
+                <w:rFonts w:ascii="Cambria Math" w:hAnsi="Cambria Math"/>
+                <w:lang w:val="en-GB" w:eastAsia="en-US"/>
+              </w:rPr>
+              <m:t>set</m:t>
+            </m:r>
+          </m:sub>
+        </m:sSub>
+        <m:r>
+          <w:rPr>
+            <w:rFonts w:ascii="Cambria Math" w:hAnsi="Cambria Math"/>
+            <w:lang w:val="en-GB" w:eastAsia="en-US"/>
+          </w:rPr>
+          <m:t>-</m:t>
+        </m:r>
+        <m:sSub>
+          <m:sSubPr>
+            <m:ctrlPr>
+              <w:rPr>
+                <w:rFonts w:ascii="Cambria Math" w:hAnsi="Cambria Math"/>
+                <w:i/>
+                <w:lang w:val="en-GB" w:eastAsia="en-US"/>
+              </w:rPr>
+            </m:ctrlPr>
+          </m:sSubPr>
+          <m:e>
+            <m:r>
+              <w:rPr>
+                <w:rFonts w:ascii="Cambria Math" w:hAnsi="Cambria Math"/>
+                <w:lang w:val="en-GB" w:eastAsia="en-US"/>
+              </w:rPr>
+              <m:t>C</m:t>
+            </m:r>
+          </m:e>
+          <m:sub>
+            <m:r>
+              <w:rPr>
+                <w:rFonts w:ascii="Cambria Math" w:hAnsi="Cambria Math"/>
+                <w:lang w:val="en-GB" w:eastAsia="en-US"/>
+              </w:rPr>
+              <m:t>measured</m:t>
+            </m:r>
+          </m:sub>
+        </m:sSub>
+      </m:oMath>
+      <w:r>
+        <w:rPr>
+          <w:lang w:val="en-GB" w:eastAsia="en-US"/>
+        </w:rPr>
+        <w:t xml:space="preserve">, with </w:t>
+      </w:r>
+      <m:oMath>
+        <m:sSub>
+          <m:sSubPr>
+            <m:ctrlPr>
+              <w:rPr>
+                <w:rFonts w:ascii="Cambria Math" w:hAnsi="Cambria Math"/>
+                <w:i/>
+                <w:lang w:val="en-GB" w:eastAsia="en-US"/>
+              </w:rPr>
+            </m:ctrlPr>
+          </m:sSubPr>
+          <m:e>
+            <m:r>
+              <w:rPr>
+                <w:rFonts w:ascii="Cambria Math" w:hAnsi="Cambria Math"/>
+                <w:lang w:val="en-GB" w:eastAsia="en-US"/>
+              </w:rPr>
+              <m:t>C</m:t>
+            </m:r>
+          </m:e>
+          <m:sub>
+            <m:r>
+              <w:rPr>
+                <w:rFonts w:ascii="Cambria Math" w:hAnsi="Cambria Math"/>
+                <w:lang w:val="en-GB" w:eastAsia="en-US"/>
+              </w:rPr>
+              <m:t>measured</m:t>
+            </m:r>
+          </m:sub>
+        </m:sSub>
+      </m:oMath>
+      <w:r>
+        <w:rPr>
+          <w:lang w:val="en-GB" w:eastAsia="en-US"/>
+        </w:rPr>
+        <w:t xml:space="preserve"> being the</w:t>
+      </w:r>
+      <w:r>
+        <w:rPr>
+          <w:lang w:val="en-GB" w:eastAsia="en-US"/>
+        </w:rPr>
+        <w:t xml:space="preserve"> oxygen</w:t>
+      </w:r>
+      <w:r>
+        <w:rPr>
+          <w:lang w:val="en-GB" w:eastAsia="en-US"/>
+        </w:rPr>
+        <w:t xml:space="preserve"> </w:t>
+      </w:r>
+      <w:r>
+        <w:rPr>
+          <w:lang w:val="en-GB" w:eastAsia="en-US"/>
+        </w:rPr>
+        <w:t>concentration</w:t>
+      </w:r>
+      <w:r>
+        <w:rPr>
+          <w:lang w:val="en-GB" w:eastAsia="en-US"/>
+        </w:rPr>
+        <w:t xml:space="preserve"> calculated for the</w:t>
+      </w:r>
+      <w:r>
+        <w:rPr>
+          <w:lang w:val="en-GB" w:eastAsia="en-US"/>
+        </w:rPr>
+        <w:t xml:space="preserve"> fish tank. The constant, </w:t>
+      </w:r>
+      <m:oMath>
+        <m:sSub>
+          <m:sSubPr>
+            <m:ctrlPr>
+              <w:rPr>
+                <w:rFonts w:ascii="Cambria Math" w:hAnsi="Cambria Math"/>
+                <w:i/>
+                <w:lang w:val="en-GB" w:eastAsia="en-US"/>
+              </w:rPr>
+            </m:ctrlPr>
+          </m:sSubPr>
+          <m:e>
+            <m:sSub>
+              <m:sSubPr>
+                <m:ctrlPr>
+                  <w:rPr>
+                    <w:rFonts w:ascii="Cambria Math" w:hAnsi="Cambria Math"/>
+                    <w:i/>
+                    <w:lang w:val="en-GB" w:eastAsia="en-US"/>
+                  </w:rPr>
+                </m:ctrlPr>
+              </m:sSubPr>
+              <m:e>
+                <m:r>
+                  <w:rPr>
+                    <w:rFonts w:ascii="Cambria Math" w:hAnsi="Cambria Math"/>
+                    <w:lang w:val="en-GB" w:eastAsia="en-US"/>
+                  </w:rPr>
+                  <m:t>K</m:t>
+                </m:r>
+              </m:e>
+              <m:sub>
+                <m:r>
+                  <w:rPr>
+                    <w:rFonts w:ascii="Cambria Math" w:hAnsi="Cambria Math"/>
+                    <w:lang w:val="en-GB" w:eastAsia="en-US"/>
+                  </w:rPr>
+                  <m:t>p</m:t>
+                </m:r>
+              </m:sub>
+            </m:sSub>
+          </m:e>
+          <m:sub>
+            <m:sSub>
+              <m:sSubPr>
+                <m:ctrlPr>
+                  <w:rPr>
+                    <w:rFonts w:ascii="Cambria Math" w:hAnsi="Cambria Math"/>
+                    <w:i/>
+                    <w:lang w:val="en-GB" w:eastAsia="en-US"/>
+                  </w:rPr>
+                </m:ctrlPr>
+              </m:sSubPr>
+              <m:e>
+                <m:r>
+                  <w:rPr>
+                    <w:rFonts w:ascii="Cambria Math" w:hAnsi="Cambria Math"/>
+                    <w:lang w:val="en-GB" w:eastAsia="en-US"/>
+                  </w:rPr>
+                  <m:t>O</m:t>
+                </m:r>
+              </m:e>
+              <m:sub>
+                <m:r>
+                  <w:rPr>
+                    <w:rFonts w:ascii="Cambria Math" w:hAnsi="Cambria Math"/>
+                    <w:lang w:val="en-GB" w:eastAsia="en-US"/>
+                  </w:rPr>
+                  <m:t>2</m:t>
+                </m:r>
+              </m:sub>
+            </m:sSub>
+          </m:sub>
+        </m:sSub>
+      </m:oMath>
+      <w:r>
+        <w:rPr>
+          <w:lang w:val="en-GB" w:eastAsia="en-US"/>
+        </w:rPr>
+        <w:t>, is the oxygen consumption of the entire fish stock</w:t>
+      </w:r>
+      <w:r>
+        <w:rPr>
+          <w:lang w:val="en-GB" w:eastAsia="en-US"/>
+        </w:rPr>
+        <w:t xml:space="preserve"> multiplied by </w:t>
+      </w:r>
+      <m:oMath>
+        <m:r>
+          <w:rPr>
+            <w:rFonts w:ascii="Cambria Math" w:hAnsi="Cambria Math"/>
+            <w:lang w:val="en-GB" w:eastAsia="en-US"/>
+          </w:rPr>
+          <m:t>5000</m:t>
+        </m:r>
+      </m:oMath>
+      <w:r>
+        <w:rPr>
+          <w:lang w:val="en-GB" w:eastAsia="en-US"/>
+        </w:rPr>
+        <w:t xml:space="preserve"> (this value is empirical from the simulation; it results from the small absolute value of </w:t>
+      </w:r>
+      <m:oMath>
+        <m:sSub>
+          <m:sSubPr>
+            <m:ctrlPr>
+              <w:rPr>
+                <w:rFonts w:ascii="Cambria Math" w:hAnsi="Cambria Math"/>
+                <w:i/>
+                <w:lang w:val="en-GB" w:eastAsia="en-US"/>
+              </w:rPr>
+            </m:ctrlPr>
+          </m:sSubPr>
+          <m:e>
+            <m:r>
+              <w:rPr>
+                <w:rFonts w:ascii="Cambria Math" w:hAnsi="Cambria Math"/>
+                <w:lang w:val="en-GB" w:eastAsia="en-US"/>
+              </w:rPr>
+              <m:t>C</m:t>
+            </m:r>
+          </m:e>
+          <m:sub>
+            <m:r>
+              <w:rPr>
+                <w:rFonts w:ascii="Cambria Math" w:hAnsi="Cambria Math"/>
+                <w:lang w:val="en-GB" w:eastAsia="en-US"/>
+              </w:rPr>
+              <m:t>set</m:t>
+            </m:r>
+          </m:sub>
+        </m:sSub>
+        <m:r>
+          <w:rPr>
+            <w:rFonts w:ascii="Cambria Math" w:hAnsi="Cambria Math"/>
+            <w:lang w:val="en-GB" w:eastAsia="en-US"/>
+          </w:rPr>
+          <m:t>-</m:t>
+        </m:r>
+        <m:sSub>
+          <m:sSubPr>
+            <m:ctrlPr>
+              <w:rPr>
+                <w:rFonts w:ascii="Cambria Math" w:hAnsi="Cambria Math"/>
+                <w:i/>
+                <w:lang w:val="en-GB" w:eastAsia="en-US"/>
+              </w:rPr>
+            </m:ctrlPr>
+          </m:sSubPr>
+          <m:e>
+            <m:r>
+              <w:rPr>
+                <w:rFonts w:ascii="Cambria Math" w:hAnsi="Cambria Math"/>
+                <w:lang w:val="en-GB" w:eastAsia="en-US"/>
+              </w:rPr>
+              <m:t>C</m:t>
+            </m:r>
+          </m:e>
+          <m:sub>
+            <m:r>
+              <w:rPr>
+                <w:rFonts w:ascii="Cambria Math" w:hAnsi="Cambria Math"/>
+                <w:lang w:val="en-GB" w:eastAsia="en-US"/>
+              </w:rPr>
+              <m:t>measured</m:t>
+            </m:r>
+          </m:sub>
+        </m:sSub>
+      </m:oMath>
+      <w:r>
+        <w:rPr>
+          <w:lang w:val="en-GB" w:eastAsia="en-US"/>
+        </w:rPr>
+        <w:t>)</w:t>
+      </w:r>
+      <w:r>
+        <w:rPr>
+          <w:lang w:val="en-GB" w:eastAsia="en-US"/>
+        </w:rPr>
+        <w:t>.</w:t>
+      </w:r>
+      <w:r>
+        <w:rPr>
+          <w:lang w:val="en-GB" w:eastAsia="en-US"/>
+        </w:rPr>
+        <w:t xml:space="preserve"> </w:t>
+      </w:r>
+    </w:p>
+    <w:p>
+      <w:pPr>
+        <w:pStyle w:val="berschrift2"/>
+      </w:pPr>
+      <w:r>
+        <w:t>Storage Tanks</w:t>
+      </w:r>
+    </w:p>
+    <w:p>
+      <w:pPr>
+        <w:rPr>
+          <w:lang w:val="en-GB" w:eastAsia="en-US"/>
+        </w:rPr>
+      </w:pPr>
+      <w:r>
+        <w:rPr>
+          <w:lang w:val="en-GB" w:eastAsia="en-US"/>
+        </w:rPr>
+        <w:t xml:space="preserve">The storage tanks </w:t>
+      </w:r>
+      <w:r>
+        <w:rPr>
+          <w:lang w:val="en-GB" w:eastAsia="en-US"/>
+        </w:rPr>
+        <w:t xml:space="preserve">can be understood as a black box. They </w:t>
+      </w:r>
+      <w:r>
+        <w:rPr>
+          <w:lang w:val="en-GB" w:eastAsia="en-US"/>
+        </w:rPr>
+        <w:t xml:space="preserve">are neither defined nor sized. Researching materials and sizes would have been beyond the scope of the project. However, the simulation offers an excellent tool for the sizing of the storage tanks. Sizing the heat storage </w:t>
+      </w:r>
+      <w:r>
+        <w:rPr>
+          <w:lang w:val="en-GB" w:eastAsia="en-US"/>
+        </w:rPr>
+        <w:lastRenderedPageBreak/>
+        <w:t>and introducing a heat pump can change the sizing of the greenhouse</w:t>
+      </w:r>
+      <w:r>
+        <w:rPr>
+          <w:lang w:val="en-GB" w:eastAsia="en-US"/>
+        </w:rPr>
+        <w:t>. This results in an optimization problem, where the benefits of high temperature storage need to be weighed against the increased heat losses resulting from the greater temperature gradient. The optimization is likely iterative, with many simulations being required to determine optimal storage size.</w:t>
+      </w:r>
+    </w:p>
+    <w:p>
+      <w:pPr>
+        <w:rPr>
+          <w:lang w:val="en-GB" w:eastAsia="en-US"/>
+        </w:rPr>
+      </w:pPr>
+      <w:r>
+        <w:rPr>
+          <w:lang w:val="en-GB" w:eastAsia="en-US"/>
+        </w:rPr>
+        <w:t>In the current model, t</w:t>
+      </w:r>
+      <w:r>
+        <w:rPr>
+          <w:lang w:val="en-GB" w:eastAsia="en-US"/>
+        </w:rPr>
+        <w:t xml:space="preserve">he </w:t>
+      </w:r>
+      <w:r>
+        <w:rPr>
+          <w:lang w:val="en-GB" w:eastAsia="en-US"/>
+        </w:rPr>
+        <w:t xml:space="preserve">heat </w:t>
+      </w:r>
+      <w:r>
+        <w:rPr>
+          <w:lang w:val="en-GB" w:eastAsia="en-US"/>
+        </w:rPr>
+        <w:t xml:space="preserve">storage tanks are defined as infinitely large, with no losses. </w:t>
+      </w:r>
+      <w:r>
+        <w:rPr>
+          <w:lang w:val="en-GB" w:eastAsia="en-US"/>
+        </w:rPr>
+        <w:t>The entire stretch from the electrolyzer to the fish tank/greenhouse can encompass a heat pump, a heat storage of any size or material and pipes.</w:t>
+      </w:r>
+      <w:r>
+        <w:rPr>
+          <w:lang w:val="en-GB" w:eastAsia="en-US"/>
+        </w:rPr>
+        <w:t xml:space="preserve"> There is no potential variable (temperature) determining flow to or from the storage tank. The assumption is that all the heat is stored at a sufficiently high temperature level for a gradient to exist between the heat storage and the greenhouse/fish tank, </w:t>
+      </w:r>
+      <w:proofErr w:type="gramStart"/>
+      <w:r>
+        <w:rPr>
+          <w:lang w:val="en-GB" w:eastAsia="en-US"/>
+        </w:rPr>
+        <w:t>at all times</w:t>
+      </w:r>
+      <w:proofErr w:type="gramEnd"/>
+      <w:r>
+        <w:rPr>
+          <w:lang w:val="en-GB" w:eastAsia="en-US"/>
+        </w:rPr>
+        <w:t xml:space="preserve">. Heat transfer from and to the storage is assumed to be ideal (the tank can run empty). There is currently no measure to prevent negative values in the </w:t>
+      </w:r>
+      <w:r>
+        <w:rPr>
+          <w:lang w:val="en-GB" w:eastAsia="en-US"/>
+        </w:rPr>
+        <w:t xml:space="preserve">heat </w:t>
+      </w:r>
+      <w:r>
+        <w:rPr>
+          <w:lang w:val="en-GB" w:eastAsia="en-US"/>
+        </w:rPr>
+        <w:t xml:space="preserve">storage tank. </w:t>
+      </w:r>
+    </w:p>
+    <w:p>
+      <w:pPr>
+        <w:rPr>
+          <w:lang w:val="en-GB" w:eastAsia="en-US"/>
+        </w:rPr>
+      </w:pPr>
+      <w:r>
+        <w:rPr>
+          <w:lang w:val="en-GB" w:eastAsia="en-US"/>
+        </w:rPr>
+        <w:t xml:space="preserve">The oxygen tank is similarly undefined, with no potential variable (pressure), pumps, piping, material or dimension. Oxygen is assumed to dissolve in tank water entirely with no losses. There is currently no measure to prevent emptying or negative values in the oxygen tank. </w:t>
       </w:r>
     </w:p>
     <w:p>
@@ -7690,13 +8492,13 @@
               <w:rPr>
                 <w:lang w:val="en-GB"/>
               </w:rPr>
-              <w:instrText xml:space="preserve"> ADDIN ZOTERO_ITEM CSL_CITATION {"citationID":"DSsI2lzZ","properties":{"formattedCitation":"[22]","plainCitation":"[22]","noteIndex":0},"citationItems":[{"id":343,"uris":["http://zotero.org/groups/6447497/items/SRB46M8K"],"itemData":{"id":343,"type":"post-weblog","language":"en-GB","title":"Haeolus – Hydrogen-Aeolic Energy with Optimised eLectrolysers Upstream of Substation","URL":"https://haeolus.eu/","accessed":{"date-parts":[["2026",3,6]]},"issued":{"date-parts":[["2024",1,8]]}}}],"schema":"https://github.com/citation-style-language/schema/raw/master/csl-citation.json"} </w:instrText>
+              <w:instrText xml:space="preserve"> ADDIN ZOTERO_ITEM CSL_CITATION {"citationID":"DSsI2lzZ","properties":{"formattedCitation":"[23]","plainCitation":"[23]","noteIndex":0},"citationItems":[{"id":343,"uris":["http://zotero.org/groups/6447497/items/SRB46M8K"],"itemData":{"id":343,"type":"post-weblog","language":"en-GB","title":"Haeolus – Hydrogen-Aeolic Energy with Optimised eLectrolysers Upstream of Substation","URL":"https://haeolus.eu/","accessed":{"date-parts":[["2026",3,6]]},"issued":{"date-parts":[["2024",1,8]]}}}],"schema":"https://github.com/citation-style-language/schema/raw/master/csl-citation.json"} </w:instrText>
             </w:r>
             <w:r>
               <w:fldChar w:fldCharType="separate"/>
             </w:r>
             <w:r>
-              <w:t>[22]</w:t>
+              <w:t>[23]</w:t>
             </w:r>
             <w:r>
               <w:fldChar w:fldCharType="end"/>
@@ -7774,13 +8576,13 @@
               <w:rPr>
                 <w:lang w:val="en-GB"/>
               </w:rPr>
-              <w:instrText xml:space="preserve"> ADDIN ZOTERO_ITEM CSL_CITATION {"citationID":"gPCdkhXq","properties":{"formattedCitation":"[23]","plainCitation":"[23]","noteIndex":0},"citationItems":[{"id":359,"uris":["http://zotero.org/groups/6447497/items/SS8CMKJN"],"itemData":{"id":359,"type":"article-journal","abstract":"This study investigates the impact of including (or neglecting) the variable efficiency of hydrogen electrolyzers as a function of operating power in the modelling of green hydrogen produced from variable renewable energy sources. Results show that neglecting the variable electrolyzer efficiency, as is commonly done in studies of green hydrogen, leads to significant overestimation of hydrogen production in the range of 5–24%. The effects of the time resolution used in models are also investigated, as well as the impact of including the option for the electrolyzer to switch to stand-by mode instead of powering down and electrolyzer ramp rate constraints. Results indicate that these have a minor effect on overall hydrogen production, with the use of hour resolution data leading to overestimation in the range of 0.2–2%, relative to using 5-min data. This study used data from three solar farms and three wind in Australia, from which it is observed that wind farms produced 55% more hydrogen than the solar farms. The results in this study highlight the critical importance of including the variable efficiency of electrolyzers in the modelling of green hydrogen production. As this industry scales, continuing to neglect this effect would lead to the overestimation of hydrogen production by tens of megatonnes.","container-title":"International Journal of Hydrogen Energy","DOI":"10.1016/j.ijhydene.2024.05.360","ISSN":"0360-3199","journalAbbreviation":"International Journal of Hydrogen Energy","page":"49-59","source":"ScienceDirect","title":"Ignore variability, overestimate hydrogen production – Quantifying the effects of electrolyzer efficiency curves on hydrogen production from renewable energy sources","volume":"72","author":[{"family":"Virah-Sawmy","given":"Dan"},{"family":"Beck","given":"Fiona J."},{"family":"Sturmberg","given":"Bjorn"}],"issued":{"date-parts":[["2024",6,27]]}}}],"schema":"https://github.com/citation-style-language/schema/raw/master/csl-citation.json"} </w:instrText>
+              <w:instrText xml:space="preserve"> ADDIN ZOTERO_ITEM CSL_CITATION {"citationID":"gPCdkhXq","properties":{"formattedCitation":"[24]","plainCitation":"[24]","noteIndex":0},"citationItems":[{"id":359,"uris":["http://zotero.org/groups/6447497/items/SS8CMKJN"],"itemData":{"id":359,"type":"article-journal","abstract":"This study investigates the impact of including (or neglecting) the variable efficiency of hydrogen electrolyzers as a function of operating power in the modelling of green hydrogen produced from variable renewable energy sources. Results show that neglecting the variable electrolyzer efficiency, as is commonly done in studies of green hydrogen, leads to significant overestimation of hydrogen production in the range of 5–24%. The effects of the time resolution used in models are also investigated, as well as the impact of including the option for the electrolyzer to switch to stand-by mode instead of powering down and electrolyzer ramp rate constraints. Results indicate that these have a minor effect on overall hydrogen production, with the use of hour resolution data leading to overestimation in the range of 0.2–2%, relative to using 5-min data. This study used data from three solar farms and three wind in Australia, from which it is observed that wind farms produced 55% more hydrogen than the solar farms. The results in this study highlight the critical importance of including the variable efficiency of electrolyzers in the modelling of green hydrogen production. As this industry scales, continuing to neglect this effect would lead to the overestimation of hydrogen production by tens of megatonnes.","container-title":"International Journal of Hydrogen Energy","DOI":"10.1016/j.ijhydene.2024.05.360","ISSN":"0360-3199","journalAbbreviation":"International Journal of Hydrogen Energy","page":"49-59","source":"ScienceDirect","title":"Ignore variability, overestimate hydrogen production – Quantifying the effects of electrolyzer efficiency curves on hydrogen production from renewable energy sources","volume":"72","author":[{"family":"Virah-Sawmy","given":"Dan"},{"family":"Beck","given":"Fiona J."},{"family":"Sturmberg","given":"Bjorn"}],"issued":{"date-parts":[["2024",6,27]]}}}],"schema":"https://github.com/citation-style-language/schema/raw/master/csl-citation.json"} </w:instrText>
             </w:r>
             <w:r>
               <w:fldChar w:fldCharType="separate"/>
             </w:r>
             <w:r>
-              <w:t>[23]</w:t>
+              <w:t>[24]</w:t>
             </w:r>
             <w:r>
               <w:fldChar w:fldCharType="end"/>
@@ -7982,13 +8784,13 @@
               <w:rPr>
                 <w:lang w:val="en-GB"/>
               </w:rPr>
-              <w:instrText xml:space="preserve"> ADDIN ZOTERO_ITEM CSL_CITATION {"citationID":"eSBSfdEq","properties":{"formattedCitation":"[24]","plainCitation":"[24]","noteIndex":0},"citationItems":[{"id":358,"uris":["http://zotero.org/groups/6447497/items/ZK2PQ9AW"],"itemData":{"id":358,"type":"book","ISBN":"3-527-33342-8","language":"English","title":"Hydrogen Production by Electrolysis","author":[{"family":"Godula-Jopek","given":"Agata"}],"issued":{"date-parts":[["2015",7,7]]}}}],"schema":"https://github.com/citation-style-language/schema/raw/master/csl-citation.json"} </w:instrText>
+              <w:instrText xml:space="preserve"> ADDIN ZOTERO_ITEM CSL_CITATION {"citationID":"eSBSfdEq","properties":{"formattedCitation":"[25]","plainCitation":"[25]","noteIndex":0},"citationItems":[{"id":358,"uris":["http://zotero.org/groups/6447497/items/ZK2PQ9AW"],"itemData":{"id":358,"type":"book","ISBN":"3-527-33342-8","language":"English","title":"Hydrogen Production by Electrolysis","author":[{"family":"Godula-Jopek","given":"Agata"}],"issued":{"date-parts":[["2015",7,7]]}}}],"schema":"https://github.com/citation-style-language/schema/raw/master/csl-citation.json"} </w:instrText>
             </w:r>
             <w:r>
               <w:fldChar w:fldCharType="separate"/>
             </w:r>
             <w:r>
-              <w:t>[24]</w:t>
+              <w:t>[25]</w:t>
             </w:r>
             <w:r>
               <w:fldChar w:fldCharType="end"/>
@@ -8418,6 +9220,7 @@
               <w:jc w:val="center"/>
             </w:pPr>
             <w:r>
+              <w:lastRenderedPageBreak/>
               <w:t>O2_consum_fish</w:t>
             </w:r>
           </w:p>
@@ -8515,7 +9318,6 @@
             </w:pPr>
             <w:proofErr w:type="spellStart"/>
             <w:r>
-              <w:lastRenderedPageBreak/>
               <w:t>rho_air</w:t>
             </w:r>
             <w:proofErr w:type="spellEnd"/>
@@ -10086,7 +10888,6 @@
           <w:sz w:val="32"/>
           <w:szCs w:val="32"/>
         </w:rPr>
-        <w:lastRenderedPageBreak/>
         <w:drawing>
           <wp:inline distT="0" distB="0" distL="0" distR="0" wp14:anchorId="41237A98" wp14:editId="0922E739">
             <wp:extent cx="5731510" cy="6144260"/>
@@ -10229,7 +11030,14 @@
         <w:rPr>
           <w:lang w:val="en-GB"/>
         </w:rPr>
-        <w:t xml:space="preserve">. The equation is described shortly and the section of the model where it can be found is named. The variables for the equations below are listed under </w:t>
+        <w:t xml:space="preserve">. The equation is described </w:t>
+      </w:r>
+      <w:r>
+        <w:rPr>
+          <w:lang w:val="en-GB"/>
+        </w:rPr>
+        <w:lastRenderedPageBreak/>
+        <w:t xml:space="preserve">shortly and the section of the model where it can be found is named. The variables for the equations below are listed under </w:t>
       </w:r>
       <w:r>
         <w:rPr>
@@ -10258,7 +11066,6 @@
       <w:bookmarkStart w:id="15" w:name="_Toc225009480"/>
       <w:proofErr w:type="spellStart"/>
       <w:r>
-        <w:lastRenderedPageBreak/>
         <w:t>Variables</w:t>
       </w:r>
       <w:bookmarkEnd w:id="15"/>
@@ -11398,6 +12205,7 @@
       </w:pPr>
       <w:bookmarkStart w:id="16" w:name="_Toc225009481"/>
       <w:r>
+        <w:lastRenderedPageBreak/>
         <w:t>Hydrogen Production Rate</w:t>
       </w:r>
       <w:bookmarkEnd w:id="16"/>
@@ -11666,7 +12474,6 @@
       </w:pPr>
       <w:bookmarkStart w:id="17" w:name="_Toc225009482"/>
       <w:r>
-        <w:lastRenderedPageBreak/>
         <w:t>Oxygen Production Rate</w:t>
       </w:r>
       <w:bookmarkEnd w:id="17"/>
@@ -12930,6 +13737,7 @@
           <w:rFonts w:eastAsiaTheme="minorEastAsia"/>
           <w:lang w:val="en-GB"/>
         </w:rPr>
+        <w:lastRenderedPageBreak/>
         <w:t>This function of the simulation is incomplete, as there are no temperature gradients determining the heat flow.</w:t>
       </w:r>
     </w:p>
@@ -13889,6 +14697,41 @@
           <w:rFonts w:ascii="Times New Roman" w:hAnsi="Times New Roman" w:cs="Times New Roman"/>
         </w:rPr>
         <w:tab/>
+        <w:t xml:space="preserve">A. </w:t>
+      </w:r>
+      <w:proofErr w:type="gramStart"/>
+      <w:r>
+        <w:rPr>
+          <w:rFonts w:ascii="Times New Roman" w:hAnsi="Times New Roman" w:cs="Times New Roman"/>
+        </w:rPr>
+        <w:t>Dmitry, ‘</w:t>
+      </w:r>
+      <w:proofErr w:type="gramEnd"/>
+      <w:r>
+        <w:rPr>
+          <w:rFonts w:ascii="Times New Roman" w:hAnsi="Times New Roman" w:cs="Times New Roman"/>
+        </w:rPr>
+        <w:t>Effect of water quality on rainbow trout performance’.</w:t>
+      </w:r>
+    </w:p>
+    <w:p>
+      <w:pPr>
+        <w:pStyle w:val="Literaturverzeichnis"/>
+        <w:rPr>
+          <w:rFonts w:ascii="Times New Roman" w:hAnsi="Times New Roman" w:cs="Times New Roman"/>
+        </w:rPr>
+      </w:pPr>
+      <w:r>
+        <w:rPr>
+          <w:rFonts w:ascii="Times New Roman" w:hAnsi="Times New Roman" w:cs="Times New Roman"/>
+        </w:rPr>
+        <w:t>[23]</w:t>
+      </w:r>
+      <w:r>
+        <w:rPr>
+          <w:rFonts w:ascii="Times New Roman" w:hAnsi="Times New Roman" w:cs="Times New Roman"/>
+        </w:rPr>
+        <w:tab/>
         <w:t>‘</w:t>
       </w:r>
       <w:proofErr w:type="spellStart"/>
@@ -13945,7 +14788,7 @@
         <w:rPr>
           <w:rFonts w:ascii="Times New Roman" w:hAnsi="Times New Roman" w:cs="Times New Roman"/>
         </w:rPr>
-        <w:t>[23]</w:t>
+        <w:t>[24]</w:t>
       </w:r>
       <w:r>
         <w:rPr>
@@ -14054,7 +14897,7 @@
         <w:rPr>
           <w:rFonts w:ascii="Times New Roman" w:hAnsi="Times New Roman" w:cs="Times New Roman"/>
         </w:rPr>
-        <w:t>[24]</w:t>
+        <w:t>[25]</w:t>
       </w:r>
       <w:r>
         <w:rPr>

--- a/Documentation.docx
+++ b/Documentation.docx
@@ -4718,21 +4718,7 @@
             <w:rFonts w:ascii="Cambria Math" w:hAnsi="Cambria Math"/>
             <w:lang w:val="en-GB"/>
           </w:rPr>
-          <m:t>12</m:t>
-        </m:r>
-        <m:r>
-          <w:rPr>
-            <w:rFonts w:ascii="Cambria Math" w:hAnsi="Cambria Math"/>
-            <w:lang w:val="en-GB"/>
-          </w:rPr>
-          <m:t xml:space="preserve"> </m:t>
-        </m:r>
-        <m:r>
-          <w:rPr>
-            <w:rFonts w:ascii="Cambria Math" w:hAnsi="Cambria Math"/>
-            <w:lang w:val="en-GB"/>
-          </w:rPr>
-          <m:t>°C</m:t>
+          <m:t>12 °C</m:t>
         </m:r>
       </m:oMath>
       <w:r>
@@ -5083,14 +5069,7 @@
               <w:rFonts w:ascii="Cambria Math" w:hAnsi="Cambria Math"/>
               <w:lang w:val="en-GB"/>
             </w:rPr>
-            <m:t>=</m:t>
-          </m:r>
-          <m:r>
-            <w:rPr>
-              <w:rFonts w:ascii="Cambria Math" w:hAnsi="Cambria Math"/>
-              <w:lang w:val="en-GB"/>
-            </w:rPr>
-            <m:t xml:space="preserve">21 046.86 </m:t>
+            <m:t xml:space="preserve">=21 046.86 </m:t>
           </m:r>
           <m:sSup>
             <m:sSupPr>
@@ -5176,14 +5155,7 @@
                       <w:rFonts w:ascii="Cambria Math" w:hAnsi="Cambria Math"/>
                       <w:lang w:val="en-GB"/>
                     </w:rPr>
-                    <m:t>21046.86</m:t>
-                  </m:r>
-                  <m:r>
-                    <w:rPr>
-                      <w:rFonts w:ascii="Cambria Math" w:hAnsi="Cambria Math"/>
-                      <w:lang w:val="en-GB"/>
-                    </w:rPr>
-                    <m:t xml:space="preserve"> </m:t>
+                    <m:t xml:space="preserve">21046.86 </m:t>
                   </m:r>
                   <m:sSup>
                     <m:sSupPr>
@@ -5232,42 +5204,7 @@
               <w:rFonts w:ascii="Cambria Math" w:hAnsi="Cambria Math"/>
               <w:lang w:val="en-GB"/>
             </w:rPr>
-            <m:t>=6.41</m:t>
-          </m:r>
-          <m:r>
-            <w:rPr>
-              <w:rFonts w:ascii="Cambria Math" w:hAnsi="Cambria Math"/>
-              <w:lang w:val="en-GB"/>
-            </w:rPr>
-            <m:t xml:space="preserve"> m</m:t>
-          </m:r>
-          <m:r>
-            <w:rPr>
-              <w:rFonts w:ascii="Cambria Math" w:hAnsi="Cambria Math"/>
-              <w:lang w:val="en-GB"/>
-            </w:rPr>
-            <m:t>;W=25.63</m:t>
-          </m:r>
-          <m:r>
-            <w:rPr>
-              <w:rFonts w:ascii="Cambria Math" w:hAnsi="Cambria Math"/>
-              <w:lang w:val="en-GB"/>
-            </w:rPr>
-            <m:t xml:space="preserve"> m</m:t>
-          </m:r>
-          <m:r>
-            <w:rPr>
-              <w:rFonts w:ascii="Cambria Math" w:hAnsi="Cambria Math"/>
-              <w:lang w:val="en-GB"/>
-            </w:rPr>
-            <m:t>;L=128.15</m:t>
-          </m:r>
-          <m:r>
-            <w:rPr>
-              <w:rFonts w:ascii="Cambria Math" w:hAnsi="Cambria Math"/>
-              <w:lang w:val="en-GB"/>
-            </w:rPr>
-            <m:t xml:space="preserve"> m</m:t>
+            <m:t>=6.41 m;W=25.63 m;L=128.15 m</m:t>
           </m:r>
         </m:oMath>
       </m:oMathPara>
@@ -5521,28 +5458,7 @@
             <w:rFonts w:ascii="Cambria Math" w:hAnsi="Cambria Math"/>
             <w:lang w:val="en-GB"/>
           </w:rPr>
-          <m:t>0.</m:t>
-        </m:r>
-        <m:r>
-          <w:rPr>
-            <w:rFonts w:ascii="Cambria Math" w:hAnsi="Cambria Math"/>
-            <w:lang w:val="en-GB"/>
-          </w:rPr>
-          <m:t>133</m:t>
-        </m:r>
-        <m:r>
-          <w:rPr>
-            <w:rFonts w:ascii="Cambria Math" w:hAnsi="Cambria Math"/>
-            <w:lang w:val="en-GB"/>
-          </w:rPr>
-          <m:t>2</m:t>
-        </m:r>
-        <m:r>
-          <w:rPr>
-            <w:rFonts w:ascii="Cambria Math" w:hAnsi="Cambria Math"/>
-            <w:lang w:val="en-GB"/>
-          </w:rPr>
-          <m:t xml:space="preserve"> MW</m:t>
+          <m:t>0.1332 MW</m:t>
         </m:r>
       </m:oMath>
       <w:r>
@@ -6551,19 +6467,7 @@
         <w:rPr>
           <w:lang w:val="en-GB" w:eastAsia="en-US"/>
         </w:rPr>
-        <w:t xml:space="preserve">of a </w:t>
-      </w:r>
-      <w:r>
-        <w:rPr>
-          <w:lang w:val="en-GB" w:eastAsia="en-US"/>
-        </w:rPr>
-        <w:t>rectangular</w:t>
-      </w:r>
-      <w:r>
-        <w:rPr>
-          <w:lang w:val="en-GB" w:eastAsia="en-US"/>
-        </w:rPr>
-        <w:t xml:space="preserve"> prism </w:t>
+        <w:t xml:space="preserve">of a rectangular prism </w:t>
       </w:r>
       <w:r>
         <w:rPr>
@@ -6583,14 +6487,7 @@
             <w:rFonts w:ascii="Cambria Math" w:hAnsi="Cambria Math"/>
             <w:lang w:val="en-GB" w:eastAsia="en-US"/>
           </w:rPr>
-          <m:t>87.83</m:t>
-        </m:r>
-        <m:r>
-          <w:rPr>
-            <w:rFonts w:ascii="Cambria Math" w:hAnsi="Cambria Math"/>
-            <w:lang w:val="en-GB" w:eastAsia="en-US"/>
-          </w:rPr>
-          <m:t xml:space="preserve"> m</m:t>
+          <m:t>87.83 m</m:t>
         </m:r>
       </m:oMath>
       <w:r>
@@ -6788,28 +6685,7 @@
               <w:lang w:val="en-GB"/>
             </w:rPr>
             <w:lastRenderedPageBreak/>
-            <m:t>H=</m:t>
-          </m:r>
-          <m:r>
-            <w:rPr>
-              <w:rFonts w:ascii="Cambria Math" w:hAnsi="Cambria Math"/>
-              <w:lang w:val="en-GB"/>
-            </w:rPr>
-            <m:t>20 m;5W</m:t>
-          </m:r>
-          <m:r>
-            <w:rPr>
-              <w:rFonts w:ascii="Cambria Math" w:hAnsi="Cambria Math"/>
-              <w:lang w:val="en-GB"/>
-            </w:rPr>
-            <m:t>=</m:t>
-          </m:r>
-          <m:r>
-            <w:rPr>
-              <w:rFonts w:ascii="Cambria Math" w:hAnsi="Cambria Math"/>
-              <w:lang w:val="en-GB"/>
-            </w:rPr>
-            <m:t>L</m:t>
+            <m:t>H=20 m;5W=L</m:t>
           </m:r>
         </m:oMath>
       </m:oMathPara>
@@ -6828,56 +6704,7 @@
               <w:rFonts w:ascii="Cambria Math" w:hAnsi="Cambria Math"/>
               <w:lang w:val="en-GB"/>
             </w:rPr>
-            <m:t>2H⋅</m:t>
-          </m:r>
-          <m:r>
-            <w:rPr>
-              <w:rFonts w:ascii="Cambria Math" w:hAnsi="Cambria Math"/>
-              <w:lang w:val="en-GB"/>
-            </w:rPr>
-            <m:t>W</m:t>
-          </m:r>
-          <m:r>
-            <w:rPr>
-              <w:rFonts w:ascii="Cambria Math" w:hAnsi="Cambria Math"/>
-              <w:lang w:val="en-GB"/>
-            </w:rPr>
-            <m:t>+2H⋅L+2W⋅</m:t>
-          </m:r>
-          <m:r>
-            <w:rPr>
-              <w:rFonts w:ascii="Cambria Math" w:hAnsi="Cambria Math"/>
-              <w:lang w:val="en-GB"/>
-            </w:rPr>
-            <m:t>L=</m:t>
-          </m:r>
-          <m:r>
-            <w:rPr>
-              <w:rFonts w:ascii="Cambria Math" w:hAnsi="Cambria Math"/>
-              <w:lang w:val="en-GB"/>
-            </w:rPr>
-            <m:t>2</m:t>
-          </m:r>
-          <m:r>
-            <w:rPr>
-              <w:rFonts w:ascii="Cambria Math" w:hAnsi="Cambria Math"/>
-              <w:lang w:val="en-GB"/>
-            </w:rPr>
-            <m:t>40</m:t>
-          </m:r>
-          <m:r>
-            <w:rPr>
-              <w:rFonts w:ascii="Cambria Math" w:hAnsi="Cambria Math"/>
-              <w:lang w:val="en-GB"/>
-            </w:rPr>
-            <m:t xml:space="preserve"> m⋅W+</m:t>
-          </m:r>
-          <m:r>
-            <w:rPr>
-              <w:rFonts w:ascii="Cambria Math" w:hAnsi="Cambria Math"/>
-              <w:lang w:val="en-GB"/>
-            </w:rPr>
-            <m:t>10⋅</m:t>
+            <m:t>2H⋅W+2H⋅L+2W⋅L=240 m⋅W+10⋅</m:t>
           </m:r>
           <m:sSup>
             <m:sSupPr>
@@ -6913,21 +6740,7 @@
               <w:rFonts w:ascii="Cambria Math" w:hAnsi="Cambria Math"/>
               <w:lang w:val="en-GB"/>
             </w:rPr>
-            <m:t>=</m:t>
-          </m:r>
-          <m:r>
-            <w:rPr>
-              <w:rFonts w:ascii="Cambria Math" w:hAnsi="Cambria Math"/>
-              <w:lang w:val="en-GB"/>
-            </w:rPr>
-            <m:t>46284.829</m:t>
-          </m:r>
-          <m:r>
-            <w:rPr>
-              <w:rFonts w:ascii="Cambria Math" w:hAnsi="Cambria Math"/>
-              <w:lang w:val="en-GB"/>
-            </w:rPr>
-            <m:t xml:space="preserve"> </m:t>
+            <m:t xml:space="preserve">=46284.829 </m:t>
           </m:r>
           <m:sSup>
             <m:sSupPr>
@@ -6975,21 +6788,7 @@
               <w:rFonts w:ascii="Cambria Math" w:hAnsi="Cambria Math"/>
               <w:lang w:val="en-GB"/>
             </w:rPr>
-            <m:t>W</m:t>
-          </m:r>
-          <m:r>
-            <w:rPr>
-              <w:rFonts w:ascii="Cambria Math" w:hAnsi="Cambria Math"/>
-              <w:lang w:val="en-GB"/>
-            </w:rPr>
-            <m:t>=</m:t>
-          </m:r>
-          <m:r>
-            <w:rPr>
-              <w:rFonts w:ascii="Cambria Math" w:hAnsi="Cambria Math"/>
-              <w:lang w:val="en-GB"/>
-            </w:rPr>
-            <m:t>-12 m+</m:t>
+            <m:t>W=-12 m+</m:t>
           </m:r>
           <m:rad>
             <m:radPr>
@@ -7096,91 +6895,7 @@
               <w:rFonts w:ascii="Cambria Math" w:hAnsi="Cambria Math"/>
               <w:lang w:val="en-GB"/>
             </w:rPr>
-            <m:t>=</m:t>
-          </m:r>
-          <m:r>
-            <w:rPr>
-              <w:rFonts w:ascii="Cambria Math" w:hAnsi="Cambria Math"/>
-              <w:lang w:val="en-GB"/>
-            </w:rPr>
-            <m:t>57</m:t>
-          </m:r>
-          <m:r>
-            <w:rPr>
-              <w:rFonts w:ascii="Cambria Math" w:hAnsi="Cambria Math"/>
-              <w:lang w:val="en-GB"/>
-            </w:rPr>
-            <m:t>.083</m:t>
-          </m:r>
-          <m:r>
-            <w:rPr>
-              <w:rFonts w:ascii="Cambria Math" w:hAnsi="Cambria Math"/>
-              <w:lang w:val="en-GB"/>
-            </w:rPr>
-            <m:t xml:space="preserve"> m</m:t>
-          </m:r>
-          <m:r>
-            <w:rPr>
-              <w:rFonts w:ascii="Cambria Math" w:hAnsi="Cambria Math"/>
-              <w:lang w:val="en-GB"/>
-            </w:rPr>
-            <m:t>;</m:t>
-          </m:r>
-          <m:r>
-            <w:rPr>
-              <w:rFonts w:ascii="Cambria Math" w:hAnsi="Cambria Math"/>
-              <w:lang w:val="en-GB"/>
-            </w:rPr>
-            <m:t>L</m:t>
-          </m:r>
-          <m:r>
-            <w:rPr>
-              <w:rFonts w:ascii="Cambria Math" w:hAnsi="Cambria Math"/>
-              <w:lang w:val="en-GB"/>
-            </w:rPr>
-            <m:t>=</m:t>
-          </m:r>
-          <m:r>
-            <w:rPr>
-              <w:rFonts w:ascii="Cambria Math" w:hAnsi="Cambria Math"/>
-              <w:lang w:val="en-GB"/>
-            </w:rPr>
-            <m:t>285.416</m:t>
-          </m:r>
-          <m:r>
-            <w:rPr>
-              <w:rFonts w:ascii="Cambria Math" w:hAnsi="Cambria Math"/>
-              <w:lang w:val="en-GB"/>
-            </w:rPr>
-            <m:t xml:space="preserve"> m</m:t>
-          </m:r>
-          <m:r>
-            <w:rPr>
-              <w:rFonts w:ascii="Cambria Math" w:hAnsi="Cambria Math"/>
-              <w:lang w:val="en-GB"/>
-            </w:rPr>
-            <m:t>;</m:t>
-          </m:r>
-          <m:r>
-            <w:rPr>
-              <w:rFonts w:ascii="Cambria Math" w:hAnsi="Cambria Math"/>
-              <w:lang w:val="en-GB"/>
-            </w:rPr>
-            <m:t>H</m:t>
-          </m:r>
-          <m:r>
-            <w:rPr>
-              <w:rFonts w:ascii="Cambria Math" w:hAnsi="Cambria Math"/>
-              <w:lang w:val="en-GB"/>
-            </w:rPr>
-            <m:t>=</m:t>
-          </m:r>
-          <m:r>
-            <w:rPr>
-              <w:rFonts w:ascii="Cambria Math" w:hAnsi="Cambria Math"/>
-              <w:lang w:val="en-GB"/>
-            </w:rPr>
-            <m:t>20 m</m:t>
+            <m:t>=57.083 m;L=285.416 m;H=20 m</m:t>
           </m:r>
         </m:oMath>
       </m:oMathPara>
@@ -7324,14 +7039,7 @@
             <w:rFonts w:ascii="Cambria Math" w:hAnsi="Cambria Math"/>
             <w:lang w:val="en-GB" w:eastAsia="en-US"/>
           </w:rPr>
-          <m:t>2</m:t>
-        </m:r>
-        <m:r>
-          <w:rPr>
-            <w:rFonts w:ascii="Cambria Math" w:hAnsi="Cambria Math"/>
-            <w:lang w:val="en-GB" w:eastAsia="en-US"/>
-          </w:rPr>
-          <m:t xml:space="preserve"> °C</m:t>
+          <m:t>2 °C</m:t>
         </m:r>
       </m:oMath>
       <w:r>
@@ -7639,10 +7347,7 @@
         <w:pStyle w:val="berschrift2"/>
       </w:pPr>
       <w:r>
-        <w:t xml:space="preserve">Control Strategy </w:t>
-      </w:r>
-      <w:r>
-        <w:t>Oxygen</w:t>
+        <w:t>Control Strategy Oxygen</w:t>
       </w:r>
     </w:p>
     <w:p>
@@ -7669,14 +7374,7 @@
             <w:rFonts w:ascii="Cambria Math" w:hAnsi="Cambria Math"/>
             <w:lang w:val="en-GB" w:eastAsia="en-US"/>
           </w:rPr>
-          <m:t>9</m:t>
-        </m:r>
-        <m:r>
-          <w:rPr>
-            <w:rFonts w:ascii="Cambria Math" w:hAnsi="Cambria Math"/>
-            <w:lang w:val="en-GB" w:eastAsia="en-US"/>
-          </w:rPr>
-          <m:t>.7</m:t>
+          <m:t>9.7</m:t>
         </m:r>
         <m:f>
           <m:fPr>
@@ -7720,21 +7418,7 @@
             <w:rFonts w:ascii="Cambria Math" w:hAnsi="Cambria Math"/>
             <w:lang w:val="en-GB" w:eastAsia="en-US"/>
           </w:rPr>
-          <m:t>17</m:t>
-        </m:r>
-        <m:r>
-          <w:rPr>
-            <w:rFonts w:ascii="Cambria Math" w:hAnsi="Cambria Math"/>
-            <w:lang w:val="en-GB" w:eastAsia="en-US"/>
-          </w:rPr>
-          <m:t xml:space="preserve"> </m:t>
-        </m:r>
-        <m:r>
-          <w:rPr>
-            <w:rFonts w:ascii="Cambria Math" w:hAnsi="Cambria Math"/>
-            <w:lang w:val="en-GB" w:eastAsia="en-US"/>
-          </w:rPr>
-          <m:t>°C</m:t>
+          <m:t>17 °C</m:t>
         </m:r>
       </m:oMath>
       <w:r>
@@ -7914,37 +7598,7 @@
         <w:rPr>
           <w:lang w:val="en-GB" w:eastAsia="en-US"/>
         </w:rPr>
-        <w:t xml:space="preserve"> being the</w:t>
-      </w:r>
-      <w:r>
-        <w:rPr>
-          <w:lang w:val="en-GB" w:eastAsia="en-US"/>
-        </w:rPr>
-        <w:t xml:space="preserve"> oxygen</w:t>
-      </w:r>
-      <w:r>
-        <w:rPr>
-          <w:lang w:val="en-GB" w:eastAsia="en-US"/>
-        </w:rPr>
-        <w:t xml:space="preserve"> </w:t>
-      </w:r>
-      <w:r>
-        <w:rPr>
-          <w:lang w:val="en-GB" w:eastAsia="en-US"/>
-        </w:rPr>
-        <w:t>concentration</w:t>
-      </w:r>
-      <w:r>
-        <w:rPr>
-          <w:lang w:val="en-GB" w:eastAsia="en-US"/>
-        </w:rPr>
-        <w:t xml:space="preserve"> calculated for the</w:t>
-      </w:r>
-      <w:r>
-        <w:rPr>
-          <w:lang w:val="en-GB" w:eastAsia="en-US"/>
-        </w:rPr>
-        <w:t xml:space="preserve"> fish tank. The constant, </w:t>
+        <w:t xml:space="preserve"> being the oxygen concentration calculated for the fish tank. The constant, </w:t>
       </w:r>
       <m:oMath>
         <m:sSub>
@@ -8208,19 +7862,7 @@
         <w:rPr>
           <w:lang w:val="en-GB" w:eastAsia="en-US"/>
         </w:rPr>
-        <w:t xml:space="preserve">storage tanks are defined as infinitely large, with no losses. </w:t>
-      </w:r>
-      <w:r>
-        <w:rPr>
-          <w:lang w:val="en-GB" w:eastAsia="en-US"/>
-        </w:rPr>
-        <w:t>The entire stretch from the electrolyzer to the fish tank/greenhouse can encompass a heat pump, a heat storage of any size or material and pipes.</w:t>
-      </w:r>
-      <w:r>
-        <w:rPr>
-          <w:lang w:val="en-GB" w:eastAsia="en-US"/>
-        </w:rPr>
-        <w:t xml:space="preserve"> There is no potential variable (temperature) determining flow to or from the storage tank. The assumption is that all the heat is stored at a sufficiently high temperature level for a gradient to exist between the heat storage and the greenhouse/fish tank, </w:t>
+        <w:t xml:space="preserve">storage tanks are defined as infinitely large, with no losses. The entire stretch from the electrolyzer to the fish tank/greenhouse can encompass a heat pump, a heat storage of any size or material and pipes. There is no potential variable (temperature) determining flow to or from the storage tank. The assumption is that all the heat is stored at a sufficiently high temperature level for a gradient to exist between the heat storage and the greenhouse/fish tank, </w:t>
       </w:r>
       <w:proofErr w:type="gramStart"/>
       <w:r>
@@ -13801,28 +13443,56 @@
         <w:rPr>
           <w:rFonts w:ascii="Times New Roman" w:hAnsi="Times New Roman" w:cs="Times New Roman"/>
         </w:rPr>
-        <w:t>[1</w:t>
-      </w:r>
-      <w:proofErr w:type="gramStart"/>
+        <w:t>[1]</w:t>
+      </w:r>
       <w:r>
         <w:rPr>
           <w:rFonts w:ascii="Times New Roman" w:hAnsi="Times New Roman" w:cs="Times New Roman"/>
         </w:rPr>
-        <w:t>]</w:t>
-      </w:r>
-      <w:r>
+        <w:tab/>
+        <w:t>‘PowerPoint Presentation’. Accessed: Mar. 06, 2026. [Online]. Available: https://www.hydrogen.no/files/documents/medlemsmoter/h2carrier.pdf</w:t>
+      </w:r>
+    </w:p>
+    <w:p>
+      <w:pPr>
+        <w:pStyle w:val="Literaturverzeichnis"/>
         <w:rPr>
           <w:rFonts w:ascii="Times New Roman" w:hAnsi="Times New Roman" w:cs="Times New Roman"/>
         </w:rPr>
+      </w:pPr>
+      <w:r>
+        <w:rPr>
+          <w:rFonts w:ascii="Times New Roman" w:hAnsi="Times New Roman" w:cs="Times New Roman"/>
+        </w:rPr>
+        <w:t>[2]</w:t>
+      </w:r>
+      <w:r>
+        <w:rPr>
+          <w:rFonts w:ascii="Times New Roman" w:hAnsi="Times New Roman" w:cs="Times New Roman"/>
+        </w:rPr>
         <w:tab/>
-        <w:t>‘</w:t>
-      </w:r>
-      <w:proofErr w:type="gramEnd"/>
-      <w:r>
+        <w:t>‘Download datasets’. Accessed: Mar. 09, 2026. [Online]. Available: https://data.fingrid.fi/en/data?datasets=181</w:t>
+      </w:r>
+    </w:p>
+    <w:p>
+      <w:pPr>
+        <w:pStyle w:val="Literaturverzeichnis"/>
         <w:rPr>
           <w:rFonts w:ascii="Times New Roman" w:hAnsi="Times New Roman" w:cs="Times New Roman"/>
         </w:rPr>
-        <w:t>PowerPoint Presentation’. Accessed: Mar. 06, 2026. [Online]. Available: https://www.hydrogen.no/files/documents/medlemsmoter/h2carrier.pdf</w:t>
+      </w:pPr>
+      <w:r>
+        <w:rPr>
+          <w:rFonts w:ascii="Times New Roman" w:hAnsi="Times New Roman" w:cs="Times New Roman"/>
+        </w:rPr>
+        <w:t>[3]</w:t>
+      </w:r>
+      <w:r>
+        <w:rPr>
+          <w:rFonts w:ascii="Times New Roman" w:hAnsi="Times New Roman" w:cs="Times New Roman"/>
+        </w:rPr>
+        <w:tab/>
+        <w:t>‘NIB lends to Varanger Kraft´s hydrogen and power grid projects’, Nordic Investment Bank. Accessed: Mar. 08, 2026. [Online]. Available: https://www.nib.int/news/nib-lends-to-varanger-krafts-hydrogen-and-power-grid-projects/</w:t>
       </w:r>
     </w:p>
     <w:p>
@@ -13836,224 +13506,56 @@
         <w:rPr>
           <w:rFonts w:ascii="Times New Roman" w:hAnsi="Times New Roman" w:cs="Times New Roman"/>
         </w:rPr>
-        <w:t>[2</w:t>
-      </w:r>
-      <w:proofErr w:type="gramStart"/>
+        <w:t>[4]</w:t>
+      </w:r>
       <w:r>
         <w:rPr>
           <w:rFonts w:ascii="Times New Roman" w:hAnsi="Times New Roman" w:cs="Times New Roman"/>
         </w:rPr>
-        <w:t>]</w:t>
-      </w:r>
-      <w:r>
+        <w:tab/>
+        <w:t>‘Hydrogen-Aeolic Energy with Optimised eLectrolysers Upstream of Substation | H2020’, CORDIS | European Commission. Accessed: Mar. 08, 2026. [Online]. Available: https://cordis.europa.eu/project/id/779469/reporting</w:t>
+      </w:r>
+    </w:p>
+    <w:p>
+      <w:pPr>
+        <w:pStyle w:val="Literaturverzeichnis"/>
         <w:rPr>
           <w:rFonts w:ascii="Times New Roman" w:hAnsi="Times New Roman" w:cs="Times New Roman"/>
         </w:rPr>
+      </w:pPr>
+      <w:r>
+        <w:rPr>
+          <w:rFonts w:ascii="Times New Roman" w:hAnsi="Times New Roman" w:cs="Times New Roman"/>
+        </w:rPr>
+        <w:t>[5]</w:t>
+      </w:r>
+      <w:r>
+        <w:rPr>
+          <w:rFonts w:ascii="Times New Roman" w:hAnsi="Times New Roman" w:cs="Times New Roman"/>
+        </w:rPr>
         <w:tab/>
-        <w:t>‘</w:t>
-      </w:r>
-      <w:proofErr w:type="gramEnd"/>
-      <w:r>
+        <w:t>‘Dissolved oxygen requirements in aquatic animal respiration - Responsible Seafood Advocate’, Global Seafood Alliance. Accessed: Mar. 06, 2026. [Online]. Available: https://www.globalseafood.org/advocate/dissolved-oxygen-requirements-in-aquatic-animal-respiration/</w:t>
+      </w:r>
+    </w:p>
+    <w:p>
+      <w:pPr>
+        <w:pStyle w:val="Literaturverzeichnis"/>
         <w:rPr>
           <w:rFonts w:ascii="Times New Roman" w:hAnsi="Times New Roman" w:cs="Times New Roman"/>
         </w:rPr>
-        <w:t xml:space="preserve">Download </w:t>
-      </w:r>
-      <w:proofErr w:type="gramStart"/>
+      </w:pPr>
       <w:r>
         <w:rPr>
           <w:rFonts w:ascii="Times New Roman" w:hAnsi="Times New Roman" w:cs="Times New Roman"/>
         </w:rPr>
-        <w:t>datasets’</w:t>
-      </w:r>
-      <w:proofErr w:type="gramEnd"/>
+        <w:t>[6]</w:t>
+      </w:r>
       <w:r>
         <w:rPr>
           <w:rFonts w:ascii="Times New Roman" w:hAnsi="Times New Roman" w:cs="Times New Roman"/>
         </w:rPr>
-        <w:t>. Accessed: Mar. 09, 2026. [Online]. Available: https://data.fingrid.fi/en/data?datasets=181</w:t>
-      </w:r>
-    </w:p>
-    <w:p>
-      <w:pPr>
-        <w:pStyle w:val="Literaturverzeichnis"/>
-        <w:rPr>
-          <w:rFonts w:ascii="Times New Roman" w:hAnsi="Times New Roman" w:cs="Times New Roman"/>
-        </w:rPr>
-      </w:pPr>
-      <w:r>
-        <w:rPr>
-          <w:rFonts w:ascii="Times New Roman" w:hAnsi="Times New Roman" w:cs="Times New Roman"/>
-        </w:rPr>
-        <w:t>[3</w:t>
-      </w:r>
-      <w:proofErr w:type="gramStart"/>
-      <w:r>
-        <w:rPr>
-          <w:rFonts w:ascii="Times New Roman" w:hAnsi="Times New Roman" w:cs="Times New Roman"/>
-        </w:rPr>
-        <w:t>]</w:t>
-      </w:r>
-      <w:r>
-        <w:rPr>
-          <w:rFonts w:ascii="Times New Roman" w:hAnsi="Times New Roman" w:cs="Times New Roman"/>
-        </w:rPr>
         <w:tab/>
-        <w:t>‘</w:t>
-      </w:r>
-      <w:proofErr w:type="gramEnd"/>
-      <w:r>
-        <w:rPr>
-          <w:rFonts w:ascii="Times New Roman" w:hAnsi="Times New Roman" w:cs="Times New Roman"/>
-        </w:rPr>
-        <w:t xml:space="preserve">NIB lends to </w:t>
-      </w:r>
-      <w:proofErr w:type="spellStart"/>
-      <w:r>
-        <w:rPr>
-          <w:rFonts w:ascii="Times New Roman" w:hAnsi="Times New Roman" w:cs="Times New Roman"/>
-        </w:rPr>
-        <w:t>Varanger</w:t>
-      </w:r>
-      <w:proofErr w:type="spellEnd"/>
-      <w:r>
-        <w:rPr>
-          <w:rFonts w:ascii="Times New Roman" w:hAnsi="Times New Roman" w:cs="Times New Roman"/>
-        </w:rPr>
-        <w:t xml:space="preserve"> Kraft´s hydrogen and power grid projects’, Nordic Investment Bank. Accessed: Mar. 08, 2026. [Online]. Available: https://www.nib.int/news/nib-lends-to-varanger-krafts-hydrogen-and-power-grid-projects/</w:t>
-      </w:r>
-    </w:p>
-    <w:p>
-      <w:pPr>
-        <w:pStyle w:val="Literaturverzeichnis"/>
-        <w:rPr>
-          <w:rFonts w:ascii="Times New Roman" w:hAnsi="Times New Roman" w:cs="Times New Roman"/>
-        </w:rPr>
-      </w:pPr>
-      <w:r>
-        <w:rPr>
-          <w:rFonts w:ascii="Times New Roman" w:hAnsi="Times New Roman" w:cs="Times New Roman"/>
-        </w:rPr>
-        <w:t>[4</w:t>
-      </w:r>
-      <w:proofErr w:type="gramStart"/>
-      <w:r>
-        <w:rPr>
-          <w:rFonts w:ascii="Times New Roman" w:hAnsi="Times New Roman" w:cs="Times New Roman"/>
-        </w:rPr>
-        <w:t>]</w:t>
-      </w:r>
-      <w:r>
-        <w:rPr>
-          <w:rFonts w:ascii="Times New Roman" w:hAnsi="Times New Roman" w:cs="Times New Roman"/>
-        </w:rPr>
-        <w:tab/>
-        <w:t>‘</w:t>
-      </w:r>
-      <w:proofErr w:type="gramEnd"/>
-      <w:r>
-        <w:rPr>
-          <w:rFonts w:ascii="Times New Roman" w:hAnsi="Times New Roman" w:cs="Times New Roman"/>
-        </w:rPr>
-        <w:t xml:space="preserve">Hydrogen-Aeolic Energy with </w:t>
-      </w:r>
-      <w:proofErr w:type="spellStart"/>
-      <w:r>
-        <w:rPr>
-          <w:rFonts w:ascii="Times New Roman" w:hAnsi="Times New Roman" w:cs="Times New Roman"/>
-        </w:rPr>
-        <w:t>Optimised</w:t>
-      </w:r>
-      <w:proofErr w:type="spellEnd"/>
-      <w:r>
-        <w:rPr>
-          <w:rFonts w:ascii="Times New Roman" w:hAnsi="Times New Roman" w:cs="Times New Roman"/>
-        </w:rPr>
-        <w:t xml:space="preserve"> </w:t>
-      </w:r>
-      <w:proofErr w:type="spellStart"/>
-      <w:r>
-        <w:rPr>
-          <w:rFonts w:ascii="Times New Roman" w:hAnsi="Times New Roman" w:cs="Times New Roman"/>
-        </w:rPr>
-        <w:t>eLectrolysers</w:t>
-      </w:r>
-      <w:proofErr w:type="spellEnd"/>
-      <w:r>
-        <w:rPr>
-          <w:rFonts w:ascii="Times New Roman" w:hAnsi="Times New Roman" w:cs="Times New Roman"/>
-        </w:rPr>
-        <w:t xml:space="preserve"> Upstream of Substation | H2020’, CORDIS | European Commission. Accessed: Mar. 08, 2026. [Online]. Available: https://cordis.europa.eu/project/id/779469/reporting</w:t>
-      </w:r>
-    </w:p>
-    <w:p>
-      <w:pPr>
-        <w:pStyle w:val="Literaturverzeichnis"/>
-        <w:rPr>
-          <w:rFonts w:ascii="Times New Roman" w:hAnsi="Times New Roman" w:cs="Times New Roman"/>
-        </w:rPr>
-      </w:pPr>
-      <w:r>
-        <w:rPr>
-          <w:rFonts w:ascii="Times New Roman" w:hAnsi="Times New Roman" w:cs="Times New Roman"/>
-        </w:rPr>
-        <w:t>[5</w:t>
-      </w:r>
-      <w:proofErr w:type="gramStart"/>
-      <w:r>
-        <w:rPr>
-          <w:rFonts w:ascii="Times New Roman" w:hAnsi="Times New Roman" w:cs="Times New Roman"/>
-        </w:rPr>
-        <w:t>]</w:t>
-      </w:r>
-      <w:r>
-        <w:rPr>
-          <w:rFonts w:ascii="Times New Roman" w:hAnsi="Times New Roman" w:cs="Times New Roman"/>
-        </w:rPr>
-        <w:tab/>
-        <w:t>‘</w:t>
-      </w:r>
-      <w:proofErr w:type="gramEnd"/>
-      <w:r>
-        <w:rPr>
-          <w:rFonts w:ascii="Times New Roman" w:hAnsi="Times New Roman" w:cs="Times New Roman"/>
-        </w:rPr>
-        <w:t>Dissolved oxygen requirements in aquatic animal respiration - Responsible Seafood Advocate’, Global Seafood Alliance. Accessed: Mar. 06, 2026. [Online]. Available: https://www.globalseafood.org/advocate/dissolved-oxygen-requirements-in-aquatic-animal-respiration/</w:t>
-      </w:r>
-    </w:p>
-    <w:p>
-      <w:pPr>
-        <w:pStyle w:val="Literaturverzeichnis"/>
-        <w:rPr>
-          <w:rFonts w:ascii="Times New Roman" w:hAnsi="Times New Roman" w:cs="Times New Roman"/>
-        </w:rPr>
-      </w:pPr>
-      <w:r>
-        <w:rPr>
-          <w:rFonts w:ascii="Times New Roman" w:hAnsi="Times New Roman" w:cs="Times New Roman"/>
-        </w:rPr>
-        <w:t>[6</w:t>
-      </w:r>
-      <w:proofErr w:type="gramStart"/>
-      <w:r>
-        <w:rPr>
-          <w:rFonts w:ascii="Times New Roman" w:hAnsi="Times New Roman" w:cs="Times New Roman"/>
-        </w:rPr>
-        <w:t>]</w:t>
-      </w:r>
-      <w:r>
-        <w:rPr>
-          <w:rFonts w:ascii="Times New Roman" w:hAnsi="Times New Roman" w:cs="Times New Roman"/>
-        </w:rPr>
-        <w:tab/>
-        <w:t>‘</w:t>
-      </w:r>
-      <w:proofErr w:type="gramEnd"/>
-      <w:r>
-        <w:rPr>
-          <w:rFonts w:ascii="Times New Roman" w:hAnsi="Times New Roman" w:cs="Times New Roman"/>
-        </w:rPr>
-        <w:t>Fish density on our farms’. Accessed: Mar. 07, 2026. [Online]. Available: https://griegseafood.com/our-impact-fish-density-on-our-farms</w:t>
+        <w:t>‘Fish density on our farms’. Accessed: Mar. 07, 2026. [Online]. Available: https://griegseafood.com/our-impact-fish-density-on-our-farms</w:t>
       </w:r>
     </w:p>
     <w:p>
@@ -14088,42 +13590,56 @@
         <w:rPr>
           <w:rFonts w:ascii="Times New Roman" w:hAnsi="Times New Roman" w:cs="Times New Roman"/>
         </w:rPr>
-        <w:t>[8</w:t>
-      </w:r>
-      <w:proofErr w:type="gramStart"/>
+        <w:t>[8]</w:t>
+      </w:r>
       <w:r>
         <w:rPr>
           <w:rFonts w:ascii="Times New Roman" w:hAnsi="Times New Roman" w:cs="Times New Roman"/>
         </w:rPr>
-        <w:t>]</w:t>
-      </w:r>
-      <w:r>
+        <w:tab/>
+        <w:t>‘Green Mountain and Hima Seafood launch groundbreaking heat reuse project’, Mynewsdesk. Accessed: Mar. 21, 2026. [Online]. Available: https://www.mynewsdesk.com/green-mountain/pressreleases/green-mountain-and-hima-seafood-launch-groundbreaking-heat-reuse-project-3430566</w:t>
+      </w:r>
+    </w:p>
+    <w:p>
+      <w:pPr>
+        <w:pStyle w:val="Literaturverzeichnis"/>
         <w:rPr>
           <w:rFonts w:ascii="Times New Roman" w:hAnsi="Times New Roman" w:cs="Times New Roman"/>
         </w:rPr>
+      </w:pPr>
+      <w:r>
+        <w:rPr>
+          <w:rFonts w:ascii="Times New Roman" w:hAnsi="Times New Roman" w:cs="Times New Roman"/>
+        </w:rPr>
+        <w:t>[9]</w:t>
+      </w:r>
+      <w:r>
+        <w:rPr>
+          <w:rFonts w:ascii="Times New Roman" w:hAnsi="Times New Roman" w:cs="Times New Roman"/>
+        </w:rPr>
         <w:tab/>
-        <w:t>‘</w:t>
-      </w:r>
-      <w:proofErr w:type="gramEnd"/>
-      <w:r>
+        <w:t>A. Furuset, ‘“The only thing that can save the planet”: Hima Seafood’s bold bet on land-based trout farming’, intrafish.com. Accessed: Mar. 21, 2026. [Online]. Available: https://www.intrafish.com/aquaculture/-the-only-thing-that-can-save-the-planet-hima-seafood-s-bold-bet-on-land-based-trout-farming/2-1-1879098</w:t>
+      </w:r>
+    </w:p>
+    <w:p>
+      <w:pPr>
+        <w:pStyle w:val="Literaturverzeichnis"/>
         <w:rPr>
           <w:rFonts w:ascii="Times New Roman" w:hAnsi="Times New Roman" w:cs="Times New Roman"/>
         </w:rPr>
-        <w:t xml:space="preserve">Green Mountain and Hima Seafood launch groundbreaking heat reuse project’, </w:t>
-      </w:r>
-      <w:proofErr w:type="spellStart"/>
+      </w:pPr>
       <w:r>
         <w:rPr>
           <w:rFonts w:ascii="Times New Roman" w:hAnsi="Times New Roman" w:cs="Times New Roman"/>
         </w:rPr>
-        <w:t>Mynewsdesk</w:t>
-      </w:r>
-      <w:proofErr w:type="spellEnd"/>
+        <w:t>[10]</w:t>
+      </w:r>
       <w:r>
         <w:rPr>
           <w:rFonts w:ascii="Times New Roman" w:hAnsi="Times New Roman" w:cs="Times New Roman"/>
         </w:rPr>
-        <w:t>. Accessed: Mar. 21, 2026. [Online]. Available: https://www.mynewsdesk.com/green-mountain/pressreleases/green-mountain-and-hima-seafood-launch-groundbreaking-heat-reuse-project-3430566</w:t>
+        <w:tab/>
+        <w:t>‘7. FRP Tanks 2’. Accessed: Mar. 21, 2026. [Online]. Available: https://almfiberglass.com/wp-content/uploads/2024/07/7.-FRP-Tanks-2.pdf</w:t>
       </w:r>
     </w:p>
     <w:p>
@@ -14137,28 +13653,35 @@
         <w:rPr>
           <w:rFonts w:ascii="Times New Roman" w:hAnsi="Times New Roman" w:cs="Times New Roman"/>
         </w:rPr>
-        <w:t>[9]</w:t>
+        <w:t>[11]</w:t>
       </w:r>
       <w:r>
         <w:rPr>
           <w:rFonts w:ascii="Times New Roman" w:hAnsi="Times New Roman" w:cs="Times New Roman"/>
         </w:rPr>
         <w:tab/>
-        <w:t xml:space="preserve">A. </w:t>
-      </w:r>
-      <w:proofErr w:type="spellStart"/>
-      <w:r>
+        <w:t>‘U-values’. Accessed: Mar. 21, 2026. [Online]. Available: https://www.designingbuildings.co.uk/wiki/U-values</w:t>
+      </w:r>
+    </w:p>
+    <w:p>
+      <w:pPr>
+        <w:pStyle w:val="Literaturverzeichnis"/>
         <w:rPr>
           <w:rFonts w:ascii="Times New Roman" w:hAnsi="Times New Roman" w:cs="Times New Roman"/>
         </w:rPr>
-        <w:t>Furuset</w:t>
-      </w:r>
-      <w:proofErr w:type="spellEnd"/>
+      </w:pPr>
       <w:r>
         <w:rPr>
           <w:rFonts w:ascii="Times New Roman" w:hAnsi="Times New Roman" w:cs="Times New Roman"/>
         </w:rPr>
-        <w:t>, ‘“The only thing that can save the planet”: Hima Seafood’s bold bet on land-based trout farming’, intrafish.com. Accessed: Mar. 21, 2026. [Online]. Available: https://www.intrafish.com/aquaculture/-the-only-thing-that-can-save-the-planet-hima-seafood-s-bold-bet-on-land-based-trout-farming/2-1-1879098</w:t>
+        <w:t>[12]</w:t>
+      </w:r>
+      <w:r>
+        <w:rPr>
+          <w:rFonts w:ascii="Times New Roman" w:hAnsi="Times New Roman" w:cs="Times New Roman"/>
+        </w:rPr>
+        <w:tab/>
+        <w:t>‘GRP sectional tanks’, Balmoral Tanks. Accessed: Mar. 21, 2026. [Online]. Available: https://www.balmoraltanks.com/solutions/grp-sectional-tanks</w:t>
       </w:r>
     </w:p>
     <w:p>
@@ -14172,28 +13695,56 @@
         <w:rPr>
           <w:rFonts w:ascii="Times New Roman" w:hAnsi="Times New Roman" w:cs="Times New Roman"/>
         </w:rPr>
-        <w:t>[10</w:t>
-      </w:r>
-      <w:proofErr w:type="gramStart"/>
+        <w:t>[13]</w:t>
+      </w:r>
       <w:r>
         <w:rPr>
           <w:rFonts w:ascii="Times New Roman" w:hAnsi="Times New Roman" w:cs="Times New Roman"/>
         </w:rPr>
-        <w:t>]</w:t>
-      </w:r>
-      <w:r>
+        <w:tab/>
+        <w:t>‘Small Scale Rainbow Trout Farming - Ideal Temperature For Rainbow Trout Farming’. Accessed: Mar. 21, 2026. [Online]. Available: https://sites.google.com/view/smallscalerainbowtroutfarm/ideal-temperature-for-rainbow-trout-farming</w:t>
+      </w:r>
+    </w:p>
+    <w:p>
+      <w:pPr>
+        <w:pStyle w:val="Literaturverzeichnis"/>
         <w:rPr>
           <w:rFonts w:ascii="Times New Roman" w:hAnsi="Times New Roman" w:cs="Times New Roman"/>
         </w:rPr>
+      </w:pPr>
+      <w:r>
+        <w:rPr>
+          <w:rFonts w:ascii="Times New Roman" w:hAnsi="Times New Roman" w:cs="Times New Roman"/>
+        </w:rPr>
+        <w:t>[14]</w:t>
+      </w:r>
+      <w:r>
+        <w:rPr>
+          <w:rFonts w:ascii="Times New Roman" w:hAnsi="Times New Roman" w:cs="Times New Roman"/>
+        </w:rPr>
         <w:tab/>
-        <w:t>‘</w:t>
-      </w:r>
-      <w:proofErr w:type="gramEnd"/>
-      <w:r>
+        <w:t>‘5. Marine aquaculture in the Nordics - Nordic Oceans 2050’. Accessed: Mar. 21, 2026. [Online]. Available: https://pub.norden.org/nordicinnovation2025-05/5-marine-aquaculture-in-the-nordics.html</w:t>
+      </w:r>
+    </w:p>
+    <w:p>
+      <w:pPr>
+        <w:pStyle w:val="Literaturverzeichnis"/>
         <w:rPr>
           <w:rFonts w:ascii="Times New Roman" w:hAnsi="Times New Roman" w:cs="Times New Roman"/>
         </w:rPr>
-        <w:t>7. FRP Tanks 2’. Accessed: Mar. 21, 2026. [Online]. Available: https://almfiberglass.com/wp-content/uploads/2024/07/7.-FRP-Tanks-2.pdf</w:t>
+      </w:pPr>
+      <w:r>
+        <w:rPr>
+          <w:rFonts w:ascii="Times New Roman" w:hAnsi="Times New Roman" w:cs="Times New Roman"/>
+        </w:rPr>
+        <w:t>[15]</w:t>
+      </w:r>
+      <w:r>
+        <w:rPr>
+          <w:rFonts w:ascii="Times New Roman" w:hAnsi="Times New Roman" w:cs="Times New Roman"/>
+        </w:rPr>
+        <w:tab/>
+        <w:t>‘Berlevåg Climate, Weather By Month, Average Temperature (Norway) - Weather Spark’. Accessed: Mar. 22, 2026. [Online]. Available: https://weatherspark.com/y/96283/Average-Weather-in-Berlev%C3%A5g-Norway-Year-Round</w:t>
       </w:r>
     </w:p>
     <w:p>
@@ -14207,266 +13758,35 @@
         <w:rPr>
           <w:rFonts w:ascii="Times New Roman" w:hAnsi="Times New Roman" w:cs="Times New Roman"/>
         </w:rPr>
-        <w:t>[11</w:t>
-      </w:r>
-      <w:proofErr w:type="gramStart"/>
+        <w:t>[16]</w:t>
+      </w:r>
       <w:r>
         <w:rPr>
           <w:rFonts w:ascii="Times New Roman" w:hAnsi="Times New Roman" w:cs="Times New Roman"/>
         </w:rPr>
-        <w:t>]</w:t>
-      </w:r>
-      <w:r>
+        <w:tab/>
+        <w:t>‘Visiting Berlevåg: Winds of Change’, Arctic Economic Council. Accessed: Mar. 22, 2026. [Online]. Available: https://arcticeconomiccouncil.com/news/winds-of-change/</w:t>
+      </w:r>
+    </w:p>
+    <w:p>
+      <w:pPr>
+        <w:pStyle w:val="Literaturverzeichnis"/>
         <w:rPr>
           <w:rFonts w:ascii="Times New Roman" w:hAnsi="Times New Roman" w:cs="Times New Roman"/>
         </w:rPr>
+      </w:pPr>
+      <w:r>
+        <w:rPr>
+          <w:rFonts w:ascii="Times New Roman" w:hAnsi="Times New Roman" w:cs="Times New Roman"/>
+        </w:rPr>
+        <w:t>[17]</w:t>
+      </w:r>
+      <w:r>
+        <w:rPr>
+          <w:rFonts w:ascii="Times New Roman" w:hAnsi="Times New Roman" w:cs="Times New Roman"/>
+        </w:rPr>
         <w:tab/>
-        <w:t>‘</w:t>
-      </w:r>
-      <w:proofErr w:type="gramEnd"/>
-      <w:r>
-        <w:rPr>
-          <w:rFonts w:ascii="Times New Roman" w:hAnsi="Times New Roman" w:cs="Times New Roman"/>
-        </w:rPr>
-        <w:t>U-values’. Accessed: Mar. 21, 2026. [Online]. Available: https://www.designingbuildings.co.uk/wiki/U-values</w:t>
-      </w:r>
-    </w:p>
-    <w:p>
-      <w:pPr>
-        <w:pStyle w:val="Literaturverzeichnis"/>
-        <w:rPr>
-          <w:rFonts w:ascii="Times New Roman" w:hAnsi="Times New Roman" w:cs="Times New Roman"/>
-        </w:rPr>
-      </w:pPr>
-      <w:r>
-        <w:rPr>
-          <w:rFonts w:ascii="Times New Roman" w:hAnsi="Times New Roman" w:cs="Times New Roman"/>
-        </w:rPr>
-        <w:t>[12</w:t>
-      </w:r>
-      <w:proofErr w:type="gramStart"/>
-      <w:r>
-        <w:rPr>
-          <w:rFonts w:ascii="Times New Roman" w:hAnsi="Times New Roman" w:cs="Times New Roman"/>
-        </w:rPr>
-        <w:t>]</w:t>
-      </w:r>
-      <w:r>
-        <w:rPr>
-          <w:rFonts w:ascii="Times New Roman" w:hAnsi="Times New Roman" w:cs="Times New Roman"/>
-        </w:rPr>
-        <w:tab/>
-        <w:t>‘</w:t>
-      </w:r>
-      <w:proofErr w:type="gramEnd"/>
-      <w:r>
-        <w:rPr>
-          <w:rFonts w:ascii="Times New Roman" w:hAnsi="Times New Roman" w:cs="Times New Roman"/>
-        </w:rPr>
-        <w:t>GRP sectional tanks’, Balmoral Tanks. Accessed: Mar. 21, 2026. [Online]. Available: https://www.balmoraltanks.com/solutions/grp-sectional-tanks</w:t>
-      </w:r>
-    </w:p>
-    <w:p>
-      <w:pPr>
-        <w:pStyle w:val="Literaturverzeichnis"/>
-        <w:rPr>
-          <w:rFonts w:ascii="Times New Roman" w:hAnsi="Times New Roman" w:cs="Times New Roman"/>
-        </w:rPr>
-      </w:pPr>
-      <w:r>
-        <w:rPr>
-          <w:rFonts w:ascii="Times New Roman" w:hAnsi="Times New Roman" w:cs="Times New Roman"/>
-        </w:rPr>
-        <w:t>[13</w:t>
-      </w:r>
-      <w:proofErr w:type="gramStart"/>
-      <w:r>
-        <w:rPr>
-          <w:rFonts w:ascii="Times New Roman" w:hAnsi="Times New Roman" w:cs="Times New Roman"/>
-        </w:rPr>
-        <w:t>]</w:t>
-      </w:r>
-      <w:r>
-        <w:rPr>
-          <w:rFonts w:ascii="Times New Roman" w:hAnsi="Times New Roman" w:cs="Times New Roman"/>
-        </w:rPr>
-        <w:tab/>
-        <w:t>‘</w:t>
-      </w:r>
-      <w:proofErr w:type="gramEnd"/>
-      <w:r>
-        <w:rPr>
-          <w:rFonts w:ascii="Times New Roman" w:hAnsi="Times New Roman" w:cs="Times New Roman"/>
-        </w:rPr>
-        <w:t xml:space="preserve">Small Scale Rainbow Trout Farming - Ideal Temperature </w:t>
-      </w:r>
-      <w:proofErr w:type="gramStart"/>
-      <w:r>
-        <w:rPr>
-          <w:rFonts w:ascii="Times New Roman" w:hAnsi="Times New Roman" w:cs="Times New Roman"/>
-        </w:rPr>
-        <w:t>For</w:t>
-      </w:r>
-      <w:proofErr w:type="gramEnd"/>
-      <w:r>
-        <w:rPr>
-          <w:rFonts w:ascii="Times New Roman" w:hAnsi="Times New Roman" w:cs="Times New Roman"/>
-        </w:rPr>
-        <w:t xml:space="preserve"> Rainbow Trout Farming’. Accessed: Mar. 21, 2026. [Online]. Available: https://sites.google.com/view/smallscalerainbowtroutfarm/ideal-temperature-for-rainbow-trout-farming</w:t>
-      </w:r>
-    </w:p>
-    <w:p>
-      <w:pPr>
-        <w:pStyle w:val="Literaturverzeichnis"/>
-        <w:rPr>
-          <w:rFonts w:ascii="Times New Roman" w:hAnsi="Times New Roman" w:cs="Times New Roman"/>
-        </w:rPr>
-      </w:pPr>
-      <w:r>
-        <w:rPr>
-          <w:rFonts w:ascii="Times New Roman" w:hAnsi="Times New Roman" w:cs="Times New Roman"/>
-        </w:rPr>
-        <w:t>[14</w:t>
-      </w:r>
-      <w:proofErr w:type="gramStart"/>
-      <w:r>
-        <w:rPr>
-          <w:rFonts w:ascii="Times New Roman" w:hAnsi="Times New Roman" w:cs="Times New Roman"/>
-        </w:rPr>
-        <w:t>]</w:t>
-      </w:r>
-      <w:r>
-        <w:rPr>
-          <w:rFonts w:ascii="Times New Roman" w:hAnsi="Times New Roman" w:cs="Times New Roman"/>
-        </w:rPr>
-        <w:tab/>
-        <w:t>‘</w:t>
-      </w:r>
-      <w:proofErr w:type="gramEnd"/>
-      <w:r>
-        <w:rPr>
-          <w:rFonts w:ascii="Times New Roman" w:hAnsi="Times New Roman" w:cs="Times New Roman"/>
-        </w:rPr>
-        <w:t>5. Marine aquaculture in the Nordics - Nordic Oceans 2050’. Accessed: Mar. 21, 2026. [Online]. Available: https://pub.norden.org/nordicinnovation2025-05/5-marine-aquaculture-in-the-nordics.html</w:t>
-      </w:r>
-    </w:p>
-    <w:p>
-      <w:pPr>
-        <w:pStyle w:val="Literaturverzeichnis"/>
-        <w:rPr>
-          <w:rFonts w:ascii="Times New Roman" w:hAnsi="Times New Roman" w:cs="Times New Roman"/>
-        </w:rPr>
-      </w:pPr>
-      <w:r>
-        <w:rPr>
-          <w:rFonts w:ascii="Times New Roman" w:hAnsi="Times New Roman" w:cs="Times New Roman"/>
-        </w:rPr>
-        <w:t>[15]</w:t>
-      </w:r>
-      <w:r>
-        <w:rPr>
-          <w:rFonts w:ascii="Times New Roman" w:hAnsi="Times New Roman" w:cs="Times New Roman"/>
-        </w:rPr>
-        <w:tab/>
-        <w:t>‘</w:t>
-      </w:r>
-      <w:proofErr w:type="spellStart"/>
-      <w:r>
-        <w:rPr>
-          <w:rFonts w:ascii="Times New Roman" w:hAnsi="Times New Roman" w:cs="Times New Roman"/>
-        </w:rPr>
-        <w:t>Berlevåg</w:t>
-      </w:r>
-      <w:proofErr w:type="spellEnd"/>
-      <w:r>
-        <w:rPr>
-          <w:rFonts w:ascii="Times New Roman" w:hAnsi="Times New Roman" w:cs="Times New Roman"/>
-        </w:rPr>
-        <w:t xml:space="preserve"> Climate, Weather </w:t>
-      </w:r>
-      <w:proofErr w:type="gramStart"/>
-      <w:r>
-        <w:rPr>
-          <w:rFonts w:ascii="Times New Roman" w:hAnsi="Times New Roman" w:cs="Times New Roman"/>
-        </w:rPr>
-        <w:t>By</w:t>
-      </w:r>
-      <w:proofErr w:type="gramEnd"/>
-      <w:r>
-        <w:rPr>
-          <w:rFonts w:ascii="Times New Roman" w:hAnsi="Times New Roman" w:cs="Times New Roman"/>
-        </w:rPr>
-        <w:t xml:space="preserve"> Month, Average Temperature (Norway) - Weather Spark’. Accessed: Mar. 22, 2026. [Online]. Available: https://weatherspark.com/y/96283/Average-Weather-in-Berlev%C3%A5g-Norway-Year-Round</w:t>
-      </w:r>
-    </w:p>
-    <w:p>
-      <w:pPr>
-        <w:pStyle w:val="Literaturverzeichnis"/>
-        <w:rPr>
-          <w:rFonts w:ascii="Times New Roman" w:hAnsi="Times New Roman" w:cs="Times New Roman"/>
-        </w:rPr>
-      </w:pPr>
-      <w:r>
-        <w:rPr>
-          <w:rFonts w:ascii="Times New Roman" w:hAnsi="Times New Roman" w:cs="Times New Roman"/>
-        </w:rPr>
-        <w:t>[16]</w:t>
-      </w:r>
-      <w:r>
-        <w:rPr>
-          <w:rFonts w:ascii="Times New Roman" w:hAnsi="Times New Roman" w:cs="Times New Roman"/>
-        </w:rPr>
-        <w:tab/>
-        <w:t xml:space="preserve">‘Visiting </w:t>
-      </w:r>
-      <w:proofErr w:type="spellStart"/>
-      <w:r>
-        <w:rPr>
-          <w:rFonts w:ascii="Times New Roman" w:hAnsi="Times New Roman" w:cs="Times New Roman"/>
-        </w:rPr>
-        <w:t>Berlevåg</w:t>
-      </w:r>
-      <w:proofErr w:type="spellEnd"/>
-      <w:r>
-        <w:rPr>
-          <w:rFonts w:ascii="Times New Roman" w:hAnsi="Times New Roman" w:cs="Times New Roman"/>
-        </w:rPr>
-        <w:t>: Winds of Change’, Arctic Economic Council. Accessed: Mar. 22, 2026. [Online]. Available: https://arcticeconomiccouncil.com/news/winds-of-change/</w:t>
-      </w:r>
-    </w:p>
-    <w:p>
-      <w:pPr>
-        <w:pStyle w:val="Literaturverzeichnis"/>
-        <w:rPr>
-          <w:rFonts w:ascii="Times New Roman" w:hAnsi="Times New Roman" w:cs="Times New Roman"/>
-        </w:rPr>
-      </w:pPr>
-      <w:r>
-        <w:rPr>
-          <w:rFonts w:ascii="Times New Roman" w:hAnsi="Times New Roman" w:cs="Times New Roman"/>
-        </w:rPr>
-        <w:t>[17</w:t>
-      </w:r>
-      <w:proofErr w:type="gramStart"/>
-      <w:r>
-        <w:rPr>
-          <w:rFonts w:ascii="Times New Roman" w:hAnsi="Times New Roman" w:cs="Times New Roman"/>
-        </w:rPr>
-        <w:t>]</w:t>
-      </w:r>
-      <w:r>
-        <w:rPr>
-          <w:rFonts w:ascii="Times New Roman" w:hAnsi="Times New Roman" w:cs="Times New Roman"/>
-        </w:rPr>
-        <w:tab/>
-        <w:t>‘</w:t>
-      </w:r>
-      <w:proofErr w:type="gramEnd"/>
-      <w:r>
-        <w:rPr>
-          <w:rFonts w:ascii="Times New Roman" w:hAnsi="Times New Roman" w:cs="Times New Roman"/>
-        </w:rPr>
-        <w:t>Lettuce Growing Guide’, Southern Exposure Seed Exchange. Accessed: Mar. 22, 2026. [Online]. Available: https://www.southernexposure.com/lettuce-growing-guide/</w:t>
+        <w:t>‘Lettuce Growing Guide’, Southern Exposure Seed Exchange. Accessed: Mar. 22, 2026. [Online]. Available: https://www.southernexposure.com/lettuce-growing-guide/</w:t>
       </w:r>
     </w:p>
     <w:p>
@@ -14515,21 +13835,29 @@
         <w:rPr>
           <w:rFonts w:ascii="Times New Roman" w:hAnsi="Times New Roman" w:cs="Times New Roman"/>
         </w:rPr>
-        <w:t xml:space="preserve">, vol. 279, p. 127623, Nov. 2025, </w:t>
-      </w:r>
-      <w:proofErr w:type="spellStart"/>
-      <w:r>
+        <w:t>, vol. 279, p. 127623, Nov. 2025, doi: 10.1016/j.applthermaleng.2025.127623.</w:t>
+      </w:r>
+    </w:p>
+    <w:p>
+      <w:pPr>
+        <w:pStyle w:val="Literaturverzeichnis"/>
         <w:rPr>
           <w:rFonts w:ascii="Times New Roman" w:hAnsi="Times New Roman" w:cs="Times New Roman"/>
         </w:rPr>
-        <w:t>doi</w:t>
-      </w:r>
-      <w:proofErr w:type="spellEnd"/>
+      </w:pPr>
       <w:r>
         <w:rPr>
           <w:rFonts w:ascii="Times New Roman" w:hAnsi="Times New Roman" w:cs="Times New Roman"/>
         </w:rPr>
-        <w:t>: 10.1016/j.applthermaleng.2025.127623.</w:t>
+        <w:lastRenderedPageBreak/>
+        <w:t>[19]</w:t>
+      </w:r>
+      <w:r>
+        <w:rPr>
+          <w:rFonts w:ascii="Times New Roman" w:hAnsi="Times New Roman" w:cs="Times New Roman"/>
+        </w:rPr>
+        <w:tab/>
+        <w:t>‘U-Value Calculator : ChangePlan’. Accessed: Mar. 22, 2026. [Online]. Available: https://www.changeplan.co.uk/u_value_calculator.php</w:t>
       </w:r>
     </w:p>
     <w:p>
@@ -14543,106 +13871,14 @@
         <w:rPr>
           <w:rFonts w:ascii="Times New Roman" w:hAnsi="Times New Roman" w:cs="Times New Roman"/>
         </w:rPr>
-        <w:lastRenderedPageBreak/>
-        <w:t>[19</w:t>
-      </w:r>
-      <w:proofErr w:type="gramStart"/>
+        <w:t>[20]</w:t>
+      </w:r>
       <w:r>
         <w:rPr>
           <w:rFonts w:ascii="Times New Roman" w:hAnsi="Times New Roman" w:cs="Times New Roman"/>
         </w:rPr>
-        <w:t>]</w:t>
-      </w:r>
-      <w:r>
-        <w:rPr>
-          <w:rFonts w:ascii="Times New Roman" w:hAnsi="Times New Roman" w:cs="Times New Roman"/>
-        </w:rPr>
         <w:tab/>
-        <w:t>‘</w:t>
-      </w:r>
-      <w:proofErr w:type="gramEnd"/>
-      <w:r>
-        <w:rPr>
-          <w:rFonts w:ascii="Times New Roman" w:hAnsi="Times New Roman" w:cs="Times New Roman"/>
-        </w:rPr>
-        <w:t xml:space="preserve">U-Value </w:t>
-      </w:r>
-      <w:proofErr w:type="gramStart"/>
-      <w:r>
-        <w:rPr>
-          <w:rFonts w:ascii="Times New Roman" w:hAnsi="Times New Roman" w:cs="Times New Roman"/>
-        </w:rPr>
-        <w:t>Calculator :</w:t>
-      </w:r>
-      <w:proofErr w:type="gramEnd"/>
-      <w:r>
-        <w:rPr>
-          <w:rFonts w:ascii="Times New Roman" w:hAnsi="Times New Roman" w:cs="Times New Roman"/>
-        </w:rPr>
-        <w:t xml:space="preserve"> </w:t>
-      </w:r>
-      <w:proofErr w:type="spellStart"/>
-      <w:r>
-        <w:rPr>
-          <w:rFonts w:ascii="Times New Roman" w:hAnsi="Times New Roman" w:cs="Times New Roman"/>
-        </w:rPr>
-        <w:t>ChangePlan</w:t>
-      </w:r>
-      <w:proofErr w:type="spellEnd"/>
-      <w:r>
-        <w:rPr>
-          <w:rFonts w:ascii="Times New Roman" w:hAnsi="Times New Roman" w:cs="Times New Roman"/>
-        </w:rPr>
-        <w:t>’. Accessed: Mar. 22, 2026. [Online]. Available: https://www.changeplan.co.uk/u_value_calculator.php</w:t>
-      </w:r>
-    </w:p>
-    <w:p>
-      <w:pPr>
-        <w:pStyle w:val="Literaturverzeichnis"/>
-        <w:rPr>
-          <w:rFonts w:ascii="Times New Roman" w:hAnsi="Times New Roman" w:cs="Times New Roman"/>
-        </w:rPr>
-      </w:pPr>
-      <w:r>
-        <w:rPr>
-          <w:rFonts w:ascii="Times New Roman" w:hAnsi="Times New Roman" w:cs="Times New Roman"/>
-        </w:rPr>
-        <w:t>[20</w:t>
-      </w:r>
-      <w:proofErr w:type="gramStart"/>
-      <w:r>
-        <w:rPr>
-          <w:rFonts w:ascii="Times New Roman" w:hAnsi="Times New Roman" w:cs="Times New Roman"/>
-        </w:rPr>
-        <w:t>]</w:t>
-      </w:r>
-      <w:r>
-        <w:rPr>
-          <w:rFonts w:ascii="Times New Roman" w:hAnsi="Times New Roman" w:cs="Times New Roman"/>
-        </w:rPr>
-        <w:tab/>
-        <w:t>‘</w:t>
-      </w:r>
-      <w:proofErr w:type="gramEnd"/>
-      <w:r>
-        <w:rPr>
-          <w:rFonts w:ascii="Times New Roman" w:hAnsi="Times New Roman" w:cs="Times New Roman"/>
-        </w:rPr>
-        <w:t xml:space="preserve">Home’, </w:t>
-      </w:r>
-      <w:proofErr w:type="spellStart"/>
-      <w:r>
-        <w:rPr>
-          <w:rFonts w:ascii="Times New Roman" w:hAnsi="Times New Roman" w:cs="Times New Roman"/>
-        </w:rPr>
-        <w:t>Greenphyto</w:t>
-      </w:r>
-      <w:proofErr w:type="spellEnd"/>
-      <w:r>
-        <w:rPr>
-          <w:rFonts w:ascii="Times New Roman" w:hAnsi="Times New Roman" w:cs="Times New Roman"/>
-        </w:rPr>
-        <w:t>. Accessed: Mar. 25, 2026. [Online]. Available: https://greenphyto.com/</w:t>
+        <w:t>‘Home’, Greenphyto. Accessed: Mar. 25, 2026. [Online]. Available: https://greenphyto.com/</w:t>
       </w:r>
     </w:p>
     <w:p>
@@ -14697,21 +13933,28 @@
           <w:rFonts w:ascii="Times New Roman" w:hAnsi="Times New Roman" w:cs="Times New Roman"/>
         </w:rPr>
         <w:tab/>
-        <w:t xml:space="preserve">A. </w:t>
-      </w:r>
-      <w:proofErr w:type="gramStart"/>
-      <w:r>
+        <w:t>A. Dmitry, ‘Effect of water quality on rainbow trout performance’.</w:t>
+      </w:r>
+    </w:p>
+    <w:p>
+      <w:pPr>
+        <w:pStyle w:val="Literaturverzeichnis"/>
         <w:rPr>
           <w:rFonts w:ascii="Times New Roman" w:hAnsi="Times New Roman" w:cs="Times New Roman"/>
         </w:rPr>
-        <w:t>Dmitry, ‘</w:t>
-      </w:r>
-      <w:proofErr w:type="gramEnd"/>
+      </w:pPr>
       <w:r>
         <w:rPr>
           <w:rFonts w:ascii="Times New Roman" w:hAnsi="Times New Roman" w:cs="Times New Roman"/>
         </w:rPr>
-        <w:t>Effect of water quality on rainbow trout performance’.</w:t>
+        <w:t>[23]</w:t>
+      </w:r>
+      <w:r>
+        <w:rPr>
+          <w:rFonts w:ascii="Times New Roman" w:hAnsi="Times New Roman" w:cs="Times New Roman"/>
+        </w:rPr>
+        <w:tab/>
+        <w:t>‘Haeolus – Hydrogen-Aeolic Energy with Optimised eLectrolysers Upstream of Substation’. Accessed: Mar. 06, 2026. [Online]. Available: https://haeolus.eu/</w:t>
       </w:r>
     </w:p>
     <w:p>
@@ -14725,119 +13968,14 @@
         <w:rPr>
           <w:rFonts w:ascii="Times New Roman" w:hAnsi="Times New Roman" w:cs="Times New Roman"/>
         </w:rPr>
-        <w:t>[23]</w:t>
+        <w:t>[24]</w:t>
       </w:r>
       <w:r>
         <w:rPr>
           <w:rFonts w:ascii="Times New Roman" w:hAnsi="Times New Roman" w:cs="Times New Roman"/>
         </w:rPr>
         <w:tab/>
-        <w:t>‘</w:t>
-      </w:r>
-      <w:proofErr w:type="spellStart"/>
-      <w:r>
-        <w:rPr>
-          <w:rFonts w:ascii="Times New Roman" w:hAnsi="Times New Roman" w:cs="Times New Roman"/>
-        </w:rPr>
-        <w:t>Haeolus</w:t>
-      </w:r>
-      <w:proofErr w:type="spellEnd"/>
-      <w:r>
-        <w:rPr>
-          <w:rFonts w:ascii="Times New Roman" w:hAnsi="Times New Roman" w:cs="Times New Roman"/>
-        </w:rPr>
-        <w:t xml:space="preserve"> – Hydrogen-Aeolic Energy with </w:t>
-      </w:r>
-      <w:proofErr w:type="spellStart"/>
-      <w:r>
-        <w:rPr>
-          <w:rFonts w:ascii="Times New Roman" w:hAnsi="Times New Roman" w:cs="Times New Roman"/>
-        </w:rPr>
-        <w:t>Optimised</w:t>
-      </w:r>
-      <w:proofErr w:type="spellEnd"/>
-      <w:r>
-        <w:rPr>
-          <w:rFonts w:ascii="Times New Roman" w:hAnsi="Times New Roman" w:cs="Times New Roman"/>
-        </w:rPr>
-        <w:t xml:space="preserve"> </w:t>
-      </w:r>
-      <w:proofErr w:type="spellStart"/>
-      <w:r>
-        <w:rPr>
-          <w:rFonts w:ascii="Times New Roman" w:hAnsi="Times New Roman" w:cs="Times New Roman"/>
-        </w:rPr>
-        <w:t>eLectrolysers</w:t>
-      </w:r>
-      <w:proofErr w:type="spellEnd"/>
-      <w:r>
-        <w:rPr>
-          <w:rFonts w:ascii="Times New Roman" w:hAnsi="Times New Roman" w:cs="Times New Roman"/>
-        </w:rPr>
-        <w:t xml:space="preserve"> Upstream of Substation’. Accessed: Mar. 06, 2026. [Online]. Available: https://haeolus.eu/</w:t>
-      </w:r>
-    </w:p>
-    <w:p>
-      <w:pPr>
-        <w:pStyle w:val="Literaturverzeichnis"/>
-        <w:rPr>
-          <w:rFonts w:ascii="Times New Roman" w:hAnsi="Times New Roman" w:cs="Times New Roman"/>
-        </w:rPr>
-      </w:pPr>
-      <w:r>
-        <w:rPr>
-          <w:rFonts w:ascii="Times New Roman" w:hAnsi="Times New Roman" w:cs="Times New Roman"/>
-        </w:rPr>
-        <w:t>[24]</w:t>
-      </w:r>
-      <w:r>
-        <w:rPr>
-          <w:rFonts w:ascii="Times New Roman" w:hAnsi="Times New Roman" w:cs="Times New Roman"/>
-        </w:rPr>
-        <w:tab/>
-        <w:t xml:space="preserve">D. </w:t>
-      </w:r>
-      <w:proofErr w:type="spellStart"/>
-      <w:r>
-        <w:rPr>
-          <w:rFonts w:ascii="Times New Roman" w:hAnsi="Times New Roman" w:cs="Times New Roman"/>
-        </w:rPr>
-        <w:t>Virah</w:t>
-      </w:r>
-      <w:proofErr w:type="spellEnd"/>
-      <w:r>
-        <w:rPr>
-          <w:rFonts w:ascii="Times New Roman" w:hAnsi="Times New Roman" w:cs="Times New Roman"/>
-        </w:rPr>
-        <w:t xml:space="preserve">-Sawmy, F. J. Beck, and B. </w:t>
-      </w:r>
-      <w:proofErr w:type="spellStart"/>
-      <w:r>
-        <w:rPr>
-          <w:rFonts w:ascii="Times New Roman" w:hAnsi="Times New Roman" w:cs="Times New Roman"/>
-        </w:rPr>
-        <w:t>Sturmberg</w:t>
-      </w:r>
-      <w:proofErr w:type="spellEnd"/>
-      <w:r>
-        <w:rPr>
-          <w:rFonts w:ascii="Times New Roman" w:hAnsi="Times New Roman" w:cs="Times New Roman"/>
-        </w:rPr>
-        <w:t xml:space="preserve">, ‘Ignore variability, overestimate hydrogen production – Quantifying the effects of </w:t>
-      </w:r>
-      <w:proofErr w:type="spellStart"/>
-      <w:r>
-        <w:rPr>
-          <w:rFonts w:ascii="Times New Roman" w:hAnsi="Times New Roman" w:cs="Times New Roman"/>
-        </w:rPr>
-        <w:t>electrolyzer</w:t>
-      </w:r>
-      <w:proofErr w:type="spellEnd"/>
-      <w:r>
-        <w:rPr>
-          <w:rFonts w:ascii="Times New Roman" w:hAnsi="Times New Roman" w:cs="Times New Roman"/>
-        </w:rPr>
-        <w:t xml:space="preserve"> efficiency curves on hydrogen production from renewable energy sources’, </w:t>
+        <w:t xml:space="preserve">D. Virah-Sawmy, F. J. Beck, and B. Sturmberg, ‘Ignore variability, overestimate hydrogen production – Quantifying the effects of electrolyzer efficiency curves on hydrogen production from renewable energy sources’, </w:t>
       </w:r>
       <w:r>
         <w:rPr>
@@ -14845,80 +13983,34 @@
           <w:i/>
           <w:iCs/>
         </w:rPr>
-        <w:t xml:space="preserve">Int. J. </w:t>
-      </w:r>
-      <w:proofErr w:type="spellStart"/>
+        <w:t>Int. J. Hydrog. Energy</w:t>
+      </w:r>
       <w:r>
         <w:rPr>
           <w:rFonts w:ascii="Times New Roman" w:hAnsi="Times New Roman" w:cs="Times New Roman"/>
-          <w:i/>
-          <w:iCs/>
-        </w:rPr>
-        <w:t>Hydrog</w:t>
-      </w:r>
-      <w:proofErr w:type="spellEnd"/>
-      <w:r>
+        </w:rPr>
+        <w:t>, vol. 72, pp. 49–59, Jun. 2024, doi: 10.1016/j.ijhydene.2024.05.360.</w:t>
+      </w:r>
+    </w:p>
+    <w:p>
+      <w:pPr>
+        <w:pStyle w:val="Literaturverzeichnis"/>
         <w:rPr>
           <w:rFonts w:ascii="Times New Roman" w:hAnsi="Times New Roman" w:cs="Times New Roman"/>
-          <w:i/>
-          <w:iCs/>
-        </w:rPr>
-        <w:t>. Energy</w:t>
-      </w:r>
+        </w:rPr>
+      </w:pPr>
       <w:r>
         <w:rPr>
           <w:rFonts w:ascii="Times New Roman" w:hAnsi="Times New Roman" w:cs="Times New Roman"/>
         </w:rPr>
-        <w:t xml:space="preserve">, vol. 72, pp. 49–59, Jun. 2024, </w:t>
-      </w:r>
-      <w:proofErr w:type="spellStart"/>
+        <w:t>[25]</w:t>
+      </w:r>
       <w:r>
         <w:rPr>
           <w:rFonts w:ascii="Times New Roman" w:hAnsi="Times New Roman" w:cs="Times New Roman"/>
         </w:rPr>
-        <w:t>doi</w:t>
-      </w:r>
-      <w:proofErr w:type="spellEnd"/>
-      <w:r>
-        <w:rPr>
-          <w:rFonts w:ascii="Times New Roman" w:hAnsi="Times New Roman" w:cs="Times New Roman"/>
-        </w:rPr>
-        <w:t>: 10.1016/j.ijhydene.2024.05.360.</w:t>
-      </w:r>
-    </w:p>
-    <w:p>
-      <w:pPr>
-        <w:pStyle w:val="Literaturverzeichnis"/>
-        <w:rPr>
-          <w:rFonts w:ascii="Times New Roman" w:hAnsi="Times New Roman" w:cs="Times New Roman"/>
-        </w:rPr>
-      </w:pPr>
-      <w:r>
-        <w:rPr>
-          <w:rFonts w:ascii="Times New Roman" w:hAnsi="Times New Roman" w:cs="Times New Roman"/>
-        </w:rPr>
-        <w:t>[25]</w:t>
-      </w:r>
-      <w:r>
-        <w:rPr>
-          <w:rFonts w:ascii="Times New Roman" w:hAnsi="Times New Roman" w:cs="Times New Roman"/>
-        </w:rPr>
         <w:tab/>
-        <w:t xml:space="preserve">A. </w:t>
-      </w:r>
-      <w:proofErr w:type="spellStart"/>
-      <w:r>
-        <w:rPr>
-          <w:rFonts w:ascii="Times New Roman" w:hAnsi="Times New Roman" w:cs="Times New Roman"/>
-        </w:rPr>
-        <w:t>Godula</w:t>
-      </w:r>
-      <w:proofErr w:type="spellEnd"/>
-      <w:r>
-        <w:rPr>
-          <w:rFonts w:ascii="Times New Roman" w:hAnsi="Times New Roman" w:cs="Times New Roman"/>
-        </w:rPr>
-        <w:t xml:space="preserve">-Jopek, </w:t>
+        <w:t xml:space="preserve">A. Godula-Jopek, </w:t>
       </w:r>
       <w:r>
         <w:rPr>
@@ -19222,6 +18314,7 @@
   <w:style w:type="character" w:default="1" w:styleId="Absatz-Standardschriftart">
     <w:name w:val="Default Paragraph Font"/>
     <w:uiPriority w:val="1"/>
+    <w:semiHidden/>
     <w:unhideWhenUsed/>
   </w:style>
   <w:style w:type="table" w:default="1" w:styleId="NormaleTabelle">

--- a/Documentation.docx
+++ b/Documentation.docx
@@ -1226,19 +1226,21 @@
           <w:rFonts w:asciiTheme="minorHAnsi" w:eastAsiaTheme="minorEastAsia" w:hAnsiTheme="minorHAnsi" w:cstheme="minorBidi"/>
           <w:noProof/>
           <w:kern w:val="2"/>
-          <w:lang w:val="de-DE" w:eastAsia="de-DE"/>
+          <w:lang w:val="en-GB" w:eastAsia="de-DE"/>
           <w14:ligatures w14:val="standardContextual"/>
         </w:rPr>
       </w:pPr>
       <w:r>
         <w:rPr>
           <w:noProof/>
+          <w:lang w:val="en-GB"/>
         </w:rPr>
         <w:t>3.4.7 Fish Tank Temperature</w:t>
       </w:r>
       <w:r>
         <w:rPr>
           <w:noProof/>
+          <w:lang w:val="en-GB"/>
         </w:rPr>
         <w:tab/>
       </w:r>
@@ -1251,6 +1253,7 @@
       <w:r>
         <w:rPr>
           <w:noProof/>
+          <w:lang w:val="en-GB"/>
         </w:rPr>
         <w:instrText xml:space="preserve"> PAGEREF _Toc225009486 \h </w:instrText>
       </w:r>
@@ -1268,6 +1271,7 @@
       <w:r>
         <w:rPr>
           <w:noProof/>
+          <w:lang w:val="en-GB"/>
         </w:rPr>
         <w:t>12</w:t>
       </w:r>
@@ -1284,7 +1288,7 @@
         <w:rPr>
           <w:rFonts w:asciiTheme="minorHAnsi" w:eastAsiaTheme="minorEastAsia" w:hAnsiTheme="minorHAnsi" w:cstheme="minorBidi"/>
           <w:kern w:val="2"/>
-          <w:lang w:val="de-DE" w:eastAsia="de-DE"/>
+          <w:lang w:val="en-GB" w:eastAsia="de-DE"/>
           <w14:ligatures w14:val="standardContextual"/>
         </w:rPr>
       </w:pPr>
@@ -1299,7 +1303,7 @@
         <w:rPr>
           <w:rFonts w:asciiTheme="minorHAnsi" w:eastAsiaTheme="minorEastAsia" w:hAnsiTheme="minorHAnsi" w:cstheme="minorBidi"/>
           <w:kern w:val="2"/>
-          <w:lang w:val="de-DE" w:eastAsia="de-DE"/>
+          <w:lang w:val="en-GB" w:eastAsia="de-DE"/>
           <w14:ligatures w14:val="standardContextual"/>
         </w:rPr>
         <w:tab/>
@@ -1312,18 +1316,27 @@
         <w:t>Bibliography</w:t>
       </w:r>
       <w:r>
+        <w:rPr>
+          <w:lang w:val="en-GB"/>
+        </w:rPr>
         <w:tab/>
       </w:r>
       <w:r>
         <w:fldChar w:fldCharType="begin"/>
       </w:r>
       <w:r>
+        <w:rPr>
+          <w:lang w:val="en-GB"/>
+        </w:rPr>
         <w:instrText xml:space="preserve"> PAGEREF _Toc225009487 \h </w:instrText>
       </w:r>
       <w:r>
         <w:fldChar w:fldCharType="separate"/>
       </w:r>
       <w:r>
+        <w:rPr>
+          <w:lang w:val="en-GB"/>
+        </w:rPr>
         <w:t>13</w:t>
       </w:r>
       <w:r>
@@ -1398,79 +1411,44 @@
         <w:rPr>
           <w:lang w:val="en-GB"/>
         </w:rPr>
-        <w:t xml:space="preserve">The </w:t>
-      </w:r>
-      <w:proofErr w:type="spellStart"/>
-      <w:r>
-        <w:rPr>
-          <w:lang w:val="en-GB"/>
-        </w:rPr>
-        <w:t>Superfarm</w:t>
-      </w:r>
-      <w:proofErr w:type="spellEnd"/>
-      <w:r>
-        <w:rPr>
-          <w:lang w:val="en-GB"/>
-        </w:rPr>
-        <w:t xml:space="preserve"> project represents a transition from traditional linear industrial models to a circular "Waste-to-Value" framework. The project’s core philosophy, "Using Waste to Grow Fish and Plants," addresses the inherent inefficiencies in green hydrogen production, where byproduct oxygen and thermal energy are often treated as secondary waste streams rather than valuable resources.</w:t>
+        <w:t>The Superfarm project represents a transition from traditional linear industrial models to a circular "Waste-to-Value" framework. The project’s core philosophy, "Using Waste to Grow Fish and Plants," addresses the inherent inefficiencies in green hydrogen production, where byproduct oxygen and thermal energy are often treated as secondary waste streams rather than valuable resources.</w:t>
       </w:r>
     </w:p>
     <w:p>
       <w:pPr>
         <w:ind w:right="-1"/>
-      </w:pPr>
-      <w:r>
-        <w:rPr>
-          <w:lang w:val="en-GB"/>
-        </w:rPr>
-        <w:t xml:space="preserve">This simulation acts as a Digital Twin, providing a high-fidelity environment to validate the technical and economic viability of integrating electrolysis with localized agriculture. </w:t>
-      </w:r>
-      <w:proofErr w:type="spellStart"/>
-      <w:r>
-        <w:t>The</w:t>
-      </w:r>
-      <w:proofErr w:type="spellEnd"/>
-      <w:r>
-        <w:t xml:space="preserve"> </w:t>
-      </w:r>
-      <w:proofErr w:type="spellStart"/>
-      <w:r>
-        <w:t>primary</w:t>
-      </w:r>
-      <w:proofErr w:type="spellEnd"/>
-      <w:r>
-        <w:t xml:space="preserve"> </w:t>
-      </w:r>
-      <w:proofErr w:type="spellStart"/>
-      <w:r>
-        <w:t>objectives</w:t>
-      </w:r>
-      <w:proofErr w:type="spellEnd"/>
-      <w:r>
-        <w:t xml:space="preserve"> of </w:t>
-      </w:r>
-      <w:proofErr w:type="spellStart"/>
-      <w:r>
-        <w:t>the</w:t>
-      </w:r>
-      <w:proofErr w:type="spellEnd"/>
-      <w:r>
-        <w:t xml:space="preserve"> </w:t>
-      </w:r>
-      <w:proofErr w:type="spellStart"/>
-      <w:r>
-        <w:t>model</w:t>
-      </w:r>
-      <w:proofErr w:type="spellEnd"/>
-      <w:r>
-        <w:t xml:space="preserve"> </w:t>
-      </w:r>
-      <w:proofErr w:type="spellStart"/>
-      <w:r>
-        <w:t>are</w:t>
-      </w:r>
-      <w:proofErr w:type="spellEnd"/>
-      <w:r>
+        <w:rPr>
+          <w:lang w:val="en-GB"/>
+        </w:rPr>
+      </w:pPr>
+      <w:r>
+        <w:rPr>
+          <w:lang w:val="en-GB"/>
+        </w:rPr>
+        <w:t xml:space="preserve">This simulation </w:t>
+      </w:r>
+      <w:r>
+        <w:rPr>
+          <w:lang w:val="en-GB"/>
+        </w:rPr>
+        <w:t>is intended</w:t>
+      </w:r>
+      <w:r>
+        <w:rPr>
+          <w:lang w:val="en-GB"/>
+        </w:rPr>
+        <w:t xml:space="preserve"> to validate the technical and economic viability of integrating electrolysis with localized agriculture. </w:t>
+      </w:r>
+      <w:r>
+        <w:rPr>
+          <w:lang w:val="en-GB"/>
+        </w:rPr>
+        <w:t>The primary objectives of the model are</w:t>
+      </w:r>
+      <w:r>
+        <w:rPr>
+          <w:lang w:val="en-GB"/>
+        </w:rPr>
         <w:t>:</w:t>
       </w:r>
     </w:p>
@@ -1683,157 +1661,45 @@
         <w:rPr>
           <w:lang w:val="en-US" w:eastAsia="en-US"/>
         </w:rPr>
-        <w:t xml:space="preserve">Figure 1: System Dynamics Architecture of the </w:t>
-      </w:r>
-      <w:proofErr w:type="spellStart"/>
-      <w:r>
+        <w:t>Figure 1: System Dynamics Architecture of the Superfarm Digital Twin in AnyLogic.</w:t>
+      </w:r>
+    </w:p>
+    <w:p>
+      <w:pPr>
+        <w:ind w:right="-1"/>
         <w:rPr>
           <w:lang w:val="en-US" w:eastAsia="en-US"/>
         </w:rPr>
-        <w:t>Superfarm</w:t>
-      </w:r>
-      <w:proofErr w:type="spellEnd"/>
+      </w:pPr>
       <w:r>
         <w:rPr>
           <w:lang w:val="en-US" w:eastAsia="en-US"/>
         </w:rPr>
-        <w:t xml:space="preserve"> Digital Twin in </w:t>
-      </w:r>
-      <w:proofErr w:type="spellStart"/>
-      <w:r>
+        <w:t>To ensure a high-fidelity representation of the Superfarm system, the model employs a multilayered modular design:</w:t>
+      </w:r>
+    </w:p>
+    <w:p>
+      <w:pPr>
+        <w:pStyle w:val="berschrift2"/>
+      </w:pPr>
+      <w:bookmarkStart w:id="6" w:name="_Toc225009470"/>
+      <w:r>
+        <w:t>The Core: Electrolyzer Unit</w:t>
+      </w:r>
+      <w:bookmarkEnd w:id="6"/>
+    </w:p>
+    <w:p>
+      <w:pPr>
+        <w:ind w:right="-1"/>
         <w:rPr>
           <w:lang w:val="en-US" w:eastAsia="en-US"/>
         </w:rPr>
-        <w:t>AnyLogic</w:t>
-      </w:r>
-      <w:proofErr w:type="spellEnd"/>
+      </w:pPr>
       <w:r>
         <w:rPr>
           <w:lang w:val="en-US" w:eastAsia="en-US"/>
         </w:rPr>
-        <w:t>.</w:t>
-      </w:r>
-    </w:p>
-    <w:p>
-      <w:pPr>
-        <w:ind w:right="-1"/>
-        <w:rPr>
-          <w:lang w:val="en-US" w:eastAsia="en-US"/>
-        </w:rPr>
-      </w:pPr>
-      <w:r>
-        <w:rPr>
-          <w:lang w:val="en-US" w:eastAsia="en-US"/>
-        </w:rPr>
-        <w:t xml:space="preserve">To ensure a high-fidelity representation of the </w:t>
-      </w:r>
-      <w:proofErr w:type="spellStart"/>
-      <w:r>
-        <w:rPr>
-          <w:lang w:val="en-US" w:eastAsia="en-US"/>
-        </w:rPr>
-        <w:t>Superfarm</w:t>
-      </w:r>
-      <w:proofErr w:type="spellEnd"/>
-      <w:r>
-        <w:rPr>
-          <w:lang w:val="en-US" w:eastAsia="en-US"/>
-        </w:rPr>
-        <w:t xml:space="preserve"> system, the model employs a multilayered modular design:</w:t>
-      </w:r>
-    </w:p>
-    <w:p>
-      <w:pPr>
-        <w:pStyle w:val="berschrift2"/>
-      </w:pPr>
-      <w:bookmarkStart w:id="6" w:name="_Toc225009470"/>
-      <w:r>
-        <w:t>The Core: Electrolyzer Unit</w:t>
-      </w:r>
-      <w:bookmarkEnd w:id="6"/>
-    </w:p>
-    <w:p>
-      <w:pPr>
-        <w:ind w:right="-1"/>
-        <w:rPr>
-          <w:lang w:val="en-US" w:eastAsia="en-US"/>
-        </w:rPr>
-      </w:pPr>
-      <w:r>
-        <w:rPr>
-          <w:lang w:val="en-US" w:eastAsia="en-US"/>
-        </w:rPr>
-        <w:t xml:space="preserve">The </w:t>
-      </w:r>
-      <w:proofErr w:type="spellStart"/>
-      <w:r>
-        <w:rPr>
-          <w:lang w:val="en-US" w:eastAsia="en-US"/>
-        </w:rPr>
-        <w:t>electrolyzer</w:t>
-      </w:r>
-      <w:proofErr w:type="spellEnd"/>
-      <w:r>
-        <w:rPr>
-          <w:lang w:val="en-US" w:eastAsia="en-US"/>
-        </w:rPr>
-        <w:t xml:space="preserve"> acts as the primary source node in the simulation. It takes electrical power input (</w:t>
-      </w:r>
-      <w:proofErr w:type="spellStart"/>
-      <w:r>
-        <w:rPr>
-          <w:lang w:val="en-US" w:eastAsia="en-US"/>
-        </w:rPr>
-        <w:t>P_Electrolyzer</w:t>
-      </w:r>
-      <w:proofErr w:type="spellEnd"/>
-      <w:r>
-        <w:rPr>
-          <w:lang w:val="en-US" w:eastAsia="en-US"/>
-        </w:rPr>
-        <w:t>) and, based on the reaction enthalpy (</w:t>
-      </w:r>
-      <w:proofErr w:type="spellStart"/>
-      <w:r>
-        <w:rPr>
-          <w:lang w:val="en-US" w:eastAsia="en-US"/>
-        </w:rPr>
-        <w:t>Delta_h</w:t>
-      </w:r>
-      <w:proofErr w:type="spellEnd"/>
-      <w:r>
-        <w:rPr>
-          <w:lang w:val="en-US" w:eastAsia="en-US"/>
-        </w:rPr>
-        <w:t>) and efficiency (</w:t>
-      </w:r>
-      <w:proofErr w:type="spellStart"/>
-      <w:r>
-        <w:rPr>
-          <w:lang w:val="en-US" w:eastAsia="en-US"/>
-        </w:rPr>
-        <w:t>Eff_Electrolyzer</w:t>
-      </w:r>
-      <w:proofErr w:type="spellEnd"/>
-      <w:r>
-        <w:rPr>
-          <w:lang w:val="en-US" w:eastAsia="en-US"/>
-        </w:rPr>
-        <w:t>), generates three simultaneous outputs: Hydrogen gas, Oxygen gas, and Dissipated Heat (</w:t>
-      </w:r>
-      <w:proofErr w:type="spellStart"/>
-      <w:r>
-        <w:rPr>
-          <w:lang w:val="en-US" w:eastAsia="en-US"/>
-        </w:rPr>
-        <w:t>Q_prod</w:t>
-      </w:r>
-      <w:proofErr w:type="spellEnd"/>
-      <w:r>
-        <w:rPr>
-          <w:lang w:val="en-US" w:eastAsia="en-US"/>
-        </w:rPr>
-        <w:t>)</w:t>
+        <w:t>The electrolyzer acts as the primary source node in the simulation. It takes electrical power input (P_Electrolyzer) and, based on the reaction enthalpy (Delta_h) and efficiency (Eff_Electrolyzer), generates three simultaneous outputs: Hydrogen gas, Oxygen gas, and Dissipated Heat (Q_prod)</w:t>
       </w:r>
       <w:r>
         <w:rPr>
@@ -2141,35 +2007,7 @@
         <w:rPr>
           <w:lang w:val="en-US" w:eastAsia="en-US"/>
         </w:rPr>
-        <w:t>The dissipated heat (</w:t>
-      </w:r>
-      <w:proofErr w:type="spellStart"/>
-      <w:r>
-        <w:rPr>
-          <w:lang w:val="en-US" w:eastAsia="en-US"/>
-        </w:rPr>
-        <w:t>Q_prod</w:t>
-      </w:r>
-      <w:proofErr w:type="spellEnd"/>
-      <w:r>
-        <w:rPr>
-          <w:lang w:val="en-US" w:eastAsia="en-US"/>
-        </w:rPr>
-        <w:t>) is captured and stored in a central energy storage unit (</w:t>
-      </w:r>
-      <w:proofErr w:type="spellStart"/>
-      <w:r>
-        <w:rPr>
-          <w:lang w:val="en-US" w:eastAsia="en-US"/>
-        </w:rPr>
-        <w:t>Q_store</w:t>
-      </w:r>
-      <w:proofErr w:type="spellEnd"/>
-      <w:r>
-        <w:rPr>
-          <w:lang w:val="en-US" w:eastAsia="en-US"/>
-        </w:rPr>
-        <w:t>)</w:t>
+        <w:t>The dissipated heat (Q_prod) is captured and stored in a central energy storage unit (Q_store)</w:t>
       </w:r>
       <w:r>
         <w:rPr>
@@ -2220,14 +2058,12 @@
         </w:rPr>
         <w:t xml:space="preserve"> (</w:t>
       </w:r>
-      <w:proofErr w:type="spellStart"/>
       <w:r>
         <w:rPr>
           <w:lang w:val="en-US" w:eastAsia="en-US"/>
         </w:rPr>
         <w:t>Q_tank_in</w:t>
       </w:r>
-      <w:proofErr w:type="spellEnd"/>
       <w:r>
         <w:rPr>
           <w:lang w:val="en-US" w:eastAsia="en-US"/>
@@ -2238,92 +2074,74 @@
         <w:rPr>
           <w:lang w:val="en-US" w:eastAsia="en-US"/>
         </w:rPr>
-        <w:t xml:space="preserve"> to regulate the fish tank temperature (</w:t>
-      </w:r>
-      <w:proofErr w:type="spellStart"/>
+        <w:t xml:space="preserve"> to regulate the fish tank temperature (T_tank), </w:t>
+      </w:r>
       <w:r>
         <w:rPr>
           <w:lang w:val="en-US" w:eastAsia="en-US"/>
         </w:rPr>
-        <w:t>T_tank</w:t>
-      </w:r>
-      <w:proofErr w:type="spellEnd"/>
+        <w:t>considering water properties such as density</w:t>
+      </w:r>
       <w:r>
         <w:rPr>
           <w:lang w:val="en-US" w:eastAsia="en-US"/>
         </w:rPr>
-        <w:t xml:space="preserve">), </w:t>
+        <w:t xml:space="preserve"> </w:t>
       </w:r>
       <w:r>
         <w:rPr>
           <w:lang w:val="en-US" w:eastAsia="en-US"/>
         </w:rPr>
-        <w:t>considering water properties such as density</w:t>
+        <w:t>(</w:t>
       </w:r>
       <w:r>
         <w:rPr>
           <w:lang w:val="en-US" w:eastAsia="en-US"/>
         </w:rPr>
+        <w:t>rho_water</w:t>
+      </w:r>
+      <w:r>
+        <w:rPr>
+          <w:lang w:val="en-US" w:eastAsia="en-US"/>
+        </w:rPr>
+        <w:t>)</w:t>
+      </w:r>
+      <w:r>
+        <w:rPr>
+          <w:lang w:val="en-US" w:eastAsia="en-US"/>
+        </w:rPr>
+        <w:t xml:space="preserve"> and</w:t>
+      </w:r>
+      <w:r>
+        <w:rPr>
+          <w:lang w:val="en-US" w:eastAsia="en-US"/>
+        </w:rPr>
         <w:t xml:space="preserve"> </w:t>
       </w:r>
       <w:r>
         <w:rPr>
           <w:lang w:val="en-US" w:eastAsia="en-US"/>
         </w:rPr>
+        <w:t>specific heat capacity</w:t>
+      </w:r>
+      <w:r>
+        <w:rPr>
+          <w:lang w:val="en-US" w:eastAsia="en-US"/>
+        </w:rPr>
+        <w:t xml:space="preserve"> </w:t>
+      </w:r>
+      <w:r>
+        <w:rPr>
+          <w:lang w:val="en-US" w:eastAsia="en-US"/>
+        </w:rPr>
         <w:t>(</w:t>
       </w:r>
-      <w:proofErr w:type="spellStart"/>
       <w:r>
         <w:rPr>
           <w:lang w:val="en-US" w:eastAsia="en-US"/>
         </w:rPr>
-        <w:t>rho_water</w:t>
-      </w:r>
-      <w:proofErr w:type="spellEnd"/>
-      <w:r>
-        <w:rPr>
-          <w:lang w:val="en-US" w:eastAsia="en-US"/>
-        </w:rPr>
-        <w:t>)</w:t>
-      </w:r>
-      <w:r>
-        <w:rPr>
-          <w:lang w:val="en-US" w:eastAsia="en-US"/>
-        </w:rPr>
-        <w:t xml:space="preserve"> and</w:t>
-      </w:r>
-      <w:r>
-        <w:rPr>
-          <w:lang w:val="en-US" w:eastAsia="en-US"/>
-        </w:rPr>
-        <w:t xml:space="preserve"> </w:t>
-      </w:r>
-      <w:r>
-        <w:rPr>
-          <w:lang w:val="en-US" w:eastAsia="en-US"/>
-        </w:rPr>
-        <w:t>specific heat capacity</w:t>
-      </w:r>
-      <w:r>
-        <w:rPr>
-          <w:lang w:val="en-US" w:eastAsia="en-US"/>
-        </w:rPr>
-        <w:t xml:space="preserve"> </w:t>
-      </w:r>
-      <w:r>
-        <w:rPr>
-          <w:lang w:val="en-US" w:eastAsia="en-US"/>
-        </w:rPr>
-        <w:t>(</w:t>
-      </w:r>
-      <w:proofErr w:type="spellStart"/>
-      <w:r>
-        <w:rPr>
-          <w:lang w:val="en-US" w:eastAsia="en-US"/>
-        </w:rPr>
         <w:t>cp_water</w:t>
       </w:r>
-      <w:proofErr w:type="spellEnd"/>
       <w:r>
         <w:rPr>
           <w:lang w:val="en-US" w:eastAsia="en-US"/>
@@ -2353,30 +2171,8 @@
         <w:rPr>
           <w:lang w:val="en-US" w:eastAsia="en-US"/>
         </w:rPr>
-        <w:t>Greenhouse Heating: Simultaneously, heat is transferred through a heat flow (</w:t>
-      </w:r>
-      <w:proofErr w:type="spellStart"/>
-      <w:r>
-        <w:rPr>
-          <w:lang w:val="en-US" w:eastAsia="en-US"/>
-        </w:rPr>
-        <w:t>Q_greenhouse_in</w:t>
-      </w:r>
-      <w:proofErr w:type="spellEnd"/>
-      <w:r>
-        <w:rPr>
-          <w:lang w:val="en-US" w:eastAsia="en-US"/>
-        </w:rPr>
-        <w:t>) to the vertical farm module to maintain the greenhouse temperature (</w:t>
-      </w:r>
-      <w:proofErr w:type="spellStart"/>
-      <w:r>
-        <w:rPr>
-          <w:lang w:val="en-US" w:eastAsia="en-US"/>
-        </w:rPr>
-        <w:t>T_greenhouse</w:t>
-      </w:r>
-      <w:proofErr w:type="spellEnd"/>
+        <w:t>Greenhouse Heating: Simultaneously, heat is transferred through a heat flow (Q_greenhouse_in) to the vertical farm module to maintain the greenhouse temperature (T_greenhouse</w:t>
+      </w:r>
       <w:r>
         <w:rPr>
           <w:lang w:val="en-US" w:eastAsia="en-US"/>
@@ -2408,70 +2204,68 @@
         </w:rPr>
         <w:t>two heat flows (</w:t>
       </w:r>
-      <w:proofErr w:type="spellStart"/>
       <w:r>
         <w:rPr>
           <w:lang w:val="en-US" w:eastAsia="en-US"/>
         </w:rPr>
-        <w:t>Q_diss_tank</w:t>
-      </w:r>
-      <w:proofErr w:type="spellEnd"/>
+        <w:t>Q_diss_tank and Q_diss_greenhouse</w:t>
+      </w:r>
       <w:r>
         <w:rPr>
           <w:lang w:val="en-US" w:eastAsia="en-US"/>
         </w:rPr>
-        <w:t xml:space="preserve"> and </w:t>
-      </w:r>
-      <w:proofErr w:type="spellStart"/>
+        <w:t>)</w:t>
+      </w:r>
       <w:r>
         <w:rPr>
           <w:lang w:val="en-US" w:eastAsia="en-US"/>
         </w:rPr>
-        <w:t>Q_</w:t>
-      </w:r>
-      <w:proofErr w:type="gramStart"/>
+        <w:t xml:space="preserve"> to </w:t>
+      </w:r>
+      <w:r>
+        <w:rPr>
+          <w:lang w:val="en-GB" w:eastAsia="en-US"/>
+        </w:rPr>
+        <w:t xml:space="preserve">evaluate </w:t>
+      </w:r>
       <w:r>
         <w:rPr>
           <w:lang w:val="en-US" w:eastAsia="en-US"/>
         </w:rPr>
-        <w:t>diss</w:t>
-      </w:r>
-      <w:proofErr w:type="gramEnd"/>
+        <w:t>the system's thermal efficiency</w:t>
+      </w:r>
       <w:r>
         <w:rPr>
           <w:lang w:val="en-US" w:eastAsia="en-US"/>
         </w:rPr>
-        <w:t>_greenhouse</w:t>
-      </w:r>
-      <w:proofErr w:type="spellEnd"/>
+        <w:t>.</w:t>
+      </w:r>
+    </w:p>
+    <w:p>
+      <w:pPr>
+        <w:pStyle w:val="berschrift2"/>
+      </w:pPr>
+      <w:r>
+        <w:t>Model Parameters and Logic</w:t>
+      </w:r>
+    </w:p>
+    <w:p>
+      <w:pPr>
+        <w:ind w:right="-1"/>
+        <w:rPr>
+          <w:lang w:val="en-GB"/>
+        </w:rPr>
+      </w:pPr>
       <w:r>
         <w:rPr>
           <w:lang w:val="en-US" w:eastAsia="en-US"/>
         </w:rPr>
-        <w:t>)</w:t>
+        <w:t>The model is of a hypothetical hydrogen plant with PEM electrolyzers. The power for plant operation comes from an islanded wind farm with a similar capacity. It is assumed that the heat output of the electrolyzer is very large compared with the oxygen output. Therefore, the fish farm is sized first, based on the oxygen output, and the greenhouse is sized based on the heat remaining after the fish farm demand has been calculated</w:t>
       </w:r>
       <w:r>
         <w:rPr>
           <w:lang w:val="en-US" w:eastAsia="en-US"/>
         </w:rPr>
-        <w:t xml:space="preserve"> to </w:t>
-      </w:r>
-      <w:r>
-        <w:rPr>
-          <w:lang w:val="en-GB" w:eastAsia="en-US"/>
-        </w:rPr>
-        <w:t xml:space="preserve">evaluate </w:t>
-      </w:r>
-      <w:r>
-        <w:rPr>
-          <w:lang w:val="en-US" w:eastAsia="en-US"/>
-        </w:rPr>
-        <w:t>the system's thermal efficiency</w:t>
-      </w:r>
-      <w:r>
-        <w:rPr>
-          <w:lang w:val="en-US" w:eastAsia="en-US"/>
-        </w:rPr>
         <w:t>.</w:t>
       </w:r>
     </w:p>
@@ -2479,80 +2273,16 @@
       <w:pPr>
         <w:pStyle w:val="berschrift2"/>
       </w:pPr>
-      <w:r>
-        <w:t>Model Parameters and Logic</w:t>
-      </w:r>
+      <w:bookmarkStart w:id="9" w:name="_Toc225009474"/>
+      <w:r>
+        <w:t>Wind Farm (P_electrolyzer)</w:t>
+      </w:r>
+      <w:bookmarkEnd w:id="9"/>
     </w:p>
     <w:p>
       <w:pPr>
         <w:ind w:right="-1"/>
         <w:rPr>
-          <w:lang w:val="en-GB"/>
-        </w:rPr>
-      </w:pPr>
-      <w:r>
-        <w:rPr>
-          <w:lang w:val="en-US" w:eastAsia="en-US"/>
-        </w:rPr>
-        <w:t xml:space="preserve">The model is of a hypothetical hydrogen plant with PEM </w:t>
-      </w:r>
-      <w:proofErr w:type="spellStart"/>
-      <w:r>
-        <w:rPr>
-          <w:lang w:val="en-US" w:eastAsia="en-US"/>
-        </w:rPr>
-        <w:t>electrolyzers</w:t>
-      </w:r>
-      <w:proofErr w:type="spellEnd"/>
-      <w:r>
-        <w:rPr>
-          <w:lang w:val="en-US" w:eastAsia="en-US"/>
-        </w:rPr>
-        <w:t xml:space="preserve">. The power for plant operation comes from an islanded wind farm with a similar capacity. It is assumed that the heat output of the </w:t>
-      </w:r>
-      <w:proofErr w:type="spellStart"/>
-      <w:r>
-        <w:rPr>
-          <w:lang w:val="en-US" w:eastAsia="en-US"/>
-        </w:rPr>
-        <w:t>electrolyzer</w:t>
-      </w:r>
-      <w:proofErr w:type="spellEnd"/>
-      <w:r>
-        <w:rPr>
-          <w:lang w:val="en-US" w:eastAsia="en-US"/>
-        </w:rPr>
-        <w:t xml:space="preserve"> is very large compared with the oxygen output. Therefore, the fish farm is sized first, based on the oxygen output, and the greenhouse is sized based on the heat remaining after the fish farm demand has been calculated</w:t>
-      </w:r>
-      <w:r>
-        <w:rPr>
-          <w:lang w:val="en-US" w:eastAsia="en-US"/>
-        </w:rPr>
-        <w:t>.</w:t>
-      </w:r>
-    </w:p>
-    <w:p>
-      <w:pPr>
-        <w:pStyle w:val="berschrift2"/>
-      </w:pPr>
-      <w:bookmarkStart w:id="9" w:name="_Toc225009474"/>
-      <w:r>
-        <w:t>Wind Farm (</w:t>
-      </w:r>
-      <w:proofErr w:type="spellStart"/>
-      <w:r>
-        <w:t>P_electrolyzer</w:t>
-      </w:r>
-      <w:proofErr w:type="spellEnd"/>
-      <w:r>
-        <w:t>)</w:t>
-      </w:r>
-      <w:bookmarkEnd w:id="9"/>
-    </w:p>
-    <w:p>
-      <w:pPr>
-        <w:ind w:right="-1"/>
-        <w:rPr>
           <w:rFonts w:cs="Calibri"/>
         </w:rPr>
       </w:pPr>
@@ -2608,148 +2338,52 @@
           <w:lang w:val="en-GB"/>
         </w:rPr>
         <w:lastRenderedPageBreak/>
-        <w:t xml:space="preserve">hours was scaled to data from </w:t>
-      </w:r>
-      <w:proofErr w:type="spellStart"/>
+        <w:t xml:space="preserve">hours was scaled to data from Fingrid </w:t>
+      </w:r>
       <w:r>
         <w:rPr>
           <w:rFonts w:cs="Calibri"/>
-          <w:lang w:val="en-GB"/>
-        </w:rPr>
-        <w:t>Fingrid</w:t>
-      </w:r>
-      <w:proofErr w:type="spellEnd"/>
+        </w:rPr>
+        <w:fldChar w:fldCharType="begin"/>
+      </w:r>
       <w:r>
         <w:rPr>
           <w:rFonts w:cs="Calibri"/>
           <w:lang w:val="en-GB"/>
         </w:rPr>
-        <w:t xml:space="preserve"> </w:t>
+        <w:instrText xml:space="preserve"> ADDIN ZOTERO_ITEM CSL_CITATION {"citationID":"XfvlAsyt","properties":{"formattedCitation":"[2]","plainCitation":"[2]","noteIndex":0},"citationItems":[{"id":356,"uris":["http://zotero.org/groups/6447497/items/9ELM3ZNS"],"itemData":{"id":356,"type":"webpage","title":"Download datasets","URL":"https://data.fingrid.fi/en/data?datasets=181","accessed":{"date-parts":[["2026",3,9]]}}}],"schema":"https://github.com/citation-style-language/schema/raw/master/csl-citation.json"} </w:instrText>
       </w:r>
       <w:r>
         <w:rPr>
           <w:rFonts w:cs="Calibri"/>
         </w:rPr>
-        <w:fldChar w:fldCharType="begin"/>
+        <w:fldChar w:fldCharType="separate"/>
+      </w:r>
+      <w:r>
+        <w:rPr>
+          <w:rFonts w:ascii="Aptos" w:hAnsi="Aptos"/>
+          <w:lang w:val="en-GB"/>
+        </w:rPr>
+        <w:t>[2]</w:t>
       </w:r>
       <w:r>
         <w:rPr>
           <w:rFonts w:cs="Calibri"/>
-          <w:lang w:val="en-GB"/>
-        </w:rPr>
-        <w:instrText xml:space="preserve"> ADDIN ZOTERO_ITEM CSL_CITATION {"citationID":"XfvlAsyt","properties":{"formattedCitation":"[2]","plainCitation":"[2]","noteIndex":0},"citationItems":[{"id":356,"uris":["http://zotero.org/groups/6447497/items/9ELM3ZNS"],"itemData":{"id":356,"type":"webpage","title":"Download datasets","URL":"https://data.fingrid.fi/en/data?datasets=181","accessed":{"date-parts":[["2026",3,9]]}}}],"schema":"https://github.com/citation-style-language/schema/raw/master/csl-citation.json"} </w:instrText>
+        </w:rPr>
+        <w:fldChar w:fldCharType="end"/>
       </w:r>
       <w:r>
         <w:rPr>
           <w:rFonts w:cs="Calibri"/>
-        </w:rPr>
-        <w:fldChar w:fldCharType="separate"/>
-      </w:r>
-      <w:r>
-        <w:rPr>
-          <w:rFonts w:ascii="Aptos" w:hAnsi="Aptos"/>
-          <w:lang w:val="en-GB"/>
-        </w:rPr>
-        <w:t>[2]</w:t>
+          <w:lang w:val="en-GB"/>
+        </w:rPr>
+        <w:t xml:space="preserve">. Although Fingrid data is for all of Finland, data for specific wind farms is not easily found. Therefore, the profile is the best approximation for our project. </w:t>
       </w:r>
       <w:r>
         <w:rPr>
           <w:rFonts w:cs="Calibri"/>
         </w:rPr>
-        <w:fldChar w:fldCharType="end"/>
-      </w:r>
-      <w:r>
-        <w:rPr>
-          <w:rFonts w:cs="Calibri"/>
-          <w:lang w:val="en-GB"/>
-        </w:rPr>
-        <w:t xml:space="preserve">. Although </w:t>
-      </w:r>
-      <w:proofErr w:type="spellStart"/>
-      <w:r>
-        <w:rPr>
-          <w:rFonts w:cs="Calibri"/>
-          <w:lang w:val="en-GB"/>
-        </w:rPr>
-        <w:t>Fingrid</w:t>
-      </w:r>
-      <w:proofErr w:type="spellEnd"/>
-      <w:r>
-        <w:rPr>
-          <w:rFonts w:cs="Calibri"/>
-          <w:lang w:val="en-GB"/>
-        </w:rPr>
-        <w:t xml:space="preserve"> data is for all of Finland, data for specific wind farms is not easily found. Therefore, the profile is the best approximation for our project. </w:t>
-      </w:r>
-      <w:proofErr w:type="spellStart"/>
-      <w:r>
-        <w:rPr>
-          <w:rFonts w:cs="Calibri"/>
-        </w:rPr>
-        <w:t>The</w:t>
-      </w:r>
-      <w:proofErr w:type="spellEnd"/>
-      <w:r>
-        <w:rPr>
-          <w:rFonts w:cs="Calibri"/>
-        </w:rPr>
-        <w:t xml:space="preserve"> </w:t>
-      </w:r>
-      <w:proofErr w:type="spellStart"/>
-      <w:r>
-        <w:rPr>
-          <w:rFonts w:cs="Calibri"/>
-        </w:rPr>
-        <w:t>power</w:t>
-      </w:r>
-      <w:proofErr w:type="spellEnd"/>
-      <w:r>
-        <w:rPr>
-          <w:rFonts w:cs="Calibri"/>
-        </w:rPr>
-        <w:t xml:space="preserve"> output </w:t>
-      </w:r>
-      <w:proofErr w:type="spellStart"/>
-      <w:r>
-        <w:rPr>
-          <w:rFonts w:cs="Calibri"/>
-        </w:rPr>
-        <w:t>was</w:t>
-      </w:r>
-      <w:proofErr w:type="spellEnd"/>
-      <w:r>
-        <w:rPr>
-          <w:rFonts w:cs="Calibri"/>
-        </w:rPr>
-        <w:t xml:space="preserve"> </w:t>
-      </w:r>
-      <w:proofErr w:type="spellStart"/>
-      <w:r>
-        <w:rPr>
-          <w:rFonts w:cs="Calibri"/>
-        </w:rPr>
-        <w:t>scaled</w:t>
-      </w:r>
-      <w:proofErr w:type="spellEnd"/>
-      <w:r>
-        <w:rPr>
-          <w:rFonts w:cs="Calibri"/>
-        </w:rPr>
-        <w:t xml:space="preserve"> as </w:t>
-      </w:r>
-      <w:proofErr w:type="spellStart"/>
-      <w:r>
-        <w:rPr>
-          <w:rFonts w:cs="Calibri"/>
-        </w:rPr>
-        <w:t>follows</w:t>
-      </w:r>
-      <w:proofErr w:type="spellEnd"/>
-      <w:r>
-        <w:rPr>
-          <w:rFonts w:cs="Calibri"/>
-        </w:rPr>
-        <w:t>:</w:t>
+        <w:t>The power output was scaled as follows:</w:t>
       </w:r>
     </w:p>
     <w:p>
@@ -2768,21 +2402,7 @@
         <w:rPr>
           <w:lang w:val="en-GB"/>
         </w:rPr>
-        <w:t xml:space="preserve">Hourly Averaging: The raw 3-minute real-time production data from </w:t>
-      </w:r>
-      <w:proofErr w:type="spellStart"/>
-      <w:r>
-        <w:rPr>
-          <w:lang w:val="en-GB"/>
-        </w:rPr>
-        <w:t>Fingrid</w:t>
-      </w:r>
-      <w:proofErr w:type="spellEnd"/>
-      <w:r>
-        <w:rPr>
-          <w:lang w:val="en-GB"/>
-        </w:rPr>
-        <w:t xml:space="preserve"> (March 6th-7th) was aggregated into hourly mean values to provide a consistent daily profile.</w:t>
+        <w:t>Hourly Averaging: The raw 3-minute real-time production data from Fingrid (March 6th-7th) was aggregated into hourly mean values to provide a consistent daily profile.</w:t>
       </w:r>
     </w:p>
     <w:p>
@@ -3058,73 +2678,21 @@
           <w:numId w:val="0"/>
         </w:numPr>
         <w:ind w:left="624" w:hanging="624"/>
+        <w:rPr>
+          <w:lang w:val="en-GB"/>
+        </w:rPr>
       </w:pPr>
       <w:bookmarkStart w:id="11" w:name="_Toc225009476"/>
-      <w:proofErr w:type="spellStart"/>
       <w:r>
         <w:rPr>
           <w:rStyle w:val="Fett"/>
           <w:b/>
           <w:bCs/>
-        </w:rPr>
-        <w:t>Sizing</w:t>
-      </w:r>
-      <w:proofErr w:type="spellEnd"/>
-      <w:r>
-        <w:rPr>
-          <w:rStyle w:val="Fett"/>
-          <w:b/>
-          <w:bCs/>
-        </w:rPr>
-        <w:t xml:space="preserve"> </w:t>
-      </w:r>
-      <w:proofErr w:type="spellStart"/>
-      <w:r>
-        <w:rPr>
-          <w:rStyle w:val="Fett"/>
-          <w:b/>
-          <w:bCs/>
-        </w:rPr>
-        <w:t>the</w:t>
-      </w:r>
-      <w:proofErr w:type="spellEnd"/>
-      <w:r>
-        <w:rPr>
-          <w:rStyle w:val="Fett"/>
-          <w:b/>
-          <w:bCs/>
-        </w:rPr>
-        <w:t xml:space="preserve"> </w:t>
-      </w:r>
-      <w:proofErr w:type="spellStart"/>
-      <w:r>
-        <w:rPr>
-          <w:rStyle w:val="Fett"/>
-          <w:b/>
-          <w:bCs/>
-        </w:rPr>
-        <w:t>Fish</w:t>
-      </w:r>
-      <w:proofErr w:type="spellEnd"/>
-      <w:r>
-        <w:rPr>
-          <w:rStyle w:val="Fett"/>
-          <w:b/>
-          <w:bCs/>
-        </w:rPr>
-        <w:t xml:space="preserve"> </w:t>
-      </w:r>
-      <w:proofErr w:type="spellStart"/>
-      <w:r>
-        <w:rPr>
-          <w:rStyle w:val="Fett"/>
-          <w:b/>
-          <w:bCs/>
-        </w:rPr>
-        <w:t>Tank</w:t>
+          <w:lang w:val="en-GB"/>
+        </w:rPr>
+        <w:t>Sizing the Fish Tank</w:t>
       </w:r>
       <w:bookmarkEnd w:id="11"/>
-      <w:proofErr w:type="spellEnd"/>
     </w:p>
     <w:p>
       <w:pPr>
@@ -4349,74 +3917,20 @@
           <w:rStyle w:val="Fett"/>
           <w:b/>
           <w:bCs/>
+          <w:lang w:val="en-GB"/>
         </w:rPr>
       </w:pPr>
       <w:bookmarkStart w:id="12" w:name="_Toc225009477"/>
-      <w:proofErr w:type="spellStart"/>
       <w:r>
         <w:rPr>
           <w:rStyle w:val="Fett"/>
           <w:b/>
           <w:bCs/>
-        </w:rPr>
-        <w:t>Fish</w:t>
-      </w:r>
-      <w:proofErr w:type="spellEnd"/>
-      <w:r>
-        <w:rPr>
-          <w:rStyle w:val="Fett"/>
-          <w:b/>
-          <w:bCs/>
-        </w:rPr>
-        <w:t xml:space="preserve"> </w:t>
-      </w:r>
-      <w:proofErr w:type="spellStart"/>
-      <w:r>
-        <w:rPr>
-          <w:rStyle w:val="Fett"/>
-          <w:b/>
-          <w:bCs/>
-        </w:rPr>
-        <w:t>Tank</w:t>
-      </w:r>
-      <w:proofErr w:type="spellEnd"/>
-      <w:r>
-        <w:rPr>
-          <w:rStyle w:val="Fett"/>
-          <w:b/>
-          <w:bCs/>
-        </w:rPr>
-        <w:t xml:space="preserve"> </w:t>
-      </w:r>
-      <w:proofErr w:type="spellStart"/>
-      <w:r>
-        <w:rPr>
-          <w:rStyle w:val="Fett"/>
-          <w:b/>
-          <w:bCs/>
-        </w:rPr>
-        <w:t>Heat</w:t>
-      </w:r>
-      <w:proofErr w:type="spellEnd"/>
-      <w:r>
-        <w:rPr>
-          <w:rStyle w:val="Fett"/>
-          <w:b/>
-          <w:bCs/>
-        </w:rPr>
-        <w:t xml:space="preserve"> </w:t>
-      </w:r>
-      <w:proofErr w:type="spellStart"/>
-      <w:r>
-        <w:rPr>
-          <w:rStyle w:val="Fett"/>
-          <w:b/>
-          <w:bCs/>
-        </w:rPr>
-        <w:t>Losses</w:t>
+          <w:lang w:val="en-GB"/>
+        </w:rPr>
+        <w:t>Fish Tank Heat Losses</w:t>
       </w:r>
       <w:bookmarkEnd w:id="12"/>
-      <w:proofErr w:type="spellEnd"/>
     </w:p>
     <w:p>
       <w:pPr>
@@ -4718,21 +4232,7 @@
             <w:rFonts w:ascii="Cambria Math" w:hAnsi="Cambria Math"/>
             <w:lang w:val="en-GB"/>
           </w:rPr>
-          <m:t>12</m:t>
-        </m:r>
-        <m:r>
-          <w:rPr>
-            <w:rFonts w:ascii="Cambria Math" w:hAnsi="Cambria Math"/>
-            <w:lang w:val="en-GB"/>
-          </w:rPr>
-          <m:t xml:space="preserve"> </m:t>
-        </m:r>
-        <m:r>
-          <w:rPr>
-            <w:rFonts w:ascii="Cambria Math" w:hAnsi="Cambria Math"/>
-            <w:lang w:val="en-GB"/>
-          </w:rPr>
-          <m:t>°C</m:t>
+          <m:t>12 °C</m:t>
         </m:r>
       </m:oMath>
       <w:r>
@@ -4915,21 +4415,7 @@
           <w:lang w:val="en-GB"/>
         </w:rPr>
         <w:lastRenderedPageBreak/>
-        <w:t xml:space="preserve">The thermal mass of the fish is assumed to be </w:t>
-      </w:r>
-      <w:proofErr w:type="gramStart"/>
-      <w:r>
-        <w:rPr>
-          <w:lang w:val="en-GB"/>
-        </w:rPr>
-        <w:t>similar to</w:t>
-      </w:r>
-      <w:proofErr w:type="gramEnd"/>
-      <w:r>
-        <w:rPr>
-          <w:lang w:val="en-GB"/>
-        </w:rPr>
-        <w:t xml:space="preserve"> that of water and is thus neglected.</w:t>
+        <w:t>The thermal mass of the fish is assumed to be similar to that of water and is thus neglected.</w:t>
       </w:r>
     </w:p>
     <w:p>
@@ -5083,14 +4569,7 @@
               <w:rFonts w:ascii="Cambria Math" w:hAnsi="Cambria Math"/>
               <w:lang w:val="en-GB"/>
             </w:rPr>
-            <m:t>=</m:t>
-          </m:r>
-          <m:r>
-            <w:rPr>
-              <w:rFonts w:ascii="Cambria Math" w:hAnsi="Cambria Math"/>
-              <w:lang w:val="en-GB"/>
-            </w:rPr>
-            <m:t xml:space="preserve">21 046.86 </m:t>
+            <m:t xml:space="preserve">=21 046.86 </m:t>
           </m:r>
           <m:sSup>
             <m:sSupPr>
@@ -5176,14 +4655,7 @@
                       <w:rFonts w:ascii="Cambria Math" w:hAnsi="Cambria Math"/>
                       <w:lang w:val="en-GB"/>
                     </w:rPr>
-                    <m:t>21046.86</m:t>
-                  </m:r>
-                  <m:r>
-                    <w:rPr>
-                      <w:rFonts w:ascii="Cambria Math" w:hAnsi="Cambria Math"/>
-                      <w:lang w:val="en-GB"/>
-                    </w:rPr>
-                    <m:t xml:space="preserve"> </m:t>
+                    <m:t xml:space="preserve">21046.86 </m:t>
                   </m:r>
                   <m:sSup>
                     <m:sSupPr>
@@ -5232,42 +4704,7 @@
               <w:rFonts w:ascii="Cambria Math" w:hAnsi="Cambria Math"/>
               <w:lang w:val="en-GB"/>
             </w:rPr>
-            <m:t>=6.41</m:t>
-          </m:r>
-          <m:r>
-            <w:rPr>
-              <w:rFonts w:ascii="Cambria Math" w:hAnsi="Cambria Math"/>
-              <w:lang w:val="en-GB"/>
-            </w:rPr>
-            <m:t xml:space="preserve"> m</m:t>
-          </m:r>
-          <m:r>
-            <w:rPr>
-              <w:rFonts w:ascii="Cambria Math" w:hAnsi="Cambria Math"/>
-              <w:lang w:val="en-GB"/>
-            </w:rPr>
-            <m:t>;W=25.63</m:t>
-          </m:r>
-          <m:r>
-            <w:rPr>
-              <w:rFonts w:ascii="Cambria Math" w:hAnsi="Cambria Math"/>
-              <w:lang w:val="en-GB"/>
-            </w:rPr>
-            <m:t xml:space="preserve"> m</m:t>
-          </m:r>
-          <m:r>
-            <w:rPr>
-              <w:rFonts w:ascii="Cambria Math" w:hAnsi="Cambria Math"/>
-              <w:lang w:val="en-GB"/>
-            </w:rPr>
-            <m:t>;L=128.15</m:t>
-          </m:r>
-          <m:r>
-            <w:rPr>
-              <w:rFonts w:ascii="Cambria Math" w:hAnsi="Cambria Math"/>
-              <w:lang w:val="en-GB"/>
-            </w:rPr>
-            <m:t xml:space="preserve"> m</m:t>
+            <m:t>=6.41 m;W=25.63 m;L=128.15 m</m:t>
           </m:r>
         </m:oMath>
       </m:oMathPara>
@@ -5291,21 +4728,7 @@
         <w:rPr>
           <w:lang w:val="en-GB"/>
         </w:rPr>
-        <w:t xml:space="preserve">The area is calculated from the length of the </w:t>
-      </w:r>
-      <w:proofErr w:type="gramStart"/>
-      <w:r>
-        <w:rPr>
-          <w:lang w:val="en-GB"/>
-        </w:rPr>
-        <w:t>sides</w:t>
-      </w:r>
-      <w:proofErr w:type="gramEnd"/>
-      <w:r>
-        <w:rPr>
-          <w:lang w:val="en-GB"/>
-        </w:rPr>
-        <w:t xml:space="preserve"> and the heat loss can be calculated using the area, the temperature difference and the assumed U-Values.</w:t>
+        <w:t>The area is calculated from the length of the sides and the heat loss can be calculated using the area, the temperature difference and the assumed U-Values.</w:t>
       </w:r>
       <w:r>
         <w:rPr>
@@ -5423,21 +4846,7 @@
         <w:rPr>
           <w:lang w:val="en-GB" w:eastAsia="en-US"/>
         </w:rPr>
-        <w:t xml:space="preserve">Although data on the design temperature in </w:t>
-      </w:r>
-      <w:proofErr w:type="spellStart"/>
-      <w:r>
-        <w:rPr>
-          <w:lang w:val="en-GB" w:eastAsia="en-US"/>
-        </w:rPr>
-        <w:t>Berlevag</w:t>
-      </w:r>
-      <w:proofErr w:type="spellEnd"/>
-      <w:r>
-        <w:rPr>
-          <w:lang w:val="en-GB" w:eastAsia="en-US"/>
-        </w:rPr>
-        <w:t xml:space="preserve"> could not be found, </w:t>
+        <w:t xml:space="preserve">Although data on the design temperature in Berlevag could not be found, </w:t>
       </w:r>
       <m:oMath>
         <m:r>
@@ -5521,28 +4930,7 @@
             <w:rFonts w:ascii="Cambria Math" w:hAnsi="Cambria Math"/>
             <w:lang w:val="en-GB"/>
           </w:rPr>
-          <m:t>0.</m:t>
-        </m:r>
-        <m:r>
-          <w:rPr>
-            <w:rFonts w:ascii="Cambria Math" w:hAnsi="Cambria Math"/>
-            <w:lang w:val="en-GB"/>
-          </w:rPr>
-          <m:t>133</m:t>
-        </m:r>
-        <m:r>
-          <w:rPr>
-            <w:rFonts w:ascii="Cambria Math" w:hAnsi="Cambria Math"/>
-            <w:lang w:val="en-GB"/>
-          </w:rPr>
-          <m:t>2</m:t>
-        </m:r>
-        <m:r>
-          <w:rPr>
-            <w:rFonts w:ascii="Cambria Math" w:hAnsi="Cambria Math"/>
-            <w:lang w:val="en-GB"/>
-          </w:rPr>
-          <m:t xml:space="preserve"> MW</m:t>
+          <m:t>0.1332 MW</m:t>
         </m:r>
       </m:oMath>
       <w:r>
@@ -5655,21 +5043,7 @@
         <w:rPr>
           <w:lang w:val="en-GB" w:eastAsia="en-US"/>
         </w:rPr>
-        <w:t xml:space="preserve"> vertical farm is designed to grow lettuce, as is the case in the </w:t>
-      </w:r>
-      <w:proofErr w:type="spellStart"/>
-      <w:r>
-        <w:rPr>
-          <w:lang w:val="en-GB" w:eastAsia="en-US"/>
-        </w:rPr>
-        <w:t>Berlevag</w:t>
-      </w:r>
-      <w:proofErr w:type="spellEnd"/>
-      <w:r>
-        <w:rPr>
-          <w:lang w:val="en-GB" w:eastAsia="en-US"/>
-        </w:rPr>
-        <w:t xml:space="preserve"> project </w:t>
+        <w:t xml:space="preserve"> vertical farm is designed to grow lettuce, as is the case in the Berlevag project </w:t>
       </w:r>
       <w:r>
         <w:rPr>
@@ -5852,21 +5226,7 @@
         <w:rPr>
           <w:lang w:val="en-GB" w:eastAsia="en-US"/>
         </w:rPr>
-        <w:t xml:space="preserve">For the climate zone of </w:t>
-      </w:r>
-      <w:proofErr w:type="gramStart"/>
-      <w:r>
-        <w:rPr>
-          <w:lang w:val="en-GB" w:eastAsia="en-US"/>
-        </w:rPr>
-        <w:t>Helsinki</w:t>
-      </w:r>
-      <w:proofErr w:type="gramEnd"/>
-      <w:r>
-        <w:rPr>
-          <w:lang w:val="en-GB" w:eastAsia="en-US"/>
-        </w:rPr>
-        <w:t xml:space="preserve"> the optimal </w:t>
+        <w:t xml:space="preserve">For the climate zone of Helsinki the optimal </w:t>
       </w:r>
       <w:r>
         <w:rPr>
@@ -6551,19 +5911,7 @@
         <w:rPr>
           <w:lang w:val="en-GB" w:eastAsia="en-US"/>
         </w:rPr>
-        <w:t xml:space="preserve">of a </w:t>
-      </w:r>
-      <w:r>
-        <w:rPr>
-          <w:lang w:val="en-GB" w:eastAsia="en-US"/>
-        </w:rPr>
-        <w:t>rectangular</w:t>
-      </w:r>
-      <w:r>
-        <w:rPr>
-          <w:lang w:val="en-GB" w:eastAsia="en-US"/>
-        </w:rPr>
-        <w:t xml:space="preserve"> prism </w:t>
+        <w:t xml:space="preserve">of a rectangular prism </w:t>
       </w:r>
       <w:r>
         <w:rPr>
@@ -6583,14 +5931,7 @@
             <w:rFonts w:ascii="Cambria Math" w:hAnsi="Cambria Math"/>
             <w:lang w:val="en-GB" w:eastAsia="en-US"/>
           </w:rPr>
-          <m:t>87.83</m:t>
-        </m:r>
-        <m:r>
-          <w:rPr>
-            <w:rFonts w:ascii="Cambria Math" w:hAnsi="Cambria Math"/>
-            <w:lang w:val="en-GB" w:eastAsia="en-US"/>
-          </w:rPr>
-          <m:t xml:space="preserve"> m</m:t>
+          <m:t>87.83 m</m:t>
         </m:r>
       </m:oMath>
       <w:r>
@@ -6627,83 +5968,55 @@
         <w:rPr>
           <w:lang w:val="en-GB" w:eastAsia="en-US"/>
         </w:rPr>
-        <w:t xml:space="preserve">, the </w:t>
-      </w:r>
-      <w:proofErr w:type="spellStart"/>
+        <w:t>, the Greenphyto Innovation Centre in Singapore,</w:t>
+      </w:r>
       <w:r>
         <w:rPr>
           <w:lang w:val="en-GB" w:eastAsia="en-US"/>
         </w:rPr>
-        <w:t>Greenphyto</w:t>
-      </w:r>
-      <w:proofErr w:type="spellEnd"/>
+        <w:t xml:space="preserve"> is 23.3m tall </w:t>
+      </w:r>
       <w:r>
         <w:rPr>
           <w:lang w:val="en-GB" w:eastAsia="en-US"/>
         </w:rPr>
-        <w:t xml:space="preserve"> Innovation Centre in Singapore,</w:t>
+        <w:fldChar w:fldCharType="begin"/>
       </w:r>
       <w:r>
         <w:rPr>
           <w:lang w:val="en-GB" w:eastAsia="en-US"/>
         </w:rPr>
-        <w:t xml:space="preserve"> is 23.3m tall </w:t>
+        <w:instrText xml:space="preserve"> ADDIN ZOTERO_ITEM CSL_CITATION {"citationID":"ZTp3ho2N","properties":{"formattedCitation":"[20]","plainCitation":"[20]","noteIndex":0},"citationItems":[{"id":390,"uris":["http://zotero.org/groups/6447497/items/HW3DZH35"],"itemData":{"id":390,"type":"webpage","abstract":"Greenphyto’s vision is to be the World’s premier Farms of the Future, enabling security of sustainable food supplies for nations, through innovative, automated and weather independent farming solutions.","container-title":"Greenphyto","language":"en-US","title":"Home","URL":"https://greenphyto.com/","accessed":{"date-parts":[["2026",3,25]]}}}],"schema":"https://github.com/citation-style-language/schema/raw/master/csl-citation.json"} </w:instrText>
       </w:r>
       <w:r>
         <w:rPr>
           <w:lang w:val="en-GB" w:eastAsia="en-US"/>
         </w:rPr>
-        <w:fldChar w:fldCharType="begin"/>
+        <w:fldChar w:fldCharType="separate"/>
       </w:r>
       <w:r>
         <w:rPr>
           <w:lang w:val="en-GB" w:eastAsia="en-US"/>
         </w:rPr>
-        <w:instrText xml:space="preserve"> ADDIN ZOTERO_ITEM CSL_CITATION {"citationID":"ZTp3ho2N","properties":{"formattedCitation":"[20]","plainCitation":"[20]","noteIndex":0},"citationItems":[{"id":390,"uris":["http://zotero.org/groups/6447497/items/HW3DZH35"],"itemData":{"id":390,"type":"webpage","abstract":"Greenphyto’s vision is to be the World’s premier Farms of the Future, enabling security of sustainable food supplies for nations, through innovative, automated and weather independent farming solutions.","container-title":"Greenphyto","language":"en-US","title":"Home","URL":"https://greenphyto.com/","accessed":{"date-parts":[["2026",3,25]]}}}],"schema":"https://github.com/citation-style-language/schema/raw/master/csl-citation.json"} </w:instrText>
+        <w:t>[20]</w:t>
       </w:r>
       <w:r>
         <w:rPr>
           <w:lang w:val="en-GB" w:eastAsia="en-US"/>
         </w:rPr>
-        <w:fldChar w:fldCharType="separate"/>
+        <w:fldChar w:fldCharType="end"/>
       </w:r>
       <w:r>
         <w:rPr>
           <w:lang w:val="en-GB" w:eastAsia="en-US"/>
         </w:rPr>
-        <w:t>[20]</w:t>
+        <w:t>. Google earth images show that the proportion of the length to width of th</w:t>
       </w:r>
       <w:r>
         <w:rPr>
           <w:lang w:val="en-GB" w:eastAsia="en-US"/>
         </w:rPr>
-        <w:fldChar w:fldCharType="end"/>
-      </w:r>
-      <w:r>
-        <w:rPr>
-          <w:lang w:val="en-GB" w:eastAsia="en-US"/>
-        </w:rPr>
-        <w:t>. Google earth images show that the proportion of the length to width of th</w:t>
-      </w:r>
-      <w:r>
-        <w:rPr>
-          <w:lang w:val="en-GB" w:eastAsia="en-US"/>
-        </w:rPr>
-        <w:t xml:space="preserve">e </w:t>
-      </w:r>
-      <w:proofErr w:type="spellStart"/>
-      <w:r>
-        <w:rPr>
-          <w:lang w:val="en-GB" w:eastAsia="en-US"/>
-        </w:rPr>
-        <w:t>Greenphyto</w:t>
-      </w:r>
-      <w:proofErr w:type="spellEnd"/>
-      <w:r>
-        <w:rPr>
-          <w:lang w:val="en-GB" w:eastAsia="en-US"/>
-        </w:rPr>
-        <w:t xml:space="preserve"> vertical farm are 5:1</w:t>
+        <w:t>e Greenphyto vertical farm are 5:1</w:t>
       </w:r>
       <w:r>
         <w:rPr>
@@ -6788,28 +6101,7 @@
               <w:lang w:val="en-GB"/>
             </w:rPr>
             <w:lastRenderedPageBreak/>
-            <m:t>H=</m:t>
-          </m:r>
-          <m:r>
-            <w:rPr>
-              <w:rFonts w:ascii="Cambria Math" w:hAnsi="Cambria Math"/>
-              <w:lang w:val="en-GB"/>
-            </w:rPr>
-            <m:t>20 m;5W</m:t>
-          </m:r>
-          <m:r>
-            <w:rPr>
-              <w:rFonts w:ascii="Cambria Math" w:hAnsi="Cambria Math"/>
-              <w:lang w:val="en-GB"/>
-            </w:rPr>
-            <m:t>=</m:t>
-          </m:r>
-          <m:r>
-            <w:rPr>
-              <w:rFonts w:ascii="Cambria Math" w:hAnsi="Cambria Math"/>
-              <w:lang w:val="en-GB"/>
-            </w:rPr>
-            <m:t>L</m:t>
+            <m:t>H=20 m;5W=L</m:t>
           </m:r>
         </m:oMath>
       </m:oMathPara>
@@ -6828,56 +6120,7 @@
               <w:rFonts w:ascii="Cambria Math" w:hAnsi="Cambria Math"/>
               <w:lang w:val="en-GB"/>
             </w:rPr>
-            <m:t>2H⋅</m:t>
-          </m:r>
-          <m:r>
-            <w:rPr>
-              <w:rFonts w:ascii="Cambria Math" w:hAnsi="Cambria Math"/>
-              <w:lang w:val="en-GB"/>
-            </w:rPr>
-            <m:t>W</m:t>
-          </m:r>
-          <m:r>
-            <w:rPr>
-              <w:rFonts w:ascii="Cambria Math" w:hAnsi="Cambria Math"/>
-              <w:lang w:val="en-GB"/>
-            </w:rPr>
-            <m:t>+2H⋅L+2W⋅</m:t>
-          </m:r>
-          <m:r>
-            <w:rPr>
-              <w:rFonts w:ascii="Cambria Math" w:hAnsi="Cambria Math"/>
-              <w:lang w:val="en-GB"/>
-            </w:rPr>
-            <m:t>L=</m:t>
-          </m:r>
-          <m:r>
-            <w:rPr>
-              <w:rFonts w:ascii="Cambria Math" w:hAnsi="Cambria Math"/>
-              <w:lang w:val="en-GB"/>
-            </w:rPr>
-            <m:t>2</m:t>
-          </m:r>
-          <m:r>
-            <w:rPr>
-              <w:rFonts w:ascii="Cambria Math" w:hAnsi="Cambria Math"/>
-              <w:lang w:val="en-GB"/>
-            </w:rPr>
-            <m:t>40</m:t>
-          </m:r>
-          <m:r>
-            <w:rPr>
-              <w:rFonts w:ascii="Cambria Math" w:hAnsi="Cambria Math"/>
-              <w:lang w:val="en-GB"/>
-            </w:rPr>
-            <m:t xml:space="preserve"> m⋅W+</m:t>
-          </m:r>
-          <m:r>
-            <w:rPr>
-              <w:rFonts w:ascii="Cambria Math" w:hAnsi="Cambria Math"/>
-              <w:lang w:val="en-GB"/>
-            </w:rPr>
-            <m:t>10⋅</m:t>
+            <m:t>2H⋅W+2H⋅L+2W⋅L=240 m⋅W+10⋅</m:t>
           </m:r>
           <m:sSup>
             <m:sSupPr>
@@ -6913,21 +6156,7 @@
               <w:rFonts w:ascii="Cambria Math" w:hAnsi="Cambria Math"/>
               <w:lang w:val="en-GB"/>
             </w:rPr>
-            <m:t>=</m:t>
-          </m:r>
-          <m:r>
-            <w:rPr>
-              <w:rFonts w:ascii="Cambria Math" w:hAnsi="Cambria Math"/>
-              <w:lang w:val="en-GB"/>
-            </w:rPr>
-            <m:t>46284.829</m:t>
-          </m:r>
-          <m:r>
-            <w:rPr>
-              <w:rFonts w:ascii="Cambria Math" w:hAnsi="Cambria Math"/>
-              <w:lang w:val="en-GB"/>
-            </w:rPr>
-            <m:t xml:space="preserve"> </m:t>
+            <m:t xml:space="preserve">=46284.829 </m:t>
           </m:r>
           <m:sSup>
             <m:sSupPr>
@@ -6975,21 +6204,7 @@
               <w:rFonts w:ascii="Cambria Math" w:hAnsi="Cambria Math"/>
               <w:lang w:val="en-GB"/>
             </w:rPr>
-            <m:t>W</m:t>
-          </m:r>
-          <m:r>
-            <w:rPr>
-              <w:rFonts w:ascii="Cambria Math" w:hAnsi="Cambria Math"/>
-              <w:lang w:val="en-GB"/>
-            </w:rPr>
-            <m:t>=</m:t>
-          </m:r>
-          <m:r>
-            <w:rPr>
-              <w:rFonts w:ascii="Cambria Math" w:hAnsi="Cambria Math"/>
-              <w:lang w:val="en-GB"/>
-            </w:rPr>
-            <m:t>-12 m+</m:t>
+            <m:t>W=-12 m+</m:t>
           </m:r>
           <m:rad>
             <m:radPr>
@@ -7096,91 +6311,7 @@
               <w:rFonts w:ascii="Cambria Math" w:hAnsi="Cambria Math"/>
               <w:lang w:val="en-GB"/>
             </w:rPr>
-            <m:t>=</m:t>
-          </m:r>
-          <m:r>
-            <w:rPr>
-              <w:rFonts w:ascii="Cambria Math" w:hAnsi="Cambria Math"/>
-              <w:lang w:val="en-GB"/>
-            </w:rPr>
-            <m:t>57</m:t>
-          </m:r>
-          <m:r>
-            <w:rPr>
-              <w:rFonts w:ascii="Cambria Math" w:hAnsi="Cambria Math"/>
-              <w:lang w:val="en-GB"/>
-            </w:rPr>
-            <m:t>.083</m:t>
-          </m:r>
-          <m:r>
-            <w:rPr>
-              <w:rFonts w:ascii="Cambria Math" w:hAnsi="Cambria Math"/>
-              <w:lang w:val="en-GB"/>
-            </w:rPr>
-            <m:t xml:space="preserve"> m</m:t>
-          </m:r>
-          <m:r>
-            <w:rPr>
-              <w:rFonts w:ascii="Cambria Math" w:hAnsi="Cambria Math"/>
-              <w:lang w:val="en-GB"/>
-            </w:rPr>
-            <m:t>;</m:t>
-          </m:r>
-          <m:r>
-            <w:rPr>
-              <w:rFonts w:ascii="Cambria Math" w:hAnsi="Cambria Math"/>
-              <w:lang w:val="en-GB"/>
-            </w:rPr>
-            <m:t>L</m:t>
-          </m:r>
-          <m:r>
-            <w:rPr>
-              <w:rFonts w:ascii="Cambria Math" w:hAnsi="Cambria Math"/>
-              <w:lang w:val="en-GB"/>
-            </w:rPr>
-            <m:t>=</m:t>
-          </m:r>
-          <m:r>
-            <w:rPr>
-              <w:rFonts w:ascii="Cambria Math" w:hAnsi="Cambria Math"/>
-              <w:lang w:val="en-GB"/>
-            </w:rPr>
-            <m:t>285.416</m:t>
-          </m:r>
-          <m:r>
-            <w:rPr>
-              <w:rFonts w:ascii="Cambria Math" w:hAnsi="Cambria Math"/>
-              <w:lang w:val="en-GB"/>
-            </w:rPr>
-            <m:t xml:space="preserve"> m</m:t>
-          </m:r>
-          <m:r>
-            <w:rPr>
-              <w:rFonts w:ascii="Cambria Math" w:hAnsi="Cambria Math"/>
-              <w:lang w:val="en-GB"/>
-            </w:rPr>
-            <m:t>;</m:t>
-          </m:r>
-          <m:r>
-            <w:rPr>
-              <w:rFonts w:ascii="Cambria Math" w:hAnsi="Cambria Math"/>
-              <w:lang w:val="en-GB"/>
-            </w:rPr>
-            <m:t>H</m:t>
-          </m:r>
-          <m:r>
-            <w:rPr>
-              <w:rFonts w:ascii="Cambria Math" w:hAnsi="Cambria Math"/>
-              <w:lang w:val="en-GB"/>
-            </w:rPr>
-            <m:t>=</m:t>
-          </m:r>
-          <m:r>
-            <w:rPr>
-              <w:rFonts w:ascii="Cambria Math" w:hAnsi="Cambria Math"/>
-              <w:lang w:val="en-GB"/>
-            </w:rPr>
-            <m:t>20 m</m:t>
+            <m:t>=57.083 m;L=285.416 m;H=20 m</m:t>
           </m:r>
         </m:oMath>
       </m:oMathPara>
@@ -7324,14 +6455,7 @@
             <w:rFonts w:ascii="Cambria Math" w:hAnsi="Cambria Math"/>
             <w:lang w:val="en-GB" w:eastAsia="en-US"/>
           </w:rPr>
-          <m:t>2</m:t>
-        </m:r>
-        <m:r>
-          <w:rPr>
-            <w:rFonts w:ascii="Cambria Math" w:hAnsi="Cambria Math"/>
-            <w:lang w:val="en-GB" w:eastAsia="en-US"/>
-          </w:rPr>
-          <m:t xml:space="preserve"> °C</m:t>
+          <m:t>2 °C</m:t>
         </m:r>
       </m:oMath>
       <w:r>
@@ -7639,10 +6763,7 @@
         <w:pStyle w:val="berschrift2"/>
       </w:pPr>
       <w:r>
-        <w:t xml:space="preserve">Control Strategy </w:t>
-      </w:r>
-      <w:r>
-        <w:t>Oxygen</w:t>
+        <w:t>Control Strategy Oxygen</w:t>
       </w:r>
     </w:p>
     <w:p>
@@ -7669,14 +6790,7 @@
             <w:rFonts w:ascii="Cambria Math" w:hAnsi="Cambria Math"/>
             <w:lang w:val="en-GB" w:eastAsia="en-US"/>
           </w:rPr>
-          <m:t>9</m:t>
-        </m:r>
-        <m:r>
-          <w:rPr>
-            <w:rFonts w:ascii="Cambria Math" w:hAnsi="Cambria Math"/>
-            <w:lang w:val="en-GB" w:eastAsia="en-US"/>
-          </w:rPr>
-          <m:t>.7</m:t>
+          <m:t>9.7</m:t>
         </m:r>
         <m:f>
           <m:fPr>
@@ -7720,21 +6834,7 @@
             <w:rFonts w:ascii="Cambria Math" w:hAnsi="Cambria Math"/>
             <w:lang w:val="en-GB" w:eastAsia="en-US"/>
           </w:rPr>
-          <m:t>17</m:t>
-        </m:r>
-        <m:r>
-          <w:rPr>
-            <w:rFonts w:ascii="Cambria Math" w:hAnsi="Cambria Math"/>
-            <w:lang w:val="en-GB" w:eastAsia="en-US"/>
-          </w:rPr>
-          <m:t xml:space="preserve"> </m:t>
-        </m:r>
-        <m:r>
-          <w:rPr>
-            <w:rFonts w:ascii="Cambria Math" w:hAnsi="Cambria Math"/>
-            <w:lang w:val="en-GB" w:eastAsia="en-US"/>
-          </w:rPr>
-          <m:t>°C</m:t>
+          <m:t>17 °C</m:t>
         </m:r>
       </m:oMath>
       <w:r>
@@ -7914,37 +7014,7 @@
         <w:rPr>
           <w:lang w:val="en-GB" w:eastAsia="en-US"/>
         </w:rPr>
-        <w:t xml:space="preserve"> being the</w:t>
-      </w:r>
-      <w:r>
-        <w:rPr>
-          <w:lang w:val="en-GB" w:eastAsia="en-US"/>
-        </w:rPr>
-        <w:t xml:space="preserve"> oxygen</w:t>
-      </w:r>
-      <w:r>
-        <w:rPr>
-          <w:lang w:val="en-GB" w:eastAsia="en-US"/>
-        </w:rPr>
-        <w:t xml:space="preserve"> </w:t>
-      </w:r>
-      <w:r>
-        <w:rPr>
-          <w:lang w:val="en-GB" w:eastAsia="en-US"/>
-        </w:rPr>
-        <w:t>concentration</w:t>
-      </w:r>
-      <w:r>
-        <w:rPr>
-          <w:lang w:val="en-GB" w:eastAsia="en-US"/>
-        </w:rPr>
-        <w:t xml:space="preserve"> calculated for the</w:t>
-      </w:r>
-      <w:r>
-        <w:rPr>
-          <w:lang w:val="en-GB" w:eastAsia="en-US"/>
-        </w:rPr>
-        <w:t xml:space="preserve"> fish tank. The constant, </w:t>
+        <w:t xml:space="preserve"> being the oxygen concentration calculated for the fish tank. The constant, </w:t>
       </w:r>
       <m:oMath>
         <m:sSub>
@@ -8208,33 +7278,7 @@
         <w:rPr>
           <w:lang w:val="en-GB" w:eastAsia="en-US"/>
         </w:rPr>
-        <w:t xml:space="preserve">storage tanks are defined as infinitely large, with no losses. </w:t>
-      </w:r>
-      <w:r>
-        <w:rPr>
-          <w:lang w:val="en-GB" w:eastAsia="en-US"/>
-        </w:rPr>
-        <w:t>The entire stretch from the electrolyzer to the fish tank/greenhouse can encompass a heat pump, a heat storage of any size or material and pipes.</w:t>
-      </w:r>
-      <w:r>
-        <w:rPr>
-          <w:lang w:val="en-GB" w:eastAsia="en-US"/>
-        </w:rPr>
-        <w:t xml:space="preserve"> There is no potential variable (temperature) determining flow to or from the storage tank. The assumption is that all the heat is stored at a sufficiently high temperature level for a gradient to exist between the heat storage and the greenhouse/fish tank, </w:t>
-      </w:r>
-      <w:proofErr w:type="gramStart"/>
-      <w:r>
-        <w:rPr>
-          <w:lang w:val="en-GB" w:eastAsia="en-US"/>
-        </w:rPr>
-        <w:t>at all times</w:t>
-      </w:r>
-      <w:proofErr w:type="gramEnd"/>
-      <w:r>
-        <w:rPr>
-          <w:lang w:val="en-GB" w:eastAsia="en-US"/>
-        </w:rPr>
-        <w:t xml:space="preserve">. Heat transfer from and to the storage is assumed to be ideal (the tank can run empty). There is currently no measure to prevent negative values in the </w:t>
+        <w:t xml:space="preserve">storage tanks are defined as infinitely large, with no losses. The entire stretch from the electrolyzer to the fish tank/greenhouse can encompass a heat pump, a heat storage of any size or material and pipes. There is no potential variable (temperature) determining flow to or from the storage tank. The assumption is that all the heat is stored at a sufficiently high temperature level for a gradient to exist between the heat storage and the greenhouse/fish tank, at all times. Heat transfer from and to the storage is assumed to be ideal (the tank can run empty). There is currently no measure to prevent negative values in the </w:t>
       </w:r>
       <w:r>
         <w:rPr>
@@ -8305,7 +7349,6 @@
                 <w:bCs/>
               </w:rPr>
             </w:pPr>
-            <w:proofErr w:type="spellStart"/>
             <w:r>
               <w:rPr>
                 <w:b/>
@@ -8320,7 +7363,6 @@
               </w:rPr>
               <w:t>s</w:t>
             </w:r>
-            <w:proofErr w:type="spellEnd"/>
           </w:p>
         </w:tc>
         <w:tc>
@@ -8344,17 +7386,8 @@
                 <w:b/>
                 <w:bCs/>
               </w:rPr>
-              <w:t>Value/</w:t>
+              <w:t>Value/Unit</w:t>
             </w:r>
-            <w:proofErr w:type="spellStart"/>
-            <w:r>
-              <w:rPr>
-                <w:b/>
-                <w:bCs/>
-              </w:rPr>
-              <w:t>Unit</w:t>
-            </w:r>
-            <w:proofErr w:type="spellEnd"/>
           </w:p>
         </w:tc>
         <w:tc>
@@ -8373,7 +7406,6 @@
                 <w:bCs/>
               </w:rPr>
             </w:pPr>
-            <w:proofErr w:type="spellStart"/>
             <w:r>
               <w:rPr>
                 <w:b/>
@@ -8381,7 +7413,6 @@
               </w:rPr>
               <w:t>Description</w:t>
             </w:r>
-            <w:proofErr w:type="spellEnd"/>
           </w:p>
         </w:tc>
       </w:tr>
@@ -8401,11 +7432,9 @@
               <w:ind w:right="-1"/>
               <w:jc w:val="center"/>
             </w:pPr>
-            <w:proofErr w:type="spellStart"/>
             <w:r>
               <w:t>P_Electrolyzer</w:t>
             </w:r>
-            <w:proofErr w:type="spellEnd"/>
           </w:p>
         </w:tc>
         <w:tc>
@@ -8419,11 +7448,9 @@
               <w:ind w:right="-1"/>
               <w:jc w:val="center"/>
             </w:pPr>
-            <w:proofErr w:type="spellStart"/>
             <w:r>
               <w:t>variable</w:t>
             </w:r>
-            <w:proofErr w:type="spellEnd"/>
           </w:p>
         </w:tc>
         <w:tc>
@@ -8522,11 +7549,9 @@
               <w:ind w:right="-1"/>
               <w:jc w:val="center"/>
             </w:pPr>
-            <w:proofErr w:type="spellStart"/>
             <w:r>
               <w:t>Eff_Electrolyzer</w:t>
             </w:r>
-            <w:proofErr w:type="spellEnd"/>
           </w:p>
         </w:tc>
         <w:tc>
@@ -8606,11 +7631,9 @@
               <w:ind w:right="-1"/>
               <w:jc w:val="center"/>
             </w:pPr>
-            <w:proofErr w:type="spellStart"/>
             <w:r>
               <w:t>Delta_h</w:t>
             </w:r>
-            <w:proofErr w:type="spellEnd"/>
           </w:p>
         </w:tc>
         <w:tc>
@@ -8814,11 +7837,9 @@
               <w:ind w:right="-1"/>
               <w:jc w:val="center"/>
             </w:pPr>
-            <w:proofErr w:type="spellStart"/>
             <w:r>
               <w:t>V_tank</w:t>
             </w:r>
-            <w:proofErr w:type="spellEnd"/>
           </w:p>
         </w:tc>
         <w:tc>
@@ -8888,21 +7909,7 @@
               <w:rPr>
                 <w:lang w:val="en-GB"/>
               </w:rPr>
-              <w:t xml:space="preserve">Calculated from Oxygen production, oxygen consumption of fish and space required for resulting </w:t>
-            </w:r>
-            <w:proofErr w:type="gramStart"/>
-            <w:r>
-              <w:rPr>
-                <w:lang w:val="en-GB"/>
-              </w:rPr>
-              <w:t>amount</w:t>
-            </w:r>
-            <w:proofErr w:type="gramEnd"/>
-            <w:r>
-              <w:rPr>
-                <w:lang w:val="en-GB"/>
-              </w:rPr>
-              <w:t xml:space="preserve"> of fish.</w:t>
+              <w:t>Calculated from Oxygen production, oxygen consumption of fish and space required for resulting amount of fish.</w:t>
             </w:r>
           </w:p>
         </w:tc>
@@ -8923,11 +7930,9 @@
               <w:ind w:right="-1"/>
               <w:jc w:val="center"/>
             </w:pPr>
-            <w:proofErr w:type="spellStart"/>
             <w:r>
               <w:t>V_greenhouse</w:t>
             </w:r>
-            <w:proofErr w:type="spellEnd"/>
           </w:p>
         </w:tc>
         <w:tc>
@@ -8995,21 +8000,8 @@
               <w:jc w:val="center"/>
             </w:pPr>
             <w:r>
-              <w:t xml:space="preserve">Volume of </w:t>
+              <w:t>Volume of the greenhouse</w:t>
             </w:r>
-            <w:proofErr w:type="spellStart"/>
-            <w:r>
-              <w:t>the</w:t>
-            </w:r>
-            <w:proofErr w:type="spellEnd"/>
-            <w:r>
-              <w:t xml:space="preserve"> </w:t>
-            </w:r>
-            <w:proofErr w:type="spellStart"/>
-            <w:r>
-              <w:t>greenhouse</w:t>
-            </w:r>
-            <w:proofErr w:type="spellEnd"/>
           </w:p>
         </w:tc>
       </w:tr>
@@ -9029,11 +8021,9 @@
               <w:ind w:right="-1"/>
               <w:jc w:val="center"/>
             </w:pPr>
-            <w:proofErr w:type="spellStart"/>
             <w:r>
               <w:t>cp_water</w:t>
             </w:r>
-            <w:proofErr w:type="spellEnd"/>
           </w:p>
         </w:tc>
         <w:tc>
@@ -9124,11 +8114,9 @@
               <w:ind w:right="-1"/>
               <w:jc w:val="center"/>
             </w:pPr>
-            <w:proofErr w:type="spellStart"/>
             <w:r>
               <w:t>cp_air</w:t>
             </w:r>
-            <w:proofErr w:type="spellEnd"/>
           </w:p>
         </w:tc>
         <w:tc>
@@ -9316,11 +8304,9 @@
               <w:ind w:right="-1"/>
               <w:jc w:val="center"/>
             </w:pPr>
-            <w:proofErr w:type="spellStart"/>
             <w:r>
               <w:t>rho_air</w:t>
             </w:r>
-            <w:proofErr w:type="spellEnd"/>
           </w:p>
         </w:tc>
         <w:tc>
@@ -10006,11 +8992,9 @@
               <w:ind w:right="-1"/>
               <w:jc w:val="center"/>
             </w:pPr>
-            <w:proofErr w:type="spellStart"/>
             <w:r>
               <w:t>T_greenhouse</w:t>
             </w:r>
-            <w:proofErr w:type="spellEnd"/>
           </w:p>
         </w:tc>
         <w:tc>
@@ -10102,7 +9086,6 @@
                 <w:bCs/>
               </w:rPr>
             </w:pPr>
-            <w:proofErr w:type="spellStart"/>
             <w:r>
               <w:rPr>
                 <w:b/>
@@ -10110,7 +9093,6 @@
               </w:rPr>
               <w:t>Flow</w:t>
             </w:r>
-            <w:proofErr w:type="spellEnd"/>
           </w:p>
         </w:tc>
         <w:tc>
@@ -10429,11 +9411,9 @@
               <w:ind w:right="-1"/>
               <w:jc w:val="center"/>
             </w:pPr>
-            <w:proofErr w:type="spellStart"/>
             <w:r>
               <w:t>Q_diss_greenhouse</w:t>
             </w:r>
-            <w:proofErr w:type="spellEnd"/>
           </w:p>
         </w:tc>
         <w:tc>
@@ -10518,11 +9498,9 @@
               <w:ind w:right="-1"/>
               <w:jc w:val="center"/>
             </w:pPr>
-            <w:proofErr w:type="spellStart"/>
             <w:r>
               <w:t>Q_diss_tank</w:t>
             </w:r>
-            <w:proofErr w:type="spellEnd"/>
           </w:p>
         </w:tc>
         <w:tc>
@@ -10607,11 +9585,9 @@
               <w:ind w:right="-1"/>
               <w:jc w:val="center"/>
             </w:pPr>
-            <w:proofErr w:type="spellStart"/>
             <w:r>
               <w:t>Q_greenhouse_in</w:t>
             </w:r>
-            <w:proofErr w:type="spellEnd"/>
           </w:p>
         </w:tc>
         <w:tc>
@@ -10699,11 +9675,9 @@
               <w:ind w:right="-1"/>
               <w:jc w:val="center"/>
             </w:pPr>
-            <w:proofErr w:type="spellStart"/>
             <w:r>
               <w:t>Q_tank_in</w:t>
             </w:r>
-            <w:proofErr w:type="spellEnd"/>
           </w:p>
         </w:tc>
         <w:tc>
@@ -10791,11 +9765,9 @@
               <w:ind w:right="-1"/>
               <w:jc w:val="center"/>
             </w:pPr>
-            <w:proofErr w:type="spellStart"/>
             <w:r>
               <w:t>Q_prod</w:t>
             </w:r>
-            <w:proofErr w:type="spellEnd"/>
           </w:p>
         </w:tc>
         <w:tc>
@@ -10942,21 +9914,7 @@
         <w:rPr>
           <w:lang w:val="en-GB"/>
         </w:rPr>
-        <w:t xml:space="preserve">This obviously needs to be </w:t>
-      </w:r>
-      <w:proofErr w:type="gramStart"/>
-      <w:r>
-        <w:rPr>
-          <w:lang w:val="en-GB"/>
-        </w:rPr>
-        <w:t>digitalized,</w:t>
-      </w:r>
-      <w:proofErr w:type="gramEnd"/>
-      <w:r>
-        <w:rPr>
-          <w:lang w:val="en-GB"/>
-        </w:rPr>
-        <w:t xml:space="preserve"> it</w:t>
+        <w:t>This obviously needs to be digitalized, it</w:t>
       </w:r>
       <w:r>
         <w:rPr>
@@ -11016,21 +9974,7 @@
         <w:rPr>
           <w:lang w:val="en-GB"/>
         </w:rPr>
-        <w:t xml:space="preserve">Each equation is represented in a part of the model. The variable names are not the same as in the model, to make the equations more easily recognizable </w:t>
-      </w:r>
-      <w:proofErr w:type="gramStart"/>
-      <w:r>
-        <w:rPr>
-          <w:lang w:val="en-GB"/>
-        </w:rPr>
-        <w:t>at a glance</w:t>
-      </w:r>
-      <w:proofErr w:type="gramEnd"/>
-      <w:r>
-        <w:rPr>
-          <w:lang w:val="en-GB"/>
-        </w:rPr>
-        <w:t xml:space="preserve">. The equation is described </w:t>
+        <w:t xml:space="preserve">Each equation is represented in a part of the model. The variable names are not the same as in the model, to make the equations more easily recognizable at a glance. The equation is described </w:t>
       </w:r>
       <w:r>
         <w:rPr>
@@ -11064,12 +10008,10 @@
         <w:ind w:right="-1"/>
       </w:pPr>
       <w:bookmarkStart w:id="15" w:name="_Toc225009480"/>
-      <w:proofErr w:type="spellStart"/>
       <w:r>
         <w:t>Variables</w:t>
       </w:r>
       <w:bookmarkEnd w:id="15"/>
-      <w:proofErr w:type="spellEnd"/>
     </w:p>
     <w:p>
       <w:pPr>
@@ -12202,9 +11144,15 @@
           <w:numId w:val="0"/>
         </w:numPr>
         <w:ind w:right="-1"/>
+        <w:rPr>
+          <w:lang w:val="en-GB"/>
+        </w:rPr>
       </w:pPr>
       <w:bookmarkStart w:id="16" w:name="_Toc225009481"/>
       <w:r>
+        <w:rPr>
+          <w:lang w:val="en-GB"/>
+        </w:rPr>
         <w:lastRenderedPageBreak/>
         <w:t>Hydrogen Production Rate</w:t>
       </w:r>
@@ -12471,9 +11419,15 @@
           <w:numId w:val="0"/>
         </w:numPr>
         <w:ind w:right="-1"/>
+        <w:rPr>
+          <w:lang w:val="en-GB"/>
+        </w:rPr>
       </w:pPr>
       <w:bookmarkStart w:id="17" w:name="_Toc225009482"/>
       <w:r>
+        <w:rPr>
+          <w:lang w:val="en-GB"/>
+        </w:rPr>
         <w:t>Oxygen Production Rate</w:t>
       </w:r>
       <w:bookmarkEnd w:id="17"/>
@@ -12752,12 +11706,14 @@
         <w:ind w:right="-1"/>
         <w:rPr>
           <w:rFonts w:eastAsiaTheme="minorEastAsia"/>
+          <w:lang w:val="en-GB"/>
         </w:rPr>
       </w:pPr>
       <w:bookmarkStart w:id="18" w:name="_Toc225009483"/>
       <w:r>
         <w:rPr>
           <w:rFonts w:eastAsiaTheme="minorEastAsia"/>
+          <w:lang w:val="en-GB"/>
         </w:rPr>
         <w:t>Fish Tank Oxygen Concentration</w:t>
       </w:r>
@@ -13040,13 +11996,16 @@
           <w:numId w:val="0"/>
         </w:numPr>
         <w:ind w:right="-1"/>
+        <w:rPr>
+          <w:lang w:val="en-GB"/>
+        </w:rPr>
       </w:pPr>
       <w:bookmarkStart w:id="19" w:name="_Toc225009484"/>
       <w:r>
-        <w:t>Heat</w:t>
-      </w:r>
-      <w:r>
-        <w:t xml:space="preserve"> Production Rate</w:t>
+        <w:rPr>
+          <w:lang w:val="en-GB"/>
+        </w:rPr>
+        <w:t>Heat Production Rate</w:t>
       </w:r>
       <w:bookmarkEnd w:id="19"/>
     </w:p>
@@ -13182,9 +12141,15 @@
           <w:numId w:val="0"/>
         </w:numPr>
         <w:ind w:right="-1"/>
+        <w:rPr>
+          <w:lang w:val="en-GB"/>
+        </w:rPr>
       </w:pPr>
       <w:bookmarkStart w:id="20" w:name="_Toc225009485"/>
       <w:r>
+        <w:rPr>
+          <w:lang w:val="en-GB"/>
+        </w:rPr>
         <w:t>Greenhouse Temperature</w:t>
       </w:r>
       <w:bookmarkEnd w:id="20"/>
@@ -13449,13 +12414,16 @@
           <w:numId w:val="0"/>
         </w:numPr>
         <w:ind w:right="-1"/>
+        <w:rPr>
+          <w:lang w:val="en-GB"/>
+        </w:rPr>
       </w:pPr>
       <w:bookmarkStart w:id="21" w:name="_Toc225009486"/>
       <w:r>
-        <w:t>Fish Tank</w:t>
-      </w:r>
-      <w:r>
-        <w:t xml:space="preserve"> Temperature</w:t>
+        <w:rPr>
+          <w:lang w:val="en-GB"/>
+        </w:rPr>
+        <w:t>Fish Tank Temperature</w:t>
       </w:r>
       <w:bookmarkEnd w:id="21"/>
     </w:p>
@@ -13801,28 +12769,56 @@
         <w:rPr>
           <w:rFonts w:ascii="Times New Roman" w:hAnsi="Times New Roman" w:cs="Times New Roman"/>
         </w:rPr>
-        <w:t>[1</w:t>
-      </w:r>
-      <w:proofErr w:type="gramStart"/>
+        <w:t>[1]</w:t>
+      </w:r>
       <w:r>
         <w:rPr>
           <w:rFonts w:ascii="Times New Roman" w:hAnsi="Times New Roman" w:cs="Times New Roman"/>
         </w:rPr>
-        <w:t>]</w:t>
-      </w:r>
-      <w:r>
+        <w:tab/>
+        <w:t>‘PowerPoint Presentation’. Accessed: Mar. 06, 2026. [Online]. Available: https://www.hydrogen.no/files/documents/medlemsmoter/h2carrier.pdf</w:t>
+      </w:r>
+    </w:p>
+    <w:p>
+      <w:pPr>
+        <w:pStyle w:val="Literaturverzeichnis"/>
         <w:rPr>
           <w:rFonts w:ascii="Times New Roman" w:hAnsi="Times New Roman" w:cs="Times New Roman"/>
         </w:rPr>
+      </w:pPr>
+      <w:r>
+        <w:rPr>
+          <w:rFonts w:ascii="Times New Roman" w:hAnsi="Times New Roman" w:cs="Times New Roman"/>
+        </w:rPr>
+        <w:t>[2]</w:t>
+      </w:r>
+      <w:r>
+        <w:rPr>
+          <w:rFonts w:ascii="Times New Roman" w:hAnsi="Times New Roman" w:cs="Times New Roman"/>
+        </w:rPr>
         <w:tab/>
-        <w:t>‘</w:t>
-      </w:r>
-      <w:proofErr w:type="gramEnd"/>
-      <w:r>
+        <w:t>‘Download datasets’. Accessed: Mar. 09, 2026. [Online]. Available: https://data.fingrid.fi/en/data?datasets=181</w:t>
+      </w:r>
+    </w:p>
+    <w:p>
+      <w:pPr>
+        <w:pStyle w:val="Literaturverzeichnis"/>
         <w:rPr>
           <w:rFonts w:ascii="Times New Roman" w:hAnsi="Times New Roman" w:cs="Times New Roman"/>
         </w:rPr>
-        <w:t>PowerPoint Presentation’. Accessed: Mar. 06, 2026. [Online]. Available: https://www.hydrogen.no/files/documents/medlemsmoter/h2carrier.pdf</w:t>
+      </w:pPr>
+      <w:r>
+        <w:rPr>
+          <w:rFonts w:ascii="Times New Roman" w:hAnsi="Times New Roman" w:cs="Times New Roman"/>
+        </w:rPr>
+        <w:t>[3]</w:t>
+      </w:r>
+      <w:r>
+        <w:rPr>
+          <w:rFonts w:ascii="Times New Roman" w:hAnsi="Times New Roman" w:cs="Times New Roman"/>
+        </w:rPr>
+        <w:tab/>
+        <w:t>‘NIB lends to Varanger Kraft´s hydrogen and power grid projects’, Nordic Investment Bank. Accessed: Mar. 08, 2026. [Online]. Available: https://www.nib.int/news/nib-lends-to-varanger-krafts-hydrogen-and-power-grid-projects/</w:t>
       </w:r>
     </w:p>
     <w:p>
@@ -13836,224 +12832,56 @@
         <w:rPr>
           <w:rFonts w:ascii="Times New Roman" w:hAnsi="Times New Roman" w:cs="Times New Roman"/>
         </w:rPr>
-        <w:t>[2</w:t>
-      </w:r>
-      <w:proofErr w:type="gramStart"/>
+        <w:t>[4]</w:t>
+      </w:r>
       <w:r>
         <w:rPr>
           <w:rFonts w:ascii="Times New Roman" w:hAnsi="Times New Roman" w:cs="Times New Roman"/>
         </w:rPr>
-        <w:t>]</w:t>
-      </w:r>
-      <w:r>
+        <w:tab/>
+        <w:t>‘Hydrogen-Aeolic Energy with Optimised eLectrolysers Upstream of Substation | H2020’, CORDIS | European Commission. Accessed: Mar. 08, 2026. [Online]. Available: https://cordis.europa.eu/project/id/779469/reporting</w:t>
+      </w:r>
+    </w:p>
+    <w:p>
+      <w:pPr>
+        <w:pStyle w:val="Literaturverzeichnis"/>
         <w:rPr>
           <w:rFonts w:ascii="Times New Roman" w:hAnsi="Times New Roman" w:cs="Times New Roman"/>
         </w:rPr>
+      </w:pPr>
+      <w:r>
+        <w:rPr>
+          <w:rFonts w:ascii="Times New Roman" w:hAnsi="Times New Roman" w:cs="Times New Roman"/>
+        </w:rPr>
+        <w:t>[5]</w:t>
+      </w:r>
+      <w:r>
+        <w:rPr>
+          <w:rFonts w:ascii="Times New Roman" w:hAnsi="Times New Roman" w:cs="Times New Roman"/>
+        </w:rPr>
         <w:tab/>
-        <w:t>‘</w:t>
-      </w:r>
-      <w:proofErr w:type="gramEnd"/>
-      <w:r>
+        <w:t>‘Dissolved oxygen requirements in aquatic animal respiration - Responsible Seafood Advocate’, Global Seafood Alliance. Accessed: Mar. 06, 2026. [Online]. Available: https://www.globalseafood.org/advocate/dissolved-oxygen-requirements-in-aquatic-animal-respiration/</w:t>
+      </w:r>
+    </w:p>
+    <w:p>
+      <w:pPr>
+        <w:pStyle w:val="Literaturverzeichnis"/>
         <w:rPr>
           <w:rFonts w:ascii="Times New Roman" w:hAnsi="Times New Roman" w:cs="Times New Roman"/>
         </w:rPr>
-        <w:t xml:space="preserve">Download </w:t>
-      </w:r>
-      <w:proofErr w:type="gramStart"/>
+      </w:pPr>
       <w:r>
         <w:rPr>
           <w:rFonts w:ascii="Times New Roman" w:hAnsi="Times New Roman" w:cs="Times New Roman"/>
         </w:rPr>
-        <w:t>datasets’</w:t>
-      </w:r>
-      <w:proofErr w:type="gramEnd"/>
+        <w:t>[6]</w:t>
+      </w:r>
       <w:r>
         <w:rPr>
           <w:rFonts w:ascii="Times New Roman" w:hAnsi="Times New Roman" w:cs="Times New Roman"/>
         </w:rPr>
-        <w:t>. Accessed: Mar. 09, 2026. [Online]. Available: https://data.fingrid.fi/en/data?datasets=181</w:t>
-      </w:r>
-    </w:p>
-    <w:p>
-      <w:pPr>
-        <w:pStyle w:val="Literaturverzeichnis"/>
-        <w:rPr>
-          <w:rFonts w:ascii="Times New Roman" w:hAnsi="Times New Roman" w:cs="Times New Roman"/>
-        </w:rPr>
-      </w:pPr>
-      <w:r>
-        <w:rPr>
-          <w:rFonts w:ascii="Times New Roman" w:hAnsi="Times New Roman" w:cs="Times New Roman"/>
-        </w:rPr>
-        <w:t>[3</w:t>
-      </w:r>
-      <w:proofErr w:type="gramStart"/>
-      <w:r>
-        <w:rPr>
-          <w:rFonts w:ascii="Times New Roman" w:hAnsi="Times New Roman" w:cs="Times New Roman"/>
-        </w:rPr>
-        <w:t>]</w:t>
-      </w:r>
-      <w:r>
-        <w:rPr>
-          <w:rFonts w:ascii="Times New Roman" w:hAnsi="Times New Roman" w:cs="Times New Roman"/>
-        </w:rPr>
         <w:tab/>
-        <w:t>‘</w:t>
-      </w:r>
-      <w:proofErr w:type="gramEnd"/>
-      <w:r>
-        <w:rPr>
-          <w:rFonts w:ascii="Times New Roman" w:hAnsi="Times New Roman" w:cs="Times New Roman"/>
-        </w:rPr>
-        <w:t xml:space="preserve">NIB lends to </w:t>
-      </w:r>
-      <w:proofErr w:type="spellStart"/>
-      <w:r>
-        <w:rPr>
-          <w:rFonts w:ascii="Times New Roman" w:hAnsi="Times New Roman" w:cs="Times New Roman"/>
-        </w:rPr>
-        <w:t>Varanger</w:t>
-      </w:r>
-      <w:proofErr w:type="spellEnd"/>
-      <w:r>
-        <w:rPr>
-          <w:rFonts w:ascii="Times New Roman" w:hAnsi="Times New Roman" w:cs="Times New Roman"/>
-        </w:rPr>
-        <w:t xml:space="preserve"> Kraft´s hydrogen and power grid projects’, Nordic Investment Bank. Accessed: Mar. 08, 2026. [Online]. Available: https://www.nib.int/news/nib-lends-to-varanger-krafts-hydrogen-and-power-grid-projects/</w:t>
-      </w:r>
-    </w:p>
-    <w:p>
-      <w:pPr>
-        <w:pStyle w:val="Literaturverzeichnis"/>
-        <w:rPr>
-          <w:rFonts w:ascii="Times New Roman" w:hAnsi="Times New Roman" w:cs="Times New Roman"/>
-        </w:rPr>
-      </w:pPr>
-      <w:r>
-        <w:rPr>
-          <w:rFonts w:ascii="Times New Roman" w:hAnsi="Times New Roman" w:cs="Times New Roman"/>
-        </w:rPr>
-        <w:t>[4</w:t>
-      </w:r>
-      <w:proofErr w:type="gramStart"/>
-      <w:r>
-        <w:rPr>
-          <w:rFonts w:ascii="Times New Roman" w:hAnsi="Times New Roman" w:cs="Times New Roman"/>
-        </w:rPr>
-        <w:t>]</w:t>
-      </w:r>
-      <w:r>
-        <w:rPr>
-          <w:rFonts w:ascii="Times New Roman" w:hAnsi="Times New Roman" w:cs="Times New Roman"/>
-        </w:rPr>
-        <w:tab/>
-        <w:t>‘</w:t>
-      </w:r>
-      <w:proofErr w:type="gramEnd"/>
-      <w:r>
-        <w:rPr>
-          <w:rFonts w:ascii="Times New Roman" w:hAnsi="Times New Roman" w:cs="Times New Roman"/>
-        </w:rPr>
-        <w:t xml:space="preserve">Hydrogen-Aeolic Energy with </w:t>
-      </w:r>
-      <w:proofErr w:type="spellStart"/>
-      <w:r>
-        <w:rPr>
-          <w:rFonts w:ascii="Times New Roman" w:hAnsi="Times New Roman" w:cs="Times New Roman"/>
-        </w:rPr>
-        <w:t>Optimised</w:t>
-      </w:r>
-      <w:proofErr w:type="spellEnd"/>
-      <w:r>
-        <w:rPr>
-          <w:rFonts w:ascii="Times New Roman" w:hAnsi="Times New Roman" w:cs="Times New Roman"/>
-        </w:rPr>
-        <w:t xml:space="preserve"> </w:t>
-      </w:r>
-      <w:proofErr w:type="spellStart"/>
-      <w:r>
-        <w:rPr>
-          <w:rFonts w:ascii="Times New Roman" w:hAnsi="Times New Roman" w:cs="Times New Roman"/>
-        </w:rPr>
-        <w:t>eLectrolysers</w:t>
-      </w:r>
-      <w:proofErr w:type="spellEnd"/>
-      <w:r>
-        <w:rPr>
-          <w:rFonts w:ascii="Times New Roman" w:hAnsi="Times New Roman" w:cs="Times New Roman"/>
-        </w:rPr>
-        <w:t xml:space="preserve"> Upstream of Substation | H2020’, CORDIS | European Commission. Accessed: Mar. 08, 2026. [Online]. Available: https://cordis.europa.eu/project/id/779469/reporting</w:t>
-      </w:r>
-    </w:p>
-    <w:p>
-      <w:pPr>
-        <w:pStyle w:val="Literaturverzeichnis"/>
-        <w:rPr>
-          <w:rFonts w:ascii="Times New Roman" w:hAnsi="Times New Roman" w:cs="Times New Roman"/>
-        </w:rPr>
-      </w:pPr>
-      <w:r>
-        <w:rPr>
-          <w:rFonts w:ascii="Times New Roman" w:hAnsi="Times New Roman" w:cs="Times New Roman"/>
-        </w:rPr>
-        <w:t>[5</w:t>
-      </w:r>
-      <w:proofErr w:type="gramStart"/>
-      <w:r>
-        <w:rPr>
-          <w:rFonts w:ascii="Times New Roman" w:hAnsi="Times New Roman" w:cs="Times New Roman"/>
-        </w:rPr>
-        <w:t>]</w:t>
-      </w:r>
-      <w:r>
-        <w:rPr>
-          <w:rFonts w:ascii="Times New Roman" w:hAnsi="Times New Roman" w:cs="Times New Roman"/>
-        </w:rPr>
-        <w:tab/>
-        <w:t>‘</w:t>
-      </w:r>
-      <w:proofErr w:type="gramEnd"/>
-      <w:r>
-        <w:rPr>
-          <w:rFonts w:ascii="Times New Roman" w:hAnsi="Times New Roman" w:cs="Times New Roman"/>
-        </w:rPr>
-        <w:t>Dissolved oxygen requirements in aquatic animal respiration - Responsible Seafood Advocate’, Global Seafood Alliance. Accessed: Mar. 06, 2026. [Online]. Available: https://www.globalseafood.org/advocate/dissolved-oxygen-requirements-in-aquatic-animal-respiration/</w:t>
-      </w:r>
-    </w:p>
-    <w:p>
-      <w:pPr>
-        <w:pStyle w:val="Literaturverzeichnis"/>
-        <w:rPr>
-          <w:rFonts w:ascii="Times New Roman" w:hAnsi="Times New Roman" w:cs="Times New Roman"/>
-        </w:rPr>
-      </w:pPr>
-      <w:r>
-        <w:rPr>
-          <w:rFonts w:ascii="Times New Roman" w:hAnsi="Times New Roman" w:cs="Times New Roman"/>
-        </w:rPr>
-        <w:t>[6</w:t>
-      </w:r>
-      <w:proofErr w:type="gramStart"/>
-      <w:r>
-        <w:rPr>
-          <w:rFonts w:ascii="Times New Roman" w:hAnsi="Times New Roman" w:cs="Times New Roman"/>
-        </w:rPr>
-        <w:t>]</w:t>
-      </w:r>
-      <w:r>
-        <w:rPr>
-          <w:rFonts w:ascii="Times New Roman" w:hAnsi="Times New Roman" w:cs="Times New Roman"/>
-        </w:rPr>
-        <w:tab/>
-        <w:t>‘</w:t>
-      </w:r>
-      <w:proofErr w:type="gramEnd"/>
-      <w:r>
-        <w:rPr>
-          <w:rFonts w:ascii="Times New Roman" w:hAnsi="Times New Roman" w:cs="Times New Roman"/>
-        </w:rPr>
-        <w:t>Fish density on our farms’. Accessed: Mar. 07, 2026. [Online]. Available: https://griegseafood.com/our-impact-fish-density-on-our-farms</w:t>
+        <w:t>‘Fish density on our farms’. Accessed: Mar. 07, 2026. [Online]. Available: https://griegseafood.com/our-impact-fish-density-on-our-farms</w:t>
       </w:r>
     </w:p>
     <w:p>
@@ -14088,42 +12916,56 @@
         <w:rPr>
           <w:rFonts w:ascii="Times New Roman" w:hAnsi="Times New Roman" w:cs="Times New Roman"/>
         </w:rPr>
-        <w:t>[8</w:t>
-      </w:r>
-      <w:proofErr w:type="gramStart"/>
+        <w:t>[8]</w:t>
+      </w:r>
       <w:r>
         <w:rPr>
           <w:rFonts w:ascii="Times New Roman" w:hAnsi="Times New Roman" w:cs="Times New Roman"/>
         </w:rPr>
-        <w:t>]</w:t>
-      </w:r>
-      <w:r>
+        <w:tab/>
+        <w:t>‘Green Mountain and Hima Seafood launch groundbreaking heat reuse project’, Mynewsdesk. Accessed: Mar. 21, 2026. [Online]. Available: https://www.mynewsdesk.com/green-mountain/pressreleases/green-mountain-and-hima-seafood-launch-groundbreaking-heat-reuse-project-3430566</w:t>
+      </w:r>
+    </w:p>
+    <w:p>
+      <w:pPr>
+        <w:pStyle w:val="Literaturverzeichnis"/>
         <w:rPr>
           <w:rFonts w:ascii="Times New Roman" w:hAnsi="Times New Roman" w:cs="Times New Roman"/>
         </w:rPr>
+      </w:pPr>
+      <w:r>
+        <w:rPr>
+          <w:rFonts w:ascii="Times New Roman" w:hAnsi="Times New Roman" w:cs="Times New Roman"/>
+        </w:rPr>
+        <w:t>[9]</w:t>
+      </w:r>
+      <w:r>
+        <w:rPr>
+          <w:rFonts w:ascii="Times New Roman" w:hAnsi="Times New Roman" w:cs="Times New Roman"/>
+        </w:rPr>
         <w:tab/>
-        <w:t>‘</w:t>
-      </w:r>
-      <w:proofErr w:type="gramEnd"/>
-      <w:r>
+        <w:t>A. Furuset, ‘“The only thing that can save the planet”: Hima Seafood’s bold bet on land-based trout farming’, intrafish.com. Accessed: Mar. 21, 2026. [Online]. Available: https://www.intrafish.com/aquaculture/-the-only-thing-that-can-save-the-planet-hima-seafood-s-bold-bet-on-land-based-trout-farming/2-1-1879098</w:t>
+      </w:r>
+    </w:p>
+    <w:p>
+      <w:pPr>
+        <w:pStyle w:val="Literaturverzeichnis"/>
         <w:rPr>
           <w:rFonts w:ascii="Times New Roman" w:hAnsi="Times New Roman" w:cs="Times New Roman"/>
         </w:rPr>
-        <w:t xml:space="preserve">Green Mountain and Hima Seafood launch groundbreaking heat reuse project’, </w:t>
-      </w:r>
-      <w:proofErr w:type="spellStart"/>
+      </w:pPr>
       <w:r>
         <w:rPr>
           <w:rFonts w:ascii="Times New Roman" w:hAnsi="Times New Roman" w:cs="Times New Roman"/>
         </w:rPr>
-        <w:t>Mynewsdesk</w:t>
-      </w:r>
-      <w:proofErr w:type="spellEnd"/>
+        <w:t>[10]</w:t>
+      </w:r>
       <w:r>
         <w:rPr>
           <w:rFonts w:ascii="Times New Roman" w:hAnsi="Times New Roman" w:cs="Times New Roman"/>
         </w:rPr>
-        <w:t>. Accessed: Mar. 21, 2026. [Online]. Available: https://www.mynewsdesk.com/green-mountain/pressreleases/green-mountain-and-hima-seafood-launch-groundbreaking-heat-reuse-project-3430566</w:t>
+        <w:tab/>
+        <w:t>‘7. FRP Tanks 2’. Accessed: Mar. 21, 2026. [Online]. Available: https://almfiberglass.com/wp-content/uploads/2024/07/7.-FRP-Tanks-2.pdf</w:t>
       </w:r>
     </w:p>
     <w:p>
@@ -14137,28 +12979,35 @@
         <w:rPr>
           <w:rFonts w:ascii="Times New Roman" w:hAnsi="Times New Roman" w:cs="Times New Roman"/>
         </w:rPr>
-        <w:t>[9]</w:t>
+        <w:t>[11]</w:t>
       </w:r>
       <w:r>
         <w:rPr>
           <w:rFonts w:ascii="Times New Roman" w:hAnsi="Times New Roman" w:cs="Times New Roman"/>
         </w:rPr>
         <w:tab/>
-        <w:t xml:space="preserve">A. </w:t>
-      </w:r>
-      <w:proofErr w:type="spellStart"/>
-      <w:r>
+        <w:t>‘U-values’. Accessed: Mar. 21, 2026. [Online]. Available: https://www.designingbuildings.co.uk/wiki/U-values</w:t>
+      </w:r>
+    </w:p>
+    <w:p>
+      <w:pPr>
+        <w:pStyle w:val="Literaturverzeichnis"/>
         <w:rPr>
           <w:rFonts w:ascii="Times New Roman" w:hAnsi="Times New Roman" w:cs="Times New Roman"/>
         </w:rPr>
-        <w:t>Furuset</w:t>
-      </w:r>
-      <w:proofErr w:type="spellEnd"/>
+      </w:pPr>
       <w:r>
         <w:rPr>
           <w:rFonts w:ascii="Times New Roman" w:hAnsi="Times New Roman" w:cs="Times New Roman"/>
         </w:rPr>
-        <w:t>, ‘“The only thing that can save the planet”: Hima Seafood’s bold bet on land-based trout farming’, intrafish.com. Accessed: Mar. 21, 2026. [Online]. Available: https://www.intrafish.com/aquaculture/-the-only-thing-that-can-save-the-planet-hima-seafood-s-bold-bet-on-land-based-trout-farming/2-1-1879098</w:t>
+        <w:t>[12]</w:t>
+      </w:r>
+      <w:r>
+        <w:rPr>
+          <w:rFonts w:ascii="Times New Roman" w:hAnsi="Times New Roman" w:cs="Times New Roman"/>
+        </w:rPr>
+        <w:tab/>
+        <w:t>‘GRP sectional tanks’, Balmoral Tanks. Accessed: Mar. 21, 2026. [Online]. Available: https://www.balmoraltanks.com/solutions/grp-sectional-tanks</w:t>
       </w:r>
     </w:p>
     <w:p>
@@ -14172,28 +13021,56 @@
         <w:rPr>
           <w:rFonts w:ascii="Times New Roman" w:hAnsi="Times New Roman" w:cs="Times New Roman"/>
         </w:rPr>
-        <w:t>[10</w:t>
-      </w:r>
-      <w:proofErr w:type="gramStart"/>
+        <w:t>[13]</w:t>
+      </w:r>
       <w:r>
         <w:rPr>
           <w:rFonts w:ascii="Times New Roman" w:hAnsi="Times New Roman" w:cs="Times New Roman"/>
         </w:rPr>
-        <w:t>]</w:t>
-      </w:r>
-      <w:r>
+        <w:tab/>
+        <w:t>‘Small Scale Rainbow Trout Farming - Ideal Temperature For Rainbow Trout Farming’. Accessed: Mar. 21, 2026. [Online]. Available: https://sites.google.com/view/smallscalerainbowtroutfarm/ideal-temperature-for-rainbow-trout-farming</w:t>
+      </w:r>
+    </w:p>
+    <w:p>
+      <w:pPr>
+        <w:pStyle w:val="Literaturverzeichnis"/>
         <w:rPr>
           <w:rFonts w:ascii="Times New Roman" w:hAnsi="Times New Roman" w:cs="Times New Roman"/>
         </w:rPr>
+      </w:pPr>
+      <w:r>
+        <w:rPr>
+          <w:rFonts w:ascii="Times New Roman" w:hAnsi="Times New Roman" w:cs="Times New Roman"/>
+        </w:rPr>
+        <w:t>[14]</w:t>
+      </w:r>
+      <w:r>
+        <w:rPr>
+          <w:rFonts w:ascii="Times New Roman" w:hAnsi="Times New Roman" w:cs="Times New Roman"/>
+        </w:rPr>
         <w:tab/>
-        <w:t>‘</w:t>
-      </w:r>
-      <w:proofErr w:type="gramEnd"/>
-      <w:r>
+        <w:t>‘5. Marine aquaculture in the Nordics - Nordic Oceans 2050’. Accessed: Mar. 21, 2026. [Online]. Available: https://pub.norden.org/nordicinnovation2025-05/5-marine-aquaculture-in-the-nordics.html</w:t>
+      </w:r>
+    </w:p>
+    <w:p>
+      <w:pPr>
+        <w:pStyle w:val="Literaturverzeichnis"/>
         <w:rPr>
           <w:rFonts w:ascii="Times New Roman" w:hAnsi="Times New Roman" w:cs="Times New Roman"/>
         </w:rPr>
-        <w:t>7. FRP Tanks 2’. Accessed: Mar. 21, 2026. [Online]. Available: https://almfiberglass.com/wp-content/uploads/2024/07/7.-FRP-Tanks-2.pdf</w:t>
+      </w:pPr>
+      <w:r>
+        <w:rPr>
+          <w:rFonts w:ascii="Times New Roman" w:hAnsi="Times New Roman" w:cs="Times New Roman"/>
+        </w:rPr>
+        <w:t>[15]</w:t>
+      </w:r>
+      <w:r>
+        <w:rPr>
+          <w:rFonts w:ascii="Times New Roman" w:hAnsi="Times New Roman" w:cs="Times New Roman"/>
+        </w:rPr>
+        <w:tab/>
+        <w:t>‘Berlevåg Climate, Weather By Month, Average Temperature (Norway) - Weather Spark’. Accessed: Mar. 22, 2026. [Online]. Available: https://weatherspark.com/y/96283/Average-Weather-in-Berlev%C3%A5g-Norway-Year-Round</w:t>
       </w:r>
     </w:p>
     <w:p>
@@ -14207,266 +13084,35 @@
         <w:rPr>
           <w:rFonts w:ascii="Times New Roman" w:hAnsi="Times New Roman" w:cs="Times New Roman"/>
         </w:rPr>
-        <w:t>[11</w:t>
-      </w:r>
-      <w:proofErr w:type="gramStart"/>
+        <w:t>[16]</w:t>
+      </w:r>
       <w:r>
         <w:rPr>
           <w:rFonts w:ascii="Times New Roman" w:hAnsi="Times New Roman" w:cs="Times New Roman"/>
         </w:rPr>
-        <w:t>]</w:t>
-      </w:r>
-      <w:r>
+        <w:tab/>
+        <w:t>‘Visiting Berlevåg: Winds of Change’, Arctic Economic Council. Accessed: Mar. 22, 2026. [Online]. Available: https://arcticeconomiccouncil.com/news/winds-of-change/</w:t>
+      </w:r>
+    </w:p>
+    <w:p>
+      <w:pPr>
+        <w:pStyle w:val="Literaturverzeichnis"/>
         <w:rPr>
           <w:rFonts w:ascii="Times New Roman" w:hAnsi="Times New Roman" w:cs="Times New Roman"/>
         </w:rPr>
+      </w:pPr>
+      <w:r>
+        <w:rPr>
+          <w:rFonts w:ascii="Times New Roman" w:hAnsi="Times New Roman" w:cs="Times New Roman"/>
+        </w:rPr>
+        <w:t>[17]</w:t>
+      </w:r>
+      <w:r>
+        <w:rPr>
+          <w:rFonts w:ascii="Times New Roman" w:hAnsi="Times New Roman" w:cs="Times New Roman"/>
+        </w:rPr>
         <w:tab/>
-        <w:t>‘</w:t>
-      </w:r>
-      <w:proofErr w:type="gramEnd"/>
-      <w:r>
-        <w:rPr>
-          <w:rFonts w:ascii="Times New Roman" w:hAnsi="Times New Roman" w:cs="Times New Roman"/>
-        </w:rPr>
-        <w:t>U-values’. Accessed: Mar. 21, 2026. [Online]. Available: https://www.designingbuildings.co.uk/wiki/U-values</w:t>
-      </w:r>
-    </w:p>
-    <w:p>
-      <w:pPr>
-        <w:pStyle w:val="Literaturverzeichnis"/>
-        <w:rPr>
-          <w:rFonts w:ascii="Times New Roman" w:hAnsi="Times New Roman" w:cs="Times New Roman"/>
-        </w:rPr>
-      </w:pPr>
-      <w:r>
-        <w:rPr>
-          <w:rFonts w:ascii="Times New Roman" w:hAnsi="Times New Roman" w:cs="Times New Roman"/>
-        </w:rPr>
-        <w:t>[12</w:t>
-      </w:r>
-      <w:proofErr w:type="gramStart"/>
-      <w:r>
-        <w:rPr>
-          <w:rFonts w:ascii="Times New Roman" w:hAnsi="Times New Roman" w:cs="Times New Roman"/>
-        </w:rPr>
-        <w:t>]</w:t>
-      </w:r>
-      <w:r>
-        <w:rPr>
-          <w:rFonts w:ascii="Times New Roman" w:hAnsi="Times New Roman" w:cs="Times New Roman"/>
-        </w:rPr>
-        <w:tab/>
-        <w:t>‘</w:t>
-      </w:r>
-      <w:proofErr w:type="gramEnd"/>
-      <w:r>
-        <w:rPr>
-          <w:rFonts w:ascii="Times New Roman" w:hAnsi="Times New Roman" w:cs="Times New Roman"/>
-        </w:rPr>
-        <w:t>GRP sectional tanks’, Balmoral Tanks. Accessed: Mar. 21, 2026. [Online]. Available: https://www.balmoraltanks.com/solutions/grp-sectional-tanks</w:t>
-      </w:r>
-    </w:p>
-    <w:p>
-      <w:pPr>
-        <w:pStyle w:val="Literaturverzeichnis"/>
-        <w:rPr>
-          <w:rFonts w:ascii="Times New Roman" w:hAnsi="Times New Roman" w:cs="Times New Roman"/>
-        </w:rPr>
-      </w:pPr>
-      <w:r>
-        <w:rPr>
-          <w:rFonts w:ascii="Times New Roman" w:hAnsi="Times New Roman" w:cs="Times New Roman"/>
-        </w:rPr>
-        <w:t>[13</w:t>
-      </w:r>
-      <w:proofErr w:type="gramStart"/>
-      <w:r>
-        <w:rPr>
-          <w:rFonts w:ascii="Times New Roman" w:hAnsi="Times New Roman" w:cs="Times New Roman"/>
-        </w:rPr>
-        <w:t>]</w:t>
-      </w:r>
-      <w:r>
-        <w:rPr>
-          <w:rFonts w:ascii="Times New Roman" w:hAnsi="Times New Roman" w:cs="Times New Roman"/>
-        </w:rPr>
-        <w:tab/>
-        <w:t>‘</w:t>
-      </w:r>
-      <w:proofErr w:type="gramEnd"/>
-      <w:r>
-        <w:rPr>
-          <w:rFonts w:ascii="Times New Roman" w:hAnsi="Times New Roman" w:cs="Times New Roman"/>
-        </w:rPr>
-        <w:t xml:space="preserve">Small Scale Rainbow Trout Farming - Ideal Temperature </w:t>
-      </w:r>
-      <w:proofErr w:type="gramStart"/>
-      <w:r>
-        <w:rPr>
-          <w:rFonts w:ascii="Times New Roman" w:hAnsi="Times New Roman" w:cs="Times New Roman"/>
-        </w:rPr>
-        <w:t>For</w:t>
-      </w:r>
-      <w:proofErr w:type="gramEnd"/>
-      <w:r>
-        <w:rPr>
-          <w:rFonts w:ascii="Times New Roman" w:hAnsi="Times New Roman" w:cs="Times New Roman"/>
-        </w:rPr>
-        <w:t xml:space="preserve"> Rainbow Trout Farming’. Accessed: Mar. 21, 2026. [Online]. Available: https://sites.google.com/view/smallscalerainbowtroutfarm/ideal-temperature-for-rainbow-trout-farming</w:t>
-      </w:r>
-    </w:p>
-    <w:p>
-      <w:pPr>
-        <w:pStyle w:val="Literaturverzeichnis"/>
-        <w:rPr>
-          <w:rFonts w:ascii="Times New Roman" w:hAnsi="Times New Roman" w:cs="Times New Roman"/>
-        </w:rPr>
-      </w:pPr>
-      <w:r>
-        <w:rPr>
-          <w:rFonts w:ascii="Times New Roman" w:hAnsi="Times New Roman" w:cs="Times New Roman"/>
-        </w:rPr>
-        <w:t>[14</w:t>
-      </w:r>
-      <w:proofErr w:type="gramStart"/>
-      <w:r>
-        <w:rPr>
-          <w:rFonts w:ascii="Times New Roman" w:hAnsi="Times New Roman" w:cs="Times New Roman"/>
-        </w:rPr>
-        <w:t>]</w:t>
-      </w:r>
-      <w:r>
-        <w:rPr>
-          <w:rFonts w:ascii="Times New Roman" w:hAnsi="Times New Roman" w:cs="Times New Roman"/>
-        </w:rPr>
-        <w:tab/>
-        <w:t>‘</w:t>
-      </w:r>
-      <w:proofErr w:type="gramEnd"/>
-      <w:r>
-        <w:rPr>
-          <w:rFonts w:ascii="Times New Roman" w:hAnsi="Times New Roman" w:cs="Times New Roman"/>
-        </w:rPr>
-        <w:t>5. Marine aquaculture in the Nordics - Nordic Oceans 2050’. Accessed: Mar. 21, 2026. [Online]. Available: https://pub.norden.org/nordicinnovation2025-05/5-marine-aquaculture-in-the-nordics.html</w:t>
-      </w:r>
-    </w:p>
-    <w:p>
-      <w:pPr>
-        <w:pStyle w:val="Literaturverzeichnis"/>
-        <w:rPr>
-          <w:rFonts w:ascii="Times New Roman" w:hAnsi="Times New Roman" w:cs="Times New Roman"/>
-        </w:rPr>
-      </w:pPr>
-      <w:r>
-        <w:rPr>
-          <w:rFonts w:ascii="Times New Roman" w:hAnsi="Times New Roman" w:cs="Times New Roman"/>
-        </w:rPr>
-        <w:t>[15]</w:t>
-      </w:r>
-      <w:r>
-        <w:rPr>
-          <w:rFonts w:ascii="Times New Roman" w:hAnsi="Times New Roman" w:cs="Times New Roman"/>
-        </w:rPr>
-        <w:tab/>
-        <w:t>‘</w:t>
-      </w:r>
-      <w:proofErr w:type="spellStart"/>
-      <w:r>
-        <w:rPr>
-          <w:rFonts w:ascii="Times New Roman" w:hAnsi="Times New Roman" w:cs="Times New Roman"/>
-        </w:rPr>
-        <w:t>Berlevåg</w:t>
-      </w:r>
-      <w:proofErr w:type="spellEnd"/>
-      <w:r>
-        <w:rPr>
-          <w:rFonts w:ascii="Times New Roman" w:hAnsi="Times New Roman" w:cs="Times New Roman"/>
-        </w:rPr>
-        <w:t xml:space="preserve"> Climate, Weather </w:t>
-      </w:r>
-      <w:proofErr w:type="gramStart"/>
-      <w:r>
-        <w:rPr>
-          <w:rFonts w:ascii="Times New Roman" w:hAnsi="Times New Roman" w:cs="Times New Roman"/>
-        </w:rPr>
-        <w:t>By</w:t>
-      </w:r>
-      <w:proofErr w:type="gramEnd"/>
-      <w:r>
-        <w:rPr>
-          <w:rFonts w:ascii="Times New Roman" w:hAnsi="Times New Roman" w:cs="Times New Roman"/>
-        </w:rPr>
-        <w:t xml:space="preserve"> Month, Average Temperature (Norway) - Weather Spark’. Accessed: Mar. 22, 2026. [Online]. Available: https://weatherspark.com/y/96283/Average-Weather-in-Berlev%C3%A5g-Norway-Year-Round</w:t>
-      </w:r>
-    </w:p>
-    <w:p>
-      <w:pPr>
-        <w:pStyle w:val="Literaturverzeichnis"/>
-        <w:rPr>
-          <w:rFonts w:ascii="Times New Roman" w:hAnsi="Times New Roman" w:cs="Times New Roman"/>
-        </w:rPr>
-      </w:pPr>
-      <w:r>
-        <w:rPr>
-          <w:rFonts w:ascii="Times New Roman" w:hAnsi="Times New Roman" w:cs="Times New Roman"/>
-        </w:rPr>
-        <w:t>[16]</w:t>
-      </w:r>
-      <w:r>
-        <w:rPr>
-          <w:rFonts w:ascii="Times New Roman" w:hAnsi="Times New Roman" w:cs="Times New Roman"/>
-        </w:rPr>
-        <w:tab/>
-        <w:t xml:space="preserve">‘Visiting </w:t>
-      </w:r>
-      <w:proofErr w:type="spellStart"/>
-      <w:r>
-        <w:rPr>
-          <w:rFonts w:ascii="Times New Roman" w:hAnsi="Times New Roman" w:cs="Times New Roman"/>
-        </w:rPr>
-        <w:t>Berlevåg</w:t>
-      </w:r>
-      <w:proofErr w:type="spellEnd"/>
-      <w:r>
-        <w:rPr>
-          <w:rFonts w:ascii="Times New Roman" w:hAnsi="Times New Roman" w:cs="Times New Roman"/>
-        </w:rPr>
-        <w:t>: Winds of Change’, Arctic Economic Council. Accessed: Mar. 22, 2026. [Online]. Available: https://arcticeconomiccouncil.com/news/winds-of-change/</w:t>
-      </w:r>
-    </w:p>
-    <w:p>
-      <w:pPr>
-        <w:pStyle w:val="Literaturverzeichnis"/>
-        <w:rPr>
-          <w:rFonts w:ascii="Times New Roman" w:hAnsi="Times New Roman" w:cs="Times New Roman"/>
-        </w:rPr>
-      </w:pPr>
-      <w:r>
-        <w:rPr>
-          <w:rFonts w:ascii="Times New Roman" w:hAnsi="Times New Roman" w:cs="Times New Roman"/>
-        </w:rPr>
-        <w:t>[17</w:t>
-      </w:r>
-      <w:proofErr w:type="gramStart"/>
-      <w:r>
-        <w:rPr>
-          <w:rFonts w:ascii="Times New Roman" w:hAnsi="Times New Roman" w:cs="Times New Roman"/>
-        </w:rPr>
-        <w:t>]</w:t>
-      </w:r>
-      <w:r>
-        <w:rPr>
-          <w:rFonts w:ascii="Times New Roman" w:hAnsi="Times New Roman" w:cs="Times New Roman"/>
-        </w:rPr>
-        <w:tab/>
-        <w:t>‘</w:t>
-      </w:r>
-      <w:proofErr w:type="gramEnd"/>
-      <w:r>
-        <w:rPr>
-          <w:rFonts w:ascii="Times New Roman" w:hAnsi="Times New Roman" w:cs="Times New Roman"/>
-        </w:rPr>
-        <w:t>Lettuce Growing Guide’, Southern Exposure Seed Exchange. Accessed: Mar. 22, 2026. [Online]. Available: https://www.southernexposure.com/lettuce-growing-guide/</w:t>
+        <w:t>‘Lettuce Growing Guide’, Southern Exposure Seed Exchange. Accessed: Mar. 22, 2026. [Online]. Available: https://www.southernexposure.com/lettuce-growing-guide/</w:t>
       </w:r>
     </w:p>
     <w:p>
@@ -14515,21 +13161,29 @@
         <w:rPr>
           <w:rFonts w:ascii="Times New Roman" w:hAnsi="Times New Roman" w:cs="Times New Roman"/>
         </w:rPr>
-        <w:t xml:space="preserve">, vol. 279, p. 127623, Nov. 2025, </w:t>
-      </w:r>
-      <w:proofErr w:type="spellStart"/>
-      <w:r>
+        <w:t>, vol. 279, p. 127623, Nov. 2025, doi: 10.1016/j.applthermaleng.2025.127623.</w:t>
+      </w:r>
+    </w:p>
+    <w:p>
+      <w:pPr>
+        <w:pStyle w:val="Literaturverzeichnis"/>
         <w:rPr>
           <w:rFonts w:ascii="Times New Roman" w:hAnsi="Times New Roman" w:cs="Times New Roman"/>
         </w:rPr>
-        <w:t>doi</w:t>
-      </w:r>
-      <w:proofErr w:type="spellEnd"/>
+      </w:pPr>
       <w:r>
         <w:rPr>
           <w:rFonts w:ascii="Times New Roman" w:hAnsi="Times New Roman" w:cs="Times New Roman"/>
         </w:rPr>
-        <w:t>: 10.1016/j.applthermaleng.2025.127623.</w:t>
+        <w:lastRenderedPageBreak/>
+        <w:t>[19]</w:t>
+      </w:r>
+      <w:r>
+        <w:rPr>
+          <w:rFonts w:ascii="Times New Roman" w:hAnsi="Times New Roman" w:cs="Times New Roman"/>
+        </w:rPr>
+        <w:tab/>
+        <w:t>‘U-Value Calculator : ChangePlan’. Accessed: Mar. 22, 2026. [Online]. Available: https://www.changeplan.co.uk/u_value_calculator.php</w:t>
       </w:r>
     </w:p>
     <w:p>
@@ -14543,106 +13197,14 @@
         <w:rPr>
           <w:rFonts w:ascii="Times New Roman" w:hAnsi="Times New Roman" w:cs="Times New Roman"/>
         </w:rPr>
-        <w:lastRenderedPageBreak/>
-        <w:t>[19</w:t>
-      </w:r>
-      <w:proofErr w:type="gramStart"/>
+        <w:t>[20]</w:t>
+      </w:r>
       <w:r>
         <w:rPr>
           <w:rFonts w:ascii="Times New Roman" w:hAnsi="Times New Roman" w:cs="Times New Roman"/>
         </w:rPr>
-        <w:t>]</w:t>
-      </w:r>
-      <w:r>
-        <w:rPr>
-          <w:rFonts w:ascii="Times New Roman" w:hAnsi="Times New Roman" w:cs="Times New Roman"/>
-        </w:rPr>
         <w:tab/>
-        <w:t>‘</w:t>
-      </w:r>
-      <w:proofErr w:type="gramEnd"/>
-      <w:r>
-        <w:rPr>
-          <w:rFonts w:ascii="Times New Roman" w:hAnsi="Times New Roman" w:cs="Times New Roman"/>
-        </w:rPr>
-        <w:t xml:space="preserve">U-Value </w:t>
-      </w:r>
-      <w:proofErr w:type="gramStart"/>
-      <w:r>
-        <w:rPr>
-          <w:rFonts w:ascii="Times New Roman" w:hAnsi="Times New Roman" w:cs="Times New Roman"/>
-        </w:rPr>
-        <w:t>Calculator :</w:t>
-      </w:r>
-      <w:proofErr w:type="gramEnd"/>
-      <w:r>
-        <w:rPr>
-          <w:rFonts w:ascii="Times New Roman" w:hAnsi="Times New Roman" w:cs="Times New Roman"/>
-        </w:rPr>
-        <w:t xml:space="preserve"> </w:t>
-      </w:r>
-      <w:proofErr w:type="spellStart"/>
-      <w:r>
-        <w:rPr>
-          <w:rFonts w:ascii="Times New Roman" w:hAnsi="Times New Roman" w:cs="Times New Roman"/>
-        </w:rPr>
-        <w:t>ChangePlan</w:t>
-      </w:r>
-      <w:proofErr w:type="spellEnd"/>
-      <w:r>
-        <w:rPr>
-          <w:rFonts w:ascii="Times New Roman" w:hAnsi="Times New Roman" w:cs="Times New Roman"/>
-        </w:rPr>
-        <w:t>’. Accessed: Mar. 22, 2026. [Online]. Available: https://www.changeplan.co.uk/u_value_calculator.php</w:t>
-      </w:r>
-    </w:p>
-    <w:p>
-      <w:pPr>
-        <w:pStyle w:val="Literaturverzeichnis"/>
-        <w:rPr>
-          <w:rFonts w:ascii="Times New Roman" w:hAnsi="Times New Roman" w:cs="Times New Roman"/>
-        </w:rPr>
-      </w:pPr>
-      <w:r>
-        <w:rPr>
-          <w:rFonts w:ascii="Times New Roman" w:hAnsi="Times New Roman" w:cs="Times New Roman"/>
-        </w:rPr>
-        <w:t>[20</w:t>
-      </w:r>
-      <w:proofErr w:type="gramStart"/>
-      <w:r>
-        <w:rPr>
-          <w:rFonts w:ascii="Times New Roman" w:hAnsi="Times New Roman" w:cs="Times New Roman"/>
-        </w:rPr>
-        <w:t>]</w:t>
-      </w:r>
-      <w:r>
-        <w:rPr>
-          <w:rFonts w:ascii="Times New Roman" w:hAnsi="Times New Roman" w:cs="Times New Roman"/>
-        </w:rPr>
-        <w:tab/>
-        <w:t>‘</w:t>
-      </w:r>
-      <w:proofErr w:type="gramEnd"/>
-      <w:r>
-        <w:rPr>
-          <w:rFonts w:ascii="Times New Roman" w:hAnsi="Times New Roman" w:cs="Times New Roman"/>
-        </w:rPr>
-        <w:t xml:space="preserve">Home’, </w:t>
-      </w:r>
-      <w:proofErr w:type="spellStart"/>
-      <w:r>
-        <w:rPr>
-          <w:rFonts w:ascii="Times New Roman" w:hAnsi="Times New Roman" w:cs="Times New Roman"/>
-        </w:rPr>
-        <w:t>Greenphyto</w:t>
-      </w:r>
-      <w:proofErr w:type="spellEnd"/>
-      <w:r>
-        <w:rPr>
-          <w:rFonts w:ascii="Times New Roman" w:hAnsi="Times New Roman" w:cs="Times New Roman"/>
-        </w:rPr>
-        <w:t>. Accessed: Mar. 25, 2026. [Online]. Available: https://greenphyto.com/</w:t>
+        <w:t>‘Home’, Greenphyto. Accessed: Mar. 25, 2026. [Online]. Available: https://greenphyto.com/</w:t>
       </w:r>
     </w:p>
     <w:p>
@@ -14697,21 +13259,28 @@
           <w:rFonts w:ascii="Times New Roman" w:hAnsi="Times New Roman" w:cs="Times New Roman"/>
         </w:rPr>
         <w:tab/>
-        <w:t xml:space="preserve">A. </w:t>
-      </w:r>
-      <w:proofErr w:type="gramStart"/>
-      <w:r>
+        <w:t>A. Dmitry, ‘Effect of water quality on rainbow trout performance’.</w:t>
+      </w:r>
+    </w:p>
+    <w:p>
+      <w:pPr>
+        <w:pStyle w:val="Literaturverzeichnis"/>
         <w:rPr>
           <w:rFonts w:ascii="Times New Roman" w:hAnsi="Times New Roman" w:cs="Times New Roman"/>
         </w:rPr>
-        <w:t>Dmitry, ‘</w:t>
-      </w:r>
-      <w:proofErr w:type="gramEnd"/>
+      </w:pPr>
       <w:r>
         <w:rPr>
           <w:rFonts w:ascii="Times New Roman" w:hAnsi="Times New Roman" w:cs="Times New Roman"/>
         </w:rPr>
-        <w:t>Effect of water quality on rainbow trout performance’.</w:t>
+        <w:t>[23]</w:t>
+      </w:r>
+      <w:r>
+        <w:rPr>
+          <w:rFonts w:ascii="Times New Roman" w:hAnsi="Times New Roman" w:cs="Times New Roman"/>
+        </w:rPr>
+        <w:tab/>
+        <w:t>‘Haeolus – Hydrogen-Aeolic Energy with Optimised eLectrolysers Upstream of Substation’. Accessed: Mar. 06, 2026. [Online]. Available: https://haeolus.eu/</w:t>
       </w:r>
     </w:p>
     <w:p>
@@ -14725,119 +13294,14 @@
         <w:rPr>
           <w:rFonts w:ascii="Times New Roman" w:hAnsi="Times New Roman" w:cs="Times New Roman"/>
         </w:rPr>
-        <w:t>[23]</w:t>
+        <w:t>[24]</w:t>
       </w:r>
       <w:r>
         <w:rPr>
           <w:rFonts w:ascii="Times New Roman" w:hAnsi="Times New Roman" w:cs="Times New Roman"/>
         </w:rPr>
         <w:tab/>
-        <w:t>‘</w:t>
-      </w:r>
-      <w:proofErr w:type="spellStart"/>
-      <w:r>
-        <w:rPr>
-          <w:rFonts w:ascii="Times New Roman" w:hAnsi="Times New Roman" w:cs="Times New Roman"/>
-        </w:rPr>
-        <w:t>Haeolus</w:t>
-      </w:r>
-      <w:proofErr w:type="spellEnd"/>
-      <w:r>
-        <w:rPr>
-          <w:rFonts w:ascii="Times New Roman" w:hAnsi="Times New Roman" w:cs="Times New Roman"/>
-        </w:rPr>
-        <w:t xml:space="preserve"> – Hydrogen-Aeolic Energy with </w:t>
-      </w:r>
-      <w:proofErr w:type="spellStart"/>
-      <w:r>
-        <w:rPr>
-          <w:rFonts w:ascii="Times New Roman" w:hAnsi="Times New Roman" w:cs="Times New Roman"/>
-        </w:rPr>
-        <w:t>Optimised</w:t>
-      </w:r>
-      <w:proofErr w:type="spellEnd"/>
-      <w:r>
-        <w:rPr>
-          <w:rFonts w:ascii="Times New Roman" w:hAnsi="Times New Roman" w:cs="Times New Roman"/>
-        </w:rPr>
-        <w:t xml:space="preserve"> </w:t>
-      </w:r>
-      <w:proofErr w:type="spellStart"/>
-      <w:r>
-        <w:rPr>
-          <w:rFonts w:ascii="Times New Roman" w:hAnsi="Times New Roman" w:cs="Times New Roman"/>
-        </w:rPr>
-        <w:t>eLectrolysers</w:t>
-      </w:r>
-      <w:proofErr w:type="spellEnd"/>
-      <w:r>
-        <w:rPr>
-          <w:rFonts w:ascii="Times New Roman" w:hAnsi="Times New Roman" w:cs="Times New Roman"/>
-        </w:rPr>
-        <w:t xml:space="preserve"> Upstream of Substation’. Accessed: Mar. 06, 2026. [Online]. Available: https://haeolus.eu/</w:t>
-      </w:r>
-    </w:p>
-    <w:p>
-      <w:pPr>
-        <w:pStyle w:val="Literaturverzeichnis"/>
-        <w:rPr>
-          <w:rFonts w:ascii="Times New Roman" w:hAnsi="Times New Roman" w:cs="Times New Roman"/>
-        </w:rPr>
-      </w:pPr>
-      <w:r>
-        <w:rPr>
-          <w:rFonts w:ascii="Times New Roman" w:hAnsi="Times New Roman" w:cs="Times New Roman"/>
-        </w:rPr>
-        <w:t>[24]</w:t>
-      </w:r>
-      <w:r>
-        <w:rPr>
-          <w:rFonts w:ascii="Times New Roman" w:hAnsi="Times New Roman" w:cs="Times New Roman"/>
-        </w:rPr>
-        <w:tab/>
-        <w:t xml:space="preserve">D. </w:t>
-      </w:r>
-      <w:proofErr w:type="spellStart"/>
-      <w:r>
-        <w:rPr>
-          <w:rFonts w:ascii="Times New Roman" w:hAnsi="Times New Roman" w:cs="Times New Roman"/>
-        </w:rPr>
-        <w:t>Virah</w:t>
-      </w:r>
-      <w:proofErr w:type="spellEnd"/>
-      <w:r>
-        <w:rPr>
-          <w:rFonts w:ascii="Times New Roman" w:hAnsi="Times New Roman" w:cs="Times New Roman"/>
-        </w:rPr>
-        <w:t xml:space="preserve">-Sawmy, F. J. Beck, and B. </w:t>
-      </w:r>
-      <w:proofErr w:type="spellStart"/>
-      <w:r>
-        <w:rPr>
-          <w:rFonts w:ascii="Times New Roman" w:hAnsi="Times New Roman" w:cs="Times New Roman"/>
-        </w:rPr>
-        <w:t>Sturmberg</w:t>
-      </w:r>
-      <w:proofErr w:type="spellEnd"/>
-      <w:r>
-        <w:rPr>
-          <w:rFonts w:ascii="Times New Roman" w:hAnsi="Times New Roman" w:cs="Times New Roman"/>
-        </w:rPr>
-        <w:t xml:space="preserve">, ‘Ignore variability, overestimate hydrogen production – Quantifying the effects of </w:t>
-      </w:r>
-      <w:proofErr w:type="spellStart"/>
-      <w:r>
-        <w:rPr>
-          <w:rFonts w:ascii="Times New Roman" w:hAnsi="Times New Roman" w:cs="Times New Roman"/>
-        </w:rPr>
-        <w:t>electrolyzer</w:t>
-      </w:r>
-      <w:proofErr w:type="spellEnd"/>
-      <w:r>
-        <w:rPr>
-          <w:rFonts w:ascii="Times New Roman" w:hAnsi="Times New Roman" w:cs="Times New Roman"/>
-        </w:rPr>
-        <w:t xml:space="preserve"> efficiency curves on hydrogen production from renewable energy sources’, </w:t>
+        <w:t xml:space="preserve">D. Virah-Sawmy, F. J. Beck, and B. Sturmberg, ‘Ignore variability, overestimate hydrogen production – Quantifying the effects of electrolyzer efficiency curves on hydrogen production from renewable energy sources’, </w:t>
       </w:r>
       <w:r>
         <w:rPr>
@@ -14845,80 +13309,34 @@
           <w:i/>
           <w:iCs/>
         </w:rPr>
-        <w:t xml:space="preserve">Int. J. </w:t>
-      </w:r>
-      <w:proofErr w:type="spellStart"/>
+        <w:t>Int. J. Hydrog. Energy</w:t>
+      </w:r>
       <w:r>
         <w:rPr>
           <w:rFonts w:ascii="Times New Roman" w:hAnsi="Times New Roman" w:cs="Times New Roman"/>
-          <w:i/>
-          <w:iCs/>
-        </w:rPr>
-        <w:t>Hydrog</w:t>
-      </w:r>
-      <w:proofErr w:type="spellEnd"/>
-      <w:r>
+        </w:rPr>
+        <w:t>, vol. 72, pp. 49–59, Jun. 2024, doi: 10.1016/j.ijhydene.2024.05.360.</w:t>
+      </w:r>
+    </w:p>
+    <w:p>
+      <w:pPr>
+        <w:pStyle w:val="Literaturverzeichnis"/>
         <w:rPr>
           <w:rFonts w:ascii="Times New Roman" w:hAnsi="Times New Roman" w:cs="Times New Roman"/>
-          <w:i/>
-          <w:iCs/>
-        </w:rPr>
-        <w:t>. Energy</w:t>
-      </w:r>
+        </w:rPr>
+      </w:pPr>
       <w:r>
         <w:rPr>
           <w:rFonts w:ascii="Times New Roman" w:hAnsi="Times New Roman" w:cs="Times New Roman"/>
         </w:rPr>
-        <w:t xml:space="preserve">, vol. 72, pp. 49–59, Jun. 2024, </w:t>
-      </w:r>
-      <w:proofErr w:type="spellStart"/>
+        <w:t>[25]</w:t>
+      </w:r>
       <w:r>
         <w:rPr>
           <w:rFonts w:ascii="Times New Roman" w:hAnsi="Times New Roman" w:cs="Times New Roman"/>
         </w:rPr>
-        <w:t>doi</w:t>
-      </w:r>
-      <w:proofErr w:type="spellEnd"/>
-      <w:r>
-        <w:rPr>
-          <w:rFonts w:ascii="Times New Roman" w:hAnsi="Times New Roman" w:cs="Times New Roman"/>
-        </w:rPr>
-        <w:t>: 10.1016/j.ijhydene.2024.05.360.</w:t>
-      </w:r>
-    </w:p>
-    <w:p>
-      <w:pPr>
-        <w:pStyle w:val="Literaturverzeichnis"/>
-        <w:rPr>
-          <w:rFonts w:ascii="Times New Roman" w:hAnsi="Times New Roman" w:cs="Times New Roman"/>
-        </w:rPr>
-      </w:pPr>
-      <w:r>
-        <w:rPr>
-          <w:rFonts w:ascii="Times New Roman" w:hAnsi="Times New Roman" w:cs="Times New Roman"/>
-        </w:rPr>
-        <w:t>[25]</w:t>
-      </w:r>
-      <w:r>
-        <w:rPr>
-          <w:rFonts w:ascii="Times New Roman" w:hAnsi="Times New Roman" w:cs="Times New Roman"/>
-        </w:rPr>
         <w:tab/>
-        <w:t xml:space="preserve">A. </w:t>
-      </w:r>
-      <w:proofErr w:type="spellStart"/>
-      <w:r>
-        <w:rPr>
-          <w:rFonts w:ascii="Times New Roman" w:hAnsi="Times New Roman" w:cs="Times New Roman"/>
-        </w:rPr>
-        <w:t>Godula</w:t>
-      </w:r>
-      <w:proofErr w:type="spellEnd"/>
-      <w:r>
-        <w:rPr>
-          <w:rFonts w:ascii="Times New Roman" w:hAnsi="Times New Roman" w:cs="Times New Roman"/>
-        </w:rPr>
-        <w:t xml:space="preserve">-Jopek, </w:t>
+        <w:t xml:space="preserve">A. Godula-Jopek, </w:t>
       </w:r>
       <w:r>
         <w:rPr>
@@ -19222,6 +17640,7 @@
   <w:style w:type="character" w:default="1" w:styleId="Absatz-Standardschriftart">
     <w:name w:val="Default Paragraph Font"/>
     <w:uiPriority w:val="1"/>
+    <w:semiHidden/>
     <w:unhideWhenUsed/>
   </w:style>
   <w:style w:type="table" w:default="1" w:styleId="NormaleTabelle">

--- a/Documentation.docx
+++ b/Documentation.docx
@@ -270,7 +270,7 @@
     </w:p>
     <w:p>
       <w:pPr>
-        <w:pStyle w:val="berschrift2"/>
+        <w:pStyle w:val="Heading2"/>
       </w:pPr>
       <w:r>
         <w:lastRenderedPageBreak/>
@@ -282,7 +282,7 @@
     </w:p>
     <w:p>
       <w:pPr>
-        <w:pStyle w:val="Verzeichnis1"/>
+        <w:pStyle w:val="TOC1"/>
         <w:rPr>
           <w:rFonts w:asciiTheme="minorHAnsi" w:eastAsiaTheme="minorEastAsia" w:hAnsiTheme="minorHAnsi" w:cstheme="minorBidi"/>
           <w:kern w:val="2"/>
@@ -365,7 +365,7 @@
     </w:p>
     <w:p>
       <w:pPr>
-        <w:pStyle w:val="Verzeichnis1"/>
+        <w:pStyle w:val="TOC1"/>
         <w:rPr>
           <w:rFonts w:asciiTheme="minorHAnsi" w:eastAsiaTheme="minorEastAsia" w:hAnsiTheme="minorHAnsi" w:cstheme="minorBidi"/>
           <w:kern w:val="2"/>
@@ -424,7 +424,7 @@
     </w:p>
     <w:p>
       <w:pPr>
-        <w:pStyle w:val="Verzeichnis2"/>
+        <w:pStyle w:val="TOC2"/>
         <w:rPr>
           <w:rFonts w:asciiTheme="minorHAnsi" w:eastAsiaTheme="minorEastAsia" w:hAnsiTheme="minorHAnsi" w:cstheme="minorBidi"/>
           <w:kern w:val="2"/>
@@ -459,7 +459,7 @@
     </w:p>
     <w:p>
       <w:pPr>
-        <w:pStyle w:val="Verzeichnis2"/>
+        <w:pStyle w:val="TOC2"/>
         <w:rPr>
           <w:rFonts w:asciiTheme="minorHAnsi" w:eastAsiaTheme="minorEastAsia" w:hAnsiTheme="minorHAnsi" w:cstheme="minorBidi"/>
           <w:kern w:val="2"/>
@@ -494,7 +494,7 @@
     </w:p>
     <w:p>
       <w:pPr>
-        <w:pStyle w:val="Verzeichnis2"/>
+        <w:pStyle w:val="TOC2"/>
         <w:rPr>
           <w:rFonts w:asciiTheme="minorHAnsi" w:eastAsiaTheme="minorEastAsia" w:hAnsiTheme="minorHAnsi" w:cstheme="minorBidi"/>
           <w:kern w:val="2"/>
@@ -529,7 +529,7 @@
     </w:p>
     <w:p>
       <w:pPr>
-        <w:pStyle w:val="Verzeichnis1"/>
+        <w:pStyle w:val="TOC1"/>
         <w:rPr>
           <w:rFonts w:asciiTheme="minorHAnsi" w:eastAsiaTheme="minorEastAsia" w:hAnsiTheme="minorHAnsi" w:cstheme="minorBidi"/>
           <w:kern w:val="2"/>
@@ -588,7 +588,7 @@
     </w:p>
     <w:p>
       <w:pPr>
-        <w:pStyle w:val="Verzeichnis2"/>
+        <w:pStyle w:val="TOC2"/>
         <w:rPr>
           <w:rFonts w:asciiTheme="minorHAnsi" w:eastAsiaTheme="minorEastAsia" w:hAnsiTheme="minorHAnsi" w:cstheme="minorBidi"/>
           <w:kern w:val="2"/>
@@ -620,7 +620,7 @@
     </w:p>
     <w:p>
       <w:pPr>
-        <w:pStyle w:val="Verzeichnis2"/>
+        <w:pStyle w:val="TOC2"/>
         <w:rPr>
           <w:rFonts w:asciiTheme="minorHAnsi" w:eastAsiaTheme="minorEastAsia" w:hAnsiTheme="minorHAnsi" w:cstheme="minorBidi"/>
           <w:kern w:val="2"/>
@@ -652,7 +652,7 @@
     </w:p>
     <w:p>
       <w:pPr>
-        <w:pStyle w:val="Verzeichnis3"/>
+        <w:pStyle w:val="TOC3"/>
         <w:rPr>
           <w:rFonts w:asciiTheme="minorHAnsi" w:eastAsiaTheme="minorEastAsia" w:hAnsiTheme="minorHAnsi" w:cstheme="minorBidi"/>
           <w:noProof/>
@@ -715,7 +715,7 @@
     </w:p>
     <w:p>
       <w:pPr>
-        <w:pStyle w:val="Verzeichnis3"/>
+        <w:pStyle w:val="TOC3"/>
         <w:rPr>
           <w:rFonts w:asciiTheme="minorHAnsi" w:eastAsiaTheme="minorEastAsia" w:hAnsiTheme="minorHAnsi" w:cstheme="minorBidi"/>
           <w:noProof/>
@@ -778,7 +778,7 @@
     </w:p>
     <w:p>
       <w:pPr>
-        <w:pStyle w:val="Verzeichnis2"/>
+        <w:pStyle w:val="TOC2"/>
         <w:rPr>
           <w:rFonts w:asciiTheme="minorHAnsi" w:eastAsiaTheme="minorEastAsia" w:hAnsiTheme="minorHAnsi" w:cstheme="minorBidi"/>
           <w:kern w:val="2"/>
@@ -810,7 +810,7 @@
     </w:p>
     <w:p>
       <w:pPr>
-        <w:pStyle w:val="Verzeichnis2"/>
+        <w:pStyle w:val="TOC2"/>
         <w:rPr>
           <w:rFonts w:asciiTheme="minorHAnsi" w:eastAsiaTheme="minorEastAsia" w:hAnsiTheme="minorHAnsi" w:cstheme="minorBidi"/>
           <w:kern w:val="2"/>
@@ -842,7 +842,7 @@
     </w:p>
     <w:p>
       <w:pPr>
-        <w:pStyle w:val="Verzeichnis3"/>
+        <w:pStyle w:val="TOC3"/>
         <w:rPr>
           <w:rFonts w:asciiTheme="minorHAnsi" w:eastAsiaTheme="minorEastAsia" w:hAnsiTheme="minorHAnsi" w:cstheme="minorBidi"/>
           <w:noProof/>
@@ -905,7 +905,7 @@
     </w:p>
     <w:p>
       <w:pPr>
-        <w:pStyle w:val="Verzeichnis3"/>
+        <w:pStyle w:val="TOC3"/>
         <w:rPr>
           <w:rFonts w:asciiTheme="minorHAnsi" w:eastAsiaTheme="minorEastAsia" w:hAnsiTheme="minorHAnsi" w:cstheme="minorBidi"/>
           <w:noProof/>
@@ -968,7 +968,7 @@
     </w:p>
     <w:p>
       <w:pPr>
-        <w:pStyle w:val="Verzeichnis3"/>
+        <w:pStyle w:val="TOC3"/>
         <w:rPr>
           <w:rFonts w:asciiTheme="minorHAnsi" w:eastAsiaTheme="minorEastAsia" w:hAnsiTheme="minorHAnsi" w:cstheme="minorBidi"/>
           <w:noProof/>
@@ -1031,7 +1031,7 @@
     </w:p>
     <w:p>
       <w:pPr>
-        <w:pStyle w:val="Verzeichnis3"/>
+        <w:pStyle w:val="TOC3"/>
         <w:rPr>
           <w:rFonts w:asciiTheme="minorHAnsi" w:eastAsiaTheme="minorEastAsia" w:hAnsiTheme="minorHAnsi" w:cstheme="minorBidi"/>
           <w:noProof/>
@@ -1095,7 +1095,7 @@
     </w:p>
     <w:p>
       <w:pPr>
-        <w:pStyle w:val="Verzeichnis3"/>
+        <w:pStyle w:val="TOC3"/>
         <w:rPr>
           <w:rFonts w:asciiTheme="minorHAnsi" w:eastAsiaTheme="minorEastAsia" w:hAnsiTheme="minorHAnsi" w:cstheme="minorBidi"/>
           <w:noProof/>
@@ -1158,7 +1158,7 @@
     </w:p>
     <w:p>
       <w:pPr>
-        <w:pStyle w:val="Verzeichnis3"/>
+        <w:pStyle w:val="TOC3"/>
         <w:rPr>
           <w:rFonts w:asciiTheme="minorHAnsi" w:eastAsiaTheme="minorEastAsia" w:hAnsiTheme="minorHAnsi" w:cstheme="minorBidi"/>
           <w:noProof/>
@@ -1221,7 +1221,7 @@
     </w:p>
     <w:p>
       <w:pPr>
-        <w:pStyle w:val="Verzeichnis3"/>
+        <w:pStyle w:val="TOC3"/>
         <w:rPr>
           <w:rFonts w:asciiTheme="minorHAnsi" w:eastAsiaTheme="minorEastAsia" w:hAnsiTheme="minorHAnsi" w:cstheme="minorBidi"/>
           <w:noProof/>
@@ -1280,7 +1280,7 @@
     </w:p>
     <w:p>
       <w:pPr>
-        <w:pStyle w:val="Verzeichnis1"/>
+        <w:pStyle w:val="TOC1"/>
         <w:rPr>
           <w:rFonts w:asciiTheme="minorHAnsi" w:eastAsiaTheme="minorEastAsia" w:hAnsiTheme="minorHAnsi" w:cstheme="minorBidi"/>
           <w:kern w:val="2"/>
@@ -1367,9 +1367,9 @@
     </w:p>
     <w:p>
       <w:pPr>
-        <w:pStyle w:val="berschrift2"/>
-        <w:rPr>
-          <w:rStyle w:val="Fett"/>
+        <w:pStyle w:val="Heading2"/>
+        <w:rPr>
+          <w:rStyle w:val="Strong"/>
         </w:rPr>
       </w:pPr>
       <w:bookmarkStart w:id="4" w:name="_Toc225009468"/>
@@ -1378,7 +1378,7 @@
       <w:bookmarkEnd w:id="3"/>
       <w:r>
         <w:rPr>
-          <w:rStyle w:val="Fett"/>
+          <w:rStyle w:val="Strong"/>
           <w:b/>
           <w:bCs/>
         </w:rPr>
@@ -1425,58 +1425,16 @@
         </w:rPr>
         <w:t xml:space="preserve">This simulation acts as a Digital Twin, providing a high-fidelity environment to validate the technical and economic viability of integrating electrolysis with localized agriculture. </w:t>
       </w:r>
-      <w:proofErr w:type="spellStart"/>
-      <w:r>
-        <w:t>The</w:t>
-      </w:r>
-      <w:proofErr w:type="spellEnd"/>
-      <w:r>
-        <w:t xml:space="preserve"> </w:t>
-      </w:r>
-      <w:proofErr w:type="spellStart"/>
-      <w:r>
-        <w:t>primary</w:t>
-      </w:r>
-      <w:proofErr w:type="spellEnd"/>
-      <w:r>
-        <w:t xml:space="preserve"> </w:t>
-      </w:r>
-      <w:proofErr w:type="spellStart"/>
-      <w:r>
-        <w:t>objectives</w:t>
-      </w:r>
-      <w:proofErr w:type="spellEnd"/>
-      <w:r>
-        <w:t xml:space="preserve"> of </w:t>
-      </w:r>
-      <w:proofErr w:type="spellStart"/>
-      <w:r>
-        <w:t>the</w:t>
-      </w:r>
-      <w:proofErr w:type="spellEnd"/>
-      <w:r>
-        <w:t xml:space="preserve"> </w:t>
-      </w:r>
-      <w:proofErr w:type="spellStart"/>
-      <w:r>
-        <w:t>model</w:t>
-      </w:r>
-      <w:proofErr w:type="spellEnd"/>
-      <w:r>
-        <w:t xml:space="preserve"> </w:t>
-      </w:r>
-      <w:proofErr w:type="spellStart"/>
-      <w:r>
-        <w:t>are</w:t>
-      </w:r>
-      <w:proofErr w:type="spellEnd"/>
+      <w:r>
+        <w:t>The primary objectives of the model are</w:t>
+      </w:r>
       <w:r>
         <w:t>:</w:t>
       </w:r>
     </w:p>
     <w:p>
       <w:pPr>
-        <w:pStyle w:val="Listenabsatz"/>
+        <w:pStyle w:val="ListParagraph"/>
         <w:numPr>
           <w:ilvl w:val="0"/>
           <w:numId w:val="14"/>
@@ -1501,7 +1459,7 @@
     </w:p>
     <w:p>
       <w:pPr>
-        <w:pStyle w:val="Listenabsatz"/>
+        <w:pStyle w:val="ListParagraph"/>
         <w:numPr>
           <w:ilvl w:val="0"/>
           <w:numId w:val="14"/>
@@ -1526,7 +1484,7 @@
     </w:p>
     <w:p>
       <w:pPr>
-        <w:pStyle w:val="Listenabsatz"/>
+        <w:pStyle w:val="ListParagraph"/>
         <w:numPr>
           <w:ilvl w:val="0"/>
           <w:numId w:val="14"/>
@@ -1553,7 +1511,7 @@
       <w:pPr>
         <w:ind w:right="-1"/>
         <w:rPr>
-          <w:rStyle w:val="Fett"/>
+          <w:rStyle w:val="Strong"/>
           <w:lang w:val="en-GB"/>
         </w:rPr>
       </w:pPr>
@@ -1571,7 +1529,7 @@
       </w:r>
       <w:r>
         <w:rPr>
-          <w:rStyle w:val="Fett"/>
+          <w:rStyle w:val="Strong"/>
           <w:b w:val="0"/>
           <w:bCs w:val="0"/>
           <w:lang w:val="en-GB"/>
@@ -1581,12 +1539,12 @@
     </w:p>
     <w:p>
       <w:pPr>
-        <w:pStyle w:val="berschrift2"/>
+        <w:pStyle w:val="Heading2"/>
       </w:pPr>
       <w:bookmarkStart w:id="5" w:name="_Toc225009469"/>
       <w:r>
         <w:rPr>
-          <w:rStyle w:val="Fett"/>
+          <w:rStyle w:val="Strong"/>
           <w:b/>
           <w:bCs/>
         </w:rPr>
@@ -1624,15 +1582,14 @@
       </w:pPr>
       <w:r>
         <w:rPr>
-          <w:noProof/>
           <w:lang w:val="en-US" w:eastAsia="en-US"/>
         </w:rPr>
         <w:lastRenderedPageBreak/>
         <w:drawing>
-          <wp:inline distT="0" distB="0" distL="0" distR="0" wp14:anchorId="0C3C04C1" wp14:editId="365FFDD8">
-            <wp:extent cx="5400675" cy="3673475"/>
-            <wp:effectExtent l="0" t="0" r="9525" b="3175"/>
-            <wp:docPr id="72848361" name="Picture 1"/>
+          <wp:inline distT="0" distB="0" distL="0" distR="0" wp14:anchorId="3D166060" wp14:editId="33BB34BA">
+            <wp:extent cx="5760085" cy="3891915"/>
+            <wp:effectExtent l="0" t="0" r="0" b="0"/>
+            <wp:docPr id="994986291" name="Picture 1"/>
             <wp:cNvGraphicFramePr>
               <a:graphicFrameLocks xmlns:a="http://schemas.openxmlformats.org/drawingml/2006/main" noChangeAspect="1"/>
             </wp:cNvGraphicFramePr>
@@ -1640,17 +1597,11 @@
               <a:graphicData uri="http://schemas.openxmlformats.org/drawingml/2006/picture">
                 <pic:pic xmlns:pic="http://schemas.openxmlformats.org/drawingml/2006/picture">
                   <pic:nvPicPr>
-                    <pic:cNvPr id="72848361" name="Picture 72848361"/>
+                    <pic:cNvPr id="994986291" name=""/>
                     <pic:cNvPicPr/>
                   </pic:nvPicPr>
                   <pic:blipFill>
-                    <a:blip r:embed="rId11">
-                      <a:extLst>
-                        <a:ext uri="{28A0092B-C50C-407E-A947-70E740481C1C}">
-                          <a14:useLocalDpi xmlns:a14="http://schemas.microsoft.com/office/drawing/2010/main" val="0"/>
-                        </a:ext>
-                      </a:extLst>
-                    </a:blip>
+                    <a:blip r:embed="rId11"/>
                     <a:stretch>
                       <a:fillRect/>
                     </a:stretch>
@@ -1658,7 +1609,7 @@
                   <pic:spPr>
                     <a:xfrm>
                       <a:off x="0" y="0"/>
-                      <a:ext cx="5400675" cy="3673475"/>
+                      <a:ext cx="5760085" cy="3891915"/>
                     </a:xfrm>
                     <a:prstGeom prst="rect">
                       <a:avLst/>
@@ -1673,7 +1624,7 @@
     </w:p>
     <w:p>
       <w:pPr>
-        <w:pStyle w:val="Beschriftung"/>
+        <w:pStyle w:val="Caption"/>
         <w:ind w:right="-1"/>
         <w:rPr>
           <w:lang w:val="en-US" w:eastAsia="en-US"/>
@@ -1744,7 +1695,7 @@
     </w:p>
     <w:p>
       <w:pPr>
-        <w:pStyle w:val="berschrift2"/>
+        <w:pStyle w:val="Heading2"/>
       </w:pPr>
       <w:bookmarkStart w:id="6" w:name="_Toc225009470"/>
       <w:r>
@@ -1845,7 +1796,7 @@
     </w:p>
     <w:p>
       <w:pPr>
-        <w:pStyle w:val="berschrift2"/>
+        <w:pStyle w:val="Heading2"/>
       </w:pPr>
       <w:r>
         <w:t>Mass Flow Systems (Hydrogen &amp; Oxygen)</w:t>
@@ -1868,7 +1819,7 @@
     </w:p>
     <w:p>
       <w:pPr>
-        <w:pStyle w:val="Listenabsatz"/>
+        <w:pStyle w:val="ListParagraph"/>
         <w:numPr>
           <w:ilvl w:val="0"/>
           <w:numId w:val="14"/>
@@ -1899,7 +1850,7 @@
     </w:p>
     <w:p>
       <w:pPr>
-        <w:pStyle w:val="Listenabsatz"/>
+        <w:pStyle w:val="ListParagraph"/>
         <w:numPr>
           <w:ilvl w:val="0"/>
           <w:numId w:val="14"/>
@@ -1913,6 +1864,7 @@
         <w:rPr>
           <w:lang w:val="en-US" w:eastAsia="en-US"/>
         </w:rPr>
+        <w:lastRenderedPageBreak/>
         <w:t xml:space="preserve">Oxygen Symbiosis: </w:t>
       </w:r>
       <w:r>
@@ -1967,73 +1919,66 @@
         <w:rPr>
           <w:lang w:val="en-US" w:eastAsia="en-US"/>
         </w:rPr>
-        <w:t xml:space="preserve"> to maintain </w:t>
+        <w:t xml:space="preserve"> to maintain the </w:t>
       </w:r>
       <w:r>
         <w:rPr>
           <w:lang w:val="en-US" w:eastAsia="en-US"/>
         </w:rPr>
-        <w:lastRenderedPageBreak/>
-        <w:t xml:space="preserve">the </w:t>
+        <w:t xml:space="preserve">oxygen </w:t>
       </w:r>
       <w:r>
         <w:rPr>
           <w:lang w:val="en-US" w:eastAsia="en-US"/>
         </w:rPr>
-        <w:t xml:space="preserve">oxygen </w:t>
+        <w:t>concentration in the</w:t>
       </w:r>
       <w:r>
         <w:rPr>
           <w:lang w:val="en-US" w:eastAsia="en-US"/>
         </w:rPr>
-        <w:t>concentration in the</w:t>
+        <w:t xml:space="preserve"> fish tank</w:t>
       </w:r>
       <w:r>
         <w:rPr>
           <w:lang w:val="en-US" w:eastAsia="en-US"/>
         </w:rPr>
-        <w:t xml:space="preserve"> fish tank</w:t>
+        <w:t xml:space="preserve"> </w:t>
       </w:r>
       <w:r>
         <w:rPr>
           <w:lang w:val="en-US" w:eastAsia="en-US"/>
         </w:rPr>
-        <w:t xml:space="preserve"> </w:t>
+        <w:t>(</w:t>
       </w:r>
       <w:r>
         <w:rPr>
           <w:lang w:val="en-US" w:eastAsia="en-US"/>
         </w:rPr>
-        <w:t>(</w:t>
+        <w:t>O2_conc_tank</w:t>
       </w:r>
       <w:r>
         <w:rPr>
           <w:lang w:val="en-US" w:eastAsia="en-US"/>
         </w:rPr>
-        <w:t>O2_conc_tank</w:t>
+        <w:t>)</w:t>
       </w:r>
       <w:r>
         <w:rPr>
           <w:lang w:val="en-US" w:eastAsia="en-US"/>
         </w:rPr>
-        <w:t>)</w:t>
+        <w:t xml:space="preserve"> according to the biological consumption of the fish</w:t>
       </w:r>
       <w:r>
         <w:rPr>
           <w:lang w:val="en-US" w:eastAsia="en-US"/>
         </w:rPr>
-        <w:t xml:space="preserve"> according to the biological consumption of the fish</w:t>
-      </w:r>
-      <w:r>
-        <w:rPr>
-          <w:lang w:val="en-US" w:eastAsia="en-US"/>
-        </w:rPr>
         <w:t>.</w:t>
       </w:r>
     </w:p>
     <w:p>
       <w:pPr>
-        <w:pStyle w:val="Listenabsatz"/>
+        <w:pStyle w:val="ListParagraph"/>
         <w:numPr>
           <w:ilvl w:val="0"/>
           <w:numId w:val="14"/>
@@ -2070,7 +2015,7 @@
     </w:p>
     <w:p>
       <w:pPr>
-        <w:pStyle w:val="berschrift2"/>
+        <w:pStyle w:val="Heading2"/>
       </w:pPr>
       <w:bookmarkStart w:id="8" w:name="_Toc225009472"/>
       <w:r>
@@ -2115,7 +2060,7 @@
     </w:p>
     <w:p>
       <w:pPr>
-        <w:pStyle w:val="Listenabsatz"/>
+        <w:pStyle w:val="ListParagraph"/>
         <w:numPr>
           <w:ilvl w:val="0"/>
           <w:numId w:val="14"/>
@@ -2180,7 +2125,7 @@
     </w:p>
     <w:p>
       <w:pPr>
-        <w:pStyle w:val="Listenabsatz"/>
+        <w:pStyle w:val="ListParagraph"/>
         <w:numPr>
           <w:ilvl w:val="0"/>
           <w:numId w:val="14"/>
@@ -2339,7 +2284,7 @@
     </w:p>
     <w:p>
       <w:pPr>
-        <w:pStyle w:val="Listenabsatz"/>
+        <w:pStyle w:val="ListParagraph"/>
         <w:numPr>
           <w:ilvl w:val="0"/>
           <w:numId w:val="14"/>
@@ -2386,7 +2331,7 @@
     </w:p>
     <w:p>
       <w:pPr>
-        <w:pStyle w:val="Listenabsatz"/>
+        <w:pStyle w:val="ListParagraph"/>
         <w:numPr>
           <w:ilvl w:val="0"/>
           <w:numId w:val="14"/>
@@ -2477,7 +2422,7 @@
     </w:p>
     <w:p>
       <w:pPr>
-        <w:pStyle w:val="berschrift2"/>
+        <w:pStyle w:val="Heading2"/>
       </w:pPr>
       <w:r>
         <w:t>Model Parameters and Logic</w:t>
@@ -2533,10 +2478,11 @@
     </w:p>
     <w:p>
       <w:pPr>
-        <w:pStyle w:val="berschrift2"/>
+        <w:pStyle w:val="Heading2"/>
       </w:pPr>
       <w:bookmarkStart w:id="9" w:name="_Toc225009474"/>
       <w:r>
+        <w:lastRenderedPageBreak/>
         <w:t>Wind Farm (</w:t>
       </w:r>
       <w:proofErr w:type="spellStart"/>
@@ -2600,15 +2546,62 @@
           <w:rFonts w:cs="Calibri"/>
           <w:lang w:val="en-GB"/>
         </w:rPr>
-        <w:t xml:space="preserve">. The capacity factor was taken from the same source and the power output over 24 </w:t>
-      </w:r>
+        <w:t xml:space="preserve">. The capacity factor was taken from the same source and the power output over 24 hours was scaled to data from </w:t>
+      </w:r>
+      <w:proofErr w:type="spellStart"/>
       <w:r>
         <w:rPr>
           <w:rFonts w:cs="Calibri"/>
           <w:lang w:val="en-GB"/>
         </w:rPr>
-        <w:lastRenderedPageBreak/>
-        <w:t xml:space="preserve">hours was scaled to data from </w:t>
+        <w:t>Fingrid</w:t>
+      </w:r>
+      <w:proofErr w:type="spellEnd"/>
+      <w:r>
+        <w:rPr>
+          <w:rFonts w:cs="Calibri"/>
+          <w:lang w:val="en-GB"/>
+        </w:rPr>
+        <w:t xml:space="preserve"> </w:t>
+      </w:r>
+      <w:r>
+        <w:rPr>
+          <w:rFonts w:cs="Calibri"/>
+        </w:rPr>
+        <w:fldChar w:fldCharType="begin"/>
+      </w:r>
+      <w:r>
+        <w:rPr>
+          <w:rFonts w:cs="Calibri"/>
+          <w:lang w:val="en-GB"/>
+        </w:rPr>
+        <w:instrText xml:space="preserve"> ADDIN ZOTERO_ITEM CSL_CITATION {"citationID":"XfvlAsyt","properties":{"formattedCitation":"[2]","plainCitation":"[2]","noteIndex":0},"citationItems":[{"id":356,"uris":["http://zotero.org/groups/6447497/items/9ELM3ZNS"],"itemData":{"id":356,"type":"webpage","title":"Download datasets","URL":"https://data.fingrid.fi/en/data?datasets=181","accessed":{"date-parts":[["2026",3,9]]}}}],"schema":"https://github.com/citation-style-language/schema/raw/master/csl-citation.json"} </w:instrText>
+      </w:r>
+      <w:r>
+        <w:rPr>
+          <w:rFonts w:cs="Calibri"/>
+        </w:rPr>
+        <w:fldChar w:fldCharType="separate"/>
+      </w:r>
+      <w:r>
+        <w:rPr>
+          <w:rFonts w:ascii="Aptos" w:hAnsi="Aptos"/>
+          <w:lang w:val="en-GB"/>
+        </w:rPr>
+        <w:t>[2]</w:t>
+      </w:r>
+      <w:r>
+        <w:rPr>
+          <w:rFonts w:cs="Calibri"/>
+        </w:rPr>
+        <w:fldChar w:fldCharType="end"/>
+      </w:r>
+      <w:r>
+        <w:rPr>
+          <w:rFonts w:cs="Calibri"/>
+          <w:lang w:val="en-GB"/>
+        </w:rPr>
+        <w:t xml:space="preserve">. Although </w:t>
       </w:r>
       <w:proofErr w:type="spellStart"/>
       <w:r>
@@ -2624,137 +2617,18 @@
           <w:rFonts w:cs="Calibri"/>
           <w:lang w:val="en-GB"/>
         </w:rPr>
-        <w:t xml:space="preserve"> </w:t>
+        <w:t xml:space="preserve"> data is for all of Finland, data for specific wind farms is not easily found. Therefore, the profile is the best approximation for our project. </w:t>
       </w:r>
       <w:r>
         <w:rPr>
           <w:rFonts w:cs="Calibri"/>
         </w:rPr>
-        <w:fldChar w:fldCharType="begin"/>
-      </w:r>
-      <w:r>
-        <w:rPr>
-          <w:rFonts w:cs="Calibri"/>
-          <w:lang w:val="en-GB"/>
-        </w:rPr>
-        <w:instrText xml:space="preserve"> ADDIN ZOTERO_ITEM CSL_CITATION {"citationID":"XfvlAsyt","properties":{"formattedCitation":"[2]","plainCitation":"[2]","noteIndex":0},"citationItems":[{"id":356,"uris":["http://zotero.org/groups/6447497/items/9ELM3ZNS"],"itemData":{"id":356,"type":"webpage","title":"Download datasets","URL":"https://data.fingrid.fi/en/data?datasets=181","accessed":{"date-parts":[["2026",3,9]]}}}],"schema":"https://github.com/citation-style-language/schema/raw/master/csl-citation.json"} </w:instrText>
-      </w:r>
-      <w:r>
-        <w:rPr>
-          <w:rFonts w:cs="Calibri"/>
-        </w:rPr>
-        <w:fldChar w:fldCharType="separate"/>
-      </w:r>
-      <w:r>
-        <w:rPr>
-          <w:rFonts w:ascii="Aptos" w:hAnsi="Aptos"/>
-          <w:lang w:val="en-GB"/>
-        </w:rPr>
-        <w:t>[2]</w:t>
-      </w:r>
-      <w:r>
-        <w:rPr>
-          <w:rFonts w:cs="Calibri"/>
-        </w:rPr>
-        <w:fldChar w:fldCharType="end"/>
-      </w:r>
-      <w:r>
-        <w:rPr>
-          <w:rFonts w:cs="Calibri"/>
-          <w:lang w:val="en-GB"/>
-        </w:rPr>
-        <w:t xml:space="preserve">. Although </w:t>
-      </w:r>
-      <w:proofErr w:type="spellStart"/>
-      <w:r>
-        <w:rPr>
-          <w:rFonts w:cs="Calibri"/>
-          <w:lang w:val="en-GB"/>
-        </w:rPr>
-        <w:t>Fingrid</w:t>
-      </w:r>
-      <w:proofErr w:type="spellEnd"/>
-      <w:r>
-        <w:rPr>
-          <w:rFonts w:cs="Calibri"/>
-          <w:lang w:val="en-GB"/>
-        </w:rPr>
-        <w:t xml:space="preserve"> data is for all of Finland, data for specific wind farms is not easily found. Therefore, the profile is the best approximation for our project. </w:t>
-      </w:r>
-      <w:proofErr w:type="spellStart"/>
-      <w:r>
-        <w:rPr>
-          <w:rFonts w:cs="Calibri"/>
-        </w:rPr>
-        <w:t>The</w:t>
-      </w:r>
-      <w:proofErr w:type="spellEnd"/>
-      <w:r>
-        <w:rPr>
-          <w:rFonts w:cs="Calibri"/>
-        </w:rPr>
-        <w:t xml:space="preserve"> </w:t>
-      </w:r>
-      <w:proofErr w:type="spellStart"/>
-      <w:r>
-        <w:rPr>
-          <w:rFonts w:cs="Calibri"/>
-        </w:rPr>
-        <w:t>power</w:t>
-      </w:r>
-      <w:proofErr w:type="spellEnd"/>
-      <w:r>
-        <w:rPr>
-          <w:rFonts w:cs="Calibri"/>
-        </w:rPr>
-        <w:t xml:space="preserve"> output </w:t>
-      </w:r>
-      <w:proofErr w:type="spellStart"/>
-      <w:r>
-        <w:rPr>
-          <w:rFonts w:cs="Calibri"/>
-        </w:rPr>
-        <w:t>was</w:t>
-      </w:r>
-      <w:proofErr w:type="spellEnd"/>
-      <w:r>
-        <w:rPr>
-          <w:rFonts w:cs="Calibri"/>
-        </w:rPr>
-        <w:t xml:space="preserve"> </w:t>
-      </w:r>
-      <w:proofErr w:type="spellStart"/>
-      <w:r>
-        <w:rPr>
-          <w:rFonts w:cs="Calibri"/>
-        </w:rPr>
-        <w:t>scaled</w:t>
-      </w:r>
-      <w:proofErr w:type="spellEnd"/>
-      <w:r>
-        <w:rPr>
-          <w:rFonts w:cs="Calibri"/>
-        </w:rPr>
-        <w:t xml:space="preserve"> as </w:t>
-      </w:r>
-      <w:proofErr w:type="spellStart"/>
-      <w:r>
-        <w:rPr>
-          <w:rFonts w:cs="Calibri"/>
-        </w:rPr>
-        <w:t>follows</w:t>
-      </w:r>
-      <w:proofErr w:type="spellEnd"/>
-      <w:r>
-        <w:rPr>
-          <w:rFonts w:cs="Calibri"/>
-        </w:rPr>
-        <w:t>:</w:t>
-      </w:r>
-    </w:p>
-    <w:p>
-      <w:pPr>
-        <w:pStyle w:val="Listenabsatz"/>
+        <w:t>The power output was scaled as follows:</w:t>
+      </w:r>
+    </w:p>
+    <w:p>
+      <w:pPr>
+        <w:pStyle w:val="ListParagraph"/>
         <w:numPr>
           <w:ilvl w:val="0"/>
           <w:numId w:val="27"/>
@@ -2787,7 +2661,7 @@
     </w:p>
     <w:p>
       <w:pPr>
-        <w:pStyle w:val="Listenabsatz"/>
+        <w:pStyle w:val="ListParagraph"/>
         <w:numPr>
           <w:ilvl w:val="0"/>
           <w:numId w:val="27"/>
@@ -2827,7 +2701,7 @@
     </w:p>
     <w:p>
       <w:pPr>
-        <w:pStyle w:val="Listenabsatz"/>
+        <w:pStyle w:val="ListParagraph"/>
         <w:numPr>
           <w:ilvl w:val="0"/>
           <w:numId w:val="27"/>
@@ -2891,7 +2765,7 @@
     </w:p>
     <w:p>
       <w:pPr>
-        <w:pStyle w:val="Listenabsatz"/>
+        <w:pStyle w:val="ListParagraph"/>
         <w:numPr>
           <w:ilvl w:val="0"/>
           <w:numId w:val="27"/>
@@ -3032,9 +2906,9 @@
     </w:p>
     <w:p>
       <w:pPr>
-        <w:pStyle w:val="berschrift2"/>
-        <w:rPr>
-          <w:rStyle w:val="Fett"/>
+        <w:pStyle w:val="Heading2"/>
+        <w:rPr>
+          <w:rStyle w:val="Strong"/>
           <w:b/>
           <w:bCs/>
         </w:rPr>
@@ -3042,7 +2916,7 @@
       <w:bookmarkStart w:id="10" w:name="_Toc225009475"/>
       <w:r>
         <w:rPr>
-          <w:rStyle w:val="Fett"/>
+          <w:rStyle w:val="Strong"/>
           <w:b/>
           <w:bCs/>
         </w:rPr>
@@ -3052,7 +2926,7 @@
     </w:p>
     <w:p>
       <w:pPr>
-        <w:pStyle w:val="berschrift3"/>
+        <w:pStyle w:val="Heading3"/>
         <w:numPr>
           <w:ilvl w:val="0"/>
           <w:numId w:val="0"/>
@@ -3060,75 +2934,35 @@
         <w:ind w:left="624" w:hanging="624"/>
       </w:pPr>
       <w:bookmarkStart w:id="11" w:name="_Toc225009476"/>
-      <w:proofErr w:type="spellStart"/>
-      <w:r>
-        <w:rPr>
-          <w:rStyle w:val="Fett"/>
+      <w:r>
+        <w:rPr>
+          <w:rStyle w:val="Strong"/>
           <w:b/>
           <w:bCs/>
         </w:rPr>
-        <w:t>Sizing</w:t>
-      </w:r>
-      <w:proofErr w:type="spellEnd"/>
-      <w:r>
-        <w:rPr>
-          <w:rStyle w:val="Fett"/>
+        <w:t xml:space="preserve">Sizing the </w:t>
+      </w:r>
+      <w:r>
+        <w:rPr>
+          <w:rStyle w:val="Strong"/>
           <w:b/>
           <w:bCs/>
         </w:rPr>
-        <w:t xml:space="preserve"> </w:t>
-      </w:r>
-      <w:proofErr w:type="spellStart"/>
-      <w:r>
-        <w:rPr>
-          <w:rStyle w:val="Fett"/>
+        <w:t xml:space="preserve">Fish </w:t>
+      </w:r>
+      <w:r>
+        <w:rPr>
+          <w:rStyle w:val="Strong"/>
           <w:b/>
           <w:bCs/>
         </w:rPr>
-        <w:t>the</w:t>
-      </w:r>
-      <w:proofErr w:type="spellEnd"/>
-      <w:r>
-        <w:rPr>
-          <w:rStyle w:val="Fett"/>
-          <w:b/>
-          <w:bCs/>
-        </w:rPr>
-        <w:t xml:space="preserve"> </w:t>
-      </w:r>
-      <w:proofErr w:type="spellStart"/>
-      <w:r>
-        <w:rPr>
-          <w:rStyle w:val="Fett"/>
-          <w:b/>
-          <w:bCs/>
-        </w:rPr>
-        <w:t>Fish</w:t>
-      </w:r>
-      <w:proofErr w:type="spellEnd"/>
-      <w:r>
-        <w:rPr>
-          <w:rStyle w:val="Fett"/>
-          <w:b/>
-          <w:bCs/>
-        </w:rPr>
-        <w:t xml:space="preserve"> </w:t>
-      </w:r>
-      <w:proofErr w:type="spellStart"/>
-      <w:r>
-        <w:rPr>
-          <w:rStyle w:val="Fett"/>
-          <w:b/>
-          <w:bCs/>
-        </w:rPr>
         <w:t>Tank</w:t>
       </w:r>
       <w:bookmarkEnd w:id="11"/>
-      <w:proofErr w:type="spellEnd"/>
-    </w:p>
-    <w:p>
-      <w:pPr>
-        <w:pStyle w:val="Listenabsatz"/>
+    </w:p>
+    <w:p>
+      <w:pPr>
+        <w:pStyle w:val="ListParagraph"/>
         <w:numPr>
           <w:ilvl w:val="0"/>
           <w:numId w:val="27"/>
@@ -3222,7 +3056,7 @@
     </w:p>
     <w:p>
       <w:pPr>
-        <w:pStyle w:val="Listenabsatz"/>
+        <w:pStyle w:val="ListParagraph"/>
         <w:numPr>
           <w:ilvl w:val="0"/>
           <w:numId w:val="27"/>
@@ -3269,7 +3103,7 @@
     </w:p>
     <w:p>
       <w:pPr>
-        <w:pStyle w:val="Listenabsatz"/>
+        <w:pStyle w:val="ListParagraph"/>
         <w:numPr>
           <w:ilvl w:val="0"/>
           <w:numId w:val="27"/>
@@ -3363,7 +3197,7 @@
     </w:p>
     <w:p>
       <w:pPr>
-        <w:pStyle w:val="Listenabsatz"/>
+        <w:pStyle w:val="ListParagraph"/>
         <w:numPr>
           <w:ilvl w:val="0"/>
           <w:numId w:val="27"/>
@@ -3436,7 +3270,7 @@
     </w:p>
     <w:p>
       <w:pPr>
-        <w:pStyle w:val="Listenabsatz"/>
+        <w:pStyle w:val="ListParagraph"/>
         <w:numPr>
           <w:ilvl w:val="0"/>
           <w:numId w:val="27"/>
@@ -3637,7 +3471,7 @@
     </w:p>
     <w:p>
       <w:pPr>
-        <w:pStyle w:val="Listenabsatz"/>
+        <w:pStyle w:val="ListParagraph"/>
         <w:numPr>
           <w:ilvl w:val="0"/>
           <w:numId w:val="27"/>
@@ -3656,6 +3490,7 @@
         <w:rPr>
           <w:lang w:val="en-GB"/>
         </w:rPr>
+        <w:lastRenderedPageBreak/>
         <w:t xml:space="preserve">The biomass content of the fish farm is considered to be </w:t>
       </w:r>
       <m:oMath>
@@ -3727,7 +3562,6 @@
             <w:rPr>
               <w:rFonts w:ascii="Cambria Math" w:hAnsi="Cambria Math"/>
             </w:rPr>
-            <w:lastRenderedPageBreak/>
             <m:t>capacityFactor*1</m:t>
           </m:r>
           <m:r>
@@ -4339,84 +4173,36 @@
     </w:p>
     <w:p>
       <w:pPr>
-        <w:pStyle w:val="berschrift3"/>
+        <w:pStyle w:val="Heading3"/>
         <w:numPr>
           <w:ilvl w:val="0"/>
           <w:numId w:val="0"/>
         </w:numPr>
         <w:ind w:right="-1"/>
         <w:rPr>
-          <w:rStyle w:val="Fett"/>
+          <w:rStyle w:val="Strong"/>
           <w:b/>
           <w:bCs/>
         </w:rPr>
       </w:pPr>
       <w:bookmarkStart w:id="12" w:name="_Toc225009477"/>
-      <w:proofErr w:type="spellStart"/>
-      <w:r>
-        <w:rPr>
-          <w:rStyle w:val="Fett"/>
+      <w:r>
+        <w:rPr>
+          <w:rStyle w:val="Strong"/>
           <w:b/>
           <w:bCs/>
         </w:rPr>
-        <w:t>Fish</w:t>
-      </w:r>
-      <w:proofErr w:type="spellEnd"/>
-      <w:r>
-        <w:rPr>
-          <w:rStyle w:val="Fett"/>
+        <w:t xml:space="preserve">Fish </w:t>
+      </w:r>
+      <w:r>
+        <w:rPr>
+          <w:rStyle w:val="Strong"/>
           <w:b/>
           <w:bCs/>
         </w:rPr>
-        <w:t xml:space="preserve"> </w:t>
-      </w:r>
-      <w:proofErr w:type="spellStart"/>
-      <w:r>
-        <w:rPr>
-          <w:rStyle w:val="Fett"/>
-          <w:b/>
-          <w:bCs/>
-        </w:rPr>
-        <w:t>Tank</w:t>
-      </w:r>
-      <w:proofErr w:type="spellEnd"/>
-      <w:r>
-        <w:rPr>
-          <w:rStyle w:val="Fett"/>
-          <w:b/>
-          <w:bCs/>
-        </w:rPr>
-        <w:t xml:space="preserve"> </w:t>
-      </w:r>
-      <w:proofErr w:type="spellStart"/>
-      <w:r>
-        <w:rPr>
-          <w:rStyle w:val="Fett"/>
-          <w:b/>
-          <w:bCs/>
-        </w:rPr>
-        <w:t>Heat</w:t>
-      </w:r>
-      <w:proofErr w:type="spellEnd"/>
-      <w:r>
-        <w:rPr>
-          <w:rStyle w:val="Fett"/>
-          <w:b/>
-          <w:bCs/>
-        </w:rPr>
-        <w:t xml:space="preserve"> </w:t>
-      </w:r>
-      <w:proofErr w:type="spellStart"/>
-      <w:r>
-        <w:rPr>
-          <w:rStyle w:val="Fett"/>
-          <w:b/>
-          <w:bCs/>
-        </w:rPr>
-        <w:t>Losses</w:t>
+        <w:t>Tank Heat Losses</w:t>
       </w:r>
       <w:bookmarkEnd w:id="12"/>
-      <w:proofErr w:type="spellEnd"/>
     </w:p>
     <w:p>
       <w:pPr>
@@ -4440,7 +4226,7 @@
     </w:p>
     <w:p>
       <w:pPr>
-        <w:pStyle w:val="Listenabsatz"/>
+        <w:pStyle w:val="ListParagraph"/>
         <w:numPr>
           <w:ilvl w:val="0"/>
           <w:numId w:val="27"/>
@@ -4501,7 +4287,7 @@
     </w:p>
     <w:p>
       <w:pPr>
-        <w:pStyle w:val="Listenabsatz"/>
+        <w:pStyle w:val="ListParagraph"/>
         <w:numPr>
           <w:ilvl w:val="0"/>
           <w:numId w:val="27"/>
@@ -4647,7 +4433,7 @@
     </w:p>
     <w:p>
       <w:pPr>
-        <w:pStyle w:val="Listenabsatz"/>
+        <w:pStyle w:val="ListParagraph"/>
         <w:numPr>
           <w:ilvl w:val="1"/>
           <w:numId w:val="27"/>
@@ -4661,6 +4447,7 @@
         <w:rPr>
           <w:lang w:val="en-GB"/>
         </w:rPr>
+        <w:lastRenderedPageBreak/>
         <w:t xml:space="preserve">Note: This assumption places the U-Value </w:t>
       </w:r>
       <w:r>
@@ -4690,7 +4477,7 @@
     </w:p>
     <w:p>
       <w:pPr>
-        <w:pStyle w:val="Listenabsatz"/>
+        <w:pStyle w:val="ListParagraph"/>
         <w:numPr>
           <w:ilvl w:val="0"/>
           <w:numId w:val="27"/>
@@ -4886,7 +4673,7 @@
     </w:p>
     <w:p>
       <w:pPr>
-        <w:pStyle w:val="Listenabsatz"/>
+        <w:pStyle w:val="ListParagraph"/>
         <w:numPr>
           <w:ilvl w:val="0"/>
           <w:numId w:val="27"/>
@@ -4900,7 +4687,6 @@
         <w:rPr>
           <w:lang w:val="en-GB"/>
         </w:rPr>
-        <w:lastRenderedPageBreak/>
         <w:t xml:space="preserve">The thermal mass of the fish is assumed to be </w:t>
       </w:r>
       <w:proofErr w:type="gramStart"/>
@@ -4920,7 +4706,7 @@
     </w:p>
     <w:p>
       <w:pPr>
-        <w:pStyle w:val="Listenabsatz"/>
+        <w:pStyle w:val="ListParagraph"/>
         <w:numPr>
           <w:ilvl w:val="0"/>
           <w:numId w:val="27"/>
@@ -5001,7 +4787,7 @@
     </w:p>
     <w:p>
       <w:pPr>
-        <w:pStyle w:val="Listenabsatz"/>
+        <w:pStyle w:val="ListParagraph"/>
         <w:ind w:right="-1"/>
         <w:rPr>
           <w:lang w:val="en-GB"/>
@@ -5253,7 +5039,7 @@
     </w:p>
     <w:p>
       <w:pPr>
-        <w:pStyle w:val="berschrift2"/>
+        <w:pStyle w:val="Heading2"/>
       </w:pPr>
       <w:r>
         <w:t>Vertical Farm Design</w:t>
@@ -5346,7 +5132,7 @@
     </w:p>
     <w:p>
       <w:pPr>
-        <w:pStyle w:val="Listenabsatz"/>
+        <w:pStyle w:val="ListParagraph"/>
         <w:numPr>
           <w:ilvl w:val="0"/>
           <w:numId w:val="27"/>
@@ -5436,7 +5222,7 @@
     </w:p>
     <w:p>
       <w:pPr>
-        <w:pStyle w:val="Listenabsatz"/>
+        <w:pStyle w:val="ListParagraph"/>
         <w:numPr>
           <w:ilvl w:val="1"/>
           <w:numId w:val="27"/>
@@ -5450,6 +5236,7 @@
         <w:rPr>
           <w:lang w:val="en-GB"/>
         </w:rPr>
+        <w:lastRenderedPageBreak/>
         <w:t xml:space="preserve">The simulation calculates a heat loss of </w:t>
       </w:r>
       <m:oMath>
@@ -5551,7 +5338,7 @@
     </w:p>
     <w:p>
       <w:pPr>
-        <w:pStyle w:val="Listenabsatz"/>
+        <w:pStyle w:val="ListParagraph"/>
         <w:numPr>
           <w:ilvl w:val="0"/>
           <w:numId w:val="27"/>
@@ -5564,7 +5351,6 @@
         <w:rPr>
           <w:lang w:val="en-GB" w:eastAsia="en-US"/>
         </w:rPr>
-        <w:lastRenderedPageBreak/>
         <w:t>The</w:t>
       </w:r>
       <w:r>
@@ -5689,7 +5475,7 @@
     </w:p>
     <w:p>
       <w:pPr>
-        <w:pStyle w:val="Listenabsatz"/>
+        <w:pStyle w:val="ListParagraph"/>
         <w:numPr>
           <w:ilvl w:val="0"/>
           <w:numId w:val="27"/>
@@ -5755,7 +5541,7 @@
     </w:p>
     <w:p>
       <w:pPr>
-        <w:pStyle w:val="Listenabsatz"/>
+        <w:pStyle w:val="ListParagraph"/>
         <w:numPr>
           <w:ilvl w:val="1"/>
           <w:numId w:val="27"/>
@@ -5817,7 +5603,7 @@
     </w:p>
     <w:p>
       <w:pPr>
-        <w:pStyle w:val="Listenabsatz"/>
+        <w:pStyle w:val="ListParagraph"/>
         <w:numPr>
           <w:ilvl w:val="1"/>
           <w:numId w:val="27"/>
@@ -5853,7 +5639,7 @@
     </w:p>
     <w:p>
       <w:pPr>
-        <w:pStyle w:val="Listenabsatz"/>
+        <w:pStyle w:val="ListParagraph"/>
         <w:numPr>
           <w:ilvl w:val="1"/>
           <w:numId w:val="27"/>
@@ -5975,7 +5761,7 @@
     </w:p>
     <w:p>
       <w:pPr>
-        <w:pStyle w:val="Listenabsatz"/>
+        <w:pStyle w:val="ListParagraph"/>
         <w:numPr>
           <w:ilvl w:val="0"/>
           <w:numId w:val="27"/>
@@ -6518,12 +6304,19 @@
         <w:rPr>
           <w:lang w:val="en-GB" w:eastAsia="en-US"/>
         </w:rPr>
-        <w:t>the height of the vertical farm is likely limited. The (self-reported) tallest vertical farm in the world</w:t>
+        <w:t xml:space="preserve">the height of the vertical farm </w:t>
       </w:r>
       <w:r>
         <w:rPr>
           <w:lang w:val="en-GB" w:eastAsia="en-US"/>
         </w:rPr>
+        <w:lastRenderedPageBreak/>
+        <w:t>is likely limited. The (self-reported) tallest vertical farm in the world</w:t>
+      </w:r>
+      <w:r>
+        <w:rPr>
+          <w:lang w:val="en-GB" w:eastAsia="en-US"/>
+        </w:rPr>
         <w:t xml:space="preserve">, the </w:t>
       </w:r>
       <w:proofErr w:type="spellStart"/>
@@ -6671,7 +6464,7 @@
     </w:p>
     <w:p>
       <w:pPr>
-        <w:pStyle w:val="Listenabsatz"/>
+        <w:pStyle w:val="ListParagraph"/>
         <w:ind w:right="-1"/>
         <w:rPr>
           <w:lang w:val="en-GB"/>
@@ -6684,7 +6477,6 @@
               <w:rFonts w:ascii="Cambria Math" w:hAnsi="Cambria Math"/>
               <w:lang w:val="en-GB"/>
             </w:rPr>
-            <w:lastRenderedPageBreak/>
             <m:t>H=20 m;5W=L</m:t>
           </m:r>
         </m:oMath>
@@ -6979,7 +6771,7 @@
     </w:p>
     <w:p>
       <w:pPr>
-        <w:pStyle w:val="berschrift2"/>
+        <w:pStyle w:val="Heading2"/>
       </w:pPr>
       <w:r>
         <w:t>Control Strategy Heat</w:t>
@@ -7344,7 +7136,7 @@
     </w:p>
     <w:p>
       <w:pPr>
-        <w:pStyle w:val="berschrift2"/>
+        <w:pStyle w:val="Heading2"/>
       </w:pPr>
       <w:r>
         <w:t>Control Strategy Oxygen</w:t>
@@ -7790,9 +7582,10 @@
     </w:p>
     <w:p>
       <w:pPr>
-        <w:pStyle w:val="berschrift2"/>
-      </w:pPr>
-      <w:r>
+        <w:pStyle w:val="Heading2"/>
+      </w:pPr>
+      <w:r>
+        <w:lastRenderedPageBreak/>
         <w:t>Storage Tanks</w:t>
       </w:r>
     </w:p>
@@ -7818,95 +7611,88 @@
         <w:rPr>
           <w:lang w:val="en-GB" w:eastAsia="en-US"/>
         </w:rPr>
-        <w:t xml:space="preserve">are neither defined nor sized. Researching materials and sizes would have been beyond the scope of the project. However, the simulation offers an excellent tool for the sizing of the storage tanks. Sizing the heat storage </w:t>
+        <w:t>are neither defined nor sized. Researching materials and sizes would have been beyond the scope of the project. However, the simulation offers an excellent tool for the sizing of the storage tanks. Sizing the heat storage and introducing a heat pump can change the sizing of the greenhouse</w:t>
       </w:r>
       <w:r>
         <w:rPr>
           <w:lang w:val="en-GB" w:eastAsia="en-US"/>
         </w:rPr>
-        <w:lastRenderedPageBreak/>
-        <w:t>and introducing a heat pump can change the sizing of the greenhouse</w:t>
-      </w:r>
-      <w:r>
+        <w:t>. This results in an optimization problem, where the benefits of high temperature storage need to be weighed against the increased heat losses resulting from the greater temperature gradient. The optimization is likely iterative, with many simulations being required to determine optimal storage size.</w:t>
+      </w:r>
+    </w:p>
+    <w:p>
+      <w:pPr>
         <w:rPr>
           <w:lang w:val="en-GB" w:eastAsia="en-US"/>
         </w:rPr>
-        <w:t>. This results in an optimization problem, where the benefits of high temperature storage need to be weighed against the increased heat losses resulting from the greater temperature gradient. The optimization is likely iterative, with many simulations being required to determine optimal storage size.</w:t>
-      </w:r>
-    </w:p>
-    <w:p>
-      <w:pPr>
+      </w:pPr>
+      <w:r>
         <w:rPr>
           <w:lang w:val="en-GB" w:eastAsia="en-US"/>
         </w:rPr>
-      </w:pPr>
+        <w:t>In the current model, t</w:t>
+      </w:r>
       <w:r>
         <w:rPr>
           <w:lang w:val="en-GB" w:eastAsia="en-US"/>
         </w:rPr>
-        <w:t>In the current model, t</w:t>
+        <w:t xml:space="preserve">he </w:t>
       </w:r>
       <w:r>
         <w:rPr>
           <w:lang w:val="en-GB" w:eastAsia="en-US"/>
         </w:rPr>
-        <w:t xml:space="preserve">he </w:t>
+        <w:t xml:space="preserve">heat </w:t>
       </w:r>
       <w:r>
         <w:rPr>
           <w:lang w:val="en-GB" w:eastAsia="en-US"/>
         </w:rPr>
+        <w:t xml:space="preserve">storage tanks are defined as infinitely large, with no losses. The entire stretch from the electrolyzer to the fish tank/greenhouse can encompass a heat pump, a heat storage of any size or material and pipes. There is no potential variable (temperature) determining flow to or from the storage tank. The assumption is that all the heat is stored at a sufficiently high temperature level for a gradient to exist between the heat storage and the greenhouse/fish tank, </w:t>
+      </w:r>
+      <w:proofErr w:type="gramStart"/>
+      <w:r>
+        <w:rPr>
+          <w:lang w:val="en-GB" w:eastAsia="en-US"/>
+        </w:rPr>
+        <w:t>at all times</w:t>
+      </w:r>
+      <w:proofErr w:type="gramEnd"/>
+      <w:r>
+        <w:rPr>
+          <w:lang w:val="en-GB" w:eastAsia="en-US"/>
+        </w:rPr>
+        <w:t xml:space="preserve">. Heat transfer from and to the storage is assumed to be ideal (the tank can run empty). There is currently no measure to prevent negative values in the </w:t>
+      </w:r>
+      <w:r>
+        <w:rPr>
+          <w:lang w:val="en-GB" w:eastAsia="en-US"/>
+        </w:rPr>
         <w:t xml:space="preserve">heat </w:t>
       </w:r>
       <w:r>
         <w:rPr>
           <w:lang w:val="en-GB" w:eastAsia="en-US"/>
         </w:rPr>
-        <w:t xml:space="preserve">storage tanks are defined as infinitely large, with no losses. The entire stretch from the electrolyzer to the fish tank/greenhouse can encompass a heat pump, a heat storage of any size or material and pipes. There is no potential variable (temperature) determining flow to or from the storage tank. The assumption is that all the heat is stored at a sufficiently high temperature level for a gradient to exist between the heat storage and the greenhouse/fish tank, </w:t>
-      </w:r>
-      <w:proofErr w:type="gramStart"/>
-      <w:r>
+        <w:t xml:space="preserve">storage tank. </w:t>
+      </w:r>
+    </w:p>
+    <w:p>
+      <w:pPr>
         <w:rPr>
           <w:lang w:val="en-GB" w:eastAsia="en-US"/>
         </w:rPr>
-        <w:t>at all times</w:t>
-      </w:r>
-      <w:proofErr w:type="gramEnd"/>
+      </w:pPr>
       <w:r>
         <w:rPr>
           <w:lang w:val="en-GB" w:eastAsia="en-US"/>
         </w:rPr>
-        <w:t xml:space="preserve">. Heat transfer from and to the storage is assumed to be ideal (the tank can run empty). There is currently no measure to prevent negative values in the </w:t>
-      </w:r>
-      <w:r>
-        <w:rPr>
-          <w:lang w:val="en-GB" w:eastAsia="en-US"/>
-        </w:rPr>
-        <w:t xml:space="preserve">heat </w:t>
-      </w:r>
-      <w:r>
-        <w:rPr>
-          <w:lang w:val="en-GB" w:eastAsia="en-US"/>
-        </w:rPr>
-        <w:t xml:space="preserve">storage tank. </w:t>
-      </w:r>
-    </w:p>
-    <w:p>
-      <w:pPr>
-        <w:rPr>
-          <w:lang w:val="en-GB" w:eastAsia="en-US"/>
-        </w:rPr>
-      </w:pPr>
-      <w:r>
-        <w:rPr>
-          <w:lang w:val="en-GB" w:eastAsia="en-US"/>
-        </w:rPr>
         <w:t xml:space="preserve">The oxygen tank is similarly undefined, with no potential variable (pressure), pumps, piping, material or dimension. Oxygen is assumed to dissolve in tank water entirely with no losses. There is currently no measure to prevent emptying or negative values in the oxygen tank. </w:t>
       </w:r>
     </w:p>
     <w:p>
       <w:pPr>
-        <w:pStyle w:val="berschrift2"/>
+        <w:pStyle w:val="Heading2"/>
       </w:pPr>
       <w:r>
         <w:t>Parameters</w:t>
@@ -7915,7 +7701,7 @@
     </w:p>
     <w:tbl>
       <w:tblPr>
-        <w:tblStyle w:val="Tabellenraster"/>
+        <w:tblStyle w:val="TableGrid"/>
         <w:tblW w:w="9209" w:type="dxa"/>
         <w:jc w:val="center"/>
         <w:tblLayout w:type="fixed"/>
@@ -7947,7 +7733,6 @@
                 <w:bCs/>
               </w:rPr>
             </w:pPr>
-            <w:proofErr w:type="spellStart"/>
             <w:r>
               <w:rPr>
                 <w:b/>
@@ -7962,7 +7747,6 @@
               </w:rPr>
               <w:t>s</w:t>
             </w:r>
-            <w:proofErr w:type="spellEnd"/>
           </w:p>
         </w:tc>
         <w:tc>
@@ -7986,17 +7770,8 @@
                 <w:b/>
                 <w:bCs/>
               </w:rPr>
-              <w:t>Value/</w:t>
+              <w:t>Value/Unit</w:t>
             </w:r>
-            <w:proofErr w:type="spellStart"/>
-            <w:r>
-              <w:rPr>
-                <w:b/>
-                <w:bCs/>
-              </w:rPr>
-              <w:t>Unit</w:t>
-            </w:r>
-            <w:proofErr w:type="spellEnd"/>
           </w:p>
         </w:tc>
         <w:tc>
@@ -8015,7 +7790,6 @@
                 <w:bCs/>
               </w:rPr>
             </w:pPr>
-            <w:proofErr w:type="spellStart"/>
             <w:r>
               <w:rPr>
                 <w:b/>
@@ -8023,7 +7797,6 @@
               </w:rPr>
               <w:t>Description</w:t>
             </w:r>
-            <w:proofErr w:type="spellEnd"/>
           </w:p>
         </w:tc>
       </w:tr>
@@ -8043,11 +7816,9 @@
               <w:ind w:right="-1"/>
               <w:jc w:val="center"/>
             </w:pPr>
-            <w:proofErr w:type="spellStart"/>
             <w:r>
               <w:t>P_Electrolyzer</w:t>
             </w:r>
-            <w:proofErr w:type="spellEnd"/>
           </w:p>
         </w:tc>
         <w:tc>
@@ -8061,11 +7832,9 @@
               <w:ind w:right="-1"/>
               <w:jc w:val="center"/>
             </w:pPr>
-            <w:proofErr w:type="spellStart"/>
             <w:r>
               <w:t>variable</w:t>
             </w:r>
-            <w:proofErr w:type="spellEnd"/>
           </w:p>
         </w:tc>
         <w:tc>
@@ -8164,11 +7933,9 @@
               <w:ind w:right="-1"/>
               <w:jc w:val="center"/>
             </w:pPr>
-            <w:proofErr w:type="spellStart"/>
             <w:r>
               <w:t>Eff_Electrolyzer</w:t>
             </w:r>
-            <w:proofErr w:type="spellEnd"/>
           </w:p>
         </w:tc>
         <w:tc>
@@ -8248,11 +8015,9 @@
               <w:ind w:right="-1"/>
               <w:jc w:val="center"/>
             </w:pPr>
-            <w:proofErr w:type="spellStart"/>
             <w:r>
               <w:t>Delta_h</w:t>
             </w:r>
-            <w:proofErr w:type="spellEnd"/>
           </w:p>
         </w:tc>
         <w:tc>
@@ -8456,11 +8221,9 @@
               <w:ind w:right="-1"/>
               <w:jc w:val="center"/>
             </w:pPr>
-            <w:proofErr w:type="spellStart"/>
             <w:r>
               <w:t>V_tank</w:t>
             </w:r>
-            <w:proofErr w:type="spellEnd"/>
           </w:p>
         </w:tc>
         <w:tc>
@@ -8565,11 +8328,10 @@
               <w:ind w:right="-1"/>
               <w:jc w:val="center"/>
             </w:pPr>
-            <w:proofErr w:type="spellStart"/>
             <w:r>
+              <w:lastRenderedPageBreak/>
               <w:t>V_greenhouse</w:t>
             </w:r>
-            <w:proofErr w:type="spellEnd"/>
           </w:p>
         </w:tc>
         <w:tc>
@@ -8637,21 +8399,8 @@
               <w:jc w:val="center"/>
             </w:pPr>
             <w:r>
-              <w:t xml:space="preserve">Volume of </w:t>
+              <w:t>Volume of the greenhouse</w:t>
             </w:r>
-            <w:proofErr w:type="spellStart"/>
-            <w:r>
-              <w:t>the</w:t>
-            </w:r>
-            <w:proofErr w:type="spellEnd"/>
-            <w:r>
-              <w:t xml:space="preserve"> </w:t>
-            </w:r>
-            <w:proofErr w:type="spellStart"/>
-            <w:r>
-              <w:t>greenhouse</w:t>
-            </w:r>
-            <w:proofErr w:type="spellEnd"/>
           </w:p>
         </w:tc>
       </w:tr>
@@ -8671,11 +8420,9 @@
               <w:ind w:right="-1"/>
               <w:jc w:val="center"/>
             </w:pPr>
-            <w:proofErr w:type="spellStart"/>
             <w:r>
               <w:t>cp_water</w:t>
             </w:r>
-            <w:proofErr w:type="spellEnd"/>
           </w:p>
         </w:tc>
         <w:tc>
@@ -8766,11 +8513,9 @@
               <w:ind w:right="-1"/>
               <w:jc w:val="center"/>
             </w:pPr>
-            <w:proofErr w:type="spellStart"/>
             <w:r>
               <w:t>cp_air</w:t>
             </w:r>
-            <w:proofErr w:type="spellEnd"/>
           </w:p>
         </w:tc>
         <w:tc>
@@ -8862,7 +8607,6 @@
               <w:jc w:val="center"/>
             </w:pPr>
             <w:r>
-              <w:lastRenderedPageBreak/>
               <w:t>O2_consum_fish</w:t>
             </w:r>
           </w:p>
@@ -8958,11 +8702,9 @@
               <w:ind w:right="-1"/>
               <w:jc w:val="center"/>
             </w:pPr>
-            <w:proofErr w:type="spellStart"/>
             <w:r>
               <w:t>rho_air</w:t>
             </w:r>
-            <w:proofErr w:type="spellEnd"/>
           </w:p>
         </w:tc>
         <w:tc>
@@ -9167,14 +8909,14 @@
     </w:tbl>
     <w:p>
       <w:pPr>
-        <w:pStyle w:val="berschrift2"/>
+        <w:pStyle w:val="Heading2"/>
         <w:rPr>
           <w:rFonts w:ascii="Calibri" w:hAnsi="Calibri" w:cs="Calibri"/>
         </w:rPr>
       </w:pPr>
       <w:r>
         <w:rPr>
-          <w:rStyle w:val="berschrift2Zchn"/>
+          <w:rStyle w:val="Heading2Char"/>
           <w:b/>
           <w:bCs/>
         </w:rPr>
@@ -9183,7 +8925,7 @@
     </w:p>
     <w:tbl>
       <w:tblPr>
-        <w:tblStyle w:val="Tabellenraster"/>
+        <w:tblStyle w:val="TableGrid"/>
         <w:tblW w:w="9209" w:type="dxa"/>
         <w:jc w:val="center"/>
         <w:tblLayout w:type="fixed"/>
@@ -9648,11 +9390,9 @@
               <w:ind w:right="-1"/>
               <w:jc w:val="center"/>
             </w:pPr>
-            <w:proofErr w:type="spellStart"/>
             <w:r>
               <w:t>T_greenhouse</w:t>
             </w:r>
-            <w:proofErr w:type="spellEnd"/>
           </w:p>
         </w:tc>
         <w:tc>
@@ -9701,7 +9441,7 @@
     </w:tbl>
     <w:p>
       <w:pPr>
-        <w:pStyle w:val="berschrift2"/>
+        <w:pStyle w:val="Heading2"/>
         <w:rPr>
           <w:rFonts w:ascii="Calibri" w:hAnsi="Calibri" w:cs="Calibri"/>
         </w:rPr>
@@ -9712,7 +9452,7 @@
     </w:p>
     <w:tbl>
       <w:tblPr>
-        <w:tblStyle w:val="Tabellenraster"/>
+        <w:tblStyle w:val="TableGrid"/>
         <w:tblW w:w="9209" w:type="dxa"/>
         <w:jc w:val="center"/>
         <w:tblLayout w:type="fixed"/>
@@ -9744,7 +9484,6 @@
                 <w:bCs/>
               </w:rPr>
             </w:pPr>
-            <w:proofErr w:type="spellStart"/>
             <w:r>
               <w:rPr>
                 <w:b/>
@@ -9752,7 +9491,6 @@
               </w:rPr>
               <w:t>Flow</w:t>
             </w:r>
-            <w:proofErr w:type="spellEnd"/>
           </w:p>
         </w:tc>
         <w:tc>
@@ -10071,11 +9809,9 @@
               <w:ind w:right="-1"/>
               <w:jc w:val="center"/>
             </w:pPr>
-            <w:proofErr w:type="spellStart"/>
             <w:r>
               <w:t>Q_diss_greenhouse</w:t>
             </w:r>
-            <w:proofErr w:type="spellEnd"/>
           </w:p>
         </w:tc>
         <w:tc>
@@ -10160,11 +9896,9 @@
               <w:ind w:right="-1"/>
               <w:jc w:val="center"/>
             </w:pPr>
-            <w:proofErr w:type="spellStart"/>
             <w:r>
               <w:t>Q_diss_tank</w:t>
             </w:r>
-            <w:proofErr w:type="spellEnd"/>
           </w:p>
         </w:tc>
         <w:tc>
@@ -10249,11 +9983,10 @@
               <w:ind w:right="-1"/>
               <w:jc w:val="center"/>
             </w:pPr>
-            <w:proofErr w:type="spellStart"/>
             <w:r>
+              <w:lastRenderedPageBreak/>
               <w:t>Q_greenhouse_in</w:t>
             </w:r>
-            <w:proofErr w:type="spellEnd"/>
           </w:p>
         </w:tc>
         <w:tc>
@@ -10341,11 +10074,9 @@
               <w:ind w:right="-1"/>
               <w:jc w:val="center"/>
             </w:pPr>
-            <w:proofErr w:type="spellStart"/>
             <w:r>
               <w:t>Q_tank_in</w:t>
             </w:r>
-            <w:proofErr w:type="spellEnd"/>
           </w:p>
         </w:tc>
         <w:tc>
@@ -10433,11 +10164,9 @@
               <w:ind w:right="-1"/>
               <w:jc w:val="center"/>
             </w:pPr>
-            <w:proofErr w:type="spellStart"/>
             <w:r>
               <w:t>Q_prod</w:t>
             </w:r>
-            <w:proofErr w:type="spellEnd"/>
           </w:p>
         </w:tc>
         <w:tc>
@@ -10639,10 +10368,11 @@
     </w:p>
     <w:p>
       <w:pPr>
-        <w:pStyle w:val="berschrift2"/>
+        <w:pStyle w:val="Heading2"/>
       </w:pPr>
       <w:bookmarkStart w:id="14" w:name="_Toc225009479"/>
       <w:r>
+        <w:lastRenderedPageBreak/>
         <w:t>Key Equations</w:t>
       </w:r>
       <w:bookmarkEnd w:id="14"/>
@@ -10672,14 +10402,7 @@
         <w:rPr>
           <w:lang w:val="en-GB"/>
         </w:rPr>
-        <w:t xml:space="preserve">. The equation is described </w:t>
-      </w:r>
-      <w:r>
-        <w:rPr>
-          <w:lang w:val="en-GB"/>
-        </w:rPr>
-        <w:lastRenderedPageBreak/>
-        <w:t xml:space="preserve">shortly and the section of the model where it can be found is named. The variables for the equations below are listed under </w:t>
+        <w:t xml:space="preserve">. The equation is described shortly and the section of the model where it can be found is named. The variables for the equations below are listed under </w:t>
       </w:r>
       <w:r>
         <w:rPr>
@@ -10698,7 +10421,7 @@
     </w:p>
     <w:p>
       <w:pPr>
-        <w:pStyle w:val="berschrift3"/>
+        <w:pStyle w:val="Heading3"/>
         <w:numPr>
           <w:ilvl w:val="0"/>
           <w:numId w:val="0"/>
@@ -10706,12 +10429,10 @@
         <w:ind w:right="-1"/>
       </w:pPr>
       <w:bookmarkStart w:id="15" w:name="_Toc225009480"/>
-      <w:proofErr w:type="spellStart"/>
       <w:r>
         <w:t>Variables</w:t>
       </w:r>
       <w:bookmarkEnd w:id="15"/>
-      <w:proofErr w:type="spellEnd"/>
     </w:p>
     <w:p>
       <w:pPr>
@@ -11838,7 +11559,7 @@
     </w:p>
     <w:p>
       <w:pPr>
-        <w:pStyle w:val="berschrift3"/>
+        <w:pStyle w:val="Heading3"/>
         <w:numPr>
           <w:ilvl w:val="0"/>
           <w:numId w:val="0"/>
@@ -11847,7 +11568,6 @@
       </w:pPr>
       <w:bookmarkStart w:id="16" w:name="_Toc225009481"/>
       <w:r>
-        <w:lastRenderedPageBreak/>
         <w:t>Hydrogen Production Rate</w:t>
       </w:r>
       <w:bookmarkEnd w:id="16"/>
@@ -12107,7 +11827,7 @@
     </w:p>
     <w:p>
       <w:pPr>
-        <w:pStyle w:val="berschrift3"/>
+        <w:pStyle w:val="Heading3"/>
         <w:numPr>
           <w:ilvl w:val="0"/>
           <w:numId w:val="0"/>
@@ -12386,7 +12106,7 @@
     </w:p>
     <w:p>
       <w:pPr>
-        <w:pStyle w:val="berschrift3"/>
+        <w:pStyle w:val="Heading3"/>
         <w:numPr>
           <w:ilvl w:val="0"/>
           <w:numId w:val="0"/>
@@ -12676,7 +12396,7 @@
     </w:p>
     <w:p>
       <w:pPr>
-        <w:pStyle w:val="berschrift3"/>
+        <w:pStyle w:val="Heading3"/>
         <w:numPr>
           <w:ilvl w:val="0"/>
           <w:numId w:val="0"/>
@@ -12818,7 +12538,7 @@
     </w:p>
     <w:p>
       <w:pPr>
-        <w:pStyle w:val="berschrift3"/>
+        <w:pStyle w:val="Heading3"/>
         <w:numPr>
           <w:ilvl w:val="0"/>
           <w:numId w:val="0"/>
@@ -13085,7 +12805,7 @@
     </w:p>
     <w:p>
       <w:pPr>
-        <w:pStyle w:val="berschrift3"/>
+        <w:pStyle w:val="Heading3"/>
         <w:numPr>
           <w:ilvl w:val="0"/>
           <w:numId w:val="0"/>
@@ -13379,12 +13099,20 @@
           <w:rFonts w:eastAsiaTheme="minorEastAsia"/>
           <w:lang w:val="en-GB"/>
         </w:rPr>
-        <w:lastRenderedPageBreak/>
         <w:t>This function of the simulation is incomplete, as there are no temperature gradients determining the heat flow.</w:t>
       </w:r>
     </w:p>
     <w:p>
       <w:pPr>
+        <w:pStyle w:val="Heading3"/>
+        <w:rPr>
+          <w:rFonts w:eastAsiaTheme="minorEastAsia"/>
+          <w:lang w:val="en-GB"/>
+        </w:rPr>
+      </w:pPr>
+    </w:p>
+    <w:p>
+      <w:pPr>
         <w:ind w:right="-1"/>
         <w:rPr>
           <w:rFonts w:ascii="Calibri" w:eastAsiaTheme="minorEastAsia" w:hAnsi="Calibri" w:cs="Calibri"/>
@@ -13401,7 +13129,7 @@
     </w:p>
     <w:p>
       <w:pPr>
-        <w:pStyle w:val="berschrift1"/>
+        <w:pStyle w:val="Heading1"/>
         <w:numPr>
           <w:ilvl w:val="0"/>
           <w:numId w:val="0"/>
@@ -13425,7 +13153,7 @@
     </w:p>
     <w:p>
       <w:pPr>
-        <w:pStyle w:val="Literaturverzeichnis"/>
+        <w:pStyle w:val="Bibliography"/>
         <w:rPr>
           <w:rFonts w:ascii="Times New Roman" w:hAnsi="Times New Roman" w:cs="Times New Roman"/>
         </w:rPr>
@@ -13455,7 +13183,7 @@
     </w:p>
     <w:p>
       <w:pPr>
-        <w:pStyle w:val="Literaturverzeichnis"/>
+        <w:pStyle w:val="Bibliography"/>
         <w:rPr>
           <w:rFonts w:ascii="Times New Roman" w:hAnsi="Times New Roman" w:cs="Times New Roman"/>
         </w:rPr>
@@ -13476,7 +13204,7 @@
     </w:p>
     <w:p>
       <w:pPr>
-        <w:pStyle w:val="Literaturverzeichnis"/>
+        <w:pStyle w:val="Bibliography"/>
         <w:rPr>
           <w:rFonts w:ascii="Times New Roman" w:hAnsi="Times New Roman" w:cs="Times New Roman"/>
         </w:rPr>
@@ -13497,7 +13225,7 @@
     </w:p>
     <w:p>
       <w:pPr>
-        <w:pStyle w:val="Literaturverzeichnis"/>
+        <w:pStyle w:val="Bibliography"/>
         <w:rPr>
           <w:rFonts w:ascii="Times New Roman" w:hAnsi="Times New Roman" w:cs="Times New Roman"/>
         </w:rPr>
@@ -13518,7 +13246,7 @@
     </w:p>
     <w:p>
       <w:pPr>
-        <w:pStyle w:val="Literaturverzeichnis"/>
+        <w:pStyle w:val="Bibliography"/>
         <w:rPr>
           <w:rFonts w:ascii="Times New Roman" w:hAnsi="Times New Roman" w:cs="Times New Roman"/>
         </w:rPr>
@@ -13539,7 +13267,7 @@
     </w:p>
     <w:p>
       <w:pPr>
-        <w:pStyle w:val="Literaturverzeichnis"/>
+        <w:pStyle w:val="Bibliography"/>
         <w:rPr>
           <w:rFonts w:ascii="Times New Roman" w:hAnsi="Times New Roman" w:cs="Times New Roman"/>
         </w:rPr>
@@ -13560,7 +13288,7 @@
     </w:p>
     <w:p>
       <w:pPr>
-        <w:pStyle w:val="Literaturverzeichnis"/>
+        <w:pStyle w:val="Bibliography"/>
         <w:rPr>
           <w:rFonts w:ascii="Times New Roman" w:hAnsi="Times New Roman" w:cs="Times New Roman"/>
         </w:rPr>
@@ -13581,7 +13309,7 @@
     </w:p>
     <w:p>
       <w:pPr>
-        <w:pStyle w:val="Literaturverzeichnis"/>
+        <w:pStyle w:val="Bibliography"/>
         <w:rPr>
           <w:rFonts w:ascii="Times New Roman" w:hAnsi="Times New Roman" w:cs="Times New Roman"/>
         </w:rPr>
@@ -13602,7 +13330,7 @@
     </w:p>
     <w:p>
       <w:pPr>
-        <w:pStyle w:val="Literaturverzeichnis"/>
+        <w:pStyle w:val="Bibliography"/>
         <w:rPr>
           <w:rFonts w:ascii="Times New Roman" w:hAnsi="Times New Roman" w:cs="Times New Roman"/>
         </w:rPr>
@@ -13623,7 +13351,7 @@
     </w:p>
     <w:p>
       <w:pPr>
-        <w:pStyle w:val="Literaturverzeichnis"/>
+        <w:pStyle w:val="Bibliography"/>
         <w:rPr>
           <w:rFonts w:ascii="Times New Roman" w:hAnsi="Times New Roman" w:cs="Times New Roman"/>
         </w:rPr>
@@ -13644,7 +13372,7 @@
     </w:p>
     <w:p>
       <w:pPr>
-        <w:pStyle w:val="Literaturverzeichnis"/>
+        <w:pStyle w:val="Bibliography"/>
         <w:rPr>
           <w:rFonts w:ascii="Times New Roman" w:hAnsi="Times New Roman" w:cs="Times New Roman"/>
         </w:rPr>
@@ -13665,7 +13393,7 @@
     </w:p>
     <w:p>
       <w:pPr>
-        <w:pStyle w:val="Literaturverzeichnis"/>
+        <w:pStyle w:val="Bibliography"/>
         <w:rPr>
           <w:rFonts w:ascii="Times New Roman" w:hAnsi="Times New Roman" w:cs="Times New Roman"/>
         </w:rPr>
@@ -13686,7 +13414,7 @@
     </w:p>
     <w:p>
       <w:pPr>
-        <w:pStyle w:val="Literaturverzeichnis"/>
+        <w:pStyle w:val="Bibliography"/>
         <w:rPr>
           <w:rFonts w:ascii="Times New Roman" w:hAnsi="Times New Roman" w:cs="Times New Roman"/>
         </w:rPr>
@@ -13707,7 +13435,7 @@
     </w:p>
     <w:p>
       <w:pPr>
-        <w:pStyle w:val="Literaturverzeichnis"/>
+        <w:pStyle w:val="Bibliography"/>
         <w:rPr>
           <w:rFonts w:ascii="Times New Roman" w:hAnsi="Times New Roman" w:cs="Times New Roman"/>
         </w:rPr>
@@ -13728,7 +13456,7 @@
     </w:p>
     <w:p>
       <w:pPr>
-        <w:pStyle w:val="Literaturverzeichnis"/>
+        <w:pStyle w:val="Bibliography"/>
         <w:rPr>
           <w:rFonts w:ascii="Times New Roman" w:hAnsi="Times New Roman" w:cs="Times New Roman"/>
         </w:rPr>
@@ -13749,7 +13477,7 @@
     </w:p>
     <w:p>
       <w:pPr>
-        <w:pStyle w:val="Literaturverzeichnis"/>
+        <w:pStyle w:val="Bibliography"/>
         <w:rPr>
           <w:rFonts w:ascii="Times New Roman" w:hAnsi="Times New Roman" w:cs="Times New Roman"/>
         </w:rPr>
@@ -13770,7 +13498,7 @@
     </w:p>
     <w:p>
       <w:pPr>
-        <w:pStyle w:val="Literaturverzeichnis"/>
+        <w:pStyle w:val="Bibliography"/>
         <w:rPr>
           <w:rFonts w:ascii="Times New Roman" w:hAnsi="Times New Roman" w:cs="Times New Roman"/>
         </w:rPr>
@@ -13791,7 +13519,7 @@
     </w:p>
     <w:p>
       <w:pPr>
-        <w:pStyle w:val="Literaturverzeichnis"/>
+        <w:pStyle w:val="Bibliography"/>
         <w:rPr>
           <w:rFonts w:ascii="Times New Roman" w:hAnsi="Times New Roman" w:cs="Times New Roman"/>
         </w:rPr>
@@ -13840,7 +13568,7 @@
     </w:p>
     <w:p>
       <w:pPr>
-        <w:pStyle w:val="Literaturverzeichnis"/>
+        <w:pStyle w:val="Bibliography"/>
         <w:rPr>
           <w:rFonts w:ascii="Times New Roman" w:hAnsi="Times New Roman" w:cs="Times New Roman"/>
         </w:rPr>
@@ -13862,7 +13590,7 @@
     </w:p>
     <w:p>
       <w:pPr>
-        <w:pStyle w:val="Literaturverzeichnis"/>
+        <w:pStyle w:val="Bibliography"/>
         <w:rPr>
           <w:rFonts w:ascii="Times New Roman" w:hAnsi="Times New Roman" w:cs="Times New Roman"/>
         </w:rPr>
@@ -13883,7 +13611,7 @@
     </w:p>
     <w:p>
       <w:pPr>
-        <w:pStyle w:val="Literaturverzeichnis"/>
+        <w:pStyle w:val="Bibliography"/>
         <w:rPr>
           <w:rFonts w:ascii="Times New Roman" w:hAnsi="Times New Roman" w:cs="Times New Roman"/>
         </w:rPr>
@@ -13917,7 +13645,7 @@
     </w:p>
     <w:p>
       <w:pPr>
-        <w:pStyle w:val="Literaturverzeichnis"/>
+        <w:pStyle w:val="Bibliography"/>
         <w:rPr>
           <w:rFonts w:ascii="Times New Roman" w:hAnsi="Times New Roman" w:cs="Times New Roman"/>
         </w:rPr>
@@ -13938,7 +13666,7 @@
     </w:p>
     <w:p>
       <w:pPr>
-        <w:pStyle w:val="Literaturverzeichnis"/>
+        <w:pStyle w:val="Bibliography"/>
         <w:rPr>
           <w:rFonts w:ascii="Times New Roman" w:hAnsi="Times New Roman" w:cs="Times New Roman"/>
         </w:rPr>
@@ -13959,7 +13687,7 @@
     </w:p>
     <w:p>
       <w:pPr>
-        <w:pStyle w:val="Literaturverzeichnis"/>
+        <w:pStyle w:val="Bibliography"/>
         <w:rPr>
           <w:rFonts w:ascii="Times New Roman" w:hAnsi="Times New Roman" w:cs="Times New Roman"/>
         </w:rPr>
@@ -13994,7 +13722,7 @@
     </w:p>
     <w:p>
       <w:pPr>
-        <w:pStyle w:val="Literaturverzeichnis"/>
+        <w:pStyle w:val="Bibliography"/>
         <w:rPr>
           <w:rFonts w:ascii="Times New Roman" w:hAnsi="Times New Roman" w:cs="Times New Roman"/>
         </w:rPr>
@@ -14072,13 +13800,13 @@
 <w:ftr xmlns:wpc="http://schemas.microsoft.com/office/word/2010/wordprocessingCanvas" xmlns:cx="http://schemas.microsoft.com/office/drawing/2014/chartex" xmlns:cx1="http://schemas.microsoft.com/office/drawing/2015/9/8/chartex" xmlns:cx2="http://schemas.microsoft.com/office/drawing/2015/10/21/chartex" xmlns:cx3="http://schemas.microsoft.com/office/drawing/2016/5/9/chartex" xmlns:cx4="http://schemas.microsoft.com/office/drawing/2016/5/10/chartex" xmlns:cx5="http://schemas.microsoft.com/office/drawing/2016/5/11/chartex" xmlns:cx6="http://schemas.microsoft.com/office/drawing/2016/5/12/chartex" xmlns:cx7="http://schemas.microsoft.com/office/drawing/2016/5/13/chartex" xmlns:cx8="http://schemas.microsoft.com/office/drawing/2016/5/14/chartex" xmlns:mc="http://schemas.openxmlformats.org/markup-compatibility/2006" xmlns:aink="http://schemas.microsoft.com/office/drawing/2016/ink" xmlns:am3d="http://schemas.microsoft.com/office/drawing/2017/model3d" xmlns:o="urn:schemas-microsoft-com:office:office" xmlns:oel="http://schemas.microsoft.com/office/2019/extlst" xmlns:r="http://schemas.openxmlformats.org/officeDocument/2006/relationships" xmlns:m="http://schemas.openxmlformats.org/officeDocument/2006/math" xmlns:v="urn:schemas-microsoft-com:vml" xmlns:wp14="http://schemas.microsoft.com/office/word/2010/wordprocessingDrawing" xmlns:wp="http://schemas.openxmlformats.org/drawingml/2006/wordprocessingDrawing" xmlns:w10="urn:schemas-microsoft-com:office:word" xmlns:w="http://schemas.openxmlformats.org/wordprocessingml/2006/main" xmlns:w14="http://schemas.microsoft.com/office/word/2010/wordml" xmlns:w15="http://schemas.microsoft.com/office/word/2012/wordml" xmlns:w16cex="http://schemas.microsoft.com/office/word/2018/wordml/cex" xmlns:w16cid="http://schemas.microsoft.com/office/word/2016/wordml/cid" xmlns:w16="http://schemas.microsoft.com/office/word/2018/wordml" xmlns:w16du="http://schemas.microsoft.com/office/word/2023/wordml/word16du" xmlns:w16sdtdh="http://schemas.microsoft.com/office/word/2020/wordml/sdtdatahash" xmlns:w16sdtfl="http://schemas.microsoft.com/office/word/2024/wordml/sdtformatlock" xmlns:w16se="http://schemas.microsoft.com/office/word/2015/wordml/symex" xmlns:wpg="http://schemas.microsoft.com/office/word/2010/wordprocessingGroup" xmlns:wpi="http://schemas.microsoft.com/office/word/2010/wordprocessingInk" xmlns:wne="http://schemas.microsoft.com/office/word/2006/wordml" xmlns:wps="http://schemas.microsoft.com/office/word/2010/wordprocessingShape" mc:Ignorable="w14 w15 w16se w16cid w16 w16cex w16sdtdh w16sdtfl w16du wp14">
   <w:p>
     <w:pPr>
-      <w:pStyle w:val="Fuzeile"/>
+      <w:pStyle w:val="Footer"/>
       <w:jc w:val="center"/>
     </w:pPr>
   </w:p>
   <w:p>
     <w:pPr>
-      <w:pStyle w:val="Fuzeile"/>
+      <w:pStyle w:val="Footer"/>
     </w:pPr>
   </w:p>
 </w:ftr>
@@ -14102,7 +13830,7 @@
     <w:sdtContent>
       <w:p>
         <w:pPr>
-          <w:pStyle w:val="Fuzeile"/>
+          <w:pStyle w:val="Footer"/>
           <w:jc w:val="center"/>
         </w:pPr>
         <w:r>
@@ -14131,7 +13859,7 @@
   </w:sdt>
   <w:p>
     <w:pPr>
-      <w:pStyle w:val="Fuzeile"/>
+      <w:pStyle w:val="Footer"/>
     </w:pPr>
   </w:p>
 </w:ftr>
@@ -14160,7 +13888,7 @@
 <w:hdr xmlns:wpc="http://schemas.microsoft.com/office/word/2010/wordprocessingCanvas" xmlns:cx="http://schemas.microsoft.com/office/drawing/2014/chartex" xmlns:cx1="http://schemas.microsoft.com/office/drawing/2015/9/8/chartex" xmlns:cx2="http://schemas.microsoft.com/office/drawing/2015/10/21/chartex" xmlns:cx3="http://schemas.microsoft.com/office/drawing/2016/5/9/chartex" xmlns:cx4="http://schemas.microsoft.com/office/drawing/2016/5/10/chartex" xmlns:cx5="http://schemas.microsoft.com/office/drawing/2016/5/11/chartex" xmlns:cx6="http://schemas.microsoft.com/office/drawing/2016/5/12/chartex" xmlns:cx7="http://schemas.microsoft.com/office/drawing/2016/5/13/chartex" xmlns:cx8="http://schemas.microsoft.com/office/drawing/2016/5/14/chartex" xmlns:mc="http://schemas.openxmlformats.org/markup-compatibility/2006" xmlns:aink="http://schemas.microsoft.com/office/drawing/2016/ink" xmlns:am3d="http://schemas.microsoft.com/office/drawing/2017/model3d" xmlns:o="urn:schemas-microsoft-com:office:office" xmlns:oel="http://schemas.microsoft.com/office/2019/extlst" xmlns:r="http://schemas.openxmlformats.org/officeDocument/2006/relationships" xmlns:m="http://schemas.openxmlformats.org/officeDocument/2006/math" xmlns:v="urn:schemas-microsoft-com:vml" xmlns:wp14="http://schemas.microsoft.com/office/word/2010/wordprocessingDrawing" xmlns:wp="http://schemas.openxmlformats.org/drawingml/2006/wordprocessingDrawing" xmlns:w10="urn:schemas-microsoft-com:office:word" xmlns:w="http://schemas.openxmlformats.org/wordprocessingml/2006/main" xmlns:w14="http://schemas.microsoft.com/office/word/2010/wordml" xmlns:w15="http://schemas.microsoft.com/office/word/2012/wordml" xmlns:w16cex="http://schemas.microsoft.com/office/word/2018/wordml/cex" xmlns:w16cid="http://schemas.microsoft.com/office/word/2016/wordml/cid" xmlns:w16="http://schemas.microsoft.com/office/word/2018/wordml" xmlns:w16du="http://schemas.microsoft.com/office/word/2023/wordml/word16du" xmlns:w16sdtdh="http://schemas.microsoft.com/office/word/2020/wordml/sdtdatahash" xmlns:w16sdtfl="http://schemas.microsoft.com/office/word/2024/wordml/sdtformatlock" xmlns:w16se="http://schemas.microsoft.com/office/word/2015/wordml/symex" xmlns:wpg="http://schemas.microsoft.com/office/word/2010/wordprocessingGroup" xmlns:wpi="http://schemas.microsoft.com/office/word/2010/wordprocessingInk" xmlns:wne="http://schemas.microsoft.com/office/word/2006/wordml" xmlns:wps="http://schemas.microsoft.com/office/word/2010/wordprocessingShape" mc:Ignorable="w14 w15 w16se w16cid w16 w16cex w16sdtdh w16sdtfl w16du wp14">
   <w:p>
     <w:pPr>
-      <w:pStyle w:val="Kopfzeile"/>
+      <w:pStyle w:val="Header"/>
       <w:spacing w:after="0"/>
       <w:jc w:val="right"/>
       <w:rPr>
@@ -14180,7 +13908,7 @@
     <w:lvl w:ilvl="0">
       <w:start w:val="1"/>
       <w:numFmt w:val="bullet"/>
-      <w:pStyle w:val="Aufzhlungszeichen2"/>
+      <w:pStyle w:val="ListBullet2"/>
       <w:lvlText w:val=""/>
       <w:lvlJc w:val="left"/>
       <w:pPr>
@@ -14653,7 +14381,7 @@
     <w:lvl w:ilvl="0">
       <w:start w:val="1"/>
       <w:numFmt w:val="decimal"/>
-      <w:pStyle w:val="berschrift1"/>
+      <w:pStyle w:val="Heading1"/>
       <w:lvlText w:val="%1"/>
       <w:lvlJc w:val="left"/>
       <w:pPr>
@@ -14767,7 +14495,7 @@
     <w:lvl w:ilvl="0">
       <w:start w:val="1"/>
       <w:numFmt w:val="bullet"/>
-      <w:pStyle w:val="Aufzhlungszeichen"/>
+      <w:pStyle w:val="ListBullet"/>
       <w:lvlText w:val=""/>
       <w:lvlJc w:val="left"/>
       <w:pPr>
@@ -15906,7 +15634,7 @@
     <w:lvl w:ilvl="2">
       <w:start w:val="1"/>
       <w:numFmt w:val="decimal"/>
-      <w:pStyle w:val="berschrift3"/>
+      <w:pStyle w:val="Heading3"/>
       <w:suff w:val="space"/>
       <w:lvlText w:val="%1.%2.%3"/>
       <w:lvlJc w:val="left"/>
@@ -16654,7 +16382,7 @@
     <w:lvl w:ilvl="0" w:tplc="6690F932">
       <w:start w:val="1"/>
       <w:numFmt w:val="decimal"/>
-      <w:pStyle w:val="berschrift8"/>
+      <w:pStyle w:val="Heading8"/>
       <w:lvlText w:val="Table %1."/>
       <w:lvlJc w:val="left"/>
       <w:pPr>
@@ -17538,7 +17266,7 @@
     <w:lvl w:ilvl="0" w:tplc="C87A8670">
       <w:start w:val="1"/>
       <w:numFmt w:val="decimal"/>
-      <w:pStyle w:val="berschrift7"/>
+      <w:pStyle w:val="Heading7"/>
       <w:lvlText w:val="Figure %1. "/>
       <w:lvlJc w:val="left"/>
       <w:pPr>
@@ -18095,7 +17823,7 @@
     <w:lsdException w:name="Unresolved Mention" w:semiHidden="1" w:uiPriority="99" w:unhideWhenUsed="1"/>
     <w:lsdException w:name="Smart Link" w:semiHidden="1" w:uiPriority="99" w:unhideWhenUsed="1"/>
   </w:latentStyles>
-  <w:style w:type="paragraph" w:default="1" w:styleId="Standard">
+  <w:style w:type="paragraph" w:default="1" w:styleId="Normal">
     <w:name w:val="Normal"/>
     <w:qFormat/>
     <w:rsid w:val="00D26F35"/>
@@ -18114,10 +17842,10 @@
       <w:lang w:val="fi-FI" w:eastAsia="fi-FI"/>
     </w:rPr>
   </w:style>
-  <w:style w:type="paragraph" w:styleId="berschrift1">
+  <w:style w:type="paragraph" w:styleId="Heading1">
     <w:name w:val="heading 1"/>
-    <w:basedOn w:val="Standard"/>
-    <w:next w:val="Standard"/>
+    <w:basedOn w:val="Normal"/>
+    <w:next w:val="Normal"/>
     <w:autoRedefine/>
     <w:qFormat/>
     <w:rsid w:val="003D75E5"/>
@@ -18139,11 +17867,11 @@
       <w:szCs w:val="32"/>
     </w:rPr>
   </w:style>
-  <w:style w:type="paragraph" w:styleId="berschrift2">
+  <w:style w:type="paragraph" w:styleId="Heading2">
     <w:name w:val="heading 2"/>
-    <w:basedOn w:val="Standard"/>
-    <w:next w:val="Standard"/>
-    <w:link w:val="berschrift2Zchn"/>
+    <w:basedOn w:val="Normal"/>
+    <w:next w:val="Normal"/>
+    <w:link w:val="Heading2Char"/>
     <w:autoRedefine/>
     <w:qFormat/>
     <w:rsid w:val="00B10950"/>
@@ -18162,10 +17890,10 @@
       <w:lang w:val="en-GB" w:eastAsia="en-US"/>
     </w:rPr>
   </w:style>
-  <w:style w:type="paragraph" w:styleId="berschrift3">
+  <w:style w:type="paragraph" w:styleId="Heading3">
     <w:name w:val="heading 3"/>
-    <w:basedOn w:val="Standard"/>
-    <w:next w:val="Standard"/>
+    <w:basedOn w:val="Normal"/>
+    <w:next w:val="Normal"/>
     <w:autoRedefine/>
     <w:qFormat/>
     <w:rsid w:val="00827C00"/>
@@ -18186,11 +17914,11 @@
       <w:szCs w:val="28"/>
     </w:rPr>
   </w:style>
-  <w:style w:type="paragraph" w:styleId="berschrift4">
+  <w:style w:type="paragraph" w:styleId="Heading4">
     <w:name w:val="heading 4"/>
     <w:aliases w:val="Symbolilista"/>
-    <w:basedOn w:val="Standard"/>
-    <w:next w:val="Standard"/>
+    <w:basedOn w:val="Normal"/>
+    <w:next w:val="Normal"/>
     <w:qFormat/>
     <w:rsid w:val="00DE666F"/>
     <w:pPr>
@@ -18203,11 +17931,11 @@
       <w:szCs w:val="28"/>
     </w:rPr>
   </w:style>
-  <w:style w:type="paragraph" w:styleId="berschrift5">
+  <w:style w:type="paragraph" w:styleId="Heading5">
     <w:name w:val="heading 5"/>
     <w:aliases w:val="Kuva"/>
-    <w:basedOn w:val="Standard"/>
-    <w:next w:val="Standard"/>
+    <w:basedOn w:val="Normal"/>
+    <w:next w:val="Normal"/>
     <w:autoRedefine/>
     <w:qFormat/>
     <w:rsid w:val="008B4C12"/>
@@ -18220,11 +17948,11 @@
       <w:color w:val="000000" w:themeColor="text1"/>
     </w:rPr>
   </w:style>
-  <w:style w:type="paragraph" w:styleId="berschrift6">
+  <w:style w:type="paragraph" w:styleId="Heading6">
     <w:name w:val="heading 6"/>
     <w:aliases w:val="Taulukko"/>
-    <w:basedOn w:val="Standard"/>
-    <w:next w:val="Standard"/>
+    <w:basedOn w:val="Normal"/>
+    <w:next w:val="Normal"/>
     <w:autoRedefine/>
     <w:qFormat/>
     <w:rsid w:val="003F15C5"/>
@@ -18239,11 +17967,11 @@
       <w:szCs w:val="20"/>
     </w:rPr>
   </w:style>
-  <w:style w:type="paragraph" w:styleId="berschrift7">
+  <w:style w:type="paragraph" w:styleId="Heading7">
     <w:name w:val="heading 7"/>
     <w:aliases w:val="Figure"/>
-    <w:basedOn w:val="Standard"/>
-    <w:next w:val="Standard"/>
+    <w:basedOn w:val="Normal"/>
+    <w:next w:val="Normal"/>
     <w:autoRedefine/>
     <w:qFormat/>
     <w:rsid w:val="00CC4899"/>
@@ -18265,11 +17993,11 @@
       <w:lang w:val="en-US"/>
     </w:rPr>
   </w:style>
-  <w:style w:type="paragraph" w:styleId="berschrift8">
+  <w:style w:type="paragraph" w:styleId="Heading8">
     <w:name w:val="heading 8"/>
     <w:aliases w:val="Table"/>
-    <w:basedOn w:val="Standard"/>
-    <w:next w:val="Standard"/>
+    <w:basedOn w:val="Normal"/>
+    <w:next w:val="Normal"/>
     <w:autoRedefine/>
     <w:qFormat/>
     <w:rsid w:val="00CC4899"/>
@@ -18292,10 +18020,10 @@
       <w:lang w:val="en-US"/>
     </w:rPr>
   </w:style>
-  <w:style w:type="paragraph" w:styleId="berschrift9">
+  <w:style w:type="paragraph" w:styleId="Heading9">
     <w:name w:val="heading 9"/>
-    <w:basedOn w:val="Standard"/>
-    <w:next w:val="Standard"/>
+    <w:basedOn w:val="Normal"/>
+    <w:next w:val="Normal"/>
     <w:rsid w:val="00E35506"/>
     <w:pPr>
       <w:spacing w:before="240" w:after="60"/>
@@ -18311,13 +18039,13 @@
       <w:szCs w:val="18"/>
     </w:rPr>
   </w:style>
-  <w:style w:type="character" w:default="1" w:styleId="Absatz-Standardschriftart">
+  <w:style w:type="character" w:default="1" w:styleId="DefaultParagraphFont">
     <w:name w:val="Default Paragraph Font"/>
     <w:uiPriority w:val="1"/>
     <w:semiHidden/>
     <w:unhideWhenUsed/>
   </w:style>
-  <w:style w:type="table" w:default="1" w:styleId="NormaleTabelle">
+  <w:style w:type="table" w:default="1" w:styleId="TableNormal">
     <w:name w:val="Normal Table"/>
     <w:uiPriority w:val="99"/>
     <w:semiHidden/>
@@ -18332,16 +18060,16 @@
       </w:tblCellMar>
     </w:tblPr>
   </w:style>
-  <w:style w:type="numbering" w:default="1" w:styleId="KeineListe">
+  <w:style w:type="numbering" w:default="1" w:styleId="NoList">
     <w:name w:val="No List"/>
     <w:uiPriority w:val="99"/>
     <w:semiHidden/>
     <w:unhideWhenUsed/>
   </w:style>
-  <w:style w:type="paragraph" w:styleId="Kopfzeile">
+  <w:style w:type="paragraph" w:styleId="Header">
     <w:name w:val="header"/>
-    <w:basedOn w:val="Standard"/>
-    <w:link w:val="KopfzeileZchn"/>
+    <w:basedOn w:val="Normal"/>
+    <w:link w:val="HeaderChar"/>
     <w:uiPriority w:val="99"/>
     <w:qFormat/>
     <w:rsid w:val="00B97865"/>
@@ -18358,11 +18086,11 @@
       <w:sz w:val="32"/>
     </w:rPr>
   </w:style>
-  <w:style w:type="paragraph" w:styleId="Fuzeile">
+  <w:style w:type="paragraph" w:styleId="Footer">
     <w:name w:val="footer"/>
     <w:aliases w:val="Alatunniste"/>
-    <w:basedOn w:val="Standard"/>
-    <w:link w:val="FuzeileZchn"/>
+    <w:basedOn w:val="Normal"/>
+    <w:link w:val="FooterChar"/>
     <w:uiPriority w:val="99"/>
     <w:qFormat/>
     <w:rsid w:val="00796981"/>
@@ -18374,16 +18102,16 @@
       <w:ind w:left="1418"/>
     </w:pPr>
   </w:style>
-  <w:style w:type="character" w:styleId="Seitenzahl">
+  <w:style w:type="character" w:styleId="PageNumber">
     <w:name w:val="page number"/>
-    <w:basedOn w:val="Absatz-Standardschriftart"/>
+    <w:basedOn w:val="DefaultParagraphFont"/>
     <w:semiHidden/>
     <w:rsid w:val="00F27F36"/>
   </w:style>
-  <w:style w:type="paragraph" w:styleId="Verzeichnis1">
+  <w:style w:type="paragraph" w:styleId="TOC1">
     <w:name w:val="toc 1"/>
-    <w:basedOn w:val="Standard"/>
-    <w:next w:val="Standard"/>
+    <w:basedOn w:val="Normal"/>
+    <w:next w:val="Normal"/>
     <w:autoRedefine/>
     <w:uiPriority w:val="39"/>
     <w:rsid w:val="00590E46"/>
@@ -18400,10 +18128,10 @@
       <w:noProof/>
     </w:rPr>
   </w:style>
-  <w:style w:type="paragraph" w:styleId="Verzeichnis2">
+  <w:style w:type="paragraph" w:styleId="TOC2">
     <w:name w:val="toc 2"/>
-    <w:basedOn w:val="Standard"/>
-    <w:next w:val="Standard"/>
+    <w:basedOn w:val="Normal"/>
+    <w:next w:val="Normal"/>
     <w:autoRedefine/>
     <w:uiPriority w:val="39"/>
     <w:rsid w:val="00590E46"/>
@@ -18419,10 +18147,10 @@
       <w:lang w:val="en-GB"/>
     </w:rPr>
   </w:style>
-  <w:style w:type="paragraph" w:styleId="Verzeichnis3">
+  <w:style w:type="paragraph" w:styleId="TOC3">
     <w:name w:val="toc 3"/>
-    <w:basedOn w:val="Standard"/>
-    <w:next w:val="Standard"/>
+    <w:basedOn w:val="Normal"/>
+    <w:next w:val="Normal"/>
     <w:autoRedefine/>
     <w:uiPriority w:val="39"/>
     <w:rsid w:val="00590E46"/>
@@ -18434,10 +18162,10 @@
       <w:ind w:left="567" w:hanging="567"/>
     </w:pPr>
   </w:style>
-  <w:style w:type="paragraph" w:styleId="Verzeichnis4">
+  <w:style w:type="paragraph" w:styleId="TOC4">
     <w:name w:val="toc 4"/>
-    <w:basedOn w:val="Standard"/>
-    <w:next w:val="Standard"/>
+    <w:basedOn w:val="Normal"/>
+    <w:next w:val="Normal"/>
     <w:autoRedefine/>
     <w:uiPriority w:val="39"/>
     <w:semiHidden/>
@@ -18449,10 +18177,10 @@
       <w:ind w:left="720"/>
     </w:pPr>
   </w:style>
-  <w:style w:type="paragraph" w:styleId="Verzeichnis5">
+  <w:style w:type="paragraph" w:styleId="TOC5">
     <w:name w:val="toc 5"/>
-    <w:basedOn w:val="Standard"/>
-    <w:next w:val="Standard"/>
+    <w:basedOn w:val="Normal"/>
+    <w:next w:val="Normal"/>
     <w:autoRedefine/>
     <w:uiPriority w:val="39"/>
     <w:semiHidden/>
@@ -18464,10 +18192,10 @@
       <w:ind w:left="960"/>
     </w:pPr>
   </w:style>
-  <w:style w:type="paragraph" w:styleId="Verzeichnis6">
+  <w:style w:type="paragraph" w:styleId="TOC6">
     <w:name w:val="toc 6"/>
-    <w:basedOn w:val="Standard"/>
-    <w:next w:val="Standard"/>
+    <w:basedOn w:val="Normal"/>
+    <w:next w:val="Normal"/>
     <w:autoRedefine/>
     <w:uiPriority w:val="39"/>
     <w:semiHidden/>
@@ -18479,10 +18207,10 @@
       <w:ind w:left="1200"/>
     </w:pPr>
   </w:style>
-  <w:style w:type="paragraph" w:styleId="Verzeichnis7">
+  <w:style w:type="paragraph" w:styleId="TOC7">
     <w:name w:val="toc 7"/>
-    <w:basedOn w:val="Standard"/>
-    <w:next w:val="Standard"/>
+    <w:basedOn w:val="Normal"/>
+    <w:next w:val="Normal"/>
     <w:autoRedefine/>
     <w:uiPriority w:val="39"/>
     <w:semiHidden/>
@@ -18494,10 +18222,10 @@
       <w:ind w:left="1440"/>
     </w:pPr>
   </w:style>
-  <w:style w:type="paragraph" w:styleId="Verzeichnis8">
+  <w:style w:type="paragraph" w:styleId="TOC8">
     <w:name w:val="toc 8"/>
-    <w:basedOn w:val="Standard"/>
-    <w:next w:val="Standard"/>
+    <w:basedOn w:val="Normal"/>
+    <w:next w:val="Normal"/>
     <w:autoRedefine/>
     <w:uiPriority w:val="39"/>
     <w:semiHidden/>
@@ -18509,10 +18237,10 @@
       <w:ind w:left="1680"/>
     </w:pPr>
   </w:style>
-  <w:style w:type="paragraph" w:styleId="Verzeichnis9">
+  <w:style w:type="paragraph" w:styleId="TOC9">
     <w:name w:val="toc 9"/>
-    <w:basedOn w:val="Standard"/>
-    <w:next w:val="Standard"/>
+    <w:basedOn w:val="Normal"/>
+    <w:next w:val="Normal"/>
     <w:autoRedefine/>
     <w:uiPriority w:val="39"/>
     <w:semiHidden/>
@@ -18524,9 +18252,9 @@
       <w:ind w:left="1920"/>
     </w:pPr>
   </w:style>
-  <w:style w:type="paragraph" w:styleId="Titel">
+  <w:style w:type="paragraph" w:styleId="Title">
     <w:name w:val="Title"/>
-    <w:basedOn w:val="Standard"/>
+    <w:basedOn w:val="Normal"/>
     <w:rsid w:val="00F27F36"/>
     <w:pPr>
       <w:keepNext/>
@@ -18541,10 +18269,10 @@
       <w:szCs w:val="32"/>
     </w:rPr>
   </w:style>
-  <w:style w:type="paragraph" w:styleId="Beschriftung">
+  <w:style w:type="paragraph" w:styleId="Caption">
     <w:name w:val="caption"/>
-    <w:basedOn w:val="Standard"/>
-    <w:next w:val="Standard"/>
+    <w:basedOn w:val="Normal"/>
+    <w:next w:val="Normal"/>
     <w:uiPriority w:val="35"/>
     <w:qFormat/>
     <w:rsid w:val="00F27F36"/>
@@ -18558,7 +18286,7 @@
   </w:style>
   <w:style w:type="paragraph" w:customStyle="1" w:styleId="Sivuotsikko">
     <w:name w:val="Sivuotsikko"/>
-    <w:basedOn w:val="Standard"/>
+    <w:basedOn w:val="Normal"/>
     <w:rsid w:val="00F27F36"/>
     <w:rPr>
       <w:b/>
@@ -18567,10 +18295,10 @@
       <w:szCs w:val="28"/>
     </w:rPr>
   </w:style>
-  <w:style w:type="paragraph" w:styleId="Textkrper">
+  <w:style w:type="paragraph" w:styleId="BodyText">
     <w:name w:val="Body Text"/>
-    <w:basedOn w:val="Standard"/>
-    <w:link w:val="TextkrperZchn"/>
+    <w:basedOn w:val="Normal"/>
+    <w:link w:val="BodyTextChar"/>
     <w:semiHidden/>
     <w:rsid w:val="00F27F36"/>
     <w:rPr>
@@ -18580,7 +18308,7 @@
   </w:style>
   <w:style w:type="paragraph" w:customStyle="1" w:styleId="GlossTerm">
     <w:name w:val="GlossTerm"/>
-    <w:basedOn w:val="Standard"/>
+    <w:basedOn w:val="Normal"/>
     <w:rsid w:val="008F5DE4"/>
     <w:pPr>
       <w:tabs>
@@ -18625,10 +18353,10 @@
       <w:lang w:val="fi-FI" w:eastAsia="fi-FI"/>
     </w:rPr>
   </w:style>
-  <w:style w:type="paragraph" w:styleId="Aufzhlungszeichen">
+  <w:style w:type="paragraph" w:styleId="ListBullet">
     <w:name w:val="List Bullet"/>
-    <w:basedOn w:val="Standard"/>
-    <w:next w:val="Aufzhlungszeichen2"/>
+    <w:basedOn w:val="Normal"/>
+    <w:next w:val="ListBullet2"/>
     <w:rsid w:val="002F24A3"/>
     <w:pPr>
       <w:numPr>
@@ -18648,9 +18376,9 @@
       <w:lang w:val="en-GB" w:eastAsia="en-US"/>
     </w:rPr>
   </w:style>
-  <w:style w:type="paragraph" w:styleId="Aufzhlungszeichen2">
+  <w:style w:type="paragraph" w:styleId="ListBullet2">
     <w:name w:val="List Bullet 2"/>
-    <w:basedOn w:val="Aufzhlungszeichen"/>
+    <w:basedOn w:val="ListBullet"/>
     <w:rsid w:val="002F24A3"/>
     <w:pPr>
       <w:numPr>
@@ -18660,7 +18388,7 @@
       <w:ind w:left="238" w:hanging="238"/>
     </w:pPr>
   </w:style>
-  <w:style w:type="character" w:styleId="Fett">
+  <w:style w:type="character" w:styleId="Strong">
     <w:name w:val="Strong"/>
     <w:uiPriority w:val="22"/>
     <w:qFormat/>
@@ -18672,7 +18400,7 @@
   </w:style>
   <w:style w:type="paragraph" w:customStyle="1" w:styleId="StyleHeading2Italic">
     <w:name w:val="Style Heading 2 + Italic"/>
-    <w:basedOn w:val="berschrift2"/>
+    <w:basedOn w:val="Heading2"/>
     <w:autoRedefine/>
     <w:rsid w:val="009F026B"/>
     <w:pPr>
@@ -18698,10 +18426,10 @@
       <w:u w:val="single"/>
     </w:rPr>
   </w:style>
-  <w:style w:type="paragraph" w:styleId="Endnotentext">
+  <w:style w:type="paragraph" w:styleId="EndnoteText">
     <w:name w:val="endnote text"/>
-    <w:basedOn w:val="Standard"/>
-    <w:link w:val="EndnotentextZchn"/>
+    <w:basedOn w:val="Normal"/>
+    <w:link w:val="EndnoteTextChar"/>
     <w:rsid w:val="0088018E"/>
     <w:pPr>
       <w:keepLines/>
@@ -18726,9 +18454,9 @@
       <w:lang w:eastAsia="zh-CN"/>
     </w:rPr>
   </w:style>
-  <w:style w:type="character" w:customStyle="1" w:styleId="EndnotentextZchn">
-    <w:name w:val="Endnotentext Zchn"/>
-    <w:link w:val="Endnotentext"/>
+  <w:style w:type="character" w:customStyle="1" w:styleId="EndnoteTextChar">
+    <w:name w:val="Endnote Text Char"/>
+    <w:link w:val="EndnoteText"/>
     <w:rsid w:val="0088018E"/>
     <w:rPr>
       <w:rFonts w:eastAsia="SimSun"/>
@@ -18738,19 +18466,19 @@
       <w:lang w:eastAsia="zh-CN"/>
     </w:rPr>
   </w:style>
-  <w:style w:type="character" w:customStyle="1" w:styleId="FuzeileZchn">
-    <w:name w:val="Fußzeile Zchn"/>
-    <w:aliases w:val="Alatunniste Zchn"/>
-    <w:link w:val="Fuzeile"/>
+  <w:style w:type="character" w:customStyle="1" w:styleId="FooterChar">
+    <w:name w:val="Footer Char"/>
+    <w:aliases w:val="Alatunniste Char"/>
+    <w:link w:val="Footer"/>
     <w:uiPriority w:val="99"/>
     <w:rsid w:val="00796981"/>
     <w:rPr>
       <w:lang w:eastAsia="fi-FI"/>
     </w:rPr>
   </w:style>
-  <w:style w:type="character" w:customStyle="1" w:styleId="KopfzeileZchn">
-    <w:name w:val="Kopfzeile Zchn"/>
-    <w:link w:val="Kopfzeile"/>
+  <w:style w:type="character" w:customStyle="1" w:styleId="HeaderChar">
+    <w:name w:val="Header Char"/>
+    <w:link w:val="Header"/>
     <w:uiPriority w:val="99"/>
     <w:rsid w:val="00B97865"/>
     <w:rPr>
@@ -18759,9 +18487,9 @@
       <w:lang w:eastAsia="fi-FI"/>
     </w:rPr>
   </w:style>
-  <w:style w:type="table" w:styleId="Tabellenraster">
+  <w:style w:type="table" w:styleId="TableGrid">
     <w:name w:val="Table Grid"/>
-    <w:basedOn w:val="NormaleTabelle"/>
+    <w:basedOn w:val="TableNormal"/>
     <w:uiPriority w:val="39"/>
     <w:rsid w:val="00F23F9B"/>
     <w:tblPr>
@@ -18781,10 +18509,10 @@
     <w:autoRedefine/>
     <w:rsid w:val="00796981"/>
   </w:style>
-  <w:style w:type="paragraph" w:styleId="Sprechblasentext">
+  <w:style w:type="paragraph" w:styleId="BalloonText">
     <w:name w:val="Balloon Text"/>
-    <w:basedOn w:val="Standard"/>
-    <w:link w:val="SprechblasentextZchn"/>
+    <w:basedOn w:val="Normal"/>
+    <w:link w:val="BalloonTextChar"/>
     <w:rsid w:val="006501F6"/>
     <w:pPr>
       <w:spacing w:after="0" w:line="240" w:lineRule="auto"/>
@@ -18795,9 +18523,9 @@
       <w:szCs w:val="16"/>
     </w:rPr>
   </w:style>
-  <w:style w:type="character" w:customStyle="1" w:styleId="SprechblasentextZchn">
-    <w:name w:val="Sprechblasentext Zchn"/>
-    <w:link w:val="Sprechblasentext"/>
+  <w:style w:type="character" w:customStyle="1" w:styleId="BalloonTextChar">
+    <w:name w:val="Balloon Text Char"/>
+    <w:link w:val="BalloonText"/>
     <w:rsid w:val="006501F6"/>
     <w:rPr>
       <w:rFonts w:ascii="Tahoma" w:hAnsi="Tahoma" w:cs="Tahoma"/>
@@ -18806,14 +18534,14 @@
       <w:lang w:eastAsia="fi-FI"/>
     </w:rPr>
   </w:style>
-  <w:style w:type="character" w:styleId="IntensiverVerweis">
+  <w:style w:type="character" w:styleId="IntenseReference">
     <w:name w:val="Intense Reference"/>
     <w:uiPriority w:val="32"/>
     <w:rsid w:val="00D538D6"/>
   </w:style>
-  <w:style w:type="character" w:customStyle="1" w:styleId="TextkrperZchn">
-    <w:name w:val="Textkörper Zchn"/>
-    <w:link w:val="Textkrper"/>
+  <w:style w:type="character" w:customStyle="1" w:styleId="BodyTextChar">
+    <w:name w:val="Body Text Char"/>
+    <w:link w:val="BodyText"/>
     <w:semiHidden/>
     <w:rsid w:val="00A832BB"/>
     <w:rPr>
@@ -18831,10 +18559,10 @@
       <w:sz w:val="18"/>
     </w:rPr>
   </w:style>
-  <w:style w:type="paragraph" w:styleId="Kommentartext">
+  <w:style w:type="paragraph" w:styleId="CommentText">
     <w:name w:val="annotation text"/>
-    <w:basedOn w:val="Standard"/>
-    <w:link w:val="KommentartextZchn"/>
+    <w:basedOn w:val="Normal"/>
+    <w:link w:val="CommentTextChar"/>
     <w:rsid w:val="00904A7B"/>
     <w:pPr>
       <w:spacing w:line="240" w:lineRule="auto"/>
@@ -18844,9 +18572,9 @@
       <w:szCs w:val="20"/>
     </w:rPr>
   </w:style>
-  <w:style w:type="character" w:customStyle="1" w:styleId="KommentartextZchn">
-    <w:name w:val="Kommentartext Zchn"/>
-    <w:link w:val="Kommentartext"/>
+  <w:style w:type="character" w:customStyle="1" w:styleId="CommentTextChar">
+    <w:name w:val="Comment Text Char"/>
+    <w:link w:val="CommentText"/>
     <w:rsid w:val="00904A7B"/>
     <w:rPr>
       <w:sz w:val="20"/>
@@ -18854,9 +18582,9 @@
       <w:lang w:eastAsia="fi-FI"/>
     </w:rPr>
   </w:style>
-  <w:style w:type="paragraph" w:styleId="StandardWeb">
+  <w:style w:type="paragraph" w:styleId="NormalWeb">
     <w:name w:val="Normal (Web)"/>
-    <w:basedOn w:val="Standard"/>
+    <w:basedOn w:val="Normal"/>
     <w:uiPriority w:val="99"/>
     <w:unhideWhenUsed/>
     <w:rsid w:val="00F01B49"/>
@@ -18870,9 +18598,9 @@
       <w:textAlignment w:val="auto"/>
     </w:pPr>
   </w:style>
-  <w:style w:type="paragraph" w:styleId="Listenabsatz">
+  <w:style w:type="paragraph" w:styleId="ListParagraph">
     <w:name w:val="List Paragraph"/>
-    <w:basedOn w:val="Standard"/>
+    <w:basedOn w:val="Normal"/>
     <w:uiPriority w:val="34"/>
     <w:qFormat/>
     <w:rsid w:val="00AF535E"/>
@@ -18881,18 +18609,18 @@
       <w:contextualSpacing/>
     </w:pPr>
   </w:style>
-  <w:style w:type="character" w:styleId="Platzhaltertext">
+  <w:style w:type="character" w:styleId="PlaceholderText">
     <w:name w:val="Placeholder Text"/>
-    <w:basedOn w:val="Absatz-Standardschriftart"/>
+    <w:basedOn w:val="DefaultParagraphFont"/>
     <w:rsid w:val="007613A7"/>
     <w:rPr>
       <w:color w:val="808080"/>
     </w:rPr>
   </w:style>
-  <w:style w:type="paragraph" w:styleId="Dokumentstruktur">
+  <w:style w:type="paragraph" w:styleId="DocumentMap">
     <w:name w:val="Document Map"/>
-    <w:basedOn w:val="Standard"/>
-    <w:link w:val="DokumentstrukturZchn"/>
+    <w:basedOn w:val="Normal"/>
+    <w:link w:val="DocumentMapChar"/>
     <w:rsid w:val="00552BA9"/>
     <w:pPr>
       <w:spacing w:after="0" w:line="240" w:lineRule="auto"/>
@@ -18903,10 +18631,10 @@
       <w:szCs w:val="16"/>
     </w:rPr>
   </w:style>
-  <w:style w:type="character" w:customStyle="1" w:styleId="DokumentstrukturZchn">
-    <w:name w:val="Dokumentstruktur Zchn"/>
-    <w:basedOn w:val="Absatz-Standardschriftart"/>
-    <w:link w:val="Dokumentstruktur"/>
+  <w:style w:type="character" w:customStyle="1" w:styleId="DocumentMapChar">
+    <w:name w:val="Document Map Char"/>
+    <w:basedOn w:val="DefaultParagraphFont"/>
+    <w:link w:val="DocumentMap"/>
     <w:rsid w:val="00552BA9"/>
     <w:rPr>
       <w:rFonts w:ascii="Tahoma" w:hAnsi="Tahoma" w:cs="Tahoma"/>
@@ -18915,39 +18643,39 @@
       <w:lang w:val="fi-FI" w:eastAsia="fi-FI"/>
     </w:rPr>
   </w:style>
-  <w:style w:type="character" w:styleId="BesuchterLink">
+  <w:style w:type="character" w:styleId="FollowedHyperlink">
     <w:name w:val="FollowedHyperlink"/>
-    <w:basedOn w:val="Absatz-Standardschriftart"/>
+    <w:basedOn w:val="DefaultParagraphFont"/>
     <w:rsid w:val="005543F7"/>
     <w:rPr>
       <w:color w:val="800080" w:themeColor="followedHyperlink"/>
       <w:u w:val="single"/>
     </w:rPr>
   </w:style>
-  <w:style w:type="character" w:styleId="Kommentarzeichen">
+  <w:style w:type="character" w:styleId="CommentReference">
     <w:name w:val="annotation reference"/>
-    <w:basedOn w:val="Absatz-Standardschriftart"/>
+    <w:basedOn w:val="DefaultParagraphFont"/>
     <w:rsid w:val="00D41FB3"/>
     <w:rPr>
       <w:sz w:val="16"/>
       <w:szCs w:val="16"/>
     </w:rPr>
   </w:style>
-  <w:style w:type="paragraph" w:styleId="Kommentarthema">
+  <w:style w:type="paragraph" w:styleId="CommentSubject">
     <w:name w:val="annotation subject"/>
-    <w:basedOn w:val="Kommentartext"/>
-    <w:next w:val="Kommentartext"/>
-    <w:link w:val="KommentarthemaZchn"/>
+    <w:basedOn w:val="CommentText"/>
+    <w:next w:val="CommentText"/>
+    <w:link w:val="CommentSubjectChar"/>
     <w:rsid w:val="00D41FB3"/>
     <w:rPr>
       <w:b/>
       <w:bCs/>
     </w:rPr>
   </w:style>
-  <w:style w:type="character" w:customStyle="1" w:styleId="KommentarthemaZchn">
-    <w:name w:val="Kommentarthema Zchn"/>
-    <w:basedOn w:val="KommentartextZchn"/>
-    <w:link w:val="Kommentarthema"/>
+  <w:style w:type="character" w:customStyle="1" w:styleId="CommentSubjectChar">
+    <w:name w:val="Comment Subject Char"/>
+    <w:basedOn w:val="CommentTextChar"/>
+    <w:link w:val="CommentSubject"/>
     <w:rsid w:val="00D41FB3"/>
     <w:rPr>
       <w:b/>
@@ -18957,9 +18685,9 @@
       <w:lang w:val="fi-FI" w:eastAsia="fi-FI"/>
     </w:rPr>
   </w:style>
-  <w:style w:type="character" w:styleId="NichtaufgelsteErwhnung">
+  <w:style w:type="character" w:styleId="UnresolvedMention">
     <w:name w:val="Unresolved Mention"/>
-    <w:basedOn w:val="Absatz-Standardschriftart"/>
+    <w:basedOn w:val="DefaultParagraphFont"/>
     <w:uiPriority w:val="99"/>
     <w:semiHidden/>
     <w:unhideWhenUsed/>
@@ -18969,10 +18697,10 @@
       <w:shd w:val="clear" w:color="auto" w:fill="E1DFDD"/>
     </w:rPr>
   </w:style>
-  <w:style w:type="paragraph" w:styleId="Literaturverzeichnis">
+  <w:style w:type="paragraph" w:styleId="Bibliography">
     <w:name w:val="Bibliography"/>
-    <w:basedOn w:val="Standard"/>
-    <w:next w:val="Standard"/>
+    <w:basedOn w:val="Normal"/>
+    <w:next w:val="Normal"/>
     <w:uiPriority w:val="37"/>
     <w:unhideWhenUsed/>
     <w:rsid w:val="004A03ED"/>
@@ -19000,13 +18728,13 @@
   </w:style>
   <w:style w:type="character" w:customStyle="1" w:styleId="math-inline">
     <w:name w:val="math-inline"/>
-    <w:basedOn w:val="Absatz-Standardschriftart"/>
+    <w:basedOn w:val="DefaultParagraphFont"/>
     <w:rsid w:val="004A03ED"/>
   </w:style>
-  <w:style w:type="paragraph" w:styleId="Inhaltsverzeichnisberschrift">
+  <w:style w:type="paragraph" w:styleId="TOCHeading">
     <w:name w:val="TOC Heading"/>
-    <w:basedOn w:val="berschrift1"/>
-    <w:next w:val="Standard"/>
+    <w:basedOn w:val="Heading1"/>
+    <w:next w:val="Normal"/>
     <w:uiPriority w:val="39"/>
     <w:unhideWhenUsed/>
     <w:qFormat/>
@@ -19037,15 +18765,15 @@
   </w:style>
   <w:style w:type="paragraph" w:customStyle="1" w:styleId="Formatvorlage1">
     <w:name w:val="Formatvorlage1"/>
-    <w:basedOn w:val="berschrift2"/>
+    <w:basedOn w:val="Heading2"/>
     <w:link w:val="Formatvorlage1Zchn"/>
     <w:qFormat/>
     <w:rsid w:val="00A161A9"/>
   </w:style>
-  <w:style w:type="character" w:customStyle="1" w:styleId="berschrift2Zchn">
-    <w:name w:val="Überschrift 2 Zchn"/>
-    <w:basedOn w:val="Absatz-Standardschriftart"/>
-    <w:link w:val="berschrift2"/>
+  <w:style w:type="character" w:customStyle="1" w:styleId="Heading2Char">
+    <w:name w:val="Heading 2 Char"/>
+    <w:basedOn w:val="DefaultParagraphFont"/>
+    <w:link w:val="Heading2"/>
     <w:rsid w:val="00B10950"/>
     <w:rPr>
       <w:b/>
@@ -19057,7 +18785,7 @@
   </w:style>
   <w:style w:type="character" w:customStyle="1" w:styleId="Formatvorlage1Zchn">
     <w:name w:val="Formatvorlage1 Zchn"/>
-    <w:basedOn w:val="berschrift2Zchn"/>
+    <w:basedOn w:val="Heading2Char"/>
     <w:link w:val="Formatvorlage1"/>
     <w:rsid w:val="00A161A9"/>
     <w:rPr>

--- a/Documentation.docx
+++ b/Documentation.docx
@@ -271,22 +271,29 @@
     <w:p>
       <w:pPr>
         <w:pStyle w:val="Heading2"/>
-      </w:pPr>
+        <w:numPr>
+          <w:ilvl w:val="0"/>
+          <w:numId w:val="0"/>
+        </w:numPr>
+        <w:ind w:left="576"/>
+      </w:pPr>
+      <w:bookmarkStart w:id="1" w:name="_Toc225725588"/>
       <w:r>
         <w:lastRenderedPageBreak/>
         <w:t>TABLE OF CONTENTS</w:t>
       </w:r>
+      <w:bookmarkEnd w:id="1"/>
       <w:r>
         <w:t xml:space="preserve"> </w:t>
       </w:r>
     </w:p>
     <w:p>
       <w:pPr>
-        <w:pStyle w:val="TOC1"/>
+        <w:pStyle w:val="TOC2"/>
         <w:rPr>
           <w:rFonts w:asciiTheme="minorHAnsi" w:eastAsiaTheme="minorEastAsia" w:hAnsiTheme="minorHAnsi" w:cstheme="minorBidi"/>
           <w:kern w:val="2"/>
-          <w:lang w:val="en-GB" w:eastAsia="de-DE"/>
+          <w:lang w:val="en-US" w:eastAsia="en-US" w:bidi="fa-IR"/>
           <w14:ligatures w14:val="standardContextual"/>
         </w:rPr>
       </w:pPr>
@@ -294,7 +301,6 @@
         <w:rPr>
           <w:sz w:val="22"/>
           <w:szCs w:val="22"/>
-          <w:lang w:val="en-GB"/>
         </w:rPr>
         <w:fldChar w:fldCharType="begin"/>
       </w:r>
@@ -302,7 +308,6 @@
         <w:rPr>
           <w:sz w:val="22"/>
           <w:szCs w:val="22"/>
-          <w:lang w:val="en-GB"/>
         </w:rPr>
         <w:instrText xml:space="preserve"> TOC \o "1-3" \t "Header;1" </w:instrText>
       </w:r>
@@ -310,148 +315,114 @@
         <w:rPr>
           <w:sz w:val="22"/>
           <w:szCs w:val="22"/>
-          <w:lang w:val="en-GB"/>
         </w:rPr>
         <w:fldChar w:fldCharType="separate"/>
       </w:r>
       <w:r>
-        <w:rPr>
-          <w:lang w:val="en-US" w:eastAsia="en-US"/>
-        </w:rPr>
-        <w:t>1.</w:t>
-      </w:r>
-      <w:r>
+        <w:t>TABLE OF CONTENTS</w:t>
+      </w:r>
+      <w:r>
+        <w:tab/>
+      </w:r>
+      <w:r>
+        <w:fldChar w:fldCharType="begin"/>
+      </w:r>
+      <w:r>
+        <w:instrText xml:space="preserve"> PAGEREF _Toc225725588 \h </w:instrText>
+      </w:r>
+      <w:r>
+        <w:fldChar w:fldCharType="separate"/>
+      </w:r>
+      <w:r>
+        <w:t>2</w:t>
+      </w:r>
+      <w:r>
+        <w:fldChar w:fldCharType="end"/>
+      </w:r>
+    </w:p>
+    <w:p>
+      <w:pPr>
+        <w:pStyle w:val="TOC1"/>
         <w:rPr>
           <w:rFonts w:asciiTheme="minorHAnsi" w:eastAsiaTheme="minorEastAsia" w:hAnsiTheme="minorHAnsi" w:cstheme="minorBidi"/>
           <w:kern w:val="2"/>
-          <w:lang w:val="en-GB" w:eastAsia="de-DE"/>
+          <w:lang w:val="en-US" w:eastAsia="en-US" w:bidi="fa-IR"/>
           <w14:ligatures w14:val="standardContextual"/>
         </w:rPr>
-        <w:tab/>
-      </w:r>
-      <w:r>
-        <w:rPr>
-          <w:lang w:val="en-GB"/>
-        </w:rPr>
-        <w:t>Introduction</w:t>
-      </w:r>
-      <w:r>
-        <w:rPr>
-          <w:lang w:val="en-GB"/>
-        </w:rPr>
-        <w:tab/>
-      </w:r>
-      <w:r>
-        <w:fldChar w:fldCharType="begin"/>
-      </w:r>
-      <w:r>
-        <w:rPr>
-          <w:lang w:val="en-GB"/>
-        </w:rPr>
-        <w:instrText xml:space="preserve"> PAGEREF _Toc225009468 \h </w:instrText>
-      </w:r>
-      <w:r>
-        <w:fldChar w:fldCharType="separate"/>
-      </w:r>
-      <w:r>
-        <w:rPr>
-          <w:lang w:val="en-GB"/>
-        </w:rPr>
-        <w:t>3</w:t>
-      </w:r>
-      <w:r>
-        <w:fldChar w:fldCharType="end"/>
-      </w:r>
-    </w:p>
-    <w:p>
-      <w:pPr>
-        <w:pStyle w:val="TOC1"/>
+      </w:pPr>
+      <w:r>
+        <w:t>1</w:t>
+      </w:r>
+      <w:r>
         <w:rPr>
           <w:rFonts w:asciiTheme="minorHAnsi" w:eastAsiaTheme="minorEastAsia" w:hAnsiTheme="minorHAnsi" w:cstheme="minorBidi"/>
           <w:kern w:val="2"/>
-          <w:lang w:val="en-GB" w:eastAsia="de-DE"/>
+          <w:lang w:val="en-US" w:eastAsia="en-US" w:bidi="fa-IR"/>
           <w14:ligatures w14:val="standardContextual"/>
         </w:rPr>
-      </w:pPr>
-      <w:r>
-        <w:rPr>
-          <w:lang w:val="en-US" w:eastAsia="en-US"/>
-        </w:rPr>
-        <w:t>2.</w:t>
-      </w:r>
-      <w:r>
+        <w:tab/>
+      </w:r>
+      <w:r>
+        <w:t>Introduction</w:t>
+      </w:r>
+      <w:r>
+        <w:tab/>
+      </w:r>
+      <w:r>
+        <w:fldChar w:fldCharType="begin"/>
+      </w:r>
+      <w:r>
+        <w:instrText xml:space="preserve"> PAGEREF _Toc225725589 \h </w:instrText>
+      </w:r>
+      <w:r>
+        <w:fldChar w:fldCharType="separate"/>
+      </w:r>
+      <w:r>
+        <w:t>3</w:t>
+      </w:r>
+      <w:r>
+        <w:fldChar w:fldCharType="end"/>
+      </w:r>
+    </w:p>
+    <w:p>
+      <w:pPr>
+        <w:pStyle w:val="TOC1"/>
         <w:rPr>
           <w:rFonts w:asciiTheme="minorHAnsi" w:eastAsiaTheme="minorEastAsia" w:hAnsiTheme="minorHAnsi" w:cstheme="minorBidi"/>
           <w:kern w:val="2"/>
-          <w:lang w:val="en-GB" w:eastAsia="de-DE"/>
+          <w:lang w:val="en-US" w:eastAsia="en-US" w:bidi="fa-IR"/>
           <w14:ligatures w14:val="standardContextual"/>
         </w:rPr>
-        <w:tab/>
-      </w:r>
-      <w:r>
-        <w:rPr>
-          <w:lang w:val="en-GB"/>
-        </w:rPr>
-        <w:t>Methodology &amp; Simulation Architecture</w:t>
-      </w:r>
-      <w:r>
-        <w:rPr>
-          <w:lang w:val="en-GB"/>
-        </w:rPr>
-        <w:tab/>
-      </w:r>
-      <w:r>
-        <w:fldChar w:fldCharType="begin"/>
-      </w:r>
-      <w:r>
-        <w:rPr>
-          <w:lang w:val="en-GB"/>
-        </w:rPr>
-        <w:instrText xml:space="preserve"> PAGEREF _Toc225009469 \h </w:instrText>
-      </w:r>
-      <w:r>
-        <w:fldChar w:fldCharType="separate"/>
-      </w:r>
-      <w:r>
-        <w:rPr>
-          <w:lang w:val="en-GB"/>
-        </w:rPr>
-        <w:t>3</w:t>
-      </w:r>
-      <w:r>
-        <w:fldChar w:fldCharType="end"/>
-      </w:r>
-    </w:p>
-    <w:p>
-      <w:pPr>
-        <w:pStyle w:val="TOC2"/>
+      </w:pPr>
+      <w:r>
+        <w:t>2</w:t>
+      </w:r>
+      <w:r>
         <w:rPr>
           <w:rFonts w:asciiTheme="minorHAnsi" w:eastAsiaTheme="minorEastAsia" w:hAnsiTheme="minorHAnsi" w:cstheme="minorBidi"/>
           <w:kern w:val="2"/>
-          <w:lang w:eastAsia="de-DE"/>
+          <w:lang w:val="en-US" w:eastAsia="en-US" w:bidi="fa-IR"/>
           <w14:ligatures w14:val="standardContextual"/>
         </w:rPr>
-      </w:pPr>
-      <w:r>
-        <w:rPr>
-          <w:lang w:val="en-US" w:eastAsia="en-US"/>
-        </w:rPr>
-        <w:t>2.1 The Core: Electrolyzer Unit</w:t>
-      </w:r>
-      <w:r>
         <w:tab/>
       </w:r>
       <w:r>
+        <w:t>Methodology &amp; Simulation Architecture</w:t>
+      </w:r>
+      <w:r>
+        <w:tab/>
+      </w:r>
+      <w:r>
         <w:fldChar w:fldCharType="begin"/>
       </w:r>
       <w:r>
-        <w:instrText xml:space="preserve"> PAGEREF _Toc225009470 \h </w:instrText>
+        <w:instrText xml:space="preserve"> PAGEREF _Toc225725590 \h </w:instrText>
       </w:r>
       <w:r>
         <w:fldChar w:fldCharType="separate"/>
       </w:r>
       <w:r>
-        <w:t>4</w:t>
+        <w:t>3</w:t>
       </w:r>
       <w:r>
         <w:fldChar w:fldCharType="end"/>
@@ -463,65 +434,39 @@
         <w:rPr>
           <w:rFonts w:asciiTheme="minorHAnsi" w:eastAsiaTheme="minorEastAsia" w:hAnsiTheme="minorHAnsi" w:cstheme="minorBidi"/>
           <w:kern w:val="2"/>
-          <w:lang w:eastAsia="de-DE"/>
+          <w:lang w:val="en-US" w:eastAsia="en-US" w:bidi="fa-IR"/>
           <w14:ligatures w14:val="standardContextual"/>
         </w:rPr>
       </w:pPr>
       <w:r>
-        <w:rPr>
-          <w:lang w:val="en-US" w:eastAsia="en-US"/>
-        </w:rPr>
-        <w:t>2.2 Mass Flow Systems (Hydrogen &amp; Oxygen)</w:t>
-      </w:r>
-      <w:r>
-        <w:tab/>
-      </w:r>
-      <w:r>
-        <w:fldChar w:fldCharType="begin"/>
-      </w:r>
-      <w:r>
-        <w:instrText xml:space="preserve"> PAGEREF _Toc225009471 \h </w:instrText>
-      </w:r>
-      <w:r>
-        <w:fldChar w:fldCharType="separate"/>
-      </w:r>
-      <w:r>
-        <w:t>4</w:t>
-      </w:r>
-      <w:r>
-        <w:fldChar w:fldCharType="end"/>
-      </w:r>
-    </w:p>
-    <w:p>
-      <w:pPr>
-        <w:pStyle w:val="TOC2"/>
+        <w:t>2.1</w:t>
+      </w:r>
+      <w:r>
         <w:rPr>
           <w:rFonts w:asciiTheme="minorHAnsi" w:eastAsiaTheme="minorEastAsia" w:hAnsiTheme="minorHAnsi" w:cstheme="minorBidi"/>
           <w:kern w:val="2"/>
-          <w:lang w:eastAsia="de-DE"/>
+          <w:lang w:val="en-US" w:eastAsia="en-US" w:bidi="fa-IR"/>
           <w14:ligatures w14:val="standardContextual"/>
         </w:rPr>
-      </w:pPr>
-      <w:r>
-        <w:rPr>
-          <w:lang w:val="en-US" w:eastAsia="en-US"/>
-        </w:rPr>
-        <w:t>2.3 Thermal Recovery &amp; Distribution</w:t>
-      </w:r>
-      <w:r>
         <w:tab/>
       </w:r>
       <w:r>
+        <w:t>The Core: Electrolyzer Unit</w:t>
+      </w:r>
+      <w:r>
+        <w:tab/>
+      </w:r>
+      <w:r>
         <w:fldChar w:fldCharType="begin"/>
       </w:r>
       <w:r>
-        <w:instrText xml:space="preserve"> PAGEREF _Toc225009472 \h </w:instrText>
+        <w:instrText xml:space="preserve"> PAGEREF _Toc225725591 \h </w:instrText>
       </w:r>
       <w:r>
         <w:fldChar w:fldCharType="separate"/>
       </w:r>
       <w:r>
-        <w:t>5</w:t>
+        <w:t>4</w:t>
       </w:r>
       <w:r>
         <w:fldChar w:fldCharType="end"/>
@@ -529,58 +474,43 @@
     </w:p>
     <w:p>
       <w:pPr>
-        <w:pStyle w:val="TOC1"/>
+        <w:pStyle w:val="TOC2"/>
         <w:rPr>
           <w:rFonts w:asciiTheme="minorHAnsi" w:eastAsiaTheme="minorEastAsia" w:hAnsiTheme="minorHAnsi" w:cstheme="minorBidi"/>
           <w:kern w:val="2"/>
-          <w:lang w:val="en-GB" w:eastAsia="de-DE"/>
+          <w:lang w:val="en-US" w:eastAsia="en-US" w:bidi="fa-IR"/>
           <w14:ligatures w14:val="standardContextual"/>
         </w:rPr>
       </w:pPr>
       <w:r>
-        <w:rPr>
-          <w:lang w:val="en-US" w:eastAsia="en-US"/>
-        </w:rPr>
-        <w:t>3.</w:t>
+        <w:t>2.2</w:t>
       </w:r>
       <w:r>
         <w:rPr>
           <w:rFonts w:asciiTheme="minorHAnsi" w:eastAsiaTheme="minorEastAsia" w:hAnsiTheme="minorHAnsi" w:cstheme="minorBidi"/>
           <w:kern w:val="2"/>
-          <w:lang w:val="en-GB" w:eastAsia="de-DE"/>
+          <w:lang w:val="en-US" w:eastAsia="en-US" w:bidi="fa-IR"/>
           <w14:ligatures w14:val="standardContextual"/>
         </w:rPr>
         <w:tab/>
       </w:r>
       <w:r>
-        <w:rPr>
-          <w:lang w:val="en-US" w:eastAsia="en-US"/>
-        </w:rPr>
-        <w:t>MODEL PARAMETERS &amp; LOGIC</w:t>
-      </w:r>
-      <w:r>
-        <w:rPr>
-          <w:lang w:val="en-GB"/>
-        </w:rPr>
+        <w:t>Mass Flow Systems (Hydrogen &amp; Oxygen)</w:t>
+      </w:r>
+      <w:r>
         <w:tab/>
       </w:r>
       <w:r>
         <w:fldChar w:fldCharType="begin"/>
       </w:r>
       <w:r>
-        <w:rPr>
-          <w:lang w:val="en-GB"/>
-        </w:rPr>
-        <w:instrText xml:space="preserve"> PAGEREF _Toc225009473 \h </w:instrText>
+        <w:instrText xml:space="preserve"> PAGEREF _Toc225725592 \h </w:instrText>
       </w:r>
       <w:r>
         <w:fldChar w:fldCharType="separate"/>
       </w:r>
       <w:r>
-        <w:rPr>
-          <w:lang w:val="en-GB"/>
-        </w:rPr>
-        <w:t>5</w:t>
+        <w:t>4</w:t>
       </w:r>
       <w:r>
         <w:fldChar w:fldCharType="end"/>
@@ -592,53 +522,165 @@
         <w:rPr>
           <w:rFonts w:asciiTheme="minorHAnsi" w:eastAsiaTheme="minorEastAsia" w:hAnsiTheme="minorHAnsi" w:cstheme="minorBidi"/>
           <w:kern w:val="2"/>
-          <w:lang w:eastAsia="de-DE"/>
+          <w:lang w:val="en-US" w:eastAsia="en-US" w:bidi="fa-IR"/>
           <w14:ligatures w14:val="standardContextual"/>
         </w:rPr>
       </w:pPr>
       <w:r>
-        <w:t>3.1 Wind Farm (P_electrolyzer)</w:t>
-      </w:r>
-      <w:r>
-        <w:tab/>
-      </w:r>
-      <w:r>
-        <w:fldChar w:fldCharType="begin"/>
-      </w:r>
-      <w:r>
-        <w:instrText xml:space="preserve"> PAGEREF _Toc225009474 \h </w:instrText>
-      </w:r>
-      <w:r>
-        <w:fldChar w:fldCharType="separate"/>
-      </w:r>
-      <w:r>
-        <w:t>6</w:t>
-      </w:r>
-      <w:r>
-        <w:fldChar w:fldCharType="end"/>
-      </w:r>
-    </w:p>
-    <w:p>
-      <w:pPr>
-        <w:pStyle w:val="TOC2"/>
+        <w:t>2.3</w:t>
+      </w:r>
+      <w:r>
         <w:rPr>
           <w:rFonts w:asciiTheme="minorHAnsi" w:eastAsiaTheme="minorEastAsia" w:hAnsiTheme="minorHAnsi" w:cstheme="minorBidi"/>
           <w:kern w:val="2"/>
-          <w:lang w:eastAsia="de-DE"/>
+          <w:lang w:val="en-US" w:eastAsia="en-US" w:bidi="fa-IR"/>
           <w14:ligatures w14:val="standardContextual"/>
         </w:rPr>
-      </w:pPr>
-      <w:r>
-        <w:t>3.2 Fish Farm Design</w:t>
-      </w:r>
-      <w:r>
         <w:tab/>
       </w:r>
       <w:r>
+        <w:t>Thermal Recovery &amp; Distribution</w:t>
+      </w:r>
+      <w:r>
+        <w:tab/>
+      </w:r>
+      <w:r>
         <w:fldChar w:fldCharType="begin"/>
       </w:r>
       <w:r>
-        <w:instrText xml:space="preserve"> PAGEREF _Toc225009475 \h </w:instrText>
+        <w:instrText xml:space="preserve"> PAGEREF _Toc225725593 \h </w:instrText>
+      </w:r>
+      <w:r>
+        <w:fldChar w:fldCharType="separate"/>
+      </w:r>
+      <w:r>
+        <w:t>5</w:t>
+      </w:r>
+      <w:r>
+        <w:fldChar w:fldCharType="end"/>
+      </w:r>
+    </w:p>
+    <w:p>
+      <w:pPr>
+        <w:pStyle w:val="TOC1"/>
+        <w:rPr>
+          <w:rFonts w:asciiTheme="minorHAnsi" w:eastAsiaTheme="minorEastAsia" w:hAnsiTheme="minorHAnsi" w:cstheme="minorBidi"/>
+          <w:kern w:val="2"/>
+          <w:lang w:val="en-US" w:eastAsia="en-US" w:bidi="fa-IR"/>
+          <w14:ligatures w14:val="standardContextual"/>
+        </w:rPr>
+      </w:pPr>
+      <w:r>
+        <w:t>3</w:t>
+      </w:r>
+      <w:r>
+        <w:rPr>
+          <w:rFonts w:asciiTheme="minorHAnsi" w:eastAsiaTheme="minorEastAsia" w:hAnsiTheme="minorHAnsi" w:cstheme="minorBidi"/>
+          <w:kern w:val="2"/>
+          <w:lang w:val="en-US" w:eastAsia="en-US" w:bidi="fa-IR"/>
+          <w14:ligatures w14:val="standardContextual"/>
+        </w:rPr>
+        <w:tab/>
+      </w:r>
+      <w:r>
+        <w:t>Model Parameters and Logic</w:t>
+      </w:r>
+      <w:r>
+        <w:tab/>
+      </w:r>
+      <w:r>
+        <w:fldChar w:fldCharType="begin"/>
+      </w:r>
+      <w:r>
+        <w:instrText xml:space="preserve"> PAGEREF _Toc225725594 \h </w:instrText>
+      </w:r>
+      <w:r>
+        <w:fldChar w:fldCharType="separate"/>
+      </w:r>
+      <w:r>
+        <w:t>5</w:t>
+      </w:r>
+      <w:r>
+        <w:fldChar w:fldCharType="end"/>
+      </w:r>
+    </w:p>
+    <w:p>
+      <w:pPr>
+        <w:pStyle w:val="TOC2"/>
+        <w:rPr>
+          <w:rFonts w:asciiTheme="minorHAnsi" w:eastAsiaTheme="minorEastAsia" w:hAnsiTheme="minorHAnsi" w:cstheme="minorBidi"/>
+          <w:kern w:val="2"/>
+          <w:lang w:val="en-US" w:eastAsia="en-US" w:bidi="fa-IR"/>
+          <w14:ligatures w14:val="standardContextual"/>
+        </w:rPr>
+      </w:pPr>
+      <w:r>
+        <w:t>3.1</w:t>
+      </w:r>
+      <w:r>
+        <w:rPr>
+          <w:rFonts w:asciiTheme="minorHAnsi" w:eastAsiaTheme="minorEastAsia" w:hAnsiTheme="minorHAnsi" w:cstheme="minorBidi"/>
+          <w:kern w:val="2"/>
+          <w:lang w:val="en-US" w:eastAsia="en-US" w:bidi="fa-IR"/>
+          <w14:ligatures w14:val="standardContextual"/>
+        </w:rPr>
+        <w:tab/>
+      </w:r>
+      <w:r>
+        <w:t>Wind Farm (P_electrolyzer)</w:t>
+      </w:r>
+      <w:r>
+        <w:tab/>
+      </w:r>
+      <w:r>
+        <w:fldChar w:fldCharType="begin"/>
+      </w:r>
+      <w:r>
+        <w:instrText xml:space="preserve"> PAGEREF _Toc225725595 \h </w:instrText>
+      </w:r>
+      <w:r>
+        <w:fldChar w:fldCharType="separate"/>
+      </w:r>
+      <w:r>
+        <w:t>6</w:t>
+      </w:r>
+      <w:r>
+        <w:fldChar w:fldCharType="end"/>
+      </w:r>
+    </w:p>
+    <w:p>
+      <w:pPr>
+        <w:pStyle w:val="TOC2"/>
+        <w:rPr>
+          <w:rFonts w:asciiTheme="minorHAnsi" w:eastAsiaTheme="minorEastAsia" w:hAnsiTheme="minorHAnsi" w:cstheme="minorBidi"/>
+          <w:kern w:val="2"/>
+          <w:lang w:val="en-US" w:eastAsia="en-US" w:bidi="fa-IR"/>
+          <w14:ligatures w14:val="standardContextual"/>
+        </w:rPr>
+      </w:pPr>
+      <w:r>
+        <w:t>3.2</w:t>
+      </w:r>
+      <w:r>
+        <w:rPr>
+          <w:rFonts w:asciiTheme="minorHAnsi" w:eastAsiaTheme="minorEastAsia" w:hAnsiTheme="minorHAnsi" w:cstheme="minorBidi"/>
+          <w:kern w:val="2"/>
+          <w:lang w:val="en-US" w:eastAsia="en-US" w:bidi="fa-IR"/>
+          <w14:ligatures w14:val="standardContextual"/>
+        </w:rPr>
+        <w:tab/>
+      </w:r>
+      <w:r>
+        <w:t>Fish Farm Design</w:t>
+      </w:r>
+      <w:r>
+        <w:tab/>
+      </w:r>
+      <w:r>
+        <w:fldChar w:fldCharType="begin"/>
+      </w:r>
+      <w:r>
+        <w:instrText xml:space="preserve"> PAGEREF _Toc225725596 \h </w:instrText>
       </w:r>
       <w:r>
         <w:fldChar w:fldCharType="separate"/>
@@ -657,84 +699,35 @@
           <w:rFonts w:asciiTheme="minorHAnsi" w:eastAsiaTheme="minorEastAsia" w:hAnsiTheme="minorHAnsi" w:cstheme="minorBidi"/>
           <w:noProof/>
           <w:kern w:val="2"/>
-          <w:lang w:val="en-GB" w:eastAsia="de-DE"/>
+          <w:lang w:val="en-US" w:eastAsia="en-US" w:bidi="fa-IR"/>
           <w14:ligatures w14:val="standardContextual"/>
         </w:rPr>
       </w:pPr>
       <w:r>
         <w:rPr>
           <w:noProof/>
-          <w:lang w:val="en-GB"/>
-        </w:rPr>
-        <w:t>3.2.1 Sizing the Fish Tank</w:t>
-      </w:r>
-      <w:r>
-        <w:rPr>
-          <w:noProof/>
-          <w:lang w:val="en-GB"/>
-        </w:rPr>
-        <w:tab/>
-      </w:r>
-      <w:r>
-        <w:rPr>
-          <w:noProof/>
-        </w:rPr>
-        <w:fldChar w:fldCharType="begin"/>
-      </w:r>
-      <w:r>
-        <w:rPr>
-          <w:noProof/>
-          <w:lang w:val="en-GB"/>
-        </w:rPr>
-        <w:instrText xml:space="preserve"> PAGEREF _Toc225009476 \h </w:instrText>
-      </w:r>
-      <w:r>
-        <w:rPr>
-          <w:noProof/>
-        </w:rPr>
-      </w:r>
-      <w:r>
-        <w:rPr>
-          <w:noProof/>
-        </w:rPr>
-        <w:fldChar w:fldCharType="separate"/>
-      </w:r>
-      <w:r>
-        <w:rPr>
-          <w:noProof/>
-          <w:lang w:val="en-GB"/>
-        </w:rPr>
-        <w:t>6</w:t>
-      </w:r>
-      <w:r>
-        <w:rPr>
-          <w:noProof/>
-        </w:rPr>
-        <w:fldChar w:fldCharType="end"/>
-      </w:r>
-    </w:p>
-    <w:p>
-      <w:pPr>
-        <w:pStyle w:val="TOC3"/>
+        </w:rPr>
+        <w:t>3.2.1</w:t>
+      </w:r>
+      <w:r>
         <w:rPr>
           <w:rFonts w:asciiTheme="minorHAnsi" w:eastAsiaTheme="minorEastAsia" w:hAnsiTheme="minorHAnsi" w:cstheme="minorBidi"/>
           <w:noProof/>
           <w:kern w:val="2"/>
-          <w:lang w:val="en-GB" w:eastAsia="de-DE"/>
+          <w:lang w:val="en-US" w:eastAsia="en-US" w:bidi="fa-IR"/>
           <w14:ligatures w14:val="standardContextual"/>
         </w:rPr>
-      </w:pPr>
+        <w:tab/>
+      </w:r>
       <w:r>
         <w:rPr>
           <w:noProof/>
-          <w:lang w:val="en-GB"/>
-        </w:rPr>
-        <w:t>3.2.2 Fish Tank Heat Losses</w:t>
+        </w:rPr>
+        <w:t>Sizing the Fish Tank</w:t>
       </w:r>
       <w:r>
         <w:rPr>
           <w:noProof/>
-          <w:lang w:val="en-GB"/>
         </w:rPr>
         <w:tab/>
       </w:r>
@@ -747,9 +740,8 @@
       <w:r>
         <w:rPr>
           <w:noProof/>
-          <w:lang w:val="en-GB"/>
-        </w:rPr>
-        <w:instrText xml:space="preserve"> PAGEREF _Toc225009477 \h </w:instrText>
+        </w:rPr>
+        <w:instrText xml:space="preserve"> PAGEREF _Toc225725597 \h </w:instrText>
       </w:r>
       <w:r>
         <w:rPr>
@@ -765,78 +757,13 @@
       <w:r>
         <w:rPr>
           <w:noProof/>
-          <w:lang w:val="en-GB"/>
-        </w:rPr>
-        <w:t>7</w:t>
+        </w:rPr>
+        <w:t>6</w:t>
       </w:r>
       <w:r>
         <w:rPr>
           <w:noProof/>
         </w:rPr>
-        <w:fldChar w:fldCharType="end"/>
-      </w:r>
-    </w:p>
-    <w:p>
-      <w:pPr>
-        <w:pStyle w:val="TOC2"/>
-        <w:rPr>
-          <w:rFonts w:asciiTheme="minorHAnsi" w:eastAsiaTheme="minorEastAsia" w:hAnsiTheme="minorHAnsi" w:cstheme="minorBidi"/>
-          <w:kern w:val="2"/>
-          <w:lang w:eastAsia="de-DE"/>
-          <w14:ligatures w14:val="standardContextual"/>
-        </w:rPr>
-      </w:pPr>
-      <w:r>
-        <w:t>3.3 Parameters/Stocks/Flows</w:t>
-      </w:r>
-      <w:r>
-        <w:tab/>
-      </w:r>
-      <w:r>
-        <w:fldChar w:fldCharType="begin"/>
-      </w:r>
-      <w:r>
-        <w:instrText xml:space="preserve"> PAGEREF _Toc225009478 \h </w:instrText>
-      </w:r>
-      <w:r>
-        <w:fldChar w:fldCharType="separate"/>
-      </w:r>
-      <w:r>
-        <w:t>8</w:t>
-      </w:r>
-      <w:r>
-        <w:fldChar w:fldCharType="end"/>
-      </w:r>
-    </w:p>
-    <w:p>
-      <w:pPr>
-        <w:pStyle w:val="TOC2"/>
-        <w:rPr>
-          <w:rFonts w:asciiTheme="minorHAnsi" w:eastAsiaTheme="minorEastAsia" w:hAnsiTheme="minorHAnsi" w:cstheme="minorBidi"/>
-          <w:kern w:val="2"/>
-          <w:lang w:eastAsia="de-DE"/>
-          <w14:ligatures w14:val="standardContextual"/>
-        </w:rPr>
-      </w:pPr>
-      <w:r>
-        <w:t>3.4 Key Equations</w:t>
-      </w:r>
-      <w:r>
-        <w:tab/>
-      </w:r>
-      <w:r>
-        <w:fldChar w:fldCharType="begin"/>
-      </w:r>
-      <w:r>
-        <w:instrText xml:space="preserve"> PAGEREF _Toc225009479 \h </w:instrText>
-      </w:r>
-      <w:r>
-        <w:fldChar w:fldCharType="separate"/>
-      </w:r>
-      <w:r>
-        <w:t>10</w:t>
-      </w:r>
-      <w:r>
         <w:fldChar w:fldCharType="end"/>
       </w:r>
     </w:p>
@@ -847,84 +774,35 @@
           <w:rFonts w:asciiTheme="minorHAnsi" w:eastAsiaTheme="minorEastAsia" w:hAnsiTheme="minorHAnsi" w:cstheme="minorBidi"/>
           <w:noProof/>
           <w:kern w:val="2"/>
-          <w:lang w:val="en-GB" w:eastAsia="de-DE"/>
+          <w:lang w:val="en-US" w:eastAsia="en-US" w:bidi="fa-IR"/>
           <w14:ligatures w14:val="standardContextual"/>
         </w:rPr>
       </w:pPr>
       <w:r>
         <w:rPr>
           <w:noProof/>
-          <w:lang w:val="en-GB"/>
-        </w:rPr>
-        <w:t>3.4.1 Variables</w:t>
-      </w:r>
-      <w:r>
-        <w:rPr>
-          <w:noProof/>
-          <w:lang w:val="en-GB"/>
-        </w:rPr>
-        <w:tab/>
-      </w:r>
-      <w:r>
-        <w:rPr>
-          <w:noProof/>
-        </w:rPr>
-        <w:fldChar w:fldCharType="begin"/>
-      </w:r>
-      <w:r>
-        <w:rPr>
-          <w:noProof/>
-          <w:lang w:val="en-GB"/>
-        </w:rPr>
-        <w:instrText xml:space="preserve"> PAGEREF _Toc225009480 \h </w:instrText>
-      </w:r>
-      <w:r>
-        <w:rPr>
-          <w:noProof/>
-        </w:rPr>
-      </w:r>
-      <w:r>
-        <w:rPr>
-          <w:noProof/>
-        </w:rPr>
-        <w:fldChar w:fldCharType="separate"/>
-      </w:r>
-      <w:r>
-        <w:rPr>
-          <w:noProof/>
-          <w:lang w:val="en-GB"/>
-        </w:rPr>
-        <w:t>11</w:t>
-      </w:r>
-      <w:r>
-        <w:rPr>
-          <w:noProof/>
-        </w:rPr>
-        <w:fldChar w:fldCharType="end"/>
-      </w:r>
-    </w:p>
-    <w:p>
-      <w:pPr>
-        <w:pStyle w:val="TOC3"/>
+        </w:rPr>
+        <w:t>3.2.2</w:t>
+      </w:r>
+      <w:r>
         <w:rPr>
           <w:rFonts w:asciiTheme="minorHAnsi" w:eastAsiaTheme="minorEastAsia" w:hAnsiTheme="minorHAnsi" w:cstheme="minorBidi"/>
           <w:noProof/>
           <w:kern w:val="2"/>
-          <w:lang w:val="en-GB" w:eastAsia="de-DE"/>
+          <w:lang w:val="en-US" w:eastAsia="en-US" w:bidi="fa-IR"/>
           <w14:ligatures w14:val="standardContextual"/>
         </w:rPr>
-      </w:pPr>
+        <w:tab/>
+      </w:r>
       <w:r>
         <w:rPr>
           <w:noProof/>
-          <w:lang w:val="en-GB"/>
-        </w:rPr>
-        <w:t>3.4.2 Hydrogen Production Rate</w:t>
+        </w:rPr>
+        <w:t>Fish Tank Heat Losses</w:t>
       </w:r>
       <w:r>
         <w:rPr>
           <w:noProof/>
-          <w:lang w:val="en-GB"/>
         </w:rPr>
         <w:tab/>
       </w:r>
@@ -937,9 +815,8 @@
       <w:r>
         <w:rPr>
           <w:noProof/>
-          <w:lang w:val="en-GB"/>
-        </w:rPr>
-        <w:instrText xml:space="preserve"> PAGEREF _Toc225009481 \h </w:instrText>
+        </w:rPr>
+        <w:instrText xml:space="preserve"> PAGEREF _Toc225725598 \h </w:instrText>
       </w:r>
       <w:r>
         <w:rPr>
@@ -955,103 +832,410 @@
       <w:r>
         <w:rPr>
           <w:noProof/>
-          <w:lang w:val="en-GB"/>
-        </w:rPr>
+        </w:rPr>
+        <w:t>7</w:t>
+      </w:r>
+      <w:r>
+        <w:rPr>
+          <w:noProof/>
+        </w:rPr>
+        <w:fldChar w:fldCharType="end"/>
+      </w:r>
+    </w:p>
+    <w:p>
+      <w:pPr>
+        <w:pStyle w:val="TOC2"/>
+        <w:rPr>
+          <w:rFonts w:asciiTheme="minorHAnsi" w:eastAsiaTheme="minorEastAsia" w:hAnsiTheme="minorHAnsi" w:cstheme="minorBidi"/>
+          <w:kern w:val="2"/>
+          <w:lang w:val="en-US" w:eastAsia="en-US" w:bidi="fa-IR"/>
+          <w14:ligatures w14:val="standardContextual"/>
+        </w:rPr>
+      </w:pPr>
+      <w:r>
+        <w:t>3.3</w:t>
+      </w:r>
+      <w:r>
+        <w:rPr>
+          <w:rFonts w:asciiTheme="minorHAnsi" w:eastAsiaTheme="minorEastAsia" w:hAnsiTheme="minorHAnsi" w:cstheme="minorBidi"/>
+          <w:kern w:val="2"/>
+          <w:lang w:val="en-US" w:eastAsia="en-US" w:bidi="fa-IR"/>
+          <w14:ligatures w14:val="standardContextual"/>
+        </w:rPr>
+        <w:tab/>
+      </w:r>
+      <w:r>
+        <w:t>Vertical Farm Design</w:t>
+      </w:r>
+      <w:r>
+        <w:tab/>
+      </w:r>
+      <w:r>
+        <w:fldChar w:fldCharType="begin"/>
+      </w:r>
+      <w:r>
+        <w:instrText xml:space="preserve"> PAGEREF _Toc225725599 \h </w:instrText>
+      </w:r>
+      <w:r>
+        <w:fldChar w:fldCharType="separate"/>
+      </w:r>
+      <w:r>
+        <w:t>8</w:t>
+      </w:r>
+      <w:r>
+        <w:fldChar w:fldCharType="end"/>
+      </w:r>
+    </w:p>
+    <w:p>
+      <w:pPr>
+        <w:pStyle w:val="TOC2"/>
+        <w:rPr>
+          <w:rFonts w:asciiTheme="minorHAnsi" w:eastAsiaTheme="minorEastAsia" w:hAnsiTheme="minorHAnsi" w:cstheme="minorBidi"/>
+          <w:kern w:val="2"/>
+          <w:lang w:val="en-US" w:eastAsia="en-US" w:bidi="fa-IR"/>
+          <w14:ligatures w14:val="standardContextual"/>
+        </w:rPr>
+      </w:pPr>
+      <w:r>
+        <w:t>3.4</w:t>
+      </w:r>
+      <w:r>
+        <w:rPr>
+          <w:rFonts w:asciiTheme="minorHAnsi" w:eastAsiaTheme="minorEastAsia" w:hAnsiTheme="minorHAnsi" w:cstheme="minorBidi"/>
+          <w:kern w:val="2"/>
+          <w:lang w:val="en-US" w:eastAsia="en-US" w:bidi="fa-IR"/>
+          <w14:ligatures w14:val="standardContextual"/>
+        </w:rPr>
+        <w:tab/>
+      </w:r>
+      <w:r>
+        <w:t>Control Strategy Heat</w:t>
+      </w:r>
+      <w:r>
+        <w:tab/>
+      </w:r>
+      <w:r>
+        <w:fldChar w:fldCharType="begin"/>
+      </w:r>
+      <w:r>
+        <w:instrText xml:space="preserve"> PAGEREF _Toc225725600 \h </w:instrText>
+      </w:r>
+      <w:r>
+        <w:fldChar w:fldCharType="separate"/>
+      </w:r>
+      <w:r>
+        <w:t>10</w:t>
+      </w:r>
+      <w:r>
+        <w:fldChar w:fldCharType="end"/>
+      </w:r>
+    </w:p>
+    <w:p>
+      <w:pPr>
+        <w:pStyle w:val="TOC2"/>
+        <w:rPr>
+          <w:rFonts w:asciiTheme="minorHAnsi" w:eastAsiaTheme="minorEastAsia" w:hAnsiTheme="minorHAnsi" w:cstheme="minorBidi"/>
+          <w:kern w:val="2"/>
+          <w:lang w:val="en-US" w:eastAsia="en-US" w:bidi="fa-IR"/>
+          <w14:ligatures w14:val="standardContextual"/>
+        </w:rPr>
+      </w:pPr>
+      <w:r>
+        <w:t>3.5</w:t>
+      </w:r>
+      <w:r>
+        <w:rPr>
+          <w:rFonts w:asciiTheme="minorHAnsi" w:eastAsiaTheme="minorEastAsia" w:hAnsiTheme="minorHAnsi" w:cstheme="minorBidi"/>
+          <w:kern w:val="2"/>
+          <w:lang w:val="en-US" w:eastAsia="en-US" w:bidi="fa-IR"/>
+          <w14:ligatures w14:val="standardContextual"/>
+        </w:rPr>
+        <w:tab/>
+      </w:r>
+      <w:r>
+        <w:t>Control Strategy Oxygen</w:t>
+      </w:r>
+      <w:r>
+        <w:tab/>
+      </w:r>
+      <w:r>
+        <w:fldChar w:fldCharType="begin"/>
+      </w:r>
+      <w:r>
+        <w:instrText xml:space="preserve"> PAGEREF _Toc225725601 \h </w:instrText>
+      </w:r>
+      <w:r>
+        <w:fldChar w:fldCharType="separate"/>
+      </w:r>
+      <w:r>
+        <w:t>10</w:t>
+      </w:r>
+      <w:r>
+        <w:fldChar w:fldCharType="end"/>
+      </w:r>
+    </w:p>
+    <w:p>
+      <w:pPr>
+        <w:pStyle w:val="TOC2"/>
+        <w:rPr>
+          <w:rFonts w:asciiTheme="minorHAnsi" w:eastAsiaTheme="minorEastAsia" w:hAnsiTheme="minorHAnsi" w:cstheme="minorBidi"/>
+          <w:kern w:val="2"/>
+          <w:lang w:val="en-US" w:eastAsia="en-US" w:bidi="fa-IR"/>
+          <w14:ligatures w14:val="standardContextual"/>
+        </w:rPr>
+      </w:pPr>
+      <w:r>
+        <w:t>3.6</w:t>
+      </w:r>
+      <w:r>
+        <w:rPr>
+          <w:rFonts w:asciiTheme="minorHAnsi" w:eastAsiaTheme="minorEastAsia" w:hAnsiTheme="minorHAnsi" w:cstheme="minorBidi"/>
+          <w:kern w:val="2"/>
+          <w:lang w:val="en-US" w:eastAsia="en-US" w:bidi="fa-IR"/>
+          <w14:ligatures w14:val="standardContextual"/>
+        </w:rPr>
+        <w:tab/>
+      </w:r>
+      <w:r>
+        <w:t>Storage Tanks</w:t>
+      </w:r>
+      <w:r>
+        <w:tab/>
+      </w:r>
+      <w:r>
+        <w:fldChar w:fldCharType="begin"/>
+      </w:r>
+      <w:r>
+        <w:instrText xml:space="preserve"> PAGEREF _Toc225725602 \h </w:instrText>
+      </w:r>
+      <w:r>
+        <w:fldChar w:fldCharType="separate"/>
+      </w:r>
+      <w:r>
         <w:t>11</w:t>
       </w:r>
       <w:r>
-        <w:rPr>
-          <w:noProof/>
-        </w:rPr>
         <w:fldChar w:fldCharType="end"/>
       </w:r>
     </w:p>
     <w:p>
       <w:pPr>
+        <w:pStyle w:val="TOC2"/>
+        <w:rPr>
+          <w:rFonts w:asciiTheme="minorHAnsi" w:eastAsiaTheme="minorEastAsia" w:hAnsiTheme="minorHAnsi" w:cstheme="minorBidi"/>
+          <w:kern w:val="2"/>
+          <w:lang w:val="en-US" w:eastAsia="en-US" w:bidi="fa-IR"/>
+          <w14:ligatures w14:val="standardContextual"/>
+        </w:rPr>
+      </w:pPr>
+      <w:r>
+        <w:t>3.7</w:t>
+      </w:r>
+      <w:r>
+        <w:rPr>
+          <w:rFonts w:asciiTheme="minorHAnsi" w:eastAsiaTheme="minorEastAsia" w:hAnsiTheme="minorHAnsi" w:cstheme="minorBidi"/>
+          <w:kern w:val="2"/>
+          <w:lang w:val="en-US" w:eastAsia="en-US" w:bidi="fa-IR"/>
+          <w14:ligatures w14:val="standardContextual"/>
+        </w:rPr>
+        <w:tab/>
+      </w:r>
+      <w:r>
+        <w:t>Parameters</w:t>
+      </w:r>
+      <w:r>
+        <w:tab/>
+      </w:r>
+      <w:r>
+        <w:fldChar w:fldCharType="begin"/>
+      </w:r>
+      <w:r>
+        <w:instrText xml:space="preserve"> PAGEREF _Toc225725603 \h </w:instrText>
+      </w:r>
+      <w:r>
+        <w:fldChar w:fldCharType="separate"/>
+      </w:r>
+      <w:r>
+        <w:t>11</w:t>
+      </w:r>
+      <w:r>
+        <w:fldChar w:fldCharType="end"/>
+      </w:r>
+    </w:p>
+    <w:p>
+      <w:pPr>
+        <w:pStyle w:val="TOC2"/>
+        <w:rPr>
+          <w:rFonts w:asciiTheme="minorHAnsi" w:eastAsiaTheme="minorEastAsia" w:hAnsiTheme="minorHAnsi" w:cstheme="minorBidi"/>
+          <w:kern w:val="2"/>
+          <w:lang w:val="en-US" w:eastAsia="en-US" w:bidi="fa-IR"/>
+          <w14:ligatures w14:val="standardContextual"/>
+        </w:rPr>
+      </w:pPr>
+      <w:r>
+        <w:t>3.8</w:t>
+      </w:r>
+      <w:r>
+        <w:rPr>
+          <w:rFonts w:asciiTheme="minorHAnsi" w:eastAsiaTheme="minorEastAsia" w:hAnsiTheme="minorHAnsi" w:cstheme="minorBidi"/>
+          <w:kern w:val="2"/>
+          <w:lang w:val="en-US" w:eastAsia="en-US" w:bidi="fa-IR"/>
+          <w14:ligatures w14:val="standardContextual"/>
+        </w:rPr>
+        <w:tab/>
+      </w:r>
+      <w:r>
+        <w:t>Stocks</w:t>
+      </w:r>
+      <w:r>
+        <w:tab/>
+      </w:r>
+      <w:r>
+        <w:fldChar w:fldCharType="begin"/>
+      </w:r>
+      <w:r>
+        <w:instrText xml:space="preserve"> PAGEREF _Toc225725604 \h </w:instrText>
+      </w:r>
+      <w:r>
+        <w:fldChar w:fldCharType="separate"/>
+      </w:r>
+      <w:r>
+        <w:t>12</w:t>
+      </w:r>
+      <w:r>
+        <w:fldChar w:fldCharType="end"/>
+      </w:r>
+    </w:p>
+    <w:p>
+      <w:pPr>
+        <w:pStyle w:val="TOC2"/>
+        <w:rPr>
+          <w:rFonts w:asciiTheme="minorHAnsi" w:eastAsiaTheme="minorEastAsia" w:hAnsiTheme="minorHAnsi" w:cstheme="minorBidi"/>
+          <w:kern w:val="2"/>
+          <w:lang w:val="en-US" w:eastAsia="en-US" w:bidi="fa-IR"/>
+          <w14:ligatures w14:val="standardContextual"/>
+        </w:rPr>
+      </w:pPr>
+      <w:r>
+        <w:t>3.9</w:t>
+      </w:r>
+      <w:r>
+        <w:rPr>
+          <w:rFonts w:asciiTheme="minorHAnsi" w:eastAsiaTheme="minorEastAsia" w:hAnsiTheme="minorHAnsi" w:cstheme="minorBidi"/>
+          <w:kern w:val="2"/>
+          <w:lang w:val="en-US" w:eastAsia="en-US" w:bidi="fa-IR"/>
+          <w14:ligatures w14:val="standardContextual"/>
+        </w:rPr>
+        <w:tab/>
+      </w:r>
+      <w:r>
+        <w:t>Flows</w:t>
+      </w:r>
+      <w:r>
+        <w:tab/>
+      </w:r>
+      <w:r>
+        <w:fldChar w:fldCharType="begin"/>
+      </w:r>
+      <w:r>
+        <w:instrText xml:space="preserve"> PAGEREF _Toc225725605 \h </w:instrText>
+      </w:r>
+      <w:r>
+        <w:fldChar w:fldCharType="separate"/>
+      </w:r>
+      <w:r>
+        <w:t>12</w:t>
+      </w:r>
+      <w:r>
+        <w:fldChar w:fldCharType="end"/>
+      </w:r>
+    </w:p>
+    <w:p>
+      <w:pPr>
+        <w:pStyle w:val="TOC2"/>
+        <w:tabs>
+          <w:tab w:val="left" w:pos="720"/>
+        </w:tabs>
+        <w:rPr>
+          <w:rFonts w:asciiTheme="minorHAnsi" w:eastAsiaTheme="minorEastAsia" w:hAnsiTheme="minorHAnsi" w:cstheme="minorBidi"/>
+          <w:kern w:val="2"/>
+          <w:lang w:val="en-US" w:eastAsia="en-US" w:bidi="fa-IR"/>
+          <w14:ligatures w14:val="standardContextual"/>
+        </w:rPr>
+      </w:pPr>
+      <w:r>
+        <w:t>3.10</w:t>
+      </w:r>
+      <w:r>
+        <w:rPr>
+          <w:rFonts w:asciiTheme="minorHAnsi" w:eastAsiaTheme="minorEastAsia" w:hAnsiTheme="minorHAnsi" w:cstheme="minorBidi"/>
+          <w:kern w:val="2"/>
+          <w:lang w:val="en-US" w:eastAsia="en-US" w:bidi="fa-IR"/>
+          <w14:ligatures w14:val="standardContextual"/>
+        </w:rPr>
+        <w:tab/>
+      </w:r>
+      <w:r>
+        <w:t>Key Equations</w:t>
+      </w:r>
+      <w:r>
+        <w:tab/>
+      </w:r>
+      <w:r>
+        <w:fldChar w:fldCharType="begin"/>
+      </w:r>
+      <w:r>
+        <w:instrText xml:space="preserve"> PAGEREF _Toc225725606 \h </w:instrText>
+      </w:r>
+      <w:r>
+        <w:fldChar w:fldCharType="separate"/>
+      </w:r>
+      <w:r>
+        <w:t>13</w:t>
+      </w:r>
+      <w:r>
+        <w:fldChar w:fldCharType="end"/>
+      </w:r>
+    </w:p>
+    <w:p>
+      <w:pPr>
         <w:pStyle w:val="TOC3"/>
+        <w:tabs>
+          <w:tab w:val="left" w:pos="960"/>
+        </w:tabs>
         <w:rPr>
           <w:rFonts w:asciiTheme="minorHAnsi" w:eastAsiaTheme="minorEastAsia" w:hAnsiTheme="minorHAnsi" w:cstheme="minorBidi"/>
           <w:noProof/>
           <w:kern w:val="2"/>
-          <w:lang w:val="en-GB" w:eastAsia="de-DE"/>
+          <w:lang w:val="en-US" w:eastAsia="en-US" w:bidi="fa-IR"/>
           <w14:ligatures w14:val="standardContextual"/>
         </w:rPr>
       </w:pPr>
       <w:r>
         <w:rPr>
           <w:noProof/>
-          <w:lang w:val="en-GB"/>
-        </w:rPr>
-        <w:t>3.4.3 Oxygen Production Rate</w:t>
-      </w:r>
-      <w:r>
-        <w:rPr>
-          <w:noProof/>
-          <w:lang w:val="en-GB"/>
-        </w:rPr>
-        <w:tab/>
-      </w:r>
-      <w:r>
-        <w:rPr>
-          <w:noProof/>
-        </w:rPr>
-        <w:fldChar w:fldCharType="begin"/>
-      </w:r>
-      <w:r>
-        <w:rPr>
-          <w:noProof/>
-          <w:lang w:val="en-GB"/>
-        </w:rPr>
-        <w:instrText xml:space="preserve"> PAGEREF _Toc225009482 \h </w:instrText>
-      </w:r>
-      <w:r>
-        <w:rPr>
-          <w:noProof/>
-        </w:rPr>
-      </w:r>
-      <w:r>
-        <w:rPr>
-          <w:noProof/>
-        </w:rPr>
-        <w:fldChar w:fldCharType="separate"/>
-      </w:r>
-      <w:r>
-        <w:rPr>
-          <w:noProof/>
-          <w:lang w:val="en-GB"/>
-        </w:rPr>
-        <w:t>12</w:t>
-      </w:r>
-      <w:r>
-        <w:rPr>
-          <w:noProof/>
-        </w:rPr>
-        <w:fldChar w:fldCharType="end"/>
-      </w:r>
-    </w:p>
-    <w:p>
-      <w:pPr>
-        <w:pStyle w:val="TOC3"/>
+        </w:rPr>
+        <w:t>3.10.1</w:t>
+      </w:r>
+      <w:r>
         <w:rPr>
           <w:rFonts w:asciiTheme="minorHAnsi" w:eastAsiaTheme="minorEastAsia" w:hAnsiTheme="minorHAnsi" w:cstheme="minorBidi"/>
           <w:noProof/>
           <w:kern w:val="2"/>
-          <w:lang w:val="en-GB" w:eastAsia="de-DE"/>
+          <w:lang w:val="en-US" w:eastAsia="en-US" w:bidi="fa-IR"/>
           <w14:ligatures w14:val="standardContextual"/>
         </w:rPr>
-      </w:pPr>
-      <w:r>
-        <w:rPr>
-          <w:rFonts w:eastAsiaTheme="minorEastAsia"/>
+        <w:tab/>
+      </w:r>
+      <w:r>
+        <w:rPr>
           <w:noProof/>
-          <w:lang w:val="en-GB"/>
-        </w:rPr>
-        <w:t>3.4.4 Fish Tank Oxygen Concentration</w:t>
+        </w:rPr>
+        <w:t>Variables</w:t>
       </w:r>
       <w:r>
         <w:rPr>
           <w:noProof/>
-          <w:lang w:val="en-GB"/>
         </w:rPr>
         <w:tab/>
       </w:r>
@@ -1064,9 +1248,8 @@
       <w:r>
         <w:rPr>
           <w:noProof/>
-          <w:lang w:val="en-GB"/>
-        </w:rPr>
-        <w:instrText xml:space="preserve"> PAGEREF _Toc225009483 \h </w:instrText>
+        </w:rPr>
+        <w:instrText xml:space="preserve"> PAGEREF _Toc225725607 \h </w:instrText>
       </w:r>
       <w:r>
         <w:rPr>
@@ -1082,9 +1265,8 @@
       <w:r>
         <w:rPr>
           <w:noProof/>
-          <w:lang w:val="en-GB"/>
-        </w:rPr>
-        <w:t>12</w:t>
+        </w:rPr>
+        <w:t>14</w:t>
       </w:r>
       <w:r>
         <w:rPr>
@@ -1096,88 +1278,42 @@
     <w:p>
       <w:pPr>
         <w:pStyle w:val="TOC3"/>
+        <w:tabs>
+          <w:tab w:val="left" w:pos="960"/>
+        </w:tabs>
         <w:rPr>
           <w:rFonts w:asciiTheme="minorHAnsi" w:eastAsiaTheme="minorEastAsia" w:hAnsiTheme="minorHAnsi" w:cstheme="minorBidi"/>
           <w:noProof/>
           <w:kern w:val="2"/>
-          <w:lang w:val="en-GB" w:eastAsia="de-DE"/>
+          <w:lang w:val="en-US" w:eastAsia="en-US" w:bidi="fa-IR"/>
           <w14:ligatures w14:val="standardContextual"/>
         </w:rPr>
       </w:pPr>
       <w:r>
         <w:rPr>
           <w:noProof/>
-          <w:lang w:val="en-GB"/>
-        </w:rPr>
-        <w:t>3.4.5 Heat Production Rate</w:t>
-      </w:r>
-      <w:r>
-        <w:rPr>
-          <w:noProof/>
-          <w:lang w:val="en-GB"/>
-        </w:rPr>
-        <w:tab/>
-      </w:r>
-      <w:r>
-        <w:rPr>
-          <w:noProof/>
-        </w:rPr>
-        <w:fldChar w:fldCharType="begin"/>
-      </w:r>
-      <w:r>
-        <w:rPr>
-          <w:noProof/>
-          <w:lang w:val="en-GB"/>
-        </w:rPr>
-        <w:instrText xml:space="preserve"> PAGEREF _Toc225009484 \h </w:instrText>
-      </w:r>
-      <w:r>
-        <w:rPr>
-          <w:noProof/>
-        </w:rPr>
-      </w:r>
-      <w:r>
-        <w:rPr>
-          <w:noProof/>
-        </w:rPr>
-        <w:fldChar w:fldCharType="separate"/>
-      </w:r>
-      <w:r>
-        <w:rPr>
-          <w:noProof/>
-          <w:lang w:val="en-GB"/>
-        </w:rPr>
-        <w:t>12</w:t>
-      </w:r>
-      <w:r>
-        <w:rPr>
-          <w:noProof/>
-        </w:rPr>
-        <w:fldChar w:fldCharType="end"/>
-      </w:r>
-    </w:p>
-    <w:p>
-      <w:pPr>
-        <w:pStyle w:val="TOC3"/>
+        </w:rPr>
+        <w:t>3.10.2</w:t>
+      </w:r>
+      <w:r>
         <w:rPr>
           <w:rFonts w:asciiTheme="minorHAnsi" w:eastAsiaTheme="minorEastAsia" w:hAnsiTheme="minorHAnsi" w:cstheme="minorBidi"/>
           <w:noProof/>
           <w:kern w:val="2"/>
-          <w:lang w:val="en-GB" w:eastAsia="de-DE"/>
+          <w:lang w:val="en-US" w:eastAsia="en-US" w:bidi="fa-IR"/>
           <w14:ligatures w14:val="standardContextual"/>
         </w:rPr>
-      </w:pPr>
+        <w:tab/>
+      </w:r>
       <w:r>
         <w:rPr>
           <w:noProof/>
-          <w:lang w:val="en-GB"/>
-        </w:rPr>
-        <w:t>3.4.6 Greenhouse Temperature</w:t>
+        </w:rPr>
+        <w:t>Hydrogen Production Rate</w:t>
       </w:r>
       <w:r>
         <w:rPr>
           <w:noProof/>
-          <w:lang w:val="en-GB"/>
         </w:rPr>
         <w:tab/>
       </w:r>
@@ -1190,9 +1326,8 @@
       <w:r>
         <w:rPr>
           <w:noProof/>
-          <w:lang w:val="en-GB"/>
-        </w:rPr>
-        <w:instrText xml:space="preserve"> PAGEREF _Toc225009485 \h </w:instrText>
+        </w:rPr>
+        <w:instrText xml:space="preserve"> PAGEREF _Toc225725608 \h </w:instrText>
       </w:r>
       <w:r>
         <w:rPr>
@@ -1208,9 +1343,8 @@
       <w:r>
         <w:rPr>
           <w:noProof/>
-          <w:lang w:val="en-GB"/>
-        </w:rPr>
-        <w:t>12</w:t>
+        </w:rPr>
+        <w:t>15</w:t>
       </w:r>
       <w:r>
         <w:rPr>
@@ -1222,11 +1356,14 @@
     <w:p>
       <w:pPr>
         <w:pStyle w:val="TOC3"/>
+        <w:tabs>
+          <w:tab w:val="left" w:pos="960"/>
+        </w:tabs>
         <w:rPr>
           <w:rFonts w:asciiTheme="minorHAnsi" w:eastAsiaTheme="minorEastAsia" w:hAnsiTheme="minorHAnsi" w:cstheme="minorBidi"/>
           <w:noProof/>
           <w:kern w:val="2"/>
-          <w:lang w:val="de-DE" w:eastAsia="de-DE"/>
+          <w:lang w:val="en-US" w:eastAsia="en-US" w:bidi="fa-IR"/>
           <w14:ligatures w14:val="standardContextual"/>
         </w:rPr>
       </w:pPr>
@@ -1234,11 +1371,15 @@
         <w:rPr>
           <w:noProof/>
         </w:rPr>
-        <w:t>3.4.7 Fish Tank Temperature</w:t>
-      </w:r>
-      <w:r>
-        <w:rPr>
+        <w:t>3.10.3</w:t>
+      </w:r>
+      <w:r>
+        <w:rPr>
+          <w:rFonts w:asciiTheme="minorHAnsi" w:eastAsiaTheme="minorEastAsia" w:hAnsiTheme="minorHAnsi" w:cstheme="minorBidi"/>
           <w:noProof/>
+          <w:kern w:val="2"/>
+          <w:lang w:val="en-US" w:eastAsia="en-US" w:bidi="fa-IR"/>
+          <w14:ligatures w14:val="standardContextual"/>
         </w:rPr>
         <w:tab/>
       </w:r>
@@ -1246,13 +1387,25 @@
         <w:rPr>
           <w:noProof/>
         </w:rPr>
+        <w:t>Oxygen Production Rate</w:t>
+      </w:r>
+      <w:r>
+        <w:rPr>
+          <w:noProof/>
+        </w:rPr>
+        <w:tab/>
+      </w:r>
+      <w:r>
+        <w:rPr>
+          <w:noProof/>
+        </w:rPr>
         <w:fldChar w:fldCharType="begin"/>
       </w:r>
       <w:r>
         <w:rPr>
           <w:noProof/>
         </w:rPr>
-        <w:instrText xml:space="preserve"> PAGEREF _Toc225009486 \h </w:instrText>
+        <w:instrText xml:space="preserve"> PAGEREF _Toc225725609 \h </w:instrText>
       </w:r>
       <w:r>
         <w:rPr>
@@ -1269,7 +1422,321 @@
         <w:rPr>
           <w:noProof/>
         </w:rPr>
-        <w:t>12</w:t>
+        <w:t>15</w:t>
+      </w:r>
+      <w:r>
+        <w:rPr>
+          <w:noProof/>
+        </w:rPr>
+        <w:fldChar w:fldCharType="end"/>
+      </w:r>
+    </w:p>
+    <w:p>
+      <w:pPr>
+        <w:pStyle w:val="TOC3"/>
+        <w:tabs>
+          <w:tab w:val="left" w:pos="960"/>
+        </w:tabs>
+        <w:rPr>
+          <w:rFonts w:asciiTheme="minorHAnsi" w:eastAsiaTheme="minorEastAsia" w:hAnsiTheme="minorHAnsi" w:cstheme="minorBidi"/>
+          <w:noProof/>
+          <w:kern w:val="2"/>
+          <w:lang w:val="en-US" w:eastAsia="en-US" w:bidi="fa-IR"/>
+          <w14:ligatures w14:val="standardContextual"/>
+        </w:rPr>
+      </w:pPr>
+      <w:r>
+        <w:rPr>
+          <w:rFonts w:eastAsiaTheme="minorEastAsia"/>
+          <w:noProof/>
+        </w:rPr>
+        <w:t>3.10.4</w:t>
+      </w:r>
+      <w:r>
+        <w:rPr>
+          <w:rFonts w:asciiTheme="minorHAnsi" w:eastAsiaTheme="minorEastAsia" w:hAnsiTheme="minorHAnsi" w:cstheme="minorBidi"/>
+          <w:noProof/>
+          <w:kern w:val="2"/>
+          <w:lang w:val="en-US" w:eastAsia="en-US" w:bidi="fa-IR"/>
+          <w14:ligatures w14:val="standardContextual"/>
+        </w:rPr>
+        <w:tab/>
+      </w:r>
+      <w:r>
+        <w:rPr>
+          <w:rFonts w:eastAsiaTheme="minorEastAsia"/>
+          <w:noProof/>
+        </w:rPr>
+        <w:t>Fish Tank Oxygen Concentration</w:t>
+      </w:r>
+      <w:r>
+        <w:rPr>
+          <w:noProof/>
+        </w:rPr>
+        <w:tab/>
+      </w:r>
+      <w:r>
+        <w:rPr>
+          <w:noProof/>
+        </w:rPr>
+        <w:fldChar w:fldCharType="begin"/>
+      </w:r>
+      <w:r>
+        <w:rPr>
+          <w:noProof/>
+        </w:rPr>
+        <w:instrText xml:space="preserve"> PAGEREF _Toc225725610 \h </w:instrText>
+      </w:r>
+      <w:r>
+        <w:rPr>
+          <w:noProof/>
+        </w:rPr>
+      </w:r>
+      <w:r>
+        <w:rPr>
+          <w:noProof/>
+        </w:rPr>
+        <w:fldChar w:fldCharType="separate"/>
+      </w:r>
+      <w:r>
+        <w:rPr>
+          <w:noProof/>
+        </w:rPr>
+        <w:t>15</w:t>
+      </w:r>
+      <w:r>
+        <w:rPr>
+          <w:noProof/>
+        </w:rPr>
+        <w:fldChar w:fldCharType="end"/>
+      </w:r>
+    </w:p>
+    <w:p>
+      <w:pPr>
+        <w:pStyle w:val="TOC3"/>
+        <w:tabs>
+          <w:tab w:val="left" w:pos="960"/>
+        </w:tabs>
+        <w:rPr>
+          <w:rFonts w:asciiTheme="minorHAnsi" w:eastAsiaTheme="minorEastAsia" w:hAnsiTheme="minorHAnsi" w:cstheme="minorBidi"/>
+          <w:noProof/>
+          <w:kern w:val="2"/>
+          <w:lang w:val="en-US" w:eastAsia="en-US" w:bidi="fa-IR"/>
+          <w14:ligatures w14:val="standardContextual"/>
+        </w:rPr>
+      </w:pPr>
+      <w:r>
+        <w:rPr>
+          <w:noProof/>
+        </w:rPr>
+        <w:t>3.10.5</w:t>
+      </w:r>
+      <w:r>
+        <w:rPr>
+          <w:rFonts w:asciiTheme="minorHAnsi" w:eastAsiaTheme="minorEastAsia" w:hAnsiTheme="minorHAnsi" w:cstheme="minorBidi"/>
+          <w:noProof/>
+          <w:kern w:val="2"/>
+          <w:lang w:val="en-US" w:eastAsia="en-US" w:bidi="fa-IR"/>
+          <w14:ligatures w14:val="standardContextual"/>
+        </w:rPr>
+        <w:tab/>
+      </w:r>
+      <w:r>
+        <w:rPr>
+          <w:noProof/>
+        </w:rPr>
+        <w:t>Heat Production Rate</w:t>
+      </w:r>
+      <w:r>
+        <w:rPr>
+          <w:noProof/>
+        </w:rPr>
+        <w:tab/>
+      </w:r>
+      <w:r>
+        <w:rPr>
+          <w:noProof/>
+        </w:rPr>
+        <w:fldChar w:fldCharType="begin"/>
+      </w:r>
+      <w:r>
+        <w:rPr>
+          <w:noProof/>
+        </w:rPr>
+        <w:instrText xml:space="preserve"> PAGEREF _Toc225725611 \h </w:instrText>
+      </w:r>
+      <w:r>
+        <w:rPr>
+          <w:noProof/>
+        </w:rPr>
+      </w:r>
+      <w:r>
+        <w:rPr>
+          <w:noProof/>
+        </w:rPr>
+        <w:fldChar w:fldCharType="separate"/>
+      </w:r>
+      <w:r>
+        <w:rPr>
+          <w:noProof/>
+        </w:rPr>
+        <w:t>15</w:t>
+      </w:r>
+      <w:r>
+        <w:rPr>
+          <w:noProof/>
+        </w:rPr>
+        <w:fldChar w:fldCharType="end"/>
+      </w:r>
+    </w:p>
+    <w:p>
+      <w:pPr>
+        <w:pStyle w:val="TOC3"/>
+        <w:tabs>
+          <w:tab w:val="left" w:pos="960"/>
+        </w:tabs>
+        <w:rPr>
+          <w:rFonts w:asciiTheme="minorHAnsi" w:eastAsiaTheme="minorEastAsia" w:hAnsiTheme="minorHAnsi" w:cstheme="minorBidi"/>
+          <w:noProof/>
+          <w:kern w:val="2"/>
+          <w:lang w:val="en-US" w:eastAsia="en-US" w:bidi="fa-IR"/>
+          <w14:ligatures w14:val="standardContextual"/>
+        </w:rPr>
+      </w:pPr>
+      <w:r>
+        <w:rPr>
+          <w:noProof/>
+        </w:rPr>
+        <w:t>3.10.6</w:t>
+      </w:r>
+      <w:r>
+        <w:rPr>
+          <w:rFonts w:asciiTheme="minorHAnsi" w:eastAsiaTheme="minorEastAsia" w:hAnsiTheme="minorHAnsi" w:cstheme="minorBidi"/>
+          <w:noProof/>
+          <w:kern w:val="2"/>
+          <w:lang w:val="en-US" w:eastAsia="en-US" w:bidi="fa-IR"/>
+          <w14:ligatures w14:val="standardContextual"/>
+        </w:rPr>
+        <w:tab/>
+      </w:r>
+      <w:r>
+        <w:rPr>
+          <w:noProof/>
+        </w:rPr>
+        <w:t>Greenhouse Temperature</w:t>
+      </w:r>
+      <w:r>
+        <w:rPr>
+          <w:noProof/>
+        </w:rPr>
+        <w:tab/>
+      </w:r>
+      <w:r>
+        <w:rPr>
+          <w:noProof/>
+        </w:rPr>
+        <w:fldChar w:fldCharType="begin"/>
+      </w:r>
+      <w:r>
+        <w:rPr>
+          <w:noProof/>
+        </w:rPr>
+        <w:instrText xml:space="preserve"> PAGEREF _Toc225725612 \h </w:instrText>
+      </w:r>
+      <w:r>
+        <w:rPr>
+          <w:noProof/>
+        </w:rPr>
+      </w:r>
+      <w:r>
+        <w:rPr>
+          <w:noProof/>
+        </w:rPr>
+        <w:fldChar w:fldCharType="separate"/>
+      </w:r>
+      <w:r>
+        <w:rPr>
+          <w:noProof/>
+        </w:rPr>
+        <w:t>15</w:t>
+      </w:r>
+      <w:r>
+        <w:rPr>
+          <w:noProof/>
+        </w:rPr>
+        <w:fldChar w:fldCharType="end"/>
+      </w:r>
+    </w:p>
+    <w:p>
+      <w:pPr>
+        <w:pStyle w:val="TOC3"/>
+        <w:tabs>
+          <w:tab w:val="left" w:pos="960"/>
+        </w:tabs>
+        <w:rPr>
+          <w:rFonts w:asciiTheme="minorHAnsi" w:eastAsiaTheme="minorEastAsia" w:hAnsiTheme="minorHAnsi" w:cstheme="minorBidi"/>
+          <w:noProof/>
+          <w:kern w:val="2"/>
+          <w:lang w:val="en-US" w:eastAsia="en-US" w:bidi="fa-IR"/>
+          <w14:ligatures w14:val="standardContextual"/>
+        </w:rPr>
+      </w:pPr>
+      <w:r>
+        <w:rPr>
+          <w:noProof/>
+        </w:rPr>
+        <w:t>3.10.7</w:t>
+      </w:r>
+      <w:r>
+        <w:rPr>
+          <w:rFonts w:asciiTheme="minorHAnsi" w:eastAsiaTheme="minorEastAsia" w:hAnsiTheme="minorHAnsi" w:cstheme="minorBidi"/>
+          <w:noProof/>
+          <w:kern w:val="2"/>
+          <w:lang w:val="en-US" w:eastAsia="en-US" w:bidi="fa-IR"/>
+          <w14:ligatures w14:val="standardContextual"/>
+        </w:rPr>
+        <w:tab/>
+      </w:r>
+      <w:r>
+        <w:rPr>
+          <w:noProof/>
+        </w:rPr>
+        <w:t>Fish Tank Temperature</w:t>
+      </w:r>
+      <w:r>
+        <w:rPr>
+          <w:noProof/>
+        </w:rPr>
+        <w:tab/>
+      </w:r>
+      <w:r>
+        <w:rPr>
+          <w:noProof/>
+        </w:rPr>
+        <w:fldChar w:fldCharType="begin"/>
+      </w:r>
+      <w:r>
+        <w:rPr>
+          <w:noProof/>
+        </w:rPr>
+        <w:instrText xml:space="preserve"> PAGEREF _Toc225725613 \h </w:instrText>
+      </w:r>
+      <w:r>
+        <w:rPr>
+          <w:noProof/>
+        </w:rPr>
+      </w:r>
+      <w:r>
+        <w:rPr>
+          <w:noProof/>
+        </w:rPr>
+        <w:fldChar w:fldCharType="separate"/>
+      </w:r>
+      <w:r>
+        <w:rPr>
+          <w:noProof/>
+        </w:rPr>
+        <w:t>15</w:t>
       </w:r>
       <w:r>
         <w:rPr>
@@ -1284,29 +1751,252 @@
         <w:rPr>
           <w:rFonts w:asciiTheme="minorHAnsi" w:eastAsiaTheme="minorEastAsia" w:hAnsiTheme="minorHAnsi" w:cstheme="minorBidi"/>
           <w:kern w:val="2"/>
-          <w:lang w:val="de-DE" w:eastAsia="de-DE"/>
+          <w:lang w:val="en-US" w:eastAsia="en-US" w:bidi="fa-IR"/>
           <w14:ligatures w14:val="standardContextual"/>
         </w:rPr>
       </w:pPr>
       <w:r>
         <w:rPr>
           <w:rFonts w:eastAsiaTheme="minorEastAsia"/>
-          <w:lang w:val="en-GB"/>
-        </w:rPr>
-        <w:t>4.</w:t>
-      </w:r>
-      <w:r>
+        </w:rPr>
+        <w:t>4</w:t>
+      </w:r>
+      <w:r>
+        <w:tab/>
+      </w:r>
+      <w:r>
+        <w:fldChar w:fldCharType="begin"/>
+      </w:r>
+      <w:r>
+        <w:instrText xml:space="preserve"> PAGEREF _Toc225725614 \h </w:instrText>
+      </w:r>
+      <w:r>
+        <w:fldChar w:fldCharType="separate"/>
+      </w:r>
+      <w:r>
+        <w:t>16</w:t>
+      </w:r>
+      <w:r>
+        <w:fldChar w:fldCharType="end"/>
+      </w:r>
+    </w:p>
+    <w:p>
+      <w:pPr>
+        <w:pStyle w:val="TOC2"/>
         <w:rPr>
           <w:rFonts w:asciiTheme="minorHAnsi" w:eastAsiaTheme="minorEastAsia" w:hAnsiTheme="minorHAnsi" w:cstheme="minorBidi"/>
           <w:kern w:val="2"/>
-          <w:lang w:val="de-DE" w:eastAsia="de-DE"/>
+          <w:lang w:val="en-US" w:eastAsia="en-US" w:bidi="fa-IR"/>
           <w14:ligatures w14:val="standardContextual"/>
         </w:rPr>
+      </w:pPr>
+      <w:r>
+        <w:rPr>
+          <w:rFonts w:eastAsiaTheme="minorEastAsia"/>
+          <w:lang w:val="fi-FI"/>
+        </w:rPr>
+        <w:t>4.1</w:t>
+      </w:r>
+      <w:r>
+        <w:rPr>
+          <w:rFonts w:asciiTheme="minorHAnsi" w:eastAsiaTheme="minorEastAsia" w:hAnsiTheme="minorHAnsi" w:cstheme="minorBidi"/>
+          <w:kern w:val="2"/>
+          <w:lang w:val="en-US" w:eastAsia="en-US" w:bidi="fa-IR"/>
+          <w14:ligatures w14:val="standardContextual"/>
+        </w:rPr>
         <w:tab/>
       </w:r>
       <w:r>
         <w:rPr>
           <w:rFonts w:eastAsiaTheme="minorEastAsia"/>
+          <w:lang w:val="fi-FI"/>
+        </w:rPr>
+        <w:t>Real-time Energy Efficiency Analysis</w:t>
+      </w:r>
+      <w:r>
+        <w:tab/>
+      </w:r>
+      <w:r>
+        <w:fldChar w:fldCharType="begin"/>
+      </w:r>
+      <w:r>
+        <w:instrText xml:space="preserve"> PAGEREF _Toc225725615 \h </w:instrText>
+      </w:r>
+      <w:r>
+        <w:fldChar w:fldCharType="separate"/>
+      </w:r>
+      <w:r>
+        <w:t>16</w:t>
+      </w:r>
+      <w:r>
+        <w:fldChar w:fldCharType="end"/>
+      </w:r>
+    </w:p>
+    <w:p>
+      <w:pPr>
+        <w:pStyle w:val="TOC2"/>
+        <w:rPr>
+          <w:rFonts w:asciiTheme="minorHAnsi" w:eastAsiaTheme="minorEastAsia" w:hAnsiTheme="minorHAnsi" w:cstheme="minorBidi"/>
+          <w:kern w:val="2"/>
+          <w:lang w:val="en-US" w:eastAsia="en-US" w:bidi="fa-IR"/>
+          <w14:ligatures w14:val="standardContextual"/>
+        </w:rPr>
+      </w:pPr>
+      <w:r>
+        <w:rPr>
+          <w:rFonts w:eastAsiaTheme="minorEastAsia"/>
+        </w:rPr>
+        <w:t>4.2</w:t>
+      </w:r>
+      <w:r>
+        <w:rPr>
+          <w:rFonts w:asciiTheme="minorHAnsi" w:eastAsiaTheme="minorEastAsia" w:hAnsiTheme="minorHAnsi" w:cstheme="minorBidi"/>
+          <w:kern w:val="2"/>
+          <w:lang w:val="en-US" w:eastAsia="en-US" w:bidi="fa-IR"/>
+          <w14:ligatures w14:val="standardContextual"/>
+        </w:rPr>
+        <w:tab/>
+      </w:r>
+      <w:r>
+        <w:rPr>
+          <w:rFonts w:eastAsiaTheme="minorEastAsia"/>
+          <w:lang w:val="fi-FI"/>
+        </w:rPr>
+        <w:t>Technical Resilience and Biological Stability</w:t>
+      </w:r>
+      <w:r>
+        <w:tab/>
+      </w:r>
+      <w:r>
+        <w:fldChar w:fldCharType="begin"/>
+      </w:r>
+      <w:r>
+        <w:instrText xml:space="preserve"> PAGEREF _Toc225725616 \h </w:instrText>
+      </w:r>
+      <w:r>
+        <w:fldChar w:fldCharType="separate"/>
+      </w:r>
+      <w:r>
+        <w:t>16</w:t>
+      </w:r>
+      <w:r>
+        <w:fldChar w:fldCharType="end"/>
+      </w:r>
+    </w:p>
+    <w:p>
+      <w:pPr>
+        <w:pStyle w:val="TOC2"/>
+        <w:rPr>
+          <w:rFonts w:asciiTheme="minorHAnsi" w:eastAsiaTheme="minorEastAsia" w:hAnsiTheme="minorHAnsi" w:cstheme="minorBidi"/>
+          <w:kern w:val="2"/>
+          <w:lang w:val="en-US" w:eastAsia="en-US" w:bidi="fa-IR"/>
+          <w14:ligatures w14:val="standardContextual"/>
+        </w:rPr>
+      </w:pPr>
+      <w:r>
+        <w:rPr>
+          <w:rFonts w:eastAsiaTheme="minorEastAsia"/>
+        </w:rPr>
+        <w:t>4.3</w:t>
+      </w:r>
+      <w:r>
+        <w:rPr>
+          <w:rFonts w:asciiTheme="minorHAnsi" w:eastAsiaTheme="minorEastAsia" w:hAnsiTheme="minorHAnsi" w:cstheme="minorBidi"/>
+          <w:kern w:val="2"/>
+          <w:lang w:val="en-US" w:eastAsia="en-US" w:bidi="fa-IR"/>
+          <w14:ligatures w14:val="standardContextual"/>
+        </w:rPr>
+        <w:tab/>
+      </w:r>
+      <w:r>
+        <w:rPr>
+          <w:rFonts w:eastAsiaTheme="minorEastAsia"/>
+          <w:lang w:val="fi-FI"/>
+        </w:rPr>
+        <w:t>Economic Viability and Value Creation</w:t>
+      </w:r>
+      <w:r>
+        <w:tab/>
+      </w:r>
+      <w:r>
+        <w:fldChar w:fldCharType="begin"/>
+      </w:r>
+      <w:r>
+        <w:instrText xml:space="preserve"> PAGEREF _Toc225725617 \h </w:instrText>
+      </w:r>
+      <w:r>
+        <w:fldChar w:fldCharType="separate"/>
+      </w:r>
+      <w:r>
+        <w:t>17</w:t>
+      </w:r>
+      <w:r>
+        <w:fldChar w:fldCharType="end"/>
+      </w:r>
+    </w:p>
+    <w:p>
+      <w:pPr>
+        <w:pStyle w:val="TOC2"/>
+        <w:rPr>
+          <w:rFonts w:asciiTheme="minorHAnsi" w:eastAsiaTheme="minorEastAsia" w:hAnsiTheme="minorHAnsi" w:cstheme="minorBidi"/>
+          <w:kern w:val="2"/>
+          <w:lang w:val="en-US" w:eastAsia="en-US" w:bidi="fa-IR"/>
+          <w14:ligatures w14:val="standardContextual"/>
+        </w:rPr>
+      </w:pPr>
+      <w:r>
+        <w:rPr>
+          <w:rFonts w:eastAsiaTheme="minorEastAsia"/>
+        </w:rPr>
+        <w:t>4.4</w:t>
+      </w:r>
+      <w:r>
+        <w:rPr>
+          <w:rFonts w:asciiTheme="minorHAnsi" w:eastAsiaTheme="minorEastAsia" w:hAnsiTheme="minorHAnsi" w:cstheme="minorBidi"/>
+          <w:kern w:val="2"/>
+          <w:lang w:val="en-US" w:eastAsia="en-US" w:bidi="fa-IR"/>
+          <w14:ligatures w14:val="standardContextual"/>
+        </w:rPr>
+        <w:tab/>
+      </w:r>
+      <w:r>
+        <w:rPr>
+          <w:rFonts w:eastAsiaTheme="minorEastAsia"/>
+        </w:rPr>
+        <w:t>Oxygen Mass Flow and Life Support</w:t>
+      </w:r>
+      <w:r>
+        <w:tab/>
+      </w:r>
+      <w:r>
+        <w:fldChar w:fldCharType="begin"/>
+      </w:r>
+      <w:r>
+        <w:instrText xml:space="preserve"> PAGEREF _Toc225725618 \h </w:instrText>
+      </w:r>
+      <w:r>
+        <w:fldChar w:fldCharType="separate"/>
+      </w:r>
+      <w:r>
+        <w:t>18</w:t>
+      </w:r>
+      <w:r>
+        <w:fldChar w:fldCharType="end"/>
+      </w:r>
+    </w:p>
+    <w:p>
+      <w:pPr>
+        <w:pStyle w:val="TOC1"/>
+        <w:rPr>
+          <w:rFonts w:asciiTheme="minorHAnsi" w:eastAsiaTheme="minorEastAsia" w:hAnsiTheme="minorHAnsi" w:cstheme="minorBidi"/>
+          <w:kern w:val="2"/>
+          <w:lang w:val="en-US" w:eastAsia="en-US" w:bidi="fa-IR"/>
+          <w14:ligatures w14:val="standardContextual"/>
+        </w:rPr>
+      </w:pPr>
+      <w:r>
+        <w:rPr>
+          <w:rFonts w:eastAsiaTheme="minorEastAsia"/>
           <w:lang w:val="en-GB"/>
         </w:rPr>
         <w:t>Bibliography</w:t>
@@ -1318,13 +2008,13 @@
         <w:fldChar w:fldCharType="begin"/>
       </w:r>
       <w:r>
-        <w:instrText xml:space="preserve"> PAGEREF _Toc225009487 \h </w:instrText>
+        <w:instrText xml:space="preserve"> PAGEREF _Toc225725619 \h </w:instrText>
       </w:r>
       <w:r>
         <w:fldChar w:fldCharType="separate"/>
       </w:r>
       <w:r>
-        <w:t>13</w:t>
+        <w:t>20</w:t>
       </w:r>
       <w:r>
         <w:fldChar w:fldCharType="end"/>
@@ -1361,21 +2051,21 @@
         </w:rPr>
         <w:fldChar w:fldCharType="end"/>
       </w:r>
-      <w:bookmarkStart w:id="1" w:name="_Toc248216254"/>
-      <w:bookmarkStart w:id="2" w:name="_Toc152214217"/>
-      <w:bookmarkStart w:id="3" w:name="_Toc393270758"/>
-    </w:p>
-    <w:p>
-      <w:pPr>
-        <w:pStyle w:val="Heading2"/>
+      <w:bookmarkStart w:id="2" w:name="_Toc248216254"/>
+      <w:bookmarkStart w:id="3" w:name="_Toc152214217"/>
+      <w:bookmarkStart w:id="4" w:name="_Toc393270758"/>
+    </w:p>
+    <w:p>
+      <w:pPr>
+        <w:pStyle w:val="Heading1"/>
         <w:rPr>
           <w:rStyle w:val="Strong"/>
         </w:rPr>
       </w:pPr>
-      <w:bookmarkStart w:id="4" w:name="_Toc225009468"/>
-      <w:bookmarkEnd w:id="1"/>
+      <w:bookmarkStart w:id="5" w:name="_Toc225725589"/>
       <w:bookmarkEnd w:id="2"/>
       <w:bookmarkEnd w:id="3"/>
+      <w:bookmarkEnd w:id="4"/>
       <w:r>
         <w:rPr>
           <w:rStyle w:val="Strong"/>
@@ -1385,7 +2075,7 @@
         <w:lastRenderedPageBreak/>
         <w:t>Introduction</w:t>
       </w:r>
-      <w:bookmarkEnd w:id="4"/>
+      <w:bookmarkEnd w:id="5"/>
     </w:p>
     <w:p>
       <w:pPr>
@@ -1539,9 +2229,9 @@
     </w:p>
     <w:p>
       <w:pPr>
-        <w:pStyle w:val="Heading2"/>
-      </w:pPr>
-      <w:bookmarkStart w:id="5" w:name="_Toc225009469"/>
+        <w:pStyle w:val="Heading1"/>
+      </w:pPr>
+      <w:bookmarkStart w:id="6" w:name="_Toc225725590"/>
       <w:r>
         <w:rPr>
           <w:rStyle w:val="Strong"/>
@@ -1550,7 +2240,7 @@
         </w:rPr>
         <w:t>Methodology &amp; Simulation Architecture</w:t>
       </w:r>
-      <w:bookmarkEnd w:id="5"/>
+      <w:bookmarkEnd w:id="6"/>
     </w:p>
     <w:p>
       <w:pPr>
@@ -1586,10 +2276,10 @@
         </w:rPr>
         <w:lastRenderedPageBreak/>
         <w:drawing>
-          <wp:inline distT="0" distB="0" distL="0" distR="0" wp14:anchorId="3D166060" wp14:editId="33BB34BA">
-            <wp:extent cx="5760085" cy="3891915"/>
+          <wp:inline distT="0" distB="0" distL="0" distR="0" wp14:anchorId="1773451C" wp14:editId="1F261A03">
+            <wp:extent cx="5760085" cy="3608070"/>
             <wp:effectExtent l="0" t="0" r="0" b="0"/>
-            <wp:docPr id="994986291" name="Picture 1"/>
+            <wp:docPr id="2088192770" name="Picture 1"/>
             <wp:cNvGraphicFramePr>
               <a:graphicFrameLocks xmlns:a="http://schemas.openxmlformats.org/drawingml/2006/main" noChangeAspect="1"/>
             </wp:cNvGraphicFramePr>
@@ -1597,7 +2287,7 @@
               <a:graphicData uri="http://schemas.openxmlformats.org/drawingml/2006/picture">
                 <pic:pic xmlns:pic="http://schemas.openxmlformats.org/drawingml/2006/picture">
                   <pic:nvPicPr>
-                    <pic:cNvPr id="994986291" name=""/>
+                    <pic:cNvPr id="2088192770" name=""/>
                     <pic:cNvPicPr/>
                   </pic:nvPicPr>
                   <pic:blipFill>
@@ -1609,7 +2299,7 @@
                   <pic:spPr>
                     <a:xfrm>
                       <a:off x="0" y="0"/>
-                      <a:ext cx="5760085" cy="3891915"/>
+                      <a:ext cx="5760085" cy="3608070"/>
                     </a:xfrm>
                     <a:prstGeom prst="rect">
                       <a:avLst/>
@@ -1625,6 +2315,19 @@
     <w:p>
       <w:pPr>
         <w:pStyle w:val="Caption"/>
+        <w:rPr>
+          <w:lang w:eastAsia="en-US"/>
+        </w:rPr>
+      </w:pPr>
+      <w:r>
+        <w:rPr>
+          <w:lang w:eastAsia="en-US"/>
+        </w:rPr>
+        <w:t>Figure 1: System Dynamics Architecture of the Superfarm Digital Twin in AnyLogic.</w:t>
+      </w:r>
+    </w:p>
+    <w:p>
+      <w:pPr>
         <w:ind w:right="-1"/>
         <w:rPr>
           <w:lang w:val="en-US" w:eastAsia="en-US"/>
@@ -1634,7 +2337,7 @@
         <w:rPr>
           <w:lang w:val="en-US" w:eastAsia="en-US"/>
         </w:rPr>
-        <w:t xml:space="preserve">Figure 1: System Dynamics Architecture of the </w:t>
+        <w:t xml:space="preserve">To ensure a high-fidelity representation of the </w:t>
       </w:r>
       <w:proofErr w:type="spellStart"/>
       <w:r>
@@ -1648,160 +2351,118 @@
         <w:rPr>
           <w:lang w:val="en-US" w:eastAsia="en-US"/>
         </w:rPr>
-        <w:t xml:space="preserve"> Digital Twin in </w:t>
+        <w:t xml:space="preserve"> system, the model employs a multilayered modular design:</w:t>
+      </w:r>
+    </w:p>
+    <w:p>
+      <w:pPr>
+        <w:pStyle w:val="Heading2"/>
+      </w:pPr>
+      <w:bookmarkStart w:id="7" w:name="_Toc225725591"/>
+      <w:r>
+        <w:t>The Core: Electrolyzer Unit</w:t>
+      </w:r>
+      <w:bookmarkEnd w:id="7"/>
+    </w:p>
+    <w:p>
+      <w:pPr>
+        <w:ind w:right="-1"/>
+        <w:rPr>
+          <w:lang w:val="en-US" w:eastAsia="en-US"/>
+        </w:rPr>
+      </w:pPr>
+      <w:r>
+        <w:rPr>
+          <w:lang w:val="en-US" w:eastAsia="en-US"/>
+        </w:rPr>
+        <w:t xml:space="preserve">The </w:t>
       </w:r>
       <w:proofErr w:type="spellStart"/>
       <w:r>
         <w:rPr>
           <w:lang w:val="en-US" w:eastAsia="en-US"/>
         </w:rPr>
-        <w:t>AnyLogic</w:t>
+        <w:t>electrolyzer</w:t>
       </w:r>
       <w:proofErr w:type="spellEnd"/>
       <w:r>
         <w:rPr>
           <w:lang w:val="en-US" w:eastAsia="en-US"/>
         </w:rPr>
+        <w:t xml:space="preserve"> acts as the primary source node in the simulation. It takes electrical power input (</w:t>
+      </w:r>
+      <w:proofErr w:type="spellStart"/>
+      <w:r>
+        <w:rPr>
+          <w:lang w:val="en-US" w:eastAsia="en-US"/>
+        </w:rPr>
+        <w:t>P_Electrolyzer</w:t>
+      </w:r>
+      <w:proofErr w:type="spellEnd"/>
+      <w:r>
+        <w:rPr>
+          <w:lang w:val="en-US" w:eastAsia="en-US"/>
+        </w:rPr>
+        <w:t>) and, based on the reaction enthalpy (</w:t>
+      </w:r>
+      <w:proofErr w:type="spellStart"/>
+      <w:r>
+        <w:rPr>
+          <w:lang w:val="en-US" w:eastAsia="en-US"/>
+        </w:rPr>
+        <w:t>Delta_h</w:t>
+      </w:r>
+      <w:proofErr w:type="spellEnd"/>
+      <w:r>
+        <w:rPr>
+          <w:lang w:val="en-US" w:eastAsia="en-US"/>
+        </w:rPr>
+        <w:t>) and efficiency (</w:t>
+      </w:r>
+      <w:proofErr w:type="spellStart"/>
+      <w:r>
+        <w:rPr>
+          <w:lang w:val="en-US" w:eastAsia="en-US"/>
+        </w:rPr>
+        <w:t>Eff_Electrolyzer</w:t>
+      </w:r>
+      <w:proofErr w:type="spellEnd"/>
+      <w:r>
+        <w:rPr>
+          <w:lang w:val="en-US" w:eastAsia="en-US"/>
+        </w:rPr>
+        <w:t>), generates three simultaneous outputs: Hydrogen gas, Oxygen gas, and Dissipated Heat (</w:t>
+      </w:r>
+      <w:proofErr w:type="spellStart"/>
+      <w:r>
+        <w:rPr>
+          <w:lang w:val="en-US" w:eastAsia="en-US"/>
+        </w:rPr>
+        <w:t>Q_prod</w:t>
+      </w:r>
+      <w:proofErr w:type="spellEnd"/>
+      <w:r>
+        <w:rPr>
+          <w:lang w:val="en-US" w:eastAsia="en-US"/>
+        </w:rPr>
+        <w:t>)</w:t>
+      </w:r>
+      <w:r>
+        <w:rPr>
+          <w:lang w:val="en-US" w:eastAsia="en-US"/>
+        </w:rPr>
         <w:t>.</w:t>
       </w:r>
     </w:p>
     <w:p>
       <w:pPr>
-        <w:ind w:right="-1"/>
-        <w:rPr>
-          <w:lang w:val="en-US" w:eastAsia="en-US"/>
-        </w:rPr>
-      </w:pPr>
-      <w:r>
-        <w:rPr>
-          <w:lang w:val="en-US" w:eastAsia="en-US"/>
-        </w:rPr>
-        <w:t xml:space="preserve">To ensure a high-fidelity representation of the </w:t>
-      </w:r>
-      <w:proofErr w:type="spellStart"/>
-      <w:r>
-        <w:rPr>
-          <w:lang w:val="en-US" w:eastAsia="en-US"/>
-        </w:rPr>
-        <w:t>Superfarm</w:t>
-      </w:r>
-      <w:proofErr w:type="spellEnd"/>
-      <w:r>
-        <w:rPr>
-          <w:lang w:val="en-US" w:eastAsia="en-US"/>
-        </w:rPr>
-        <w:t xml:space="preserve"> system, the model employs a multilayered modular design:</w:t>
-      </w:r>
-    </w:p>
-    <w:p>
-      <w:pPr>
         <w:pStyle w:val="Heading2"/>
       </w:pPr>
-      <w:bookmarkStart w:id="6" w:name="_Toc225009470"/>
-      <w:r>
-        <w:t>The Core: Electrolyzer Unit</w:t>
-      </w:r>
-      <w:bookmarkEnd w:id="6"/>
-    </w:p>
-    <w:p>
-      <w:pPr>
-        <w:ind w:right="-1"/>
-        <w:rPr>
-          <w:lang w:val="en-US" w:eastAsia="en-US"/>
-        </w:rPr>
-      </w:pPr>
-      <w:r>
-        <w:rPr>
-          <w:lang w:val="en-US" w:eastAsia="en-US"/>
-        </w:rPr>
-        <w:t xml:space="preserve">The </w:t>
-      </w:r>
-      <w:proofErr w:type="spellStart"/>
-      <w:r>
-        <w:rPr>
-          <w:lang w:val="en-US" w:eastAsia="en-US"/>
-        </w:rPr>
-        <w:t>electrolyzer</w:t>
-      </w:r>
-      <w:proofErr w:type="spellEnd"/>
-      <w:r>
-        <w:rPr>
-          <w:lang w:val="en-US" w:eastAsia="en-US"/>
-        </w:rPr>
-        <w:t xml:space="preserve"> acts as the primary source node in the simulation. It takes electrical power input (</w:t>
-      </w:r>
-      <w:proofErr w:type="spellStart"/>
-      <w:r>
-        <w:rPr>
-          <w:lang w:val="en-US" w:eastAsia="en-US"/>
-        </w:rPr>
-        <w:t>P_Electrolyzer</w:t>
-      </w:r>
-      <w:proofErr w:type="spellEnd"/>
-      <w:r>
-        <w:rPr>
-          <w:lang w:val="en-US" w:eastAsia="en-US"/>
-        </w:rPr>
-        <w:t>) and, based on the reaction enthalpy (</w:t>
-      </w:r>
-      <w:proofErr w:type="spellStart"/>
-      <w:r>
-        <w:rPr>
-          <w:lang w:val="en-US" w:eastAsia="en-US"/>
-        </w:rPr>
-        <w:t>Delta_h</w:t>
-      </w:r>
-      <w:proofErr w:type="spellEnd"/>
-      <w:r>
-        <w:rPr>
-          <w:lang w:val="en-US" w:eastAsia="en-US"/>
-        </w:rPr>
-        <w:t>) and efficiency (</w:t>
-      </w:r>
-      <w:proofErr w:type="spellStart"/>
-      <w:r>
-        <w:rPr>
-          <w:lang w:val="en-US" w:eastAsia="en-US"/>
-        </w:rPr>
-        <w:t>Eff_Electrolyzer</w:t>
-      </w:r>
-      <w:proofErr w:type="spellEnd"/>
-      <w:r>
-        <w:rPr>
-          <w:lang w:val="en-US" w:eastAsia="en-US"/>
-        </w:rPr>
-        <w:t>), generates three simultaneous outputs: Hydrogen gas, Oxygen gas, and Dissipated Heat (</w:t>
-      </w:r>
-      <w:proofErr w:type="spellStart"/>
-      <w:r>
-        <w:rPr>
-          <w:lang w:val="en-US" w:eastAsia="en-US"/>
-        </w:rPr>
-        <w:t>Q_prod</w:t>
-      </w:r>
-      <w:proofErr w:type="spellEnd"/>
-      <w:r>
-        <w:rPr>
-          <w:lang w:val="en-US" w:eastAsia="en-US"/>
-        </w:rPr>
-        <w:t>)</w:t>
-      </w:r>
-      <w:r>
-        <w:rPr>
-          <w:lang w:val="en-US" w:eastAsia="en-US"/>
-        </w:rPr>
-        <w:t>.</w:t>
-      </w:r>
-      <w:bookmarkStart w:id="7" w:name="_Toc225009471"/>
-    </w:p>
-    <w:p>
-      <w:pPr>
-        <w:pStyle w:val="Heading2"/>
-      </w:pPr>
+      <w:bookmarkStart w:id="8" w:name="_Toc225725592"/>
       <w:r>
         <w:t>Mass Flow Systems (Hydrogen &amp; Oxygen)</w:t>
       </w:r>
-      <w:bookmarkEnd w:id="7"/>
+      <w:bookmarkEnd w:id="8"/>
     </w:p>
     <w:p>
       <w:pPr>
@@ -1864,62 +2525,68 @@
         <w:rPr>
           <w:lang w:val="en-US" w:eastAsia="en-US"/>
         </w:rPr>
+        <w:t xml:space="preserve">Oxygen Symbiosis: </w:t>
+      </w:r>
+      <w:r>
+        <w:rPr>
+          <w:lang w:val="en-US" w:eastAsia="en-US"/>
+        </w:rPr>
+        <w:t>Instead of venting, the oxygen produced (O2_prod) accumulated in the buffer</w:t>
+      </w:r>
+      <w:r>
+        <w:rPr>
+          <w:lang w:val="en-US" w:eastAsia="en-US"/>
+        </w:rPr>
+        <w:t xml:space="preserve"> (</w:t>
+      </w:r>
+      <w:r>
+        <w:rPr>
+          <w:lang w:val="en-US" w:eastAsia="en-US"/>
+        </w:rPr>
+        <w:t>O2_store</w:t>
+      </w:r>
+      <w:r>
+        <w:rPr>
+          <w:lang w:val="en-US" w:eastAsia="en-US"/>
+        </w:rPr>
+        <w:t>)</w:t>
+      </w:r>
+      <w:r>
+        <w:rPr>
+          <w:lang w:val="en-US" w:eastAsia="en-US"/>
+        </w:rPr>
+        <w:t xml:space="preserve">. It is then regulated through </w:t>
+      </w:r>
+      <w:r>
+        <w:rPr>
+          <w:lang w:val="en-US" w:eastAsia="en-US"/>
+        </w:rPr>
+        <w:t>a flow (</w:t>
+      </w:r>
+      <w:r>
+        <w:rPr>
+          <w:lang w:val="en-US" w:eastAsia="en-US"/>
+        </w:rPr>
+        <w:t>O2_tank_in</w:t>
+      </w:r>
+      <w:r>
+        <w:rPr>
+          <w:lang w:val="en-US" w:eastAsia="en-US"/>
+        </w:rPr>
+        <w:t>)</w:t>
+      </w:r>
+      <w:r>
+        <w:rPr>
+          <w:lang w:val="en-US" w:eastAsia="en-US"/>
+        </w:rPr>
+        <w:t xml:space="preserve"> to maintain </w:t>
+      </w:r>
+      <w:r>
+        <w:rPr>
+          <w:lang w:val="en-US" w:eastAsia="en-US"/>
+        </w:rPr>
         <w:lastRenderedPageBreak/>
-        <w:t xml:space="preserve">Oxygen Symbiosis: </w:t>
-      </w:r>
-      <w:r>
-        <w:rPr>
-          <w:lang w:val="en-US" w:eastAsia="en-US"/>
-        </w:rPr>
-        <w:t>Instead of venting, the oxygen produced (O2_prod) accumulated in the buffer</w:t>
-      </w:r>
-      <w:r>
-        <w:rPr>
-          <w:lang w:val="en-US" w:eastAsia="en-US"/>
-        </w:rPr>
-        <w:t xml:space="preserve"> (</w:t>
-      </w:r>
-      <w:r>
-        <w:rPr>
-          <w:lang w:val="en-US" w:eastAsia="en-US"/>
-        </w:rPr>
-        <w:t>O2_store</w:t>
-      </w:r>
-      <w:r>
-        <w:rPr>
-          <w:lang w:val="en-US" w:eastAsia="en-US"/>
-        </w:rPr>
-        <w:t>)</w:t>
-      </w:r>
-      <w:r>
-        <w:rPr>
-          <w:lang w:val="en-US" w:eastAsia="en-US"/>
-        </w:rPr>
-        <w:t xml:space="preserve">. It is then regulated through </w:t>
-      </w:r>
-      <w:r>
-        <w:rPr>
-          <w:lang w:val="en-US" w:eastAsia="en-US"/>
-        </w:rPr>
-        <w:t>a flow (</w:t>
-      </w:r>
-      <w:r>
-        <w:rPr>
-          <w:lang w:val="en-US" w:eastAsia="en-US"/>
-        </w:rPr>
-        <w:t>O2_tank_in</w:t>
-      </w:r>
-      <w:r>
-        <w:rPr>
-          <w:lang w:val="en-US" w:eastAsia="en-US"/>
-        </w:rPr>
-        <w:t>)</w:t>
-      </w:r>
-      <w:r>
-        <w:rPr>
-          <w:lang w:val="en-US" w:eastAsia="en-US"/>
-        </w:rPr>
-        <w:t xml:space="preserve"> to maintain the </w:t>
+        <w:t xml:space="preserve">the </w:t>
       </w:r>
       <w:r>
         <w:rPr>
@@ -2017,14 +2684,14 @@
       <w:pPr>
         <w:pStyle w:val="Heading2"/>
       </w:pPr>
-      <w:bookmarkStart w:id="8" w:name="_Toc225009472"/>
+      <w:bookmarkStart w:id="9" w:name="_Toc225725593"/>
       <w:r>
         <w:t xml:space="preserve">Thermal Recovery &amp; </w:t>
       </w:r>
       <w:r>
         <w:t>Distribution</w:t>
       </w:r>
-      <w:bookmarkEnd w:id="8"/>
+      <w:bookmarkEnd w:id="9"/>
     </w:p>
     <w:p>
       <w:pPr>
@@ -2422,65 +3089,67 @@
     </w:p>
     <w:p>
       <w:pPr>
+        <w:pStyle w:val="Heading1"/>
+      </w:pPr>
+      <w:bookmarkStart w:id="10" w:name="_Toc225725594"/>
+      <w:r>
+        <w:t>Model Parameters and Logic</w:t>
+      </w:r>
+      <w:bookmarkEnd w:id="10"/>
+    </w:p>
+    <w:p>
+      <w:pPr>
+        <w:ind w:right="-1"/>
+        <w:rPr>
+          <w:lang w:val="en-GB"/>
+        </w:rPr>
+      </w:pPr>
+      <w:r>
+        <w:rPr>
+          <w:lang w:val="en-US" w:eastAsia="en-US"/>
+        </w:rPr>
+        <w:t xml:space="preserve">The model is of a hypothetical hydrogen plant with PEM </w:t>
+      </w:r>
+      <w:proofErr w:type="spellStart"/>
+      <w:r>
+        <w:rPr>
+          <w:lang w:val="en-US" w:eastAsia="en-US"/>
+        </w:rPr>
+        <w:t>electrolyzers</w:t>
+      </w:r>
+      <w:proofErr w:type="spellEnd"/>
+      <w:r>
+        <w:rPr>
+          <w:lang w:val="en-US" w:eastAsia="en-US"/>
+        </w:rPr>
+        <w:t xml:space="preserve">. The power for plant operation comes from an islanded wind farm with a similar capacity. It is assumed that the heat output of the </w:t>
+      </w:r>
+      <w:proofErr w:type="spellStart"/>
+      <w:r>
+        <w:rPr>
+          <w:lang w:val="en-US" w:eastAsia="en-US"/>
+        </w:rPr>
+        <w:t>electrolyzer</w:t>
+      </w:r>
+      <w:proofErr w:type="spellEnd"/>
+      <w:r>
+        <w:rPr>
+          <w:lang w:val="en-US" w:eastAsia="en-US"/>
+        </w:rPr>
+        <w:t xml:space="preserve"> is very large compared with the oxygen output. Therefore, the fish farm is sized first, based on the oxygen output, and the greenhouse is sized based on the heat remaining after the fish farm demand has been calculated</w:t>
+      </w:r>
+      <w:r>
+        <w:rPr>
+          <w:lang w:val="en-US" w:eastAsia="en-US"/>
+        </w:rPr>
+        <w:t>.</w:t>
+      </w:r>
+    </w:p>
+    <w:p>
+      <w:pPr>
         <w:pStyle w:val="Heading2"/>
       </w:pPr>
-      <w:r>
-        <w:t>Model Parameters and Logic</w:t>
-      </w:r>
-    </w:p>
-    <w:p>
-      <w:pPr>
-        <w:ind w:right="-1"/>
-        <w:rPr>
-          <w:lang w:val="en-GB"/>
-        </w:rPr>
-      </w:pPr>
-      <w:r>
-        <w:rPr>
-          <w:lang w:val="en-US" w:eastAsia="en-US"/>
-        </w:rPr>
-        <w:t xml:space="preserve">The model is of a hypothetical hydrogen plant with PEM </w:t>
-      </w:r>
-      <w:proofErr w:type="spellStart"/>
-      <w:r>
-        <w:rPr>
-          <w:lang w:val="en-US" w:eastAsia="en-US"/>
-        </w:rPr>
-        <w:t>electrolyzers</w:t>
-      </w:r>
-      <w:proofErr w:type="spellEnd"/>
-      <w:r>
-        <w:rPr>
-          <w:lang w:val="en-US" w:eastAsia="en-US"/>
-        </w:rPr>
-        <w:t xml:space="preserve">. The power for plant operation comes from an islanded wind farm with a similar capacity. It is assumed that the heat output of the </w:t>
-      </w:r>
-      <w:proofErr w:type="spellStart"/>
-      <w:r>
-        <w:rPr>
-          <w:lang w:val="en-US" w:eastAsia="en-US"/>
-        </w:rPr>
-        <w:t>electrolyzer</w:t>
-      </w:r>
-      <w:proofErr w:type="spellEnd"/>
-      <w:r>
-        <w:rPr>
-          <w:lang w:val="en-US" w:eastAsia="en-US"/>
-        </w:rPr>
-        <w:t xml:space="preserve"> is very large compared with the oxygen output. Therefore, the fish farm is sized first, based on the oxygen output, and the greenhouse is sized based on the heat remaining after the fish farm demand has been calculated</w:t>
-      </w:r>
-      <w:r>
-        <w:rPr>
-          <w:lang w:val="en-US" w:eastAsia="en-US"/>
-        </w:rPr>
-        <w:t>.</w:t>
-      </w:r>
-    </w:p>
-    <w:p>
-      <w:pPr>
-        <w:pStyle w:val="Heading2"/>
-      </w:pPr>
-      <w:bookmarkStart w:id="9" w:name="_Toc225009474"/>
+      <w:bookmarkStart w:id="11" w:name="_Toc225725595"/>
       <w:r>
         <w:lastRenderedPageBreak/>
         <w:t>Wind Farm (</w:t>
@@ -2493,7 +3162,7 @@
       <w:r>
         <w:t>)</w:t>
       </w:r>
-      <w:bookmarkEnd w:id="9"/>
+      <w:bookmarkEnd w:id="11"/>
     </w:p>
     <w:p>
       <w:pPr>
@@ -2913,7 +3582,7 @@
           <w:bCs/>
         </w:rPr>
       </w:pPr>
-      <w:bookmarkStart w:id="10" w:name="_Toc225009475"/>
+      <w:bookmarkStart w:id="12" w:name="_Toc225725596"/>
       <w:r>
         <w:rPr>
           <w:rStyle w:val="Strong"/>
@@ -2922,25 +3591,20 @@
         </w:rPr>
         <w:t>Fish Farm Design</w:t>
       </w:r>
-      <w:bookmarkEnd w:id="10"/>
+      <w:bookmarkEnd w:id="12"/>
     </w:p>
     <w:p>
       <w:pPr>
         <w:pStyle w:val="Heading3"/>
-        <w:numPr>
-          <w:ilvl w:val="0"/>
-          <w:numId w:val="0"/>
-        </w:numPr>
-        <w:ind w:left="624" w:hanging="624"/>
-      </w:pPr>
-      <w:bookmarkStart w:id="11" w:name="_Toc225009476"/>
+      </w:pPr>
+      <w:bookmarkStart w:id="13" w:name="_Toc225725597"/>
       <w:r>
         <w:rPr>
           <w:rStyle w:val="Strong"/>
           <w:b/>
           <w:bCs/>
         </w:rPr>
-        <w:t xml:space="preserve">Sizing the </w:t>
+        <w:t>Sizing</w:t>
       </w:r>
       <w:r>
         <w:rPr>
@@ -2948,7 +3612,7 @@
           <w:b/>
           <w:bCs/>
         </w:rPr>
-        <w:t xml:space="preserve">Fish </w:t>
+        <w:t xml:space="preserve"> the </w:t>
       </w:r>
       <w:r>
         <w:rPr>
@@ -2956,9 +3620,17 @@
           <w:b/>
           <w:bCs/>
         </w:rPr>
+        <w:t xml:space="preserve">Fish </w:t>
+      </w:r>
+      <w:r>
+        <w:rPr>
+          <w:rStyle w:val="Strong"/>
+          <w:b/>
+          <w:bCs/>
+        </w:rPr>
         <w:t>Tank</w:t>
       </w:r>
-      <w:bookmarkEnd w:id="11"/>
+      <w:bookmarkEnd w:id="13"/>
     </w:p>
     <w:p>
       <w:pPr>
@@ -3761,7 +4433,13 @@
             <w:rPr>
               <w:rFonts w:ascii="Cambria Math" w:eastAsiaTheme="minorEastAsia" w:hAnsi="Cambria Math"/>
             </w:rPr>
-            <m:t>*0.5=</m:t>
+            <m:t>*</m:t>
+          </m:r>
+          <m:r>
+            <w:rPr>
+              <w:rFonts w:ascii="Cambria Math" w:eastAsiaTheme="minorEastAsia" w:hAnsi="Cambria Math"/>
+            </w:rPr>
+            <m:t>0.5=</m:t>
           </m:r>
           <m:sSub>
             <m:sSubPr>
@@ -3813,7 +4491,55 @@
             <w:rPr>
               <w:rFonts w:ascii="Cambria Math" w:eastAsiaTheme="minorEastAsia" w:hAnsi="Cambria Math"/>
             </w:rPr>
-            <m:t xml:space="preserve">=5754.97 mol/hr=184.16 kg/hr </m:t>
+            <m:t xml:space="preserve">=5754.97 </m:t>
+          </m:r>
+          <m:r>
+            <w:rPr>
+              <w:rFonts w:ascii="Cambria Math" w:eastAsiaTheme="minorEastAsia" w:hAnsi="Cambria Math"/>
+            </w:rPr>
+            <m:t>mol</m:t>
+          </m:r>
+          <m:r>
+            <w:rPr>
+              <w:rFonts w:ascii="Cambria Math" w:eastAsiaTheme="minorEastAsia" w:hAnsi="Cambria Math"/>
+            </w:rPr>
+            <m:t>/h</m:t>
+          </m:r>
+          <m:r>
+            <w:rPr>
+              <w:rFonts w:ascii="Cambria Math" w:eastAsiaTheme="minorEastAsia" w:hAnsi="Cambria Math"/>
+            </w:rPr>
+            <m:t>r</m:t>
+          </m:r>
+          <m:r>
+            <w:rPr>
+              <w:rFonts w:ascii="Cambria Math" w:eastAsiaTheme="minorEastAsia" w:hAnsi="Cambria Math"/>
+            </w:rPr>
+            <m:t xml:space="preserve">=184.16 </m:t>
+          </m:r>
+          <m:r>
+            <w:rPr>
+              <w:rFonts w:ascii="Cambria Math" w:eastAsiaTheme="minorEastAsia" w:hAnsi="Cambria Math"/>
+            </w:rPr>
+            <m:t>kg</m:t>
+          </m:r>
+          <m:r>
+            <w:rPr>
+              <w:rFonts w:ascii="Cambria Math" w:eastAsiaTheme="minorEastAsia" w:hAnsi="Cambria Math"/>
+            </w:rPr>
+            <m:t>/h</m:t>
+          </m:r>
+          <m:r>
+            <w:rPr>
+              <w:rFonts w:ascii="Cambria Math" w:eastAsiaTheme="minorEastAsia" w:hAnsi="Cambria Math"/>
+            </w:rPr>
+            <m:t>r</m:t>
+          </m:r>
+          <m:r>
+            <w:rPr>
+              <w:rFonts w:ascii="Cambria Math" w:eastAsiaTheme="minorEastAsia" w:hAnsi="Cambria Math"/>
+            </w:rPr>
+            <m:t xml:space="preserve"> </m:t>
           </m:r>
         </m:oMath>
       </m:oMathPara>
@@ -3978,7 +4704,13 @@
                 <w:rPr>
                   <w:rFonts w:ascii="Cambria Math" w:eastAsiaTheme="minorEastAsia" w:hAnsi="Cambria Math"/>
                 </w:rPr>
-                <m:t>fish</m:t>
+                <m:t>fis</m:t>
+              </m:r>
+              <m:r>
+                <w:rPr>
+                  <w:rFonts w:ascii="Cambria Math" w:eastAsiaTheme="minorEastAsia" w:hAnsi="Cambria Math"/>
+                </w:rPr>
+                <m:t>h</m:t>
               </m:r>
             </m:sub>
           </m:sSub>
@@ -3986,7 +4718,25 @@
             <w:rPr>
               <w:rFonts w:ascii="Cambria Math" w:eastAsiaTheme="minorEastAsia" w:hAnsi="Cambria Math"/>
             </w:rPr>
-            <m:t>=526 171.43 kg=526.17 t</m:t>
+            <m:t xml:space="preserve">=526 171.43 </m:t>
+          </m:r>
+          <m:r>
+            <w:rPr>
+              <w:rFonts w:ascii="Cambria Math" w:eastAsiaTheme="minorEastAsia" w:hAnsi="Cambria Math"/>
+            </w:rPr>
+            <m:t>kg</m:t>
+          </m:r>
+          <m:r>
+            <w:rPr>
+              <w:rFonts w:ascii="Cambria Math" w:eastAsiaTheme="minorEastAsia" w:hAnsi="Cambria Math"/>
+            </w:rPr>
+            <m:t xml:space="preserve">=526.17 </m:t>
+          </m:r>
+          <m:r>
+            <w:rPr>
+              <w:rFonts w:ascii="Cambria Math" w:eastAsiaTheme="minorEastAsia" w:hAnsi="Cambria Math"/>
+            </w:rPr>
+            <m:t>t</m:t>
           </m:r>
         </m:oMath>
       </m:oMathPara>
@@ -4049,7 +4799,13 @@
                     <w:rPr>
                       <w:rFonts w:ascii="Cambria Math" w:eastAsiaTheme="minorEastAsia" w:hAnsi="Cambria Math"/>
                     </w:rPr>
-                    <m:t>fish</m:t>
+                    <m:t>fis</m:t>
+                  </m:r>
+                  <m:r>
+                    <w:rPr>
+                      <w:rFonts w:ascii="Cambria Math" w:eastAsiaTheme="minorEastAsia" w:hAnsi="Cambria Math"/>
+                    </w:rPr>
+                    <m:t>h</m:t>
                   </m:r>
                 </m:sub>
               </m:sSub>
@@ -4067,7 +4823,13 @@
             <w:rPr>
               <w:rFonts w:ascii="Cambria Math" w:eastAsiaTheme="minorEastAsia" w:hAnsi="Cambria Math"/>
             </w:rPr>
-            <m:t>*100=</m:t>
+            <m:t>*</m:t>
+          </m:r>
+          <m:r>
+            <w:rPr>
+              <w:rFonts w:ascii="Cambria Math" w:eastAsiaTheme="minorEastAsia" w:hAnsi="Cambria Math"/>
+            </w:rPr>
+            <m:t>100=</m:t>
           </m:r>
           <m:sSub>
             <m:sSubPr>
@@ -4174,18 +4936,13 @@
     <w:p>
       <w:pPr>
         <w:pStyle w:val="Heading3"/>
-        <w:numPr>
-          <w:ilvl w:val="0"/>
-          <w:numId w:val="0"/>
-        </w:numPr>
-        <w:ind w:right="-1"/>
         <w:rPr>
           <w:rStyle w:val="Strong"/>
           <w:b/>
           <w:bCs/>
         </w:rPr>
       </w:pPr>
-      <w:bookmarkStart w:id="12" w:name="_Toc225009477"/>
+      <w:bookmarkStart w:id="14" w:name="_Toc225725598"/>
       <w:r>
         <w:rPr>
           <w:rStyle w:val="Strong"/>
@@ -4202,7 +4959,7 @@
         </w:rPr>
         <w:t>Tank Heat Losses</w:t>
       </w:r>
-      <w:bookmarkEnd w:id="12"/>
+      <w:bookmarkEnd w:id="14"/>
     </w:p>
     <w:p>
       <w:pPr>
@@ -5041,9 +5798,11 @@
       <w:pPr>
         <w:pStyle w:val="Heading2"/>
       </w:pPr>
+      <w:bookmarkStart w:id="15" w:name="_Toc225725599"/>
       <w:r>
         <w:t>Vertical Farm Design</w:t>
       </w:r>
+      <w:bookmarkEnd w:id="15"/>
     </w:p>
     <w:p>
       <w:pPr>
@@ -5757,7 +6516,6 @@
         </w:rPr>
         <w:fldChar w:fldCharType="end"/>
       </w:r>
-      <w:bookmarkStart w:id="13" w:name="_Toc225009478"/>
     </w:p>
     <w:p>
       <w:pPr>
@@ -5888,7 +6646,35 @@
                   <w:rFonts w:ascii="Cambria Math" w:hAnsi="Cambria Math"/>
                   <w:lang w:val="en-GB" w:eastAsia="en-US"/>
                 </w:rPr>
-                <m:t>diss_greenhouse</m:t>
+                <m:t>diss</m:t>
+              </m:r>
+              <m:r>
+                <w:rPr>
+                  <w:rFonts w:ascii="Cambria Math" w:hAnsi="Cambria Math"/>
+                  <w:lang w:val="en-GB" w:eastAsia="en-US"/>
+                </w:rPr>
+                <m:t>_</m:t>
+              </m:r>
+              <m:r>
+                <w:rPr>
+                  <w:rFonts w:ascii="Cambria Math" w:hAnsi="Cambria Math"/>
+                  <w:lang w:val="en-GB" w:eastAsia="en-US"/>
+                </w:rPr>
+                <m:t>green</m:t>
+              </m:r>
+              <m:r>
+                <w:rPr>
+                  <w:rFonts w:ascii="Cambria Math" w:hAnsi="Cambria Math"/>
+                  <w:lang w:val="en-GB" w:eastAsia="en-US"/>
+                </w:rPr>
+                <m:t>h</m:t>
+              </m:r>
+              <m:r>
+                <w:rPr>
+                  <w:rFonts w:ascii="Cambria Math" w:hAnsi="Cambria Math"/>
+                  <w:lang w:val="en-GB" w:eastAsia="en-US"/>
+                </w:rPr>
+                <m:t>ouse</m:t>
               </m:r>
             </m:sub>
           </m:sSub>
@@ -5944,7 +6730,14 @@
                   <w:rFonts w:ascii="Cambria Math" w:hAnsi="Cambria Math"/>
                   <w:lang w:val="en-GB" w:eastAsia="en-US"/>
                 </w:rPr>
-                <m:t>-Q</m:t>
+                <m:t>-</m:t>
+              </m:r>
+              <m:r>
+                <w:rPr>
+                  <w:rFonts w:ascii="Cambria Math" w:hAnsi="Cambria Math"/>
+                  <w:lang w:val="en-GB" w:eastAsia="en-US"/>
+                </w:rPr>
+                <m:t>Q</m:t>
               </m:r>
             </m:e>
             <m:sub>
@@ -5953,7 +6746,21 @@
                   <w:rFonts w:ascii="Cambria Math" w:hAnsi="Cambria Math"/>
                   <w:lang w:val="en-GB" w:eastAsia="en-US"/>
                 </w:rPr>
-                <m:t>diss,_tank</m:t>
+                <m:t>diss</m:t>
+              </m:r>
+              <m:r>
+                <w:rPr>
+                  <w:rFonts w:ascii="Cambria Math" w:hAnsi="Cambria Math"/>
+                  <w:lang w:val="en-GB" w:eastAsia="en-US"/>
+                </w:rPr>
+                <m:t>,_</m:t>
+              </m:r>
+              <m:r>
+                <w:rPr>
+                  <w:rFonts w:ascii="Cambria Math" w:hAnsi="Cambria Math"/>
+                  <w:lang w:val="en-GB" w:eastAsia="en-US"/>
+                </w:rPr>
+                <m:t>tank</m:t>
               </m:r>
             </m:sub>
           </m:sSub>
@@ -5962,7 +6769,14 @@
               <w:rFonts w:ascii="Cambria Math" w:hAnsi="Cambria Math"/>
               <w:lang w:val="en-GB" w:eastAsia="en-US"/>
             </w:rPr>
-            <m:t>≈0.258 MW</m:t>
+            <m:t xml:space="preserve">≈0.258 </m:t>
+          </m:r>
+          <m:r>
+            <w:rPr>
+              <w:rFonts w:ascii="Cambria Math" w:hAnsi="Cambria Math"/>
+              <w:lang w:val="en-GB" w:eastAsia="en-US"/>
+            </w:rPr>
+            <m:t>MW</m:t>
           </m:r>
         </m:oMath>
       </m:oMathPara>
@@ -6121,7 +6935,21 @@
                   <w:rFonts w:ascii="Cambria Math" w:hAnsi="Cambria Math"/>
                   <w:lang w:val="en-GB" w:eastAsia="en-US"/>
                 </w:rPr>
-                <m:t>greenhouse</m:t>
+                <m:t>green</m:t>
+              </m:r>
+              <m:r>
+                <w:rPr>
+                  <w:rFonts w:ascii="Cambria Math" w:hAnsi="Cambria Math"/>
+                  <w:lang w:val="en-GB" w:eastAsia="en-US"/>
+                </w:rPr>
+                <m:t>h</m:t>
+              </m:r>
+              <m:r>
+                <w:rPr>
+                  <w:rFonts w:ascii="Cambria Math" w:hAnsi="Cambria Math"/>
+                  <w:lang w:val="en-GB" w:eastAsia="en-US"/>
+                </w:rPr>
+                <m:t>ouse</m:t>
               </m:r>
             </m:sub>
           </m:sSub>
@@ -6168,7 +6996,35 @@
                       <w:rFonts w:ascii="Cambria Math" w:hAnsi="Cambria Math"/>
                       <w:lang w:val="en-GB" w:eastAsia="en-US"/>
                     </w:rPr>
-                    <m:t>diss, greenhouse</m:t>
+                    <m:t>diss</m:t>
+                  </m:r>
+                  <m:r>
+                    <w:rPr>
+                      <w:rFonts w:ascii="Cambria Math" w:hAnsi="Cambria Math"/>
+                      <w:lang w:val="en-GB" w:eastAsia="en-US"/>
+                    </w:rPr>
+                    <m:t xml:space="preserve">, </m:t>
+                  </m:r>
+                  <m:r>
+                    <w:rPr>
+                      <w:rFonts w:ascii="Cambria Math" w:hAnsi="Cambria Math"/>
+                      <w:lang w:val="en-GB" w:eastAsia="en-US"/>
+                    </w:rPr>
+                    <m:t>green</m:t>
+                  </m:r>
+                  <m:r>
+                    <w:rPr>
+                      <w:rFonts w:ascii="Cambria Math" w:hAnsi="Cambria Math"/>
+                      <w:lang w:val="en-GB" w:eastAsia="en-US"/>
+                    </w:rPr>
+                    <m:t>h</m:t>
+                  </m:r>
+                  <m:r>
+                    <w:rPr>
+                      <w:rFonts w:ascii="Cambria Math" w:hAnsi="Cambria Math"/>
+                      <w:lang w:val="en-GB" w:eastAsia="en-US"/>
+                    </w:rPr>
+                    <m:t>ouse</m:t>
                   </m:r>
                 </m:sub>
               </m:sSub>
@@ -6179,7 +7035,21 @@
                   <w:rFonts w:ascii="Cambria Math" w:hAnsi="Cambria Math"/>
                   <w:lang w:val="en-GB" w:eastAsia="en-US"/>
                 </w:rPr>
-                <m:t>U⋅dT</m:t>
+                <m:t>U</m:t>
+              </m:r>
+              <m:r>
+                <w:rPr>
+                  <w:rFonts w:ascii="Cambria Math" w:hAnsi="Cambria Math"/>
+                  <w:lang w:val="en-GB" w:eastAsia="en-US"/>
+                </w:rPr>
+                <m:t>⋅</m:t>
+              </m:r>
+              <m:r>
+                <w:rPr>
+                  <w:rFonts w:ascii="Cambria Math" w:hAnsi="Cambria Math"/>
+                  <w:lang w:val="en-GB" w:eastAsia="en-US"/>
+                </w:rPr>
+                <m:t>dT</m:t>
               </m:r>
             </m:den>
           </m:f>
@@ -6773,9 +7643,11 @@
       <w:pPr>
         <w:pStyle w:val="Heading2"/>
       </w:pPr>
+      <w:bookmarkStart w:id="16" w:name="_Toc225725600"/>
       <w:r>
         <w:t>Control Strategy Heat</w:t>
       </w:r>
+      <w:bookmarkEnd w:id="16"/>
     </w:p>
     <w:p>
       <w:pPr>
@@ -7138,9 +8010,11 @@
       <w:pPr>
         <w:pStyle w:val="Heading2"/>
       </w:pPr>
+      <w:bookmarkStart w:id="17" w:name="_Toc225725601"/>
       <w:r>
         <w:t>Control Strategy Oxygen</w:t>
       </w:r>
+      <w:bookmarkEnd w:id="17"/>
     </w:p>
     <w:p>
       <w:pPr>
@@ -7584,10 +8458,12 @@
       <w:pPr>
         <w:pStyle w:val="Heading2"/>
       </w:pPr>
+      <w:bookmarkStart w:id="18" w:name="_Toc225725602"/>
       <w:r>
         <w:lastRenderedPageBreak/>
         <w:t>Storage Tanks</w:t>
       </w:r>
+      <w:bookmarkEnd w:id="18"/>
     </w:p>
     <w:p>
       <w:pPr>
@@ -7694,10 +8570,11 @@
       <w:pPr>
         <w:pStyle w:val="Heading2"/>
       </w:pPr>
+      <w:bookmarkStart w:id="19" w:name="_Toc225725603"/>
       <w:r>
         <w:t>Parameters</w:t>
       </w:r>
-      <w:bookmarkEnd w:id="13"/>
+      <w:bookmarkEnd w:id="19"/>
     </w:p>
     <w:tbl>
       <w:tblPr>
@@ -8914,6 +9791,7 @@
           <w:rFonts w:ascii="Calibri" w:hAnsi="Calibri" w:cs="Calibri"/>
         </w:rPr>
       </w:pPr>
+      <w:bookmarkStart w:id="20" w:name="_Toc225725604"/>
       <w:r>
         <w:rPr>
           <w:rStyle w:val="Heading2Char"/>
@@ -8922,6 +9800,7 @@
         </w:rPr>
         <w:t>Stocks</w:t>
       </w:r>
+      <w:bookmarkEnd w:id="20"/>
     </w:p>
     <w:tbl>
       <w:tblPr>
@@ -9446,9 +10325,11 @@
           <w:rFonts w:ascii="Calibri" w:hAnsi="Calibri" w:cs="Calibri"/>
         </w:rPr>
       </w:pPr>
+      <w:bookmarkStart w:id="21" w:name="_Toc225725605"/>
       <w:r>
         <w:t>Flows</w:t>
       </w:r>
+      <w:bookmarkEnd w:id="21"/>
     </w:p>
     <w:tbl>
       <w:tblPr>
@@ -10244,6 +11125,7 @@
     <w:p>
       <w:pPr>
         <w:ind w:right="-1"/>
+        <w:jc w:val="center"/>
         <w:rPr>
           <w:rFonts w:asciiTheme="majorHAnsi" w:eastAsiaTheme="majorEastAsia" w:hAnsiTheme="majorHAnsi" w:cstheme="majorBidi"/>
           <w:color w:val="365F91" w:themeColor="accent1" w:themeShade="BF"/>
@@ -10253,17 +11135,13 @@
       </w:pPr>
       <w:r>
         <w:rPr>
-          <w:rFonts w:asciiTheme="majorHAnsi" w:eastAsiaTheme="majorEastAsia" w:hAnsiTheme="majorHAnsi" w:cstheme="majorBidi"/>
           <w:noProof/>
-          <w:color w:val="365F91" w:themeColor="accent1" w:themeShade="BF"/>
-          <w:sz w:val="32"/>
-          <w:szCs w:val="32"/>
         </w:rPr>
         <w:drawing>
-          <wp:inline distT="0" distB="0" distL="0" distR="0" wp14:anchorId="41237A98" wp14:editId="0922E739">
-            <wp:extent cx="5731510" cy="6144260"/>
-            <wp:effectExtent l="0" t="0" r="2540" b="8890"/>
-            <wp:docPr id="222683927" name="Grafik 2"/>
+          <wp:inline distT="0" distB="0" distL="0" distR="0" wp14:anchorId="24AED3E2" wp14:editId="7281ECEA">
+            <wp:extent cx="4107180" cy="5090160"/>
+            <wp:effectExtent l="0" t="0" r="7620" b="0"/>
+            <wp:docPr id="1170279982" name="Picture 1"/>
             <wp:cNvGraphicFramePr>
               <a:graphicFrameLocks xmlns:a="http://schemas.openxmlformats.org/drawingml/2006/main" noChangeAspect="1"/>
             </wp:cNvGraphicFramePr>
@@ -10271,29 +11149,36 @@
               <a:graphicData uri="http://schemas.openxmlformats.org/drawingml/2006/picture">
                 <pic:pic xmlns:pic="http://schemas.openxmlformats.org/drawingml/2006/picture">
                   <pic:nvPicPr>
-                    <pic:cNvPr id="222683927" name="Grafik 222683927"/>
-                    <pic:cNvPicPr/>
+                    <pic:cNvPr id="0" name="Picture 1"/>
+                    <pic:cNvPicPr>
+                      <a:picLocks noChangeAspect="1" noChangeArrowheads="1"/>
+                    </pic:cNvPicPr>
                   </pic:nvPicPr>
                   <pic:blipFill>
-                    <a:blip r:embed="rId12">
+                    <a:blip r:embed="rId12" cstate="print">
                       <a:extLst>
                         <a:ext uri="{28A0092B-C50C-407E-A947-70E740481C1C}">
                           <a14:useLocalDpi xmlns:a14="http://schemas.microsoft.com/office/drawing/2010/main" val="0"/>
                         </a:ext>
                       </a:extLst>
                     </a:blip>
+                    <a:srcRect/>
                     <a:stretch>
                       <a:fillRect/>
                     </a:stretch>
                   </pic:blipFill>
-                  <pic:spPr>
+                  <pic:spPr bwMode="auto">
                     <a:xfrm>
                       <a:off x="0" y="0"/>
-                      <a:ext cx="5731510" cy="6144260"/>
+                      <a:ext cx="4107180" cy="5090160"/>
                     </a:xfrm>
                     <a:prstGeom prst="rect">
                       <a:avLst/>
                     </a:prstGeom>
+                    <a:noFill/>
+                    <a:ln>
+                      <a:noFill/>
+                    </a:ln>
                   </pic:spPr>
                 </pic:pic>
               </a:graphicData>
@@ -10304,6 +11189,44 @@
     </w:p>
     <w:p>
       <w:pPr>
+        <w:pStyle w:val="Caption"/>
+        <w:rPr>
+          <w:rFonts w:eastAsiaTheme="majorEastAsia"/>
+        </w:rPr>
+      </w:pPr>
+      <w:r>
+        <w:rPr>
+          <w:lang w:eastAsia="en-US"/>
+        </w:rPr>
+        <w:t xml:space="preserve">Figure </w:t>
+      </w:r>
+      <w:r>
+        <w:rPr>
+          <w:lang w:eastAsia="en-US"/>
+        </w:rPr>
+        <w:t>2</w:t>
+      </w:r>
+      <w:r>
+        <w:rPr>
+          <w:lang w:eastAsia="en-US"/>
+        </w:rPr>
+        <w:t xml:space="preserve">: </w:t>
+      </w:r>
+      <w:r>
+        <w:rPr>
+          <w:lang w:eastAsia="en-US"/>
+        </w:rPr>
+        <w:t>Conceptual Architecture of the Superfarm Symbiosis</w:t>
+      </w:r>
+      <w:r>
+        <w:rPr>
+          <w:rFonts w:eastAsiaTheme="majorEastAsia"/>
+        </w:rPr>
+        <w:t>.</w:t>
+      </w:r>
+    </w:p>
+    <w:p>
+      <w:pPr>
         <w:ind w:right="-1"/>
         <w:rPr>
           <w:lang w:val="en-GB"/>
@@ -10315,94 +11238,98 @@
         </w:rPr>
         <w:t xml:space="preserve">This obviously needs to be </w:t>
       </w:r>
+      <w:r>
+        <w:rPr>
+          <w:lang w:val="en-GB"/>
+        </w:rPr>
+        <w:t>digitalized;</w:t>
+      </w:r>
+      <w:r>
+        <w:rPr>
+          <w:lang w:val="en-GB"/>
+        </w:rPr>
+        <w:t xml:space="preserve"> it</w:t>
+      </w:r>
+      <w:r>
+        <w:rPr>
+          <w:lang w:val="en-GB"/>
+        </w:rPr>
+        <w:t xml:space="preserve"> i</w:t>
+      </w:r>
+      <w:r>
+        <w:rPr>
+          <w:lang w:val="en-GB"/>
+        </w:rPr>
+        <w:t>s just preliminary</w:t>
+      </w:r>
+      <w:r>
+        <w:rPr>
+          <w:lang w:val="en-GB"/>
+        </w:rPr>
+        <w:t xml:space="preserve"> (</w:t>
+      </w:r>
+      <w:r>
+        <w:rPr>
+          <w:lang w:val="en-GB"/>
+        </w:rPr>
+        <w:t>original idea</w:t>
+      </w:r>
+      <w:r>
+        <w:rPr>
+          <w:lang w:val="en-GB"/>
+        </w:rPr>
+        <w:t>)</w:t>
+      </w:r>
+      <w:r>
+        <w:rPr>
+          <w:lang w:val="en-GB"/>
+        </w:rPr>
+        <w:t xml:space="preserve">. </w:t>
+      </w:r>
+    </w:p>
+    <w:p>
+      <w:pPr>
+        <w:pStyle w:val="Heading2"/>
+      </w:pPr>
+      <w:bookmarkStart w:id="22" w:name="_Toc225725606"/>
+      <w:r>
+        <w:t>Key Equations</w:t>
+      </w:r>
+      <w:bookmarkEnd w:id="22"/>
+    </w:p>
+    <w:p>
+      <w:pPr>
+        <w:ind w:right="-1"/>
+        <w:rPr>
+          <w:lang w:val="en-GB"/>
+        </w:rPr>
+      </w:pPr>
+      <w:r>
+        <w:rPr>
+          <w:lang w:val="en-GB"/>
+        </w:rPr>
+        <w:t xml:space="preserve">Each equation is represented in a part of the model. The variable names are not the same as in the model, to make the equations more easily recognizable </w:t>
+      </w:r>
       <w:proofErr w:type="gramStart"/>
       <w:r>
         <w:rPr>
           <w:lang w:val="en-GB"/>
         </w:rPr>
-        <w:t>digitalized,</w:t>
+        <w:t>at a glance</w:t>
       </w:r>
       <w:proofErr w:type="gramEnd"/>
       <w:r>
         <w:rPr>
           <w:lang w:val="en-GB"/>
         </w:rPr>
-        <w:t xml:space="preserve"> it</w:t>
-      </w:r>
-      <w:r>
-        <w:rPr>
-          <w:lang w:val="en-GB"/>
-        </w:rPr>
-        <w:t xml:space="preserve"> i</w:t>
-      </w:r>
-      <w:r>
-        <w:rPr>
-          <w:lang w:val="en-GB"/>
-        </w:rPr>
-        <w:t>s just preliminary</w:t>
-      </w:r>
-      <w:r>
-        <w:rPr>
-          <w:lang w:val="en-GB"/>
-        </w:rPr>
-        <w:t xml:space="preserve"> (</w:t>
-      </w:r>
-      <w:r>
-        <w:rPr>
-          <w:lang w:val="en-GB"/>
-        </w:rPr>
-        <w:t>original idea</w:t>
-      </w:r>
-      <w:r>
-        <w:rPr>
-          <w:lang w:val="en-GB"/>
-        </w:rPr>
-        <w:t>)</w:t>
-      </w:r>
-      <w:r>
-        <w:rPr>
-          <w:lang w:val="en-GB"/>
-        </w:rPr>
-        <w:t xml:space="preserve">. </w:t>
-      </w:r>
-    </w:p>
-    <w:p>
-      <w:pPr>
-        <w:pStyle w:val="Heading2"/>
-      </w:pPr>
-      <w:bookmarkStart w:id="14" w:name="_Toc225009479"/>
-      <w:r>
+        <w:t xml:space="preserve">. The equation is described </w:t>
+      </w:r>
+      <w:r>
+        <w:rPr>
+          <w:lang w:val="en-GB"/>
+        </w:rPr>
         <w:lastRenderedPageBreak/>
-        <w:t>Key Equations</w:t>
-      </w:r>
-      <w:bookmarkEnd w:id="14"/>
-    </w:p>
-    <w:p>
-      <w:pPr>
-        <w:ind w:right="-1"/>
-        <w:rPr>
-          <w:lang w:val="en-GB"/>
-        </w:rPr>
-      </w:pPr>
-      <w:r>
-        <w:rPr>
-          <w:lang w:val="en-GB"/>
-        </w:rPr>
-        <w:t xml:space="preserve">Each equation is represented in a part of the model. The variable names are not the same as in the model, to make the equations more easily recognizable </w:t>
-      </w:r>
-      <w:proofErr w:type="gramStart"/>
-      <w:r>
-        <w:rPr>
-          <w:lang w:val="en-GB"/>
-        </w:rPr>
-        <w:t>at a glance</w:t>
-      </w:r>
-      <w:proofErr w:type="gramEnd"/>
-      <w:r>
-        <w:rPr>
-          <w:lang w:val="en-GB"/>
-        </w:rPr>
-        <w:t xml:space="preserve">. The equation is described shortly and the section of the model where it can be found is named. The variables for the equations below are listed under </w:t>
+        <w:t xml:space="preserve">shortly and the section of the model where it can be found is named. The variables for the equations below are listed under </w:t>
       </w:r>
       <w:r>
         <w:rPr>
@@ -10422,17 +11349,12 @@
     <w:p>
       <w:pPr>
         <w:pStyle w:val="Heading3"/>
-        <w:numPr>
-          <w:ilvl w:val="0"/>
-          <w:numId w:val="0"/>
-        </w:numPr>
-        <w:ind w:right="-1"/>
-      </w:pPr>
-      <w:bookmarkStart w:id="15" w:name="_Toc225009480"/>
+      </w:pPr>
+      <w:bookmarkStart w:id="23" w:name="_Toc225725607"/>
       <w:r>
         <w:t>Variables</w:t>
       </w:r>
-      <w:bookmarkEnd w:id="15"/>
+      <w:bookmarkEnd w:id="23"/>
     </w:p>
     <w:p>
       <w:pPr>
@@ -10507,7 +11429,13 @@
                 <w:rPr>
                   <w:rFonts w:ascii="Cambria Math" w:hAnsi="Cambria Math" w:cs="Calibri"/>
                 </w:rPr>
-                <m:t>, prod</m:t>
+                <m:t xml:space="preserve">, </m:t>
+              </m:r>
+              <m:r>
+                <w:rPr>
+                  <w:rFonts w:ascii="Cambria Math" w:hAnsi="Cambria Math" w:cs="Calibri"/>
+                </w:rPr>
+                <m:t>prod</m:t>
               </m:r>
             </m:sub>
           </m:sSub>
@@ -10622,7 +11550,13 @@
                 <w:rPr>
                   <w:rFonts w:ascii="Cambria Math" w:hAnsi="Cambria Math" w:cs="Calibri"/>
                 </w:rPr>
-                <m:t>∆H</m:t>
+                <m:t>∆</m:t>
+              </m:r>
+              <m:r>
+                <w:rPr>
+                  <w:rFonts w:ascii="Cambria Math" w:hAnsi="Cambria Math" w:cs="Calibri"/>
+                </w:rPr>
+                <m:t>H</m:t>
               </m:r>
             </m:e>
             <m:sub>
@@ -10878,7 +11812,13 @@
                 <w:rPr>
                   <w:rFonts w:ascii="Cambria Math" w:hAnsi="Cambria Math" w:cs="Calibri"/>
                 </w:rPr>
-                <m:t>, in</m:t>
+                <m:t xml:space="preserve">, </m:t>
+              </m:r>
+              <m:r>
+                <w:rPr>
+                  <w:rFonts w:ascii="Cambria Math" w:hAnsi="Cambria Math" w:cs="Calibri"/>
+                </w:rPr>
+                <m:t>in</m:t>
               </m:r>
             </m:sub>
           </m:sSub>
@@ -10958,7 +11898,13 @@
                 <w:rPr>
                   <w:rFonts w:ascii="Cambria Math" w:hAnsi="Cambria Math" w:cs="Calibri"/>
                 </w:rPr>
-                <m:t>, consumed</m:t>
+                <m:t xml:space="preserve">, </m:t>
+              </m:r>
+              <m:r>
+                <w:rPr>
+                  <w:rFonts w:ascii="Cambria Math" w:hAnsi="Cambria Math" w:cs="Calibri"/>
+                </w:rPr>
+                <m:t>consumed</m:t>
               </m:r>
             </m:sub>
           </m:sSub>
@@ -11040,7 +11986,13 @@
                 <w:rPr>
                   <w:rFonts w:ascii="Cambria Math" w:hAnsi="Cambria Math" w:cs="Calibri"/>
                 </w:rPr>
-                <m:t xml:space="preserve"> prod</m:t>
+                <m:t xml:space="preserve"> </m:t>
+              </m:r>
+              <m:r>
+                <w:rPr>
+                  <w:rFonts w:ascii="Cambria Math" w:hAnsi="Cambria Math" w:cs="Calibri"/>
+                </w:rPr>
+                <m:t>prod</m:t>
               </m:r>
             </m:sub>
           </m:sSub>
@@ -11179,7 +12131,35 @@
                   <w:rFonts w:ascii="Cambria Math" w:eastAsiaTheme="minorEastAsia" w:hAnsi="Cambria Math" w:cs="Calibri"/>
                   <w:lang w:val="en-GB"/>
                 </w:rPr>
-                <m:t>air,greenhouse</m:t>
+                <m:t>air</m:t>
+              </m:r>
+              <m:r>
+                <w:rPr>
+                  <w:rFonts w:ascii="Cambria Math" w:eastAsiaTheme="minorEastAsia" w:hAnsi="Cambria Math" w:cs="Calibri"/>
+                  <w:lang w:val="en-GB"/>
+                </w:rPr>
+                <m:t>,</m:t>
+              </m:r>
+              <m:r>
+                <w:rPr>
+                  <w:rFonts w:ascii="Cambria Math" w:eastAsiaTheme="minorEastAsia" w:hAnsi="Cambria Math" w:cs="Calibri"/>
+                  <w:lang w:val="en-GB"/>
+                </w:rPr>
+                <m:t>green</m:t>
+              </m:r>
+              <m:r>
+                <w:rPr>
+                  <w:rFonts w:ascii="Cambria Math" w:eastAsiaTheme="minorEastAsia" w:hAnsi="Cambria Math" w:cs="Calibri"/>
+                  <w:lang w:val="en-GB"/>
+                </w:rPr>
+                <m:t>h</m:t>
+              </m:r>
+              <m:r>
+                <w:rPr>
+                  <w:rFonts w:ascii="Cambria Math" w:eastAsiaTheme="minorEastAsia" w:hAnsi="Cambria Math" w:cs="Calibri"/>
+                  <w:lang w:val="en-GB"/>
+                </w:rPr>
+                <m:t>ouse</m:t>
               </m:r>
             </m:sub>
           </m:sSub>
@@ -11226,7 +12206,21 @@
                   <w:rFonts w:ascii="Cambria Math" w:eastAsiaTheme="minorEastAsia" w:hAnsi="Cambria Math" w:cs="Calibri"/>
                   <w:lang w:val="en-GB"/>
                 </w:rPr>
-                <m:t>water,tank</m:t>
+                <m:t>water</m:t>
+              </m:r>
+              <m:r>
+                <w:rPr>
+                  <w:rFonts w:ascii="Cambria Math" w:eastAsiaTheme="minorEastAsia" w:hAnsi="Cambria Math" w:cs="Calibri"/>
+                  <w:lang w:val="en-GB"/>
+                </w:rPr>
+                <m:t>,</m:t>
+              </m:r>
+              <m:r>
+                <w:rPr>
+                  <w:rFonts w:ascii="Cambria Math" w:eastAsiaTheme="minorEastAsia" w:hAnsi="Cambria Math" w:cs="Calibri"/>
+                  <w:lang w:val="en-GB"/>
+                </w:rPr>
+                <m:t>tank</m:t>
               </m:r>
             </m:sub>
           </m:sSub>
@@ -11434,7 +12428,21 @@
                   <w:rFonts w:ascii="Cambria Math" w:eastAsiaTheme="minorEastAsia" w:hAnsi="Cambria Math"/>
                   <w:lang w:val="en-GB"/>
                 </w:rPr>
-                <m:t>greenhouse</m:t>
+                <m:t>green</m:t>
+              </m:r>
+              <m:r>
+                <w:rPr>
+                  <w:rFonts w:ascii="Cambria Math" w:eastAsiaTheme="minorEastAsia" w:hAnsi="Cambria Math"/>
+                  <w:lang w:val="en-GB"/>
+                </w:rPr>
+                <m:t>h</m:t>
+              </m:r>
+              <m:r>
+                <w:rPr>
+                  <w:rFonts w:ascii="Cambria Math" w:eastAsiaTheme="minorEastAsia" w:hAnsi="Cambria Math"/>
+                  <w:lang w:val="en-GB"/>
+                </w:rPr>
+                <m:t>ouse</m:t>
               </m:r>
             </m:sub>
           </m:sSub>
@@ -11550,7 +12558,13 @@
                 <w:rPr>
                   <w:rFonts w:ascii="Cambria Math" w:hAnsi="Cambria Math" w:cs="Calibri"/>
                 </w:rPr>
-                <m:t>, tank</m:t>
+                <m:t xml:space="preserve">, </m:t>
+              </m:r>
+              <m:r>
+                <w:rPr>
+                  <w:rFonts w:ascii="Cambria Math" w:hAnsi="Cambria Math" w:cs="Calibri"/>
+                </w:rPr>
+                <m:t>tank</m:t>
               </m:r>
             </m:sub>
           </m:sSub>
@@ -11560,17 +12574,13 @@
     <w:p>
       <w:pPr>
         <w:pStyle w:val="Heading3"/>
-        <w:numPr>
-          <w:ilvl w:val="0"/>
-          <w:numId w:val="0"/>
-        </w:numPr>
-        <w:ind w:right="-1"/>
-      </w:pPr>
-      <w:bookmarkStart w:id="16" w:name="_Toc225009481"/>
-      <w:r>
+      </w:pPr>
+      <w:bookmarkStart w:id="24" w:name="_Toc225725608"/>
+      <w:r>
+        <w:lastRenderedPageBreak/>
         <w:t>Hydrogen Production Rate</w:t>
       </w:r>
-      <w:bookmarkEnd w:id="16"/>
+      <w:bookmarkEnd w:id="24"/>
     </w:p>
     <w:p>
       <w:pPr>
@@ -11694,7 +12704,13 @@
                 <w:rPr>
                   <w:rFonts w:ascii="Cambria Math" w:hAnsi="Cambria Math" w:cs="Calibri"/>
                 </w:rPr>
-                <m:t>,prod</m:t>
+                <m:t>,</m:t>
+              </m:r>
+              <m:r>
+                <w:rPr>
+                  <w:rFonts w:ascii="Cambria Math" w:hAnsi="Cambria Math" w:cs="Calibri"/>
+                </w:rPr>
+                <m:t>prod</m:t>
               </m:r>
             </m:sub>
           </m:sSub>
@@ -11788,7 +12804,13 @@
                     <w:rPr>
                       <w:rFonts w:ascii="Cambria Math" w:hAnsi="Cambria Math" w:cs="Calibri"/>
                     </w:rPr>
-                    <m:t>∆H</m:t>
+                    <m:t>∆</m:t>
+                  </m:r>
+                  <m:r>
+                    <w:rPr>
+                      <w:rFonts w:ascii="Cambria Math" w:hAnsi="Cambria Math" w:cs="Calibri"/>
+                    </w:rPr>
+                    <m:t>H</m:t>
                   </m:r>
                 </m:e>
                 <m:sub>
@@ -11828,17 +12850,12 @@
     <w:p>
       <w:pPr>
         <w:pStyle w:val="Heading3"/>
-        <w:numPr>
-          <w:ilvl w:val="0"/>
-          <w:numId w:val="0"/>
-        </w:numPr>
-        <w:ind w:right="-1"/>
-      </w:pPr>
-      <w:bookmarkStart w:id="17" w:name="_Toc225009482"/>
+      </w:pPr>
+      <w:bookmarkStart w:id="25" w:name="_Toc225725609"/>
       <w:r>
         <w:t>Oxygen Production Rate</w:t>
       </w:r>
-      <w:bookmarkEnd w:id="17"/>
+      <w:bookmarkEnd w:id="25"/>
     </w:p>
     <w:p>
       <w:pPr>
@@ -12107,23 +13124,18 @@
     <w:p>
       <w:pPr>
         <w:pStyle w:val="Heading3"/>
-        <w:numPr>
-          <w:ilvl w:val="0"/>
-          <w:numId w:val="0"/>
-        </w:numPr>
-        <w:ind w:right="-1"/>
         <w:rPr>
           <w:rFonts w:eastAsiaTheme="minorEastAsia"/>
         </w:rPr>
       </w:pPr>
-      <w:bookmarkStart w:id="18" w:name="_Toc225009483"/>
+      <w:bookmarkStart w:id="26" w:name="_Toc225725610"/>
       <w:r>
         <w:rPr>
           <w:rFonts w:eastAsiaTheme="minorEastAsia"/>
         </w:rPr>
         <w:t>Fish Tank Oxygen Concentration</w:t>
       </w:r>
-      <w:bookmarkEnd w:id="18"/>
+      <w:bookmarkEnd w:id="26"/>
     </w:p>
     <w:p>
       <w:pPr>
@@ -12199,7 +13211,13 @@
                 <w:rPr>
                   <w:rFonts w:ascii="Cambria Math" w:hAnsi="Cambria Math" w:cs="Calibri"/>
                 </w:rPr>
-                <m:t>, tank</m:t>
+                <m:t xml:space="preserve">, </m:t>
+              </m:r>
+              <m:r>
+                <w:rPr>
+                  <w:rFonts w:ascii="Cambria Math" w:hAnsi="Cambria Math" w:cs="Calibri"/>
+                </w:rPr>
+                <m:t>tank</m:t>
               </m:r>
             </m:sub>
           </m:sSub>
@@ -12280,7 +13298,13 @@
                     <w:rPr>
                       <w:rFonts w:ascii="Cambria Math" w:hAnsi="Cambria Math" w:cs="Calibri"/>
                     </w:rPr>
-                    <m:t>, in</m:t>
+                    <m:t xml:space="preserve">, </m:t>
+                  </m:r>
+                  <m:r>
+                    <w:rPr>
+                      <w:rFonts w:ascii="Cambria Math" w:hAnsi="Cambria Math" w:cs="Calibri"/>
+                    </w:rPr>
+                    <m:t>in</m:t>
                   </m:r>
                 </m:sub>
               </m:sSub>
@@ -12351,7 +13375,13 @@
                     <w:rPr>
                       <w:rFonts w:ascii="Cambria Math" w:hAnsi="Cambria Math" w:cs="Calibri"/>
                     </w:rPr>
-                    <m:t>, consumed</m:t>
+                    <m:t xml:space="preserve">, </m:t>
+                  </m:r>
+                  <m:r>
+                    <w:rPr>
+                      <w:rFonts w:ascii="Cambria Math" w:hAnsi="Cambria Math" w:cs="Calibri"/>
+                    </w:rPr>
+                    <m:t>consumed</m:t>
                   </m:r>
                 </m:sub>
               </m:sSub>
@@ -12397,20 +13427,15 @@
     <w:p>
       <w:pPr>
         <w:pStyle w:val="Heading3"/>
-        <w:numPr>
-          <w:ilvl w:val="0"/>
-          <w:numId w:val="0"/>
-        </w:numPr>
-        <w:ind w:right="-1"/>
-      </w:pPr>
-      <w:bookmarkStart w:id="19" w:name="_Toc225009484"/>
+      </w:pPr>
+      <w:bookmarkStart w:id="27" w:name="_Toc225725611"/>
       <w:r>
         <w:t>Heat</w:t>
       </w:r>
       <w:r>
         <w:t xml:space="preserve"> Production Rate</w:t>
       </w:r>
-      <w:bookmarkEnd w:id="19"/>
+      <w:bookmarkEnd w:id="27"/>
     </w:p>
     <w:p>
       <w:pPr>
@@ -12459,7 +13484,13 @@
                 <w:rPr>
                   <w:rFonts w:ascii="Cambria Math" w:hAnsi="Cambria Math" w:cs="Calibri"/>
                 </w:rPr>
-                <m:t xml:space="preserve"> prod</m:t>
+                <m:t xml:space="preserve"> </m:t>
+              </m:r>
+              <m:r>
+                <w:rPr>
+                  <w:rFonts w:ascii="Cambria Math" w:hAnsi="Cambria Math" w:cs="Calibri"/>
+                </w:rPr>
+                <m:t>prod</m:t>
               </m:r>
             </m:sub>
           </m:sSub>
@@ -12515,7 +13546,13 @@
                 <w:rPr>
                   <w:rFonts w:ascii="Cambria Math" w:hAnsi="Cambria Math" w:cs="Calibri"/>
                 </w:rPr>
-                <m:t>(1-Eff</m:t>
+                <m:t>(1-</m:t>
+              </m:r>
+              <m:r>
+                <w:rPr>
+                  <w:rFonts w:ascii="Cambria Math" w:hAnsi="Cambria Math" w:cs="Calibri"/>
+                </w:rPr>
+                <m:t>Eff</m:t>
               </m:r>
             </m:e>
             <m:sub>
@@ -12539,17 +13576,12 @@
     <w:p>
       <w:pPr>
         <w:pStyle w:val="Heading3"/>
-        <w:numPr>
-          <w:ilvl w:val="0"/>
-          <w:numId w:val="0"/>
-        </w:numPr>
-        <w:ind w:right="-1"/>
-      </w:pPr>
-      <w:bookmarkStart w:id="20" w:name="_Toc225009485"/>
+      </w:pPr>
+      <w:bookmarkStart w:id="28" w:name="_Toc225725612"/>
       <w:r>
         <w:t>Greenhouse Temperature</w:t>
       </w:r>
-      <w:bookmarkEnd w:id="20"/>
+      <w:bookmarkEnd w:id="28"/>
     </w:p>
     <w:p>
       <w:pPr>
@@ -12602,7 +13634,21 @@
                   <w:rFonts w:ascii="Cambria Math" w:eastAsiaTheme="minorEastAsia" w:hAnsi="Cambria Math" w:cs="Calibri"/>
                   <w:lang w:val="en-GB"/>
                 </w:rPr>
-                <m:t>greenhouse</m:t>
+                <m:t>green</m:t>
+              </m:r>
+              <m:r>
+                <w:rPr>
+                  <w:rFonts w:ascii="Cambria Math" w:eastAsiaTheme="minorEastAsia" w:hAnsi="Cambria Math" w:cs="Calibri"/>
+                  <w:lang w:val="en-GB"/>
+                </w:rPr>
+                <m:t>h</m:t>
+              </m:r>
+              <m:r>
+                <w:rPr>
+                  <w:rFonts w:ascii="Cambria Math" w:eastAsiaTheme="minorEastAsia" w:hAnsi="Cambria Math" w:cs="Calibri"/>
+                  <w:lang w:val="en-GB"/>
+                </w:rPr>
+                <m:t>ouse</m:t>
               </m:r>
             </m:sub>
           </m:sSub>
@@ -12719,7 +13765,35 @@
                       <w:rFonts w:ascii="Cambria Math" w:eastAsiaTheme="minorEastAsia" w:hAnsi="Cambria Math" w:cs="Calibri"/>
                       <w:lang w:val="en-GB"/>
                     </w:rPr>
-                    <m:t>air,greenhouse</m:t>
+                    <m:t>air</m:t>
+                  </m:r>
+                  <m:r>
+                    <w:rPr>
+                      <w:rFonts w:ascii="Cambria Math" w:eastAsiaTheme="minorEastAsia" w:hAnsi="Cambria Math" w:cs="Calibri"/>
+                      <w:lang w:val="en-GB"/>
+                    </w:rPr>
+                    <m:t>,</m:t>
+                  </m:r>
+                  <m:r>
+                    <w:rPr>
+                      <w:rFonts w:ascii="Cambria Math" w:eastAsiaTheme="minorEastAsia" w:hAnsi="Cambria Math" w:cs="Calibri"/>
+                      <w:lang w:val="en-GB"/>
+                    </w:rPr>
+                    <m:t>green</m:t>
+                  </m:r>
+                  <m:r>
+                    <w:rPr>
+                      <w:rFonts w:ascii="Cambria Math" w:eastAsiaTheme="minorEastAsia" w:hAnsi="Cambria Math" w:cs="Calibri"/>
+                      <w:lang w:val="en-GB"/>
+                    </w:rPr>
+                    <m:t>h</m:t>
+                  </m:r>
+                  <m:r>
+                    <w:rPr>
+                      <w:rFonts w:ascii="Cambria Math" w:eastAsiaTheme="minorEastAsia" w:hAnsi="Cambria Math" w:cs="Calibri"/>
+                      <w:lang w:val="en-GB"/>
+                    </w:rPr>
+                    <m:t>ouse</m:t>
                   </m:r>
                 </m:sub>
               </m:sSub>
@@ -12806,20 +13880,15 @@
     <w:p>
       <w:pPr>
         <w:pStyle w:val="Heading3"/>
-        <w:numPr>
-          <w:ilvl w:val="0"/>
-          <w:numId w:val="0"/>
-        </w:numPr>
-        <w:ind w:right="-1"/>
-      </w:pPr>
-      <w:bookmarkStart w:id="21" w:name="_Toc225009486"/>
+      </w:pPr>
+      <w:bookmarkStart w:id="29" w:name="_Toc225725613"/>
       <w:r>
         <w:t>Fish Tank</w:t>
       </w:r>
       <w:r>
         <w:t xml:space="preserve"> Temperature</w:t>
       </w:r>
-      <w:bookmarkEnd w:id="21"/>
+      <w:bookmarkEnd w:id="29"/>
     </w:p>
     <w:p>
       <w:pPr>
@@ -13099,17 +14168,704 @@
           <w:rFonts w:eastAsiaTheme="minorEastAsia"/>
           <w:lang w:val="en-GB"/>
         </w:rPr>
+        <w:lastRenderedPageBreak/>
         <w:t>This function of the simulation is incomplete, as there are no temperature gradients determining the heat flow.</w:t>
       </w:r>
     </w:p>
     <w:p>
       <w:pPr>
-        <w:pStyle w:val="Heading3"/>
+        <w:pStyle w:val="Heading1"/>
         <w:rPr>
           <w:rFonts w:eastAsiaTheme="minorEastAsia"/>
-          <w:lang w:val="en-GB"/>
-        </w:rPr>
-      </w:pPr>
+        </w:rPr>
+      </w:pPr>
+      <w:bookmarkStart w:id="30" w:name="_Toc225725614"/>
+      <w:bookmarkEnd w:id="30"/>
+    </w:p>
+    <w:p>
+      <w:pPr>
+        <w:pStyle w:val="Heading2"/>
+        <w:rPr>
+          <w:rFonts w:eastAsiaTheme="minorEastAsia"/>
+          <w:lang w:val="fi-FI"/>
+        </w:rPr>
+      </w:pPr>
+      <w:bookmarkStart w:id="31" w:name="_Toc225725615"/>
+      <w:r>
+        <w:rPr>
+          <w:rFonts w:eastAsiaTheme="minorEastAsia"/>
+          <w:lang w:val="fi-FI"/>
+        </w:rPr>
+        <w:t>Real-time Energy Efficiency Analysis</w:t>
+      </w:r>
+      <w:bookmarkEnd w:id="31"/>
+    </w:p>
+    <w:p>
+      <w:pPr>
+        <w:rPr>
+          <w:rFonts w:eastAsiaTheme="minorEastAsia"/>
+          <w:lang w:eastAsia="en-US"/>
+        </w:rPr>
+      </w:pPr>
+      <w:r>
+        <w:rPr>
+          <w:rFonts w:eastAsiaTheme="minorEastAsia"/>
+          <w:lang w:eastAsia="en-US"/>
+        </w:rPr>
+        <w:t xml:space="preserve">The simulation results validate a total system energy efficiency of 95%. While the primary energy carrier, hydrogen, accounts for 69% of the output, the integration of a thermal recovery loop successfully captures 26% of the dissipated heat from the </w:t>
+      </w:r>
+      <w:r>
+        <w:rPr>
+          <w:rFonts w:eastAsiaTheme="minorEastAsia"/>
+          <w:lang w:eastAsia="en-US"/>
+        </w:rPr>
+        <w:t>E</w:t>
+      </w:r>
+      <w:r>
+        <w:rPr>
+          <w:rFonts w:eastAsiaTheme="minorEastAsia"/>
+          <w:lang w:eastAsia="en-US"/>
+        </w:rPr>
+        <w:t>lectrolyzer. This circular approach reduces total energy losses to a mere 5%, demonstrating the superior performance of the industrial symbiosis model compared to traditional standalone electrolysis plants.</w:t>
+      </w:r>
+    </w:p>
+    <w:p>
+      <w:pPr>
+        <w:jc w:val="center"/>
+        <w:rPr>
+          <w:rFonts w:eastAsiaTheme="minorEastAsia"/>
+          <w:lang w:eastAsia="en-US"/>
+        </w:rPr>
+      </w:pPr>
+      <w:r>
+        <w:rPr>
+          <w:rFonts w:eastAsiaTheme="minorEastAsia"/>
+          <w:lang w:eastAsia="en-US"/>
+        </w:rPr>
+        <w:drawing>
+          <wp:inline distT="0" distB="0" distL="0" distR="0" wp14:anchorId="27FD7271" wp14:editId="20FAD8CB">
+            <wp:extent cx="3557905" cy="3119001"/>
+            <wp:effectExtent l="0" t="0" r="4445" b="5715"/>
+            <wp:docPr id="833633550" name="Picture 1"/>
+            <wp:cNvGraphicFramePr>
+              <a:graphicFrameLocks xmlns:a="http://schemas.openxmlformats.org/drawingml/2006/main" noChangeAspect="1"/>
+            </wp:cNvGraphicFramePr>
+            <a:graphic xmlns:a="http://schemas.openxmlformats.org/drawingml/2006/main">
+              <a:graphicData uri="http://schemas.openxmlformats.org/drawingml/2006/picture">
+                <pic:pic xmlns:pic="http://schemas.openxmlformats.org/drawingml/2006/picture">
+                  <pic:nvPicPr>
+                    <pic:cNvPr id="833633550" name=""/>
+                    <pic:cNvPicPr/>
+                  </pic:nvPicPr>
+                  <pic:blipFill>
+                    <a:blip r:embed="rId13"/>
+                    <a:stretch>
+                      <a:fillRect/>
+                    </a:stretch>
+                  </pic:blipFill>
+                  <pic:spPr>
+                    <a:xfrm>
+                      <a:off x="0" y="0"/>
+                      <a:ext cx="3561066" cy="3121772"/>
+                    </a:xfrm>
+                    <a:prstGeom prst="rect">
+                      <a:avLst/>
+                    </a:prstGeom>
+                  </pic:spPr>
+                </pic:pic>
+              </a:graphicData>
+            </a:graphic>
+          </wp:inline>
+        </w:drawing>
+      </w:r>
+    </w:p>
+    <w:p>
+      <w:pPr>
+        <w:pStyle w:val="Caption"/>
+        <w:rPr>
+          <w:rFonts w:eastAsiaTheme="minorEastAsia"/>
+          <w:lang w:eastAsia="en-US"/>
+        </w:rPr>
+      </w:pPr>
+      <w:r>
+        <w:rPr>
+          <w:rFonts w:eastAsiaTheme="minorEastAsia"/>
+          <w:lang w:eastAsia="en-US"/>
+        </w:rPr>
+        <w:t>Figure 3.</w:t>
+      </w:r>
+      <w:r>
+        <w:rPr>
+          <w:rFonts w:eastAsiaTheme="minorEastAsia"/>
+          <w:lang w:eastAsia="en-US"/>
+        </w:rPr>
+        <w:t xml:space="preserve"> </w:t>
+      </w:r>
+      <w:r>
+        <w:rPr>
+          <w:rFonts w:eastAsiaTheme="minorEastAsia"/>
+          <w:lang w:eastAsia="en-US"/>
+        </w:rPr>
+        <w:t>Cumulative System Energy Efficiency over a 24-hour cycle.</w:t>
+      </w:r>
+    </w:p>
+    <w:p>
+      <w:pPr>
+        <w:pStyle w:val="Formatvorlage1"/>
+        <w:rPr>
+          <w:rFonts w:eastAsiaTheme="minorEastAsia"/>
+        </w:rPr>
+      </w:pPr>
+      <w:bookmarkStart w:id="32" w:name="_Toc225725616"/>
+      <w:r>
+        <w:rPr>
+          <w:rFonts w:eastAsiaTheme="minorEastAsia"/>
+          <w:lang w:val="fi-FI"/>
+        </w:rPr>
+        <w:t>Technical Resilience and Biological Stability</w:t>
+      </w:r>
+      <w:bookmarkEnd w:id="32"/>
+    </w:p>
+    <w:p>
+      <w:pPr>
+        <w:rPr>
+          <w:rFonts w:eastAsiaTheme="minorEastAsia"/>
+        </w:rPr>
+      </w:pPr>
+      <w:r>
+        <w:rPr>
+          <w:rFonts w:eastAsiaTheme="minorEastAsia"/>
+        </w:rPr>
+        <w:t>To test the technical sustainability of the Superfarm, the model was subjected to a highly volatile wind power profile</w:t>
+      </w:r>
+      <w:r>
+        <w:rPr>
+          <w:rFonts w:eastAsiaTheme="minorEastAsia"/>
+        </w:rPr>
+        <w:t xml:space="preserve"> during a day</w:t>
+      </w:r>
+      <w:r>
+        <w:rPr>
+          <w:rFonts w:eastAsiaTheme="minorEastAsia"/>
+        </w:rPr>
+        <w:t xml:space="preserve">. Despite these sharp fluctuations in energy input and resultant heat production (Q_prod), the proportional controllers maintained a stable thermal environment. The fish tank temperature remained constant at 12°C and the greenhouse at 17°C, </w:t>
+      </w:r>
+      <w:r>
+        <w:rPr>
+          <w:rFonts w:eastAsiaTheme="minorEastAsia"/>
+        </w:rPr>
+        <w:lastRenderedPageBreak/>
+        <w:t>proving that the system can protect sensitive biological components from external energy intermittency.</w:t>
+      </w:r>
+    </w:p>
+    <w:p>
+      <w:pPr>
+        <w:jc w:val="center"/>
+        <w:rPr>
+          <w:rFonts w:eastAsiaTheme="minorEastAsia"/>
+        </w:rPr>
+      </w:pPr>
+      <w:r>
+        <w:rPr>
+          <w:rFonts w:eastAsiaTheme="minorEastAsia"/>
+        </w:rPr>
+        <w:drawing>
+          <wp:inline distT="0" distB="0" distL="0" distR="0" wp14:anchorId="2EA2534F" wp14:editId="783DCAC8">
+            <wp:extent cx="5493385" cy="1591513"/>
+            <wp:effectExtent l="0" t="0" r="0" b="8890"/>
+            <wp:docPr id="1246862714" name="Picture 1"/>
+            <wp:cNvGraphicFramePr>
+              <a:graphicFrameLocks xmlns:a="http://schemas.openxmlformats.org/drawingml/2006/main" noChangeAspect="1"/>
+            </wp:cNvGraphicFramePr>
+            <a:graphic xmlns:a="http://schemas.openxmlformats.org/drawingml/2006/main">
+              <a:graphicData uri="http://schemas.openxmlformats.org/drawingml/2006/picture">
+                <pic:pic xmlns:pic="http://schemas.openxmlformats.org/drawingml/2006/picture">
+                  <pic:nvPicPr>
+                    <pic:cNvPr id="1246862714" name=""/>
+                    <pic:cNvPicPr/>
+                  </pic:nvPicPr>
+                  <pic:blipFill>
+                    <a:blip r:embed="rId14"/>
+                    <a:stretch>
+                      <a:fillRect/>
+                    </a:stretch>
+                  </pic:blipFill>
+                  <pic:spPr>
+                    <a:xfrm>
+                      <a:off x="0" y="0"/>
+                      <a:ext cx="5496081" cy="1592294"/>
+                    </a:xfrm>
+                    <a:prstGeom prst="rect">
+                      <a:avLst/>
+                    </a:prstGeom>
+                  </pic:spPr>
+                </pic:pic>
+              </a:graphicData>
+            </a:graphic>
+          </wp:inline>
+        </w:drawing>
+      </w:r>
+    </w:p>
+    <w:p>
+      <w:pPr>
+        <w:pStyle w:val="Caption"/>
+        <w:rPr>
+          <w:rFonts w:eastAsiaTheme="minorEastAsia"/>
+        </w:rPr>
+      </w:pPr>
+      <w:r>
+        <w:rPr>
+          <w:rFonts w:eastAsiaTheme="minorEastAsia"/>
+        </w:rPr>
+        <w:t>Figure 4.</w:t>
+      </w:r>
+      <w:r>
+        <w:rPr>
+          <w:rFonts w:eastAsiaTheme="minorEastAsia"/>
+        </w:rPr>
+        <w:t xml:space="preserve"> </w:t>
+      </w:r>
+      <w:r>
+        <w:rPr>
+          <w:rFonts w:eastAsiaTheme="minorEastAsia"/>
+        </w:rPr>
+        <w:t>Technical Sustainability and Thermal Resilience Analysis.</w:t>
+      </w:r>
+    </w:p>
+    <w:p>
+      <w:pPr>
+        <w:pStyle w:val="Formatvorlage1"/>
+        <w:rPr>
+          <w:rFonts w:eastAsiaTheme="minorEastAsia"/>
+        </w:rPr>
+      </w:pPr>
+      <w:bookmarkStart w:id="33" w:name="_Toc225725617"/>
+      <w:r>
+        <w:rPr>
+          <w:rFonts w:eastAsiaTheme="minorEastAsia"/>
+          <w:lang w:val="fi-FI"/>
+        </w:rPr>
+        <w:t>Economic Viability and Value Creation</w:t>
+      </w:r>
+      <w:bookmarkEnd w:id="33"/>
+    </w:p>
+    <w:p>
+      <w:pPr>
+        <w:rPr>
+          <w:rFonts w:eastAsiaTheme="minorEastAsia"/>
+          <w:lang w:val="en-GB" w:eastAsia="en-US"/>
+        </w:rPr>
+      </w:pPr>
+      <w:r>
+        <w:rPr>
+          <w:rFonts w:eastAsiaTheme="minorEastAsia"/>
+        </w:rPr>
+        <w:t>The financial dashboard confirms the project's economic viability with a daily net profit of €1,803.58. Although hydrogen sales remain the primary revenue stream, the 'Avoided Costs'</w:t>
+      </w:r>
+      <w:r>
+        <w:rPr>
+          <w:rFonts w:eastAsiaTheme="minorEastAsia"/>
+        </w:rPr>
+        <w:t xml:space="preserve">, </w:t>
+      </w:r>
+      <w:r>
+        <w:rPr>
+          <w:rFonts w:eastAsiaTheme="minorEastAsia"/>
+        </w:rPr>
+        <w:t>specifically €663 from internal oxygen supply and €334 from waste heat recovery</w:t>
+      </w:r>
+      <w:r>
+        <w:rPr>
+          <w:rFonts w:eastAsiaTheme="minorEastAsia"/>
+        </w:rPr>
+        <w:t xml:space="preserve">; </w:t>
+      </w:r>
+      <w:r>
+        <w:rPr>
+          <w:rFonts w:eastAsiaTheme="minorEastAsia"/>
+        </w:rPr>
+        <w:t>are critical to maintaining a positive margin. This validates the 'Waste-to-Value' framework by converting secondary waste streams into significant operational savings.</w:t>
+      </w:r>
+    </w:p>
+    <w:p>
+      <w:pPr>
+        <w:jc w:val="center"/>
+        <w:rPr>
+          <w:rFonts w:eastAsiaTheme="minorEastAsia"/>
+          <w:lang w:val="en-GB" w:eastAsia="en-US"/>
+        </w:rPr>
+      </w:pPr>
+      <w:r>
+        <w:rPr>
+          <w:rFonts w:eastAsiaTheme="minorEastAsia"/>
+          <w:lang w:val="en-GB" w:eastAsia="en-US"/>
+        </w:rPr>
+        <w:drawing>
+          <wp:inline distT="0" distB="0" distL="0" distR="0" wp14:anchorId="27D6B506" wp14:editId="4F551614">
+            <wp:extent cx="2399479" cy="3108960"/>
+            <wp:effectExtent l="0" t="0" r="1270" b="0"/>
+            <wp:docPr id="384313440" name="Picture 1"/>
+            <wp:cNvGraphicFramePr>
+              <a:graphicFrameLocks xmlns:a="http://schemas.openxmlformats.org/drawingml/2006/main" noChangeAspect="1"/>
+            </wp:cNvGraphicFramePr>
+            <a:graphic xmlns:a="http://schemas.openxmlformats.org/drawingml/2006/main">
+              <a:graphicData uri="http://schemas.openxmlformats.org/drawingml/2006/picture">
+                <pic:pic xmlns:pic="http://schemas.openxmlformats.org/drawingml/2006/picture">
+                  <pic:nvPicPr>
+                    <pic:cNvPr id="384313440" name=""/>
+                    <pic:cNvPicPr/>
+                  </pic:nvPicPr>
+                  <pic:blipFill>
+                    <a:blip r:embed="rId15"/>
+                    <a:stretch>
+                      <a:fillRect/>
+                    </a:stretch>
+                  </pic:blipFill>
+                  <pic:spPr>
+                    <a:xfrm>
+                      <a:off x="0" y="0"/>
+                      <a:ext cx="2404332" cy="3115248"/>
+                    </a:xfrm>
+                    <a:prstGeom prst="rect">
+                      <a:avLst/>
+                    </a:prstGeom>
+                  </pic:spPr>
+                </pic:pic>
+              </a:graphicData>
+            </a:graphic>
+          </wp:inline>
+        </w:drawing>
+      </w:r>
+    </w:p>
+    <w:p>
+      <w:pPr>
+        <w:pStyle w:val="Caption"/>
+        <w:rPr>
+          <w:rFonts w:eastAsiaTheme="minorEastAsia"/>
+          <w:lang w:val="en-GB" w:eastAsia="en-US"/>
+        </w:rPr>
+      </w:pPr>
+      <w:r>
+        <w:rPr>
+          <w:rFonts w:eastAsiaTheme="minorEastAsia"/>
+          <w:lang w:val="en-GB" w:eastAsia="en-US"/>
+        </w:rPr>
+        <w:t xml:space="preserve">Figure 5. </w:t>
+      </w:r>
+      <w:r>
+        <w:rPr>
+          <w:rFonts w:eastAsiaTheme="minorEastAsia"/>
+          <w:lang w:val="en-GB" w:eastAsia="en-US"/>
+        </w:rPr>
+        <w:t>Daily Operational Economic Performance.</w:t>
+      </w:r>
+    </w:p>
+    <w:p>
+      <w:pPr>
+        <w:pStyle w:val="Formatvorlage1"/>
+        <w:rPr>
+          <w:rFonts w:eastAsiaTheme="minorEastAsia"/>
+        </w:rPr>
+      </w:pPr>
+      <w:bookmarkStart w:id="34" w:name="_Toc225725618"/>
+      <w:r>
+        <w:rPr>
+          <w:rFonts w:eastAsiaTheme="minorEastAsia"/>
+        </w:rPr>
+        <w:lastRenderedPageBreak/>
+        <w:t>Oxygen Mass Flow and Life Support</w:t>
+      </w:r>
+      <w:bookmarkEnd w:id="34"/>
+    </w:p>
+    <w:p>
+      <w:pPr>
+        <w:rPr>
+          <w:rFonts w:eastAsiaTheme="minorEastAsia"/>
+        </w:rPr>
+      </w:pPr>
+      <w:r>
+        <w:rPr>
+          <w:rFonts w:eastAsiaTheme="minorEastAsia"/>
+        </w:rPr>
+        <w:t>Mass balance calculations and real-time monitoring confirm that the byproduct oxygen flow of approximately 184.16 kg/hr consistently exceeds the maximum respiratory demand of the 526,171 kg fish biomass. This ensures a sustainable biological environment without the need for supplementary oxygen procurement, further enhancing the system's circularity and self-sufficiency.</w:t>
+      </w:r>
+    </w:p>
+    <w:p>
+      <w:pPr>
+        <w:jc w:val="center"/>
+        <w:rPr>
+          <w:rFonts w:eastAsiaTheme="minorEastAsia"/>
+        </w:rPr>
+      </w:pPr>
+      <w:r>
+        <w:rPr>
+          <w:rFonts w:eastAsiaTheme="minorEastAsia"/>
+        </w:rPr>
+        <w:drawing>
+          <wp:inline distT="0" distB="0" distL="0" distR="0" wp14:anchorId="7D6BE5FB" wp14:editId="778FBF4E">
+            <wp:extent cx="5211445" cy="2224530"/>
+            <wp:effectExtent l="0" t="0" r="8255" b="4445"/>
+            <wp:docPr id="1424541731" name="Picture 1"/>
+            <wp:cNvGraphicFramePr>
+              <a:graphicFrameLocks xmlns:a="http://schemas.openxmlformats.org/drawingml/2006/main" noChangeAspect="1"/>
+            </wp:cNvGraphicFramePr>
+            <a:graphic xmlns:a="http://schemas.openxmlformats.org/drawingml/2006/main">
+              <a:graphicData uri="http://schemas.openxmlformats.org/drawingml/2006/picture">
+                <pic:pic xmlns:pic="http://schemas.openxmlformats.org/drawingml/2006/picture">
+                  <pic:nvPicPr>
+                    <pic:cNvPr id="1424541731" name=""/>
+                    <pic:cNvPicPr/>
+                  </pic:nvPicPr>
+                  <pic:blipFill>
+                    <a:blip r:embed="rId16"/>
+                    <a:stretch>
+                      <a:fillRect/>
+                    </a:stretch>
+                  </pic:blipFill>
+                  <pic:spPr>
+                    <a:xfrm>
+                      <a:off x="0" y="0"/>
+                      <a:ext cx="5224096" cy="2229930"/>
+                    </a:xfrm>
+                    <a:prstGeom prst="rect">
+                      <a:avLst/>
+                    </a:prstGeom>
+                  </pic:spPr>
+                </pic:pic>
+              </a:graphicData>
+            </a:graphic>
+          </wp:inline>
+        </w:drawing>
+      </w:r>
+    </w:p>
+    <w:p>
+      <w:pPr>
+        <w:pStyle w:val="Caption"/>
+        <w:rPr>
+          <w:rFonts w:eastAsiaTheme="minorEastAsia"/>
+        </w:rPr>
+      </w:pPr>
+      <w:r>
+        <w:rPr>
+          <w:rFonts w:eastAsiaTheme="minorEastAsia"/>
+        </w:rPr>
+        <w:t xml:space="preserve">Figure 6. </w:t>
+      </w:r>
+      <w:r>
+        <w:rPr>
+          <w:rFonts w:eastAsiaTheme="minorEastAsia"/>
+        </w:rPr>
+        <w:t>Dynamic Oxygen Supply vs. Biological Demand.</w:t>
+      </w:r>
+    </w:p>
+    <w:p>
+      <w:pPr>
+        <w:rPr>
+          <w:rFonts w:eastAsiaTheme="minorEastAsia"/>
+          <w:lang w:val="en-GB" w:eastAsia="en-US"/>
+        </w:rPr>
+      </w:pPr>
+      <w:r>
+        <w:rPr>
+          <w:rFonts w:eastAsiaTheme="minorEastAsia"/>
+          <w:lang w:val="en-GB" w:eastAsia="en-US"/>
+        </w:rPr>
+        <w:t xml:space="preserve">To validate the symbiotic relationships within the Digital Twin, a real-time visualization dashboard was integrated into the </w:t>
+      </w:r>
+      <w:proofErr w:type="spellStart"/>
+      <w:r>
+        <w:rPr>
+          <w:rFonts w:eastAsiaTheme="minorEastAsia"/>
+          <w:lang w:val="en-GB" w:eastAsia="en-US"/>
+        </w:rPr>
+        <w:t>AnyLogic</w:t>
+      </w:r>
+      <w:proofErr w:type="spellEnd"/>
+      <w:r>
+        <w:rPr>
+          <w:rFonts w:eastAsiaTheme="minorEastAsia"/>
+          <w:lang w:val="en-GB" w:eastAsia="en-US"/>
+        </w:rPr>
+        <w:t xml:space="preserve"> environment. This dashboard monitors four critical Performance Indicators: </w:t>
+      </w:r>
+    </w:p>
+    <w:p>
+      <w:pPr>
+        <w:pStyle w:val="ListParagraph"/>
+        <w:numPr>
+          <w:ilvl w:val="0"/>
+          <w:numId w:val="36"/>
+        </w:numPr>
+        <w:ind w:left="284" w:hanging="294"/>
+        <w:rPr>
+          <w:rFonts w:eastAsiaTheme="minorEastAsia"/>
+          <w:lang w:val="en-GB" w:eastAsia="en-US"/>
+        </w:rPr>
+      </w:pPr>
+      <w:r>
+        <w:rPr>
+          <w:rFonts w:eastAsiaTheme="minorEastAsia"/>
+          <w:lang w:val="en-GB" w:eastAsia="en-US"/>
+        </w:rPr>
+        <w:t>Economic Results (Euro): Compares total operational revenue (Hydrogen sales and savings from O2/Heat recovery) against electricity costs. Manual calculations confirm a positive net margin, supporting the financial grounding of the circular model.</w:t>
+      </w:r>
+    </w:p>
+    <w:p>
+      <w:pPr>
+        <w:pStyle w:val="ListParagraph"/>
+        <w:numPr>
+          <w:ilvl w:val="0"/>
+          <w:numId w:val="36"/>
+        </w:numPr>
+        <w:ind w:left="284" w:hanging="294"/>
+        <w:rPr>
+          <w:rFonts w:eastAsiaTheme="minorEastAsia"/>
+          <w:lang w:val="en-GB" w:eastAsia="en-US"/>
+        </w:rPr>
+      </w:pPr>
+      <w:r>
+        <w:rPr>
+          <w:rFonts w:eastAsiaTheme="minorEastAsia"/>
+          <w:lang w:val="en-GB" w:eastAsia="en-US"/>
+        </w:rPr>
+        <w:t>System Energy Efficiency: A dynamic representation of energy flows, validating that 95% of the input energy is effectively captured as Hydrogen chemical energy or recovered thermal energy, with only 5% designated as losses.</w:t>
+      </w:r>
+    </w:p>
+    <w:p>
+      <w:pPr>
+        <w:pStyle w:val="ListParagraph"/>
+        <w:numPr>
+          <w:ilvl w:val="0"/>
+          <w:numId w:val="36"/>
+        </w:numPr>
+        <w:ind w:left="284" w:hanging="294"/>
+        <w:rPr>
+          <w:rFonts w:eastAsiaTheme="minorEastAsia"/>
+          <w:lang w:val="en-GB" w:eastAsia="en-US"/>
+        </w:rPr>
+      </w:pPr>
+      <w:r>
+        <w:rPr>
+          <w:rFonts w:eastAsiaTheme="minorEastAsia"/>
+          <w:lang w:val="en-GB" w:eastAsia="en-US"/>
+        </w:rPr>
+        <w:t>Technical Sustainability: Real-time monitoring of the Fish Tank (12</w:t>
+      </w:r>
+      <w:r>
+        <w:rPr>
+          <w:rFonts w:eastAsiaTheme="minorEastAsia"/>
+          <w:lang w:val="en-GB" w:eastAsia="en-US"/>
+        </w:rPr>
+        <w:t>°C</w:t>
+      </w:r>
+      <w:r>
+        <w:rPr>
+          <w:rFonts w:eastAsiaTheme="minorEastAsia"/>
+          <w:lang w:val="en-GB" w:eastAsia="en-US"/>
+        </w:rPr>
+        <w:t>) and Greenhouse (17</w:t>
+      </w:r>
+      <w:r>
+        <w:rPr>
+          <w:rFonts w:eastAsiaTheme="minorEastAsia"/>
+          <w:lang w:val="en-GB" w:eastAsia="en-US"/>
+        </w:rPr>
+        <w:t>°C</w:t>
+      </w:r>
+      <w:r>
+        <w:rPr>
+          <w:rFonts w:eastAsiaTheme="minorEastAsia"/>
+          <w:lang w:val="en-GB" w:eastAsia="en-US"/>
+        </w:rPr>
+        <w:t>) temperatures. This ensures that the proportional controllers accurately manage the intermittent heat flows from the electrolyzer (</w:t>
+      </w:r>
+      <w:proofErr w:type="spellStart"/>
+      <w:r>
+        <w:rPr>
+          <w:rFonts w:eastAsiaTheme="minorEastAsia"/>
+          <w:lang w:val="en-GB" w:eastAsia="en-US"/>
+        </w:rPr>
+        <w:t>Q_prod</w:t>
+      </w:r>
+      <w:proofErr w:type="spellEnd"/>
+      <w:r>
+        <w:rPr>
+          <w:rFonts w:eastAsiaTheme="minorEastAsia"/>
+          <w:lang w:val="en-GB" w:eastAsia="en-US"/>
+        </w:rPr>
+        <w:t>) to maintain stable biological environments.</w:t>
+      </w:r>
+    </w:p>
+    <w:p>
+      <w:pPr>
+        <w:pStyle w:val="ListParagraph"/>
+        <w:numPr>
+          <w:ilvl w:val="0"/>
+          <w:numId w:val="36"/>
+        </w:numPr>
+        <w:ind w:left="284" w:hanging="294"/>
+        <w:rPr>
+          <w:rFonts w:eastAsiaTheme="minorEastAsia"/>
+          <w:lang w:val="en-GB" w:eastAsia="en-US"/>
+        </w:rPr>
+      </w:pPr>
+      <w:r>
+        <w:rPr>
+          <w:rFonts w:eastAsiaTheme="minorEastAsia"/>
+          <w:lang w:val="en-GB" w:eastAsia="en-US"/>
+        </w:rPr>
+        <w:lastRenderedPageBreak/>
+        <w:t>Oxygen Balance (kg/hr): A supply-vs-demand analysis confirming that the oxygen production rate (</w:t>
+      </w:r>
+      <w:r>
+        <w:rPr>
+          <w:rFonts w:eastAsiaTheme="minorEastAsia"/>
+          <w:lang w:val="en-GB" w:eastAsia="en-US"/>
+        </w:rPr>
+        <w:t>~</w:t>
+      </w:r>
+      <w:r>
+        <w:rPr>
+          <w:rFonts w:eastAsiaTheme="minorEastAsia"/>
+          <w:lang w:val="en-GB" w:eastAsia="en-US"/>
+        </w:rPr>
+        <w:t xml:space="preserve">184.16 kg/hr) consistently meets the respiratory needs of the 526,171 kg fish biomass </w:t>
+      </w:r>
+      <w:r>
+        <w:rPr>
+          <w:rFonts w:eastAsiaTheme="minorEastAsia"/>
+          <w:lang w:val="en-GB" w:eastAsia="en-US"/>
+        </w:rPr>
+        <w:t>(</w:t>
+      </w:r>
+      <w:r>
+        <w:rPr>
+          <w:rFonts w:eastAsiaTheme="minorEastAsia"/>
+          <w:lang w:val="en-GB" w:eastAsia="en-US"/>
+        </w:rPr>
+        <w:t>~</w:t>
+      </w:r>
+      <w:r>
+        <w:rPr>
+          <w:rFonts w:eastAsiaTheme="minorEastAsia"/>
+          <w:lang w:val="en-GB" w:eastAsia="en-US"/>
+        </w:rPr>
+        <w:t>184.16 kg/hr</w:t>
+      </w:r>
+      <w:r>
+        <w:rPr>
+          <w:rFonts w:eastAsiaTheme="minorEastAsia"/>
+          <w:lang w:val="en-GB" w:eastAsia="en-US"/>
+        </w:rPr>
+        <w:t xml:space="preserve"> at peak demand)</w:t>
+      </w:r>
+      <w:r>
+        <w:rPr>
+          <w:rFonts w:eastAsiaTheme="minorEastAsia"/>
+          <w:lang w:val="en-GB" w:eastAsia="en-US"/>
+        </w:rPr>
+        <w:t>.</w:t>
+      </w:r>
     </w:p>
     <w:p>
       <w:pPr>
@@ -13140,7 +14896,7 @@
           <w:lang w:val="en-GB"/>
         </w:rPr>
       </w:pPr>
-      <w:bookmarkStart w:id="22" w:name="_Toc225009487"/>
+      <w:bookmarkStart w:id="35" w:name="_Toc225725619"/>
       <w:r>
         <w:rPr>
           <w:rFonts w:eastAsiaTheme="minorEastAsia"/>
@@ -13149,7 +14905,7 @@
         <w:lastRenderedPageBreak/>
         <w:t>Bibliography</w:t>
       </w:r>
-      <w:bookmarkEnd w:id="22"/>
+      <w:bookmarkEnd w:id="35"/>
     </w:p>
     <w:p>
       <w:pPr>
@@ -13767,7 +15523,7 @@
       </w:r>
     </w:p>
     <w:sectPr>
-      <w:footerReference w:type="default" r:id="rId13"/>
+      <w:footerReference w:type="default" r:id="rId17"/>
       <w:pgSz w:w="11907" w:h="16840"/>
       <w:pgMar w:top="1134" w:right="1418" w:bottom="1134" w:left="1418" w:header="709" w:footer="709" w:gutter="0"/>
       <w:cols w:space="708"/>
@@ -13923,6 +15679,128 @@
     </w:lvl>
   </w:abstractNum>
   <w:abstractNum w:abstractNumId="1" w15:restartNumberingAfterBreak="0">
+    <w:nsid w:val="0AB62205"/>
+    <w:multiLevelType w:val="multilevel"/>
+    <w:tmpl w:val="DEA62742"/>
+    <w:lvl w:ilvl="0">
+      <w:start w:val="1"/>
+      <w:numFmt w:val="decimal"/>
+      <w:pStyle w:val="Heading1"/>
+      <w:lvlText w:val="%1"/>
+      <w:lvlJc w:val="left"/>
+      <w:pPr>
+        <w:ind w:left="432" w:hanging="432"/>
+      </w:pPr>
+      <w:rPr>
+        <w:rFonts w:hint="default"/>
+      </w:rPr>
+    </w:lvl>
+    <w:lvl w:ilvl="1">
+      <w:start w:val="1"/>
+      <w:numFmt w:val="decimal"/>
+      <w:pStyle w:val="Heading2"/>
+      <w:lvlText w:val="%1.%2"/>
+      <w:lvlJc w:val="left"/>
+      <w:pPr>
+        <w:ind w:left="576" w:hanging="576"/>
+      </w:pPr>
+      <w:rPr>
+        <w:rFonts w:ascii="Times New Roman" w:hAnsi="Times New Roman" w:cs="Times New Roman" w:hint="default"/>
+      </w:rPr>
+    </w:lvl>
+    <w:lvl w:ilvl="2">
+      <w:start w:val="1"/>
+      <w:numFmt w:val="decimal"/>
+      <w:pStyle w:val="Heading3"/>
+      <w:lvlText w:val="%1.%2.%3"/>
+      <w:lvlJc w:val="left"/>
+      <w:pPr>
+        <w:ind w:left="720" w:hanging="720"/>
+      </w:pPr>
+      <w:rPr>
+        <w:rFonts w:hint="default"/>
+      </w:rPr>
+    </w:lvl>
+    <w:lvl w:ilvl="3">
+      <w:start w:val="1"/>
+      <w:numFmt w:val="decimal"/>
+      <w:pStyle w:val="Heading4"/>
+      <w:lvlText w:val="%1.%2.%3.%4"/>
+      <w:lvlJc w:val="left"/>
+      <w:pPr>
+        <w:ind w:left="864" w:hanging="864"/>
+      </w:pPr>
+      <w:rPr>
+        <w:rFonts w:hint="default"/>
+      </w:rPr>
+    </w:lvl>
+    <w:lvl w:ilvl="4">
+      <w:start w:val="1"/>
+      <w:numFmt w:val="decimal"/>
+      <w:pStyle w:val="Heading5"/>
+      <w:lvlText w:val="%1.%2.%3.%4.%5"/>
+      <w:lvlJc w:val="left"/>
+      <w:pPr>
+        <w:ind w:left="1008" w:hanging="1008"/>
+      </w:pPr>
+      <w:rPr>
+        <w:rFonts w:hint="default"/>
+      </w:rPr>
+    </w:lvl>
+    <w:lvl w:ilvl="5">
+      <w:start w:val="1"/>
+      <w:numFmt w:val="decimal"/>
+      <w:pStyle w:val="Heading6"/>
+      <w:lvlText w:val="%1.%2.%3.%4.%5.%6"/>
+      <w:lvlJc w:val="left"/>
+      <w:pPr>
+        <w:ind w:left="1152" w:hanging="1152"/>
+      </w:pPr>
+      <w:rPr>
+        <w:rFonts w:hint="default"/>
+      </w:rPr>
+    </w:lvl>
+    <w:lvl w:ilvl="6">
+      <w:start w:val="1"/>
+      <w:numFmt w:val="decimal"/>
+      <w:pStyle w:val="Heading7"/>
+      <w:lvlText w:val="%1.%2.%3.%4.%5.%6.%7"/>
+      <w:lvlJc w:val="left"/>
+      <w:pPr>
+        <w:ind w:left="1296" w:hanging="1296"/>
+      </w:pPr>
+      <w:rPr>
+        <w:rFonts w:hint="default"/>
+      </w:rPr>
+    </w:lvl>
+    <w:lvl w:ilvl="7">
+      <w:start w:val="1"/>
+      <w:numFmt w:val="decimal"/>
+      <w:pStyle w:val="Heading8"/>
+      <w:lvlText w:val="%1.%2.%3.%4.%5.%6.%7.%8"/>
+      <w:lvlJc w:val="left"/>
+      <w:pPr>
+        <w:ind w:left="1440" w:hanging="1440"/>
+      </w:pPr>
+      <w:rPr>
+        <w:rFonts w:hint="default"/>
+      </w:rPr>
+    </w:lvl>
+    <w:lvl w:ilvl="8">
+      <w:start w:val="1"/>
+      <w:numFmt w:val="decimal"/>
+      <w:pStyle w:val="Heading9"/>
+      <w:lvlText w:val="%1.%2.%3.%4.%5.%6.%7.%8.%9"/>
+      <w:lvlJc w:val="left"/>
+      <w:pPr>
+        <w:ind w:left="1584" w:hanging="1584"/>
+      </w:pPr>
+      <w:rPr>
+        <w:rFonts w:hint="default"/>
+      </w:rPr>
+    </w:lvl>
+  </w:abstractNum>
+  <w:abstractNum w:abstractNumId="2" w15:restartNumberingAfterBreak="0">
     <w:nsid w:val="14C27B48"/>
     <w:multiLevelType w:val="hybridMultilevel"/>
     <w:tmpl w:val="9DE4C2E6"/>
@@ -14035,7 +15913,7 @@
       </w:rPr>
     </w:lvl>
   </w:abstractNum>
-  <w:abstractNum w:abstractNumId="2" w15:restartNumberingAfterBreak="0">
+  <w:abstractNum w:abstractNumId="3" w15:restartNumberingAfterBreak="0">
     <w:nsid w:val="1725209F"/>
     <w:multiLevelType w:val="multilevel"/>
     <w:tmpl w:val="39526760"/>
@@ -14148,7 +16026,7 @@
       </w:rPr>
     </w:lvl>
   </w:abstractNum>
-  <w:abstractNum w:abstractNumId="3" w15:restartNumberingAfterBreak="0">
+  <w:abstractNum w:abstractNumId="4" w15:restartNumberingAfterBreak="0">
     <w:nsid w:val="180C33EC"/>
     <w:multiLevelType w:val="hybridMultilevel"/>
     <w:tmpl w:val="22569072"/>
@@ -14261,7 +16139,7 @@
       </w:rPr>
     </w:lvl>
   </w:abstractNum>
-  <w:abstractNum w:abstractNumId="4" w15:restartNumberingAfterBreak="0">
+  <w:abstractNum w:abstractNumId="5" w15:restartNumberingAfterBreak="0">
     <w:nsid w:val="21A97DEC"/>
     <w:multiLevelType w:val="hybridMultilevel"/>
     <w:tmpl w:val="1384F6D0"/>
@@ -14374,14 +16252,13 @@
       </w:rPr>
     </w:lvl>
   </w:abstractNum>
-  <w:abstractNum w:abstractNumId="5" w15:restartNumberingAfterBreak="0">
+  <w:abstractNum w:abstractNumId="6" w15:restartNumberingAfterBreak="0">
     <w:nsid w:val="26A07A18"/>
     <w:multiLevelType w:val="multilevel"/>
-    <w:tmpl w:val="FB6E71E2"/>
+    <w:tmpl w:val="E4E277FE"/>
     <w:lvl w:ilvl="0">
       <w:start w:val="1"/>
       <w:numFmt w:val="decimal"/>
-      <w:pStyle w:val="Heading1"/>
       <w:lvlText w:val="%1"/>
       <w:lvlJc w:val="left"/>
       <w:pPr>
@@ -14488,7 +16365,7 @@
       </w:rPr>
     </w:lvl>
   </w:abstractNum>
-  <w:abstractNum w:abstractNumId="6" w15:restartNumberingAfterBreak="0">
+  <w:abstractNum w:abstractNumId="7" w15:restartNumberingAfterBreak="0">
     <w:nsid w:val="28256028"/>
     <w:multiLevelType w:val="multilevel"/>
     <w:tmpl w:val="BB7290EC"/>
@@ -14605,7 +16482,7 @@
       </w:pPr>
     </w:lvl>
   </w:abstractNum>
-  <w:abstractNum w:abstractNumId="7" w15:restartNumberingAfterBreak="0">
+  <w:abstractNum w:abstractNumId="8" w15:restartNumberingAfterBreak="0">
     <w:nsid w:val="2B1A4C2F"/>
     <w:multiLevelType w:val="hybridMultilevel"/>
     <w:tmpl w:val="781C3CEE"/>
@@ -14717,7 +16594,7 @@
       </w:rPr>
     </w:lvl>
   </w:abstractNum>
-  <w:abstractNum w:abstractNumId="8" w15:restartNumberingAfterBreak="0">
+  <w:abstractNum w:abstractNumId="9" w15:restartNumberingAfterBreak="0">
     <w:nsid w:val="34C81D45"/>
     <w:multiLevelType w:val="hybridMultilevel"/>
     <w:tmpl w:val="4F0AA792"/>
@@ -14830,7 +16707,7 @@
       </w:rPr>
     </w:lvl>
   </w:abstractNum>
-  <w:abstractNum w:abstractNumId="9" w15:restartNumberingAfterBreak="0">
+  <w:abstractNum w:abstractNumId="10" w15:restartNumberingAfterBreak="0">
     <w:nsid w:val="37865CBC"/>
     <w:multiLevelType w:val="hybridMultilevel"/>
     <w:tmpl w:val="C1C4F35C"/>
@@ -14943,7 +16820,7 @@
       </w:rPr>
     </w:lvl>
   </w:abstractNum>
-  <w:abstractNum w:abstractNumId="10" w15:restartNumberingAfterBreak="0">
+  <w:abstractNum w:abstractNumId="11" w15:restartNumberingAfterBreak="0">
     <w:nsid w:val="38E451CA"/>
     <w:multiLevelType w:val="multilevel"/>
     <w:tmpl w:val="0407001F"/>
@@ -15033,7 +16910,120 @@
       </w:pPr>
     </w:lvl>
   </w:abstractNum>
-  <w:abstractNum w:abstractNumId="11" w15:restartNumberingAfterBreak="0">
+  <w:abstractNum w:abstractNumId="12" w15:restartNumberingAfterBreak="0">
+    <w:nsid w:val="3A267789"/>
+    <w:multiLevelType w:val="hybridMultilevel"/>
+    <w:tmpl w:val="1882B114"/>
+    <w:lvl w:ilvl="0" w:tplc="04090001">
+      <w:start w:val="1"/>
+      <w:numFmt w:val="bullet"/>
+      <w:lvlText w:val=""/>
+      <w:lvlJc w:val="left"/>
+      <w:pPr>
+        <w:ind w:left="720" w:hanging="360"/>
+      </w:pPr>
+      <w:rPr>
+        <w:rFonts w:ascii="Symbol" w:hAnsi="Symbol" w:hint="default"/>
+      </w:rPr>
+    </w:lvl>
+    <w:lvl w:ilvl="1" w:tplc="04090003" w:tentative="1">
+      <w:start w:val="1"/>
+      <w:numFmt w:val="bullet"/>
+      <w:lvlText w:val="o"/>
+      <w:lvlJc w:val="left"/>
+      <w:pPr>
+        <w:ind w:left="1440" w:hanging="360"/>
+      </w:pPr>
+      <w:rPr>
+        <w:rFonts w:ascii="Courier New" w:hAnsi="Courier New" w:cs="Courier New" w:hint="default"/>
+      </w:rPr>
+    </w:lvl>
+    <w:lvl w:ilvl="2" w:tplc="04090005" w:tentative="1">
+      <w:start w:val="1"/>
+      <w:numFmt w:val="bullet"/>
+      <w:lvlText w:val=""/>
+      <w:lvlJc w:val="left"/>
+      <w:pPr>
+        <w:ind w:left="2160" w:hanging="360"/>
+      </w:pPr>
+      <w:rPr>
+        <w:rFonts w:ascii="Wingdings" w:hAnsi="Wingdings" w:hint="default"/>
+      </w:rPr>
+    </w:lvl>
+    <w:lvl w:ilvl="3" w:tplc="04090001" w:tentative="1">
+      <w:start w:val="1"/>
+      <w:numFmt w:val="bullet"/>
+      <w:lvlText w:val=""/>
+      <w:lvlJc w:val="left"/>
+      <w:pPr>
+        <w:ind w:left="2880" w:hanging="360"/>
+      </w:pPr>
+      <w:rPr>
+        <w:rFonts w:ascii="Symbol" w:hAnsi="Symbol" w:hint="default"/>
+      </w:rPr>
+    </w:lvl>
+    <w:lvl w:ilvl="4" w:tplc="04090003" w:tentative="1">
+      <w:start w:val="1"/>
+      <w:numFmt w:val="bullet"/>
+      <w:lvlText w:val="o"/>
+      <w:lvlJc w:val="left"/>
+      <w:pPr>
+        <w:ind w:left="3600" w:hanging="360"/>
+      </w:pPr>
+      <w:rPr>
+        <w:rFonts w:ascii="Courier New" w:hAnsi="Courier New" w:cs="Courier New" w:hint="default"/>
+      </w:rPr>
+    </w:lvl>
+    <w:lvl w:ilvl="5" w:tplc="04090005" w:tentative="1">
+      <w:start w:val="1"/>
+      <w:numFmt w:val="bullet"/>
+      <w:lvlText w:val=""/>
+      <w:lvlJc w:val="left"/>
+      <w:pPr>
+        <w:ind w:left="4320" w:hanging="360"/>
+      </w:pPr>
+      <w:rPr>
+        <w:rFonts w:ascii="Wingdings" w:hAnsi="Wingdings" w:hint="default"/>
+      </w:rPr>
+    </w:lvl>
+    <w:lvl w:ilvl="6" w:tplc="04090001" w:tentative="1">
+      <w:start w:val="1"/>
+      <w:numFmt w:val="bullet"/>
+      <w:lvlText w:val=""/>
+      <w:lvlJc w:val="left"/>
+      <w:pPr>
+        <w:ind w:left="5040" w:hanging="360"/>
+      </w:pPr>
+      <w:rPr>
+        <w:rFonts w:ascii="Symbol" w:hAnsi="Symbol" w:hint="default"/>
+      </w:rPr>
+    </w:lvl>
+    <w:lvl w:ilvl="7" w:tplc="04090003" w:tentative="1">
+      <w:start w:val="1"/>
+      <w:numFmt w:val="bullet"/>
+      <w:lvlText w:val="o"/>
+      <w:lvlJc w:val="left"/>
+      <w:pPr>
+        <w:ind w:left="5760" w:hanging="360"/>
+      </w:pPr>
+      <w:rPr>
+        <w:rFonts w:ascii="Courier New" w:hAnsi="Courier New" w:cs="Courier New" w:hint="default"/>
+      </w:rPr>
+    </w:lvl>
+    <w:lvl w:ilvl="8" w:tplc="04090005" w:tentative="1">
+      <w:start w:val="1"/>
+      <w:numFmt w:val="bullet"/>
+      <w:lvlText w:val=""/>
+      <w:lvlJc w:val="left"/>
+      <w:pPr>
+        <w:ind w:left="6480" w:hanging="360"/>
+      </w:pPr>
+      <w:rPr>
+        <w:rFonts w:ascii="Wingdings" w:hAnsi="Wingdings" w:hint="default"/>
+      </w:rPr>
+    </w:lvl>
+  </w:abstractNum>
+  <w:abstractNum w:abstractNumId="13" w15:restartNumberingAfterBreak="0">
     <w:nsid w:val="3DC97BBE"/>
     <w:multiLevelType w:val="hybridMultilevel"/>
     <w:tmpl w:val="0C928C44"/>
@@ -15146,7 +17136,7 @@
       </w:rPr>
     </w:lvl>
   </w:abstractNum>
-  <w:abstractNum w:abstractNumId="12" w15:restartNumberingAfterBreak="0">
+  <w:abstractNum w:abstractNumId="14" w15:restartNumberingAfterBreak="0">
     <w:nsid w:val="3FB42D22"/>
     <w:multiLevelType w:val="hybridMultilevel"/>
     <w:tmpl w:val="8E8C0A8E"/>
@@ -15259,7 +17249,7 @@
       </w:rPr>
     </w:lvl>
   </w:abstractNum>
-  <w:abstractNum w:abstractNumId="13" w15:restartNumberingAfterBreak="0">
+  <w:abstractNum w:abstractNumId="15" w15:restartNumberingAfterBreak="0">
     <w:nsid w:val="428D4E69"/>
     <w:multiLevelType w:val="hybridMultilevel"/>
     <w:tmpl w:val="8BC47A1A"/>
@@ -15372,7 +17362,7 @@
       </w:rPr>
     </w:lvl>
   </w:abstractNum>
-  <w:abstractNum w:abstractNumId="14" w15:restartNumberingAfterBreak="0">
+  <w:abstractNum w:abstractNumId="16" w15:restartNumberingAfterBreak="0">
     <w:nsid w:val="45F57CF3"/>
     <w:multiLevelType w:val="hybridMultilevel"/>
     <w:tmpl w:val="73B2F018"/>
@@ -15485,7 +17475,7 @@
       </w:rPr>
     </w:lvl>
   </w:abstractNum>
-  <w:abstractNum w:abstractNumId="15" w15:restartNumberingAfterBreak="0">
+  <w:abstractNum w:abstractNumId="17" w15:restartNumberingAfterBreak="0">
     <w:nsid w:val="4A3D56FD"/>
     <w:multiLevelType w:val="multilevel"/>
     <w:tmpl w:val="C1C67140"/>
@@ -15598,10 +17588,99 @@
       </w:rPr>
     </w:lvl>
   </w:abstractNum>
-  <w:abstractNum w:abstractNumId="16" w15:restartNumberingAfterBreak="0">
+  <w:abstractNum w:abstractNumId="18" w15:restartNumberingAfterBreak="0">
+    <w:nsid w:val="4AB41A58"/>
+    <w:multiLevelType w:val="multilevel"/>
+    <w:tmpl w:val="723A83D0"/>
+    <w:lvl w:ilvl="0">
+      <w:start w:val="1"/>
+      <w:numFmt w:val="decimal"/>
+      <w:lvlText w:val="%1."/>
+      <w:lvlJc w:val="left"/>
+      <w:pPr>
+        <w:ind w:left="720" w:hanging="360"/>
+      </w:pPr>
+      <w:rPr>
+        <w:rFonts w:hint="default"/>
+      </w:rPr>
+    </w:lvl>
+    <w:lvl w:ilvl="1">
+      <w:start w:val="1"/>
+      <w:numFmt w:val="lowerLetter"/>
+      <w:lvlText w:val="%2."/>
+      <w:lvlJc w:val="left"/>
+      <w:pPr>
+        <w:ind w:left="1440" w:hanging="360"/>
+      </w:pPr>
+    </w:lvl>
+    <w:lvl w:ilvl="2">
+      <w:start w:val="1"/>
+      <w:numFmt w:val="lowerRoman"/>
+      <w:lvlText w:val="%3."/>
+      <w:lvlJc w:val="right"/>
+      <w:pPr>
+        <w:ind w:left="2160" w:hanging="180"/>
+      </w:pPr>
+    </w:lvl>
+    <w:lvl w:ilvl="3">
+      <w:start w:val="1"/>
+      <w:numFmt w:val="decimal"/>
+      <w:lvlText w:val="%4."/>
+      <w:lvlJc w:val="left"/>
+      <w:pPr>
+        <w:ind w:left="2880" w:hanging="360"/>
+      </w:pPr>
+    </w:lvl>
+    <w:lvl w:ilvl="4">
+      <w:start w:val="1"/>
+      <w:numFmt w:val="lowerLetter"/>
+      <w:lvlText w:val="%5."/>
+      <w:lvlJc w:val="left"/>
+      <w:pPr>
+        <w:ind w:left="3600" w:hanging="360"/>
+      </w:pPr>
+    </w:lvl>
+    <w:lvl w:ilvl="5">
+      <w:start w:val="1"/>
+      <w:numFmt w:val="lowerRoman"/>
+      <w:lvlText w:val="%6."/>
+      <w:lvlJc w:val="right"/>
+      <w:pPr>
+        <w:ind w:left="4320" w:hanging="180"/>
+      </w:pPr>
+    </w:lvl>
+    <w:lvl w:ilvl="6">
+      <w:start w:val="1"/>
+      <w:numFmt w:val="decimal"/>
+      <w:lvlText w:val="%7."/>
+      <w:lvlJc w:val="left"/>
+      <w:pPr>
+        <w:ind w:left="5040" w:hanging="360"/>
+      </w:pPr>
+    </w:lvl>
+    <w:lvl w:ilvl="7">
+      <w:start w:val="1"/>
+      <w:numFmt w:val="lowerLetter"/>
+      <w:lvlText w:val="%8."/>
+      <w:lvlJc w:val="left"/>
+      <w:pPr>
+        <w:ind w:left="5760" w:hanging="360"/>
+      </w:pPr>
+    </w:lvl>
+    <w:lvl w:ilvl="8">
+      <w:start w:val="1"/>
+      <w:numFmt w:val="lowerRoman"/>
+      <w:lvlText w:val="%9."/>
+      <w:lvlJc w:val="right"/>
+      <w:pPr>
+        <w:ind w:left="6480" w:hanging="180"/>
+      </w:pPr>
+    </w:lvl>
+  </w:abstractNum>
+  <w:abstractNum w:abstractNumId="19" w15:restartNumberingAfterBreak="0">
     <w:nsid w:val="4BD318EA"/>
     <w:multiLevelType w:val="multilevel"/>
-    <w:tmpl w:val="12745028"/>
+    <w:tmpl w:val="A80661A4"/>
     <w:lvl w:ilvl="0">
       <w:start w:val="1"/>
       <w:numFmt w:val="decimal"/>
@@ -15634,7 +17713,6 @@
     <w:lvl w:ilvl="2">
       <w:start w:val="1"/>
       <w:numFmt w:val="decimal"/>
-      <w:pStyle w:val="Heading3"/>
       <w:suff w:val="space"/>
       <w:lvlText w:val="%1.%2.%3"/>
       <w:lvlJc w:val="left"/>
@@ -15724,7 +17802,7 @@
       </w:rPr>
     </w:lvl>
   </w:abstractNum>
-  <w:abstractNum w:abstractNumId="17" w15:restartNumberingAfterBreak="0">
+  <w:abstractNum w:abstractNumId="20" w15:restartNumberingAfterBreak="0">
     <w:nsid w:val="4BEB4CDE"/>
     <w:multiLevelType w:val="hybridMultilevel"/>
     <w:tmpl w:val="53A44D1A"/>
@@ -15837,7 +17915,7 @@
       </w:rPr>
     </w:lvl>
   </w:abstractNum>
-  <w:abstractNum w:abstractNumId="18" w15:restartNumberingAfterBreak="0">
+  <w:abstractNum w:abstractNumId="21" w15:restartNumberingAfterBreak="0">
     <w:nsid w:val="4CFB7777"/>
     <w:multiLevelType w:val="hybridMultilevel"/>
     <w:tmpl w:val="C686B2F0"/>
@@ -15950,7 +18028,7 @@
       </w:rPr>
     </w:lvl>
   </w:abstractNum>
-  <w:abstractNum w:abstractNumId="19" w15:restartNumberingAfterBreak="0">
+  <w:abstractNum w:abstractNumId="22" w15:restartNumberingAfterBreak="0">
     <w:nsid w:val="4F76293B"/>
     <w:multiLevelType w:val="hybridMultilevel"/>
     <w:tmpl w:val="3B129D7A"/>
@@ -16063,7 +18141,7 @@
       </w:rPr>
     </w:lvl>
   </w:abstractNum>
-  <w:abstractNum w:abstractNumId="20" w15:restartNumberingAfterBreak="0">
+  <w:abstractNum w:abstractNumId="23" w15:restartNumberingAfterBreak="0">
     <w:nsid w:val="57C97407"/>
     <w:multiLevelType w:val="multilevel"/>
     <w:tmpl w:val="0407001F"/>
@@ -16149,7 +18227,7 @@
       </w:pPr>
     </w:lvl>
   </w:abstractNum>
-  <w:abstractNum w:abstractNumId="21" w15:restartNumberingAfterBreak="0">
+  <w:abstractNum w:abstractNumId="24" w15:restartNumberingAfterBreak="0">
     <w:nsid w:val="582B2662"/>
     <w:multiLevelType w:val="hybridMultilevel"/>
     <w:tmpl w:val="9230E236"/>
@@ -16262,7 +18340,7 @@
       </w:rPr>
     </w:lvl>
   </w:abstractNum>
-  <w:abstractNum w:abstractNumId="22" w15:restartNumberingAfterBreak="0">
+  <w:abstractNum w:abstractNumId="25" w15:restartNumberingAfterBreak="0">
     <w:nsid w:val="598622D2"/>
     <w:multiLevelType w:val="hybridMultilevel"/>
     <w:tmpl w:val="09B60712"/>
@@ -16375,14 +18453,13 @@
       </w:rPr>
     </w:lvl>
   </w:abstractNum>
-  <w:abstractNum w:abstractNumId="23" w15:restartNumberingAfterBreak="0">
+  <w:abstractNum w:abstractNumId="26" w15:restartNumberingAfterBreak="0">
     <w:nsid w:val="5A0F30F3"/>
     <w:multiLevelType w:val="hybridMultilevel"/>
-    <w:tmpl w:val="FEC68240"/>
+    <w:tmpl w:val="52B2F26E"/>
     <w:lvl w:ilvl="0" w:tplc="6690F932">
       <w:start w:val="1"/>
       <w:numFmt w:val="decimal"/>
-      <w:pStyle w:val="Heading8"/>
       <w:lvlText w:val="Table %1."/>
       <w:lvlJc w:val="left"/>
       <w:pPr>
@@ -16469,7 +18546,7 @@
       </w:pPr>
     </w:lvl>
   </w:abstractNum>
-  <w:abstractNum w:abstractNumId="24" w15:restartNumberingAfterBreak="0">
+  <w:abstractNum w:abstractNumId="27" w15:restartNumberingAfterBreak="0">
     <w:nsid w:val="5D846AEA"/>
     <w:multiLevelType w:val="hybridMultilevel"/>
     <w:tmpl w:val="AFE0ACDE"/>
@@ -16582,7 +18659,7 @@
       </w:rPr>
     </w:lvl>
   </w:abstractNum>
-  <w:abstractNum w:abstractNumId="25" w15:restartNumberingAfterBreak="0">
+  <w:abstractNum w:abstractNumId="28" w15:restartNumberingAfterBreak="0">
     <w:nsid w:val="64A85805"/>
     <w:multiLevelType w:val="hybridMultilevel"/>
     <w:tmpl w:val="B350782C"/>
@@ -16694,7 +18771,7 @@
       </w:rPr>
     </w:lvl>
   </w:abstractNum>
-  <w:abstractNum w:abstractNumId="26" w15:restartNumberingAfterBreak="0">
+  <w:abstractNum w:abstractNumId="29" w15:restartNumberingAfterBreak="0">
     <w:nsid w:val="67C65305"/>
     <w:multiLevelType w:val="hybridMultilevel"/>
     <w:tmpl w:val="49B4E9D6"/>
@@ -16807,7 +18884,7 @@
       </w:rPr>
     </w:lvl>
   </w:abstractNum>
-  <w:abstractNum w:abstractNumId="27" w15:restartNumberingAfterBreak="0">
+  <w:abstractNum w:abstractNumId="30" w15:restartNumberingAfterBreak="0">
     <w:nsid w:val="70FD69BD"/>
     <w:multiLevelType w:val="hybridMultilevel"/>
     <w:tmpl w:val="83EC72E4"/>
@@ -16920,7 +18997,7 @@
       </w:rPr>
     </w:lvl>
   </w:abstractNum>
-  <w:abstractNum w:abstractNumId="28" w15:restartNumberingAfterBreak="0">
+  <w:abstractNum w:abstractNumId="31" w15:restartNumberingAfterBreak="0">
     <w:nsid w:val="71505BAC"/>
     <w:multiLevelType w:val="hybridMultilevel"/>
     <w:tmpl w:val="A09ADC5C"/>
@@ -17033,7 +19110,7 @@
       </w:rPr>
     </w:lvl>
   </w:abstractNum>
-  <w:abstractNum w:abstractNumId="29" w15:restartNumberingAfterBreak="0">
+  <w:abstractNum w:abstractNumId="32" w15:restartNumberingAfterBreak="0">
     <w:nsid w:val="74953FAB"/>
     <w:multiLevelType w:val="hybridMultilevel"/>
     <w:tmpl w:val="9A3C7D60"/>
@@ -17146,7 +19223,7 @@
       </w:rPr>
     </w:lvl>
   </w:abstractNum>
-  <w:abstractNum w:abstractNumId="30" w15:restartNumberingAfterBreak="0">
+  <w:abstractNum w:abstractNumId="33" w15:restartNumberingAfterBreak="0">
     <w:nsid w:val="79D11871"/>
     <w:multiLevelType w:val="hybridMultilevel"/>
     <w:tmpl w:val="D1A08264"/>
@@ -17259,14 +19336,13 @@
       </w:rPr>
     </w:lvl>
   </w:abstractNum>
-  <w:abstractNum w:abstractNumId="31" w15:restartNumberingAfterBreak="0">
+  <w:abstractNum w:abstractNumId="34" w15:restartNumberingAfterBreak="0">
     <w:nsid w:val="7FDE40F0"/>
     <w:multiLevelType w:val="hybridMultilevel"/>
-    <w:tmpl w:val="CF4887BC"/>
+    <w:tmpl w:val="6552621C"/>
     <w:lvl w:ilvl="0" w:tplc="C87A8670">
       <w:start w:val="1"/>
       <w:numFmt w:val="decimal"/>
-      <w:pStyle w:val="Heading7"/>
       <w:lvlText w:val="Figure %1. "/>
       <w:lvlJc w:val="left"/>
       <w:pPr>
@@ -17353,97 +19429,112 @@
     <w:abstractNumId w:val="0"/>
   </w:num>
   <w:num w:numId="2" w16cid:durableId="1535385660">
+    <w:abstractNumId w:val="7"/>
+  </w:num>
+  <w:num w:numId="3" w16cid:durableId="22479746">
+    <w:abstractNumId w:val="19"/>
+  </w:num>
+  <w:num w:numId="4" w16cid:durableId="882715846">
+    <w:abstractNumId w:val="34"/>
+  </w:num>
+  <w:num w:numId="5" w16cid:durableId="1517766878">
+    <w:abstractNumId w:val="26"/>
+  </w:num>
+  <w:num w:numId="6" w16cid:durableId="1738355196">
+    <w:abstractNumId w:val="16"/>
+  </w:num>
+  <w:num w:numId="7" w16cid:durableId="508760422">
+    <w:abstractNumId w:val="9"/>
+  </w:num>
+  <w:num w:numId="8" w16cid:durableId="412431353">
+    <w:abstractNumId w:val="5"/>
+  </w:num>
+  <w:num w:numId="9" w16cid:durableId="1040014695">
+    <w:abstractNumId w:val="32"/>
+  </w:num>
+  <w:num w:numId="10" w16cid:durableId="798453138">
+    <w:abstractNumId w:val="15"/>
+  </w:num>
+  <w:num w:numId="11" w16cid:durableId="1949435488">
+    <w:abstractNumId w:val="13"/>
+  </w:num>
+  <w:num w:numId="12" w16cid:durableId="1872113432">
+    <w:abstractNumId w:val="24"/>
+  </w:num>
+  <w:num w:numId="13" w16cid:durableId="1793674343">
+    <w:abstractNumId w:val="25"/>
+  </w:num>
+  <w:num w:numId="14" w16cid:durableId="1960068264">
+    <w:abstractNumId w:val="8"/>
+  </w:num>
+  <w:num w:numId="15" w16cid:durableId="1380129844">
+    <w:abstractNumId w:val="10"/>
+  </w:num>
+  <w:num w:numId="16" w16cid:durableId="242838046">
+    <w:abstractNumId w:val="21"/>
+  </w:num>
+  <w:num w:numId="17" w16cid:durableId="676808331">
+    <w:abstractNumId w:val="33"/>
+  </w:num>
+  <w:num w:numId="18" w16cid:durableId="404109054">
+    <w:abstractNumId w:val="30"/>
+  </w:num>
+  <w:num w:numId="19" w16cid:durableId="932469542">
+    <w:abstractNumId w:val="4"/>
+  </w:num>
+  <w:num w:numId="20" w16cid:durableId="472676306">
+    <w:abstractNumId w:val="2"/>
+  </w:num>
+  <w:num w:numId="21" w16cid:durableId="747849293">
+    <w:abstractNumId w:val="20"/>
+  </w:num>
+  <w:num w:numId="22" w16cid:durableId="1540243774">
+    <w:abstractNumId w:val="28"/>
+  </w:num>
+  <w:num w:numId="23" w16cid:durableId="754596691">
+    <w:abstractNumId w:val="22"/>
+  </w:num>
+  <w:num w:numId="24" w16cid:durableId="496189109">
+    <w:abstractNumId w:val="27"/>
+  </w:num>
+  <w:num w:numId="25" w16cid:durableId="1192374771">
+    <w:abstractNumId w:val="29"/>
+  </w:num>
+  <w:num w:numId="26" w16cid:durableId="402947314">
+    <w:abstractNumId w:val="14"/>
+  </w:num>
+  <w:num w:numId="27" w16cid:durableId="636495448">
+    <w:abstractNumId w:val="31"/>
+  </w:num>
+  <w:num w:numId="28" w16cid:durableId="946543094">
+    <w:abstractNumId w:val="11"/>
+  </w:num>
+  <w:num w:numId="29" w16cid:durableId="724304411">
+    <w:abstractNumId w:val="3"/>
+  </w:num>
+  <w:num w:numId="30" w16cid:durableId="210775514">
+    <w:abstractNumId w:val="17"/>
+  </w:num>
+  <w:num w:numId="31" w16cid:durableId="1692796458">
     <w:abstractNumId w:val="6"/>
   </w:num>
-  <w:num w:numId="3" w16cid:durableId="22479746">
-    <w:abstractNumId w:val="16"/>
-  </w:num>
-  <w:num w:numId="4" w16cid:durableId="882715846">
-    <w:abstractNumId w:val="31"/>
-  </w:num>
-  <w:num w:numId="5" w16cid:durableId="1517766878">
+  <w:num w:numId="32" w16cid:durableId="1218710787">
     <w:abstractNumId w:val="23"/>
   </w:num>
-  <w:num w:numId="6" w16cid:durableId="1738355196">
-    <w:abstractNumId w:val="14"/>
+  <w:num w:numId="33" w16cid:durableId="1085957486">
+    <w:abstractNumId w:val="1"/>
   </w:num>
-  <w:num w:numId="7" w16cid:durableId="508760422">
-    <w:abstractNumId w:val="8"/>
+  <w:num w:numId="34" w16cid:durableId="1439636781">
+    <w:abstractNumId w:val="1"/>
+    <w:lvlOverride w:ilvl="0">
+      <w:startOverride w:val="1"/>
+    </w:lvlOverride>
   </w:num>
-  <w:num w:numId="8" w16cid:durableId="412431353">
-    <w:abstractNumId w:val="4"/>
-  </w:num>
-  <w:num w:numId="9" w16cid:durableId="1040014695">
-    <w:abstractNumId w:val="29"/>
-  </w:num>
-  <w:num w:numId="10" w16cid:durableId="798453138">
-    <w:abstractNumId w:val="13"/>
-  </w:num>
-  <w:num w:numId="11" w16cid:durableId="1949435488">
-    <w:abstractNumId w:val="11"/>
-  </w:num>
-  <w:num w:numId="12" w16cid:durableId="1872113432">
-    <w:abstractNumId w:val="21"/>
-  </w:num>
-  <w:num w:numId="13" w16cid:durableId="1793674343">
-    <w:abstractNumId w:val="22"/>
-  </w:num>
-  <w:num w:numId="14" w16cid:durableId="1960068264">
-    <w:abstractNumId w:val="7"/>
-  </w:num>
-  <w:num w:numId="15" w16cid:durableId="1380129844">
-    <w:abstractNumId w:val="9"/>
-  </w:num>
-  <w:num w:numId="16" w16cid:durableId="242838046">
+  <w:num w:numId="35" w16cid:durableId="866912002">
     <w:abstractNumId w:val="18"/>
   </w:num>
-  <w:num w:numId="17" w16cid:durableId="676808331">
-    <w:abstractNumId w:val="30"/>
-  </w:num>
-  <w:num w:numId="18" w16cid:durableId="404109054">
-    <w:abstractNumId w:val="27"/>
-  </w:num>
-  <w:num w:numId="19" w16cid:durableId="932469542">
-    <w:abstractNumId w:val="3"/>
-  </w:num>
-  <w:num w:numId="20" w16cid:durableId="472676306">
-    <w:abstractNumId w:val="1"/>
-  </w:num>
-  <w:num w:numId="21" w16cid:durableId="747849293">
-    <w:abstractNumId w:val="17"/>
-  </w:num>
-  <w:num w:numId="22" w16cid:durableId="1540243774">
-    <w:abstractNumId w:val="25"/>
-  </w:num>
-  <w:num w:numId="23" w16cid:durableId="754596691">
-    <w:abstractNumId w:val="19"/>
-  </w:num>
-  <w:num w:numId="24" w16cid:durableId="496189109">
-    <w:abstractNumId w:val="24"/>
-  </w:num>
-  <w:num w:numId="25" w16cid:durableId="1192374771">
-    <w:abstractNumId w:val="26"/>
-  </w:num>
-  <w:num w:numId="26" w16cid:durableId="402947314">
+  <w:num w:numId="36" w16cid:durableId="1427655105">
     <w:abstractNumId w:val="12"/>
-  </w:num>
-  <w:num w:numId="27" w16cid:durableId="636495448">
-    <w:abstractNumId w:val="28"/>
-  </w:num>
-  <w:num w:numId="28" w16cid:durableId="946543094">
-    <w:abstractNumId w:val="10"/>
-  </w:num>
-  <w:num w:numId="29" w16cid:durableId="724304411">
-    <w:abstractNumId w:val="2"/>
-  </w:num>
-  <w:num w:numId="30" w16cid:durableId="210775514">
-    <w:abstractNumId w:val="15"/>
-  </w:num>
-  <w:num w:numId="31" w16cid:durableId="1692796458">
-    <w:abstractNumId w:val="5"/>
-  </w:num>
-  <w:num w:numId="32" w16cid:durableId="1218710787">
-    <w:abstractNumId w:val="20"/>
   </w:num>
   <w:numIdMacAtCleanup w:val="12"/>
 </w:numbering>
@@ -17852,7 +19943,7 @@
     <w:pPr>
       <w:keepNext/>
       <w:numPr>
-        <w:numId w:val="31"/>
+        <w:numId w:val="33"/>
       </w:numPr>
       <w:spacing w:before="600" w:after="360" w:line="240" w:lineRule="auto"/>
       <w:outlineLvl w:val="0"/>
@@ -17874,10 +19965,14 @@
     <w:link w:val="Heading2Char"/>
     <w:autoRedefine/>
     <w:qFormat/>
-    <w:rsid w:val="00B10950"/>
+    <w:rsid w:val="008E310C"/>
     <w:pPr>
       <w:keepNext/>
       <w:keepLines/>
+      <w:numPr>
+        <w:ilvl w:val="1"/>
+        <w:numId w:val="33"/>
+      </w:numPr>
       <w:spacing w:before="480" w:after="480" w:line="240" w:lineRule="auto"/>
       <w:ind w:right="-1"/>
       <w:outlineLvl w:val="1"/>
@@ -17896,15 +19991,15 @@
     <w:next w:val="Normal"/>
     <w:autoRedefine/>
     <w:qFormat/>
-    <w:rsid w:val="00827C00"/>
+    <w:rsid w:val="00216628"/>
     <w:pPr>
       <w:keepNext/>
       <w:numPr>
         <w:ilvl w:val="2"/>
-        <w:numId w:val="3"/>
+        <w:numId w:val="33"/>
       </w:numPr>
       <w:spacing w:before="360" w:line="240" w:lineRule="auto"/>
-      <w:ind w:left="624" w:hanging="624"/>
+      <w:ind w:right="-1"/>
       <w:outlineLvl w:val="2"/>
     </w:pPr>
     <w:rPr>
@@ -17923,6 +20018,10 @@
     <w:rsid w:val="00DE666F"/>
     <w:pPr>
       <w:keepNext/>
+      <w:numPr>
+        <w:ilvl w:val="3"/>
+        <w:numId w:val="33"/>
+      </w:numPr>
       <w:spacing w:after="0"/>
       <w:outlineLvl w:val="3"/>
     </w:pPr>
@@ -17940,6 +20039,10 @@
     <w:qFormat/>
     <w:rsid w:val="008B4C12"/>
     <w:pPr>
+      <w:numPr>
+        <w:ilvl w:val="4"/>
+        <w:numId w:val="33"/>
+      </w:numPr>
       <w:spacing w:before="120" w:after="120" w:line="240" w:lineRule="auto"/>
       <w:jc w:val="left"/>
       <w:outlineLvl w:val="4"/>
@@ -17958,6 +20061,10 @@
     <w:rsid w:val="003F15C5"/>
     <w:pPr>
       <w:keepNext/>
+      <w:numPr>
+        <w:ilvl w:val="5"/>
+        <w:numId w:val="33"/>
+      </w:numPr>
       <w:spacing w:after="120" w:line="240" w:lineRule="auto"/>
       <w:jc w:val="left"/>
       <w:outlineLvl w:val="5"/>
@@ -17977,13 +20084,13 @@
     <w:rsid w:val="00CC4899"/>
     <w:pPr>
       <w:numPr>
-        <w:numId w:val="4"/>
+        <w:ilvl w:val="6"/>
+        <w:numId w:val="33"/>
       </w:numPr>
       <w:tabs>
         <w:tab w:val="center" w:pos="1021"/>
       </w:tabs>
       <w:spacing w:after="120" w:line="240" w:lineRule="auto"/>
-      <w:ind w:left="0" w:firstLine="0"/>
       <w:jc w:val="left"/>
       <w:outlineLvl w:val="6"/>
     </w:pPr>
@@ -18003,13 +20110,13 @@
     <w:rsid w:val="00CC4899"/>
     <w:pPr>
       <w:numPr>
-        <w:numId w:val="5"/>
+        <w:ilvl w:val="7"/>
+        <w:numId w:val="33"/>
       </w:numPr>
       <w:tabs>
         <w:tab w:val="left" w:pos="1021"/>
       </w:tabs>
       <w:spacing w:after="120" w:line="240" w:lineRule="auto"/>
-      <w:ind w:left="0" w:firstLine="0"/>
       <w:jc w:val="left"/>
       <w:outlineLvl w:val="7"/>
     </w:pPr>
@@ -18026,6 +20133,10 @@
     <w:next w:val="Normal"/>
     <w:rsid w:val="00E35506"/>
     <w:pPr>
+      <w:numPr>
+        <w:ilvl w:val="8"/>
+        <w:numId w:val="33"/>
+      </w:numPr>
       <w:spacing w:before="240" w:after="60"/>
       <w:outlineLvl w:val="8"/>
     </w:pPr>
@@ -18042,7 +20153,6 @@
   <w:style w:type="character" w:default="1" w:styleId="DefaultParagraphFont">
     <w:name w:val="Default Paragraph Font"/>
     <w:uiPriority w:val="1"/>
-    <w:semiHidden/>
     <w:unhideWhenUsed/>
   </w:style>
   <w:style w:type="table" w:default="1" w:styleId="TableNormal">
@@ -18774,7 +20884,7 @@
     <w:name w:val="Heading 2 Char"/>
     <w:basedOn w:val="DefaultParagraphFont"/>
     <w:link w:val="Heading2"/>
-    <w:rsid w:val="00B10950"/>
+    <w:rsid w:val="008E310C"/>
     <w:rPr>
       <w:b/>
       <w:bCs/>

--- a/Documentation.docx
+++ b/Documentation.docx
@@ -277,7 +277,7 @@
         </w:numPr>
         <w:ind w:left="576"/>
       </w:pPr>
-      <w:bookmarkStart w:id="1" w:name="_Toc225725588"/>
+      <w:bookmarkStart w:id="1" w:name="_Toc225725688"/>
       <w:r>
         <w:lastRenderedPageBreak/>
         <w:t>TABLE OF CONTENTS</w:t>
@@ -328,7 +328,7 @@
         <w:fldChar w:fldCharType="begin"/>
       </w:r>
       <w:r>
-        <w:instrText xml:space="preserve"> PAGEREF _Toc225725588 \h </w:instrText>
+        <w:instrText xml:space="preserve"> PAGEREF _Toc225725688 \h </w:instrText>
       </w:r>
       <w:r>
         <w:fldChar w:fldCharType="separate"/>
@@ -372,7 +372,7 @@
         <w:fldChar w:fldCharType="begin"/>
       </w:r>
       <w:r>
-        <w:instrText xml:space="preserve"> PAGEREF _Toc225725589 \h </w:instrText>
+        <w:instrText xml:space="preserve"> PAGEREF _Toc225725689 \h </w:instrText>
       </w:r>
       <w:r>
         <w:fldChar w:fldCharType="separate"/>
@@ -416,7 +416,7 @@
         <w:fldChar w:fldCharType="begin"/>
       </w:r>
       <w:r>
-        <w:instrText xml:space="preserve"> PAGEREF _Toc225725590 \h </w:instrText>
+        <w:instrText xml:space="preserve"> PAGEREF _Toc225725690 \h </w:instrText>
       </w:r>
       <w:r>
         <w:fldChar w:fldCharType="separate"/>
@@ -460,7 +460,7 @@
         <w:fldChar w:fldCharType="begin"/>
       </w:r>
       <w:r>
-        <w:instrText xml:space="preserve"> PAGEREF _Toc225725591 \h </w:instrText>
+        <w:instrText xml:space="preserve"> PAGEREF _Toc225725691 \h </w:instrText>
       </w:r>
       <w:r>
         <w:fldChar w:fldCharType="separate"/>
@@ -504,7 +504,7 @@
         <w:fldChar w:fldCharType="begin"/>
       </w:r>
       <w:r>
-        <w:instrText xml:space="preserve"> PAGEREF _Toc225725592 \h </w:instrText>
+        <w:instrText xml:space="preserve"> PAGEREF _Toc225725692 \h </w:instrText>
       </w:r>
       <w:r>
         <w:fldChar w:fldCharType="separate"/>
@@ -548,7 +548,7 @@
         <w:fldChar w:fldCharType="begin"/>
       </w:r>
       <w:r>
-        <w:instrText xml:space="preserve"> PAGEREF _Toc225725593 \h </w:instrText>
+        <w:instrText xml:space="preserve"> PAGEREF _Toc225725693 \h </w:instrText>
       </w:r>
       <w:r>
         <w:fldChar w:fldCharType="separate"/>
@@ -592,7 +592,7 @@
         <w:fldChar w:fldCharType="begin"/>
       </w:r>
       <w:r>
-        <w:instrText xml:space="preserve"> PAGEREF _Toc225725594 \h </w:instrText>
+        <w:instrText xml:space="preserve"> PAGEREF _Toc225725694 \h </w:instrText>
       </w:r>
       <w:r>
         <w:fldChar w:fldCharType="separate"/>
@@ -636,7 +636,7 @@
         <w:fldChar w:fldCharType="begin"/>
       </w:r>
       <w:r>
-        <w:instrText xml:space="preserve"> PAGEREF _Toc225725595 \h </w:instrText>
+        <w:instrText xml:space="preserve"> PAGEREF _Toc225725695 \h </w:instrText>
       </w:r>
       <w:r>
         <w:fldChar w:fldCharType="separate"/>
@@ -680,7 +680,7 @@
         <w:fldChar w:fldCharType="begin"/>
       </w:r>
       <w:r>
-        <w:instrText xml:space="preserve"> PAGEREF _Toc225725596 \h </w:instrText>
+        <w:instrText xml:space="preserve"> PAGEREF _Toc225725696 \h </w:instrText>
       </w:r>
       <w:r>
         <w:fldChar w:fldCharType="separate"/>
@@ -741,7 +741,7 @@
         <w:rPr>
           <w:noProof/>
         </w:rPr>
-        <w:instrText xml:space="preserve"> PAGEREF _Toc225725597 \h </w:instrText>
+        <w:instrText xml:space="preserve"> PAGEREF _Toc225725697 \h </w:instrText>
       </w:r>
       <w:r>
         <w:rPr>
@@ -816,7 +816,7 @@
         <w:rPr>
           <w:noProof/>
         </w:rPr>
-        <w:instrText xml:space="preserve"> PAGEREF _Toc225725598 \h </w:instrText>
+        <w:instrText xml:space="preserve"> PAGEREF _Toc225725698 \h </w:instrText>
       </w:r>
       <w:r>
         <w:rPr>
@@ -874,7 +874,7 @@
         <w:fldChar w:fldCharType="begin"/>
       </w:r>
       <w:r>
-        <w:instrText xml:space="preserve"> PAGEREF _Toc225725599 \h </w:instrText>
+        <w:instrText xml:space="preserve"> PAGEREF _Toc225725699 \h </w:instrText>
       </w:r>
       <w:r>
         <w:fldChar w:fldCharType="separate"/>
@@ -918,7 +918,7 @@
         <w:fldChar w:fldCharType="begin"/>
       </w:r>
       <w:r>
-        <w:instrText xml:space="preserve"> PAGEREF _Toc225725600 \h </w:instrText>
+        <w:instrText xml:space="preserve"> PAGEREF _Toc225725700 \h </w:instrText>
       </w:r>
       <w:r>
         <w:fldChar w:fldCharType="separate"/>
@@ -962,7 +962,7 @@
         <w:fldChar w:fldCharType="begin"/>
       </w:r>
       <w:r>
-        <w:instrText xml:space="preserve"> PAGEREF _Toc225725601 \h </w:instrText>
+        <w:instrText xml:space="preserve"> PAGEREF _Toc225725701 \h </w:instrText>
       </w:r>
       <w:r>
         <w:fldChar w:fldCharType="separate"/>
@@ -1006,7 +1006,7 @@
         <w:fldChar w:fldCharType="begin"/>
       </w:r>
       <w:r>
-        <w:instrText xml:space="preserve"> PAGEREF _Toc225725602 \h </w:instrText>
+        <w:instrText xml:space="preserve"> PAGEREF _Toc225725702 \h </w:instrText>
       </w:r>
       <w:r>
         <w:fldChar w:fldCharType="separate"/>
@@ -1050,7 +1050,7 @@
         <w:fldChar w:fldCharType="begin"/>
       </w:r>
       <w:r>
-        <w:instrText xml:space="preserve"> PAGEREF _Toc225725603 \h </w:instrText>
+        <w:instrText xml:space="preserve"> PAGEREF _Toc225725703 \h </w:instrText>
       </w:r>
       <w:r>
         <w:fldChar w:fldCharType="separate"/>
@@ -1094,7 +1094,7 @@
         <w:fldChar w:fldCharType="begin"/>
       </w:r>
       <w:r>
-        <w:instrText xml:space="preserve"> PAGEREF _Toc225725604 \h </w:instrText>
+        <w:instrText xml:space="preserve"> PAGEREF _Toc225725704 \h </w:instrText>
       </w:r>
       <w:r>
         <w:fldChar w:fldCharType="separate"/>
@@ -1138,7 +1138,7 @@
         <w:fldChar w:fldCharType="begin"/>
       </w:r>
       <w:r>
-        <w:instrText xml:space="preserve"> PAGEREF _Toc225725605 \h </w:instrText>
+        <w:instrText xml:space="preserve"> PAGEREF _Toc225725705 \h </w:instrText>
       </w:r>
       <w:r>
         <w:fldChar w:fldCharType="separate"/>
@@ -1185,7 +1185,7 @@
         <w:fldChar w:fldCharType="begin"/>
       </w:r>
       <w:r>
-        <w:instrText xml:space="preserve"> PAGEREF _Toc225725606 \h </w:instrText>
+        <w:instrText xml:space="preserve"> PAGEREF _Toc225725706 \h </w:instrText>
       </w:r>
       <w:r>
         <w:fldChar w:fldCharType="separate"/>
@@ -1249,7 +1249,7 @@
         <w:rPr>
           <w:noProof/>
         </w:rPr>
-        <w:instrText xml:space="preserve"> PAGEREF _Toc225725607 \h </w:instrText>
+        <w:instrText xml:space="preserve"> PAGEREF _Toc225725707 \h </w:instrText>
       </w:r>
       <w:r>
         <w:rPr>
@@ -1327,7 +1327,7 @@
         <w:rPr>
           <w:noProof/>
         </w:rPr>
-        <w:instrText xml:space="preserve"> PAGEREF _Toc225725608 \h </w:instrText>
+        <w:instrText xml:space="preserve"> PAGEREF _Toc225725708 \h </w:instrText>
       </w:r>
       <w:r>
         <w:rPr>
@@ -1405,7 +1405,7 @@
         <w:rPr>
           <w:noProof/>
         </w:rPr>
-        <w:instrText xml:space="preserve"> PAGEREF _Toc225725609 \h </w:instrText>
+        <w:instrText xml:space="preserve"> PAGEREF _Toc225725709 \h </w:instrText>
       </w:r>
       <w:r>
         <w:rPr>
@@ -1485,7 +1485,7 @@
         <w:rPr>
           <w:noProof/>
         </w:rPr>
-        <w:instrText xml:space="preserve"> PAGEREF _Toc225725610 \h </w:instrText>
+        <w:instrText xml:space="preserve"> PAGEREF _Toc225725710 \h </w:instrText>
       </w:r>
       <w:r>
         <w:rPr>
@@ -1563,7 +1563,7 @@
         <w:rPr>
           <w:noProof/>
         </w:rPr>
-        <w:instrText xml:space="preserve"> PAGEREF _Toc225725611 \h </w:instrText>
+        <w:instrText xml:space="preserve"> PAGEREF _Toc225725711 \h </w:instrText>
       </w:r>
       <w:r>
         <w:rPr>
@@ -1641,7 +1641,7 @@
         <w:rPr>
           <w:noProof/>
         </w:rPr>
-        <w:instrText xml:space="preserve"> PAGEREF _Toc225725612 \h </w:instrText>
+        <w:instrText xml:space="preserve"> PAGEREF _Toc225725712 \h </w:instrText>
       </w:r>
       <w:r>
         <w:rPr>
@@ -1719,7 +1719,7 @@
         <w:rPr>
           <w:noProof/>
         </w:rPr>
-        <w:instrText xml:space="preserve"> PAGEREF _Toc225725613 \h </w:instrText>
+        <w:instrText xml:space="preserve"> PAGEREF _Toc225725713 \h </w:instrText>
       </w:r>
       <w:r>
         <w:rPr>
@@ -1762,241 +1762,256 @@
         <w:t>4</w:t>
       </w:r>
       <w:r>
-        <w:tab/>
-      </w:r>
-      <w:r>
-        <w:fldChar w:fldCharType="begin"/>
-      </w:r>
-      <w:r>
-        <w:instrText xml:space="preserve"> PAGEREF _Toc225725614 \h </w:instrText>
-      </w:r>
-      <w:r>
-        <w:fldChar w:fldCharType="separate"/>
-      </w:r>
-      <w:r>
-        <w:t>16</w:t>
-      </w:r>
-      <w:r>
-        <w:fldChar w:fldCharType="end"/>
-      </w:r>
-    </w:p>
-    <w:p>
-      <w:pPr>
-        <w:pStyle w:val="TOC2"/>
         <w:rPr>
           <w:rFonts w:asciiTheme="minorHAnsi" w:eastAsiaTheme="minorEastAsia" w:hAnsiTheme="minorHAnsi" w:cstheme="minorBidi"/>
           <w:kern w:val="2"/>
           <w:lang w:val="en-US" w:eastAsia="en-US" w:bidi="fa-IR"/>
           <w14:ligatures w14:val="standardContextual"/>
         </w:rPr>
-      </w:pPr>
+        <w:tab/>
+      </w:r>
       <w:r>
         <w:rPr>
           <w:rFonts w:eastAsiaTheme="minorEastAsia"/>
-          <w:lang w:val="fi-FI"/>
-        </w:rPr>
-        <w:t>4.1</w:t>
-      </w:r>
-      <w:r>
+        </w:rPr>
+        <w:t>Simulation Results and Performance Validation</w:t>
+      </w:r>
+      <w:r>
+        <w:tab/>
+      </w:r>
+      <w:r>
+        <w:fldChar w:fldCharType="begin"/>
+      </w:r>
+      <w:r>
+        <w:instrText xml:space="preserve"> PAGEREF _Toc225725714 \h </w:instrText>
+      </w:r>
+      <w:r>
+        <w:fldChar w:fldCharType="separate"/>
+      </w:r>
+      <w:r>
+        <w:t>16</w:t>
+      </w:r>
+      <w:r>
+        <w:fldChar w:fldCharType="end"/>
+      </w:r>
+    </w:p>
+    <w:p>
+      <w:pPr>
+        <w:pStyle w:val="TOC2"/>
         <w:rPr>
           <w:rFonts w:asciiTheme="minorHAnsi" w:eastAsiaTheme="minorEastAsia" w:hAnsiTheme="minorHAnsi" w:cstheme="minorBidi"/>
           <w:kern w:val="2"/>
           <w:lang w:val="en-US" w:eastAsia="en-US" w:bidi="fa-IR"/>
           <w14:ligatures w14:val="standardContextual"/>
         </w:rPr>
-        <w:tab/>
-      </w:r>
+      </w:pPr>
       <w:r>
         <w:rPr>
           <w:rFonts w:eastAsiaTheme="minorEastAsia"/>
           <w:lang w:val="fi-FI"/>
         </w:rPr>
-        <w:t>Real-time Energy Efficiency Analysis</w:t>
-      </w:r>
-      <w:r>
-        <w:tab/>
-      </w:r>
-      <w:r>
-        <w:fldChar w:fldCharType="begin"/>
-      </w:r>
-      <w:r>
-        <w:instrText xml:space="preserve"> PAGEREF _Toc225725615 \h </w:instrText>
-      </w:r>
-      <w:r>
-        <w:fldChar w:fldCharType="separate"/>
-      </w:r>
-      <w:r>
-        <w:t>16</w:t>
-      </w:r>
-      <w:r>
-        <w:fldChar w:fldCharType="end"/>
-      </w:r>
-    </w:p>
-    <w:p>
-      <w:pPr>
-        <w:pStyle w:val="TOC2"/>
+        <w:t>4.1</w:t>
+      </w:r>
+      <w:r>
         <w:rPr>
           <w:rFonts w:asciiTheme="minorHAnsi" w:eastAsiaTheme="minorEastAsia" w:hAnsiTheme="minorHAnsi" w:cstheme="minorBidi"/>
           <w:kern w:val="2"/>
           <w:lang w:val="en-US" w:eastAsia="en-US" w:bidi="fa-IR"/>
           <w14:ligatures w14:val="standardContextual"/>
         </w:rPr>
-      </w:pPr>
+        <w:tab/>
+      </w:r>
       <w:r>
         <w:rPr>
           <w:rFonts w:eastAsiaTheme="minorEastAsia"/>
-        </w:rPr>
-        <w:t>4.2</w:t>
-      </w:r>
-      <w:r>
+          <w:lang w:val="fi-FI"/>
+        </w:rPr>
+        <w:t>Real-time Energy Efficiency Analysis</w:t>
+      </w:r>
+      <w:r>
+        <w:tab/>
+      </w:r>
+      <w:r>
+        <w:fldChar w:fldCharType="begin"/>
+      </w:r>
+      <w:r>
+        <w:instrText xml:space="preserve"> PAGEREF _Toc225725715 \h </w:instrText>
+      </w:r>
+      <w:r>
+        <w:fldChar w:fldCharType="separate"/>
+      </w:r>
+      <w:r>
+        <w:t>16</w:t>
+      </w:r>
+      <w:r>
+        <w:fldChar w:fldCharType="end"/>
+      </w:r>
+    </w:p>
+    <w:p>
+      <w:pPr>
+        <w:pStyle w:val="TOC2"/>
         <w:rPr>
           <w:rFonts w:asciiTheme="minorHAnsi" w:eastAsiaTheme="minorEastAsia" w:hAnsiTheme="minorHAnsi" w:cstheme="minorBidi"/>
           <w:kern w:val="2"/>
           <w:lang w:val="en-US" w:eastAsia="en-US" w:bidi="fa-IR"/>
           <w14:ligatures w14:val="standardContextual"/>
         </w:rPr>
-        <w:tab/>
-      </w:r>
+      </w:pPr>
       <w:r>
         <w:rPr>
           <w:rFonts w:eastAsiaTheme="minorEastAsia"/>
-          <w:lang w:val="fi-FI"/>
-        </w:rPr>
-        <w:t>Technical Resilience and Biological Stability</w:t>
-      </w:r>
-      <w:r>
-        <w:tab/>
-      </w:r>
-      <w:r>
-        <w:fldChar w:fldCharType="begin"/>
-      </w:r>
-      <w:r>
-        <w:instrText xml:space="preserve"> PAGEREF _Toc225725616 \h </w:instrText>
-      </w:r>
-      <w:r>
-        <w:fldChar w:fldCharType="separate"/>
-      </w:r>
-      <w:r>
-        <w:t>16</w:t>
-      </w:r>
-      <w:r>
-        <w:fldChar w:fldCharType="end"/>
-      </w:r>
-    </w:p>
-    <w:p>
-      <w:pPr>
-        <w:pStyle w:val="TOC2"/>
+        </w:rPr>
+        <w:t>4.2</w:t>
+      </w:r>
+      <w:r>
         <w:rPr>
           <w:rFonts w:asciiTheme="minorHAnsi" w:eastAsiaTheme="minorEastAsia" w:hAnsiTheme="minorHAnsi" w:cstheme="minorBidi"/>
           <w:kern w:val="2"/>
           <w:lang w:val="en-US" w:eastAsia="en-US" w:bidi="fa-IR"/>
           <w14:ligatures w14:val="standardContextual"/>
         </w:rPr>
-      </w:pPr>
+        <w:tab/>
+      </w:r>
       <w:r>
         <w:rPr>
           <w:rFonts w:eastAsiaTheme="minorEastAsia"/>
-        </w:rPr>
-        <w:t>4.3</w:t>
-      </w:r>
-      <w:r>
+          <w:lang w:val="fi-FI"/>
+        </w:rPr>
+        <w:t>Technical Resilience and Biological Stability</w:t>
+      </w:r>
+      <w:r>
+        <w:tab/>
+      </w:r>
+      <w:r>
+        <w:fldChar w:fldCharType="begin"/>
+      </w:r>
+      <w:r>
+        <w:instrText xml:space="preserve"> PAGEREF _Toc225725716 \h </w:instrText>
+      </w:r>
+      <w:r>
+        <w:fldChar w:fldCharType="separate"/>
+      </w:r>
+      <w:r>
+        <w:t>16</w:t>
+      </w:r>
+      <w:r>
+        <w:fldChar w:fldCharType="end"/>
+      </w:r>
+    </w:p>
+    <w:p>
+      <w:pPr>
+        <w:pStyle w:val="TOC2"/>
         <w:rPr>
           <w:rFonts w:asciiTheme="minorHAnsi" w:eastAsiaTheme="minorEastAsia" w:hAnsiTheme="minorHAnsi" w:cstheme="minorBidi"/>
           <w:kern w:val="2"/>
           <w:lang w:val="en-US" w:eastAsia="en-US" w:bidi="fa-IR"/>
           <w14:ligatures w14:val="standardContextual"/>
         </w:rPr>
-        <w:tab/>
-      </w:r>
+      </w:pPr>
       <w:r>
         <w:rPr>
           <w:rFonts w:eastAsiaTheme="minorEastAsia"/>
-          <w:lang w:val="fi-FI"/>
-        </w:rPr>
-        <w:t>Economic Viability and Value Creation</w:t>
-      </w:r>
-      <w:r>
-        <w:tab/>
-      </w:r>
-      <w:r>
-        <w:fldChar w:fldCharType="begin"/>
-      </w:r>
-      <w:r>
-        <w:instrText xml:space="preserve"> PAGEREF _Toc225725617 \h </w:instrText>
-      </w:r>
-      <w:r>
-        <w:fldChar w:fldCharType="separate"/>
-      </w:r>
-      <w:r>
-        <w:t>17</w:t>
-      </w:r>
-      <w:r>
-        <w:fldChar w:fldCharType="end"/>
-      </w:r>
-    </w:p>
-    <w:p>
-      <w:pPr>
-        <w:pStyle w:val="TOC2"/>
+        </w:rPr>
+        <w:t>4.3</w:t>
+      </w:r>
+      <w:r>
         <w:rPr>
           <w:rFonts w:asciiTheme="minorHAnsi" w:eastAsiaTheme="minorEastAsia" w:hAnsiTheme="minorHAnsi" w:cstheme="minorBidi"/>
           <w:kern w:val="2"/>
           <w:lang w:val="en-US" w:eastAsia="en-US" w:bidi="fa-IR"/>
           <w14:ligatures w14:val="standardContextual"/>
         </w:rPr>
-      </w:pPr>
+        <w:tab/>
+      </w:r>
       <w:r>
         <w:rPr>
           <w:rFonts w:eastAsiaTheme="minorEastAsia"/>
-        </w:rPr>
-        <w:t>4.4</w:t>
-      </w:r>
-      <w:r>
+          <w:lang w:val="fi-FI"/>
+        </w:rPr>
+        <w:t>Economic Viability and Value Creation</w:t>
+      </w:r>
+      <w:r>
+        <w:tab/>
+      </w:r>
+      <w:r>
+        <w:fldChar w:fldCharType="begin"/>
+      </w:r>
+      <w:r>
+        <w:instrText xml:space="preserve"> PAGEREF _Toc225725717 \h </w:instrText>
+      </w:r>
+      <w:r>
+        <w:fldChar w:fldCharType="separate"/>
+      </w:r>
+      <w:r>
+        <w:t>17</w:t>
+      </w:r>
+      <w:r>
+        <w:fldChar w:fldCharType="end"/>
+      </w:r>
+    </w:p>
+    <w:p>
+      <w:pPr>
+        <w:pStyle w:val="TOC2"/>
         <w:rPr>
           <w:rFonts w:asciiTheme="minorHAnsi" w:eastAsiaTheme="minorEastAsia" w:hAnsiTheme="minorHAnsi" w:cstheme="minorBidi"/>
           <w:kern w:val="2"/>
           <w:lang w:val="en-US" w:eastAsia="en-US" w:bidi="fa-IR"/>
           <w14:ligatures w14:val="standardContextual"/>
         </w:rPr>
-        <w:tab/>
-      </w:r>
+      </w:pPr>
       <w:r>
         <w:rPr>
           <w:rFonts w:eastAsiaTheme="minorEastAsia"/>
         </w:rPr>
-        <w:t>Oxygen Mass Flow and Life Support</w:t>
-      </w:r>
-      <w:r>
-        <w:tab/>
-      </w:r>
-      <w:r>
-        <w:fldChar w:fldCharType="begin"/>
-      </w:r>
-      <w:r>
-        <w:instrText xml:space="preserve"> PAGEREF _Toc225725618 \h </w:instrText>
-      </w:r>
-      <w:r>
-        <w:fldChar w:fldCharType="separate"/>
-      </w:r>
-      <w:r>
-        <w:t>18</w:t>
-      </w:r>
-      <w:r>
-        <w:fldChar w:fldCharType="end"/>
-      </w:r>
-    </w:p>
-    <w:p>
-      <w:pPr>
-        <w:pStyle w:val="TOC1"/>
+        <w:t>4.4</w:t>
+      </w:r>
+      <w:r>
         <w:rPr>
           <w:rFonts w:asciiTheme="minorHAnsi" w:eastAsiaTheme="minorEastAsia" w:hAnsiTheme="minorHAnsi" w:cstheme="minorBidi"/>
           <w:kern w:val="2"/>
           <w:lang w:val="en-US" w:eastAsia="en-US" w:bidi="fa-IR"/>
           <w14:ligatures w14:val="standardContextual"/>
         </w:rPr>
-      </w:pPr>
+        <w:tab/>
+      </w:r>
       <w:r>
         <w:rPr>
           <w:rFonts w:eastAsiaTheme="minorEastAsia"/>
+        </w:rPr>
+        <w:t>Oxygen Mass Flow and Life Support</w:t>
+      </w:r>
+      <w:r>
+        <w:tab/>
+      </w:r>
+      <w:r>
+        <w:fldChar w:fldCharType="begin"/>
+      </w:r>
+      <w:r>
+        <w:instrText xml:space="preserve"> PAGEREF _Toc225725718 \h </w:instrText>
+      </w:r>
+      <w:r>
+        <w:fldChar w:fldCharType="separate"/>
+      </w:r>
+      <w:r>
+        <w:t>18</w:t>
+      </w:r>
+      <w:r>
+        <w:fldChar w:fldCharType="end"/>
+      </w:r>
+    </w:p>
+    <w:p>
+      <w:pPr>
+        <w:pStyle w:val="TOC1"/>
+        <w:rPr>
+          <w:rFonts w:asciiTheme="minorHAnsi" w:eastAsiaTheme="minorEastAsia" w:hAnsiTheme="minorHAnsi" w:cstheme="minorBidi"/>
+          <w:kern w:val="2"/>
+          <w:lang w:val="en-US" w:eastAsia="en-US" w:bidi="fa-IR"/>
+          <w14:ligatures w14:val="standardContextual"/>
+        </w:rPr>
+      </w:pPr>
+      <w:r>
+        <w:rPr>
+          <w:rFonts w:eastAsiaTheme="minorEastAsia"/>
           <w:lang w:val="en-GB"/>
         </w:rPr>
         <w:t>Bibliography</w:t>
@@ -2008,7 +2023,7 @@
         <w:fldChar w:fldCharType="begin"/>
       </w:r>
       <w:r>
-        <w:instrText xml:space="preserve"> PAGEREF _Toc225725619 \h </w:instrText>
+        <w:instrText xml:space="preserve"> PAGEREF _Toc225725719 \h </w:instrText>
       </w:r>
       <w:r>
         <w:fldChar w:fldCharType="separate"/>
@@ -2062,7 +2077,7 @@
           <w:rStyle w:val="Strong"/>
         </w:rPr>
       </w:pPr>
-      <w:bookmarkStart w:id="5" w:name="_Toc225725589"/>
+      <w:bookmarkStart w:id="5" w:name="_Toc225725689"/>
       <w:bookmarkEnd w:id="2"/>
       <w:bookmarkEnd w:id="3"/>
       <w:bookmarkEnd w:id="4"/>
@@ -2231,7 +2246,7 @@
       <w:pPr>
         <w:pStyle w:val="Heading1"/>
       </w:pPr>
-      <w:bookmarkStart w:id="6" w:name="_Toc225725590"/>
+      <w:bookmarkStart w:id="6" w:name="_Toc225725690"/>
       <w:r>
         <w:rPr>
           <w:rStyle w:val="Strong"/>
@@ -2272,6 +2287,7 @@
       </w:pPr>
       <w:r>
         <w:rPr>
+          <w:noProof/>
           <w:lang w:val="en-US" w:eastAsia="en-US"/>
         </w:rPr>
         <w:lastRenderedPageBreak/>
@@ -2358,7 +2374,7 @@
       <w:pPr>
         <w:pStyle w:val="Heading2"/>
       </w:pPr>
-      <w:bookmarkStart w:id="7" w:name="_Toc225725591"/>
+      <w:bookmarkStart w:id="7" w:name="_Toc225725691"/>
       <w:r>
         <w:t>The Core: Electrolyzer Unit</w:t>
       </w:r>
@@ -2458,7 +2474,7 @@
       <w:pPr>
         <w:pStyle w:val="Heading2"/>
       </w:pPr>
-      <w:bookmarkStart w:id="8" w:name="_Toc225725592"/>
+      <w:bookmarkStart w:id="8" w:name="_Toc225725692"/>
       <w:r>
         <w:t>Mass Flow Systems (Hydrogen &amp; Oxygen)</w:t>
       </w:r>
@@ -2684,7 +2700,7 @@
       <w:pPr>
         <w:pStyle w:val="Heading2"/>
       </w:pPr>
-      <w:bookmarkStart w:id="9" w:name="_Toc225725593"/>
+      <w:bookmarkStart w:id="9" w:name="_Toc225725693"/>
       <w:r>
         <w:t xml:space="preserve">Thermal Recovery &amp; </w:t>
       </w:r>
@@ -3091,7 +3107,7 @@
       <w:pPr>
         <w:pStyle w:val="Heading1"/>
       </w:pPr>
-      <w:bookmarkStart w:id="10" w:name="_Toc225725594"/>
+      <w:bookmarkStart w:id="10" w:name="_Toc225725694"/>
       <w:r>
         <w:t>Model Parameters and Logic</w:t>
       </w:r>
@@ -3149,7 +3165,7 @@
       <w:pPr>
         <w:pStyle w:val="Heading2"/>
       </w:pPr>
-      <w:bookmarkStart w:id="11" w:name="_Toc225725595"/>
+      <w:bookmarkStart w:id="11" w:name="_Toc225725695"/>
       <w:r>
         <w:lastRenderedPageBreak/>
         <w:t>Wind Farm (</w:t>
@@ -3582,7 +3598,7 @@
           <w:bCs/>
         </w:rPr>
       </w:pPr>
-      <w:bookmarkStart w:id="12" w:name="_Toc225725596"/>
+      <w:bookmarkStart w:id="12" w:name="_Toc225725696"/>
       <w:r>
         <w:rPr>
           <w:rStyle w:val="Strong"/>
@@ -3597,7 +3613,7 @@
       <w:pPr>
         <w:pStyle w:val="Heading3"/>
       </w:pPr>
-      <w:bookmarkStart w:id="13" w:name="_Toc225725597"/>
+      <w:bookmarkStart w:id="13" w:name="_Toc225725697"/>
       <w:r>
         <w:rPr>
           <w:rStyle w:val="Strong"/>
@@ -4433,13 +4449,7 @@
             <w:rPr>
               <w:rFonts w:ascii="Cambria Math" w:eastAsiaTheme="minorEastAsia" w:hAnsi="Cambria Math"/>
             </w:rPr>
-            <m:t>*</m:t>
-          </m:r>
-          <m:r>
-            <w:rPr>
-              <w:rFonts w:ascii="Cambria Math" w:eastAsiaTheme="minorEastAsia" w:hAnsi="Cambria Math"/>
-            </w:rPr>
-            <m:t>0.5=</m:t>
+            <m:t>*0.5=</m:t>
           </m:r>
           <m:sSub>
             <m:sSubPr>
@@ -4491,55 +4501,7 @@
             <w:rPr>
               <w:rFonts w:ascii="Cambria Math" w:eastAsiaTheme="minorEastAsia" w:hAnsi="Cambria Math"/>
             </w:rPr>
-            <m:t xml:space="preserve">=5754.97 </m:t>
-          </m:r>
-          <m:r>
-            <w:rPr>
-              <w:rFonts w:ascii="Cambria Math" w:eastAsiaTheme="minorEastAsia" w:hAnsi="Cambria Math"/>
-            </w:rPr>
-            <m:t>mol</m:t>
-          </m:r>
-          <m:r>
-            <w:rPr>
-              <w:rFonts w:ascii="Cambria Math" w:eastAsiaTheme="minorEastAsia" w:hAnsi="Cambria Math"/>
-            </w:rPr>
-            <m:t>/h</m:t>
-          </m:r>
-          <m:r>
-            <w:rPr>
-              <w:rFonts w:ascii="Cambria Math" w:eastAsiaTheme="minorEastAsia" w:hAnsi="Cambria Math"/>
-            </w:rPr>
-            <m:t>r</m:t>
-          </m:r>
-          <m:r>
-            <w:rPr>
-              <w:rFonts w:ascii="Cambria Math" w:eastAsiaTheme="minorEastAsia" w:hAnsi="Cambria Math"/>
-            </w:rPr>
-            <m:t xml:space="preserve">=184.16 </m:t>
-          </m:r>
-          <m:r>
-            <w:rPr>
-              <w:rFonts w:ascii="Cambria Math" w:eastAsiaTheme="minorEastAsia" w:hAnsi="Cambria Math"/>
-            </w:rPr>
-            <m:t>kg</m:t>
-          </m:r>
-          <m:r>
-            <w:rPr>
-              <w:rFonts w:ascii="Cambria Math" w:eastAsiaTheme="minorEastAsia" w:hAnsi="Cambria Math"/>
-            </w:rPr>
-            <m:t>/h</m:t>
-          </m:r>
-          <m:r>
-            <w:rPr>
-              <w:rFonts w:ascii="Cambria Math" w:eastAsiaTheme="minorEastAsia" w:hAnsi="Cambria Math"/>
-            </w:rPr>
-            <m:t>r</m:t>
-          </m:r>
-          <m:r>
-            <w:rPr>
-              <w:rFonts w:ascii="Cambria Math" w:eastAsiaTheme="minorEastAsia" w:hAnsi="Cambria Math"/>
-            </w:rPr>
-            <m:t xml:space="preserve"> </m:t>
+            <m:t xml:space="preserve">=5754.97 mol/hr=184.16 kg/hr </m:t>
           </m:r>
         </m:oMath>
       </m:oMathPara>
@@ -4704,13 +4666,7 @@
                 <w:rPr>
                   <w:rFonts w:ascii="Cambria Math" w:eastAsiaTheme="minorEastAsia" w:hAnsi="Cambria Math"/>
                 </w:rPr>
-                <m:t>fis</m:t>
-              </m:r>
-              <m:r>
-                <w:rPr>
-                  <w:rFonts w:ascii="Cambria Math" w:eastAsiaTheme="minorEastAsia" w:hAnsi="Cambria Math"/>
-                </w:rPr>
-                <m:t>h</m:t>
+                <m:t>fish</m:t>
               </m:r>
             </m:sub>
           </m:sSub>
@@ -4718,25 +4674,7 @@
             <w:rPr>
               <w:rFonts w:ascii="Cambria Math" w:eastAsiaTheme="minorEastAsia" w:hAnsi="Cambria Math"/>
             </w:rPr>
-            <m:t xml:space="preserve">=526 171.43 </m:t>
-          </m:r>
-          <m:r>
-            <w:rPr>
-              <w:rFonts w:ascii="Cambria Math" w:eastAsiaTheme="minorEastAsia" w:hAnsi="Cambria Math"/>
-            </w:rPr>
-            <m:t>kg</m:t>
-          </m:r>
-          <m:r>
-            <w:rPr>
-              <w:rFonts w:ascii="Cambria Math" w:eastAsiaTheme="minorEastAsia" w:hAnsi="Cambria Math"/>
-            </w:rPr>
-            <m:t xml:space="preserve">=526.17 </m:t>
-          </m:r>
-          <m:r>
-            <w:rPr>
-              <w:rFonts w:ascii="Cambria Math" w:eastAsiaTheme="minorEastAsia" w:hAnsi="Cambria Math"/>
-            </w:rPr>
-            <m:t>t</m:t>
+            <m:t>=526 171.43 kg=526.17 t</m:t>
           </m:r>
         </m:oMath>
       </m:oMathPara>
@@ -4799,13 +4737,7 @@
                     <w:rPr>
                       <w:rFonts w:ascii="Cambria Math" w:eastAsiaTheme="minorEastAsia" w:hAnsi="Cambria Math"/>
                     </w:rPr>
-                    <m:t>fis</m:t>
-                  </m:r>
-                  <m:r>
-                    <w:rPr>
-                      <w:rFonts w:ascii="Cambria Math" w:eastAsiaTheme="minorEastAsia" w:hAnsi="Cambria Math"/>
-                    </w:rPr>
-                    <m:t>h</m:t>
+                    <m:t>fish</m:t>
                   </m:r>
                 </m:sub>
               </m:sSub>
@@ -4823,13 +4755,7 @@
             <w:rPr>
               <w:rFonts w:ascii="Cambria Math" w:eastAsiaTheme="minorEastAsia" w:hAnsi="Cambria Math"/>
             </w:rPr>
-            <m:t>*</m:t>
-          </m:r>
-          <m:r>
-            <w:rPr>
-              <w:rFonts w:ascii="Cambria Math" w:eastAsiaTheme="minorEastAsia" w:hAnsi="Cambria Math"/>
-            </w:rPr>
-            <m:t>100=</m:t>
+            <m:t>*100=</m:t>
           </m:r>
           <m:sSub>
             <m:sSubPr>
@@ -4942,7 +4868,7 @@
           <w:bCs/>
         </w:rPr>
       </w:pPr>
-      <w:bookmarkStart w:id="14" w:name="_Toc225725598"/>
+      <w:bookmarkStart w:id="14" w:name="_Toc225725698"/>
       <w:r>
         <w:rPr>
           <w:rStyle w:val="Strong"/>
@@ -5798,7 +5724,7 @@
       <w:pPr>
         <w:pStyle w:val="Heading2"/>
       </w:pPr>
-      <w:bookmarkStart w:id="15" w:name="_Toc225725599"/>
+      <w:bookmarkStart w:id="15" w:name="_Toc225725699"/>
       <w:r>
         <w:t>Vertical Farm Design</w:t>
       </w:r>
@@ -6646,35 +6572,7 @@
                   <w:rFonts w:ascii="Cambria Math" w:hAnsi="Cambria Math"/>
                   <w:lang w:val="en-GB" w:eastAsia="en-US"/>
                 </w:rPr>
-                <m:t>diss</m:t>
-              </m:r>
-              <m:r>
-                <w:rPr>
-                  <w:rFonts w:ascii="Cambria Math" w:hAnsi="Cambria Math"/>
-                  <w:lang w:val="en-GB" w:eastAsia="en-US"/>
-                </w:rPr>
-                <m:t>_</m:t>
-              </m:r>
-              <m:r>
-                <w:rPr>
-                  <w:rFonts w:ascii="Cambria Math" w:hAnsi="Cambria Math"/>
-                  <w:lang w:val="en-GB" w:eastAsia="en-US"/>
-                </w:rPr>
-                <m:t>green</m:t>
-              </m:r>
-              <m:r>
-                <w:rPr>
-                  <w:rFonts w:ascii="Cambria Math" w:hAnsi="Cambria Math"/>
-                  <w:lang w:val="en-GB" w:eastAsia="en-US"/>
-                </w:rPr>
-                <m:t>h</m:t>
-              </m:r>
-              <m:r>
-                <w:rPr>
-                  <w:rFonts w:ascii="Cambria Math" w:hAnsi="Cambria Math"/>
-                  <w:lang w:val="en-GB" w:eastAsia="en-US"/>
-                </w:rPr>
-                <m:t>ouse</m:t>
+                <m:t>diss_greenhouse</m:t>
               </m:r>
             </m:sub>
           </m:sSub>
@@ -6730,14 +6628,7 @@
                   <w:rFonts w:ascii="Cambria Math" w:hAnsi="Cambria Math"/>
                   <w:lang w:val="en-GB" w:eastAsia="en-US"/>
                 </w:rPr>
-                <m:t>-</m:t>
-              </m:r>
-              <m:r>
-                <w:rPr>
-                  <w:rFonts w:ascii="Cambria Math" w:hAnsi="Cambria Math"/>
-                  <w:lang w:val="en-GB" w:eastAsia="en-US"/>
-                </w:rPr>
-                <m:t>Q</m:t>
+                <m:t>-Q</m:t>
               </m:r>
             </m:e>
             <m:sub>
@@ -6746,21 +6637,7 @@
                   <w:rFonts w:ascii="Cambria Math" w:hAnsi="Cambria Math"/>
                   <w:lang w:val="en-GB" w:eastAsia="en-US"/>
                 </w:rPr>
-                <m:t>diss</m:t>
-              </m:r>
-              <m:r>
-                <w:rPr>
-                  <w:rFonts w:ascii="Cambria Math" w:hAnsi="Cambria Math"/>
-                  <w:lang w:val="en-GB" w:eastAsia="en-US"/>
-                </w:rPr>
-                <m:t>,_</m:t>
-              </m:r>
-              <m:r>
-                <w:rPr>
-                  <w:rFonts w:ascii="Cambria Math" w:hAnsi="Cambria Math"/>
-                  <w:lang w:val="en-GB" w:eastAsia="en-US"/>
-                </w:rPr>
-                <m:t>tank</m:t>
+                <m:t>diss,_tank</m:t>
               </m:r>
             </m:sub>
           </m:sSub>
@@ -6769,14 +6646,7 @@
               <w:rFonts w:ascii="Cambria Math" w:hAnsi="Cambria Math"/>
               <w:lang w:val="en-GB" w:eastAsia="en-US"/>
             </w:rPr>
-            <m:t xml:space="preserve">≈0.258 </m:t>
-          </m:r>
-          <m:r>
-            <w:rPr>
-              <w:rFonts w:ascii="Cambria Math" w:hAnsi="Cambria Math"/>
-              <w:lang w:val="en-GB" w:eastAsia="en-US"/>
-            </w:rPr>
-            <m:t>MW</m:t>
+            <m:t>≈0.258 MW</m:t>
           </m:r>
         </m:oMath>
       </m:oMathPara>
@@ -6935,21 +6805,7 @@
                   <w:rFonts w:ascii="Cambria Math" w:hAnsi="Cambria Math"/>
                   <w:lang w:val="en-GB" w:eastAsia="en-US"/>
                 </w:rPr>
-                <m:t>green</m:t>
-              </m:r>
-              <m:r>
-                <w:rPr>
-                  <w:rFonts w:ascii="Cambria Math" w:hAnsi="Cambria Math"/>
-                  <w:lang w:val="en-GB" w:eastAsia="en-US"/>
-                </w:rPr>
-                <m:t>h</m:t>
-              </m:r>
-              <m:r>
-                <w:rPr>
-                  <w:rFonts w:ascii="Cambria Math" w:hAnsi="Cambria Math"/>
-                  <w:lang w:val="en-GB" w:eastAsia="en-US"/>
-                </w:rPr>
-                <m:t>ouse</m:t>
+                <m:t>greenhouse</m:t>
               </m:r>
             </m:sub>
           </m:sSub>
@@ -6996,35 +6852,7 @@
                       <w:rFonts w:ascii="Cambria Math" w:hAnsi="Cambria Math"/>
                       <w:lang w:val="en-GB" w:eastAsia="en-US"/>
                     </w:rPr>
-                    <m:t>diss</m:t>
-                  </m:r>
-                  <m:r>
-                    <w:rPr>
-                      <w:rFonts w:ascii="Cambria Math" w:hAnsi="Cambria Math"/>
-                      <w:lang w:val="en-GB" w:eastAsia="en-US"/>
-                    </w:rPr>
-                    <m:t xml:space="preserve">, </m:t>
-                  </m:r>
-                  <m:r>
-                    <w:rPr>
-                      <w:rFonts w:ascii="Cambria Math" w:hAnsi="Cambria Math"/>
-                      <w:lang w:val="en-GB" w:eastAsia="en-US"/>
-                    </w:rPr>
-                    <m:t>green</m:t>
-                  </m:r>
-                  <m:r>
-                    <w:rPr>
-                      <w:rFonts w:ascii="Cambria Math" w:hAnsi="Cambria Math"/>
-                      <w:lang w:val="en-GB" w:eastAsia="en-US"/>
-                    </w:rPr>
-                    <m:t>h</m:t>
-                  </m:r>
-                  <m:r>
-                    <w:rPr>
-                      <w:rFonts w:ascii="Cambria Math" w:hAnsi="Cambria Math"/>
-                      <w:lang w:val="en-GB" w:eastAsia="en-US"/>
-                    </w:rPr>
-                    <m:t>ouse</m:t>
+                    <m:t>diss, greenhouse</m:t>
                   </m:r>
                 </m:sub>
               </m:sSub>
@@ -7035,21 +6863,7 @@
                   <w:rFonts w:ascii="Cambria Math" w:hAnsi="Cambria Math"/>
                   <w:lang w:val="en-GB" w:eastAsia="en-US"/>
                 </w:rPr>
-                <m:t>U</m:t>
-              </m:r>
-              <m:r>
-                <w:rPr>
-                  <w:rFonts w:ascii="Cambria Math" w:hAnsi="Cambria Math"/>
-                  <w:lang w:val="en-GB" w:eastAsia="en-US"/>
-                </w:rPr>
-                <m:t>⋅</m:t>
-              </m:r>
-              <m:r>
-                <w:rPr>
-                  <w:rFonts w:ascii="Cambria Math" w:hAnsi="Cambria Math"/>
-                  <w:lang w:val="en-GB" w:eastAsia="en-US"/>
-                </w:rPr>
-                <m:t>dT</m:t>
+                <m:t>U⋅dT</m:t>
               </m:r>
             </m:den>
           </m:f>
@@ -7643,7 +7457,7 @@
       <w:pPr>
         <w:pStyle w:val="Heading2"/>
       </w:pPr>
-      <w:bookmarkStart w:id="16" w:name="_Toc225725600"/>
+      <w:bookmarkStart w:id="16" w:name="_Toc225725700"/>
       <w:r>
         <w:t>Control Strategy Heat</w:t>
       </w:r>
@@ -8010,7 +7824,7 @@
       <w:pPr>
         <w:pStyle w:val="Heading2"/>
       </w:pPr>
-      <w:bookmarkStart w:id="17" w:name="_Toc225725601"/>
+      <w:bookmarkStart w:id="17" w:name="_Toc225725701"/>
       <w:r>
         <w:t>Control Strategy Oxygen</w:t>
       </w:r>
@@ -8458,7 +8272,7 @@
       <w:pPr>
         <w:pStyle w:val="Heading2"/>
       </w:pPr>
-      <w:bookmarkStart w:id="18" w:name="_Toc225725602"/>
+      <w:bookmarkStart w:id="18" w:name="_Toc225725702"/>
       <w:r>
         <w:lastRenderedPageBreak/>
         <w:t>Storage Tanks</w:t>
@@ -8570,7 +8384,7 @@
       <w:pPr>
         <w:pStyle w:val="Heading2"/>
       </w:pPr>
-      <w:bookmarkStart w:id="19" w:name="_Toc225725603"/>
+      <w:bookmarkStart w:id="19" w:name="_Toc225725703"/>
       <w:r>
         <w:t>Parameters</w:t>
       </w:r>
@@ -9791,7 +9605,7 @@
           <w:rFonts w:ascii="Calibri" w:hAnsi="Calibri" w:cs="Calibri"/>
         </w:rPr>
       </w:pPr>
-      <w:bookmarkStart w:id="20" w:name="_Toc225725604"/>
+      <w:bookmarkStart w:id="20" w:name="_Toc225725704"/>
       <w:r>
         <w:rPr>
           <w:rStyle w:val="Heading2Char"/>
@@ -10325,7 +10139,7 @@
           <w:rFonts w:ascii="Calibri" w:hAnsi="Calibri" w:cs="Calibri"/>
         </w:rPr>
       </w:pPr>
-      <w:bookmarkStart w:id="21" w:name="_Toc225725605"/>
+      <w:bookmarkStart w:id="21" w:name="_Toc225725705"/>
       <w:r>
         <w:t>Flows</w:t>
       </w:r>
@@ -11138,7 +10952,7 @@
           <w:noProof/>
         </w:rPr>
         <w:drawing>
-          <wp:inline distT="0" distB="0" distL="0" distR="0" wp14:anchorId="24AED3E2" wp14:editId="7281ECEA">
+          <wp:inline distT="0" distB="0" distL="0" distR="0" wp14:anchorId="24AED3E2" wp14:editId="282D820C">
             <wp:extent cx="4107180" cy="5090160"/>
             <wp:effectExtent l="0" t="0" r="7620" b="0"/>
             <wp:docPr id="1170279982" name="Picture 1"/>
@@ -11291,7 +11105,7 @@
       <w:pPr>
         <w:pStyle w:val="Heading2"/>
       </w:pPr>
-      <w:bookmarkStart w:id="22" w:name="_Toc225725606"/>
+      <w:bookmarkStart w:id="22" w:name="_Toc225725706"/>
       <w:r>
         <w:t>Key Equations</w:t>
       </w:r>
@@ -11350,7 +11164,7 @@
       <w:pPr>
         <w:pStyle w:val="Heading3"/>
       </w:pPr>
-      <w:bookmarkStart w:id="23" w:name="_Toc225725607"/>
+      <w:bookmarkStart w:id="23" w:name="_Toc225725707"/>
       <w:r>
         <w:t>Variables</w:t>
       </w:r>
@@ -11429,13 +11243,7 @@
                 <w:rPr>
                   <w:rFonts w:ascii="Cambria Math" w:hAnsi="Cambria Math" w:cs="Calibri"/>
                 </w:rPr>
-                <m:t xml:space="preserve">, </m:t>
-              </m:r>
-              <m:r>
-                <w:rPr>
-                  <w:rFonts w:ascii="Cambria Math" w:hAnsi="Cambria Math" w:cs="Calibri"/>
-                </w:rPr>
-                <m:t>prod</m:t>
+                <m:t>, prod</m:t>
               </m:r>
             </m:sub>
           </m:sSub>
@@ -11550,13 +11358,7 @@
                 <w:rPr>
                   <w:rFonts w:ascii="Cambria Math" w:hAnsi="Cambria Math" w:cs="Calibri"/>
                 </w:rPr>
-                <m:t>∆</m:t>
-              </m:r>
-              <m:r>
-                <w:rPr>
-                  <w:rFonts w:ascii="Cambria Math" w:hAnsi="Cambria Math" w:cs="Calibri"/>
-                </w:rPr>
-                <m:t>H</m:t>
+                <m:t>∆H</m:t>
               </m:r>
             </m:e>
             <m:sub>
@@ -11812,13 +11614,7 @@
                 <w:rPr>
                   <w:rFonts w:ascii="Cambria Math" w:hAnsi="Cambria Math" w:cs="Calibri"/>
                 </w:rPr>
-                <m:t xml:space="preserve">, </m:t>
-              </m:r>
-              <m:r>
-                <w:rPr>
-                  <w:rFonts w:ascii="Cambria Math" w:hAnsi="Cambria Math" w:cs="Calibri"/>
-                </w:rPr>
-                <m:t>in</m:t>
+                <m:t>, in</m:t>
               </m:r>
             </m:sub>
           </m:sSub>
@@ -11898,13 +11694,7 @@
                 <w:rPr>
                   <w:rFonts w:ascii="Cambria Math" w:hAnsi="Cambria Math" w:cs="Calibri"/>
                 </w:rPr>
-                <m:t xml:space="preserve">, </m:t>
-              </m:r>
-              <m:r>
-                <w:rPr>
-                  <w:rFonts w:ascii="Cambria Math" w:hAnsi="Cambria Math" w:cs="Calibri"/>
-                </w:rPr>
-                <m:t>consumed</m:t>
+                <m:t>, consumed</m:t>
               </m:r>
             </m:sub>
           </m:sSub>
@@ -11986,13 +11776,7 @@
                 <w:rPr>
                   <w:rFonts w:ascii="Cambria Math" w:hAnsi="Cambria Math" w:cs="Calibri"/>
                 </w:rPr>
-                <m:t xml:space="preserve"> </m:t>
-              </m:r>
-              <m:r>
-                <w:rPr>
-                  <w:rFonts w:ascii="Cambria Math" w:hAnsi="Cambria Math" w:cs="Calibri"/>
-                </w:rPr>
-                <m:t>prod</m:t>
+                <m:t xml:space="preserve"> prod</m:t>
               </m:r>
             </m:sub>
           </m:sSub>
@@ -12131,35 +11915,7 @@
                   <w:rFonts w:ascii="Cambria Math" w:eastAsiaTheme="minorEastAsia" w:hAnsi="Cambria Math" w:cs="Calibri"/>
                   <w:lang w:val="en-GB"/>
                 </w:rPr>
-                <m:t>air</m:t>
-              </m:r>
-              <m:r>
-                <w:rPr>
-                  <w:rFonts w:ascii="Cambria Math" w:eastAsiaTheme="minorEastAsia" w:hAnsi="Cambria Math" w:cs="Calibri"/>
-                  <w:lang w:val="en-GB"/>
-                </w:rPr>
-                <m:t>,</m:t>
-              </m:r>
-              <m:r>
-                <w:rPr>
-                  <w:rFonts w:ascii="Cambria Math" w:eastAsiaTheme="minorEastAsia" w:hAnsi="Cambria Math" w:cs="Calibri"/>
-                  <w:lang w:val="en-GB"/>
-                </w:rPr>
-                <m:t>green</m:t>
-              </m:r>
-              <m:r>
-                <w:rPr>
-                  <w:rFonts w:ascii="Cambria Math" w:eastAsiaTheme="minorEastAsia" w:hAnsi="Cambria Math" w:cs="Calibri"/>
-                  <w:lang w:val="en-GB"/>
-                </w:rPr>
-                <m:t>h</m:t>
-              </m:r>
-              <m:r>
-                <w:rPr>
-                  <w:rFonts w:ascii="Cambria Math" w:eastAsiaTheme="minorEastAsia" w:hAnsi="Cambria Math" w:cs="Calibri"/>
-                  <w:lang w:val="en-GB"/>
-                </w:rPr>
-                <m:t>ouse</m:t>
+                <m:t>air,greenhouse</m:t>
               </m:r>
             </m:sub>
           </m:sSub>
@@ -12206,21 +11962,7 @@
                   <w:rFonts w:ascii="Cambria Math" w:eastAsiaTheme="minorEastAsia" w:hAnsi="Cambria Math" w:cs="Calibri"/>
                   <w:lang w:val="en-GB"/>
                 </w:rPr>
-                <m:t>water</m:t>
-              </m:r>
-              <m:r>
-                <w:rPr>
-                  <w:rFonts w:ascii="Cambria Math" w:eastAsiaTheme="minorEastAsia" w:hAnsi="Cambria Math" w:cs="Calibri"/>
-                  <w:lang w:val="en-GB"/>
-                </w:rPr>
-                <m:t>,</m:t>
-              </m:r>
-              <m:r>
-                <w:rPr>
-                  <w:rFonts w:ascii="Cambria Math" w:eastAsiaTheme="minorEastAsia" w:hAnsi="Cambria Math" w:cs="Calibri"/>
-                  <w:lang w:val="en-GB"/>
-                </w:rPr>
-                <m:t>tank</m:t>
+                <m:t>water,tank</m:t>
               </m:r>
             </m:sub>
           </m:sSub>
@@ -12428,21 +12170,7 @@
                   <w:rFonts w:ascii="Cambria Math" w:eastAsiaTheme="minorEastAsia" w:hAnsi="Cambria Math"/>
                   <w:lang w:val="en-GB"/>
                 </w:rPr>
-                <m:t>green</m:t>
-              </m:r>
-              <m:r>
-                <w:rPr>
-                  <w:rFonts w:ascii="Cambria Math" w:eastAsiaTheme="minorEastAsia" w:hAnsi="Cambria Math"/>
-                  <w:lang w:val="en-GB"/>
-                </w:rPr>
-                <m:t>h</m:t>
-              </m:r>
-              <m:r>
-                <w:rPr>
-                  <w:rFonts w:ascii="Cambria Math" w:eastAsiaTheme="minorEastAsia" w:hAnsi="Cambria Math"/>
-                  <w:lang w:val="en-GB"/>
-                </w:rPr>
-                <m:t>ouse</m:t>
+                <m:t>greenhouse</m:t>
               </m:r>
             </m:sub>
           </m:sSub>
@@ -12558,13 +12286,7 @@
                 <w:rPr>
                   <w:rFonts w:ascii="Cambria Math" w:hAnsi="Cambria Math" w:cs="Calibri"/>
                 </w:rPr>
-                <m:t xml:space="preserve">, </m:t>
-              </m:r>
-              <m:r>
-                <w:rPr>
-                  <w:rFonts w:ascii="Cambria Math" w:hAnsi="Cambria Math" w:cs="Calibri"/>
-                </w:rPr>
-                <m:t>tank</m:t>
+                <m:t>, tank</m:t>
               </m:r>
             </m:sub>
           </m:sSub>
@@ -12575,7 +12297,7 @@
       <w:pPr>
         <w:pStyle w:val="Heading3"/>
       </w:pPr>
-      <w:bookmarkStart w:id="24" w:name="_Toc225725608"/>
+      <w:bookmarkStart w:id="24" w:name="_Toc225725708"/>
       <w:r>
         <w:lastRenderedPageBreak/>
         <w:t>Hydrogen Production Rate</w:t>
@@ -12704,13 +12426,7 @@
                 <w:rPr>
                   <w:rFonts w:ascii="Cambria Math" w:hAnsi="Cambria Math" w:cs="Calibri"/>
                 </w:rPr>
-                <m:t>,</m:t>
-              </m:r>
-              <m:r>
-                <w:rPr>
-                  <w:rFonts w:ascii="Cambria Math" w:hAnsi="Cambria Math" w:cs="Calibri"/>
-                </w:rPr>
-                <m:t>prod</m:t>
+                <m:t>,prod</m:t>
               </m:r>
             </m:sub>
           </m:sSub>
@@ -12804,13 +12520,7 @@
                     <w:rPr>
                       <w:rFonts w:ascii="Cambria Math" w:hAnsi="Cambria Math" w:cs="Calibri"/>
                     </w:rPr>
-                    <m:t>∆</m:t>
-                  </m:r>
-                  <m:r>
-                    <w:rPr>
-                      <w:rFonts w:ascii="Cambria Math" w:hAnsi="Cambria Math" w:cs="Calibri"/>
-                    </w:rPr>
-                    <m:t>H</m:t>
+                    <m:t>∆H</m:t>
                   </m:r>
                 </m:e>
                 <m:sub>
@@ -12851,7 +12561,7 @@
       <w:pPr>
         <w:pStyle w:val="Heading3"/>
       </w:pPr>
-      <w:bookmarkStart w:id="25" w:name="_Toc225725609"/>
+      <w:bookmarkStart w:id="25" w:name="_Toc225725709"/>
       <w:r>
         <w:t>Oxygen Production Rate</w:t>
       </w:r>
@@ -13128,7 +12838,7 @@
           <w:rFonts w:eastAsiaTheme="minorEastAsia"/>
         </w:rPr>
       </w:pPr>
-      <w:bookmarkStart w:id="26" w:name="_Toc225725610"/>
+      <w:bookmarkStart w:id="26" w:name="_Toc225725710"/>
       <w:r>
         <w:rPr>
           <w:rFonts w:eastAsiaTheme="minorEastAsia"/>
@@ -13211,13 +12921,7 @@
                 <w:rPr>
                   <w:rFonts w:ascii="Cambria Math" w:hAnsi="Cambria Math" w:cs="Calibri"/>
                 </w:rPr>
-                <m:t xml:space="preserve">, </m:t>
-              </m:r>
-              <m:r>
-                <w:rPr>
-                  <w:rFonts w:ascii="Cambria Math" w:hAnsi="Cambria Math" w:cs="Calibri"/>
-                </w:rPr>
-                <m:t>tank</m:t>
+                <m:t>, tank</m:t>
               </m:r>
             </m:sub>
           </m:sSub>
@@ -13298,13 +13002,7 @@
                     <w:rPr>
                       <w:rFonts w:ascii="Cambria Math" w:hAnsi="Cambria Math" w:cs="Calibri"/>
                     </w:rPr>
-                    <m:t xml:space="preserve">, </m:t>
-                  </m:r>
-                  <m:r>
-                    <w:rPr>
-                      <w:rFonts w:ascii="Cambria Math" w:hAnsi="Cambria Math" w:cs="Calibri"/>
-                    </w:rPr>
-                    <m:t>in</m:t>
+                    <m:t>, in</m:t>
                   </m:r>
                 </m:sub>
               </m:sSub>
@@ -13375,13 +13073,7 @@
                     <w:rPr>
                       <w:rFonts w:ascii="Cambria Math" w:hAnsi="Cambria Math" w:cs="Calibri"/>
                     </w:rPr>
-                    <m:t xml:space="preserve">, </m:t>
-                  </m:r>
-                  <m:r>
-                    <w:rPr>
-                      <w:rFonts w:ascii="Cambria Math" w:hAnsi="Cambria Math" w:cs="Calibri"/>
-                    </w:rPr>
-                    <m:t>consumed</m:t>
+                    <m:t>, consumed</m:t>
                   </m:r>
                 </m:sub>
               </m:sSub>
@@ -13428,7 +13120,7 @@
       <w:pPr>
         <w:pStyle w:val="Heading3"/>
       </w:pPr>
-      <w:bookmarkStart w:id="27" w:name="_Toc225725611"/>
+      <w:bookmarkStart w:id="27" w:name="_Toc225725711"/>
       <w:r>
         <w:t>Heat</w:t>
       </w:r>
@@ -13484,13 +13176,7 @@
                 <w:rPr>
                   <w:rFonts w:ascii="Cambria Math" w:hAnsi="Cambria Math" w:cs="Calibri"/>
                 </w:rPr>
-                <m:t xml:space="preserve"> </m:t>
-              </m:r>
-              <m:r>
-                <w:rPr>
-                  <w:rFonts w:ascii="Cambria Math" w:hAnsi="Cambria Math" w:cs="Calibri"/>
-                </w:rPr>
-                <m:t>prod</m:t>
+                <m:t xml:space="preserve"> prod</m:t>
               </m:r>
             </m:sub>
           </m:sSub>
@@ -13546,13 +13232,7 @@
                 <w:rPr>
                   <w:rFonts w:ascii="Cambria Math" w:hAnsi="Cambria Math" w:cs="Calibri"/>
                 </w:rPr>
-                <m:t>(1-</m:t>
-              </m:r>
-              <m:r>
-                <w:rPr>
-                  <w:rFonts w:ascii="Cambria Math" w:hAnsi="Cambria Math" w:cs="Calibri"/>
-                </w:rPr>
-                <m:t>Eff</m:t>
+                <m:t>(1-Eff</m:t>
               </m:r>
             </m:e>
             <m:sub>
@@ -13577,7 +13257,7 @@
       <w:pPr>
         <w:pStyle w:val="Heading3"/>
       </w:pPr>
-      <w:bookmarkStart w:id="28" w:name="_Toc225725612"/>
+      <w:bookmarkStart w:id="28" w:name="_Toc225725712"/>
       <w:r>
         <w:t>Greenhouse Temperature</w:t>
       </w:r>
@@ -13634,21 +13314,7 @@
                   <w:rFonts w:ascii="Cambria Math" w:eastAsiaTheme="minorEastAsia" w:hAnsi="Cambria Math" w:cs="Calibri"/>
                   <w:lang w:val="en-GB"/>
                 </w:rPr>
-                <m:t>green</m:t>
-              </m:r>
-              <m:r>
-                <w:rPr>
-                  <w:rFonts w:ascii="Cambria Math" w:eastAsiaTheme="minorEastAsia" w:hAnsi="Cambria Math" w:cs="Calibri"/>
-                  <w:lang w:val="en-GB"/>
-                </w:rPr>
-                <m:t>h</m:t>
-              </m:r>
-              <m:r>
-                <w:rPr>
-                  <w:rFonts w:ascii="Cambria Math" w:eastAsiaTheme="minorEastAsia" w:hAnsi="Cambria Math" w:cs="Calibri"/>
-                  <w:lang w:val="en-GB"/>
-                </w:rPr>
-                <m:t>ouse</m:t>
+                <m:t>greenhouse</m:t>
               </m:r>
             </m:sub>
           </m:sSub>
@@ -13765,35 +13431,7 @@
                       <w:rFonts w:ascii="Cambria Math" w:eastAsiaTheme="minorEastAsia" w:hAnsi="Cambria Math" w:cs="Calibri"/>
                       <w:lang w:val="en-GB"/>
                     </w:rPr>
-                    <m:t>air</m:t>
-                  </m:r>
-                  <m:r>
-                    <w:rPr>
-                      <w:rFonts w:ascii="Cambria Math" w:eastAsiaTheme="minorEastAsia" w:hAnsi="Cambria Math" w:cs="Calibri"/>
-                      <w:lang w:val="en-GB"/>
-                    </w:rPr>
-                    <m:t>,</m:t>
-                  </m:r>
-                  <m:r>
-                    <w:rPr>
-                      <w:rFonts w:ascii="Cambria Math" w:eastAsiaTheme="minorEastAsia" w:hAnsi="Cambria Math" w:cs="Calibri"/>
-                      <w:lang w:val="en-GB"/>
-                    </w:rPr>
-                    <m:t>green</m:t>
-                  </m:r>
-                  <m:r>
-                    <w:rPr>
-                      <w:rFonts w:ascii="Cambria Math" w:eastAsiaTheme="minorEastAsia" w:hAnsi="Cambria Math" w:cs="Calibri"/>
-                      <w:lang w:val="en-GB"/>
-                    </w:rPr>
-                    <m:t>h</m:t>
-                  </m:r>
-                  <m:r>
-                    <w:rPr>
-                      <w:rFonts w:ascii="Cambria Math" w:eastAsiaTheme="minorEastAsia" w:hAnsi="Cambria Math" w:cs="Calibri"/>
-                      <w:lang w:val="en-GB"/>
-                    </w:rPr>
-                    <m:t>ouse</m:t>
+                    <m:t>air,greenhouse</m:t>
                   </m:r>
                 </m:sub>
               </m:sSub>
@@ -13881,7 +13519,7 @@
       <w:pPr>
         <w:pStyle w:val="Heading3"/>
       </w:pPr>
-      <w:bookmarkStart w:id="29" w:name="_Toc225725613"/>
+      <w:bookmarkStart w:id="29" w:name="_Toc225725713"/>
       <w:r>
         <w:t>Fish Tank</w:t>
       </w:r>
@@ -14179,7 +13817,13 @@
           <w:rFonts w:eastAsiaTheme="minorEastAsia"/>
         </w:rPr>
       </w:pPr>
-      <w:bookmarkStart w:id="30" w:name="_Toc225725614"/>
+      <w:bookmarkStart w:id="30" w:name="_Toc225725714"/>
+      <w:r>
+        <w:rPr>
+          <w:rFonts w:eastAsiaTheme="minorEastAsia"/>
+        </w:rPr>
+        <w:t>Simulation Results and Performance Validation</w:t>
+      </w:r>
       <w:bookmarkEnd w:id="30"/>
     </w:p>
     <w:p>
@@ -14190,7 +13834,7 @@
           <w:lang w:val="fi-FI"/>
         </w:rPr>
       </w:pPr>
-      <w:bookmarkStart w:id="31" w:name="_Toc225725615"/>
+      <w:bookmarkStart w:id="31" w:name="_Toc225725715"/>
       <w:r>
         <w:rPr>
           <w:rFonts w:eastAsiaTheme="minorEastAsia"/>
@@ -14240,6 +13884,7 @@
       <w:r>
         <w:rPr>
           <w:rFonts w:eastAsiaTheme="minorEastAsia"/>
+          <w:noProof/>
           <w:lang w:eastAsia="en-US"/>
         </w:rPr>
         <w:drawing>
@@ -14316,7 +13961,7 @@
           <w:rFonts w:eastAsiaTheme="minorEastAsia"/>
         </w:rPr>
       </w:pPr>
-      <w:bookmarkStart w:id="32" w:name="_Toc225725616"/>
+      <w:bookmarkStart w:id="32" w:name="_Toc225725716"/>
       <w:r>
         <w:rPr>
           <w:rFonts w:eastAsiaTheme="minorEastAsia"/>
@@ -14348,14 +13993,14 @@
         <w:rPr>
           <w:rFonts w:eastAsiaTheme="minorEastAsia"/>
         </w:rPr>
-        <w:t xml:space="preserve">. Despite these sharp fluctuations in energy input and resultant heat production (Q_prod), the proportional controllers maintained a stable thermal environment. The fish tank temperature remained constant at 12°C and the greenhouse at 17°C, </w:t>
+        <w:t xml:space="preserve">. Despite these sharp fluctuations in energy input and resultant heat production (Q_prod), the proportional controllers maintained a stable thermal </w:t>
       </w:r>
       <w:r>
         <w:rPr>
           <w:rFonts w:eastAsiaTheme="minorEastAsia"/>
         </w:rPr>
         <w:lastRenderedPageBreak/>
-        <w:t>proving that the system can protect sensitive biological components from external energy intermittency.</w:t>
+        <w:t>environment. The fish tank temperature remained constant at 12°C and the greenhouse at 17°C, proving that the system can protect sensitive biological components from external energy intermittency.</w:t>
       </w:r>
     </w:p>
     <w:p>
@@ -14368,6 +14013,7 @@
       <w:r>
         <w:rPr>
           <w:rFonts w:eastAsiaTheme="minorEastAsia"/>
+          <w:noProof/>
         </w:rPr>
         <w:drawing>
           <wp:inline distT="0" distB="0" distL="0" distR="0" wp14:anchorId="2EA2534F" wp14:editId="783DCAC8">
@@ -14439,7 +14085,7 @@
           <w:rFonts w:eastAsiaTheme="minorEastAsia"/>
         </w:rPr>
       </w:pPr>
-      <w:bookmarkStart w:id="33" w:name="_Toc225725617"/>
+      <w:bookmarkStart w:id="33" w:name="_Toc225725717"/>
       <w:r>
         <w:rPr>
           <w:rFonts w:eastAsiaTheme="minorEastAsia"/>
@@ -14498,6 +14144,7 @@
       <w:r>
         <w:rPr>
           <w:rFonts w:eastAsiaTheme="minorEastAsia"/>
+          <w:noProof/>
           <w:lang w:val="en-GB" w:eastAsia="en-US"/>
         </w:rPr>
         <w:drawing>
@@ -14567,7 +14214,7 @@
           <w:rFonts w:eastAsiaTheme="minorEastAsia"/>
         </w:rPr>
       </w:pPr>
-      <w:bookmarkStart w:id="34" w:name="_Toc225725618"/>
+      <w:bookmarkStart w:id="34" w:name="_Toc225725718"/>
       <w:r>
         <w:rPr>
           <w:rFonts w:eastAsiaTheme="minorEastAsia"/>
@@ -14600,6 +14247,7 @@
       <w:r>
         <w:rPr>
           <w:rFonts w:eastAsiaTheme="minorEastAsia"/>
+          <w:noProof/>
         </w:rPr>
         <w:drawing>
           <wp:inline distT="0" distB="0" distL="0" distR="0" wp14:anchorId="7D6BE5FB" wp14:editId="778FBF4E">
@@ -14896,7 +14544,7 @@
           <w:lang w:val="en-GB"/>
         </w:rPr>
       </w:pPr>
-      <w:bookmarkStart w:id="35" w:name="_Toc225725619"/>
+      <w:bookmarkStart w:id="35" w:name="_Toc225725719"/>
       <w:r>
         <w:rPr>
           <w:rFonts w:eastAsiaTheme="minorEastAsia"/>

--- a/Documentation.docx
+++ b/Documentation.docx
@@ -4330,7 +4330,19 @@
             <w:rPr>
               <w:rFonts w:ascii="Cambria Math" w:eastAsiaTheme="minorEastAsia" w:hAnsi="Cambria Math"/>
             </w:rPr>
-            <m:t>=3.29</m:t>
+            <m:t>=</m:t>
+          </m:r>
+          <m:r>
+            <w:rPr>
+              <w:rFonts w:ascii="Cambria Math" w:eastAsiaTheme="minorEastAsia" w:hAnsi="Cambria Math"/>
+            </w:rPr>
+            <m:t>3</m:t>
+          </m:r>
+          <m:r>
+            <w:rPr>
+              <w:rFonts w:ascii="Cambria Math" w:eastAsiaTheme="minorEastAsia" w:hAnsi="Cambria Math"/>
+            </w:rPr>
+            <m:t>.3012</m:t>
           </m:r>
           <m:f>
             <m:fPr>
@@ -10952,7 +10964,7 @@
           <w:noProof/>
         </w:rPr>
         <w:drawing>
-          <wp:inline distT="0" distB="0" distL="0" distR="0" wp14:anchorId="24AED3E2" wp14:editId="282D820C">
+          <wp:inline distT="0" distB="0" distL="0" distR="0" wp14:anchorId="24AED3E2" wp14:editId="57A05D42">
             <wp:extent cx="4107180" cy="5090160"/>
             <wp:effectExtent l="0" t="0" r="7620" b="0"/>
             <wp:docPr id="1170279982" name="Picture 1"/>
@@ -14234,7 +14246,7 @@
         <w:rPr>
           <w:rFonts w:eastAsiaTheme="minorEastAsia"/>
         </w:rPr>
-        <w:t>Mass balance calculations and real-time monitoring confirm that the byproduct oxygen flow of approximately 184.16 kg/hr consistently exceeds the maximum respiratory demand of the 526,171 kg fish biomass. This ensures a sustainable biological environment without the need for supplementary oxygen procurement, further enhancing the system's circularity and self-sufficiency.</w:t>
+        <w:t>Mass balance calculations and real-time monitoring confirm that the byproduct oxygen flow of approximately 184.16 kg/h consistently exceeds the maximum respiratory demand of the 526,171 kg fish biomass. This ensures a sustainable biological environment without the need for supplementary oxygen procurement, further enhancing the system's circularity and self-sufficiency.</w:t>
       </w:r>
     </w:p>
     <w:p>
@@ -14463,7 +14475,7 @@
           <w:lang w:val="en-GB" w:eastAsia="en-US"/>
         </w:rPr>
         <w:lastRenderedPageBreak/>
-        <w:t>Oxygen Balance (kg/hr): A supply-vs-demand analysis confirming that the oxygen production rate (</w:t>
+        <w:t>Oxygen Balance (kg/h): A supply-vs-demand analysis confirming that the oxygen production rate (</w:t>
       </w:r>
       <w:r>
         <w:rPr>
@@ -14477,7 +14489,7 @@
           <w:rFonts w:eastAsiaTheme="minorEastAsia"/>
           <w:lang w:val="en-GB" w:eastAsia="en-US"/>
         </w:rPr>
-        <w:t xml:space="preserve">184.16 kg/hr) consistently meets the respiratory needs of the 526,171 kg fish biomass </w:t>
+        <w:t xml:space="preserve">184.16 kg/h) consistently meets the respiratory needs of the 526,171 kg fish biomass </w:t>
       </w:r>
       <w:r>
         <w:rPr>
@@ -14498,7 +14510,7 @@
           <w:rFonts w:eastAsiaTheme="minorEastAsia"/>
           <w:lang w:val="en-GB" w:eastAsia="en-US"/>
         </w:rPr>
-        <w:t>184.16 kg/hr</w:t>
+        <w:t>184.16 kg/h</w:t>
       </w:r>
       <w:r>
         <w:rPr>
@@ -19801,6 +19813,7 @@
   <w:style w:type="character" w:default="1" w:styleId="DefaultParagraphFont">
     <w:name w:val="Default Paragraph Font"/>
     <w:uiPriority w:val="1"/>
+    <w:semiHidden/>
     <w:unhideWhenUsed/>
   </w:style>
   <w:style w:type="table" w:default="1" w:styleId="TableNormal">

--- a/Documentation.docx
+++ b/Documentation.docx
@@ -4330,19 +4330,7 @@
             <w:rPr>
               <w:rFonts w:ascii="Cambria Math" w:eastAsiaTheme="minorEastAsia" w:hAnsi="Cambria Math"/>
             </w:rPr>
-            <m:t>=</m:t>
-          </m:r>
-          <m:r>
-            <w:rPr>
-              <w:rFonts w:ascii="Cambria Math" w:eastAsiaTheme="minorEastAsia" w:hAnsi="Cambria Math"/>
-            </w:rPr>
-            <m:t>3</m:t>
-          </m:r>
-          <m:r>
-            <w:rPr>
-              <w:rFonts w:ascii="Cambria Math" w:eastAsiaTheme="minorEastAsia" w:hAnsi="Cambria Math"/>
-            </w:rPr>
-            <m:t>.3012</m:t>
+            <m:t>=3.3012</m:t>
           </m:r>
           <m:f>
             <m:fPr>
@@ -4461,7 +4449,13 @@
             <w:rPr>
               <w:rFonts w:ascii="Cambria Math" w:eastAsiaTheme="minorEastAsia" w:hAnsi="Cambria Math"/>
             </w:rPr>
-            <m:t>*0.5=</m:t>
+            <m:t>*</m:t>
+          </m:r>
+          <m:r>
+            <w:rPr>
+              <w:rFonts w:ascii="Cambria Math" w:eastAsiaTheme="minorEastAsia" w:hAnsi="Cambria Math"/>
+            </w:rPr>
+            <m:t>0.5=</m:t>
           </m:r>
           <m:sSub>
             <m:sSubPr>
@@ -4513,7 +4507,55 @@
             <w:rPr>
               <w:rFonts w:ascii="Cambria Math" w:eastAsiaTheme="minorEastAsia" w:hAnsi="Cambria Math"/>
             </w:rPr>
-            <m:t xml:space="preserve">=5754.97 mol/hr=184.16 kg/hr </m:t>
+            <m:t xml:space="preserve">=5754.97 </m:t>
+          </m:r>
+          <m:r>
+            <w:rPr>
+              <w:rFonts w:ascii="Cambria Math" w:eastAsiaTheme="minorEastAsia" w:hAnsi="Cambria Math"/>
+            </w:rPr>
+            <m:t>mol</m:t>
+          </m:r>
+          <m:r>
+            <w:rPr>
+              <w:rFonts w:ascii="Cambria Math" w:eastAsiaTheme="minorEastAsia" w:hAnsi="Cambria Math"/>
+            </w:rPr>
+            <m:t>/h</m:t>
+          </m:r>
+          <m:r>
+            <w:rPr>
+              <w:rFonts w:ascii="Cambria Math" w:eastAsiaTheme="minorEastAsia" w:hAnsi="Cambria Math"/>
+            </w:rPr>
+            <m:t>r</m:t>
+          </m:r>
+          <m:r>
+            <w:rPr>
+              <w:rFonts w:ascii="Cambria Math" w:eastAsiaTheme="minorEastAsia" w:hAnsi="Cambria Math"/>
+            </w:rPr>
+            <m:t xml:space="preserve">=184.16 </m:t>
+          </m:r>
+          <m:r>
+            <w:rPr>
+              <w:rFonts w:ascii="Cambria Math" w:eastAsiaTheme="minorEastAsia" w:hAnsi="Cambria Math"/>
+            </w:rPr>
+            <m:t>kg</m:t>
+          </m:r>
+          <m:r>
+            <w:rPr>
+              <w:rFonts w:ascii="Cambria Math" w:eastAsiaTheme="minorEastAsia" w:hAnsi="Cambria Math"/>
+            </w:rPr>
+            <m:t>/h</m:t>
+          </m:r>
+          <m:r>
+            <w:rPr>
+              <w:rFonts w:ascii="Cambria Math" w:eastAsiaTheme="minorEastAsia" w:hAnsi="Cambria Math"/>
+            </w:rPr>
+            <m:t>r</m:t>
+          </m:r>
+          <m:r>
+            <w:rPr>
+              <w:rFonts w:ascii="Cambria Math" w:eastAsiaTheme="minorEastAsia" w:hAnsi="Cambria Math"/>
+            </w:rPr>
+            <m:t xml:space="preserve"> </m:t>
           </m:r>
         </m:oMath>
       </m:oMathPara>
@@ -4678,7 +4720,13 @@
                 <w:rPr>
                   <w:rFonts w:ascii="Cambria Math" w:eastAsiaTheme="minorEastAsia" w:hAnsi="Cambria Math"/>
                 </w:rPr>
-                <m:t>fish</m:t>
+                <m:t>fis</m:t>
+              </m:r>
+              <m:r>
+                <w:rPr>
+                  <w:rFonts w:ascii="Cambria Math" w:eastAsiaTheme="minorEastAsia" w:hAnsi="Cambria Math"/>
+                </w:rPr>
+                <m:t>h</m:t>
               </m:r>
             </m:sub>
           </m:sSub>
@@ -4686,7 +4734,25 @@
             <w:rPr>
               <w:rFonts w:ascii="Cambria Math" w:eastAsiaTheme="minorEastAsia" w:hAnsi="Cambria Math"/>
             </w:rPr>
-            <m:t>=526 171.43 kg=526.17 t</m:t>
+            <m:t xml:space="preserve">=526 171.43 </m:t>
+          </m:r>
+          <m:r>
+            <w:rPr>
+              <w:rFonts w:ascii="Cambria Math" w:eastAsiaTheme="minorEastAsia" w:hAnsi="Cambria Math"/>
+            </w:rPr>
+            <m:t>kg</m:t>
+          </m:r>
+          <m:r>
+            <w:rPr>
+              <w:rFonts w:ascii="Cambria Math" w:eastAsiaTheme="minorEastAsia" w:hAnsi="Cambria Math"/>
+            </w:rPr>
+            <m:t xml:space="preserve">=526.17 </m:t>
+          </m:r>
+          <m:r>
+            <w:rPr>
+              <w:rFonts w:ascii="Cambria Math" w:eastAsiaTheme="minorEastAsia" w:hAnsi="Cambria Math"/>
+            </w:rPr>
+            <m:t>t</m:t>
           </m:r>
         </m:oMath>
       </m:oMathPara>
@@ -4749,7 +4815,13 @@
                     <w:rPr>
                       <w:rFonts w:ascii="Cambria Math" w:eastAsiaTheme="minorEastAsia" w:hAnsi="Cambria Math"/>
                     </w:rPr>
-                    <m:t>fish</m:t>
+                    <m:t>fis</m:t>
+                  </m:r>
+                  <m:r>
+                    <w:rPr>
+                      <w:rFonts w:ascii="Cambria Math" w:eastAsiaTheme="minorEastAsia" w:hAnsi="Cambria Math"/>
+                    </w:rPr>
+                    <m:t>h</m:t>
                   </m:r>
                 </m:sub>
               </m:sSub>
@@ -4767,7 +4839,13 @@
             <w:rPr>
               <w:rFonts w:ascii="Cambria Math" w:eastAsiaTheme="minorEastAsia" w:hAnsi="Cambria Math"/>
             </w:rPr>
-            <m:t>*100=</m:t>
+            <m:t>*</m:t>
+          </m:r>
+          <m:r>
+            <w:rPr>
+              <w:rFonts w:ascii="Cambria Math" w:eastAsiaTheme="minorEastAsia" w:hAnsi="Cambria Math"/>
+            </w:rPr>
+            <m:t>100=</m:t>
           </m:r>
           <m:sSub>
             <m:sSubPr>
@@ -6584,7 +6662,35 @@
                   <w:rFonts w:ascii="Cambria Math" w:hAnsi="Cambria Math"/>
                   <w:lang w:val="en-GB" w:eastAsia="en-US"/>
                 </w:rPr>
-                <m:t>diss_greenhouse</m:t>
+                <m:t>diss</m:t>
+              </m:r>
+              <m:r>
+                <w:rPr>
+                  <w:rFonts w:ascii="Cambria Math" w:hAnsi="Cambria Math"/>
+                  <w:lang w:val="en-GB" w:eastAsia="en-US"/>
+                </w:rPr>
+                <m:t>_</m:t>
+              </m:r>
+              <m:r>
+                <w:rPr>
+                  <w:rFonts w:ascii="Cambria Math" w:hAnsi="Cambria Math"/>
+                  <w:lang w:val="en-GB" w:eastAsia="en-US"/>
+                </w:rPr>
+                <m:t>green</m:t>
+              </m:r>
+              <m:r>
+                <w:rPr>
+                  <w:rFonts w:ascii="Cambria Math" w:hAnsi="Cambria Math"/>
+                  <w:lang w:val="en-GB" w:eastAsia="en-US"/>
+                </w:rPr>
+                <m:t>h</m:t>
+              </m:r>
+              <m:r>
+                <w:rPr>
+                  <w:rFonts w:ascii="Cambria Math" w:hAnsi="Cambria Math"/>
+                  <w:lang w:val="en-GB" w:eastAsia="en-US"/>
+                </w:rPr>
+                <m:t>ouse</m:t>
               </m:r>
             </m:sub>
           </m:sSub>
@@ -6640,7 +6746,14 @@
                   <w:rFonts w:ascii="Cambria Math" w:hAnsi="Cambria Math"/>
                   <w:lang w:val="en-GB" w:eastAsia="en-US"/>
                 </w:rPr>
-                <m:t>-Q</m:t>
+                <m:t>-</m:t>
+              </m:r>
+              <m:r>
+                <w:rPr>
+                  <w:rFonts w:ascii="Cambria Math" w:hAnsi="Cambria Math"/>
+                  <w:lang w:val="en-GB" w:eastAsia="en-US"/>
+                </w:rPr>
+                <m:t>Q</m:t>
               </m:r>
             </m:e>
             <m:sub>
@@ -6649,7 +6762,21 @@
                   <w:rFonts w:ascii="Cambria Math" w:hAnsi="Cambria Math"/>
                   <w:lang w:val="en-GB" w:eastAsia="en-US"/>
                 </w:rPr>
-                <m:t>diss,_tank</m:t>
+                <m:t>diss</m:t>
+              </m:r>
+              <m:r>
+                <w:rPr>
+                  <w:rFonts w:ascii="Cambria Math" w:hAnsi="Cambria Math"/>
+                  <w:lang w:val="en-GB" w:eastAsia="en-US"/>
+                </w:rPr>
+                <m:t>,_</m:t>
+              </m:r>
+              <m:r>
+                <w:rPr>
+                  <w:rFonts w:ascii="Cambria Math" w:hAnsi="Cambria Math"/>
+                  <w:lang w:val="en-GB" w:eastAsia="en-US"/>
+                </w:rPr>
+                <m:t>tank</m:t>
               </m:r>
             </m:sub>
           </m:sSub>
@@ -6658,7 +6785,14 @@
               <w:rFonts w:ascii="Cambria Math" w:hAnsi="Cambria Math"/>
               <w:lang w:val="en-GB" w:eastAsia="en-US"/>
             </w:rPr>
-            <m:t>≈0.258 MW</m:t>
+            <m:t xml:space="preserve">≈0.258 </m:t>
+          </m:r>
+          <m:r>
+            <w:rPr>
+              <w:rFonts w:ascii="Cambria Math" w:hAnsi="Cambria Math"/>
+              <w:lang w:val="en-GB" w:eastAsia="en-US"/>
+            </w:rPr>
+            <m:t>MW</m:t>
           </m:r>
         </m:oMath>
       </m:oMathPara>
@@ -6817,7 +6951,21 @@
                   <w:rFonts w:ascii="Cambria Math" w:hAnsi="Cambria Math"/>
                   <w:lang w:val="en-GB" w:eastAsia="en-US"/>
                 </w:rPr>
-                <m:t>greenhouse</m:t>
+                <m:t>green</m:t>
+              </m:r>
+              <m:r>
+                <w:rPr>
+                  <w:rFonts w:ascii="Cambria Math" w:hAnsi="Cambria Math"/>
+                  <w:lang w:val="en-GB" w:eastAsia="en-US"/>
+                </w:rPr>
+                <m:t>h</m:t>
+              </m:r>
+              <m:r>
+                <w:rPr>
+                  <w:rFonts w:ascii="Cambria Math" w:hAnsi="Cambria Math"/>
+                  <w:lang w:val="en-GB" w:eastAsia="en-US"/>
+                </w:rPr>
+                <m:t>ouse</m:t>
               </m:r>
             </m:sub>
           </m:sSub>
@@ -6864,7 +7012,35 @@
                       <w:rFonts w:ascii="Cambria Math" w:hAnsi="Cambria Math"/>
                       <w:lang w:val="en-GB" w:eastAsia="en-US"/>
                     </w:rPr>
-                    <m:t>diss, greenhouse</m:t>
+                    <m:t>diss</m:t>
+                  </m:r>
+                  <m:r>
+                    <w:rPr>
+                      <w:rFonts w:ascii="Cambria Math" w:hAnsi="Cambria Math"/>
+                      <w:lang w:val="en-GB" w:eastAsia="en-US"/>
+                    </w:rPr>
+                    <m:t xml:space="preserve">, </m:t>
+                  </m:r>
+                  <m:r>
+                    <w:rPr>
+                      <w:rFonts w:ascii="Cambria Math" w:hAnsi="Cambria Math"/>
+                      <w:lang w:val="en-GB" w:eastAsia="en-US"/>
+                    </w:rPr>
+                    <m:t>green</m:t>
+                  </m:r>
+                  <m:r>
+                    <w:rPr>
+                      <w:rFonts w:ascii="Cambria Math" w:hAnsi="Cambria Math"/>
+                      <w:lang w:val="en-GB" w:eastAsia="en-US"/>
+                    </w:rPr>
+                    <m:t>h</m:t>
+                  </m:r>
+                  <m:r>
+                    <w:rPr>
+                      <w:rFonts w:ascii="Cambria Math" w:hAnsi="Cambria Math"/>
+                      <w:lang w:val="en-GB" w:eastAsia="en-US"/>
+                    </w:rPr>
+                    <m:t>ouse</m:t>
                   </m:r>
                 </m:sub>
               </m:sSub>
@@ -6875,7 +7051,21 @@
                   <w:rFonts w:ascii="Cambria Math" w:hAnsi="Cambria Math"/>
                   <w:lang w:val="en-GB" w:eastAsia="en-US"/>
                 </w:rPr>
-                <m:t>U⋅dT</m:t>
+                <m:t>U</m:t>
+              </m:r>
+              <m:r>
+                <w:rPr>
+                  <w:rFonts w:ascii="Cambria Math" w:hAnsi="Cambria Math"/>
+                  <w:lang w:val="en-GB" w:eastAsia="en-US"/>
+                </w:rPr>
+                <m:t>⋅</m:t>
+              </m:r>
+              <m:r>
+                <w:rPr>
+                  <w:rFonts w:ascii="Cambria Math" w:hAnsi="Cambria Math"/>
+                  <w:lang w:val="en-GB" w:eastAsia="en-US"/>
+                </w:rPr>
+                <m:t>dT</m:t>
               </m:r>
             </m:den>
           </m:f>
@@ -10961,13 +11151,17 @@
       </w:pPr>
       <w:r>
         <w:rPr>
+          <w:rFonts w:asciiTheme="majorHAnsi" w:eastAsiaTheme="majorEastAsia" w:hAnsiTheme="majorHAnsi" w:cstheme="majorBidi"/>
           <w:noProof/>
+          <w:color w:val="365F91" w:themeColor="accent1" w:themeShade="BF"/>
+          <w:sz w:val="32"/>
+          <w:szCs w:val="32"/>
         </w:rPr>
         <w:drawing>
-          <wp:inline distT="0" distB="0" distL="0" distR="0" wp14:anchorId="24AED3E2" wp14:editId="57A05D42">
-            <wp:extent cx="4107180" cy="5090160"/>
-            <wp:effectExtent l="0" t="0" r="7620" b="0"/>
-            <wp:docPr id="1170279982" name="Picture 1"/>
+          <wp:inline distT="0" distB="0" distL="0" distR="0" wp14:anchorId="0050E42F" wp14:editId="3A4E8F7B">
+            <wp:extent cx="5731510" cy="6144260"/>
+            <wp:effectExtent l="0" t="0" r="2540" b="8890"/>
+            <wp:docPr id="222683927" name="Grafik 2"/>
             <wp:cNvGraphicFramePr>
               <a:graphicFrameLocks xmlns:a="http://schemas.openxmlformats.org/drawingml/2006/main" noChangeAspect="1"/>
             </wp:cNvGraphicFramePr>
@@ -10975,36 +11169,29 @@
               <a:graphicData uri="http://schemas.openxmlformats.org/drawingml/2006/picture">
                 <pic:pic xmlns:pic="http://schemas.openxmlformats.org/drawingml/2006/picture">
                   <pic:nvPicPr>
-                    <pic:cNvPr id="0" name="Picture 1"/>
-                    <pic:cNvPicPr>
-                      <a:picLocks noChangeAspect="1" noChangeArrowheads="1"/>
-                    </pic:cNvPicPr>
+                    <pic:cNvPr id="222683927" name="Grafik 222683927"/>
+                    <pic:cNvPicPr/>
                   </pic:nvPicPr>
                   <pic:blipFill>
-                    <a:blip r:embed="rId12" cstate="print">
+                    <a:blip r:embed="rId12">
                       <a:extLst>
                         <a:ext uri="{28A0092B-C50C-407E-A947-70E740481C1C}">
                           <a14:useLocalDpi xmlns:a14="http://schemas.microsoft.com/office/drawing/2010/main" val="0"/>
                         </a:ext>
                       </a:extLst>
                     </a:blip>
-                    <a:srcRect/>
                     <a:stretch>
                       <a:fillRect/>
                     </a:stretch>
                   </pic:blipFill>
-                  <pic:spPr bwMode="auto">
+                  <pic:spPr>
                     <a:xfrm>
                       <a:off x="0" y="0"/>
-                      <a:ext cx="4107180" cy="5090160"/>
+                      <a:ext cx="5731510" cy="6144260"/>
                     </a:xfrm>
                     <a:prstGeom prst="rect">
                       <a:avLst/>
                     </a:prstGeom>
-                    <a:noFill/>
-                    <a:ln>
-                      <a:noFill/>
-                    </a:ln>
                   </pic:spPr>
                 </pic:pic>
               </a:graphicData>
@@ -11046,6 +11233,12 @@
       </w:r>
       <w:r>
         <w:rPr>
+          <w:lang w:eastAsia="en-US"/>
+        </w:rPr>
+        <w:t xml:space="preserve"> (Original idea)</w:t>
+      </w:r>
+      <w:r>
+        <w:rPr>
           <w:rFonts w:eastAsiaTheme="majorEastAsia"/>
         </w:rPr>
         <w:t>.</w:t>
@@ -11119,6 +11312,7 @@
       </w:pPr>
       <w:bookmarkStart w:id="22" w:name="_Toc225725706"/>
       <w:r>
+        <w:lastRenderedPageBreak/>
         <w:t>Key Equations</w:t>
       </w:r>
       <w:bookmarkEnd w:id="22"/>
@@ -11148,14 +11342,7 @@
         <w:rPr>
           <w:lang w:val="en-GB"/>
         </w:rPr>
-        <w:t xml:space="preserve">. The equation is described </w:t>
-      </w:r>
-      <w:r>
-        <w:rPr>
-          <w:lang w:val="en-GB"/>
-        </w:rPr>
-        <w:lastRenderedPageBreak/>
-        <w:t xml:space="preserve">shortly and the section of the model where it can be found is named. The variables for the equations below are listed under </w:t>
+        <w:t xml:space="preserve">. The equation is described shortly and the section of the model where it can be found is named. The variables for the equations below are listed under </w:t>
       </w:r>
       <w:r>
         <w:rPr>
@@ -11255,7 +11442,13 @@
                 <w:rPr>
                   <w:rFonts w:ascii="Cambria Math" w:hAnsi="Cambria Math" w:cs="Calibri"/>
                 </w:rPr>
-                <m:t>, prod</m:t>
+                <m:t xml:space="preserve">, </m:t>
+              </m:r>
+              <m:r>
+                <w:rPr>
+                  <w:rFonts w:ascii="Cambria Math" w:hAnsi="Cambria Math" w:cs="Calibri"/>
+                </w:rPr>
+                <m:t>prod</m:t>
               </m:r>
             </m:sub>
           </m:sSub>
@@ -11370,7 +11563,13 @@
                 <w:rPr>
                   <w:rFonts w:ascii="Cambria Math" w:hAnsi="Cambria Math" w:cs="Calibri"/>
                 </w:rPr>
-                <m:t>∆H</m:t>
+                <m:t>∆</m:t>
+              </m:r>
+              <m:r>
+                <w:rPr>
+                  <w:rFonts w:ascii="Cambria Math" w:hAnsi="Cambria Math" w:cs="Calibri"/>
+                </w:rPr>
+                <m:t>H</m:t>
               </m:r>
             </m:e>
             <m:sub>
@@ -11626,7 +11825,13 @@
                 <w:rPr>
                   <w:rFonts w:ascii="Cambria Math" w:hAnsi="Cambria Math" w:cs="Calibri"/>
                 </w:rPr>
-                <m:t>, in</m:t>
+                <m:t xml:space="preserve">, </m:t>
+              </m:r>
+              <m:r>
+                <w:rPr>
+                  <w:rFonts w:ascii="Cambria Math" w:hAnsi="Cambria Math" w:cs="Calibri"/>
+                </w:rPr>
+                <m:t>in</m:t>
               </m:r>
             </m:sub>
           </m:sSub>
@@ -11706,7 +11911,13 @@
                 <w:rPr>
                   <w:rFonts w:ascii="Cambria Math" w:hAnsi="Cambria Math" w:cs="Calibri"/>
                 </w:rPr>
-                <m:t>, consumed</m:t>
+                <m:t xml:space="preserve">, </m:t>
+              </m:r>
+              <m:r>
+                <w:rPr>
+                  <w:rFonts w:ascii="Cambria Math" w:hAnsi="Cambria Math" w:cs="Calibri"/>
+                </w:rPr>
+                <m:t>consumed</m:t>
               </m:r>
             </m:sub>
           </m:sSub>
@@ -11788,7 +11999,13 @@
                 <w:rPr>
                   <w:rFonts w:ascii="Cambria Math" w:hAnsi="Cambria Math" w:cs="Calibri"/>
                 </w:rPr>
-                <m:t xml:space="preserve"> prod</m:t>
+                <m:t xml:space="preserve"> </m:t>
+              </m:r>
+              <m:r>
+                <w:rPr>
+                  <w:rFonts w:ascii="Cambria Math" w:hAnsi="Cambria Math" w:cs="Calibri"/>
+                </w:rPr>
+                <m:t>prod</m:t>
               </m:r>
             </m:sub>
           </m:sSub>
@@ -11927,7 +12144,35 @@
                   <w:rFonts w:ascii="Cambria Math" w:eastAsiaTheme="minorEastAsia" w:hAnsi="Cambria Math" w:cs="Calibri"/>
                   <w:lang w:val="en-GB"/>
                 </w:rPr>
-                <m:t>air,greenhouse</m:t>
+                <m:t>air</m:t>
+              </m:r>
+              <m:r>
+                <w:rPr>
+                  <w:rFonts w:ascii="Cambria Math" w:eastAsiaTheme="minorEastAsia" w:hAnsi="Cambria Math" w:cs="Calibri"/>
+                  <w:lang w:val="en-GB"/>
+                </w:rPr>
+                <m:t>,</m:t>
+              </m:r>
+              <m:r>
+                <w:rPr>
+                  <w:rFonts w:ascii="Cambria Math" w:eastAsiaTheme="minorEastAsia" w:hAnsi="Cambria Math" w:cs="Calibri"/>
+                  <w:lang w:val="en-GB"/>
+                </w:rPr>
+                <m:t>green</m:t>
+              </m:r>
+              <m:r>
+                <w:rPr>
+                  <w:rFonts w:ascii="Cambria Math" w:eastAsiaTheme="minorEastAsia" w:hAnsi="Cambria Math" w:cs="Calibri"/>
+                  <w:lang w:val="en-GB"/>
+                </w:rPr>
+                <m:t>h</m:t>
+              </m:r>
+              <m:r>
+                <w:rPr>
+                  <w:rFonts w:ascii="Cambria Math" w:eastAsiaTheme="minorEastAsia" w:hAnsi="Cambria Math" w:cs="Calibri"/>
+                  <w:lang w:val="en-GB"/>
+                </w:rPr>
+                <m:t>ouse</m:t>
               </m:r>
             </m:sub>
           </m:sSub>
@@ -11974,7 +12219,21 @@
                   <w:rFonts w:ascii="Cambria Math" w:eastAsiaTheme="minorEastAsia" w:hAnsi="Cambria Math" w:cs="Calibri"/>
                   <w:lang w:val="en-GB"/>
                 </w:rPr>
-                <m:t>water,tank</m:t>
+                <m:t>water</m:t>
+              </m:r>
+              <m:r>
+                <w:rPr>
+                  <w:rFonts w:ascii="Cambria Math" w:eastAsiaTheme="minorEastAsia" w:hAnsi="Cambria Math" w:cs="Calibri"/>
+                  <w:lang w:val="en-GB"/>
+                </w:rPr>
+                <m:t>,</m:t>
+              </m:r>
+              <m:r>
+                <w:rPr>
+                  <w:rFonts w:ascii="Cambria Math" w:eastAsiaTheme="minorEastAsia" w:hAnsi="Cambria Math" w:cs="Calibri"/>
+                  <w:lang w:val="en-GB"/>
+                </w:rPr>
+                <m:t>tank</m:t>
               </m:r>
             </m:sub>
           </m:sSub>
@@ -12182,7 +12441,21 @@
                   <w:rFonts w:ascii="Cambria Math" w:eastAsiaTheme="minorEastAsia" w:hAnsi="Cambria Math"/>
                   <w:lang w:val="en-GB"/>
                 </w:rPr>
-                <m:t>greenhouse</m:t>
+                <m:t>green</m:t>
+              </m:r>
+              <m:r>
+                <w:rPr>
+                  <w:rFonts w:ascii="Cambria Math" w:eastAsiaTheme="minorEastAsia" w:hAnsi="Cambria Math"/>
+                  <w:lang w:val="en-GB"/>
+                </w:rPr>
+                <m:t>h</m:t>
+              </m:r>
+              <m:r>
+                <w:rPr>
+                  <w:rFonts w:ascii="Cambria Math" w:eastAsiaTheme="minorEastAsia" w:hAnsi="Cambria Math"/>
+                  <w:lang w:val="en-GB"/>
+                </w:rPr>
+                <m:t>ouse</m:t>
               </m:r>
             </m:sub>
           </m:sSub>
@@ -12298,7 +12571,13 @@
                 <w:rPr>
                   <w:rFonts w:ascii="Cambria Math" w:hAnsi="Cambria Math" w:cs="Calibri"/>
                 </w:rPr>
-                <m:t>, tank</m:t>
+                <m:t xml:space="preserve">, </m:t>
+              </m:r>
+              <m:r>
+                <w:rPr>
+                  <w:rFonts w:ascii="Cambria Math" w:hAnsi="Cambria Math" w:cs="Calibri"/>
+                </w:rPr>
+                <m:t>tank</m:t>
               </m:r>
             </m:sub>
           </m:sSub>
@@ -12311,7 +12590,6 @@
       </w:pPr>
       <w:bookmarkStart w:id="24" w:name="_Toc225725708"/>
       <w:r>
-        <w:lastRenderedPageBreak/>
         <w:t>Hydrogen Production Rate</w:t>
       </w:r>
       <w:bookmarkEnd w:id="24"/>
@@ -12438,7 +12716,13 @@
                 <w:rPr>
                   <w:rFonts w:ascii="Cambria Math" w:hAnsi="Cambria Math" w:cs="Calibri"/>
                 </w:rPr>
-                <m:t>,prod</m:t>
+                <m:t>,</m:t>
+              </m:r>
+              <m:r>
+                <w:rPr>
+                  <w:rFonts w:ascii="Cambria Math" w:hAnsi="Cambria Math" w:cs="Calibri"/>
+                </w:rPr>
+                <m:t>prod</m:t>
               </m:r>
             </m:sub>
           </m:sSub>
@@ -12532,7 +12816,13 @@
                     <w:rPr>
                       <w:rFonts w:ascii="Cambria Math" w:hAnsi="Cambria Math" w:cs="Calibri"/>
                     </w:rPr>
-                    <m:t>∆H</m:t>
+                    <m:t>∆</m:t>
+                  </m:r>
+                  <m:r>
+                    <w:rPr>
+                      <w:rFonts w:ascii="Cambria Math" w:hAnsi="Cambria Math" w:cs="Calibri"/>
+                    </w:rPr>
+                    <m:t>H</m:t>
                   </m:r>
                 </m:e>
                 <m:sub>
@@ -12933,7 +13223,13 @@
                 <w:rPr>
                   <w:rFonts w:ascii="Cambria Math" w:hAnsi="Cambria Math" w:cs="Calibri"/>
                 </w:rPr>
-                <m:t>, tank</m:t>
+                <m:t xml:space="preserve">, </m:t>
+              </m:r>
+              <m:r>
+                <w:rPr>
+                  <w:rFonts w:ascii="Cambria Math" w:hAnsi="Cambria Math" w:cs="Calibri"/>
+                </w:rPr>
+                <m:t>tank</m:t>
               </m:r>
             </m:sub>
           </m:sSub>
@@ -13014,7 +13310,13 @@
                     <w:rPr>
                       <w:rFonts w:ascii="Cambria Math" w:hAnsi="Cambria Math" w:cs="Calibri"/>
                     </w:rPr>
-                    <m:t>, in</m:t>
+                    <m:t xml:space="preserve">, </m:t>
+                  </m:r>
+                  <m:r>
+                    <w:rPr>
+                      <w:rFonts w:ascii="Cambria Math" w:hAnsi="Cambria Math" w:cs="Calibri"/>
+                    </w:rPr>
+                    <m:t>in</m:t>
                   </m:r>
                 </m:sub>
               </m:sSub>
@@ -13085,7 +13387,13 @@
                     <w:rPr>
                       <w:rFonts w:ascii="Cambria Math" w:hAnsi="Cambria Math" w:cs="Calibri"/>
                     </w:rPr>
-                    <m:t>, consumed</m:t>
+                    <m:t xml:space="preserve">, </m:t>
+                  </m:r>
+                  <m:r>
+                    <w:rPr>
+                      <w:rFonts w:ascii="Cambria Math" w:hAnsi="Cambria Math" w:cs="Calibri"/>
+                    </w:rPr>
+                    <m:t>consumed</m:t>
                   </m:r>
                 </m:sub>
               </m:sSub>
@@ -13188,7 +13496,13 @@
                 <w:rPr>
                   <w:rFonts w:ascii="Cambria Math" w:hAnsi="Cambria Math" w:cs="Calibri"/>
                 </w:rPr>
-                <m:t xml:space="preserve"> prod</m:t>
+                <m:t xml:space="preserve"> </m:t>
+              </m:r>
+              <m:r>
+                <w:rPr>
+                  <w:rFonts w:ascii="Cambria Math" w:hAnsi="Cambria Math" w:cs="Calibri"/>
+                </w:rPr>
+                <m:t>prod</m:t>
               </m:r>
             </m:sub>
           </m:sSub>
@@ -13244,7 +13558,13 @@
                 <w:rPr>
                   <w:rFonts w:ascii="Cambria Math" w:hAnsi="Cambria Math" w:cs="Calibri"/>
                 </w:rPr>
-                <m:t>(1-Eff</m:t>
+                <m:t>(1-</m:t>
+              </m:r>
+              <m:r>
+                <w:rPr>
+                  <w:rFonts w:ascii="Cambria Math" w:hAnsi="Cambria Math" w:cs="Calibri"/>
+                </w:rPr>
+                <m:t>Eff</m:t>
               </m:r>
             </m:e>
             <m:sub>
@@ -13326,7 +13646,21 @@
                   <w:rFonts w:ascii="Cambria Math" w:eastAsiaTheme="minorEastAsia" w:hAnsi="Cambria Math" w:cs="Calibri"/>
                   <w:lang w:val="en-GB"/>
                 </w:rPr>
-                <m:t>greenhouse</m:t>
+                <m:t>green</m:t>
+              </m:r>
+              <m:r>
+                <w:rPr>
+                  <w:rFonts w:ascii="Cambria Math" w:eastAsiaTheme="minorEastAsia" w:hAnsi="Cambria Math" w:cs="Calibri"/>
+                  <w:lang w:val="en-GB"/>
+                </w:rPr>
+                <m:t>h</m:t>
+              </m:r>
+              <m:r>
+                <w:rPr>
+                  <w:rFonts w:ascii="Cambria Math" w:eastAsiaTheme="minorEastAsia" w:hAnsi="Cambria Math" w:cs="Calibri"/>
+                  <w:lang w:val="en-GB"/>
+                </w:rPr>
+                <m:t>ouse</m:t>
               </m:r>
             </m:sub>
           </m:sSub>
@@ -13443,7 +13777,35 @@
                       <w:rFonts w:ascii="Cambria Math" w:eastAsiaTheme="minorEastAsia" w:hAnsi="Cambria Math" w:cs="Calibri"/>
                       <w:lang w:val="en-GB"/>
                     </w:rPr>
-                    <m:t>air,greenhouse</m:t>
+                    <m:t>air</m:t>
+                  </m:r>
+                  <m:r>
+                    <w:rPr>
+                      <w:rFonts w:ascii="Cambria Math" w:eastAsiaTheme="minorEastAsia" w:hAnsi="Cambria Math" w:cs="Calibri"/>
+                      <w:lang w:val="en-GB"/>
+                    </w:rPr>
+                    <m:t>,</m:t>
+                  </m:r>
+                  <m:r>
+                    <w:rPr>
+                      <w:rFonts w:ascii="Cambria Math" w:eastAsiaTheme="minorEastAsia" w:hAnsi="Cambria Math" w:cs="Calibri"/>
+                      <w:lang w:val="en-GB"/>
+                    </w:rPr>
+                    <m:t>green</m:t>
+                  </m:r>
+                  <m:r>
+                    <w:rPr>
+                      <w:rFonts w:ascii="Cambria Math" w:eastAsiaTheme="minorEastAsia" w:hAnsi="Cambria Math" w:cs="Calibri"/>
+                      <w:lang w:val="en-GB"/>
+                    </w:rPr>
+                    <m:t>h</m:t>
+                  </m:r>
+                  <m:r>
+                    <w:rPr>
+                      <w:rFonts w:ascii="Cambria Math" w:eastAsiaTheme="minorEastAsia" w:hAnsi="Cambria Math" w:cs="Calibri"/>
+                      <w:lang w:val="en-GB"/>
+                    </w:rPr>
+                    <m:t>ouse</m:t>
                   </m:r>
                 </m:sub>
               </m:sSub>
@@ -13818,7 +14180,6 @@
           <w:rFonts w:eastAsiaTheme="minorEastAsia"/>
           <w:lang w:val="en-GB"/>
         </w:rPr>
-        <w:lastRenderedPageBreak/>
         <w:t>This function of the simulation is incomplete, as there are no temperature gradients determining the heat flow.</w:t>
       </w:r>
     </w:p>
@@ -13979,6 +14340,7 @@
           <w:rFonts w:eastAsiaTheme="minorEastAsia"/>
           <w:lang w:val="fi-FI"/>
         </w:rPr>
+        <w:lastRenderedPageBreak/>
         <w:t>Technical Resilience and Biological Stability</w:t>
       </w:r>
       <w:bookmarkEnd w:id="32"/>
@@ -14005,14 +14367,7 @@
         <w:rPr>
           <w:rFonts w:eastAsiaTheme="minorEastAsia"/>
         </w:rPr>
-        <w:t xml:space="preserve">. Despite these sharp fluctuations in energy input and resultant heat production (Q_prod), the proportional controllers maintained a stable thermal </w:t>
-      </w:r>
-      <w:r>
-        <w:rPr>
-          <w:rFonts w:eastAsiaTheme="minorEastAsia"/>
-        </w:rPr>
-        <w:lastRenderedPageBreak/>
-        <w:t>environment. The fish tank temperature remained constant at 12°C and the greenhouse at 17°C, proving that the system can protect sensitive biological components from external energy intermittency.</w:t>
+        <w:t>. Despite these sharp fluctuations in energy input and resultant heat production (Q_prod), the proportional controllers maintained a stable thermal environment. The fish tank temperature remained constant at 12°C and the greenhouse at 17°C, proving that the system can protect sensitive biological components from external energy intermittency.</w:t>
       </w:r>
     </w:p>
     <w:p>
@@ -14159,6 +14514,7 @@
           <w:noProof/>
           <w:lang w:val="en-GB" w:eastAsia="en-US"/>
         </w:rPr>
+        <w:lastRenderedPageBreak/>
         <w:drawing>
           <wp:inline distT="0" distB="0" distL="0" distR="0" wp14:anchorId="27D6B506" wp14:editId="4F551614">
             <wp:extent cx="2399479" cy="3108960"/>
@@ -14231,7 +14587,6 @@
         <w:rPr>
           <w:rFonts w:eastAsiaTheme="minorEastAsia"/>
         </w:rPr>
-        <w:lastRenderedPageBreak/>
         <w:t>Oxygen Mass Flow and Life Support</w:t>
       </w:r>
       <w:bookmarkEnd w:id="34"/>
@@ -14330,6 +14685,7 @@
           <w:rFonts w:eastAsiaTheme="minorEastAsia"/>
           <w:lang w:val="en-GB" w:eastAsia="en-US"/>
         </w:rPr>
+        <w:lastRenderedPageBreak/>
         <w:t xml:space="preserve">To validate the symbiotic relationships within the Digital Twin, a real-time visualization dashboard was integrated into the </w:t>
       </w:r>
       <w:proofErr w:type="spellStart"/>
@@ -14474,7 +14830,6 @@
           <w:rFonts w:eastAsiaTheme="minorEastAsia"/>
           <w:lang w:val="en-GB" w:eastAsia="en-US"/>
         </w:rPr>
-        <w:lastRenderedPageBreak/>
         <w:t>Oxygen Balance (kg/h): A supply-vs-demand analysis confirming that the oxygen production rate (</w:t>
       </w:r>
       <w:r>

--- a/Documentation.docx
+++ b/Documentation.docx
@@ -2128,7 +2128,31 @@
         <w:rPr>
           <w:lang w:val="en-GB"/>
         </w:rPr>
-        <w:t xml:space="preserve">This simulation acts as a Digital Twin, providing a high-fidelity environment to validate the technical and economic viability of integrating electrolysis with localized agriculture. </w:t>
+        <w:t xml:space="preserve">This simulation </w:t>
+      </w:r>
+      <w:r>
+        <w:rPr>
+          <w:lang w:val="en-GB"/>
+        </w:rPr>
+        <w:t>can</w:t>
+      </w:r>
+      <w:r>
+        <w:rPr>
+          <w:lang w:val="en-GB"/>
+        </w:rPr>
+        <w:t xml:space="preserve"> provi</w:t>
+      </w:r>
+      <w:r>
+        <w:rPr>
+          <w:lang w:val="en-GB"/>
+        </w:rPr>
+        <w:t>de</w:t>
+      </w:r>
+      <w:r>
+        <w:rPr>
+          <w:lang w:val="en-GB"/>
+        </w:rPr>
+        <w:t xml:space="preserve"> a high-fidelity environment to validate the technical and economic viability of integrating electrolysis with localized agriculture. </w:t>
       </w:r>
       <w:r>
         <w:t>The primary objectives of the model are</w:t>
@@ -2339,7 +2363,7 @@
         <w:rPr>
           <w:lang w:eastAsia="en-US"/>
         </w:rPr>
-        <w:t>Figure 1: System Dynamics Architecture of the Superfarm Digital Twin in AnyLogic.</w:t>
+        <w:t>Figure 1: System Dynamics Architecture of the Superfarm in AnyLogic.</w:t>
       </w:r>
     </w:p>
     <w:p>
@@ -4449,13 +4473,7 @@
             <w:rPr>
               <w:rFonts w:ascii="Cambria Math" w:eastAsiaTheme="minorEastAsia" w:hAnsi="Cambria Math"/>
             </w:rPr>
-            <m:t>*</m:t>
-          </m:r>
-          <m:r>
-            <w:rPr>
-              <w:rFonts w:ascii="Cambria Math" w:eastAsiaTheme="minorEastAsia" w:hAnsi="Cambria Math"/>
-            </w:rPr>
-            <m:t>0.5=</m:t>
+            <m:t>*0.5=</m:t>
           </m:r>
           <m:sSub>
             <m:sSubPr>
@@ -4507,55 +4525,7 @@
             <w:rPr>
               <w:rFonts w:ascii="Cambria Math" w:eastAsiaTheme="minorEastAsia" w:hAnsi="Cambria Math"/>
             </w:rPr>
-            <m:t xml:space="preserve">=5754.97 </m:t>
-          </m:r>
-          <m:r>
-            <w:rPr>
-              <w:rFonts w:ascii="Cambria Math" w:eastAsiaTheme="minorEastAsia" w:hAnsi="Cambria Math"/>
-            </w:rPr>
-            <m:t>mol</m:t>
-          </m:r>
-          <m:r>
-            <w:rPr>
-              <w:rFonts w:ascii="Cambria Math" w:eastAsiaTheme="minorEastAsia" w:hAnsi="Cambria Math"/>
-            </w:rPr>
-            <m:t>/h</m:t>
-          </m:r>
-          <m:r>
-            <w:rPr>
-              <w:rFonts w:ascii="Cambria Math" w:eastAsiaTheme="minorEastAsia" w:hAnsi="Cambria Math"/>
-            </w:rPr>
-            <m:t>r</m:t>
-          </m:r>
-          <m:r>
-            <w:rPr>
-              <w:rFonts w:ascii="Cambria Math" w:eastAsiaTheme="minorEastAsia" w:hAnsi="Cambria Math"/>
-            </w:rPr>
-            <m:t xml:space="preserve">=184.16 </m:t>
-          </m:r>
-          <m:r>
-            <w:rPr>
-              <w:rFonts w:ascii="Cambria Math" w:eastAsiaTheme="minorEastAsia" w:hAnsi="Cambria Math"/>
-            </w:rPr>
-            <m:t>kg</m:t>
-          </m:r>
-          <m:r>
-            <w:rPr>
-              <w:rFonts w:ascii="Cambria Math" w:eastAsiaTheme="minorEastAsia" w:hAnsi="Cambria Math"/>
-            </w:rPr>
-            <m:t>/h</m:t>
-          </m:r>
-          <m:r>
-            <w:rPr>
-              <w:rFonts w:ascii="Cambria Math" w:eastAsiaTheme="minorEastAsia" w:hAnsi="Cambria Math"/>
-            </w:rPr>
-            <m:t>r</m:t>
-          </m:r>
-          <m:r>
-            <w:rPr>
-              <w:rFonts w:ascii="Cambria Math" w:eastAsiaTheme="minorEastAsia" w:hAnsi="Cambria Math"/>
-            </w:rPr>
-            <m:t xml:space="preserve"> </m:t>
+            <m:t xml:space="preserve">=5754.97 mol/hr=184.16 kg/hr </m:t>
           </m:r>
         </m:oMath>
       </m:oMathPara>
@@ -4720,13 +4690,7 @@
                 <w:rPr>
                   <w:rFonts w:ascii="Cambria Math" w:eastAsiaTheme="minorEastAsia" w:hAnsi="Cambria Math"/>
                 </w:rPr>
-                <m:t>fis</m:t>
-              </m:r>
-              <m:r>
-                <w:rPr>
-                  <w:rFonts w:ascii="Cambria Math" w:eastAsiaTheme="minorEastAsia" w:hAnsi="Cambria Math"/>
-                </w:rPr>
-                <m:t>h</m:t>
+                <m:t>fish</m:t>
               </m:r>
             </m:sub>
           </m:sSub>
@@ -4734,25 +4698,7 @@
             <w:rPr>
               <w:rFonts w:ascii="Cambria Math" w:eastAsiaTheme="minorEastAsia" w:hAnsi="Cambria Math"/>
             </w:rPr>
-            <m:t xml:space="preserve">=526 171.43 </m:t>
-          </m:r>
-          <m:r>
-            <w:rPr>
-              <w:rFonts w:ascii="Cambria Math" w:eastAsiaTheme="minorEastAsia" w:hAnsi="Cambria Math"/>
-            </w:rPr>
-            <m:t>kg</m:t>
-          </m:r>
-          <m:r>
-            <w:rPr>
-              <w:rFonts w:ascii="Cambria Math" w:eastAsiaTheme="minorEastAsia" w:hAnsi="Cambria Math"/>
-            </w:rPr>
-            <m:t xml:space="preserve">=526.17 </m:t>
-          </m:r>
-          <m:r>
-            <w:rPr>
-              <w:rFonts w:ascii="Cambria Math" w:eastAsiaTheme="minorEastAsia" w:hAnsi="Cambria Math"/>
-            </w:rPr>
-            <m:t>t</m:t>
+            <m:t>=526 171.43 kg=526.17 t</m:t>
           </m:r>
         </m:oMath>
       </m:oMathPara>
@@ -4815,13 +4761,7 @@
                     <w:rPr>
                       <w:rFonts w:ascii="Cambria Math" w:eastAsiaTheme="minorEastAsia" w:hAnsi="Cambria Math"/>
                     </w:rPr>
-                    <m:t>fis</m:t>
-                  </m:r>
-                  <m:r>
-                    <w:rPr>
-                      <w:rFonts w:ascii="Cambria Math" w:eastAsiaTheme="minorEastAsia" w:hAnsi="Cambria Math"/>
-                    </w:rPr>
-                    <m:t>h</m:t>
+                    <m:t>fish</m:t>
                   </m:r>
                 </m:sub>
               </m:sSub>
@@ -4839,13 +4779,7 @@
             <w:rPr>
               <w:rFonts w:ascii="Cambria Math" w:eastAsiaTheme="minorEastAsia" w:hAnsi="Cambria Math"/>
             </w:rPr>
-            <m:t>*</m:t>
-          </m:r>
-          <m:r>
-            <w:rPr>
-              <w:rFonts w:ascii="Cambria Math" w:eastAsiaTheme="minorEastAsia" w:hAnsi="Cambria Math"/>
-            </w:rPr>
-            <m:t>100=</m:t>
+            <m:t>*100=</m:t>
           </m:r>
           <m:sSub>
             <m:sSubPr>
@@ -6662,35 +6596,7 @@
                   <w:rFonts w:ascii="Cambria Math" w:hAnsi="Cambria Math"/>
                   <w:lang w:val="en-GB" w:eastAsia="en-US"/>
                 </w:rPr>
-                <m:t>diss</m:t>
-              </m:r>
-              <m:r>
-                <w:rPr>
-                  <w:rFonts w:ascii="Cambria Math" w:hAnsi="Cambria Math"/>
-                  <w:lang w:val="en-GB" w:eastAsia="en-US"/>
-                </w:rPr>
-                <m:t>_</m:t>
-              </m:r>
-              <m:r>
-                <w:rPr>
-                  <w:rFonts w:ascii="Cambria Math" w:hAnsi="Cambria Math"/>
-                  <w:lang w:val="en-GB" w:eastAsia="en-US"/>
-                </w:rPr>
-                <m:t>green</m:t>
-              </m:r>
-              <m:r>
-                <w:rPr>
-                  <w:rFonts w:ascii="Cambria Math" w:hAnsi="Cambria Math"/>
-                  <w:lang w:val="en-GB" w:eastAsia="en-US"/>
-                </w:rPr>
-                <m:t>h</m:t>
-              </m:r>
-              <m:r>
-                <w:rPr>
-                  <w:rFonts w:ascii="Cambria Math" w:hAnsi="Cambria Math"/>
-                  <w:lang w:val="en-GB" w:eastAsia="en-US"/>
-                </w:rPr>
-                <m:t>ouse</m:t>
+                <m:t>diss_greenhouse</m:t>
               </m:r>
             </m:sub>
           </m:sSub>
@@ -6746,14 +6652,7 @@
                   <w:rFonts w:ascii="Cambria Math" w:hAnsi="Cambria Math"/>
                   <w:lang w:val="en-GB" w:eastAsia="en-US"/>
                 </w:rPr>
-                <m:t>-</m:t>
-              </m:r>
-              <m:r>
-                <w:rPr>
-                  <w:rFonts w:ascii="Cambria Math" w:hAnsi="Cambria Math"/>
-                  <w:lang w:val="en-GB" w:eastAsia="en-US"/>
-                </w:rPr>
-                <m:t>Q</m:t>
+                <m:t>-Q</m:t>
               </m:r>
             </m:e>
             <m:sub>
@@ -6762,21 +6661,7 @@
                   <w:rFonts w:ascii="Cambria Math" w:hAnsi="Cambria Math"/>
                   <w:lang w:val="en-GB" w:eastAsia="en-US"/>
                 </w:rPr>
-                <m:t>diss</m:t>
-              </m:r>
-              <m:r>
-                <w:rPr>
-                  <w:rFonts w:ascii="Cambria Math" w:hAnsi="Cambria Math"/>
-                  <w:lang w:val="en-GB" w:eastAsia="en-US"/>
-                </w:rPr>
-                <m:t>,_</m:t>
-              </m:r>
-              <m:r>
-                <w:rPr>
-                  <w:rFonts w:ascii="Cambria Math" w:hAnsi="Cambria Math"/>
-                  <w:lang w:val="en-GB" w:eastAsia="en-US"/>
-                </w:rPr>
-                <m:t>tank</m:t>
+                <m:t>diss,_tank</m:t>
               </m:r>
             </m:sub>
           </m:sSub>
@@ -6785,14 +6670,7 @@
               <w:rFonts w:ascii="Cambria Math" w:hAnsi="Cambria Math"/>
               <w:lang w:val="en-GB" w:eastAsia="en-US"/>
             </w:rPr>
-            <m:t xml:space="preserve">≈0.258 </m:t>
-          </m:r>
-          <m:r>
-            <w:rPr>
-              <w:rFonts w:ascii="Cambria Math" w:hAnsi="Cambria Math"/>
-              <w:lang w:val="en-GB" w:eastAsia="en-US"/>
-            </w:rPr>
-            <m:t>MW</m:t>
+            <m:t>≈0.258 MW</m:t>
           </m:r>
         </m:oMath>
       </m:oMathPara>
@@ -6951,21 +6829,7 @@
                   <w:rFonts w:ascii="Cambria Math" w:hAnsi="Cambria Math"/>
                   <w:lang w:val="en-GB" w:eastAsia="en-US"/>
                 </w:rPr>
-                <m:t>green</m:t>
-              </m:r>
-              <m:r>
-                <w:rPr>
-                  <w:rFonts w:ascii="Cambria Math" w:hAnsi="Cambria Math"/>
-                  <w:lang w:val="en-GB" w:eastAsia="en-US"/>
-                </w:rPr>
-                <m:t>h</m:t>
-              </m:r>
-              <m:r>
-                <w:rPr>
-                  <w:rFonts w:ascii="Cambria Math" w:hAnsi="Cambria Math"/>
-                  <w:lang w:val="en-GB" w:eastAsia="en-US"/>
-                </w:rPr>
-                <m:t>ouse</m:t>
+                <m:t>greenhouse</m:t>
               </m:r>
             </m:sub>
           </m:sSub>
@@ -7012,35 +6876,7 @@
                       <w:rFonts w:ascii="Cambria Math" w:hAnsi="Cambria Math"/>
                       <w:lang w:val="en-GB" w:eastAsia="en-US"/>
                     </w:rPr>
-                    <m:t>diss</m:t>
-                  </m:r>
-                  <m:r>
-                    <w:rPr>
-                      <w:rFonts w:ascii="Cambria Math" w:hAnsi="Cambria Math"/>
-                      <w:lang w:val="en-GB" w:eastAsia="en-US"/>
-                    </w:rPr>
-                    <m:t xml:space="preserve">, </m:t>
-                  </m:r>
-                  <m:r>
-                    <w:rPr>
-                      <w:rFonts w:ascii="Cambria Math" w:hAnsi="Cambria Math"/>
-                      <w:lang w:val="en-GB" w:eastAsia="en-US"/>
-                    </w:rPr>
-                    <m:t>green</m:t>
-                  </m:r>
-                  <m:r>
-                    <w:rPr>
-                      <w:rFonts w:ascii="Cambria Math" w:hAnsi="Cambria Math"/>
-                      <w:lang w:val="en-GB" w:eastAsia="en-US"/>
-                    </w:rPr>
-                    <m:t>h</m:t>
-                  </m:r>
-                  <m:r>
-                    <w:rPr>
-                      <w:rFonts w:ascii="Cambria Math" w:hAnsi="Cambria Math"/>
-                      <w:lang w:val="en-GB" w:eastAsia="en-US"/>
-                    </w:rPr>
-                    <m:t>ouse</m:t>
+                    <m:t>diss, greenhouse</m:t>
                   </m:r>
                 </m:sub>
               </m:sSub>
@@ -7051,21 +6887,7 @@
                   <w:rFonts w:ascii="Cambria Math" w:hAnsi="Cambria Math"/>
                   <w:lang w:val="en-GB" w:eastAsia="en-US"/>
                 </w:rPr>
-                <m:t>U</m:t>
-              </m:r>
-              <m:r>
-                <w:rPr>
-                  <w:rFonts w:ascii="Cambria Math" w:hAnsi="Cambria Math"/>
-                  <w:lang w:val="en-GB" w:eastAsia="en-US"/>
-                </w:rPr>
-                <m:t>⋅</m:t>
-              </m:r>
-              <m:r>
-                <w:rPr>
-                  <w:rFonts w:ascii="Cambria Math" w:hAnsi="Cambria Math"/>
-                  <w:lang w:val="en-GB" w:eastAsia="en-US"/>
-                </w:rPr>
-                <m:t>dT</m:t>
+                <m:t>U⋅dT</m:t>
               </m:r>
             </m:den>
           </m:f>
@@ -11442,13 +11264,7 @@
                 <w:rPr>
                   <w:rFonts w:ascii="Cambria Math" w:hAnsi="Cambria Math" w:cs="Calibri"/>
                 </w:rPr>
-                <m:t xml:space="preserve">, </m:t>
-              </m:r>
-              <m:r>
-                <w:rPr>
-                  <w:rFonts w:ascii="Cambria Math" w:hAnsi="Cambria Math" w:cs="Calibri"/>
-                </w:rPr>
-                <m:t>prod</m:t>
+                <m:t>, prod</m:t>
               </m:r>
             </m:sub>
           </m:sSub>
@@ -11563,13 +11379,7 @@
                 <w:rPr>
                   <w:rFonts w:ascii="Cambria Math" w:hAnsi="Cambria Math" w:cs="Calibri"/>
                 </w:rPr>
-                <m:t>∆</m:t>
-              </m:r>
-              <m:r>
-                <w:rPr>
-                  <w:rFonts w:ascii="Cambria Math" w:hAnsi="Cambria Math" w:cs="Calibri"/>
-                </w:rPr>
-                <m:t>H</m:t>
+                <m:t>∆H</m:t>
               </m:r>
             </m:e>
             <m:sub>
@@ -11825,13 +11635,7 @@
                 <w:rPr>
                   <w:rFonts w:ascii="Cambria Math" w:hAnsi="Cambria Math" w:cs="Calibri"/>
                 </w:rPr>
-                <m:t xml:space="preserve">, </m:t>
-              </m:r>
-              <m:r>
-                <w:rPr>
-                  <w:rFonts w:ascii="Cambria Math" w:hAnsi="Cambria Math" w:cs="Calibri"/>
-                </w:rPr>
-                <m:t>in</m:t>
+                <m:t>, in</m:t>
               </m:r>
             </m:sub>
           </m:sSub>
@@ -11911,13 +11715,7 @@
                 <w:rPr>
                   <w:rFonts w:ascii="Cambria Math" w:hAnsi="Cambria Math" w:cs="Calibri"/>
                 </w:rPr>
-                <m:t xml:space="preserve">, </m:t>
-              </m:r>
-              <m:r>
-                <w:rPr>
-                  <w:rFonts w:ascii="Cambria Math" w:hAnsi="Cambria Math" w:cs="Calibri"/>
-                </w:rPr>
-                <m:t>consumed</m:t>
+                <m:t>, consumed</m:t>
               </m:r>
             </m:sub>
           </m:sSub>
@@ -11999,13 +11797,7 @@
                 <w:rPr>
                   <w:rFonts w:ascii="Cambria Math" w:hAnsi="Cambria Math" w:cs="Calibri"/>
                 </w:rPr>
-                <m:t xml:space="preserve"> </m:t>
-              </m:r>
-              <m:r>
-                <w:rPr>
-                  <w:rFonts w:ascii="Cambria Math" w:hAnsi="Cambria Math" w:cs="Calibri"/>
-                </w:rPr>
-                <m:t>prod</m:t>
+                <m:t xml:space="preserve"> prod</m:t>
               </m:r>
             </m:sub>
           </m:sSub>
@@ -12144,35 +11936,7 @@
                   <w:rFonts w:ascii="Cambria Math" w:eastAsiaTheme="minorEastAsia" w:hAnsi="Cambria Math" w:cs="Calibri"/>
                   <w:lang w:val="en-GB"/>
                 </w:rPr>
-                <m:t>air</m:t>
-              </m:r>
-              <m:r>
-                <w:rPr>
-                  <w:rFonts w:ascii="Cambria Math" w:eastAsiaTheme="minorEastAsia" w:hAnsi="Cambria Math" w:cs="Calibri"/>
-                  <w:lang w:val="en-GB"/>
-                </w:rPr>
-                <m:t>,</m:t>
-              </m:r>
-              <m:r>
-                <w:rPr>
-                  <w:rFonts w:ascii="Cambria Math" w:eastAsiaTheme="minorEastAsia" w:hAnsi="Cambria Math" w:cs="Calibri"/>
-                  <w:lang w:val="en-GB"/>
-                </w:rPr>
-                <m:t>green</m:t>
-              </m:r>
-              <m:r>
-                <w:rPr>
-                  <w:rFonts w:ascii="Cambria Math" w:eastAsiaTheme="minorEastAsia" w:hAnsi="Cambria Math" w:cs="Calibri"/>
-                  <w:lang w:val="en-GB"/>
-                </w:rPr>
-                <m:t>h</m:t>
-              </m:r>
-              <m:r>
-                <w:rPr>
-                  <w:rFonts w:ascii="Cambria Math" w:eastAsiaTheme="minorEastAsia" w:hAnsi="Cambria Math" w:cs="Calibri"/>
-                  <w:lang w:val="en-GB"/>
-                </w:rPr>
-                <m:t>ouse</m:t>
+                <m:t>air,greenhouse</m:t>
               </m:r>
             </m:sub>
           </m:sSub>
@@ -12219,21 +11983,7 @@
                   <w:rFonts w:ascii="Cambria Math" w:eastAsiaTheme="minorEastAsia" w:hAnsi="Cambria Math" w:cs="Calibri"/>
                   <w:lang w:val="en-GB"/>
                 </w:rPr>
-                <m:t>water</m:t>
-              </m:r>
-              <m:r>
-                <w:rPr>
-                  <w:rFonts w:ascii="Cambria Math" w:eastAsiaTheme="minorEastAsia" w:hAnsi="Cambria Math" w:cs="Calibri"/>
-                  <w:lang w:val="en-GB"/>
-                </w:rPr>
-                <m:t>,</m:t>
-              </m:r>
-              <m:r>
-                <w:rPr>
-                  <w:rFonts w:ascii="Cambria Math" w:eastAsiaTheme="minorEastAsia" w:hAnsi="Cambria Math" w:cs="Calibri"/>
-                  <w:lang w:val="en-GB"/>
-                </w:rPr>
-                <m:t>tank</m:t>
+                <m:t>water,tank</m:t>
               </m:r>
             </m:sub>
           </m:sSub>
@@ -12441,21 +12191,7 @@
                   <w:rFonts w:ascii="Cambria Math" w:eastAsiaTheme="minorEastAsia" w:hAnsi="Cambria Math"/>
                   <w:lang w:val="en-GB"/>
                 </w:rPr>
-                <m:t>green</m:t>
-              </m:r>
-              <m:r>
-                <w:rPr>
-                  <w:rFonts w:ascii="Cambria Math" w:eastAsiaTheme="minorEastAsia" w:hAnsi="Cambria Math"/>
-                  <w:lang w:val="en-GB"/>
-                </w:rPr>
-                <m:t>h</m:t>
-              </m:r>
-              <m:r>
-                <w:rPr>
-                  <w:rFonts w:ascii="Cambria Math" w:eastAsiaTheme="minorEastAsia" w:hAnsi="Cambria Math"/>
-                  <w:lang w:val="en-GB"/>
-                </w:rPr>
-                <m:t>ouse</m:t>
+                <m:t>greenhouse</m:t>
               </m:r>
             </m:sub>
           </m:sSub>
@@ -12571,13 +12307,7 @@
                 <w:rPr>
                   <w:rFonts w:ascii="Cambria Math" w:hAnsi="Cambria Math" w:cs="Calibri"/>
                 </w:rPr>
-                <m:t xml:space="preserve">, </m:t>
-              </m:r>
-              <m:r>
-                <w:rPr>
-                  <w:rFonts w:ascii="Cambria Math" w:hAnsi="Cambria Math" w:cs="Calibri"/>
-                </w:rPr>
-                <m:t>tank</m:t>
+                <m:t>, tank</m:t>
               </m:r>
             </m:sub>
           </m:sSub>
@@ -12716,13 +12446,7 @@
                 <w:rPr>
                   <w:rFonts w:ascii="Cambria Math" w:hAnsi="Cambria Math" w:cs="Calibri"/>
                 </w:rPr>
-                <m:t>,</m:t>
-              </m:r>
-              <m:r>
-                <w:rPr>
-                  <w:rFonts w:ascii="Cambria Math" w:hAnsi="Cambria Math" w:cs="Calibri"/>
-                </w:rPr>
-                <m:t>prod</m:t>
+                <m:t>,prod</m:t>
               </m:r>
             </m:sub>
           </m:sSub>
@@ -12816,13 +12540,7 @@
                     <w:rPr>
                       <w:rFonts w:ascii="Cambria Math" w:hAnsi="Cambria Math" w:cs="Calibri"/>
                     </w:rPr>
-                    <m:t>∆</m:t>
-                  </m:r>
-                  <m:r>
-                    <w:rPr>
-                      <w:rFonts w:ascii="Cambria Math" w:hAnsi="Cambria Math" w:cs="Calibri"/>
-                    </w:rPr>
-                    <m:t>H</m:t>
+                    <m:t>∆H</m:t>
                   </m:r>
                 </m:e>
                 <m:sub>
@@ -13223,13 +12941,7 @@
                 <w:rPr>
                   <w:rFonts w:ascii="Cambria Math" w:hAnsi="Cambria Math" w:cs="Calibri"/>
                 </w:rPr>
-                <m:t xml:space="preserve">, </m:t>
-              </m:r>
-              <m:r>
-                <w:rPr>
-                  <w:rFonts w:ascii="Cambria Math" w:hAnsi="Cambria Math" w:cs="Calibri"/>
-                </w:rPr>
-                <m:t>tank</m:t>
+                <m:t>, tank</m:t>
               </m:r>
             </m:sub>
           </m:sSub>
@@ -13310,13 +13022,7 @@
                     <w:rPr>
                       <w:rFonts w:ascii="Cambria Math" w:hAnsi="Cambria Math" w:cs="Calibri"/>
                     </w:rPr>
-                    <m:t xml:space="preserve">, </m:t>
-                  </m:r>
-                  <m:r>
-                    <w:rPr>
-                      <w:rFonts w:ascii="Cambria Math" w:hAnsi="Cambria Math" w:cs="Calibri"/>
-                    </w:rPr>
-                    <m:t>in</m:t>
+                    <m:t>, in</m:t>
                   </m:r>
                 </m:sub>
               </m:sSub>
@@ -13387,13 +13093,7 @@
                     <w:rPr>
                       <w:rFonts w:ascii="Cambria Math" w:hAnsi="Cambria Math" w:cs="Calibri"/>
                     </w:rPr>
-                    <m:t xml:space="preserve">, </m:t>
-                  </m:r>
-                  <m:r>
-                    <w:rPr>
-                      <w:rFonts w:ascii="Cambria Math" w:hAnsi="Cambria Math" w:cs="Calibri"/>
-                    </w:rPr>
-                    <m:t>consumed</m:t>
+                    <m:t>, consumed</m:t>
                   </m:r>
                 </m:sub>
               </m:sSub>
@@ -13496,13 +13196,7 @@
                 <w:rPr>
                   <w:rFonts w:ascii="Cambria Math" w:hAnsi="Cambria Math" w:cs="Calibri"/>
                 </w:rPr>
-                <m:t xml:space="preserve"> </m:t>
-              </m:r>
-              <m:r>
-                <w:rPr>
-                  <w:rFonts w:ascii="Cambria Math" w:hAnsi="Cambria Math" w:cs="Calibri"/>
-                </w:rPr>
-                <m:t>prod</m:t>
+                <m:t xml:space="preserve"> prod</m:t>
               </m:r>
             </m:sub>
           </m:sSub>
@@ -13558,13 +13252,7 @@
                 <w:rPr>
                   <w:rFonts w:ascii="Cambria Math" w:hAnsi="Cambria Math" w:cs="Calibri"/>
                 </w:rPr>
-                <m:t>(1-</m:t>
-              </m:r>
-              <m:r>
-                <w:rPr>
-                  <w:rFonts w:ascii="Cambria Math" w:hAnsi="Cambria Math" w:cs="Calibri"/>
-                </w:rPr>
-                <m:t>Eff</m:t>
+                <m:t>(1-Eff</m:t>
               </m:r>
             </m:e>
             <m:sub>
@@ -13646,21 +13334,7 @@
                   <w:rFonts w:ascii="Cambria Math" w:eastAsiaTheme="minorEastAsia" w:hAnsi="Cambria Math" w:cs="Calibri"/>
                   <w:lang w:val="en-GB"/>
                 </w:rPr>
-                <m:t>green</m:t>
-              </m:r>
-              <m:r>
-                <w:rPr>
-                  <w:rFonts w:ascii="Cambria Math" w:eastAsiaTheme="minorEastAsia" w:hAnsi="Cambria Math" w:cs="Calibri"/>
-                  <w:lang w:val="en-GB"/>
-                </w:rPr>
-                <m:t>h</m:t>
-              </m:r>
-              <m:r>
-                <w:rPr>
-                  <w:rFonts w:ascii="Cambria Math" w:eastAsiaTheme="minorEastAsia" w:hAnsi="Cambria Math" w:cs="Calibri"/>
-                  <w:lang w:val="en-GB"/>
-                </w:rPr>
-                <m:t>ouse</m:t>
+                <m:t>greenhouse</m:t>
               </m:r>
             </m:sub>
           </m:sSub>
@@ -13777,35 +13451,7 @@
                       <w:rFonts w:ascii="Cambria Math" w:eastAsiaTheme="minorEastAsia" w:hAnsi="Cambria Math" w:cs="Calibri"/>
                       <w:lang w:val="en-GB"/>
                     </w:rPr>
-                    <m:t>air</m:t>
-                  </m:r>
-                  <m:r>
-                    <w:rPr>
-                      <w:rFonts w:ascii="Cambria Math" w:eastAsiaTheme="minorEastAsia" w:hAnsi="Cambria Math" w:cs="Calibri"/>
-                      <w:lang w:val="en-GB"/>
-                    </w:rPr>
-                    <m:t>,</m:t>
-                  </m:r>
-                  <m:r>
-                    <w:rPr>
-                      <w:rFonts w:ascii="Cambria Math" w:eastAsiaTheme="minorEastAsia" w:hAnsi="Cambria Math" w:cs="Calibri"/>
-                      <w:lang w:val="en-GB"/>
-                    </w:rPr>
-                    <m:t>green</m:t>
-                  </m:r>
-                  <m:r>
-                    <w:rPr>
-                      <w:rFonts w:ascii="Cambria Math" w:eastAsiaTheme="minorEastAsia" w:hAnsi="Cambria Math" w:cs="Calibri"/>
-                      <w:lang w:val="en-GB"/>
-                    </w:rPr>
-                    <m:t>h</m:t>
-                  </m:r>
-                  <m:r>
-                    <w:rPr>
-                      <w:rFonts w:ascii="Cambria Math" w:eastAsiaTheme="minorEastAsia" w:hAnsi="Cambria Math" w:cs="Calibri"/>
-                      <w:lang w:val="en-GB"/>
-                    </w:rPr>
-                    <m:t>ouse</m:t>
+                    <m:t>air,greenhouse</m:t>
                   </m:r>
                 </m:sub>
               </m:sSub>
@@ -14686,7 +14332,7 @@
           <w:lang w:val="en-GB" w:eastAsia="en-US"/>
         </w:rPr>
         <w:lastRenderedPageBreak/>
-        <w:t xml:space="preserve">To validate the symbiotic relationships within the Digital Twin, a real-time visualization dashboard was integrated into the </w:t>
+        <w:t xml:space="preserve">To validate the symbiotic relationships, a real-time visualization dashboard was integrated into the </w:t>
       </w:r>
       <w:proofErr w:type="spellStart"/>
       <w:r>

--- a/Documentation.docx
+++ b/Documentation.docx
@@ -2234,19 +2234,41 @@
         <w:rPr>
           <w:lang w:val="en-US" w:eastAsia="en-US"/>
         </w:rPr>
-        <w:t>ish tank</w:t>
-      </w:r>
+        <w:t xml:space="preserve">ish </w:t>
+      </w:r>
+      <w:proofErr w:type="gramStart"/>
       <w:r>
         <w:rPr>
           <w:lang w:val="en-US" w:eastAsia="en-US"/>
         </w:rPr>
+        <w:t>tank</w:t>
+      </w:r>
+      <w:proofErr w:type="gramEnd"/>
+      <w:r>
+        <w:rPr>
+          <w:lang w:val="en-US" w:eastAsia="en-US"/>
+        </w:rPr>
         <w:t xml:space="preserve"> </w:t>
       </w:r>
       <w:r>
         <w:rPr>
           <w:lang w:val="en-US" w:eastAsia="en-US"/>
         </w:rPr>
-        <w:t xml:space="preserve">and consumed by the fish. Heat is transferred from the </w:t>
+        <w:t xml:space="preserve">and consumed by </w:t>
+      </w:r>
+      <w:proofErr w:type="gramStart"/>
+      <w:r>
+        <w:rPr>
+          <w:lang w:val="en-US" w:eastAsia="en-US"/>
+        </w:rPr>
+        <w:t>the fish</w:t>
+      </w:r>
+      <w:proofErr w:type="gramEnd"/>
+      <w:r>
+        <w:rPr>
+          <w:lang w:val="en-US" w:eastAsia="en-US"/>
+        </w:rPr>
+        <w:t xml:space="preserve">. Heat is transferred from the </w:t>
       </w:r>
       <w:proofErr w:type="spellStart"/>
       <w:r>
@@ -4099,7 +4121,19 @@
             <w:rPr>
               <w:rFonts w:ascii="Cambria Math" w:hAnsi="Cambria Math"/>
             </w:rPr>
-            <m:t>capacityFactor*1</m:t>
+            <m:t>capacityFactor</m:t>
+          </m:r>
+          <m:r>
+            <w:rPr>
+              <w:rFonts w:ascii="Cambria Math" w:eastAsiaTheme="minorEastAsia" w:hAnsi="Cambria Math"/>
+            </w:rPr>
+            <m:t>⋅</m:t>
+          </m:r>
+          <m:r>
+            <w:rPr>
+              <w:rFonts w:ascii="Cambria Math" w:hAnsi="Cambria Math"/>
+            </w:rPr>
+            <m:t>1</m:t>
           </m:r>
           <m:r>
             <w:rPr>
@@ -4111,7 +4145,31 @@
             <w:rPr>
               <w:rFonts w:ascii="Cambria Math" w:hAnsi="Cambria Math"/>
             </w:rPr>
-            <m:t>h*capacity*eff=</m:t>
+            <m:t>h</m:t>
+          </m:r>
+          <m:r>
+            <w:rPr>
+              <w:rFonts w:ascii="Cambria Math" w:eastAsiaTheme="minorEastAsia" w:hAnsi="Cambria Math"/>
+            </w:rPr>
+            <m:t>⋅</m:t>
+          </m:r>
+          <m:r>
+            <w:rPr>
+              <w:rFonts w:ascii="Cambria Math" w:hAnsi="Cambria Math"/>
+            </w:rPr>
+            <m:t>capacity</m:t>
+          </m:r>
+          <m:r>
+            <w:rPr>
+              <w:rFonts w:ascii="Cambria Math" w:eastAsiaTheme="minorEastAsia" w:hAnsi="Cambria Math"/>
+            </w:rPr>
+            <m:t>⋅</m:t>
+          </m:r>
+          <m:r>
+            <w:rPr>
+              <w:rFonts w:ascii="Cambria Math" w:hAnsi="Cambria Math"/>
+            </w:rPr>
+            <m:t>eff=</m:t>
           </m:r>
           <m:sSub>
             <m:sSubPr>
@@ -4316,7 +4374,13 @@
             <w:rPr>
               <w:rFonts w:ascii="Cambria Math" w:eastAsiaTheme="minorEastAsia" w:hAnsi="Cambria Math"/>
             </w:rPr>
-            <m:t>*0.5=</m:t>
+            <m:t>⋅</m:t>
+          </m:r>
+          <m:r>
+            <w:rPr>
+              <w:rFonts w:ascii="Cambria Math" w:eastAsiaTheme="minorEastAsia" w:hAnsi="Cambria Math"/>
+            </w:rPr>
+            <m:t>0.5=</m:t>
           </m:r>
           <m:sSub>
             <m:sSubPr>
@@ -4666,7 +4730,13 @@
             <w:rPr>
               <w:rFonts w:ascii="Cambria Math" w:eastAsiaTheme="minorEastAsia" w:hAnsi="Cambria Math"/>
             </w:rPr>
-            <m:t>*100=</m:t>
+            <m:t>⋅</m:t>
+          </m:r>
+          <m:r>
+            <w:rPr>
+              <w:rFonts w:ascii="Cambria Math" w:eastAsiaTheme="minorEastAsia" w:hAnsi="Cambria Math"/>
+            </w:rPr>
+            <m:t>100=</m:t>
           </m:r>
           <m:sSub>
             <m:sSubPr>
@@ -5347,7 +5417,21 @@
         <w:rPr>
           <w:lang w:val="en-GB"/>
         </w:rPr>
-        <w:t>The thermal mass of the fish is assumed to be similar to that of water and is thus neglected.</w:t>
+        <w:t xml:space="preserve">The thermal mass of the fish is assumed to be </w:t>
+      </w:r>
+      <w:proofErr w:type="gramStart"/>
+      <w:r>
+        <w:rPr>
+          <w:lang w:val="en-GB"/>
+        </w:rPr>
+        <w:t>similar to</w:t>
+      </w:r>
+      <w:proofErr w:type="gramEnd"/>
+      <w:r>
+        <w:rPr>
+          <w:lang w:val="en-GB"/>
+        </w:rPr>
+        <w:t xml:space="preserve"> that of water and is thus neglected.</w:t>
       </w:r>
     </w:p>
     <w:p>
@@ -8467,7 +8551,21 @@
         <w:rPr>
           <w:lang w:val="en-GB" w:eastAsia="en-US"/>
         </w:rPr>
-        <w:t xml:space="preserve">storage tanks are defined as infinitely large, with no losses. The entire stretch from the electrolyzer to the fish tank/greenhouse can encompass a heat pump, a heat storage of any size or material and pipes. There is no potential variable (temperature) determining flow to or from the storage tank. The assumption is that all the heat is stored at a sufficiently high temperature level for a gradient to exist between the heat storage and the greenhouse/fish tank, at all times. Heat transfer from and to the storage is assumed to be ideal (the tank can run empty). There is currently no measure to prevent negative values in the </w:t>
+        <w:t xml:space="preserve">storage tanks are defined as infinitely large, with no losses. The entire stretch from the electrolyzer to the fish tank/greenhouse can encompass a heat pump, a heat storage of any size or material and pipes. There is no potential variable (temperature) determining flow to or from the storage tank. The assumption is that all the heat is stored at a sufficiently high temperature level for a gradient to exist between the heat storage and the greenhouse/fish tank, </w:t>
+      </w:r>
+      <w:proofErr w:type="gramStart"/>
+      <w:r>
+        <w:rPr>
+          <w:lang w:val="en-GB" w:eastAsia="en-US"/>
+        </w:rPr>
+        <w:t>at all times</w:t>
+      </w:r>
+      <w:proofErr w:type="gramEnd"/>
+      <w:r>
+        <w:rPr>
+          <w:lang w:val="en-GB" w:eastAsia="en-US"/>
+        </w:rPr>
+        <w:t xml:space="preserve">. Heat transfer from and to the storage is assumed to be ideal (the tank can run empty). There is currently no measure to prevent negative values in the </w:t>
       </w:r>
       <w:r>
         <w:rPr>
@@ -9979,7 +10077,21 @@
         <w:rPr>
           <w:lang w:val="en-GB"/>
         </w:rPr>
-        <w:t xml:space="preserve">Each equation is represented in a part of the model. The variable names are not the same as in the model, to make the equations more easily recognizable at a glance. The equation is described shortly and the section of the model where it can be found is named. The variables for the equations below are listed under </w:t>
+        <w:t xml:space="preserve">Each equation is represented in a part of the model. The variable names are not the same as in the model, to make the equations more easily recognizable </w:t>
+      </w:r>
+      <w:proofErr w:type="gramStart"/>
+      <w:r>
+        <w:rPr>
+          <w:lang w:val="en-GB"/>
+        </w:rPr>
+        <w:t>at a glance</w:t>
+      </w:r>
+      <w:proofErr w:type="gramEnd"/>
+      <w:r>
+        <w:rPr>
+          <w:lang w:val="en-GB"/>
+        </w:rPr>
+        <w:t xml:space="preserve">. The equation is described shortly and the section of the model where it can be found is named. The variables for the equations below are listed under </w:t>
       </w:r>
       <w:r>
         <w:rPr>
@@ -13457,9 +13569,15 @@
                 </m:sSub>
                 <m:r>
                   <w:rPr>
+                    <w:rFonts w:ascii="Cambria Math" w:eastAsiaTheme="minorEastAsia" w:hAnsi="Cambria Math"/>
+                  </w:rPr>
+                  <m:t>⋅</m:t>
+                </m:r>
+                <m:r>
+                  <w:rPr>
                     <w:rFonts w:ascii="Cambria Math" w:hAnsi="Cambria Math" w:cs="Calibri"/>
                   </w:rPr>
-                  <m:t>×0.5</m:t>
+                  <m:t>0.5</m:t>
                 </m:r>
               </m:oMath>
             </m:oMathPara>
@@ -13893,9 +14011,9 @@
                 </m:sSub>
                 <m:r>
                   <w:rPr>
-                    <w:rFonts w:ascii="Cambria Math" w:hAnsi="Cambria Math" w:cs="Calibri"/>
+                    <w:rFonts w:ascii="Cambria Math" w:eastAsiaTheme="minorEastAsia" w:hAnsi="Cambria Math"/>
                   </w:rPr>
-                  <m:t>×</m:t>
+                  <m:t>⋅</m:t>
                 </m:r>
                 <m:sSub>
                   <m:sSubPr>
@@ -14153,10 +14271,9 @@
                     </m:sSub>
                     <m:r>
                       <w:rPr>
-                        <w:rFonts w:ascii="Cambria Math" w:eastAsiaTheme="minorEastAsia" w:hAnsi="Cambria Math" w:cs="Calibri"/>
-                        <w:lang w:val="en-GB"/>
+                        <w:rFonts w:ascii="Cambria Math" w:eastAsiaTheme="minorEastAsia" w:hAnsi="Cambria Math"/>
                       </w:rPr>
-                      <m:t>*</m:t>
+                      <m:t>⋅</m:t>
                     </m:r>
                     <m:sSub>
                       <m:sSubPr>
@@ -14450,10 +14567,9 @@
                     </m:sSub>
                     <m:r>
                       <w:rPr>
-                        <w:rFonts w:ascii="Cambria Math" w:eastAsiaTheme="minorEastAsia" w:hAnsi="Cambria Math" w:cs="Calibri"/>
-                        <w:lang w:val="de-DE"/>
+                        <w:rFonts w:ascii="Cambria Math" w:eastAsiaTheme="minorEastAsia" w:hAnsi="Cambria Math"/>
                       </w:rPr>
-                      <m:t>*</m:t>
+                      <m:t>⋅</m:t>
                     </m:r>
                     <m:sSub>
                       <m:sSubPr>
@@ -14607,14 +14723,28 @@
         <w:rPr>
           <w:rFonts w:ascii="Times New Roman" w:hAnsi="Times New Roman" w:cs="Times New Roman"/>
         </w:rPr>
-        <w:t>[1]</w:t>
-      </w:r>
+        <w:t>[1</w:t>
+      </w:r>
+      <w:proofErr w:type="gramStart"/>
       <w:r>
         <w:rPr>
           <w:rFonts w:ascii="Times New Roman" w:hAnsi="Times New Roman" w:cs="Times New Roman"/>
         </w:rPr>
+        <w:t>]</w:t>
+      </w:r>
+      <w:r>
+        <w:rPr>
+          <w:rFonts w:ascii="Times New Roman" w:hAnsi="Times New Roman" w:cs="Times New Roman"/>
+        </w:rPr>
         <w:tab/>
-        <w:t>‘PowerPoint Presentation’. Accessed: Mar. 06, 2026. [Online]. Available: https://www.hydrogen.no/files/documents/medlemsmoter/h2carrier.pdf</w:t>
+        <w:t>‘</w:t>
+      </w:r>
+      <w:proofErr w:type="gramEnd"/>
+      <w:r>
+        <w:rPr>
+          <w:rFonts w:ascii="Times New Roman" w:hAnsi="Times New Roman" w:cs="Times New Roman"/>
+        </w:rPr>
+        <w:t>PowerPoint Presentation’. Accessed: Mar. 06, 2026. [Online]. Available: https://www.hydrogen.no/files/documents/medlemsmoter/h2carrier.pdf</w:t>
       </w:r>
     </w:p>
     <w:p>
@@ -14628,14 +14758,42 @@
         <w:rPr>
           <w:rFonts w:ascii="Times New Roman" w:hAnsi="Times New Roman" w:cs="Times New Roman"/>
         </w:rPr>
-        <w:t>[2]</w:t>
-      </w:r>
+        <w:t>[2</w:t>
+      </w:r>
+      <w:proofErr w:type="gramStart"/>
       <w:r>
         <w:rPr>
           <w:rFonts w:ascii="Times New Roman" w:hAnsi="Times New Roman" w:cs="Times New Roman"/>
         </w:rPr>
+        <w:t>]</w:t>
+      </w:r>
+      <w:r>
+        <w:rPr>
+          <w:rFonts w:ascii="Times New Roman" w:hAnsi="Times New Roman" w:cs="Times New Roman"/>
+        </w:rPr>
         <w:tab/>
-        <w:t>‘Download datasets’. Accessed: Mar. 09, 2026. [Online]. Available: https://data.fingrid.fi/en/data?datasets=181</w:t>
+        <w:t>‘</w:t>
+      </w:r>
+      <w:proofErr w:type="gramEnd"/>
+      <w:r>
+        <w:rPr>
+          <w:rFonts w:ascii="Times New Roman" w:hAnsi="Times New Roman" w:cs="Times New Roman"/>
+        </w:rPr>
+        <w:t xml:space="preserve">Download </w:t>
+      </w:r>
+      <w:proofErr w:type="gramStart"/>
+      <w:r>
+        <w:rPr>
+          <w:rFonts w:ascii="Times New Roman" w:hAnsi="Times New Roman" w:cs="Times New Roman"/>
+        </w:rPr>
+        <w:t>datasets’</w:t>
+      </w:r>
+      <w:proofErr w:type="gramEnd"/>
+      <w:r>
+        <w:rPr>
+          <w:rFonts w:ascii="Times New Roman" w:hAnsi="Times New Roman" w:cs="Times New Roman"/>
+        </w:rPr>
+        <w:t>. Accessed: Mar. 09, 2026. [Online]. Available: https://data.fingrid.fi/en/data?datasets=181</w:t>
       </w:r>
     </w:p>
     <w:p>
@@ -14649,14 +14807,28 @@
         <w:rPr>
           <w:rFonts w:ascii="Times New Roman" w:hAnsi="Times New Roman" w:cs="Times New Roman"/>
         </w:rPr>
-        <w:t>[3]</w:t>
-      </w:r>
+        <w:t>[3</w:t>
+      </w:r>
+      <w:proofErr w:type="gramStart"/>
       <w:r>
         <w:rPr>
           <w:rFonts w:ascii="Times New Roman" w:hAnsi="Times New Roman" w:cs="Times New Roman"/>
         </w:rPr>
+        <w:t>]</w:t>
+      </w:r>
+      <w:r>
+        <w:rPr>
+          <w:rFonts w:ascii="Times New Roman" w:hAnsi="Times New Roman" w:cs="Times New Roman"/>
+        </w:rPr>
         <w:tab/>
-        <w:t xml:space="preserve">‘NIB lends to </w:t>
+        <w:t>‘</w:t>
+      </w:r>
+      <w:proofErr w:type="gramEnd"/>
+      <w:r>
+        <w:rPr>
+          <w:rFonts w:ascii="Times New Roman" w:hAnsi="Times New Roman" w:cs="Times New Roman"/>
+        </w:rPr>
+        <w:t xml:space="preserve">NIB lends to </w:t>
       </w:r>
       <w:proofErr w:type="spellStart"/>
       <w:r>
@@ -14684,14 +14856,28 @@
         <w:rPr>
           <w:rFonts w:ascii="Times New Roman" w:hAnsi="Times New Roman" w:cs="Times New Roman"/>
         </w:rPr>
-        <w:t>[4]</w:t>
-      </w:r>
+        <w:t>[4</w:t>
+      </w:r>
+      <w:proofErr w:type="gramStart"/>
       <w:r>
         <w:rPr>
           <w:rFonts w:ascii="Times New Roman" w:hAnsi="Times New Roman" w:cs="Times New Roman"/>
         </w:rPr>
+        <w:t>]</w:t>
+      </w:r>
+      <w:r>
+        <w:rPr>
+          <w:rFonts w:ascii="Times New Roman" w:hAnsi="Times New Roman" w:cs="Times New Roman"/>
+        </w:rPr>
         <w:tab/>
-        <w:t xml:space="preserve">‘Hydrogen-Aeolic Energy with </w:t>
+        <w:t>‘</w:t>
+      </w:r>
+      <w:proofErr w:type="gramEnd"/>
+      <w:r>
+        <w:rPr>
+          <w:rFonts w:ascii="Times New Roman" w:hAnsi="Times New Roman" w:cs="Times New Roman"/>
+        </w:rPr>
+        <w:t xml:space="preserve">Hydrogen-Aeolic Energy with </w:t>
       </w:r>
       <w:proofErr w:type="spellStart"/>
       <w:r>
@@ -14842,14 +15028,28 @@
         <w:rPr>
           <w:rFonts w:ascii="Times New Roman" w:hAnsi="Times New Roman" w:cs="Times New Roman"/>
         </w:rPr>
-        <w:t>[6]</w:t>
-      </w:r>
+        <w:t>[6</w:t>
+      </w:r>
+      <w:proofErr w:type="gramStart"/>
       <w:r>
         <w:rPr>
           <w:rFonts w:ascii="Times New Roman" w:hAnsi="Times New Roman" w:cs="Times New Roman"/>
         </w:rPr>
+        <w:t>]</w:t>
+      </w:r>
+      <w:r>
+        <w:rPr>
+          <w:rFonts w:ascii="Times New Roman" w:hAnsi="Times New Roman" w:cs="Times New Roman"/>
+        </w:rPr>
         <w:tab/>
-        <w:t>‘Dissolved oxygen requirements in aquatic animal respiration - Responsible Seafood Advocate’, Global Seafood Alliance. Accessed: Mar. 06, 2026. [Online]. Available: https://www.globalseafood.org/advocate/dissolved-oxygen-requirements-in-aquatic-animal-respiration/</w:t>
+        <w:t>‘</w:t>
+      </w:r>
+      <w:proofErr w:type="gramEnd"/>
+      <w:r>
+        <w:rPr>
+          <w:rFonts w:ascii="Times New Roman" w:hAnsi="Times New Roman" w:cs="Times New Roman"/>
+        </w:rPr>
+        <w:t>Dissolved oxygen requirements in aquatic animal respiration - Responsible Seafood Advocate’, Global Seafood Alliance. Accessed: Mar. 06, 2026. [Online]. Available: https://www.globalseafood.org/advocate/dissolved-oxygen-requirements-in-aquatic-animal-respiration/</w:t>
       </w:r>
     </w:p>
     <w:p>
@@ -14863,14 +15063,28 @@
         <w:rPr>
           <w:rFonts w:ascii="Times New Roman" w:hAnsi="Times New Roman" w:cs="Times New Roman"/>
         </w:rPr>
-        <w:t>[7]</w:t>
-      </w:r>
+        <w:t>[7</w:t>
+      </w:r>
+      <w:proofErr w:type="gramStart"/>
       <w:r>
         <w:rPr>
           <w:rFonts w:ascii="Times New Roman" w:hAnsi="Times New Roman" w:cs="Times New Roman"/>
         </w:rPr>
+        <w:t>]</w:t>
+      </w:r>
+      <w:r>
+        <w:rPr>
+          <w:rFonts w:ascii="Times New Roman" w:hAnsi="Times New Roman" w:cs="Times New Roman"/>
+        </w:rPr>
         <w:tab/>
-        <w:t>‘Fish density on our farms’. Accessed: Mar. 07, 2026. [Online]. Available: https://griegseafood.com/our-impact-fish-density-on-our-farms</w:t>
+        <w:t>‘</w:t>
+      </w:r>
+      <w:proofErr w:type="gramEnd"/>
+      <w:r>
+        <w:rPr>
+          <w:rFonts w:ascii="Times New Roman" w:hAnsi="Times New Roman" w:cs="Times New Roman"/>
+        </w:rPr>
+        <w:t>Fish density on our farms’. Accessed: Mar. 07, 2026. [Online]. Available: https://griegseafood.com/our-impact-fish-density-on-our-farms</w:t>
       </w:r>
     </w:p>
     <w:p>
@@ -14905,14 +15119,28 @@
         <w:rPr>
           <w:rFonts w:ascii="Times New Roman" w:hAnsi="Times New Roman" w:cs="Times New Roman"/>
         </w:rPr>
-        <w:t>[9]</w:t>
-      </w:r>
+        <w:t>[9</w:t>
+      </w:r>
+      <w:proofErr w:type="gramStart"/>
       <w:r>
         <w:rPr>
           <w:rFonts w:ascii="Times New Roman" w:hAnsi="Times New Roman" w:cs="Times New Roman"/>
         </w:rPr>
+        <w:t>]</w:t>
+      </w:r>
+      <w:r>
+        <w:rPr>
+          <w:rFonts w:ascii="Times New Roman" w:hAnsi="Times New Roman" w:cs="Times New Roman"/>
+        </w:rPr>
         <w:tab/>
-        <w:t xml:space="preserve">‘Green Mountain and Hima Seafood launch groundbreaking heat reuse project’, </w:t>
+        <w:t>‘</w:t>
+      </w:r>
+      <w:proofErr w:type="gramEnd"/>
+      <w:r>
+        <w:rPr>
+          <w:rFonts w:ascii="Times New Roman" w:hAnsi="Times New Roman" w:cs="Times New Roman"/>
+        </w:rPr>
+        <w:t xml:space="preserve">Green Mountain and Hima Seafood launch groundbreaking heat reuse project’, </w:t>
       </w:r>
       <w:proofErr w:type="spellStart"/>
       <w:r>
@@ -14975,14 +15203,28 @@
         <w:rPr>
           <w:rFonts w:ascii="Times New Roman" w:hAnsi="Times New Roman" w:cs="Times New Roman"/>
         </w:rPr>
-        <w:t>[11]</w:t>
-      </w:r>
+        <w:t>[11</w:t>
+      </w:r>
+      <w:proofErr w:type="gramStart"/>
       <w:r>
         <w:rPr>
           <w:rFonts w:ascii="Times New Roman" w:hAnsi="Times New Roman" w:cs="Times New Roman"/>
         </w:rPr>
+        <w:t>]</w:t>
+      </w:r>
+      <w:r>
+        <w:rPr>
+          <w:rFonts w:ascii="Times New Roman" w:hAnsi="Times New Roman" w:cs="Times New Roman"/>
+        </w:rPr>
         <w:tab/>
-        <w:t>‘7. FRP Tanks 2’. Accessed: Mar. 21, 2026. [Online]. Available: https://almfiberglass.com/wp-content/uploads/2024/07/7.-FRP-Tanks-2.pdf</w:t>
+        <w:t>‘</w:t>
+      </w:r>
+      <w:proofErr w:type="gramEnd"/>
+      <w:r>
+        <w:rPr>
+          <w:rFonts w:ascii="Times New Roman" w:hAnsi="Times New Roman" w:cs="Times New Roman"/>
+        </w:rPr>
+        <w:t>7. FRP Tanks 2’. Accessed: Mar. 21, 2026. [Online]. Available: https://almfiberglass.com/wp-content/uploads/2024/07/7.-FRP-Tanks-2.pdf</w:t>
       </w:r>
     </w:p>
     <w:p>
@@ -14996,14 +15238,28 @@
         <w:rPr>
           <w:rFonts w:ascii="Times New Roman" w:hAnsi="Times New Roman" w:cs="Times New Roman"/>
         </w:rPr>
-        <w:t>[12]</w:t>
-      </w:r>
+        <w:t>[12</w:t>
+      </w:r>
+      <w:proofErr w:type="gramStart"/>
       <w:r>
         <w:rPr>
           <w:rFonts w:ascii="Times New Roman" w:hAnsi="Times New Roman" w:cs="Times New Roman"/>
         </w:rPr>
+        <w:t>]</w:t>
+      </w:r>
+      <w:r>
+        <w:rPr>
+          <w:rFonts w:ascii="Times New Roman" w:hAnsi="Times New Roman" w:cs="Times New Roman"/>
+        </w:rPr>
         <w:tab/>
-        <w:t>‘U-values’. Accessed: Mar. 21, 2026. [Online]. Available: https://www.designingbuildings.co.uk/wiki/U-values</w:t>
+        <w:t>‘</w:t>
+      </w:r>
+      <w:proofErr w:type="gramEnd"/>
+      <w:r>
+        <w:rPr>
+          <w:rFonts w:ascii="Times New Roman" w:hAnsi="Times New Roman" w:cs="Times New Roman"/>
+        </w:rPr>
+        <w:t>U-values’. Accessed: Mar. 21, 2026. [Online]. Available: https://www.designingbuildings.co.uk/wiki/U-values</w:t>
       </w:r>
     </w:p>
     <w:p>
@@ -15017,14 +15273,28 @@
         <w:rPr>
           <w:rFonts w:ascii="Times New Roman" w:hAnsi="Times New Roman" w:cs="Times New Roman"/>
         </w:rPr>
-        <w:t>[13]</w:t>
-      </w:r>
+        <w:t>[13</w:t>
+      </w:r>
+      <w:proofErr w:type="gramStart"/>
       <w:r>
         <w:rPr>
           <w:rFonts w:ascii="Times New Roman" w:hAnsi="Times New Roman" w:cs="Times New Roman"/>
         </w:rPr>
+        <w:t>]</w:t>
+      </w:r>
+      <w:r>
+        <w:rPr>
+          <w:rFonts w:ascii="Times New Roman" w:hAnsi="Times New Roman" w:cs="Times New Roman"/>
+        </w:rPr>
         <w:tab/>
-        <w:t>‘GRP sectional tanks’, Balmoral Tanks. Accessed: Mar. 21, 2026. [Online]. Available: https://www.balmoraltanks.com/solutions/grp-sectional-tanks</w:t>
+        <w:t>‘</w:t>
+      </w:r>
+      <w:proofErr w:type="gramEnd"/>
+      <w:r>
+        <w:rPr>
+          <w:rFonts w:ascii="Times New Roman" w:hAnsi="Times New Roman" w:cs="Times New Roman"/>
+        </w:rPr>
+        <w:t>GRP sectional tanks’, Balmoral Tanks. Accessed: Mar. 21, 2026. [Online]. Available: https://www.balmoraltanks.com/solutions/grp-sectional-tanks</w:t>
       </w:r>
     </w:p>
     <w:p>
@@ -15038,14 +15308,42 @@
         <w:rPr>
           <w:rFonts w:ascii="Times New Roman" w:hAnsi="Times New Roman" w:cs="Times New Roman"/>
         </w:rPr>
-        <w:t>[14]</w:t>
-      </w:r>
+        <w:t>[14</w:t>
+      </w:r>
+      <w:proofErr w:type="gramStart"/>
       <w:r>
         <w:rPr>
           <w:rFonts w:ascii="Times New Roman" w:hAnsi="Times New Roman" w:cs="Times New Roman"/>
         </w:rPr>
+        <w:t>]</w:t>
+      </w:r>
+      <w:r>
+        <w:rPr>
+          <w:rFonts w:ascii="Times New Roman" w:hAnsi="Times New Roman" w:cs="Times New Roman"/>
+        </w:rPr>
         <w:tab/>
-        <w:t>‘Small Scale Rainbow Trout Farming - Ideal Temperature For Rainbow Trout Farming’. Accessed: Mar. 21, 2026. [Online]. Available: https://sites.google.com/view/smallscalerainbowtroutfarm/ideal-temperature-for-rainbow-trout-farming</w:t>
+        <w:t>‘</w:t>
+      </w:r>
+      <w:proofErr w:type="gramEnd"/>
+      <w:r>
+        <w:rPr>
+          <w:rFonts w:ascii="Times New Roman" w:hAnsi="Times New Roman" w:cs="Times New Roman"/>
+        </w:rPr>
+        <w:t xml:space="preserve">Small Scale Rainbow Trout Farming - Ideal Temperature </w:t>
+      </w:r>
+      <w:proofErr w:type="gramStart"/>
+      <w:r>
+        <w:rPr>
+          <w:rFonts w:ascii="Times New Roman" w:hAnsi="Times New Roman" w:cs="Times New Roman"/>
+        </w:rPr>
+        <w:t>For</w:t>
+      </w:r>
+      <w:proofErr w:type="gramEnd"/>
+      <w:r>
+        <w:rPr>
+          <w:rFonts w:ascii="Times New Roman" w:hAnsi="Times New Roman" w:cs="Times New Roman"/>
+        </w:rPr>
+        <w:t xml:space="preserve"> Rainbow Trout Farming’. Accessed: Mar. 21, 2026. [Online]. Available: https://sites.google.com/view/smallscalerainbowtroutfarm/ideal-temperature-for-rainbow-trout-farming</w:t>
       </w:r>
     </w:p>
     <w:p>
@@ -15059,14 +15357,28 @@
         <w:rPr>
           <w:rFonts w:ascii="Times New Roman" w:hAnsi="Times New Roman" w:cs="Times New Roman"/>
         </w:rPr>
-        <w:t>[15]</w:t>
-      </w:r>
+        <w:t>[15</w:t>
+      </w:r>
+      <w:proofErr w:type="gramStart"/>
       <w:r>
         <w:rPr>
           <w:rFonts w:ascii="Times New Roman" w:hAnsi="Times New Roman" w:cs="Times New Roman"/>
         </w:rPr>
+        <w:t>]</w:t>
+      </w:r>
+      <w:r>
+        <w:rPr>
+          <w:rFonts w:ascii="Times New Roman" w:hAnsi="Times New Roman" w:cs="Times New Roman"/>
+        </w:rPr>
         <w:tab/>
-        <w:t>‘5. Marine aquaculture in the Nordics - Nordic Oceans 2050’. Accessed: Mar. 21, 2026. [Online]. Available: https://pub.norden.org/nordicinnovation2025-05/5-marine-aquaculture-in-the-nordics.html</w:t>
+        <w:t>‘</w:t>
+      </w:r>
+      <w:proofErr w:type="gramEnd"/>
+      <w:r>
+        <w:rPr>
+          <w:rFonts w:ascii="Times New Roman" w:hAnsi="Times New Roman" w:cs="Times New Roman"/>
+        </w:rPr>
+        <w:t>5. Marine aquaculture in the Nordics - Nordic Oceans 2050’. Accessed: Mar. 21, 2026. [Online]. Available: https://pub.norden.org/nordicinnovation2025-05/5-marine-aquaculture-in-the-nordics.html</w:t>
       </w:r>
     </w:p>
     <w:p>
@@ -15101,7 +15413,21 @@
         <w:rPr>
           <w:rFonts w:ascii="Times New Roman" w:hAnsi="Times New Roman" w:cs="Times New Roman"/>
         </w:rPr>
-        <w:t xml:space="preserve"> Climate, Weather By Month, Average Temperature (Norway) - Weather Spark’. Accessed: Mar. 22, 2026. [Online]. Available: https://weatherspark.com/y/96283/Average-Weather-in-Berlev%C3%A5g-Norway-Year-Round</w:t>
+        <w:t xml:space="preserve"> Climate, Weather </w:t>
+      </w:r>
+      <w:proofErr w:type="gramStart"/>
+      <w:r>
+        <w:rPr>
+          <w:rFonts w:ascii="Times New Roman" w:hAnsi="Times New Roman" w:cs="Times New Roman"/>
+        </w:rPr>
+        <w:t>By</w:t>
+      </w:r>
+      <w:proofErr w:type="gramEnd"/>
+      <w:r>
+        <w:rPr>
+          <w:rFonts w:ascii="Times New Roman" w:hAnsi="Times New Roman" w:cs="Times New Roman"/>
+        </w:rPr>
+        <w:t xml:space="preserve"> Month, Average Temperature (Norway) - Weather Spark’. Accessed: Mar. 22, 2026. [Online]. Available: https://weatherspark.com/y/96283/Average-Weather-in-Berlev%C3%A5g-Norway-Year-Round</w:t>
       </w:r>
     </w:p>
     <w:p>
@@ -15150,14 +15476,28 @@
         <w:rPr>
           <w:rFonts w:ascii="Times New Roman" w:hAnsi="Times New Roman" w:cs="Times New Roman"/>
         </w:rPr>
-        <w:t>[18]</w:t>
-      </w:r>
+        <w:t>[18</w:t>
+      </w:r>
+      <w:proofErr w:type="gramStart"/>
       <w:r>
         <w:rPr>
           <w:rFonts w:ascii="Times New Roman" w:hAnsi="Times New Roman" w:cs="Times New Roman"/>
         </w:rPr>
+        <w:t>]</w:t>
+      </w:r>
+      <w:r>
+        <w:rPr>
+          <w:rFonts w:ascii="Times New Roman" w:hAnsi="Times New Roman" w:cs="Times New Roman"/>
+        </w:rPr>
         <w:tab/>
-        <w:t>‘Lettuce Growing Guide’, Southern Exposure Seed Exchange. Accessed: Mar. 22, 2026. [Online]. Available: https://www.southernexposure.com/lettuce-growing-guide/</w:t>
+        <w:t>‘</w:t>
+      </w:r>
+      <w:proofErr w:type="gramEnd"/>
+      <w:r>
+        <w:rPr>
+          <w:rFonts w:ascii="Times New Roman" w:hAnsi="Times New Roman" w:cs="Times New Roman"/>
+        </w:rPr>
+        <w:t>Lettuce Growing Guide’, Southern Exposure Seed Exchange. Accessed: Mar. 22, 2026. [Online]. Available: https://www.southernexposure.com/lettuce-growing-guide/</w:t>
       </w:r>
     </w:p>
     <w:p>
@@ -15235,14 +15575,42 @@
         <w:rPr>
           <w:rFonts w:ascii="Times New Roman" w:hAnsi="Times New Roman" w:cs="Times New Roman"/>
         </w:rPr>
-        <w:t>[20]</w:t>
-      </w:r>
+        <w:t>[20</w:t>
+      </w:r>
+      <w:proofErr w:type="gramStart"/>
       <w:r>
         <w:rPr>
           <w:rFonts w:ascii="Times New Roman" w:hAnsi="Times New Roman" w:cs="Times New Roman"/>
         </w:rPr>
+        <w:t>]</w:t>
+      </w:r>
+      <w:r>
+        <w:rPr>
+          <w:rFonts w:ascii="Times New Roman" w:hAnsi="Times New Roman" w:cs="Times New Roman"/>
+        </w:rPr>
         <w:tab/>
-        <w:t xml:space="preserve">‘U-Value Calculator : </w:t>
+        <w:t>‘</w:t>
+      </w:r>
+      <w:proofErr w:type="gramEnd"/>
+      <w:r>
+        <w:rPr>
+          <w:rFonts w:ascii="Times New Roman" w:hAnsi="Times New Roman" w:cs="Times New Roman"/>
+        </w:rPr>
+        <w:t xml:space="preserve">U-Value </w:t>
+      </w:r>
+      <w:proofErr w:type="gramStart"/>
+      <w:r>
+        <w:rPr>
+          <w:rFonts w:ascii="Times New Roman" w:hAnsi="Times New Roman" w:cs="Times New Roman"/>
+        </w:rPr>
+        <w:t>Calculator :</w:t>
+      </w:r>
+      <w:proofErr w:type="gramEnd"/>
+      <w:r>
+        <w:rPr>
+          <w:rFonts w:ascii="Times New Roman" w:hAnsi="Times New Roman" w:cs="Times New Roman"/>
+        </w:rPr>
+        <w:t xml:space="preserve"> </w:t>
       </w:r>
       <w:proofErr w:type="spellStart"/>
       <w:r>
@@ -15270,14 +15638,28 @@
         <w:rPr>
           <w:rFonts w:ascii="Times New Roman" w:hAnsi="Times New Roman" w:cs="Times New Roman"/>
         </w:rPr>
-        <w:t>[21]</w:t>
-      </w:r>
+        <w:t>[21</w:t>
+      </w:r>
+      <w:proofErr w:type="gramStart"/>
       <w:r>
         <w:rPr>
           <w:rFonts w:ascii="Times New Roman" w:hAnsi="Times New Roman" w:cs="Times New Roman"/>
         </w:rPr>
+        <w:t>]</w:t>
+      </w:r>
+      <w:r>
+        <w:rPr>
+          <w:rFonts w:ascii="Times New Roman" w:hAnsi="Times New Roman" w:cs="Times New Roman"/>
+        </w:rPr>
         <w:tab/>
-        <w:t xml:space="preserve">‘Home’, </w:t>
+        <w:t>‘</w:t>
+      </w:r>
+      <w:proofErr w:type="gramEnd"/>
+      <w:r>
+        <w:rPr>
+          <w:rFonts w:ascii="Times New Roman" w:hAnsi="Times New Roman" w:cs="Times New Roman"/>
+        </w:rPr>
+        <w:t xml:space="preserve">Home’, </w:t>
       </w:r>
       <w:proofErr w:type="spellStart"/>
       <w:r>
@@ -15381,7 +15763,21 @@
           <w:rFonts w:ascii="Times New Roman" w:hAnsi="Times New Roman" w:cs="Times New Roman"/>
         </w:rPr>
         <w:tab/>
-        <w:t>A. Dmitry, ‘Effect of water quality on rainbow trout performance’.</w:t>
+        <w:t xml:space="preserve">A. </w:t>
+      </w:r>
+      <w:proofErr w:type="gramStart"/>
+      <w:r>
+        <w:rPr>
+          <w:rFonts w:ascii="Times New Roman" w:hAnsi="Times New Roman" w:cs="Times New Roman"/>
+        </w:rPr>
+        <w:t>Dmitry, ‘</w:t>
+      </w:r>
+      <w:proofErr w:type="gramEnd"/>
+      <w:r>
+        <w:rPr>
+          <w:rFonts w:ascii="Times New Roman" w:hAnsi="Times New Roman" w:cs="Times New Roman"/>
+        </w:rPr>
+        <w:t>Effect of water quality on rainbow trout performance’.</w:t>
       </w:r>
     </w:p>
     <w:p>
@@ -15514,7 +15910,21 @@
           <w:rFonts w:ascii="Times New Roman" w:hAnsi="Times New Roman" w:cs="Times New Roman"/>
         </w:rPr>
         <w:tab/>
-        <w:t xml:space="preserve">E. Curcio, ‘Techno-economic analysis of hydrogen production: Costs, policies, and scalability in the transition to net-zero’, </w:t>
+        <w:t xml:space="preserve">E. </w:t>
+      </w:r>
+      <w:proofErr w:type="gramStart"/>
+      <w:r>
+        <w:rPr>
+          <w:rFonts w:ascii="Times New Roman" w:hAnsi="Times New Roman" w:cs="Times New Roman"/>
+        </w:rPr>
+        <w:t>Curcio, ‘</w:t>
+      </w:r>
+      <w:proofErr w:type="gramEnd"/>
+      <w:r>
+        <w:rPr>
+          <w:rFonts w:ascii="Times New Roman" w:hAnsi="Times New Roman" w:cs="Times New Roman"/>
+        </w:rPr>
+        <w:t xml:space="preserve">Techno-economic analysis of hydrogen production: Costs, policies, and scalability in the transition to net-zero’, </w:t>
       </w:r>
       <w:r>
         <w:rPr>
@@ -15595,14 +16005,28 @@
         <w:rPr>
           <w:rFonts w:ascii="Times New Roman" w:hAnsi="Times New Roman" w:cs="Times New Roman"/>
         </w:rPr>
-        <w:t>[29]</w:t>
-      </w:r>
+        <w:t>[29</w:t>
+      </w:r>
+      <w:proofErr w:type="gramStart"/>
       <w:r>
         <w:rPr>
           <w:rFonts w:ascii="Times New Roman" w:hAnsi="Times New Roman" w:cs="Times New Roman"/>
         </w:rPr>
+        <w:t>]</w:t>
+      </w:r>
+      <w:r>
+        <w:rPr>
+          <w:rFonts w:ascii="Times New Roman" w:hAnsi="Times New Roman" w:cs="Times New Roman"/>
+        </w:rPr>
         <w:tab/>
-        <w:t>‘District_heating_in_Finland_2024.pdf’. Accessed: Apr. 01, 2026. [Online]. Available: https://energia.fi/wp-content/uploads/2026/01/District_heating_in_Finland_2024.pdf</w:t>
+        <w:t>‘</w:t>
+      </w:r>
+      <w:proofErr w:type="gramEnd"/>
+      <w:r>
+        <w:rPr>
+          <w:rFonts w:ascii="Times New Roman" w:hAnsi="Times New Roman" w:cs="Times New Roman"/>
+        </w:rPr>
+        <w:t>District_heating_in_Finland_2024.pdf’. Accessed: Apr. 01, 2026. [Online]. Available: https://energia.fi/wp-content/uploads/2026/01/District_heating_in_Finland_2024.pdf</w:t>
       </w:r>
     </w:p>
     <w:p>

--- a/Documentation.docx
+++ b/Documentation.docx
@@ -270,7 +270,7 @@
     </w:p>
     <w:p>
       <w:pPr>
-        <w:pStyle w:val="berschrift2"/>
+        <w:pStyle w:val="Heading2"/>
         <w:numPr>
           <w:ilvl w:val="0"/>
           <w:numId w:val="0"/>
@@ -289,7 +289,7 @@
     </w:p>
     <w:p>
       <w:pPr>
-        <w:pStyle w:val="Verzeichnis2"/>
+        <w:pStyle w:val="TOC2"/>
         <w:rPr>
           <w:rFonts w:asciiTheme="minorHAnsi" w:eastAsiaTheme="minorEastAsia" w:hAnsiTheme="minorHAnsi" w:cstheme="minorBidi"/>
           <w:kern w:val="2"/>
@@ -342,7 +342,7 @@
     </w:p>
     <w:p>
       <w:pPr>
-        <w:pStyle w:val="Verzeichnis1"/>
+        <w:pStyle w:val="TOC1"/>
         <w:rPr>
           <w:rFonts w:asciiTheme="minorHAnsi" w:eastAsiaTheme="minorEastAsia" w:hAnsiTheme="minorHAnsi" w:cstheme="minorBidi"/>
           <w:kern w:val="2"/>
@@ -401,7 +401,7 @@
     </w:p>
     <w:p>
       <w:pPr>
-        <w:pStyle w:val="Verzeichnis1"/>
+        <w:pStyle w:val="TOC1"/>
         <w:rPr>
           <w:rFonts w:asciiTheme="minorHAnsi" w:eastAsiaTheme="minorEastAsia" w:hAnsiTheme="minorHAnsi" w:cstheme="minorBidi"/>
           <w:kern w:val="2"/>
@@ -460,7 +460,7 @@
     </w:p>
     <w:p>
       <w:pPr>
-        <w:pStyle w:val="Verzeichnis1"/>
+        <w:pStyle w:val="TOC1"/>
         <w:rPr>
           <w:rFonts w:asciiTheme="minorHAnsi" w:eastAsiaTheme="minorEastAsia" w:hAnsiTheme="minorHAnsi" w:cstheme="minorBidi"/>
           <w:kern w:val="2"/>
@@ -519,7 +519,7 @@
     </w:p>
     <w:p>
       <w:pPr>
-        <w:pStyle w:val="Verzeichnis2"/>
+        <w:pStyle w:val="TOC2"/>
         <w:rPr>
           <w:rFonts w:asciiTheme="minorHAnsi" w:eastAsiaTheme="minorEastAsia" w:hAnsiTheme="minorHAnsi" w:cstheme="minorBidi"/>
           <w:kern w:val="2"/>
@@ -563,7 +563,7 @@
     </w:p>
     <w:p>
       <w:pPr>
-        <w:pStyle w:val="Verzeichnis2"/>
+        <w:pStyle w:val="TOC2"/>
         <w:rPr>
           <w:rFonts w:asciiTheme="minorHAnsi" w:eastAsiaTheme="minorEastAsia" w:hAnsiTheme="minorHAnsi" w:cstheme="minorBidi"/>
           <w:kern w:val="2"/>
@@ -607,7 +607,7 @@
     </w:p>
     <w:p>
       <w:pPr>
-        <w:pStyle w:val="Verzeichnis3"/>
+        <w:pStyle w:val="TOC3"/>
         <w:rPr>
           <w:rFonts w:asciiTheme="minorHAnsi" w:eastAsiaTheme="minorEastAsia" w:hAnsiTheme="minorHAnsi" w:cstheme="minorBidi"/>
           <w:noProof/>
@@ -687,7 +687,7 @@
     </w:p>
     <w:p>
       <w:pPr>
-        <w:pStyle w:val="Verzeichnis2"/>
+        <w:pStyle w:val="TOC2"/>
         <w:rPr>
           <w:rFonts w:asciiTheme="minorHAnsi" w:eastAsiaTheme="minorEastAsia" w:hAnsiTheme="minorHAnsi" w:cstheme="minorBidi"/>
           <w:kern w:val="2"/>
@@ -731,7 +731,7 @@
     </w:p>
     <w:p>
       <w:pPr>
-        <w:pStyle w:val="Verzeichnis2"/>
+        <w:pStyle w:val="TOC2"/>
         <w:rPr>
           <w:rFonts w:asciiTheme="minorHAnsi" w:eastAsiaTheme="minorEastAsia" w:hAnsiTheme="minorHAnsi" w:cstheme="minorBidi"/>
           <w:kern w:val="2"/>
@@ -775,7 +775,7 @@
     </w:p>
     <w:p>
       <w:pPr>
-        <w:pStyle w:val="Verzeichnis2"/>
+        <w:pStyle w:val="TOC2"/>
         <w:rPr>
           <w:rFonts w:asciiTheme="minorHAnsi" w:eastAsiaTheme="minorEastAsia" w:hAnsiTheme="minorHAnsi" w:cstheme="minorBidi"/>
           <w:kern w:val="2"/>
@@ -819,7 +819,7 @@
     </w:p>
     <w:p>
       <w:pPr>
-        <w:pStyle w:val="Verzeichnis2"/>
+        <w:pStyle w:val="TOC2"/>
         <w:rPr>
           <w:rFonts w:asciiTheme="minorHAnsi" w:eastAsiaTheme="minorEastAsia" w:hAnsiTheme="minorHAnsi" w:cstheme="minorBidi"/>
           <w:kern w:val="2"/>
@@ -863,7 +863,7 @@
     </w:p>
     <w:p>
       <w:pPr>
-        <w:pStyle w:val="Verzeichnis1"/>
+        <w:pStyle w:val="TOC1"/>
         <w:rPr>
           <w:rFonts w:asciiTheme="minorHAnsi" w:eastAsiaTheme="minorEastAsia" w:hAnsiTheme="minorHAnsi" w:cstheme="minorBidi"/>
           <w:kern w:val="2"/>
@@ -924,7 +924,7 @@
     </w:p>
     <w:p>
       <w:pPr>
-        <w:pStyle w:val="Verzeichnis2"/>
+        <w:pStyle w:val="TOC2"/>
         <w:rPr>
           <w:rFonts w:asciiTheme="minorHAnsi" w:eastAsiaTheme="minorEastAsia" w:hAnsiTheme="minorHAnsi" w:cstheme="minorBidi"/>
           <w:kern w:val="2"/>
@@ -968,7 +968,7 @@
     </w:p>
     <w:p>
       <w:pPr>
-        <w:pStyle w:val="Verzeichnis2"/>
+        <w:pStyle w:val="TOC2"/>
         <w:rPr>
           <w:rFonts w:asciiTheme="minorHAnsi" w:eastAsiaTheme="minorEastAsia" w:hAnsiTheme="minorHAnsi" w:cstheme="minorBidi"/>
           <w:kern w:val="2"/>
@@ -1018,7 +1018,7 @@
     </w:p>
     <w:p>
       <w:pPr>
-        <w:pStyle w:val="Verzeichnis2"/>
+        <w:pStyle w:val="TOC2"/>
         <w:rPr>
           <w:rFonts w:asciiTheme="minorHAnsi" w:eastAsiaTheme="minorEastAsia" w:hAnsiTheme="minorHAnsi" w:cstheme="minorBidi"/>
           <w:kern w:val="2"/>
@@ -1068,7 +1068,7 @@
     </w:p>
     <w:p>
       <w:pPr>
-        <w:pStyle w:val="Verzeichnis2"/>
+        <w:pStyle w:val="TOC2"/>
         <w:rPr>
           <w:rFonts w:asciiTheme="minorHAnsi" w:eastAsiaTheme="minorEastAsia" w:hAnsiTheme="minorHAnsi" w:cstheme="minorBidi"/>
           <w:kern w:val="2"/>
@@ -1118,7 +1118,7 @@
     </w:p>
     <w:p>
       <w:pPr>
-        <w:pStyle w:val="Verzeichnis2"/>
+        <w:pStyle w:val="TOC2"/>
         <w:rPr>
           <w:rFonts w:asciiTheme="minorHAnsi" w:eastAsiaTheme="minorEastAsia" w:hAnsiTheme="minorHAnsi" w:cstheme="minorBidi"/>
           <w:kern w:val="2"/>
@@ -1168,7 +1168,7 @@
     </w:p>
     <w:p>
       <w:pPr>
-        <w:pStyle w:val="Verzeichnis2"/>
+        <w:pStyle w:val="TOC2"/>
         <w:rPr>
           <w:rFonts w:asciiTheme="minorHAnsi" w:eastAsiaTheme="minorEastAsia" w:hAnsiTheme="minorHAnsi" w:cstheme="minorBidi"/>
           <w:kern w:val="2"/>
@@ -1212,7 +1212,7 @@
     </w:p>
     <w:p>
       <w:pPr>
-        <w:pStyle w:val="Verzeichnis1"/>
+        <w:pStyle w:val="TOC1"/>
         <w:rPr>
           <w:rFonts w:asciiTheme="minorHAnsi" w:eastAsiaTheme="minorEastAsia" w:hAnsiTheme="minorHAnsi" w:cstheme="minorBidi"/>
           <w:kern w:val="2"/>
@@ -1273,7 +1273,7 @@
     </w:p>
     <w:p>
       <w:pPr>
-        <w:pStyle w:val="Verzeichnis1"/>
+        <w:pStyle w:val="TOC1"/>
         <w:rPr>
           <w:rFonts w:asciiTheme="minorHAnsi" w:eastAsiaTheme="minorEastAsia" w:hAnsiTheme="minorHAnsi" w:cstheme="minorBidi"/>
           <w:kern w:val="2"/>
@@ -1353,9 +1353,9 @@
     </w:p>
     <w:p>
       <w:pPr>
-        <w:pStyle w:val="berschrift1"/>
-        <w:rPr>
-          <w:rStyle w:val="Fett"/>
+        <w:pStyle w:val="Heading1"/>
+        <w:rPr>
+          <w:rStyle w:val="Strong"/>
         </w:rPr>
       </w:pPr>
       <w:bookmarkStart w:id="5" w:name="_Toc225955828"/>
@@ -1364,7 +1364,7 @@
       <w:bookmarkEnd w:id="4"/>
       <w:r>
         <w:rPr>
-          <w:rStyle w:val="Fett"/>
+          <w:rStyle w:val="Strong"/>
           <w:b/>
           <w:bCs/>
         </w:rPr>
@@ -1435,58 +1435,16 @@
         </w:rPr>
         <w:t xml:space="preserve"> a high-fidelity environment to validate the technical and economic viability of integrating electrolysis with localized agriculture. </w:t>
       </w:r>
-      <w:proofErr w:type="spellStart"/>
-      <w:r>
-        <w:t>The</w:t>
-      </w:r>
-      <w:proofErr w:type="spellEnd"/>
-      <w:r>
-        <w:t xml:space="preserve"> </w:t>
-      </w:r>
-      <w:proofErr w:type="spellStart"/>
-      <w:r>
-        <w:t>primary</w:t>
-      </w:r>
-      <w:proofErr w:type="spellEnd"/>
-      <w:r>
-        <w:t xml:space="preserve"> </w:t>
-      </w:r>
-      <w:proofErr w:type="spellStart"/>
-      <w:r>
-        <w:t>objectives</w:t>
-      </w:r>
-      <w:proofErr w:type="spellEnd"/>
-      <w:r>
-        <w:t xml:space="preserve"> of </w:t>
-      </w:r>
-      <w:proofErr w:type="spellStart"/>
-      <w:r>
-        <w:t>the</w:t>
-      </w:r>
-      <w:proofErr w:type="spellEnd"/>
-      <w:r>
-        <w:t xml:space="preserve"> </w:t>
-      </w:r>
-      <w:proofErr w:type="spellStart"/>
-      <w:r>
-        <w:t>model</w:t>
-      </w:r>
-      <w:proofErr w:type="spellEnd"/>
-      <w:r>
-        <w:t xml:space="preserve"> </w:t>
-      </w:r>
-      <w:proofErr w:type="spellStart"/>
-      <w:r>
-        <w:t>are</w:t>
-      </w:r>
-      <w:proofErr w:type="spellEnd"/>
+      <w:r>
+        <w:t>The primary objectives of the model are</w:t>
+      </w:r>
       <w:r>
         <w:t>:</w:t>
       </w:r>
     </w:p>
     <w:p>
       <w:pPr>
-        <w:pStyle w:val="Listenabsatz"/>
+        <w:pStyle w:val="ListParagraph"/>
         <w:numPr>
           <w:ilvl w:val="0"/>
           <w:numId w:val="14"/>
@@ -1511,7 +1469,7 @@
     </w:p>
     <w:p>
       <w:pPr>
-        <w:pStyle w:val="Listenabsatz"/>
+        <w:pStyle w:val="ListParagraph"/>
         <w:numPr>
           <w:ilvl w:val="0"/>
           <w:numId w:val="14"/>
@@ -1536,7 +1494,7 @@
     </w:p>
     <w:p>
       <w:pPr>
-        <w:pStyle w:val="Listenabsatz"/>
+        <w:pStyle w:val="ListParagraph"/>
         <w:numPr>
           <w:ilvl w:val="0"/>
           <w:numId w:val="14"/>
@@ -1563,7 +1521,7 @@
       <w:pPr>
         <w:ind w:right="-1"/>
         <w:rPr>
-          <w:rStyle w:val="Fett"/>
+          <w:rStyle w:val="Strong"/>
           <w:b w:val="0"/>
           <w:bCs w:val="0"/>
           <w:lang w:val="en-GB"/>
@@ -1583,7 +1541,7 @@
       </w:r>
       <w:r>
         <w:rPr>
-          <w:rStyle w:val="Fett"/>
+          <w:rStyle w:val="Strong"/>
           <w:b w:val="0"/>
           <w:bCs w:val="0"/>
           <w:lang w:val="en-GB"/>
@@ -1613,7 +1571,7 @@
         </w:rPr>
         <w:lastRenderedPageBreak/>
         <w:drawing>
-          <wp:inline distT="0" distB="0" distL="0" distR="0" wp14:anchorId="1C622463" wp14:editId="4E256723">
+          <wp:inline distT="0" distB="0" distL="0" distR="0" wp14:anchorId="1C622463" wp14:editId="3136C53D">
             <wp:extent cx="5760085" cy="4064486"/>
             <wp:effectExtent l="0" t="0" r="0" b="0"/>
             <wp:docPr id="1768878179" name="Grafik 2"/>
@@ -1666,10 +1624,10 @@
     </w:p>
     <w:p>
       <w:pPr>
-        <w:pStyle w:val="Beschriftung"/>
+        <w:pStyle w:val="Caption"/>
         <w:jc w:val="left"/>
         <w:rPr>
-          <w:rStyle w:val="Fett"/>
+          <w:rStyle w:val="Strong"/>
           <w:lang w:val="en-GB"/>
         </w:rPr>
       </w:pPr>
@@ -1710,12 +1668,12 @@
     </w:p>
     <w:p>
       <w:pPr>
-        <w:pStyle w:val="berschrift1"/>
+        <w:pStyle w:val="Heading1"/>
       </w:pPr>
       <w:bookmarkStart w:id="6" w:name="_Toc225955829"/>
       <w:r>
         <w:rPr>
-          <w:rStyle w:val="Fett"/>
+          <w:rStyle w:val="Strong"/>
           <w:b/>
           <w:bCs/>
         </w:rPr>
@@ -1940,33 +1898,21 @@
         <w:rPr>
           <w:lang w:val="en-US" w:eastAsia="en-US"/>
         </w:rPr>
-        <w:t xml:space="preserve">The model consists of 4 connected modules, the </w:t>
-      </w:r>
+        <w:t xml:space="preserve">The model consists of 4 connected modules, the wind farm, the </w:t>
+      </w:r>
+      <w:proofErr w:type="spellStart"/>
       <w:r>
         <w:rPr>
           <w:lang w:val="en-US" w:eastAsia="en-US"/>
         </w:rPr>
-        <w:t xml:space="preserve">wind farm, the </w:t>
-      </w:r>
-      <w:proofErr w:type="spellStart"/>
+        <w:t>electrolyzer</w:t>
+      </w:r>
+      <w:proofErr w:type="spellEnd"/>
       <w:r>
         <w:rPr>
           <w:lang w:val="en-US" w:eastAsia="en-US"/>
         </w:rPr>
-        <w:t>electrolyzer</w:t>
-      </w:r>
-      <w:proofErr w:type="spellEnd"/>
-      <w:r>
-        <w:rPr>
-          <w:lang w:val="en-US" w:eastAsia="en-US"/>
-        </w:rPr>
-        <w:t xml:space="preserve">, </w:t>
-      </w:r>
-      <w:r>
-        <w:rPr>
-          <w:lang w:val="en-US" w:eastAsia="en-US"/>
-        </w:rPr>
-        <w:t xml:space="preserve">the fish farm and the vertical farm (see figure </w:t>
+        <w:t xml:space="preserve">, the fish farm and the vertical farm (see figure </w:t>
       </w:r>
       <w:r>
         <w:rPr>
@@ -2040,7 +1986,7 @@
     </w:p>
     <w:p>
       <w:pPr>
-        <w:pStyle w:val="Beschriftung"/>
+        <w:pStyle w:val="Caption"/>
         <w:jc w:val="left"/>
         <w:rPr>
           <w:lang w:val="en-GB" w:eastAsia="en-US"/>
@@ -2359,7 +2305,7 @@
     </w:p>
     <w:p>
       <w:pPr>
-        <w:pStyle w:val="berschrift1"/>
+        <w:pStyle w:val="Heading1"/>
         <w:rPr>
           <w:lang w:val="en-GB"/>
         </w:rPr>
@@ -2415,7 +2361,7 @@
     </w:p>
     <w:p>
       <w:pPr>
-        <w:pStyle w:val="berschrift2"/>
+        <w:pStyle w:val="Heading2"/>
       </w:pPr>
       <w:bookmarkStart w:id="8" w:name="_Toc225955831"/>
       <w:r>
@@ -2851,7 +2797,7 @@
     </w:p>
     <w:p>
       <w:pPr>
-        <w:pStyle w:val="Listenabsatz"/>
+        <w:pStyle w:val="ListParagraph"/>
         <w:numPr>
           <w:ilvl w:val="0"/>
           <w:numId w:val="27"/>
@@ -2930,7 +2876,7 @@
     </w:p>
     <w:p>
       <w:pPr>
-        <w:pStyle w:val="Listenabsatz"/>
+        <w:pStyle w:val="ListParagraph"/>
         <w:numPr>
           <w:ilvl w:val="0"/>
           <w:numId w:val="27"/>
@@ -2967,7 +2913,7 @@
     </w:p>
     <w:p>
       <w:pPr>
-        <w:pStyle w:val="Listenabsatz"/>
+        <w:pStyle w:val="ListParagraph"/>
         <w:numPr>
           <w:ilvl w:val="0"/>
           <w:numId w:val="27"/>
@@ -3100,7 +3046,7 @@
     </w:p>
     <w:p>
       <w:pPr>
-        <w:pStyle w:val="Listenabsatz"/>
+        <w:pStyle w:val="ListParagraph"/>
         <w:numPr>
           <w:ilvl w:val="0"/>
           <w:numId w:val="27"/>
@@ -3284,9 +3230,9 @@
     </w:p>
     <w:p>
       <w:pPr>
-        <w:pStyle w:val="berschrift2"/>
-        <w:rPr>
-          <w:rStyle w:val="Fett"/>
+        <w:pStyle w:val="Heading2"/>
+        <w:rPr>
+          <w:rStyle w:val="Strong"/>
           <w:b/>
           <w:bCs/>
         </w:rPr>
@@ -3294,7 +3240,7 @@
       <w:bookmarkStart w:id="9" w:name="_Toc225955832"/>
       <w:r>
         <w:rPr>
-          <w:rStyle w:val="Fett"/>
+          <w:rStyle w:val="Strong"/>
           <w:b/>
           <w:bCs/>
         </w:rPr>
@@ -3323,7 +3269,7 @@
     </w:p>
     <w:p>
       <w:pPr>
-        <w:pStyle w:val="Listenabsatz"/>
+        <w:pStyle w:val="ListParagraph"/>
         <w:numPr>
           <w:ilvl w:val="0"/>
           <w:numId w:val="27"/>
@@ -3417,7 +3363,7 @@
     </w:p>
     <w:p>
       <w:pPr>
-        <w:pStyle w:val="Listenabsatz"/>
+        <w:pStyle w:val="ListParagraph"/>
         <w:numPr>
           <w:ilvl w:val="0"/>
           <w:numId w:val="27"/>
@@ -3500,7 +3446,7 @@
     </w:p>
     <w:p>
       <w:pPr>
-        <w:pStyle w:val="Listenabsatz"/>
+        <w:pStyle w:val="ListParagraph"/>
         <w:numPr>
           <w:ilvl w:val="0"/>
           <w:numId w:val="27"/>
@@ -3539,7 +3485,7 @@
     </w:p>
     <w:p>
       <w:pPr>
-        <w:pStyle w:val="Listenabsatz"/>
+        <w:pStyle w:val="ListParagraph"/>
         <w:numPr>
           <w:ilvl w:val="1"/>
           <w:numId w:val="27"/>
@@ -3563,7 +3509,7 @@
     </w:p>
     <w:p>
       <w:pPr>
-        <w:pStyle w:val="Listenabsatz"/>
+        <w:pStyle w:val="ListParagraph"/>
         <w:numPr>
           <w:ilvl w:val="1"/>
           <w:numId w:val="27"/>
@@ -3650,7 +3596,7 @@
     </w:p>
     <w:p>
       <w:pPr>
-        <w:pStyle w:val="Listenabsatz"/>
+        <w:pStyle w:val="ListParagraph"/>
         <w:numPr>
           <w:ilvl w:val="1"/>
           <w:numId w:val="27"/>
@@ -3708,7 +3654,7 @@
     </w:p>
     <w:p>
       <w:pPr>
-        <w:pStyle w:val="Listenabsatz"/>
+        <w:pStyle w:val="ListParagraph"/>
         <w:numPr>
           <w:ilvl w:val="0"/>
           <w:numId w:val="27"/>
@@ -3781,7 +3727,7 @@
     </w:p>
     <w:p>
       <w:pPr>
-        <w:pStyle w:val="Listenabsatz"/>
+        <w:pStyle w:val="ListParagraph"/>
         <w:numPr>
           <w:ilvl w:val="0"/>
           <w:numId w:val="27"/>
@@ -3977,7 +3923,7 @@
     </w:p>
     <w:p>
       <w:pPr>
-        <w:pStyle w:val="Listenabsatz"/>
+        <w:pStyle w:val="ListParagraph"/>
         <w:numPr>
           <w:ilvl w:val="1"/>
           <w:numId w:val="27"/>
@@ -4007,7 +3953,7 @@
     </w:p>
     <w:p>
       <w:pPr>
-        <w:pStyle w:val="Listenabsatz"/>
+        <w:pStyle w:val="ListParagraph"/>
         <w:numPr>
           <w:ilvl w:val="0"/>
           <w:numId w:val="27"/>
@@ -4133,13 +4079,7 @@
             <w:rPr>
               <w:rFonts w:ascii="Cambria Math" w:hAnsi="Cambria Math"/>
             </w:rPr>
-            <m:t>1</m:t>
-          </m:r>
-          <m:r>
-            <w:rPr>
-              <w:rFonts w:ascii="Cambria Math" w:hAnsi="Cambria Math"/>
-            </w:rPr>
-            <m:t xml:space="preserve"> </m:t>
+            <m:t xml:space="preserve">1 </m:t>
           </m:r>
           <m:r>
             <w:rPr>
@@ -4201,13 +4141,7 @@
             <w:rPr>
               <w:rFonts w:ascii="Cambria Math" w:eastAsiaTheme="minorEastAsia" w:hAnsi="Cambria Math"/>
             </w:rPr>
-            <m:t>≈</m:t>
-          </m:r>
-          <m:r>
-            <w:rPr>
-              <w:rFonts w:ascii="Cambria Math" w:eastAsiaTheme="minorEastAsia" w:hAnsi="Cambria Math"/>
-            </w:rPr>
-            <m:t>0.917</m:t>
+            <m:t>≈0.917</m:t>
           </m:r>
           <m:f>
             <m:fPr>
@@ -4249,13 +4183,7 @@
             <w:rPr>
               <w:rFonts w:ascii="Cambria Math" w:eastAsiaTheme="minorEastAsia" w:hAnsi="Cambria Math"/>
             </w:rPr>
-            <m:t>≈</m:t>
-          </m:r>
-          <m:r>
-            <w:rPr>
-              <w:rFonts w:ascii="Cambria Math" w:eastAsiaTheme="minorEastAsia" w:hAnsi="Cambria Math"/>
-            </w:rPr>
-            <m:t>3.3012</m:t>
+            <m:t>≈3.3012</m:t>
           </m:r>
           <m:f>
             <m:fPr>
@@ -4432,19 +4360,37 @@
             <w:rPr>
               <w:rFonts w:ascii="Cambria Math" w:eastAsiaTheme="minorEastAsia" w:hAnsi="Cambria Math"/>
             </w:rPr>
-            <m:t>=5754.97 mol/h</m:t>
+            <m:t xml:space="preserve">=5754.97 </m:t>
           </m:r>
           <m:r>
             <w:rPr>
               <w:rFonts w:ascii="Cambria Math" w:eastAsiaTheme="minorEastAsia" w:hAnsi="Cambria Math"/>
             </w:rPr>
-            <m:t>≈</m:t>
+            <m:t>mol</m:t>
           </m:r>
           <m:r>
             <w:rPr>
               <w:rFonts w:ascii="Cambria Math" w:eastAsiaTheme="minorEastAsia" w:hAnsi="Cambria Math"/>
             </w:rPr>
-            <m:t xml:space="preserve">184.16 kg/h </m:t>
+            <m:t>/h≈</m:t>
+          </m:r>
+          <m:r>
+            <w:rPr>
+              <w:rFonts w:ascii="Cambria Math" w:eastAsiaTheme="minorEastAsia" w:hAnsi="Cambria Math"/>
+            </w:rPr>
+            <m:t xml:space="preserve">184.16 </m:t>
+          </m:r>
+          <m:r>
+            <w:rPr>
+              <w:rFonts w:ascii="Cambria Math" w:eastAsiaTheme="minorEastAsia" w:hAnsi="Cambria Math"/>
+            </w:rPr>
+            <m:t>kg</m:t>
+          </m:r>
+          <m:r>
+            <w:rPr>
+              <w:rFonts w:ascii="Cambria Math" w:eastAsiaTheme="minorEastAsia" w:hAnsi="Cambria Math"/>
+            </w:rPr>
+            <m:t xml:space="preserve">/h </m:t>
           </m:r>
         </m:oMath>
       </m:oMathPara>
@@ -4623,7 +4569,13 @@
                 <w:rPr>
                   <w:rFonts w:ascii="Cambria Math" w:eastAsiaTheme="minorEastAsia" w:hAnsi="Cambria Math"/>
                 </w:rPr>
-                <m:t>fish</m:t>
+                <m:t>fis</m:t>
+              </m:r>
+              <m:r>
+                <w:rPr>
+                  <w:rFonts w:ascii="Cambria Math" w:eastAsiaTheme="minorEastAsia" w:hAnsi="Cambria Math"/>
+                </w:rPr>
+                <m:t>h</m:t>
               </m:r>
             </m:sub>
           </m:sSub>
@@ -4631,25 +4583,25 @@
             <w:rPr>
               <w:rFonts w:ascii="Cambria Math" w:eastAsiaTheme="minorEastAsia" w:hAnsi="Cambria Math"/>
             </w:rPr>
-            <m:t>≈</m:t>
+            <m:t xml:space="preserve">≈526 171.43 </m:t>
           </m:r>
           <m:r>
             <w:rPr>
               <w:rFonts w:ascii="Cambria Math" w:eastAsiaTheme="minorEastAsia" w:hAnsi="Cambria Math"/>
             </w:rPr>
-            <m:t>526 171.43 kg</m:t>
+            <m:t>kg</m:t>
           </m:r>
           <m:r>
             <w:rPr>
               <w:rFonts w:ascii="Cambria Math" w:eastAsiaTheme="minorEastAsia" w:hAnsi="Cambria Math"/>
             </w:rPr>
-            <m:t>≈</m:t>
+            <m:t xml:space="preserve">≈526.17 </m:t>
           </m:r>
           <m:r>
             <w:rPr>
               <w:rFonts w:ascii="Cambria Math" w:eastAsiaTheme="minorEastAsia" w:hAnsi="Cambria Math"/>
             </w:rPr>
-            <m:t>526.17 t</m:t>
+            <m:t>t</m:t>
           </m:r>
         </m:oMath>
       </m:oMathPara>
@@ -4712,7 +4664,13 @@
                     <w:rPr>
                       <w:rFonts w:ascii="Cambria Math" w:eastAsiaTheme="minorEastAsia" w:hAnsi="Cambria Math"/>
                     </w:rPr>
-                    <m:t>fish</m:t>
+                    <m:t>fis</m:t>
+                  </m:r>
+                  <m:r>
+                    <w:rPr>
+                      <w:rFonts w:ascii="Cambria Math" w:eastAsiaTheme="minorEastAsia" w:hAnsi="Cambria Math"/>
+                    </w:rPr>
+                    <m:t>h</m:t>
                   </m:r>
                 </m:sub>
               </m:sSub>
@@ -4800,13 +4758,7 @@
             <w:rPr>
               <w:rFonts w:ascii="Cambria Math" w:eastAsiaTheme="minorEastAsia" w:hAnsi="Cambria Math"/>
             </w:rPr>
-            <m:t>≈</m:t>
-          </m:r>
-          <m:r>
-            <w:rPr>
-              <w:rFonts w:ascii="Cambria Math" w:eastAsiaTheme="minorEastAsia" w:hAnsi="Cambria Math"/>
-            </w:rPr>
-            <m:t xml:space="preserve">21 046.86 </m:t>
+            <m:t xml:space="preserve">≈21 046.86 </m:t>
           </m:r>
           <m:sSup>
             <m:sSupPr>
@@ -4848,79 +4800,31 @@
     </w:p>
     <w:p>
       <w:pPr>
-        <w:pStyle w:val="berschrift3"/>
-        <w:rPr>
-          <w:rStyle w:val="Fett"/>
+        <w:pStyle w:val="Heading3"/>
+        <w:rPr>
+          <w:rStyle w:val="Strong"/>
           <w:b/>
           <w:bCs/>
         </w:rPr>
       </w:pPr>
       <w:bookmarkStart w:id="10" w:name="_Toc225955833"/>
-      <w:proofErr w:type="spellStart"/>
-      <w:r>
-        <w:rPr>
-          <w:rStyle w:val="Fett"/>
+      <w:r>
+        <w:rPr>
+          <w:rStyle w:val="Strong"/>
           <w:b/>
           <w:bCs/>
         </w:rPr>
-        <w:t>Fish</w:t>
-      </w:r>
-      <w:proofErr w:type="spellEnd"/>
-      <w:r>
-        <w:rPr>
-          <w:rStyle w:val="Fett"/>
+        <w:t xml:space="preserve">Fish </w:t>
+      </w:r>
+      <w:r>
+        <w:rPr>
+          <w:rStyle w:val="Strong"/>
           <w:b/>
           <w:bCs/>
         </w:rPr>
-        <w:t xml:space="preserve"> </w:t>
-      </w:r>
-      <w:proofErr w:type="spellStart"/>
-      <w:r>
-        <w:rPr>
-          <w:rStyle w:val="Fett"/>
-          <w:b/>
-          <w:bCs/>
-        </w:rPr>
-        <w:t>Tank</w:t>
-      </w:r>
-      <w:proofErr w:type="spellEnd"/>
-      <w:r>
-        <w:rPr>
-          <w:rStyle w:val="Fett"/>
-          <w:b/>
-          <w:bCs/>
-        </w:rPr>
-        <w:t xml:space="preserve"> </w:t>
-      </w:r>
-      <w:proofErr w:type="spellStart"/>
-      <w:r>
-        <w:rPr>
-          <w:rStyle w:val="Fett"/>
-          <w:b/>
-          <w:bCs/>
-        </w:rPr>
-        <w:t>Heat</w:t>
-      </w:r>
-      <w:proofErr w:type="spellEnd"/>
-      <w:r>
-        <w:rPr>
-          <w:rStyle w:val="Fett"/>
-          <w:b/>
-          <w:bCs/>
-        </w:rPr>
-        <w:t xml:space="preserve"> </w:t>
-      </w:r>
-      <w:proofErr w:type="spellStart"/>
-      <w:r>
-        <w:rPr>
-          <w:rStyle w:val="Fett"/>
-          <w:b/>
-          <w:bCs/>
-        </w:rPr>
-        <w:t>Losses</w:t>
+        <w:t>Tank Heat Losses</w:t>
       </w:r>
       <w:bookmarkEnd w:id="10"/>
-      <w:proofErr w:type="spellEnd"/>
     </w:p>
     <w:p>
       <w:pPr>
@@ -4944,7 +4848,7 @@
     </w:p>
     <w:p>
       <w:pPr>
-        <w:pStyle w:val="Listenabsatz"/>
+        <w:pStyle w:val="ListParagraph"/>
         <w:numPr>
           <w:ilvl w:val="0"/>
           <w:numId w:val="27"/>
@@ -5005,7 +4909,7 @@
     </w:p>
     <w:p>
       <w:pPr>
-        <w:pStyle w:val="Listenabsatz"/>
+        <w:pStyle w:val="ListParagraph"/>
         <w:numPr>
           <w:ilvl w:val="0"/>
           <w:numId w:val="27"/>
@@ -5152,7 +5056,7 @@
     </w:p>
     <w:p>
       <w:pPr>
-        <w:pStyle w:val="Listenabsatz"/>
+        <w:pStyle w:val="ListParagraph"/>
         <w:numPr>
           <w:ilvl w:val="1"/>
           <w:numId w:val="27"/>
@@ -5207,7 +5111,7 @@
     </w:p>
     <w:p>
       <w:pPr>
-        <w:pStyle w:val="Listenabsatz"/>
+        <w:pStyle w:val="ListParagraph"/>
         <w:numPr>
           <w:ilvl w:val="0"/>
           <w:numId w:val="27"/>
@@ -5403,7 +5307,7 @@
     </w:p>
     <w:p>
       <w:pPr>
-        <w:pStyle w:val="Listenabsatz"/>
+        <w:pStyle w:val="ListParagraph"/>
         <w:numPr>
           <w:ilvl w:val="0"/>
           <w:numId w:val="27"/>
@@ -5436,7 +5340,7 @@
     </w:p>
     <w:p>
       <w:pPr>
-        <w:pStyle w:val="Listenabsatz"/>
+        <w:pStyle w:val="ListParagraph"/>
         <w:numPr>
           <w:ilvl w:val="0"/>
           <w:numId w:val="27"/>
@@ -5517,7 +5421,7 @@
     </w:p>
     <w:p>
       <w:pPr>
-        <w:pStyle w:val="Listenabsatz"/>
+        <w:pStyle w:val="ListParagraph"/>
         <w:ind w:right="-1"/>
         <w:rPr>
           <w:lang w:val="en-GB"/>
@@ -5767,7 +5671,7 @@
     </w:p>
     <w:p>
       <w:pPr>
-        <w:pStyle w:val="berschrift2"/>
+        <w:pStyle w:val="Heading2"/>
       </w:pPr>
       <w:bookmarkStart w:id="11" w:name="_Toc225955834"/>
       <w:r>
@@ -5874,7 +5778,7 @@
     </w:p>
     <w:p>
       <w:pPr>
-        <w:pStyle w:val="Listenabsatz"/>
+        <w:pStyle w:val="ListParagraph"/>
         <w:numPr>
           <w:ilvl w:val="0"/>
           <w:numId w:val="27"/>
@@ -5965,7 +5869,7 @@
     </w:p>
     <w:p>
       <w:pPr>
-        <w:pStyle w:val="Listenabsatz"/>
+        <w:pStyle w:val="ListParagraph"/>
         <w:numPr>
           <w:ilvl w:val="1"/>
           <w:numId w:val="27"/>
@@ -6080,7 +5984,7 @@
     </w:p>
     <w:p>
       <w:pPr>
-        <w:pStyle w:val="Listenabsatz"/>
+        <w:pStyle w:val="ListParagraph"/>
         <w:numPr>
           <w:ilvl w:val="0"/>
           <w:numId w:val="27"/>
@@ -6217,7 +6121,7 @@
     </w:p>
     <w:p>
       <w:pPr>
-        <w:pStyle w:val="Listenabsatz"/>
+        <w:pStyle w:val="ListParagraph"/>
         <w:numPr>
           <w:ilvl w:val="0"/>
           <w:numId w:val="27"/>
@@ -6283,7 +6187,7 @@
     </w:p>
     <w:p>
       <w:pPr>
-        <w:pStyle w:val="Listenabsatz"/>
+        <w:pStyle w:val="ListParagraph"/>
         <w:numPr>
           <w:ilvl w:val="1"/>
           <w:numId w:val="27"/>
@@ -6403,7 +6307,7 @@
     </w:p>
     <w:p>
       <w:pPr>
-        <w:pStyle w:val="Listenabsatz"/>
+        <w:pStyle w:val="ListParagraph"/>
         <w:numPr>
           <w:ilvl w:val="1"/>
           <w:numId w:val="27"/>
@@ -6475,7 +6379,7 @@
     </w:p>
     <w:p>
       <w:pPr>
-        <w:pStyle w:val="Listenabsatz"/>
+        <w:pStyle w:val="ListParagraph"/>
         <w:numPr>
           <w:ilvl w:val="1"/>
           <w:numId w:val="27"/>
@@ -6596,7 +6500,7 @@
     </w:p>
     <w:p>
       <w:pPr>
-        <w:pStyle w:val="Listenabsatz"/>
+        <w:pStyle w:val="ListParagraph"/>
         <w:numPr>
           <w:ilvl w:val="0"/>
           <w:numId w:val="27"/>
@@ -6723,7 +6627,35 @@
                   <w:rFonts w:ascii="Cambria Math" w:hAnsi="Cambria Math"/>
                   <w:lang w:val="en-GB" w:eastAsia="en-US"/>
                 </w:rPr>
-                <m:t>diss_greenhouse</m:t>
+                <m:t>diss</m:t>
+              </m:r>
+              <m:r>
+                <w:rPr>
+                  <w:rFonts w:ascii="Cambria Math" w:hAnsi="Cambria Math"/>
+                  <w:lang w:val="en-GB" w:eastAsia="en-US"/>
+                </w:rPr>
+                <m:t>_</m:t>
+              </m:r>
+              <m:r>
+                <w:rPr>
+                  <w:rFonts w:ascii="Cambria Math" w:hAnsi="Cambria Math"/>
+                  <w:lang w:val="en-GB" w:eastAsia="en-US"/>
+                </w:rPr>
+                <m:t>green</m:t>
+              </m:r>
+              <m:r>
+                <w:rPr>
+                  <w:rFonts w:ascii="Cambria Math" w:hAnsi="Cambria Math"/>
+                  <w:lang w:val="en-GB" w:eastAsia="en-US"/>
+                </w:rPr>
+                <m:t>h</m:t>
+              </m:r>
+              <m:r>
+                <w:rPr>
+                  <w:rFonts w:ascii="Cambria Math" w:hAnsi="Cambria Math"/>
+                  <w:lang w:val="en-GB" w:eastAsia="en-US"/>
+                </w:rPr>
+                <m:t>ouse</m:t>
               </m:r>
             </m:sub>
           </m:sSub>
@@ -6779,7 +6711,14 @@
                   <w:rFonts w:ascii="Cambria Math" w:hAnsi="Cambria Math"/>
                   <w:lang w:val="en-GB" w:eastAsia="en-US"/>
                 </w:rPr>
-                <m:t>-Q</m:t>
+                <m:t>-</m:t>
+              </m:r>
+              <m:r>
+                <w:rPr>
+                  <w:rFonts w:ascii="Cambria Math" w:hAnsi="Cambria Math"/>
+                  <w:lang w:val="en-GB" w:eastAsia="en-US"/>
+                </w:rPr>
+                <m:t>Q</m:t>
               </m:r>
             </m:e>
             <m:sub>
@@ -6788,7 +6727,21 @@
                   <w:rFonts w:ascii="Cambria Math" w:hAnsi="Cambria Math"/>
                   <w:lang w:val="en-GB" w:eastAsia="en-US"/>
                 </w:rPr>
-                <m:t>diss,_tank</m:t>
+                <m:t>diss</m:t>
+              </m:r>
+              <m:r>
+                <w:rPr>
+                  <w:rFonts w:ascii="Cambria Math" w:hAnsi="Cambria Math"/>
+                  <w:lang w:val="en-GB" w:eastAsia="en-US"/>
+                </w:rPr>
+                <m:t>,_</m:t>
+              </m:r>
+              <m:r>
+                <w:rPr>
+                  <w:rFonts w:ascii="Cambria Math" w:hAnsi="Cambria Math"/>
+                  <w:lang w:val="en-GB" w:eastAsia="en-US"/>
+                </w:rPr>
+                <m:t>tank</m:t>
               </m:r>
             </m:sub>
           </m:sSub>
@@ -6797,7 +6750,14 @@
               <w:rFonts w:ascii="Cambria Math" w:hAnsi="Cambria Math"/>
               <w:lang w:val="en-GB" w:eastAsia="en-US"/>
             </w:rPr>
-            <m:t>≈0.258 MW</m:t>
+            <m:t xml:space="preserve">≈0.258 </m:t>
+          </m:r>
+          <m:r>
+            <w:rPr>
+              <w:rFonts w:ascii="Cambria Math" w:hAnsi="Cambria Math"/>
+              <w:lang w:val="en-GB" w:eastAsia="en-US"/>
+            </w:rPr>
+            <m:t>MW</m:t>
           </m:r>
         </m:oMath>
       </m:oMathPara>
@@ -6956,7 +6916,21 @@
                   <w:rFonts w:ascii="Cambria Math" w:hAnsi="Cambria Math"/>
                   <w:lang w:val="en-GB" w:eastAsia="en-US"/>
                 </w:rPr>
-                <m:t>greenhouse</m:t>
+                <m:t>green</m:t>
+              </m:r>
+              <m:r>
+                <w:rPr>
+                  <w:rFonts w:ascii="Cambria Math" w:hAnsi="Cambria Math"/>
+                  <w:lang w:val="en-GB" w:eastAsia="en-US"/>
+                </w:rPr>
+                <m:t>h</m:t>
+              </m:r>
+              <m:r>
+                <w:rPr>
+                  <w:rFonts w:ascii="Cambria Math" w:hAnsi="Cambria Math"/>
+                  <w:lang w:val="en-GB" w:eastAsia="en-US"/>
+                </w:rPr>
+                <m:t>ouse</m:t>
               </m:r>
             </m:sub>
           </m:sSub>
@@ -7003,7 +6977,35 @@
                       <w:rFonts w:ascii="Cambria Math" w:hAnsi="Cambria Math"/>
                       <w:lang w:val="en-GB" w:eastAsia="en-US"/>
                     </w:rPr>
-                    <m:t>diss, greenhouse</m:t>
+                    <m:t>diss</m:t>
+                  </m:r>
+                  <m:r>
+                    <w:rPr>
+                      <w:rFonts w:ascii="Cambria Math" w:hAnsi="Cambria Math"/>
+                      <w:lang w:val="en-GB" w:eastAsia="en-US"/>
+                    </w:rPr>
+                    <m:t xml:space="preserve">, </m:t>
+                  </m:r>
+                  <m:r>
+                    <w:rPr>
+                      <w:rFonts w:ascii="Cambria Math" w:hAnsi="Cambria Math"/>
+                      <w:lang w:val="en-GB" w:eastAsia="en-US"/>
+                    </w:rPr>
+                    <m:t>green</m:t>
+                  </m:r>
+                  <m:r>
+                    <w:rPr>
+                      <w:rFonts w:ascii="Cambria Math" w:hAnsi="Cambria Math"/>
+                      <w:lang w:val="en-GB" w:eastAsia="en-US"/>
+                    </w:rPr>
+                    <m:t>h</m:t>
+                  </m:r>
+                  <m:r>
+                    <w:rPr>
+                      <w:rFonts w:ascii="Cambria Math" w:hAnsi="Cambria Math"/>
+                      <w:lang w:val="en-GB" w:eastAsia="en-US"/>
+                    </w:rPr>
+                    <m:t>ouse</m:t>
                   </m:r>
                 </m:sub>
               </m:sSub>
@@ -7014,7 +7016,21 @@
                   <w:rFonts w:ascii="Cambria Math" w:hAnsi="Cambria Math"/>
                   <w:lang w:val="en-GB" w:eastAsia="en-US"/>
                 </w:rPr>
-                <m:t>U⋅dT</m:t>
+                <m:t>U</m:t>
+              </m:r>
+              <m:r>
+                <w:rPr>
+                  <w:rFonts w:ascii="Cambria Math" w:hAnsi="Cambria Math"/>
+                  <w:lang w:val="en-GB" w:eastAsia="en-US"/>
+                </w:rPr>
+                <m:t>⋅</m:t>
+              </m:r>
+              <m:r>
+                <w:rPr>
+                  <w:rFonts w:ascii="Cambria Math" w:hAnsi="Cambria Math"/>
+                  <w:lang w:val="en-GB" w:eastAsia="en-US"/>
+                </w:rPr>
+                <m:t>dT</m:t>
               </m:r>
             </m:den>
           </m:f>
@@ -7293,7 +7309,7 @@
     </w:p>
     <w:p>
       <w:pPr>
-        <w:pStyle w:val="Listenabsatz"/>
+        <w:pStyle w:val="ListParagraph"/>
         <w:ind w:right="-1"/>
         <w:rPr>
           <w:lang w:val="en-GB"/>
@@ -7600,7 +7616,7 @@
     </w:p>
     <w:p>
       <w:pPr>
-        <w:pStyle w:val="berschrift2"/>
+        <w:pStyle w:val="Heading2"/>
       </w:pPr>
       <w:bookmarkStart w:id="12" w:name="_Toc225955835"/>
       <w:r>
@@ -8023,7 +8039,7 @@
     </w:p>
     <w:p>
       <w:pPr>
-        <w:pStyle w:val="berschrift2"/>
+        <w:pStyle w:val="Heading2"/>
       </w:pPr>
       <w:bookmarkStart w:id="13" w:name="_Toc225955836"/>
       <w:r>
@@ -8484,7 +8500,7 @@
     </w:p>
     <w:p>
       <w:pPr>
-        <w:pStyle w:val="berschrift2"/>
+        <w:pStyle w:val="Heading2"/>
       </w:pPr>
       <w:bookmarkStart w:id="14" w:name="_Toc225955837"/>
       <w:r>
@@ -8595,7 +8611,7 @@
     </w:p>
     <w:p>
       <w:pPr>
-        <w:pStyle w:val="berschrift1"/>
+        <w:pStyle w:val="Heading1"/>
         <w:rPr>
           <w:rFonts w:eastAsiaTheme="minorEastAsia"/>
           <w:lang w:val="en-GB"/>
@@ -8614,7 +8630,7 @@
     </w:p>
     <w:p>
       <w:pPr>
-        <w:pStyle w:val="berschrift2"/>
+        <w:pStyle w:val="Heading2"/>
       </w:pPr>
       <w:bookmarkStart w:id="16" w:name="_Toc225955839"/>
       <w:r>
@@ -8635,13 +8651,7 @@
         <w:rPr>
           <w:lang w:val="en-GB" w:eastAsia="en-US"/>
         </w:rPr>
-        <w:t xml:space="preserve">The </w:t>
-      </w:r>
-      <w:r>
-        <w:rPr>
-          <w:lang w:val="en-GB" w:eastAsia="en-US"/>
-        </w:rPr>
-        <w:t xml:space="preserve">revenue from the project is based on the sales of hydrogen, oxygen and heat. For the project to be profitable, the revenue must exceed the operational costs. The lack of information regarding the operational costs makes estimation of suitable prices and profit margins difficult. </w:t>
+        <w:t xml:space="preserve">The revenue from the project is based on the sales of hydrogen, oxygen and heat. For the project to be profitable, the revenue must exceed the operational costs. The lack of information regarding the operational costs makes estimation of suitable prices and profit margins difficult. </w:t>
       </w:r>
     </w:p>
     <w:p>
@@ -8686,21 +8696,7 @@
             <w:rFonts w:ascii="Cambria Math" w:hAnsi="Cambria Math"/>
             <w:lang w:val="en-GB" w:eastAsia="en-US"/>
           </w:rPr>
-          <m:t>4</m:t>
-        </m:r>
-        <m:r>
-          <w:rPr>
-            <w:rFonts w:ascii="Cambria Math" w:hAnsi="Cambria Math"/>
-            <w:lang w:val="en-GB" w:eastAsia="en-US"/>
-          </w:rPr>
-          <m:t xml:space="preserve"> €</m:t>
-        </m:r>
-        <m:r>
-          <w:rPr>
-            <w:rFonts w:ascii="Cambria Math" w:hAnsi="Cambria Math"/>
-            <w:lang w:val="en-GB" w:eastAsia="en-US"/>
-          </w:rPr>
-          <m:t>/kg</m:t>
+          <m:t>4 €/kg</m:t>
         </m:r>
       </m:oMath>
       <w:r>
@@ -8834,21 +8830,7 @@
             <w:rFonts w:ascii="Cambria Math" w:hAnsi="Cambria Math"/>
             <w:lang w:val="en-GB" w:eastAsia="en-US"/>
           </w:rPr>
-          <m:t>~100</m:t>
-        </m:r>
-        <m:r>
-          <w:rPr>
-            <w:rFonts w:ascii="Cambria Math" w:hAnsi="Cambria Math"/>
-            <w:lang w:val="en-GB" w:eastAsia="en-US"/>
-          </w:rPr>
-          <m:t xml:space="preserve"> €/</m:t>
-        </m:r>
-        <m:r>
-          <w:rPr>
-            <w:rFonts w:ascii="Cambria Math" w:hAnsi="Cambria Math"/>
-            <w:lang w:val="en-GB" w:eastAsia="en-US"/>
-          </w:rPr>
-          <m:t>MWh</m:t>
+          <m:t>~100 €/MWh</m:t>
         </m:r>
       </m:oMath>
       <w:r>
@@ -8960,7 +8942,7 @@
     </w:p>
     <w:p>
       <w:pPr>
-        <w:pStyle w:val="berschrift2"/>
+        <w:pStyle w:val="Heading2"/>
         <w:rPr>
           <w:rFonts w:eastAsiaTheme="minorEastAsia"/>
         </w:rPr>
@@ -9140,15 +9122,14 @@
       <w:r>
         <w:rPr>
           <w:rFonts w:eastAsiaTheme="minorEastAsia"/>
-          <w:noProof/>
           <w:lang w:eastAsia="en-US"/>
         </w:rPr>
         <w:lastRenderedPageBreak/>
         <w:drawing>
-          <wp:inline distT="0" distB="0" distL="0" distR="0" wp14:anchorId="27FD7271" wp14:editId="20FAD8CB">
-            <wp:extent cx="3557905" cy="3119001"/>
-            <wp:effectExtent l="0" t="0" r="4445" b="5715"/>
-            <wp:docPr id="833633550" name="Picture 1"/>
+          <wp:inline distT="0" distB="0" distL="0" distR="0" wp14:anchorId="7A76301F" wp14:editId="4FE506EA">
+            <wp:extent cx="3520440" cy="3154463"/>
+            <wp:effectExtent l="0" t="0" r="3810" b="8255"/>
+            <wp:docPr id="418261987" name="Picture 1"/>
             <wp:cNvGraphicFramePr>
               <a:graphicFrameLocks xmlns:a="http://schemas.openxmlformats.org/drawingml/2006/main" noChangeAspect="1"/>
             </wp:cNvGraphicFramePr>
@@ -9156,7 +9137,7 @@
               <a:graphicData uri="http://schemas.openxmlformats.org/drawingml/2006/picture">
                 <pic:pic xmlns:pic="http://schemas.openxmlformats.org/drawingml/2006/picture">
                   <pic:nvPicPr>
-                    <pic:cNvPr id="833633550" name=""/>
+                    <pic:cNvPr id="418261987" name=""/>
                     <pic:cNvPicPr/>
                   </pic:nvPicPr>
                   <pic:blipFill>
@@ -9168,7 +9149,7 @@
                   <pic:spPr>
                     <a:xfrm>
                       <a:off x="0" y="0"/>
-                      <a:ext cx="3561066" cy="3121772"/>
+                      <a:ext cx="3524768" cy="3158342"/>
                     </a:xfrm>
                     <a:prstGeom prst="rect">
                       <a:avLst/>
@@ -9183,7 +9164,7 @@
     </w:p>
     <w:p>
       <w:pPr>
-        <w:pStyle w:val="Beschriftung"/>
+        <w:pStyle w:val="Caption"/>
         <w:rPr>
           <w:rFonts w:eastAsiaTheme="minorEastAsia"/>
           <w:lang w:val="en-GB" w:eastAsia="en-US"/>
@@ -9201,7 +9182,21 @@
           <w:rFonts w:eastAsiaTheme="minorEastAsia"/>
           <w:lang w:val="en-GB" w:eastAsia="en-US"/>
         </w:rPr>
-        <w:t xml:space="preserve"> Cumulative System Energy Efficiency over a 24-hour cycle.</w:t>
+        <w:t xml:space="preserve"> Cumulative Energy </w:t>
+      </w:r>
+      <w:r>
+        <w:rPr>
+          <w:rFonts w:eastAsiaTheme="minorEastAsia"/>
+          <w:lang w:val="en-GB" w:eastAsia="en-US"/>
+        </w:rPr>
+        <w:t>Use</w:t>
+      </w:r>
+      <w:r>
+        <w:rPr>
+          <w:rFonts w:eastAsiaTheme="minorEastAsia"/>
+          <w:lang w:val="en-GB" w:eastAsia="en-US"/>
+        </w:rPr>
+        <w:t xml:space="preserve"> over a 24-hour cycle.</w:t>
       </w:r>
     </w:p>
     <w:p>
@@ -9217,50 +9212,9 @@
           <w:rFonts w:eastAsiaTheme="minorEastAsia"/>
           <w:lang w:val="fi-FI"/>
         </w:rPr>
-        <w:t xml:space="preserve">Technical </w:t>
-      </w:r>
-      <w:proofErr w:type="spellStart"/>
-      <w:r>
-        <w:rPr>
-          <w:rFonts w:eastAsiaTheme="minorEastAsia"/>
-          <w:lang w:val="fi-FI"/>
-        </w:rPr>
-        <w:t>Resilience</w:t>
-      </w:r>
-      <w:proofErr w:type="spellEnd"/>
-      <w:r>
-        <w:rPr>
-          <w:rFonts w:eastAsiaTheme="minorEastAsia"/>
-          <w:lang w:val="fi-FI"/>
-        </w:rPr>
-        <w:t xml:space="preserve"> and </w:t>
-      </w:r>
-      <w:proofErr w:type="spellStart"/>
-      <w:r>
-        <w:rPr>
-          <w:rFonts w:eastAsiaTheme="minorEastAsia"/>
-          <w:lang w:val="fi-FI"/>
-        </w:rPr>
-        <w:t>Biological</w:t>
-      </w:r>
-      <w:proofErr w:type="spellEnd"/>
-      <w:r>
-        <w:rPr>
-          <w:rFonts w:eastAsiaTheme="minorEastAsia"/>
-          <w:lang w:val="fi-FI"/>
-        </w:rPr>
-        <w:t xml:space="preserve"> </w:t>
-      </w:r>
-      <w:proofErr w:type="spellStart"/>
-      <w:r>
-        <w:rPr>
-          <w:rFonts w:eastAsiaTheme="minorEastAsia"/>
-          <w:lang w:val="fi-FI"/>
-        </w:rPr>
-        <w:t>Stability</w:t>
+        <w:t>Technical Resilience and Biological Stability</w:t>
       </w:r>
       <w:bookmarkEnd w:id="18"/>
-      <w:proofErr w:type="spellEnd"/>
     </w:p>
     <w:p>
       <w:pPr>
@@ -9354,13 +9308,12 @@
       <w:r>
         <w:rPr>
           <w:rFonts w:eastAsiaTheme="minorEastAsia"/>
-          <w:noProof/>
         </w:rPr>
         <w:drawing>
-          <wp:inline distT="0" distB="0" distL="0" distR="0" wp14:anchorId="2EA2534F" wp14:editId="783DCAC8">
-            <wp:extent cx="5493385" cy="1591513"/>
-            <wp:effectExtent l="0" t="0" r="0" b="8890"/>
-            <wp:docPr id="1246862714" name="Picture 1"/>
+          <wp:inline distT="0" distB="0" distL="0" distR="0" wp14:anchorId="6BF7427D" wp14:editId="634E2ED7">
+            <wp:extent cx="5554980" cy="1657124"/>
+            <wp:effectExtent l="0" t="0" r="7620" b="635"/>
+            <wp:docPr id="802216318" name="Picture 1"/>
             <wp:cNvGraphicFramePr>
               <a:graphicFrameLocks xmlns:a="http://schemas.openxmlformats.org/drawingml/2006/main" noChangeAspect="1"/>
             </wp:cNvGraphicFramePr>
@@ -9368,7 +9321,7 @@
               <a:graphicData uri="http://schemas.openxmlformats.org/drawingml/2006/picture">
                 <pic:pic xmlns:pic="http://schemas.openxmlformats.org/drawingml/2006/picture">
                   <pic:nvPicPr>
-                    <pic:cNvPr id="1246862714" name=""/>
+                    <pic:cNvPr id="802216318" name=""/>
                     <pic:cNvPicPr/>
                   </pic:nvPicPr>
                   <pic:blipFill>
@@ -9380,7 +9333,7 @@
                   <pic:spPr>
                     <a:xfrm>
                       <a:off x="0" y="0"/>
-                      <a:ext cx="5496081" cy="1592294"/>
+                      <a:ext cx="5561129" cy="1658958"/>
                     </a:xfrm>
                     <a:prstGeom prst="rect">
                       <a:avLst/>
@@ -9395,7 +9348,7 @@
     </w:p>
     <w:p>
       <w:pPr>
-        <w:pStyle w:val="Beschriftung"/>
+        <w:pStyle w:val="Caption"/>
         <w:rPr>
           <w:rFonts w:eastAsiaTheme="minorEastAsia"/>
           <w:lang w:val="en-GB"/>
@@ -9413,7 +9366,23 @@
           <w:rFonts w:eastAsiaTheme="minorEastAsia"/>
           <w:lang w:val="en-GB"/>
         </w:rPr>
-        <w:t xml:space="preserve"> Technical Sustainability and Thermal Resilience Analysis.</w:t>
+        <w:t xml:space="preserve"> Technical </w:t>
+      </w:r>
+      <w:proofErr w:type="spellStart"/>
+      <w:r>
+        <w:rPr>
+          <w:rFonts w:eastAsiaTheme="minorEastAsia"/>
+          <w:lang w:val="en-GB"/>
+        </w:rPr>
+        <w:t>Parametes</w:t>
+      </w:r>
+      <w:proofErr w:type="spellEnd"/>
+      <w:r>
+        <w:rPr>
+          <w:rFonts w:eastAsiaTheme="minorEastAsia"/>
+          <w:lang w:val="en-GB"/>
+        </w:rPr>
+        <w:t xml:space="preserve"> and Thermal Resilience Analysis.</w:t>
       </w:r>
     </w:p>
     <w:p>
@@ -9424,49 +9393,15 @@
         </w:rPr>
       </w:pPr>
       <w:bookmarkStart w:id="19" w:name="_Toc225955842"/>
-      <w:proofErr w:type="spellStart"/>
       <w:r>
         <w:rPr>
           <w:rFonts w:eastAsiaTheme="minorEastAsia"/>
           <w:lang w:val="fi-FI"/>
         </w:rPr>
         <w:lastRenderedPageBreak/>
-        <w:t>Economic</w:t>
-      </w:r>
-      <w:proofErr w:type="spellEnd"/>
-      <w:r>
-        <w:rPr>
-          <w:rFonts w:eastAsiaTheme="minorEastAsia"/>
-          <w:lang w:val="fi-FI"/>
-        </w:rPr>
-        <w:t xml:space="preserve"> </w:t>
-      </w:r>
-      <w:proofErr w:type="spellStart"/>
-      <w:r>
-        <w:rPr>
-          <w:rFonts w:eastAsiaTheme="minorEastAsia"/>
-          <w:lang w:val="fi-FI"/>
-        </w:rPr>
-        <w:t>Viability</w:t>
-      </w:r>
-      <w:proofErr w:type="spellEnd"/>
-      <w:r>
-        <w:rPr>
-          <w:rFonts w:eastAsiaTheme="minorEastAsia"/>
-          <w:lang w:val="fi-FI"/>
-        </w:rPr>
-        <w:t xml:space="preserve"> and Value </w:t>
-      </w:r>
-      <w:proofErr w:type="spellStart"/>
-      <w:r>
-        <w:rPr>
-          <w:rFonts w:eastAsiaTheme="minorEastAsia"/>
-          <w:lang w:val="fi-FI"/>
-        </w:rPr>
-        <w:t>Creation</w:t>
+        <w:t>Economic Viability and Value Creation</w:t>
       </w:r>
       <w:bookmarkEnd w:id="19"/>
-      <w:proofErr w:type="spellEnd"/>
     </w:p>
     <w:p>
       <w:pPr>
@@ -9480,77 +9415,35 @@
           <w:rFonts w:eastAsiaTheme="minorEastAsia"/>
           <w:lang w:val="en-GB"/>
         </w:rPr>
-        <w:t xml:space="preserve">The financial dashboard confirms the project's economic viability with a daily net profit of </w:t>
+        <w:t>The financial dashboard confirms the project's economic viability, showcasing a total daily Revenue of €2,750.56. Although Hydrogen Sales remain the primary revenue stream at €2,299.74, the diversified income model significantly strengthens the business case. Specifically, the conversion of byproducts into direct value</w:t>
       </w:r>
       <w:r>
         <w:rPr>
           <w:rFonts w:eastAsiaTheme="minorEastAsia"/>
           <w:lang w:val="en-GB"/>
         </w:rPr>
-        <w:t>€€€€</w:t>
+        <w:t xml:space="preserve">; </w:t>
       </w:r>
       <w:r>
         <w:rPr>
           <w:rFonts w:eastAsiaTheme="minorEastAsia"/>
           <w:lang w:val="en-GB"/>
         </w:rPr>
-        <w:t xml:space="preserve">. Although hydrogen sales remain the primary revenue stream, the </w:t>
+        <w:t>generating €317.80 from Oxygen Sales and €133.02 from Heat Sales</w:t>
       </w:r>
       <w:r>
         <w:rPr>
           <w:rFonts w:eastAsiaTheme="minorEastAsia"/>
           <w:lang w:val="en-GB"/>
         </w:rPr>
-        <w:t>revenue</w:t>
+        <w:t xml:space="preserve">; </w:t>
       </w:r>
       <w:r>
         <w:rPr>
           <w:rFonts w:eastAsiaTheme="minorEastAsia"/>
           <w:lang w:val="en-GB"/>
         </w:rPr>
-        <w:t>, specifically €</w:t>
-      </w:r>
-      <w:r>
-        <w:rPr>
-          <w:rFonts w:eastAsiaTheme="minorEastAsia"/>
-          <w:lang w:val="en-GB"/>
-        </w:rPr>
-        <w:t>€€€</w:t>
-      </w:r>
-      <w:r>
-        <w:rPr>
-          <w:rFonts w:eastAsiaTheme="minorEastAsia"/>
-          <w:lang w:val="en-GB"/>
-        </w:rPr>
-        <w:t xml:space="preserve"> from internal oxygen supply and €</w:t>
-      </w:r>
-      <w:r>
-        <w:rPr>
-          <w:rFonts w:eastAsiaTheme="minorEastAsia"/>
-          <w:lang w:val="en-GB"/>
-        </w:rPr>
-        <w:t>€€€</w:t>
-      </w:r>
-      <w:r>
-        <w:rPr>
-          <w:rFonts w:eastAsiaTheme="minorEastAsia"/>
-          <w:lang w:val="en-GB"/>
-        </w:rPr>
-        <w:t xml:space="preserve"> from waste heat recovery</w:t>
-      </w:r>
-      <w:r>
-        <w:rPr>
-          <w:rFonts w:eastAsiaTheme="minorEastAsia"/>
-          <w:lang w:val="en-GB"/>
-        </w:rPr>
-        <w:t xml:space="preserve"> improve the economic viability of the symbiotic approach</w:t>
-      </w:r>
-      <w:r>
-        <w:rPr>
-          <w:rFonts w:eastAsiaTheme="minorEastAsia"/>
-          <w:lang w:val="en-GB"/>
-        </w:rPr>
-        <w:t>. This validates the 'Waste-to-Value' framework by converting secondary waste streams into significant operational savings.</w:t>
+        <w:t>validates the 'Waste-to-Value' framework. This symbiotic approach proves that by treating secondary streams as marketable products rather than waste, the facility maximizes its financial output while supporting localized industrial circularity.</w:t>
       </w:r>
     </w:p>
     <w:p>
@@ -9564,14 +9457,13 @@
       <w:r>
         <w:rPr>
           <w:rFonts w:eastAsiaTheme="minorEastAsia"/>
-          <w:noProof/>
           <w:lang w:val="en-GB" w:eastAsia="en-US"/>
         </w:rPr>
         <w:drawing>
-          <wp:inline distT="0" distB="0" distL="0" distR="0" wp14:anchorId="27D6B506" wp14:editId="4F551614">
-            <wp:extent cx="2399479" cy="3108960"/>
-            <wp:effectExtent l="0" t="0" r="1270" b="0"/>
-            <wp:docPr id="384313440" name="Picture 1"/>
+          <wp:inline distT="0" distB="0" distL="0" distR="0" wp14:anchorId="73CCBDA8" wp14:editId="6486B99A">
+            <wp:extent cx="3131820" cy="3920731"/>
+            <wp:effectExtent l="0" t="0" r="0" b="3810"/>
+            <wp:docPr id="1765557515" name="Picture 1"/>
             <wp:cNvGraphicFramePr>
               <a:graphicFrameLocks xmlns:a="http://schemas.openxmlformats.org/drawingml/2006/main" noChangeAspect="1"/>
             </wp:cNvGraphicFramePr>
@@ -9579,7 +9471,7 @@
               <a:graphicData uri="http://schemas.openxmlformats.org/drawingml/2006/picture">
                 <pic:pic xmlns:pic="http://schemas.openxmlformats.org/drawingml/2006/picture">
                   <pic:nvPicPr>
-                    <pic:cNvPr id="384313440" name=""/>
+                    <pic:cNvPr id="1765557515" name=""/>
                     <pic:cNvPicPr/>
                   </pic:nvPicPr>
                   <pic:blipFill>
@@ -9591,7 +9483,7 @@
                   <pic:spPr>
                     <a:xfrm>
                       <a:off x="0" y="0"/>
-                      <a:ext cx="2404332" cy="3115248"/>
+                      <a:ext cx="3135458" cy="3925285"/>
                     </a:xfrm>
                     <a:prstGeom prst="rect">
                       <a:avLst/>
@@ -9606,7 +9498,7 @@
     </w:p>
     <w:p>
       <w:pPr>
-        <w:pStyle w:val="Beschriftung"/>
+        <w:pStyle w:val="Caption"/>
         <w:rPr>
           <w:rFonts w:eastAsiaTheme="minorEastAsia"/>
           <w:lang w:val="en-GB" w:eastAsia="en-US"/>
@@ -9696,14 +9588,13 @@
       <w:r>
         <w:rPr>
           <w:rFonts w:eastAsiaTheme="minorEastAsia"/>
-          <w:noProof/>
         </w:rPr>
         <w:lastRenderedPageBreak/>
         <w:drawing>
-          <wp:inline distT="0" distB="0" distL="0" distR="0" wp14:anchorId="7D6BE5FB" wp14:editId="778FBF4E">
-            <wp:extent cx="5211445" cy="2224530"/>
-            <wp:effectExtent l="0" t="0" r="8255" b="4445"/>
-            <wp:docPr id="1424541731" name="Picture 1"/>
+          <wp:inline distT="0" distB="0" distL="0" distR="0" wp14:anchorId="17EB191C" wp14:editId="2BF849EC">
+            <wp:extent cx="5760085" cy="2430780"/>
+            <wp:effectExtent l="0" t="0" r="0" b="7620"/>
+            <wp:docPr id="1288663296" name="Picture 1"/>
             <wp:cNvGraphicFramePr>
               <a:graphicFrameLocks xmlns:a="http://schemas.openxmlformats.org/drawingml/2006/main" noChangeAspect="1"/>
             </wp:cNvGraphicFramePr>
@@ -9711,7 +9602,7 @@
               <a:graphicData uri="http://schemas.openxmlformats.org/drawingml/2006/picture">
                 <pic:pic xmlns:pic="http://schemas.openxmlformats.org/drawingml/2006/picture">
                   <pic:nvPicPr>
-                    <pic:cNvPr id="1424541731" name=""/>
+                    <pic:cNvPr id="1288663296" name=""/>
                     <pic:cNvPicPr/>
                   </pic:nvPicPr>
                   <pic:blipFill>
@@ -9723,7 +9614,7 @@
                   <pic:spPr>
                     <a:xfrm>
                       <a:off x="0" y="0"/>
-                      <a:ext cx="5224096" cy="2229930"/>
+                      <a:ext cx="5760085" cy="2430780"/>
                     </a:xfrm>
                     <a:prstGeom prst="rect">
                       <a:avLst/>
@@ -9738,7 +9629,7 @@
     </w:p>
     <w:p>
       <w:pPr>
-        <w:pStyle w:val="Beschriftung"/>
+        <w:pStyle w:val="Caption"/>
         <w:rPr>
           <w:rFonts w:eastAsiaTheme="minorEastAsia"/>
           <w:lang w:val="en-GB"/>
@@ -9792,7 +9683,7 @@
     </w:p>
     <w:p>
       <w:pPr>
-        <w:pStyle w:val="Listenabsatz"/>
+        <w:pStyle w:val="ListParagraph"/>
         <w:numPr>
           <w:ilvl w:val="0"/>
           <w:numId w:val="36"/>
@@ -9813,7 +9704,7 @@
     </w:p>
     <w:p>
       <w:pPr>
-        <w:pStyle w:val="Listenabsatz"/>
+        <w:pStyle w:val="ListParagraph"/>
         <w:numPr>
           <w:ilvl w:val="0"/>
           <w:numId w:val="36"/>
@@ -9904,7 +9795,7 @@
     </w:p>
     <w:p>
       <w:pPr>
-        <w:pStyle w:val="Listenabsatz"/>
+        <w:pStyle w:val="ListParagraph"/>
         <w:numPr>
           <w:ilvl w:val="0"/>
           <w:numId w:val="36"/>
@@ -9974,7 +9865,7 @@
     </w:p>
     <w:p>
       <w:pPr>
-        <w:pStyle w:val="Listenabsatz"/>
+        <w:pStyle w:val="ListParagraph"/>
         <w:numPr>
           <w:ilvl w:val="0"/>
           <w:numId w:val="36"/>
@@ -10058,7 +9949,7 @@
     </w:p>
     <w:p>
       <w:pPr>
-        <w:pStyle w:val="berschrift2"/>
+        <w:pStyle w:val="Heading2"/>
       </w:pPr>
       <w:bookmarkStart w:id="21" w:name="_Toc225955844"/>
       <w:r>
@@ -10110,7 +10001,7 @@
     </w:p>
     <w:p>
       <w:pPr>
-        <w:pStyle w:val="berschrift1"/>
+        <w:pStyle w:val="Heading1"/>
         <w:rPr>
           <w:rFonts w:eastAsiaTheme="minorEastAsia"/>
           <w:lang w:val="en-GB"/>
@@ -10129,16 +10020,11 @@
     </w:p>
     <w:p>
       <w:pPr>
-        <w:pStyle w:val="Beschriftung"/>
+        <w:pStyle w:val="Caption"/>
         <w:keepNext/>
       </w:pPr>
-      <w:proofErr w:type="spellStart"/>
-      <w:r>
-        <w:t>Table</w:t>
-      </w:r>
-      <w:proofErr w:type="spellEnd"/>
-      <w:r>
-        <w:t xml:space="preserve"> </w:t>
+      <w:r>
+        <w:t xml:space="preserve">Table </w:t>
       </w:r>
       <w:r>
         <w:fldChar w:fldCharType="begin"/>
@@ -10167,7 +10053,7 @@
     </w:p>
     <w:tbl>
       <w:tblPr>
-        <w:tblStyle w:val="Tabellenraster"/>
+        <w:tblStyle w:val="TableGrid"/>
         <w:tblW w:w="0" w:type="auto"/>
         <w:tblLook w:val="04A0" w:firstRow="1" w:lastRow="0" w:firstColumn="1" w:lastColumn="0" w:noHBand="0" w:noVBand="1"/>
       </w:tblPr>
@@ -10195,7 +10081,6 @@
                 <w:bCs/>
               </w:rPr>
             </w:pPr>
-            <w:proofErr w:type="spellStart"/>
             <w:r>
               <w:rPr>
                 <w:b/>
@@ -10203,7 +10088,6 @@
               </w:rPr>
               <w:t>Variable</w:t>
             </w:r>
-            <w:proofErr w:type="spellEnd"/>
           </w:p>
         </w:tc>
         <w:tc>
@@ -10224,7 +10108,6 @@
                 <w:bCs/>
               </w:rPr>
             </w:pPr>
-            <w:proofErr w:type="spellStart"/>
             <w:r>
               <w:rPr>
                 <w:b/>
@@ -10232,7 +10115,6 @@
               </w:rPr>
               <w:t>Unit</w:t>
             </w:r>
-            <w:proofErr w:type="spellEnd"/>
           </w:p>
         </w:tc>
         <w:tc>
@@ -10253,7 +10135,6 @@
                 <w:bCs/>
               </w:rPr>
             </w:pPr>
-            <w:proofErr w:type="spellStart"/>
             <w:r>
               <w:rPr>
                 <w:b/>
@@ -10261,7 +10142,6 @@
               </w:rPr>
               <w:t>Description</w:t>
             </w:r>
-            <w:proofErr w:type="spellEnd"/>
           </w:p>
         </w:tc>
       </w:tr>
@@ -10411,27 +10291,12 @@
             <w:pPr>
               <w:jc w:val="left"/>
             </w:pPr>
-            <w:proofErr w:type="spellStart"/>
             <w:r>
-              <w:t>Hydrogen</w:t>
+              <w:t xml:space="preserve">Hydrogen </w:t>
             </w:r>
-            <w:proofErr w:type="spellEnd"/>
             <w:r>
-              <w:t xml:space="preserve"> </w:t>
+              <w:t>production rate</w:t>
             </w:r>
-            <w:proofErr w:type="spellStart"/>
-            <w:r>
-              <w:t>production</w:t>
-            </w:r>
-            <w:proofErr w:type="spellEnd"/>
-            <w:r>
-              <w:t xml:space="preserve"> </w:t>
-            </w:r>
-            <w:proofErr w:type="spellStart"/>
-            <w:r>
-              <w:t>rate</w:t>
-            </w:r>
-            <w:proofErr w:type="spellEnd"/>
           </w:p>
         </w:tc>
       </w:tr>
@@ -10647,19 +10512,9 @@
             <w:pPr>
               <w:jc w:val="left"/>
             </w:pPr>
-            <w:proofErr w:type="spellStart"/>
             <w:r>
-              <w:t>Electrolyzer</w:t>
+              <w:t>Electrolyzer efficiency</w:t>
             </w:r>
-            <w:proofErr w:type="spellEnd"/>
-            <w:r>
-              <w:t xml:space="preserve"> </w:t>
-            </w:r>
-            <w:proofErr w:type="spellStart"/>
-            <w:r>
-              <w:t>efficiency</w:t>
-            </w:r>
-            <w:proofErr w:type="spellEnd"/>
           </w:p>
         </w:tc>
       </w:tr>
@@ -10790,27 +10645,12 @@
             <w:pPr>
               <w:jc w:val="left"/>
             </w:pPr>
-            <w:proofErr w:type="spellStart"/>
             <w:r>
-              <w:t>Formation</w:t>
+              <w:t>Formation Enthalpy</w:t>
             </w:r>
-            <w:proofErr w:type="spellEnd"/>
             <w:r>
-              <w:t xml:space="preserve"> </w:t>
+              <w:t xml:space="preserve"> hydrogen</w:t>
             </w:r>
-            <w:proofErr w:type="spellStart"/>
-            <w:r>
-              <w:t>Enthalpy</w:t>
-            </w:r>
-            <w:proofErr w:type="spellEnd"/>
-            <w:r>
-              <w:t xml:space="preserve"> </w:t>
-            </w:r>
-            <w:proofErr w:type="spellStart"/>
-            <w:r>
-              <w:t>hydrogen</w:t>
-            </w:r>
-            <w:proofErr w:type="spellEnd"/>
           </w:p>
         </w:tc>
       </w:tr>
@@ -10960,27 +10800,9 @@
             <w:pPr>
               <w:jc w:val="left"/>
             </w:pPr>
-            <w:proofErr w:type="spellStart"/>
             <w:r>
-              <w:t>Production</w:t>
+              <w:t>Production rate of oxygen</w:t>
             </w:r>
-            <w:proofErr w:type="spellEnd"/>
-            <w:r>
-              <w:t xml:space="preserve"> </w:t>
-            </w:r>
-            <w:proofErr w:type="spellStart"/>
-            <w:r>
-              <w:t>rate</w:t>
-            </w:r>
-            <w:proofErr w:type="spellEnd"/>
-            <w:r>
-              <w:t xml:space="preserve"> of </w:t>
-            </w:r>
-            <w:proofErr w:type="spellStart"/>
-            <w:r>
-              <w:t>oxygen</w:t>
-            </w:r>
-            <w:proofErr w:type="spellEnd"/>
           </w:p>
         </w:tc>
       </w:tr>
@@ -11130,27 +10952,9 @@
             <w:pPr>
               <w:jc w:val="left"/>
             </w:pPr>
-            <w:proofErr w:type="spellStart"/>
             <w:r>
-              <w:t>Hydrogen</w:t>
+              <w:t>Hydrogen production rate</w:t>
             </w:r>
-            <w:proofErr w:type="spellEnd"/>
-            <w:r>
-              <w:t xml:space="preserve"> </w:t>
-            </w:r>
-            <w:proofErr w:type="spellStart"/>
-            <w:r>
-              <w:t>production</w:t>
-            </w:r>
-            <w:proofErr w:type="spellEnd"/>
-            <w:r>
-              <w:t xml:space="preserve"> </w:t>
-            </w:r>
-            <w:proofErr w:type="spellStart"/>
-            <w:r>
-              <w:t>rate</w:t>
-            </w:r>
-            <w:proofErr w:type="spellEnd"/>
           </w:p>
         </w:tc>
       </w:tr>
@@ -11577,27 +11381,9 @@
             <w:pPr>
               <w:jc w:val="left"/>
             </w:pPr>
-            <w:proofErr w:type="spellStart"/>
             <w:r>
-              <w:t>Fish</w:t>
+              <w:t>Fish tank volume</w:t>
             </w:r>
-            <w:proofErr w:type="spellEnd"/>
-            <w:r>
-              <w:t xml:space="preserve"> </w:t>
-            </w:r>
-            <w:proofErr w:type="spellStart"/>
-            <w:r>
-              <w:t>tank</w:t>
-            </w:r>
-            <w:proofErr w:type="spellEnd"/>
-            <w:r>
-              <w:t xml:space="preserve"> </w:t>
-            </w:r>
-            <w:proofErr w:type="spellStart"/>
-            <w:r>
-              <w:t>volume</w:t>
-            </w:r>
-            <w:proofErr w:type="spellEnd"/>
           </w:p>
         </w:tc>
       </w:tr>
@@ -11721,27 +11507,9 @@
             <w:pPr>
               <w:jc w:val="left"/>
             </w:pPr>
-            <w:proofErr w:type="spellStart"/>
             <w:r>
-              <w:t>Heat</w:t>
+              <w:t>Heat production rate</w:t>
             </w:r>
-            <w:proofErr w:type="spellEnd"/>
-            <w:r>
-              <w:t xml:space="preserve"> </w:t>
-            </w:r>
-            <w:proofErr w:type="spellStart"/>
-            <w:r>
-              <w:t>production</w:t>
-            </w:r>
-            <w:proofErr w:type="spellEnd"/>
-            <w:r>
-              <w:t xml:space="preserve"> </w:t>
-            </w:r>
-            <w:proofErr w:type="spellStart"/>
-            <w:r>
-              <w:t>rate</w:t>
-            </w:r>
-            <w:proofErr w:type="spellEnd"/>
           </w:p>
         </w:tc>
       </w:tr>
@@ -11865,27 +11633,9 @@
             <w:pPr>
               <w:jc w:val="left"/>
             </w:pPr>
-            <w:proofErr w:type="spellStart"/>
             <w:r>
-              <w:t>Heat</w:t>
+              <w:t>Heat to tank rate</w:t>
             </w:r>
-            <w:proofErr w:type="spellEnd"/>
-            <w:r>
-              <w:t xml:space="preserve"> to </w:t>
-            </w:r>
-            <w:proofErr w:type="spellStart"/>
-            <w:r>
-              <w:t>tank</w:t>
-            </w:r>
-            <w:proofErr w:type="spellEnd"/>
-            <w:r>
-              <w:t xml:space="preserve"> </w:t>
-            </w:r>
-            <w:proofErr w:type="spellStart"/>
-            <w:r>
-              <w:t>rate</w:t>
-            </w:r>
-            <w:proofErr w:type="spellEnd"/>
           </w:p>
         </w:tc>
       </w:tr>
@@ -11941,13 +11691,7 @@
                       <w:rPr>
                         <w:rFonts w:ascii="Cambria Math" w:hAnsi="Cambria Math" w:cs="Calibri"/>
                       </w:rPr>
-                      <m:t xml:space="preserve"> </m:t>
-                    </m:r>
-                    <m:r>
-                      <w:rPr>
-                        <w:rFonts w:ascii="Cambria Math" w:hAnsi="Cambria Math" w:cs="Calibri"/>
-                      </w:rPr>
-                      <m:t>diss</m:t>
+                      <m:t xml:space="preserve"> diss</m:t>
                     </m:r>
                   </m:sub>
                 </m:sSub>
@@ -12015,19 +11759,9 @@
             <w:pPr>
               <w:jc w:val="left"/>
             </w:pPr>
-            <w:proofErr w:type="spellStart"/>
             <w:r>
-              <w:t>Heat</w:t>
+              <w:t>Heat loss</w:t>
             </w:r>
-            <w:proofErr w:type="spellEnd"/>
-            <w:r>
-              <w:t xml:space="preserve"> </w:t>
-            </w:r>
-            <w:proofErr w:type="spellStart"/>
-            <w:r>
-              <w:t>loss</w:t>
-            </w:r>
-            <w:proofErr w:type="spellEnd"/>
           </w:p>
         </w:tc>
       </w:tr>
@@ -12687,27 +12421,9 @@
             <w:pPr>
               <w:jc w:val="left"/>
             </w:pPr>
-            <w:proofErr w:type="spellStart"/>
             <w:r>
-              <w:t>Temperature</w:t>
+              <w:t>Temperature of vertical farm</w:t>
             </w:r>
-            <w:proofErr w:type="spellEnd"/>
-            <w:r>
-              <w:t xml:space="preserve"> of </w:t>
-            </w:r>
-            <w:proofErr w:type="spellStart"/>
-            <w:r>
-              <w:t>vertical</w:t>
-            </w:r>
-            <w:proofErr w:type="spellEnd"/>
-            <w:r>
-              <w:t xml:space="preserve"> </w:t>
-            </w:r>
-            <w:proofErr w:type="spellStart"/>
-            <w:r>
-              <w:t>farm</w:t>
-            </w:r>
-            <w:proofErr w:type="spellEnd"/>
           </w:p>
         </w:tc>
       </w:tr>
@@ -12802,27 +12518,9 @@
             <w:pPr>
               <w:jc w:val="left"/>
             </w:pPr>
-            <w:proofErr w:type="spellStart"/>
             <w:r>
-              <w:t>Temperature</w:t>
+              <w:t>Temperature of fish tank</w:t>
             </w:r>
-            <w:proofErr w:type="spellEnd"/>
-            <w:r>
-              <w:t xml:space="preserve"> of </w:t>
-            </w:r>
-            <w:proofErr w:type="spellStart"/>
-            <w:r>
-              <w:t>fish</w:t>
-            </w:r>
-            <w:proofErr w:type="spellEnd"/>
-            <w:r>
-              <w:t xml:space="preserve"> </w:t>
-            </w:r>
-            <w:proofErr w:type="spellStart"/>
-            <w:r>
-              <w:t>tank</w:t>
-            </w:r>
-            <w:proofErr w:type="spellEnd"/>
           </w:p>
         </w:tc>
       </w:tr>
@@ -13001,16 +12699,11 @@
     </w:p>
     <w:p>
       <w:pPr>
-        <w:pStyle w:val="Beschriftung"/>
+        <w:pStyle w:val="Caption"/>
         <w:keepNext/>
       </w:pPr>
-      <w:proofErr w:type="spellStart"/>
-      <w:r>
-        <w:t>Table</w:t>
-      </w:r>
-      <w:proofErr w:type="spellEnd"/>
-      <w:r>
-        <w:t xml:space="preserve"> </w:t>
+      <w:r>
+        <w:t xml:space="preserve">Table </w:t>
       </w:r>
       <w:r>
         <w:fldChar w:fldCharType="begin"/>
@@ -13034,20 +12727,12 @@
         <w:rPr>
           <w:lang w:val="de-DE"/>
         </w:rPr>
-        <w:t xml:space="preserve">: Key </w:t>
-      </w:r>
-      <w:proofErr w:type="spellStart"/>
-      <w:r>
-        <w:rPr>
-          <w:lang w:val="de-DE"/>
-        </w:rPr>
-        <w:t>Equations</w:t>
-      </w:r>
-      <w:proofErr w:type="spellEnd"/>
+        <w:t>: Key Equations</w:t>
+      </w:r>
     </w:p>
     <w:tbl>
       <w:tblPr>
-        <w:tblStyle w:val="Tabellenraster"/>
+        <w:tblStyle w:val="TableGrid"/>
         <w:tblW w:w="0" w:type="auto"/>
         <w:jc w:val="center"/>
         <w:tblLook w:val="04A0" w:firstRow="1" w:lastRow="0" w:firstColumn="1" w:lastColumn="0" w:noHBand="0" w:noVBand="1"/>
@@ -13107,7 +12792,6 @@
                 <w:bCs/>
               </w:rPr>
             </w:pPr>
-            <w:proofErr w:type="spellStart"/>
             <w:r>
               <w:rPr>
                 <w:b/>
@@ -13115,7 +12799,6 @@
               </w:rPr>
               <w:t>Description</w:t>
             </w:r>
-            <w:proofErr w:type="spellEnd"/>
           </w:p>
         </w:tc>
       </w:tr>
@@ -14681,7 +14364,7 @@
     </w:p>
     <w:p>
       <w:pPr>
-        <w:pStyle w:val="berschrift1"/>
+        <w:pStyle w:val="Heading1"/>
         <w:numPr>
           <w:ilvl w:val="0"/>
           <w:numId w:val="0"/>
@@ -14705,7 +14388,7 @@
     </w:p>
     <w:p>
       <w:pPr>
-        <w:pStyle w:val="Literaturverzeichnis"/>
+        <w:pStyle w:val="Bibliography"/>
         <w:rPr>
           <w:rFonts w:ascii="Times New Roman" w:hAnsi="Times New Roman" w:cs="Times New Roman"/>
         </w:rPr>
@@ -14723,33 +14406,19 @@
         <w:rPr>
           <w:rFonts w:ascii="Times New Roman" w:hAnsi="Times New Roman" w:cs="Times New Roman"/>
         </w:rPr>
-        <w:t>[1</w:t>
-      </w:r>
-      <w:proofErr w:type="gramStart"/>
+        <w:t>[1]</w:t>
+      </w:r>
       <w:r>
         <w:rPr>
           <w:rFonts w:ascii="Times New Roman" w:hAnsi="Times New Roman" w:cs="Times New Roman"/>
         </w:rPr>
-        <w:t>]</w:t>
-      </w:r>
-      <w:r>
-        <w:rPr>
-          <w:rFonts w:ascii="Times New Roman" w:hAnsi="Times New Roman" w:cs="Times New Roman"/>
-        </w:rPr>
         <w:tab/>
-        <w:t>‘</w:t>
-      </w:r>
-      <w:proofErr w:type="gramEnd"/>
-      <w:r>
-        <w:rPr>
-          <w:rFonts w:ascii="Times New Roman" w:hAnsi="Times New Roman" w:cs="Times New Roman"/>
-        </w:rPr>
-        <w:t>PowerPoint Presentation’. Accessed: Mar. 06, 2026. [Online]. Available: https://www.hydrogen.no/files/documents/medlemsmoter/h2carrier.pdf</w:t>
+        <w:t>‘PowerPoint Presentation’. Accessed: Mar. 06, 2026. [Online]. Available: https://www.hydrogen.no/files/documents/medlemsmoter/h2carrier.pdf</w:t>
       </w:r>
     </w:p>
     <w:p>
       <w:pPr>
-        <w:pStyle w:val="Literaturverzeichnis"/>
+        <w:pStyle w:val="Bibliography"/>
         <w:rPr>
           <w:rFonts w:ascii="Times New Roman" w:hAnsi="Times New Roman" w:cs="Times New Roman"/>
         </w:rPr>
@@ -14758,47 +14427,19 @@
         <w:rPr>
           <w:rFonts w:ascii="Times New Roman" w:hAnsi="Times New Roman" w:cs="Times New Roman"/>
         </w:rPr>
-        <w:t>[2</w:t>
-      </w:r>
-      <w:proofErr w:type="gramStart"/>
+        <w:t>[2]</w:t>
+      </w:r>
       <w:r>
         <w:rPr>
           <w:rFonts w:ascii="Times New Roman" w:hAnsi="Times New Roman" w:cs="Times New Roman"/>
         </w:rPr>
-        <w:t>]</w:t>
-      </w:r>
-      <w:r>
-        <w:rPr>
-          <w:rFonts w:ascii="Times New Roman" w:hAnsi="Times New Roman" w:cs="Times New Roman"/>
-        </w:rPr>
         <w:tab/>
-        <w:t>‘</w:t>
-      </w:r>
-      <w:proofErr w:type="gramEnd"/>
-      <w:r>
-        <w:rPr>
-          <w:rFonts w:ascii="Times New Roman" w:hAnsi="Times New Roman" w:cs="Times New Roman"/>
-        </w:rPr>
-        <w:t xml:space="preserve">Download </w:t>
-      </w:r>
-      <w:proofErr w:type="gramStart"/>
-      <w:r>
-        <w:rPr>
-          <w:rFonts w:ascii="Times New Roman" w:hAnsi="Times New Roman" w:cs="Times New Roman"/>
-        </w:rPr>
-        <w:t>datasets’</w:t>
-      </w:r>
-      <w:proofErr w:type="gramEnd"/>
-      <w:r>
-        <w:rPr>
-          <w:rFonts w:ascii="Times New Roman" w:hAnsi="Times New Roman" w:cs="Times New Roman"/>
-        </w:rPr>
-        <w:t>. Accessed: Mar. 09, 2026. [Online]. Available: https://data.fingrid.fi/en/data?datasets=181</w:t>
+        <w:t>‘Download datasets’. Accessed: Mar. 09, 2026. [Online]. Available: https://data.fingrid.fi/en/data?datasets=181</w:t>
       </w:r>
     </w:p>
     <w:p>
       <w:pPr>
-        <w:pStyle w:val="Literaturverzeichnis"/>
+        <w:pStyle w:val="Bibliography"/>
         <w:rPr>
           <w:rFonts w:ascii="Times New Roman" w:hAnsi="Times New Roman" w:cs="Times New Roman"/>
         </w:rPr>
@@ -14807,47 +14448,19 @@
         <w:rPr>
           <w:rFonts w:ascii="Times New Roman" w:hAnsi="Times New Roman" w:cs="Times New Roman"/>
         </w:rPr>
-        <w:t>[3</w:t>
-      </w:r>
-      <w:proofErr w:type="gramStart"/>
+        <w:t>[3]</w:t>
+      </w:r>
       <w:r>
         <w:rPr>
           <w:rFonts w:ascii="Times New Roman" w:hAnsi="Times New Roman" w:cs="Times New Roman"/>
         </w:rPr>
-        <w:t>]</w:t>
-      </w:r>
-      <w:r>
-        <w:rPr>
-          <w:rFonts w:ascii="Times New Roman" w:hAnsi="Times New Roman" w:cs="Times New Roman"/>
-        </w:rPr>
         <w:tab/>
-        <w:t>‘</w:t>
-      </w:r>
-      <w:proofErr w:type="gramEnd"/>
-      <w:r>
-        <w:rPr>
-          <w:rFonts w:ascii="Times New Roman" w:hAnsi="Times New Roman" w:cs="Times New Roman"/>
-        </w:rPr>
-        <w:t xml:space="preserve">NIB lends to </w:t>
-      </w:r>
-      <w:proofErr w:type="spellStart"/>
-      <w:r>
-        <w:rPr>
-          <w:rFonts w:ascii="Times New Roman" w:hAnsi="Times New Roman" w:cs="Times New Roman"/>
-        </w:rPr>
-        <w:t>Varanger</w:t>
-      </w:r>
-      <w:proofErr w:type="spellEnd"/>
-      <w:r>
-        <w:rPr>
-          <w:rFonts w:ascii="Times New Roman" w:hAnsi="Times New Roman" w:cs="Times New Roman"/>
-        </w:rPr>
-        <w:t xml:space="preserve"> Kraft´s hydrogen and power grid projects’, Nordic Investment Bank. Accessed: Mar. 08, 2026. [Online]. Available: https://www.nib.int/news/nib-lends-to-varanger-krafts-hydrogen-and-power-grid-projects/</w:t>
+        <w:t>‘NIB lends to Varanger Kraft´s hydrogen and power grid projects’, Nordic Investment Bank. Accessed: Mar. 08, 2026. [Online]. Available: https://www.nib.int/news/nib-lends-to-varanger-krafts-hydrogen-and-power-grid-projects/</w:t>
       </w:r>
     </w:p>
     <w:p>
       <w:pPr>
-        <w:pStyle w:val="Literaturverzeichnis"/>
+        <w:pStyle w:val="Bibliography"/>
         <w:rPr>
           <w:rFonts w:ascii="Times New Roman" w:hAnsi="Times New Roman" w:cs="Times New Roman"/>
         </w:rPr>
@@ -14856,61 +14469,19 @@
         <w:rPr>
           <w:rFonts w:ascii="Times New Roman" w:hAnsi="Times New Roman" w:cs="Times New Roman"/>
         </w:rPr>
-        <w:t>[4</w:t>
-      </w:r>
-      <w:proofErr w:type="gramStart"/>
+        <w:t>[4]</w:t>
+      </w:r>
       <w:r>
         <w:rPr>
           <w:rFonts w:ascii="Times New Roman" w:hAnsi="Times New Roman" w:cs="Times New Roman"/>
         </w:rPr>
-        <w:t>]</w:t>
-      </w:r>
-      <w:r>
-        <w:rPr>
-          <w:rFonts w:ascii="Times New Roman" w:hAnsi="Times New Roman" w:cs="Times New Roman"/>
-        </w:rPr>
         <w:tab/>
-        <w:t>‘</w:t>
-      </w:r>
-      <w:proofErr w:type="gramEnd"/>
-      <w:r>
-        <w:rPr>
-          <w:rFonts w:ascii="Times New Roman" w:hAnsi="Times New Roman" w:cs="Times New Roman"/>
-        </w:rPr>
-        <w:t xml:space="preserve">Hydrogen-Aeolic Energy with </w:t>
-      </w:r>
-      <w:proofErr w:type="spellStart"/>
-      <w:r>
-        <w:rPr>
-          <w:rFonts w:ascii="Times New Roman" w:hAnsi="Times New Roman" w:cs="Times New Roman"/>
-        </w:rPr>
-        <w:t>Optimised</w:t>
-      </w:r>
-      <w:proofErr w:type="spellEnd"/>
-      <w:r>
-        <w:rPr>
-          <w:rFonts w:ascii="Times New Roman" w:hAnsi="Times New Roman" w:cs="Times New Roman"/>
-        </w:rPr>
-        <w:t xml:space="preserve"> </w:t>
-      </w:r>
-      <w:proofErr w:type="spellStart"/>
-      <w:r>
-        <w:rPr>
-          <w:rFonts w:ascii="Times New Roman" w:hAnsi="Times New Roman" w:cs="Times New Roman"/>
-        </w:rPr>
-        <w:t>eLectrolysers</w:t>
-      </w:r>
-      <w:proofErr w:type="spellEnd"/>
-      <w:r>
-        <w:rPr>
-          <w:rFonts w:ascii="Times New Roman" w:hAnsi="Times New Roman" w:cs="Times New Roman"/>
-        </w:rPr>
-        <w:t xml:space="preserve"> Upstream of Substation | H2020’, CORDIS | European Commission. Accessed: Mar. 08, 2026. [Online]. Available: https://cordis.europa.eu/project/id/779469/reporting</w:t>
+        <w:t>‘Hydrogen-Aeolic Energy with Optimised eLectrolysers Upstream of Substation | H2020’, CORDIS | European Commission. Accessed: Mar. 08, 2026. [Online]. Available: https://cordis.europa.eu/project/id/779469/reporting</w:t>
       </w:r>
     </w:p>
     <w:p>
       <w:pPr>
-        <w:pStyle w:val="Literaturverzeichnis"/>
+        <w:pStyle w:val="Bibliography"/>
         <w:rPr>
           <w:rFonts w:ascii="Times New Roman" w:hAnsi="Times New Roman" w:cs="Times New Roman"/>
         </w:rPr>
@@ -14926,49 +14497,7 @@
           <w:rFonts w:ascii="Times New Roman" w:hAnsi="Times New Roman" w:cs="Times New Roman"/>
         </w:rPr>
         <w:tab/>
-        <w:t xml:space="preserve">D. </w:t>
-      </w:r>
-      <w:proofErr w:type="spellStart"/>
-      <w:r>
-        <w:rPr>
-          <w:rFonts w:ascii="Times New Roman" w:hAnsi="Times New Roman" w:cs="Times New Roman"/>
-        </w:rPr>
-        <w:t>Virah</w:t>
-      </w:r>
-      <w:proofErr w:type="spellEnd"/>
-      <w:r>
-        <w:rPr>
-          <w:rFonts w:ascii="Times New Roman" w:hAnsi="Times New Roman" w:cs="Times New Roman"/>
-        </w:rPr>
-        <w:t xml:space="preserve">-Sawmy, F. J. Beck, and B. </w:t>
-      </w:r>
-      <w:proofErr w:type="spellStart"/>
-      <w:r>
-        <w:rPr>
-          <w:rFonts w:ascii="Times New Roman" w:hAnsi="Times New Roman" w:cs="Times New Roman"/>
-        </w:rPr>
-        <w:t>Sturmberg</w:t>
-      </w:r>
-      <w:proofErr w:type="spellEnd"/>
-      <w:r>
-        <w:rPr>
-          <w:rFonts w:ascii="Times New Roman" w:hAnsi="Times New Roman" w:cs="Times New Roman"/>
-        </w:rPr>
-        <w:t xml:space="preserve">, ‘Ignore variability, overestimate hydrogen production – Quantifying the effects of </w:t>
-      </w:r>
-      <w:proofErr w:type="spellStart"/>
-      <w:r>
-        <w:rPr>
-          <w:rFonts w:ascii="Times New Roman" w:hAnsi="Times New Roman" w:cs="Times New Roman"/>
-        </w:rPr>
-        <w:t>electrolyzer</w:t>
-      </w:r>
-      <w:proofErr w:type="spellEnd"/>
-      <w:r>
-        <w:rPr>
-          <w:rFonts w:ascii="Times New Roman" w:hAnsi="Times New Roman" w:cs="Times New Roman"/>
-        </w:rPr>
-        <w:t xml:space="preserve"> efficiency curves on hydrogen production from renewable energy sources’, </w:t>
+        <w:t xml:space="preserve">D. Virah-Sawmy, F. J. Beck, and B. Sturmberg, ‘Ignore variability, overestimate hydrogen production – Quantifying the effects of electrolyzer efficiency curves on hydrogen production from renewable energy sources’, </w:t>
       </w:r>
       <w:r>
         <w:rPr>
@@ -14976,50 +14505,341 @@
           <w:i/>
           <w:iCs/>
         </w:rPr>
-        <w:t xml:space="preserve">Int. J. </w:t>
-      </w:r>
-      <w:proofErr w:type="spellStart"/>
+        <w:t>Int. J. Hydrog. Energy</w:t>
+      </w:r>
+      <w:r>
+        <w:rPr>
+          <w:rFonts w:ascii="Times New Roman" w:hAnsi="Times New Roman" w:cs="Times New Roman"/>
+        </w:rPr>
+        <w:t>, vol. 72, pp. 49–59, Jun. 2024, doi: 10.1016/j.ijhydene.2024.05.360.</w:t>
+      </w:r>
+    </w:p>
+    <w:p>
+      <w:pPr>
+        <w:pStyle w:val="Bibliography"/>
+        <w:rPr>
+          <w:rFonts w:ascii="Times New Roman" w:hAnsi="Times New Roman" w:cs="Times New Roman"/>
+        </w:rPr>
+      </w:pPr>
+      <w:r>
+        <w:rPr>
+          <w:rFonts w:ascii="Times New Roman" w:hAnsi="Times New Roman" w:cs="Times New Roman"/>
+        </w:rPr>
+        <w:t>[6]</w:t>
+      </w:r>
+      <w:r>
+        <w:rPr>
+          <w:rFonts w:ascii="Times New Roman" w:hAnsi="Times New Roman" w:cs="Times New Roman"/>
+        </w:rPr>
+        <w:tab/>
+        <w:t>‘Dissolved oxygen requirements in aquatic animal respiration - Responsible Seafood Advocate’, Global Seafood Alliance. Accessed: Mar. 06, 2026. [Online]. Available: https://www.globalseafood.org/advocate/dissolved-oxygen-requirements-in-aquatic-animal-respiration/</w:t>
+      </w:r>
+    </w:p>
+    <w:p>
+      <w:pPr>
+        <w:pStyle w:val="Bibliography"/>
+        <w:rPr>
+          <w:rFonts w:ascii="Times New Roman" w:hAnsi="Times New Roman" w:cs="Times New Roman"/>
+        </w:rPr>
+      </w:pPr>
+      <w:r>
+        <w:rPr>
+          <w:rFonts w:ascii="Times New Roman" w:hAnsi="Times New Roman" w:cs="Times New Roman"/>
+        </w:rPr>
+        <w:t>[7]</w:t>
+      </w:r>
+      <w:r>
+        <w:rPr>
+          <w:rFonts w:ascii="Times New Roman" w:hAnsi="Times New Roman" w:cs="Times New Roman"/>
+        </w:rPr>
+        <w:tab/>
+        <w:t>‘Fish density on our farms’. Accessed: Mar. 07, 2026. [Online]. Available: https://griegseafood.com/our-impact-fish-density-on-our-farms</w:t>
+      </w:r>
+    </w:p>
+    <w:p>
+      <w:pPr>
+        <w:pStyle w:val="Bibliography"/>
+        <w:rPr>
+          <w:rFonts w:ascii="Times New Roman" w:hAnsi="Times New Roman" w:cs="Times New Roman"/>
+        </w:rPr>
+      </w:pPr>
+      <w:r>
+        <w:rPr>
+          <w:rFonts w:ascii="Times New Roman" w:hAnsi="Times New Roman" w:cs="Times New Roman"/>
+        </w:rPr>
+        <w:t>[8]</w:t>
+      </w:r>
+      <w:r>
+        <w:rPr>
+          <w:rFonts w:ascii="Times New Roman" w:hAnsi="Times New Roman" w:cs="Times New Roman"/>
+        </w:rPr>
+        <w:tab/>
+        <w:t>Amit, ‘Land-based trout farm will use data center waste heat’, Green Mountain Data Center. Accessed: Mar. 21, 2026. [Online]. Available: https://greenmountain.no/land-based-trout-farm-will-use-data-center-waste-heat/</w:t>
+      </w:r>
+    </w:p>
+    <w:p>
+      <w:pPr>
+        <w:pStyle w:val="Bibliography"/>
+        <w:rPr>
+          <w:rFonts w:ascii="Times New Roman" w:hAnsi="Times New Roman" w:cs="Times New Roman"/>
+        </w:rPr>
+      </w:pPr>
+      <w:r>
+        <w:rPr>
+          <w:rFonts w:ascii="Times New Roman" w:hAnsi="Times New Roman" w:cs="Times New Roman"/>
+        </w:rPr>
+        <w:t>[9]</w:t>
+      </w:r>
+      <w:r>
+        <w:rPr>
+          <w:rFonts w:ascii="Times New Roman" w:hAnsi="Times New Roman" w:cs="Times New Roman"/>
+        </w:rPr>
+        <w:tab/>
+        <w:t>‘Green Mountain and Hima Seafood launch groundbreaking heat reuse project’, Mynewsdesk. Accessed: Mar. 21, 2026. [Online]. Available: https://www.mynewsdesk.com/green-mountain/pressreleases/green-mountain-and-hima-seafood-launch-groundbreaking-heat-reuse-project-3430566</w:t>
+      </w:r>
+    </w:p>
+    <w:p>
+      <w:pPr>
+        <w:pStyle w:val="Bibliography"/>
+        <w:rPr>
+          <w:rFonts w:ascii="Times New Roman" w:hAnsi="Times New Roman" w:cs="Times New Roman"/>
+        </w:rPr>
+      </w:pPr>
+      <w:r>
+        <w:rPr>
+          <w:rFonts w:ascii="Times New Roman" w:hAnsi="Times New Roman" w:cs="Times New Roman"/>
+        </w:rPr>
+        <w:t>[10]</w:t>
+      </w:r>
+      <w:r>
+        <w:rPr>
+          <w:rFonts w:ascii="Times New Roman" w:hAnsi="Times New Roman" w:cs="Times New Roman"/>
+        </w:rPr>
+        <w:tab/>
+        <w:t>A. Furuset, ‘“The only thing that can save the planet”: Hima Seafood’s bold bet on land-based trout farming’, intrafish.com. Accessed: Mar. 21, 2026. [Online]. Available: https://www.intrafish.com/aquaculture/-the-only-thing-that-can-save-the-planet-hima-seafood-s-bold-bet-on-land-based-trout-farming/2-1-1879098</w:t>
+      </w:r>
+    </w:p>
+    <w:p>
+      <w:pPr>
+        <w:pStyle w:val="Bibliography"/>
+        <w:rPr>
+          <w:rFonts w:ascii="Times New Roman" w:hAnsi="Times New Roman" w:cs="Times New Roman"/>
+        </w:rPr>
+      </w:pPr>
+      <w:r>
+        <w:rPr>
+          <w:rFonts w:ascii="Times New Roman" w:hAnsi="Times New Roman" w:cs="Times New Roman"/>
+        </w:rPr>
+        <w:t>[11]</w:t>
+      </w:r>
+      <w:r>
+        <w:rPr>
+          <w:rFonts w:ascii="Times New Roman" w:hAnsi="Times New Roman" w:cs="Times New Roman"/>
+        </w:rPr>
+        <w:tab/>
+        <w:t>‘7. FRP Tanks 2’. Accessed: Mar. 21, 2026. [Online]. Available: https://almfiberglass.com/wp-content/uploads/2024/07/7.-FRP-Tanks-2.pdf</w:t>
+      </w:r>
+    </w:p>
+    <w:p>
+      <w:pPr>
+        <w:pStyle w:val="Bibliography"/>
+        <w:rPr>
+          <w:rFonts w:ascii="Times New Roman" w:hAnsi="Times New Roman" w:cs="Times New Roman"/>
+        </w:rPr>
+      </w:pPr>
+      <w:r>
+        <w:rPr>
+          <w:rFonts w:ascii="Times New Roman" w:hAnsi="Times New Roman" w:cs="Times New Roman"/>
+        </w:rPr>
+        <w:t>[12]</w:t>
+      </w:r>
+      <w:r>
+        <w:rPr>
+          <w:rFonts w:ascii="Times New Roman" w:hAnsi="Times New Roman" w:cs="Times New Roman"/>
+        </w:rPr>
+        <w:tab/>
+        <w:t>‘U-values’. Accessed: Mar. 21, 2026. [Online]. Available: https://www.designingbuildings.co.uk/wiki/U-values</w:t>
+      </w:r>
+    </w:p>
+    <w:p>
+      <w:pPr>
+        <w:pStyle w:val="Bibliography"/>
+        <w:rPr>
+          <w:rFonts w:ascii="Times New Roman" w:hAnsi="Times New Roman" w:cs="Times New Roman"/>
+        </w:rPr>
+      </w:pPr>
+      <w:r>
+        <w:rPr>
+          <w:rFonts w:ascii="Times New Roman" w:hAnsi="Times New Roman" w:cs="Times New Roman"/>
+        </w:rPr>
+        <w:t>[13]</w:t>
+      </w:r>
+      <w:r>
+        <w:rPr>
+          <w:rFonts w:ascii="Times New Roman" w:hAnsi="Times New Roman" w:cs="Times New Roman"/>
+        </w:rPr>
+        <w:tab/>
+        <w:t>‘GRP sectional tanks’, Balmoral Tanks. Accessed: Mar. 21, 2026. [Online]. Available: https://www.balmoraltanks.com/solutions/grp-sectional-tanks</w:t>
+      </w:r>
+    </w:p>
+    <w:p>
+      <w:pPr>
+        <w:pStyle w:val="Bibliography"/>
+        <w:rPr>
+          <w:rFonts w:ascii="Times New Roman" w:hAnsi="Times New Roman" w:cs="Times New Roman"/>
+        </w:rPr>
+      </w:pPr>
+      <w:r>
+        <w:rPr>
+          <w:rFonts w:ascii="Times New Roman" w:hAnsi="Times New Roman" w:cs="Times New Roman"/>
+        </w:rPr>
+        <w:t>[14]</w:t>
+      </w:r>
+      <w:r>
+        <w:rPr>
+          <w:rFonts w:ascii="Times New Roman" w:hAnsi="Times New Roman" w:cs="Times New Roman"/>
+        </w:rPr>
+        <w:tab/>
+        <w:t>‘Small Scale Rainbow Trout Farming - Ideal Temperature For Rainbow Trout Farming’. Accessed: Mar. 21, 2026. [Online]. Available: https://sites.google.com/view/smallscalerainbowtroutfarm/ideal-temperature-for-rainbow-trout-farming</w:t>
+      </w:r>
+    </w:p>
+    <w:p>
+      <w:pPr>
+        <w:pStyle w:val="Bibliography"/>
+        <w:rPr>
+          <w:rFonts w:ascii="Times New Roman" w:hAnsi="Times New Roman" w:cs="Times New Roman"/>
+        </w:rPr>
+      </w:pPr>
+      <w:r>
+        <w:rPr>
+          <w:rFonts w:ascii="Times New Roman" w:hAnsi="Times New Roman" w:cs="Times New Roman"/>
+        </w:rPr>
+        <w:t>[15]</w:t>
+      </w:r>
+      <w:r>
+        <w:rPr>
+          <w:rFonts w:ascii="Times New Roman" w:hAnsi="Times New Roman" w:cs="Times New Roman"/>
+        </w:rPr>
+        <w:tab/>
+        <w:t>‘5. Marine aquaculture in the Nordics - Nordic Oceans 2050’. Accessed: Mar. 21, 2026. [Online]. Available: https://pub.norden.org/nordicinnovation2025-05/5-marine-aquaculture-in-the-nordics.html</w:t>
+      </w:r>
+    </w:p>
+    <w:p>
+      <w:pPr>
+        <w:pStyle w:val="Bibliography"/>
+        <w:rPr>
+          <w:rFonts w:ascii="Times New Roman" w:hAnsi="Times New Roman" w:cs="Times New Roman"/>
+        </w:rPr>
+      </w:pPr>
+      <w:r>
+        <w:rPr>
+          <w:rFonts w:ascii="Times New Roman" w:hAnsi="Times New Roman" w:cs="Times New Roman"/>
+        </w:rPr>
+        <w:t>[16]</w:t>
+      </w:r>
+      <w:r>
+        <w:rPr>
+          <w:rFonts w:ascii="Times New Roman" w:hAnsi="Times New Roman" w:cs="Times New Roman"/>
+        </w:rPr>
+        <w:tab/>
+        <w:t>‘Berlevåg Climate, Weather By Month, Average Temperature (Norway) - Weather Spark’. Accessed: Mar. 22, 2026. [Online]. Available: https://weatherspark.com/y/96283/Average-Weather-in-Berlev%C3%A5g-Norway-Year-Round</w:t>
+      </w:r>
+    </w:p>
+    <w:p>
+      <w:pPr>
+        <w:pStyle w:val="Bibliography"/>
+        <w:rPr>
+          <w:rFonts w:ascii="Times New Roman" w:hAnsi="Times New Roman" w:cs="Times New Roman"/>
+        </w:rPr>
+      </w:pPr>
+      <w:r>
+        <w:rPr>
+          <w:rFonts w:ascii="Times New Roman" w:hAnsi="Times New Roman" w:cs="Times New Roman"/>
+        </w:rPr>
+        <w:t>[17]</w:t>
+      </w:r>
+      <w:r>
+        <w:rPr>
+          <w:rFonts w:ascii="Times New Roman" w:hAnsi="Times New Roman" w:cs="Times New Roman"/>
+        </w:rPr>
+        <w:tab/>
+        <w:t>‘Visiting Berlevåg: Winds of Change’, Arctic Economic Council. Accessed: Mar. 22, 2026. [Online]. Available: https://arcticeconomiccouncil.com/news/winds-of-change/</w:t>
+      </w:r>
+    </w:p>
+    <w:p>
+      <w:pPr>
+        <w:pStyle w:val="Bibliography"/>
+        <w:rPr>
+          <w:rFonts w:ascii="Times New Roman" w:hAnsi="Times New Roman" w:cs="Times New Roman"/>
+        </w:rPr>
+      </w:pPr>
+      <w:r>
+        <w:rPr>
+          <w:rFonts w:ascii="Times New Roman" w:hAnsi="Times New Roman" w:cs="Times New Roman"/>
+        </w:rPr>
+        <w:t>[18]</w:t>
+      </w:r>
+      <w:r>
+        <w:rPr>
+          <w:rFonts w:ascii="Times New Roman" w:hAnsi="Times New Roman" w:cs="Times New Roman"/>
+        </w:rPr>
+        <w:tab/>
+        <w:t>‘Lettuce Growing Guide’, Southern Exposure Seed Exchange. Accessed: Mar. 22, 2026. [Online]. Available: https://www.southernexposure.com/lettuce-growing-guide/</w:t>
+      </w:r>
+    </w:p>
+    <w:p>
+      <w:pPr>
+        <w:pStyle w:val="Bibliography"/>
+        <w:rPr>
+          <w:rFonts w:ascii="Times New Roman" w:hAnsi="Times New Roman" w:cs="Times New Roman"/>
+        </w:rPr>
+      </w:pPr>
+      <w:r>
+        <w:rPr>
+          <w:rFonts w:ascii="Times New Roman" w:hAnsi="Times New Roman" w:cs="Times New Roman"/>
+        </w:rPr>
+        <w:lastRenderedPageBreak/>
+        <w:t>[19]</w:t>
+      </w:r>
+      <w:r>
+        <w:rPr>
+          <w:rFonts w:ascii="Times New Roman" w:hAnsi="Times New Roman" w:cs="Times New Roman"/>
+        </w:rPr>
+        <w:tab/>
+        <w:t xml:space="preserve">F. Pelella </w:t>
+      </w:r>
       <w:r>
         <w:rPr>
           <w:rFonts w:ascii="Times New Roman" w:hAnsi="Times New Roman" w:cs="Times New Roman"/>
           <w:i/>
           <w:iCs/>
         </w:rPr>
-        <w:t>Hydrog</w:t>
-      </w:r>
-      <w:proofErr w:type="spellEnd"/>
+        <w:t>et al.</w:t>
+      </w:r>
+      <w:r>
+        <w:rPr>
+          <w:rFonts w:ascii="Times New Roman" w:hAnsi="Times New Roman" w:cs="Times New Roman"/>
+        </w:rPr>
+        <w:t xml:space="preserve">, ‘Thermo-economic optimization of vertical farms exploring multiple design options for the built environment and HVAC system’, </w:t>
+      </w:r>
       <w:r>
         <w:rPr>
           <w:rFonts w:ascii="Times New Roman" w:hAnsi="Times New Roman" w:cs="Times New Roman"/>
           <w:i/>
           <w:iCs/>
         </w:rPr>
-        <w:t>. Energy</w:t>
+        <w:t>Appl. Therm. Eng.</w:t>
       </w:r>
       <w:r>
         <w:rPr>
           <w:rFonts w:ascii="Times New Roman" w:hAnsi="Times New Roman" w:cs="Times New Roman"/>
         </w:rPr>
-        <w:t xml:space="preserve">, vol. 72, pp. 49–59, Jun. 2024, </w:t>
-      </w:r>
-      <w:proofErr w:type="spellStart"/>
-      <w:r>
-        <w:rPr>
-          <w:rFonts w:ascii="Times New Roman" w:hAnsi="Times New Roman" w:cs="Times New Roman"/>
-        </w:rPr>
-        <w:t>doi</w:t>
-      </w:r>
-      <w:proofErr w:type="spellEnd"/>
-      <w:r>
-        <w:rPr>
-          <w:rFonts w:ascii="Times New Roman" w:hAnsi="Times New Roman" w:cs="Times New Roman"/>
-        </w:rPr>
-        <w:t>: 10.1016/j.ijhydene.2024.05.360.</w:t>
+        <w:t>, vol. 279, p. 127623, Nov. 2025, doi: 10.1016/j.applthermaleng.2025.127623.</w:t>
       </w:r>
     </w:p>
     <w:p>
       <w:pPr>
-        <w:pStyle w:val="Literaturverzeichnis"/>
+        <w:pStyle w:val="Bibliography"/>
         <w:rPr>
           <w:rFonts w:ascii="Times New Roman" w:hAnsi="Times New Roman" w:cs="Times New Roman"/>
         </w:rPr>
@@ -15028,33 +14848,19 @@
         <w:rPr>
           <w:rFonts w:ascii="Times New Roman" w:hAnsi="Times New Roman" w:cs="Times New Roman"/>
         </w:rPr>
-        <w:t>[6</w:t>
-      </w:r>
-      <w:proofErr w:type="gramStart"/>
+        <w:t>[20]</w:t>
+      </w:r>
       <w:r>
         <w:rPr>
           <w:rFonts w:ascii="Times New Roman" w:hAnsi="Times New Roman" w:cs="Times New Roman"/>
         </w:rPr>
-        <w:t>]</w:t>
-      </w:r>
-      <w:r>
-        <w:rPr>
-          <w:rFonts w:ascii="Times New Roman" w:hAnsi="Times New Roman" w:cs="Times New Roman"/>
-        </w:rPr>
         <w:tab/>
-        <w:t>‘</w:t>
-      </w:r>
-      <w:proofErr w:type="gramEnd"/>
-      <w:r>
-        <w:rPr>
-          <w:rFonts w:ascii="Times New Roman" w:hAnsi="Times New Roman" w:cs="Times New Roman"/>
-        </w:rPr>
-        <w:t>Dissolved oxygen requirements in aquatic animal respiration - Responsible Seafood Advocate’, Global Seafood Alliance. Accessed: Mar. 06, 2026. [Online]. Available: https://www.globalseafood.org/advocate/dissolved-oxygen-requirements-in-aquatic-animal-respiration/</w:t>
+        <w:t>‘U-Value Calculator : ChangePlan’. Accessed: Mar. 22, 2026. [Online]. Available: https://www.changeplan.co.uk/u_value_calculator.php</w:t>
       </w:r>
     </w:p>
     <w:p>
       <w:pPr>
-        <w:pStyle w:val="Literaturverzeichnis"/>
+        <w:pStyle w:val="Bibliography"/>
         <w:rPr>
           <w:rFonts w:ascii="Times New Roman" w:hAnsi="Times New Roman" w:cs="Times New Roman"/>
         </w:rPr>
@@ -15063,33 +14869,19 @@
         <w:rPr>
           <w:rFonts w:ascii="Times New Roman" w:hAnsi="Times New Roman" w:cs="Times New Roman"/>
         </w:rPr>
-        <w:t>[7</w:t>
-      </w:r>
-      <w:proofErr w:type="gramStart"/>
+        <w:t>[21]</w:t>
+      </w:r>
       <w:r>
         <w:rPr>
           <w:rFonts w:ascii="Times New Roman" w:hAnsi="Times New Roman" w:cs="Times New Roman"/>
         </w:rPr>
-        <w:t>]</w:t>
-      </w:r>
-      <w:r>
-        <w:rPr>
-          <w:rFonts w:ascii="Times New Roman" w:hAnsi="Times New Roman" w:cs="Times New Roman"/>
-        </w:rPr>
         <w:tab/>
-        <w:t>‘</w:t>
-      </w:r>
-      <w:proofErr w:type="gramEnd"/>
-      <w:r>
-        <w:rPr>
-          <w:rFonts w:ascii="Times New Roman" w:hAnsi="Times New Roman" w:cs="Times New Roman"/>
-        </w:rPr>
-        <w:t>Fish density on our farms’. Accessed: Mar. 07, 2026. [Online]. Available: https://griegseafood.com/our-impact-fish-density-on-our-farms</w:t>
+        <w:t>‘Home’, Greenphyto. Accessed: Mar. 25, 2026. [Online]. Available: https://greenphyto.com/</w:t>
       </w:r>
     </w:p>
     <w:p>
       <w:pPr>
-        <w:pStyle w:val="Literaturverzeichnis"/>
+        <w:pStyle w:val="Bibliography"/>
         <w:rPr>
           <w:rFonts w:ascii="Times New Roman" w:hAnsi="Times New Roman" w:cs="Times New Roman"/>
         </w:rPr>
@@ -15098,428 +14890,13 @@
         <w:rPr>
           <w:rFonts w:ascii="Times New Roman" w:hAnsi="Times New Roman" w:cs="Times New Roman"/>
         </w:rPr>
-        <w:t>[8]</w:t>
+        <w:t>[22]</w:t>
       </w:r>
       <w:r>
         <w:rPr>
           <w:rFonts w:ascii="Times New Roman" w:hAnsi="Times New Roman" w:cs="Times New Roman"/>
         </w:rPr>
         <w:tab/>
-        <w:t>Amit, ‘Land-based trout farm will use data center waste heat’, Green Mountain Data Center. Accessed: Mar. 21, 2026. [Online]. Available: https://greenmountain.no/land-based-trout-farm-will-use-data-center-waste-heat/</w:t>
-      </w:r>
-    </w:p>
-    <w:p>
-      <w:pPr>
-        <w:pStyle w:val="Literaturverzeichnis"/>
-        <w:rPr>
-          <w:rFonts w:ascii="Times New Roman" w:hAnsi="Times New Roman" w:cs="Times New Roman"/>
-        </w:rPr>
-      </w:pPr>
-      <w:r>
-        <w:rPr>
-          <w:rFonts w:ascii="Times New Roman" w:hAnsi="Times New Roman" w:cs="Times New Roman"/>
-        </w:rPr>
-        <w:t>[9</w:t>
-      </w:r>
-      <w:proofErr w:type="gramStart"/>
-      <w:r>
-        <w:rPr>
-          <w:rFonts w:ascii="Times New Roman" w:hAnsi="Times New Roman" w:cs="Times New Roman"/>
-        </w:rPr>
-        <w:t>]</w:t>
-      </w:r>
-      <w:r>
-        <w:rPr>
-          <w:rFonts w:ascii="Times New Roman" w:hAnsi="Times New Roman" w:cs="Times New Roman"/>
-        </w:rPr>
-        <w:tab/>
-        <w:t>‘</w:t>
-      </w:r>
-      <w:proofErr w:type="gramEnd"/>
-      <w:r>
-        <w:rPr>
-          <w:rFonts w:ascii="Times New Roman" w:hAnsi="Times New Roman" w:cs="Times New Roman"/>
-        </w:rPr>
-        <w:t xml:space="preserve">Green Mountain and Hima Seafood launch groundbreaking heat reuse project’, </w:t>
-      </w:r>
-      <w:proofErr w:type="spellStart"/>
-      <w:r>
-        <w:rPr>
-          <w:rFonts w:ascii="Times New Roman" w:hAnsi="Times New Roman" w:cs="Times New Roman"/>
-        </w:rPr>
-        <w:t>Mynewsdesk</w:t>
-      </w:r>
-      <w:proofErr w:type="spellEnd"/>
-      <w:r>
-        <w:rPr>
-          <w:rFonts w:ascii="Times New Roman" w:hAnsi="Times New Roman" w:cs="Times New Roman"/>
-        </w:rPr>
-        <w:t>. Accessed: Mar. 21, 2026. [Online]. Available: https://www.mynewsdesk.com/green-mountain/pressreleases/green-mountain-and-hima-seafood-launch-groundbreaking-heat-reuse-project-3430566</w:t>
-      </w:r>
-    </w:p>
-    <w:p>
-      <w:pPr>
-        <w:pStyle w:val="Literaturverzeichnis"/>
-        <w:rPr>
-          <w:rFonts w:ascii="Times New Roman" w:hAnsi="Times New Roman" w:cs="Times New Roman"/>
-        </w:rPr>
-      </w:pPr>
-      <w:r>
-        <w:rPr>
-          <w:rFonts w:ascii="Times New Roman" w:hAnsi="Times New Roman" w:cs="Times New Roman"/>
-        </w:rPr>
-        <w:t>[10]</w:t>
-      </w:r>
-      <w:r>
-        <w:rPr>
-          <w:rFonts w:ascii="Times New Roman" w:hAnsi="Times New Roman" w:cs="Times New Roman"/>
-        </w:rPr>
-        <w:tab/>
-        <w:t xml:space="preserve">A. </w:t>
-      </w:r>
-      <w:proofErr w:type="spellStart"/>
-      <w:r>
-        <w:rPr>
-          <w:rFonts w:ascii="Times New Roman" w:hAnsi="Times New Roman" w:cs="Times New Roman"/>
-        </w:rPr>
-        <w:t>Furuset</w:t>
-      </w:r>
-      <w:proofErr w:type="spellEnd"/>
-      <w:r>
-        <w:rPr>
-          <w:rFonts w:ascii="Times New Roman" w:hAnsi="Times New Roman" w:cs="Times New Roman"/>
-        </w:rPr>
-        <w:t>, ‘“The only thing that can save the planet”: Hima Seafood’s bold bet on land-based trout farming’, intrafish.com. Accessed: Mar. 21, 2026. [Online]. Available: https://www.intrafish.com/aquaculture/-the-only-thing-that-can-save-the-planet-hima-seafood-s-bold-bet-on-land-based-trout-farming/2-1-1879098</w:t>
-      </w:r>
-    </w:p>
-    <w:p>
-      <w:pPr>
-        <w:pStyle w:val="Literaturverzeichnis"/>
-        <w:rPr>
-          <w:rFonts w:ascii="Times New Roman" w:hAnsi="Times New Roman" w:cs="Times New Roman"/>
-        </w:rPr>
-      </w:pPr>
-      <w:r>
-        <w:rPr>
-          <w:rFonts w:ascii="Times New Roman" w:hAnsi="Times New Roman" w:cs="Times New Roman"/>
-        </w:rPr>
-        <w:t>[11</w:t>
-      </w:r>
-      <w:proofErr w:type="gramStart"/>
-      <w:r>
-        <w:rPr>
-          <w:rFonts w:ascii="Times New Roman" w:hAnsi="Times New Roman" w:cs="Times New Roman"/>
-        </w:rPr>
-        <w:t>]</w:t>
-      </w:r>
-      <w:r>
-        <w:rPr>
-          <w:rFonts w:ascii="Times New Roman" w:hAnsi="Times New Roman" w:cs="Times New Roman"/>
-        </w:rPr>
-        <w:tab/>
-        <w:t>‘</w:t>
-      </w:r>
-      <w:proofErr w:type="gramEnd"/>
-      <w:r>
-        <w:rPr>
-          <w:rFonts w:ascii="Times New Roman" w:hAnsi="Times New Roman" w:cs="Times New Roman"/>
-        </w:rPr>
-        <w:t>7. FRP Tanks 2’. Accessed: Mar. 21, 2026. [Online]. Available: https://almfiberglass.com/wp-content/uploads/2024/07/7.-FRP-Tanks-2.pdf</w:t>
-      </w:r>
-    </w:p>
-    <w:p>
-      <w:pPr>
-        <w:pStyle w:val="Literaturverzeichnis"/>
-        <w:rPr>
-          <w:rFonts w:ascii="Times New Roman" w:hAnsi="Times New Roman" w:cs="Times New Roman"/>
-        </w:rPr>
-      </w:pPr>
-      <w:r>
-        <w:rPr>
-          <w:rFonts w:ascii="Times New Roman" w:hAnsi="Times New Roman" w:cs="Times New Roman"/>
-        </w:rPr>
-        <w:t>[12</w:t>
-      </w:r>
-      <w:proofErr w:type="gramStart"/>
-      <w:r>
-        <w:rPr>
-          <w:rFonts w:ascii="Times New Roman" w:hAnsi="Times New Roman" w:cs="Times New Roman"/>
-        </w:rPr>
-        <w:t>]</w:t>
-      </w:r>
-      <w:r>
-        <w:rPr>
-          <w:rFonts w:ascii="Times New Roman" w:hAnsi="Times New Roman" w:cs="Times New Roman"/>
-        </w:rPr>
-        <w:tab/>
-        <w:t>‘</w:t>
-      </w:r>
-      <w:proofErr w:type="gramEnd"/>
-      <w:r>
-        <w:rPr>
-          <w:rFonts w:ascii="Times New Roman" w:hAnsi="Times New Roman" w:cs="Times New Roman"/>
-        </w:rPr>
-        <w:t>U-values’. Accessed: Mar. 21, 2026. [Online]. Available: https://www.designingbuildings.co.uk/wiki/U-values</w:t>
-      </w:r>
-    </w:p>
-    <w:p>
-      <w:pPr>
-        <w:pStyle w:val="Literaturverzeichnis"/>
-        <w:rPr>
-          <w:rFonts w:ascii="Times New Roman" w:hAnsi="Times New Roman" w:cs="Times New Roman"/>
-        </w:rPr>
-      </w:pPr>
-      <w:r>
-        <w:rPr>
-          <w:rFonts w:ascii="Times New Roman" w:hAnsi="Times New Roman" w:cs="Times New Roman"/>
-        </w:rPr>
-        <w:t>[13</w:t>
-      </w:r>
-      <w:proofErr w:type="gramStart"/>
-      <w:r>
-        <w:rPr>
-          <w:rFonts w:ascii="Times New Roman" w:hAnsi="Times New Roman" w:cs="Times New Roman"/>
-        </w:rPr>
-        <w:t>]</w:t>
-      </w:r>
-      <w:r>
-        <w:rPr>
-          <w:rFonts w:ascii="Times New Roman" w:hAnsi="Times New Roman" w:cs="Times New Roman"/>
-        </w:rPr>
-        <w:tab/>
-        <w:t>‘</w:t>
-      </w:r>
-      <w:proofErr w:type="gramEnd"/>
-      <w:r>
-        <w:rPr>
-          <w:rFonts w:ascii="Times New Roman" w:hAnsi="Times New Roman" w:cs="Times New Roman"/>
-        </w:rPr>
-        <w:t>GRP sectional tanks’, Balmoral Tanks. Accessed: Mar. 21, 2026. [Online]. Available: https://www.balmoraltanks.com/solutions/grp-sectional-tanks</w:t>
-      </w:r>
-    </w:p>
-    <w:p>
-      <w:pPr>
-        <w:pStyle w:val="Literaturverzeichnis"/>
-        <w:rPr>
-          <w:rFonts w:ascii="Times New Roman" w:hAnsi="Times New Roman" w:cs="Times New Roman"/>
-        </w:rPr>
-      </w:pPr>
-      <w:r>
-        <w:rPr>
-          <w:rFonts w:ascii="Times New Roman" w:hAnsi="Times New Roman" w:cs="Times New Roman"/>
-        </w:rPr>
-        <w:t>[14</w:t>
-      </w:r>
-      <w:proofErr w:type="gramStart"/>
-      <w:r>
-        <w:rPr>
-          <w:rFonts w:ascii="Times New Roman" w:hAnsi="Times New Roman" w:cs="Times New Roman"/>
-        </w:rPr>
-        <w:t>]</w:t>
-      </w:r>
-      <w:r>
-        <w:rPr>
-          <w:rFonts w:ascii="Times New Roman" w:hAnsi="Times New Roman" w:cs="Times New Roman"/>
-        </w:rPr>
-        <w:tab/>
-        <w:t>‘</w:t>
-      </w:r>
-      <w:proofErr w:type="gramEnd"/>
-      <w:r>
-        <w:rPr>
-          <w:rFonts w:ascii="Times New Roman" w:hAnsi="Times New Roman" w:cs="Times New Roman"/>
-        </w:rPr>
-        <w:t xml:space="preserve">Small Scale Rainbow Trout Farming - Ideal Temperature </w:t>
-      </w:r>
-      <w:proofErr w:type="gramStart"/>
-      <w:r>
-        <w:rPr>
-          <w:rFonts w:ascii="Times New Roman" w:hAnsi="Times New Roman" w:cs="Times New Roman"/>
-        </w:rPr>
-        <w:t>For</w:t>
-      </w:r>
-      <w:proofErr w:type="gramEnd"/>
-      <w:r>
-        <w:rPr>
-          <w:rFonts w:ascii="Times New Roman" w:hAnsi="Times New Roman" w:cs="Times New Roman"/>
-        </w:rPr>
-        <w:t xml:space="preserve"> Rainbow Trout Farming’. Accessed: Mar. 21, 2026. [Online]. Available: https://sites.google.com/view/smallscalerainbowtroutfarm/ideal-temperature-for-rainbow-trout-farming</w:t>
-      </w:r>
-    </w:p>
-    <w:p>
-      <w:pPr>
-        <w:pStyle w:val="Literaturverzeichnis"/>
-        <w:rPr>
-          <w:rFonts w:ascii="Times New Roman" w:hAnsi="Times New Roman" w:cs="Times New Roman"/>
-        </w:rPr>
-      </w:pPr>
-      <w:r>
-        <w:rPr>
-          <w:rFonts w:ascii="Times New Roman" w:hAnsi="Times New Roman" w:cs="Times New Roman"/>
-        </w:rPr>
-        <w:t>[15</w:t>
-      </w:r>
-      <w:proofErr w:type="gramStart"/>
-      <w:r>
-        <w:rPr>
-          <w:rFonts w:ascii="Times New Roman" w:hAnsi="Times New Roman" w:cs="Times New Roman"/>
-        </w:rPr>
-        <w:t>]</w:t>
-      </w:r>
-      <w:r>
-        <w:rPr>
-          <w:rFonts w:ascii="Times New Roman" w:hAnsi="Times New Roman" w:cs="Times New Roman"/>
-        </w:rPr>
-        <w:tab/>
-        <w:t>‘</w:t>
-      </w:r>
-      <w:proofErr w:type="gramEnd"/>
-      <w:r>
-        <w:rPr>
-          <w:rFonts w:ascii="Times New Roman" w:hAnsi="Times New Roman" w:cs="Times New Roman"/>
-        </w:rPr>
-        <w:t>5. Marine aquaculture in the Nordics - Nordic Oceans 2050’. Accessed: Mar. 21, 2026. [Online]. Available: https://pub.norden.org/nordicinnovation2025-05/5-marine-aquaculture-in-the-nordics.html</w:t>
-      </w:r>
-    </w:p>
-    <w:p>
-      <w:pPr>
-        <w:pStyle w:val="Literaturverzeichnis"/>
-        <w:rPr>
-          <w:rFonts w:ascii="Times New Roman" w:hAnsi="Times New Roman" w:cs="Times New Roman"/>
-        </w:rPr>
-      </w:pPr>
-      <w:r>
-        <w:rPr>
-          <w:rFonts w:ascii="Times New Roman" w:hAnsi="Times New Roman" w:cs="Times New Roman"/>
-        </w:rPr>
-        <w:t>[16]</w:t>
-      </w:r>
-      <w:r>
-        <w:rPr>
-          <w:rFonts w:ascii="Times New Roman" w:hAnsi="Times New Roman" w:cs="Times New Roman"/>
-        </w:rPr>
-        <w:tab/>
-        <w:t>‘</w:t>
-      </w:r>
-      <w:proofErr w:type="spellStart"/>
-      <w:r>
-        <w:rPr>
-          <w:rFonts w:ascii="Times New Roman" w:hAnsi="Times New Roman" w:cs="Times New Roman"/>
-        </w:rPr>
-        <w:t>Berlevåg</w:t>
-      </w:r>
-      <w:proofErr w:type="spellEnd"/>
-      <w:r>
-        <w:rPr>
-          <w:rFonts w:ascii="Times New Roman" w:hAnsi="Times New Roman" w:cs="Times New Roman"/>
-        </w:rPr>
-        <w:t xml:space="preserve"> Climate, Weather </w:t>
-      </w:r>
-      <w:proofErr w:type="gramStart"/>
-      <w:r>
-        <w:rPr>
-          <w:rFonts w:ascii="Times New Roman" w:hAnsi="Times New Roman" w:cs="Times New Roman"/>
-        </w:rPr>
-        <w:t>By</w:t>
-      </w:r>
-      <w:proofErr w:type="gramEnd"/>
-      <w:r>
-        <w:rPr>
-          <w:rFonts w:ascii="Times New Roman" w:hAnsi="Times New Roman" w:cs="Times New Roman"/>
-        </w:rPr>
-        <w:t xml:space="preserve"> Month, Average Temperature (Norway) - Weather Spark’. Accessed: Mar. 22, 2026. [Online]. Available: https://weatherspark.com/y/96283/Average-Weather-in-Berlev%C3%A5g-Norway-Year-Round</w:t>
-      </w:r>
-    </w:p>
-    <w:p>
-      <w:pPr>
-        <w:pStyle w:val="Literaturverzeichnis"/>
-        <w:rPr>
-          <w:rFonts w:ascii="Times New Roman" w:hAnsi="Times New Roman" w:cs="Times New Roman"/>
-        </w:rPr>
-      </w:pPr>
-      <w:r>
-        <w:rPr>
-          <w:rFonts w:ascii="Times New Roman" w:hAnsi="Times New Roman" w:cs="Times New Roman"/>
-        </w:rPr>
-        <w:t>[17]</w:t>
-      </w:r>
-      <w:r>
-        <w:rPr>
-          <w:rFonts w:ascii="Times New Roman" w:hAnsi="Times New Roman" w:cs="Times New Roman"/>
-        </w:rPr>
-        <w:tab/>
-        <w:t xml:space="preserve">‘Visiting </w:t>
-      </w:r>
-      <w:proofErr w:type="spellStart"/>
-      <w:r>
-        <w:rPr>
-          <w:rFonts w:ascii="Times New Roman" w:hAnsi="Times New Roman" w:cs="Times New Roman"/>
-        </w:rPr>
-        <w:t>Berlevåg</w:t>
-      </w:r>
-      <w:proofErr w:type="spellEnd"/>
-      <w:r>
-        <w:rPr>
-          <w:rFonts w:ascii="Times New Roman" w:hAnsi="Times New Roman" w:cs="Times New Roman"/>
-        </w:rPr>
-        <w:t>: Winds of Change’, Arctic Economic Council. Accessed: Mar. 22, 2026. [Online]. Available: https://arcticeconomiccouncil.com/news/winds-of-change/</w:t>
-      </w:r>
-    </w:p>
-    <w:p>
-      <w:pPr>
-        <w:pStyle w:val="Literaturverzeichnis"/>
-        <w:rPr>
-          <w:rFonts w:ascii="Times New Roman" w:hAnsi="Times New Roman" w:cs="Times New Roman"/>
-        </w:rPr>
-      </w:pPr>
-      <w:r>
-        <w:rPr>
-          <w:rFonts w:ascii="Times New Roman" w:hAnsi="Times New Roman" w:cs="Times New Roman"/>
-        </w:rPr>
-        <w:t>[18</w:t>
-      </w:r>
-      <w:proofErr w:type="gramStart"/>
-      <w:r>
-        <w:rPr>
-          <w:rFonts w:ascii="Times New Roman" w:hAnsi="Times New Roman" w:cs="Times New Roman"/>
-        </w:rPr>
-        <w:t>]</w:t>
-      </w:r>
-      <w:r>
-        <w:rPr>
-          <w:rFonts w:ascii="Times New Roman" w:hAnsi="Times New Roman" w:cs="Times New Roman"/>
-        </w:rPr>
-        <w:tab/>
-        <w:t>‘</w:t>
-      </w:r>
-      <w:proofErr w:type="gramEnd"/>
-      <w:r>
-        <w:rPr>
-          <w:rFonts w:ascii="Times New Roman" w:hAnsi="Times New Roman" w:cs="Times New Roman"/>
-        </w:rPr>
-        <w:t>Lettuce Growing Guide’, Southern Exposure Seed Exchange. Accessed: Mar. 22, 2026. [Online]. Available: https://www.southernexposure.com/lettuce-growing-guide/</w:t>
-      </w:r>
-    </w:p>
-    <w:p>
-      <w:pPr>
-        <w:pStyle w:val="Literaturverzeichnis"/>
-        <w:rPr>
-          <w:rFonts w:ascii="Times New Roman" w:hAnsi="Times New Roman" w:cs="Times New Roman"/>
-        </w:rPr>
-      </w:pPr>
-      <w:r>
-        <w:rPr>
-          <w:rFonts w:ascii="Times New Roman" w:hAnsi="Times New Roman" w:cs="Times New Roman"/>
-        </w:rPr>
-        <w:lastRenderedPageBreak/>
-        <w:t>[19]</w:t>
-      </w:r>
-      <w:r>
-        <w:rPr>
-          <w:rFonts w:ascii="Times New Roman" w:hAnsi="Times New Roman" w:cs="Times New Roman"/>
-        </w:rPr>
-        <w:tab/>
-        <w:t xml:space="preserve">F. Pelella </w:t>
       </w:r>
       <w:r>
         <w:rPr>
@@ -15527,13 +14904,97 @@
           <w:i/>
           <w:iCs/>
         </w:rPr>
-        <w:t>et al.</w:t>
+        <w:t>Google Earth Pro</w:t>
       </w:r>
       <w:r>
         <w:rPr>
           <w:rFonts w:ascii="Times New Roman" w:hAnsi="Times New Roman" w:cs="Times New Roman"/>
         </w:rPr>
-        <w:t xml:space="preserve">, ‘Thermo-economic optimization of vertical farms exploring multiple design options for the built environment and HVAC system’, </w:t>
+        <w:t>. (Sep. 03, 2025). Google.</w:t>
+      </w:r>
+    </w:p>
+    <w:p>
+      <w:pPr>
+        <w:pStyle w:val="Bibliography"/>
+        <w:rPr>
+          <w:rFonts w:ascii="Times New Roman" w:hAnsi="Times New Roman" w:cs="Times New Roman"/>
+        </w:rPr>
+      </w:pPr>
+      <w:r>
+        <w:rPr>
+          <w:rFonts w:ascii="Times New Roman" w:hAnsi="Times New Roman" w:cs="Times New Roman"/>
+        </w:rPr>
+        <w:t>[23]</w:t>
+      </w:r>
+      <w:r>
+        <w:rPr>
+          <w:rFonts w:ascii="Times New Roman" w:hAnsi="Times New Roman" w:cs="Times New Roman"/>
+        </w:rPr>
+        <w:tab/>
+        <w:t>‘Berlevåg’, The Hidden North. Accessed: Mar. 25, 2026. [Online]. Available: https://thehiddennorth.com/destination/berlevag/</w:t>
+      </w:r>
+    </w:p>
+    <w:p>
+      <w:pPr>
+        <w:pStyle w:val="Bibliography"/>
+        <w:rPr>
+          <w:rFonts w:ascii="Times New Roman" w:hAnsi="Times New Roman" w:cs="Times New Roman"/>
+        </w:rPr>
+      </w:pPr>
+      <w:r>
+        <w:rPr>
+          <w:rFonts w:ascii="Times New Roman" w:hAnsi="Times New Roman" w:cs="Times New Roman"/>
+        </w:rPr>
+        <w:t>[24]</w:t>
+      </w:r>
+      <w:r>
+        <w:rPr>
+          <w:rFonts w:ascii="Times New Roman" w:hAnsi="Times New Roman" w:cs="Times New Roman"/>
+        </w:rPr>
+        <w:tab/>
+        <w:t>A. Dmitry, ‘Effect of water quality on rainbow trout performance’.</w:t>
+      </w:r>
+    </w:p>
+    <w:p>
+      <w:pPr>
+        <w:pStyle w:val="Bibliography"/>
+        <w:rPr>
+          <w:rFonts w:ascii="Times New Roman" w:hAnsi="Times New Roman" w:cs="Times New Roman"/>
+        </w:rPr>
+      </w:pPr>
+      <w:r>
+        <w:rPr>
+          <w:rFonts w:ascii="Times New Roman" w:hAnsi="Times New Roman" w:cs="Times New Roman"/>
+        </w:rPr>
+        <w:t>[25]</w:t>
+      </w:r>
+      <w:r>
+        <w:rPr>
+          <w:rFonts w:ascii="Times New Roman" w:hAnsi="Times New Roman" w:cs="Times New Roman"/>
+        </w:rPr>
+        <w:tab/>
+        <w:t>‘Haeolus – Hydrogen-Aeolic Energy with Optimised eLectrolysers Upstream of Substation’. Accessed: Mar. 06, 2026. [Online]. Available: https://haeolus.eu/</w:t>
+      </w:r>
+    </w:p>
+    <w:p>
+      <w:pPr>
+        <w:pStyle w:val="Bibliography"/>
+        <w:rPr>
+          <w:rFonts w:ascii="Times New Roman" w:hAnsi="Times New Roman" w:cs="Times New Roman"/>
+        </w:rPr>
+      </w:pPr>
+      <w:r>
+        <w:rPr>
+          <w:rFonts w:ascii="Times New Roman" w:hAnsi="Times New Roman" w:cs="Times New Roman"/>
+        </w:rPr>
+        <w:t>[26]</w:t>
+      </w:r>
+      <w:r>
+        <w:rPr>
+          <w:rFonts w:ascii="Times New Roman" w:hAnsi="Times New Roman" w:cs="Times New Roman"/>
+        </w:rPr>
+        <w:tab/>
+        <w:t xml:space="preserve">A. Godula-Jopek, </w:t>
       </w:r>
       <w:r>
         <w:rPr>
@@ -15541,32 +15002,18 @@
           <w:i/>
           <w:iCs/>
         </w:rPr>
-        <w:t>Appl. Therm. Eng.</w:t>
+        <w:t>Hydrogen Production by Electrolysis</w:t>
       </w:r>
       <w:r>
         <w:rPr>
           <w:rFonts w:ascii="Times New Roman" w:hAnsi="Times New Roman" w:cs="Times New Roman"/>
         </w:rPr>
-        <w:t xml:space="preserve">, vol. 279, p. 127623, Nov. 2025, </w:t>
-      </w:r>
-      <w:proofErr w:type="spellStart"/>
-      <w:r>
-        <w:rPr>
-          <w:rFonts w:ascii="Times New Roman" w:hAnsi="Times New Roman" w:cs="Times New Roman"/>
-        </w:rPr>
-        <w:t>doi</w:t>
-      </w:r>
-      <w:proofErr w:type="spellEnd"/>
-      <w:r>
-        <w:rPr>
-          <w:rFonts w:ascii="Times New Roman" w:hAnsi="Times New Roman" w:cs="Times New Roman"/>
-        </w:rPr>
-        <w:t>: 10.1016/j.applthermaleng.2025.127623.</w:t>
+        <w:t>. 2015.</w:t>
       </w:r>
     </w:p>
     <w:p>
       <w:pPr>
-        <w:pStyle w:val="Literaturverzeichnis"/>
+        <w:pStyle w:val="Bibliography"/>
         <w:rPr>
           <w:rFonts w:ascii="Times New Roman" w:hAnsi="Times New Roman" w:cs="Times New Roman"/>
         </w:rPr>
@@ -15575,125 +15022,14 @@
         <w:rPr>
           <w:rFonts w:ascii="Times New Roman" w:hAnsi="Times New Roman" w:cs="Times New Roman"/>
         </w:rPr>
-        <w:t>[20</w:t>
-      </w:r>
-      <w:proofErr w:type="gramStart"/>
+        <w:t>[27]</w:t>
+      </w:r>
       <w:r>
         <w:rPr>
           <w:rFonts w:ascii="Times New Roman" w:hAnsi="Times New Roman" w:cs="Times New Roman"/>
         </w:rPr>
-        <w:t>]</w:t>
-      </w:r>
-      <w:r>
-        <w:rPr>
-          <w:rFonts w:ascii="Times New Roman" w:hAnsi="Times New Roman" w:cs="Times New Roman"/>
-        </w:rPr>
         <w:tab/>
-        <w:t>‘</w:t>
-      </w:r>
-      <w:proofErr w:type="gramEnd"/>
-      <w:r>
-        <w:rPr>
-          <w:rFonts w:ascii="Times New Roman" w:hAnsi="Times New Roman" w:cs="Times New Roman"/>
-        </w:rPr>
-        <w:t xml:space="preserve">U-Value </w:t>
-      </w:r>
-      <w:proofErr w:type="gramStart"/>
-      <w:r>
-        <w:rPr>
-          <w:rFonts w:ascii="Times New Roman" w:hAnsi="Times New Roman" w:cs="Times New Roman"/>
-        </w:rPr>
-        <w:t>Calculator :</w:t>
-      </w:r>
-      <w:proofErr w:type="gramEnd"/>
-      <w:r>
-        <w:rPr>
-          <w:rFonts w:ascii="Times New Roman" w:hAnsi="Times New Roman" w:cs="Times New Roman"/>
-        </w:rPr>
-        <w:t xml:space="preserve"> </w:t>
-      </w:r>
-      <w:proofErr w:type="spellStart"/>
-      <w:r>
-        <w:rPr>
-          <w:rFonts w:ascii="Times New Roman" w:hAnsi="Times New Roman" w:cs="Times New Roman"/>
-        </w:rPr>
-        <w:t>ChangePlan</w:t>
-      </w:r>
-      <w:proofErr w:type="spellEnd"/>
-      <w:r>
-        <w:rPr>
-          <w:rFonts w:ascii="Times New Roman" w:hAnsi="Times New Roman" w:cs="Times New Roman"/>
-        </w:rPr>
-        <w:t>’. Accessed: Mar. 22, 2026. [Online]. Available: https://www.changeplan.co.uk/u_value_calculator.php</w:t>
-      </w:r>
-    </w:p>
-    <w:p>
-      <w:pPr>
-        <w:pStyle w:val="Literaturverzeichnis"/>
-        <w:rPr>
-          <w:rFonts w:ascii="Times New Roman" w:hAnsi="Times New Roman" w:cs="Times New Roman"/>
-        </w:rPr>
-      </w:pPr>
-      <w:r>
-        <w:rPr>
-          <w:rFonts w:ascii="Times New Roman" w:hAnsi="Times New Roman" w:cs="Times New Roman"/>
-        </w:rPr>
-        <w:t>[21</w:t>
-      </w:r>
-      <w:proofErr w:type="gramStart"/>
-      <w:r>
-        <w:rPr>
-          <w:rFonts w:ascii="Times New Roman" w:hAnsi="Times New Roman" w:cs="Times New Roman"/>
-        </w:rPr>
-        <w:t>]</w:t>
-      </w:r>
-      <w:r>
-        <w:rPr>
-          <w:rFonts w:ascii="Times New Roman" w:hAnsi="Times New Roman" w:cs="Times New Roman"/>
-        </w:rPr>
-        <w:tab/>
-        <w:t>‘</w:t>
-      </w:r>
-      <w:proofErr w:type="gramEnd"/>
-      <w:r>
-        <w:rPr>
-          <w:rFonts w:ascii="Times New Roman" w:hAnsi="Times New Roman" w:cs="Times New Roman"/>
-        </w:rPr>
-        <w:t xml:space="preserve">Home’, </w:t>
-      </w:r>
-      <w:proofErr w:type="spellStart"/>
-      <w:r>
-        <w:rPr>
-          <w:rFonts w:ascii="Times New Roman" w:hAnsi="Times New Roman" w:cs="Times New Roman"/>
-        </w:rPr>
-        <w:t>Greenphyto</w:t>
-      </w:r>
-      <w:proofErr w:type="spellEnd"/>
-      <w:r>
-        <w:rPr>
-          <w:rFonts w:ascii="Times New Roman" w:hAnsi="Times New Roman" w:cs="Times New Roman"/>
-        </w:rPr>
-        <w:t>. Accessed: Mar. 25, 2026. [Online]. Available: https://greenphyto.com/</w:t>
-      </w:r>
-    </w:p>
-    <w:p>
-      <w:pPr>
-        <w:pStyle w:val="Literaturverzeichnis"/>
-        <w:rPr>
-          <w:rFonts w:ascii="Times New Roman" w:hAnsi="Times New Roman" w:cs="Times New Roman"/>
-        </w:rPr>
-      </w:pPr>
-      <w:r>
-        <w:rPr>
-          <w:rFonts w:ascii="Times New Roman" w:hAnsi="Times New Roman" w:cs="Times New Roman"/>
-        </w:rPr>
-        <w:t>[22]</w:t>
-      </w:r>
-      <w:r>
-        <w:rPr>
-          <w:rFonts w:ascii="Times New Roman" w:hAnsi="Times New Roman" w:cs="Times New Roman"/>
-        </w:rPr>
-        <w:tab/>
+        <w:t xml:space="preserve">E. Curcio, ‘Techno-economic analysis of hydrogen production: Costs, policies, and scalability in the transition to net-zero’, </w:t>
       </w:r>
       <w:r>
         <w:rPr>
@@ -15701,18 +15037,18 @@
           <w:i/>
           <w:iCs/>
         </w:rPr>
-        <w:t>Google Earth Pro</w:t>
+        <w:t>Int. J. Hydrog. Energy</w:t>
       </w:r>
       <w:r>
         <w:rPr>
           <w:rFonts w:ascii="Times New Roman" w:hAnsi="Times New Roman" w:cs="Times New Roman"/>
         </w:rPr>
-        <w:t>. (Sep. 03, 2025). Google.</w:t>
+        <w:t>, vol. 128, pp. 473–487, May 2025, doi: 10.1016/j.ijhydene.2025.04.013.</w:t>
       </w:r>
     </w:p>
     <w:p>
       <w:pPr>
-        <w:pStyle w:val="Literaturverzeichnis"/>
+        <w:pStyle w:val="Bibliography"/>
         <w:rPr>
           <w:rFonts w:ascii="Times New Roman" w:hAnsi="Times New Roman" w:cs="Times New Roman"/>
         </w:rPr>
@@ -15721,33 +15057,19 @@
         <w:rPr>
           <w:rFonts w:ascii="Times New Roman" w:hAnsi="Times New Roman" w:cs="Times New Roman"/>
         </w:rPr>
-        <w:t>[23]</w:t>
+        <w:t>[28]</w:t>
       </w:r>
       <w:r>
         <w:rPr>
           <w:rFonts w:ascii="Times New Roman" w:hAnsi="Times New Roman" w:cs="Times New Roman"/>
         </w:rPr>
         <w:tab/>
-        <w:t>‘</w:t>
-      </w:r>
-      <w:proofErr w:type="spellStart"/>
-      <w:r>
-        <w:rPr>
-          <w:rFonts w:ascii="Times New Roman" w:hAnsi="Times New Roman" w:cs="Times New Roman"/>
-        </w:rPr>
-        <w:t>Berlevåg</w:t>
-      </w:r>
-      <w:proofErr w:type="spellEnd"/>
-      <w:r>
-        <w:rPr>
-          <w:rFonts w:ascii="Times New Roman" w:hAnsi="Times New Roman" w:cs="Times New Roman"/>
-        </w:rPr>
-        <w:t>’, The Hidden North. Accessed: Mar. 25, 2026. [Online]. Available: https://thehiddennorth.com/destination/berlevag/</w:t>
+        <w:t>M. Hurskainen, ‘Industrial oxygen demand in Finland’.</w:t>
       </w:r>
     </w:p>
     <w:p>
       <w:pPr>
-        <w:pStyle w:val="Literaturverzeichnis"/>
+        <w:pStyle w:val="Bibliography"/>
         <w:rPr>
           <w:rFonts w:ascii="Times New Roman" w:hAnsi="Times New Roman" w:cs="Times New Roman"/>
         </w:rPr>
@@ -15756,277 +15078,14 @@
         <w:rPr>
           <w:rFonts w:ascii="Times New Roman" w:hAnsi="Times New Roman" w:cs="Times New Roman"/>
         </w:rPr>
-        <w:t>[24]</w:t>
+        <w:t>[29]</w:t>
       </w:r>
       <w:r>
         <w:rPr>
           <w:rFonts w:ascii="Times New Roman" w:hAnsi="Times New Roman" w:cs="Times New Roman"/>
         </w:rPr>
         <w:tab/>
-        <w:t xml:space="preserve">A. </w:t>
-      </w:r>
-      <w:proofErr w:type="gramStart"/>
-      <w:r>
-        <w:rPr>
-          <w:rFonts w:ascii="Times New Roman" w:hAnsi="Times New Roman" w:cs="Times New Roman"/>
-        </w:rPr>
-        <w:t>Dmitry, ‘</w:t>
-      </w:r>
-      <w:proofErr w:type="gramEnd"/>
-      <w:r>
-        <w:rPr>
-          <w:rFonts w:ascii="Times New Roman" w:hAnsi="Times New Roman" w:cs="Times New Roman"/>
-        </w:rPr>
-        <w:t>Effect of water quality on rainbow trout performance’.</w:t>
-      </w:r>
-    </w:p>
-    <w:p>
-      <w:pPr>
-        <w:pStyle w:val="Literaturverzeichnis"/>
-        <w:rPr>
-          <w:rFonts w:ascii="Times New Roman" w:hAnsi="Times New Roman" w:cs="Times New Roman"/>
-        </w:rPr>
-      </w:pPr>
-      <w:r>
-        <w:rPr>
-          <w:rFonts w:ascii="Times New Roman" w:hAnsi="Times New Roman" w:cs="Times New Roman"/>
-        </w:rPr>
-        <w:t>[25]</w:t>
-      </w:r>
-      <w:r>
-        <w:rPr>
-          <w:rFonts w:ascii="Times New Roman" w:hAnsi="Times New Roman" w:cs="Times New Roman"/>
-        </w:rPr>
-        <w:tab/>
-        <w:t>‘</w:t>
-      </w:r>
-      <w:proofErr w:type="spellStart"/>
-      <w:r>
-        <w:rPr>
-          <w:rFonts w:ascii="Times New Roman" w:hAnsi="Times New Roman" w:cs="Times New Roman"/>
-        </w:rPr>
-        <w:t>Haeolus</w:t>
-      </w:r>
-      <w:proofErr w:type="spellEnd"/>
-      <w:r>
-        <w:rPr>
-          <w:rFonts w:ascii="Times New Roman" w:hAnsi="Times New Roman" w:cs="Times New Roman"/>
-        </w:rPr>
-        <w:t xml:space="preserve"> – Hydrogen-Aeolic Energy with </w:t>
-      </w:r>
-      <w:proofErr w:type="spellStart"/>
-      <w:r>
-        <w:rPr>
-          <w:rFonts w:ascii="Times New Roman" w:hAnsi="Times New Roman" w:cs="Times New Roman"/>
-        </w:rPr>
-        <w:t>Optimised</w:t>
-      </w:r>
-      <w:proofErr w:type="spellEnd"/>
-      <w:r>
-        <w:rPr>
-          <w:rFonts w:ascii="Times New Roman" w:hAnsi="Times New Roman" w:cs="Times New Roman"/>
-        </w:rPr>
-        <w:t xml:space="preserve"> </w:t>
-      </w:r>
-      <w:proofErr w:type="spellStart"/>
-      <w:r>
-        <w:rPr>
-          <w:rFonts w:ascii="Times New Roman" w:hAnsi="Times New Roman" w:cs="Times New Roman"/>
-        </w:rPr>
-        <w:t>eLectrolysers</w:t>
-      </w:r>
-      <w:proofErr w:type="spellEnd"/>
-      <w:r>
-        <w:rPr>
-          <w:rFonts w:ascii="Times New Roman" w:hAnsi="Times New Roman" w:cs="Times New Roman"/>
-        </w:rPr>
-        <w:t xml:space="preserve"> Upstream of Substation’. Accessed: Mar. 06, 2026. [Online]. Available: https://haeolus.eu/</w:t>
-      </w:r>
-    </w:p>
-    <w:p>
-      <w:pPr>
-        <w:pStyle w:val="Literaturverzeichnis"/>
-        <w:rPr>
-          <w:rFonts w:ascii="Times New Roman" w:hAnsi="Times New Roman" w:cs="Times New Roman"/>
-        </w:rPr>
-      </w:pPr>
-      <w:r>
-        <w:rPr>
-          <w:rFonts w:ascii="Times New Roman" w:hAnsi="Times New Roman" w:cs="Times New Roman"/>
-        </w:rPr>
-        <w:t>[26]</w:t>
-      </w:r>
-      <w:r>
-        <w:rPr>
-          <w:rFonts w:ascii="Times New Roman" w:hAnsi="Times New Roman" w:cs="Times New Roman"/>
-        </w:rPr>
-        <w:tab/>
-        <w:t xml:space="preserve">A. </w:t>
-      </w:r>
-      <w:proofErr w:type="spellStart"/>
-      <w:r>
-        <w:rPr>
-          <w:rFonts w:ascii="Times New Roman" w:hAnsi="Times New Roman" w:cs="Times New Roman"/>
-        </w:rPr>
-        <w:t>Godula</w:t>
-      </w:r>
-      <w:proofErr w:type="spellEnd"/>
-      <w:r>
-        <w:rPr>
-          <w:rFonts w:ascii="Times New Roman" w:hAnsi="Times New Roman" w:cs="Times New Roman"/>
-        </w:rPr>
-        <w:t xml:space="preserve">-Jopek, </w:t>
-      </w:r>
-      <w:r>
-        <w:rPr>
-          <w:rFonts w:ascii="Times New Roman" w:hAnsi="Times New Roman" w:cs="Times New Roman"/>
-          <w:i/>
-          <w:iCs/>
-        </w:rPr>
-        <w:t>Hydrogen Production by Electrolysis</w:t>
-      </w:r>
-      <w:r>
-        <w:rPr>
-          <w:rFonts w:ascii="Times New Roman" w:hAnsi="Times New Roman" w:cs="Times New Roman"/>
-        </w:rPr>
-        <w:t>. 2015.</w:t>
-      </w:r>
-    </w:p>
-    <w:p>
-      <w:pPr>
-        <w:pStyle w:val="Literaturverzeichnis"/>
-        <w:rPr>
-          <w:rFonts w:ascii="Times New Roman" w:hAnsi="Times New Roman" w:cs="Times New Roman"/>
-        </w:rPr>
-      </w:pPr>
-      <w:r>
-        <w:rPr>
-          <w:rFonts w:ascii="Times New Roman" w:hAnsi="Times New Roman" w:cs="Times New Roman"/>
-        </w:rPr>
-        <w:t>[27]</w:t>
-      </w:r>
-      <w:r>
-        <w:rPr>
-          <w:rFonts w:ascii="Times New Roman" w:hAnsi="Times New Roman" w:cs="Times New Roman"/>
-        </w:rPr>
-        <w:tab/>
-        <w:t xml:space="preserve">E. </w:t>
-      </w:r>
-      <w:proofErr w:type="gramStart"/>
-      <w:r>
-        <w:rPr>
-          <w:rFonts w:ascii="Times New Roman" w:hAnsi="Times New Roman" w:cs="Times New Roman"/>
-        </w:rPr>
-        <w:t>Curcio, ‘</w:t>
-      </w:r>
-      <w:proofErr w:type="gramEnd"/>
-      <w:r>
-        <w:rPr>
-          <w:rFonts w:ascii="Times New Roman" w:hAnsi="Times New Roman" w:cs="Times New Roman"/>
-        </w:rPr>
-        <w:t xml:space="preserve">Techno-economic analysis of hydrogen production: Costs, policies, and scalability in the transition to net-zero’, </w:t>
-      </w:r>
-      <w:r>
-        <w:rPr>
-          <w:rFonts w:ascii="Times New Roman" w:hAnsi="Times New Roman" w:cs="Times New Roman"/>
-          <w:i/>
-          <w:iCs/>
-        </w:rPr>
-        <w:t xml:space="preserve">Int. J. </w:t>
-      </w:r>
-      <w:proofErr w:type="spellStart"/>
-      <w:r>
-        <w:rPr>
-          <w:rFonts w:ascii="Times New Roman" w:hAnsi="Times New Roman" w:cs="Times New Roman"/>
-          <w:i/>
-          <w:iCs/>
-        </w:rPr>
-        <w:t>Hydrog</w:t>
-      </w:r>
-      <w:proofErr w:type="spellEnd"/>
-      <w:r>
-        <w:rPr>
-          <w:rFonts w:ascii="Times New Roman" w:hAnsi="Times New Roman" w:cs="Times New Roman"/>
-          <w:i/>
-          <w:iCs/>
-        </w:rPr>
-        <w:t>. Energy</w:t>
-      </w:r>
-      <w:r>
-        <w:rPr>
-          <w:rFonts w:ascii="Times New Roman" w:hAnsi="Times New Roman" w:cs="Times New Roman"/>
-        </w:rPr>
-        <w:t xml:space="preserve">, vol. 128, pp. 473–487, May 2025, </w:t>
-      </w:r>
-      <w:proofErr w:type="spellStart"/>
-      <w:r>
-        <w:rPr>
-          <w:rFonts w:ascii="Times New Roman" w:hAnsi="Times New Roman" w:cs="Times New Roman"/>
-        </w:rPr>
-        <w:t>doi</w:t>
-      </w:r>
-      <w:proofErr w:type="spellEnd"/>
-      <w:r>
-        <w:rPr>
-          <w:rFonts w:ascii="Times New Roman" w:hAnsi="Times New Roman" w:cs="Times New Roman"/>
-        </w:rPr>
-        <w:t>: 10.1016/j.ijhydene.2025.04.013.</w:t>
-      </w:r>
-    </w:p>
-    <w:p>
-      <w:pPr>
-        <w:pStyle w:val="Literaturverzeichnis"/>
-        <w:rPr>
-          <w:rFonts w:ascii="Times New Roman" w:hAnsi="Times New Roman" w:cs="Times New Roman"/>
-        </w:rPr>
-      </w:pPr>
-      <w:r>
-        <w:rPr>
-          <w:rFonts w:ascii="Times New Roman" w:hAnsi="Times New Roman" w:cs="Times New Roman"/>
-        </w:rPr>
-        <w:t>[28]</w:t>
-      </w:r>
-      <w:r>
-        <w:rPr>
-          <w:rFonts w:ascii="Times New Roman" w:hAnsi="Times New Roman" w:cs="Times New Roman"/>
-        </w:rPr>
-        <w:tab/>
-        <w:t>M. Hurskainen, ‘Industrial oxygen demand in Finland’.</w:t>
-      </w:r>
-    </w:p>
-    <w:p>
-      <w:pPr>
-        <w:pStyle w:val="Literaturverzeichnis"/>
-        <w:rPr>
-          <w:rFonts w:ascii="Times New Roman" w:hAnsi="Times New Roman" w:cs="Times New Roman"/>
-        </w:rPr>
-      </w:pPr>
-      <w:r>
-        <w:rPr>
-          <w:rFonts w:ascii="Times New Roman" w:hAnsi="Times New Roman" w:cs="Times New Roman"/>
-        </w:rPr>
-        <w:t>[29</w:t>
-      </w:r>
-      <w:proofErr w:type="gramStart"/>
-      <w:r>
-        <w:rPr>
-          <w:rFonts w:ascii="Times New Roman" w:hAnsi="Times New Roman" w:cs="Times New Roman"/>
-        </w:rPr>
-        <w:t>]</w:t>
-      </w:r>
-      <w:r>
-        <w:rPr>
-          <w:rFonts w:ascii="Times New Roman" w:hAnsi="Times New Roman" w:cs="Times New Roman"/>
-        </w:rPr>
-        <w:tab/>
-        <w:t>‘</w:t>
-      </w:r>
-      <w:proofErr w:type="gramEnd"/>
-      <w:r>
-        <w:rPr>
-          <w:rFonts w:ascii="Times New Roman" w:hAnsi="Times New Roman" w:cs="Times New Roman"/>
-        </w:rPr>
-        <w:t>District_heating_in_Finland_2024.pdf’. Accessed: Apr. 01, 2026. [Online]. Available: https://energia.fi/wp-content/uploads/2026/01/District_heating_in_Finland_2024.pdf</w:t>
+        <w:t>‘District_heating_in_Finland_2024.pdf’. Accessed: Apr. 01, 2026. [Online]. Available: https://energia.fi/wp-content/uploads/2026/01/District_heating_in_Finland_2024.pdf</w:t>
       </w:r>
     </w:p>
     <w:p>
@@ -16074,13 +15133,13 @@
 <w:ftr xmlns:wpc="http://schemas.microsoft.com/office/word/2010/wordprocessingCanvas" xmlns:cx="http://schemas.microsoft.com/office/drawing/2014/chartex" xmlns:cx1="http://schemas.microsoft.com/office/drawing/2015/9/8/chartex" xmlns:cx2="http://schemas.microsoft.com/office/drawing/2015/10/21/chartex" xmlns:cx3="http://schemas.microsoft.com/office/drawing/2016/5/9/chartex" xmlns:cx4="http://schemas.microsoft.com/office/drawing/2016/5/10/chartex" xmlns:cx5="http://schemas.microsoft.com/office/drawing/2016/5/11/chartex" xmlns:cx6="http://schemas.microsoft.com/office/drawing/2016/5/12/chartex" xmlns:cx7="http://schemas.microsoft.com/office/drawing/2016/5/13/chartex" xmlns:cx8="http://schemas.microsoft.com/office/drawing/2016/5/14/chartex" xmlns:mc="http://schemas.openxmlformats.org/markup-compatibility/2006" xmlns:aink="http://schemas.microsoft.com/office/drawing/2016/ink" xmlns:am3d="http://schemas.microsoft.com/office/drawing/2017/model3d" xmlns:o="urn:schemas-microsoft-com:office:office" xmlns:oel="http://schemas.microsoft.com/office/2019/extlst" xmlns:r="http://schemas.openxmlformats.org/officeDocument/2006/relationships" xmlns:m="http://schemas.openxmlformats.org/officeDocument/2006/math" xmlns:v="urn:schemas-microsoft-com:vml" xmlns:wp14="http://schemas.microsoft.com/office/word/2010/wordprocessingDrawing" xmlns:wp="http://schemas.openxmlformats.org/drawingml/2006/wordprocessingDrawing" xmlns:w10="urn:schemas-microsoft-com:office:word" xmlns:w="http://schemas.openxmlformats.org/wordprocessingml/2006/main" xmlns:w14="http://schemas.microsoft.com/office/word/2010/wordml" xmlns:w15="http://schemas.microsoft.com/office/word/2012/wordml" xmlns:w16cex="http://schemas.microsoft.com/office/word/2018/wordml/cex" xmlns:w16cid="http://schemas.microsoft.com/office/word/2016/wordml/cid" xmlns:w16="http://schemas.microsoft.com/office/word/2018/wordml" xmlns:w16du="http://schemas.microsoft.com/office/word/2023/wordml/word16du" xmlns:w16sdtdh="http://schemas.microsoft.com/office/word/2020/wordml/sdtdatahash" xmlns:w16sdtfl="http://schemas.microsoft.com/office/word/2024/wordml/sdtformatlock" xmlns:w16se="http://schemas.microsoft.com/office/word/2015/wordml/symex" xmlns:wpg="http://schemas.microsoft.com/office/word/2010/wordprocessingGroup" xmlns:wpi="http://schemas.microsoft.com/office/word/2010/wordprocessingInk" xmlns:wne="http://schemas.microsoft.com/office/word/2006/wordml" xmlns:wps="http://schemas.microsoft.com/office/word/2010/wordprocessingShape" mc:Ignorable="w14 w15 w16se w16cid w16 w16cex w16sdtdh w16sdtfl w16du wp14">
   <w:p>
     <w:pPr>
-      <w:pStyle w:val="Fuzeile"/>
+      <w:pStyle w:val="Footer"/>
       <w:jc w:val="center"/>
     </w:pPr>
   </w:p>
   <w:p>
     <w:pPr>
-      <w:pStyle w:val="Fuzeile"/>
+      <w:pStyle w:val="Footer"/>
     </w:pPr>
   </w:p>
 </w:ftr>
@@ -16104,7 +15163,7 @@
     <w:sdtContent>
       <w:p>
         <w:pPr>
-          <w:pStyle w:val="Fuzeile"/>
+          <w:pStyle w:val="Footer"/>
           <w:jc w:val="center"/>
         </w:pPr>
         <w:r>
@@ -16133,7 +15192,7 @@
   </w:sdt>
   <w:p>
     <w:pPr>
-      <w:pStyle w:val="Fuzeile"/>
+      <w:pStyle w:val="Footer"/>
     </w:pPr>
   </w:p>
 </w:ftr>
@@ -16162,7 +15221,7 @@
 <w:hdr xmlns:wpc="http://schemas.microsoft.com/office/word/2010/wordprocessingCanvas" xmlns:cx="http://schemas.microsoft.com/office/drawing/2014/chartex" xmlns:cx1="http://schemas.microsoft.com/office/drawing/2015/9/8/chartex" xmlns:cx2="http://schemas.microsoft.com/office/drawing/2015/10/21/chartex" xmlns:cx3="http://schemas.microsoft.com/office/drawing/2016/5/9/chartex" xmlns:cx4="http://schemas.microsoft.com/office/drawing/2016/5/10/chartex" xmlns:cx5="http://schemas.microsoft.com/office/drawing/2016/5/11/chartex" xmlns:cx6="http://schemas.microsoft.com/office/drawing/2016/5/12/chartex" xmlns:cx7="http://schemas.microsoft.com/office/drawing/2016/5/13/chartex" xmlns:cx8="http://schemas.microsoft.com/office/drawing/2016/5/14/chartex" xmlns:mc="http://schemas.openxmlformats.org/markup-compatibility/2006" xmlns:aink="http://schemas.microsoft.com/office/drawing/2016/ink" xmlns:am3d="http://schemas.microsoft.com/office/drawing/2017/model3d" xmlns:o="urn:schemas-microsoft-com:office:office" xmlns:oel="http://schemas.microsoft.com/office/2019/extlst" xmlns:r="http://schemas.openxmlformats.org/officeDocument/2006/relationships" xmlns:m="http://schemas.openxmlformats.org/officeDocument/2006/math" xmlns:v="urn:schemas-microsoft-com:vml" xmlns:wp14="http://schemas.microsoft.com/office/word/2010/wordprocessingDrawing" xmlns:wp="http://schemas.openxmlformats.org/drawingml/2006/wordprocessingDrawing" xmlns:w10="urn:schemas-microsoft-com:office:word" xmlns:w="http://schemas.openxmlformats.org/wordprocessingml/2006/main" xmlns:w14="http://schemas.microsoft.com/office/word/2010/wordml" xmlns:w15="http://schemas.microsoft.com/office/word/2012/wordml" xmlns:w16cex="http://schemas.microsoft.com/office/word/2018/wordml/cex" xmlns:w16cid="http://schemas.microsoft.com/office/word/2016/wordml/cid" xmlns:w16="http://schemas.microsoft.com/office/word/2018/wordml" xmlns:w16du="http://schemas.microsoft.com/office/word/2023/wordml/word16du" xmlns:w16sdtdh="http://schemas.microsoft.com/office/word/2020/wordml/sdtdatahash" xmlns:w16sdtfl="http://schemas.microsoft.com/office/word/2024/wordml/sdtformatlock" xmlns:w16se="http://schemas.microsoft.com/office/word/2015/wordml/symex" xmlns:wpg="http://schemas.microsoft.com/office/word/2010/wordprocessingGroup" xmlns:wpi="http://schemas.microsoft.com/office/word/2010/wordprocessingInk" xmlns:wne="http://schemas.microsoft.com/office/word/2006/wordml" xmlns:wps="http://schemas.microsoft.com/office/word/2010/wordprocessingShape" mc:Ignorable="w14 w15 w16se w16cid w16 w16cex w16sdtdh w16sdtfl w16du wp14">
   <w:p>
     <w:pPr>
-      <w:pStyle w:val="Kopfzeile"/>
+      <w:pStyle w:val="Header"/>
       <w:spacing w:after="0"/>
       <w:jc w:val="right"/>
       <w:rPr>
@@ -16182,7 +15241,7 @@
     <w:lvl w:ilvl="0">
       <w:start w:val="1"/>
       <w:numFmt w:val="bullet"/>
-      <w:pStyle w:val="Aufzhlungszeichen2"/>
+      <w:pStyle w:val="ListBullet2"/>
       <w:lvlText w:val=""/>
       <w:lvlJc w:val="left"/>
       <w:pPr>
@@ -16203,7 +15262,7 @@
     <w:lvl w:ilvl="0">
       <w:start w:val="1"/>
       <w:numFmt w:val="decimal"/>
-      <w:pStyle w:val="berschrift1"/>
+      <w:pStyle w:val="Heading1"/>
       <w:lvlText w:val="%1"/>
       <w:lvlJc w:val="left"/>
       <w:pPr>
@@ -16216,7 +15275,7 @@
     <w:lvl w:ilvl="1">
       <w:start w:val="1"/>
       <w:numFmt w:val="decimal"/>
-      <w:pStyle w:val="berschrift2"/>
+      <w:pStyle w:val="Heading2"/>
       <w:lvlText w:val="%1.%2"/>
       <w:lvlJc w:val="left"/>
       <w:pPr>
@@ -16229,7 +15288,7 @@
     <w:lvl w:ilvl="2">
       <w:start w:val="1"/>
       <w:numFmt w:val="decimal"/>
-      <w:pStyle w:val="berschrift3"/>
+      <w:pStyle w:val="Heading3"/>
       <w:lvlText w:val="%1.%2.%3"/>
       <w:lvlJc w:val="left"/>
       <w:pPr>
@@ -16242,7 +15301,7 @@
     <w:lvl w:ilvl="3">
       <w:start w:val="1"/>
       <w:numFmt w:val="decimal"/>
-      <w:pStyle w:val="berschrift4"/>
+      <w:pStyle w:val="Heading4"/>
       <w:lvlText w:val="%1.%2.%3.%4"/>
       <w:lvlJc w:val="left"/>
       <w:pPr>
@@ -16255,7 +15314,7 @@
     <w:lvl w:ilvl="4">
       <w:start w:val="1"/>
       <w:numFmt w:val="decimal"/>
-      <w:pStyle w:val="berschrift5"/>
+      <w:pStyle w:val="Heading5"/>
       <w:lvlText w:val="%1.%2.%3.%4.%5"/>
       <w:lvlJc w:val="left"/>
       <w:pPr>
@@ -16268,7 +15327,7 @@
     <w:lvl w:ilvl="5">
       <w:start w:val="1"/>
       <w:numFmt w:val="decimal"/>
-      <w:pStyle w:val="berschrift6"/>
+      <w:pStyle w:val="Heading6"/>
       <w:lvlText w:val="%1.%2.%3.%4.%5.%6"/>
       <w:lvlJc w:val="left"/>
       <w:pPr>
@@ -16281,7 +15340,7 @@
     <w:lvl w:ilvl="6">
       <w:start w:val="1"/>
       <w:numFmt w:val="decimal"/>
-      <w:pStyle w:val="berschrift7"/>
+      <w:pStyle w:val="Heading7"/>
       <w:lvlText w:val="%1.%2.%3.%4.%5.%6.%7"/>
       <w:lvlJc w:val="left"/>
       <w:pPr>
@@ -16294,7 +15353,7 @@
     <w:lvl w:ilvl="7">
       <w:start w:val="1"/>
       <w:numFmt w:val="decimal"/>
-      <w:pStyle w:val="berschrift8"/>
+      <w:pStyle w:val="Heading8"/>
       <w:lvlText w:val="%1.%2.%3.%4.%5.%6.%7.%8"/>
       <w:lvlJc w:val="left"/>
       <w:pPr>
@@ -16307,7 +15366,7 @@
     <w:lvl w:ilvl="8">
       <w:start w:val="1"/>
       <w:numFmt w:val="decimal"/>
-      <w:pStyle w:val="berschrift9"/>
+      <w:pStyle w:val="Heading9"/>
       <w:lvlText w:val="%1.%2.%3.%4.%5.%6.%7.%8.%9"/>
       <w:lvlJc w:val="left"/>
       <w:pPr>
@@ -16890,7 +15949,7 @@
     <w:lvl w:ilvl="0">
       <w:start w:val="1"/>
       <w:numFmt w:val="bullet"/>
-      <w:pStyle w:val="Aufzhlungszeichen"/>
+      <w:pStyle w:val="ListBullet"/>
       <w:lvlText w:val=""/>
       <w:lvlJc w:val="left"/>
       <w:pPr>
@@ -20432,7 +19491,7 @@
     <w:lsdException w:name="Unresolved Mention" w:semiHidden="1" w:uiPriority="99" w:unhideWhenUsed="1"/>
     <w:lsdException w:name="Smart Link" w:semiHidden="1" w:uiPriority="99" w:unhideWhenUsed="1"/>
   </w:latentStyles>
-  <w:style w:type="paragraph" w:default="1" w:styleId="Standard">
+  <w:style w:type="paragraph" w:default="1" w:styleId="Normal">
     <w:name w:val="Normal"/>
     <w:qFormat/>
     <w:rsid w:val="003075B3"/>
@@ -20451,11 +19510,11 @@
       <w:lang w:val="fi-FI" w:eastAsia="fi-FI"/>
     </w:rPr>
   </w:style>
-  <w:style w:type="paragraph" w:styleId="berschrift1">
+  <w:style w:type="paragraph" w:styleId="Heading1">
     <w:name w:val="heading 1"/>
-    <w:basedOn w:val="Standard"/>
-    <w:next w:val="Standard"/>
-    <w:link w:val="berschrift1Zchn"/>
+    <w:basedOn w:val="Normal"/>
+    <w:next w:val="Normal"/>
+    <w:link w:val="Heading1Char"/>
     <w:autoRedefine/>
     <w:qFormat/>
     <w:rsid w:val="003D75E5"/>
@@ -20477,11 +19536,11 @@
       <w:szCs w:val="32"/>
     </w:rPr>
   </w:style>
-  <w:style w:type="paragraph" w:styleId="berschrift2">
+  <w:style w:type="paragraph" w:styleId="Heading2">
     <w:name w:val="heading 2"/>
-    <w:basedOn w:val="Standard"/>
-    <w:next w:val="Standard"/>
-    <w:link w:val="berschrift2Zchn"/>
+    <w:basedOn w:val="Normal"/>
+    <w:next w:val="Normal"/>
+    <w:link w:val="Heading2Char"/>
     <w:autoRedefine/>
     <w:qFormat/>
     <w:rsid w:val="008E310C"/>
@@ -20504,11 +19563,11 @@
       <w:lang w:val="en-GB" w:eastAsia="en-US"/>
     </w:rPr>
   </w:style>
-  <w:style w:type="paragraph" w:styleId="berschrift3">
+  <w:style w:type="paragraph" w:styleId="Heading3">
     <w:name w:val="heading 3"/>
-    <w:basedOn w:val="Standard"/>
-    <w:next w:val="Standard"/>
-    <w:link w:val="berschrift3Zchn"/>
+    <w:basedOn w:val="Normal"/>
+    <w:next w:val="Normal"/>
+    <w:link w:val="Heading3Char"/>
     <w:autoRedefine/>
     <w:qFormat/>
     <w:rsid w:val="00216628"/>
@@ -20529,11 +19588,11 @@
       <w:szCs w:val="28"/>
     </w:rPr>
   </w:style>
-  <w:style w:type="paragraph" w:styleId="berschrift4">
+  <w:style w:type="paragraph" w:styleId="Heading4">
     <w:name w:val="heading 4"/>
     <w:aliases w:val="Symbolilista"/>
-    <w:basedOn w:val="Standard"/>
-    <w:next w:val="Standard"/>
+    <w:basedOn w:val="Normal"/>
+    <w:next w:val="Normal"/>
     <w:qFormat/>
     <w:rsid w:val="00DE666F"/>
     <w:pPr>
@@ -20550,11 +19609,11 @@
       <w:szCs w:val="28"/>
     </w:rPr>
   </w:style>
-  <w:style w:type="paragraph" w:styleId="berschrift5">
+  <w:style w:type="paragraph" w:styleId="Heading5">
     <w:name w:val="heading 5"/>
     <w:aliases w:val="Kuva"/>
-    <w:basedOn w:val="Standard"/>
-    <w:next w:val="Standard"/>
+    <w:basedOn w:val="Normal"/>
+    <w:next w:val="Normal"/>
     <w:autoRedefine/>
     <w:qFormat/>
     <w:rsid w:val="008B4C12"/>
@@ -20571,11 +19630,11 @@
       <w:color w:val="000000" w:themeColor="text1"/>
     </w:rPr>
   </w:style>
-  <w:style w:type="paragraph" w:styleId="berschrift6">
+  <w:style w:type="paragraph" w:styleId="Heading6">
     <w:name w:val="heading 6"/>
     <w:aliases w:val="Taulukko"/>
-    <w:basedOn w:val="Standard"/>
-    <w:next w:val="Standard"/>
+    <w:basedOn w:val="Normal"/>
+    <w:next w:val="Normal"/>
     <w:autoRedefine/>
     <w:qFormat/>
     <w:rsid w:val="003F15C5"/>
@@ -20594,11 +19653,11 @@
       <w:szCs w:val="20"/>
     </w:rPr>
   </w:style>
-  <w:style w:type="paragraph" w:styleId="berschrift7">
+  <w:style w:type="paragraph" w:styleId="Heading7">
     <w:name w:val="heading 7"/>
     <w:aliases w:val="Figure"/>
-    <w:basedOn w:val="Standard"/>
-    <w:next w:val="Standard"/>
+    <w:basedOn w:val="Normal"/>
+    <w:next w:val="Normal"/>
     <w:autoRedefine/>
     <w:qFormat/>
     <w:rsid w:val="00CC4899"/>
@@ -20620,11 +19679,11 @@
       <w:lang w:val="en-US"/>
     </w:rPr>
   </w:style>
-  <w:style w:type="paragraph" w:styleId="berschrift8">
+  <w:style w:type="paragraph" w:styleId="Heading8">
     <w:name w:val="heading 8"/>
     <w:aliases w:val="Table"/>
-    <w:basedOn w:val="Standard"/>
-    <w:next w:val="Standard"/>
+    <w:basedOn w:val="Normal"/>
+    <w:next w:val="Normal"/>
     <w:autoRedefine/>
     <w:qFormat/>
     <w:rsid w:val="00CC4899"/>
@@ -20647,10 +19706,10 @@
       <w:lang w:val="en-US"/>
     </w:rPr>
   </w:style>
-  <w:style w:type="paragraph" w:styleId="berschrift9">
+  <w:style w:type="paragraph" w:styleId="Heading9">
     <w:name w:val="heading 9"/>
-    <w:basedOn w:val="Standard"/>
-    <w:next w:val="Standard"/>
+    <w:basedOn w:val="Normal"/>
+    <w:next w:val="Normal"/>
     <w:rsid w:val="00E35506"/>
     <w:pPr>
       <w:numPr>
@@ -20670,12 +19729,13 @@
       <w:szCs w:val="18"/>
     </w:rPr>
   </w:style>
-  <w:style w:type="character" w:default="1" w:styleId="Absatz-Standardschriftart">
+  <w:style w:type="character" w:default="1" w:styleId="DefaultParagraphFont">
     <w:name w:val="Default Paragraph Font"/>
     <w:uiPriority w:val="1"/>
+    <w:semiHidden/>
     <w:unhideWhenUsed/>
   </w:style>
-  <w:style w:type="table" w:default="1" w:styleId="NormaleTabelle">
+  <w:style w:type="table" w:default="1" w:styleId="TableNormal">
     <w:name w:val="Normal Table"/>
     <w:uiPriority w:val="99"/>
     <w:semiHidden/>
@@ -20690,16 +19750,16 @@
       </w:tblCellMar>
     </w:tblPr>
   </w:style>
-  <w:style w:type="numbering" w:default="1" w:styleId="KeineListe">
+  <w:style w:type="numbering" w:default="1" w:styleId="NoList">
     <w:name w:val="No List"/>
     <w:uiPriority w:val="99"/>
     <w:semiHidden/>
     <w:unhideWhenUsed/>
   </w:style>
-  <w:style w:type="paragraph" w:styleId="Kopfzeile">
+  <w:style w:type="paragraph" w:styleId="Header">
     <w:name w:val="header"/>
-    <w:basedOn w:val="Standard"/>
-    <w:link w:val="KopfzeileZchn"/>
+    <w:basedOn w:val="Normal"/>
+    <w:link w:val="HeaderChar"/>
     <w:uiPriority w:val="99"/>
     <w:qFormat/>
     <w:rsid w:val="00B97865"/>
@@ -20716,11 +19776,11 @@
       <w:sz w:val="32"/>
     </w:rPr>
   </w:style>
-  <w:style w:type="paragraph" w:styleId="Fuzeile">
+  <w:style w:type="paragraph" w:styleId="Footer">
     <w:name w:val="footer"/>
     <w:aliases w:val="Alatunniste"/>
-    <w:basedOn w:val="Standard"/>
-    <w:link w:val="FuzeileZchn"/>
+    <w:basedOn w:val="Normal"/>
+    <w:link w:val="FooterChar"/>
     <w:uiPriority w:val="99"/>
     <w:qFormat/>
     <w:rsid w:val="00796981"/>
@@ -20732,16 +19792,16 @@
       <w:ind w:left="1418"/>
     </w:pPr>
   </w:style>
-  <w:style w:type="character" w:styleId="Seitenzahl">
+  <w:style w:type="character" w:styleId="PageNumber">
     <w:name w:val="page number"/>
-    <w:basedOn w:val="Absatz-Standardschriftart"/>
+    <w:basedOn w:val="DefaultParagraphFont"/>
     <w:semiHidden/>
     <w:rsid w:val="00F27F36"/>
   </w:style>
-  <w:style w:type="paragraph" w:styleId="Verzeichnis1">
+  <w:style w:type="paragraph" w:styleId="TOC1">
     <w:name w:val="toc 1"/>
-    <w:basedOn w:val="Standard"/>
-    <w:next w:val="Standard"/>
+    <w:basedOn w:val="Normal"/>
+    <w:next w:val="Normal"/>
     <w:autoRedefine/>
     <w:uiPriority w:val="39"/>
     <w:rsid w:val="00590E46"/>
@@ -20758,10 +19818,10 @@
       <w:noProof/>
     </w:rPr>
   </w:style>
-  <w:style w:type="paragraph" w:styleId="Verzeichnis2">
+  <w:style w:type="paragraph" w:styleId="TOC2">
     <w:name w:val="toc 2"/>
-    <w:basedOn w:val="Standard"/>
-    <w:next w:val="Standard"/>
+    <w:basedOn w:val="Normal"/>
+    <w:next w:val="Normal"/>
     <w:autoRedefine/>
     <w:uiPriority w:val="39"/>
     <w:rsid w:val="00590E46"/>
@@ -20777,10 +19837,10 @@
       <w:lang w:val="en-GB"/>
     </w:rPr>
   </w:style>
-  <w:style w:type="paragraph" w:styleId="Verzeichnis3">
+  <w:style w:type="paragraph" w:styleId="TOC3">
     <w:name w:val="toc 3"/>
-    <w:basedOn w:val="Standard"/>
-    <w:next w:val="Standard"/>
+    <w:basedOn w:val="Normal"/>
+    <w:next w:val="Normal"/>
     <w:autoRedefine/>
     <w:uiPriority w:val="39"/>
     <w:rsid w:val="00590E46"/>
@@ -20792,10 +19852,10 @@
       <w:ind w:left="567" w:hanging="567"/>
     </w:pPr>
   </w:style>
-  <w:style w:type="paragraph" w:styleId="Verzeichnis4">
+  <w:style w:type="paragraph" w:styleId="TOC4">
     <w:name w:val="toc 4"/>
-    <w:basedOn w:val="Standard"/>
-    <w:next w:val="Standard"/>
+    <w:basedOn w:val="Normal"/>
+    <w:next w:val="Normal"/>
     <w:autoRedefine/>
     <w:uiPriority w:val="39"/>
     <w:semiHidden/>
@@ -20807,10 +19867,10 @@
       <w:ind w:left="720"/>
     </w:pPr>
   </w:style>
-  <w:style w:type="paragraph" w:styleId="Verzeichnis5">
+  <w:style w:type="paragraph" w:styleId="TOC5">
     <w:name w:val="toc 5"/>
-    <w:basedOn w:val="Standard"/>
-    <w:next w:val="Standard"/>
+    <w:basedOn w:val="Normal"/>
+    <w:next w:val="Normal"/>
     <w:autoRedefine/>
     <w:uiPriority w:val="39"/>
     <w:semiHidden/>
@@ -20822,10 +19882,10 @@
       <w:ind w:left="960"/>
     </w:pPr>
   </w:style>
-  <w:style w:type="paragraph" w:styleId="Verzeichnis6">
+  <w:style w:type="paragraph" w:styleId="TOC6">
     <w:name w:val="toc 6"/>
-    <w:basedOn w:val="Standard"/>
-    <w:next w:val="Standard"/>
+    <w:basedOn w:val="Normal"/>
+    <w:next w:val="Normal"/>
     <w:autoRedefine/>
     <w:uiPriority w:val="39"/>
     <w:semiHidden/>
@@ -20837,10 +19897,10 @@
       <w:ind w:left="1200"/>
     </w:pPr>
   </w:style>
-  <w:style w:type="paragraph" w:styleId="Verzeichnis7">
+  <w:style w:type="paragraph" w:styleId="TOC7">
     <w:name w:val="toc 7"/>
-    <w:basedOn w:val="Standard"/>
-    <w:next w:val="Standard"/>
+    <w:basedOn w:val="Normal"/>
+    <w:next w:val="Normal"/>
     <w:autoRedefine/>
     <w:uiPriority w:val="39"/>
     <w:semiHidden/>
@@ -20852,10 +19912,10 @@
       <w:ind w:left="1440"/>
     </w:pPr>
   </w:style>
-  <w:style w:type="paragraph" w:styleId="Verzeichnis8">
+  <w:style w:type="paragraph" w:styleId="TOC8">
     <w:name w:val="toc 8"/>
-    <w:basedOn w:val="Standard"/>
-    <w:next w:val="Standard"/>
+    <w:basedOn w:val="Normal"/>
+    <w:next w:val="Normal"/>
     <w:autoRedefine/>
     <w:uiPriority w:val="39"/>
     <w:semiHidden/>
@@ -20867,10 +19927,10 @@
       <w:ind w:left="1680"/>
     </w:pPr>
   </w:style>
-  <w:style w:type="paragraph" w:styleId="Verzeichnis9">
+  <w:style w:type="paragraph" w:styleId="TOC9">
     <w:name w:val="toc 9"/>
-    <w:basedOn w:val="Standard"/>
-    <w:next w:val="Standard"/>
+    <w:basedOn w:val="Normal"/>
+    <w:next w:val="Normal"/>
     <w:autoRedefine/>
     <w:uiPriority w:val="39"/>
     <w:semiHidden/>
@@ -20882,9 +19942,9 @@
       <w:ind w:left="1920"/>
     </w:pPr>
   </w:style>
-  <w:style w:type="paragraph" w:styleId="Titel">
+  <w:style w:type="paragraph" w:styleId="Title">
     <w:name w:val="Title"/>
-    <w:basedOn w:val="Standard"/>
+    <w:basedOn w:val="Normal"/>
     <w:rsid w:val="00F27F36"/>
     <w:pPr>
       <w:keepNext/>
@@ -20899,10 +19959,10 @@
       <w:szCs w:val="32"/>
     </w:rPr>
   </w:style>
-  <w:style w:type="paragraph" w:styleId="Beschriftung">
+  <w:style w:type="paragraph" w:styleId="Caption">
     <w:name w:val="caption"/>
-    <w:basedOn w:val="Standard"/>
-    <w:next w:val="Standard"/>
+    <w:basedOn w:val="Normal"/>
+    <w:next w:val="Normal"/>
     <w:uiPriority w:val="35"/>
     <w:qFormat/>
     <w:rsid w:val="00F27F36"/>
@@ -20916,7 +19976,7 @@
   </w:style>
   <w:style w:type="paragraph" w:customStyle="1" w:styleId="Sivuotsikko">
     <w:name w:val="Sivuotsikko"/>
-    <w:basedOn w:val="Standard"/>
+    <w:basedOn w:val="Normal"/>
     <w:rsid w:val="00F27F36"/>
     <w:rPr>
       <w:b/>
@@ -20925,10 +19985,10 @@
       <w:szCs w:val="28"/>
     </w:rPr>
   </w:style>
-  <w:style w:type="paragraph" w:styleId="Textkrper">
+  <w:style w:type="paragraph" w:styleId="BodyText">
     <w:name w:val="Body Text"/>
-    <w:basedOn w:val="Standard"/>
-    <w:link w:val="TextkrperZchn"/>
+    <w:basedOn w:val="Normal"/>
+    <w:link w:val="BodyTextChar"/>
     <w:semiHidden/>
     <w:rsid w:val="00F27F36"/>
     <w:rPr>
@@ -20938,7 +19998,7 @@
   </w:style>
   <w:style w:type="paragraph" w:customStyle="1" w:styleId="GlossTerm">
     <w:name w:val="GlossTerm"/>
-    <w:basedOn w:val="Standard"/>
+    <w:basedOn w:val="Normal"/>
     <w:rsid w:val="008F5DE4"/>
     <w:pPr>
       <w:tabs>
@@ -20983,10 +20043,10 @@
       <w:lang w:val="fi-FI" w:eastAsia="fi-FI"/>
     </w:rPr>
   </w:style>
-  <w:style w:type="paragraph" w:styleId="Aufzhlungszeichen">
+  <w:style w:type="paragraph" w:styleId="ListBullet">
     <w:name w:val="List Bullet"/>
-    <w:basedOn w:val="Standard"/>
-    <w:next w:val="Aufzhlungszeichen2"/>
+    <w:basedOn w:val="Normal"/>
+    <w:next w:val="ListBullet2"/>
     <w:rsid w:val="002F24A3"/>
     <w:pPr>
       <w:numPr>
@@ -21006,9 +20066,9 @@
       <w:lang w:val="en-GB" w:eastAsia="en-US"/>
     </w:rPr>
   </w:style>
-  <w:style w:type="paragraph" w:styleId="Aufzhlungszeichen2">
+  <w:style w:type="paragraph" w:styleId="ListBullet2">
     <w:name w:val="List Bullet 2"/>
-    <w:basedOn w:val="Aufzhlungszeichen"/>
+    <w:basedOn w:val="ListBullet"/>
     <w:rsid w:val="002F24A3"/>
     <w:pPr>
       <w:numPr>
@@ -21018,7 +20078,7 @@
       <w:ind w:left="238" w:hanging="238"/>
     </w:pPr>
   </w:style>
-  <w:style w:type="character" w:styleId="Fett">
+  <w:style w:type="character" w:styleId="Strong">
     <w:name w:val="Strong"/>
     <w:uiPriority w:val="22"/>
     <w:qFormat/>
@@ -21030,7 +20090,7 @@
   </w:style>
   <w:style w:type="paragraph" w:customStyle="1" w:styleId="StyleHeading2Italic">
     <w:name w:val="Style Heading 2 + Italic"/>
-    <w:basedOn w:val="berschrift2"/>
+    <w:basedOn w:val="Heading2"/>
     <w:autoRedefine/>
     <w:rsid w:val="009F026B"/>
     <w:pPr>
@@ -21056,10 +20116,10 @@
       <w:u w:val="single"/>
     </w:rPr>
   </w:style>
-  <w:style w:type="paragraph" w:styleId="Endnotentext">
+  <w:style w:type="paragraph" w:styleId="EndnoteText">
     <w:name w:val="endnote text"/>
-    <w:basedOn w:val="Standard"/>
-    <w:link w:val="EndnotentextZchn"/>
+    <w:basedOn w:val="Normal"/>
+    <w:link w:val="EndnoteTextChar"/>
     <w:rsid w:val="0088018E"/>
     <w:pPr>
       <w:keepLines/>
@@ -21084,9 +20144,9 @@
       <w:lang w:eastAsia="zh-CN"/>
     </w:rPr>
   </w:style>
-  <w:style w:type="character" w:customStyle="1" w:styleId="EndnotentextZchn">
-    <w:name w:val="Endnotentext Zchn"/>
-    <w:link w:val="Endnotentext"/>
+  <w:style w:type="character" w:customStyle="1" w:styleId="EndnoteTextChar">
+    <w:name w:val="Endnote Text Char"/>
+    <w:link w:val="EndnoteText"/>
     <w:rsid w:val="0088018E"/>
     <w:rPr>
       <w:rFonts w:eastAsia="SimSun"/>
@@ -21096,19 +20156,19 @@
       <w:lang w:eastAsia="zh-CN"/>
     </w:rPr>
   </w:style>
-  <w:style w:type="character" w:customStyle="1" w:styleId="FuzeileZchn">
-    <w:name w:val="Fußzeile Zchn"/>
-    <w:aliases w:val="Alatunniste Zchn"/>
-    <w:link w:val="Fuzeile"/>
+  <w:style w:type="character" w:customStyle="1" w:styleId="FooterChar">
+    <w:name w:val="Footer Char"/>
+    <w:aliases w:val="Alatunniste Char"/>
+    <w:link w:val="Footer"/>
     <w:uiPriority w:val="99"/>
     <w:rsid w:val="00796981"/>
     <w:rPr>
       <w:lang w:eastAsia="fi-FI"/>
     </w:rPr>
   </w:style>
-  <w:style w:type="character" w:customStyle="1" w:styleId="KopfzeileZchn">
-    <w:name w:val="Kopfzeile Zchn"/>
-    <w:link w:val="Kopfzeile"/>
+  <w:style w:type="character" w:customStyle="1" w:styleId="HeaderChar">
+    <w:name w:val="Header Char"/>
+    <w:link w:val="Header"/>
     <w:uiPriority w:val="99"/>
     <w:rsid w:val="00B97865"/>
     <w:rPr>
@@ -21117,9 +20177,9 @@
       <w:lang w:eastAsia="fi-FI"/>
     </w:rPr>
   </w:style>
-  <w:style w:type="table" w:styleId="Tabellenraster">
+  <w:style w:type="table" w:styleId="TableGrid">
     <w:name w:val="Table Grid"/>
-    <w:basedOn w:val="NormaleTabelle"/>
+    <w:basedOn w:val="TableNormal"/>
     <w:uiPriority w:val="39"/>
     <w:rsid w:val="00F23F9B"/>
     <w:tblPr>
@@ -21139,10 +20199,10 @@
     <w:autoRedefine/>
     <w:rsid w:val="00796981"/>
   </w:style>
-  <w:style w:type="paragraph" w:styleId="Sprechblasentext">
+  <w:style w:type="paragraph" w:styleId="BalloonText">
     <w:name w:val="Balloon Text"/>
-    <w:basedOn w:val="Standard"/>
-    <w:link w:val="SprechblasentextZchn"/>
+    <w:basedOn w:val="Normal"/>
+    <w:link w:val="BalloonTextChar"/>
     <w:rsid w:val="006501F6"/>
     <w:pPr>
       <w:spacing w:after="0" w:line="240" w:lineRule="auto"/>
@@ -21153,9 +20213,9 @@
       <w:szCs w:val="16"/>
     </w:rPr>
   </w:style>
-  <w:style w:type="character" w:customStyle="1" w:styleId="SprechblasentextZchn">
-    <w:name w:val="Sprechblasentext Zchn"/>
-    <w:link w:val="Sprechblasentext"/>
+  <w:style w:type="character" w:customStyle="1" w:styleId="BalloonTextChar">
+    <w:name w:val="Balloon Text Char"/>
+    <w:link w:val="BalloonText"/>
     <w:rsid w:val="006501F6"/>
     <w:rPr>
       <w:rFonts w:ascii="Tahoma" w:hAnsi="Tahoma" w:cs="Tahoma"/>
@@ -21164,14 +20224,14 @@
       <w:lang w:eastAsia="fi-FI"/>
     </w:rPr>
   </w:style>
-  <w:style w:type="character" w:styleId="IntensiverVerweis">
+  <w:style w:type="character" w:styleId="IntenseReference">
     <w:name w:val="Intense Reference"/>
     <w:uiPriority w:val="32"/>
     <w:rsid w:val="00D538D6"/>
   </w:style>
-  <w:style w:type="character" w:customStyle="1" w:styleId="TextkrperZchn">
-    <w:name w:val="Textkörper Zchn"/>
-    <w:link w:val="Textkrper"/>
+  <w:style w:type="character" w:customStyle="1" w:styleId="BodyTextChar">
+    <w:name w:val="Body Text Char"/>
+    <w:link w:val="BodyText"/>
     <w:semiHidden/>
     <w:rsid w:val="00A832BB"/>
     <w:rPr>
@@ -21189,10 +20249,10 @@
       <w:sz w:val="18"/>
     </w:rPr>
   </w:style>
-  <w:style w:type="paragraph" w:styleId="Kommentartext">
+  <w:style w:type="paragraph" w:styleId="CommentText">
     <w:name w:val="annotation text"/>
-    <w:basedOn w:val="Standard"/>
-    <w:link w:val="KommentartextZchn"/>
+    <w:basedOn w:val="Normal"/>
+    <w:link w:val="CommentTextChar"/>
     <w:rsid w:val="00904A7B"/>
     <w:pPr>
       <w:spacing w:line="240" w:lineRule="auto"/>
@@ -21202,9 +20262,9 @@
       <w:szCs w:val="20"/>
     </w:rPr>
   </w:style>
-  <w:style w:type="character" w:customStyle="1" w:styleId="KommentartextZchn">
-    <w:name w:val="Kommentartext Zchn"/>
-    <w:link w:val="Kommentartext"/>
+  <w:style w:type="character" w:customStyle="1" w:styleId="CommentTextChar">
+    <w:name w:val="Comment Text Char"/>
+    <w:link w:val="CommentText"/>
     <w:rsid w:val="00904A7B"/>
     <w:rPr>
       <w:sz w:val="20"/>
@@ -21212,9 +20272,9 @@
       <w:lang w:eastAsia="fi-FI"/>
     </w:rPr>
   </w:style>
-  <w:style w:type="paragraph" w:styleId="StandardWeb">
+  <w:style w:type="paragraph" w:styleId="NormalWeb">
     <w:name w:val="Normal (Web)"/>
-    <w:basedOn w:val="Standard"/>
+    <w:basedOn w:val="Normal"/>
     <w:uiPriority w:val="99"/>
     <w:unhideWhenUsed/>
     <w:rsid w:val="00F01B49"/>
@@ -21228,9 +20288,9 @@
       <w:textAlignment w:val="auto"/>
     </w:pPr>
   </w:style>
-  <w:style w:type="paragraph" w:styleId="Listenabsatz">
+  <w:style w:type="paragraph" w:styleId="ListParagraph">
     <w:name w:val="List Paragraph"/>
-    <w:basedOn w:val="Standard"/>
+    <w:basedOn w:val="Normal"/>
     <w:uiPriority w:val="34"/>
     <w:qFormat/>
     <w:rsid w:val="00AF535E"/>
@@ -21239,18 +20299,18 @@
       <w:contextualSpacing/>
     </w:pPr>
   </w:style>
-  <w:style w:type="character" w:styleId="Platzhaltertext">
+  <w:style w:type="character" w:styleId="PlaceholderText">
     <w:name w:val="Placeholder Text"/>
-    <w:basedOn w:val="Absatz-Standardschriftart"/>
+    <w:basedOn w:val="DefaultParagraphFont"/>
     <w:rsid w:val="007613A7"/>
     <w:rPr>
       <w:color w:val="808080"/>
     </w:rPr>
   </w:style>
-  <w:style w:type="paragraph" w:styleId="Dokumentstruktur">
+  <w:style w:type="paragraph" w:styleId="DocumentMap">
     <w:name w:val="Document Map"/>
-    <w:basedOn w:val="Standard"/>
-    <w:link w:val="DokumentstrukturZchn"/>
+    <w:basedOn w:val="Normal"/>
+    <w:link w:val="DocumentMapChar"/>
     <w:rsid w:val="00552BA9"/>
     <w:pPr>
       <w:spacing w:after="0" w:line="240" w:lineRule="auto"/>
@@ -21261,10 +20321,10 @@
       <w:szCs w:val="16"/>
     </w:rPr>
   </w:style>
-  <w:style w:type="character" w:customStyle="1" w:styleId="DokumentstrukturZchn">
-    <w:name w:val="Dokumentstruktur Zchn"/>
-    <w:basedOn w:val="Absatz-Standardschriftart"/>
-    <w:link w:val="Dokumentstruktur"/>
+  <w:style w:type="character" w:customStyle="1" w:styleId="DocumentMapChar">
+    <w:name w:val="Document Map Char"/>
+    <w:basedOn w:val="DefaultParagraphFont"/>
+    <w:link w:val="DocumentMap"/>
     <w:rsid w:val="00552BA9"/>
     <w:rPr>
       <w:rFonts w:ascii="Tahoma" w:hAnsi="Tahoma" w:cs="Tahoma"/>
@@ -21273,39 +20333,39 @@
       <w:lang w:val="fi-FI" w:eastAsia="fi-FI"/>
     </w:rPr>
   </w:style>
-  <w:style w:type="character" w:styleId="BesuchterLink">
+  <w:style w:type="character" w:styleId="FollowedHyperlink">
     <w:name w:val="FollowedHyperlink"/>
-    <w:basedOn w:val="Absatz-Standardschriftart"/>
+    <w:basedOn w:val="DefaultParagraphFont"/>
     <w:rsid w:val="005543F7"/>
     <w:rPr>
       <w:color w:val="800080" w:themeColor="followedHyperlink"/>
       <w:u w:val="single"/>
     </w:rPr>
   </w:style>
-  <w:style w:type="character" w:styleId="Kommentarzeichen">
+  <w:style w:type="character" w:styleId="CommentReference">
     <w:name w:val="annotation reference"/>
-    <w:basedOn w:val="Absatz-Standardschriftart"/>
+    <w:basedOn w:val="DefaultParagraphFont"/>
     <w:rsid w:val="00D41FB3"/>
     <w:rPr>
       <w:sz w:val="16"/>
       <w:szCs w:val="16"/>
     </w:rPr>
   </w:style>
-  <w:style w:type="paragraph" w:styleId="Kommentarthema">
+  <w:style w:type="paragraph" w:styleId="CommentSubject">
     <w:name w:val="annotation subject"/>
-    <w:basedOn w:val="Kommentartext"/>
-    <w:next w:val="Kommentartext"/>
-    <w:link w:val="KommentarthemaZchn"/>
+    <w:basedOn w:val="CommentText"/>
+    <w:next w:val="CommentText"/>
+    <w:link w:val="CommentSubjectChar"/>
     <w:rsid w:val="00D41FB3"/>
     <w:rPr>
       <w:b/>
       <w:bCs/>
     </w:rPr>
   </w:style>
-  <w:style w:type="character" w:customStyle="1" w:styleId="KommentarthemaZchn">
-    <w:name w:val="Kommentarthema Zchn"/>
-    <w:basedOn w:val="KommentartextZchn"/>
-    <w:link w:val="Kommentarthema"/>
+  <w:style w:type="character" w:customStyle="1" w:styleId="CommentSubjectChar">
+    <w:name w:val="Comment Subject Char"/>
+    <w:basedOn w:val="CommentTextChar"/>
+    <w:link w:val="CommentSubject"/>
     <w:rsid w:val="00D41FB3"/>
     <w:rPr>
       <w:b/>
@@ -21315,9 +20375,9 @@
       <w:lang w:val="fi-FI" w:eastAsia="fi-FI"/>
     </w:rPr>
   </w:style>
-  <w:style w:type="character" w:styleId="NichtaufgelsteErwhnung">
+  <w:style w:type="character" w:styleId="UnresolvedMention">
     <w:name w:val="Unresolved Mention"/>
-    <w:basedOn w:val="Absatz-Standardschriftart"/>
+    <w:basedOn w:val="DefaultParagraphFont"/>
     <w:uiPriority w:val="99"/>
     <w:semiHidden/>
     <w:unhideWhenUsed/>
@@ -21327,10 +20387,10 @@
       <w:shd w:val="clear" w:color="auto" w:fill="E1DFDD"/>
     </w:rPr>
   </w:style>
-  <w:style w:type="paragraph" w:styleId="Literaturverzeichnis">
+  <w:style w:type="paragraph" w:styleId="Bibliography">
     <w:name w:val="Bibliography"/>
-    <w:basedOn w:val="Standard"/>
-    <w:next w:val="Standard"/>
+    <w:basedOn w:val="Normal"/>
+    <w:next w:val="Normal"/>
     <w:uiPriority w:val="37"/>
     <w:unhideWhenUsed/>
     <w:rsid w:val="004A03ED"/>
@@ -21358,13 +20418,13 @@
   </w:style>
   <w:style w:type="character" w:customStyle="1" w:styleId="math-inline">
     <w:name w:val="math-inline"/>
-    <w:basedOn w:val="Absatz-Standardschriftart"/>
+    <w:basedOn w:val="DefaultParagraphFont"/>
     <w:rsid w:val="004A03ED"/>
   </w:style>
-  <w:style w:type="paragraph" w:styleId="Inhaltsverzeichnisberschrift">
+  <w:style w:type="paragraph" w:styleId="TOCHeading">
     <w:name w:val="TOC Heading"/>
-    <w:basedOn w:val="berschrift1"/>
-    <w:next w:val="Standard"/>
+    <w:basedOn w:val="Heading1"/>
+    <w:next w:val="Normal"/>
     <w:uiPriority w:val="39"/>
     <w:unhideWhenUsed/>
     <w:qFormat/>
@@ -21395,15 +20455,15 @@
   </w:style>
   <w:style w:type="paragraph" w:customStyle="1" w:styleId="Formatvorlage1">
     <w:name w:val="Formatvorlage1"/>
-    <w:basedOn w:val="berschrift2"/>
+    <w:basedOn w:val="Heading2"/>
     <w:link w:val="Formatvorlage1Zchn"/>
     <w:qFormat/>
     <w:rsid w:val="00A161A9"/>
   </w:style>
-  <w:style w:type="character" w:customStyle="1" w:styleId="berschrift2Zchn">
-    <w:name w:val="Überschrift 2 Zchn"/>
-    <w:basedOn w:val="Absatz-Standardschriftart"/>
-    <w:link w:val="berschrift2"/>
+  <w:style w:type="character" w:customStyle="1" w:styleId="Heading2Char">
+    <w:name w:val="Heading 2 Char"/>
+    <w:basedOn w:val="DefaultParagraphFont"/>
+    <w:link w:val="Heading2"/>
     <w:rsid w:val="008E310C"/>
     <w:rPr>
       <w:b/>
@@ -21415,7 +20475,7 @@
   </w:style>
   <w:style w:type="character" w:customStyle="1" w:styleId="Formatvorlage1Zchn">
     <w:name w:val="Formatvorlage1 Zchn"/>
-    <w:basedOn w:val="berschrift2Zchn"/>
+    <w:basedOn w:val="Heading2Char"/>
     <w:link w:val="Formatvorlage1"/>
     <w:rsid w:val="00A161A9"/>
     <w:rPr>
@@ -21426,10 +20486,10 @@
       <w:lang w:val="fi-FI" w:eastAsia="fi-FI"/>
     </w:rPr>
   </w:style>
-  <w:style w:type="character" w:customStyle="1" w:styleId="berschrift3Zchn">
-    <w:name w:val="Überschrift 3 Zchn"/>
-    <w:basedOn w:val="Absatz-Standardschriftart"/>
-    <w:link w:val="berschrift3"/>
+  <w:style w:type="character" w:customStyle="1" w:styleId="Heading3Char">
+    <w:name w:val="Heading 3 Char"/>
+    <w:basedOn w:val="DefaultParagraphFont"/>
+    <w:link w:val="Heading3"/>
     <w:rsid w:val="00A0353D"/>
     <w:rPr>
       <w:b/>
@@ -21440,10 +20500,10 @@
       <w:lang w:val="fi-FI" w:eastAsia="fi-FI"/>
     </w:rPr>
   </w:style>
-  <w:style w:type="character" w:customStyle="1" w:styleId="berschrift1Zchn">
-    <w:name w:val="Überschrift 1 Zchn"/>
-    <w:basedOn w:val="Absatz-Standardschriftart"/>
-    <w:link w:val="berschrift1"/>
+  <w:style w:type="character" w:customStyle="1" w:styleId="Heading1Char">
+    <w:name w:val="Heading 1 Char"/>
+    <w:basedOn w:val="DefaultParagraphFont"/>
+    <w:link w:val="Heading1"/>
     <w:rsid w:val="003075B3"/>
     <w:rPr>
       <w:rFonts w:ascii="Times New Roman Bold" w:hAnsi="Times New Roman Bold"/>
